--- a/docs/01_manuscript1/01_manu/manu-v9.docx
+++ b/docs/01_manuscript1/01_manu/manu-v9.docx
@@ -755,7 +755,13 @@
         <w:rPr>
           <w:lang w:val="en-US"/>
         </w:rPr>
-        <w:t>Methodology</w:t>
+        <w:t>Methodo</w:t>
+      </w:r>
+      <w:r>
+        <w:rPr>
+          <w:lang w:val="en-US"/>
+        </w:rPr>
+        <w:t>logy</w:t>
       </w:r>
       <w:r>
         <w:rPr>
@@ -763,14 +769,12 @@
         </w:rPr>
         <w:t xml:space="preserve"> - </w:t>
       </w:r>
-      <w:ins w:id="2" w:author="Simon Shamus Riley" w:date="2026-03-31T10:23:00Z" w16du:dateUtc="2026-03-31T08:23:00Z">
-        <w:r>
-          <w:rPr>
-            <w:lang w:val="en-US"/>
-          </w:rPr>
-          <w:t>SR</w:t>
-        </w:r>
-      </w:ins>
+      <w:r>
+        <w:rPr>
+          <w:lang w:val="en-US"/>
+        </w:rPr>
+        <w:t>SR</w:t>
+      </w:r>
     </w:p>
     <w:p>
       <w:pPr>
@@ -851,14 +855,12 @@
         </w:rPr>
         <w:t xml:space="preserve">- </w:t>
       </w:r>
-      <w:ins w:id="3" w:author="Simon Shamus Riley" w:date="2026-03-31T10:23:00Z" w16du:dateUtc="2026-03-31T08:23:00Z">
-        <w:r>
-          <w:rPr>
-            <w:lang w:val="en-US"/>
-          </w:rPr>
-          <w:t>SR</w:t>
-        </w:r>
-      </w:ins>
+      <w:r>
+        <w:rPr>
+          <w:lang w:val="en-US"/>
+        </w:rPr>
+        <w:t>SR</w:t>
+      </w:r>
     </w:p>
     <w:p>
       <w:pPr>
@@ -2995,7 +2997,7 @@
       </w:r>
       <w:r>
         <w:rPr>
-          <w:lang w:val="da-DK"/>
+          <w:lang w:val="en-US"/>
         </w:rPr>
         <w:instrText>number of insect groups and farmland birds</w:instrText>
       </w:r>
@@ -3015,7 +3017,21 @@
         <w:rPr>
           <w:lang w:val="en-US"/>
         </w:rPr>
-        <w:t>(Balfour &amp; Ratnieks, 2022; Marshall et al., 2003)</w:t>
+        <w:t xml:space="preserve">(Balfour &amp; </w:t>
+      </w:r>
+      <w:proofErr w:type="spellStart"/>
+      <w:r>
+        <w:rPr>
+          <w:lang w:val="en-US"/>
+        </w:rPr>
+        <w:t>Ratnieks</w:t>
+      </w:r>
+      <w:proofErr w:type="spellEnd"/>
+      <w:r>
+        <w:rPr>
+          <w:lang w:val="en-US"/>
+        </w:rPr>
+        <w:t>, 2022; Marshall et al., 2003)</w:t>
       </w:r>
       <w:r>
         <w:fldChar w:fldCharType="end"/>
@@ -3036,7 +3052,7 @@
         <w:rPr>
           <w:lang w:val="en-US"/>
         </w:rPr>
-        <w:t xml:space="preserve"> nitrate leaching </w:t>
+        <w:t xml:space="preserve"> nitrate leaching</w:t>
       </w:r>
       <w:r>
         <w:rPr>
@@ -3048,30 +3064,7 @@
         <w:rPr>
           <w:lang w:val="en-US"/>
         </w:rPr>
-        <w:instrText xml:space="preserve"> ADDIN ZOTERO_ITEM CSL_CITATION {"citationID":"0p9EcyBw","properties":{"formattedCitation":"(Miranda-V\\uc0\\u233{}lez et al., 2026; Sullivan et al., 2017)","plainCitation":"(Miranda-Vélez et al., 2026; Sullivan et al., 2017)","noteIndex":0},"citationItems":[{"id":2192,"uris":["http://zotero.org/users/3599437/items/BVDR97MB"],"itemData":{"id":2192,"type":"article-journal","abstract":"Nitrate leaching during winter is a pressing environmental issue for agricultural systems in temperate climates. Interactions between cover crops and conservation tillage could have important implications for NO3- leaching, both temporally in-season and aggregated per season. To investigate this, we carried out direct analysis of a subsoil NO3- N concentration (nit-N) time-series using generalized additive models (GAMs) as well as generalized linear mixed effects modeling of aggregated seasonal N fluxes (N-leaching) derived using simulated subsoil water percolation. Subsoil NO3- concentrations were measured for four seasons (2019–20, 2020–21, 2021–22 and 2022–23) in a field experiment located in Foulumgård, Denmark, involving three tillage treatments (ploughing, P; harrowing, H; and no-till; NT), three winter cover crop treatments (fodder radish as cover crop, Ref; weeds and volunteers, V; and bare soil during winter, B) and two crop rotations based on spring and winter cereals. GAM analysis showed that both V and Ref reduced subsoil nit-N </w:instrText>
-      </w:r>
-      <w:r>
-        <w:rPr>
-          <w:lang w:val="en-US"/>
-        </w:rPr>
-        <w:instrText xml:space="preserve">relative to </w:instrText>
-      </w:r>
-      <w:r>
-        <w:rPr>
-          <w:lang w:val="da-DK"/>
-        </w:rPr>
-        <w:instrText>B, where the effect was greatest in Ref. No consistent effect was found for tillage treatments singly or in interaction with plant cover or different seasons. Differences in the timing or peak nit-N were solely determined by the season, likely due to different weather patterns. Ref reduced N-leaching by over 45 kg N ha−1 y−1 relative to B in average across seasons regardless of tillage, while V reduced it by 13–17 kg N ha−1 y−1 in tillage treatments P and H. In NT, however, there was no difference in either nit-N or N-leaching between V and B, suggesting weed growth and N uptake was suppressed after 20 years of consistent conservation tillage. Finally, we argue that direct analysis of subsoil NO3- concentrations using GAMs represents a valuable complement to derived aggregated NO3- leaching, which can provide useful insight about in-season temporal dimension of management practices and mitigation strategies.","container-title":"Agriculture, Ecosystems &amp; Environment","DOI":"10.1016/j.agee.2025.110011","ISSN":"0167-8809","journalAbbreviation":"Agriculture, Ecosystems &amp; Environment","page":"110011","source":"ScienceDirect","title":"In-season effects of winter cover crops and tillage on soil NO3- and N leaching – Analysis with generalized additive models","volume":"396","author":[{"family":"Miranda-Vélez","given":"Jorge Federico"},{"family":"Simpson","given":"Gavin L."},{"family":"Hansen","given":"Elly Møller"},{"family":"Munkholm","given":"Lars J."}],"issued":{"date-parts":[["2026",2,1]]}}},{"id":1491,"uris":["http://zotero.org/users/3599437/items/J4YQVFCA"],"itemData":{"id":1491,"type":"article-journal","abstract":"This study investigated the ability of several plant species commonly occurring as weeds in Australian cropping systems to produce root exudates that inhibit nitrification via biological nitrification inhibition (BNI). Seedlings of wild radish (Raphanus raphanistrum), great brome grass (Bromus diandrus), wild oats (Avena fatua), annual ryegrass (Lolium rigidum) and Brachiaria humidicola (BNI-positive control) were grown in hydroponics, and the impact of their root exudates on NO3– production by Nitrosomonas europaea was measured in a pure-culture assay. A pot study (soil-based assay) was then conducted to confirm the ability of the weeds to inhibit nitrification in whole soils. All of the tested weeds slowed NO3– production by N. europaea in the pure-culture assay and significantly inhibited potential nitrification rates in soil-based assays. Root exudates produced by wild radish were the most inhibitory, slowing NO3– production by the pure cultur</w:instrText>
-      </w:r>
-      <w:r>
-        <w:rPr>
-          <w:lang w:val="en-US"/>
-          <w:rPrChange w:id="4" w:author="Simon Shamus Riley" w:date="2026-03-30T11:32:00Z" w16du:dateUtc="2026-03-30T09:32:00Z">
-            <w:rPr>
-              <w:lang w:val="da-DK"/>
-            </w:rPr>
-          </w:rPrChange>
-        </w:rPr>
-        <w:instrText xml:space="preserve">e of N. europaea by 53 ± 6.1% and completely inhibiting nitrification in the soil-based assay. The other weed species all had BNI capacities comparable to that of B. humidicola and significantly higher than that previously reported for wheat cv. Janz. This study demonstrates that several commonly occurring weed species have BNI capacity. By altering the N cycle, and retaining NH4+ in the soils in which they grow, these weeds may gain a competitive advantage over species (including crops) that prefer NO3–. Increasing our understanding of how weeds compete with crops for N may open avenues for novel weed-management strategies.","container-title":"Crop and Pasture Science","DOI":"10.1071/CP17243","ISSN":"1836-5795","issue":"8","journalAbbreviation":"Crop Pasture Sci.","language":"en","note":"publisher: CSIRO PUBLISHING","page":"798-804","source":"www.publish.csiro.au","title":"Biological nitrification inhibition by weeds: wild radish, brome grass, wild oats and annual ryegrass decrease nitrification rates in their rhizospheres","title-short":"Biological nitrification inhibition by weeds","volume":"68","author":[{"family":"Sullivan","given":"Cathryn A. O’"},{"family":"Whisson","given":"Kelley"},{"family":"Treble","given":"Karen"},{"family":"Roper","given":"Margaret M."},{"family":"Micin","given":"Shayne F."},{"family":"Ward","given":"Philip R."}],"issued":{"date-parts":[["2017",10,6]]}}}],"schema":"https://github.com/citation-style-language/schema/raw/master/csl-citation.json"} </w:instrText>
+        <w:instrText xml:space="preserve"> ADDIN ZOTERO_ITEM CSL_CITATION {"citationID":"x5xHEw6M","properties":{"formattedCitation":"(Miranda-V\\uc0\\u233{}lez et al., 2026; Sullivan et al., 2017)","plainCitation":"(Miranda-Vélez et al., 2026; Sullivan et al., 2017)","noteIndex":0},"citationItems":[{"id":2192,"uris":["http://zotero.org/users/3599437/items/BVDR97MB"],"itemData":{"id":2192,"type":"article-journal","abstract":"Nitrate leaching during winter is a pressing environmental issue for agricultural systems in temperate climates. Interactions between cover crops and conservation tillage could have important implications for NO3- leaching, both temporally in-season and aggregated per season. To investigate this, we carried out direct analysis of a subsoil NO3- N concentration (nit-N) time-series using generalized additive models (GAMs) as well as generalized linear mixed effects modeling of aggregated seasonal N fluxes (N-leaching) derived using simulated subsoil water percolation. Subsoil NO3- concentrations were measured for four seasons (2019–20, 2020–21, 2021–22 and 2022–23) in a field experiment located in Foulumgård, Denmark, involving three tillage treatments (ploughing, P; harrowing, H; and no-till; NT), three winter cover crop treatments (fodder radish as cover crop, Ref; weeds and volunteers, V; and bare soil during winter, B) and two crop rotations based on spring and winter cereals. GAM analysis showed that both V and Ref reduced subsoil nit-N relative to B, where the effect was greatest in Ref. No consistent effect was found for tillage treatments singly or in interaction with plant cover or different seasons. Differences in the timing or peak nit-N were solely determined by the season, likely due to different weather patterns. Ref reduced N-leaching by over 45 kg N ha−1 y−1 relative to B in average across seasons regardless of tillage, while V reduced it by 13–17 kg N ha−1 y−1 in tillage treatments P and H. In NT, however, there was no difference in either nit-N or N-leaching between V and B, suggesting weed growth and N uptake was suppressed after 20 years of consistent conservation tillage. Finally, we argue that direct analysis of subsoil NO3- concentrations using GAMs represents a valuable complement to derived aggregated NO3- leaching, which can provide useful insight about in-season temporal dimension of management practices and mitigation strategies.","container-title":"Agriculture, Ecosystems &amp; Environment","DOI":"10.1016/j.agee.2025.110011","ISSN":"0167-8809","journalAbbreviation":"Agriculture, Ecosystems &amp; Environment","page":"110011","source":"ScienceDirect","title":"In-season effects of winter cover crops and tillage on soil NO3- and N leaching – Analysis with generalized additive models","volume":"396","author":[{"family":"Miranda-Vélez","given":"Jorge Federico"},{"family":"Simpson","given":"Gavin L."},{"family":"Hansen","given":"Elly Møller"},{"family":"Munkholm","given":"Lars J."}],"issued":{"date-parts":[["2026",2,1]]}}},{"id":1491,"uris":["http://zotero.org/users/3599437/items/J4YQVFCA"],"itemData":{"id":1491,"type":"article-journal","abstract":"This study investigated the ability of several plant species commonly occurring as weeds in Australian cropping systems to produce root exudates that inhibit nitrification via biological nitrification inhibition (BNI). Seedlings of wild radish (Raphanus raphanistrum), great brome grass (Bromus diandrus), wild oats (Avena fatua), annual ryegrass (Lolium rigidum) and Brachiaria humidicola (BNI-positive control) were grown in hydroponics, and the impact of their root exudates on NO3– production by Nitrosomonas europaea was measured in a pure-culture assay. A pot study (soil-based assay) was then conducted to confirm the ability of the weeds to inhibit nitrification in whole soils. All of the tested weeds slowed NO3– production by N. europaea in the pure-culture assay and significantly inhibited potential nitrification rates in soil-based assays. Root exudates produced by wild radish were the most inhibitory, slowing NO3– production by the pure culture of N. europaea by 53 ± 6.1% and completely inhibiting nitrification in the soil-based assay. The other weed species all had BNI capacities comparable to that of B. humidicola and significantly higher than that previously reported for wheat cv. Janz. This study demonstrates that several commonly occurring weed species have BNI capacity. By altering the N cycle, and retaining NH4+ in the soils in which they grow, these weeds may gain a competitive advantage over species (including crops) that prefer NO3–. Increasing our understanding of how weeds compete with crops for N may open avenues for novel weed-management strategies.","container-title":"Crop and Pasture Science","DOI":"10.1071/CP17243","ISSN":"1836-5795","issue":"8","journalAbbreviation":"Crop Pasture Sci.","language":"en","note":"publisher: CSIRO PUBLISHING","page":"798-804","source":"www.publish.csiro.au","title":"Biological nitrification inhibition by weeds: wild radish, brome grass, wild oats and annual ryegrass decrease nitrification rates in their rhizospheres","title-short":"Biological nitrification inhibition by weeds","volume":"68","author":[{"family":"Sullivan","given":"Cathryn A. O’"},{"family":"Whisson","given":"Kelley"},{"family":"Treble","given":"Karen"},{"family":"Roper","given":"Margaret M."},{"family":"Micin","given":"Shayne F."},{"family":"Ward","given":"Philip R."}],"issued":{"date-parts":[["2017",10,6]]}}}],"schema":"https://github.com/citation-style-language/schema/raw/master/csl-citation.json"} </w:instrText>
       </w:r>
       <w:r>
         <w:rPr>
@@ -3083,6 +3076,9 @@
         <w:t>(Miranda-Vélez et al., 2026; Sullivan et al., 2017)</w:t>
       </w:r>
       <w:r>
+        <w:rPr>
+          <w:lang w:val="en-US"/>
+        </w:rPr>
         <w:fldChar w:fldCharType="end"/>
       </w:r>
       <w:r>
@@ -3370,14 +3366,14 @@
         </w:rPr>
         <w:t xml:space="preserve"> </w:t>
       </w:r>
-      <w:commentRangeStart w:id="5"/>
+      <w:commentRangeStart w:id="2"/>
       <w:r>
         <w:rPr>
           <w:lang w:val="en-US"/>
         </w:rPr>
         <w:t>(e.g.,</w:t>
       </w:r>
-      <w:commentRangeEnd w:id="5"/>
+      <w:commentRangeEnd w:id="2"/>
       <w:r>
         <w:rPr>
           <w:rStyle w:val="CommentReference"/>
@@ -3385,7 +3381,7 @@
           <w:szCs w:val="24"/>
           <w:lang w:val="en-US"/>
         </w:rPr>
-        <w:commentReference w:id="5"/>
+        <w:commentReference w:id="2"/>
       </w:r>
       <w:r>
         <w:rPr>
@@ -3621,11 +3617,6 @@
       <w:r>
         <w:rPr>
           <w:lang w:val="en-US"/>
-          <w:rPrChange w:id="6" w:author="Simon Shamus Riley" w:date="2026-03-30T11:32:00Z" w16du:dateUtc="2026-03-30T09:32:00Z">
-            <w:rPr>
-              <w:lang w:val="da-DK"/>
-            </w:rPr>
-          </w:rPrChange>
         </w:rPr>
         <w:t xml:space="preserve">the </w:t>
       </w:r>
@@ -3633,11 +3624,6 @@
       <w:r>
         <w:rPr>
           <w:lang w:val="en-US"/>
-          <w:rPrChange w:id="7" w:author="Simon Shamus Riley" w:date="2026-03-30T11:32:00Z" w16du:dateUtc="2026-03-30T09:32:00Z">
-            <w:rPr>
-              <w:lang w:val="da-DK"/>
-            </w:rPr>
-          </w:rPrChange>
         </w:rPr>
         <w:t>USEtox</w:t>
       </w:r>
@@ -3645,11 +3631,6 @@
       <w:r>
         <w:rPr>
           <w:lang w:val="en-US"/>
-          <w:rPrChange w:id="8" w:author="Simon Shamus Riley" w:date="2026-03-30T11:32:00Z" w16du:dateUtc="2026-03-30T09:32:00Z">
-            <w:rPr>
-              <w:lang w:val="da-DK"/>
-            </w:rPr>
-          </w:rPrChange>
         </w:rPr>
         <w:t xml:space="preserve"> database </w:t>
       </w:r>
@@ -3662,11 +3643,6 @@
       <w:r>
         <w:rPr>
           <w:lang w:val="en-US"/>
-          <w:rPrChange w:id="9" w:author="Simon Shamus Riley" w:date="2026-03-30T11:32:00Z" w16du:dateUtc="2026-03-30T09:32:00Z">
-            <w:rPr>
-              <w:lang w:val="da-DK"/>
-            </w:rPr>
-          </w:rPrChange>
         </w:rPr>
         <w:instrText xml:space="preserve"> ADDIN ZOTERO_ITEM CSL_CITATION {"citationID":"M96lZbit","properties":{"formattedCitation":"(Westh et al., 2015)","plainCitation":"(Westh et al., 2015)","noteIndex":0},"citationItems":[{"id":2359,"uris":["http://zotero.org/users/3599437/items/9ZTSDU6R"],"itemData":{"id":2359,"type":"article-journal","abstract":"USEtox is a scientific consensus model for assessing human toxicological and ecotoxicological impacts that is widely used in life cycle assessment (LCA) and other comparative assessments. However, how user requirements are met has never been investigated. To guide future model developments, we analyzed user expectations and experiences and compared them with the developers’ visions.","container-title":"The International Journal of Life Cycle Assessment","DOI":"10.1007/s11367-014-0829-8","ISSN":"1614-7502","issue":"2","journalAbbreviation":"Int J Life Cycle Assess","language":"en","page":"299-310","source":"Springer Link","title":"The USEtox story: a survey of model developer visions and user requirements","title-short":"The USEtox story","volume":"20","author":[{"family":"Westh","given":"Torbjørn Bochsen"},{"family":"Hauschild","given":"Michael Zwicky"},{"family":"Birkved","given":"Morten"},{"family":"Jørgensen","given":"Michael Søgaard"},{"family":"Rosenbaum","given":"Ralph K."},{"family":"Fantke","given":"Peter"}],"issued":{"date-parts":[["2015",2,1]]}}}],"schema":"https://github.com/citation-sty</w:instrText>
       </w:r>
@@ -4399,7 +4375,7 @@
         </w:rPr>
         <w:t xml:space="preserve">short timeframes </w:t>
       </w:r>
-      <w:commentRangeStart w:id="10"/>
+      <w:commentRangeStart w:id="3"/>
       <w:r>
         <w:rPr>
           <w:lang w:val="en-US"/>
@@ -4440,7 +4416,7 @@
         </w:rPr>
         <w:fldChar w:fldCharType="end"/>
       </w:r>
-      <w:commentRangeEnd w:id="10"/>
+      <w:commentRangeEnd w:id="3"/>
       <w:r>
         <w:rPr>
           <w:rStyle w:val="CommentReference"/>
@@ -4448,7 +4424,7 @@
           <w:szCs w:val="24"/>
           <w:lang w:val="en-US"/>
         </w:rPr>
-        <w:commentReference w:id="10"/>
+        <w:commentReference w:id="3"/>
       </w:r>
       <w:r>
         <w:rPr>
@@ -4894,8 +4870,8 @@
         </w:rPr>
         <w:t xml:space="preserve"> </w:t>
       </w:r>
-      <w:commentRangeStart w:id="11"/>
-      <w:commentRangeEnd w:id="11"/>
+      <w:commentRangeStart w:id="4"/>
+      <w:commentRangeEnd w:id="4"/>
       <w:r>
         <w:rPr>
           <w:rStyle w:val="CommentReference"/>
@@ -4903,7 +4879,7 @@
           <w:szCs w:val="24"/>
           <w:lang w:val="en-US"/>
         </w:rPr>
-        <w:commentReference w:id="11"/>
+        <w:commentReference w:id="4"/>
       </w:r>
       <w:r>
         <w:rPr>
@@ -5541,11 +5517,11 @@
       <w:r>
         <w:t xml:space="preserve">equipment representing typical production environments for each tillage system. </w:t>
       </w:r>
-      <w:commentRangeStart w:id="12"/>
+      <w:commentRangeStart w:id="5"/>
       <w:r>
         <w:t>Seeding rates were 20% higher in NT systems to compensate for poor establishment.</w:t>
       </w:r>
-      <w:commentRangeEnd w:id="12"/>
+      <w:commentRangeEnd w:id="5"/>
       <w:r>
         <w:rPr>
           <w:rStyle w:val="CommentReference"/>
@@ -5553,7 +5529,7 @@
           <w:szCs w:val="24"/>
           <w:lang w:val="en-US"/>
         </w:rPr>
-        <w:commentReference w:id="12"/>
+        <w:commentReference w:id="5"/>
       </w:r>
     </w:p>
     <w:p>
@@ -6129,7 +6105,7 @@
               </w:rPr>
               <w:t>(</w:t>
             </w:r>
-            <w:commentRangeStart w:id="13"/>
+            <w:commentRangeStart w:id="6"/>
             <w:r>
               <w:rPr>
                 <w:lang w:val="en-US"/>
@@ -6142,7 +6118,7 @@
               </w:rPr>
               <w:t xml:space="preserve"> or 17.5 cm, see section 2.1.2</w:t>
             </w:r>
-            <w:commentRangeEnd w:id="13"/>
+            <w:commentRangeEnd w:id="6"/>
             <w:r>
               <w:rPr>
                 <w:rStyle w:val="CommentReference"/>
@@ -6150,7 +6126,7 @@
                 <w:szCs w:val="24"/>
                 <w:lang w:val="en-US"/>
               </w:rPr>
-              <w:commentReference w:id="13"/>
+              <w:commentReference w:id="6"/>
             </w:r>
             <w:r>
               <w:rPr>
@@ -9448,7 +9424,7 @@
       <w:r>
         <w:t xml:space="preserve">. </w:t>
       </w:r>
-      <w:bookmarkStart w:id="14" w:name="_Hlk190689276"/>
+      <w:bookmarkStart w:id="7" w:name="_Hlk190689276"/>
       <w:r>
         <w:t xml:space="preserve">Following faba bean planting in 2020, all </w:t>
       </w:r>
@@ -9487,7 +9463,7 @@
       <w:r>
         <w:t xml:space="preserve">). </w:t>
       </w:r>
-      <w:bookmarkEnd w:id="14"/>
+      <w:bookmarkEnd w:id="7"/>
       <w:r>
         <w:rPr>
           <w:lang w:val="en-US"/>
@@ -10244,7 +10220,7 @@
       <w:r>
         <w:t>InfraTec™ 1241 Grain Analyzer, Foss A/S; </w:t>
       </w:r>
-      <w:bookmarkStart w:id="15" w:name="bbib4"/>
+      <w:bookmarkStart w:id="8" w:name="bbib4"/>
       <w:r>
         <w:fldChar w:fldCharType="begin"/>
       </w:r>
@@ -10255,15 +10231,7 @@
         <w:fldChar w:fldCharType="separate"/>
       </w:r>
       <w:r>
-        <w:t>(</w:t>
-      </w:r>
-      <w:proofErr w:type="spellStart"/>
-      <w:r>
-        <w:t>Büchmann</w:t>
-      </w:r>
-      <w:proofErr w:type="spellEnd"/>
-      <w:r>
-        <w:t xml:space="preserve"> et al., 2001)</w:t>
+        <w:t>(Büchmann et al., 2001)</w:t>
       </w:r>
       <w:r>
         <w:fldChar w:fldCharType="end"/>
@@ -10271,7 +10239,7 @@
       <w:r>
         <w:t>]</w:t>
       </w:r>
-      <w:bookmarkEnd w:id="15"/>
+      <w:bookmarkEnd w:id="8"/>
       <w:r>
         <w:t>). Grain yields are reported on a dry matter basis.</w:t>
       </w:r>
@@ -10939,14 +10907,14 @@
         </w:rPr>
         <w:fldChar w:fldCharType="end"/>
       </w:r>
-      <w:commentRangeStart w:id="16"/>
+      <w:commentRangeStart w:id="9"/>
       <w:r>
         <w:rPr>
           <w:lang w:val="en-US"/>
         </w:rPr>
         <w:t>.</w:t>
       </w:r>
-      <w:commentRangeEnd w:id="16"/>
+      <w:commentRangeEnd w:id="9"/>
       <w:r>
         <w:rPr>
           <w:rStyle w:val="CommentReference"/>
@@ -10954,7 +10922,7 @@
           <w:szCs w:val="24"/>
           <w:lang w:val="en-US"/>
         </w:rPr>
-        <w:commentReference w:id="16"/>
+        <w:commentReference w:id="9"/>
       </w:r>
       <w:r>
         <w:rPr>
@@ -11855,18 +11823,14 @@
       <w:r>
         <w:t xml:space="preserve">. </w:t>
       </w:r>
-      <w:commentRangeStart w:id="17"/>
-      <w:r>
-        <w:t>The sensitivity of results to this assumption was tested by excluding the value of fodder radish in the calculations.</w:t>
-      </w:r>
-      <w:commentRangeEnd w:id="17"/>
-      <w:r>
-        <w:rPr>
-          <w:rStyle w:val="CommentReference"/>
-          <w:sz w:val="24"/>
-          <w:szCs w:val="24"/>
-        </w:rPr>
-        <w:commentReference w:id="17"/>
+      <w:r>
+        <w:t>The sensitivity of results to this assumption was tested by excluding the value of fodder radish in the calculations</w:t>
+      </w:r>
+      <w:r>
+        <w:t xml:space="preserve"> and the implications are discussed</w:t>
+      </w:r>
+      <w:r>
+        <w:t>.</w:t>
       </w:r>
     </w:p>
     <w:p>
@@ -11876,11 +11840,9 @@
       <w:r>
         <w:t>Each sub-index was reported in different units, so after each species/genus in the present study was assigned a value for each of the sub-indices, the sub-indices were scaled within the present study such that the maximum corresponded to a value of 1, and the minimum a value of 0. While this has the potential to exaggerate differences between values that are similar on an absolute scale, we observed at least one</w:t>
       </w:r>
-      <w:ins w:id="18" w:author="Simon Shamus Riley" w:date="2026-03-30T13:43:00Z" w16du:dateUtc="2026-03-30T11:43:00Z">
-        <w:r>
-          <w:t xml:space="preserve"> order of</w:t>
-        </w:r>
-      </w:ins>
+      <w:r>
+        <w:t xml:space="preserve"> order of</w:t>
+      </w:r>
       <w:r>
         <w:t xml:space="preserve"> magnitude of variation in our dataset</w:t>
       </w:r>
@@ -12207,6 +12169,7 @@
         <w:t xml:space="preserve"> </w:t>
       </w:r>
       <w:r>
+        <w:lastRenderedPageBreak/>
         <w:t xml:space="preserve">First, </w:t>
       </w:r>
       <w:r>
@@ -12216,11 +12179,7 @@
         <w:t xml:space="preserve">mean values for each cropping system were </w:t>
       </w:r>
       <w:r>
-        <w:t xml:space="preserve">extracted from </w:t>
-      </w:r>
-      <w:r>
-        <w:lastRenderedPageBreak/>
-        <w:t>statistical models</w:t>
+        <w:t>extracted from statistical models</w:t>
       </w:r>
       <w:r>
         <w:t xml:space="preserve"> in the performance metric’s original units. </w:t>
@@ -12532,7 +12491,15 @@
         <w:fldChar w:fldCharType="separate"/>
       </w:r>
       <w:r>
-        <w:t>(Hothorn et al., 2002)</w:t>
+        <w:t>(</w:t>
+      </w:r>
+      <w:proofErr w:type="spellStart"/>
+      <w:r>
+        <w:t>Hothorn</w:t>
+      </w:r>
+      <w:proofErr w:type="spellEnd"/>
+      <w:r>
+        <w:t xml:space="preserve"> et al., 2002)</w:t>
       </w:r>
       <w:r>
         <w:fldChar w:fldCharType="end"/>
@@ -12581,7 +12548,7 @@
         <w:t>supporting information</w:t>
       </w:r>
       <w:r>
-        <w:t>, and a</w:t>
+        <w:t xml:space="preserve"> along with ANOVA tables and estimated marginal means tables. A</w:t>
       </w:r>
       <w:r>
         <w:t>ll</w:t>
@@ -12701,57 +12668,7 @@
                 <w:lang w:val="da-DK"/>
               </w:rPr>
             </w:pPr>
-            <w:del w:id="19" w:author="Virginia Anne Nichols" w:date="2026-04-09T15:54:00Z" w16du:dateUtc="2026-04-09T13:54:00Z">
-              <w:r>
-                <w:rPr>
-                  <w:noProof/>
-                  <w:lang w:val="da-DK"/>
-                </w:rPr>
-                <w:lastRenderedPageBreak/>
-                <w:drawing>
-                  <wp:inline distT="0" distB="0" distL="0" distR="0" wp14:anchorId="32ACCD93" wp14:editId="1C540756">
-                    <wp:extent cx="5731510" cy="4457700"/>
-                    <wp:effectExtent l="0" t="0" r="2540" b="0"/>
-                    <wp:docPr id="1666880" name="Picture 1"/>
-                    <wp:cNvGraphicFramePr>
-                      <a:graphicFrameLocks xmlns:a="http://schemas.openxmlformats.org/drawingml/2006/main" noChangeAspect="1"/>
-                    </wp:cNvGraphicFramePr>
-                    <a:graphic xmlns:a="http://schemas.openxmlformats.org/drawingml/2006/main">
-                      <a:graphicData uri="http://schemas.openxmlformats.org/drawingml/2006/picture">
-                        <pic:pic xmlns:pic="http://schemas.openxmlformats.org/drawingml/2006/picture">
-                          <pic:nvPicPr>
-                            <pic:cNvPr id="1666880" name="Picture 1666880"/>
-                            <pic:cNvPicPr/>
-                          </pic:nvPicPr>
-                          <pic:blipFill>
-                            <a:blip r:embed="rId13" cstate="print">
-                              <a:extLst>
-                                <a:ext uri="{28A0092B-C50C-407E-A947-70E740481C1C}">
-                                  <a14:useLocalDpi xmlns:a14="http://schemas.microsoft.com/office/drawing/2010/main" val="0"/>
-                                </a:ext>
-                              </a:extLst>
-                            </a:blip>
-                            <a:stretch>
-                              <a:fillRect/>
-                            </a:stretch>
-                          </pic:blipFill>
-                          <pic:spPr>
-                            <a:xfrm>
-                              <a:off x="0" y="0"/>
-                              <a:ext cx="5731510" cy="4457700"/>
-                            </a:xfrm>
-                            <a:prstGeom prst="rect">
-                              <a:avLst/>
-                            </a:prstGeom>
-                          </pic:spPr>
-                        </pic:pic>
-                      </a:graphicData>
-                    </a:graphic>
-                  </wp:inline>
-                </w:drawing>
-              </w:r>
-            </w:del>
-            <w:ins w:id="20" w:author="Virginia Anne Nichols" w:date="2026-04-09T15:55:00Z" w16du:dateUtc="2026-04-09T13:55:00Z">
+            <w:ins w:id="10" w:author="Virginia Anne Nichols" w:date="2026-04-09T15:55:00Z" w16du:dateUtc="2026-04-09T13:55:00Z">
               <w:r>
                 <w:rPr>
                   <w:noProof/>
@@ -12774,7 +12691,7 @@
                             <pic:cNvPicPr/>
                           </pic:nvPicPr>
                           <pic:blipFill>
-                            <a:blip r:embed="rId14" cstate="print">
+                            <a:blip r:embed="rId13" cstate="print">
                               <a:extLst>
                                 <a:ext uri="{28A0092B-C50C-407E-A947-70E740481C1C}">
                                   <a14:useLocalDpi xmlns:a14="http://schemas.microsoft.com/office/drawing/2010/main" val="0"/>
@@ -12826,7 +12743,6 @@
                 <w:i/>
                 <w:iCs/>
               </w:rPr>
-              <w:lastRenderedPageBreak/>
               <w:t>Figure 1</w:t>
             </w:r>
             <w:r>
@@ -12876,7 +12792,30 @@
                 <w:i/>
                 <w:iCs/>
               </w:rPr>
-              <w:t>estimated marginal means with 95% confidence intervals</w:t>
+              <w:t>estimated marginal means with</w:t>
+            </w:r>
+            <w:r>
+              <w:rPr>
+                <w:i/>
+                <w:iCs/>
+              </w:rPr>
+              <w:t xml:space="preserve"> </w:t>
+            </w:r>
+            <w:proofErr w:type="spellStart"/>
+            <w:r>
+              <w:rPr>
+                <w:i/>
+                <w:iCs/>
+              </w:rPr>
+              <w:t>colored</w:t>
+            </w:r>
+            <w:proofErr w:type="spellEnd"/>
+            <w:r>
+              <w:rPr>
+                <w:i/>
+                <w:iCs/>
+              </w:rPr>
+              <w:t xml:space="preserve"> 95% confidence intervals</w:t>
             </w:r>
             <w:r>
               <w:rPr>
@@ -13139,40 +13078,20 @@
         <w:t>showed complex interactions</w:t>
       </w:r>
       <w:r>
+        <w:t xml:space="preserve"> (see supplemental material)</w:t>
+      </w:r>
+      <w:r>
         <w:t xml:space="preserve">, but year </w:t>
       </w:r>
       <w:r>
         <w:t xml:space="preserve">explained the largest magnitude of variation </w:t>
       </w:r>
       <w:r>
-        <w:t>(p&lt;</w:t>
-      </w:r>
-      <w:proofErr w:type="gramStart"/>
-      <w:r>
-        <w:t>0.001)</w:t>
-      </w:r>
-      <w:ins w:id="21" w:author="Simon Shamus Riley" w:date="2026-03-30T14:26:00Z" w16du:dateUtc="2026-03-30T12:26:00Z">
-        <w:r>
-          <w:t>(</w:t>
-        </w:r>
-        <w:proofErr w:type="gramEnd"/>
-        <w:r>
-          <w:t xml:space="preserve">Table </w:t>
-        </w:r>
-        <w:r>
-          <w:t>X</w:t>
-        </w:r>
-      </w:ins>
-      <w:ins w:id="22" w:author="Simon Shamus Riley" w:date="2026-03-30T14:27:00Z" w16du:dateUtc="2026-03-30T12:27:00Z">
-        <w:r>
-          <w:t xml:space="preserve"> in Supplemental Materials</w:t>
-        </w:r>
-      </w:ins>
-      <w:ins w:id="23" w:author="Simon Shamus Riley" w:date="2026-03-30T14:26:00Z" w16du:dateUtc="2026-03-30T12:26:00Z">
-        <w:r>
-          <w:t>)</w:t>
-        </w:r>
-      </w:ins>
+        <w:t>(p&lt;0.001</w:t>
+      </w:r>
+      <w:r>
+        <w:t>)</w:t>
+      </w:r>
       <w:r>
         <w:t xml:space="preserve">. </w:t>
       </w:r>
@@ -13207,25 +13126,22 @@
         <w:t xml:space="preserve">). </w:t>
       </w:r>
       <w:r>
-        <w:t>Residue treatment had a small but significant (p&lt;0.001) main effect without significant interactions, with residue removal reducing fall biomass by 0.2 Mg ha</w:t>
-      </w:r>
-      <w:r>
-        <w:rPr>
-          <w:vertAlign w:val="superscript"/>
-        </w:rPr>
-        <w:t>-1</w:t>
-      </w:r>
-      <w:r>
-        <w:t xml:space="preserve"> (SE:0.05). </w:t>
-      </w:r>
-      <w:r>
         <w:t>The effects of tillage and cover crop were amplified in 2018</w:t>
       </w:r>
       <w:r>
         <w:t xml:space="preserve"> compared to 2019</w:t>
       </w:r>
       <w:r>
-        <w:t xml:space="preserve">, resulting in significant year interactions. </w:t>
+        <w:t xml:space="preserve"> (</w:t>
+      </w:r>
+      <w:r>
+        <w:t xml:space="preserve">significant </w:t>
+      </w:r>
+      <w:r>
+        <w:t>interactions with year for both terms; p&lt;0.001)</w:t>
+      </w:r>
+      <w:r>
+        <w:t xml:space="preserve">. </w:t>
       </w:r>
       <w:r>
         <w:t xml:space="preserve">On average, </w:t>
@@ -13351,7 +13267,7 @@
                 <w:lang w:val="da-DK"/>
               </w:rPr>
             </w:pPr>
-            <w:commentRangeStart w:id="24"/>
+            <w:commentRangeStart w:id="11"/>
             <w:r>
               <w:rPr>
                 <w:noProof/>
@@ -13375,7 +13291,7 @@
                           </pic:cNvPicPr>
                         </pic:nvPicPr>
                         <pic:blipFill>
-                          <a:blip r:embed="rId15" cstate="print">
+                          <a:blip r:embed="rId14" cstate="print">
                             <a:extLst>
                               <a:ext uri="{28A0092B-C50C-407E-A947-70E740481C1C}">
                                 <a14:useLocalDpi xmlns:a14="http://schemas.microsoft.com/office/drawing/2010/main" val="0"/>
@@ -13406,7 +13322,7 @@
                 </wp:inline>
               </w:drawing>
             </w:r>
-            <w:commentRangeEnd w:id="24"/>
+            <w:commentRangeEnd w:id="11"/>
             <w:r>
               <w:rPr>
                 <w:rStyle w:val="CommentReference"/>
@@ -13414,7 +13330,7 @@
                 <w:szCs w:val="24"/>
                 <w:lang w:val="da-DK"/>
               </w:rPr>
-              <w:commentReference w:id="24"/>
+              <w:commentReference w:id="11"/>
             </w:r>
           </w:p>
           <w:p>
@@ -13480,7 +13396,7 @@
               </w:rPr>
               <w:t>) and exhibited complex treatment interactions (</w:t>
             </w:r>
-            <w:del w:id="25" w:author="Simon Shamus Riley" w:date="2026-03-30T14:30:00Z" w16du:dateUtc="2026-03-30T12:30:00Z">
+            <w:del w:id="12" w:author="Simon Shamus Riley" w:date="2026-03-30T14:30:00Z" w16du:dateUtc="2026-03-30T12:30:00Z">
               <w:r>
                 <w:rPr>
                   <w:i/>
@@ -13503,7 +13419,7 @@
                 <w:delText>letters within a year indicate significant differences</w:delText>
               </w:r>
             </w:del>
-            <w:ins w:id="26" w:author="Simon Shamus Riley" w:date="2026-03-30T14:30:00Z" w16du:dateUtc="2026-03-30T12:30:00Z">
+            <w:ins w:id="13" w:author="Simon Shamus Riley" w:date="2026-03-30T14:30:00Z" w16du:dateUtc="2026-03-30T12:30:00Z">
               <w:r>
                 <w:rPr>
                   <w:i/>
@@ -13658,18 +13574,18 @@
       <w:r>
         <w:t>The percentage of the soil covered by vegetation varied significantly by year (p=0.03) with a mean of 77% (</w:t>
       </w:r>
-      <w:commentRangeStart w:id="27"/>
+      <w:commentRangeStart w:id="14"/>
       <w:r>
         <w:t>SE:2%</w:t>
       </w:r>
-      <w:commentRangeEnd w:id="27"/>
+      <w:commentRangeEnd w:id="14"/>
       <w:r>
         <w:rPr>
           <w:rStyle w:val="CommentReference"/>
           <w:sz w:val="24"/>
           <w:szCs w:val="24"/>
         </w:rPr>
-        <w:commentReference w:id="27"/>
+        <w:commentReference w:id="14"/>
       </w:r>
       <w:r>
         <w:t>) soil coverage in 2018 and 70% (SE:3%) in 2019 (Figure 2</w:t>
@@ -13801,23 +13717,23 @@
       <w:r>
         <w:t>contributed to coverage</w:t>
       </w:r>
-      <w:ins w:id="28" w:author="Simon Shamus Riley" w:date="2026-03-30T14:45:00Z" w16du:dateUtc="2026-03-30T12:45:00Z">
+      <w:ins w:id="15" w:author="Simon Shamus Riley" w:date="2026-03-30T14:45:00Z" w16du:dateUtc="2026-03-30T12:45:00Z">
         <w:r>
           <w:t xml:space="preserve"> </w:t>
         </w:r>
-        <w:commentRangeStart w:id="29"/>
+        <w:commentRangeStart w:id="16"/>
         <w:r>
           <w:t>(Table X)</w:t>
         </w:r>
       </w:ins>
-      <w:commentRangeEnd w:id="29"/>
+      <w:commentRangeEnd w:id="16"/>
       <w:r>
         <w:rPr>
           <w:rStyle w:val="CommentReference"/>
           <w:sz w:val="24"/>
           <w:szCs w:val="24"/>
         </w:rPr>
-        <w:commentReference w:id="29"/>
+        <w:commentReference w:id="16"/>
       </w:r>
       <w:r>
         <w:t>. The</w:t>
@@ -13933,18 +13849,18 @@
       <w:r>
         <w:t xml:space="preserve"> </w:t>
       </w:r>
-      <w:commentRangeStart w:id="30"/>
+      <w:commentRangeStart w:id="17"/>
       <w:r>
         <w:t>(&lt;1%, SE:3%)</w:t>
       </w:r>
-      <w:commentRangeEnd w:id="30"/>
+      <w:commentRangeEnd w:id="17"/>
       <w:r>
         <w:rPr>
           <w:rStyle w:val="CommentReference"/>
           <w:sz w:val="24"/>
           <w:szCs w:val="24"/>
         </w:rPr>
-        <w:commentReference w:id="30"/>
+        <w:commentReference w:id="17"/>
       </w:r>
       <w:r>
         <w:t>.</w:t>
@@ -14057,11 +13973,7 @@
       </w:r>
       <w:proofErr w:type="spellEnd"/>
       <w:r>
-        <w:t xml:space="preserve">) had communities distinct from the two radish treatments </w:t>
-      </w:r>
-      <w:r>
-        <w:lastRenderedPageBreak/>
-        <w:t>(</w:t>
+        <w:t>) had communities distinct from the two radish treatments (</w:t>
       </w:r>
       <w:proofErr w:type="spellStart"/>
       <w:r>
@@ -14128,6 +14040,7 @@
                 <w:noProof/>
                 <w:lang w:val="da-DK"/>
               </w:rPr>
+              <w:lastRenderedPageBreak/>
               <w:drawing>
                 <wp:inline distT="0" distB="0" distL="0" distR="0" wp14:anchorId="029ED059" wp14:editId="295D318A">
                   <wp:extent cx="5532120" cy="5532120"/>
@@ -14146,7 +14059,7 @@
                           </pic:cNvPicPr>
                         </pic:nvPicPr>
                         <pic:blipFill>
-                          <a:blip r:embed="rId16" cstate="print">
+                          <a:blip r:embed="rId15" cstate="print">
                             <a:extLst>
                               <a:ext uri="{28A0092B-C50C-407E-A947-70E740481C1C}">
                                 <a14:useLocalDpi xmlns:a14="http://schemas.microsoft.com/office/drawing/2010/main" val="0"/>
@@ -14333,60 +14246,60 @@
         <w:t>.</w:t>
       </w:r>
       <w:r>
-        <w:t xml:space="preserve">4 </w:t>
+        <w:t>4 (SE:</w:t>
+      </w:r>
+      <w:r>
+        <w:t>0.</w:t>
+      </w:r>
+      <w:r>
+        <w:t>2</w:t>
+      </w:r>
+      <w:r>
+        <w:t>, p=0.02</w:t>
+      </w:r>
+      <w:r>
+        <w:t>) and 1</w:t>
+      </w:r>
+      <w:r>
+        <w:t>.</w:t>
+      </w:r>
+      <w:r>
+        <w:t>5</w:t>
+      </w:r>
+      <w:r>
+        <w:t xml:space="preserve"> (SE:0.</w:t>
+      </w:r>
+      <w:r>
+        <w:t>2</w:t>
+      </w:r>
+      <w:r>
+        <w:t xml:space="preserve">, p&lt;0.001) </w:t>
+      </w:r>
+      <w:r>
+        <w:t xml:space="preserve">times </w:t>
+      </w:r>
+      <w:r>
+        <w:t xml:space="preserve">more species compared to the </w:t>
+      </w:r>
+      <w:proofErr w:type="spellStart"/>
+      <w:r>
+        <w:t>RadL</w:t>
+      </w:r>
+      <w:proofErr w:type="spellEnd"/>
+      <w:r>
+        <w:t xml:space="preserve"> and </w:t>
+      </w:r>
+      <w:proofErr w:type="spellStart"/>
+      <w:r>
+        <w:t>RadM</w:t>
+      </w:r>
+      <w:proofErr w:type="spellEnd"/>
+      <w:r>
+        <w:t xml:space="preserve"> communities, respectively, but the number of species in all other cover crop treatment </w:t>
       </w:r>
       <w:r>
         <w:lastRenderedPageBreak/>
-        <w:t>(SE:</w:t>
-      </w:r>
-      <w:r>
-        <w:t>0.</w:t>
-      </w:r>
-      <w:r>
-        <w:t>2</w:t>
-      </w:r>
-      <w:r>
-        <w:t>, p=0.02</w:t>
-      </w:r>
-      <w:r>
-        <w:t>) and 1</w:t>
-      </w:r>
-      <w:r>
-        <w:t>.</w:t>
-      </w:r>
-      <w:r>
-        <w:t>5</w:t>
-      </w:r>
-      <w:r>
-        <w:t xml:space="preserve"> (SE:0.</w:t>
-      </w:r>
-      <w:r>
-        <w:t>2</w:t>
-      </w:r>
-      <w:r>
-        <w:t xml:space="preserve">, p&lt;0.001) </w:t>
-      </w:r>
-      <w:r>
-        <w:t xml:space="preserve">times </w:t>
-      </w:r>
-      <w:r>
-        <w:t xml:space="preserve">more species compared to the </w:t>
-      </w:r>
-      <w:proofErr w:type="spellStart"/>
-      <w:r>
-        <w:t>RadL</w:t>
-      </w:r>
-      <w:proofErr w:type="spellEnd"/>
-      <w:r>
-        <w:t xml:space="preserve"> and </w:t>
-      </w:r>
-      <w:proofErr w:type="spellStart"/>
-      <w:r>
-        <w:t>RadM</w:t>
-      </w:r>
-      <w:proofErr w:type="spellEnd"/>
-      <w:r>
-        <w:t xml:space="preserve"> communities, respectively, but the number of species in all other cover crop treatment comparisons were not significantly different. </w:t>
+        <w:t xml:space="preserve">comparisons were not significantly different. </w:t>
       </w:r>
       <w:r>
         <w:t xml:space="preserve">The evenness of the communities </w:t>
@@ -14622,7 +14535,7 @@
       <w:r>
         <w:t>weeds compared to all other treatments (p&lt;0.001), while in all other tillage systems there were no</w:t>
       </w:r>
-      <w:ins w:id="31" w:author="Simon Shamus Riley" w:date="2026-03-30T14:52:00Z" w16du:dateUtc="2026-03-30T12:52:00Z">
+      <w:ins w:id="18" w:author="Simon Shamus Riley" w:date="2026-03-30T14:52:00Z" w16du:dateUtc="2026-03-30T12:52:00Z">
         <w:r>
           <w:t xml:space="preserve"> significant</w:t>
         </w:r>
@@ -14877,7 +14790,7 @@
                           </pic:cNvPicPr>
                         </pic:nvPicPr>
                         <pic:blipFill>
-                          <a:blip r:embed="rId17" cstate="print">
+                          <a:blip r:embed="rId16" cstate="print">
                             <a:extLst>
                               <a:ext uri="{28A0092B-C50C-407E-A947-70E740481C1C}">
                                 <a14:useLocalDpi xmlns:a14="http://schemas.microsoft.com/office/drawing/2010/main" val="0"/>
@@ -15474,7 +15387,7 @@
                           </pic:cNvPicPr>
                         </pic:nvPicPr>
                         <pic:blipFill>
-                          <a:blip r:embed="rId18" cstate="print">
+                          <a:blip r:embed="rId17" cstate="print">
                             <a:extLst>
                               <a:ext uri="{28A0092B-C50C-407E-A947-70E740481C1C}">
                                 <a14:useLocalDpi xmlns:a14="http://schemas.microsoft.com/office/drawing/2010/main" val="0"/>
@@ -16272,18 +16185,18 @@
       <w:pPr>
         <w:spacing w:line="360" w:lineRule="auto"/>
       </w:pPr>
-      <w:commentRangeStart w:id="32"/>
+      <w:commentRangeStart w:id="19"/>
       <w:r>
         <w:t xml:space="preserve">The authors acknowledge the contributions of Eugene Driessen, Karen XX, XXX who collected all data presented and whose field and laboratory expertise contributed significantly to this work. </w:t>
       </w:r>
-      <w:commentRangeEnd w:id="32"/>
+      <w:commentRangeEnd w:id="19"/>
       <w:r>
         <w:rPr>
           <w:rStyle w:val="CommentReference"/>
           <w:sz w:val="24"/>
           <w:szCs w:val="24"/>
         </w:rPr>
-        <w:commentReference w:id="32"/>
+        <w:commentReference w:id="19"/>
       </w:r>
     </w:p>
     <w:p>
@@ -16640,7 +16553,15 @@
       </w:r>
       <w:proofErr w:type="spellEnd"/>
       <w:r>
-        <w:t xml:space="preserve">, J., Morrison, J., Von Redwitz, C., Schumacher, M., &amp; Westerman, P. R. (2018). Quantification of regulating ecosystem services provided by weeds in annual cropping systems using a systematic map approach. </w:t>
+        <w:t xml:space="preserve">, J., Morrison, J., Von </w:t>
+      </w:r>
+      <w:proofErr w:type="spellStart"/>
+      <w:r>
+        <w:t>Redwitz</w:t>
+      </w:r>
+      <w:proofErr w:type="spellEnd"/>
+      <w:r>
+        <w:t xml:space="preserve">, C., Schumacher, M., &amp; Westerman, P. R. (2018). Quantification of regulating ecosystem services provided by weeds in annual cropping systems using a systematic map approach. </w:t>
       </w:r>
       <w:r>
         <w:rPr>
@@ -16895,9 +16816,6 @@
         <w:pStyle w:val="Bibliography"/>
         <w:rPr>
           <w:lang w:val="da-DK"/>
-          <w:rPrChange w:id="33" w:author="Virginia Anne Nichols" w:date="2026-04-09T15:44:00Z" w16du:dateUtc="2026-04-09T13:44:00Z">
-            <w:rPr/>
-          </w:rPrChange>
         </w:rPr>
       </w:pPr>
       <w:proofErr w:type="spellStart"/>
@@ -16921,12 +16839,6 @@
           <w:i/>
           <w:iCs/>
           <w:lang w:val="da-DK"/>
-          <w:rPrChange w:id="34" w:author="Virginia Anne Nichols" w:date="2026-04-09T15:44:00Z" w16du:dateUtc="2026-04-09T13:44:00Z">
-            <w:rPr>
-              <w:i/>
-              <w:iCs/>
-            </w:rPr>
-          </w:rPrChange>
         </w:rPr>
         <w:t xml:space="preserve">Global Change </w:t>
       </w:r>
@@ -16936,12 +16848,6 @@
           <w:i/>
           <w:iCs/>
           <w:lang w:val="da-DK"/>
-          <w:rPrChange w:id="35" w:author="Virginia Anne Nichols" w:date="2026-04-09T15:44:00Z" w16du:dateUtc="2026-04-09T13:44:00Z">
-            <w:rPr>
-              <w:i/>
-              <w:iCs/>
-            </w:rPr>
-          </w:rPrChange>
         </w:rPr>
         <w:t>Biology</w:t>
       </w:r>
@@ -16949,9 +16855,6 @@
       <w:r>
         <w:rPr>
           <w:lang w:val="da-DK"/>
-          <w:rPrChange w:id="36" w:author="Virginia Anne Nichols" w:date="2026-04-09T15:44:00Z" w16du:dateUtc="2026-04-09T13:44:00Z">
-            <w:rPr/>
-          </w:rPrChange>
         </w:rPr>
         <w:t xml:space="preserve">, </w:t>
       </w:r>
@@ -16960,21 +16863,12 @@
           <w:i/>
           <w:iCs/>
           <w:lang w:val="da-DK"/>
-          <w:rPrChange w:id="37" w:author="Virginia Anne Nichols" w:date="2026-04-09T15:44:00Z" w16du:dateUtc="2026-04-09T13:44:00Z">
-            <w:rPr>
-              <w:i/>
-              <w:iCs/>
-            </w:rPr>
-          </w:rPrChange>
         </w:rPr>
         <w:t>26</w:t>
       </w:r>
       <w:r>
         <w:rPr>
           <w:lang w:val="da-DK"/>
-          <w:rPrChange w:id="38" w:author="Virginia Anne Nichols" w:date="2026-04-09T15:44:00Z" w16du:dateUtc="2026-04-09T13:44:00Z">
-            <w:rPr/>
-          </w:rPrChange>
         </w:rPr>
         <w:t>(6), 3715–3725. https://doi.org/10.1111/gcb.15080</w:t>
       </w:r>
@@ -16986,9 +16880,6 @@
       <w:r>
         <w:rPr>
           <w:lang w:val="da-DK"/>
-          <w:rPrChange w:id="39" w:author="Virginia Anne Nichols" w:date="2026-04-09T15:44:00Z" w16du:dateUtc="2026-04-09T13:44:00Z">
-            <w:rPr/>
-          </w:rPrChange>
         </w:rPr>
         <w:t xml:space="preserve">Dalgaard, T., Hansen, B., Hasler, B., Hertel, O., </w:t>
       </w:r>
@@ -16996,9 +16887,6 @@
       <w:r>
         <w:rPr>
           <w:lang w:val="da-DK"/>
-          <w:rPrChange w:id="40" w:author="Virginia Anne Nichols" w:date="2026-04-09T15:44:00Z" w16du:dateUtc="2026-04-09T13:44:00Z">
-            <w:rPr/>
-          </w:rPrChange>
         </w:rPr>
         <w:t>Hutchings</w:t>
       </w:r>
@@ -17006,9 +16894,6 @@
       <w:r>
         <w:rPr>
           <w:lang w:val="da-DK"/>
-          <w:rPrChange w:id="41" w:author="Virginia Anne Nichols" w:date="2026-04-09T15:44:00Z" w16du:dateUtc="2026-04-09T13:44:00Z">
-            <w:rPr/>
-          </w:rPrChange>
         </w:rPr>
         <w:t xml:space="preserve">, N. J., Jacobsen, B. H., Jensen, L. S., Kronvang, B., Olesen, J. E., Schjørring, J. K., Kristensen, I. S., Graversgaard, M., Termansen, M., &amp; Vejre, H. (2014). </w:t>
       </w:r>
@@ -17091,9 +16976,6 @@
       <w:r>
         <w:rPr>
           <w:lang w:val="da-DK"/>
-          <w:rPrChange w:id="42" w:author="Virginia Anne Nichols" w:date="2026-04-09T15:44:00Z" w16du:dateUtc="2026-04-09T13:44:00Z">
-            <w:rPr/>
-          </w:rPrChange>
         </w:rPr>
         <w:t>Elhakeem</w:t>
       </w:r>
@@ -17101,9 +16983,6 @@
       <w:r>
         <w:rPr>
           <w:lang w:val="da-DK"/>
-          <w:rPrChange w:id="43" w:author="Virginia Anne Nichols" w:date="2026-04-09T15:44:00Z" w16du:dateUtc="2026-04-09T13:44:00Z">
-            <w:rPr/>
-          </w:rPrChange>
         </w:rPr>
         <w:t xml:space="preserve">, A., Porre, R. J., Hoffland, E., Van Dam, J. C., Drost, S. M., &amp; De </w:t>
       </w:r>
@@ -17111,9 +16990,6 @@
       <w:r>
         <w:rPr>
           <w:lang w:val="da-DK"/>
-          <w:rPrChange w:id="44" w:author="Virginia Anne Nichols" w:date="2026-04-09T15:44:00Z" w16du:dateUtc="2026-04-09T13:44:00Z">
-            <w:rPr/>
-          </w:rPrChange>
         </w:rPr>
         <w:t>Deyn</w:t>
       </w:r>
@@ -17121,9 +16997,6 @@
       <w:r>
         <w:rPr>
           <w:lang w:val="da-DK"/>
-          <w:rPrChange w:id="45" w:author="Virginia Anne Nichols" w:date="2026-04-09T15:44:00Z" w16du:dateUtc="2026-04-09T13:44:00Z">
-            <w:rPr/>
-          </w:rPrChange>
         </w:rPr>
         <w:t xml:space="preserve">, G. B. (2023). </w:t>
       </w:r>
@@ -17364,9 +17237,6 @@
       <w:r>
         <w:rPr>
           <w:lang w:val="da-DK"/>
-          <w:rPrChange w:id="46" w:author="Virginia Anne Nichols" w:date="2026-04-09T15:44:00Z" w16du:dateUtc="2026-04-09T13:44:00Z">
-            <w:rPr/>
-          </w:rPrChange>
         </w:rPr>
         <w:t xml:space="preserve">Hansen, E. M., Munkholm, L. J., Olesen, J. E., &amp; Melander, B. (2015). </w:t>
       </w:r>
@@ -17530,9 +17400,6 @@
       <w:r>
         <w:rPr>
           <w:lang w:val="da-DK"/>
-          <w:rPrChange w:id="47" w:author="Virginia Anne Nichols" w:date="2026-04-09T15:44:00Z" w16du:dateUtc="2026-04-09T13:44:00Z">
-            <w:rPr/>
-          </w:rPrChange>
         </w:rPr>
         <w:lastRenderedPageBreak/>
         <w:t xml:space="preserve">Kudsk, P., Jørgensen, L. N., &amp; Ørum, J. E. (2018). </w:t>
@@ -17701,9 +17568,6 @@
       <w:r>
         <w:rPr>
           <w:lang w:val="da-DK"/>
-          <w:rPrChange w:id="48" w:author="Virginia Anne Nichols" w:date="2026-04-09T15:44:00Z" w16du:dateUtc="2026-04-09T13:44:00Z">
-            <w:rPr/>
-          </w:rPrChange>
         </w:rPr>
         <w:t>Leskovšek</w:t>
       </w:r>
@@ -17711,9 +17575,6 @@
       <w:r>
         <w:rPr>
           <w:lang w:val="da-DK"/>
-          <w:rPrChange w:id="49" w:author="Virginia Anne Nichols" w:date="2026-04-09T15:44:00Z" w16du:dateUtc="2026-04-09T13:44:00Z">
-            <w:rPr/>
-          </w:rPrChange>
         </w:rPr>
         <w:t xml:space="preserve">, R., </w:t>
       </w:r>
@@ -17721,9 +17582,6 @@
       <w:r>
         <w:rPr>
           <w:lang w:val="da-DK"/>
-          <w:rPrChange w:id="50" w:author="Virginia Anne Nichols" w:date="2026-04-09T15:44:00Z" w16du:dateUtc="2026-04-09T13:44:00Z">
-            <w:rPr/>
-          </w:rPrChange>
         </w:rPr>
         <w:t>Eler</w:t>
       </w:r>
@@ -17731,9 +17589,6 @@
       <w:r>
         <w:rPr>
           <w:lang w:val="da-DK"/>
-          <w:rPrChange w:id="51" w:author="Virginia Anne Nichols" w:date="2026-04-09T15:44:00Z" w16du:dateUtc="2026-04-09T13:44:00Z">
-            <w:rPr/>
-          </w:rPrChange>
         </w:rPr>
         <w:t xml:space="preserve">, K., &amp; </w:t>
       </w:r>
@@ -17741,9 +17596,6 @@
       <w:r>
         <w:rPr>
           <w:lang w:val="da-DK"/>
-          <w:rPrChange w:id="52" w:author="Virginia Anne Nichols" w:date="2026-04-09T15:44:00Z" w16du:dateUtc="2026-04-09T13:44:00Z">
-            <w:rPr/>
-          </w:rPrChange>
         </w:rPr>
         <w:t>Zamljen</w:t>
       </w:r>
@@ -17751,9 +17603,6 @@
       <w:r>
         <w:rPr>
           <w:lang w:val="da-DK"/>
-          <w:rPrChange w:id="53" w:author="Virginia Anne Nichols" w:date="2026-04-09T15:44:00Z" w16du:dateUtc="2026-04-09T13:44:00Z">
-            <w:rPr/>
-          </w:rPrChange>
         </w:rPr>
         <w:t xml:space="preserve">, S. A. (2025). </w:t>
       </w:r>
@@ -18218,10 +18067,18 @@
       </w:r>
       <w:proofErr w:type="spellEnd"/>
       <w:r>
-        <w:t xml:space="preserve">, V., Bockstaller, C., Gaba, S., Cordeau, S., </w:t>
+        <w:t xml:space="preserve">, V., </w:t>
       </w:r>
       <w:proofErr w:type="spellStart"/>
       <w:r>
+        <w:t>Bockstaller</w:t>
+      </w:r>
+      <w:proofErr w:type="spellEnd"/>
+      <w:r>
+        <w:t xml:space="preserve">, C., Gaba, S., Cordeau, S., </w:t>
+      </w:r>
+      <w:proofErr w:type="spellStart"/>
+      <w:r>
         <w:t>Lechenet</w:t>
       </w:r>
       <w:proofErr w:type="spellEnd"/>
@@ -18261,8 +18118,13 @@
       <w:pPr>
         <w:pStyle w:val="Bibliography"/>
       </w:pPr>
-      <w:r>
-        <w:t xml:space="preserve">Pielou, E. C. (1966). The measurement of diversity in different types of biological collections. </w:t>
+      <w:proofErr w:type="spellStart"/>
+      <w:r>
+        <w:t>Pielou</w:t>
+      </w:r>
+      <w:proofErr w:type="spellEnd"/>
+      <w:r>
+        <w:t xml:space="preserve">, E. C. (1966). The measurement of diversity in different types of biological collections. </w:t>
       </w:r>
       <w:r>
         <w:rPr>
@@ -18467,7 +18329,15 @@
       </w:r>
       <w:proofErr w:type="spellEnd"/>
       <w:r>
-        <w:t xml:space="preserve">, R., Martin, J., Matejicek, A., Moreau, D., Guillemin, J.-P., &amp; Cordeau, S. (2023). Carry-over effects of cover crops on weeds and crop productivity in no-till systems. </w:t>
+        <w:t xml:space="preserve">, R., Martin, J., </w:t>
+      </w:r>
+      <w:proofErr w:type="spellStart"/>
+      <w:r>
+        <w:t>Matejicek</w:t>
+      </w:r>
+      <w:proofErr w:type="spellEnd"/>
+      <w:r>
+        <w:t xml:space="preserve">, A., Moreau, D., Guillemin, J.-P., &amp; Cordeau, S. (2023). Carry-over effects of cover crops on weeds and crop productivity in no-till systems. </w:t>
       </w:r>
       <w:r>
         <w:rPr>
@@ -18520,8 +18390,21 @@
       <w:pPr>
         <w:pStyle w:val="Bibliography"/>
       </w:pPr>
-      <w:r>
-        <w:t xml:space="preserve">Schatke, M., Ulber, L., Musavi, T., </w:t>
+      <w:proofErr w:type="spellStart"/>
+      <w:r>
+        <w:t>Schatke</w:t>
+      </w:r>
+      <w:proofErr w:type="spellEnd"/>
+      <w:r>
+        <w:t xml:space="preserve">, M., </w:t>
+      </w:r>
+      <w:proofErr w:type="spellStart"/>
+      <w:r>
+        <w:t>Ulber</w:t>
+      </w:r>
+      <w:proofErr w:type="spellEnd"/>
+      <w:r>
+        <w:t xml:space="preserve">, L., Musavi, T., </w:t>
       </w:r>
       <w:proofErr w:type="spellStart"/>
       <w:r>
@@ -18755,9 +18638,6 @@
         <w:pStyle w:val="Bibliography"/>
         <w:rPr>
           <w:lang w:val="da-DK"/>
-          <w:rPrChange w:id="54" w:author="Virginia Anne Nichols" w:date="2026-04-09T15:44:00Z" w16du:dateUtc="2026-04-09T13:44:00Z">
-            <w:rPr/>
-          </w:rPrChange>
         </w:rPr>
       </w:pPr>
       <w:r>
@@ -18769,12 +18649,6 @@
           <w:i/>
           <w:iCs/>
           <w:lang w:val="da-DK"/>
-          <w:rPrChange w:id="55" w:author="Virginia Anne Nichols" w:date="2026-04-09T15:44:00Z" w16du:dateUtc="2026-04-09T13:44:00Z">
-            <w:rPr>
-              <w:i/>
-              <w:iCs/>
-            </w:rPr>
-          </w:rPrChange>
         </w:rPr>
         <w:t>Weed</w:t>
       </w:r>
@@ -18784,21 +18658,12 @@
           <w:i/>
           <w:iCs/>
           <w:lang w:val="da-DK"/>
-          <w:rPrChange w:id="56" w:author="Virginia Anne Nichols" w:date="2026-04-09T15:44:00Z" w16du:dateUtc="2026-04-09T13:44:00Z">
-            <w:rPr>
-              <w:i/>
-              <w:iCs/>
-            </w:rPr>
-          </w:rPrChange>
         </w:rPr>
         <w:t xml:space="preserve"> Science</w:t>
       </w:r>
       <w:r>
         <w:rPr>
           <w:lang w:val="da-DK"/>
-          <w:rPrChange w:id="57" w:author="Virginia Anne Nichols" w:date="2026-04-09T15:44:00Z" w16du:dateUtc="2026-04-09T13:44:00Z">
-            <w:rPr/>
-          </w:rPrChange>
         </w:rPr>
         <w:t xml:space="preserve">, </w:t>
       </w:r>
@@ -18807,21 +18672,12 @@
           <w:i/>
           <w:iCs/>
           <w:lang w:val="da-DK"/>
-          <w:rPrChange w:id="58" w:author="Virginia Anne Nichols" w:date="2026-04-09T15:44:00Z" w16du:dateUtc="2026-04-09T13:44:00Z">
-            <w:rPr>
-              <w:i/>
-              <w:iCs/>
-            </w:rPr>
-          </w:rPrChange>
         </w:rPr>
         <w:t>68</w:t>
       </w:r>
       <w:r>
         <w:rPr>
           <w:lang w:val="da-DK"/>
-          <w:rPrChange w:id="59" w:author="Virginia Anne Nichols" w:date="2026-04-09T15:44:00Z" w16du:dateUtc="2026-04-09T13:44:00Z">
-            <w:rPr/>
-          </w:rPrChange>
         </w:rPr>
         <w:t>(2), 186–194. https://doi.org/10.1017/wsc.2020.12</w:t>
       </w:r>
@@ -18833,9 +18689,6 @@
       <w:r>
         <w:rPr>
           <w:lang w:val="da-DK"/>
-          <w:rPrChange w:id="60" w:author="Virginia Anne Nichols" w:date="2026-04-09T15:44:00Z" w16du:dateUtc="2026-04-09T13:44:00Z">
-            <w:rPr/>
-          </w:rPrChange>
         </w:rPr>
         <w:t xml:space="preserve">Sønderskov, M., Rydahl, P., Bøjer, O. M., Jensen, J. E., &amp; Kudsk, P. (2016). </w:t>
       </w:r>
@@ -18913,10 +18766,18 @@
         <w:pStyle w:val="Bibliography"/>
       </w:pPr>
       <w:r>
-        <w:t xml:space="preserve">Sullivan, C. A. O., Whisson, K., Treble, K., Roper, M. M., </w:t>
+        <w:t xml:space="preserve">Sullivan, C. A. O., </w:t>
       </w:r>
       <w:proofErr w:type="spellStart"/>
       <w:r>
+        <w:t>Whisson</w:t>
+      </w:r>
+      <w:proofErr w:type="spellEnd"/>
+      <w:r>
+        <w:t xml:space="preserve">, K., Treble, K., Roper, M. M., </w:t>
+      </w:r>
+      <w:proofErr w:type="spellStart"/>
+      <w:r>
         <w:t>Micin</w:t>
       </w:r>
       <w:proofErr w:type="spellEnd"/>
@@ -19005,7 +18866,15 @@
         <w:pStyle w:val="Bibliography"/>
       </w:pPr>
       <w:r>
-        <w:t xml:space="preserve">Wan, N.-F., Fu, L., Dainese, M., Kiær, L. P., Hu, Y.-Q., Xin, F., Goulson, D., Woodcock, B. A., Vanbergen, A. J., Spurgeon, D. J., Shen, S., &amp; Scherber, C. (2025). Pesticides have negative effects on non-target organisms. </w:t>
+        <w:t xml:space="preserve">Wan, N.-F., Fu, L., Dainese, M., Kiær, L. P., Hu, Y.-Q., Xin, F., </w:t>
+      </w:r>
+      <w:proofErr w:type="spellStart"/>
+      <w:r>
+        <w:t>Goulson</w:t>
+      </w:r>
+      <w:proofErr w:type="spellEnd"/>
+      <w:r>
+        <w:t xml:space="preserve">, D., Woodcock, B. A., Vanbergen, A. J., Spurgeon, D. J., Shen, S., &amp; Scherber, C. (2025). Pesticides have negative effects on non-target organisms. </w:t>
       </w:r>
       <w:r>
         <w:rPr>
@@ -19241,8 +19110,13 @@
       <w:pPr>
         <w:pStyle w:val="Bibliography"/>
       </w:pPr>
-      <w:r>
-        <w:t xml:space="preserve">Yvoz, S., Petit, S., Biju-Duval, L., &amp; Cordeau, S. (2020). A framework to type crop management strategies within a production situation to improve the comprehension of weed communities. </w:t>
+      <w:proofErr w:type="spellStart"/>
+      <w:r>
+        <w:t>Yvoz</w:t>
+      </w:r>
+      <w:proofErr w:type="spellEnd"/>
+      <w:r>
+        <w:t xml:space="preserve">, S., Petit, S., Biju-Duval, L., &amp; Cordeau, S. (2020). A framework to type crop management strategies within a production situation to improve the comprehension of weed communities. </w:t>
       </w:r>
       <w:r>
         <w:rPr>
@@ -19283,8 +19157,8 @@
       <w:bookmarkEnd w:id="0"/>
     </w:p>
     <w:sectPr>
-      <w:footerReference w:type="even" r:id="rId19"/>
-      <w:footerReference w:type="default" r:id="rId20"/>
+      <w:footerReference w:type="even" r:id="rId18"/>
+      <w:footerReference w:type="default" r:id="rId19"/>
       <w:pgSz w:w="11906" w:h="16838"/>
       <w:pgMar w:top="1440" w:right="1440" w:bottom="1440" w:left="1440" w:header="851" w:footer="851" w:gutter="0"/>
       <w:lnNumType w:countBy="1" w:restart="continuous"/>
@@ -19313,7 +19187,7 @@
       </w:r>
     </w:p>
   </w:comment>
-  <w:comment w:id="5" w:author="Simon Shamus Riley" w:date="2026-03-30T11:46:00Z" w:initials="SR">
+  <w:comment w:id="2" w:author="Simon Shamus Riley" w:date="2026-03-30T11:46:00Z" w:initials="SR">
     <w:p>
       <w:pPr>
         <w:pStyle w:val="CommentText"/>
@@ -19332,7 +19206,7 @@
       </w:r>
     </w:p>
   </w:comment>
-  <w:comment w:id="10" w:author="Simon Shamus Riley" w:date="2026-03-30T11:50:00Z" w:initials="SR">
+  <w:comment w:id="3" w:author="Simon Shamus Riley" w:date="2026-03-30T11:50:00Z" w:initials="SR">
     <w:p>
       <w:pPr>
         <w:pStyle w:val="CommentText"/>
@@ -19351,7 +19225,7 @@
       </w:r>
     </w:p>
   </w:comment>
-  <w:comment w:id="11" w:author="Simon Shamus Riley" w:date="2026-03-30T12:03:00Z" w:initials="SR">
+  <w:comment w:id="4" w:author="Simon Shamus Riley" w:date="2026-03-30T12:03:00Z" w:initials="SR">
     <w:p>
       <w:pPr>
         <w:pStyle w:val="CommentText"/>
@@ -19370,7 +19244,7 @@
       </w:r>
     </w:p>
   </w:comment>
-  <w:comment w:id="12" w:author="Virginia Anne Nichols" w:date="2026-03-27T08:59:00Z" w:initials="VN">
+  <w:comment w:id="5" w:author="Virginia Anne Nichols" w:date="2026-03-27T08:59:00Z" w:initials="VN">
     <w:p>
       <w:pPr>
         <w:pStyle w:val="CommentText"/>
@@ -19386,7 +19260,7 @@
       </w:r>
     </w:p>
   </w:comment>
-  <w:comment w:id="13" w:author="Virginia Anne Nichols" w:date="2026-01-22T09:16:00Z" w:initials="VN">
+  <w:comment w:id="6" w:author="Virginia Anne Nichols" w:date="2026-01-22T09:16:00Z" w:initials="VN">
     <w:p>
       <w:pPr>
         <w:pStyle w:val="CommentText"/>
@@ -19402,7 +19276,7 @@
       </w:r>
     </w:p>
   </w:comment>
-  <w:comment w:id="16" w:author="Simon Shamus Riley" w:date="2026-03-30T13:40:00Z" w:initials="SR">
+  <w:comment w:id="9" w:author="Simon Shamus Riley" w:date="2026-03-30T13:40:00Z" w:initials="SR">
     <w:p>
       <w:pPr>
         <w:pStyle w:val="CommentText"/>
@@ -19418,7 +19292,7 @@
       </w:r>
     </w:p>
   </w:comment>
-  <w:comment w:id="17" w:author="Simon Shamus Riley" w:date="2026-03-30T14:08:00Z" w:initials="SR">
+  <w:comment w:id="11" w:author="Simon Shamus Riley" w:date="2026-03-30T11:36:00Z" w:initials="SR">
     <w:p>
       <w:pPr>
         <w:pStyle w:val="CommentText"/>
@@ -19430,11 +19304,14 @@
         <w:annotationRef/>
       </w:r>
       <w:r>
-        <w:t>I appreciate the transparency here, but when I look at those figures, I get the impression that basically all of the potential ecosystem value of RadM and RadL comes from this assumption. So I think some additional discussion and/or justification is needed here (although maybe that comes later and I haven’t there yet, but if that’s the case there should be some mention of that here).</w:t>
+        <w:rPr>
+          <w:lang w:val="en-US"/>
+        </w:rPr>
+        <w:t>Was it intentional to make the error bars white? I find them very hard to see - maybe thicken them slightly if you want to keep them white.</w:t>
       </w:r>
     </w:p>
   </w:comment>
-  <w:comment w:id="24" w:author="Simon Shamus Riley" w:date="2026-03-30T11:36:00Z" w:initials="SR">
+  <w:comment w:id="14" w:author="Simon Shamus Riley" w:date="2026-03-30T14:44:00Z" w:initials="SR">
     <w:p>
       <w:pPr>
         <w:pStyle w:val="CommentText"/>
@@ -19446,14 +19323,11 @@
         <w:annotationRef/>
       </w:r>
       <w:r>
-        <w:rPr>
-          <w:lang w:val="en-US"/>
-        </w:rPr>
-        <w:t>Was it intentional to make the error bars white? I find them very hard to see - maybe thicken them slightly if you want to keep them white.</w:t>
+        <w:t>I always suggest reporting CI’s rather than SE’s for estimates from GL(M)M, because the SE no longer has a simple interpretation when the estimate is inverse-linked (i.e., back-transformed).</w:t>
       </w:r>
     </w:p>
   </w:comment>
-  <w:comment w:id="27" w:author="Simon Shamus Riley" w:date="2026-03-30T14:44:00Z" w:initials="SR">
+  <w:comment w:id="16" w:author="Simon Shamus Riley" w:date="2026-03-30T14:50:00Z" w:initials="SR">
     <w:p>
       <w:pPr>
         <w:pStyle w:val="CommentText"/>
@@ -19465,11 +19339,14 @@
         <w:annotationRef/>
       </w:r>
       <w:r>
-        <w:t>I always suggest reporting CI’s rather than SE’s for estimates from GL(M)M, because the SE no longer has a simple interpretation when the estimate is inverse-linked (i.e., back-transformed).</w:t>
+        <w:rPr>
+          <w:lang w:val="en-US"/>
+        </w:rPr>
+        <w:t>Where there are p-values reported in the text, there should either be details provided about the test, or reference to a table where those details are available.</w:t>
       </w:r>
     </w:p>
   </w:comment>
-  <w:comment w:id="29" w:author="Simon Shamus Riley" w:date="2026-03-30T14:50:00Z" w:initials="SR">
+  <w:comment w:id="17" w:author="Simon Shamus Riley" w:date="2026-03-30T14:49:00Z" w:initials="SR">
     <w:p>
       <w:pPr>
         <w:pStyle w:val="CommentText"/>
@@ -19484,30 +19361,11 @@
         <w:rPr>
           <w:lang w:val="en-US"/>
         </w:rPr>
-        <w:t>Where there are p-values reported in the text, there should either be details provided about the test, or reference to a table where those details are available.</w:t>
+        <w:t>Here is a good example of how SE no longer serves the purpose we want it to serve for inverse-linked estimates from a GL(M)M</w:t>
       </w:r>
     </w:p>
   </w:comment>
-  <w:comment w:id="30" w:author="Simon Shamus Riley" w:date="2026-03-30T14:49:00Z" w:initials="SR">
-    <w:p>
-      <w:pPr>
-        <w:pStyle w:val="CommentText"/>
-      </w:pPr>
-      <w:r>
-        <w:rPr>
-          <w:rStyle w:val="CommentReference"/>
-        </w:rPr>
-        <w:annotationRef/>
-      </w:r>
-      <w:r>
-        <w:rPr>
-          <w:lang w:val="en-US"/>
-        </w:rPr>
-        <w:t>Here is a good example of how SE no longer serves the purpose we want it to serve for inverse-linked estimates from a GL(M)M</w:t>
-      </w:r>
-    </w:p>
-  </w:comment>
-  <w:comment w:id="32" w:author="Virginia Anne Nichols" w:date="2025-11-26T10:39:00Z" w:initials="VN">
+  <w:comment w:id="19" w:author="Virginia Anne Nichols" w:date="2025-11-26T10:39:00Z" w:initials="VN">
     <w:p>
       <w:pPr>
         <w:pStyle w:val="CommentText"/>
@@ -19535,7 +19393,6 @@
   <w15:commentEx w15:paraId="5CD165D7" w15:done="0"/>
   <w15:commentEx w15:paraId="6C81547D" w15:done="0"/>
   <w15:commentEx w15:paraId="14379945" w15:done="0"/>
-  <w15:commentEx w15:paraId="09BFAF3F" w15:done="0"/>
   <w15:commentEx w15:paraId="73732E4C" w15:done="0"/>
   <w15:commentEx w15:paraId="0922A4D6" w15:done="0"/>
   <w15:commentEx w15:paraId="5CAAF0DB" w15:done="0"/>
@@ -19553,7 +19410,6 @@
   <w16cex:commentExtensible w16cex:durableId="6591D680" w16cex:dateUtc="2026-03-27T07:59:00Z"/>
   <w16cex:commentExtensible w16cex:durableId="33B89A46" w16cex:dateUtc="2026-01-22T08:16:00Z"/>
   <w16cex:commentExtensible w16cex:durableId="08DFFACD" w16cex:dateUtc="2026-03-30T11:40:00Z"/>
-  <w16cex:commentExtensible w16cex:durableId="1F8AB12B" w16cex:dateUtc="2026-03-30T12:08:00Z"/>
   <w16cex:commentExtensible w16cex:durableId="2B1B6780" w16cex:dateUtc="2026-03-30T09:36:00Z"/>
   <w16cex:commentExtensible w16cex:durableId="3B9F56B2" w16cex:dateUtc="2026-03-30T12:44:00Z"/>
   <w16cex:commentExtensible w16cex:durableId="123D7BB0" w16cex:dateUtc="2026-03-30T12:50:00Z"/>
@@ -19571,7 +19427,6 @@
   <w16cid:commentId w16cid:paraId="5CD165D7" w16cid:durableId="6591D680"/>
   <w16cid:commentId w16cid:paraId="6C81547D" w16cid:durableId="33B89A46"/>
   <w16cid:commentId w16cid:paraId="14379945" w16cid:durableId="08DFFACD"/>
-  <w16cid:commentId w16cid:paraId="09BFAF3F" w16cid:durableId="1F8AB12B"/>
   <w16cid:commentId w16cid:paraId="73732E4C" w16cid:durableId="2B1B6780"/>
   <w16cid:commentId w16cid:paraId="0922A4D6" w16cid:durableId="3B9F56B2"/>
   <w16cid:commentId w16cid:paraId="5CAAF0DB" w16cid:durableId="123D7BB0"/>
@@ -20454,6 +20309,7 @@
   <w:style w:type="character" w:default="1" w:styleId="DefaultParagraphFont">
     <w:name w:val="Default Paragraph Font"/>
     <w:uiPriority w:val="1"/>
+    <w:semiHidden/>
     <w:unhideWhenUsed/>
   </w:style>
   <w:style w:type="table" w:default="1" w:styleId="TableNormal">

--- a/docs/01_manuscript1/01_manu/manu-v9.docx
+++ b/docs/01_manuscript1/01_manu/manu-v9.docx
@@ -331,55 +331,19 @@
         <w:rPr>
           <w:lang w:val="fr-CA"/>
         </w:rPr>
-        <w:t xml:space="preserve">Department of </w:t>
-      </w:r>
-      <w:proofErr w:type="spellStart"/>
+        <w:t>Department of Agroecology</w:t>
+      </w:r>
       <w:r>
         <w:rPr>
           <w:lang w:val="fr-CA"/>
         </w:rPr>
-        <w:t>Agroecology</w:t>
-      </w:r>
-      <w:proofErr w:type="spellEnd"/>
+        <w:t xml:space="preserve">, </w:t>
+      </w:r>
       <w:r>
         <w:rPr>
           <w:lang w:val="fr-CA"/>
         </w:rPr>
-        <w:t xml:space="preserve">, </w:t>
-      </w:r>
-      <w:r>
-        <w:rPr>
-          <w:lang w:val="fr-CA"/>
-        </w:rPr>
-        <w:t xml:space="preserve">Aarhus </w:t>
-      </w:r>
-      <w:proofErr w:type="spellStart"/>
-      <w:r>
-        <w:rPr>
-          <w:lang w:val="fr-CA"/>
-        </w:rPr>
-        <w:t>University</w:t>
-      </w:r>
-      <w:proofErr w:type="spellEnd"/>
-      <w:r>
-        <w:rPr>
-          <w:lang w:val="fr-CA"/>
-        </w:rPr>
-        <w:t xml:space="preserve">, 1 </w:t>
-      </w:r>
-      <w:proofErr w:type="spellStart"/>
-      <w:r>
-        <w:rPr>
-          <w:lang w:val="fr-CA"/>
-        </w:rPr>
-        <w:t>Forsøgsvej</w:t>
-      </w:r>
-      <w:proofErr w:type="spellEnd"/>
-      <w:r>
-        <w:rPr>
-          <w:lang w:val="fr-CA"/>
-        </w:rPr>
-        <w:t>, 4200 Slagelse, Denmark</w:t>
+        <w:t>Aarhus University, 1 Forsøgsvej, 4200 Slagelse, Denmark</w:t>
       </w:r>
       <w:r>
         <w:rPr>
@@ -636,7 +600,6 @@
         </w:rPr>
       </w:pPr>
       <w:commentRangeStart w:id="1"/>
-      <w:proofErr w:type="spellStart"/>
       <w:r>
         <w:rPr>
           <w:lang w:val="en-US"/>
@@ -645,7 +608,6 @@
         <w:t>CRediT</w:t>
       </w:r>
       <w:commentRangeEnd w:id="1"/>
-      <w:proofErr w:type="spellEnd"/>
       <w:r>
         <w:rPr>
           <w:rStyle w:val="CommentReference"/>
@@ -681,47 +643,95 @@
         <w:rPr>
           <w:lang w:val="en-US"/>
         </w:rPr>
-        <w:t xml:space="preserve"> - VN</w:t>
-      </w:r>
-    </w:p>
-    <w:p>
-      <w:pPr>
-        <w:spacing w:line="360" w:lineRule="auto"/>
-        <w:rPr>
-          <w:lang w:val="en-US"/>
-        </w:rPr>
-      </w:pPr>
-      <w:r>
-        <w:rPr>
-          <w:lang w:val="en-US"/>
-        </w:rPr>
-        <w:t>Data curation</w:t>
-      </w:r>
-      <w:r>
-        <w:rPr>
-          <w:lang w:val="en-US"/>
-        </w:rPr>
-        <w:t xml:space="preserve"> - VN</w:t>
-      </w:r>
-    </w:p>
-    <w:p>
-      <w:pPr>
-        <w:spacing w:line="360" w:lineRule="auto"/>
-        <w:rPr>
-          <w:lang w:val="en-US"/>
-        </w:rPr>
-      </w:pPr>
-      <w:r>
-        <w:rPr>
-          <w:lang w:val="en-US"/>
-        </w:rPr>
-        <w:t>Formal analysis</w:t>
-      </w:r>
-      <w:r>
-        <w:rPr>
-          <w:lang w:val="en-US"/>
-        </w:rPr>
-        <w:t xml:space="preserve"> - VN</w:t>
+        <w:t xml:space="preserve"> </w:t>
+      </w:r>
+      <w:r>
+        <w:rPr>
+          <w:lang w:val="en-US"/>
+        </w:rPr>
+        <w:t>–</w:t>
+      </w:r>
+      <w:r>
+        <w:rPr>
+          <w:lang w:val="en-US"/>
+        </w:rPr>
+        <w:t xml:space="preserve"> VN</w:t>
+      </w:r>
+      <w:r>
+        <w:rPr>
+          <w:lang w:val="en-US"/>
+        </w:rPr>
+        <w:t>, BM</w:t>
+      </w:r>
+    </w:p>
+    <w:p>
+      <w:pPr>
+        <w:spacing w:line="360" w:lineRule="auto"/>
+        <w:rPr>
+          <w:lang w:val="da-DK"/>
+        </w:rPr>
+      </w:pPr>
+      <w:r>
+        <w:rPr>
+          <w:lang w:val="da-DK"/>
+        </w:rPr>
+        <w:t xml:space="preserve">Data curation </w:t>
+      </w:r>
+      <w:r>
+        <w:rPr>
+          <w:lang w:val="da-DK"/>
+        </w:rPr>
+        <w:t>–</w:t>
+      </w:r>
+      <w:r>
+        <w:rPr>
+          <w:lang w:val="da-DK"/>
+        </w:rPr>
+        <w:t xml:space="preserve"> VN</w:t>
+      </w:r>
+      <w:r>
+        <w:rPr>
+          <w:lang w:val="da-DK"/>
+        </w:rPr>
+        <w:t>, BM</w:t>
+      </w:r>
+    </w:p>
+    <w:p>
+      <w:pPr>
+        <w:spacing w:line="360" w:lineRule="auto"/>
+        <w:rPr>
+          <w:lang w:val="da-DK"/>
+        </w:rPr>
+      </w:pPr>
+      <w:r>
+        <w:rPr>
+          <w:lang w:val="da-DK"/>
+        </w:rPr>
+        <w:t xml:space="preserve">Formal analysis </w:t>
+      </w:r>
+      <w:r>
+        <w:rPr>
+          <w:lang w:val="da-DK"/>
+        </w:rPr>
+        <w:t>–</w:t>
+      </w:r>
+      <w:r>
+        <w:rPr>
+          <w:lang w:val="da-DK"/>
+        </w:rPr>
+        <w:t xml:space="preserve"> VN</w:t>
+      </w:r>
+      <w:r>
+        <w:rPr>
+          <w:lang w:val="da-DK"/>
+        </w:rPr>
+        <w:t>, ER</w:t>
+      </w:r>
+      <w:r>
+        <w:rPr>
+          <w:lang w:val="da-DK"/>
+        </w:rPr>
+        <w:t>B, MG</w:t>
       </w:r>
     </w:p>
     <w:p>
@@ -743,25 +753,119 @@
         </w:rPr>
         <w:t xml:space="preserve"> - </w:t>
       </w:r>
-    </w:p>
-    <w:p>
-      <w:pPr>
-        <w:spacing w:line="360" w:lineRule="auto"/>
-        <w:rPr>
-          <w:lang w:val="en-US"/>
-        </w:rPr>
-      </w:pPr>
-      <w:r>
-        <w:rPr>
-          <w:lang w:val="en-US"/>
-        </w:rPr>
-        <w:t>Methodo</w:t>
-      </w:r>
-      <w:r>
-        <w:rPr>
-          <w:lang w:val="en-US"/>
-        </w:rPr>
-        <w:t>logy</w:t>
+      <w:r>
+        <w:rPr>
+          <w:lang w:val="en-US"/>
+        </w:rPr>
+        <w:t>BM</w:t>
+      </w:r>
+    </w:p>
+    <w:p>
+      <w:pPr>
+        <w:spacing w:line="360" w:lineRule="auto"/>
+        <w:rPr>
+          <w:lang w:val="en-US"/>
+        </w:rPr>
+      </w:pPr>
+      <w:r>
+        <w:rPr>
+          <w:lang w:val="en-US"/>
+        </w:rPr>
+        <w:t>Methodology</w:t>
+      </w:r>
+      <w:r>
+        <w:rPr>
+          <w:lang w:val="en-US"/>
+        </w:rPr>
+        <w:t xml:space="preserve"> </w:t>
+      </w:r>
+      <w:r>
+        <w:rPr>
+          <w:lang w:val="en-US"/>
+        </w:rPr>
+        <w:t>–</w:t>
+      </w:r>
+      <w:r>
+        <w:rPr>
+          <w:lang w:val="en-US"/>
+        </w:rPr>
+        <w:t xml:space="preserve"> </w:t>
+      </w:r>
+      <w:r>
+        <w:rPr>
+          <w:lang w:val="en-US"/>
+        </w:rPr>
+        <w:t xml:space="preserve">VN, </w:t>
+      </w:r>
+      <w:r>
+        <w:rPr>
+          <w:lang w:val="en-US"/>
+        </w:rPr>
+        <w:t>SR</w:t>
+      </w:r>
+      <w:r>
+        <w:rPr>
+          <w:lang w:val="en-US"/>
+        </w:rPr>
+        <w:t>, BM</w:t>
+      </w:r>
+    </w:p>
+    <w:p>
+      <w:pPr>
+        <w:spacing w:line="360" w:lineRule="auto"/>
+        <w:rPr>
+          <w:lang w:val="en-US"/>
+        </w:rPr>
+      </w:pPr>
+      <w:r>
+        <w:rPr>
+          <w:lang w:val="en-US"/>
+        </w:rPr>
+        <w:t>Project administration</w:t>
+      </w:r>
+      <w:r>
+        <w:rPr>
+          <w:lang w:val="en-US"/>
+        </w:rPr>
+        <w:t xml:space="preserve"> </w:t>
+      </w:r>
+      <w:r>
+        <w:rPr>
+          <w:lang w:val="en-US"/>
+        </w:rPr>
+        <w:t>–</w:t>
+      </w:r>
+      <w:r>
+        <w:rPr>
+          <w:lang w:val="en-US"/>
+        </w:rPr>
+        <w:t xml:space="preserve"> </w:t>
+      </w:r>
+      <w:r>
+        <w:rPr>
+          <w:lang w:val="en-US"/>
+        </w:rPr>
+        <w:t>BM</w:t>
+      </w:r>
+      <w:r>
+        <w:rPr>
+          <w:lang w:val="en-US"/>
+        </w:rPr>
+        <w:t>, MS</w:t>
+      </w:r>
+    </w:p>
+    <w:p>
+      <w:pPr>
+        <w:spacing w:line="360" w:lineRule="auto"/>
+        <w:rPr>
+          <w:lang w:val="en-US"/>
+        </w:rPr>
+      </w:pPr>
+      <w:r>
+        <w:rPr>
+          <w:lang w:val="en-US"/>
+        </w:rPr>
+        <w:t>Resources</w:t>
       </w:r>
       <w:r>
         <w:rPr>
@@ -769,25 +873,19 @@
         </w:rPr>
         <w:t xml:space="preserve"> - </w:t>
       </w:r>
-      <w:r>
-        <w:rPr>
-          <w:lang w:val="en-US"/>
-        </w:rPr>
-        <w:t>SR</w:t>
-      </w:r>
-    </w:p>
-    <w:p>
-      <w:pPr>
-        <w:spacing w:line="360" w:lineRule="auto"/>
-        <w:rPr>
-          <w:lang w:val="en-US"/>
-        </w:rPr>
-      </w:pPr>
-      <w:r>
-        <w:rPr>
-          <w:lang w:val="en-US"/>
-        </w:rPr>
-        <w:t>Project administration</w:t>
+    </w:p>
+    <w:p>
+      <w:pPr>
+        <w:spacing w:line="360" w:lineRule="auto"/>
+        <w:rPr>
+          <w:lang w:val="en-US"/>
+        </w:rPr>
+      </w:pPr>
+      <w:r>
+        <w:rPr>
+          <w:lang w:val="en-US"/>
+        </w:rPr>
+        <w:t>Supervision</w:t>
       </w:r>
       <w:r>
         <w:rPr>
@@ -795,45 +893,11 @@
         </w:rPr>
         <w:t xml:space="preserve"> - </w:t>
       </w:r>
-    </w:p>
-    <w:p>
-      <w:pPr>
-        <w:spacing w:line="360" w:lineRule="auto"/>
-        <w:rPr>
-          <w:lang w:val="en-US"/>
-        </w:rPr>
-      </w:pPr>
-      <w:r>
-        <w:rPr>
-          <w:lang w:val="en-US"/>
-        </w:rPr>
-        <w:t>Resources</w:t>
-      </w:r>
-      <w:r>
-        <w:rPr>
-          <w:lang w:val="en-US"/>
-        </w:rPr>
-        <w:t xml:space="preserve"> - </w:t>
-      </w:r>
-    </w:p>
-    <w:p>
-      <w:pPr>
-        <w:spacing w:line="360" w:lineRule="auto"/>
-        <w:rPr>
-          <w:lang w:val="en-US"/>
-        </w:rPr>
-      </w:pPr>
-      <w:r>
-        <w:rPr>
-          <w:lang w:val="en-US"/>
-        </w:rPr>
-        <w:t>Supervision</w:t>
-      </w:r>
-      <w:r>
-        <w:rPr>
-          <w:lang w:val="en-US"/>
-        </w:rPr>
-        <w:t xml:space="preserve"> - </w:t>
+      <w:r>
+        <w:rPr>
+          <w:lang w:val="en-US"/>
+        </w:rPr>
+        <w:t>BM</w:t>
       </w:r>
     </w:p>
     <w:p>
@@ -1304,7 +1368,7 @@
         <w:rPr>
           <w:lang w:val="en-US"/>
         </w:rPr>
-        <w:t xml:space="preserve"> combining cover crop</w:t>
+        <w:t xml:space="preserve"> combining cover crop, tillage, and straw management</w:t>
       </w:r>
       <w:r>
         <w:rPr>
@@ -1316,9 +1380,356 @@
         <w:rPr>
           <w:lang w:val="en-US"/>
         </w:rPr>
-        <w:t xml:space="preserve">, </w:t>
-      </w:r>
-      <w:proofErr w:type="spellStart"/>
+        <w:t xml:space="preserve">. </w:t>
+      </w:r>
+      <w:r>
+        <w:rPr>
+          <w:lang w:val="en-US"/>
+        </w:rPr>
+        <w:t>F</w:t>
+      </w:r>
+      <w:r>
+        <w:rPr>
+          <w:lang w:val="en-US"/>
+        </w:rPr>
+        <w:t>ive cover crop systems</w:t>
+      </w:r>
+      <w:r>
+        <w:rPr>
+          <w:lang w:val="en-US"/>
+        </w:rPr>
+        <w:t xml:space="preserve"> [</w:t>
+      </w:r>
+      <w:r>
+        <w:rPr>
+          <w:lang w:val="en-US"/>
+        </w:rPr>
+        <w:t>grass/clover (</w:t>
+      </w:r>
+      <w:r>
+        <w:rPr>
+          <w:i/>
+          <w:iCs/>
+          <w:lang w:val="en-US"/>
+        </w:rPr>
+        <w:t>Lolium perenne</w:t>
+      </w:r>
+      <w:r>
+        <w:rPr>
+          <w:lang w:val="en-US"/>
+        </w:rPr>
+        <w:t>/</w:t>
+      </w:r>
+      <w:r>
+        <w:rPr>
+          <w:i/>
+          <w:iCs/>
+          <w:lang w:val="en-US"/>
+        </w:rPr>
+        <w:t>Trifolium repens</w:t>
+      </w:r>
+      <w:r>
+        <w:rPr>
+          <w:lang w:val="en-US"/>
+        </w:rPr>
+        <w:t>) mixtures sown early (MixE) and mid-season (MixM)</w:t>
+      </w:r>
+      <w:r>
+        <w:rPr>
+          <w:lang w:val="en-US"/>
+        </w:rPr>
+        <w:t>;</w:t>
+      </w:r>
+      <w:r>
+        <w:rPr>
+          <w:lang w:val="en-US"/>
+        </w:rPr>
+        <w:t xml:space="preserve"> radish (</w:t>
+      </w:r>
+      <w:r>
+        <w:rPr>
+          <w:i/>
+          <w:iCs/>
+          <w:lang w:val="en-US"/>
+        </w:rPr>
+        <w:t>Raphanus sativus</w:t>
+      </w:r>
+      <w:r>
+        <w:rPr>
+          <w:lang w:val="en-US"/>
+        </w:rPr>
+        <w:t>) sown mid-season (RadM) and post-harvest (RadL)</w:t>
+      </w:r>
+      <w:r>
+        <w:rPr>
+          <w:lang w:val="en-US"/>
+        </w:rPr>
+        <w:t>;</w:t>
+      </w:r>
+      <w:r>
+        <w:rPr>
+          <w:lang w:val="en-US"/>
+        </w:rPr>
+        <w:t xml:space="preserve"> no-cover control (NoCC)</w:t>
+      </w:r>
+      <w:r>
+        <w:rPr>
+          <w:lang w:val="en-US"/>
+        </w:rPr>
+        <w:t xml:space="preserve">] </w:t>
+      </w:r>
+      <w:r>
+        <w:rPr>
+          <w:lang w:val="en-US"/>
+        </w:rPr>
+        <w:t xml:space="preserve">were implemented in </w:t>
+      </w:r>
+      <w:r>
+        <w:rPr>
+          <w:lang w:val="en-US"/>
+        </w:rPr>
+        <w:t>a long</w:t>
+      </w:r>
+      <w:r>
+        <w:rPr>
+          <w:lang w:val="en-US"/>
+        </w:rPr>
+        <w:t>-</w:t>
+      </w:r>
+      <w:r>
+        <w:rPr>
+          <w:lang w:val="en-US"/>
+        </w:rPr>
+        <w:t xml:space="preserve">term </w:t>
+      </w:r>
+      <w:r>
+        <w:rPr>
+          <w:lang w:val="en-US"/>
+        </w:rPr>
+        <w:t xml:space="preserve">experiment with every combination of </w:t>
+      </w:r>
+      <w:r>
+        <w:rPr>
+          <w:lang w:val="en-US"/>
+        </w:rPr>
+        <w:t xml:space="preserve">three tillage (no-till, surface, inversion) and two straw managements (retained, removed). Measured responses included cash crop yield, fall </w:t>
+      </w:r>
+      <w:r>
+        <w:rPr>
+          <w:lang w:val="en-US"/>
+        </w:rPr>
+        <w:t xml:space="preserve">species cover and </w:t>
+      </w:r>
+      <w:r>
+        <w:rPr>
+          <w:lang w:val="en-US"/>
+        </w:rPr>
+        <w:t xml:space="preserve">biomass, spring weed counts and pesticide use; ecological values </w:t>
+      </w:r>
+      <w:r>
+        <w:rPr>
+          <w:lang w:val="en-US"/>
+        </w:rPr>
+        <w:t xml:space="preserve">of species and pesticide toxicity </w:t>
+      </w:r>
+      <w:r>
+        <w:rPr>
+          <w:lang w:val="en-US"/>
+        </w:rPr>
+        <w:t>were estimated using published indices</w:t>
+      </w:r>
+      <w:r>
+        <w:rPr>
+          <w:lang w:val="en-US"/>
+        </w:rPr>
+        <w:t>; overall value was calculated using multi-criteria analysis</w:t>
+      </w:r>
+      <w:r>
+        <w:rPr>
+          <w:lang w:val="en-US"/>
+        </w:rPr>
+        <w:t>.</w:t>
+      </w:r>
+      <w:r>
+        <w:rPr>
+          <w:lang w:val="en-US"/>
+        </w:rPr>
+        <w:t xml:space="preserve"> </w:t>
+      </w:r>
+      <w:r>
+        <w:rPr>
+          <w:lang w:val="en-US"/>
+        </w:rPr>
+        <w:t xml:space="preserve">The study coincided with extreme weather years. </w:t>
+      </w:r>
+      <w:r>
+        <w:rPr>
+          <w:lang w:val="en-US"/>
+        </w:rPr>
+        <w:t xml:space="preserve">All </w:t>
+      </w:r>
+      <w:r>
+        <w:rPr>
+          <w:lang w:val="en-US"/>
+        </w:rPr>
+        <w:t xml:space="preserve">RadM systems </w:t>
+      </w:r>
+      <w:r>
+        <w:rPr>
+          <w:lang w:val="en-US"/>
+        </w:rPr>
+        <w:t xml:space="preserve">had </w:t>
+      </w:r>
+      <w:r>
+        <w:rPr>
+          <w:lang w:val="en-US"/>
+        </w:rPr>
+        <w:t xml:space="preserve">high </w:t>
+      </w:r>
+      <w:r>
+        <w:rPr>
+          <w:lang w:val="en-US"/>
+        </w:rPr>
+        <w:t xml:space="preserve">crop </w:t>
+      </w:r>
+      <w:r>
+        <w:rPr>
+          <w:lang w:val="en-US"/>
+        </w:rPr>
+        <w:t>yields, fall biomass</w:t>
+      </w:r>
+      <w:r>
+        <w:rPr>
+          <w:lang w:val="en-US"/>
+        </w:rPr>
+        <w:t>,</w:t>
+      </w:r>
+      <w:r>
+        <w:rPr>
+          <w:lang w:val="en-US"/>
+        </w:rPr>
+        <w:t xml:space="preserve"> and </w:t>
+      </w:r>
+      <w:r>
+        <w:rPr>
+          <w:lang w:val="en-US"/>
+        </w:rPr>
+        <w:t xml:space="preserve">fall </w:t>
+      </w:r>
+      <w:r>
+        <w:rPr>
+          <w:lang w:val="en-US"/>
+        </w:rPr>
+        <w:t>ecological value</w:t>
+      </w:r>
+      <w:r>
+        <w:rPr>
+          <w:lang w:val="en-US"/>
+        </w:rPr>
+        <w:t xml:space="preserve">, and did not </w:t>
+      </w:r>
+      <w:r>
+        <w:rPr>
+          <w:lang w:val="en-US"/>
+        </w:rPr>
+        <w:t>increas</w:t>
+      </w:r>
+      <w:r>
+        <w:rPr>
+          <w:lang w:val="en-US"/>
+        </w:rPr>
+        <w:t>e</w:t>
+      </w:r>
+      <w:r>
+        <w:rPr>
+          <w:lang w:val="en-US"/>
+        </w:rPr>
+        <w:t xml:space="preserve"> perennial weeds. </w:t>
+      </w:r>
+      <w:r>
+        <w:rPr>
+          <w:lang w:val="en-US"/>
+        </w:rPr>
+        <w:t>T</w:t>
+      </w:r>
+      <w:r>
+        <w:rPr>
+          <w:lang w:val="en-US"/>
+        </w:rPr>
+        <w:t xml:space="preserve">he presence of </w:t>
+      </w:r>
+      <w:r>
+        <w:rPr>
+          <w:lang w:val="en-US"/>
+        </w:rPr>
+        <w:t>MixE reduced pesticide</w:t>
+      </w:r>
+      <w:r>
+        <w:rPr>
+          <w:lang w:val="en-US"/>
+        </w:rPr>
+        <w:t xml:space="preserve"> use</w:t>
+      </w:r>
+      <w:r>
+        <w:rPr>
+          <w:lang w:val="en-US"/>
+        </w:rPr>
+        <w:t xml:space="preserve"> (by necessity)</w:t>
+      </w:r>
+      <w:r>
+        <w:rPr>
+          <w:lang w:val="en-US"/>
+        </w:rPr>
+        <w:t xml:space="preserve"> but produced low-value plant communities</w:t>
+      </w:r>
+      <w:r>
+        <w:rPr>
+          <w:lang w:val="en-US"/>
+        </w:rPr>
+        <w:t xml:space="preserve"> </w:t>
+      </w:r>
+      <w:r>
+        <w:rPr>
+          <w:lang w:val="en-US"/>
+        </w:rPr>
+        <w:t xml:space="preserve">with variable </w:t>
+      </w:r>
+      <w:r>
+        <w:rPr>
+          <w:lang w:val="en-US"/>
+        </w:rPr>
+        <w:t>biomas</w:t>
+      </w:r>
+      <w:r>
+        <w:rPr>
+          <w:lang w:val="en-US"/>
+        </w:rPr>
+        <w:t>s</w:t>
+      </w:r>
+      <w:r>
+        <w:rPr>
+          <w:lang w:val="en-US"/>
+        </w:rPr>
+        <w:t xml:space="preserve">. </w:t>
+      </w:r>
+      <w:r>
+        <w:rPr>
+          <w:lang w:val="en-US"/>
+        </w:rPr>
+        <w:t>When paired with</w:t>
+      </w:r>
+      <w:r>
+        <w:rPr>
+          <w:lang w:val="en-US"/>
+        </w:rPr>
+        <w:t xml:space="preserve"> </w:t>
+      </w:r>
+      <w:r>
+        <w:rPr>
+          <w:lang w:val="en-US"/>
+        </w:rPr>
+        <w:t xml:space="preserve">inversion </w:t>
+      </w:r>
       <w:r>
         <w:rPr>
           <w:lang w:val="en-US"/>
@@ -1329,20 +1740,67 @@
         <w:rPr>
           <w:lang w:val="en-US"/>
         </w:rPr>
-        <w:t>s</w:t>
-      </w:r>
-      <w:proofErr w:type="spellEnd"/>
-      <w:r>
-        <w:rPr>
-          <w:lang w:val="en-US"/>
-        </w:rPr>
-        <w:t>, and straw management</w:t>
-      </w:r>
-      <w:r>
-        <w:rPr>
-          <w:lang w:val="en-US"/>
-        </w:rPr>
-        <w:t>s</w:t>
+        <w:t>,</w:t>
+      </w:r>
+      <w:r>
+        <w:rPr>
+          <w:lang w:val="en-US"/>
+        </w:rPr>
+        <w:t xml:space="preserve"> MixE </w:t>
+      </w:r>
+      <w:r>
+        <w:rPr>
+          <w:lang w:val="en-US"/>
+        </w:rPr>
+        <w:t>overall value was</w:t>
+      </w:r>
+      <w:r>
+        <w:rPr>
+          <w:lang w:val="en-US"/>
+        </w:rPr>
+        <w:t xml:space="preserve"> </w:t>
+      </w:r>
+      <w:r>
+        <w:rPr>
+          <w:lang w:val="en-US"/>
+        </w:rPr>
+        <w:t>higher</w:t>
+      </w:r>
+      <w:r>
+        <w:rPr>
+          <w:lang w:val="en-US"/>
+        </w:rPr>
+        <w:t xml:space="preserve"> than NoCC, but</w:t>
+      </w:r>
+      <w:r>
+        <w:rPr>
+          <w:lang w:val="en-US"/>
+        </w:rPr>
+        <w:t xml:space="preserve"> </w:t>
+      </w:r>
+      <w:r>
+        <w:rPr>
+          <w:lang w:val="en-US"/>
+        </w:rPr>
+        <w:t xml:space="preserve">otherwise led to </w:t>
+      </w:r>
+      <w:r>
+        <w:rPr>
+          <w:lang w:val="en-US"/>
+        </w:rPr>
+        <w:t>high perennial weed legacies</w:t>
+      </w:r>
+      <w:r>
+        <w:rPr>
+          <w:lang w:val="en-US"/>
+        </w:rPr>
+        <w:t xml:space="preserve"> </w:t>
+      </w:r>
+      <w:r>
+        <w:rPr>
+          <w:lang w:val="en-US"/>
+        </w:rPr>
+        <w:t>and low crop yields</w:t>
       </w:r>
       <w:r>
         <w:rPr>
@@ -1354,628 +1812,44 @@
         <w:rPr>
           <w:lang w:val="en-US"/>
         </w:rPr>
-        <w:t>F</w:t>
-      </w:r>
-      <w:r>
-        <w:rPr>
-          <w:lang w:val="en-US"/>
-        </w:rPr>
-        <w:t>ive cover crop systems</w:t>
-      </w:r>
-      <w:r>
-        <w:rPr>
-          <w:lang w:val="en-US"/>
-        </w:rPr>
-        <w:t xml:space="preserve"> [</w:t>
-      </w:r>
-      <w:r>
-        <w:rPr>
-          <w:lang w:val="en-US"/>
-        </w:rPr>
-        <w:t>grass/clover (</w:t>
-      </w:r>
-      <w:r>
-        <w:rPr>
-          <w:i/>
-          <w:iCs/>
-          <w:lang w:val="en-US"/>
-        </w:rPr>
-        <w:t xml:space="preserve">Lolium </w:t>
-      </w:r>
-      <w:proofErr w:type="spellStart"/>
-      <w:r>
-        <w:rPr>
-          <w:i/>
-          <w:iCs/>
-          <w:lang w:val="en-US"/>
-        </w:rPr>
-        <w:t>perenne</w:t>
-      </w:r>
-      <w:proofErr w:type="spellEnd"/>
-      <w:r>
-        <w:rPr>
-          <w:lang w:val="en-US"/>
-        </w:rPr>
-        <w:t>/</w:t>
-      </w:r>
-      <w:r>
-        <w:rPr>
-          <w:i/>
-          <w:iCs/>
-          <w:lang w:val="en-US"/>
-        </w:rPr>
-        <w:t>Trifolium repens</w:t>
-      </w:r>
-      <w:r>
-        <w:rPr>
-          <w:lang w:val="en-US"/>
-        </w:rPr>
-        <w:t>) mixtures sown early (</w:t>
-      </w:r>
-      <w:proofErr w:type="spellStart"/>
-      <w:r>
-        <w:rPr>
-          <w:lang w:val="en-US"/>
-        </w:rPr>
-        <w:t>MixE</w:t>
-      </w:r>
-      <w:proofErr w:type="spellEnd"/>
-      <w:r>
-        <w:rPr>
-          <w:lang w:val="en-US"/>
-        </w:rPr>
-        <w:t>) and mid-season (</w:t>
-      </w:r>
-      <w:proofErr w:type="spellStart"/>
-      <w:r>
-        <w:rPr>
-          <w:lang w:val="en-US"/>
-        </w:rPr>
-        <w:t>MixM</w:t>
-      </w:r>
-      <w:proofErr w:type="spellEnd"/>
-      <w:r>
-        <w:rPr>
-          <w:lang w:val="en-US"/>
-        </w:rPr>
-        <w:t>)</w:t>
-      </w:r>
-      <w:r>
-        <w:rPr>
-          <w:lang w:val="en-US"/>
-        </w:rPr>
-        <w:t>;</w:t>
-      </w:r>
-      <w:r>
-        <w:rPr>
-          <w:lang w:val="en-US"/>
-        </w:rPr>
-        <w:t xml:space="preserve"> radish (</w:t>
-      </w:r>
-      <w:r>
-        <w:rPr>
-          <w:i/>
-          <w:iCs/>
-          <w:lang w:val="en-US"/>
-        </w:rPr>
-        <w:t>Raphanus sativus</w:t>
-      </w:r>
-      <w:r>
-        <w:rPr>
-          <w:lang w:val="en-US"/>
-        </w:rPr>
-        <w:t>) sown mid-season (</w:t>
-      </w:r>
-      <w:proofErr w:type="spellStart"/>
+        <w:t xml:space="preserve">The MixM and RadL performed </w:t>
+      </w:r>
+      <w:r>
+        <w:rPr>
+          <w:lang w:val="en-US"/>
+        </w:rPr>
+        <w:t xml:space="preserve">similarly to </w:t>
+      </w:r>
+      <w:r>
+        <w:rPr>
+          <w:lang w:val="en-US"/>
+        </w:rPr>
+        <w:t>NoCC</w:t>
+      </w:r>
+      <w:r>
+        <w:rPr>
+          <w:lang w:val="en-US"/>
+        </w:rPr>
+        <w:t xml:space="preserve"> in all systems</w:t>
+      </w:r>
+      <w:r>
+        <w:rPr>
+          <w:lang w:val="en-US"/>
+        </w:rPr>
+        <w:t xml:space="preserve">. </w:t>
+      </w:r>
+      <w:r>
+        <w:rPr>
+          <w:lang w:val="en-US"/>
+        </w:rPr>
+        <w:t xml:space="preserve">Overall, </w:t>
+      </w:r>
       <w:r>
         <w:rPr>
           <w:lang w:val="en-US"/>
         </w:rPr>
         <w:t>RadM</w:t>
       </w:r>
-      <w:proofErr w:type="spellEnd"/>
-      <w:r>
-        <w:rPr>
-          <w:lang w:val="en-US"/>
-        </w:rPr>
-        <w:t>) and post-harvest (</w:t>
-      </w:r>
-      <w:proofErr w:type="spellStart"/>
-      <w:r>
-        <w:rPr>
-          <w:lang w:val="en-US"/>
-        </w:rPr>
-        <w:t>RadL</w:t>
-      </w:r>
-      <w:proofErr w:type="spellEnd"/>
-      <w:r>
-        <w:rPr>
-          <w:lang w:val="en-US"/>
-        </w:rPr>
-        <w:t>)</w:t>
-      </w:r>
-      <w:r>
-        <w:rPr>
-          <w:lang w:val="en-US"/>
-        </w:rPr>
-        <w:t>;</w:t>
-      </w:r>
-      <w:r>
-        <w:rPr>
-          <w:lang w:val="en-US"/>
-        </w:rPr>
-        <w:t xml:space="preserve"> no-cover control (</w:t>
-      </w:r>
-      <w:proofErr w:type="spellStart"/>
-      <w:r>
-        <w:rPr>
-          <w:lang w:val="en-US"/>
-        </w:rPr>
-        <w:t>NoCC</w:t>
-      </w:r>
-      <w:proofErr w:type="spellEnd"/>
-      <w:r>
-        <w:rPr>
-          <w:lang w:val="en-US"/>
-        </w:rPr>
-        <w:t>)</w:t>
-      </w:r>
-      <w:r>
-        <w:rPr>
-          <w:lang w:val="en-US"/>
-        </w:rPr>
-        <w:t xml:space="preserve">] </w:t>
-      </w:r>
-      <w:r>
-        <w:rPr>
-          <w:lang w:val="en-US"/>
-        </w:rPr>
-        <w:t xml:space="preserve">were implemented in </w:t>
-      </w:r>
-      <w:r>
-        <w:rPr>
-          <w:lang w:val="en-US"/>
-        </w:rPr>
-        <w:t>a long</w:t>
-      </w:r>
-      <w:r>
-        <w:rPr>
-          <w:lang w:val="en-US"/>
-        </w:rPr>
-        <w:t>-</w:t>
-      </w:r>
-      <w:r>
-        <w:rPr>
-          <w:lang w:val="en-US"/>
-        </w:rPr>
-        <w:t xml:space="preserve">term </w:t>
-      </w:r>
-      <w:r>
-        <w:rPr>
-          <w:lang w:val="en-US"/>
-        </w:rPr>
-        <w:t xml:space="preserve">experiment with every combination of </w:t>
-      </w:r>
-      <w:r>
-        <w:rPr>
-          <w:lang w:val="en-US"/>
-        </w:rPr>
-        <w:t xml:space="preserve">three tillage (no-till, surface, inversion) and two straw managements (retained, removed). Measured responses included cash crop yield, fall </w:t>
-      </w:r>
-      <w:r>
-        <w:rPr>
-          <w:lang w:val="en-US"/>
-        </w:rPr>
-        <w:t xml:space="preserve">species cover and </w:t>
-      </w:r>
-      <w:r>
-        <w:rPr>
-          <w:lang w:val="en-US"/>
-        </w:rPr>
-        <w:t xml:space="preserve">biomass, spring weed counts and pesticide use; ecological values </w:t>
-      </w:r>
-      <w:r>
-        <w:rPr>
-          <w:lang w:val="en-US"/>
-        </w:rPr>
-        <w:t xml:space="preserve">of species and pesticide toxicity </w:t>
-      </w:r>
-      <w:r>
-        <w:rPr>
-          <w:lang w:val="en-US"/>
-        </w:rPr>
-        <w:t>were estimated using published indices</w:t>
-      </w:r>
-      <w:r>
-        <w:rPr>
-          <w:lang w:val="en-US"/>
-        </w:rPr>
-        <w:t>; overall value was calculated using multi-criteria analysis</w:t>
-      </w:r>
-      <w:r>
-        <w:rPr>
-          <w:lang w:val="en-US"/>
-        </w:rPr>
-        <w:t>.</w:t>
-      </w:r>
-      <w:r>
-        <w:rPr>
-          <w:lang w:val="en-US"/>
-        </w:rPr>
-        <w:t xml:space="preserve"> </w:t>
-      </w:r>
-      <w:r>
-        <w:rPr>
-          <w:lang w:val="en-US"/>
-        </w:rPr>
-        <w:t xml:space="preserve">The study coincided with extreme weather years. </w:t>
-      </w:r>
-      <w:r>
-        <w:rPr>
-          <w:lang w:val="en-US"/>
-        </w:rPr>
-        <w:t xml:space="preserve">All </w:t>
-      </w:r>
-      <w:proofErr w:type="spellStart"/>
-      <w:r>
-        <w:rPr>
-          <w:lang w:val="en-US"/>
-        </w:rPr>
-        <w:t>RadM</w:t>
-      </w:r>
-      <w:proofErr w:type="spellEnd"/>
-      <w:r>
-        <w:rPr>
-          <w:lang w:val="en-US"/>
-        </w:rPr>
-        <w:t xml:space="preserve"> systems </w:t>
-      </w:r>
-      <w:r>
-        <w:rPr>
-          <w:lang w:val="en-US"/>
-        </w:rPr>
-        <w:t xml:space="preserve">had </w:t>
-      </w:r>
-      <w:r>
-        <w:rPr>
-          <w:lang w:val="en-US"/>
-        </w:rPr>
-        <w:t xml:space="preserve">high </w:t>
-      </w:r>
-      <w:r>
-        <w:rPr>
-          <w:lang w:val="en-US"/>
-        </w:rPr>
-        <w:t xml:space="preserve">crop </w:t>
-      </w:r>
-      <w:r>
-        <w:rPr>
-          <w:lang w:val="en-US"/>
-        </w:rPr>
-        <w:t>yields, fall biomass</w:t>
-      </w:r>
-      <w:r>
-        <w:rPr>
-          <w:lang w:val="en-US"/>
-        </w:rPr>
-        <w:t>,</w:t>
-      </w:r>
-      <w:r>
-        <w:rPr>
-          <w:lang w:val="en-US"/>
-        </w:rPr>
-        <w:t xml:space="preserve"> and </w:t>
-      </w:r>
-      <w:r>
-        <w:rPr>
-          <w:lang w:val="en-US"/>
-        </w:rPr>
-        <w:t xml:space="preserve">fall </w:t>
-      </w:r>
-      <w:r>
-        <w:rPr>
-          <w:lang w:val="en-US"/>
-        </w:rPr>
-        <w:t>ecological value</w:t>
-      </w:r>
-      <w:r>
-        <w:rPr>
-          <w:lang w:val="en-US"/>
-        </w:rPr>
-        <w:t xml:space="preserve">, and did not </w:t>
-      </w:r>
-      <w:r>
-        <w:rPr>
-          <w:lang w:val="en-US"/>
-        </w:rPr>
-        <w:t>increas</w:t>
-      </w:r>
-      <w:r>
-        <w:rPr>
-          <w:lang w:val="en-US"/>
-        </w:rPr>
-        <w:t>e</w:t>
-      </w:r>
-      <w:r>
-        <w:rPr>
-          <w:lang w:val="en-US"/>
-        </w:rPr>
-        <w:t xml:space="preserve"> perennial weeds. </w:t>
-      </w:r>
-      <w:r>
-        <w:rPr>
-          <w:lang w:val="en-US"/>
-        </w:rPr>
-        <w:t>T</w:t>
-      </w:r>
-      <w:r>
-        <w:rPr>
-          <w:lang w:val="en-US"/>
-        </w:rPr>
-        <w:t xml:space="preserve">he presence of </w:t>
-      </w:r>
-      <w:proofErr w:type="spellStart"/>
-      <w:r>
-        <w:rPr>
-          <w:lang w:val="en-US"/>
-        </w:rPr>
-        <w:t>MixE</w:t>
-      </w:r>
-      <w:proofErr w:type="spellEnd"/>
-      <w:r>
-        <w:rPr>
-          <w:lang w:val="en-US"/>
-        </w:rPr>
-        <w:t xml:space="preserve"> reduced pesticide</w:t>
-      </w:r>
-      <w:r>
-        <w:rPr>
-          <w:lang w:val="en-US"/>
-        </w:rPr>
-        <w:t xml:space="preserve"> use</w:t>
-      </w:r>
-      <w:r>
-        <w:rPr>
-          <w:lang w:val="en-US"/>
-        </w:rPr>
-        <w:t xml:space="preserve"> (by necessity)</w:t>
-      </w:r>
-      <w:r>
-        <w:rPr>
-          <w:lang w:val="en-US"/>
-        </w:rPr>
-        <w:t xml:space="preserve"> but produced low-value plant communities</w:t>
-      </w:r>
-      <w:r>
-        <w:rPr>
-          <w:lang w:val="en-US"/>
-        </w:rPr>
-        <w:t xml:space="preserve"> </w:t>
-      </w:r>
-      <w:r>
-        <w:rPr>
-          <w:lang w:val="en-US"/>
-        </w:rPr>
-        <w:t xml:space="preserve">with variable </w:t>
-      </w:r>
-      <w:r>
-        <w:rPr>
-          <w:lang w:val="en-US"/>
-        </w:rPr>
-        <w:t>biomas</w:t>
-      </w:r>
-      <w:r>
-        <w:rPr>
-          <w:lang w:val="en-US"/>
-        </w:rPr>
-        <w:t>s</w:t>
-      </w:r>
-      <w:r>
-        <w:rPr>
-          <w:lang w:val="en-US"/>
-        </w:rPr>
-        <w:t xml:space="preserve">. </w:t>
-      </w:r>
-      <w:r>
-        <w:rPr>
-          <w:lang w:val="en-US"/>
-        </w:rPr>
-        <w:t>When paired with</w:t>
-      </w:r>
-      <w:r>
-        <w:rPr>
-          <w:lang w:val="en-US"/>
-        </w:rPr>
-        <w:t xml:space="preserve"> </w:t>
-      </w:r>
-      <w:r>
-        <w:rPr>
-          <w:lang w:val="en-US"/>
-        </w:rPr>
-        <w:t xml:space="preserve">inversion </w:t>
-      </w:r>
-      <w:r>
-        <w:rPr>
-          <w:lang w:val="en-US"/>
-        </w:rPr>
-        <w:t>tillage</w:t>
-      </w:r>
-      <w:r>
-        <w:rPr>
-          <w:lang w:val="en-US"/>
-        </w:rPr>
-        <w:t>,</w:t>
-      </w:r>
-      <w:r>
-        <w:rPr>
-          <w:lang w:val="en-US"/>
-        </w:rPr>
-        <w:t xml:space="preserve"> </w:t>
-      </w:r>
-      <w:proofErr w:type="spellStart"/>
-      <w:r>
-        <w:rPr>
-          <w:lang w:val="en-US"/>
-        </w:rPr>
-        <w:t>MixE</w:t>
-      </w:r>
-      <w:proofErr w:type="spellEnd"/>
-      <w:r>
-        <w:rPr>
-          <w:lang w:val="en-US"/>
-        </w:rPr>
-        <w:t xml:space="preserve"> </w:t>
-      </w:r>
-      <w:r>
-        <w:rPr>
-          <w:lang w:val="en-US"/>
-        </w:rPr>
-        <w:t>overall value was</w:t>
-      </w:r>
-      <w:r>
-        <w:rPr>
-          <w:lang w:val="en-US"/>
-        </w:rPr>
-        <w:t xml:space="preserve"> </w:t>
-      </w:r>
-      <w:r>
-        <w:rPr>
-          <w:lang w:val="en-US"/>
-        </w:rPr>
-        <w:t>higher</w:t>
-      </w:r>
-      <w:r>
-        <w:rPr>
-          <w:lang w:val="en-US"/>
-        </w:rPr>
-        <w:t xml:space="preserve"> than </w:t>
-      </w:r>
-      <w:proofErr w:type="spellStart"/>
-      <w:r>
-        <w:rPr>
-          <w:lang w:val="en-US"/>
-        </w:rPr>
-        <w:t>NoCC</w:t>
-      </w:r>
-      <w:proofErr w:type="spellEnd"/>
-      <w:r>
-        <w:rPr>
-          <w:lang w:val="en-US"/>
-        </w:rPr>
-        <w:t>, but</w:t>
-      </w:r>
-      <w:r>
-        <w:rPr>
-          <w:lang w:val="en-US"/>
-        </w:rPr>
-        <w:t xml:space="preserve"> </w:t>
-      </w:r>
-      <w:r>
-        <w:rPr>
-          <w:lang w:val="en-US"/>
-        </w:rPr>
-        <w:t xml:space="preserve">otherwise led to </w:t>
-      </w:r>
-      <w:r>
-        <w:rPr>
-          <w:lang w:val="en-US"/>
-        </w:rPr>
-        <w:t>high perennial weed legacies</w:t>
-      </w:r>
-      <w:r>
-        <w:rPr>
-          <w:lang w:val="en-US"/>
-        </w:rPr>
-        <w:t xml:space="preserve"> </w:t>
-      </w:r>
-      <w:r>
-        <w:rPr>
-          <w:lang w:val="en-US"/>
-        </w:rPr>
-        <w:t>and low crop yields</w:t>
-      </w:r>
-      <w:r>
-        <w:rPr>
-          <w:lang w:val="en-US"/>
-        </w:rPr>
-        <w:t xml:space="preserve">. </w:t>
-      </w:r>
-      <w:proofErr w:type="gramStart"/>
-      <w:r>
-        <w:rPr>
-          <w:lang w:val="en-US"/>
-        </w:rPr>
-        <w:t xml:space="preserve">The </w:t>
-      </w:r>
-      <w:proofErr w:type="spellStart"/>
-      <w:r>
-        <w:rPr>
-          <w:lang w:val="en-US"/>
-        </w:rPr>
-        <w:t>MixM</w:t>
-      </w:r>
-      <w:proofErr w:type="spellEnd"/>
-      <w:proofErr w:type="gramEnd"/>
-      <w:r>
-        <w:rPr>
-          <w:lang w:val="en-US"/>
-        </w:rPr>
-        <w:t xml:space="preserve"> and </w:t>
-      </w:r>
-      <w:proofErr w:type="spellStart"/>
-      <w:r>
-        <w:rPr>
-          <w:lang w:val="en-US"/>
-        </w:rPr>
-        <w:t>RadL</w:t>
-      </w:r>
-      <w:proofErr w:type="spellEnd"/>
-      <w:r>
-        <w:rPr>
-          <w:lang w:val="en-US"/>
-        </w:rPr>
-        <w:t xml:space="preserve"> performed </w:t>
-      </w:r>
-      <w:r>
-        <w:rPr>
-          <w:lang w:val="en-US"/>
-        </w:rPr>
-        <w:t xml:space="preserve">similarly to </w:t>
-      </w:r>
-      <w:proofErr w:type="spellStart"/>
-      <w:r>
-        <w:rPr>
-          <w:lang w:val="en-US"/>
-        </w:rPr>
-        <w:t>NoCC</w:t>
-      </w:r>
-      <w:proofErr w:type="spellEnd"/>
-      <w:r>
-        <w:rPr>
-          <w:lang w:val="en-US"/>
-        </w:rPr>
-        <w:t xml:space="preserve"> in all systems</w:t>
-      </w:r>
-      <w:r>
-        <w:rPr>
-          <w:lang w:val="en-US"/>
-        </w:rPr>
-        <w:t xml:space="preserve">. </w:t>
-      </w:r>
-      <w:r>
-        <w:rPr>
-          <w:lang w:val="en-US"/>
-        </w:rPr>
-        <w:t xml:space="preserve">Overall, </w:t>
-      </w:r>
-      <w:proofErr w:type="spellStart"/>
-      <w:r>
-        <w:rPr>
-          <w:lang w:val="en-US"/>
-        </w:rPr>
-        <w:t>RadM</w:t>
-      </w:r>
-      <w:proofErr w:type="spellEnd"/>
       <w:r>
         <w:rPr>
           <w:lang w:val="en-US"/>
@@ -2152,21 +2026,7 @@
         <w:rPr>
           <w:lang w:val="en-US"/>
         </w:rPr>
-        <w:t xml:space="preserve">adish cover </w:t>
-      </w:r>
-      <w:proofErr w:type="gramStart"/>
-      <w:r>
-        <w:rPr>
-          <w:lang w:val="en-US"/>
-        </w:rPr>
-        <w:t>crop</w:t>
-      </w:r>
-      <w:proofErr w:type="gramEnd"/>
-      <w:r>
-        <w:rPr>
-          <w:lang w:val="en-US"/>
-        </w:rPr>
-        <w:t xml:space="preserve"> performed well in </w:t>
+        <w:t xml:space="preserve">adish cover crop performed well in </w:t>
       </w:r>
       <w:r>
         <w:rPr>
@@ -2249,7 +2109,6 @@
           <w:bCs/>
         </w:rPr>
       </w:pPr>
-      <w:proofErr w:type="gramStart"/>
       <w:r>
         <w:rPr>
           <w:b/>
@@ -2258,7 +2117,6 @@
         <w:lastRenderedPageBreak/>
         <w:t>1  INTRODUCTION</w:t>
       </w:r>
-      <w:proofErr w:type="gramEnd"/>
     </w:p>
     <w:p>
       <w:pPr>
@@ -2618,31 +2476,19 @@
         <w:rPr>
           <w:lang w:val="en-US"/>
         </w:rPr>
-        <w:t xml:space="preserve">identifying spatial and temporal niches where the negative impacts of </w:t>
-      </w:r>
-      <w:r>
-        <w:rPr>
-          <w:lang w:val="en-US"/>
-        </w:rPr>
-        <w:t>weeds</w:t>
-      </w:r>
-      <w:r>
-        <w:rPr>
-          <w:lang w:val="en-US"/>
-        </w:rPr>
-        <w:t xml:space="preserve"> on production </w:t>
-      </w:r>
-      <w:r>
-        <w:rPr>
-          <w:lang w:val="en-US"/>
-        </w:rPr>
-        <w:t>can be</w:t>
-      </w:r>
-      <w:r>
-        <w:rPr>
-          <w:lang w:val="en-US"/>
-        </w:rPr>
-        <w:t xml:space="preserve"> minimized </w:t>
+        <w:t xml:space="preserve">identifying spatial and temporal niches where </w:t>
+      </w:r>
+      <w:r>
+        <w:rPr>
+          <w:lang w:val="en-US"/>
+        </w:rPr>
+        <w:t>weed communities can exist without detriment to production</w:t>
+      </w:r>
+      <w:r>
+        <w:rPr>
+          <w:lang w:val="en-US"/>
+        </w:rPr>
+        <w:t xml:space="preserve"> </w:t>
       </w:r>
       <w:r>
         <w:rPr>
@@ -2729,6 +2575,12 @@
         <w:rPr>
           <w:lang w:val="en-US"/>
         </w:rPr>
+        <w:t xml:space="preserve">(cover crops, weeds) </w:t>
+      </w:r>
+      <w:r>
+        <w:rPr>
+          <w:lang w:val="en-US"/>
+        </w:rPr>
         <w:t xml:space="preserve">between cash crops </w:t>
       </w:r>
       <w:r>
@@ -2783,7 +2635,7 @@
         <w:rPr>
           <w:lang w:val="en-US"/>
         </w:rPr>
-        <w:instrText xml:space="preserve"> ADDIN ZOTERO_ITEM CSL_CITATION {"citationID":"Ds4YQY3n","properties":{"formattedCitation":"(Adeux et al., 2021, 2023; Leskov\\uc0\\u353{}ek et al., 2025; Rouge et al., 2023)","plainCitation":"(Adeux et al., 2021, 2023; Leskovšek et al., 2025; Rouge et al., 2023)","noteIndex":0},"citationItems":[{"id":395,"uris":["http://zotero.org/users/3599437/items/EEYB98HA"],"itemData":{"id":395,"type":"article-journal","abstract":"Cover crops (CC) have been proposed as a promising ecological tool to manage weeds and increase crop pro­ ductivity. We hypothesized that the repeated use of CC could increase crop yield directly through nitrogen release and/or indirectly through a modification of weed communities. Data were collected on CC biomass, weed biomass, weed community composition, and crop yield during one complete rotation cycle (CC-sunflower-durum wheat-CC-maize-durum wheat) from 2011 to 2015, 18 years after the beginning of a long-term, single-site, splitsplit plot experiment focusing on tillage systems (conventional (CT) vs. reduced (RT)), nitrogen rates and CC species (Brassica juncea (L.) Czern. (Bj), Vicia villosa Roth (Vv), Trifolium squarrosum L. (Ts) and a winter baresoil control (C)). Univariate response variables were analyzed with generalized mixed effect models and community data were analyzed with multivariate linear models. During the fallow period, Bj suppressed weed biomass (with respect to C) by 79, 75, 34, and 28 % in CT:2012, RT:2012, CT:2014 and RT: 2014, respectively, whereas Vv only suppressed weed biomass by 69 and 37 % in CT and RT in 2012, respectively. Greater weed suppression for Bj than Vv or Ts at lower levels of CC productivity (200 g dry biomass m− 2) was attributed to the importance of CC traits such as nitrophily, allelopathy and/or quick soil coverage. The weed suppressive effect of CC during the fallow period was greater in CT (βslope = − 0.28) than in RT (βslope = − 0.16), possibly due to contrasted weed flora and/or CC growth dynamics. Tillage and herbicides overrode the potential effect of CC on weed commu­ nities in the subsequent crops. The integration of a highly productive legume CC, such as Vv, allowed to increase maize productivity (with respect to C) by 65 % in absence of N fertilisation and by 23 % at the lowest N fer­ tilisation level. CC effects on sunflower and durum wheat yield were limited due to dry weather conditions and quick nitrogen release in time, respectively. These results highlight the importance of legume CC for sustaining crop productivity while reducing nitrogen fertilisation. Further studies need to identify less intensive weed management practices that can complement potential CC effects rather than override them.","container-title":"European Journal of Agronomy","DOI":"10.1016/j.eja.2020.126221","ISSN":"11610301","journalAbbreviation":"European Journal of Agronomy","language":"en","page":"126221","source":"DOI.org (Crossref)","title":"Cover crops promote crop productivity but do not enhance weed management in tillage-based cropping systems","volume":"123","author":[{"family":"Adeux","given":"Guillaume"},{"family":"Cordeau","given":"Stéphane"},{"family":"Antichi","given":"Daniele"},{"family":"Carlesi","given":"Stefano"},{"family":"Mazzoncini","given":"Marco"},{"family":"Munier-Jolain","given":"Nicolas"},{"family":"Bàrberi","given":"Paolo"}],"issued":{"date-parts":[["2021",2]]}}},{"id":1248,"uris":["http://zotero.org/users/3599437/items/4LPL5GTN"],"itemData":{"id":1248,"type":"article-journal","abstract":"Context\nLittle is known about the long-term contribution of cover crops to weed management in tillage- and herbicide-based systems.\nResearch questions\nDo cover crops mainly filter weed species capable of setting seeds during the fallow period? Can cover crop biomass productivity explain differences in weed suppression among cover crop species? Does reduced weed seedbank density translate into lower weed biomass and higher crop productivity?\nMethods\nSoil samples (0–15 cm) were collected in 2018 after cover crop termination and used in a greenhouse seedling emergence assay to assess the topsoil weed seedbank capable of germinating 25 years after the beginning of a split-plot experiment on tillage systems (conventional vs. reduced) and cover crops (bare soil control, Brassica juncea (brown mustard), and Vicia villosa (hairy vetch)). Total density and density of the 10 most abundant weed species in the topsoil seedbank were related to observations of weed species visual soil cover, total weed biomass, cover crop biomass, and cash crop grain yield made during the six years which preceded the weed seedbank assessment. Weed seedling density was also used to compute community weighted mean of germination and flowering period.\nResults\nIn comparison with the bare soil control, hairy vetch suppressed total weed seedling density by 40%, whereas brown mustard showed no effect. In comparison with the bare soil control, hairy vetch suppressed weed seedling density of Cerastium glomeratum (−87%), Veronica persica (−86%), Capsella bursa-pastoris (−57%) and Poa annua (−42%), whereas brown mustard only suppressed C. bursa-pastoris (−65%) and V. persica (−49%). The suppressive effect of hairy vetch on these four species translated into a significant reduction of community weighted mean of autumn/winter germination period and March to July flowering period. The contrasted suppressive effect of brown mustard and hairy vetch on weed seedling density of these four species was related to contrasted competitive interactions during the four previous cover crop seasons. However, differences in weed suppression between hairy vetch and brown mustard could not be fully explained by differences in biomass productivity. Management intensity (e.g. herbicides and tillage) potentially smoothed out differences in weed suppression between cover crop treatments because no effect of cover crops were observed on total weed biomass or gain yield of the subsequent crops over the 2012–2017 period.\nConclusion\nCover crops contribute little to weed management in herbicide and tillage-based cropping systems.\nImplication\nThe weed suppressive effect of cover crops should be further explored in cropping systems which minimise herbicide use and tillage intensity.","container-title":"Field Crops Research","DOI":"10.1016/j.fcr.2022.108769","ISSN":"0378-4290","journalAbbreviation":"Field Crops Research","page":"108769","source":"ScienceDirect","title":"Long-term cover cropping in tillage-based systems filters weed community phenology: A seedbank analysis","title-short":"Long-term cover cropping in tillage-based systems filters weed community phenology","volume":"291","author":[{"family":"Adeux","given":"Guillaume"},{"family":"Rodriguez","given":"Alain"},{"family":"Penato","given":"Clémence"},{"family":"Antichi","given":"Daniele"},{"family":"Carlesi","given":"Stefano"},{"family":"Sbrana","given":"Massimo"},{"family":"Bàrberi","given":"Paolo"},{"family":"Cordeau","given":"Stéphane"}],"issued":{"date-parts":[["2023",2,1]]}}},{"id":1527,"uris":["http://zotero.org/users/3599437/items/BQVLIYFN"],"itemData":{"id":1527,"type":"article-journal","abstract":"The integration of cover crops into cropping systems has demonstrated significant potential for enhancing weed suppression, improving soil health, and reducing dependence on chemical herbicides. A three-year field study conducted in Slovenia between 2020 and 2023 aimed to quantify the seasonal competitive relationships between cover crop and weeds while also evaluating potential yield benefits for the subsequent maize crop. A randomized complete block design accounted for variations in soil tillage (conventional and conservation) and cover crop type (single species: oilseed radish and berseem clover; a simple five-species cover crop mixture; and a functionally diverse seven-species cover crop mixture). Oilseed radish imposed the highest level of competition against weeds within the first four weeks post-sowing. The highest levels of weed suppression across years and tillage practices were observed with oilseed radish and the simple cover crop mixture (81–85 %). The functionally more diverse cover crop mixture was not more productive or weed suppressive than other cover crops neither did improve the level of weed control. The weed suppression level not closely linked to cover crop biomass production, suggests that rapid early growth may be more relevant functional trait for cover crop weed suppression capabilities. Maize yields were insignificantly improved with berseem clover and the most productive simple cover crop mixture by 0.7 t ha −1. The present study confirms the importance of cover crops as a key non-chemical weed management strategy for diversification. However, it also indicates the need for developing trait-based cover crop mixtures to further enhance cover crop-weed competition and main crop yield outcomes under specific resource availability, management practices, and desired ecosystem services.","container-title":"Agriculture, Ecosystems &amp; Environment","DOI":"10.1016/j.agee.2025.109530","ISSN":"0167-8809","journalAbbreviation":"Agriculture, Ecosystems &amp; Environment","page":"109530","source":"ScienceDirect","title":"Weed suppression and maize yield influenced by cover crop mixture diversity and tillage","volume":"383","author":[{"family":"Leskovšek","given":"Robert"},{"family":"Eler","given":"Klemen"},{"family":"Zamljen","given":"Sergeja Adamič"}],"issued":{"date-parts":[["2025",5,1]]}}},{"id":394,"uris":["http://zotero.org/users/3599437/items/77YT7T2T"],"itemData":{"id":394,"type":"article-journal","abstract":"The carry-over effect of cover crops on weeds and crop productivity in the subsequent crops has been related to cover crop composition and cover crop termination methods but their interaction with soil resource availability remains poorly documented, as well as the relative importance of each of these factors. This study investigated the effect of cover crop management (i.e. cover crop mixture, fertilisation, irrigation, termination method and their combinations) on weed biomass and crop productivity in two subsequent crops (spring barley followed by winter linseed). We hypothesised that cover crop management could affect productivity of the subsequent crops through both weed suppression and nitrogen supply. Two experiments spanning a duration of two years were setup, on two different fields in two different years, to investigate the effect of cover crop mixture (2 or 8 species including or not legume species, plus a bare soil control), water and nitrogen availability at cover crop sowing and cover crop termination methods (rolling, herbicide-use and winter-kill control) on weed biomass and crop productivity of the two subsequent unweeded, unfertilised and directly seeded crops. Weed biomass and crop productivity in both subsequent crops were affected by multiple interactions between cover crop mixture, soil resource availability, cover crop termination method and experiment. In experiment 1, combinations of cover crop management alternative to the reference (i.e. bare soil, without fertilisation and irrigation, winter-killed) mainly showed beneficial carry-over effects (i.e. lower weed biomass and higher crop productivity) in the sub­ sequent spring barley while having no effect in winter linseed. In experiment 2, alternative combinations of cover crop management mainly showed no effects or detrimental carry-over effects (i.e. higher weed biomass and lower crop productivity) in spring barley while having some positive effects in winter linseed (i.e. only when cover crops were terminated with herbicide-use). Crop productivity was mainly affected by weed biomass which was significantly reduced almost only when cover crops were terminated with herbicide-use. Crop productivity was also affected but to a lesser extent by cover crop soil-mediated effects (e.g. nitrogen supply). These results highlight complex interactions between cover crop management and environmental conditions on the carry-over effects of cover crops in the subsequent crops. Cover crops may not play an essential role for weed management in no-till and herbicide-free systems, particularly at low levels of cover crop biomass production.","container-title":"Field Crops Research","DOI":"10.1016/j.fcr.2023.108899","ISSN":"03784290","journalAbbreviation":"Field Crops Research","language":"en","page":"108899","source":"DOI.org (Crossref)","title":"Carry-over effects of cover crops on weeds and crop productivity in no-till systems","volume":"295","author":[{"family":"Rouge","given":"Alicia"},{"family":"Adeux","given":"Guillaume"},{"family":"Busset","given":"Hugues"},{"family":"Hugard","given":"Rodolphe"},{"family":"Martin","given":"Juliette"},{"family":"Matejicek","given":"Annick"},{"family":"Moreau","given":"Delphine"},{"family":"Guillemin","given":"Jean-Philippe"},{"family":"Cordeau","given":"Stéphane"}],"issued":{"date-parts":[["2023",5]]}}}],"schema":"https://github.com/citation-style-language/schema/raw/master/csl-citation.json"} </w:instrText>
+        <w:instrText xml:space="preserve"> ADDIN ZOTERO_ITEM CSL_CITATION {"citationID":"2nWFsPiH","properties":{"formattedCitation":"(Adeux et al., 2021, 2023; Leskov\\uc0\\u353{}ek et al., 2025; Rouge et al., 2023)","plainCitation":"(Adeux et al., 2021, 2023; Leskovšek et al., 2025; Rouge et al., 2023)","noteIndex":0},"citationItems":[{"id":395,"uris":["http://zotero.org/users/3599437/items/EEYB98HA"],"itemData":{"id":395,"type":"article-journal","abstract":"Cover crops (CC) have been proposed as a promising ecological tool to manage weeds and increase crop pro­ ductivity. We hypothesized that the repeated use of CC could increase crop yield directly through nitrogen release and/or indirectly through a modification of weed communities. Data were collected on CC biomass, weed biomass, weed community composition, and crop yield during one complete rotation cycle (CC-sunflower-durum wheat-CC-maize-durum wheat) from 2011 to 2015, 18 years after the beginning of a long-term, single-site, splitsplit plot experiment focusing on tillage systems (conventional (CT) vs. reduced (RT)), nitrogen rates and CC species (Brassica juncea (L.) Czern. (Bj), Vicia villosa Roth (Vv), Trifolium squarrosum L. (Ts) and a winter baresoil control (C)). Univariate response variables were analyzed with generalized mixed effect models and community data were analyzed with multivariate linear models. During the fallow period, Bj suppressed weed biomass (with respect to C) by 79, 75, 34, and 28 % in CT:2012, RT:2012, CT:2014 and RT: 2014, respectively, whereas Vv only suppressed weed biomass by 69 and 37 % in CT and RT in 2012, respectively. Greater weed suppression for Bj than Vv or Ts at lower levels of CC productivity (200 g dry biomass m− 2) was attributed to the importance of CC traits such as nitrophily, allelopathy and/or quick soil coverage. The weed suppressive effect of CC during the fallow period was greater in CT (βslope = − 0.28) than in RT (βslope = − 0.16), possibly due to contrasted weed flora and/or CC growth dynamics. Tillage and herbicides overrode the potential effect of CC on weed commu­ nities in the subsequent crops. The integration of a highly productive legume CC, such as Vv, allowed to increase maize productivity (with respect to C) by 65 % in absence of N fertilisation and by 23 % at the lowest N fer­ tilisation level. CC effects on sunflower and durum wheat yield were limited due to dry weather conditions and quick nitrogen release in time, respectively. These results highlight the importance of legume CC for sustaining crop productivity while reducing nitrogen fertilisation. Further studies need to identify less intensive weed management practices that can complement potential CC effects rather than override them.","container-title":"European Journal of Agronomy","DOI":"10.1016/j.eja.2020.126221","ISSN":"11610301","journalAbbreviation":"European Journal of Agronomy","language":"en","page":"126221","source":"DOI.org (Crossref)","title":"Cover crops promote crop productivity but do not enhance weed management in tillage-based cropping systems","volume":"123","author":[{"family":"Adeux","given":"Guillaume"},{"family":"Cordeau","given":"Stéphane"},{"family":"Antichi","given":"Daniele"},{"family":"Carlesi","given":"Stefano"},{"family":"Mazzoncini","given":"Marco"},{"family":"Munier-Jolain","given":"Nicolas"},{"family":"Bàrberi","given":"Paolo"}],"issued":{"date-parts":[["2021",2]]}}},{"id":1248,"uris":["http://zotero.org/users/3599437/items/4LPL5GTN"],"itemData":{"id":1248,"type":"article-journal","abstract":"Context\nLittle is known about the long-term contribution of cover crops to weed management in tillage- and herbicide-based systems.\nResearch questions\nDo cover crops mainly filter weed species capable of setting seeds during the fallow period? Can cover crop biomass productivity explain differences in weed suppression among cover crop species? Does reduced weed seedbank density translate into lower weed biomass and higher crop productivity?\nMethods\nSoil samples (0–15 cm) were collected in 2018 after cover crop termination and used in a greenhouse seedling emergence assay to assess the topsoil weed seedbank capable of germinating 25 years after the beginning of a split-plot experiment on tillage systems (conventional vs. reduced) and cover crops (bare soil control, Brassica juncea (brown mustard), and Vicia villosa (hairy vetch)). Total density and density of the 10 most abundant weed species in the topsoil seedbank were related to observations of weed species visual soil cover, total weed biomass, cover crop biomass, and cash crop grain yield made during the six years which preceded the weed seedbank assessment. Weed seedling density was also used to compute community weighted mean of germination and flowering period.\nResults\nIn comparison with the bare soil control, hairy vetch suppressed total weed seedling density by 40%, whereas brown mustard showed no effect. In comparison with the bare soil control, hairy vetch suppressed weed seedling density of Cerastium glomeratum (−87%), Veronica persica (−86%), Capsella bursa-pastoris (−57%) and Poa annua (−42%), whereas brown mustard only suppressed C. bursa-pastoris (−65%) and V. persica (−49%). The suppressive effect of hairy vetch on these four species translated into a significant reduction of community weighted mean of autumn/winter germination period and March to July flowering period. The contrasted suppressive effect of brown mustard and hairy vetch on weed seedling density of these four species was related to contrasted competitive interactions during the four previous cover crop seasons. However, differences in weed suppression between hairy vetch and brown mustard could not be fully explained by differences in biomass productivity. Management intensity (e.g. herbicides and tillage) potentially smoothed out differences in weed suppression between cover crop treatments because no effect of cover crops were observed on total weed biomass or gain yield of the subsequent crops over the 2012–2017 period.\nConclusion\nCover crops contribute little to weed management in herbicide and tillage-based cropping systems.\nImplication\nThe weed suppressive effect of cover crops should be further explored in cropping systems which minimise herbicide use and tillage intensity.","container-title":"Field Crops Research","DOI":"10.1016/j.fcr.2022.108769","ISSN":"0378-4290","journalAbbreviation":"Field Crops Research","page":"108769","source":"ScienceDirect","title":"Long-term cover cropping in tillage-based systems filters weed community phenology: A seedbank analysis","title-short":"Long-term cover cropping in tillage-based systems filters weed community phenology","volume":"291","author":[{"family":"Adeux","given":"Guillaume"},{"family":"Rodriguez","given":"Alain"},{"family":"Penato","given":"Clémence"},{"family":"Antichi","given":"Daniele"},{"family":"Carlesi","given":"Stefano"},{"family":"Sbrana","given":"Massimo"},{"family":"Bàrberi","given":"Paolo"},{"family":"Cordeau","given":"Stéphane"}],"issued":{"date-parts":[["2023",2,1]]}}},{"id":1527,"uris":["http://zotero.org/users/3599437/items/BQVLIYFN"],"itemData":{"id":1527,"type":"article-journal","abstract":"The integration of cover crops into cropping systems has demonstrated significant potential for enhancing weed suppression, improving soil health, and reducing dependence on chemical herbicides. A three-year field study conducted in Slovenia between 2020 and 2023 aimed to quantify the seasonal competitive relationships between cover crop and weeds while also evaluating potential yield benefits for the subsequent maize crop. A randomized complete block design accounted for variations in soil tillage (conventional and conservation) and cover crop type (single species: oilseed radish and berseem clover; a simple five-species cover crop mixture; and a functionally diverse seven-species cover crop mixture). Oilseed radish imposed the highest level of competition against weeds within the first four weeks post-sowing. The highest levels of weed suppression across years and tillage practices were observed with oilseed radish and the simple cover crop mixture (81–85 %). The functionally more diverse cover crop mixture was not more productive or weed suppressive than other cover crops neither did improve the level of weed control. The weed suppression level not closely linked to cover crop biomass production, suggests that rapid early growth may be more relevant functional trait for cover crop weed suppression capabilities. Maize yields were insignificantly improved with berseem clover and the most productive simple cover crop mixture by 0.7 t ha −1. The present study confirms the importance of cover crops as a key non-chemical weed management strategy for diversification. However, it also indicates the need for developing trait-based cover crop mixtures to further enhance cover crop-weed competition and main crop yield outcomes under specific resource availability, management practices, and desired ecosystem services.","container-title":"Agriculture, Ecosystems &amp; Environment","DOI":"10.1016/j.agee.2025.109530","ISSN":"0167-8809","journalAbbreviation":"Agriculture, Ecosystems &amp; Environment","page":"109530","source":"ScienceDirect","title":"Weed suppression and maize yield influenced by cover crop mixture diversity and tillage","volume":"383","author":[{"family":"Leskovšek","given":"Robert"},{"family":"Eler","given":"Klemen"},{"family":"Zamljen","given":"Sergeja Adamič"}],"issued":{"date-parts":[["2025",5,1]]}}},{"id":394,"uris":["http://zotero.org/users/3599437/items/77YT7T2T"],"itemData":{"id":394,"type":"article-journal","abstract":"The carry-over effect of cover crops on weeds and crop productivity in the subsequent crops has been related to cover crop composition and cover crop termination methods but their interaction with soil resource availability remains poorly documented, as well as the relative importance of each of these factors. This study investigated the effect of cover crop management (i.e. cover crop mixture, fertilisation, irrigation, termination method and their combinations) on weed biomass and crop productivity in two subsequent crops (spring barley followed by winter linseed). We hypothesised that cover crop management could affect productivity of the subsequent crops through both weed suppression and nitrogen supply. Two experiments spanning a duration of two years were setup, on two different fields in two different years, to investigate the effect of cover crop mixture (2 or 8 species including or not legume species, plus a bare soil control), water and nitrogen availability at cover crop sowing and cover crop termination methods (rolling, herbicide-use and winter-kill control) on weed biomass and crop productivity of the two subsequent unweeded, unfertilised and directly seeded crops. Weed biomass and crop productivity in both subsequent crops were affected by multiple interactions between cover crop mixture, soil resource availability, cover crop termination method and experiment. In experiment 1, combinations of cover crop management alternative to the reference (i.e. bare soil, without fertilisation and irrigation, winter-killed) mainly showed beneficial carry-over effects (i.e. lower weed biomass and higher crop productivity) in the sub­ sequent spring barley while having no effect in winter linseed. In experiment 2, alternative combinations of cover crop management mainly showed no effects or detrimental carry-over effects (i.e. higher weed biomass and lower crop productivity) in spring barley while having some positive effects in winter linseed (i.e. only when cover crops were terminated with herbicide-use). Crop productivity was mainly affected by weed biomass which was significantly reduced almost only when cover crops were terminated with herbicide-use. Crop productivity was also affected but to a lesser extent by cover crop soil-mediated effects (e.g. nitrogen supply). These results highlight complex interactions between cover crop management and environmental conditions on the carry-over effects of cover crops in the subsequent crops. Cover crops may not play an essential role for weed management in no-till and herbicide-free systems, particularly at low levels of cover crop biomass production.","container-title":"Field Crops Research","DOI":"10.1016/j.fcr.2023.108899","ISSN":"03784290","journalAbbreviation":"Field Crops Research","language":"en","page":"108899","source":"DOI.org (Crossref)","title":"Carry-over effects of cover crops on weeds and crop productivity in no-till systems","volume":"295","author":[{"family":"Rouge","given":"Alicia"},{"family":"Adeux","given":"Guillaume"},{"family":"Busset","given":"Hugues"},{"family":"Hugard","given":"Rodolphe"},{"family":"Martin","given":"Juliette"},{"family":"Matejicek","given":"Annick"},{"family":"Moreau","given":"Delphine"},{"family":"Guillemin","given":"Jean-Philippe"},{"family":"Cordeau","given":"Stéphane"}],"issued":{"date-parts":[["2023",5]]}},"label":"page"}],"schema":"https://github.com/citation-style-language/schema/raw/master/csl-citation.json"} </w:instrText>
       </w:r>
       <w:r>
         <w:rPr>
@@ -2807,7 +2659,13 @@
         <w:rPr>
           <w:lang w:val="en-US"/>
         </w:rPr>
-        <w:t>. Using cover crops or weedy fallows may</w:t>
+        <w:t>; u</w:t>
+      </w:r>
+      <w:r>
+        <w:rPr>
+          <w:lang w:val="en-US"/>
+        </w:rPr>
+        <w:t>sing cover crops or weedy fallows may</w:t>
       </w:r>
       <w:r>
         <w:rPr>
@@ -3017,21 +2875,7 @@
         <w:rPr>
           <w:lang w:val="en-US"/>
         </w:rPr>
-        <w:t xml:space="preserve">(Balfour &amp; </w:t>
-      </w:r>
-      <w:proofErr w:type="spellStart"/>
-      <w:r>
-        <w:rPr>
-          <w:lang w:val="en-US"/>
-        </w:rPr>
-        <w:t>Ratnieks</w:t>
-      </w:r>
-      <w:proofErr w:type="spellEnd"/>
-      <w:r>
-        <w:rPr>
-          <w:lang w:val="en-US"/>
-        </w:rPr>
-        <w:t>, 2022; Marshall et al., 2003)</w:t>
+        <w:t>(Balfour &amp; Ratnieks, 2022; Marshall et al., 2003)</w:t>
       </w:r>
       <w:r>
         <w:fldChar w:fldCharType="end"/>
@@ -3289,20 +3133,20 @@
         <w:t xml:space="preserve"> </w:t>
       </w:r>
       <w:r>
-        <w:t xml:space="preserve">if the goals and assumptions of the </w:t>
+        <w:t xml:space="preserve">if the goals and assumptions of the estimating procedure are clearly articulated, </w:t>
+      </w:r>
+      <w:r>
+        <w:t xml:space="preserve">estimating </w:t>
+      </w:r>
+      <w:r>
+        <w:t xml:space="preserve">potential </w:t>
+      </w:r>
+      <w:r>
+        <w:t xml:space="preserve">services and disservices </w:t>
       </w:r>
       <w:r>
         <w:lastRenderedPageBreak/>
-        <w:t xml:space="preserve">estimating procedure are clearly articulated, </w:t>
-      </w:r>
-      <w:r>
-        <w:t xml:space="preserve">estimating </w:t>
-      </w:r>
-      <w:r>
-        <w:t xml:space="preserve">potential </w:t>
-      </w:r>
-      <w:r>
-        <w:t xml:space="preserve">services and disservices of vegetation communities </w:t>
+        <w:t xml:space="preserve">of vegetation communities </w:t>
       </w:r>
       <w:r>
         <w:t xml:space="preserve">can provide valuable </w:t>
@@ -3481,13 +3325,8 @@
         </w:rPr>
         <w:t>In addition to management, p</w:t>
       </w:r>
-      <w:proofErr w:type="spellStart"/>
-      <w:r>
-        <w:t>esticides</w:t>
-      </w:r>
-      <w:proofErr w:type="spellEnd"/>
-      <w:r>
-        <w:t xml:space="preserve"> are key contributors in shaping </w:t>
+      <w:r>
+        <w:t xml:space="preserve">esticides are key contributors in shaping </w:t>
       </w:r>
       <w:r>
         <w:t>plant</w:t>
@@ -3618,21 +3457,7 @@
         <w:rPr>
           <w:lang w:val="en-US"/>
         </w:rPr>
-        <w:t xml:space="preserve">the </w:t>
-      </w:r>
-      <w:proofErr w:type="spellStart"/>
-      <w:r>
-        <w:rPr>
-          <w:lang w:val="en-US"/>
-        </w:rPr>
-        <w:t>USEtox</w:t>
-      </w:r>
-      <w:proofErr w:type="spellEnd"/>
-      <w:r>
-        <w:rPr>
-          <w:lang w:val="en-US"/>
-        </w:rPr>
-        <w:t xml:space="preserve"> database </w:t>
+        <w:t xml:space="preserve">the USEtox database </w:t>
       </w:r>
       <w:r>
         <w:rPr>
@@ -4446,7 +4271,6 @@
           <w:bCs/>
         </w:rPr>
       </w:pPr>
-      <w:proofErr w:type="gramStart"/>
       <w:r>
         <w:rPr>
           <w:b/>
@@ -4459,312 +4283,295 @@
           <w:b/>
           <w:bCs/>
         </w:rPr>
-        <w:t>MATERIALS</w:t>
-      </w:r>
-      <w:proofErr w:type="gramEnd"/>
-      <w:r>
+        <w:t>MATERIALS AND METHODS</w:t>
+      </w:r>
+    </w:p>
+    <w:p>
+      <w:pPr>
+        <w:spacing w:line="360" w:lineRule="auto"/>
+      </w:pPr>
+    </w:p>
+    <w:p>
+      <w:pPr>
+        <w:spacing w:line="360" w:lineRule="auto"/>
         <w:rPr>
           <w:b/>
           <w:bCs/>
         </w:rPr>
-        <w:t xml:space="preserve"> AND METHODS</w:t>
-      </w:r>
-    </w:p>
-    <w:p>
-      <w:pPr>
-        <w:spacing w:line="360" w:lineRule="auto"/>
-      </w:pPr>
-    </w:p>
-    <w:p>
-      <w:pPr>
-        <w:spacing w:line="360" w:lineRule="auto"/>
+      </w:pPr>
+      <w:r>
         <w:rPr>
           <w:b/>
           <w:bCs/>
         </w:rPr>
-      </w:pPr>
+        <w:t xml:space="preserve">2.1 </w:t>
+      </w:r>
       <w:r>
         <w:rPr>
           <w:b/>
           <w:bCs/>
         </w:rPr>
-        <w:t xml:space="preserve">2.1 </w:t>
+        <w:t xml:space="preserve">Field </w:t>
       </w:r>
       <w:r>
         <w:rPr>
           <w:b/>
           <w:bCs/>
         </w:rPr>
-        <w:t xml:space="preserve">Field </w:t>
-      </w:r>
-      <w:r>
+        <w:t>site</w:t>
+      </w:r>
+    </w:p>
+    <w:p>
+      <w:pPr>
+        <w:spacing w:line="360" w:lineRule="auto"/>
+        <w:rPr>
+          <w:lang w:val="en-US"/>
+        </w:rPr>
+      </w:pPr>
+      <w:r>
+        <w:rPr>
+          <w:lang w:val="en-US"/>
+        </w:rPr>
+        <w:t xml:space="preserve">This study was conducted within a larger long-term </w:t>
+      </w:r>
+      <w:r>
+        <w:rPr>
+          <w:lang w:val="en-US"/>
+        </w:rPr>
+        <w:t xml:space="preserve">experiment </w:t>
+      </w:r>
+      <w:r>
+        <w:rPr>
+          <w:lang w:val="en-US"/>
+        </w:rPr>
+        <w:t>which was established in 2002 on a sandy loam at Flakkebjerg Research Centre, Denmark (</w:t>
+      </w:r>
+      <w:r>
+        <w:rPr>
+          <w:lang w:val="en-US"/>
+        </w:rPr>
+        <w:t xml:space="preserve">latitude </w:t>
+      </w:r>
+      <w:r>
+        <w:rPr>
+          <w:lang w:val="en-US"/>
+        </w:rPr>
+        <w:t xml:space="preserve">55.317, </w:t>
+      </w:r>
+      <w:r>
+        <w:rPr>
+          <w:lang w:val="en-US"/>
+        </w:rPr>
+        <w:t xml:space="preserve">longitude </w:t>
+      </w:r>
+      <w:r>
+        <w:rPr>
+          <w:lang w:val="en-US"/>
+        </w:rPr>
+        <w:t xml:space="preserve">11.400). </w:t>
+      </w:r>
+      <w:r>
+        <w:rPr>
+          <w:lang w:val="en-US"/>
+        </w:rPr>
+        <w:t>Weather data for the present study was obtained from the Danish Meteorological Institute's (DMI) Open Data API for the Flakkebjerg station (55.322, 11.388)</w:t>
+      </w:r>
+      <w:r>
+        <w:rPr>
+          <w:lang w:val="en-US"/>
+        </w:rPr>
+        <w:t xml:space="preserve">, located less than 1 km from the </w:t>
+      </w:r>
+      <w:r>
+        <w:rPr>
+          <w:lang w:val="en-US"/>
+        </w:rPr>
+        <w:t xml:space="preserve">trial </w:t>
+      </w:r>
+      <w:r>
+        <w:rPr>
+          <w:lang w:val="en-US"/>
+        </w:rPr>
+        <w:fldChar w:fldCharType="begin"/>
+      </w:r>
+      <w:r>
+        <w:rPr>
+          <w:lang w:val="en-US"/>
+        </w:rPr>
+        <w:instrText xml:space="preserve"> ADDIN ZOTERO_ITEM CSL_CITATION {"citationID":"rYK4ttg5","properties":{"formattedCitation":"(DMI, 2025)","plainCitation":"(DMI, 2025)","noteIndex":0},"citationItems":[{"id":2420,"uris":["http://zotero.org/users/3599437/items/IZUZR2H4"],"itemData":{"id":2420,"type":"webpage","language":"da-DK","title":"Denmark Meteorological Institute Open Data","URL":"https://www.dmi.dk/friedata/dokumentation/data","author":[{"family":"DMI","given":""}],"accessed":{"date-parts":[["2026",3,24]]},"issued":{"date-parts":[["2025"]]}}}],"schema":"https://github.com/citation-style-language/schema/raw/master/csl-citation.json"} </w:instrText>
+      </w:r>
+      <w:r>
+        <w:rPr>
+          <w:lang w:val="en-US"/>
+        </w:rPr>
+        <w:fldChar w:fldCharType="separate"/>
+      </w:r>
+      <w:r>
+        <w:t>(DMI, 2025)</w:t>
+      </w:r>
+      <w:r>
+        <w:rPr>
+          <w:lang w:val="en-US"/>
+        </w:rPr>
+        <w:fldChar w:fldCharType="end"/>
+      </w:r>
+      <w:r>
+        <w:rPr>
+          <w:lang w:val="en-US"/>
+        </w:rPr>
+        <w:t xml:space="preserve">. </w:t>
+      </w:r>
+      <w:r>
+        <w:rPr>
+          <w:lang w:val="en-US"/>
+        </w:rPr>
+        <w:t>The 30-year average air temperature and precipitation for this site</w:t>
+      </w:r>
+      <w:r>
+        <w:rPr>
+          <w:lang w:val="en-US"/>
+        </w:rPr>
+        <w:t xml:space="preserve"> are</w:t>
+      </w:r>
+      <w:r>
+        <w:rPr>
+          <w:lang w:val="en-US"/>
+        </w:rPr>
+        <w:t xml:space="preserve"> 8.9 degrees Celsius and 589 mm, respectively. </w:t>
+      </w:r>
+      <w:r>
+        <w:rPr>
+          <w:lang w:val="en-US"/>
+        </w:rPr>
+        <w:t>Averaged across the trial site, soil texture</w:t>
+      </w:r>
+      <w:r>
+        <w:rPr>
+          <w:lang w:val="en-US"/>
+        </w:rPr>
+        <w:t xml:space="preserve"> in the top </w:t>
+      </w:r>
+      <w:r>
+        <w:rPr>
+          <w:lang w:val="en-US"/>
+        </w:rPr>
+        <w:t>25</w:t>
+      </w:r>
+      <w:r>
+        <w:rPr>
+          <w:lang w:val="en-US"/>
+        </w:rPr>
+        <w:t xml:space="preserve"> cm layer</w:t>
+      </w:r>
+      <w:r>
+        <w:rPr>
+          <w:lang w:val="en-US"/>
+        </w:rPr>
+        <w:t xml:space="preserve"> is 1</w:t>
+      </w:r>
+      <w:r>
+        <w:rPr>
+          <w:lang w:val="en-US"/>
+        </w:rPr>
+        <w:t>5</w:t>
+      </w:r>
+      <w:r>
+        <w:rPr>
+          <w:lang w:val="en-US"/>
+        </w:rPr>
+        <w:t>% clay (&lt;2 mm), 1</w:t>
+      </w:r>
+      <w:r>
+        <w:rPr>
+          <w:lang w:val="en-US"/>
+        </w:rPr>
+        <w:t>4</w:t>
+      </w:r>
+      <w:r>
+        <w:rPr>
+          <w:lang w:val="en-US"/>
+        </w:rPr>
+        <w:t>% silt (2-20 mm), 4</w:t>
+      </w:r>
+      <w:r>
+        <w:rPr>
+          <w:lang w:val="en-US"/>
+        </w:rPr>
+        <w:t>3</w:t>
+      </w:r>
+      <w:r>
+        <w:rPr>
+          <w:lang w:val="en-US"/>
+        </w:rPr>
+        <w:t>% fine sand (20-200 mm), and 2</w:t>
+      </w:r>
+      <w:r>
+        <w:rPr>
+          <w:lang w:val="en-US"/>
+        </w:rPr>
+        <w:t>8</w:t>
+      </w:r>
+      <w:r>
+        <w:rPr>
+          <w:lang w:val="en-US"/>
+        </w:rPr>
+        <w:t>% coarse sand (200-2000 mm), with 1.2% organic carbon content (0-25 cm)</w:t>
+      </w:r>
+      <w:r>
+        <w:rPr>
+          <w:lang w:val="en-US"/>
+        </w:rPr>
+        <w:fldChar w:fldCharType="begin"/>
+      </w:r>
+      <w:r>
+        <w:rPr>
+          <w:lang w:val="en-US"/>
+        </w:rPr>
+        <w:instrText xml:space="preserve"> ADDIN ZOTERO_ITEM CSL_CITATION {"citationID":"oaWBfuL3","properties":{"formattedCitation":"(Scherner et al., 2016)","plainCitation":"(Scherner et al., 2016)","noteIndex":0},"citationItems":[{"id":1447,"uris":["http://zotero.org/users/3599437/items/AEEGJX47"],"itemData":{"id":1447,"type":"article-journal","abstract":"Tillage methods and crop rotation are probably the two most important cropping factors affecting weed communities, particularly when herbicide use is restricted. This study examined weed dynamics following eleven years of different tillage and crop rotation treatments. The aboveground grass weed flora was recorded each year and the content and vertical location of individual weed seeds within the plough layer (0–20cm) were determined after 11 years of continuous mouldboard ploughing (P), pre-sowing tine cultivation to 8–10cm soil depth (H8-10) and direct drilling (D). The content of weed seeds, especially grass weeds, was determined for three distinct soil layers (0–5, 5–10 and 10–20cm), reflecting the cultivation depths of the tillage treatments. The annual grass weeds, Apera spica-venti and Vulpia myuros, were promoted by non-inversion tillage and in the case of V. myuros also by frequent cropping of winter cereals. The two non-inversion tillage treatments caused a strong stratification of weed seeds within the plough layer, with the majority of the seeds being accumulated in the upper soil layers, at 0–5 and 5–10cm, and markedly less so in the 10–20cm layer. Ploughing resulted in a more even distribution between the three layers. It is suggested that in cases where severe grass weed problems have built up in a non-inversion tillage system and where changes in crop rotation are ineffective or undesirable, inversion of the upper soil layer with the lower one could be considered a management option.","container-title":"Soil and Tillage Research","DOI":"10.1016/j.still.2016.04.005","ISSN":"0167-1987","journalAbbreviation":"Soil and Tillage Research","page":"135-142","source":"ScienceDirect","title":"Vertical distribution and composition of weed seeds within the plough layer after eleven years of contrasting crop rotation and tillage schemes","volume":"161","author":[{"family":"Scherner","given":"Ananda"},{"family":"Melander","given":"Bo"},{"family":"Kudsk","given":"Per"}],"issued":{"date-parts":[["2016",8,1]]}}}],"schema":"https://github.com/citation-style-language/schema/raw/master/csl-citation.json"} </w:instrText>
+      </w:r>
+      <w:r>
+        <w:rPr>
+          <w:lang w:val="en-US"/>
+        </w:rPr>
+        <w:fldChar w:fldCharType="separate"/>
+      </w:r>
+      <w:r>
+        <w:t>(Scherner et al., 2016)</w:t>
+      </w:r>
+      <w:r>
+        <w:rPr>
+          <w:lang w:val="en-US"/>
+        </w:rPr>
+        <w:fldChar w:fldCharType="end"/>
+      </w:r>
+      <w:r>
+        <w:rPr>
+          <w:lang w:val="en-US"/>
+        </w:rPr>
+        <w:t xml:space="preserve">.  </w:t>
+      </w:r>
+    </w:p>
+    <w:p>
+      <w:pPr>
+        <w:spacing w:line="360" w:lineRule="auto"/>
         <w:rPr>
           <w:b/>
           <w:bCs/>
         </w:rPr>
-        <w:t>site</w:t>
-      </w:r>
-    </w:p>
-    <w:p>
-      <w:pPr>
-        <w:spacing w:line="360" w:lineRule="auto"/>
-        <w:rPr>
-          <w:lang w:val="en-US"/>
-        </w:rPr>
-      </w:pPr>
-      <w:r>
-        <w:rPr>
-          <w:lang w:val="en-US"/>
-        </w:rPr>
-        <w:t xml:space="preserve">This study was conducted within a larger long-term </w:t>
-      </w:r>
-      <w:r>
-        <w:rPr>
-          <w:lang w:val="en-US"/>
-        </w:rPr>
-        <w:t xml:space="preserve">experiment </w:t>
-      </w:r>
-      <w:r>
-        <w:rPr>
-          <w:lang w:val="en-US"/>
-        </w:rPr>
-        <w:t>which was established in 2002 on a sandy loam at Flakkebjerg Research Centre, Denmark (</w:t>
-      </w:r>
-      <w:r>
-        <w:rPr>
-          <w:lang w:val="en-US"/>
-        </w:rPr>
-        <w:t xml:space="preserve">latitude </w:t>
-      </w:r>
-      <w:r>
-        <w:rPr>
-          <w:lang w:val="en-US"/>
-        </w:rPr>
-        <w:t xml:space="preserve">55.317, </w:t>
-      </w:r>
-      <w:r>
-        <w:rPr>
-          <w:lang w:val="en-US"/>
-        </w:rPr>
-        <w:t xml:space="preserve">longitude </w:t>
-      </w:r>
-      <w:r>
-        <w:rPr>
-          <w:lang w:val="en-US"/>
-        </w:rPr>
-        <w:t xml:space="preserve">11.400). </w:t>
-      </w:r>
-      <w:r>
-        <w:rPr>
-          <w:lang w:val="en-US"/>
-        </w:rPr>
-        <w:t>Weather data for the present study was obtained from the Danish Meteorological Institute's (DMI) Open Data API for the Flakkebjerg station (55.322, 11.388)</w:t>
-      </w:r>
-      <w:r>
-        <w:rPr>
-          <w:lang w:val="en-US"/>
-        </w:rPr>
-        <w:t xml:space="preserve">, located less than 1 km from the </w:t>
-      </w:r>
-      <w:r>
-        <w:rPr>
-          <w:lang w:val="en-US"/>
-        </w:rPr>
-        <w:t xml:space="preserve">trial </w:t>
-      </w:r>
-      <w:r>
-        <w:rPr>
-          <w:lang w:val="en-US"/>
-        </w:rPr>
-        <w:fldChar w:fldCharType="begin"/>
-      </w:r>
-      <w:r>
-        <w:rPr>
-          <w:lang w:val="en-US"/>
-        </w:rPr>
-        <w:instrText xml:space="preserve"> ADDIN ZOTERO_ITEM CSL_CITATION {"citationID":"rYK4ttg5","properties":{"formattedCitation":"(DMI, 2025)","plainCitation":"(DMI, 2025)","noteIndex":0},"citationItems":[{"id":2420,"uris":["http://zotero.org/users/3599437/items/IZUZR2H4"],"itemData":{"id":2420,"type":"webpage","language":"da-DK","title":"Denmark Meteorological Institute Open Data","URL":"https://www.dmi.dk/friedata/dokumentation/data","author":[{"family":"DMI","given":""}],"accessed":{"date-parts":[["2026",3,24]]},"issued":{"date-parts":[["2025"]]}}}],"schema":"https://github.com/citation-style-language/schema/raw/master/csl-citation.json"} </w:instrText>
-      </w:r>
-      <w:r>
-        <w:rPr>
-          <w:lang w:val="en-US"/>
-        </w:rPr>
-        <w:fldChar w:fldCharType="separate"/>
-      </w:r>
-      <w:r>
-        <w:t>(DMI, 2025)</w:t>
-      </w:r>
-      <w:r>
-        <w:rPr>
-          <w:lang w:val="en-US"/>
-        </w:rPr>
-        <w:fldChar w:fldCharType="end"/>
-      </w:r>
-      <w:r>
-        <w:rPr>
-          <w:lang w:val="en-US"/>
-        </w:rPr>
-        <w:t xml:space="preserve">. </w:t>
-      </w:r>
-      <w:r>
-        <w:rPr>
-          <w:lang w:val="en-US"/>
-        </w:rPr>
-        <w:t>The 30-year average air temperature and precipitation for this site</w:t>
-      </w:r>
-      <w:r>
-        <w:rPr>
-          <w:lang w:val="en-US"/>
-        </w:rPr>
-        <w:t xml:space="preserve"> are</w:t>
-      </w:r>
-      <w:r>
-        <w:rPr>
-          <w:lang w:val="en-US"/>
-        </w:rPr>
-        <w:t xml:space="preserve"> 8.9 degrees Celsius and 589 mm, respectively. </w:t>
-      </w:r>
-      <w:r>
-        <w:rPr>
-          <w:lang w:val="en-US"/>
-        </w:rPr>
-        <w:t>Averaged across the trial site, soil texture</w:t>
-      </w:r>
-      <w:r>
-        <w:rPr>
-          <w:lang w:val="en-US"/>
-        </w:rPr>
-        <w:t xml:space="preserve"> in the top </w:t>
-      </w:r>
-      <w:r>
-        <w:rPr>
-          <w:lang w:val="en-US"/>
-        </w:rPr>
-        <w:t>25</w:t>
-      </w:r>
-      <w:r>
-        <w:rPr>
-          <w:lang w:val="en-US"/>
-        </w:rPr>
-        <w:t xml:space="preserve"> cm layer</w:t>
-      </w:r>
-      <w:r>
-        <w:rPr>
-          <w:lang w:val="en-US"/>
-        </w:rPr>
-        <w:t xml:space="preserve"> is 1</w:t>
-      </w:r>
-      <w:r>
-        <w:rPr>
-          <w:lang w:val="en-US"/>
-        </w:rPr>
-        <w:t>5</w:t>
-      </w:r>
-      <w:r>
-        <w:rPr>
-          <w:lang w:val="en-US"/>
-        </w:rPr>
-        <w:t>% clay (&lt;2 mm), 1</w:t>
-      </w:r>
-      <w:r>
-        <w:rPr>
-          <w:lang w:val="en-US"/>
-        </w:rPr>
-        <w:t>4</w:t>
-      </w:r>
-      <w:r>
-        <w:rPr>
-          <w:lang w:val="en-US"/>
-        </w:rPr>
-        <w:t>% silt (2-20 mm), 4</w:t>
-      </w:r>
-      <w:r>
-        <w:rPr>
-          <w:lang w:val="en-US"/>
-        </w:rPr>
-        <w:t>3</w:t>
-      </w:r>
-      <w:r>
-        <w:rPr>
-          <w:lang w:val="en-US"/>
-        </w:rPr>
-        <w:t>% fine sand (20-200 mm), and 2</w:t>
-      </w:r>
-      <w:r>
-        <w:rPr>
-          <w:lang w:val="en-US"/>
-        </w:rPr>
-        <w:t>8</w:t>
-      </w:r>
-      <w:r>
-        <w:rPr>
-          <w:lang w:val="en-US"/>
-        </w:rPr>
-        <w:t>% coarse sand (200-2000 mm), with 1.2% organic carbon content (0-25 cm)</w:t>
-      </w:r>
-      <w:r>
-        <w:rPr>
-          <w:lang w:val="en-US"/>
-        </w:rPr>
-        <w:fldChar w:fldCharType="begin"/>
-      </w:r>
-      <w:r>
-        <w:rPr>
-          <w:lang w:val="en-US"/>
-        </w:rPr>
-        <w:instrText xml:space="preserve"> ADDIN ZOTERO_ITEM CSL_CITATION {"citationID":"oaWBfuL3","properties":{"formattedCitation":"(Scherner et al., 2016)","plainCitation":"(Scherner et al., 2016)","noteIndex":0},"citationItems":[{"id":1447,"uris":["http://zotero.org/users/3599437/items/AEEGJX47"],"itemData":{"id":1447,"type":"article-journal","abstract":"Tillage methods and crop rotation are probably the two most important cropping factors affecting weed communities, particularly when herbicide use is restricted. This study examined weed dynamics following eleven years of different tillage and crop rotation treatments. The aboveground grass weed flora was recorded each year and the content and vertical location of individual weed seeds within the plough layer (0–20cm) were determined after 11 years of continuous mouldboard ploughing (P), pre-sowing tine cultivation to 8–10cm soil depth (H8-10) and direct drilling (D). The content of weed seeds, especially grass weeds, was determined for three distinct soil layers (0–5, 5–10 and 10–20cm), reflecting the cultivation depths of the tillage treatments. The annual grass weeds, Apera spica-venti and Vulpia myuros, were promoted by non-inversion tillage and in the case of V. myuros also by frequent cropping of winter cereals. The two non-inversion tillage treatments caused a strong stratification of weed seeds within the plough layer, with the majority of the seeds being accumulated in the upper soil layers, at 0–5 and 5–10cm, and markedly less so in the 10–20cm layer. Ploughing resulted in a more even distribution between the three layers. It is suggested that in cases where severe grass weed problems have built up in a non-inversion tillage system and where changes in crop rotation are ineffective or undesirable, inversion of the upper soil layer with the lower one could be considered a management option.","container-title":"Soil and Tillage Research","DOI":"10.1016/j.still.2016.04.005","ISSN":"0167-1987","journalAbbreviation":"Soil and Tillage Research","page":"135-142","source":"ScienceDirect","title":"Vertical distribution and composition of weed seeds within the plough layer after eleven years of contrasting crop rotation and tillage schemes","volume":"161","author":[{"family":"Scherner","given":"Ananda"},{"family":"Melander","given":"Bo"},{"family":"Kudsk","given":"Per"}],"issued":{"date-parts":[["2016",8,1]]}}}],"schema":"https://github.com/citation-style-language/schema/raw/master/csl-citation.json"} </w:instrText>
-      </w:r>
-      <w:r>
-        <w:rPr>
-          <w:lang w:val="en-US"/>
-        </w:rPr>
-        <w:fldChar w:fldCharType="separate"/>
-      </w:r>
-      <w:r>
-        <w:t>(Scherner et al., 2016)</w:t>
-      </w:r>
-      <w:r>
-        <w:rPr>
-          <w:lang w:val="en-US"/>
-        </w:rPr>
-        <w:fldChar w:fldCharType="end"/>
-      </w:r>
-      <w:r>
-        <w:rPr>
-          <w:lang w:val="en-US"/>
-        </w:rPr>
-        <w:t xml:space="preserve">.  </w:t>
-      </w:r>
-    </w:p>
-    <w:p>
-      <w:pPr>
-        <w:spacing w:line="360" w:lineRule="auto"/>
+      </w:pPr>
+      <w:r>
         <w:rPr>
           <w:b/>
           <w:bCs/>
         </w:rPr>
-      </w:pPr>
-      <w:proofErr w:type="gramStart"/>
+        <w:t xml:space="preserve">2.1.1  </w:t>
+      </w:r>
       <w:r>
         <w:rPr>
           <w:b/>
           <w:bCs/>
         </w:rPr>
-        <w:t xml:space="preserve">2.1.1  </w:t>
-      </w:r>
-      <w:r>
-        <w:rPr>
-          <w:b/>
-          <w:bCs/>
-        </w:rPr>
-        <w:t>Study</w:t>
-      </w:r>
-      <w:proofErr w:type="gramEnd"/>
-      <w:r>
-        <w:rPr>
-          <w:b/>
-          <w:bCs/>
-        </w:rPr>
-        <w:t xml:space="preserve"> design</w:t>
+        <w:t>Study design</w:t>
       </w:r>
     </w:p>
     <w:p>
@@ -5018,7 +4825,6 @@
           <w:lang w:val="en-US"/>
         </w:rPr>
       </w:pPr>
-      <w:proofErr w:type="gramStart"/>
       <w:r>
         <w:rPr>
           <w:b/>
@@ -5046,539 +4852,473 @@
           <w:bCs/>
           <w:lang w:val="en-US"/>
         </w:rPr>
-        <w:t>Straw</w:t>
-      </w:r>
-      <w:proofErr w:type="gramEnd"/>
-      <w:r>
+        <w:t>Straw and tillage treatments</w:t>
+      </w:r>
+    </w:p>
+    <w:p>
+      <w:pPr>
+        <w:spacing w:line="360" w:lineRule="auto"/>
+        <w:rPr>
+          <w:lang w:val="en-US"/>
+        </w:rPr>
+      </w:pPr>
+      <w:r>
+        <w:rPr>
+          <w:lang w:val="en-US"/>
+        </w:rPr>
+        <w:t>The same straw managements</w:t>
+      </w:r>
+      <w:r>
+        <w:rPr>
+          <w:lang w:val="en-US"/>
+        </w:rPr>
+        <w:t xml:space="preserve"> (retain, remove)</w:t>
+      </w:r>
+      <w:r>
+        <w:rPr>
+          <w:lang w:val="en-US"/>
+        </w:rPr>
+        <w:t xml:space="preserve"> and categorical tillage system treatments </w:t>
+      </w:r>
+      <w:r>
+        <w:rPr>
+          <w:lang w:val="en-US"/>
+        </w:rPr>
+        <w:t>[</w:t>
+      </w:r>
+      <w:r>
+        <w:rPr>
+          <w:lang w:val="en-US"/>
+        </w:rPr>
+        <w:t>no tillage</w:t>
+      </w:r>
+      <w:r>
+        <w:rPr>
+          <w:lang w:val="en-US"/>
+        </w:rPr>
+        <w:t xml:space="preserve"> (</w:t>
+      </w:r>
+      <w:r>
+        <w:rPr>
+          <w:lang w:val="en-US"/>
+        </w:rPr>
+        <w:t>NT</w:t>
+      </w:r>
+      <w:r>
+        <w:rPr>
+          <w:lang w:val="en-US"/>
+        </w:rPr>
+        <w:t>)</w:t>
+      </w:r>
+      <w:r>
+        <w:rPr>
+          <w:lang w:val="en-US"/>
+        </w:rPr>
+        <w:t>, surface</w:t>
+      </w:r>
+      <w:r>
+        <w:rPr>
+          <w:lang w:val="en-US"/>
+        </w:rPr>
+        <w:t xml:space="preserve"> cultivation</w:t>
+      </w:r>
+      <w:r>
+        <w:rPr>
+          <w:lang w:val="en-US"/>
+        </w:rPr>
+        <w:t>, inversion</w:t>
+      </w:r>
+      <w:r>
+        <w:rPr>
+          <w:lang w:val="en-US"/>
+        </w:rPr>
+        <w:t>]</w:t>
+      </w:r>
+      <w:r>
+        <w:rPr>
+          <w:lang w:val="en-US"/>
+        </w:rPr>
+        <w:t xml:space="preserve"> have been in </w:t>
+      </w:r>
+      <w:r>
+        <w:rPr>
+          <w:lang w:val="en-US"/>
+        </w:rPr>
+        <w:t>place</w:t>
+      </w:r>
+      <w:r>
+        <w:rPr>
+          <w:lang w:val="en-US"/>
+        </w:rPr>
+        <w:t xml:space="preserve"> since 2002. In the straw-removal treatments, </w:t>
+      </w:r>
+      <w:r>
+        <w:rPr>
+          <w:lang w:val="en-US"/>
+        </w:rPr>
+        <w:t xml:space="preserve">residue was removed </w:t>
+      </w:r>
+      <w:r>
+        <w:rPr>
+          <w:lang w:val="en-US"/>
+        </w:rPr>
+        <w:t>following harvest of small grain</w:t>
+      </w:r>
+      <w:r>
+        <w:rPr>
+          <w:lang w:val="en-US"/>
+        </w:rPr>
+        <w:t xml:space="preserve"> crops</w:t>
+      </w:r>
+      <w:r>
+        <w:rPr>
+          <w:lang w:val="en-US"/>
+        </w:rPr>
+        <w:t xml:space="preserve"> using a</w:t>
+      </w:r>
+      <w:r>
+        <w:rPr>
+          <w:lang w:val="en-US"/>
+        </w:rPr>
+        <w:t xml:space="preserve"> two-pass system</w:t>
+      </w:r>
+      <w:r>
+        <w:rPr>
+          <w:lang w:val="en-US"/>
+        </w:rPr>
+        <w:t xml:space="preserve"> wherein the straw was removed from the plots using a weed harrow. This </w:t>
+      </w:r>
+      <w:r>
+        <w:rPr>
+          <w:lang w:val="en-US"/>
+        </w:rPr>
+        <w:t>result</w:t>
+      </w:r>
+      <w:r>
+        <w:rPr>
+          <w:lang w:val="en-US"/>
+        </w:rPr>
+        <w:t>ed</w:t>
+      </w:r>
+      <w:r>
+        <w:rPr>
+          <w:lang w:val="en-US"/>
+        </w:rPr>
+        <w:t xml:space="preserve"> </w:t>
+      </w:r>
+      <w:r>
+        <w:rPr>
+          <w:lang w:val="en-US"/>
+        </w:rPr>
+        <w:t>in removal of approximately 60% of the biomass</w:t>
+      </w:r>
+      <w:r>
+        <w:rPr>
+          <w:lang w:val="en-US"/>
+        </w:rPr>
+        <w:t xml:space="preserve"> </w:t>
+      </w:r>
+      <w:r>
+        <w:rPr>
+          <w:lang w:val="en-US"/>
+        </w:rPr>
+        <w:fldChar w:fldCharType="begin"/>
+      </w:r>
+      <w:r>
+        <w:rPr>
+          <w:lang w:val="en-US"/>
+        </w:rPr>
+        <w:instrText xml:space="preserve"> ADDIN ZOTERO_ITEM CSL_CITATION {"citationID":"WBWFdpV7","properties":{"formattedCitation":"(Hansen et al., 2015)","plainCitation":"(Hansen et al., 2015)","noteIndex":0},"citationItems":[{"id":687,"uris":["http://zotero.org/users/3599437/items/TXQUC8B8"],"itemData":{"id":687,"type":"article-journal","abstract":"Crop management factors, such as tillage, rotation, and straw retention, need to be long-term to allow conclusions on effects on crop yields, nitrate leaching, and carbon sequestration. In 2002, two field experiments, each including four cash crop rotations, were established on soils with 9 and 15% clay, under temperate, coastal climate conditions. Direct drilling and harrowing to two different depths were compared to plowing with respect to yield, nitrate N leaching, and carbon sequestration. For comparison of yields across rotations, grain and seed dry matter yields for each crop were converted to grain equivalents (GE). Leaching was compared to yields by calculating yield-scaled leaching (YSL, g N kg−1 GE), and N balances were calculated as the N input in manure minus the N output in products removed from the fields. Direct drilling reduced yields, but no effect on leaching was found. Straw retention did not significantly increase yields, nor did it reduce leaching, while fodder radish (Raphanus sativus L.) as a catch crop was capable of reducing nitrate leaching to a low level. Thus, YSL of winter wheat (Triticum aestivum L.) was higher than for spring barley (Hordeum vulgare L.) grown after fodder radish due to the efficient catch crop. Soil organic carbon (SOC) did not increase significantly after 7 yr of straw incorporation or noninversion tillage. There was no correlation between N balances calculated for each growing season and N leaching measured in the following percolation period.","container-title":"Journal of Environmental Quality","DOI":"10.2134/jeq2014.11.0482","ISSN":"1537-2537","issue":"3","language":"en","license":"Copyright © by the American Society of Agronomy, Crop Science Society of America, and Soil Science Society of America, Inc.","note":"_eprint: https://onlinelibrary.wiley.com/doi/pdf/10.2134/jeq2014.11.0482","page":"868-881","source":"Wiley Online Library","title":"Nitrate Leaching, Yields and Carbon Sequestration after Noninversion Tillage, Catch Crops, and Straw Retention","volume":"44","author":[{"family":"Hansen","given":"E. M."},{"family":"Munkholm","given":"L. J."},{"family":"Olesen","given":"J. E."},{"family":"Melander","given":"B."}],"issued":{"date-parts":[["2015"]]}}}],"schema":"https://github.com/citation-style-language/schema/raw/master/csl-citation.json"} </w:instrText>
+      </w:r>
+      <w:r>
+        <w:rPr>
+          <w:lang w:val="en-US"/>
+        </w:rPr>
+        <w:fldChar w:fldCharType="separate"/>
+      </w:r>
+      <w:r>
+        <w:t>(Hansen et al., 2015)</w:t>
+      </w:r>
+      <w:r>
+        <w:rPr>
+          <w:lang w:val="en-US"/>
+        </w:rPr>
+        <w:fldChar w:fldCharType="end"/>
+      </w:r>
+      <w:r>
+        <w:rPr>
+          <w:lang w:val="en-US"/>
+        </w:rPr>
+        <w:t xml:space="preserve">. In the straw-retained treatments, </w:t>
+      </w:r>
+      <w:r>
+        <w:rPr>
+          <w:lang w:val="en-US"/>
+        </w:rPr>
+        <w:t xml:space="preserve">residue remained in the field </w:t>
+      </w:r>
+      <w:r>
+        <w:rPr>
+          <w:lang w:val="en-US"/>
+        </w:rPr>
+        <w:t>following harvest</w:t>
+      </w:r>
+      <w:r>
+        <w:rPr>
+          <w:lang w:val="en-US"/>
+        </w:rPr>
+        <w:t xml:space="preserve">. </w:t>
+      </w:r>
+    </w:p>
+    <w:p>
+      <w:pPr>
+        <w:spacing w:line="360" w:lineRule="auto"/>
+      </w:pPr>
+      <w:r>
+        <w:rPr>
+          <w:lang w:val="en-US"/>
+        </w:rPr>
+        <w:t>While the overall tillage philosophies have remained the same, t</w:t>
+      </w:r>
+      <w:r>
+        <w:rPr>
+          <w:lang w:val="en-US"/>
+        </w:rPr>
+        <w:t xml:space="preserve">he exact machinery and timing of operations have varied since 2002 (Scherner et al., 2016; Hansen et al., 2010). In the present experiment (2018-2020), plots under the </w:t>
+      </w:r>
+      <w:r>
+        <w:rPr>
+          <w:lang w:val="en-US"/>
+        </w:rPr>
+        <w:t>inversion</w:t>
+      </w:r>
+      <w:r>
+        <w:rPr>
+          <w:lang w:val="en-US"/>
+        </w:rPr>
+        <w:t xml:space="preserve"> treatment were moldboard plowed to a depth of 20 cm in the </w:t>
+      </w:r>
+      <w:r>
+        <w:rPr>
+          <w:lang w:val="en-US"/>
+        </w:rPr>
+        <w:t xml:space="preserve">late </w:t>
+      </w:r>
+      <w:r>
+        <w:rPr>
+          <w:lang w:val="en-US"/>
+        </w:rPr>
+        <w:t xml:space="preserve">fall and </w:t>
+      </w:r>
+      <w:r>
+        <w:rPr>
+          <w:lang w:val="en-US"/>
+        </w:rPr>
+        <w:t xml:space="preserve">seedbed </w:t>
+      </w:r>
+      <w:r>
+        <w:rPr>
+          <w:lang w:val="en-US"/>
+        </w:rPr>
+        <w:t xml:space="preserve">harrowed to 3-4 cm depth in the spring before cash crop planting; </w:t>
+      </w:r>
+      <w:r>
+        <w:rPr>
+          <w:lang w:val="en-US"/>
+        </w:rPr>
+        <w:t xml:space="preserve">all </w:t>
+      </w:r>
+      <w:r>
+        <w:rPr>
+          <w:lang w:val="en-US"/>
+        </w:rPr>
+        <w:t>c</w:t>
+      </w:r>
+      <w:r>
+        <w:t xml:space="preserve">rops were then sown with a traditional seed drill (Nordsten Lift-o-matic CLH300) with row spacings of 12.5 cm. </w:t>
+      </w:r>
+      <w:r>
+        <w:t>In the late-planted radish cover crop treatment, plots were also harrowed to a depth of 3-4 cm after cash crop harvest to prepare the soil for cover crop planting (see Table 1)</w:t>
+      </w:r>
+      <w:r>
+        <w:t>.</w:t>
+      </w:r>
+    </w:p>
+    <w:p>
+      <w:pPr>
+        <w:spacing w:line="360" w:lineRule="auto"/>
+      </w:pPr>
+      <w:r>
+        <w:rPr>
+          <w:lang w:val="en-US"/>
+        </w:rPr>
+        <w:t xml:space="preserve">For the </w:t>
+      </w:r>
+      <w:r>
+        <w:rPr>
+          <w:lang w:val="en-US"/>
+        </w:rPr>
+        <w:t>surface</w:t>
+      </w:r>
+      <w:r>
+        <w:rPr>
+          <w:lang w:val="en-US"/>
+        </w:rPr>
+        <w:t xml:space="preserve"> </w:t>
+      </w:r>
+      <w:r>
+        <w:rPr>
+          <w:lang w:val="en-US"/>
+        </w:rPr>
+        <w:t xml:space="preserve">tillage </w:t>
+      </w:r>
+      <w:r>
+        <w:rPr>
+          <w:lang w:val="en-US"/>
+        </w:rPr>
+        <w:t>system (non-inversion</w:t>
+      </w:r>
+      <w:r>
+        <w:rPr>
+          <w:lang w:val="en-US"/>
+        </w:rPr>
+        <w:t xml:space="preserve"> tillage</w:t>
+      </w:r>
+      <w:r>
+        <w:rPr>
+          <w:lang w:val="en-US"/>
+        </w:rPr>
+        <w:t xml:space="preserve">), a </w:t>
+      </w:r>
+      <w:r>
+        <w:rPr>
+          <w:vertAlign w:val="subscript"/>
+          <w:lang w:val="en-US"/>
+        </w:rPr>
+        <w:t xml:space="preserve"> </w:t>
+      </w:r>
+      <w:r>
+        <w:t>Horsch Terrano 3 FX stubble tine cultivator was used to till to a depth 8-10 cm in the spring before cash crop planting</w:t>
+      </w:r>
+      <w:r>
+        <w:t xml:space="preserve">, and harrowed (3-4 cm depth) before the </w:t>
+      </w:r>
+      <w:r>
+        <w:t>late-planted radish cover crop treatment</w:t>
+      </w:r>
+      <w:r>
+        <w:t xml:space="preserve">. </w:t>
+      </w:r>
+      <w:r>
+        <w:t xml:space="preserve">No tillage </w:t>
+      </w:r>
+      <w:r>
+        <w:t xml:space="preserve">operations were </w:t>
+      </w:r>
+      <w:r>
+        <w:t xml:space="preserve">performed in the NT </w:t>
+      </w:r>
+      <w:r>
+        <w:t>treatment</w:t>
+      </w:r>
+      <w:r>
+        <w:t xml:space="preserve">. </w:t>
+      </w:r>
+      <w:r>
+        <w:t xml:space="preserve">In both the </w:t>
+      </w:r>
+      <w:r>
+        <w:t>NT</w:t>
+      </w:r>
+      <w:r>
+        <w:t xml:space="preserve"> and</w:t>
+      </w:r>
+      <w:r>
+        <w:t xml:space="preserve"> surface tillage</w:t>
+      </w:r>
+      <w:r>
+        <w:t xml:space="preserve"> systems, </w:t>
+      </w:r>
+      <w:r>
+        <w:t xml:space="preserve">cash </w:t>
+      </w:r>
+      <w:r>
+        <w:t xml:space="preserve">crops were sown with a chisel coulter (Horsch Airseeder CO 3) with row spacings of 17.5 cm for </w:t>
+      </w:r>
+      <w:r>
+        <w:t>all crops</w:t>
+      </w:r>
+      <w:r>
+        <w:t xml:space="preserve"> (compared to 12.5 cm for the </w:t>
+      </w:r>
+      <w:r>
+        <w:t>inversion</w:t>
+      </w:r>
+      <w:r>
+        <w:t xml:space="preserve"> systems)</w:t>
+      </w:r>
+      <w:r>
+        <w:t xml:space="preserve">. Row spacings were different for the </w:t>
+      </w:r>
+      <w:r>
+        <w:t>inversion</w:t>
+      </w:r>
+      <w:r>
+        <w:t xml:space="preserve"> system </w:t>
+      </w:r>
+      <w:r>
+        <w:t xml:space="preserve">due to </w:t>
+      </w:r>
+      <w:r>
+        <w:t xml:space="preserve">differences in the </w:t>
+      </w:r>
+      <w:r>
+        <w:t xml:space="preserve">equipment representing typical production environments for each tillage system. </w:t>
+      </w:r>
+      <w:r>
+        <w:t>Cash crop s</w:t>
+      </w:r>
+      <w:r>
+        <w:t>eeding rates were 20% higher in NT systems to compensate for poor establishment.</w:t>
+      </w:r>
+    </w:p>
+    <w:p>
+      <w:pPr>
+        <w:spacing w:line="360" w:lineRule="auto"/>
         <w:rPr>
           <w:b/>
           <w:bCs/>
           <w:lang w:val="en-US"/>
         </w:rPr>
-        <w:t xml:space="preserve"> and tillage treatments</w:t>
-      </w:r>
-    </w:p>
-    <w:p>
-      <w:pPr>
-        <w:spacing w:line="360" w:lineRule="auto"/>
-        <w:rPr>
-          <w:lang w:val="en-US"/>
-        </w:rPr>
-      </w:pPr>
-      <w:r>
-        <w:rPr>
-          <w:lang w:val="en-US"/>
-        </w:rPr>
-        <w:t xml:space="preserve">The same straw managements and categorical tillage system treatments </w:t>
-      </w:r>
-      <w:r>
-        <w:rPr>
-          <w:lang w:val="en-US"/>
-        </w:rPr>
-        <w:t>[</w:t>
-      </w:r>
-      <w:r>
-        <w:rPr>
-          <w:lang w:val="en-US"/>
-        </w:rPr>
-        <w:t>no tillage</w:t>
-      </w:r>
-      <w:r>
-        <w:rPr>
-          <w:lang w:val="en-US"/>
-        </w:rPr>
-        <w:t xml:space="preserve"> (</w:t>
-      </w:r>
-      <w:r>
-        <w:rPr>
-          <w:lang w:val="en-US"/>
-        </w:rPr>
-        <w:t>NT</w:t>
-      </w:r>
-      <w:r>
-        <w:rPr>
-          <w:lang w:val="en-US"/>
-        </w:rPr>
-        <w:t>)</w:t>
-      </w:r>
-      <w:r>
-        <w:rPr>
-          <w:lang w:val="en-US"/>
-        </w:rPr>
-        <w:t>, surface</w:t>
-      </w:r>
-      <w:r>
-        <w:rPr>
-          <w:lang w:val="en-US"/>
-        </w:rPr>
-        <w:t xml:space="preserve"> cultivation</w:t>
-      </w:r>
-      <w:r>
-        <w:rPr>
-          <w:lang w:val="en-US"/>
-        </w:rPr>
-        <w:t>, inversion</w:t>
-      </w:r>
-      <w:r>
-        <w:rPr>
-          <w:lang w:val="en-US"/>
-        </w:rPr>
-        <w:t>]</w:t>
-      </w:r>
-      <w:r>
-        <w:rPr>
-          <w:lang w:val="en-US"/>
-        </w:rPr>
-        <w:t xml:space="preserve"> have been in </w:t>
-      </w:r>
-      <w:r>
-        <w:rPr>
-          <w:lang w:val="en-US"/>
-        </w:rPr>
-        <w:t>place</w:t>
-      </w:r>
-      <w:r>
-        <w:rPr>
-          <w:lang w:val="en-US"/>
-        </w:rPr>
-        <w:t xml:space="preserve"> since 2002. In the straw-removal treatments, </w:t>
-      </w:r>
-      <w:r>
-        <w:rPr>
-          <w:lang w:val="en-US"/>
-        </w:rPr>
-        <w:t xml:space="preserve">residue was removed </w:t>
-      </w:r>
-      <w:r>
-        <w:rPr>
-          <w:lang w:val="en-US"/>
-        </w:rPr>
-        <w:t>following harvest of small grain</w:t>
-      </w:r>
-      <w:r>
-        <w:rPr>
-          <w:lang w:val="en-US"/>
-        </w:rPr>
-        <w:t xml:space="preserve"> crops</w:t>
-      </w:r>
-      <w:r>
-        <w:rPr>
-          <w:lang w:val="en-US"/>
-        </w:rPr>
-        <w:t xml:space="preserve"> using a</w:t>
-      </w:r>
-      <w:r>
-        <w:rPr>
-          <w:lang w:val="en-US"/>
-        </w:rPr>
-        <w:t xml:space="preserve"> two-pass system</w:t>
-      </w:r>
-      <w:r>
-        <w:rPr>
-          <w:lang w:val="en-US"/>
-        </w:rPr>
-        <w:t xml:space="preserve"> wherein the straw was removed from the plots using a weed harrow. This </w:t>
-      </w:r>
-      <w:r>
-        <w:rPr>
-          <w:lang w:val="en-US"/>
-        </w:rPr>
-        <w:t>result</w:t>
-      </w:r>
-      <w:r>
-        <w:rPr>
-          <w:lang w:val="en-US"/>
-        </w:rPr>
-        <w:t>ed</w:t>
-      </w:r>
-      <w:r>
-        <w:rPr>
-          <w:lang w:val="en-US"/>
-        </w:rPr>
-        <w:t xml:space="preserve"> </w:t>
-      </w:r>
-      <w:r>
-        <w:rPr>
-          <w:lang w:val="en-US"/>
-        </w:rPr>
-        <w:t>in removal of approximately 60% of the biomass</w:t>
-      </w:r>
-      <w:r>
-        <w:rPr>
-          <w:lang w:val="en-US"/>
-        </w:rPr>
-        <w:t xml:space="preserve"> </w:t>
-      </w:r>
-      <w:r>
-        <w:rPr>
-          <w:lang w:val="en-US"/>
-        </w:rPr>
-        <w:fldChar w:fldCharType="begin"/>
-      </w:r>
-      <w:r>
-        <w:rPr>
-          <w:lang w:val="en-US"/>
-        </w:rPr>
-        <w:instrText xml:space="preserve"> ADDIN ZOTERO_ITEM CSL_CITATION {"citationID":"WBWFdpV7","properties":{"formattedCitation":"(Hansen et al., 2015)","plainCitation":"(Hansen et al., 2015)","noteIndex":0},"citationItems":[{"id":687,"uris":["http://zotero.org/users/3599437/items/TXQUC8B8"],"itemData":{"id":687,"type":"article-journal","abstract":"Crop management factors, such as tillage, rotation, and straw retention, need to be long-term to allow conclusions on effects on crop yields, nitrate leaching, and carbon sequestration. In 2002, two field experiments, each including four cash crop rotations, were established on soils with 9 and 15% clay, under temperate, coastal climate conditions. Direct drilling and harrowing to two different depths were compared to plowing with respect to yield, nitrate N leaching, and carbon sequestration. For comparison of yields across rotations, grain and seed dry matter yields for each crop were converted to grain equivalents (GE). Leaching was compared to yields by calculating yield-scaled leaching (YSL, g N kg−1 GE), and N balances were calculated as the N input in manure minus the N output in products removed from the fields. Direct drilling reduced yields, but no effect on leaching was found. Straw retention did not significantly increase yields, nor did it reduce leaching, while fodder radish (Raphanus sativus L.) as a catch crop was capable of reducing nitrate leaching to a low level. Thus, YSL of winter wheat (Triticum aestivum L.) was higher than for spring barley (Hordeum vulgare L.) grown after fodder radish due to the efficient catch crop. Soil organic carbon (SOC) did not increase significantly after 7 yr of straw incorporation or noninversion tillage. There was no correlation between N balances calculated for each growing season and N leaching measured in the following percolation period.","container-title":"Journal of Environmental Quality","DOI":"10.2134/jeq2014.11.0482","ISSN":"1537-2537","issue":"3","language":"en","license":"Copyright © by the American Society of Agronomy, Crop Science Society of America, and Soil Science Society of America, Inc.","note":"_eprint: https://onlinelibrary.wiley.com/doi/pdf/10.2134/jeq2014.11.0482","page":"868-881","source":"Wiley Online Library","title":"Nitrate Leaching, Yields and Carbon Sequestration after Noninversion Tillage, Catch Crops, and Straw Retention","volume":"44","author":[{"family":"Hansen","given":"E. M."},{"family":"Munkholm","given":"L. J."},{"family":"Olesen","given":"J. E."},{"family":"Melander","given":"B."}],"issued":{"date-parts":[["2015"]]}}}],"schema":"https://github.com/citation-style-language/schema/raw/master/csl-citation.json"} </w:instrText>
-      </w:r>
-      <w:r>
-        <w:rPr>
-          <w:lang w:val="en-US"/>
-        </w:rPr>
-        <w:fldChar w:fldCharType="separate"/>
-      </w:r>
-      <w:r>
-        <w:t>(Hansen et al., 2015)</w:t>
-      </w:r>
-      <w:r>
-        <w:rPr>
-          <w:lang w:val="en-US"/>
-        </w:rPr>
-        <w:fldChar w:fldCharType="end"/>
-      </w:r>
-      <w:r>
-        <w:rPr>
-          <w:lang w:val="en-US"/>
-        </w:rPr>
-        <w:t xml:space="preserve">. In the straw-retained treatments, </w:t>
-      </w:r>
-      <w:r>
-        <w:rPr>
-          <w:lang w:val="en-US"/>
-        </w:rPr>
-        <w:t xml:space="preserve">residue remained in the field </w:t>
-      </w:r>
-      <w:r>
-        <w:rPr>
-          <w:lang w:val="en-US"/>
-        </w:rPr>
-        <w:t>following harvest</w:t>
-      </w:r>
-      <w:r>
-        <w:rPr>
-          <w:lang w:val="en-US"/>
-        </w:rPr>
-        <w:t xml:space="preserve">. </w:t>
-      </w:r>
-    </w:p>
-    <w:p>
-      <w:pPr>
-        <w:spacing w:line="360" w:lineRule="auto"/>
-        <w:rPr>
-          <w:lang w:val="en-US"/>
-        </w:rPr>
-      </w:pPr>
-      <w:r>
-        <w:rPr>
-          <w:lang w:val="en-US"/>
-        </w:rPr>
-        <w:t>While the overall tillage philosophies have remained the same, t</w:t>
-      </w:r>
-      <w:r>
-        <w:rPr>
-          <w:lang w:val="en-US"/>
-        </w:rPr>
-        <w:t xml:space="preserve">he exact machinery and timing of operations have varied since 2002 (Scherner et al., 2016; Hansen et al., 2010). In the present experiment (2018-2020), plots under the </w:t>
-      </w:r>
-      <w:r>
-        <w:rPr>
-          <w:lang w:val="en-US"/>
-        </w:rPr>
-        <w:t>inversion</w:t>
-      </w:r>
-      <w:r>
-        <w:rPr>
-          <w:lang w:val="en-US"/>
-        </w:rPr>
-        <w:t xml:space="preserve"> treatment were moldboard plowed to a depth of 20 cm in the </w:t>
-      </w:r>
-      <w:r>
-        <w:rPr>
-          <w:lang w:val="en-US"/>
-        </w:rPr>
-        <w:t xml:space="preserve">late </w:t>
-      </w:r>
-      <w:r>
-        <w:rPr>
-          <w:lang w:val="en-US"/>
-        </w:rPr>
-        <w:t xml:space="preserve">fall and </w:t>
-      </w:r>
-      <w:r>
-        <w:rPr>
-          <w:lang w:val="en-US"/>
-        </w:rPr>
-        <w:t xml:space="preserve">seedbed </w:t>
-      </w:r>
-      <w:r>
-        <w:rPr>
-          <w:lang w:val="en-US"/>
-        </w:rPr>
-        <w:t xml:space="preserve">harrowed to 3-4 cm depth in the spring before cash crop planting; </w:t>
-      </w:r>
-      <w:r>
-        <w:rPr>
-          <w:lang w:val="en-US"/>
-        </w:rPr>
-        <w:t xml:space="preserve">all </w:t>
-      </w:r>
-      <w:r>
-        <w:rPr>
-          <w:lang w:val="en-US"/>
-        </w:rPr>
-        <w:t>c</w:t>
-      </w:r>
-      <w:proofErr w:type="spellStart"/>
-      <w:r>
-        <w:t>rops</w:t>
-      </w:r>
-      <w:proofErr w:type="spellEnd"/>
-      <w:r>
-        <w:t xml:space="preserve"> were then sown with a traditional seed drill (Nordsten Lift-o-</w:t>
-      </w:r>
-      <w:proofErr w:type="spellStart"/>
-      <w:r>
-        <w:t>matic</w:t>
-      </w:r>
-      <w:proofErr w:type="spellEnd"/>
-      <w:r>
-        <w:t xml:space="preserve"> CLH300) with row spacings of 12.5 cm. </w:t>
-      </w:r>
-      <w:r>
-        <w:rPr>
-          <w:lang w:val="en-US"/>
-        </w:rPr>
-        <w:t xml:space="preserve">For the </w:t>
-      </w:r>
-      <w:r>
-        <w:rPr>
-          <w:lang w:val="en-US"/>
-        </w:rPr>
-        <w:t>surface</w:t>
-      </w:r>
-      <w:r>
-        <w:rPr>
-          <w:lang w:val="en-US"/>
-        </w:rPr>
-        <w:t xml:space="preserve"> </w:t>
-      </w:r>
-      <w:r>
-        <w:rPr>
-          <w:lang w:val="en-US"/>
-        </w:rPr>
-        <w:t xml:space="preserve">tillage </w:t>
-      </w:r>
-      <w:r>
-        <w:rPr>
-          <w:lang w:val="en-US"/>
-        </w:rPr>
-        <w:t>system (non-inversion</w:t>
-      </w:r>
-      <w:r>
-        <w:rPr>
-          <w:lang w:val="en-US"/>
-        </w:rPr>
-        <w:t xml:space="preserve"> tillage</w:t>
-      </w:r>
-      <w:r>
-        <w:rPr>
-          <w:lang w:val="en-US"/>
-        </w:rPr>
-        <w:t xml:space="preserve">), </w:t>
-      </w:r>
-      <w:proofErr w:type="gramStart"/>
-      <w:r>
-        <w:rPr>
-          <w:lang w:val="en-US"/>
-        </w:rPr>
-        <w:t xml:space="preserve">a </w:t>
-      </w:r>
-      <w:r>
-        <w:rPr>
-          <w:vertAlign w:val="subscript"/>
-          <w:lang w:val="en-US"/>
-        </w:rPr>
-        <w:t xml:space="preserve"> </w:t>
-      </w:r>
-      <w:r>
-        <w:t>Horsch</w:t>
-      </w:r>
-      <w:proofErr w:type="gramEnd"/>
-      <w:r>
-        <w:t xml:space="preserve"> Terrano 3 FX stubble tine cultivator was used to till to a depth 8-10 cm in the spring before cash crop planting</w:t>
-      </w:r>
-      <w:r>
-        <w:t xml:space="preserve">. In the late-planted radish cover crop treatment, </w:t>
-      </w:r>
-      <w:r>
-        <w:t xml:space="preserve">surface </w:t>
-      </w:r>
-      <w:r>
-        <w:t>tilled</w:t>
-      </w:r>
-      <w:r>
-        <w:t xml:space="preserve"> </w:t>
-      </w:r>
-      <w:r>
-        <w:t xml:space="preserve">plots were also </w:t>
-      </w:r>
-      <w:r>
-        <w:t>harrowed</w:t>
-      </w:r>
-      <w:r>
-        <w:t xml:space="preserve"> to a depth of 3-4 cm after </w:t>
-      </w:r>
-      <w:r>
-        <w:t xml:space="preserve">cash crop </w:t>
-      </w:r>
-      <w:r>
-        <w:t>harvest</w:t>
-      </w:r>
-      <w:r>
-        <w:t xml:space="preserve"> to prepare the soil for cover crop planting</w:t>
-      </w:r>
-      <w:r>
-        <w:t xml:space="preserve"> (see Table 1)</w:t>
-      </w:r>
-      <w:r>
-        <w:t xml:space="preserve">. </w:t>
-      </w:r>
-      <w:r>
-        <w:t xml:space="preserve">No tillage </w:t>
-      </w:r>
-      <w:r>
-        <w:t xml:space="preserve">operations were </w:t>
-      </w:r>
-      <w:r>
-        <w:t xml:space="preserve">performed in the NT </w:t>
-      </w:r>
-      <w:r>
-        <w:t>treatment</w:t>
-      </w:r>
-      <w:r>
-        <w:t xml:space="preserve">. </w:t>
-      </w:r>
-      <w:r>
-        <w:t xml:space="preserve">In both the </w:t>
-      </w:r>
-      <w:r>
-        <w:t>NT</w:t>
-      </w:r>
-      <w:r>
-        <w:t xml:space="preserve"> and</w:t>
-      </w:r>
-      <w:r>
-        <w:t xml:space="preserve"> surface tillage</w:t>
-      </w:r>
-      <w:r>
-        <w:t xml:space="preserve"> systems, </w:t>
-      </w:r>
-      <w:r>
-        <w:t xml:space="preserve">cash </w:t>
-      </w:r>
-      <w:r>
-        <w:t xml:space="preserve">crops were sown with a chisel coulter (Horsch </w:t>
-      </w:r>
-      <w:proofErr w:type="spellStart"/>
-      <w:r>
-        <w:t>Airseeder</w:t>
-      </w:r>
-      <w:proofErr w:type="spellEnd"/>
-      <w:r>
-        <w:t xml:space="preserve"> CO 3) with row spacings of 17.5 cm for </w:t>
-      </w:r>
-      <w:r>
-        <w:t>all crops</w:t>
-      </w:r>
-      <w:r>
-        <w:t xml:space="preserve"> (compared to 12.5 cm for the </w:t>
-      </w:r>
-      <w:r>
-        <w:t>inversion</w:t>
-      </w:r>
-      <w:r>
-        <w:t xml:space="preserve"> systems)</w:t>
-      </w:r>
-      <w:r>
-        <w:t xml:space="preserve">. Row spacings were different for the </w:t>
-      </w:r>
-      <w:r>
-        <w:t>inversion</w:t>
-      </w:r>
-      <w:r>
-        <w:t xml:space="preserve"> system </w:t>
-      </w:r>
-      <w:r>
-        <w:t xml:space="preserve">due to </w:t>
-      </w:r>
-      <w:r>
-        <w:t xml:space="preserve">differences in the </w:t>
-      </w:r>
-      <w:r>
-        <w:t xml:space="preserve">equipment representing typical production environments for each tillage system. </w:t>
-      </w:r>
-      <w:commentRangeStart w:id="5"/>
-      <w:r>
-        <w:t>Seeding rates were 20% higher in NT systems to compensate for poor establishment.</w:t>
-      </w:r>
-      <w:commentRangeEnd w:id="5"/>
-      <w:r>
-        <w:rPr>
-          <w:rStyle w:val="CommentReference"/>
-          <w:sz w:val="24"/>
-          <w:szCs w:val="24"/>
-          <w:lang w:val="en-US"/>
-        </w:rPr>
-        <w:commentReference w:id="5"/>
-      </w:r>
-    </w:p>
-    <w:p>
-      <w:pPr>
-        <w:spacing w:line="360" w:lineRule="auto"/>
+      </w:pPr>
+      <w:r>
         <w:rPr>
           <w:b/>
           <w:bCs/>
-          <w:lang w:val="en-US"/>
-        </w:rPr>
-      </w:pPr>
-      <w:proofErr w:type="gramStart"/>
+        </w:rPr>
+        <w:t>2.1.</w:t>
+      </w:r>
       <w:r>
         <w:rPr>
           <w:b/>
           <w:bCs/>
         </w:rPr>
-        <w:t>2.1.</w:t>
+        <w:t>4</w:t>
       </w:r>
       <w:r>
         <w:rPr>
           <w:b/>
           <w:bCs/>
         </w:rPr>
-        <w:t>4</w:t>
+        <w:t xml:space="preserve">  </w:t>
       </w:r>
       <w:r>
         <w:rPr>
           <w:b/>
           <w:bCs/>
-        </w:rPr>
-        <w:t xml:space="preserve">  </w:t>
-      </w:r>
-      <w:r>
-        <w:rPr>
-          <w:b/>
-          <w:bCs/>
-          <w:lang w:val="en-US"/>
-        </w:rPr>
-        <w:t>Cover</w:t>
-      </w:r>
-      <w:proofErr w:type="gramEnd"/>
-      <w:r>
-        <w:rPr>
-          <w:b/>
-          <w:bCs/>
-          <w:lang w:val="en-US"/>
-        </w:rPr>
-        <w:t xml:space="preserve"> crop treatments</w:t>
+          <w:lang w:val="en-US"/>
+        </w:rPr>
+        <w:t>Cover crop treatments</w:t>
       </w:r>
     </w:p>
     <w:p>
@@ -5616,27 +5356,13 @@
         <w:rPr>
           <w:lang w:val="en-US"/>
         </w:rPr>
-        <w:t xml:space="preserve"> were randomly applied to </w:t>
-      </w:r>
-      <w:proofErr w:type="gramStart"/>
-      <w:r>
-        <w:rPr>
-          <w:lang w:val="en-US"/>
-        </w:rPr>
-        <w:t xml:space="preserve">the </w:t>
-      </w:r>
-      <w:r>
-        <w:rPr>
-          <w:lang w:val="en-US"/>
-        </w:rPr>
-        <w:t>micro</w:t>
-      </w:r>
-      <w:proofErr w:type="gramEnd"/>
-      <w:r>
-        <w:rPr>
-          <w:lang w:val="en-US"/>
-        </w:rPr>
-        <w:t>-plot</w:t>
+        <w:t xml:space="preserve"> were randomly applied to the </w:t>
+      </w:r>
+      <w:r>
+        <w:rPr>
+          <w:lang w:val="en-US"/>
+        </w:rPr>
+        <w:t>micro-plot</w:t>
       </w:r>
       <w:r>
         <w:rPr>
@@ -5678,21 +5404,7 @@
         <w:rPr>
           <w:lang w:val="en-US"/>
         </w:rPr>
-        <w:t xml:space="preserve"> 2019 and were tracked until faba bean harvest in 2020. The sampling area for all measurements </w:t>
-      </w:r>
-      <w:proofErr w:type="gramStart"/>
-      <w:r>
-        <w:rPr>
-          <w:lang w:val="en-US"/>
-        </w:rPr>
-        <w:t>was located in</w:t>
-      </w:r>
-      <w:proofErr w:type="gramEnd"/>
-      <w:r>
-        <w:rPr>
-          <w:lang w:val="en-US"/>
-        </w:rPr>
-        <w:t xml:space="preserve"> the inner 1.5 m x 10 m area of the </w:t>
+        <w:t xml:space="preserve"> 2019 and were tracked until faba bean harvest in 2020. The sampling area for all measurements was located in the inner 1.5 m x 10 m area of the </w:t>
       </w:r>
       <w:r>
         <w:rPr>
@@ -5730,6 +5442,7 @@
           <w:iCs/>
           <w:lang w:val="en-US"/>
         </w:rPr>
+        <w:lastRenderedPageBreak/>
         <w:t>Table 1. Summary of the five cover crop systems</w:t>
       </w:r>
       <w:r>
@@ -5738,69 +5451,15 @@
           <w:iCs/>
           <w:lang w:val="en-US"/>
         </w:rPr>
-        <w:t xml:space="preserve"> including an early-season planted mixture (</w:t>
-      </w:r>
-      <w:proofErr w:type="spellStart"/>
-      <w:r>
-        <w:rPr>
-          <w:i/>
-          <w:iCs/>
-          <w:lang w:val="en-US"/>
-        </w:rPr>
-        <w:t>MixE</w:t>
-      </w:r>
-      <w:proofErr w:type="spellEnd"/>
-      <w:r>
-        <w:rPr>
-          <w:i/>
-          <w:iCs/>
-          <w:lang w:val="en-US"/>
-        </w:rPr>
-        <w:t xml:space="preserve">), </w:t>
-      </w:r>
-      <w:r>
-        <w:rPr>
-          <w:i/>
-          <w:iCs/>
-          <w:lang w:val="en-US"/>
-        </w:rPr>
-        <w:t>a mixture (</w:t>
-      </w:r>
-      <w:proofErr w:type="spellStart"/>
-      <w:r>
-        <w:rPr>
-          <w:i/>
-          <w:iCs/>
-          <w:lang w:val="en-US"/>
-        </w:rPr>
-        <w:t>MixM</w:t>
-      </w:r>
-      <w:proofErr w:type="spellEnd"/>
-      <w:r>
-        <w:rPr>
-          <w:i/>
-          <w:iCs/>
-          <w:lang w:val="en-US"/>
-        </w:rPr>
-        <w:t>) and forage radish (</w:t>
-      </w:r>
-      <w:proofErr w:type="spellStart"/>
-      <w:r>
-        <w:rPr>
-          <w:i/>
-          <w:iCs/>
-          <w:lang w:val="en-US"/>
-        </w:rPr>
-        <w:t>RadM</w:t>
-      </w:r>
-      <w:proofErr w:type="spellEnd"/>
-      <w:r>
-        <w:rPr>
-          <w:i/>
-          <w:iCs/>
-          <w:lang w:val="en-US"/>
-        </w:rPr>
-        <w:t>)</w:t>
+        <w:t xml:space="preserve"> including an early-season planted mixture (MixE), </w:t>
+      </w:r>
+      <w:r>
+        <w:rPr>
+          <w:i/>
+          <w:iCs/>
+          <w:lang w:val="en-US"/>
+        </w:rPr>
+        <w:t>a mixture (MixM) and forage radish (RadM)</w:t>
       </w:r>
       <w:r>
         <w:rPr>
@@ -5832,51 +5491,15 @@
           <w:iCs/>
           <w:lang w:val="en-US"/>
         </w:rPr>
-        <w:t>planted late season (</w:t>
-      </w:r>
-      <w:proofErr w:type="spellStart"/>
-      <w:r>
-        <w:rPr>
-          <w:i/>
-          <w:iCs/>
-          <w:lang w:val="en-US"/>
-        </w:rPr>
-        <w:t>RadL</w:t>
-      </w:r>
-      <w:proofErr w:type="spellEnd"/>
-      <w:r>
-        <w:rPr>
-          <w:i/>
-          <w:iCs/>
-          <w:lang w:val="en-US"/>
-        </w:rPr>
-        <w:t>)</w:t>
-      </w:r>
-      <w:r>
-        <w:rPr>
-          <w:i/>
-          <w:iCs/>
-          <w:lang w:val="en-US"/>
-        </w:rPr>
-        <w:t>, and a no-cover control (</w:t>
-      </w:r>
-      <w:proofErr w:type="spellStart"/>
-      <w:r>
-        <w:rPr>
-          <w:i/>
-          <w:iCs/>
-          <w:lang w:val="en-US"/>
-        </w:rPr>
-        <w:t>NoCC</w:t>
-      </w:r>
-      <w:proofErr w:type="spellEnd"/>
-      <w:r>
-        <w:rPr>
-          <w:i/>
-          <w:iCs/>
-          <w:lang w:val="en-US"/>
-        </w:rPr>
-        <w:t>).</w:t>
+        <w:t>planted late season (RadL)</w:t>
+      </w:r>
+      <w:r>
+        <w:rPr>
+          <w:i/>
+          <w:iCs/>
+          <w:lang w:val="en-US"/>
+        </w:rPr>
+        <w:t>, and a no-cover control (NoCC).</w:t>
       </w:r>
     </w:p>
     <w:tbl>
@@ -5927,7 +5550,6 @@
                 <w:bCs/>
                 <w:lang w:val="en-US"/>
               </w:rPr>
-              <w:lastRenderedPageBreak/>
               <w:t xml:space="preserve">Cover crop </w:t>
             </w:r>
             <w:r>
@@ -6061,14 +5683,12 @@
                 <w:lang w:val="en-US"/>
               </w:rPr>
             </w:pPr>
-            <w:proofErr w:type="spellStart"/>
             <w:r>
               <w:rPr>
                 <w:lang w:val="en-US"/>
               </w:rPr>
               <w:t>MixE</w:t>
             </w:r>
-            <w:proofErr w:type="spellEnd"/>
           </w:p>
         </w:tc>
         <w:tc>
@@ -6105,7 +5725,7 @@
               </w:rPr>
               <w:t>(</w:t>
             </w:r>
-            <w:commentRangeStart w:id="6"/>
+            <w:commentRangeStart w:id="5"/>
             <w:r>
               <w:rPr>
                 <w:lang w:val="en-US"/>
@@ -6118,7 +5738,7 @@
               </w:rPr>
               <w:t xml:space="preserve"> or 17.5 cm, see section 2.1.2</w:t>
             </w:r>
-            <w:commentRangeEnd w:id="6"/>
+            <w:commentRangeEnd w:id="5"/>
             <w:r>
               <w:rPr>
                 <w:rStyle w:val="CommentReference"/>
@@ -6126,7 +5746,7 @@
                 <w:szCs w:val="24"/>
                 <w:lang w:val="en-US"/>
               </w:rPr>
-              <w:commentReference w:id="6"/>
+              <w:commentReference w:id="5"/>
             </w:r>
             <w:r>
               <w:rPr>
@@ -6170,25 +5790,7 @@
                 <w:iCs/>
                 <w:lang w:val="en-US"/>
               </w:rPr>
-              <w:t xml:space="preserve">(grass; Lolium </w:t>
-            </w:r>
-            <w:proofErr w:type="spellStart"/>
-            <w:r>
-              <w:rPr>
-                <w:i/>
-                <w:iCs/>
-                <w:lang w:val="en-US"/>
-              </w:rPr>
-              <w:t>perenne</w:t>
-            </w:r>
-            <w:proofErr w:type="spellEnd"/>
-            <w:r>
-              <w:rPr>
-                <w:i/>
-                <w:iCs/>
-                <w:lang w:val="en-US"/>
-              </w:rPr>
-              <w:t>)</w:t>
+              <w:t>(grass; Lolium perenne)</w:t>
             </w:r>
             <w:r>
               <w:rPr>
@@ -6277,14 +5879,12 @@
                 <w:lang w:val="en-US"/>
               </w:rPr>
             </w:pPr>
-            <w:proofErr w:type="spellStart"/>
             <w:r>
               <w:rPr>
                 <w:lang w:val="en-US"/>
               </w:rPr>
               <w:t>MixM</w:t>
             </w:r>
-            <w:proofErr w:type="spellEnd"/>
           </w:p>
         </w:tc>
         <w:tc>
@@ -6313,21 +5913,7 @@
               <w:rPr>
                 <w:lang w:val="en-US"/>
               </w:rPr>
-              <w:t xml:space="preserve">Broadcast into standing </w:t>
-            </w:r>
-            <w:proofErr w:type="gramStart"/>
-            <w:r>
-              <w:rPr>
-                <w:lang w:val="en-US"/>
-              </w:rPr>
-              <w:t>crop</w:t>
-            </w:r>
-            <w:proofErr w:type="gramEnd"/>
-            <w:r>
-              <w:rPr>
-                <w:lang w:val="en-US"/>
-              </w:rPr>
-              <w:t xml:space="preserve"> approximately 14 days before expected cash crop harvest</w:t>
+              <w:t>Broadcast into standing crop approximately 14 days before expected cash crop harvest</w:t>
             </w:r>
           </w:p>
         </w:tc>
@@ -6388,14 +5974,12 @@
                 <w:lang w:val="en-US"/>
               </w:rPr>
             </w:pPr>
-            <w:proofErr w:type="spellStart"/>
             <w:r>
               <w:rPr>
                 <w:lang w:val="en-US"/>
               </w:rPr>
               <w:t>RadM</w:t>
             </w:r>
-            <w:proofErr w:type="spellEnd"/>
           </w:p>
         </w:tc>
         <w:tc>
@@ -6424,21 +6008,7 @@
               <w:rPr>
                 <w:lang w:val="en-US"/>
               </w:rPr>
-              <w:t xml:space="preserve">Broadcast into standing </w:t>
-            </w:r>
-            <w:proofErr w:type="gramStart"/>
-            <w:r>
-              <w:rPr>
-                <w:lang w:val="en-US"/>
-              </w:rPr>
-              <w:t>crop</w:t>
-            </w:r>
-            <w:proofErr w:type="gramEnd"/>
-            <w:r>
-              <w:rPr>
-                <w:lang w:val="en-US"/>
-              </w:rPr>
-              <w:t xml:space="preserve"> approx. 14 days before expected crop harvest</w:t>
+              <w:t>Broadcast into standing crop approx. 14 days before expected crop harvest</w:t>
             </w:r>
           </w:p>
         </w:tc>
@@ -6526,14 +6096,12 @@
                 <w:lang w:val="en-US"/>
               </w:rPr>
             </w:pPr>
-            <w:proofErr w:type="spellStart"/>
             <w:r>
               <w:rPr>
                 <w:lang w:val="en-US"/>
               </w:rPr>
               <w:t>RadL</w:t>
             </w:r>
-            <w:proofErr w:type="spellEnd"/>
           </w:p>
         </w:tc>
         <w:tc>
@@ -6623,14 +6191,12 @@
                 <w:lang w:val="en-US"/>
               </w:rPr>
             </w:pPr>
-            <w:proofErr w:type="spellStart"/>
             <w:r>
               <w:rPr>
                 <w:lang w:val="en-US"/>
               </w:rPr>
               <w:t>NoCC</w:t>
             </w:r>
-            <w:proofErr w:type="spellEnd"/>
           </w:p>
         </w:tc>
         <w:tc>
@@ -6724,7 +6290,6 @@
           <w:lang w:val="en-US"/>
         </w:rPr>
       </w:pPr>
-      <w:proofErr w:type="gramStart"/>
       <w:r>
         <w:rPr>
           <w:b/>
@@ -6753,7 +6318,6 @@
         </w:rPr>
         <w:t>H</w:t>
       </w:r>
-      <w:proofErr w:type="spellStart"/>
       <w:r>
         <w:rPr>
           <w:b/>
@@ -6762,8 +6326,6 @@
         </w:rPr>
         <w:t>erbicides</w:t>
       </w:r>
-      <w:proofErr w:type="spellEnd"/>
-      <w:proofErr w:type="gramEnd"/>
     </w:p>
     <w:p>
       <w:pPr>
@@ -6840,17 +6402,8 @@
           <w:i/>
           <w:iCs/>
         </w:rPr>
-        <w:t xml:space="preserve">; </w:t>
-      </w:r>
-      <w:proofErr w:type="spellStart"/>
-      <w:r>
-        <w:rPr>
-          <w:i/>
-          <w:iCs/>
-        </w:rPr>
-        <w:t>MixE</w:t>
-      </w:r>
-      <w:proofErr w:type="spellEnd"/>
+        <w:t>; MixE</w:t>
+      </w:r>
       <w:r>
         <w:rPr>
           <w:i/>
@@ -7509,7 +7062,6 @@
                 <w:szCs w:val="22"/>
               </w:rPr>
             </w:pPr>
-            <w:proofErr w:type="spellStart"/>
             <w:r>
               <w:rPr>
                 <w:sz w:val="22"/>
@@ -7517,7 +7069,6 @@
               </w:rPr>
               <w:t>MixE</w:t>
             </w:r>
-            <w:proofErr w:type="spellEnd"/>
           </w:p>
         </w:tc>
         <w:tc>
@@ -7537,7 +7088,6 @@
                 <w:szCs w:val="22"/>
               </w:rPr>
             </w:pPr>
-            <w:proofErr w:type="spellStart"/>
             <w:r>
               <w:rPr>
                 <w:sz w:val="22"/>
@@ -7545,7 +7095,6 @@
               </w:rPr>
               <w:t>MixE</w:t>
             </w:r>
-            <w:proofErr w:type="spellEnd"/>
           </w:p>
         </w:tc>
         <w:tc>
@@ -7565,7 +7114,6 @@
                 <w:szCs w:val="22"/>
               </w:rPr>
             </w:pPr>
-            <w:proofErr w:type="spellStart"/>
             <w:r>
               <w:rPr>
                 <w:sz w:val="22"/>
@@ -7573,7 +7121,6 @@
               </w:rPr>
               <w:t>MixE</w:t>
             </w:r>
-            <w:proofErr w:type="spellEnd"/>
           </w:p>
         </w:tc>
         <w:tc>
@@ -7663,18 +7210,8 @@
                 <w:szCs w:val="22"/>
                 <w:lang w:val="en-US"/>
               </w:rPr>
-              <w:t xml:space="preserve">All except </w:t>
-            </w:r>
-            <w:proofErr w:type="spellStart"/>
-            <w:r>
-              <w:rPr>
-                <w:sz w:val="22"/>
-                <w:szCs w:val="22"/>
-                <w:lang w:val="en-US"/>
-              </w:rPr>
-              <w:t>MixE</w:t>
-            </w:r>
-            <w:proofErr w:type="spellEnd"/>
+              <w:t>All except MixE</w:t>
+            </w:r>
           </w:p>
         </w:tc>
         <w:tc>
@@ -7701,18 +7238,8 @@
                 <w:szCs w:val="22"/>
                 <w:lang w:val="en-US"/>
               </w:rPr>
-              <w:t xml:space="preserve">All except </w:t>
-            </w:r>
-            <w:proofErr w:type="spellStart"/>
-            <w:r>
-              <w:rPr>
-                <w:sz w:val="22"/>
-                <w:szCs w:val="22"/>
-                <w:lang w:val="en-US"/>
-              </w:rPr>
-              <w:t>MixE</w:t>
-            </w:r>
-            <w:proofErr w:type="spellEnd"/>
+              <w:t>All except MixE</w:t>
+            </w:r>
           </w:p>
         </w:tc>
         <w:tc>
@@ -7739,18 +7266,8 @@
                 <w:szCs w:val="22"/>
                 <w:lang w:val="en-US"/>
               </w:rPr>
-              <w:t xml:space="preserve">All except </w:t>
-            </w:r>
-            <w:proofErr w:type="spellStart"/>
-            <w:r>
-              <w:rPr>
-                <w:sz w:val="22"/>
-                <w:szCs w:val="22"/>
-                <w:lang w:val="en-US"/>
-              </w:rPr>
-              <w:t>MixE</w:t>
-            </w:r>
-            <w:proofErr w:type="spellEnd"/>
+              <w:t>All except MixE</w:t>
+            </w:r>
           </w:p>
         </w:tc>
         <w:tc>
@@ -7881,18 +7398,8 @@
                 <w:szCs w:val="22"/>
                 <w:lang w:val="en-US"/>
               </w:rPr>
-              <w:t xml:space="preserve">All except </w:t>
-            </w:r>
-            <w:proofErr w:type="spellStart"/>
-            <w:r>
-              <w:rPr>
-                <w:sz w:val="22"/>
-                <w:szCs w:val="22"/>
-                <w:lang w:val="en-US"/>
-              </w:rPr>
-              <w:t>MixE</w:t>
-            </w:r>
-            <w:proofErr w:type="spellEnd"/>
+              <w:t>All except MixE</w:t>
+            </w:r>
           </w:p>
         </w:tc>
         <w:tc>
@@ -7918,18 +7425,8 @@
                 <w:szCs w:val="22"/>
                 <w:lang w:val="en-US"/>
               </w:rPr>
-              <w:t xml:space="preserve">All except </w:t>
-            </w:r>
-            <w:proofErr w:type="spellStart"/>
-            <w:r>
-              <w:rPr>
-                <w:sz w:val="22"/>
-                <w:szCs w:val="22"/>
-                <w:lang w:val="en-US"/>
-              </w:rPr>
-              <w:t>MixE</w:t>
-            </w:r>
-            <w:proofErr w:type="spellEnd"/>
+              <w:t>All except MixE</w:t>
+            </w:r>
           </w:p>
         </w:tc>
         <w:tc>
@@ -7955,18 +7452,8 @@
                 <w:szCs w:val="22"/>
                 <w:lang w:val="en-US"/>
               </w:rPr>
-              <w:t xml:space="preserve">All except </w:t>
-            </w:r>
-            <w:proofErr w:type="spellStart"/>
-            <w:r>
-              <w:rPr>
-                <w:sz w:val="22"/>
-                <w:szCs w:val="22"/>
-                <w:lang w:val="en-US"/>
-              </w:rPr>
-              <w:t>MixE</w:t>
-            </w:r>
-            <w:proofErr w:type="spellEnd"/>
+              <w:t>All except MixE</w:t>
+            </w:r>
           </w:p>
         </w:tc>
         <w:tc>
@@ -8019,6 +7506,7 @@
                 <w:sz w:val="22"/>
                 <w:szCs w:val="22"/>
               </w:rPr>
+              <w:lastRenderedPageBreak/>
               <w:t xml:space="preserve">2019 </w:t>
             </w:r>
           </w:p>
@@ -8291,7 +7779,6 @@
                 <w:szCs w:val="22"/>
               </w:rPr>
             </w:pPr>
-            <w:proofErr w:type="spellStart"/>
             <w:r>
               <w:rPr>
                 <w:sz w:val="22"/>
@@ -8299,7 +7786,6 @@
               </w:rPr>
               <w:t>MixE</w:t>
             </w:r>
-            <w:proofErr w:type="spellEnd"/>
           </w:p>
         </w:tc>
         <w:tc>
@@ -8319,7 +7805,6 @@
                 <w:szCs w:val="22"/>
               </w:rPr>
             </w:pPr>
-            <w:proofErr w:type="spellStart"/>
             <w:r>
               <w:rPr>
                 <w:sz w:val="22"/>
@@ -8327,7 +7812,6 @@
               </w:rPr>
               <w:t>MixE</w:t>
             </w:r>
-            <w:proofErr w:type="spellEnd"/>
           </w:p>
         </w:tc>
         <w:tc>
@@ -8347,7 +7831,6 @@
                 <w:szCs w:val="22"/>
               </w:rPr>
             </w:pPr>
-            <w:proofErr w:type="spellStart"/>
             <w:r>
               <w:rPr>
                 <w:sz w:val="22"/>
@@ -8355,7 +7838,6 @@
               </w:rPr>
               <w:t>MixE</w:t>
             </w:r>
-            <w:proofErr w:type="spellEnd"/>
           </w:p>
         </w:tc>
         <w:tc>
@@ -8447,18 +7929,8 @@
                 <w:szCs w:val="22"/>
                 <w:lang w:val="en-US"/>
               </w:rPr>
-              <w:t xml:space="preserve">All except </w:t>
-            </w:r>
-            <w:proofErr w:type="spellStart"/>
-            <w:r>
-              <w:rPr>
-                <w:sz w:val="22"/>
-                <w:szCs w:val="22"/>
-                <w:lang w:val="en-US"/>
-              </w:rPr>
-              <w:t>MixE</w:t>
-            </w:r>
-            <w:proofErr w:type="spellEnd"/>
+              <w:t>All except MixE</w:t>
+            </w:r>
           </w:p>
         </w:tc>
         <w:tc>
@@ -8484,18 +7956,8 @@
                 <w:szCs w:val="22"/>
                 <w:lang w:val="en-US"/>
               </w:rPr>
-              <w:t xml:space="preserve">All except </w:t>
-            </w:r>
-            <w:proofErr w:type="spellStart"/>
-            <w:r>
-              <w:rPr>
-                <w:sz w:val="22"/>
-                <w:szCs w:val="22"/>
-                <w:lang w:val="en-US"/>
-              </w:rPr>
-              <w:t>MixE</w:t>
-            </w:r>
-            <w:proofErr w:type="spellEnd"/>
+              <w:t>All except MixE</w:t>
+            </w:r>
           </w:p>
         </w:tc>
         <w:tc>
@@ -8521,18 +7983,8 @@
                 <w:szCs w:val="22"/>
                 <w:lang w:val="en-US"/>
               </w:rPr>
-              <w:t xml:space="preserve">All except </w:t>
-            </w:r>
-            <w:proofErr w:type="spellStart"/>
-            <w:r>
-              <w:rPr>
-                <w:sz w:val="22"/>
-                <w:szCs w:val="22"/>
-                <w:lang w:val="en-US"/>
-              </w:rPr>
-              <w:t>MixE</w:t>
-            </w:r>
-            <w:proofErr w:type="spellEnd"/>
+              <w:t>All except MixE</w:t>
+            </w:r>
           </w:p>
         </w:tc>
         <w:tc>
@@ -9360,21 +8812,7 @@
         <w:rPr>
           <w:lang w:val="en-US"/>
         </w:rPr>
-        <w:t xml:space="preserve">-season weed control, herbicide packages applied in the </w:t>
-      </w:r>
-      <w:proofErr w:type="spellStart"/>
-      <w:r>
-        <w:rPr>
-          <w:lang w:val="en-US"/>
-        </w:rPr>
-        <w:t>MixE</w:t>
-      </w:r>
-      <w:proofErr w:type="spellEnd"/>
-      <w:r>
-        <w:rPr>
-          <w:lang w:val="en-US"/>
-        </w:rPr>
-        <w:t xml:space="preserve"> treatment had to accommodate </w:t>
+        <w:t xml:space="preserve">-season weed control, herbicide packages applied in the MixE treatment had to accommodate </w:t>
       </w:r>
       <w:r>
         <w:t xml:space="preserve">the presence of the grass and clover </w:t>
@@ -9408,23 +8846,18 @@
         <w:t xml:space="preserve">and herbicide applications were chosen that are effective against this perennial weed. However, </w:t>
       </w:r>
       <w:r>
-        <w:t xml:space="preserve">those same herbicides could not be used in the </w:t>
-      </w:r>
-      <w:proofErr w:type="spellStart"/>
-      <w:r>
-        <w:t>MixE</w:t>
-      </w:r>
-      <w:proofErr w:type="spellEnd"/>
-      <w:r>
-        <w:t xml:space="preserve"> plots</w:t>
+        <w:t>those same herbicides could not be used in the MixE plots</w:t>
       </w:r>
       <w:r>
         <w:t>, so the best available option was instead used</w:t>
       </w:r>
       <w:r>
+        <w:t xml:space="preserve"> with the intention of controlling the perennial weeds</w:t>
+      </w:r>
+      <w:r>
         <w:t xml:space="preserve">. </w:t>
       </w:r>
-      <w:bookmarkStart w:id="7" w:name="_Hlk190689276"/>
+      <w:bookmarkStart w:id="6" w:name="_Hlk190689276"/>
       <w:r>
         <w:t xml:space="preserve">Following faba bean planting in 2020, all </w:t>
       </w:r>
@@ -9439,17 +8872,8 @@
           <w:i/>
           <w:iCs/>
         </w:rPr>
-        <w:t xml:space="preserve">Avena </w:t>
-      </w:r>
-      <w:proofErr w:type="spellStart"/>
-      <w:r>
-        <w:rPr>
-          <w:i/>
-          <w:iCs/>
-        </w:rPr>
-        <w:t>fatua</w:t>
-      </w:r>
-      <w:proofErr w:type="spellEnd"/>
+        <w:t>Avena fatua</w:t>
+      </w:r>
       <w:r>
         <w:rPr>
           <w:i/>
@@ -9463,7 +8887,7 @@
       <w:r>
         <w:t xml:space="preserve">). </w:t>
       </w:r>
-      <w:bookmarkEnd w:id="7"/>
+      <w:bookmarkEnd w:id="6"/>
       <w:r>
         <w:rPr>
           <w:lang w:val="en-US"/>
@@ -9569,7 +8993,6 @@
           <w:bCs/>
         </w:rPr>
       </w:pPr>
-      <w:proofErr w:type="gramStart"/>
       <w:r>
         <w:rPr>
           <w:b/>
@@ -9596,523 +9019,499 @@
           <w:b/>
           <w:bCs/>
         </w:rPr>
-        <w:t>General</w:t>
-      </w:r>
-      <w:proofErr w:type="gramEnd"/>
-      <w:r>
+        <w:t>General management</w:t>
+      </w:r>
+    </w:p>
+    <w:p>
+      <w:pPr>
+        <w:spacing w:line="360" w:lineRule="auto"/>
+        <w:rPr>
+          <w:lang w:val="en-US"/>
+        </w:rPr>
+      </w:pPr>
+      <w:r>
+        <w:rPr>
+          <w:lang w:val="en-US"/>
+        </w:rPr>
+        <w:t>S</w:t>
+      </w:r>
+      <w:r>
+        <w:rPr>
+          <w:lang w:val="en-US"/>
+        </w:rPr>
+        <w:t>pring barley (</w:t>
+      </w:r>
+      <w:r>
+        <w:rPr>
+          <w:i/>
+          <w:iCs/>
+          <w:lang w:val="en-US"/>
+        </w:rPr>
+        <w:t xml:space="preserve">Hordeum vulgare </w:t>
+      </w:r>
+      <w:r>
+        <w:rPr>
+          <w:lang w:val="en-US"/>
+        </w:rPr>
+        <w:t>L.</w:t>
+      </w:r>
+      <w:r>
+        <w:rPr>
+          <w:lang w:val="en-US"/>
+        </w:rPr>
+        <w:t xml:space="preserve"> v. </w:t>
+      </w:r>
+      <w:r>
+        <w:t>Evergreen</w:t>
+      </w:r>
+      <w:r>
+        <w:rPr>
+          <w:lang w:val="en-US"/>
+        </w:rPr>
+        <w:t xml:space="preserve">) </w:t>
+      </w:r>
+      <w:r>
+        <w:rPr>
+          <w:lang w:val="en-US"/>
+        </w:rPr>
+        <w:t xml:space="preserve">was </w:t>
+      </w:r>
+      <w:r>
+        <w:rPr>
+          <w:lang w:val="en-US"/>
+        </w:rPr>
+        <w:t>sown 19</w:t>
+      </w:r>
+      <w:r>
+        <w:rPr>
+          <w:lang w:val="en-US"/>
+        </w:rPr>
+        <w:t>-</w:t>
+      </w:r>
+      <w:r>
+        <w:rPr>
+          <w:lang w:val="en-US"/>
+        </w:rPr>
+        <w:t>Apr 2018</w:t>
+      </w:r>
+      <w:r>
+        <w:rPr>
+          <w:lang w:val="en-US"/>
+        </w:rPr>
+        <w:t xml:space="preserve"> (300 plants m</w:t>
+      </w:r>
+      <w:r>
+        <w:rPr>
+          <w:vertAlign w:val="superscript"/>
+          <w:lang w:val="en-US"/>
+        </w:rPr>
+        <w:t>-2</w:t>
+      </w:r>
+      <w:r>
+        <w:rPr>
+          <w:lang w:val="en-US"/>
+        </w:rPr>
+        <w:t xml:space="preserve">) </w:t>
+      </w:r>
+      <w:r>
+        <w:rPr>
+          <w:lang w:val="en-US"/>
+        </w:rPr>
+        <w:t xml:space="preserve"> </w:t>
+      </w:r>
+      <w:r>
+        <w:rPr>
+          <w:lang w:val="en-US"/>
+        </w:rPr>
+        <w:t xml:space="preserve">and harvested </w:t>
+      </w:r>
+      <w:r>
+        <w:t>8</w:t>
+      </w:r>
+      <w:r>
+        <w:t>-Aug</w:t>
+      </w:r>
+      <w:r>
+        <w:t xml:space="preserve"> 2018</w:t>
+      </w:r>
+      <w:r>
+        <w:rPr>
+          <w:lang w:val="en-US"/>
+        </w:rPr>
+        <w:t xml:space="preserve">; </w:t>
+      </w:r>
+      <w:r>
+        <w:rPr>
+          <w:lang w:val="en-US"/>
+        </w:rPr>
+        <w:t>spring oat (</w:t>
+      </w:r>
+      <w:r>
+        <w:rPr>
+          <w:i/>
+          <w:iCs/>
+          <w:lang w:val="en-US"/>
+        </w:rPr>
+        <w:t>Avena sativa</w:t>
+      </w:r>
+      <w:r>
+        <w:rPr>
+          <w:lang w:val="en-US"/>
+        </w:rPr>
+        <w:t xml:space="preserve"> L.</w:t>
+      </w:r>
+      <w:r>
+        <w:rPr>
+          <w:lang w:val="en-US"/>
+        </w:rPr>
+        <w:t xml:space="preserve"> v. Poseidon</w:t>
+      </w:r>
+      <w:r>
+        <w:rPr>
+          <w:lang w:val="en-US"/>
+        </w:rPr>
+        <w:t xml:space="preserve">) </w:t>
+      </w:r>
+      <w:r>
+        <w:rPr>
+          <w:lang w:val="en-US"/>
+        </w:rPr>
+        <w:t>was sown on</w:t>
+      </w:r>
+      <w:r>
+        <w:rPr>
+          <w:lang w:val="en-US"/>
+        </w:rPr>
+        <w:t xml:space="preserve"> 4</w:t>
+      </w:r>
+      <w:r>
+        <w:rPr>
+          <w:lang w:val="en-US"/>
+        </w:rPr>
+        <w:t>-</w:t>
+      </w:r>
+      <w:r>
+        <w:rPr>
+          <w:lang w:val="en-US"/>
+        </w:rPr>
+        <w:t>Apr 2019</w:t>
+      </w:r>
+      <w:r>
+        <w:rPr>
+          <w:lang w:val="en-US"/>
+        </w:rPr>
+        <w:t xml:space="preserve"> (300 plants m</w:t>
+      </w:r>
+      <w:r>
+        <w:rPr>
+          <w:vertAlign w:val="superscript"/>
+          <w:lang w:val="en-US"/>
+        </w:rPr>
+        <w:t>-2</w:t>
+      </w:r>
+      <w:r>
+        <w:rPr>
+          <w:lang w:val="en-US"/>
+        </w:rPr>
+        <w:t>)</w:t>
+      </w:r>
+      <w:r>
+        <w:rPr>
+          <w:lang w:val="en-US"/>
+        </w:rPr>
+        <w:t xml:space="preserve"> </w:t>
+      </w:r>
+      <w:r>
+        <w:rPr>
+          <w:lang w:val="en-US"/>
+        </w:rPr>
+        <w:t xml:space="preserve">and harvested </w:t>
+      </w:r>
+      <w:r>
+        <w:t>15</w:t>
+      </w:r>
+      <w:r>
+        <w:t>-Aug</w:t>
+      </w:r>
+      <w:r>
+        <w:t xml:space="preserve"> 2019</w:t>
+      </w:r>
+      <w:r>
+        <w:rPr>
+          <w:lang w:val="en-US"/>
+        </w:rPr>
+        <w:t xml:space="preserve">; </w:t>
+      </w:r>
+      <w:r>
+        <w:rPr>
+          <w:lang w:val="en-US"/>
+        </w:rPr>
+        <w:t>faba beans (</w:t>
+      </w:r>
+      <w:r>
+        <w:rPr>
+          <w:i/>
+          <w:iCs/>
+          <w:lang w:val="en-US"/>
+        </w:rPr>
+        <w:t>Vicia faba</w:t>
+      </w:r>
+      <w:r>
+        <w:rPr>
+          <w:lang w:val="en-US"/>
+        </w:rPr>
+        <w:t xml:space="preserve"> L.</w:t>
+      </w:r>
+      <w:r>
+        <w:rPr>
+          <w:lang w:val="en-US"/>
+        </w:rPr>
+        <w:t xml:space="preserve"> v. Boxer</w:t>
+      </w:r>
+      <w:r>
+        <w:rPr>
+          <w:lang w:val="en-US"/>
+        </w:rPr>
+        <w:t xml:space="preserve">) </w:t>
+      </w:r>
+      <w:r>
+        <w:rPr>
+          <w:lang w:val="en-US"/>
+        </w:rPr>
+        <w:t>was sown on</w:t>
+      </w:r>
+      <w:r>
+        <w:rPr>
+          <w:lang w:val="en-US"/>
+        </w:rPr>
+        <w:t xml:space="preserve"> 15</w:t>
+      </w:r>
+      <w:r>
+        <w:rPr>
+          <w:lang w:val="en-US"/>
+        </w:rPr>
+        <w:t>-</w:t>
+      </w:r>
+      <w:r>
+        <w:rPr>
+          <w:lang w:val="en-US"/>
+        </w:rPr>
+        <w:t>Apr 2020</w:t>
+      </w:r>
+      <w:r>
+        <w:rPr>
+          <w:lang w:val="en-US"/>
+        </w:rPr>
+        <w:t xml:space="preserve"> (50 plants m</w:t>
+      </w:r>
+      <w:r>
+        <w:rPr>
+          <w:vertAlign w:val="superscript"/>
+          <w:lang w:val="en-US"/>
+        </w:rPr>
+        <w:t>-2</w:t>
+      </w:r>
+      <w:r>
+        <w:rPr>
+          <w:lang w:val="en-US"/>
+        </w:rPr>
+        <w:t xml:space="preserve">) and harvested </w:t>
+      </w:r>
+      <w:r>
+        <w:t>24</w:t>
+      </w:r>
+      <w:r>
+        <w:t>-Aug</w:t>
+      </w:r>
+      <w:r>
+        <w:t xml:space="preserve"> 2020</w:t>
+      </w:r>
+      <w:r>
+        <w:rPr>
+          <w:lang w:val="en-US"/>
+        </w:rPr>
+        <w:t xml:space="preserve">. </w:t>
+      </w:r>
+      <w:r>
+        <w:rPr>
+          <w:lang w:val="en-US"/>
+        </w:rPr>
+        <w:t>All plots received m</w:t>
+      </w:r>
+      <w:r>
+        <w:rPr>
+          <w:lang w:val="en-US"/>
+        </w:rPr>
+        <w:t>ineral fertilizer broadcast on spring barley plots on 17</w:t>
+      </w:r>
+      <w:r>
+        <w:rPr>
+          <w:lang w:val="en-US"/>
+        </w:rPr>
+        <w:t>-Apr</w:t>
+      </w:r>
+      <w:r>
+        <w:rPr>
+          <w:lang w:val="en-US"/>
+        </w:rPr>
+        <w:t xml:space="preserve"> 2018 (</w:t>
+      </w:r>
+      <w:r>
+        <w:t>126 kg N ha</w:t>
+      </w:r>
+      <w:r>
+        <w:rPr>
+          <w:vertAlign w:val="superscript"/>
+        </w:rPr>
+        <w:t>-1</w:t>
+      </w:r>
+      <w:r>
+        <w:t>, 24 kg P ha</w:t>
+      </w:r>
+      <w:r>
+        <w:rPr>
+          <w:vertAlign w:val="superscript"/>
+        </w:rPr>
+        <w:t>-1</w:t>
+      </w:r>
+      <w:r>
+        <w:t xml:space="preserve"> and 60 kg K ha</w:t>
+      </w:r>
+      <w:r>
+        <w:rPr>
+          <w:vertAlign w:val="superscript"/>
+        </w:rPr>
+        <w:t>-1</w:t>
+      </w:r>
+      <w:r>
+        <w:t>); on spring oat plots on 3</w:t>
+      </w:r>
+      <w:r>
+        <w:t>-Apr</w:t>
+      </w:r>
+      <w:r>
+        <w:t xml:space="preserve"> 2019 (80 kg N ha</w:t>
+      </w:r>
+      <w:r>
+        <w:rPr>
+          <w:vertAlign w:val="superscript"/>
+        </w:rPr>
+        <w:t>-1</w:t>
+      </w:r>
+      <w:r>
+        <w:t>, 15 kg P ha</w:t>
+      </w:r>
+      <w:r>
+        <w:rPr>
+          <w:vertAlign w:val="superscript"/>
+        </w:rPr>
+        <w:t>-1</w:t>
+      </w:r>
+      <w:r>
+        <w:t xml:space="preserve"> and 38 kg K ha</w:t>
+      </w:r>
+      <w:r>
+        <w:rPr>
+          <w:vertAlign w:val="superscript"/>
+        </w:rPr>
+        <w:t>-1</w:t>
+      </w:r>
+      <w:r>
+        <w:t xml:space="preserve"> ); and on faba beans on 15</w:t>
+      </w:r>
+      <w:r>
+        <w:t>-Apr</w:t>
+      </w:r>
+      <w:r>
+        <w:t xml:space="preserve"> 2020 (32 kg P ha</w:t>
+      </w:r>
+      <w:r>
+        <w:rPr>
+          <w:vertAlign w:val="superscript"/>
+        </w:rPr>
+        <w:t xml:space="preserve">-1 </w:t>
+      </w:r>
+      <w:r>
+        <w:t>and 80 kg K ha</w:t>
+      </w:r>
+      <w:r>
+        <w:rPr>
+          <w:vertAlign w:val="superscript"/>
+        </w:rPr>
+        <w:t>-1</w:t>
+      </w:r>
+      <w:r>
+        <w:t>).</w:t>
+      </w:r>
+      <w:r>
+        <w:t xml:space="preserve"> Herbicide application differed by treatment (see Table 2), but otherwise a</w:t>
+      </w:r>
+      <w:r>
+        <w:t xml:space="preserve">ll plots were managed identically for </w:t>
+      </w:r>
+      <w:r>
+        <w:lastRenderedPageBreak/>
+        <w:t>diseases and insect pests according to</w:t>
+      </w:r>
+      <w:r>
+        <w:t xml:space="preserve"> </w:t>
+      </w:r>
+      <w:r>
+        <w:t xml:space="preserve">the crop species grown and </w:t>
+      </w:r>
+      <w:r>
+        <w:t>best management practices recommended by national advisory services</w:t>
+      </w:r>
+      <w:r>
+        <w:t>.</w:t>
+      </w:r>
+    </w:p>
+    <w:p>
+      <w:pPr>
+        <w:spacing w:line="360" w:lineRule="auto"/>
+        <w:rPr>
+          <w:lang w:val="en-US"/>
+        </w:rPr>
+      </w:pPr>
+      <w:r>
+        <w:rPr>
+          <w:lang w:val="en-US"/>
+        </w:rPr>
+        <w:t>The long-term experiment is rainfed, but in 2018 an exception was made due to an extremely hot and dry early growing season. In order to maintain the long-term viability of the experiment, all plots were irrigated with 25 mm in early</w:t>
+      </w:r>
+      <w:r>
+        <w:rPr>
+          <w:lang w:val="en-US"/>
+        </w:rPr>
+        <w:t xml:space="preserve"> June</w:t>
+      </w:r>
+      <w:r>
+        <w:rPr>
+          <w:lang w:val="en-US"/>
+        </w:rPr>
+        <w:t xml:space="preserve"> to ensure the establishment of all treatments. Irrigation was done with sprinklers mounted on a boom that was dragged through the experiment.</w:t>
+      </w:r>
+      <w:r>
+        <w:rPr>
+          <w:lang w:val="en-US"/>
+        </w:rPr>
+        <w:t xml:space="preserve"> This was also done on production fields in Denmark with access to irrigation structure, and therefore represents realistic production management. </w:t>
+      </w:r>
+      <w:r>
+        <w:rPr>
+          <w:lang w:val="en-US"/>
+        </w:rPr>
+        <w:t xml:space="preserve"> </w:t>
+      </w:r>
+    </w:p>
+    <w:p>
+      <w:pPr>
+        <w:spacing w:line="360" w:lineRule="auto"/>
         <w:rPr>
           <w:b/>
           <w:bCs/>
         </w:rPr>
-        <w:t xml:space="preserve"> management</w:t>
-      </w:r>
-    </w:p>
-    <w:p>
-      <w:pPr>
-        <w:spacing w:line="360" w:lineRule="auto"/>
-        <w:rPr>
-          <w:lang w:val="en-US"/>
-        </w:rPr>
-      </w:pPr>
-      <w:r>
-        <w:rPr>
-          <w:lang w:val="en-US"/>
-        </w:rPr>
-        <w:t>S</w:t>
-      </w:r>
-      <w:r>
-        <w:rPr>
-          <w:lang w:val="en-US"/>
-        </w:rPr>
-        <w:t>pring barley (</w:t>
-      </w:r>
-      <w:r>
-        <w:rPr>
-          <w:i/>
-          <w:iCs/>
-          <w:lang w:val="en-US"/>
-        </w:rPr>
-        <w:t xml:space="preserve">Hordeum vulgare </w:t>
-      </w:r>
-      <w:r>
-        <w:rPr>
-          <w:lang w:val="en-US"/>
-        </w:rPr>
-        <w:t>L.</w:t>
-      </w:r>
-      <w:r>
-        <w:rPr>
-          <w:lang w:val="en-US"/>
-        </w:rPr>
-        <w:t xml:space="preserve"> v. </w:t>
-      </w:r>
-      <w:r>
-        <w:t>Evergreen</w:t>
-      </w:r>
-      <w:r>
-        <w:rPr>
-          <w:lang w:val="en-US"/>
-        </w:rPr>
-        <w:t xml:space="preserve">) </w:t>
-      </w:r>
-      <w:r>
-        <w:rPr>
-          <w:lang w:val="en-US"/>
-        </w:rPr>
-        <w:t xml:space="preserve">was </w:t>
-      </w:r>
-      <w:r>
-        <w:rPr>
-          <w:lang w:val="en-US"/>
-        </w:rPr>
-        <w:t>sown 19</w:t>
-      </w:r>
-      <w:r>
-        <w:rPr>
-          <w:lang w:val="en-US"/>
-        </w:rPr>
-        <w:t>-</w:t>
-      </w:r>
-      <w:r>
-        <w:rPr>
-          <w:lang w:val="en-US"/>
-        </w:rPr>
-        <w:t>Apr 2018</w:t>
-      </w:r>
-      <w:r>
-        <w:rPr>
-          <w:lang w:val="en-US"/>
-        </w:rPr>
-        <w:t xml:space="preserve"> (300 plants m</w:t>
-      </w:r>
-      <w:r>
-        <w:rPr>
-          <w:vertAlign w:val="superscript"/>
-          <w:lang w:val="en-US"/>
-        </w:rPr>
-        <w:t>-2</w:t>
-      </w:r>
-      <w:r>
-        <w:rPr>
-          <w:lang w:val="en-US"/>
-        </w:rPr>
-        <w:t xml:space="preserve">) </w:t>
-      </w:r>
-      <w:r>
-        <w:rPr>
-          <w:lang w:val="en-US"/>
-        </w:rPr>
-        <w:t xml:space="preserve"> </w:t>
-      </w:r>
-      <w:r>
-        <w:rPr>
-          <w:lang w:val="en-US"/>
-        </w:rPr>
-        <w:t xml:space="preserve">and harvested </w:t>
-      </w:r>
-      <w:r>
-        <w:t>8</w:t>
-      </w:r>
-      <w:r>
-        <w:t>-Aug</w:t>
-      </w:r>
-      <w:r>
-        <w:t xml:space="preserve"> 2018</w:t>
-      </w:r>
-      <w:r>
-        <w:rPr>
-          <w:lang w:val="en-US"/>
-        </w:rPr>
-        <w:t xml:space="preserve">; </w:t>
-      </w:r>
-      <w:r>
-        <w:rPr>
-          <w:lang w:val="en-US"/>
-        </w:rPr>
-        <w:t>spring oat (</w:t>
-      </w:r>
-      <w:r>
-        <w:rPr>
-          <w:i/>
-          <w:iCs/>
-          <w:lang w:val="en-US"/>
-        </w:rPr>
-        <w:t>Avena sativa</w:t>
-      </w:r>
-      <w:r>
-        <w:rPr>
-          <w:lang w:val="en-US"/>
-        </w:rPr>
-        <w:t xml:space="preserve"> L.</w:t>
-      </w:r>
-      <w:r>
-        <w:rPr>
-          <w:lang w:val="en-US"/>
-        </w:rPr>
-        <w:t xml:space="preserve"> v. Poseidon</w:t>
-      </w:r>
-      <w:r>
-        <w:rPr>
-          <w:lang w:val="en-US"/>
-        </w:rPr>
-        <w:t xml:space="preserve">) </w:t>
-      </w:r>
-      <w:r>
-        <w:rPr>
-          <w:lang w:val="en-US"/>
-        </w:rPr>
-        <w:t>was sown on</w:t>
-      </w:r>
-      <w:r>
-        <w:rPr>
-          <w:lang w:val="en-US"/>
-        </w:rPr>
-        <w:t xml:space="preserve"> 4</w:t>
-      </w:r>
-      <w:r>
-        <w:rPr>
-          <w:lang w:val="en-US"/>
-        </w:rPr>
-        <w:t>-</w:t>
-      </w:r>
-      <w:r>
-        <w:rPr>
-          <w:lang w:val="en-US"/>
-        </w:rPr>
-        <w:t>Apr 2019</w:t>
-      </w:r>
-      <w:r>
-        <w:rPr>
-          <w:lang w:val="en-US"/>
-        </w:rPr>
-        <w:t xml:space="preserve"> (300 plants m</w:t>
-      </w:r>
-      <w:r>
-        <w:rPr>
-          <w:vertAlign w:val="superscript"/>
-          <w:lang w:val="en-US"/>
-        </w:rPr>
-        <w:t>-2</w:t>
-      </w:r>
-      <w:r>
-        <w:rPr>
-          <w:lang w:val="en-US"/>
-        </w:rPr>
-        <w:t>)</w:t>
-      </w:r>
-      <w:r>
-        <w:rPr>
-          <w:lang w:val="en-US"/>
-        </w:rPr>
-        <w:t xml:space="preserve"> </w:t>
-      </w:r>
-      <w:r>
-        <w:rPr>
-          <w:lang w:val="en-US"/>
-        </w:rPr>
-        <w:t xml:space="preserve">and harvested </w:t>
-      </w:r>
-      <w:r>
-        <w:t>15</w:t>
-      </w:r>
-      <w:r>
-        <w:t>-Aug</w:t>
-      </w:r>
-      <w:r>
-        <w:t xml:space="preserve"> 2019</w:t>
-      </w:r>
-      <w:r>
-        <w:rPr>
-          <w:lang w:val="en-US"/>
-        </w:rPr>
-        <w:t xml:space="preserve">; </w:t>
-      </w:r>
-      <w:r>
-        <w:rPr>
-          <w:lang w:val="en-US"/>
-        </w:rPr>
-        <w:t>faba beans (</w:t>
-      </w:r>
-      <w:r>
-        <w:rPr>
-          <w:i/>
-          <w:iCs/>
-          <w:lang w:val="en-US"/>
-        </w:rPr>
-        <w:t>Vicia faba</w:t>
-      </w:r>
-      <w:r>
-        <w:rPr>
-          <w:lang w:val="en-US"/>
-        </w:rPr>
-        <w:t xml:space="preserve"> L.</w:t>
-      </w:r>
-      <w:r>
-        <w:rPr>
-          <w:lang w:val="en-US"/>
-        </w:rPr>
-        <w:t xml:space="preserve"> v. Boxer</w:t>
-      </w:r>
-      <w:r>
-        <w:rPr>
-          <w:lang w:val="en-US"/>
-        </w:rPr>
-        <w:t xml:space="preserve">) </w:t>
-      </w:r>
-      <w:r>
-        <w:rPr>
-          <w:lang w:val="en-US"/>
-        </w:rPr>
-        <w:t>was sown on</w:t>
-      </w:r>
-      <w:r>
-        <w:rPr>
-          <w:lang w:val="en-US"/>
-        </w:rPr>
-        <w:t xml:space="preserve"> 15</w:t>
-      </w:r>
-      <w:r>
-        <w:rPr>
-          <w:lang w:val="en-US"/>
-        </w:rPr>
-        <w:t>-</w:t>
-      </w:r>
-      <w:r>
-        <w:rPr>
-          <w:lang w:val="en-US"/>
-        </w:rPr>
-        <w:t>Apr 2020</w:t>
-      </w:r>
-      <w:r>
-        <w:rPr>
-          <w:lang w:val="en-US"/>
-        </w:rPr>
-        <w:t xml:space="preserve"> (50 plants m</w:t>
-      </w:r>
-      <w:r>
-        <w:rPr>
-          <w:vertAlign w:val="superscript"/>
-          <w:lang w:val="en-US"/>
-        </w:rPr>
-        <w:t>-2</w:t>
-      </w:r>
-      <w:r>
-        <w:rPr>
-          <w:lang w:val="en-US"/>
-        </w:rPr>
-        <w:t xml:space="preserve">) and harvested </w:t>
-      </w:r>
-      <w:r>
-        <w:t>24</w:t>
-      </w:r>
-      <w:r>
-        <w:t>-Aug</w:t>
-      </w:r>
-      <w:r>
-        <w:t xml:space="preserve"> 2020</w:t>
-      </w:r>
-      <w:r>
-        <w:rPr>
-          <w:lang w:val="en-US"/>
-        </w:rPr>
-        <w:t xml:space="preserve">. </w:t>
-      </w:r>
-      <w:r>
-        <w:rPr>
-          <w:lang w:val="en-US"/>
-        </w:rPr>
-        <w:t>All plots received m</w:t>
-      </w:r>
-      <w:r>
-        <w:rPr>
-          <w:lang w:val="en-US"/>
-        </w:rPr>
-        <w:t>ineral fertilizer broadcast on spring barley plots on 17</w:t>
-      </w:r>
-      <w:r>
-        <w:rPr>
-          <w:lang w:val="en-US"/>
-        </w:rPr>
-        <w:t>-Apr</w:t>
-      </w:r>
-      <w:r>
-        <w:rPr>
-          <w:lang w:val="en-US"/>
-        </w:rPr>
-        <w:t xml:space="preserve"> 2018 (</w:t>
-      </w:r>
-      <w:r>
-        <w:t>126 kg N ha</w:t>
-      </w:r>
-      <w:r>
-        <w:rPr>
-          <w:vertAlign w:val="superscript"/>
-        </w:rPr>
-        <w:t>-1</w:t>
-      </w:r>
-      <w:r>
-        <w:t>, 24 kg P ha</w:t>
-      </w:r>
-      <w:r>
-        <w:rPr>
-          <w:vertAlign w:val="superscript"/>
-        </w:rPr>
-        <w:t>-1</w:t>
-      </w:r>
-      <w:r>
-        <w:t xml:space="preserve"> and 60 kg K ha</w:t>
-      </w:r>
-      <w:r>
-        <w:rPr>
-          <w:vertAlign w:val="superscript"/>
-        </w:rPr>
-        <w:t>-1</w:t>
-      </w:r>
-      <w:r>
-        <w:t>); on spring oat plots on 3</w:t>
-      </w:r>
-      <w:r>
-        <w:t>-Apr</w:t>
-      </w:r>
-      <w:r>
-        <w:t xml:space="preserve"> 2019 (80 kg N ha</w:t>
-      </w:r>
-      <w:r>
-        <w:rPr>
-          <w:vertAlign w:val="superscript"/>
-        </w:rPr>
-        <w:t>-1</w:t>
-      </w:r>
-      <w:r>
-        <w:t>, 15 kg P ha</w:t>
-      </w:r>
-      <w:r>
-        <w:rPr>
-          <w:vertAlign w:val="superscript"/>
-        </w:rPr>
-        <w:t>-1</w:t>
-      </w:r>
-      <w:r>
-        <w:t xml:space="preserve"> and 38 kg K ha</w:t>
-      </w:r>
-      <w:r>
-        <w:rPr>
-          <w:vertAlign w:val="superscript"/>
-        </w:rPr>
-        <w:t>-1</w:t>
-      </w:r>
-      <w:r>
-        <w:t xml:space="preserve"> ); and on faba beans on 15</w:t>
-      </w:r>
-      <w:r>
-        <w:t>-Apr</w:t>
-      </w:r>
-      <w:r>
-        <w:t xml:space="preserve"> 2020 (32 kg P ha</w:t>
-      </w:r>
-      <w:r>
-        <w:rPr>
-          <w:vertAlign w:val="superscript"/>
-        </w:rPr>
-        <w:t xml:space="preserve">-1 </w:t>
-      </w:r>
-      <w:r>
-        <w:t>and 80 kg K ha</w:t>
-      </w:r>
-      <w:r>
-        <w:rPr>
-          <w:vertAlign w:val="superscript"/>
-        </w:rPr>
-        <w:t>-1</w:t>
-      </w:r>
-      <w:r>
-        <w:t>).</w:t>
-      </w:r>
-      <w:r>
-        <w:t xml:space="preserve"> Herbicide application differed by treatment (see Table 2), but otherwise a</w:t>
-      </w:r>
-      <w:r>
-        <w:t>ll plots were managed identically for diseases and insect pests according to</w:t>
-      </w:r>
-      <w:r>
-        <w:t xml:space="preserve"> best management practices recommended by national advisory services</w:t>
-      </w:r>
-      <w:r>
-        <w:t>.</w:t>
-      </w:r>
-    </w:p>
-    <w:p>
-      <w:pPr>
-        <w:spacing w:line="360" w:lineRule="auto"/>
-        <w:rPr>
-          <w:lang w:val="en-US"/>
-        </w:rPr>
-      </w:pPr>
-      <w:r>
-        <w:rPr>
-          <w:lang w:val="en-US"/>
-        </w:rPr>
-        <w:t xml:space="preserve">The long-term experiment is rainfed, but in 2018 an exception was made due to an extremely hot and dry early growing season. </w:t>
-      </w:r>
-      <w:proofErr w:type="gramStart"/>
-      <w:r>
-        <w:rPr>
-          <w:lang w:val="en-US"/>
-        </w:rPr>
-        <w:t>In order to</w:t>
-      </w:r>
-      <w:proofErr w:type="gramEnd"/>
-      <w:r>
-        <w:rPr>
-          <w:lang w:val="en-US"/>
-        </w:rPr>
-        <w:t xml:space="preserve"> maintain the long-term viability of the </w:t>
-      </w:r>
-      <w:r>
-        <w:rPr>
-          <w:lang w:val="en-US"/>
-        </w:rPr>
-        <w:lastRenderedPageBreak/>
-        <w:t>experiment, all plots were irrigated with 25 mm in early</w:t>
-      </w:r>
-      <w:r>
-        <w:rPr>
-          <w:lang w:val="en-US"/>
-        </w:rPr>
-        <w:t xml:space="preserve"> June</w:t>
-      </w:r>
-      <w:r>
-        <w:rPr>
-          <w:lang w:val="en-US"/>
-        </w:rPr>
-        <w:t xml:space="preserve"> to ensure the establishment of all treatments. Irrigation was done with sprinklers mounted on a boom that was dragged through the experiment.</w:t>
-      </w:r>
-      <w:r>
-        <w:rPr>
-          <w:lang w:val="en-US"/>
-        </w:rPr>
-        <w:t xml:space="preserve"> This was also done on production fields in Denmark with access to irrigation </w:t>
-      </w:r>
-      <w:proofErr w:type="gramStart"/>
-      <w:r>
-        <w:rPr>
-          <w:lang w:val="en-US"/>
-        </w:rPr>
-        <w:t>structure, and</w:t>
-      </w:r>
-      <w:proofErr w:type="gramEnd"/>
-      <w:r>
-        <w:rPr>
-          <w:lang w:val="en-US"/>
-        </w:rPr>
-        <w:t xml:space="preserve"> therefore represents realistic production management. </w:t>
-      </w:r>
-      <w:r>
-        <w:rPr>
-          <w:lang w:val="en-US"/>
-        </w:rPr>
-        <w:t xml:space="preserve"> </w:t>
-      </w:r>
+      </w:pPr>
     </w:p>
     <w:p>
       <w:pPr>
@@ -10122,143 +9521,138 @@
           <w:bCs/>
         </w:rPr>
       </w:pPr>
-    </w:p>
-    <w:p>
-      <w:pPr>
-        <w:spacing w:line="360" w:lineRule="auto"/>
+      <w:r>
         <w:rPr>
           <w:b/>
           <w:bCs/>
         </w:rPr>
-      </w:pPr>
+        <w:t xml:space="preserve">2.2 </w:t>
+      </w:r>
       <w:r>
         <w:rPr>
           <w:b/>
           <w:bCs/>
         </w:rPr>
-        <w:t xml:space="preserve">2.2 </w:t>
-      </w:r>
-      <w:r>
+        <w:t>Measurements</w:t>
+      </w:r>
+    </w:p>
+    <w:p>
+      <w:pPr>
+        <w:spacing w:line="360" w:lineRule="auto"/>
         <w:rPr>
           <w:b/>
           <w:bCs/>
         </w:rPr>
-        <w:t>Measurements</w:t>
-      </w:r>
-    </w:p>
-    <w:p>
-      <w:pPr>
-        <w:spacing w:line="360" w:lineRule="auto"/>
+      </w:pPr>
+      <w:r>
         <w:rPr>
           <w:b/>
           <w:bCs/>
         </w:rPr>
-      </w:pPr>
-      <w:proofErr w:type="gramStart"/>
+        <w:t>2.</w:t>
+      </w:r>
       <w:r>
         <w:rPr>
           <w:b/>
           <w:bCs/>
         </w:rPr>
-        <w:t>2.</w:t>
+        <w:t>2</w:t>
       </w:r>
       <w:r>
         <w:rPr>
           <w:b/>
           <w:bCs/>
         </w:rPr>
-        <w:t>2</w:t>
+        <w:t xml:space="preserve">.1  </w:t>
       </w:r>
       <w:r>
         <w:rPr>
           <w:b/>
           <w:bCs/>
         </w:rPr>
-        <w:t xml:space="preserve">.1  </w:t>
-      </w:r>
-      <w:r>
+        <w:t>Crop yields</w:t>
+      </w:r>
+    </w:p>
+    <w:p>
+      <w:pPr>
+        <w:spacing w:line="360" w:lineRule="auto"/>
+      </w:pPr>
+      <w:r>
+        <w:t>The middle area (net size 1.5 m x 10 m) of e</w:t>
+      </w:r>
+      <w:r>
+        <w:t xml:space="preserve">ach </w:t>
+      </w:r>
+      <w:r>
+        <w:t>micro-plot</w:t>
+      </w:r>
+      <w:r>
+        <w:t xml:space="preserve"> was harvested for grain yield with a plot combine</w:t>
+      </w:r>
+      <w:r>
+        <w:t>r</w:t>
+      </w:r>
+      <w:r>
+        <w:t xml:space="preserve">. Dry matter content was determined by a near-infrared spectroscopy analyzer </w:t>
+      </w:r>
+      <w:r>
+        <w:t>[</w:t>
+      </w:r>
+      <w:r>
+        <w:t>InfraTec™ 1241 Grain Analyzer, Foss A/S; </w:t>
+      </w:r>
+      <w:bookmarkStart w:id="7" w:name="bbib4"/>
+      <w:r>
+        <w:fldChar w:fldCharType="begin"/>
+      </w:r>
+      <w:r>
+        <w:instrText xml:space="preserve"> ADDIN ZOTERO_ITEM CSL_CITATION {"citationID":"vgHNN8mL","properties":{"formattedCitation":"(B\\uc0\\u252{}chmann et al., 2001)","plainCitation":"(Büchmann et al., 2001)","noteIndex":0},"citationItems":[{"id":1511,"uris":["http://zotero.org/users/3599437/items/EAQE7SEB"],"itemData":{"id":1511,"type":"article-journal","abstract":"Three problems need to be addressed in networks of Infratec Grain Analysers: 1) the networks are not interconnected, 2) the partial least squares (PLS) calibrations used so far have to be individually adjusted for bias when transferred to the slave instruments, and 3) the calibrations are not entirely stable over time. Nonlinear artificial neural network (ANN) calibrations based on a large common European data set (≈4,000 samples in the training sets and ≈1,000 samples in the stop sets) were introduced to overcome these constraints. The performance of these ANN calibrations was compared with Danish PLS models for protein and moisture in cereals during the 1998 harvest in Denmark, and subsequently with PLS models based on the same European data set. ANN models were more accurate than PLS and, unlike PLS, were linear and transferable up to 25% moisture. It is suggested that the improved performance of the ANN models is attributable to the modeling technique rather than the size and nature of the European data set. In most cases, ANN models could be applied directly and without bias adjustment to slave instruments. The ANN models were also more stable, they required fewer bias adjustments or remodeling over time compared with Danish PLS models. ANN calibrations using shared data have been adopted for commercial use in several European countries and work is in progress to develop global ANN models for determination of protein in wheat and barley.","container-title":"Cereal Chemistry","DOI":"10.1094/CCHEM.2001.78.5.572","ISSN":"1943-3638","issue":"5","language":"en","license":"© AACC International","note":"_eprint: https://onlinelibrary.wiley.com/doi/pdf/10.1094/CCHEM.2001.78.5.572","page":"572-577","source":"Wiley Online Library","title":"Performance of European Artificial Neural Network (ANN) Calibrations for Moisture and Protein in Cereals Using the Danish Near-Infrared Transmission (NIT) Network","volume":"78","author":[{"family":"Büchmann","given":"Nils Bo"},{"family":"Josefsson","given":"Henrik"},{"family":"Cowe","given":"Ian A."}],"issued":{"date-parts":[["2001"]]}}}],"schema":"https://github.com/citation-style-language/schema/raw/master/csl-citation.json"} </w:instrText>
+      </w:r>
+      <w:r>
+        <w:fldChar w:fldCharType="separate"/>
+      </w:r>
+      <w:r>
+        <w:t>(Büchmann et al., 2001)</w:t>
+      </w:r>
+      <w:r>
+        <w:fldChar w:fldCharType="end"/>
+      </w:r>
+      <w:r>
+        <w:t>]</w:t>
+      </w:r>
+      <w:bookmarkEnd w:id="7"/>
+      <w:r>
+        <w:t>). Grain yields are reported on a dry matter basis.</w:t>
+      </w:r>
+    </w:p>
+    <w:p>
+      <w:pPr>
+        <w:spacing w:line="360" w:lineRule="auto"/>
         <w:rPr>
           <w:b/>
           <w:bCs/>
         </w:rPr>
-        <w:t>Crop</w:t>
-      </w:r>
-      <w:proofErr w:type="gramEnd"/>
+      </w:pPr>
       <w:r>
         <w:rPr>
           <w:b/>
           <w:bCs/>
         </w:rPr>
-        <w:t xml:space="preserve"> yields</w:t>
-      </w:r>
-    </w:p>
-    <w:p>
-      <w:pPr>
-        <w:spacing w:line="360" w:lineRule="auto"/>
-      </w:pPr>
-      <w:r>
-        <w:t>The middle area (net size 1.5 m x 10 m) of e</w:t>
-      </w:r>
-      <w:r>
-        <w:t xml:space="preserve">ach </w:t>
-      </w:r>
-      <w:r>
-        <w:t>micro-plot</w:t>
-      </w:r>
-      <w:r>
-        <w:t xml:space="preserve"> was harvested for grain yield with a plot combine</w:t>
-      </w:r>
-      <w:r>
-        <w:t>r</w:t>
-      </w:r>
-      <w:r>
-        <w:t xml:space="preserve">. Dry matter content was determined by a near-infrared spectroscopy analyzer </w:t>
-      </w:r>
-      <w:r>
-        <w:t>[</w:t>
-      </w:r>
-      <w:r>
-        <w:t>InfraTec™ 1241 Grain Analyzer, Foss A/S; </w:t>
-      </w:r>
-      <w:bookmarkStart w:id="8" w:name="bbib4"/>
-      <w:r>
-        <w:fldChar w:fldCharType="begin"/>
-      </w:r>
-      <w:r>
-        <w:instrText xml:space="preserve"> ADDIN ZOTERO_ITEM CSL_CITATION {"citationID":"vgHNN8mL","properties":{"formattedCitation":"(B\\uc0\\u252{}chmann et al., 2001)","plainCitation":"(Büchmann et al., 2001)","noteIndex":0},"citationItems":[{"id":1511,"uris":["http://zotero.org/users/3599437/items/EAQE7SEB"],"itemData":{"id":1511,"type":"article-journal","abstract":"Three problems need to be addressed in networks of Infratec Grain Analysers: 1) the networks are not interconnected, 2) the partial least squares (PLS) calibrations used so far have to be individually adjusted for bias when transferred to the slave instruments, and 3) the calibrations are not entirely stable over time. Nonlinear artificial neural network (ANN) calibrations based on a large common European data set (≈4,000 samples in the training sets and ≈1,000 samples in the stop sets) were introduced to overcome these constraints. The performance of these ANN calibrations was compared with Danish PLS models for protein and moisture in cereals during the 1998 harvest in Denmark, and subsequently with PLS models based on the same European data set. ANN models were more accurate than PLS and, unlike PLS, were linear and transferable up to 25% moisture. It is suggested that the improved performance of the ANN models is attributable to the modeling technique rather than the size and nature of the European data set. In most cases, ANN models could be applied directly and without bias adjustment to slave instruments. The ANN models were also more stable, they required fewer bias adjustments or remodeling over time compared with Danish PLS models. ANN calibrations using shared data have been adopted for commercial use in several European countries and work is in progress to develop global ANN models for determination of protein in wheat and barley.","container-title":"Cereal Chemistry","DOI":"10.1094/CCHEM.2001.78.5.572","ISSN":"1943-3638","issue":"5","language":"en","license":"© AACC International","note":"_eprint: https://onlinelibrary.wiley.com/doi/pdf/10.1094/CCHEM.2001.78.5.572","page":"572-577","source":"Wiley Online Library","title":"Performance of European Artificial Neural Network (ANN) Calibrations for Moisture and Protein in Cereals Using the Danish Near-Infrared Transmission (NIT) Network","volume":"78","author":[{"family":"Büchmann","given":"Nils Bo"},{"family":"Josefsson","given":"Henrik"},{"family":"Cowe","given":"Ian A."}],"issued":{"date-parts":[["2001"]]}}}],"schema":"https://github.com/citation-style-language/schema/raw/master/csl-citation.json"} </w:instrText>
-      </w:r>
-      <w:r>
-        <w:fldChar w:fldCharType="separate"/>
-      </w:r>
-      <w:r>
-        <w:t>(Büchmann et al., 2001)</w:t>
-      </w:r>
-      <w:r>
-        <w:fldChar w:fldCharType="end"/>
-      </w:r>
-      <w:r>
-        <w:t>]</w:t>
-      </w:r>
-      <w:bookmarkEnd w:id="8"/>
-      <w:r>
-        <w:t>). Grain yields are reported on a dry matter basis.</w:t>
-      </w:r>
-    </w:p>
-    <w:p>
-      <w:pPr>
-        <w:spacing w:line="360" w:lineRule="auto"/>
+        <w:t>2.</w:t>
+      </w:r>
+      <w:r>
         <w:rPr>
           <w:b/>
           <w:bCs/>
         </w:rPr>
-      </w:pPr>
-      <w:proofErr w:type="gramStart"/>
+        <w:t>2</w:t>
+      </w:r>
       <w:r>
         <w:rPr>
           <w:b/>
           <w:bCs/>
         </w:rPr>
-        <w:t>2.</w:t>
+        <w:t>.</w:t>
       </w:r>
       <w:r>
         <w:rPr>
@@ -10272,36 +9666,14 @@
           <w:b/>
           <w:bCs/>
         </w:rPr>
-        <w:t>.</w:t>
+        <w:t xml:space="preserve">  </w:t>
       </w:r>
       <w:r>
         <w:rPr>
           <w:b/>
           <w:bCs/>
         </w:rPr>
-        <w:t>2</w:t>
-      </w:r>
-      <w:r>
-        <w:rPr>
-          <w:b/>
-          <w:bCs/>
-        </w:rPr>
-        <w:t xml:space="preserve">  </w:t>
-      </w:r>
-      <w:r>
-        <w:rPr>
-          <w:b/>
-          <w:bCs/>
-        </w:rPr>
-        <w:t>Fall</w:t>
-      </w:r>
-      <w:proofErr w:type="gramEnd"/>
-      <w:r>
-        <w:rPr>
-          <w:b/>
-          <w:bCs/>
-        </w:rPr>
-        <w:t xml:space="preserve"> </w:t>
+        <w:t xml:space="preserve">Fall </w:t>
       </w:r>
       <w:r>
         <w:rPr>
@@ -10907,14 +10279,14 @@
         </w:rPr>
         <w:fldChar w:fldCharType="end"/>
       </w:r>
-      <w:commentRangeStart w:id="9"/>
+      <w:commentRangeStart w:id="8"/>
       <w:r>
         <w:rPr>
           <w:lang w:val="en-US"/>
         </w:rPr>
         <w:t>.</w:t>
       </w:r>
-      <w:commentRangeEnd w:id="9"/>
+      <w:commentRangeEnd w:id="8"/>
       <w:r>
         <w:rPr>
           <w:rStyle w:val="CommentReference"/>
@@ -10922,7 +10294,7 @@
           <w:szCs w:val="24"/>
           <w:lang w:val="en-US"/>
         </w:rPr>
-        <w:commentReference w:id="9"/>
+        <w:commentReference w:id="8"/>
       </w:r>
       <w:r>
         <w:rPr>
@@ -10991,7 +10363,14 @@
         <w:rPr>
           <w:lang w:val="en-US"/>
         </w:rPr>
-        <w:t xml:space="preserve"> plot). Each image was subsequently overlaid with a grid consisting of 17 vertical and 17 horizontal lines, resulting in 289 intersections per image</w:t>
+        <w:t xml:space="preserve"> plot). Each image was subsequently overlaid with a grid consisting of 17 vertical and 17 </w:t>
+      </w:r>
+      <w:r>
+        <w:rPr>
+          <w:lang w:val="en-US"/>
+        </w:rPr>
+        <w:lastRenderedPageBreak/>
+        <w:t>horizontal lines, resulting in 289 intersections per image</w:t>
       </w:r>
       <w:r>
         <w:rPr>
@@ -11027,14 +10406,7 @@
         <w:rPr>
           <w:lang w:val="en-US"/>
         </w:rPr>
-        <w:t xml:space="preserve">). Percent coverage of each type was then calculated by dividing the number of touched intersections in that category by 289 intersections. For </w:t>
-      </w:r>
-      <w:r>
-        <w:rPr>
-          <w:lang w:val="en-US"/>
-        </w:rPr>
-        <w:lastRenderedPageBreak/>
-        <w:t>categorical analyses</w:t>
+        <w:t>). Percent coverage of each type was then calculated by dividing the number of touched intersections in that category by 289 intersections. For categorical analyses</w:t>
       </w:r>
       <w:r>
         <w:rPr>
@@ -11046,47 +10418,19 @@
         <w:rPr>
           <w:lang w:val="en-US"/>
         </w:rPr>
-        <w:t>, each species/genus was classified as ‘cover crop</w:t>
-      </w:r>
-      <w:proofErr w:type="gramStart"/>
-      <w:r>
-        <w:rPr>
-          <w:lang w:val="en-US"/>
-        </w:rPr>
-        <w:t xml:space="preserve">’, </w:t>
-      </w:r>
-      <w:r>
-        <w:rPr>
-          <w:lang w:val="en-US"/>
-        </w:rPr>
-        <w:t>‘</w:t>
-      </w:r>
-      <w:proofErr w:type="gramEnd"/>
-      <w:r>
-        <w:rPr>
-          <w:lang w:val="en-US"/>
-        </w:rPr>
-        <w:t>weed</w:t>
-      </w:r>
-      <w:proofErr w:type="gramStart"/>
-      <w:r>
-        <w:rPr>
-          <w:lang w:val="en-US"/>
-        </w:rPr>
-        <w:t xml:space="preserve">’, </w:t>
-      </w:r>
-      <w:r>
-        <w:rPr>
-          <w:lang w:val="en-US"/>
-        </w:rPr>
-        <w:t>‘</w:t>
-      </w:r>
-      <w:proofErr w:type="gramEnd"/>
-      <w:r>
-        <w:rPr>
-          <w:lang w:val="en-US"/>
-        </w:rPr>
-        <w:t>volunteer’ or ‘other</w:t>
+        <w:t xml:space="preserve">, each species/genus was classified as ‘cover crop’, </w:t>
+      </w:r>
+      <w:r>
+        <w:rPr>
+          <w:lang w:val="en-US"/>
+        </w:rPr>
+        <w:t xml:space="preserve">‘weed’, </w:t>
+      </w:r>
+      <w:r>
+        <w:rPr>
+          <w:lang w:val="en-US"/>
+        </w:rPr>
+        <w:t>‘volunteer’ or ‘other</w:t>
       </w:r>
       <w:r>
         <w:rPr>
@@ -11223,35 +10567,13 @@
         <w:rPr>
           <w:lang w:val="en-US"/>
         </w:rPr>
-        <w:t xml:space="preserve"> in 2018. In 2019, biomass was only separated into two fractions (cover crops and </w:t>
-      </w:r>
-      <w:proofErr w:type="gramStart"/>
-      <w:r>
-        <w:rPr>
-          <w:lang w:val="en-US"/>
-        </w:rPr>
-        <w:t>other</w:t>
-      </w:r>
-      <w:proofErr w:type="gramEnd"/>
-      <w:r>
-        <w:rPr>
-          <w:lang w:val="en-US"/>
-        </w:rPr>
-        <w:t xml:space="preserve">, the latter of which included both weeds and volunteers). Therefore, the categories ‘cover crop’ and ‘other’ were used for all </w:t>
-      </w:r>
-      <w:proofErr w:type="gramStart"/>
-      <w:r>
-        <w:rPr>
-          <w:lang w:val="en-US"/>
-        </w:rPr>
-        <w:t>aboveground</w:t>
-      </w:r>
-      <w:proofErr w:type="gramEnd"/>
-      <w:r>
-        <w:rPr>
-          <w:lang w:val="en-US"/>
-        </w:rPr>
-        <w:t xml:space="preserve"> biomass </w:t>
+        <w:t xml:space="preserve"> in 2018. In 2019, biomass was only separated into two fractions (cover crops and other, the latter of which included both weeds and volunteers). Therefore, the categories ‘cover crop’ and ‘other’ were used for all </w:t>
+      </w:r>
+      <w:r>
+        <w:rPr>
+          <w:lang w:val="en-US"/>
+        </w:rPr>
+        <w:t xml:space="preserve">aboveground biomass </w:t>
       </w:r>
       <w:r>
         <w:rPr>
@@ -11535,15 +10857,7 @@
         <w:t xml:space="preserve">and database </w:t>
       </w:r>
       <w:r>
-        <w:t xml:space="preserve">from </w:t>
-      </w:r>
-      <w:proofErr w:type="spellStart"/>
-      <w:r>
-        <w:t>Yvoz</w:t>
-      </w:r>
-      <w:proofErr w:type="spellEnd"/>
-      <w:r>
-        <w:t xml:space="preserve"> et al. 2021</w:t>
+        <w:t>from Yvoz et al. 2021</w:t>
       </w:r>
       <w:r>
         <w:t xml:space="preserve">. The fall vegetation produced blooms (see supplemental material), so </w:t>
@@ -11561,15 +10875,7 @@
         <w:t>. Details on this calculation are presented in supplementary material</w:t>
       </w:r>
       <w:r>
-        <w:t xml:space="preserve">, but a </w:t>
-      </w:r>
-      <w:proofErr w:type="gramStart"/>
-      <w:r>
-        <w:t>high level</w:t>
-      </w:r>
-      <w:proofErr w:type="gramEnd"/>
-      <w:r>
-        <w:t xml:space="preserve"> description is provided below</w:t>
+        <w:t>, but a high level description is provided below</w:t>
       </w:r>
       <w:r>
         <w:t xml:space="preserve">. </w:t>
@@ -11628,7 +10934,11 @@
         <w:t>various species</w:t>
       </w:r>
       <w:r>
-        <w:t xml:space="preserve">). The second, potential benefits to food webs, was comprised of three sub-indices representing (2a) absolute contributions to farmland birds, (2b) carabids, and (2c) </w:t>
+        <w:t xml:space="preserve">). The second, potential benefits to food webs, was comprised of three sub-indices representing (2a) absolute </w:t>
+      </w:r>
+      <w:r>
+        <w:lastRenderedPageBreak/>
+        <w:t xml:space="preserve">contributions to farmland birds, (2b) carabids, and (2c) </w:t>
       </w:r>
       <w:r>
         <w:t>parasitic</w:t>
@@ -11640,15 +10950,7 @@
         <w:t xml:space="preserve"> through provision of biomass and seeds</w:t>
       </w:r>
       <w:r>
-        <w:t xml:space="preserve">. Organ level attributes reported by </w:t>
-      </w:r>
-      <w:proofErr w:type="spellStart"/>
-      <w:r>
-        <w:t>Yvoz</w:t>
-      </w:r>
-      <w:proofErr w:type="spellEnd"/>
-      <w:r>
-        <w:t xml:space="preserve"> et al. 2021 for 155 plant species were used to assign sub-index values. Out of the 11 species in our study, six had exact matches in </w:t>
+        <w:t xml:space="preserve">. Organ level attributes reported by Yvoz et al. 2021 for 155 plant species were used to assign sub-index values. Out of the 11 species in our study, six had exact matches in </w:t>
       </w:r>
       <w:r>
         <w:t>the</w:t>
@@ -11669,11 +10971,7 @@
         <w:t>s</w:t>
       </w:r>
       <w:r>
-        <w:t xml:space="preserve"> for all </w:t>
-      </w:r>
-      <w:r>
-        <w:lastRenderedPageBreak/>
-        <w:t>species within th</w:t>
+        <w:t xml:space="preserve"> for all species within th</w:t>
       </w:r>
       <w:r>
         <w:t>e matching</w:t>
@@ -11924,7 +11222,6 @@
         </w:rPr>
         <w:t xml:space="preserve"> </w:t>
       </w:r>
-      <w:proofErr w:type="gramStart"/>
       <w:r>
         <w:rPr>
           <w:b/>
@@ -11932,7 +11229,6 @@
         </w:rPr>
         <w:t>Multi-criteria summaries</w:t>
       </w:r>
-      <w:proofErr w:type="gramEnd"/>
     </w:p>
     <w:p>
       <w:pPr>
@@ -12113,6 +11409,7 @@
         <w:rPr>
           <w:lang w:val="en-US"/>
         </w:rPr>
+        <w:lastRenderedPageBreak/>
         <w:t>Potential pesticide toxicity loads (</w:t>
       </w:r>
       <w:r>
@@ -12169,7 +11466,6 @@
         <w:t xml:space="preserve"> </w:t>
       </w:r>
       <w:r>
-        <w:lastRenderedPageBreak/>
         <w:t xml:space="preserve">First, </w:t>
       </w:r>
       <w:r>
@@ -12185,7 +11481,13 @@
         <w:t xml:space="preserve"> in the performance metric’s original units. </w:t>
       </w:r>
       <w:r>
-        <w:t>In all metrics, a value of zero had a physical interpretation, so we scaled the performances by dividing by the maximum performance value observed. This retained a meaningful zero interpretation and avoided exaggeration of small differences in absolute performances. The result was normalized values for all performances on a scale from 0 to 1.</w:t>
+        <w:t>In all metrics, a value of zero had a physical interpretation, so we scaled the performances by dividing by the maximum performance value observed</w:t>
+      </w:r>
+      <w:r>
+        <w:t xml:space="preserve"> (rather than subtracting the minimum value before scaling</w:t>
+      </w:r>
+      <w:r>
+        <w:t>. This retained a meaningful zero interpretation and avoided exaggeration of small differences in absolute performances. The result was normalized values for all performances on a scale from 0 to 1.</w:t>
       </w:r>
     </w:p>
     <w:p>
@@ -12288,7 +11590,6 @@
       <w:r>
         <w:t xml:space="preserve"> relying heavily on the </w:t>
       </w:r>
-      <w:proofErr w:type="spellStart"/>
       <w:r>
         <w:rPr>
           <w:i/>
@@ -12296,7 +11597,6 @@
         </w:rPr>
         <w:t>tidyverse</w:t>
       </w:r>
-      <w:proofErr w:type="spellEnd"/>
       <w:r>
         <w:t xml:space="preserve"> meta package</w:t>
       </w:r>
@@ -12385,7 +11685,6 @@
       <w:r>
         <w:t xml:space="preserve"> </w:t>
       </w:r>
-      <w:proofErr w:type="spellStart"/>
       <w:r>
         <w:rPr>
           <w:i/>
@@ -12393,7 +11692,6 @@
         </w:rPr>
         <w:t>glmmTMB</w:t>
       </w:r>
-      <w:proofErr w:type="spellEnd"/>
       <w:r>
         <w:t xml:space="preserve"> </w:t>
       </w:r>
@@ -12439,7 +11737,6 @@
       <w:r>
         <w:t xml:space="preserve">The best fitting model was summarised using </w:t>
       </w:r>
-      <w:proofErr w:type="spellStart"/>
       <w:r>
         <w:rPr>
           <w:i/>
@@ -12447,7 +11744,6 @@
         </w:rPr>
         <w:t>emmeans</w:t>
       </w:r>
-      <w:proofErr w:type="spellEnd"/>
       <w:r>
         <w:t xml:space="preserve"> </w:t>
       </w:r>
@@ -12469,7 +11765,6 @@
       <w:r>
         <w:t xml:space="preserve"> and </w:t>
       </w:r>
-      <w:proofErr w:type="spellStart"/>
       <w:r>
         <w:rPr>
           <w:i/>
@@ -12477,7 +11772,6 @@
         </w:rPr>
         <w:t>multcomp</w:t>
       </w:r>
-      <w:proofErr w:type="spellEnd"/>
       <w:r>
         <w:t xml:space="preserve"> </w:t>
       </w:r>
@@ -12491,15 +11785,7 @@
         <w:fldChar w:fldCharType="separate"/>
       </w:r>
       <w:r>
-        <w:t>(</w:t>
-      </w:r>
-      <w:proofErr w:type="spellStart"/>
-      <w:r>
-        <w:t>Hothorn</w:t>
-      </w:r>
-      <w:proofErr w:type="spellEnd"/>
-      <w:r>
-        <w:t xml:space="preserve"> et al., 2002)</w:t>
+        <w:t>(Hothorn et al., 2002)</w:t>
       </w:r>
       <w:r>
         <w:fldChar w:fldCharType="end"/>
@@ -12548,24 +11834,31 @@
         <w:t>supporting information</w:t>
       </w:r>
       <w:r>
-        <w:t xml:space="preserve"> along with ANOVA tables and estimated marginal means tables. A</w:t>
+        <w:t xml:space="preserve"> along with ANOVA tables and estimated marginal means tables</w:t>
+      </w:r>
+      <w:r>
+        <w:t xml:space="preserve"> supporting interpretation</w:t>
+      </w:r>
+      <w:r>
+        <w:t>. A</w:t>
       </w:r>
       <w:r>
         <w:t>ll</w:t>
       </w:r>
       <w:r>
-        <w:t xml:space="preserve"> R code is available as part of the </w:t>
-      </w:r>
-      <w:proofErr w:type="spellStart"/>
+        <w:t xml:space="preserve"> R code </w:t>
+      </w:r>
+      <w:r>
+        <w:t xml:space="preserve">and data </w:t>
+      </w:r>
+      <w:r>
+        <w:t xml:space="preserve">is available as part of the </w:t>
+      </w:r>
       <w:r>
         <w:t>G</w:t>
       </w:r>
       <w:r>
-        <w:t>ithub</w:t>
-      </w:r>
-      <w:proofErr w:type="spellEnd"/>
-      <w:r>
-        <w:t xml:space="preserve"> repository for this publication (</w:t>
+        <w:t>ithub repository for this publication (</w:t>
       </w:r>
       <w:r>
         <w:rPr>
@@ -12580,7 +11873,13 @@
         <w:t xml:space="preserve"> of the publication</w:t>
       </w:r>
       <w:r>
-        <w:t xml:space="preserve">). </w:t>
+        <w:t>)</w:t>
+      </w:r>
+      <w:r>
+        <w:t>, and raw data is provided both as an R package and as supplementary files</w:t>
+      </w:r>
+      <w:r>
+        <w:t xml:space="preserve">. </w:t>
       </w:r>
     </w:p>
     <w:p>
@@ -12596,7 +11895,6 @@
           <w:bCs/>
         </w:rPr>
       </w:pPr>
-      <w:proofErr w:type="gramStart"/>
       <w:r>
         <w:rPr>
           <w:b/>
@@ -12604,7 +11902,6 @@
         </w:rPr>
         <w:t>3  RESULTS</w:t>
       </w:r>
-      <w:proofErr w:type="gramEnd"/>
     </w:p>
     <w:p>
       <w:pPr>
@@ -12631,6 +11928,7 @@
         <w:spacing w:line="360" w:lineRule="auto"/>
       </w:pPr>
       <w:r>
+        <w:lastRenderedPageBreak/>
         <w:t xml:space="preserve">The three years of production covered extreme conditions compared to 30-year averages; 2018 was the driest year of the past 30 years, and 2020 was the warmest. All production years started the season with more precipitation than average, but both 2018 (spring barley) and 2020 (faba bean) moved into drought conditions as the season progressed. </w:t>
       </w:r>
     </w:p>
@@ -12668,56 +11966,67 @@
                 <w:lang w:val="da-DK"/>
               </w:rPr>
             </w:pPr>
-            <w:ins w:id="10" w:author="Virginia Anne Nichols" w:date="2026-04-09T15:55:00Z" w16du:dateUtc="2026-04-09T13:55:00Z">
-              <w:r>
-                <w:rPr>
-                  <w:noProof/>
-                  <w:lang w:val="da-DK"/>
-                </w:rPr>
-                <w:lastRenderedPageBreak/>
-                <w:drawing>
-                  <wp:inline distT="0" distB="0" distL="0" distR="0" wp14:anchorId="07115EC1" wp14:editId="10311CB1">
-                    <wp:extent cx="5731510" cy="4457700"/>
-                    <wp:effectExtent l="0" t="0" r="2540" b="0"/>
-                    <wp:docPr id="1614220586" name="Picture 1"/>
-                    <wp:cNvGraphicFramePr>
-                      <a:graphicFrameLocks xmlns:a="http://schemas.openxmlformats.org/drawingml/2006/main" noChangeAspect="1"/>
-                    </wp:cNvGraphicFramePr>
-                    <a:graphic xmlns:a="http://schemas.openxmlformats.org/drawingml/2006/main">
-                      <a:graphicData uri="http://schemas.openxmlformats.org/drawingml/2006/picture">
-                        <pic:pic xmlns:pic="http://schemas.openxmlformats.org/drawingml/2006/picture">
-                          <pic:nvPicPr>
-                            <pic:cNvPr id="1614220586" name="Picture 1614220586"/>
-                            <pic:cNvPicPr/>
-                          </pic:nvPicPr>
-                          <pic:blipFill>
-                            <a:blip r:embed="rId13" cstate="print">
-                              <a:extLst>
-                                <a:ext uri="{28A0092B-C50C-407E-A947-70E740481C1C}">
-                                  <a14:useLocalDpi xmlns:a14="http://schemas.microsoft.com/office/drawing/2010/main" val="0"/>
-                                </a:ext>
-                              </a:extLst>
-                            </a:blip>
-                            <a:stretch>
-                              <a:fillRect/>
-                            </a:stretch>
-                          </pic:blipFill>
-                          <pic:spPr>
-                            <a:xfrm>
-                              <a:off x="0" y="0"/>
-                              <a:ext cx="5731510" cy="4457700"/>
-                            </a:xfrm>
-                            <a:prstGeom prst="rect">
-                              <a:avLst/>
-                            </a:prstGeom>
-                          </pic:spPr>
-                        </pic:pic>
-                      </a:graphicData>
-                    </a:graphic>
-                  </wp:inline>
-                </w:drawing>
-              </w:r>
-            </w:ins>
+            <w:r>
+              <w:rPr>
+                <w:lang w:val="da-DK"/>
+              </w:rPr>
+              <w:drawing>
+                <wp:inline distT="0" distB="0" distL="0" distR="0" wp14:anchorId="18558CE9" wp14:editId="2217A150">
+                  <wp:extent cx="5731510" cy="4457700"/>
+                  <wp:effectExtent l="0" t="0" r="2540" b="0"/>
+                  <wp:docPr id="818806231" name="Picture 2"/>
+                  <wp:cNvGraphicFramePr>
+                    <a:graphicFrameLocks xmlns:a="http://schemas.openxmlformats.org/drawingml/2006/main" noChangeAspect="1"/>
+                  </wp:cNvGraphicFramePr>
+                  <a:graphic xmlns:a="http://schemas.openxmlformats.org/drawingml/2006/main">
+                    <a:graphicData uri="http://schemas.openxmlformats.org/drawingml/2006/picture">
+                      <pic:pic xmlns:pic="http://schemas.openxmlformats.org/drawingml/2006/picture">
+                        <pic:nvPicPr>
+                          <pic:cNvPr id="0" name="Picture 6"/>
+                          <pic:cNvPicPr>
+                            <a:picLocks noChangeAspect="1" noChangeArrowheads="1"/>
+                          </pic:cNvPicPr>
+                        </pic:nvPicPr>
+                        <pic:blipFill>
+                          <a:blip r:embed="rId13" cstate="print">
+                            <a:extLst>
+                              <a:ext uri="{28A0092B-C50C-407E-A947-70E740481C1C}">
+                                <a14:useLocalDpi xmlns:a14="http://schemas.microsoft.com/office/drawing/2010/main" val="0"/>
+                              </a:ext>
+                            </a:extLst>
+                          </a:blip>
+                          <a:srcRect/>
+                          <a:stretch>
+                            <a:fillRect/>
+                          </a:stretch>
+                        </pic:blipFill>
+                        <pic:spPr bwMode="auto">
+                          <a:xfrm>
+                            <a:off x="0" y="0"/>
+                            <a:ext cx="5731510" cy="4457700"/>
+                          </a:xfrm>
+                          <a:prstGeom prst="rect">
+                            <a:avLst/>
+                          </a:prstGeom>
+                          <a:noFill/>
+                          <a:ln>
+                            <a:noFill/>
+                          </a:ln>
+                        </pic:spPr>
+                      </pic:pic>
+                    </a:graphicData>
+                  </a:graphic>
+                </wp:inline>
+              </w:drawing>
+            </w:r>
+          </w:p>
+          <w:p>
+            <w:pPr>
+              <w:spacing w:line="360" w:lineRule="auto"/>
+              <w:rPr>
+                <w:lang w:val="da-DK"/>
+              </w:rPr>
+            </w:pPr>
           </w:p>
           <w:p>
             <w:pPr>
@@ -12757,137 +12066,161 @@
                 <w:i/>
                 <w:iCs/>
               </w:rPr>
-              <w:t>Weather summaries comparing study years to 30-year averages</w:t>
+              <w:t xml:space="preserve">Weather summaries comparing study years </w:t>
             </w:r>
             <w:r>
               <w:rPr>
                 <w:i/>
                 <w:iCs/>
               </w:rPr>
-              <w:t xml:space="preserve"> [long-term (LT) means]</w:t>
+              <w:t>(colored points and lines)</w:t>
             </w:r>
             <w:r>
               <w:rPr>
                 <w:i/>
                 <w:iCs/>
               </w:rPr>
-              <w:t xml:space="preserve">. (Bottom) </w:t>
+              <w:t xml:space="preserve"> </w:t>
             </w:r>
             <w:r>
               <w:rPr>
                 <w:i/>
                 <w:iCs/>
               </w:rPr>
-              <w:t>Yields (</w:t>
+              <w:t>to 30-year averages</w:t>
             </w:r>
             <w:r>
               <w:rPr>
                 <w:i/>
                 <w:iCs/>
               </w:rPr>
-              <w:t xml:space="preserve">black points represent </w:t>
+              <w:t xml:space="preserve"> [long-term (LT) means</w:t>
             </w:r>
             <w:r>
               <w:rPr>
                 <w:i/>
                 <w:iCs/>
               </w:rPr>
-              <w:t>estimated marginal means with</w:t>
+              <w:t>, gray points and lines</w:t>
             </w:r>
             <w:r>
               <w:rPr>
                 <w:i/>
                 <w:iCs/>
               </w:rPr>
-              <w:t xml:space="preserve"> </w:t>
-            </w:r>
-            <w:proofErr w:type="spellStart"/>
+              <w:t>]</w:t>
+            </w:r>
             <w:r>
               <w:rPr>
                 <w:i/>
                 <w:iCs/>
               </w:rPr>
-              <w:t>colored</w:t>
-            </w:r>
-            <w:proofErr w:type="spellEnd"/>
+              <w:t xml:space="preserve">. (Bottom) </w:t>
+            </w:r>
             <w:r>
               <w:rPr>
                 <w:i/>
                 <w:iCs/>
               </w:rPr>
-              <w:t xml:space="preserve"> 95% confidence intervals</w:t>
+              <w:t>Yields (</w:t>
             </w:r>
             <w:r>
               <w:rPr>
                 <w:i/>
                 <w:iCs/>
               </w:rPr>
-              <w:t>, crosses are raw data</w:t>
+              <w:t xml:space="preserve">black points represent </w:t>
             </w:r>
             <w:r>
               <w:rPr>
                 <w:i/>
                 <w:iCs/>
               </w:rPr>
-              <w:t xml:space="preserve">) </w:t>
+              <w:t>estimated marginal means with</w:t>
             </w:r>
             <w:r>
               <w:rPr>
                 <w:i/>
                 <w:iCs/>
               </w:rPr>
-              <w:t xml:space="preserve">were comparable to mean yields observed in Denmark for each year (horizontal dashed lines) and </w:t>
+              <w:t xml:space="preserve"> colored</w:t>
             </w:r>
             <w:r>
               <w:rPr>
                 <w:i/>
                 <w:iCs/>
               </w:rPr>
-              <w:t xml:space="preserve">within a crop year </w:t>
+              <w:t xml:space="preserve"> 95% confidence intervals</w:t>
             </w:r>
             <w:r>
               <w:rPr>
                 <w:i/>
                 <w:iCs/>
               </w:rPr>
-              <w:t>were significantly</w:t>
+              <w:t xml:space="preserve">, </w:t>
             </w:r>
             <w:r>
               <w:rPr>
                 <w:i/>
                 <w:iCs/>
               </w:rPr>
-              <w:t xml:space="preserve"> impacted </w:t>
+              <w:t xml:space="preserve">gray </w:t>
             </w:r>
             <w:r>
               <w:rPr>
                 <w:i/>
                 <w:iCs/>
               </w:rPr>
-              <w:t xml:space="preserve">only </w:t>
+              <w:t>crosses are raw data</w:t>
             </w:r>
             <w:r>
               <w:rPr>
                 <w:i/>
                 <w:iCs/>
               </w:rPr>
-              <w:t>by cover crop treatment, with the mid-season planted radish (</w:t>
-            </w:r>
-            <w:proofErr w:type="spellStart"/>
+              <w:t xml:space="preserve">) </w:t>
+            </w:r>
             <w:r>
               <w:rPr>
                 <w:i/>
                 <w:iCs/>
               </w:rPr>
-              <w:t>RadM</w:t>
-            </w:r>
-            <w:proofErr w:type="spellEnd"/>
+              <w:t xml:space="preserve">were comparable to mean yields observed in Denmark for each year (horizontal dashed lines) and </w:t>
+            </w:r>
             <w:r>
               <w:rPr>
                 <w:i/>
                 <w:iCs/>
               </w:rPr>
-              <w:t xml:space="preserve">) treatment producing significantly higher yields (asterisk) compared to the other </w:t>
+              <w:t xml:space="preserve">within a crop year </w:t>
+            </w:r>
+            <w:r>
+              <w:rPr>
+                <w:i/>
+                <w:iCs/>
+              </w:rPr>
+              <w:t>were significantly</w:t>
+            </w:r>
+            <w:r>
+              <w:rPr>
+                <w:i/>
+                <w:iCs/>
+              </w:rPr>
+              <w:t xml:space="preserve"> impacted </w:t>
+            </w:r>
+            <w:r>
+              <w:rPr>
+                <w:i/>
+                <w:iCs/>
+              </w:rPr>
+              <w:t xml:space="preserve">only </w:t>
+            </w:r>
+            <w:r>
+              <w:rPr>
+                <w:i/>
+                <w:iCs/>
+              </w:rPr>
+              <w:t xml:space="preserve">by cover crop treatment, with the mid-season planted radish (RadM) treatment producing significantly higher yields (asterisk) compared to the other </w:t>
             </w:r>
             <w:r>
               <w:rPr>
@@ -12983,7 +12316,11 @@
         <w:t xml:space="preserve">. </w:t>
       </w:r>
       <w:r>
-        <w:t>While the interaction between cover crop and crop year was not significant</w:t>
+        <w:t xml:space="preserve">While the interaction between cover crop and crop </w:t>
+      </w:r>
+      <w:r>
+        <w:lastRenderedPageBreak/>
+        <w:t>year was not significant</w:t>
       </w:r>
       <w:r>
         <w:t xml:space="preserve"> (p</w:t>
@@ -12995,15 +12332,7 @@
         <w:t xml:space="preserve">, there was an amplification of the differences over time (Figure 1). </w:t>
       </w:r>
       <w:r>
-        <w:t xml:space="preserve">On average, the </w:t>
-      </w:r>
-      <w:proofErr w:type="spellStart"/>
-      <w:r>
-        <w:t>RadM</w:t>
-      </w:r>
-      <w:proofErr w:type="spellEnd"/>
-      <w:r>
-        <w:t xml:space="preserve"> cover crop treatment exhibited 8% higher crop yields compared to all other cover crop treatments</w:t>
+        <w:t>On average, the RadM cover crop treatment exhibited 8% higher crop yields compared to all other cover crop treatments</w:t>
       </w:r>
       <w:r>
         <w:t xml:space="preserve"> (p&lt;0.001)</w:t>
@@ -13021,11 +12350,7 @@
         <w:t xml:space="preserve">. </w:t>
       </w:r>
       <w:r>
-        <w:t xml:space="preserve">There was a significant interaction between </w:t>
-      </w:r>
-      <w:r>
-        <w:lastRenderedPageBreak/>
-        <w:t xml:space="preserve">tillage and crop (p=0.02), which was driven by lower yields in the 2020 faba bean in the surface and NT treatments; crop yields did not vary by tillage treatment in any other year.  </w:t>
+        <w:t xml:space="preserve">There was a significant interaction between tillage and crop (p=0.02), which was driven by lower yields in the 2020 faba bean in the surface and NT treatments; crop yields did not vary by tillage treatment in any other year.  </w:t>
       </w:r>
     </w:p>
     <w:p>
@@ -13147,15 +12472,7 @@
         <w:t xml:space="preserve">On average, </w:t>
       </w:r>
       <w:r>
-        <w:t xml:space="preserve">biomass was highest in </w:t>
-      </w:r>
-      <w:proofErr w:type="gramStart"/>
-      <w:r>
-        <w:t>NT, and</w:t>
-      </w:r>
-      <w:proofErr w:type="gramEnd"/>
-      <w:r>
-        <w:t xml:space="preserve"> </w:t>
+        <w:t xml:space="preserve">biomass was highest in NT, and </w:t>
       </w:r>
       <w:r>
         <w:t xml:space="preserve">increasing tillage intensity significantly decreased fall biomass by 27% and 9% when moving from </w:t>
@@ -13185,23 +12502,7 @@
         <w:t xml:space="preserve"> respectively. </w:t>
       </w:r>
       <w:r>
-        <w:t xml:space="preserve">Tillage effects on biomass were strongest in the </w:t>
-      </w:r>
-      <w:proofErr w:type="spellStart"/>
-      <w:r>
-        <w:t>RadM</w:t>
-      </w:r>
-      <w:proofErr w:type="spellEnd"/>
-      <w:r>
-        <w:t xml:space="preserve"> and </w:t>
-      </w:r>
-      <w:proofErr w:type="spellStart"/>
-      <w:r>
-        <w:t>RadL</w:t>
-      </w:r>
-      <w:proofErr w:type="spellEnd"/>
-      <w:r>
-        <w:t xml:space="preserve"> </w:t>
+        <w:t xml:space="preserve">Tillage effects on biomass were strongest in the RadM and RadL </w:t>
       </w:r>
       <w:r>
         <w:t>(p=0.048)</w:t>
@@ -13210,15 +12511,7 @@
         <w:t xml:space="preserve"> compared to other treatments, and this pattern was consistent across years</w:t>
       </w:r>
       <w:r>
-        <w:t xml:space="preserve">, with the NT combined with </w:t>
-      </w:r>
-      <w:proofErr w:type="spellStart"/>
-      <w:r>
-        <w:t>RadM</w:t>
-      </w:r>
-      <w:proofErr w:type="spellEnd"/>
-      <w:r>
-        <w:t xml:space="preserve"> offering the highest fall biomass in both years</w:t>
+        <w:t>, with the NT combined with RadM offering the highest fall biomass in both years</w:t>
       </w:r>
       <w:r>
         <w:t xml:space="preserve">. </w:t>
@@ -13267,12 +12560,14 @@
                 <w:lang w:val="da-DK"/>
               </w:rPr>
             </w:pPr>
-            <w:commentRangeStart w:id="11"/>
+            <w:commentRangeStart w:id="9"/>
+            <w:commentRangeStart w:id="10"/>
             <w:r>
               <w:rPr>
                 <w:noProof/>
                 <w:lang w:val="da-DK"/>
               </w:rPr>
+              <w:lastRenderedPageBreak/>
               <w:drawing>
                 <wp:inline distT="0" distB="0" distL="0" distR="0" wp14:anchorId="58D05F40" wp14:editId="34574A54">
                   <wp:extent cx="5731510" cy="4011930"/>
@@ -13322,7 +12617,7 @@
                 </wp:inline>
               </w:drawing>
             </w:r>
-            <w:commentRangeEnd w:id="11"/>
+            <w:commentRangeEnd w:id="9"/>
             <w:r>
               <w:rPr>
                 <w:rStyle w:val="CommentReference"/>
@@ -13330,7 +12625,17 @@
                 <w:szCs w:val="24"/>
                 <w:lang w:val="da-DK"/>
               </w:rPr>
-              <w:commentReference w:id="11"/>
+              <w:commentReference w:id="9"/>
+            </w:r>
+            <w:commentRangeEnd w:id="10"/>
+            <w:r>
+              <w:rPr>
+                <w:rStyle w:val="CommentReference"/>
+                <w:sz w:val="24"/>
+                <w:szCs w:val="24"/>
+                <w:lang w:val="da-DK"/>
+              </w:rPr>
+              <w:commentReference w:id="10"/>
             </w:r>
           </w:p>
           <w:p>
@@ -13365,7 +12670,6 @@
                 <w:i/>
                 <w:iCs/>
               </w:rPr>
-              <w:lastRenderedPageBreak/>
               <w:t>Figure 2</w:t>
             </w:r>
             <w:r>
@@ -13396,81 +12700,40 @@
               </w:rPr>
               <w:t>) and exhibited complex treatment interactions (</w:t>
             </w:r>
-            <w:del w:id="12" w:author="Simon Shamus Riley" w:date="2026-03-30T14:30:00Z" w16du:dateUtc="2026-03-30T12:30:00Z">
-              <w:r>
-                <w:rPr>
-                  <w:i/>
-                  <w:iCs/>
-                </w:rPr>
-                <w:delText>different</w:delText>
-              </w:r>
-              <w:r>
-                <w:rPr>
-                  <w:i/>
-                  <w:iCs/>
-                </w:rPr>
-                <w:delText xml:space="preserve"> </w:delText>
-              </w:r>
-              <w:r>
-                <w:rPr>
-                  <w:i/>
-                  <w:iCs/>
-                </w:rPr>
-                <w:delText>letters within a year indicate significant differences</w:delText>
-              </w:r>
-            </w:del>
-            <w:ins w:id="13" w:author="Simon Shamus Riley" w:date="2026-03-30T14:30:00Z" w16du:dateUtc="2026-03-30T12:30:00Z">
-              <w:r>
-                <w:rPr>
-                  <w:i/>
-                  <w:iCs/>
-                </w:rPr>
-                <w:t>treatments within the same year not sharing a letter indicates significant differences</w:t>
-              </w:r>
-            </w:ins>
             <w:r>
               <w:rPr>
                 <w:i/>
                 <w:iCs/>
               </w:rPr>
-              <w:t>)</w:t>
+              <w:t>treatments within the same year not sharing a letter indicates significant differences</w:t>
             </w:r>
             <w:r>
               <w:rPr>
                 <w:i/>
                 <w:iCs/>
               </w:rPr>
-              <w:t xml:space="preserve">, but the </w:t>
+              <w:t>)</w:t>
             </w:r>
             <w:r>
               <w:rPr>
                 <w:i/>
                 <w:iCs/>
               </w:rPr>
-              <w:t xml:space="preserve">no-till </w:t>
+              <w:t xml:space="preserve">, but the </w:t>
             </w:r>
             <w:r>
               <w:rPr>
                 <w:i/>
                 <w:iCs/>
               </w:rPr>
-              <w:t>mid-season planted radish (</w:t>
-            </w:r>
-            <w:proofErr w:type="spellStart"/>
+              <w:t xml:space="preserve">no-till </w:t>
+            </w:r>
             <w:r>
               <w:rPr>
                 <w:i/>
                 <w:iCs/>
               </w:rPr>
-              <w:t>RadM</w:t>
-            </w:r>
-            <w:proofErr w:type="spellEnd"/>
-            <w:r>
-              <w:rPr>
-                <w:i/>
-                <w:iCs/>
-              </w:rPr>
-              <w:t>) exhibit</w:t>
+              <w:t>mid-season planted radish (RadM) exhibit</w:t>
             </w:r>
             <w:r>
               <w:rPr>
@@ -13574,29 +12837,31 @@
       <w:r>
         <w:t>The percentage of the soil covered by vegetation varied significantly by year (p=0.03) with a mean of 77% (</w:t>
       </w:r>
-      <w:commentRangeStart w:id="14"/>
+      <w:commentRangeStart w:id="11"/>
+      <w:commentRangeStart w:id="12"/>
       <w:r>
         <w:t>SE:2%</w:t>
       </w:r>
-      <w:commentRangeEnd w:id="14"/>
+      <w:commentRangeEnd w:id="11"/>
       <w:r>
         <w:rPr>
           <w:rStyle w:val="CommentReference"/>
           <w:sz w:val="24"/>
           <w:szCs w:val="24"/>
         </w:rPr>
-        <w:commentReference w:id="14"/>
-      </w:r>
-      <w:r>
-        <w:t>) soil coverage in 2018 and 70% (SE:3%) in 2019 (Figure 2</w:t>
-      </w:r>
-      <w:proofErr w:type="gramStart"/>
-      <w:r>
-        <w:t>), but</w:t>
-      </w:r>
-      <w:proofErr w:type="gramEnd"/>
-      <w:r>
-        <w:t xml:space="preserve"> did not vary by treatments. </w:t>
+        <w:commentReference w:id="11"/>
+      </w:r>
+      <w:commentRangeEnd w:id="12"/>
+      <w:r>
+        <w:rPr>
+          <w:rStyle w:val="CommentReference"/>
+          <w:sz w:val="24"/>
+          <w:szCs w:val="24"/>
+        </w:rPr>
+        <w:commentReference w:id="12"/>
+      </w:r>
+      <w:r>
+        <w:t xml:space="preserve">) soil coverage in 2018 and 70% (SE:3%) in 2019 (Figure 2), but did not vary by treatments. </w:t>
       </w:r>
       <w:r>
         <w:t xml:space="preserve">Overall, </w:t>
@@ -13717,23 +12982,23 @@
       <w:r>
         <w:t>contributed to coverage</w:t>
       </w:r>
-      <w:ins w:id="15" w:author="Simon Shamus Riley" w:date="2026-03-30T14:45:00Z" w16du:dateUtc="2026-03-30T12:45:00Z">
+      <w:ins w:id="13" w:author="Simon Shamus Riley" w:date="2026-03-30T14:45:00Z" w16du:dateUtc="2026-03-30T12:45:00Z">
         <w:r>
           <w:t xml:space="preserve"> </w:t>
         </w:r>
-        <w:commentRangeStart w:id="16"/>
+        <w:commentRangeStart w:id="14"/>
         <w:r>
           <w:t>(Table X)</w:t>
         </w:r>
       </w:ins>
-      <w:commentRangeEnd w:id="16"/>
+      <w:commentRangeEnd w:id="14"/>
       <w:r>
         <w:rPr>
           <w:rStyle w:val="CommentReference"/>
           <w:sz w:val="24"/>
           <w:szCs w:val="24"/>
         </w:rPr>
-        <w:commentReference w:id="16"/>
+        <w:commentReference w:id="14"/>
       </w:r>
       <w:r>
         <w:t>. The</w:t>
@@ -13750,30 +13015,24 @@
       <w:r>
         <w:t xml:space="preserve">was driven by </w:t>
       </w:r>
-      <w:proofErr w:type="spellStart"/>
-      <w:r>
-        <w:t>MixE</w:t>
-      </w:r>
-      <w:proofErr w:type="spellEnd"/>
-      <w:r>
-        <w:t xml:space="preserve">: in 2018 the </w:t>
-      </w:r>
-      <w:proofErr w:type="spellStart"/>
-      <w:r>
-        <w:t>MixE</w:t>
-      </w:r>
-      <w:proofErr w:type="spellEnd"/>
+      <w:r>
+        <w:t xml:space="preserve">MixE: in 2018 the </w:t>
+      </w:r>
+      <w:r>
+        <w:t xml:space="preserve">MixE </w:t>
+      </w:r>
+      <w:r>
+        <w:t>cover crop</w:t>
+      </w:r>
+      <w:r>
+        <w:t>s</w:t>
+      </w:r>
       <w:r>
         <w:t xml:space="preserve"> </w:t>
       </w:r>
       <w:r>
-        <w:t>cover crop</w:t>
-      </w:r>
-      <w:r>
-        <w:t>s</w:t>
-      </w:r>
-      <w:r>
-        <w:t xml:space="preserve"> contributed an average of 21% (SE</w:t>
+        <w:lastRenderedPageBreak/>
+        <w:t>contributed an average of 21% (SE</w:t>
       </w:r>
       <w:r>
         <w:t xml:space="preserve">:5%) </w:t>
@@ -13809,58 +13068,26 @@
         <w:t>did not vary significantly by year</w:t>
       </w:r>
       <w:r>
-        <w:t xml:space="preserve">, with </w:t>
-      </w:r>
-      <w:proofErr w:type="spellStart"/>
-      <w:r>
-        <w:t>RadM</w:t>
-      </w:r>
-      <w:proofErr w:type="spellEnd"/>
-      <w:r>
-        <w:t xml:space="preserve"> having the highest cover crop coverage</w:t>
+        <w:t>, with RadM having the highest cover crop coverage</w:t>
       </w:r>
       <w:r>
         <w:t xml:space="preserve"> across years</w:t>
       </w:r>
       <w:r>
-        <w:t xml:space="preserve"> (50%, SE:4%), followed by </w:t>
-      </w:r>
-      <w:proofErr w:type="spellStart"/>
-      <w:r>
-        <w:t>RadL</w:t>
-      </w:r>
-      <w:proofErr w:type="spellEnd"/>
-      <w:r>
-        <w:t xml:space="preserve"> (25%, SE:4%), </w:t>
-      </w:r>
-      <w:proofErr w:type="spellStart"/>
-      <w:r>
-        <w:t>MixM</w:t>
-      </w:r>
-      <w:proofErr w:type="spellEnd"/>
-      <w:r>
-        <w:t xml:space="preserve"> (7%, SE:3%) and </w:t>
-      </w:r>
-      <w:proofErr w:type="spellStart"/>
-      <w:r>
-        <w:t>NoCC</w:t>
-      </w:r>
-      <w:proofErr w:type="spellEnd"/>
-      <w:r>
-        <w:t xml:space="preserve"> </w:t>
-      </w:r>
-      <w:commentRangeStart w:id="17"/>
+        <w:t xml:space="preserve"> (50%, SE:4%), followed by RadL (25%, SE:4%), MixM (7%, SE:3%) and NoCC </w:t>
+      </w:r>
+      <w:commentRangeStart w:id="15"/>
       <w:r>
         <w:t>(&lt;1%, SE:3%)</w:t>
       </w:r>
-      <w:commentRangeEnd w:id="17"/>
+      <w:commentRangeEnd w:id="15"/>
       <w:r>
         <w:rPr>
           <w:rStyle w:val="CommentReference"/>
           <w:sz w:val="24"/>
           <w:szCs w:val="24"/>
         </w:rPr>
-        <w:commentReference w:id="17"/>
+        <w:commentReference w:id="15"/>
       </w:r>
       <w:r>
         <w:t>.</w:t>
@@ -13936,13 +13163,31 @@
         <w:t>ere</w:t>
       </w:r>
       <w:r>
-        <w:t xml:space="preserve"> improved when models were fit to years individually, so results are reported for those models</w:t>
+        <w:t xml:space="preserve"> improved when models were fit to years individually, so results </w:t>
+      </w:r>
+      <w:r>
+        <w:t xml:space="preserve">for this response variable </w:t>
+      </w:r>
+      <w:r>
+        <w:t xml:space="preserve">are reported for </w:t>
+      </w:r>
+      <w:r>
+        <w:t xml:space="preserve">separated </w:t>
+      </w:r>
+      <w:r>
+        <w:t>models</w:t>
       </w:r>
       <w:r>
         <w:t xml:space="preserve"> (Figure 3)</w:t>
       </w:r>
       <w:r>
-        <w:t xml:space="preserve">. Within a year, cover crop treatment explained 65-70% of the variance and had a significant effect on community structure (p&lt;0.001), with tillage and straw removal treatments explaining less than 1% of the total variance each, respectively. </w:t>
+        <w:t xml:space="preserve">. Within </w:t>
+      </w:r>
+      <w:r>
+        <w:t>each</w:t>
+      </w:r>
+      <w:r>
+        <w:t xml:space="preserve"> year, cover crop treatment explained 65-70% of the variance and had a significant effect on community structure (p&lt;0.001), with tillage and straw removal treatments explaining less than 1% of the total variance each, respectively. </w:t>
       </w:r>
       <w:r>
         <w:t xml:space="preserve">The two </w:t>
@@ -13957,55 +13202,7 @@
         <w:t>ture</w:t>
       </w:r>
       <w:r>
-        <w:t xml:space="preserve"> treatments (</w:t>
-      </w:r>
-      <w:proofErr w:type="spellStart"/>
-      <w:r>
-        <w:t>MixE</w:t>
-      </w:r>
-      <w:proofErr w:type="spellEnd"/>
-      <w:r>
-        <w:t xml:space="preserve"> and </w:t>
-      </w:r>
-      <w:proofErr w:type="spellStart"/>
-      <w:r>
-        <w:t>MixM</w:t>
-      </w:r>
-      <w:proofErr w:type="spellEnd"/>
-      <w:r>
-        <w:t>) had communities distinct from the two radish treatments (</w:t>
-      </w:r>
-      <w:proofErr w:type="spellStart"/>
-      <w:r>
-        <w:t>RadM</w:t>
-      </w:r>
-      <w:proofErr w:type="spellEnd"/>
-      <w:r>
-        <w:t xml:space="preserve"> and </w:t>
-      </w:r>
-      <w:proofErr w:type="spellStart"/>
-      <w:r>
-        <w:t>RadL</w:t>
-      </w:r>
-      <w:proofErr w:type="spellEnd"/>
-      <w:r>
-        <w:t xml:space="preserve">), with the </w:t>
-      </w:r>
-      <w:proofErr w:type="spellStart"/>
-      <w:r>
-        <w:t>NoCC</w:t>
-      </w:r>
-      <w:proofErr w:type="spellEnd"/>
-      <w:r>
-        <w:t xml:space="preserve"> communities being more </w:t>
-      </w:r>
-      <w:proofErr w:type="gramStart"/>
-      <w:r>
-        <w:t>similar to</w:t>
-      </w:r>
-      <w:proofErr w:type="gramEnd"/>
-      <w:r>
-        <w:t xml:space="preserve"> the mix</w:t>
+        <w:t xml:space="preserve"> treatments (MixE and MixM) had communities distinct from the two radish treatments (RadM and RadL), with the NoCC communities being more similar to the mix</w:t>
       </w:r>
       <w:r>
         <w:t>ture</w:t>
@@ -14125,7 +13322,13 @@
               <w:t>(Top)</w:t>
             </w:r>
             <w:r>
-              <w:t xml:space="preserve"> Cover crop system had the largest impact on fall vegetation communities, with a minor impact of tillage system</w:t>
+              <w:t xml:space="preserve"> </w:t>
+            </w:r>
+            <w:r>
+              <w:t>Non-metric multi-dimensional scaling (NMDS) analyses show c</w:t>
+            </w:r>
+            <w:r>
+              <w:t>over crop system had the largest impact on fall vegetation communities, with a minor impact of tillage system</w:t>
             </w:r>
             <w:r>
               <w:t xml:space="preserve"> and straw removal</w:t>
@@ -14144,47 +13347,7 @@
               <w:t>(Bottom)</w:t>
             </w:r>
             <w:r>
-              <w:t xml:space="preserve"> Radish cover crop systems (</w:t>
-            </w:r>
-            <w:proofErr w:type="spellStart"/>
-            <w:r>
-              <w:t>RadM</w:t>
-            </w:r>
-            <w:proofErr w:type="spellEnd"/>
-            <w:r>
-              <w:t xml:space="preserve">, </w:t>
-            </w:r>
-            <w:proofErr w:type="spellStart"/>
-            <w:r>
-              <w:t>RadL</w:t>
-            </w:r>
-            <w:proofErr w:type="spellEnd"/>
-            <w:r>
-              <w:t>) had the highest potential ecosystem value, with the mixes (</w:t>
-            </w:r>
-            <w:proofErr w:type="spellStart"/>
-            <w:r>
-              <w:t>MixE</w:t>
-            </w:r>
-            <w:proofErr w:type="spellEnd"/>
-            <w:r>
-              <w:t xml:space="preserve">, </w:t>
-            </w:r>
-            <w:proofErr w:type="spellStart"/>
-            <w:r>
-              <w:t>MixM</w:t>
-            </w:r>
-            <w:proofErr w:type="spellEnd"/>
-            <w:r>
-              <w:t xml:space="preserve">) and </w:t>
-            </w:r>
-            <w:proofErr w:type="spellStart"/>
-            <w:r>
-              <w:t>NoCC</w:t>
-            </w:r>
-            <w:proofErr w:type="spellEnd"/>
-            <w:r>
-              <w:t xml:space="preserve"> systems having similarly low ecosystem value, due to a high percent</w:t>
+              <w:t xml:space="preserve"> Radish cover crop systems (RadM, RadL) had the highest potential ecosystem value, with the mixes (MixE, MixM) and NoCC systems having similarly low ecosystem value, due to a high percent</w:t>
             </w:r>
             <w:r>
               <w:t xml:space="preserve"> coverage</w:t>
@@ -14215,15 +13378,7 @@
         <w:t>Year and cover crop treatment had significant impacts on the number of species</w:t>
       </w:r>
       <w:r>
-        <w:t>/</w:t>
-      </w:r>
-      <w:proofErr w:type="spellStart"/>
-      <w:r>
-        <w:t>genuses</w:t>
-      </w:r>
-      <w:proofErr w:type="spellEnd"/>
-      <w:r>
-        <w:t xml:space="preserve"> (Table 3)</w:t>
+        <w:t>/genuses (Table 3)</w:t>
       </w:r>
       <w:r>
         <w:t xml:space="preserve"> observed in a community (p&lt;0.001). </w:t>
@@ -14232,114 +13387,87 @@
         <w:t xml:space="preserve">The number of species observed ranged from one to eight, with a mode of two in 2018 and three in 2019. </w:t>
       </w:r>
       <w:r>
-        <w:t xml:space="preserve">The </w:t>
-      </w:r>
-      <w:proofErr w:type="spellStart"/>
+        <w:t>The MixE community had 1</w:t>
+      </w:r>
+      <w:r>
+        <w:t>.</w:t>
+      </w:r>
+      <w:r>
+        <w:t>4 (SE:</w:t>
+      </w:r>
+      <w:r>
+        <w:t>0.</w:t>
+      </w:r>
+      <w:r>
+        <w:t>2</w:t>
+      </w:r>
+      <w:r>
+        <w:t>, p=0.02</w:t>
+      </w:r>
+      <w:r>
+        <w:t>) and 1</w:t>
+      </w:r>
+      <w:r>
+        <w:t>.</w:t>
+      </w:r>
+      <w:r>
+        <w:t>5</w:t>
+      </w:r>
+      <w:r>
+        <w:t xml:space="preserve"> (SE:0.</w:t>
+      </w:r>
+      <w:r>
+        <w:t>2</w:t>
+      </w:r>
+      <w:r>
+        <w:t xml:space="preserve">, p&lt;0.001) </w:t>
+      </w:r>
+      <w:r>
+        <w:t xml:space="preserve">times </w:t>
+      </w:r>
+      <w:r>
+        <w:t xml:space="preserve">more species compared to the RadL and </w:t>
+      </w:r>
+      <w:r>
+        <w:lastRenderedPageBreak/>
+        <w:t xml:space="preserve">RadM communities, respectively, but the number of species in all other cover crop treatment comparisons were not significantly different. </w:t>
+      </w:r>
+      <w:r>
+        <w:t xml:space="preserve">The evenness of the communities </w:t>
+      </w:r>
+      <w:r>
+        <w:t>ranged from 0.09 to 1, and there was an amplifying interaction between cover crop treatment and year (p&lt;0.001)</w:t>
+      </w:r>
+      <w:r>
+        <w:t>. E</w:t>
+      </w:r>
+      <w:r>
+        <w:t xml:space="preserve">venness </w:t>
+      </w:r>
+      <w:r>
+        <w:t>was generally higher in the radish cover crop treatments</w:t>
+      </w:r>
+      <w:r>
+        <w:t xml:space="preserve"> because those communities were not dominated by the cash crop volunteers (Figure 2)</w:t>
+      </w:r>
+      <w:r>
+        <w:t xml:space="preserve">, followed by </w:t>
+      </w:r>
       <w:r>
         <w:t>MixE</w:t>
       </w:r>
-      <w:proofErr w:type="spellEnd"/>
-      <w:r>
-        <w:t xml:space="preserve"> community had 1</w:t>
-      </w:r>
-      <w:r>
-        <w:t>.</w:t>
-      </w:r>
-      <w:r>
-        <w:t>4 (SE:</w:t>
-      </w:r>
-      <w:r>
-        <w:t>0.</w:t>
-      </w:r>
-      <w:r>
-        <w:t>2</w:t>
-      </w:r>
-      <w:r>
-        <w:t>, p=0.02</w:t>
-      </w:r>
-      <w:r>
-        <w:t>) and 1</w:t>
-      </w:r>
-      <w:r>
-        <w:t>.</w:t>
-      </w:r>
-      <w:r>
-        <w:t>5</w:t>
-      </w:r>
-      <w:r>
-        <w:t xml:space="preserve"> (SE:0.</w:t>
-      </w:r>
-      <w:r>
-        <w:t>2</w:t>
-      </w:r>
-      <w:r>
-        <w:t xml:space="preserve">, p&lt;0.001) </w:t>
-      </w:r>
-      <w:r>
-        <w:t xml:space="preserve">times </w:t>
-      </w:r>
-      <w:r>
-        <w:t xml:space="preserve">more species compared to the </w:t>
-      </w:r>
-      <w:proofErr w:type="spellStart"/>
-      <w:r>
-        <w:t>RadL</w:t>
-      </w:r>
-      <w:proofErr w:type="spellEnd"/>
+      <w:r>
+        <w:t xml:space="preserve">, followed by </w:t>
+      </w:r>
+      <w:r>
+        <w:t>MixM</w:t>
+      </w:r>
       <w:r>
         <w:t xml:space="preserve"> and </w:t>
       </w:r>
-      <w:proofErr w:type="spellStart"/>
-      <w:r>
-        <w:t>RadM</w:t>
-      </w:r>
-      <w:proofErr w:type="spellEnd"/>
-      <w:r>
-        <w:t xml:space="preserve"> communities, respectively, but the number of species in all other cover crop treatment </w:t>
-      </w:r>
-      <w:r>
-        <w:lastRenderedPageBreak/>
-        <w:t xml:space="preserve">comparisons were not significantly different. </w:t>
-      </w:r>
-      <w:r>
-        <w:t xml:space="preserve">The evenness of the communities </w:t>
-      </w:r>
-      <w:r>
-        <w:t>ranged from 0.09 to 1, and there was an amplifying interaction between cover crop treatment and year (p&lt;0.001)</w:t>
-      </w:r>
-      <w:r>
-        <w:t>. E</w:t>
-      </w:r>
-      <w:r>
-        <w:t xml:space="preserve">venness </w:t>
-      </w:r>
-      <w:r>
-        <w:t>was generally higher in the radish cover crop treatments</w:t>
-      </w:r>
-      <w:r>
-        <w:t xml:space="preserve">, followed by </w:t>
-      </w:r>
-      <w:proofErr w:type="spellStart"/>
-      <w:r>
-        <w:t>MixE</w:t>
-      </w:r>
-      <w:proofErr w:type="spellEnd"/>
-      <w:r>
-        <w:t xml:space="preserve">, followed by </w:t>
-      </w:r>
-      <w:proofErr w:type="spellStart"/>
-      <w:r>
-        <w:t>MixM</w:t>
-      </w:r>
-      <w:proofErr w:type="spellEnd"/>
-      <w:r>
-        <w:t xml:space="preserve"> and </w:t>
-      </w:r>
-      <w:proofErr w:type="spellStart"/>
       <w:r>
         <w:t>NoCC</w:t>
       </w:r>
-      <w:proofErr w:type="spellEnd"/>
       <w:r>
         <w:t xml:space="preserve"> treatments; this pattern was true </w:t>
       </w:r>
@@ -14409,15 +13537,7 @@
         <w:t>se high-value species had</w:t>
       </w:r>
       <w:r>
-        <w:t xml:space="preserve"> small contributions to the percent </w:t>
-      </w:r>
-      <w:proofErr w:type="gramStart"/>
-      <w:r>
-        <w:t>coverage, and</w:t>
-      </w:r>
-      <w:proofErr w:type="gramEnd"/>
-      <w:r>
-        <w:t xml:space="preserve"> therefore did not result in high estimated </w:t>
+        <w:t xml:space="preserve"> small contributions to the percent coverage, and therefore did not result in high estimated </w:t>
       </w:r>
       <w:r>
         <w:t>ecosystem</w:t>
@@ -14519,15 +13639,7 @@
         <w:t>NT</w:t>
       </w:r>
       <w:r>
-        <w:t xml:space="preserve"> system, </w:t>
-      </w:r>
-      <w:proofErr w:type="spellStart"/>
-      <w:r>
-        <w:t>MixE</w:t>
-      </w:r>
-      <w:proofErr w:type="spellEnd"/>
-      <w:r>
-        <w:t xml:space="preserve"> had </w:t>
+        <w:t xml:space="preserve"> system, MixE had </w:t>
       </w:r>
       <w:r>
         <w:t xml:space="preserve">significantly more </w:t>
@@ -14535,11 +13647,9 @@
       <w:r>
         <w:t>weeds compared to all other treatments (p&lt;0.001), while in all other tillage systems there were no</w:t>
       </w:r>
-      <w:ins w:id="18" w:author="Simon Shamus Riley" w:date="2026-03-30T14:52:00Z" w16du:dateUtc="2026-03-30T12:52:00Z">
-        <w:r>
-          <w:t xml:space="preserve"> significant</w:t>
-        </w:r>
-      </w:ins>
+      <w:r>
+        <w:t xml:space="preserve"> significant</w:t>
+      </w:r>
       <w:r>
         <w:t xml:space="preserve"> differences between cover crop treatments; this effect was </w:t>
       </w:r>
@@ -14692,15 +13802,7 @@
         <w:t xml:space="preserve"> </w:t>
       </w:r>
       <w:r>
-        <w:t xml:space="preserve">consistent in both </w:t>
-      </w:r>
-      <w:proofErr w:type="gramStart"/>
-      <w:r>
-        <w:t>years, but</w:t>
-      </w:r>
-      <w:proofErr w:type="gramEnd"/>
-      <w:r>
-        <w:t xml:space="preserve"> was </w:t>
+        <w:t xml:space="preserve">consistent in both years, but was </w:t>
       </w:r>
       <w:r>
         <w:t xml:space="preserve">magnified in 2019 </w:t>
@@ -14715,15 +13817,7 @@
         <w:t>Within NT, the</w:t>
       </w:r>
       <w:r>
-        <w:t xml:space="preserve"> </w:t>
-      </w:r>
-      <w:proofErr w:type="spellStart"/>
-      <w:r>
-        <w:t>MixE</w:t>
-      </w:r>
-      <w:proofErr w:type="spellEnd"/>
-      <w:r>
-        <w:t xml:space="preserve"> </w:t>
+        <w:t xml:space="preserve"> MixE </w:t>
       </w:r>
       <w:r>
         <w:t xml:space="preserve">had </w:t>
@@ -14881,6 +13975,7 @@
               </w:rPr>
               <w:t xml:space="preserve"> </w:t>
             </w:r>
+            <w:commentRangeStart w:id="16"/>
             <w:r>
               <w:t xml:space="preserve">Marginal mean estimates </w:t>
             </w:r>
@@ -14935,15 +14030,7 @@
               <w:t xml:space="preserve">the early-planted mix </w:t>
             </w:r>
             <w:r>
-              <w:t>(</w:t>
-            </w:r>
-            <w:proofErr w:type="spellStart"/>
-            <w:r>
-              <w:t>MixE</w:t>
-            </w:r>
-            <w:proofErr w:type="spellEnd"/>
-            <w:r>
-              <w:t xml:space="preserve">) </w:t>
+              <w:t xml:space="preserve">(MixE) </w:t>
             </w:r>
             <w:r>
               <w:t>had significantly higher perennial weed counts</w:t>
@@ -14962,6 +14049,17 @@
             </w:r>
             <w:r>
               <w:t>.</w:t>
+            </w:r>
+            <w:commentRangeEnd w:id="16"/>
+            <w:r>
+              <w:rPr>
+                <w:rStyle w:val="CommentReference"/>
+                <w:b/>
+                <w:bCs/>
+                <w:sz w:val="24"/>
+                <w:szCs w:val="24"/>
+              </w:rPr>
+              <w:commentReference w:id="16"/>
             </w:r>
           </w:p>
         </w:tc>
@@ -14978,15 +14076,7 @@
       </w:pPr>
       <w:r>
         <w:lastRenderedPageBreak/>
-        <w:t xml:space="preserve">Despite having </w:t>
-      </w:r>
-      <w:proofErr w:type="gramStart"/>
-      <w:r>
-        <w:t>less</w:t>
-      </w:r>
-      <w:proofErr w:type="gramEnd"/>
-      <w:r>
-        <w:t xml:space="preserve"> total weeds, both </w:t>
+        <w:t xml:space="preserve">Despite having less total weeds, both </w:t>
       </w:r>
       <w:r>
         <w:t>NT</w:t>
@@ -15010,53 +14100,13 @@
         <w:t>surface</w:t>
       </w:r>
       <w:r>
-        <w:t xml:space="preserve"> treatments, the number of perennial weeds in the </w:t>
-      </w:r>
-      <w:proofErr w:type="spellStart"/>
-      <w:r>
-        <w:t>MixE</w:t>
-      </w:r>
-      <w:proofErr w:type="spellEnd"/>
-      <w:r>
-        <w:t xml:space="preserve"> was 11 times higher (SE:6; p&lt;0.001) compared to the </w:t>
-      </w:r>
-      <w:proofErr w:type="spellStart"/>
-      <w:r>
-        <w:t>the</w:t>
-      </w:r>
-      <w:proofErr w:type="spellEnd"/>
-      <w:r>
-        <w:t xml:space="preserve"> </w:t>
-      </w:r>
-      <w:proofErr w:type="spellStart"/>
-      <w:r>
-        <w:t>NoCC</w:t>
-      </w:r>
-      <w:proofErr w:type="spellEnd"/>
-      <w:r>
-        <w:t xml:space="preserve"> treatment, and 2.6-8.6 times higher than the other cover crop treatments; these effects were erased </w:t>
+        <w:t xml:space="preserve"> treatments, the number of perennial weeds in the MixE was 11 times higher (SE:6; p&lt;0.001) compared to the the NoCC treatment, and 2.6-8.6 times higher than the other cover crop treatments; these effects were erased </w:t>
       </w:r>
       <w:r>
         <w:t>with inversion tillage</w:t>
       </w:r>
       <w:r>
-        <w:t xml:space="preserve">. The </w:t>
-      </w:r>
-      <w:proofErr w:type="spellStart"/>
-      <w:r>
-        <w:t>MixM</w:t>
-      </w:r>
-      <w:proofErr w:type="spellEnd"/>
-      <w:r>
-        <w:t xml:space="preserve"> had a borderline significant increase in perennial weeds compared to the </w:t>
-      </w:r>
-      <w:proofErr w:type="spellStart"/>
-      <w:r>
-        <w:t>NoCC</w:t>
-      </w:r>
-      <w:proofErr w:type="spellEnd"/>
-      <w:r>
-        <w:t xml:space="preserve"> </w:t>
+        <w:t xml:space="preserve">. The MixM had a borderline significant increase in perennial weeds compared to the NoCC </w:t>
       </w:r>
       <w:r>
         <w:t xml:space="preserve">in the </w:t>
@@ -15068,15 +14118,7 @@
         <w:t xml:space="preserve"> system </w:t>
       </w:r>
       <w:r>
-        <w:t xml:space="preserve">(p=0.05), but all other treatments were not significantly different from the </w:t>
-      </w:r>
-      <w:proofErr w:type="spellStart"/>
-      <w:r>
-        <w:t>NoCC</w:t>
-      </w:r>
-      <w:proofErr w:type="spellEnd"/>
-      <w:r>
-        <w:t xml:space="preserve">. </w:t>
+        <w:t xml:space="preserve">(p=0.05), but all other treatments were not significantly different from the NoCC. </w:t>
       </w:r>
       <w:r>
         <w:t>In the last year of the trial, t</w:t>
@@ -15200,15 +14242,7 @@
         <w:t xml:space="preserve"> and years</w:t>
       </w:r>
       <w:r>
-        <w:t xml:space="preserve">, pesticide loads were lowest in the </w:t>
-      </w:r>
-      <w:proofErr w:type="spellStart"/>
-      <w:r>
-        <w:t>MixE</w:t>
-      </w:r>
-      <w:proofErr w:type="spellEnd"/>
-      <w:r>
-        <w:t xml:space="preserve"> treatments</w:t>
+        <w:t>, pesticide loads were lowest in the MixE treatments</w:t>
       </w:r>
       <w:r>
         <w:t xml:space="preserve"> compared to the other cover crop treatments (</w:t>
@@ -15237,97 +14271,46 @@
           <w:i/>
           <w:iCs/>
         </w:rPr>
-        <w:t xml:space="preserve">3.4 </w:t>
-      </w:r>
-      <w:proofErr w:type="gramStart"/>
+        <w:t>3.4 Multi-criteria summary</w:t>
+      </w:r>
+    </w:p>
+    <w:p>
+      <w:pPr>
+        <w:spacing w:line="360" w:lineRule="auto"/>
+      </w:pPr>
+      <w:r>
+        <w:t xml:space="preserve">The system with the highest overall value (assuming equal weighting for all metrics) was the mid-season planted radish (RadM) implemented in a </w:t>
+      </w:r>
+      <w:r>
+        <w:t>NT</w:t>
+      </w:r>
+      <w:r>
+        <w:t xml:space="preserve"> system with retained residue (</w:t>
+      </w:r>
       <w:r>
         <w:rPr>
           <w:b/>
           <w:bCs/>
-          <w:i/>
-          <w:iCs/>
-        </w:rPr>
-        <w:t>Multi-criteria summary</w:t>
-      </w:r>
-      <w:proofErr w:type="gramEnd"/>
-    </w:p>
-    <w:p>
-      <w:pPr>
-        <w:spacing w:line="360" w:lineRule="auto"/>
-      </w:pPr>
-      <w:r>
-        <w:t>The system with the highest overall value (assuming equal weighting for all metrics) was the mid-season planted radish (</w:t>
-      </w:r>
-      <w:proofErr w:type="spellStart"/>
-      <w:r>
-        <w:t>RadM</w:t>
-      </w:r>
-      <w:proofErr w:type="spellEnd"/>
-      <w:r>
-        <w:t xml:space="preserve">) implemented in a </w:t>
+        </w:rPr>
+        <w:t>Figure 5</w:t>
+      </w:r>
+      <w:r>
+        <w:t xml:space="preserve">), while the system with the lowest overall value was the mid-season planted mixture (MixM) implemented in a </w:t>
       </w:r>
       <w:r>
         <w:t>NT</w:t>
       </w:r>
       <w:r>
-        <w:t xml:space="preserve"> system with retained residue (</w:t>
-      </w:r>
-      <w:r>
-        <w:rPr>
-          <w:b/>
-          <w:bCs/>
-        </w:rPr>
-        <w:t>Figure 5</w:t>
-      </w:r>
-      <w:r>
-        <w:t>), while the system with the lowest overall value was the mid-season planted mixture (</w:t>
-      </w:r>
-      <w:proofErr w:type="spellStart"/>
-      <w:r>
-        <w:t>MixM</w:t>
-      </w:r>
-      <w:proofErr w:type="spellEnd"/>
-      <w:r>
-        <w:t xml:space="preserve">) implemented in a </w:t>
-      </w:r>
-      <w:r>
-        <w:t>NT</w:t>
-      </w:r>
-      <w:r>
         <w:t xml:space="preserve"> system with residue removal. </w:t>
       </w:r>
       <w:r>
         <w:t>Averaged a</w:t>
       </w:r>
       <w:r>
-        <w:t xml:space="preserve">cross tillage and residue management systems, the </w:t>
-      </w:r>
-      <w:proofErr w:type="spellStart"/>
-      <w:r>
-        <w:t>RadM</w:t>
-      </w:r>
-      <w:proofErr w:type="spellEnd"/>
-      <w:r>
-        <w:t xml:space="preserve"> was the best performing cover crop treatment, and the </w:t>
-      </w:r>
-      <w:proofErr w:type="spellStart"/>
-      <w:r>
-        <w:t>MixM</w:t>
-      </w:r>
-      <w:proofErr w:type="spellEnd"/>
-      <w:r>
-        <w:t xml:space="preserve"> the worst.</w:t>
-      </w:r>
-      <w:r>
-        <w:t xml:space="preserve"> The early-planted mixture (</w:t>
-      </w:r>
-      <w:proofErr w:type="spellStart"/>
-      <w:r>
-        <w:t>MixE</w:t>
-      </w:r>
-      <w:proofErr w:type="spellEnd"/>
-      <w:r>
-        <w:t xml:space="preserve">) performed well in the inversion tillage system, but poorly in the other tillage systems. The impact of residue management on the total value was marginal in the inversion tillage system, but residue retention in the </w:t>
+        <w:t>cross tillage and residue management systems, the RadM was the best performing cover crop treatment, and the MixM the worst.</w:t>
+      </w:r>
+      <w:r>
+        <w:t xml:space="preserve"> The early-planted mixture (MixE) performed well in the inversion tillage system, but poorly in the other tillage systems. The impact of residue management on the total value was marginal in the inversion tillage system, but residue retention in the </w:t>
       </w:r>
       <w:r>
         <w:t>surface</w:t>
@@ -15363,6 +14346,7 @@
                 <w:lang w:val="da-DK"/>
               </w:rPr>
             </w:pPr>
+            <w:commentRangeStart w:id="17"/>
             <w:r>
               <w:rPr>
                 <w:noProof/>
@@ -15418,6 +14402,16 @@
                 </wp:inline>
               </w:drawing>
             </w:r>
+            <w:commentRangeEnd w:id="17"/>
+            <w:r>
+              <w:rPr>
+                <w:rStyle w:val="CommentReference"/>
+                <w:sz w:val="24"/>
+                <w:szCs w:val="24"/>
+                <w:lang w:val="da-DK"/>
+              </w:rPr>
+              <w:commentReference w:id="17"/>
+            </w:r>
           </w:p>
           <w:p>
             <w:pPr>
@@ -15470,7 +14464,19 @@
               <w:t xml:space="preserve">; rows represent cover crop treatments, and columns represent tillage and </w:t>
             </w:r>
             <w:r>
-              <w:t>residue retained (res+) or removed (res-))</w:t>
+              <w:t>residue retained (res</w:t>
+            </w:r>
+            <w:r>
+              <w:t>+</w:t>
+            </w:r>
+            <w:r>
+              <w:t>) or removed (res</w:t>
+            </w:r>
+            <w:r>
+              <w:t>-</w:t>
+            </w:r>
+            <w:r>
+              <w:t>))</w:t>
             </w:r>
             <w:r>
               <w:t xml:space="preserve">. </w:t>
@@ -15497,7 +14503,6 @@
           <w:bCs/>
         </w:rPr>
       </w:pPr>
-      <w:proofErr w:type="gramStart"/>
       <w:r>
         <w:rPr>
           <w:b/>
@@ -15505,7 +14510,6 @@
         </w:rPr>
         <w:t>4  DISCUSSION</w:t>
       </w:r>
-      <w:proofErr w:type="gramEnd"/>
     </w:p>
     <w:p>
       <w:pPr>
@@ -15645,15 +14649,7 @@
         <w:t xml:space="preserve">mid-season planted </w:t>
       </w:r>
       <w:r>
-        <w:t xml:space="preserve">radish performed well in </w:t>
-      </w:r>
-      <w:proofErr w:type="gramStart"/>
-      <w:r>
-        <w:t>the majority of</w:t>
-      </w:r>
-      <w:proofErr w:type="gramEnd"/>
-      <w:r>
-        <w:t xml:space="preserve"> performance metrics across tillage systems, straw managements, and weather years</w:t>
+        <w:t>radish performed well in the majority of performance metrics across tillage systems, straw managements, and weather years</w:t>
       </w:r>
       <w:r>
         <w:t>. Climatically similar</w:t>
@@ -15707,18 +14703,10 @@
         <w:t xml:space="preserve">radish cover crops planted after crop harvest (as well as the mid-season planted cover crop mixture) </w:t>
       </w:r>
       <w:r>
-        <w:t xml:space="preserve">had poorer overall performance, </w:t>
-      </w:r>
-      <w:proofErr w:type="gramStart"/>
-      <w:r>
-        <w:t>s</w:t>
-      </w:r>
-      <w:r>
-        <w:t>imilar to</w:t>
-      </w:r>
-      <w:proofErr w:type="gramEnd"/>
-      <w:r>
-        <w:t xml:space="preserve"> the no-cover control. </w:t>
+        <w:t>had poorer overall performance, s</w:t>
+      </w:r>
+      <w:r>
+        <w:t xml:space="preserve">imilar to the no-cover control. </w:t>
       </w:r>
       <w:r>
         <w:t>I</w:t>
@@ -15990,7 +14978,13 @@
         <w:fldChar w:fldCharType="end"/>
       </w:r>
       <w:r>
-        <w:t xml:space="preserve">, radish cover crops may also support fall vegetation communities with higher potential ecological value compared to vegetation resulting from both no-cover and cover crop mixtures. In our study, this was largely due to the radish cover crop replacing low-ecological value cash crop volunteers in the communities (Figure 3). While the other treatments supported more diverse fall communities, </w:t>
+        <w:t xml:space="preserve">. In our study, </w:t>
+      </w:r>
+      <w:r>
+        <w:t xml:space="preserve">the high ecological value of the radish systems </w:t>
+      </w:r>
+      <w:r>
+        <w:t xml:space="preserve">was largely due to the radish cover crop replacing low-ecological value cash crop volunteers in the communities (Figure 3). While the other treatments supported more diverse fall communities, </w:t>
       </w:r>
       <w:r>
         <w:t xml:space="preserve">those </w:t>
@@ -15999,15 +14993,7 @@
         <w:t>communities had lower evenness than the</w:t>
       </w:r>
       <w:r>
-        <w:t xml:space="preserve"> radish treatments; the contributions of species to soil cover </w:t>
-      </w:r>
-      <w:proofErr w:type="gramStart"/>
-      <w:r>
-        <w:t>was</w:t>
-      </w:r>
-      <w:proofErr w:type="gramEnd"/>
-      <w:r>
-        <w:t xml:space="preserve"> small compared to the cash crop volunteers, resulting in small contributions to the potential ecological value of the communities. Our research suggests that while policies currently support radish cover crops for reducing fall nitrate leaching, they may also be promoting vegetation that provides value to ecosystems more broadly. However, the methods available for calculating potential ecosystem value are generalized and do not reflect local landscape compositions and ecologies, and more robust methods are needed to evaluate this hypothesis. Additionally, the potential for radish cover crops to provide winter bridges for disease and insect pest propagation requires consideration. </w:t>
+        <w:t xml:space="preserve"> radish treatments; the contributions of species to soil cover was small compared to the cash crop volunteers, resulting in small contributions to the potential ecological value of the communities. Our research suggests that while policies currently support radish cover crops for reducing fall nitrate leaching, they may also be promoting vegetation that provides value to ecosystems more broadly. However, the methods available for calculating potential ecosystem value are generalized and do not reflect local landscape compositions and ecologies, and more robust methods are needed to evaluate this hypothesis. Additionally, the potential for radish cover crops to provide winter bridges for disease and insect pest propagation requires consideration. </w:t>
       </w:r>
     </w:p>
     <w:p>
@@ -16058,30 +15044,14 @@
         <w:t xml:space="preserve">. </w:t>
       </w:r>
       <w:r>
-        <w:t xml:space="preserve">In this study we gave equal weight to each category – </w:t>
-      </w:r>
-      <w:proofErr w:type="gramStart"/>
-      <w:r>
-        <w:t>in reality these</w:t>
-      </w:r>
-      <w:proofErr w:type="gramEnd"/>
-      <w:r>
-        <w:t xml:space="preserve"> weights would differ according to farmer values and priorities, as well as </w:t>
+        <w:t xml:space="preserve">In this study we gave equal weight to each category – in reality these weights would differ according to farmer values and priorities, as well as policy and financial contexts. Utilizing different weightings to represent these different </w:t>
       </w:r>
       <w:r>
         <w:lastRenderedPageBreak/>
-        <w:t>policy and financial contexts. Utilizing different weightings to represent these different contexts could help identify</w:t>
-      </w:r>
-      <w:r>
-        <w:t xml:space="preserve"> systems best suited to certain farm </w:t>
-      </w:r>
-      <w:proofErr w:type="gramStart"/>
-      <w:r>
-        <w:t>ideotypes, or</w:t>
-      </w:r>
-      <w:proofErr w:type="gramEnd"/>
-      <w:r>
-        <w:t xml:space="preserve"> identify </w:t>
+        <w:t>contexts could help identify</w:t>
+      </w:r>
+      <w:r>
+        <w:t xml:space="preserve"> systems best suited to certain farm ideotypes, or identify </w:t>
       </w:r>
       <w:r>
         <w:t>policy levers to promote certain outcomes.</w:t>
@@ -16134,7 +15104,6 @@
           <w:bCs/>
         </w:rPr>
       </w:pPr>
-      <w:proofErr w:type="gramStart"/>
       <w:r>
         <w:rPr>
           <w:b/>
@@ -16142,7 +15111,6 @@
         </w:rPr>
         <w:t>5  CONCLUSIONS</w:t>
       </w:r>
-      <w:proofErr w:type="gramEnd"/>
     </w:p>
     <w:p>
       <w:pPr>
@@ -16185,18 +15153,20 @@
       <w:pPr>
         <w:spacing w:line="360" w:lineRule="auto"/>
       </w:pPr>
-      <w:commentRangeStart w:id="19"/>
-      <w:r>
-        <w:t xml:space="preserve">The authors acknowledge the contributions of Eugene Driessen, Karen XX, XXX who collected all data presented and whose field and laboratory expertise contributed significantly to this work. </w:t>
-      </w:r>
-      <w:commentRangeEnd w:id="19"/>
-      <w:r>
-        <w:rPr>
-          <w:rStyle w:val="CommentReference"/>
-          <w:sz w:val="24"/>
-          <w:szCs w:val="24"/>
-        </w:rPr>
-        <w:commentReference w:id="19"/>
+      <w:r>
+        <w:t>The authors acknowledge the contributions of Eugene Driessen</w:t>
+      </w:r>
+      <w:r>
+        <w:t xml:space="preserve"> and</w:t>
+      </w:r>
+      <w:r>
+        <w:t xml:space="preserve"> Karen </w:t>
+      </w:r>
+      <w:r>
+        <w:t>Heinager</w:t>
+      </w:r>
+      <w:r>
+        <w:t xml:space="preserve"> who collected all data presented and whose field and laboratory expertise contributed significantly to this work. </w:t>
       </w:r>
     </w:p>
     <w:p>
@@ -16300,45 +15270,8 @@
         </w:rPr>
         <w:fldChar w:fldCharType="separate"/>
       </w:r>
-      <w:proofErr w:type="spellStart"/>
-      <w:r>
-        <w:t>Adeux</w:t>
-      </w:r>
-      <w:proofErr w:type="spellEnd"/>
-      <w:r>
-        <w:t xml:space="preserve">, G., Cordeau, S., </w:t>
-      </w:r>
-      <w:proofErr w:type="spellStart"/>
-      <w:r>
-        <w:t>Antichi</w:t>
-      </w:r>
-      <w:proofErr w:type="spellEnd"/>
-      <w:r>
-        <w:t xml:space="preserve">, D., </w:t>
-      </w:r>
-      <w:proofErr w:type="spellStart"/>
-      <w:r>
-        <w:t>Carlesi</w:t>
-      </w:r>
-      <w:proofErr w:type="spellEnd"/>
-      <w:r>
-        <w:t xml:space="preserve">, S., </w:t>
-      </w:r>
-      <w:proofErr w:type="spellStart"/>
-      <w:r>
-        <w:t>Mazzoncini</w:t>
-      </w:r>
-      <w:proofErr w:type="spellEnd"/>
-      <w:r>
-        <w:t xml:space="preserve">, M., Munier-Jolain, N., &amp; </w:t>
-      </w:r>
-      <w:proofErr w:type="spellStart"/>
-      <w:r>
-        <w:t>Bàrberi</w:t>
-      </w:r>
-      <w:proofErr w:type="spellEnd"/>
-      <w:r>
-        <w:t xml:space="preserve">, P. (2021). Cover crops promote crop productivity but do not enhance weed management in tillage-based cropping systems. </w:t>
+      <w:r>
+        <w:t xml:space="preserve">Adeux, G., Cordeau, S., Antichi, D., Carlesi, S., Mazzoncini, M., Munier-Jolain, N., &amp; Bàrberi, P. (2021). Cover crops promote crop productivity but do not enhance weed management in tillage-based cropping systems. </w:t>
       </w:r>
       <w:r>
         <w:rPr>
@@ -16365,45 +15298,8 @@
       <w:pPr>
         <w:pStyle w:val="Bibliography"/>
       </w:pPr>
-      <w:proofErr w:type="spellStart"/>
-      <w:r>
-        <w:t>Adeux</w:t>
-      </w:r>
-      <w:proofErr w:type="spellEnd"/>
-      <w:r>
-        <w:t xml:space="preserve">, G., Rodriguez, A., </w:t>
-      </w:r>
-      <w:proofErr w:type="spellStart"/>
-      <w:r>
-        <w:t>Penato</w:t>
-      </w:r>
-      <w:proofErr w:type="spellEnd"/>
-      <w:r>
-        <w:t xml:space="preserve">, C., </w:t>
-      </w:r>
-      <w:proofErr w:type="spellStart"/>
-      <w:r>
-        <w:t>Antichi</w:t>
-      </w:r>
-      <w:proofErr w:type="spellEnd"/>
-      <w:r>
-        <w:t xml:space="preserve">, D., </w:t>
-      </w:r>
-      <w:proofErr w:type="spellStart"/>
-      <w:r>
-        <w:t>Carlesi</w:t>
-      </w:r>
-      <w:proofErr w:type="spellEnd"/>
-      <w:r>
-        <w:t xml:space="preserve">, S., Sbrana, M., </w:t>
-      </w:r>
-      <w:proofErr w:type="spellStart"/>
-      <w:r>
-        <w:t>Bàrberi</w:t>
-      </w:r>
-      <w:proofErr w:type="spellEnd"/>
-      <w:r>
-        <w:t xml:space="preserve">, P., &amp; Cordeau, S. (2023). Long-term cover cropping in tillage-based systems filters weed community phenology: A seedbank analysis. </w:t>
+      <w:r>
+        <w:t xml:space="preserve">Adeux, G., Rodriguez, A., Penato, C., Antichi, D., Carlesi, S., Sbrana, M., Bàrberi, P., &amp; Cordeau, S. (2023). Long-term cover cropping in tillage-based systems filters weed community phenology: A seedbank analysis. </w:t>
       </w:r>
       <w:r>
         <w:rPr>
@@ -16432,15 +15328,7 @@
       </w:pPr>
       <w:r>
         <w:lastRenderedPageBreak/>
-        <w:t xml:space="preserve">Balfour, N. J., &amp; </w:t>
-      </w:r>
-      <w:proofErr w:type="spellStart"/>
-      <w:r>
-        <w:t>Ratnieks</w:t>
-      </w:r>
-      <w:proofErr w:type="spellEnd"/>
-      <w:r>
-        <w:t xml:space="preserve">, F. L. W. (2022). The disproportionate value of ‘weeds’ to pollinators and biodiversity. </w:t>
+        <w:t xml:space="preserve">Balfour, N. J., &amp; Ratnieks, F. L. W. (2022). The disproportionate value of ‘weeds’ to pollinators and biodiversity. </w:t>
       </w:r>
       <w:r>
         <w:rPr>
@@ -16468,15 +15356,7 @@
         <w:pStyle w:val="Bibliography"/>
       </w:pPr>
       <w:r>
-        <w:t xml:space="preserve">Bates, D., </w:t>
-      </w:r>
-      <w:proofErr w:type="spellStart"/>
-      <w:r>
-        <w:t>Mächler</w:t>
-      </w:r>
-      <w:proofErr w:type="spellEnd"/>
-      <w:r>
-        <w:t xml:space="preserve">, M., Bolker, B., &amp; Walker, S. (2015). Fitting Linear Mixed-Effects Models Using lme4. </w:t>
+        <w:t xml:space="preserve">Bates, D., Mächler, M., Bolker, B., &amp; Walker, S. (2015). Fitting Linear Mixed-Effects Models Using lme4. </w:t>
       </w:r>
       <w:r>
         <w:rPr>
@@ -16531,37 +15411,8 @@
       <w:pPr>
         <w:pStyle w:val="Bibliography"/>
       </w:pPr>
-      <w:proofErr w:type="spellStart"/>
-      <w:r>
-        <w:t>Blaix</w:t>
-      </w:r>
-      <w:proofErr w:type="spellEnd"/>
-      <w:r>
-        <w:t xml:space="preserve">, C., Moonen, A. C., </w:t>
-      </w:r>
-      <w:proofErr w:type="spellStart"/>
-      <w:r>
-        <w:t>Dostatny</w:t>
-      </w:r>
-      <w:proofErr w:type="spellEnd"/>
-      <w:r>
-        <w:t xml:space="preserve">, D. F., Izquierdo, J., Le </w:t>
-      </w:r>
-      <w:proofErr w:type="spellStart"/>
-      <w:r>
-        <w:t>Corff</w:t>
-      </w:r>
-      <w:proofErr w:type="spellEnd"/>
-      <w:r>
-        <w:t xml:space="preserve">, J., Morrison, J., Von </w:t>
-      </w:r>
-      <w:proofErr w:type="spellStart"/>
-      <w:r>
-        <w:t>Redwitz</w:t>
-      </w:r>
-      <w:proofErr w:type="spellEnd"/>
-      <w:r>
-        <w:t xml:space="preserve">, C., Schumacher, M., &amp; Westerman, P. R. (2018). Quantification of regulating ecosystem services provided by weeds in annual cropping systems using a systematic map approach. </w:t>
+      <w:r>
+        <w:t xml:space="preserve">Blaix, C., Moonen, A. C., Dostatny, D. F., Izquierdo, J., Le Corff, J., Morrison, J., Von Redwitz, C., Schumacher, M., &amp; Westerman, P. R. (2018). Quantification of regulating ecosystem services provided by weeds in annual cropping systems using a systematic map approach. </w:t>
       </w:r>
       <w:r>
         <w:rPr>
@@ -16588,13 +15439,8 @@
       <w:pPr>
         <w:pStyle w:val="Bibliography"/>
       </w:pPr>
-      <w:proofErr w:type="spellStart"/>
-      <w:r>
-        <w:t>Bozdogan</w:t>
-      </w:r>
-      <w:proofErr w:type="spellEnd"/>
-      <w:r>
-        <w:t xml:space="preserve">, H. (1987). Model Selection and Akaike’s Information Criterion (AIC): The General Theory and its Analytical Extensions. </w:t>
+      <w:r>
+        <w:t xml:space="preserve">Bozdogan, H. (1987). Model Selection and Akaike’s Information Criterion (AIC): The General Theory and its Analytical Extensions. </w:t>
       </w:r>
       <w:r>
         <w:rPr>
@@ -16622,31 +15468,7 @@
         <w:pStyle w:val="Bibliography"/>
       </w:pPr>
       <w:r>
-        <w:t xml:space="preserve">Brooks, M. E., Kristensen, K., Benthem, K. J. van, Magnusson, A., Berg, C. W., Nielsen, A., Skaug, H. J., </w:t>
-      </w:r>
-      <w:proofErr w:type="spellStart"/>
-      <w:r>
-        <w:t>Maechler</w:t>
-      </w:r>
-      <w:proofErr w:type="spellEnd"/>
-      <w:r>
-        <w:t xml:space="preserve">, M., &amp; Bolker, B. M. (2017). </w:t>
-      </w:r>
-      <w:proofErr w:type="spellStart"/>
-      <w:r>
-        <w:t>glmmTMB</w:t>
-      </w:r>
-      <w:proofErr w:type="spellEnd"/>
-      <w:r>
-        <w:t xml:space="preserve"> Balances Speed and Flexibility Among Packages for Zero-inflated Generalized Linear Mixed </w:t>
-      </w:r>
-      <w:proofErr w:type="spellStart"/>
-      <w:r>
-        <w:t>Modeling</w:t>
-      </w:r>
-      <w:proofErr w:type="spellEnd"/>
-      <w:r>
-        <w:t xml:space="preserve">. </w:t>
+        <w:t xml:space="preserve">Brooks, M. E., Kristensen, K., Benthem, K. J. van, Magnusson, A., Berg, C. W., Nielsen, A., Skaug, H. J., Maechler, M., &amp; Bolker, B. M. (2017). glmmTMB Balances Speed and Flexibility Among Packages for Zero-inflated Generalized Linear Mixed Modeling. </w:t>
       </w:r>
       <w:r>
         <w:rPr>
@@ -16674,15 +15496,7 @@
         <w:pStyle w:val="Bibliography"/>
       </w:pPr>
       <w:r>
-        <w:t xml:space="preserve">Brust, J., </w:t>
-      </w:r>
-      <w:proofErr w:type="spellStart"/>
-      <w:r>
-        <w:t>Claupein</w:t>
-      </w:r>
-      <w:proofErr w:type="spellEnd"/>
-      <w:r>
-        <w:t xml:space="preserve">, W., &amp; Gerhards, R. (2014). Growth and weed suppression ability of common and new cover crops in Germany. </w:t>
+        <w:t xml:space="preserve">Brust, J., Claupein, W., &amp; Gerhards, R. (2014). Growth and weed suppression ability of common and new cover crops in Germany. </w:t>
       </w:r>
       <w:r>
         <w:rPr>
@@ -16709,14 +15523,9 @@
       <w:pPr>
         <w:pStyle w:val="Bibliography"/>
       </w:pPr>
-      <w:proofErr w:type="spellStart"/>
       <w:r>
         <w:lastRenderedPageBreak/>
-        <w:t>Büchmann</w:t>
-      </w:r>
-      <w:proofErr w:type="spellEnd"/>
-      <w:r>
-        <w:t xml:space="preserve">, N. B., Josefsson, H., &amp; Cowe, I. A. (2001). Performance of European Artificial Neural Network (ANN) Calibrations for Moisture and Protein in Cereals Using the Danish Near-Infrared Transmission (NIT) Network. </w:t>
+        <w:t xml:space="preserve">Büchmann, N. B., Josefsson, H., &amp; Cowe, I. A. (2001). Performance of European Artificial Neural Network (ANN) Calibrations for Moisture and Protein in Cereals Using the Danish Near-Infrared Transmission (NIT) Network. </w:t>
       </w:r>
       <w:r>
         <w:rPr>
@@ -16744,15 +15553,7 @@
         <w:pStyle w:val="Bibliography"/>
       </w:pPr>
       <w:r>
-        <w:t xml:space="preserve">Burns, F., Eaton, M. A., Barlow, K. E., Beckmann, B. C., Brereton, T., Brooks, D. R., Brown, P. M. J., </w:t>
-      </w:r>
-      <w:proofErr w:type="spellStart"/>
-      <w:r>
-        <w:t>Fulaij</w:t>
-      </w:r>
-      <w:proofErr w:type="spellEnd"/>
-      <w:r>
-        <w:t xml:space="preserve">, N. A., Gent, T., Henderson, I., Noble, D. G., Parsons, M., Powney, G. D., Roy, H. E., Stroh, P., Walker, K., Wilkinson, J. W., Wotton, S. R., &amp; Gregory, R. D. (2016). Agricultural Management and Climatic Change Are the Major Drivers of Biodiversity Change in the UK. </w:t>
+        <w:t xml:space="preserve">Burns, F., Eaton, M. A., Barlow, K. E., Beckmann, B. C., Brereton, T., Brooks, D. R., Brown, P. M. J., Fulaij, N. A., Gent, T., Henderson, I., Noble, D. G., Parsons, M., Powney, G. D., Roy, H. E., Stroh, P., Walker, K., Wilkinson, J. W., Wotton, S. R., &amp; Gregory, R. D. (2016). Agricultural Management and Climatic Change Are the Major Drivers of Biodiversity Change in the UK. </w:t>
       </w:r>
       <w:r>
         <w:rPr>
@@ -16780,15 +15581,7 @@
         <w:pStyle w:val="Bibliography"/>
       </w:pPr>
       <w:r>
-        <w:t xml:space="preserve">Ceballos, G., Ehrlich, P. R., &amp; Dirzo, R. (2017). Biological annihilation via the ongoing sixth mass extinction </w:t>
-      </w:r>
-      <w:proofErr w:type="spellStart"/>
-      <w:r>
-        <w:t>signaled</w:t>
-      </w:r>
-      <w:proofErr w:type="spellEnd"/>
-      <w:r>
-        <w:t xml:space="preserve"> by vertebrate population losses and declines. </w:t>
+        <w:t xml:space="preserve">Ceballos, G., Ehrlich, P. R., &amp; Dirzo, R. (2017). Biological annihilation via the ongoing sixth mass extinction signaled by vertebrate population losses and declines. </w:t>
       </w:r>
       <w:r>
         <w:rPr>
@@ -16818,21 +15611,8 @@
           <w:lang w:val="da-DK"/>
         </w:rPr>
       </w:pPr>
-      <w:proofErr w:type="spellStart"/>
-      <w:r>
-        <w:t>Cusser</w:t>
-      </w:r>
-      <w:proofErr w:type="spellEnd"/>
-      <w:r>
-        <w:t xml:space="preserve">, S., </w:t>
-      </w:r>
-      <w:proofErr w:type="spellStart"/>
-      <w:r>
-        <w:t>Bahlai</w:t>
-      </w:r>
-      <w:proofErr w:type="spellEnd"/>
-      <w:r>
-        <w:t xml:space="preserve">, C., Swinton, S. M., Robertson, G. P., &amp; Haddad, N. M. (2020). Long-term research avoids spurious and misleading trends in sustainability attributes of no-till. </w:t>
+      <w:r>
+        <w:t xml:space="preserve">Cusser, S., Bahlai, C., Swinton, S. M., Robertson, G. P., &amp; Haddad, N. M. (2020). Long-term research avoids spurious and misleading trends in sustainability attributes of no-till. </w:t>
       </w:r>
       <w:r>
         <w:rPr>
@@ -16840,62 +15620,38 @@
           <w:iCs/>
           <w:lang w:val="da-DK"/>
         </w:rPr>
-        <w:t xml:space="preserve">Global Change </w:t>
-      </w:r>
-      <w:proofErr w:type="spellStart"/>
-      <w:r>
-        <w:rPr>
-          <w:i/>
-          <w:iCs/>
+        <w:t>Global Change Biology</w:t>
+      </w:r>
+      <w:r>
+        <w:rPr>
           <w:lang w:val="da-DK"/>
         </w:rPr>
-        <w:t>Biology</w:t>
-      </w:r>
-      <w:proofErr w:type="spellEnd"/>
-      <w:r>
-        <w:rPr>
+        <w:t xml:space="preserve">, </w:t>
+      </w:r>
+      <w:r>
+        <w:rPr>
+          <w:i/>
+          <w:iCs/>
           <w:lang w:val="da-DK"/>
         </w:rPr>
-        <w:t xml:space="preserve">, </w:t>
-      </w:r>
-      <w:r>
-        <w:rPr>
-          <w:i/>
-          <w:iCs/>
+        <w:t>26</w:t>
+      </w:r>
+      <w:r>
+        <w:rPr>
           <w:lang w:val="da-DK"/>
         </w:rPr>
-        <w:t>26</w:t>
-      </w:r>
+        <w:t>(6), 3715–3725. https://doi.org/10.1111/gcb.15080</w:t>
+      </w:r>
+    </w:p>
+    <w:p>
+      <w:pPr>
+        <w:pStyle w:val="Bibliography"/>
+      </w:pPr>
       <w:r>
         <w:rPr>
           <w:lang w:val="da-DK"/>
         </w:rPr>
-        <w:t>(6), 3715–3725. https://doi.org/10.1111/gcb.15080</w:t>
-      </w:r>
-    </w:p>
-    <w:p>
-      <w:pPr>
-        <w:pStyle w:val="Bibliography"/>
-      </w:pPr>
-      <w:r>
-        <w:rPr>
-          <w:lang w:val="da-DK"/>
-        </w:rPr>
-        <w:t xml:space="preserve">Dalgaard, T., Hansen, B., Hasler, B., Hertel, O., </w:t>
-      </w:r>
-      <w:proofErr w:type="spellStart"/>
-      <w:r>
-        <w:rPr>
-          <w:lang w:val="da-DK"/>
-        </w:rPr>
-        <w:t>Hutchings</w:t>
-      </w:r>
-      <w:proofErr w:type="spellEnd"/>
-      <w:r>
-        <w:rPr>
-          <w:lang w:val="da-DK"/>
-        </w:rPr>
-        <w:t xml:space="preserve">, N. J., Jacobsen, B. H., Jensen, L. S., Kronvang, B., Olesen, J. E., Schjørring, J. K., Kristensen, I. S., Graversgaard, M., Termansen, M., &amp; Vejre, H. (2014). </w:t>
+        <w:t xml:space="preserve">Dalgaard, T., Hansen, B., Hasler, B., Hertel, O., Hutchings, N. J., Jacobsen, B. H., Jensen, L. S., Kronvang, B., Olesen, J. E., Schjørring, J. K., Kristensen, I. S., Graversgaard, M., Termansen, M., &amp; Vejre, H. (2014). </w:t>
       </w:r>
       <w:r>
         <w:t xml:space="preserve">Policies for agricultural nitrogen management—Trends, challenges and prospects for improved efficiency in Denmark. </w:t>
@@ -16972,33 +15728,11 @@
       <w:pPr>
         <w:pStyle w:val="Bibliography"/>
       </w:pPr>
-      <w:proofErr w:type="spellStart"/>
       <w:r>
         <w:rPr>
           <w:lang w:val="da-DK"/>
         </w:rPr>
-        <w:t>Elhakeem</w:t>
-      </w:r>
-      <w:proofErr w:type="spellEnd"/>
-      <w:r>
-        <w:rPr>
-          <w:lang w:val="da-DK"/>
-        </w:rPr>
-        <w:t xml:space="preserve">, A., Porre, R. J., Hoffland, E., Van Dam, J. C., Drost, S. M., &amp; De </w:t>
-      </w:r>
-      <w:proofErr w:type="spellStart"/>
-      <w:r>
-        <w:rPr>
-          <w:lang w:val="da-DK"/>
-        </w:rPr>
-        <w:t>Deyn</w:t>
-      </w:r>
-      <w:proofErr w:type="spellEnd"/>
-      <w:r>
-        <w:rPr>
-          <w:lang w:val="da-DK"/>
-        </w:rPr>
-        <w:t xml:space="preserve">, G. B. (2023). </w:t>
+        <w:t xml:space="preserve">Elhakeem, A., Porre, R. J., Hoffland, E., Van Dam, J. C., Drost, S. M., &amp; De Deyn, G. B. (2023). </w:t>
       </w:r>
       <w:r>
         <w:t xml:space="preserve">Radish-based cover crop mixtures mitigate leaching and increase availability of nitrogen to the cash crop. </w:t>
@@ -17056,13 +15790,8 @@
       <w:pPr>
         <w:pStyle w:val="Bibliography"/>
       </w:pPr>
-      <w:proofErr w:type="spellStart"/>
-      <w:r>
-        <w:t>Fanfarillo</w:t>
-      </w:r>
-      <w:proofErr w:type="spellEnd"/>
-      <w:r>
-        <w:t xml:space="preserve">, E., &amp; Kasperski, A. (2021). An index of ecological value for European arable plant communities. </w:t>
+      <w:r>
+        <w:t xml:space="preserve">Fanfarillo, E., &amp; Kasperski, A. (2021). An index of ecological value for European arable plant communities. </w:t>
       </w:r>
       <w:r>
         <w:rPr>
@@ -17136,31 +15865,7 @@
         <w:pStyle w:val="Bibliography"/>
       </w:pPr>
       <w:r>
-        <w:t xml:space="preserve">Gaba, S., </w:t>
-      </w:r>
-      <w:proofErr w:type="spellStart"/>
-      <w:r>
-        <w:t>Cheviron</w:t>
-      </w:r>
-      <w:proofErr w:type="spellEnd"/>
-      <w:r>
-        <w:t xml:space="preserve">, N., Perrot, T., </w:t>
-      </w:r>
-      <w:proofErr w:type="spellStart"/>
-      <w:r>
-        <w:t>Piutti</w:t>
-      </w:r>
-      <w:proofErr w:type="spellEnd"/>
-      <w:r>
-        <w:t xml:space="preserve">, S., Gautier, J.-L., &amp; </w:t>
-      </w:r>
-      <w:proofErr w:type="spellStart"/>
-      <w:r>
-        <w:t>Bretagnolle</w:t>
-      </w:r>
-      <w:proofErr w:type="spellEnd"/>
-      <w:r>
-        <w:t xml:space="preserve">, V. (2020). Weeds Enhance Multifunctionality in Arable Lands in South-West of France. </w:t>
+        <w:t xml:space="preserve">Gaba, S., Cheviron, N., Perrot, T., Piutti, S., Gautier, J.-L., &amp; Bretagnolle, V. (2020). Weeds Enhance Multifunctionality in Arable Lands in South-West of France. </w:t>
       </w:r>
       <w:r>
         <w:rPr>
@@ -17269,15 +15974,7 @@
         <w:pStyle w:val="Bibliography"/>
       </w:pPr>
       <w:r>
-        <w:t xml:space="preserve">Henle, K., Alard, D., </w:t>
-      </w:r>
-      <w:proofErr w:type="spellStart"/>
-      <w:r>
-        <w:t>Clitherow</w:t>
-      </w:r>
-      <w:proofErr w:type="spellEnd"/>
-      <w:r>
-        <w:t xml:space="preserve">, J., Cobb, P., Firbank, L., Kull, T., McCracken, D., Moritz, R. F. A., Niemelä, J., Rebane, M., Wascher, D., Watt, A., &amp; Young, J. (2008). Identifying and managing the conflicts between agriculture and biodiversity conservation in Europe–A review. </w:t>
+        <w:t xml:space="preserve">Henle, K., Alard, D., Clitherow, J., Cobb, P., Firbank, L., Kull, T., McCracken, D., Moritz, R. F. A., Niemelä, J., Rebane, M., Wascher, D., Watt, A., &amp; Young, J. (2008). Identifying and managing the conflicts between agriculture and biodiversity conservation in Europe–A review. </w:t>
       </w:r>
       <w:r>
         <w:rPr>
@@ -17304,29 +16001,15 @@
       <w:pPr>
         <w:pStyle w:val="Bibliography"/>
       </w:pPr>
-      <w:proofErr w:type="spellStart"/>
-      <w:r>
-        <w:t>Hothorn</w:t>
-      </w:r>
-      <w:proofErr w:type="spellEnd"/>
-      <w:r>
-        <w:t xml:space="preserve">, T., Bretz, F., &amp; Westfall, P. (2002). </w:t>
-      </w:r>
-      <w:proofErr w:type="spellStart"/>
-      <w:r>
-        <w:rPr>
-          <w:i/>
-          <w:iCs/>
-        </w:rPr>
-        <w:t>multcomp</w:t>
-      </w:r>
-      <w:proofErr w:type="spellEnd"/>
-      <w:r>
-        <w:rPr>
-          <w:i/>
-          <w:iCs/>
-        </w:rPr>
-        <w:t>: Simultaneous Inference in General Parametric Models</w:t>
+      <w:r>
+        <w:t xml:space="preserve">Hothorn, T., Bretz, F., &amp; Westfall, P. (2002). </w:t>
+      </w:r>
+      <w:r>
+        <w:rPr>
+          <w:i/>
+          <w:iCs/>
+        </w:rPr>
+        <w:t>multcomp: Simultaneous Inference in General Parametric Models</w:t>
       </w:r>
       <w:r>
         <w:t xml:space="preserve"> (p. 1.4-30) [Dataset]. https://doi.org/10.32614/CRAN.package.multcomp</w:t>
@@ -17364,13 +16047,8 @@
       <w:pPr>
         <w:pStyle w:val="Bibliography"/>
       </w:pPr>
-      <w:proofErr w:type="spellStart"/>
-      <w:r>
-        <w:t>Kathage</w:t>
-      </w:r>
-      <w:proofErr w:type="spellEnd"/>
-      <w:r>
-        <w:t xml:space="preserve">, J., Smit, B., Janssens, B., Haagsma, W., &amp; Adrados, J. L. (2022). How much is policy driving the adoption of cover crops? Evidence from four EU regions. </w:t>
+      <w:r>
+        <w:t xml:space="preserve">Kathage, J., Smit, B., Janssens, B., Haagsma, W., &amp; Adrados, J. L. (2022). How much is policy driving the adoption of cover crops? Evidence from four EU regions. </w:t>
       </w:r>
       <w:r>
         <w:rPr>
@@ -17432,29 +16110,8 @@
       <w:pPr>
         <w:pStyle w:val="Bibliography"/>
       </w:pPr>
-      <w:proofErr w:type="spellStart"/>
-      <w:r>
-        <w:t>Labeyrie</w:t>
-      </w:r>
-      <w:proofErr w:type="spellEnd"/>
-      <w:r>
-        <w:t xml:space="preserve">, V., Antona, M., Baudry, J., Bazile, D., Bodin, Ö., </w:t>
-      </w:r>
-      <w:proofErr w:type="spellStart"/>
-      <w:r>
-        <w:t>Caillon</w:t>
-      </w:r>
-      <w:proofErr w:type="spellEnd"/>
-      <w:r>
-        <w:t xml:space="preserve">, S., Leclerc, C., Le Page, C., Louafi, S., Mariel, J., </w:t>
-      </w:r>
-      <w:proofErr w:type="spellStart"/>
-      <w:r>
-        <w:t>Massol</w:t>
-      </w:r>
-      <w:proofErr w:type="spellEnd"/>
-      <w:r>
-        <w:t xml:space="preserve">, F., &amp; Thomas, M. (2021). Networking agrobiodiversity management to foster biodiversity-based agriculture. A review. </w:t>
+      <w:r>
+        <w:t xml:space="preserve">Labeyrie, V., Antona, M., Baudry, J., Bazile, D., Bodin, Ö., Caillon, S., Leclerc, C., Le Page, C., Louafi, S., Mariel, J., Massol, F., &amp; Thomas, M. (2021). Networking agrobiodiversity management to foster biodiversity-based agriculture. A review. </w:t>
       </w:r>
       <w:r>
         <w:rPr>
@@ -17540,21 +16197,12 @@
       <w:r>
         <w:t xml:space="preserve">Lenth, R. V. (2024). </w:t>
       </w:r>
-      <w:proofErr w:type="spellStart"/>
-      <w:r>
-        <w:rPr>
-          <w:i/>
-          <w:iCs/>
-        </w:rPr>
-        <w:t>emmeans</w:t>
-      </w:r>
-      <w:proofErr w:type="spellEnd"/>
-      <w:r>
-        <w:rPr>
-          <w:i/>
-          <w:iCs/>
-        </w:rPr>
-        <w:t>: Estimated Marginal Means, aka Least-Squares Means</w:t>
+      <w:r>
+        <w:rPr>
+          <w:i/>
+          <w:iCs/>
+        </w:rPr>
+        <w:t>emmeans: Estimated Marginal Means, aka Least-Squares Means</w:t>
       </w:r>
       <w:r>
         <w:t>. https://CRAN.R-project.org/package=emmeans</w:t>
@@ -17564,47 +16212,11 @@
       <w:pPr>
         <w:pStyle w:val="Bibliography"/>
       </w:pPr>
-      <w:proofErr w:type="spellStart"/>
       <w:r>
         <w:rPr>
           <w:lang w:val="da-DK"/>
         </w:rPr>
-        <w:t>Leskovšek</w:t>
-      </w:r>
-      <w:proofErr w:type="spellEnd"/>
-      <w:r>
-        <w:rPr>
-          <w:lang w:val="da-DK"/>
-        </w:rPr>
-        <w:t xml:space="preserve">, R., </w:t>
-      </w:r>
-      <w:proofErr w:type="spellStart"/>
-      <w:r>
-        <w:rPr>
-          <w:lang w:val="da-DK"/>
-        </w:rPr>
-        <w:t>Eler</w:t>
-      </w:r>
-      <w:proofErr w:type="spellEnd"/>
-      <w:r>
-        <w:rPr>
-          <w:lang w:val="da-DK"/>
-        </w:rPr>
-        <w:t xml:space="preserve">, K., &amp; </w:t>
-      </w:r>
-      <w:proofErr w:type="spellStart"/>
-      <w:r>
-        <w:rPr>
-          <w:lang w:val="da-DK"/>
-        </w:rPr>
-        <w:t>Zamljen</w:t>
-      </w:r>
-      <w:proofErr w:type="spellEnd"/>
-      <w:r>
-        <w:rPr>
-          <w:lang w:val="da-DK"/>
-        </w:rPr>
-        <w:t xml:space="preserve">, S. A. (2025). </w:t>
+        <w:t xml:space="preserve">Leskovšek, R., Eler, K., &amp; Zamljen, S. A. (2025). </w:t>
       </w:r>
       <w:r>
         <w:t xml:space="preserve">Weed suppression and maize yield influenced by cover crop mixture diversity and tillage. </w:t>
@@ -17664,15 +16276,7 @@
       </w:pPr>
       <w:r>
         <w:lastRenderedPageBreak/>
-        <w:t xml:space="preserve">Lu, X. (2020). A meta-analysis of the effects of crop residue </w:t>
-      </w:r>
-      <w:proofErr w:type="gramStart"/>
-      <w:r>
-        <w:t>return</w:t>
-      </w:r>
-      <w:proofErr w:type="gramEnd"/>
-      <w:r>
-        <w:t xml:space="preserve"> on crop yields and water use efficiency. </w:t>
+        <w:t xml:space="preserve">Lu, X. (2020). A meta-analysis of the effects of crop residue return on crop yields and water use efficiency. </w:t>
       </w:r>
       <w:r>
         <w:rPr>
@@ -17700,15 +16304,7 @@
         <w:pStyle w:val="Bibliography"/>
       </w:pPr>
       <w:r>
-        <w:t xml:space="preserve">MacLaren, C., Swanepoel, P., Bennett, J., Wright, J., &amp; </w:t>
-      </w:r>
-      <w:proofErr w:type="spellStart"/>
-      <w:r>
-        <w:t>Dehnen</w:t>
-      </w:r>
-      <w:proofErr w:type="spellEnd"/>
-      <w:r>
-        <w:t xml:space="preserve">-Schmutz, K. (2019). Cover crop biomass production is more important than diversity for weed suppression. </w:t>
+        <w:t xml:space="preserve">MacLaren, C., Swanepoel, P., Bennett, J., Wright, J., &amp; Dehnen-Schmutz, K. (2019). Cover crop biomass production is more important than diversity for weed suppression. </w:t>
       </w:r>
       <w:r>
         <w:rPr>
@@ -17764,15 +16360,7 @@
         <w:pStyle w:val="Bibliography"/>
       </w:pPr>
       <w:r>
-        <w:t>McKenzie-</w:t>
-      </w:r>
-      <w:proofErr w:type="spellStart"/>
-      <w:r>
-        <w:t>Gopsill</w:t>
-      </w:r>
-      <w:proofErr w:type="spellEnd"/>
-      <w:r>
-        <w:t xml:space="preserve">, A., Mills, A., MacDonald, A. N., &amp; Wyand, S. (2022). The importance of species selection in cover crop mixture design. </w:t>
+        <w:t xml:space="preserve">McKenzie-Gopsill, A., Mills, A., MacDonald, A. N., &amp; Wyand, S. (2022). The importance of species selection in cover crop mixture design. </w:t>
       </w:r>
       <w:r>
         <w:rPr>
@@ -17800,15 +16388,7 @@
         <w:pStyle w:val="Bibliography"/>
       </w:pPr>
       <w:r>
-        <w:t xml:space="preserve">Melander, B., Nørremark, M., &amp; Kristensen, E. F. (2013). Combining mechanical rhizome removal and cover crops for </w:t>
-      </w:r>
-      <w:proofErr w:type="spellStart"/>
-      <w:r>
-        <w:t>Elytrigia</w:t>
-      </w:r>
-      <w:proofErr w:type="spellEnd"/>
-      <w:r>
-        <w:t xml:space="preserve"> repens control in organic barley systems. </w:t>
+        <w:t xml:space="preserve">Melander, B., Nørremark, M., &amp; Kristensen, E. F. (2013). Combining mechanical rhizome removal and cover crops for Elytrigia repens control in organic barley systems. </w:t>
       </w:r>
       <w:r>
         <w:rPr>
@@ -17892,31 +16472,7 @@
         <w:pStyle w:val="Bibliography"/>
       </w:pPr>
       <w:r>
-        <w:t xml:space="preserve">Moreau, D., </w:t>
-      </w:r>
-      <w:proofErr w:type="spellStart"/>
-      <w:r>
-        <w:t>Pointurier</w:t>
-      </w:r>
-      <w:proofErr w:type="spellEnd"/>
-      <w:r>
-        <w:t xml:space="preserve">, O., </w:t>
-      </w:r>
-      <w:proofErr w:type="spellStart"/>
-      <w:r>
-        <w:t>Nicolardot</w:t>
-      </w:r>
-      <w:proofErr w:type="spellEnd"/>
-      <w:r>
-        <w:t xml:space="preserve">, B., </w:t>
-      </w:r>
-      <w:proofErr w:type="spellStart"/>
-      <w:r>
-        <w:t>Villerd</w:t>
-      </w:r>
-      <w:proofErr w:type="spellEnd"/>
-      <w:r>
-        <w:t xml:space="preserve">, J., &amp; Colbach, N. (2020). In which cropping systems can residual weeds reduce nitrate leaching and soil erosion? </w:t>
+        <w:t xml:space="preserve">Moreau, D., Pointurier, O., Nicolardot, B., Villerd, J., &amp; Colbach, N. (2020). In which cropping systems can residual weeds reduce nitrate leaching and soil erosion? </w:t>
       </w:r>
       <w:r>
         <w:rPr>
@@ -17945,23 +16501,7 @@
         <w:pStyle w:val="Bibliography"/>
       </w:pPr>
       <w:r>
-        <w:t xml:space="preserve">Oksanen, J., Simpson, G. L., Blanchet, F. G., Kindt, R., Legendre, P., Minchin, P. R., O’Hara, R. B., Solymos, P., Stevens, M. H. H., </w:t>
-      </w:r>
-      <w:proofErr w:type="spellStart"/>
-      <w:r>
-        <w:t>Szoecs</w:t>
-      </w:r>
-      <w:proofErr w:type="spellEnd"/>
-      <w:r>
-        <w:t xml:space="preserve">, E., Wagner, H., Barbour, M., Bedward, M., Bolker, B., </w:t>
-      </w:r>
-      <w:proofErr w:type="spellStart"/>
-      <w:r>
-        <w:t>Borcard</w:t>
-      </w:r>
-      <w:proofErr w:type="spellEnd"/>
-      <w:r>
-        <w:t xml:space="preserve">, D., Carvalho, G., Chirico, M., Caceres, M. D., Durand, S., … Weedon, J. (2024). </w:t>
+        <w:t xml:space="preserve">Oksanen, J., Simpson, G. L., Blanchet, F. G., Kindt, R., Legendre, P., Minchin, P. R., O’Hara, R. B., Solymos, P., Stevens, M. H. H., Szoecs, E., Wagner, H., Barbour, M., Bedward, M., Bolker, B., Borcard, D., Carvalho, G., Chirico, M., Caceres, M. D., Durand, S., … Weedon, J. (2024). </w:t>
       </w:r>
       <w:r>
         <w:rPr>
@@ -17979,15 +16519,7 @@
         <w:pStyle w:val="Bibliography"/>
       </w:pPr>
       <w:r>
-        <w:t xml:space="preserve">Peel, M. C., Finlayson, B. L., &amp; McMahon, T. A. (2007). Updated world map of the </w:t>
-      </w:r>
-      <w:proofErr w:type="spellStart"/>
-      <w:r>
-        <w:t>Köppen</w:t>
-      </w:r>
-      <w:proofErr w:type="spellEnd"/>
-      <w:r>
-        <w:t xml:space="preserve">–Geiger climate classification. </w:t>
+        <w:t xml:space="preserve">Peel, M. C., Finlayson, B. L., &amp; McMahon, T. A. (2007). Updated world map of the Köppen–Geiger climate classification. </w:t>
       </w:r>
       <w:r>
         <w:rPr>
@@ -18015,23 +16547,7 @@
         <w:pStyle w:val="Bibliography"/>
       </w:pPr>
       <w:r>
-        <w:t xml:space="preserve">Petit, S., </w:t>
-      </w:r>
-      <w:proofErr w:type="spellStart"/>
-      <w:r>
-        <w:t>Boursault</w:t>
-      </w:r>
-      <w:proofErr w:type="spellEnd"/>
-      <w:r>
-        <w:t xml:space="preserve">, A., Guilloux, M., Munier-Jolain, N., &amp; </w:t>
-      </w:r>
-      <w:proofErr w:type="spellStart"/>
-      <w:r>
-        <w:t>Reboud</w:t>
-      </w:r>
-      <w:proofErr w:type="spellEnd"/>
-      <w:r>
-        <w:t xml:space="preserve">, X. (2011). Weeds in agricultural landscapes. A review. </w:t>
+        <w:t xml:space="preserve">Petit, S., Boursault, A., Guilloux, M., Munier-Jolain, N., &amp; Reboud, X. (2011). Weeds in agricultural landscapes. A review. </w:t>
       </w:r>
       <w:r>
         <w:rPr>
@@ -18059,39 +16575,7 @@
         <w:pStyle w:val="Bibliography"/>
       </w:pPr>
       <w:r>
-        <w:t xml:space="preserve">Petit, S., Munier-Jolain, N., </w:t>
-      </w:r>
-      <w:proofErr w:type="spellStart"/>
-      <w:r>
-        <w:t>Bretagnolle</w:t>
-      </w:r>
-      <w:proofErr w:type="spellEnd"/>
-      <w:r>
-        <w:t xml:space="preserve">, V., </w:t>
-      </w:r>
-      <w:proofErr w:type="spellStart"/>
-      <w:r>
-        <w:t>Bockstaller</w:t>
-      </w:r>
-      <w:proofErr w:type="spellEnd"/>
-      <w:r>
-        <w:t xml:space="preserve">, C., Gaba, S., Cordeau, S., </w:t>
-      </w:r>
-      <w:proofErr w:type="spellStart"/>
-      <w:r>
-        <w:t>Lechenet</w:t>
-      </w:r>
-      <w:proofErr w:type="spellEnd"/>
-      <w:r>
-        <w:t xml:space="preserve">, M., </w:t>
-      </w:r>
-      <w:proofErr w:type="spellStart"/>
-      <w:r>
-        <w:t>Mézière</w:t>
-      </w:r>
-      <w:proofErr w:type="spellEnd"/>
-      <w:r>
-        <w:t xml:space="preserve">, D., &amp; Colbach, N. (2015). Ecological Intensification Through Pesticide Reduction: Weed Control, Weed Biodiversity and Sustainability in Arable Farming. </w:t>
+        <w:t xml:space="preserve">Petit, S., Munier-Jolain, N., Bretagnolle, V., Bockstaller, C., Gaba, S., Cordeau, S., Lechenet, M., Mézière, D., &amp; Colbach, N. (2015). Ecological Intensification Through Pesticide Reduction: Weed Control, Weed Biodiversity and Sustainability in Arable Farming. </w:t>
       </w:r>
       <w:r>
         <w:rPr>
@@ -18118,13 +16602,8 @@
       <w:pPr>
         <w:pStyle w:val="Bibliography"/>
       </w:pPr>
-      <w:proofErr w:type="spellStart"/>
-      <w:r>
-        <w:t>Pielou</w:t>
-      </w:r>
-      <w:proofErr w:type="spellEnd"/>
-      <w:r>
-        <w:t xml:space="preserve">, E. C. (1966). The measurement of diversity in different types of biological collections. </w:t>
+      <w:r>
+        <w:t xml:space="preserve">Pielou, E. C. (1966). The measurement of diversity in different types of biological collections. </w:t>
       </w:r>
       <w:r>
         <w:rPr>
@@ -18152,31 +16631,7 @@
         <w:pStyle w:val="Bibliography"/>
       </w:pPr>
       <w:r>
-        <w:t xml:space="preserve">Pittelkow, C. M., Liang, X., Linquist, B. A., van </w:t>
-      </w:r>
-      <w:proofErr w:type="spellStart"/>
-      <w:r>
-        <w:t>Groenigen</w:t>
-      </w:r>
-      <w:proofErr w:type="spellEnd"/>
-      <w:r>
-        <w:t xml:space="preserve">, K. J., Lee, J., Lundy, M. E., van </w:t>
-      </w:r>
-      <w:proofErr w:type="spellStart"/>
-      <w:r>
-        <w:t>Gestel</w:t>
-      </w:r>
-      <w:proofErr w:type="spellEnd"/>
-      <w:r>
-        <w:t xml:space="preserve">, N., Six, J., </w:t>
-      </w:r>
-      <w:proofErr w:type="spellStart"/>
-      <w:r>
-        <w:t>Venterea</w:t>
-      </w:r>
-      <w:proofErr w:type="spellEnd"/>
-      <w:r>
-        <w:t xml:space="preserve">, R. T., &amp; van Kessel, C. (2015). Productivity limits and potentials of the principles of conservation agriculture. </w:t>
+        <w:t xml:space="preserve">Pittelkow, C. M., Liang, X., Linquist, B. A., van Groenigen, K. J., Lee, J., Lundy, M. E., van Gestel, N., Six, J., Venterea, R. T., &amp; van Kessel, C. (2015). Productivity limits and potentials of the principles of conservation agriculture. </w:t>
       </w:r>
       <w:r>
         <w:rPr>
@@ -18205,15 +16660,7 @@
       </w:pPr>
       <w:r>
         <w:lastRenderedPageBreak/>
-        <w:t xml:space="preserve">Pratt, R. C., Schutte, B. J., Idowu, O. J., </w:t>
-      </w:r>
-      <w:proofErr w:type="spellStart"/>
-      <w:r>
-        <w:t>Uchanski</w:t>
-      </w:r>
-      <w:proofErr w:type="spellEnd"/>
-      <w:r>
-        <w:t xml:space="preserve">, M., &amp; Grant, L. (2023). Fall-sown small grain cover crops for weed suppression and soil moisture management in an irrigated organic agroecosystem. </w:t>
+        <w:t xml:space="preserve">Pratt, R. C., Schutte, B. J., Idowu, O. J., Uchanski, M., &amp; Grant, L. (2023). Fall-sown small grain cover crops for weed suppression and soil moisture management in an irrigated organic agroecosystem. </w:t>
       </w:r>
       <w:r>
         <w:rPr>
@@ -18305,39 +16752,7 @@
         <w:pStyle w:val="Bibliography"/>
       </w:pPr>
       <w:r>
-        <w:t xml:space="preserve">Rouge, A., </w:t>
-      </w:r>
-      <w:proofErr w:type="spellStart"/>
-      <w:r>
-        <w:t>Adeux</w:t>
-      </w:r>
-      <w:proofErr w:type="spellEnd"/>
-      <w:r>
-        <w:t xml:space="preserve">, G., </w:t>
-      </w:r>
-      <w:proofErr w:type="spellStart"/>
-      <w:r>
-        <w:t>Busset</w:t>
-      </w:r>
-      <w:proofErr w:type="spellEnd"/>
-      <w:r>
-        <w:t xml:space="preserve">, H., </w:t>
-      </w:r>
-      <w:proofErr w:type="spellStart"/>
-      <w:r>
-        <w:t>Hugard</w:t>
-      </w:r>
-      <w:proofErr w:type="spellEnd"/>
-      <w:r>
-        <w:t xml:space="preserve">, R., Martin, J., </w:t>
-      </w:r>
-      <w:proofErr w:type="spellStart"/>
-      <w:r>
-        <w:t>Matejicek</w:t>
-      </w:r>
-      <w:proofErr w:type="spellEnd"/>
-      <w:r>
-        <w:t xml:space="preserve">, A., Moreau, D., Guillemin, J.-P., &amp; Cordeau, S. (2023). Carry-over effects of cover crops on weeds and crop productivity in no-till systems. </w:t>
+        <w:t xml:space="preserve">Rouge, A., Adeux, G., Busset, H., Hugard, R., Martin, J., Matejicek, A., Moreau, D., Guillemin, J.-P., &amp; Cordeau, S. (2023). Carry-over effects of cover crops on weeds and crop productivity in no-till systems. </w:t>
       </w:r>
       <w:r>
         <w:rPr>
@@ -18365,15 +16780,7 @@
         <w:pStyle w:val="Bibliography"/>
       </w:pPr>
       <w:r>
-        <w:t xml:space="preserve">Salonen, J., Andersson, L., Andreasen, C., &amp; Semb </w:t>
-      </w:r>
-      <w:proofErr w:type="spellStart"/>
-      <w:r>
-        <w:t>Torresen</w:t>
-      </w:r>
-      <w:proofErr w:type="spellEnd"/>
-      <w:r>
-        <w:t xml:space="preserve">, K. (2008). </w:t>
+        <w:t xml:space="preserve">Salonen, J., Andersson, L., Andreasen, C., &amp; Semb Torresen, K. (2008). </w:t>
       </w:r>
       <w:r>
         <w:rPr>
@@ -18390,37 +16797,8 @@
       <w:pPr>
         <w:pStyle w:val="Bibliography"/>
       </w:pPr>
-      <w:proofErr w:type="spellStart"/>
-      <w:r>
-        <w:t>Schatke</w:t>
-      </w:r>
-      <w:proofErr w:type="spellEnd"/>
-      <w:r>
-        <w:t xml:space="preserve">, M., </w:t>
-      </w:r>
-      <w:proofErr w:type="spellStart"/>
-      <w:r>
-        <w:t>Ulber</w:t>
-      </w:r>
-      <w:proofErr w:type="spellEnd"/>
-      <w:r>
-        <w:t xml:space="preserve">, L., Musavi, T., </w:t>
-      </w:r>
-      <w:proofErr w:type="spellStart"/>
-      <w:r>
-        <w:t>Wäldchen</w:t>
-      </w:r>
-      <w:proofErr w:type="spellEnd"/>
-      <w:r>
-        <w:t xml:space="preserve">, J., &amp; von </w:t>
-      </w:r>
-      <w:proofErr w:type="spellStart"/>
-      <w:r>
-        <w:t>Redwitz</w:t>
-      </w:r>
-      <w:proofErr w:type="spellEnd"/>
-      <w:r>
-        <w:t xml:space="preserve">, C. (2024). From unwanted to wanted: Blending functional weed traits into weed distribution maps. </w:t>
+      <w:r>
+        <w:t xml:space="preserve">Schatke, M., Ulber, L., Musavi, T., Wäldchen, J., &amp; von Redwitz, C. (2024). From unwanted to wanted: Blending functional weed traits into weed distribution maps. </w:t>
       </w:r>
       <w:r>
         <w:rPr>
@@ -18477,15 +16855,7 @@
       </w:pPr>
       <w:r>
         <w:lastRenderedPageBreak/>
-        <w:t xml:space="preserve">Sharma, A., Kumar, V., Shahzad, B., Tanveer, M., Sidhu, G. P. S., Handa, N., Kohli, S. K., Yadav, P., Bali, A. S., Parihar, R. D., Dar, O. I., Singh, K., </w:t>
-      </w:r>
-      <w:proofErr w:type="spellStart"/>
-      <w:r>
-        <w:t>Jasrotia</w:t>
-      </w:r>
-      <w:proofErr w:type="spellEnd"/>
-      <w:r>
-        <w:t xml:space="preserve">, S., Bakshi, P., Ramakrishnan, M., Kumar, S., Bhardwaj, R., &amp; Thukral, A. K. (2019). Worldwide pesticide usage and its impacts on ecosystem. </w:t>
+        <w:t xml:space="preserve">Sharma, A., Kumar, V., Shahzad, B., Tanveer, M., Sidhu, G. P. S., Handa, N., Kohli, S. K., Yadav, P., Bali, A. S., Parihar, R. D., Dar, O. I., Singh, K., Jasrotia, S., Bakshi, P., Ramakrishnan, M., Kumar, S., Bhardwaj, R., &amp; Thukral, A. K. (2019). Worldwide pesticide usage and its impacts on ecosystem. </w:t>
       </w:r>
       <w:r>
         <w:rPr>
@@ -18568,21 +16938,8 @@
       <w:pPr>
         <w:pStyle w:val="Bibliography"/>
       </w:pPr>
-      <w:proofErr w:type="spellStart"/>
-      <w:r>
-        <w:t>Silge</w:t>
-      </w:r>
-      <w:proofErr w:type="spellEnd"/>
-      <w:r>
-        <w:t xml:space="preserve">, J., &amp; Robinson, D. (2016). </w:t>
-      </w:r>
-      <w:proofErr w:type="spellStart"/>
-      <w:r>
-        <w:t>tidytext</w:t>
-      </w:r>
-      <w:proofErr w:type="spellEnd"/>
-      <w:r>
-        <w:t xml:space="preserve">: Text Mining and Analysis Using Tidy Data Principles in R. </w:t>
+      <w:r>
+        <w:t xml:space="preserve">Silge, J., &amp; Robinson, D. (2016). tidytext: Text Mining and Analysis Using Tidy Data Principles in R. </w:t>
       </w:r>
       <w:r>
         <w:rPr>
@@ -18643,65 +17000,47 @@
       <w:r>
         <w:t xml:space="preserve">Smith, R. G., Warren, N. D., &amp; Cordeau, S. (2020). Are cover crop mixtures better at suppressing weeds than cover crop monocultures? </w:t>
       </w:r>
-      <w:proofErr w:type="spellStart"/>
       <w:r>
         <w:rPr>
           <w:i/>
           <w:iCs/>
           <w:lang w:val="da-DK"/>
         </w:rPr>
-        <w:t>Weed</w:t>
-      </w:r>
-      <w:proofErr w:type="spellEnd"/>
-      <w:r>
-        <w:rPr>
-          <w:i/>
-          <w:iCs/>
+        <w:t>Weed Science</w:t>
+      </w:r>
+      <w:r>
+        <w:rPr>
           <w:lang w:val="da-DK"/>
         </w:rPr>
-        <w:t xml:space="preserve"> Science</w:t>
-      </w:r>
-      <w:r>
-        <w:rPr>
+        <w:t xml:space="preserve">, </w:t>
+      </w:r>
+      <w:r>
+        <w:rPr>
+          <w:i/>
+          <w:iCs/>
           <w:lang w:val="da-DK"/>
         </w:rPr>
-        <w:t xml:space="preserve">, </w:t>
-      </w:r>
-      <w:r>
-        <w:rPr>
-          <w:i/>
-          <w:iCs/>
+        <w:t>68</w:t>
+      </w:r>
+      <w:r>
+        <w:rPr>
           <w:lang w:val="da-DK"/>
         </w:rPr>
-        <w:t>68</w:t>
-      </w:r>
+        <w:t>(2), 186–194. https://doi.org/10.1017/wsc.2020.12</w:t>
+      </w:r>
+    </w:p>
+    <w:p>
+      <w:pPr>
+        <w:pStyle w:val="Bibliography"/>
+      </w:pPr>
       <w:r>
         <w:rPr>
           <w:lang w:val="da-DK"/>
         </w:rPr>
-        <w:t>(2), 186–194. https://doi.org/10.1017/wsc.2020.12</w:t>
-      </w:r>
-    </w:p>
-    <w:p>
-      <w:pPr>
-        <w:pStyle w:val="Bibliography"/>
-      </w:pPr>
-      <w:r>
-        <w:rPr>
-          <w:lang w:val="da-DK"/>
-        </w:rPr>
         <w:t xml:space="preserve">Sønderskov, M., Rydahl, P., Bøjer, O. M., Jensen, J. E., &amp; Kudsk, P. (2016). </w:t>
       </w:r>
       <w:r>
-        <w:t xml:space="preserve">Crop Protection Online—Weeds: A Case Study for Agricultural Decision Support Systems. In J. Papathanasiou, N. </w:t>
-      </w:r>
-      <w:proofErr w:type="spellStart"/>
-      <w:r>
-        <w:t>Ploskas</w:t>
-      </w:r>
-      <w:proofErr w:type="spellEnd"/>
-      <w:r>
-        <w:t xml:space="preserve">, &amp; I. Linden (Eds.), </w:t>
+        <w:t xml:space="preserve">Crop Protection Online—Weeds: A Case Study for Agricultural Decision Support Systems. In J. Papathanasiou, N. Ploskas, &amp; I. Linden (Eds.), </w:t>
       </w:r>
       <w:r>
         <w:rPr>
@@ -18766,23 +17105,7 @@
         <w:pStyle w:val="Bibliography"/>
       </w:pPr>
       <w:r>
-        <w:t xml:space="preserve">Sullivan, C. A. O., </w:t>
-      </w:r>
-      <w:proofErr w:type="spellStart"/>
-      <w:r>
-        <w:t>Whisson</w:t>
-      </w:r>
-      <w:proofErr w:type="spellEnd"/>
-      <w:r>
-        <w:t xml:space="preserve">, K., Treble, K., Roper, M. M., </w:t>
-      </w:r>
-      <w:proofErr w:type="spellStart"/>
-      <w:r>
-        <w:t>Micin</w:t>
-      </w:r>
-      <w:proofErr w:type="spellEnd"/>
-      <w:r>
-        <w:t xml:space="preserve">, S. F., &amp; Ward, P. R. (2017). Biological nitrification inhibition by weeds: Wild radish, brome grass, wild oats and annual ryegrass decrease nitrification rates in their rhizospheres. </w:t>
+        <w:t xml:space="preserve">Sullivan, C. A. O., Whisson, K., Treble, K., Roper, M. M., Micin, S. F., &amp; Ward, P. R. (2017). Biological nitrification inhibition by weeds: Wild radish, brome grass, wild oats and annual ryegrass decrease nitrification rates in their rhizospheres. </w:t>
       </w:r>
       <w:r>
         <w:rPr>
@@ -18866,15 +17189,7 @@
         <w:pStyle w:val="Bibliography"/>
       </w:pPr>
       <w:r>
-        <w:t xml:space="preserve">Wan, N.-F., Fu, L., Dainese, M., Kiær, L. P., Hu, Y.-Q., Xin, F., </w:t>
-      </w:r>
-      <w:proofErr w:type="spellStart"/>
-      <w:r>
-        <w:t>Goulson</w:t>
-      </w:r>
-      <w:proofErr w:type="spellEnd"/>
-      <w:r>
-        <w:t xml:space="preserve">, D., Woodcock, B. A., Vanbergen, A. J., Spurgeon, D. J., Shen, S., &amp; Scherber, C. (2025). Pesticides have negative effects on non-target organisms. </w:t>
+        <w:t xml:space="preserve">Wan, N.-F., Fu, L., Dainese, M., Kiær, L. P., Hu, Y.-Q., Xin, F., Goulson, D., Woodcock, B. A., Vanbergen, A. J., Spurgeon, D. J., Shen, S., &amp; Scherber, C. (2025). Pesticides have negative effects on non-target organisms. </w:t>
       </w:r>
       <w:r>
         <w:rPr>
@@ -18902,15 +17217,7 @@
         <w:pStyle w:val="Bibliography"/>
       </w:pPr>
       <w:r>
-        <w:t xml:space="preserve">Weber, J. F., Kunz, C., </w:t>
-      </w:r>
-      <w:proofErr w:type="spellStart"/>
-      <w:r>
-        <w:t>Peteinatos</w:t>
-      </w:r>
-      <w:proofErr w:type="spellEnd"/>
-      <w:r>
-        <w:t xml:space="preserve">, G. G., Zikeli, S., &amp; Gerhards, R. (2017). Weed Control Using Conventional Tillage, Reduced Tillage, No-Tillage, and Cover Crops in Organic Soybean. </w:t>
+        <w:t xml:space="preserve">Weber, J. F., Kunz, C., Peteinatos, G. G., Zikeli, S., &amp; Gerhards, R. (2017). Weed Control Using Conventional Tillage, Reduced Tillage, No-Tillage, and Cover Crops in Organic Soybean. </w:t>
       </w:r>
       <w:r>
         <w:rPr>
@@ -18938,23 +17245,7 @@
         <w:pStyle w:val="Bibliography"/>
       </w:pPr>
       <w:r>
-        <w:t xml:space="preserve">Westh, T. B., Hauschild, M. Z., Birkved, M., Jørgensen, M. S., Rosenbaum, R. K., &amp; </w:t>
-      </w:r>
-      <w:proofErr w:type="spellStart"/>
-      <w:r>
-        <w:t>Fantke</w:t>
-      </w:r>
-      <w:proofErr w:type="spellEnd"/>
-      <w:r>
-        <w:t xml:space="preserve">, P. (2015). The </w:t>
-      </w:r>
-      <w:proofErr w:type="spellStart"/>
-      <w:r>
-        <w:t>USEtox</w:t>
-      </w:r>
-      <w:proofErr w:type="spellEnd"/>
-      <w:r>
-        <w:t xml:space="preserve"> story: A survey of model developer visions and user </w:t>
+        <w:t xml:space="preserve">Westh, T. B., Hauschild, M. Z., Birkved, M., Jørgensen, M. S., Rosenbaum, R. K., &amp; Fantke, P. (2015). The USEtox story: A survey of model developer visions and user </w:t>
       </w:r>
       <w:r>
         <w:lastRenderedPageBreak/>
@@ -18986,38 +17277,14 @@
         <w:pStyle w:val="Bibliography"/>
       </w:pPr>
       <w:r>
-        <w:t xml:space="preserve">Wickham, H., Averick, M., Bryan, J., Chang, W., McGowan, L. D., François, R., Grolemund, G., Hayes, A., Henry, L., Hester, J., Kuhn, M., Pedersen, T. L., Miller, E., Bache, S. M., Müller, K., Ooms, J., Robinson, D., Seidel, D. P., Spinu, V., … Yutani, H. (2019). Welcome to the </w:t>
-      </w:r>
-      <w:proofErr w:type="spellStart"/>
-      <w:r>
-        <w:t>Tidyverse</w:t>
-      </w:r>
-      <w:proofErr w:type="spellEnd"/>
-      <w:r>
-        <w:t xml:space="preserve">. </w:t>
-      </w:r>
-      <w:r>
-        <w:rPr>
-          <w:i/>
-          <w:iCs/>
-        </w:rPr>
-        <w:t xml:space="preserve">Journal of </w:t>
-      </w:r>
-      <w:proofErr w:type="gramStart"/>
-      <w:r>
-        <w:rPr>
-          <w:i/>
-          <w:iCs/>
-        </w:rPr>
-        <w:t>Open Source</w:t>
-      </w:r>
-      <w:proofErr w:type="gramEnd"/>
-      <w:r>
-        <w:rPr>
-          <w:i/>
-          <w:iCs/>
-        </w:rPr>
-        <w:t xml:space="preserve"> Software</w:t>
+        <w:t xml:space="preserve">Wickham, H., Averick, M., Bryan, J., Chang, W., McGowan, L. D., François, R., Grolemund, G., Hayes, A., Henry, L., Hester, J., Kuhn, M., Pedersen, T. L., Miller, E., Bache, S. M., Müller, K., Ooms, J., Robinson, D., Seidel, D. P., Spinu, V., … Yutani, H. (2019). Welcome to the Tidyverse. </w:t>
+      </w:r>
+      <w:r>
+        <w:rPr>
+          <w:i/>
+          <w:iCs/>
+        </w:rPr>
+        <w:t>Journal of Open Source Software</w:t>
       </w:r>
       <w:r>
         <w:t xml:space="preserve">, </w:t>
@@ -19040,21 +17307,12 @@
       <w:r>
         <w:t xml:space="preserve">Wickham, H., &amp; Bryan, J. (2023). </w:t>
       </w:r>
-      <w:proofErr w:type="spellStart"/>
-      <w:r>
-        <w:rPr>
-          <w:i/>
-          <w:iCs/>
-        </w:rPr>
-        <w:t>readxl</w:t>
-      </w:r>
-      <w:proofErr w:type="spellEnd"/>
-      <w:r>
-        <w:rPr>
-          <w:i/>
-          <w:iCs/>
-        </w:rPr>
-        <w:t>: Read Excel Files</w:t>
+      <w:r>
+        <w:rPr>
+          <w:i/>
+          <w:iCs/>
+        </w:rPr>
+        <w:t>readxl: Read Excel Files</w:t>
       </w:r>
       <w:r>
         <w:t>. https://CRAN.R-project.org/package=readxl</w:t>
@@ -19110,13 +17368,8 @@
       <w:pPr>
         <w:pStyle w:val="Bibliography"/>
       </w:pPr>
-      <w:proofErr w:type="spellStart"/>
-      <w:r>
-        <w:t>Yvoz</w:t>
-      </w:r>
-      <w:proofErr w:type="spellEnd"/>
-      <w:r>
-        <w:t xml:space="preserve">, S., Petit, S., Biju-Duval, L., &amp; Cordeau, S. (2020). A framework to type crop management strategies within a production situation to improve the comprehension of weed communities. </w:t>
+      <w:r>
+        <w:t xml:space="preserve">Yvoz, S., Petit, S., Biju-Duval, L., &amp; Cordeau, S. (2020). A framework to type crop management strategies within a production situation to improve the comprehension of weed communities. </w:t>
       </w:r>
       <w:r>
         <w:rPr>
@@ -19244,7 +17497,7 @@
       </w:r>
     </w:p>
   </w:comment>
-  <w:comment w:id="5" w:author="Virginia Anne Nichols" w:date="2026-03-27T08:59:00Z" w:initials="VN">
+  <w:comment w:id="5" w:author="Virginia Anne Nichols" w:date="2026-01-22T09:16:00Z" w:initials="VN">
     <w:p>
       <w:pPr>
         <w:pStyle w:val="CommentText"/>
@@ -19256,11 +17509,11 @@
         <w:annotationRef/>
       </w:r>
       <w:r>
-        <w:t xml:space="preserve">Bo is this true for Flakkebjerg? I know they did it in Foulum. </w:t>
+        <w:t>Bo you didn’t answer my question here about how the different row spacings were accommodated, so I guessed - does this seem reasonable?</w:t>
       </w:r>
     </w:p>
   </w:comment>
-  <w:comment w:id="6" w:author="Virginia Anne Nichols" w:date="2026-01-22T09:16:00Z" w:initials="VN">
+  <w:comment w:id="8" w:author="Simon Shamus Riley" w:date="2026-03-30T13:40:00Z" w:initials="SR">
     <w:p>
       <w:pPr>
         <w:pStyle w:val="CommentText"/>
@@ -19272,11 +17525,11 @@
         <w:annotationRef/>
       </w:r>
       <w:r>
-        <w:t>Bo you didn’t answer my question here about how the different row spacings were accommodated, so I guessed - does this seem reasonable?</w:t>
+        <w:t>Melander et al. should be outside parentheses here I think</w:t>
       </w:r>
     </w:p>
   </w:comment>
-  <w:comment w:id="9" w:author="Simon Shamus Riley" w:date="2026-03-30T13:40:00Z" w:initials="SR">
+  <w:comment w:id="9" w:author="Simon Shamus Riley" w:date="2026-03-30T11:36:00Z" w:initials="SR">
     <w:p>
       <w:pPr>
         <w:pStyle w:val="CommentText"/>
@@ -19288,11 +17541,14 @@
         <w:annotationRef/>
       </w:r>
       <w:r>
-        <w:t>Melander et al. should be outside parentheses here I think</w:t>
+        <w:rPr>
+          <w:lang w:val="en-US"/>
+        </w:rPr>
+        <w:t>Was it intentional to make the error bars white? I find them very hard to see - maybe thicken them slightly if you want to keep them white.</w:t>
       </w:r>
     </w:p>
   </w:comment>
-  <w:comment w:id="11" w:author="Simon Shamus Riley" w:date="2026-03-30T11:36:00Z" w:initials="SR">
+  <w:comment w:id="10" w:author="Virginia Anne Nichols" w:date="2026-04-13T10:43:00Z" w:initials="VN">
     <w:p>
       <w:pPr>
         <w:pStyle w:val="CommentText"/>
@@ -19304,14 +17560,11 @@
         <w:annotationRef/>
       </w:r>
       <w:r>
-        <w:rPr>
-          <w:lang w:val="en-US"/>
-        </w:rPr>
-        <w:t>Was it intentional to make the error bars white? I find them very hard to see - maybe thicken them slightly if you want to keep them white.</w:t>
+        <w:t>In remaking this figure I ran into issues...</w:t>
       </w:r>
     </w:p>
   </w:comment>
-  <w:comment w:id="14" w:author="Simon Shamus Riley" w:date="2026-03-30T14:44:00Z" w:initials="SR">
+  <w:comment w:id="11" w:author="Simon Shamus Riley" w:date="2026-03-30T14:44:00Z" w:initials="SR">
     <w:p>
       <w:pPr>
         <w:pStyle w:val="CommentText"/>
@@ -19327,7 +17580,7 @@
       </w:r>
     </w:p>
   </w:comment>
-  <w:comment w:id="16" w:author="Simon Shamus Riley" w:date="2026-03-30T14:50:00Z" w:initials="SR">
+  <w:comment w:id="12" w:author="Virginia Anne Nichols" w:date="2026-04-13T10:45:00Z" w:initials="VN">
     <w:p>
       <w:pPr>
         <w:pStyle w:val="CommentText"/>
@@ -19339,6 +17592,22 @@
         <w:annotationRef/>
       </w:r>
       <w:r>
+        <w:t>But...more text. How to compactly show this?</w:t>
+      </w:r>
+    </w:p>
+  </w:comment>
+  <w:comment w:id="14" w:author="Simon Shamus Riley" w:date="2026-03-30T14:50:00Z" w:initials="SR">
+    <w:p>
+      <w:pPr>
+        <w:pStyle w:val="CommentText"/>
+      </w:pPr>
+      <w:r>
+        <w:rPr>
+          <w:rStyle w:val="CommentReference"/>
+        </w:rPr>
+        <w:annotationRef/>
+      </w:r>
+      <w:r>
         <w:rPr>
           <w:lang w:val="en-US"/>
         </w:rPr>
@@ -19346,7 +17615,7 @@
       </w:r>
     </w:p>
   </w:comment>
-  <w:comment w:id="17" w:author="Simon Shamus Riley" w:date="2026-03-30T14:49:00Z" w:initials="SR">
+  <w:comment w:id="15" w:author="Simon Shamus Riley" w:date="2026-03-30T14:49:00Z" w:initials="SR">
     <w:p>
       <w:pPr>
         <w:pStyle w:val="CommentText"/>
@@ -19365,7 +17634,7 @@
       </w:r>
     </w:p>
   </w:comment>
-  <w:comment w:id="19" w:author="Virginia Anne Nichols" w:date="2025-11-26T10:39:00Z" w:initials="VN">
+  <w:comment w:id="16" w:author="Virginia Anne Nichols" w:date="2026-04-13T11:26:00Z" w:initials="VN">
     <w:p>
       <w:pPr>
         <w:pStyle w:val="CommentText"/>
@@ -19377,7 +17646,34 @@
         <w:annotationRef/>
       </w:r>
       <w:r>
-        <w:t>Bo or Mette can you fill this in?</w:t>
+        <w:t xml:space="preserve">Straw? (EMMA) </w:t>
+      </w:r>
+    </w:p>
+    <w:p>
+      <w:pPr>
+        <w:pStyle w:val="CommentText"/>
+      </w:pPr>
+      <w:r>
+        <w:rPr>
+          <w:lang w:val="da-DK"/>
+        </w:rPr>
+        <w:t>For my own understanding: Is it correctly interpreted that in the MixE where there was less herbicide use, and in the surface- and no-till, it looks like if you retain the residue the perennial weeds have a better time? So if you can’t use as much herbicide you should retain straw, to suppress perennial weeds in reduced tillage systems?</w:t>
+      </w:r>
+    </w:p>
+  </w:comment>
+  <w:comment w:id="17" w:author="Virginia Anne Nichols" w:date="2026-04-13T11:27:00Z" w:initials="VN">
+    <w:p>
+      <w:pPr>
+        <w:pStyle w:val="CommentText"/>
+      </w:pPr>
+      <w:r>
+        <w:rPr>
+          <w:rStyle w:val="CommentReference"/>
+        </w:rPr>
+        <w:annotationRef/>
+      </w:r>
+      <w:r>
+        <w:t>(EMMA) If you keep the residue, you seem to lower your perennial weeds? At least in NT, and in MixE surf and NT?</w:t>
       </w:r>
     </w:p>
   </w:comment>
@@ -19390,14 +17686,16 @@
   <w15:commentEx w15:paraId="77D7C631" w15:done="0"/>
   <w15:commentEx w15:paraId="3DEFA3B2" w15:done="0"/>
   <w15:commentEx w15:paraId="5D55CF98" w15:done="1"/>
-  <w15:commentEx w15:paraId="5CD165D7" w15:done="0"/>
   <w15:commentEx w15:paraId="6C81547D" w15:done="0"/>
   <w15:commentEx w15:paraId="14379945" w15:done="0"/>
   <w15:commentEx w15:paraId="73732E4C" w15:done="0"/>
+  <w15:commentEx w15:paraId="58D802DF" w15:paraIdParent="73732E4C" w15:done="0"/>
   <w15:commentEx w15:paraId="0922A4D6" w15:done="0"/>
+  <w15:commentEx w15:paraId="0103ED33" w15:paraIdParent="0922A4D6" w15:done="0"/>
   <w15:commentEx w15:paraId="5CAAF0DB" w15:done="0"/>
   <w15:commentEx w15:paraId="6BC07F4B" w15:done="0"/>
-  <w15:commentEx w15:paraId="30569D99" w15:done="0"/>
+  <w15:commentEx w15:paraId="732A8E95" w15:done="0"/>
+  <w15:commentEx w15:paraId="56C82389" w15:done="0"/>
 </w15:commentsEx>
 </file>
 
@@ -19407,14 +17705,16 @@
   <w16cex:commentExtensible w16cex:durableId="36A392B3" w16cex:dateUtc="2026-03-30T09:46:00Z"/>
   <w16cex:commentExtensible w16cex:durableId="5AA62EED" w16cex:dateUtc="2026-03-30T09:50:00Z"/>
   <w16cex:commentExtensible w16cex:durableId="568333B8" w16cex:dateUtc="2026-03-30T10:03:00Z"/>
-  <w16cex:commentExtensible w16cex:durableId="6591D680" w16cex:dateUtc="2026-03-27T07:59:00Z"/>
   <w16cex:commentExtensible w16cex:durableId="33B89A46" w16cex:dateUtc="2026-01-22T08:16:00Z"/>
   <w16cex:commentExtensible w16cex:durableId="08DFFACD" w16cex:dateUtc="2026-03-30T11:40:00Z"/>
   <w16cex:commentExtensible w16cex:durableId="2B1B6780" w16cex:dateUtc="2026-03-30T09:36:00Z"/>
+  <w16cex:commentExtensible w16cex:durableId="527E5F3D" w16cex:dateUtc="2026-04-13T08:43:00Z"/>
   <w16cex:commentExtensible w16cex:durableId="3B9F56B2" w16cex:dateUtc="2026-03-30T12:44:00Z"/>
+  <w16cex:commentExtensible w16cex:durableId="297B3A9A" w16cex:dateUtc="2026-04-13T08:45:00Z"/>
   <w16cex:commentExtensible w16cex:durableId="123D7BB0" w16cex:dateUtc="2026-03-30T12:50:00Z"/>
   <w16cex:commentExtensible w16cex:durableId="3AEA9D12" w16cex:dateUtc="2026-03-30T12:49:00Z"/>
-  <w16cex:commentExtensible w16cex:durableId="0C509EE4" w16cex:dateUtc="2025-11-26T09:39:00Z"/>
+  <w16cex:commentExtensible w16cex:durableId="35072E21" w16cex:dateUtc="2026-04-13T09:26:00Z"/>
+  <w16cex:commentExtensible w16cex:durableId="6F8CB178" w16cex:dateUtc="2026-04-13T09:27:00Z"/>
 </w16cex:commentsExtensible>
 </file>
 
@@ -19424,14 +17724,16 @@
   <w16cid:commentId w16cid:paraId="77D7C631" w16cid:durableId="36A392B3"/>
   <w16cid:commentId w16cid:paraId="3DEFA3B2" w16cid:durableId="5AA62EED"/>
   <w16cid:commentId w16cid:paraId="5D55CF98" w16cid:durableId="568333B8"/>
-  <w16cid:commentId w16cid:paraId="5CD165D7" w16cid:durableId="6591D680"/>
   <w16cid:commentId w16cid:paraId="6C81547D" w16cid:durableId="33B89A46"/>
   <w16cid:commentId w16cid:paraId="14379945" w16cid:durableId="08DFFACD"/>
   <w16cid:commentId w16cid:paraId="73732E4C" w16cid:durableId="2B1B6780"/>
+  <w16cid:commentId w16cid:paraId="58D802DF" w16cid:durableId="527E5F3D"/>
   <w16cid:commentId w16cid:paraId="0922A4D6" w16cid:durableId="3B9F56B2"/>
+  <w16cid:commentId w16cid:paraId="0103ED33" w16cid:durableId="297B3A9A"/>
   <w16cid:commentId w16cid:paraId="5CAAF0DB" w16cid:durableId="123D7BB0"/>
   <w16cid:commentId w16cid:paraId="6BC07F4B" w16cid:durableId="3AEA9D12"/>
-  <w16cid:commentId w16cid:paraId="30569D99" w16cid:durableId="0C509EE4"/>
+  <w16cid:commentId w16cid:paraId="732A8E95" w16cid:durableId="35072E21"/>
+  <w16cid:commentId w16cid:paraId="56C82389" w16cid:durableId="6F8CB178"/>
 </w16cid:commentsIds>
 </file>
 
@@ -20309,7 +18611,6 @@
   <w:style w:type="character" w:default="1" w:styleId="DefaultParagraphFont">
     <w:name w:val="Default Paragraph Font"/>
     <w:uiPriority w:val="1"/>
-    <w:semiHidden/>
     <w:unhideWhenUsed/>
   </w:style>
   <w:style w:type="table" w:default="1" w:styleId="TableNormal">

--- a/docs/01_manuscript1/01_manu/manu-v9.docx
+++ b/docs/01_manuscript1/01_manu/manu-v9.docx
@@ -331,19 +331,55 @@
         <w:rPr>
           <w:lang w:val="fr-CA"/>
         </w:rPr>
-        <w:t>Department of Agroecology</w:t>
-      </w:r>
+        <w:t xml:space="preserve">Department of </w:t>
+      </w:r>
+      <w:proofErr w:type="spellStart"/>
       <w:r>
         <w:rPr>
           <w:lang w:val="fr-CA"/>
         </w:rPr>
+        <w:t>Agroecology</w:t>
+      </w:r>
+      <w:proofErr w:type="spellEnd"/>
+      <w:r>
+        <w:rPr>
+          <w:lang w:val="fr-CA"/>
+        </w:rPr>
         <w:t xml:space="preserve">, </w:t>
       </w:r>
       <w:r>
         <w:rPr>
           <w:lang w:val="fr-CA"/>
         </w:rPr>
-        <w:t>Aarhus University, 1 Forsøgsvej, 4200 Slagelse, Denmark</w:t>
+        <w:t xml:space="preserve">Aarhus </w:t>
+      </w:r>
+      <w:proofErr w:type="spellStart"/>
+      <w:r>
+        <w:rPr>
+          <w:lang w:val="fr-CA"/>
+        </w:rPr>
+        <w:t>University</w:t>
+      </w:r>
+      <w:proofErr w:type="spellEnd"/>
+      <w:r>
+        <w:rPr>
+          <w:lang w:val="fr-CA"/>
+        </w:rPr>
+        <w:t xml:space="preserve">, 1 </w:t>
+      </w:r>
+      <w:proofErr w:type="spellStart"/>
+      <w:r>
+        <w:rPr>
+          <w:lang w:val="fr-CA"/>
+        </w:rPr>
+        <w:t>Forsøgsvej</w:t>
+      </w:r>
+      <w:proofErr w:type="spellEnd"/>
+      <w:r>
+        <w:rPr>
+          <w:lang w:val="fr-CA"/>
+        </w:rPr>
+        <w:t>, 4200 Slagelse, Denmark</w:t>
       </w:r>
       <w:r>
         <w:rPr>
@@ -600,6 +636,7 @@
         </w:rPr>
       </w:pPr>
       <w:commentRangeStart w:id="1"/>
+      <w:proofErr w:type="spellStart"/>
       <w:r>
         <w:rPr>
           <w:lang w:val="en-US"/>
@@ -608,6 +645,7 @@
         <w:t>CRediT</w:t>
       </w:r>
       <w:commentRangeEnd w:id="1"/>
+      <w:proofErr w:type="spellEnd"/>
       <w:r>
         <w:rPr>
           <w:rStyle w:val="CommentReference"/>
@@ -668,30 +706,55 @@
       <w:pPr>
         <w:spacing w:line="360" w:lineRule="auto"/>
         <w:rPr>
-          <w:lang w:val="da-DK"/>
-        </w:rPr>
-      </w:pPr>
-      <w:r>
-        <w:rPr>
-          <w:lang w:val="da-DK"/>
+          <w:lang w:val="en-US"/>
+          <w:rPrChange w:id="2" w:author="Virginia Anne Nichols" w:date="2026-04-16T06:43:00Z" w16du:dateUtc="2026-04-16T04:43:00Z">
+            <w:rPr>
+              <w:lang w:val="da-DK"/>
+            </w:rPr>
+          </w:rPrChange>
+        </w:rPr>
+      </w:pPr>
+      <w:r>
+        <w:rPr>
+          <w:lang w:val="en-US"/>
+          <w:rPrChange w:id="3" w:author="Virginia Anne Nichols" w:date="2026-04-16T06:43:00Z" w16du:dateUtc="2026-04-16T04:43:00Z">
+            <w:rPr>
+              <w:lang w:val="da-DK"/>
+            </w:rPr>
+          </w:rPrChange>
         </w:rPr>
         <w:t xml:space="preserve">Data curation </w:t>
       </w:r>
       <w:r>
         <w:rPr>
-          <w:lang w:val="da-DK"/>
+          <w:lang w:val="en-US"/>
+          <w:rPrChange w:id="4" w:author="Virginia Anne Nichols" w:date="2026-04-16T06:43:00Z" w16du:dateUtc="2026-04-16T04:43:00Z">
+            <w:rPr>
+              <w:lang w:val="da-DK"/>
+            </w:rPr>
+          </w:rPrChange>
         </w:rPr>
         <w:t>–</w:t>
       </w:r>
       <w:r>
         <w:rPr>
-          <w:lang w:val="da-DK"/>
+          <w:lang w:val="en-US"/>
+          <w:rPrChange w:id="5" w:author="Virginia Anne Nichols" w:date="2026-04-16T06:43:00Z" w16du:dateUtc="2026-04-16T04:43:00Z">
+            <w:rPr>
+              <w:lang w:val="da-DK"/>
+            </w:rPr>
+          </w:rPrChange>
         </w:rPr>
         <w:t xml:space="preserve"> VN</w:t>
       </w:r>
       <w:r>
         <w:rPr>
-          <w:lang w:val="da-DK"/>
+          <w:lang w:val="en-US"/>
+          <w:rPrChange w:id="6" w:author="Virginia Anne Nichols" w:date="2026-04-16T06:43:00Z" w16du:dateUtc="2026-04-16T04:43:00Z">
+            <w:rPr>
+              <w:lang w:val="da-DK"/>
+            </w:rPr>
+          </w:rPrChange>
         </w:rPr>
         <w:t>, BM</w:t>
       </w:r>
@@ -700,38 +763,57 @@
       <w:pPr>
         <w:spacing w:line="360" w:lineRule="auto"/>
         <w:rPr>
-          <w:lang w:val="da-DK"/>
-        </w:rPr>
-      </w:pPr>
-      <w:r>
-        <w:rPr>
-          <w:lang w:val="da-DK"/>
+          <w:lang w:val="en-US"/>
+          <w:rPrChange w:id="7" w:author="Virginia Anne Nichols" w:date="2026-04-16T06:43:00Z" w16du:dateUtc="2026-04-16T04:43:00Z">
+            <w:rPr>
+              <w:lang w:val="da-DK"/>
+            </w:rPr>
+          </w:rPrChange>
+        </w:rPr>
+      </w:pPr>
+      <w:r>
+        <w:rPr>
+          <w:lang w:val="en-US"/>
+          <w:rPrChange w:id="8" w:author="Virginia Anne Nichols" w:date="2026-04-16T06:43:00Z" w16du:dateUtc="2026-04-16T04:43:00Z">
+            <w:rPr>
+              <w:lang w:val="da-DK"/>
+            </w:rPr>
+          </w:rPrChange>
         </w:rPr>
         <w:t xml:space="preserve">Formal analysis </w:t>
       </w:r>
       <w:r>
         <w:rPr>
-          <w:lang w:val="da-DK"/>
+          <w:lang w:val="en-US"/>
+          <w:rPrChange w:id="9" w:author="Virginia Anne Nichols" w:date="2026-04-16T06:43:00Z" w16du:dateUtc="2026-04-16T04:43:00Z">
+            <w:rPr>
+              <w:lang w:val="da-DK"/>
+            </w:rPr>
+          </w:rPrChange>
         </w:rPr>
         <w:t>–</w:t>
       </w:r>
       <w:r>
         <w:rPr>
-          <w:lang w:val="da-DK"/>
+          <w:lang w:val="en-US"/>
+          <w:rPrChange w:id="10" w:author="Virginia Anne Nichols" w:date="2026-04-16T06:43:00Z" w16du:dateUtc="2026-04-16T04:43:00Z">
+            <w:rPr>
+              <w:lang w:val="da-DK"/>
+            </w:rPr>
+          </w:rPrChange>
         </w:rPr>
         <w:t xml:space="preserve"> VN</w:t>
       </w:r>
       <w:r>
         <w:rPr>
-          <w:lang w:val="da-DK"/>
-        </w:rPr>
-        <w:t>, ER</w:t>
-      </w:r>
-      <w:r>
-        <w:rPr>
-          <w:lang w:val="da-DK"/>
-        </w:rPr>
-        <w:t>B, MG</w:t>
+          <w:lang w:val="en-US"/>
+          <w:rPrChange w:id="11" w:author="Virginia Anne Nichols" w:date="2026-04-16T06:43:00Z" w16du:dateUtc="2026-04-16T04:43:00Z">
+            <w:rPr>
+              <w:lang w:val="da-DK"/>
+            </w:rPr>
+          </w:rPrChange>
+        </w:rPr>
+        <w:t>, ERB, MG</w:t>
       </w:r>
     </w:p>
     <w:p>
@@ -1412,8 +1494,18 @@
           <w:iCs/>
           <w:lang w:val="en-US"/>
         </w:rPr>
-        <w:t>Lolium perenne</w:t>
-      </w:r>
+        <w:t xml:space="preserve">Lolium </w:t>
+      </w:r>
+      <w:proofErr w:type="spellStart"/>
+      <w:r>
+        <w:rPr>
+          <w:i/>
+          <w:iCs/>
+          <w:lang w:val="en-US"/>
+        </w:rPr>
+        <w:t>perenne</w:t>
+      </w:r>
+      <w:proofErr w:type="spellEnd"/>
       <w:r>
         <w:rPr>
           <w:lang w:val="en-US"/>
@@ -1432,7 +1524,35 @@
         <w:rPr>
           <w:lang w:val="en-US"/>
         </w:rPr>
-        <w:t>) mixtures sown early (MixE) and mid-season (MixM)</w:t>
+        <w:t>) mixtures sown early (</w:t>
+      </w:r>
+      <w:proofErr w:type="spellStart"/>
+      <w:r>
+        <w:rPr>
+          <w:lang w:val="en-US"/>
+        </w:rPr>
+        <w:t>MixE</w:t>
+      </w:r>
+      <w:proofErr w:type="spellEnd"/>
+      <w:r>
+        <w:rPr>
+          <w:lang w:val="en-US"/>
+        </w:rPr>
+        <w:t>) and mid-season (</w:t>
+      </w:r>
+      <w:proofErr w:type="spellStart"/>
+      <w:r>
+        <w:rPr>
+          <w:lang w:val="en-US"/>
+        </w:rPr>
+        <w:t>MixM</w:t>
+      </w:r>
+      <w:proofErr w:type="spellEnd"/>
+      <w:r>
+        <w:rPr>
+          <w:lang w:val="en-US"/>
+        </w:rPr>
+        <w:t>)</w:t>
       </w:r>
       <w:r>
         <w:rPr>
@@ -1458,7 +1578,35 @@
         <w:rPr>
           <w:lang w:val="en-US"/>
         </w:rPr>
-        <w:t>) sown mid-season (RadM) and post-harvest (RadL)</w:t>
+        <w:t>) sown mid-season (</w:t>
+      </w:r>
+      <w:proofErr w:type="spellStart"/>
+      <w:r>
+        <w:rPr>
+          <w:lang w:val="en-US"/>
+        </w:rPr>
+        <w:t>RadM</w:t>
+      </w:r>
+      <w:proofErr w:type="spellEnd"/>
+      <w:r>
+        <w:rPr>
+          <w:lang w:val="en-US"/>
+        </w:rPr>
+        <w:t>) and post-harvest (</w:t>
+      </w:r>
+      <w:proofErr w:type="spellStart"/>
+      <w:r>
+        <w:rPr>
+          <w:lang w:val="en-US"/>
+        </w:rPr>
+        <w:t>RadL</w:t>
+      </w:r>
+      <w:proofErr w:type="spellEnd"/>
+      <w:r>
+        <w:rPr>
+          <w:lang w:val="en-US"/>
+        </w:rPr>
+        <w:t>)</w:t>
       </w:r>
       <w:r>
         <w:rPr>
@@ -1470,7 +1618,21 @@
         <w:rPr>
           <w:lang w:val="en-US"/>
         </w:rPr>
-        <w:t xml:space="preserve"> no-cover control (NoCC)</w:t>
+        <w:t xml:space="preserve"> no-cover control (</w:t>
+      </w:r>
+      <w:proofErr w:type="spellStart"/>
+      <w:r>
+        <w:rPr>
+          <w:lang w:val="en-US"/>
+        </w:rPr>
+        <w:t>NoCC</w:t>
+      </w:r>
+      <w:proofErr w:type="spellEnd"/>
+      <w:r>
+        <w:rPr>
+          <w:lang w:val="en-US"/>
+        </w:rPr>
+        <w:t>)</w:t>
       </w:r>
       <w:r>
         <w:rPr>
@@ -1568,11 +1730,19 @@
         </w:rPr>
         <w:t xml:space="preserve">All </w:t>
       </w:r>
-      <w:r>
-        <w:rPr>
-          <w:lang w:val="en-US"/>
-        </w:rPr>
-        <w:t xml:space="preserve">RadM systems </w:t>
+      <w:proofErr w:type="spellStart"/>
+      <w:r>
+        <w:rPr>
+          <w:lang w:val="en-US"/>
+        </w:rPr>
+        <w:t>RadM</w:t>
+      </w:r>
+      <w:proofErr w:type="spellEnd"/>
+      <w:r>
+        <w:rPr>
+          <w:lang w:val="en-US"/>
+        </w:rPr>
+        <w:t xml:space="preserve"> systems </w:t>
       </w:r>
       <w:r>
         <w:rPr>
@@ -1658,11 +1828,19 @@
         </w:rPr>
         <w:t xml:space="preserve">he presence of </w:t>
       </w:r>
-      <w:r>
-        <w:rPr>
-          <w:lang w:val="en-US"/>
-        </w:rPr>
-        <w:t>MixE reduced pesticide</w:t>
+      <w:proofErr w:type="spellStart"/>
+      <w:r>
+        <w:rPr>
+          <w:lang w:val="en-US"/>
+        </w:rPr>
+        <w:t>MixE</w:t>
+      </w:r>
+      <w:proofErr w:type="spellEnd"/>
+      <w:r>
+        <w:rPr>
+          <w:lang w:val="en-US"/>
+        </w:rPr>
+        <w:t xml:space="preserve"> reduced pesticide</w:t>
       </w:r>
       <w:r>
         <w:rPr>
@@ -1746,7 +1924,21 @@
         <w:rPr>
           <w:lang w:val="en-US"/>
         </w:rPr>
-        <w:t xml:space="preserve"> MixE </w:t>
+        <w:t xml:space="preserve"> </w:t>
+      </w:r>
+      <w:proofErr w:type="spellStart"/>
+      <w:r>
+        <w:rPr>
+          <w:lang w:val="en-US"/>
+        </w:rPr>
+        <w:t>MixE</w:t>
+      </w:r>
+      <w:proofErr w:type="spellEnd"/>
+      <w:r>
+        <w:rPr>
+          <w:lang w:val="en-US"/>
+        </w:rPr>
+        <w:t xml:space="preserve"> </w:t>
       </w:r>
       <w:r>
         <w:rPr>
@@ -1770,7 +1962,21 @@
         <w:rPr>
           <w:lang w:val="en-US"/>
         </w:rPr>
-        <w:t xml:space="preserve"> than NoCC, but</w:t>
+        <w:t xml:space="preserve"> than </w:t>
+      </w:r>
+      <w:proofErr w:type="spellStart"/>
+      <w:r>
+        <w:rPr>
+          <w:lang w:val="en-US"/>
+        </w:rPr>
+        <w:t>NoCC</w:t>
+      </w:r>
+      <w:proofErr w:type="spellEnd"/>
+      <w:r>
+        <w:rPr>
+          <w:lang w:val="en-US"/>
+        </w:rPr>
+        <w:t>, but</w:t>
       </w:r>
       <w:r>
         <w:rPr>
@@ -1808,11 +2014,41 @@
         </w:rPr>
         <w:t xml:space="preserve">. </w:t>
       </w:r>
-      <w:r>
-        <w:rPr>
-          <w:lang w:val="en-US"/>
-        </w:rPr>
-        <w:t xml:space="preserve">The MixM and RadL performed </w:t>
+      <w:proofErr w:type="gramStart"/>
+      <w:r>
+        <w:rPr>
+          <w:lang w:val="en-US"/>
+        </w:rPr>
+        <w:t xml:space="preserve">The </w:t>
+      </w:r>
+      <w:proofErr w:type="spellStart"/>
+      <w:r>
+        <w:rPr>
+          <w:lang w:val="en-US"/>
+        </w:rPr>
+        <w:t>MixM</w:t>
+      </w:r>
+      <w:proofErr w:type="spellEnd"/>
+      <w:proofErr w:type="gramEnd"/>
+      <w:r>
+        <w:rPr>
+          <w:lang w:val="en-US"/>
+        </w:rPr>
+        <w:t xml:space="preserve"> and </w:t>
+      </w:r>
+      <w:proofErr w:type="spellStart"/>
+      <w:r>
+        <w:rPr>
+          <w:lang w:val="en-US"/>
+        </w:rPr>
+        <w:t>RadL</w:t>
+      </w:r>
+      <w:proofErr w:type="spellEnd"/>
+      <w:r>
+        <w:rPr>
+          <w:lang w:val="en-US"/>
+        </w:rPr>
+        <w:t xml:space="preserve"> performed </w:t>
       </w:r>
       <w:r>
         <w:rPr>
@@ -1820,12 +2056,14 @@
         </w:rPr>
         <w:t xml:space="preserve">similarly to </w:t>
       </w:r>
+      <w:proofErr w:type="spellStart"/>
       <w:r>
         <w:rPr>
           <w:lang w:val="en-US"/>
         </w:rPr>
         <w:t>NoCC</w:t>
       </w:r>
+      <w:proofErr w:type="spellEnd"/>
       <w:r>
         <w:rPr>
           <w:lang w:val="en-US"/>
@@ -1844,12 +2082,14 @@
         </w:rPr>
         <w:t xml:space="preserve">Overall, </w:t>
       </w:r>
+      <w:proofErr w:type="spellStart"/>
       <w:r>
         <w:rPr>
           <w:lang w:val="en-US"/>
         </w:rPr>
         <w:t>RadM</w:t>
       </w:r>
+      <w:proofErr w:type="spellEnd"/>
       <w:r>
         <w:rPr>
           <w:lang w:val="en-US"/>
@@ -2026,7 +2266,21 @@
         <w:rPr>
           <w:lang w:val="en-US"/>
         </w:rPr>
-        <w:t xml:space="preserve">adish cover crop performed well in </w:t>
+        <w:t xml:space="preserve">adish cover </w:t>
+      </w:r>
+      <w:proofErr w:type="gramStart"/>
+      <w:r>
+        <w:rPr>
+          <w:lang w:val="en-US"/>
+        </w:rPr>
+        <w:t>crop</w:t>
+      </w:r>
+      <w:proofErr w:type="gramEnd"/>
+      <w:r>
+        <w:rPr>
+          <w:lang w:val="en-US"/>
+        </w:rPr>
+        <w:t xml:space="preserve"> performed well in </w:t>
       </w:r>
       <w:r>
         <w:rPr>
@@ -2109,6 +2363,7 @@
           <w:bCs/>
         </w:rPr>
       </w:pPr>
+      <w:proofErr w:type="gramStart"/>
       <w:r>
         <w:rPr>
           <w:b/>
@@ -2117,6 +2372,7 @@
         <w:lastRenderedPageBreak/>
         <w:t>1  INTRODUCTION</w:t>
       </w:r>
+      <w:proofErr w:type="gramEnd"/>
     </w:p>
     <w:p>
       <w:pPr>
@@ -3210,14 +3466,14 @@
         </w:rPr>
         <w:t xml:space="preserve"> </w:t>
       </w:r>
-      <w:commentRangeStart w:id="2"/>
+      <w:commentRangeStart w:id="12"/>
       <w:r>
         <w:rPr>
           <w:lang w:val="en-US"/>
         </w:rPr>
         <w:t>(e.g.,</w:t>
       </w:r>
-      <w:commentRangeEnd w:id="2"/>
+      <w:commentRangeEnd w:id="12"/>
       <w:r>
         <w:rPr>
           <w:rStyle w:val="CommentReference"/>
@@ -3225,7 +3481,7 @@
           <w:szCs w:val="24"/>
           <w:lang w:val="en-US"/>
         </w:rPr>
-        <w:commentReference w:id="2"/>
+        <w:commentReference w:id="12"/>
       </w:r>
       <w:r>
         <w:rPr>
@@ -3325,8 +3581,13 @@
         </w:rPr>
         <w:t>In addition to management, p</w:t>
       </w:r>
-      <w:r>
-        <w:t xml:space="preserve">esticides are key contributors in shaping </w:t>
+      <w:proofErr w:type="spellStart"/>
+      <w:r>
+        <w:t>esticides</w:t>
+      </w:r>
+      <w:proofErr w:type="spellEnd"/>
+      <w:r>
+        <w:t xml:space="preserve"> are key contributors in shaping </w:t>
       </w:r>
       <w:r>
         <w:t>plant</w:t>
@@ -3457,7 +3718,21 @@
         <w:rPr>
           <w:lang w:val="en-US"/>
         </w:rPr>
-        <w:t xml:space="preserve">the USEtox database </w:t>
+        <w:t xml:space="preserve">the </w:t>
+      </w:r>
+      <w:proofErr w:type="spellStart"/>
+      <w:r>
+        <w:rPr>
+          <w:lang w:val="en-US"/>
+        </w:rPr>
+        <w:t>USEtox</w:t>
+      </w:r>
+      <w:proofErr w:type="spellEnd"/>
+      <w:r>
+        <w:rPr>
+          <w:lang w:val="en-US"/>
+        </w:rPr>
+        <w:t xml:space="preserve"> database </w:t>
       </w:r>
       <w:r>
         <w:rPr>
@@ -4200,7 +4475,7 @@
         </w:rPr>
         <w:t xml:space="preserve">short timeframes </w:t>
       </w:r>
-      <w:commentRangeStart w:id="3"/>
+      <w:commentRangeStart w:id="13"/>
       <w:r>
         <w:rPr>
           <w:lang w:val="en-US"/>
@@ -4241,7 +4516,7 @@
         </w:rPr>
         <w:fldChar w:fldCharType="end"/>
       </w:r>
-      <w:commentRangeEnd w:id="3"/>
+      <w:commentRangeEnd w:id="13"/>
       <w:r>
         <w:rPr>
           <w:rStyle w:val="CommentReference"/>
@@ -4249,7 +4524,7 @@
           <w:szCs w:val="24"/>
           <w:lang w:val="en-US"/>
         </w:rPr>
-        <w:commentReference w:id="3"/>
+        <w:commentReference w:id="13"/>
       </w:r>
       <w:r>
         <w:rPr>
@@ -4271,6 +4546,7 @@
           <w:bCs/>
         </w:rPr>
       </w:pPr>
+      <w:proofErr w:type="gramStart"/>
       <w:r>
         <w:rPr>
           <w:b/>
@@ -4283,295 +4559,312 @@
           <w:b/>
           <w:bCs/>
         </w:rPr>
-        <w:t>MATERIALS AND METHODS</w:t>
-      </w:r>
-    </w:p>
-    <w:p>
-      <w:pPr>
-        <w:spacing w:line="360" w:lineRule="auto"/>
-      </w:pPr>
-    </w:p>
-    <w:p>
-      <w:pPr>
-        <w:spacing w:line="360" w:lineRule="auto"/>
+        <w:t>MATERIALS</w:t>
+      </w:r>
+      <w:proofErr w:type="gramEnd"/>
+      <w:r>
         <w:rPr>
           <w:b/>
           <w:bCs/>
         </w:rPr>
-      </w:pPr>
-      <w:r>
+        <w:t xml:space="preserve"> AND METHODS</w:t>
+      </w:r>
+    </w:p>
+    <w:p>
+      <w:pPr>
+        <w:spacing w:line="360" w:lineRule="auto"/>
+      </w:pPr>
+    </w:p>
+    <w:p>
+      <w:pPr>
+        <w:spacing w:line="360" w:lineRule="auto"/>
         <w:rPr>
           <w:b/>
           <w:bCs/>
         </w:rPr>
-        <w:t xml:space="preserve">2.1 </w:t>
-      </w:r>
+      </w:pPr>
       <w:r>
         <w:rPr>
           <w:b/>
           <w:bCs/>
         </w:rPr>
-        <w:t xml:space="preserve">Field </w:t>
+        <w:t xml:space="preserve">2.1 </w:t>
       </w:r>
       <w:r>
         <w:rPr>
           <w:b/>
           <w:bCs/>
         </w:rPr>
-        <w:t>site</w:t>
-      </w:r>
-    </w:p>
-    <w:p>
-      <w:pPr>
-        <w:spacing w:line="360" w:lineRule="auto"/>
-        <w:rPr>
-          <w:lang w:val="en-US"/>
-        </w:rPr>
-      </w:pPr>
-      <w:r>
-        <w:rPr>
-          <w:lang w:val="en-US"/>
-        </w:rPr>
-        <w:t xml:space="preserve">This study was conducted within a larger long-term </w:t>
-      </w:r>
-      <w:r>
-        <w:rPr>
-          <w:lang w:val="en-US"/>
-        </w:rPr>
-        <w:t xml:space="preserve">experiment </w:t>
-      </w:r>
-      <w:r>
-        <w:rPr>
-          <w:lang w:val="en-US"/>
-        </w:rPr>
-        <w:t>which was established in 2002 on a sandy loam at Flakkebjerg Research Centre, Denmark (</w:t>
-      </w:r>
-      <w:r>
-        <w:rPr>
-          <w:lang w:val="en-US"/>
-        </w:rPr>
-        <w:t xml:space="preserve">latitude </w:t>
-      </w:r>
-      <w:r>
-        <w:rPr>
-          <w:lang w:val="en-US"/>
-        </w:rPr>
-        <w:t xml:space="preserve">55.317, </w:t>
-      </w:r>
-      <w:r>
-        <w:rPr>
-          <w:lang w:val="en-US"/>
-        </w:rPr>
-        <w:t xml:space="preserve">longitude </w:t>
-      </w:r>
-      <w:r>
-        <w:rPr>
-          <w:lang w:val="en-US"/>
-        </w:rPr>
-        <w:t xml:space="preserve">11.400). </w:t>
-      </w:r>
-      <w:r>
-        <w:rPr>
-          <w:lang w:val="en-US"/>
-        </w:rPr>
-        <w:t>Weather data for the present study was obtained from the Danish Meteorological Institute's (DMI) Open Data API for the Flakkebjerg station (55.322, 11.388)</w:t>
-      </w:r>
-      <w:r>
-        <w:rPr>
-          <w:lang w:val="en-US"/>
-        </w:rPr>
-        <w:t xml:space="preserve">, located less than 1 km from the </w:t>
-      </w:r>
-      <w:r>
-        <w:rPr>
-          <w:lang w:val="en-US"/>
-        </w:rPr>
-        <w:t xml:space="preserve">trial </w:t>
-      </w:r>
-      <w:r>
-        <w:rPr>
-          <w:lang w:val="en-US"/>
-        </w:rPr>
-        <w:fldChar w:fldCharType="begin"/>
-      </w:r>
-      <w:r>
-        <w:rPr>
-          <w:lang w:val="en-US"/>
-        </w:rPr>
-        <w:instrText xml:space="preserve"> ADDIN ZOTERO_ITEM CSL_CITATION {"citationID":"rYK4ttg5","properties":{"formattedCitation":"(DMI, 2025)","plainCitation":"(DMI, 2025)","noteIndex":0},"citationItems":[{"id":2420,"uris":["http://zotero.org/users/3599437/items/IZUZR2H4"],"itemData":{"id":2420,"type":"webpage","language":"da-DK","title":"Denmark Meteorological Institute Open Data","URL":"https://www.dmi.dk/friedata/dokumentation/data","author":[{"family":"DMI","given":""}],"accessed":{"date-parts":[["2026",3,24]]},"issued":{"date-parts":[["2025"]]}}}],"schema":"https://github.com/citation-style-language/schema/raw/master/csl-citation.json"} </w:instrText>
-      </w:r>
-      <w:r>
-        <w:rPr>
-          <w:lang w:val="en-US"/>
-        </w:rPr>
-        <w:fldChar w:fldCharType="separate"/>
-      </w:r>
-      <w:r>
-        <w:t>(DMI, 2025)</w:t>
-      </w:r>
-      <w:r>
-        <w:rPr>
-          <w:lang w:val="en-US"/>
-        </w:rPr>
-        <w:fldChar w:fldCharType="end"/>
-      </w:r>
-      <w:r>
-        <w:rPr>
-          <w:lang w:val="en-US"/>
-        </w:rPr>
-        <w:t xml:space="preserve">. </w:t>
-      </w:r>
-      <w:r>
-        <w:rPr>
-          <w:lang w:val="en-US"/>
-        </w:rPr>
-        <w:t>The 30-year average air temperature and precipitation for this site</w:t>
-      </w:r>
-      <w:r>
-        <w:rPr>
-          <w:lang w:val="en-US"/>
-        </w:rPr>
-        <w:t xml:space="preserve"> are</w:t>
-      </w:r>
-      <w:r>
-        <w:rPr>
-          <w:lang w:val="en-US"/>
-        </w:rPr>
-        <w:t xml:space="preserve"> 8.9 degrees Celsius and 589 mm, respectively. </w:t>
-      </w:r>
-      <w:r>
-        <w:rPr>
-          <w:lang w:val="en-US"/>
-        </w:rPr>
-        <w:t>Averaged across the trial site, soil texture</w:t>
-      </w:r>
-      <w:r>
-        <w:rPr>
-          <w:lang w:val="en-US"/>
-        </w:rPr>
-        <w:t xml:space="preserve"> in the top </w:t>
-      </w:r>
-      <w:r>
-        <w:rPr>
-          <w:lang w:val="en-US"/>
-        </w:rPr>
-        <w:t>25</w:t>
-      </w:r>
-      <w:r>
-        <w:rPr>
-          <w:lang w:val="en-US"/>
-        </w:rPr>
-        <w:t xml:space="preserve"> cm layer</w:t>
-      </w:r>
-      <w:r>
-        <w:rPr>
-          <w:lang w:val="en-US"/>
-        </w:rPr>
-        <w:t xml:space="preserve"> is 1</w:t>
-      </w:r>
-      <w:r>
-        <w:rPr>
-          <w:lang w:val="en-US"/>
-        </w:rPr>
-        <w:t>5</w:t>
-      </w:r>
-      <w:r>
-        <w:rPr>
-          <w:lang w:val="en-US"/>
-        </w:rPr>
-        <w:t>% clay (&lt;2 mm), 1</w:t>
-      </w:r>
-      <w:r>
-        <w:rPr>
-          <w:lang w:val="en-US"/>
-        </w:rPr>
-        <w:t>4</w:t>
-      </w:r>
-      <w:r>
-        <w:rPr>
-          <w:lang w:val="en-US"/>
-        </w:rPr>
-        <w:t>% silt (2-20 mm), 4</w:t>
-      </w:r>
-      <w:r>
-        <w:rPr>
-          <w:lang w:val="en-US"/>
-        </w:rPr>
-        <w:t>3</w:t>
-      </w:r>
-      <w:r>
-        <w:rPr>
-          <w:lang w:val="en-US"/>
-        </w:rPr>
-        <w:t>% fine sand (20-200 mm), and 2</w:t>
-      </w:r>
-      <w:r>
-        <w:rPr>
-          <w:lang w:val="en-US"/>
-        </w:rPr>
-        <w:t>8</w:t>
-      </w:r>
-      <w:r>
-        <w:rPr>
-          <w:lang w:val="en-US"/>
-        </w:rPr>
-        <w:t>% coarse sand (200-2000 mm), with 1.2% organic carbon content (0-25 cm)</w:t>
-      </w:r>
-      <w:r>
-        <w:rPr>
-          <w:lang w:val="en-US"/>
-        </w:rPr>
-        <w:fldChar w:fldCharType="begin"/>
-      </w:r>
-      <w:r>
-        <w:rPr>
-          <w:lang w:val="en-US"/>
-        </w:rPr>
-        <w:instrText xml:space="preserve"> ADDIN ZOTERO_ITEM CSL_CITATION {"citationID":"oaWBfuL3","properties":{"formattedCitation":"(Scherner et al., 2016)","plainCitation":"(Scherner et al., 2016)","noteIndex":0},"citationItems":[{"id":1447,"uris":["http://zotero.org/users/3599437/items/AEEGJX47"],"itemData":{"id":1447,"type":"article-journal","abstract":"Tillage methods and crop rotation are probably the two most important cropping factors affecting weed communities, particularly when herbicide use is restricted. This study examined weed dynamics following eleven years of different tillage and crop rotation treatments. The aboveground grass weed flora was recorded each year and the content and vertical location of individual weed seeds within the plough layer (0–20cm) were determined after 11 years of continuous mouldboard ploughing (P), pre-sowing tine cultivation to 8–10cm soil depth (H8-10) and direct drilling (D). The content of weed seeds, especially grass weeds, was determined for three distinct soil layers (0–5, 5–10 and 10–20cm), reflecting the cultivation depths of the tillage treatments. The annual grass weeds, Apera spica-venti and Vulpia myuros, were promoted by non-inversion tillage and in the case of V. myuros also by frequent cropping of winter cereals. The two non-inversion tillage treatments caused a strong stratification of weed seeds within the plough layer, with the majority of the seeds being accumulated in the upper soil layers, at 0–5 and 5–10cm, and markedly less so in the 10–20cm layer. Ploughing resulted in a more even distribution between the three layers. It is suggested that in cases where severe grass weed problems have built up in a non-inversion tillage system and where changes in crop rotation are ineffective or undesirable, inversion of the upper soil layer with the lower one could be considered a management option.","container-title":"Soil and Tillage Research","DOI":"10.1016/j.still.2016.04.005","ISSN":"0167-1987","journalAbbreviation":"Soil and Tillage Research","page":"135-142","source":"ScienceDirect","title":"Vertical distribution and composition of weed seeds within the plough layer after eleven years of contrasting crop rotation and tillage schemes","volume":"161","author":[{"family":"Scherner","given":"Ananda"},{"family":"Melander","given":"Bo"},{"family":"Kudsk","given":"Per"}],"issued":{"date-parts":[["2016",8,1]]}}}],"schema":"https://github.com/citation-style-language/schema/raw/master/csl-citation.json"} </w:instrText>
-      </w:r>
-      <w:r>
-        <w:rPr>
-          <w:lang w:val="en-US"/>
-        </w:rPr>
-        <w:fldChar w:fldCharType="separate"/>
-      </w:r>
-      <w:r>
-        <w:t>(Scherner et al., 2016)</w:t>
-      </w:r>
-      <w:r>
-        <w:rPr>
-          <w:lang w:val="en-US"/>
-        </w:rPr>
-        <w:fldChar w:fldCharType="end"/>
-      </w:r>
-      <w:r>
-        <w:rPr>
-          <w:lang w:val="en-US"/>
-        </w:rPr>
-        <w:t xml:space="preserve">.  </w:t>
-      </w:r>
-    </w:p>
-    <w:p>
-      <w:pPr>
-        <w:spacing w:line="360" w:lineRule="auto"/>
+        <w:t xml:space="preserve">Field </w:t>
+      </w:r>
+      <w:r>
         <w:rPr>
           <w:b/>
           <w:bCs/>
         </w:rPr>
-      </w:pPr>
-      <w:r>
+        <w:t>site</w:t>
+      </w:r>
+    </w:p>
+    <w:p>
+      <w:pPr>
+        <w:spacing w:line="360" w:lineRule="auto"/>
+        <w:rPr>
+          <w:lang w:val="en-US"/>
+        </w:rPr>
+      </w:pPr>
+      <w:r>
+        <w:rPr>
+          <w:lang w:val="en-US"/>
+        </w:rPr>
+        <w:t xml:space="preserve">This study was conducted within a larger long-term </w:t>
+      </w:r>
+      <w:r>
+        <w:rPr>
+          <w:lang w:val="en-US"/>
+        </w:rPr>
+        <w:t xml:space="preserve">experiment </w:t>
+      </w:r>
+      <w:r>
+        <w:rPr>
+          <w:lang w:val="en-US"/>
+        </w:rPr>
+        <w:t>which was established in 2002 on a sandy loam at Flakkebjerg Research Centre, Denmark (</w:t>
+      </w:r>
+      <w:r>
+        <w:rPr>
+          <w:lang w:val="en-US"/>
+        </w:rPr>
+        <w:t xml:space="preserve">latitude </w:t>
+      </w:r>
+      <w:r>
+        <w:rPr>
+          <w:lang w:val="en-US"/>
+        </w:rPr>
+        <w:t xml:space="preserve">55.317, </w:t>
+      </w:r>
+      <w:r>
+        <w:rPr>
+          <w:lang w:val="en-US"/>
+        </w:rPr>
+        <w:t xml:space="preserve">longitude </w:t>
+      </w:r>
+      <w:r>
+        <w:rPr>
+          <w:lang w:val="en-US"/>
+        </w:rPr>
+        <w:t xml:space="preserve">11.400). </w:t>
+      </w:r>
+      <w:r>
+        <w:rPr>
+          <w:lang w:val="en-US"/>
+        </w:rPr>
+        <w:t>Weather data for the present study was obtained from the Danish Meteorological Institute's (DMI) Open Data API for the Flakkebjerg station (55.322, 11.388)</w:t>
+      </w:r>
+      <w:r>
+        <w:rPr>
+          <w:lang w:val="en-US"/>
+        </w:rPr>
+        <w:t xml:space="preserve">, located less than 1 km from the </w:t>
+      </w:r>
+      <w:r>
+        <w:rPr>
+          <w:lang w:val="en-US"/>
+        </w:rPr>
+        <w:t xml:space="preserve">trial </w:t>
+      </w:r>
+      <w:r>
+        <w:rPr>
+          <w:lang w:val="en-US"/>
+        </w:rPr>
+        <w:fldChar w:fldCharType="begin"/>
+      </w:r>
+      <w:r>
+        <w:rPr>
+          <w:lang w:val="en-US"/>
+        </w:rPr>
+        <w:instrText xml:space="preserve"> ADDIN ZOTERO_ITEM CSL_CITATION {"citationID":"rYK4ttg5","properties":{"formattedCitation":"(DMI, 2025)","plainCitation":"(DMI, 2025)","noteIndex":0},"citationItems":[{"id":2420,"uris":["http://zotero.org/users/3599437/items/IZUZR2H4"],"itemData":{"id":2420,"type":"webpage","language":"da-DK","title":"Denmark Meteorological Institute Open Data","URL":"https://www.dmi.dk/friedata/dokumentation/data","author":[{"family":"DMI","given":""}],"accessed":{"date-parts":[["2026",3,24]]},"issued":{"date-parts":[["2025"]]}}}],"schema":"https://github.com/citation-style-language/schema/raw/master/csl-citation.json"} </w:instrText>
+      </w:r>
+      <w:r>
+        <w:rPr>
+          <w:lang w:val="en-US"/>
+        </w:rPr>
+        <w:fldChar w:fldCharType="separate"/>
+      </w:r>
+      <w:r>
+        <w:t>(DMI, 2025)</w:t>
+      </w:r>
+      <w:r>
+        <w:rPr>
+          <w:lang w:val="en-US"/>
+        </w:rPr>
+        <w:fldChar w:fldCharType="end"/>
+      </w:r>
+      <w:r>
+        <w:rPr>
+          <w:lang w:val="en-US"/>
+        </w:rPr>
+        <w:t xml:space="preserve">. </w:t>
+      </w:r>
+      <w:r>
+        <w:rPr>
+          <w:lang w:val="en-US"/>
+        </w:rPr>
+        <w:t>The 30-year average air temperature and precipitation for this site</w:t>
+      </w:r>
+      <w:r>
+        <w:rPr>
+          <w:lang w:val="en-US"/>
+        </w:rPr>
+        <w:t xml:space="preserve"> are</w:t>
+      </w:r>
+      <w:r>
+        <w:rPr>
+          <w:lang w:val="en-US"/>
+        </w:rPr>
+        <w:t xml:space="preserve"> 8.9 degrees Celsius and 589 mm, respectively. </w:t>
+      </w:r>
+      <w:r>
+        <w:rPr>
+          <w:lang w:val="en-US"/>
+        </w:rPr>
+        <w:t>Averaged across the trial site, soil texture</w:t>
+      </w:r>
+      <w:r>
+        <w:rPr>
+          <w:lang w:val="en-US"/>
+        </w:rPr>
+        <w:t xml:space="preserve"> in the top </w:t>
+      </w:r>
+      <w:r>
+        <w:rPr>
+          <w:lang w:val="en-US"/>
+        </w:rPr>
+        <w:t>25</w:t>
+      </w:r>
+      <w:r>
+        <w:rPr>
+          <w:lang w:val="en-US"/>
+        </w:rPr>
+        <w:t xml:space="preserve"> cm layer</w:t>
+      </w:r>
+      <w:r>
+        <w:rPr>
+          <w:lang w:val="en-US"/>
+        </w:rPr>
+        <w:t xml:space="preserve"> is 1</w:t>
+      </w:r>
+      <w:r>
+        <w:rPr>
+          <w:lang w:val="en-US"/>
+        </w:rPr>
+        <w:t>5</w:t>
+      </w:r>
+      <w:r>
+        <w:rPr>
+          <w:lang w:val="en-US"/>
+        </w:rPr>
+        <w:t>% clay (&lt;2 mm), 1</w:t>
+      </w:r>
+      <w:r>
+        <w:rPr>
+          <w:lang w:val="en-US"/>
+        </w:rPr>
+        <w:t>4</w:t>
+      </w:r>
+      <w:r>
+        <w:rPr>
+          <w:lang w:val="en-US"/>
+        </w:rPr>
+        <w:t>% silt (2-20 mm), 4</w:t>
+      </w:r>
+      <w:r>
+        <w:rPr>
+          <w:lang w:val="en-US"/>
+        </w:rPr>
+        <w:t>3</w:t>
+      </w:r>
+      <w:r>
+        <w:rPr>
+          <w:lang w:val="en-US"/>
+        </w:rPr>
+        <w:t>% fine sand (20-200 mm), and 2</w:t>
+      </w:r>
+      <w:r>
+        <w:rPr>
+          <w:lang w:val="en-US"/>
+        </w:rPr>
+        <w:t>8</w:t>
+      </w:r>
+      <w:r>
+        <w:rPr>
+          <w:lang w:val="en-US"/>
+        </w:rPr>
+        <w:t>% coarse sand (200-2000 mm), with 1.2% organic carbon content (0-25 cm)</w:t>
+      </w:r>
+      <w:r>
+        <w:rPr>
+          <w:lang w:val="en-US"/>
+        </w:rPr>
+        <w:fldChar w:fldCharType="begin"/>
+      </w:r>
+      <w:r>
+        <w:rPr>
+          <w:lang w:val="en-US"/>
+        </w:rPr>
+        <w:instrText xml:space="preserve"> ADDIN ZOTERO_ITEM CSL_CITATION {"citationID":"oaWBfuL3","properties":{"formattedCitation":"(Scherner et al., 2016)","plainCitation":"(Scherner et al., 2016)","noteIndex":0},"citationItems":[{"id":1447,"uris":["http://zotero.org/users/3599437/items/AEEGJX47"],"itemData":{"id":1447,"type":"article-journal","abstract":"Tillage methods and crop rotation are probably the two most important cropping factors affecting weed communities, particularly when herbicide use is restricted. This study examined weed dynamics following eleven years of different tillage and crop rotation treatments. The aboveground grass weed flora was recorded each year and the content and vertical location of individual weed seeds within the plough layer (0–20cm) were determined after 11 years of continuous mouldboard ploughing (P), pre-sowing tine cultivation to 8–10cm soil depth (H8-10) and direct drilling (D). The content of weed seeds, especially grass weeds, was determined for three distinct soil layers (0–5, 5–10 and 10–20cm), reflecting the cultivation depths of the tillage treatments. The annual grass weeds, Apera spica-venti and Vulpia myuros, were promoted by non-inversion tillage and in the case of V. myuros also by frequent cropping of winter cereals. The two non-inversion tillage treatments caused a strong stratification of weed seeds within the plough layer, with the majority of the seeds being accumulated in the upper soil layers, at 0–5 and 5–10cm, and markedly less so in the 10–20cm layer. Ploughing resulted in a more even distribution between the three layers. It is suggested that in cases where severe grass weed problems have built up in a non-inversion tillage system and where changes in crop rotation are ineffective or undesirable, inversion of the upper soil layer with the lower one could be considered a management option.","container-title":"Soil and Tillage Research","DOI":"10.1016/j.still.2016.04.005","ISSN":"0167-1987","journalAbbreviation":"Soil and Tillage Research","page":"135-142","source":"ScienceDirect","title":"Vertical distribution and composition of weed seeds within the plough layer after eleven years of contrasting crop rotation and tillage schemes","volume":"161","author":[{"family":"Scherner","given":"Ananda"},{"family":"Melander","given":"Bo"},{"family":"Kudsk","given":"Per"}],"issued":{"date-parts":[["2016",8,1]]}}}],"schema":"https://github.com/citation-style-language/schema/raw/master/csl-citation.json"} </w:instrText>
+      </w:r>
+      <w:r>
+        <w:rPr>
+          <w:lang w:val="en-US"/>
+        </w:rPr>
+        <w:fldChar w:fldCharType="separate"/>
+      </w:r>
+      <w:r>
+        <w:t>(Scherner et al., 2016)</w:t>
+      </w:r>
+      <w:r>
+        <w:rPr>
+          <w:lang w:val="en-US"/>
+        </w:rPr>
+        <w:fldChar w:fldCharType="end"/>
+      </w:r>
+      <w:r>
+        <w:rPr>
+          <w:lang w:val="en-US"/>
+        </w:rPr>
+        <w:t xml:space="preserve">.  </w:t>
+      </w:r>
+    </w:p>
+    <w:p>
+      <w:pPr>
+        <w:spacing w:line="360" w:lineRule="auto"/>
         <w:rPr>
           <w:b/>
           <w:bCs/>
         </w:rPr>
-        <w:t xml:space="preserve">2.1.1  </w:t>
-      </w:r>
+      </w:pPr>
+      <w:proofErr w:type="gramStart"/>
       <w:r>
         <w:rPr>
           <w:b/>
           <w:bCs/>
         </w:rPr>
-        <w:t>Study design</w:t>
+        <w:t xml:space="preserve">2.1.1  </w:t>
+      </w:r>
+      <w:r>
+        <w:rPr>
+          <w:b/>
+          <w:bCs/>
+        </w:rPr>
+        <w:t>Study</w:t>
+      </w:r>
+      <w:proofErr w:type="gramEnd"/>
+      <w:r>
+        <w:rPr>
+          <w:b/>
+          <w:bCs/>
+        </w:rPr>
+        <w:t xml:space="preserve"> design</w:t>
       </w:r>
     </w:p>
     <w:p>
@@ -4677,8 +4970,8 @@
         </w:rPr>
         <w:t xml:space="preserve"> </w:t>
       </w:r>
-      <w:commentRangeStart w:id="4"/>
-      <w:commentRangeEnd w:id="4"/>
+      <w:commentRangeStart w:id="14"/>
+      <w:commentRangeEnd w:id="14"/>
       <w:r>
         <w:rPr>
           <w:rStyle w:val="CommentReference"/>
@@ -4686,7 +4979,7 @@
           <w:szCs w:val="24"/>
           <w:lang w:val="en-US"/>
         </w:rPr>
-        <w:commentReference w:id="4"/>
+        <w:commentReference w:id="14"/>
       </w:r>
       <w:r>
         <w:rPr>
@@ -4825,6 +5118,7 @@
           <w:lang w:val="en-US"/>
         </w:rPr>
       </w:pPr>
+      <w:proofErr w:type="gramStart"/>
       <w:r>
         <w:rPr>
           <w:b/>
@@ -4852,473 +5146,524 @@
           <w:bCs/>
           <w:lang w:val="en-US"/>
         </w:rPr>
-        <w:t>Straw and tillage treatments</w:t>
-      </w:r>
-    </w:p>
-    <w:p>
-      <w:pPr>
-        <w:spacing w:line="360" w:lineRule="auto"/>
-        <w:rPr>
-          <w:lang w:val="en-US"/>
-        </w:rPr>
-      </w:pPr>
-      <w:r>
-        <w:rPr>
-          <w:lang w:val="en-US"/>
-        </w:rPr>
-        <w:t>The same straw managements</w:t>
-      </w:r>
-      <w:r>
-        <w:rPr>
-          <w:lang w:val="en-US"/>
-        </w:rPr>
-        <w:t xml:space="preserve"> (retain, remove)</w:t>
-      </w:r>
-      <w:r>
-        <w:rPr>
-          <w:lang w:val="en-US"/>
-        </w:rPr>
-        <w:t xml:space="preserve"> and categorical tillage system treatments </w:t>
-      </w:r>
-      <w:r>
-        <w:rPr>
-          <w:lang w:val="en-US"/>
-        </w:rPr>
-        <w:t>[</w:t>
-      </w:r>
-      <w:r>
-        <w:rPr>
-          <w:lang w:val="en-US"/>
-        </w:rPr>
-        <w:t>no tillage</w:t>
-      </w:r>
-      <w:r>
-        <w:rPr>
-          <w:lang w:val="en-US"/>
-        </w:rPr>
-        <w:t xml:space="preserve"> (</w:t>
-      </w:r>
-      <w:r>
-        <w:rPr>
-          <w:lang w:val="en-US"/>
-        </w:rPr>
-        <w:t>NT</w:t>
-      </w:r>
-      <w:r>
-        <w:rPr>
-          <w:lang w:val="en-US"/>
-        </w:rPr>
-        <w:t>)</w:t>
-      </w:r>
-      <w:r>
-        <w:rPr>
-          <w:lang w:val="en-US"/>
-        </w:rPr>
-        <w:t>, surface</w:t>
-      </w:r>
-      <w:r>
-        <w:rPr>
-          <w:lang w:val="en-US"/>
-        </w:rPr>
-        <w:t xml:space="preserve"> cultivation</w:t>
-      </w:r>
-      <w:r>
-        <w:rPr>
-          <w:lang w:val="en-US"/>
-        </w:rPr>
-        <w:t>, inversion</w:t>
-      </w:r>
-      <w:r>
-        <w:rPr>
-          <w:lang w:val="en-US"/>
-        </w:rPr>
-        <w:t>]</w:t>
-      </w:r>
-      <w:r>
-        <w:rPr>
-          <w:lang w:val="en-US"/>
-        </w:rPr>
-        <w:t xml:space="preserve"> have been in </w:t>
-      </w:r>
-      <w:r>
-        <w:rPr>
-          <w:lang w:val="en-US"/>
-        </w:rPr>
-        <w:t>place</w:t>
-      </w:r>
-      <w:r>
-        <w:rPr>
-          <w:lang w:val="en-US"/>
-        </w:rPr>
-        <w:t xml:space="preserve"> since 2002. In the straw-removal treatments, </w:t>
-      </w:r>
-      <w:r>
-        <w:rPr>
-          <w:lang w:val="en-US"/>
-        </w:rPr>
-        <w:t xml:space="preserve">residue was removed </w:t>
-      </w:r>
-      <w:r>
-        <w:rPr>
-          <w:lang w:val="en-US"/>
-        </w:rPr>
-        <w:t>following harvest of small grain</w:t>
-      </w:r>
-      <w:r>
-        <w:rPr>
-          <w:lang w:val="en-US"/>
-        </w:rPr>
-        <w:t xml:space="preserve"> crops</w:t>
-      </w:r>
-      <w:r>
-        <w:rPr>
-          <w:lang w:val="en-US"/>
-        </w:rPr>
-        <w:t xml:space="preserve"> using a</w:t>
-      </w:r>
-      <w:r>
-        <w:rPr>
-          <w:lang w:val="en-US"/>
-        </w:rPr>
-        <w:t xml:space="preserve"> two-pass system</w:t>
-      </w:r>
-      <w:r>
-        <w:rPr>
-          <w:lang w:val="en-US"/>
-        </w:rPr>
-        <w:t xml:space="preserve"> wherein the straw was removed from the plots using a weed harrow. This </w:t>
-      </w:r>
-      <w:r>
-        <w:rPr>
-          <w:lang w:val="en-US"/>
-        </w:rPr>
-        <w:t>result</w:t>
-      </w:r>
-      <w:r>
-        <w:rPr>
-          <w:lang w:val="en-US"/>
-        </w:rPr>
-        <w:t>ed</w:t>
-      </w:r>
-      <w:r>
-        <w:rPr>
-          <w:lang w:val="en-US"/>
-        </w:rPr>
-        <w:t xml:space="preserve"> </w:t>
-      </w:r>
-      <w:r>
-        <w:rPr>
-          <w:lang w:val="en-US"/>
-        </w:rPr>
-        <w:t>in removal of approximately 60% of the biomass</w:t>
-      </w:r>
-      <w:r>
-        <w:rPr>
-          <w:lang w:val="en-US"/>
-        </w:rPr>
-        <w:t xml:space="preserve"> </w:t>
-      </w:r>
-      <w:r>
-        <w:rPr>
-          <w:lang w:val="en-US"/>
-        </w:rPr>
-        <w:fldChar w:fldCharType="begin"/>
-      </w:r>
-      <w:r>
-        <w:rPr>
-          <w:lang w:val="en-US"/>
-        </w:rPr>
-        <w:instrText xml:space="preserve"> ADDIN ZOTERO_ITEM CSL_CITATION {"citationID":"WBWFdpV7","properties":{"formattedCitation":"(Hansen et al., 2015)","plainCitation":"(Hansen et al., 2015)","noteIndex":0},"citationItems":[{"id":687,"uris":["http://zotero.org/users/3599437/items/TXQUC8B8"],"itemData":{"id":687,"type":"article-journal","abstract":"Crop management factors, such as tillage, rotation, and straw retention, need to be long-term to allow conclusions on effects on crop yields, nitrate leaching, and carbon sequestration. In 2002, two field experiments, each including four cash crop rotations, were established on soils with 9 and 15% clay, under temperate, coastal climate conditions. Direct drilling and harrowing to two different depths were compared to plowing with respect to yield, nitrate N leaching, and carbon sequestration. For comparison of yields across rotations, grain and seed dry matter yields for each crop were converted to grain equivalents (GE). Leaching was compared to yields by calculating yield-scaled leaching (YSL, g N kg−1 GE), and N balances were calculated as the N input in manure minus the N output in products removed from the fields. Direct drilling reduced yields, but no effect on leaching was found. Straw retention did not significantly increase yields, nor did it reduce leaching, while fodder radish (Raphanus sativus L.) as a catch crop was capable of reducing nitrate leaching to a low level. Thus, YSL of winter wheat (Triticum aestivum L.) was higher than for spring barley (Hordeum vulgare L.) grown after fodder radish due to the efficient catch crop. Soil organic carbon (SOC) did not increase significantly after 7 yr of straw incorporation or noninversion tillage. There was no correlation between N balances calculated for each growing season and N leaching measured in the following percolation period.","container-title":"Journal of Environmental Quality","DOI":"10.2134/jeq2014.11.0482","ISSN":"1537-2537","issue":"3","language":"en","license":"Copyright © by the American Society of Agronomy, Crop Science Society of America, and Soil Science Society of America, Inc.","note":"_eprint: https://onlinelibrary.wiley.com/doi/pdf/10.2134/jeq2014.11.0482","page":"868-881","source":"Wiley Online Library","title":"Nitrate Leaching, Yields and Carbon Sequestration after Noninversion Tillage, Catch Crops, and Straw Retention","volume":"44","author":[{"family":"Hansen","given":"E. M."},{"family":"Munkholm","given":"L. J."},{"family":"Olesen","given":"J. E."},{"family":"Melander","given":"B."}],"issued":{"date-parts":[["2015"]]}}}],"schema":"https://github.com/citation-style-language/schema/raw/master/csl-citation.json"} </w:instrText>
-      </w:r>
-      <w:r>
-        <w:rPr>
-          <w:lang w:val="en-US"/>
-        </w:rPr>
-        <w:fldChar w:fldCharType="separate"/>
-      </w:r>
-      <w:r>
-        <w:t>(Hansen et al., 2015)</w:t>
-      </w:r>
-      <w:r>
-        <w:rPr>
-          <w:lang w:val="en-US"/>
-        </w:rPr>
-        <w:fldChar w:fldCharType="end"/>
-      </w:r>
-      <w:r>
-        <w:rPr>
-          <w:lang w:val="en-US"/>
-        </w:rPr>
-        <w:t xml:space="preserve">. In the straw-retained treatments, </w:t>
-      </w:r>
-      <w:r>
-        <w:rPr>
-          <w:lang w:val="en-US"/>
-        </w:rPr>
-        <w:t xml:space="preserve">residue remained in the field </w:t>
-      </w:r>
-      <w:r>
-        <w:rPr>
-          <w:lang w:val="en-US"/>
-        </w:rPr>
-        <w:t>following harvest</w:t>
-      </w:r>
-      <w:r>
-        <w:rPr>
-          <w:lang w:val="en-US"/>
-        </w:rPr>
-        <w:t xml:space="preserve">. </w:t>
-      </w:r>
-    </w:p>
-    <w:p>
-      <w:pPr>
-        <w:spacing w:line="360" w:lineRule="auto"/>
-      </w:pPr>
-      <w:r>
-        <w:rPr>
-          <w:lang w:val="en-US"/>
-        </w:rPr>
-        <w:t>While the overall tillage philosophies have remained the same, t</w:t>
-      </w:r>
-      <w:r>
-        <w:rPr>
-          <w:lang w:val="en-US"/>
-        </w:rPr>
-        <w:t xml:space="preserve">he exact machinery and timing of operations have varied since 2002 (Scherner et al., 2016; Hansen et al., 2010). In the present experiment (2018-2020), plots under the </w:t>
-      </w:r>
-      <w:r>
-        <w:rPr>
-          <w:lang w:val="en-US"/>
-        </w:rPr>
-        <w:t>inversion</w:t>
-      </w:r>
-      <w:r>
-        <w:rPr>
-          <w:lang w:val="en-US"/>
-        </w:rPr>
-        <w:t xml:space="preserve"> treatment were moldboard plowed to a depth of 20 cm in the </w:t>
-      </w:r>
-      <w:r>
-        <w:rPr>
-          <w:lang w:val="en-US"/>
-        </w:rPr>
-        <w:t xml:space="preserve">late </w:t>
-      </w:r>
-      <w:r>
-        <w:rPr>
-          <w:lang w:val="en-US"/>
-        </w:rPr>
-        <w:t xml:space="preserve">fall and </w:t>
-      </w:r>
-      <w:r>
-        <w:rPr>
-          <w:lang w:val="en-US"/>
-        </w:rPr>
-        <w:t xml:space="preserve">seedbed </w:t>
-      </w:r>
-      <w:r>
-        <w:rPr>
-          <w:lang w:val="en-US"/>
-        </w:rPr>
-        <w:t xml:space="preserve">harrowed to 3-4 cm depth in the spring before cash crop planting; </w:t>
-      </w:r>
-      <w:r>
-        <w:rPr>
-          <w:lang w:val="en-US"/>
-        </w:rPr>
-        <w:t xml:space="preserve">all </w:t>
-      </w:r>
-      <w:r>
-        <w:rPr>
-          <w:lang w:val="en-US"/>
-        </w:rPr>
-        <w:t>c</w:t>
-      </w:r>
-      <w:r>
-        <w:t xml:space="preserve">rops were then sown with a traditional seed drill (Nordsten Lift-o-matic CLH300) with row spacings of 12.5 cm. </w:t>
-      </w:r>
-      <w:r>
-        <w:t>In the late-planted radish cover crop treatment, plots were also harrowed to a depth of 3-4 cm after cash crop harvest to prepare the soil for cover crop planting (see Table 1)</w:t>
-      </w:r>
-      <w:r>
-        <w:t>.</w:t>
-      </w:r>
-    </w:p>
-    <w:p>
-      <w:pPr>
-        <w:spacing w:line="360" w:lineRule="auto"/>
-      </w:pPr>
-      <w:r>
-        <w:rPr>
-          <w:lang w:val="en-US"/>
-        </w:rPr>
-        <w:t xml:space="preserve">For the </w:t>
-      </w:r>
-      <w:r>
-        <w:rPr>
-          <w:lang w:val="en-US"/>
-        </w:rPr>
-        <w:t>surface</w:t>
-      </w:r>
-      <w:r>
-        <w:rPr>
-          <w:lang w:val="en-US"/>
-        </w:rPr>
-        <w:t xml:space="preserve"> </w:t>
-      </w:r>
-      <w:r>
-        <w:rPr>
-          <w:lang w:val="en-US"/>
-        </w:rPr>
-        <w:t xml:space="preserve">tillage </w:t>
-      </w:r>
-      <w:r>
-        <w:rPr>
-          <w:lang w:val="en-US"/>
-        </w:rPr>
-        <w:t>system (non-inversion</w:t>
-      </w:r>
-      <w:r>
-        <w:rPr>
-          <w:lang w:val="en-US"/>
-        </w:rPr>
-        <w:t xml:space="preserve"> tillage</w:t>
-      </w:r>
-      <w:r>
-        <w:rPr>
-          <w:lang w:val="en-US"/>
-        </w:rPr>
-        <w:t xml:space="preserve">), a </w:t>
-      </w:r>
-      <w:r>
-        <w:rPr>
-          <w:vertAlign w:val="subscript"/>
-          <w:lang w:val="en-US"/>
-        </w:rPr>
-        <w:t xml:space="preserve"> </w:t>
-      </w:r>
-      <w:r>
-        <w:t>Horsch Terrano 3 FX stubble tine cultivator was used to till to a depth 8-10 cm in the spring before cash crop planting</w:t>
-      </w:r>
-      <w:r>
-        <w:t xml:space="preserve">, and harrowed (3-4 cm depth) before the </w:t>
-      </w:r>
-      <w:r>
-        <w:t>late-planted radish cover crop treatment</w:t>
-      </w:r>
-      <w:r>
-        <w:t xml:space="preserve">. </w:t>
-      </w:r>
-      <w:r>
-        <w:t xml:space="preserve">No tillage </w:t>
-      </w:r>
-      <w:r>
-        <w:t xml:space="preserve">operations were </w:t>
-      </w:r>
-      <w:r>
-        <w:t xml:space="preserve">performed in the NT </w:t>
-      </w:r>
-      <w:r>
-        <w:t>treatment</w:t>
-      </w:r>
-      <w:r>
-        <w:t xml:space="preserve">. </w:t>
-      </w:r>
-      <w:r>
-        <w:t xml:space="preserve">In both the </w:t>
-      </w:r>
-      <w:r>
-        <w:t>NT</w:t>
-      </w:r>
-      <w:r>
-        <w:t xml:space="preserve"> and</w:t>
-      </w:r>
-      <w:r>
-        <w:t xml:space="preserve"> surface tillage</w:t>
-      </w:r>
-      <w:r>
-        <w:t xml:space="preserve"> systems, </w:t>
-      </w:r>
-      <w:r>
-        <w:t xml:space="preserve">cash </w:t>
-      </w:r>
-      <w:r>
-        <w:t xml:space="preserve">crops were sown with a chisel coulter (Horsch Airseeder CO 3) with row spacings of 17.5 cm for </w:t>
-      </w:r>
-      <w:r>
-        <w:t>all crops</w:t>
-      </w:r>
-      <w:r>
-        <w:t xml:space="preserve"> (compared to 12.5 cm for the </w:t>
-      </w:r>
-      <w:r>
-        <w:t>inversion</w:t>
-      </w:r>
-      <w:r>
-        <w:t xml:space="preserve"> systems)</w:t>
-      </w:r>
-      <w:r>
-        <w:t xml:space="preserve">. Row spacings were different for the </w:t>
-      </w:r>
-      <w:r>
-        <w:t>inversion</w:t>
-      </w:r>
-      <w:r>
-        <w:t xml:space="preserve"> system </w:t>
-      </w:r>
-      <w:r>
-        <w:t xml:space="preserve">due to </w:t>
-      </w:r>
-      <w:r>
-        <w:t xml:space="preserve">differences in the </w:t>
-      </w:r>
-      <w:r>
-        <w:t xml:space="preserve">equipment representing typical production environments for each tillage system. </w:t>
-      </w:r>
-      <w:r>
-        <w:t>Cash crop s</w:t>
-      </w:r>
-      <w:r>
-        <w:t>eeding rates were 20% higher in NT systems to compensate for poor establishment.</w:t>
-      </w:r>
-    </w:p>
-    <w:p>
-      <w:pPr>
-        <w:spacing w:line="360" w:lineRule="auto"/>
+        <w:t>Straw</w:t>
+      </w:r>
+      <w:proofErr w:type="gramEnd"/>
+      <w:r>
         <w:rPr>
           <w:b/>
           <w:bCs/>
           <w:lang w:val="en-US"/>
         </w:rPr>
-      </w:pPr>
-      <w:r>
+        <w:t xml:space="preserve"> and tillage treatments</w:t>
+      </w:r>
+    </w:p>
+    <w:p>
+      <w:pPr>
+        <w:spacing w:line="360" w:lineRule="auto"/>
+        <w:rPr>
+          <w:lang w:val="en-US"/>
+        </w:rPr>
+      </w:pPr>
+      <w:r>
+        <w:rPr>
+          <w:lang w:val="en-US"/>
+        </w:rPr>
+        <w:t>The same straw managements</w:t>
+      </w:r>
+      <w:r>
+        <w:rPr>
+          <w:lang w:val="en-US"/>
+        </w:rPr>
+        <w:t xml:space="preserve"> (retain, remove)</w:t>
+      </w:r>
+      <w:r>
+        <w:rPr>
+          <w:lang w:val="en-US"/>
+        </w:rPr>
+        <w:t xml:space="preserve"> and categorical tillage system treatments </w:t>
+      </w:r>
+      <w:r>
+        <w:rPr>
+          <w:lang w:val="en-US"/>
+        </w:rPr>
+        <w:t>[</w:t>
+      </w:r>
+      <w:r>
+        <w:rPr>
+          <w:lang w:val="en-US"/>
+        </w:rPr>
+        <w:t>no tillage</w:t>
+      </w:r>
+      <w:r>
+        <w:rPr>
+          <w:lang w:val="en-US"/>
+        </w:rPr>
+        <w:t xml:space="preserve"> (</w:t>
+      </w:r>
+      <w:r>
+        <w:rPr>
+          <w:lang w:val="en-US"/>
+        </w:rPr>
+        <w:t>NT</w:t>
+      </w:r>
+      <w:r>
+        <w:rPr>
+          <w:lang w:val="en-US"/>
+        </w:rPr>
+        <w:t>)</w:t>
+      </w:r>
+      <w:r>
+        <w:rPr>
+          <w:lang w:val="en-US"/>
+        </w:rPr>
+        <w:t>, surface</w:t>
+      </w:r>
+      <w:r>
+        <w:rPr>
+          <w:lang w:val="en-US"/>
+        </w:rPr>
+        <w:t xml:space="preserve"> cultivation</w:t>
+      </w:r>
+      <w:r>
+        <w:rPr>
+          <w:lang w:val="en-US"/>
+        </w:rPr>
+        <w:t>, inversion</w:t>
+      </w:r>
+      <w:r>
+        <w:rPr>
+          <w:lang w:val="en-US"/>
+        </w:rPr>
+        <w:t>]</w:t>
+      </w:r>
+      <w:r>
+        <w:rPr>
+          <w:lang w:val="en-US"/>
+        </w:rPr>
+        <w:t xml:space="preserve"> have been in </w:t>
+      </w:r>
+      <w:r>
+        <w:rPr>
+          <w:lang w:val="en-US"/>
+        </w:rPr>
+        <w:t>place</w:t>
+      </w:r>
+      <w:r>
+        <w:rPr>
+          <w:lang w:val="en-US"/>
+        </w:rPr>
+        <w:t xml:space="preserve"> since 2002. In the straw-removal treatments, </w:t>
+      </w:r>
+      <w:r>
+        <w:rPr>
+          <w:lang w:val="en-US"/>
+        </w:rPr>
+        <w:t xml:space="preserve">residue was removed </w:t>
+      </w:r>
+      <w:r>
+        <w:rPr>
+          <w:lang w:val="en-US"/>
+        </w:rPr>
+        <w:t>following harvest of small grain</w:t>
+      </w:r>
+      <w:r>
+        <w:rPr>
+          <w:lang w:val="en-US"/>
+        </w:rPr>
+        <w:t xml:space="preserve"> crops</w:t>
+      </w:r>
+      <w:r>
+        <w:rPr>
+          <w:lang w:val="en-US"/>
+        </w:rPr>
+        <w:t xml:space="preserve"> using a</w:t>
+      </w:r>
+      <w:r>
+        <w:rPr>
+          <w:lang w:val="en-US"/>
+        </w:rPr>
+        <w:t xml:space="preserve"> two-pass system</w:t>
+      </w:r>
+      <w:r>
+        <w:rPr>
+          <w:lang w:val="en-US"/>
+        </w:rPr>
+        <w:t xml:space="preserve"> wherein the straw was removed from the plots using a weed harrow. This </w:t>
+      </w:r>
+      <w:r>
+        <w:rPr>
+          <w:lang w:val="en-US"/>
+        </w:rPr>
+        <w:t>result</w:t>
+      </w:r>
+      <w:r>
+        <w:rPr>
+          <w:lang w:val="en-US"/>
+        </w:rPr>
+        <w:t>ed</w:t>
+      </w:r>
+      <w:r>
+        <w:rPr>
+          <w:lang w:val="en-US"/>
+        </w:rPr>
+        <w:t xml:space="preserve"> </w:t>
+      </w:r>
+      <w:r>
+        <w:rPr>
+          <w:lang w:val="en-US"/>
+        </w:rPr>
+        <w:t>in removal of approximately 60% of the biomass</w:t>
+      </w:r>
+      <w:r>
+        <w:rPr>
+          <w:lang w:val="en-US"/>
+        </w:rPr>
+        <w:t xml:space="preserve"> </w:t>
+      </w:r>
+      <w:r>
+        <w:rPr>
+          <w:lang w:val="en-US"/>
+        </w:rPr>
+        <w:fldChar w:fldCharType="begin"/>
+      </w:r>
+      <w:r>
+        <w:rPr>
+          <w:lang w:val="en-US"/>
+        </w:rPr>
+        <w:instrText xml:space="preserve"> ADDIN ZOTERO_ITEM CSL_CITATION {"citationID":"WBWFdpV7","properties":{"formattedCitation":"(Hansen et al., 2015)","plainCitation":"(Hansen et al., 2015)","noteIndex":0},"citationItems":[{"id":687,"uris":["http://zotero.org/users/3599437/items/TXQUC8B8"],"itemData":{"id":687,"type":"article-journal","abstract":"Crop management factors, such as tillage, rotation, and straw retention, need to be long-term to allow conclusions on effects on crop yields, nitrate leaching, and carbon sequestration. In 2002, two field experiments, each including four cash crop rotations, were established on soils with 9 and 15% clay, under temperate, coastal climate conditions. Direct drilling and harrowing to two different depths were compared to plowing with respect to yield, nitrate N leaching, and carbon sequestration. For comparison of yields across rotations, grain and seed dry matter yields for each crop were converted to grain equivalents (GE). Leaching was compared to yields by calculating yield-scaled leaching (YSL, g N kg−1 GE), and N balances were calculated as the N input in manure minus the N output in products removed from the fields. Direct drilling reduced yields, but no effect on leaching was found. Straw retention did not significantly increase yields, nor did it reduce leaching, while fodder radish (Raphanus sativus L.) as a catch crop was capable of reducing nitrate leaching to a low level. Thus, YSL of winter wheat (Triticum aestivum L.) was higher than for spring barley (Hordeum vulgare L.) grown after fodder radish due to the efficient catch crop. Soil organic carbon (SOC) did not increase significantly after 7 yr of straw incorporation or noninversion tillage. There was no correlation between N balances calculated for each growing season and N leaching measured in the following percolation period.","container-title":"Journal of Environmental Quality","DOI":"10.2134/jeq2014.11.0482","ISSN":"1537-2537","issue":"3","language":"en","license":"Copyright © by the American Society of Agronomy, Crop Science Society of America, and Soil Science Society of America, Inc.","note":"_eprint: https://onlinelibrary.wiley.com/doi/pdf/10.2134/jeq2014.11.0482","page":"868-881","source":"Wiley Online Library","title":"Nitrate Leaching, Yields and Carbon Sequestration after Noninversion Tillage, Catch Crops, and Straw Retention","volume":"44","author":[{"family":"Hansen","given":"E. M."},{"family":"Munkholm","given":"L. J."},{"family":"Olesen","given":"J. E."},{"family":"Melander","given":"B."}],"issued":{"date-parts":[["2015"]]}}}],"schema":"https://github.com/citation-style-language/schema/raw/master/csl-citation.json"} </w:instrText>
+      </w:r>
+      <w:r>
+        <w:rPr>
+          <w:lang w:val="en-US"/>
+        </w:rPr>
+        <w:fldChar w:fldCharType="separate"/>
+      </w:r>
+      <w:r>
+        <w:t>(Hansen et al., 2015)</w:t>
+      </w:r>
+      <w:r>
+        <w:rPr>
+          <w:lang w:val="en-US"/>
+        </w:rPr>
+        <w:fldChar w:fldCharType="end"/>
+      </w:r>
+      <w:r>
+        <w:rPr>
+          <w:lang w:val="en-US"/>
+        </w:rPr>
+        <w:t xml:space="preserve">. In the straw-retained treatments, </w:t>
+      </w:r>
+      <w:r>
+        <w:rPr>
+          <w:lang w:val="en-US"/>
+        </w:rPr>
+        <w:t xml:space="preserve">residue remained in the field </w:t>
+      </w:r>
+      <w:r>
+        <w:rPr>
+          <w:lang w:val="en-US"/>
+        </w:rPr>
+        <w:t>following harvest</w:t>
+      </w:r>
+      <w:r>
+        <w:rPr>
+          <w:lang w:val="en-US"/>
+        </w:rPr>
+        <w:t xml:space="preserve">. </w:t>
+      </w:r>
+    </w:p>
+    <w:p>
+      <w:pPr>
+        <w:spacing w:line="360" w:lineRule="auto"/>
+      </w:pPr>
+      <w:r>
+        <w:rPr>
+          <w:lang w:val="en-US"/>
+        </w:rPr>
+        <w:t>While the overall tillage philosophies have remained the same, t</w:t>
+      </w:r>
+      <w:r>
+        <w:rPr>
+          <w:lang w:val="en-US"/>
+        </w:rPr>
+        <w:t xml:space="preserve">he exact machinery and timing of operations have varied since 2002 (Scherner et al., 2016; Hansen et al., 2010). In the present experiment (2018-2020), plots under the </w:t>
+      </w:r>
+      <w:r>
+        <w:rPr>
+          <w:lang w:val="en-US"/>
+        </w:rPr>
+        <w:t>inversion</w:t>
+      </w:r>
+      <w:r>
+        <w:rPr>
+          <w:lang w:val="en-US"/>
+        </w:rPr>
+        <w:t xml:space="preserve"> treatment were moldboard plowed to a depth of 20 cm in the </w:t>
+      </w:r>
+      <w:r>
+        <w:rPr>
+          <w:lang w:val="en-US"/>
+        </w:rPr>
+        <w:t xml:space="preserve">late </w:t>
+      </w:r>
+      <w:r>
+        <w:rPr>
+          <w:lang w:val="en-US"/>
+        </w:rPr>
+        <w:t xml:space="preserve">fall and </w:t>
+      </w:r>
+      <w:r>
+        <w:rPr>
+          <w:lang w:val="en-US"/>
+        </w:rPr>
+        <w:t xml:space="preserve">seedbed </w:t>
+      </w:r>
+      <w:r>
+        <w:rPr>
+          <w:lang w:val="en-US"/>
+        </w:rPr>
+        <w:t xml:space="preserve">harrowed to 3-4 cm depth in the spring before cash crop planting; </w:t>
+      </w:r>
+      <w:r>
+        <w:rPr>
+          <w:lang w:val="en-US"/>
+        </w:rPr>
+        <w:t xml:space="preserve">all </w:t>
+      </w:r>
+      <w:r>
+        <w:rPr>
+          <w:lang w:val="en-US"/>
+        </w:rPr>
+        <w:t>c</w:t>
+      </w:r>
+      <w:proofErr w:type="spellStart"/>
+      <w:r>
+        <w:t>rops</w:t>
+      </w:r>
+      <w:proofErr w:type="spellEnd"/>
+      <w:r>
+        <w:t xml:space="preserve"> were then sown with a traditional seed drill (Nordsten Lift-o-</w:t>
+      </w:r>
+      <w:proofErr w:type="spellStart"/>
+      <w:r>
+        <w:t>matic</w:t>
+      </w:r>
+      <w:proofErr w:type="spellEnd"/>
+      <w:r>
+        <w:t xml:space="preserve"> CLH300) with row spacings of 12.5 cm. </w:t>
+      </w:r>
+      <w:r>
+        <w:t>In the late-planted radish cover crop treatment, plots were also harrowed to a depth of 3-4 cm after cash crop harvest to prepare the soil for cover crop planting (see Table 1)</w:t>
+      </w:r>
+      <w:r>
+        <w:t>.</w:t>
+      </w:r>
+    </w:p>
+    <w:p>
+      <w:pPr>
+        <w:spacing w:line="360" w:lineRule="auto"/>
+      </w:pPr>
+      <w:r>
+        <w:rPr>
+          <w:lang w:val="en-US"/>
+        </w:rPr>
+        <w:t xml:space="preserve">For the </w:t>
+      </w:r>
+      <w:r>
+        <w:rPr>
+          <w:lang w:val="en-US"/>
+        </w:rPr>
+        <w:t>surface</w:t>
+      </w:r>
+      <w:r>
+        <w:rPr>
+          <w:lang w:val="en-US"/>
+        </w:rPr>
+        <w:t xml:space="preserve"> </w:t>
+      </w:r>
+      <w:r>
+        <w:rPr>
+          <w:lang w:val="en-US"/>
+        </w:rPr>
+        <w:t xml:space="preserve">tillage </w:t>
+      </w:r>
+      <w:r>
+        <w:rPr>
+          <w:lang w:val="en-US"/>
+        </w:rPr>
+        <w:t>system (non-inversion</w:t>
+      </w:r>
+      <w:r>
+        <w:rPr>
+          <w:lang w:val="en-US"/>
+        </w:rPr>
+        <w:t xml:space="preserve"> tillage</w:t>
+      </w:r>
+      <w:r>
+        <w:rPr>
+          <w:lang w:val="en-US"/>
+        </w:rPr>
+        <w:t xml:space="preserve">), </w:t>
+      </w:r>
+      <w:proofErr w:type="gramStart"/>
+      <w:r>
+        <w:rPr>
+          <w:lang w:val="en-US"/>
+        </w:rPr>
+        <w:t xml:space="preserve">a </w:t>
+      </w:r>
+      <w:r>
+        <w:rPr>
+          <w:vertAlign w:val="subscript"/>
+          <w:lang w:val="en-US"/>
+        </w:rPr>
+        <w:t xml:space="preserve"> </w:t>
+      </w:r>
+      <w:r>
+        <w:t>Horsch</w:t>
+      </w:r>
+      <w:proofErr w:type="gramEnd"/>
+      <w:r>
+        <w:t xml:space="preserve"> Terrano 3 FX stubble tine cultivator was used to till to a depth 8-10 cm in the spring before cash crop planting</w:t>
+      </w:r>
+      <w:r>
+        <w:t xml:space="preserve">, and harrowed (3-4 cm depth) before the </w:t>
+      </w:r>
+      <w:r>
+        <w:t>late-planted radish cover crop treatment</w:t>
+      </w:r>
+      <w:r>
+        <w:t xml:space="preserve">. </w:t>
+      </w:r>
+      <w:r>
+        <w:t xml:space="preserve">No tillage </w:t>
+      </w:r>
+      <w:r>
+        <w:t xml:space="preserve">operations were </w:t>
+      </w:r>
+      <w:r>
+        <w:t xml:space="preserve">performed in the NT </w:t>
+      </w:r>
+      <w:r>
+        <w:t>treatment</w:t>
+      </w:r>
+      <w:r>
+        <w:t xml:space="preserve">. </w:t>
+      </w:r>
+      <w:r>
+        <w:t xml:space="preserve">In both the </w:t>
+      </w:r>
+      <w:r>
+        <w:t>NT</w:t>
+      </w:r>
+      <w:r>
+        <w:t xml:space="preserve"> and</w:t>
+      </w:r>
+      <w:r>
+        <w:t xml:space="preserve"> surface tillage</w:t>
+      </w:r>
+      <w:r>
+        <w:t xml:space="preserve"> systems, </w:t>
+      </w:r>
+      <w:r>
+        <w:t xml:space="preserve">cash </w:t>
+      </w:r>
+      <w:r>
+        <w:t xml:space="preserve">crops were sown with a chisel coulter (Horsch </w:t>
+      </w:r>
+      <w:proofErr w:type="spellStart"/>
+      <w:r>
+        <w:t>Airseeder</w:t>
+      </w:r>
+      <w:proofErr w:type="spellEnd"/>
+      <w:r>
+        <w:t xml:space="preserve"> CO 3) with row spacings of 17.5 cm for </w:t>
+      </w:r>
+      <w:r>
+        <w:t>all crops</w:t>
+      </w:r>
+      <w:r>
+        <w:t xml:space="preserve"> (compared to 12.5 cm for the </w:t>
+      </w:r>
+      <w:r>
+        <w:t>inversion</w:t>
+      </w:r>
+      <w:r>
+        <w:t xml:space="preserve"> systems)</w:t>
+      </w:r>
+      <w:r>
+        <w:t xml:space="preserve">. Row spacings were different for the </w:t>
+      </w:r>
+      <w:r>
+        <w:t>inversion</w:t>
+      </w:r>
+      <w:r>
+        <w:t xml:space="preserve"> system </w:t>
+      </w:r>
+      <w:r>
+        <w:t xml:space="preserve">due to </w:t>
+      </w:r>
+      <w:r>
+        <w:t xml:space="preserve">differences in the </w:t>
+      </w:r>
+      <w:r>
+        <w:t xml:space="preserve">equipment representing typical production environments for each tillage system. </w:t>
+      </w:r>
+      <w:r>
+        <w:t>Cash crop s</w:t>
+      </w:r>
+      <w:r>
+        <w:t>eeding rates were 20% higher in NT systems to compensate for poor establishment.</w:t>
+      </w:r>
+    </w:p>
+    <w:p>
+      <w:pPr>
+        <w:spacing w:line="360" w:lineRule="auto"/>
         <w:rPr>
           <w:b/>
           <w:bCs/>
-        </w:rPr>
-        <w:t>2.1.</w:t>
-      </w:r>
+          <w:lang w:val="en-US"/>
+        </w:rPr>
+      </w:pPr>
+      <w:proofErr w:type="gramStart"/>
       <w:r>
         <w:rPr>
           <w:b/>
           <w:bCs/>
         </w:rPr>
-        <w:t>4</w:t>
+        <w:t>2.1.</w:t>
       </w:r>
       <w:r>
         <w:rPr>
           <w:b/>
           <w:bCs/>
         </w:rPr>
-        <w:t xml:space="preserve">  </w:t>
+        <w:t>4</w:t>
       </w:r>
       <w:r>
         <w:rPr>
           <w:b/>
           <w:bCs/>
-          <w:lang w:val="en-US"/>
-        </w:rPr>
-        <w:t>Cover crop treatments</w:t>
+        </w:rPr>
+        <w:t xml:space="preserve">  </w:t>
+      </w:r>
+      <w:r>
+        <w:rPr>
+          <w:b/>
+          <w:bCs/>
+          <w:lang w:val="en-US"/>
+        </w:rPr>
+        <w:t>Cover</w:t>
+      </w:r>
+      <w:proofErr w:type="gramEnd"/>
+      <w:r>
+        <w:rPr>
+          <w:b/>
+          <w:bCs/>
+          <w:lang w:val="en-US"/>
+        </w:rPr>
+        <w:t xml:space="preserve"> crop treatments</w:t>
       </w:r>
     </w:p>
     <w:p>
@@ -5356,7 +5701,33 @@
         <w:rPr>
           <w:lang w:val="en-US"/>
         </w:rPr>
-        <w:t xml:space="preserve"> were randomly applied to the </w:t>
+        <w:t xml:space="preserve"> were randomly applied to </w:t>
+      </w:r>
+      <w:proofErr w:type="gramStart"/>
+      <w:r>
+        <w:rPr>
+          <w:lang w:val="en-US"/>
+        </w:rPr>
+        <w:t xml:space="preserve">the </w:t>
+      </w:r>
+      <w:r>
+        <w:rPr>
+          <w:lang w:val="en-US"/>
+        </w:rPr>
+        <w:t>micro</w:t>
+      </w:r>
+      <w:proofErr w:type="gramEnd"/>
+      <w:r>
+        <w:rPr>
+          <w:lang w:val="en-US"/>
+        </w:rPr>
+        <w:t>-plot</w:t>
+      </w:r>
+      <w:r>
+        <w:rPr>
+          <w:lang w:val="en-US"/>
+        </w:rPr>
+        <w:t xml:space="preserve">s (Table 1). The same </w:t>
       </w:r>
       <w:r>
         <w:rPr>
@@ -5368,18 +5739,6 @@
         <w:rPr>
           <w:lang w:val="en-US"/>
         </w:rPr>
-        <w:t xml:space="preserve">s (Table 1). The same </w:t>
-      </w:r>
-      <w:r>
-        <w:rPr>
-          <w:lang w:val="en-US"/>
-        </w:rPr>
-        <w:t>micro-plot</w:t>
-      </w:r>
-      <w:r>
-        <w:rPr>
-          <w:lang w:val="en-US"/>
-        </w:rPr>
         <w:t xml:space="preserve"> treatments were </w:t>
       </w:r>
       <w:r>
@@ -5404,7 +5763,21 @@
         <w:rPr>
           <w:lang w:val="en-US"/>
         </w:rPr>
-        <w:t xml:space="preserve"> 2019 and were tracked until faba bean harvest in 2020. The sampling area for all measurements was located in the inner 1.5 m x 10 m area of the </w:t>
+        <w:t xml:space="preserve"> 2019 and were tracked until faba bean harvest in 2020. The sampling area for all measurements </w:t>
+      </w:r>
+      <w:proofErr w:type="gramStart"/>
+      <w:r>
+        <w:rPr>
+          <w:lang w:val="en-US"/>
+        </w:rPr>
+        <w:t>was located in</w:t>
+      </w:r>
+      <w:proofErr w:type="gramEnd"/>
+      <w:r>
+        <w:rPr>
+          <w:lang w:val="en-US"/>
+        </w:rPr>
+        <w:t xml:space="preserve"> the inner 1.5 m x 10 m area of the </w:t>
       </w:r>
       <w:r>
         <w:rPr>
@@ -5451,15 +5824,69 @@
           <w:iCs/>
           <w:lang w:val="en-US"/>
         </w:rPr>
-        <w:t xml:space="preserve"> including an early-season planted mixture (MixE), </w:t>
-      </w:r>
-      <w:r>
-        <w:rPr>
-          <w:i/>
-          <w:iCs/>
-          <w:lang w:val="en-US"/>
-        </w:rPr>
-        <w:t>a mixture (MixM) and forage radish (RadM)</w:t>
+        <w:t xml:space="preserve"> including an early-season planted mixture (</w:t>
+      </w:r>
+      <w:proofErr w:type="spellStart"/>
+      <w:r>
+        <w:rPr>
+          <w:i/>
+          <w:iCs/>
+          <w:lang w:val="en-US"/>
+        </w:rPr>
+        <w:t>MixE</w:t>
+      </w:r>
+      <w:proofErr w:type="spellEnd"/>
+      <w:r>
+        <w:rPr>
+          <w:i/>
+          <w:iCs/>
+          <w:lang w:val="en-US"/>
+        </w:rPr>
+        <w:t xml:space="preserve">), </w:t>
+      </w:r>
+      <w:r>
+        <w:rPr>
+          <w:i/>
+          <w:iCs/>
+          <w:lang w:val="en-US"/>
+        </w:rPr>
+        <w:t>a mixture (</w:t>
+      </w:r>
+      <w:proofErr w:type="spellStart"/>
+      <w:r>
+        <w:rPr>
+          <w:i/>
+          <w:iCs/>
+          <w:lang w:val="en-US"/>
+        </w:rPr>
+        <w:t>MixM</w:t>
+      </w:r>
+      <w:proofErr w:type="spellEnd"/>
+      <w:r>
+        <w:rPr>
+          <w:i/>
+          <w:iCs/>
+          <w:lang w:val="en-US"/>
+        </w:rPr>
+        <w:t>) and forage radish (</w:t>
+      </w:r>
+      <w:proofErr w:type="spellStart"/>
+      <w:r>
+        <w:rPr>
+          <w:i/>
+          <w:iCs/>
+          <w:lang w:val="en-US"/>
+        </w:rPr>
+        <w:t>RadM</w:t>
+      </w:r>
+      <w:proofErr w:type="spellEnd"/>
+      <w:r>
+        <w:rPr>
+          <w:i/>
+          <w:iCs/>
+          <w:lang w:val="en-US"/>
+        </w:rPr>
+        <w:t>)</w:t>
       </w:r>
       <w:r>
         <w:rPr>
@@ -5491,15 +5918,51 @@
           <w:iCs/>
           <w:lang w:val="en-US"/>
         </w:rPr>
-        <w:t>planted late season (RadL)</w:t>
-      </w:r>
-      <w:r>
-        <w:rPr>
-          <w:i/>
-          <w:iCs/>
-          <w:lang w:val="en-US"/>
-        </w:rPr>
-        <w:t>, and a no-cover control (NoCC).</w:t>
+        <w:t>planted late season (</w:t>
+      </w:r>
+      <w:proofErr w:type="spellStart"/>
+      <w:r>
+        <w:rPr>
+          <w:i/>
+          <w:iCs/>
+          <w:lang w:val="en-US"/>
+        </w:rPr>
+        <w:t>RadL</w:t>
+      </w:r>
+      <w:proofErr w:type="spellEnd"/>
+      <w:r>
+        <w:rPr>
+          <w:i/>
+          <w:iCs/>
+          <w:lang w:val="en-US"/>
+        </w:rPr>
+        <w:t>)</w:t>
+      </w:r>
+      <w:r>
+        <w:rPr>
+          <w:i/>
+          <w:iCs/>
+          <w:lang w:val="en-US"/>
+        </w:rPr>
+        <w:t>, and a no-cover control (</w:t>
+      </w:r>
+      <w:proofErr w:type="spellStart"/>
+      <w:r>
+        <w:rPr>
+          <w:i/>
+          <w:iCs/>
+          <w:lang w:val="en-US"/>
+        </w:rPr>
+        <w:t>NoCC</w:t>
+      </w:r>
+      <w:proofErr w:type="spellEnd"/>
+      <w:r>
+        <w:rPr>
+          <w:i/>
+          <w:iCs/>
+          <w:lang w:val="en-US"/>
+        </w:rPr>
+        <w:t>).</w:t>
       </w:r>
     </w:p>
     <w:tbl>
@@ -5683,12 +6146,14 @@
                 <w:lang w:val="en-US"/>
               </w:rPr>
             </w:pPr>
+            <w:proofErr w:type="spellStart"/>
             <w:r>
               <w:rPr>
                 <w:lang w:val="en-US"/>
               </w:rPr>
               <w:t>MixE</w:t>
             </w:r>
+            <w:proofErr w:type="spellEnd"/>
           </w:p>
         </w:tc>
         <w:tc>
@@ -5725,7 +6190,7 @@
               </w:rPr>
               <w:t>(</w:t>
             </w:r>
-            <w:commentRangeStart w:id="5"/>
+            <w:commentRangeStart w:id="15"/>
             <w:r>
               <w:rPr>
                 <w:lang w:val="en-US"/>
@@ -5738,7 +6203,7 @@
               </w:rPr>
               <w:t xml:space="preserve"> or 17.5 cm, see section 2.1.2</w:t>
             </w:r>
-            <w:commentRangeEnd w:id="5"/>
+            <w:commentRangeEnd w:id="15"/>
             <w:r>
               <w:rPr>
                 <w:rStyle w:val="CommentReference"/>
@@ -5746,7 +6211,7 @@
                 <w:szCs w:val="24"/>
                 <w:lang w:val="en-US"/>
               </w:rPr>
-              <w:commentReference w:id="5"/>
+              <w:commentReference w:id="15"/>
             </w:r>
             <w:r>
               <w:rPr>
@@ -5790,7 +6255,25 @@
                 <w:iCs/>
                 <w:lang w:val="en-US"/>
               </w:rPr>
-              <w:t>(grass; Lolium perenne)</w:t>
+              <w:t xml:space="preserve">(grass; Lolium </w:t>
+            </w:r>
+            <w:proofErr w:type="spellStart"/>
+            <w:r>
+              <w:rPr>
+                <w:i/>
+                <w:iCs/>
+                <w:lang w:val="en-US"/>
+              </w:rPr>
+              <w:t>perenne</w:t>
+            </w:r>
+            <w:proofErr w:type="spellEnd"/>
+            <w:r>
+              <w:rPr>
+                <w:i/>
+                <w:iCs/>
+                <w:lang w:val="en-US"/>
+              </w:rPr>
+              <w:t>)</w:t>
             </w:r>
             <w:r>
               <w:rPr>
@@ -5879,12 +6362,14 @@
                 <w:lang w:val="en-US"/>
               </w:rPr>
             </w:pPr>
+            <w:proofErr w:type="spellStart"/>
             <w:r>
               <w:rPr>
                 <w:lang w:val="en-US"/>
               </w:rPr>
               <w:t>MixM</w:t>
             </w:r>
+            <w:proofErr w:type="spellEnd"/>
           </w:p>
         </w:tc>
         <w:tc>
@@ -5913,7 +6398,21 @@
               <w:rPr>
                 <w:lang w:val="en-US"/>
               </w:rPr>
-              <w:t>Broadcast into standing crop approximately 14 days before expected cash crop harvest</w:t>
+              <w:t xml:space="preserve">Broadcast into standing </w:t>
+            </w:r>
+            <w:proofErr w:type="gramStart"/>
+            <w:r>
+              <w:rPr>
+                <w:lang w:val="en-US"/>
+              </w:rPr>
+              <w:t>crop</w:t>
+            </w:r>
+            <w:proofErr w:type="gramEnd"/>
+            <w:r>
+              <w:rPr>
+                <w:lang w:val="en-US"/>
+              </w:rPr>
+              <w:t xml:space="preserve"> approximately 14 days before expected cash crop harvest</w:t>
             </w:r>
           </w:p>
         </w:tc>
@@ -5974,12 +6473,14 @@
                 <w:lang w:val="en-US"/>
               </w:rPr>
             </w:pPr>
+            <w:proofErr w:type="spellStart"/>
             <w:r>
               <w:rPr>
                 <w:lang w:val="en-US"/>
               </w:rPr>
               <w:t>RadM</w:t>
             </w:r>
+            <w:proofErr w:type="spellEnd"/>
           </w:p>
         </w:tc>
         <w:tc>
@@ -6008,7 +6509,21 @@
               <w:rPr>
                 <w:lang w:val="en-US"/>
               </w:rPr>
-              <w:t>Broadcast into standing crop approx. 14 days before expected crop harvest</w:t>
+              <w:t xml:space="preserve">Broadcast into standing </w:t>
+            </w:r>
+            <w:proofErr w:type="gramStart"/>
+            <w:r>
+              <w:rPr>
+                <w:lang w:val="en-US"/>
+              </w:rPr>
+              <w:t>crop</w:t>
+            </w:r>
+            <w:proofErr w:type="gramEnd"/>
+            <w:r>
+              <w:rPr>
+                <w:lang w:val="en-US"/>
+              </w:rPr>
+              <w:t xml:space="preserve"> approx. 14 days before expected crop harvest</w:t>
             </w:r>
           </w:p>
         </w:tc>
@@ -6096,12 +6611,14 @@
                 <w:lang w:val="en-US"/>
               </w:rPr>
             </w:pPr>
+            <w:proofErr w:type="spellStart"/>
             <w:r>
               <w:rPr>
                 <w:lang w:val="en-US"/>
               </w:rPr>
               <w:t>RadL</w:t>
             </w:r>
+            <w:proofErr w:type="spellEnd"/>
           </w:p>
         </w:tc>
         <w:tc>
@@ -6191,12 +6708,14 @@
                 <w:lang w:val="en-US"/>
               </w:rPr>
             </w:pPr>
+            <w:proofErr w:type="spellStart"/>
             <w:r>
               <w:rPr>
                 <w:lang w:val="en-US"/>
               </w:rPr>
               <w:t>NoCC</w:t>
             </w:r>
+            <w:proofErr w:type="spellEnd"/>
           </w:p>
         </w:tc>
         <w:tc>
@@ -6290,6 +6809,7 @@
           <w:lang w:val="en-US"/>
         </w:rPr>
       </w:pPr>
+      <w:proofErr w:type="gramStart"/>
       <w:r>
         <w:rPr>
           <w:b/>
@@ -6318,6 +6838,7 @@
         </w:rPr>
         <w:t>H</w:t>
       </w:r>
+      <w:proofErr w:type="spellStart"/>
       <w:r>
         <w:rPr>
           <w:b/>
@@ -6326,6 +6847,8 @@
         </w:rPr>
         <w:t>erbicides</w:t>
       </w:r>
+      <w:proofErr w:type="spellEnd"/>
+      <w:proofErr w:type="gramEnd"/>
     </w:p>
     <w:p>
       <w:pPr>
@@ -6402,8 +6925,17 @@
           <w:i/>
           <w:iCs/>
         </w:rPr>
-        <w:t>; MixE</w:t>
-      </w:r>
+        <w:t xml:space="preserve">; </w:t>
+      </w:r>
+      <w:proofErr w:type="spellStart"/>
+      <w:r>
+        <w:rPr>
+          <w:i/>
+          <w:iCs/>
+        </w:rPr>
+        <w:t>MixE</w:t>
+      </w:r>
+      <w:proofErr w:type="spellEnd"/>
       <w:r>
         <w:rPr>
           <w:i/>
@@ -7062,6 +7594,7 @@
                 <w:szCs w:val="22"/>
               </w:rPr>
             </w:pPr>
+            <w:proofErr w:type="spellStart"/>
             <w:r>
               <w:rPr>
                 <w:sz w:val="22"/>
@@ -7069,6 +7602,7 @@
               </w:rPr>
               <w:t>MixE</w:t>
             </w:r>
+            <w:proofErr w:type="spellEnd"/>
           </w:p>
         </w:tc>
         <w:tc>
@@ -7088,6 +7622,7 @@
                 <w:szCs w:val="22"/>
               </w:rPr>
             </w:pPr>
+            <w:proofErr w:type="spellStart"/>
             <w:r>
               <w:rPr>
                 <w:sz w:val="22"/>
@@ -7095,6 +7630,7 @@
               </w:rPr>
               <w:t>MixE</w:t>
             </w:r>
+            <w:proofErr w:type="spellEnd"/>
           </w:p>
         </w:tc>
         <w:tc>
@@ -7114,6 +7650,7 @@
                 <w:szCs w:val="22"/>
               </w:rPr>
             </w:pPr>
+            <w:proofErr w:type="spellStart"/>
             <w:r>
               <w:rPr>
                 <w:sz w:val="22"/>
@@ -7121,6 +7658,7 @@
               </w:rPr>
               <w:t>MixE</w:t>
             </w:r>
+            <w:proofErr w:type="spellEnd"/>
           </w:p>
         </w:tc>
         <w:tc>
@@ -7210,8 +7748,18 @@
                 <w:szCs w:val="22"/>
                 <w:lang w:val="en-US"/>
               </w:rPr>
-              <w:t>All except MixE</w:t>
-            </w:r>
+              <w:t xml:space="preserve">All except </w:t>
+            </w:r>
+            <w:proofErr w:type="spellStart"/>
+            <w:r>
+              <w:rPr>
+                <w:sz w:val="22"/>
+                <w:szCs w:val="22"/>
+                <w:lang w:val="en-US"/>
+              </w:rPr>
+              <w:t>MixE</w:t>
+            </w:r>
+            <w:proofErr w:type="spellEnd"/>
           </w:p>
         </w:tc>
         <w:tc>
@@ -7238,8 +7786,18 @@
                 <w:szCs w:val="22"/>
                 <w:lang w:val="en-US"/>
               </w:rPr>
-              <w:t>All except MixE</w:t>
-            </w:r>
+              <w:t xml:space="preserve">All except </w:t>
+            </w:r>
+            <w:proofErr w:type="spellStart"/>
+            <w:r>
+              <w:rPr>
+                <w:sz w:val="22"/>
+                <w:szCs w:val="22"/>
+                <w:lang w:val="en-US"/>
+              </w:rPr>
+              <w:t>MixE</w:t>
+            </w:r>
+            <w:proofErr w:type="spellEnd"/>
           </w:p>
         </w:tc>
         <w:tc>
@@ -7266,8 +7824,18 @@
                 <w:szCs w:val="22"/>
                 <w:lang w:val="en-US"/>
               </w:rPr>
-              <w:t>All except MixE</w:t>
-            </w:r>
+              <w:t xml:space="preserve">All except </w:t>
+            </w:r>
+            <w:proofErr w:type="spellStart"/>
+            <w:r>
+              <w:rPr>
+                <w:sz w:val="22"/>
+                <w:szCs w:val="22"/>
+                <w:lang w:val="en-US"/>
+              </w:rPr>
+              <w:t>MixE</w:t>
+            </w:r>
+            <w:proofErr w:type="spellEnd"/>
           </w:p>
         </w:tc>
         <w:tc>
@@ -7398,8 +7966,18 @@
                 <w:szCs w:val="22"/>
                 <w:lang w:val="en-US"/>
               </w:rPr>
-              <w:t>All except MixE</w:t>
-            </w:r>
+              <w:t xml:space="preserve">All except </w:t>
+            </w:r>
+            <w:proofErr w:type="spellStart"/>
+            <w:r>
+              <w:rPr>
+                <w:sz w:val="22"/>
+                <w:szCs w:val="22"/>
+                <w:lang w:val="en-US"/>
+              </w:rPr>
+              <w:t>MixE</w:t>
+            </w:r>
+            <w:proofErr w:type="spellEnd"/>
           </w:p>
         </w:tc>
         <w:tc>
@@ -7425,8 +8003,18 @@
                 <w:szCs w:val="22"/>
                 <w:lang w:val="en-US"/>
               </w:rPr>
-              <w:t>All except MixE</w:t>
-            </w:r>
+              <w:t xml:space="preserve">All except </w:t>
+            </w:r>
+            <w:proofErr w:type="spellStart"/>
+            <w:r>
+              <w:rPr>
+                <w:sz w:val="22"/>
+                <w:szCs w:val="22"/>
+                <w:lang w:val="en-US"/>
+              </w:rPr>
+              <w:t>MixE</w:t>
+            </w:r>
+            <w:proofErr w:type="spellEnd"/>
           </w:p>
         </w:tc>
         <w:tc>
@@ -7452,8 +8040,18 @@
                 <w:szCs w:val="22"/>
                 <w:lang w:val="en-US"/>
               </w:rPr>
-              <w:t>All except MixE</w:t>
-            </w:r>
+              <w:t xml:space="preserve">All except </w:t>
+            </w:r>
+            <w:proofErr w:type="spellStart"/>
+            <w:r>
+              <w:rPr>
+                <w:sz w:val="22"/>
+                <w:szCs w:val="22"/>
+                <w:lang w:val="en-US"/>
+              </w:rPr>
+              <w:t>MixE</w:t>
+            </w:r>
+            <w:proofErr w:type="spellEnd"/>
           </w:p>
         </w:tc>
         <w:tc>
@@ -7779,6 +8377,7 @@
                 <w:szCs w:val="22"/>
               </w:rPr>
             </w:pPr>
+            <w:proofErr w:type="spellStart"/>
             <w:r>
               <w:rPr>
                 <w:sz w:val="22"/>
@@ -7786,6 +8385,7 @@
               </w:rPr>
               <w:t>MixE</w:t>
             </w:r>
+            <w:proofErr w:type="spellEnd"/>
           </w:p>
         </w:tc>
         <w:tc>
@@ -7805,6 +8405,7 @@
                 <w:szCs w:val="22"/>
               </w:rPr>
             </w:pPr>
+            <w:proofErr w:type="spellStart"/>
             <w:r>
               <w:rPr>
                 <w:sz w:val="22"/>
@@ -7812,6 +8413,7 @@
               </w:rPr>
               <w:t>MixE</w:t>
             </w:r>
+            <w:proofErr w:type="spellEnd"/>
           </w:p>
         </w:tc>
         <w:tc>
@@ -7831,6 +8433,7 @@
                 <w:szCs w:val="22"/>
               </w:rPr>
             </w:pPr>
+            <w:proofErr w:type="spellStart"/>
             <w:r>
               <w:rPr>
                 <w:sz w:val="22"/>
@@ -7838,6 +8441,7 @@
               </w:rPr>
               <w:t>MixE</w:t>
             </w:r>
+            <w:proofErr w:type="spellEnd"/>
           </w:p>
         </w:tc>
         <w:tc>
@@ -7929,8 +8533,18 @@
                 <w:szCs w:val="22"/>
                 <w:lang w:val="en-US"/>
               </w:rPr>
-              <w:t>All except MixE</w:t>
-            </w:r>
+              <w:t xml:space="preserve">All except </w:t>
+            </w:r>
+            <w:proofErr w:type="spellStart"/>
+            <w:r>
+              <w:rPr>
+                <w:sz w:val="22"/>
+                <w:szCs w:val="22"/>
+                <w:lang w:val="en-US"/>
+              </w:rPr>
+              <w:t>MixE</w:t>
+            </w:r>
+            <w:proofErr w:type="spellEnd"/>
           </w:p>
         </w:tc>
         <w:tc>
@@ -7956,8 +8570,18 @@
                 <w:szCs w:val="22"/>
                 <w:lang w:val="en-US"/>
               </w:rPr>
-              <w:t>All except MixE</w:t>
-            </w:r>
+              <w:t xml:space="preserve">All except </w:t>
+            </w:r>
+            <w:proofErr w:type="spellStart"/>
+            <w:r>
+              <w:rPr>
+                <w:sz w:val="22"/>
+                <w:szCs w:val="22"/>
+                <w:lang w:val="en-US"/>
+              </w:rPr>
+              <w:t>MixE</w:t>
+            </w:r>
+            <w:proofErr w:type="spellEnd"/>
           </w:p>
         </w:tc>
         <w:tc>
@@ -7983,8 +8607,18 @@
                 <w:szCs w:val="22"/>
                 <w:lang w:val="en-US"/>
               </w:rPr>
-              <w:t>All except MixE</w:t>
-            </w:r>
+              <w:t xml:space="preserve">All except </w:t>
+            </w:r>
+            <w:proofErr w:type="spellStart"/>
+            <w:r>
+              <w:rPr>
+                <w:sz w:val="22"/>
+                <w:szCs w:val="22"/>
+                <w:lang w:val="en-US"/>
+              </w:rPr>
+              <w:t>MixE</w:t>
+            </w:r>
+            <w:proofErr w:type="spellEnd"/>
           </w:p>
         </w:tc>
         <w:tc>
@@ -8812,7 +9446,21 @@
         <w:rPr>
           <w:lang w:val="en-US"/>
         </w:rPr>
-        <w:t xml:space="preserve">-season weed control, herbicide packages applied in the MixE treatment had to accommodate </w:t>
+        <w:t xml:space="preserve">-season weed control, herbicide packages applied in the </w:t>
+      </w:r>
+      <w:proofErr w:type="spellStart"/>
+      <w:r>
+        <w:rPr>
+          <w:lang w:val="en-US"/>
+        </w:rPr>
+        <w:t>MixE</w:t>
+      </w:r>
+      <w:proofErr w:type="spellEnd"/>
+      <w:r>
+        <w:rPr>
+          <w:lang w:val="en-US"/>
+        </w:rPr>
+        <w:t xml:space="preserve"> treatment had to accommodate </w:t>
       </w:r>
       <w:r>
         <w:t xml:space="preserve">the presence of the grass and clover </w:t>
@@ -8846,7 +9494,15 @@
         <w:t xml:space="preserve">and herbicide applications were chosen that are effective against this perennial weed. However, </w:t>
       </w:r>
       <w:r>
-        <w:t>those same herbicides could not be used in the MixE plots</w:t>
+        <w:t xml:space="preserve">those same herbicides could not be used in the </w:t>
+      </w:r>
+      <w:proofErr w:type="spellStart"/>
+      <w:r>
+        <w:t>MixE</w:t>
+      </w:r>
+      <w:proofErr w:type="spellEnd"/>
+      <w:r>
+        <w:t xml:space="preserve"> plots</w:t>
       </w:r>
       <w:r>
         <w:t>, so the best available option was instead used</w:t>
@@ -8857,7 +9513,7 @@
       <w:r>
         <w:t xml:space="preserve">. </w:t>
       </w:r>
-      <w:bookmarkStart w:id="6" w:name="_Hlk190689276"/>
+      <w:bookmarkStart w:id="16" w:name="_Hlk190689276"/>
       <w:r>
         <w:t xml:space="preserve">Following faba bean planting in 2020, all </w:t>
       </w:r>
@@ -8872,8 +9528,17 @@
           <w:i/>
           <w:iCs/>
         </w:rPr>
-        <w:t>Avena fatua</w:t>
-      </w:r>
+        <w:t xml:space="preserve">Avena </w:t>
+      </w:r>
+      <w:proofErr w:type="spellStart"/>
+      <w:r>
+        <w:rPr>
+          <w:i/>
+          <w:iCs/>
+        </w:rPr>
+        <w:t>fatua</w:t>
+      </w:r>
+      <w:proofErr w:type="spellEnd"/>
       <w:r>
         <w:rPr>
           <w:i/>
@@ -8887,7 +9552,7 @@
       <w:r>
         <w:t xml:space="preserve">). </w:t>
       </w:r>
-      <w:bookmarkEnd w:id="6"/>
+      <w:bookmarkEnd w:id="16"/>
       <w:r>
         <w:rPr>
           <w:lang w:val="en-US"/>
@@ -8993,6 +9658,7 @@
           <w:bCs/>
         </w:rPr>
       </w:pPr>
+      <w:proofErr w:type="gramStart"/>
       <w:r>
         <w:rPr>
           <w:b/>
@@ -9019,7 +9685,15 @@
           <w:b/>
           <w:bCs/>
         </w:rPr>
-        <w:t>General management</w:t>
+        <w:t>General</w:t>
+      </w:r>
+      <w:proofErr w:type="gramEnd"/>
+      <w:r>
+        <w:rPr>
+          <w:b/>
+          <w:bCs/>
+        </w:rPr>
+        <w:t xml:space="preserve"> management</w:t>
       </w:r>
     </w:p>
     <w:p>
@@ -9477,7 +10151,21 @@
         <w:rPr>
           <w:lang w:val="en-US"/>
         </w:rPr>
-        <w:t>The long-term experiment is rainfed, but in 2018 an exception was made due to an extremely hot and dry early growing season. In order to maintain the long-term viability of the experiment, all plots were irrigated with 25 mm in early</w:t>
+        <w:t xml:space="preserve">The long-term experiment is rainfed, but in 2018 an exception was made due to an extremely hot and dry early growing season. </w:t>
+      </w:r>
+      <w:proofErr w:type="gramStart"/>
+      <w:r>
+        <w:rPr>
+          <w:lang w:val="en-US"/>
+        </w:rPr>
+        <w:t>In order to</w:t>
+      </w:r>
+      <w:proofErr w:type="gramEnd"/>
+      <w:r>
+        <w:rPr>
+          <w:lang w:val="en-US"/>
+        </w:rPr>
+        <w:t xml:space="preserve"> maintain the long-term viability of the experiment, all plots were irrigated with 25 mm in early</w:t>
       </w:r>
       <w:r>
         <w:rPr>
@@ -9495,7 +10183,21 @@
         <w:rPr>
           <w:lang w:val="en-US"/>
         </w:rPr>
-        <w:t xml:space="preserve"> This was also done on production fields in Denmark with access to irrigation structure, and therefore represents realistic production management. </w:t>
+        <w:t xml:space="preserve"> This was also done on production fields in Denmark with access to irrigation </w:t>
+      </w:r>
+      <w:proofErr w:type="gramStart"/>
+      <w:r>
+        <w:rPr>
+          <w:lang w:val="en-US"/>
+        </w:rPr>
+        <w:t>structure, and</w:t>
+      </w:r>
+      <w:proofErr w:type="gramEnd"/>
+      <w:r>
+        <w:rPr>
+          <w:lang w:val="en-US"/>
+        </w:rPr>
+        <w:t xml:space="preserve"> therefore represents realistic production management. </w:t>
       </w:r>
       <w:r>
         <w:rPr>
@@ -9544,6 +10246,7 @@
           <w:bCs/>
         </w:rPr>
       </w:pPr>
+      <w:proofErr w:type="gramStart"/>
       <w:r>
         <w:rPr>
           <w:b/>
@@ -9570,110 +10273,135 @@
           <w:b/>
           <w:bCs/>
         </w:rPr>
-        <w:t>Crop yields</w:t>
-      </w:r>
-    </w:p>
-    <w:p>
-      <w:pPr>
-        <w:spacing w:line="360" w:lineRule="auto"/>
-      </w:pPr>
-      <w:r>
-        <w:t>The middle area (net size 1.5 m x 10 m) of e</w:t>
-      </w:r>
-      <w:r>
-        <w:t xml:space="preserve">ach </w:t>
-      </w:r>
-      <w:r>
-        <w:t>micro-plot</w:t>
-      </w:r>
-      <w:r>
-        <w:t xml:space="preserve"> was harvested for grain yield with a plot combine</w:t>
-      </w:r>
-      <w:r>
-        <w:t>r</w:t>
-      </w:r>
-      <w:r>
-        <w:t xml:space="preserve">. Dry matter content was determined by a near-infrared spectroscopy analyzer </w:t>
-      </w:r>
-      <w:r>
-        <w:t>[</w:t>
-      </w:r>
-      <w:r>
-        <w:t>InfraTec™ 1241 Grain Analyzer, Foss A/S; </w:t>
-      </w:r>
-      <w:bookmarkStart w:id="7" w:name="bbib4"/>
-      <w:r>
-        <w:fldChar w:fldCharType="begin"/>
-      </w:r>
-      <w:r>
-        <w:instrText xml:space="preserve"> ADDIN ZOTERO_ITEM CSL_CITATION {"citationID":"vgHNN8mL","properties":{"formattedCitation":"(B\\uc0\\u252{}chmann et al., 2001)","plainCitation":"(Büchmann et al., 2001)","noteIndex":0},"citationItems":[{"id":1511,"uris":["http://zotero.org/users/3599437/items/EAQE7SEB"],"itemData":{"id":1511,"type":"article-journal","abstract":"Three problems need to be addressed in networks of Infratec Grain Analysers: 1) the networks are not interconnected, 2) the partial least squares (PLS) calibrations used so far have to be individually adjusted for bias when transferred to the slave instruments, and 3) the calibrations are not entirely stable over time. Nonlinear artificial neural network (ANN) calibrations based on a large common European data set (≈4,000 samples in the training sets and ≈1,000 samples in the stop sets) were introduced to overcome these constraints. The performance of these ANN calibrations was compared with Danish PLS models for protein and moisture in cereals during the 1998 harvest in Denmark, and subsequently with PLS models based on the same European data set. ANN models were more accurate than PLS and, unlike PLS, were linear and transferable up to 25% moisture. It is suggested that the improved performance of the ANN models is attributable to the modeling technique rather than the size and nature of the European data set. In most cases, ANN models could be applied directly and without bias adjustment to slave instruments. The ANN models were also more stable, they required fewer bias adjustments or remodeling over time compared with Danish PLS models. ANN calibrations using shared data have been adopted for commercial use in several European countries and work is in progress to develop global ANN models for determination of protein in wheat and barley.","container-title":"Cereal Chemistry","DOI":"10.1094/CCHEM.2001.78.5.572","ISSN":"1943-3638","issue":"5","language":"en","license":"© AACC International","note":"_eprint: https://onlinelibrary.wiley.com/doi/pdf/10.1094/CCHEM.2001.78.5.572","page":"572-577","source":"Wiley Online Library","title":"Performance of European Artificial Neural Network (ANN) Calibrations for Moisture and Protein in Cereals Using the Danish Near-Infrared Transmission (NIT) Network","volume":"78","author":[{"family":"Büchmann","given":"Nils Bo"},{"family":"Josefsson","given":"Henrik"},{"family":"Cowe","given":"Ian A."}],"issued":{"date-parts":[["2001"]]}}}],"schema":"https://github.com/citation-style-language/schema/raw/master/csl-citation.json"} </w:instrText>
-      </w:r>
-      <w:r>
-        <w:fldChar w:fldCharType="separate"/>
-      </w:r>
-      <w:r>
-        <w:t>(Büchmann et al., 2001)</w:t>
-      </w:r>
-      <w:r>
-        <w:fldChar w:fldCharType="end"/>
-      </w:r>
-      <w:r>
-        <w:t>]</w:t>
-      </w:r>
-      <w:bookmarkEnd w:id="7"/>
-      <w:r>
-        <w:t>). Grain yields are reported on a dry matter basis.</w:t>
-      </w:r>
-    </w:p>
-    <w:p>
-      <w:pPr>
-        <w:spacing w:line="360" w:lineRule="auto"/>
+        <w:t>Crop</w:t>
+      </w:r>
+      <w:proofErr w:type="gramEnd"/>
+      <w:r>
         <w:rPr>
           <w:b/>
           <w:bCs/>
         </w:rPr>
-      </w:pPr>
-      <w:r>
+        <w:t xml:space="preserve"> yields</w:t>
+      </w:r>
+    </w:p>
+    <w:p>
+      <w:pPr>
+        <w:spacing w:line="360" w:lineRule="auto"/>
+      </w:pPr>
+      <w:r>
+        <w:t>The middle area (net size 1.5 m x 10 m) of e</w:t>
+      </w:r>
+      <w:r>
+        <w:t xml:space="preserve">ach </w:t>
+      </w:r>
+      <w:r>
+        <w:t>micro-plot</w:t>
+      </w:r>
+      <w:r>
+        <w:t xml:space="preserve"> was harvested for grain yield with a plot combine</w:t>
+      </w:r>
+      <w:r>
+        <w:t>r</w:t>
+      </w:r>
+      <w:r>
+        <w:t xml:space="preserve">. Dry matter content was determined by a near-infrared spectroscopy analyzer </w:t>
+      </w:r>
+      <w:r>
+        <w:t>[</w:t>
+      </w:r>
+      <w:r>
+        <w:t>InfraTec™ 1241 Grain Analyzer, Foss A/S; </w:t>
+      </w:r>
+      <w:bookmarkStart w:id="17" w:name="bbib4"/>
+      <w:r>
+        <w:fldChar w:fldCharType="begin"/>
+      </w:r>
+      <w:r>
+        <w:instrText xml:space="preserve"> ADDIN ZOTERO_ITEM CSL_CITATION {"citationID":"vgHNN8mL","properties":{"formattedCitation":"(B\\uc0\\u252{}chmann et al., 2001)","plainCitation":"(Büchmann et al., 2001)","noteIndex":0},"citationItems":[{"id":1511,"uris":["http://zotero.org/users/3599437/items/EAQE7SEB"],"itemData":{"id":1511,"type":"article-journal","abstract":"Three problems need to be addressed in networks of Infratec Grain Analysers: 1) the networks are not interconnected, 2) the partial least squares (PLS) calibrations used so far have to be individually adjusted for bias when transferred to the slave instruments, and 3) the calibrations are not entirely stable over time. Nonlinear artificial neural network (ANN) calibrations based on a large common European data set (≈4,000 samples in the training sets and ≈1,000 samples in the stop sets) were introduced to overcome these constraints. The performance of these ANN calibrations was compared with Danish PLS models for protein and moisture in cereals during the 1998 harvest in Denmark, and subsequently with PLS models based on the same European data set. ANN models were more accurate than PLS and, unlike PLS, were linear and transferable up to 25% moisture. It is suggested that the improved performance of the ANN models is attributable to the modeling technique rather than the size and nature of the European data set. In most cases, ANN models could be applied directly and without bias adjustment to slave instruments. The ANN models were also more stable, they required fewer bias adjustments or remodeling over time compared with Danish PLS models. ANN calibrations using shared data have been adopted for commercial use in several European countries and work is in progress to develop global ANN models for determination of protein in wheat and barley.","container-title":"Cereal Chemistry","DOI":"10.1094/CCHEM.2001.78.5.572","ISSN":"1943-3638","issue":"5","language":"en","license":"© AACC International","note":"_eprint: https://onlinelibrary.wiley.com/doi/pdf/10.1094/CCHEM.2001.78.5.572","page":"572-577","source":"Wiley Online Library","title":"Performance of European Artificial Neural Network (ANN) Calibrations for Moisture and Protein in Cereals Using the Danish Near-Infrared Transmission (NIT) Network","volume":"78","author":[{"family":"Büchmann","given":"Nils Bo"},{"family":"Josefsson","given":"Henrik"},{"family":"Cowe","given":"Ian A."}],"issued":{"date-parts":[["2001"]]}}}],"schema":"https://github.com/citation-style-language/schema/raw/master/csl-citation.json"} </w:instrText>
+      </w:r>
+      <w:r>
+        <w:fldChar w:fldCharType="separate"/>
+      </w:r>
+      <w:r>
+        <w:t>(</w:t>
+      </w:r>
+      <w:proofErr w:type="spellStart"/>
+      <w:r>
+        <w:t>Büchmann</w:t>
+      </w:r>
+      <w:proofErr w:type="spellEnd"/>
+      <w:r>
+        <w:t xml:space="preserve"> et al., 2001)</w:t>
+      </w:r>
+      <w:r>
+        <w:fldChar w:fldCharType="end"/>
+      </w:r>
+      <w:r>
+        <w:t>]</w:t>
+      </w:r>
+      <w:bookmarkEnd w:id="17"/>
+      <w:r>
+        <w:t>). Grain yields are reported on a dry matter basis.</w:t>
+      </w:r>
+    </w:p>
+    <w:p>
+      <w:pPr>
+        <w:spacing w:line="360" w:lineRule="auto"/>
         <w:rPr>
           <w:b/>
           <w:bCs/>
         </w:rPr>
-        <w:t>2.</w:t>
-      </w:r>
+      </w:pPr>
+      <w:proofErr w:type="gramStart"/>
       <w:r>
         <w:rPr>
           <w:b/>
           <w:bCs/>
         </w:rPr>
-        <w:t>2</w:t>
+        <w:t>2.</w:t>
       </w:r>
       <w:r>
         <w:rPr>
           <w:b/>
           <w:bCs/>
         </w:rPr>
-        <w:t>.</w:t>
+        <w:t>2</w:t>
       </w:r>
       <w:r>
         <w:rPr>
           <w:b/>
           <w:bCs/>
         </w:rPr>
-        <w:t>2</w:t>
+        <w:t>.</w:t>
       </w:r>
       <w:r>
         <w:rPr>
           <w:b/>
           <w:bCs/>
         </w:rPr>
-        <w:t xml:space="preserve">  </w:t>
+        <w:t>2</w:t>
       </w:r>
       <w:r>
         <w:rPr>
           <w:b/>
           <w:bCs/>
         </w:rPr>
-        <w:t xml:space="preserve">Fall </w:t>
+        <w:t xml:space="preserve">  </w:t>
+      </w:r>
+      <w:r>
+        <w:rPr>
+          <w:b/>
+          <w:bCs/>
+        </w:rPr>
+        <w:t>Fall</w:t>
+      </w:r>
+      <w:proofErr w:type="gramEnd"/>
+      <w:r>
+        <w:rPr>
+          <w:b/>
+          <w:bCs/>
+        </w:rPr>
+        <w:t xml:space="preserve"> </w:t>
       </w:r>
       <w:r>
         <w:rPr>
@@ -10279,14 +11007,14 @@
         </w:rPr>
         <w:fldChar w:fldCharType="end"/>
       </w:r>
-      <w:commentRangeStart w:id="8"/>
+      <w:commentRangeStart w:id="18"/>
       <w:r>
         <w:rPr>
           <w:lang w:val="en-US"/>
         </w:rPr>
         <w:t>.</w:t>
       </w:r>
-      <w:commentRangeEnd w:id="8"/>
+      <w:commentRangeEnd w:id="18"/>
       <w:r>
         <w:rPr>
           <w:rStyle w:val="CommentReference"/>
@@ -10294,7 +11022,7 @@
           <w:szCs w:val="24"/>
           <w:lang w:val="en-US"/>
         </w:rPr>
-        <w:commentReference w:id="8"/>
+        <w:commentReference w:id="18"/>
       </w:r>
       <w:r>
         <w:rPr>
@@ -10418,19 +11146,47 @@
         <w:rPr>
           <w:lang w:val="en-US"/>
         </w:rPr>
-        <w:t xml:space="preserve">, each species/genus was classified as ‘cover crop’, </w:t>
-      </w:r>
-      <w:r>
-        <w:rPr>
-          <w:lang w:val="en-US"/>
-        </w:rPr>
-        <w:t xml:space="preserve">‘weed’, </w:t>
-      </w:r>
-      <w:r>
-        <w:rPr>
-          <w:lang w:val="en-US"/>
-        </w:rPr>
-        <w:t>‘volunteer’ or ‘other</w:t>
+        <w:t>, each species/genus was classified as ‘cover crop</w:t>
+      </w:r>
+      <w:proofErr w:type="gramStart"/>
+      <w:r>
+        <w:rPr>
+          <w:lang w:val="en-US"/>
+        </w:rPr>
+        <w:t xml:space="preserve">’, </w:t>
+      </w:r>
+      <w:r>
+        <w:rPr>
+          <w:lang w:val="en-US"/>
+        </w:rPr>
+        <w:t>‘</w:t>
+      </w:r>
+      <w:proofErr w:type="gramEnd"/>
+      <w:r>
+        <w:rPr>
+          <w:lang w:val="en-US"/>
+        </w:rPr>
+        <w:t>weed</w:t>
+      </w:r>
+      <w:proofErr w:type="gramStart"/>
+      <w:r>
+        <w:rPr>
+          <w:lang w:val="en-US"/>
+        </w:rPr>
+        <w:t xml:space="preserve">’, </w:t>
+      </w:r>
+      <w:r>
+        <w:rPr>
+          <w:lang w:val="en-US"/>
+        </w:rPr>
+        <w:t>‘</w:t>
+      </w:r>
+      <w:proofErr w:type="gramEnd"/>
+      <w:r>
+        <w:rPr>
+          <w:lang w:val="en-US"/>
+        </w:rPr>
+        <w:t>volunteer’ or ‘other</w:t>
       </w:r>
       <w:r>
         <w:rPr>
@@ -10567,13 +11323,35 @@
         <w:rPr>
           <w:lang w:val="en-US"/>
         </w:rPr>
-        <w:t xml:space="preserve"> in 2018. In 2019, biomass was only separated into two fractions (cover crops and other, the latter of which included both weeds and volunteers). Therefore, the categories ‘cover crop’ and ‘other’ were used for all </w:t>
-      </w:r>
-      <w:r>
-        <w:rPr>
-          <w:lang w:val="en-US"/>
-        </w:rPr>
-        <w:t xml:space="preserve">aboveground biomass </w:t>
+        <w:t xml:space="preserve"> in 2018. In 2019, biomass was only separated into two fractions (cover crops and </w:t>
+      </w:r>
+      <w:proofErr w:type="gramStart"/>
+      <w:r>
+        <w:rPr>
+          <w:lang w:val="en-US"/>
+        </w:rPr>
+        <w:t>other</w:t>
+      </w:r>
+      <w:proofErr w:type="gramEnd"/>
+      <w:r>
+        <w:rPr>
+          <w:lang w:val="en-US"/>
+        </w:rPr>
+        <w:t xml:space="preserve">, the latter of which included both weeds and volunteers). Therefore, the categories ‘cover crop’ and ‘other’ were used for all </w:t>
+      </w:r>
+      <w:proofErr w:type="gramStart"/>
+      <w:r>
+        <w:rPr>
+          <w:lang w:val="en-US"/>
+        </w:rPr>
+        <w:t>aboveground</w:t>
+      </w:r>
+      <w:proofErr w:type="gramEnd"/>
+      <w:r>
+        <w:rPr>
+          <w:lang w:val="en-US"/>
+        </w:rPr>
+        <w:t xml:space="preserve"> biomass </w:t>
       </w:r>
       <w:r>
         <w:rPr>
@@ -10857,7 +11635,15 @@
         <w:t xml:space="preserve">and database </w:t>
       </w:r>
       <w:r>
-        <w:t>from Yvoz et al. 2021</w:t>
+        <w:t xml:space="preserve">from </w:t>
+      </w:r>
+      <w:proofErr w:type="spellStart"/>
+      <w:r>
+        <w:t>Yvoz</w:t>
+      </w:r>
+      <w:proofErr w:type="spellEnd"/>
+      <w:r>
+        <w:t xml:space="preserve"> et al. 2021</w:t>
       </w:r>
       <w:r>
         <w:t xml:space="preserve">. The fall vegetation produced blooms (see supplemental material), so </w:t>
@@ -10875,7 +11661,15 @@
         <w:t>. Details on this calculation are presented in supplementary material</w:t>
       </w:r>
       <w:r>
-        <w:t>, but a high level description is provided below</w:t>
+        <w:t xml:space="preserve">, but a </w:t>
+      </w:r>
+      <w:proofErr w:type="gramStart"/>
+      <w:r>
+        <w:t>high level</w:t>
+      </w:r>
+      <w:proofErr w:type="gramEnd"/>
+      <w:r>
+        <w:t xml:space="preserve"> description is provided below</w:t>
       </w:r>
       <w:r>
         <w:t xml:space="preserve">. </w:t>
@@ -10950,7 +11744,15 @@
         <w:t xml:space="preserve"> through provision of biomass and seeds</w:t>
       </w:r>
       <w:r>
-        <w:t xml:space="preserve">. Organ level attributes reported by Yvoz et al. 2021 for 155 plant species were used to assign sub-index values. Out of the 11 species in our study, six had exact matches in </w:t>
+        <w:t xml:space="preserve">. Organ level attributes reported by </w:t>
+      </w:r>
+      <w:proofErr w:type="spellStart"/>
+      <w:r>
+        <w:t>Yvoz</w:t>
+      </w:r>
+      <w:proofErr w:type="spellEnd"/>
+      <w:r>
+        <w:t xml:space="preserve"> et al. 2021 for 155 plant species were used to assign sub-index values. Out of the 11 species in our study, six had exact matches in </w:t>
       </w:r>
       <w:r>
         <w:t>the</w:t>
@@ -11222,6 +12024,7 @@
         </w:rPr>
         <w:t xml:space="preserve"> </w:t>
       </w:r>
+      <w:proofErr w:type="gramStart"/>
       <w:r>
         <w:rPr>
           <w:b/>
@@ -11229,6 +12032,7 @@
         </w:rPr>
         <w:t>Multi-criteria summaries</w:t>
       </w:r>
+      <w:proofErr w:type="gramEnd"/>
     </w:p>
     <w:p>
       <w:pPr>
@@ -11590,6 +12394,7 @@
       <w:r>
         <w:t xml:space="preserve"> relying heavily on the </w:t>
       </w:r>
+      <w:proofErr w:type="spellStart"/>
       <w:r>
         <w:rPr>
           <w:i/>
@@ -11597,6 +12402,7 @@
         </w:rPr>
         <w:t>tidyverse</w:t>
       </w:r>
+      <w:proofErr w:type="spellEnd"/>
       <w:r>
         <w:t xml:space="preserve"> meta package</w:t>
       </w:r>
@@ -11685,6 +12491,7 @@
       <w:r>
         <w:t xml:space="preserve"> </w:t>
       </w:r>
+      <w:proofErr w:type="spellStart"/>
       <w:r>
         <w:rPr>
           <w:i/>
@@ -11692,6 +12499,7 @@
         </w:rPr>
         <w:t>glmmTMB</w:t>
       </w:r>
+      <w:proofErr w:type="spellEnd"/>
       <w:r>
         <w:t xml:space="preserve"> </w:t>
       </w:r>
@@ -11737,6 +12545,7 @@
       <w:r>
         <w:t xml:space="preserve">The best fitting model was summarised using </w:t>
       </w:r>
+      <w:proofErr w:type="spellStart"/>
       <w:r>
         <w:rPr>
           <w:i/>
@@ -11744,6 +12553,7 @@
         </w:rPr>
         <w:t>emmeans</w:t>
       </w:r>
+      <w:proofErr w:type="spellEnd"/>
       <w:r>
         <w:t xml:space="preserve"> </w:t>
       </w:r>
@@ -11765,6 +12575,7 @@
       <w:r>
         <w:t xml:space="preserve"> and </w:t>
       </w:r>
+      <w:proofErr w:type="spellStart"/>
       <w:r>
         <w:rPr>
           <w:i/>
@@ -11772,6 +12583,7 @@
         </w:rPr>
         <w:t>multcomp</w:t>
       </w:r>
+      <w:proofErr w:type="spellEnd"/>
       <w:r>
         <w:t xml:space="preserve"> </w:t>
       </w:r>
@@ -11854,11 +12666,16 @@
       <w:r>
         <w:t xml:space="preserve">is available as part of the </w:t>
       </w:r>
+      <w:proofErr w:type="spellStart"/>
       <w:r>
         <w:t>G</w:t>
       </w:r>
       <w:r>
-        <w:t>ithub repository for this publication (</w:t>
+        <w:t>ithub</w:t>
+      </w:r>
+      <w:proofErr w:type="spellEnd"/>
+      <w:r>
+        <w:t xml:space="preserve"> repository for this publication (</w:t>
       </w:r>
       <w:r>
         <w:rPr>
@@ -11895,6 +12712,7 @@
           <w:bCs/>
         </w:rPr>
       </w:pPr>
+      <w:proofErr w:type="gramStart"/>
       <w:r>
         <w:rPr>
           <w:b/>
@@ -11902,6 +12720,7 @@
         </w:rPr>
         <w:t>3  RESULTS</w:t>
       </w:r>
+      <w:proofErr w:type="gramEnd"/>
     </w:p>
     <w:p>
       <w:pPr>
@@ -11968,6 +12787,7 @@
             </w:pPr>
             <w:r>
               <w:rPr>
+                <w:noProof/>
                 <w:lang w:val="da-DK"/>
               </w:rPr>
               <w:drawing>
@@ -12073,154 +12893,213 @@
                 <w:i/>
                 <w:iCs/>
               </w:rPr>
-              <w:t>(colored points and lines)</w:t>
-            </w:r>
+              <w:t>(</w:t>
+            </w:r>
+            <w:proofErr w:type="spellStart"/>
             <w:r>
               <w:rPr>
                 <w:i/>
                 <w:iCs/>
               </w:rPr>
-              <w:t xml:space="preserve"> </w:t>
-            </w:r>
+              <w:t>colored</w:t>
+            </w:r>
+            <w:proofErr w:type="spellEnd"/>
             <w:r>
               <w:rPr>
                 <w:i/>
                 <w:iCs/>
               </w:rPr>
-              <w:t>to 30-year averages</w:t>
+              <w:t xml:space="preserve"> points and lines) </w:t>
             </w:r>
             <w:r>
               <w:rPr>
                 <w:i/>
                 <w:iCs/>
               </w:rPr>
-              <w:t xml:space="preserve"> [long-term (LT) means</w:t>
+              <w:t>to 30-year averages</w:t>
             </w:r>
             <w:r>
               <w:rPr>
                 <w:i/>
                 <w:iCs/>
               </w:rPr>
-              <w:t>, gray points and lines</w:t>
+              <w:t xml:space="preserve"> [long-term (LT) means</w:t>
             </w:r>
             <w:r>
               <w:rPr>
                 <w:i/>
                 <w:iCs/>
               </w:rPr>
-              <w:t>]</w:t>
-            </w:r>
+              <w:t xml:space="preserve">, </w:t>
+            </w:r>
+            <w:proofErr w:type="spellStart"/>
             <w:r>
               <w:rPr>
                 <w:i/>
                 <w:iCs/>
               </w:rPr>
-              <w:t xml:space="preserve">. (Bottom) </w:t>
-            </w:r>
+              <w:t>gray</w:t>
+            </w:r>
+            <w:proofErr w:type="spellEnd"/>
             <w:r>
               <w:rPr>
                 <w:i/>
                 <w:iCs/>
               </w:rPr>
-              <w:t>Yields (</w:t>
+              <w:t xml:space="preserve"> points and lines</w:t>
             </w:r>
             <w:r>
               <w:rPr>
                 <w:i/>
                 <w:iCs/>
               </w:rPr>
-              <w:t xml:space="preserve">black points represent </w:t>
+              <w:t>]</w:t>
             </w:r>
             <w:r>
               <w:rPr>
                 <w:i/>
                 <w:iCs/>
               </w:rPr>
-              <w:t>estimated marginal means with</w:t>
+              <w:t xml:space="preserve">. (Bottom) </w:t>
             </w:r>
             <w:r>
               <w:rPr>
                 <w:i/>
                 <w:iCs/>
               </w:rPr>
-              <w:t xml:space="preserve"> colored</w:t>
+              <w:t>Yields (</w:t>
             </w:r>
             <w:r>
               <w:rPr>
                 <w:i/>
                 <w:iCs/>
               </w:rPr>
-              <w:t xml:space="preserve"> 95% confidence intervals</w:t>
+              <w:t xml:space="preserve">black points represent </w:t>
             </w:r>
             <w:r>
               <w:rPr>
                 <w:i/>
                 <w:iCs/>
               </w:rPr>
-              <w:t xml:space="preserve">, </w:t>
+              <w:t>estimated marginal means with</w:t>
             </w:r>
             <w:r>
               <w:rPr>
                 <w:i/>
                 <w:iCs/>
               </w:rPr>
-              <w:t xml:space="preserve">gray </w:t>
-            </w:r>
+              <w:t xml:space="preserve"> </w:t>
+            </w:r>
+            <w:proofErr w:type="spellStart"/>
             <w:r>
               <w:rPr>
                 <w:i/>
                 <w:iCs/>
               </w:rPr>
-              <w:t>crosses are raw data</w:t>
-            </w:r>
+              <w:t>colored</w:t>
+            </w:r>
+            <w:proofErr w:type="spellEnd"/>
             <w:r>
               <w:rPr>
                 <w:i/>
                 <w:iCs/>
               </w:rPr>
-              <w:t xml:space="preserve">) </w:t>
+              <w:t xml:space="preserve"> 95% confidence intervals</w:t>
             </w:r>
             <w:r>
               <w:rPr>
                 <w:i/>
                 <w:iCs/>
               </w:rPr>
-              <w:t xml:space="preserve">were comparable to mean yields observed in Denmark for each year (horizontal dashed lines) and </w:t>
-            </w:r>
+              <w:t xml:space="preserve">, </w:t>
+            </w:r>
+            <w:proofErr w:type="spellStart"/>
             <w:r>
               <w:rPr>
                 <w:i/>
                 <w:iCs/>
               </w:rPr>
-              <w:t xml:space="preserve">within a crop year </w:t>
-            </w:r>
+              <w:t>gray</w:t>
+            </w:r>
+            <w:proofErr w:type="spellEnd"/>
             <w:r>
               <w:rPr>
                 <w:i/>
                 <w:iCs/>
               </w:rPr>
-              <w:t>were significantly</w:t>
+              <w:t xml:space="preserve"> </w:t>
             </w:r>
             <w:r>
               <w:rPr>
                 <w:i/>
                 <w:iCs/>
               </w:rPr>
-              <w:t xml:space="preserve"> impacted </w:t>
+              <w:t>crosses are raw data</w:t>
             </w:r>
             <w:r>
               <w:rPr>
                 <w:i/>
                 <w:iCs/>
               </w:rPr>
-              <w:t xml:space="preserve">only </w:t>
+              <w:t xml:space="preserve">) </w:t>
             </w:r>
             <w:r>
               <w:rPr>
                 <w:i/>
                 <w:iCs/>
               </w:rPr>
-              <w:t xml:space="preserve">by cover crop treatment, with the mid-season planted radish (RadM) treatment producing significantly higher yields (asterisk) compared to the other </w:t>
+              <w:t xml:space="preserve">were comparable to mean yields observed in Denmark for each year (horizontal dashed lines) and </w:t>
+            </w:r>
+            <w:r>
+              <w:rPr>
+                <w:i/>
+                <w:iCs/>
+              </w:rPr>
+              <w:t xml:space="preserve">within a crop year </w:t>
+            </w:r>
+            <w:r>
+              <w:rPr>
+                <w:i/>
+                <w:iCs/>
+              </w:rPr>
+              <w:t>were significantly</w:t>
+            </w:r>
+            <w:r>
+              <w:rPr>
+                <w:i/>
+                <w:iCs/>
+              </w:rPr>
+              <w:t xml:space="preserve"> impacted </w:t>
+            </w:r>
+            <w:r>
+              <w:rPr>
+                <w:i/>
+                <w:iCs/>
+              </w:rPr>
+              <w:t xml:space="preserve">only </w:t>
+            </w:r>
+            <w:r>
+              <w:rPr>
+                <w:i/>
+                <w:iCs/>
+              </w:rPr>
+              <w:t>by cover crop treatment, with the mid-season planted radish (</w:t>
+            </w:r>
+            <w:proofErr w:type="spellStart"/>
+            <w:r>
+              <w:rPr>
+                <w:i/>
+                <w:iCs/>
+              </w:rPr>
+              <w:t>RadM</w:t>
+            </w:r>
+            <w:proofErr w:type="spellEnd"/>
+            <w:r>
+              <w:rPr>
+                <w:i/>
+                <w:iCs/>
+              </w:rPr>
+              <w:t xml:space="preserve">) treatment producing significantly higher yields (asterisk) compared to the other </w:t>
             </w:r>
             <w:r>
               <w:rPr>
@@ -12332,7 +13211,15 @@
         <w:t xml:space="preserve">, there was an amplification of the differences over time (Figure 1). </w:t>
       </w:r>
       <w:r>
-        <w:t>On average, the RadM cover crop treatment exhibited 8% higher crop yields compared to all other cover crop treatments</w:t>
+        <w:t xml:space="preserve">On average, the </w:t>
+      </w:r>
+      <w:proofErr w:type="spellStart"/>
+      <w:r>
+        <w:t>RadM</w:t>
+      </w:r>
+      <w:proofErr w:type="spellEnd"/>
+      <w:r>
+        <w:t xml:space="preserve"> cover crop treatment exhibited 8% higher crop yields compared to all other cover crop treatments</w:t>
       </w:r>
       <w:r>
         <w:t xml:space="preserve"> (p&lt;0.001)</w:t>
@@ -12451,19 +13338,13 @@
         <w:t xml:space="preserve">). </w:t>
       </w:r>
       <w:r>
-        <w:t>The effects of tillage and cover crop were amplified in 2018</w:t>
+        <w:t>The effects of tillage were amplified in 2018</w:t>
       </w:r>
       <w:r>
         <w:t xml:space="preserve"> compared to 2019</w:t>
       </w:r>
       <w:r>
-        <w:t xml:space="preserve"> (</w:t>
-      </w:r>
-      <w:r>
-        <w:t xml:space="preserve">significant </w:t>
-      </w:r>
-      <w:r>
-        <w:t>interactions with year for both terms; p&lt;0.001)</w:t>
+        <w:t xml:space="preserve"> (p&lt;0.001)</w:t>
       </w:r>
       <w:r>
         <w:t xml:space="preserve">. </w:t>
@@ -12472,10 +13353,30 @@
         <w:t xml:space="preserve">On average, </w:t>
       </w:r>
       <w:r>
-        <w:t xml:space="preserve">biomass was highest in NT, and </w:t>
-      </w:r>
-      <w:r>
-        <w:t xml:space="preserve">increasing tillage intensity significantly decreased fall biomass by 27% and 9% when moving from </w:t>
+        <w:t xml:space="preserve">biomass was highest in </w:t>
+      </w:r>
+      <w:proofErr w:type="gramStart"/>
+      <w:r>
+        <w:t>NT, and</w:t>
+      </w:r>
+      <w:proofErr w:type="gramEnd"/>
+      <w:r>
+        <w:t xml:space="preserve"> </w:t>
+      </w:r>
+      <w:r>
+        <w:t xml:space="preserve">increasing tillage intensity significantly decreased fall biomass by </w:t>
+      </w:r>
+      <w:r>
+        <w:t>19</w:t>
+      </w:r>
+      <w:r>
+        <w:t xml:space="preserve">% and </w:t>
+      </w:r>
+      <w:r>
+        <w:t>15</w:t>
+      </w:r>
+      <w:r>
+        <w:t xml:space="preserve">% when moving from </w:t>
       </w:r>
       <w:r>
         <w:t>NT</w:t>
@@ -12499,31 +13400,58 @@
         <w:t>inversion</w:t>
       </w:r>
       <w:r>
+        <w:t>,</w:t>
+      </w:r>
+      <w:r>
         <w:t xml:space="preserve"> respectively. </w:t>
       </w:r>
       <w:r>
-        <w:t xml:space="preserve">Tillage effects on biomass were strongest in the RadM and RadL </w:t>
-      </w:r>
-      <w:r>
-        <w:t>(p=0.048)</w:t>
-      </w:r>
-      <w:r>
-        <w:t xml:space="preserve"> compared to other treatments, and this pattern was consistent across years</w:t>
-      </w:r>
-      <w:r>
-        <w:t>, with the NT combined with RadM offering the highest fall biomass in both years</w:t>
+        <w:t xml:space="preserve">Cover crop treatments amplified the effects of tillage (p=0.048). Increases in biomass with less tillage were most pronounced </w:t>
+      </w:r>
+      <w:r>
+        <w:t xml:space="preserve">in the </w:t>
+      </w:r>
+      <w:proofErr w:type="spellStart"/>
+      <w:r>
+        <w:t>RadM</w:t>
+      </w:r>
+      <w:proofErr w:type="spellEnd"/>
+      <w:r>
+        <w:t xml:space="preserve"> and </w:t>
+      </w:r>
+      <w:proofErr w:type="spellStart"/>
+      <w:r>
+        <w:t>RadL</w:t>
+      </w:r>
+      <w:proofErr w:type="spellEnd"/>
+      <w:r>
+        <w:t xml:space="preserve"> compared to other treatments</w:t>
+      </w:r>
+      <w:r>
+        <w:t>;</w:t>
+      </w:r>
+      <w:r>
+        <w:t xml:space="preserve"> this pattern was consistent across years</w:t>
+      </w:r>
+      <w:r>
+        <w:t xml:space="preserve">, with the NT combined with </w:t>
+      </w:r>
+      <w:proofErr w:type="spellStart"/>
+      <w:r>
+        <w:t>RadM</w:t>
+      </w:r>
+      <w:proofErr w:type="spellEnd"/>
+      <w:r>
+        <w:t xml:space="preserve"> offering the highest fall biomass in both years</w:t>
+      </w:r>
+      <w:r>
+        <w:t xml:space="preserve"> (Figure 2)</w:t>
       </w:r>
       <w:r>
         <w:t xml:space="preserve">. </w:t>
       </w:r>
       <w:r>
-        <w:t>Growing degree days accumulated from cover crop planting to biomass sampling were not related to fall biomass values</w:t>
-      </w:r>
-      <w:r>
-        <w:t xml:space="preserve"> (Figure 2)</w:t>
-      </w:r>
-      <w:r>
-        <w:t>.</w:t>
+        <w:t>Growing degree days accumulated from cover crop planting to biomass sampling were not related to fall biomass values.</w:t>
       </w:r>
     </w:p>
     <w:p>
@@ -12546,7 +13474,7 @@
         <w:tblLook w:val="04A0" w:firstRow="1" w:lastRow="0" w:firstColumn="1" w:lastColumn="0" w:noHBand="0" w:noVBand="1"/>
       </w:tblPr>
       <w:tblGrid>
-        <w:gridCol w:w="9026"/>
+        <w:gridCol w:w="9016"/>
       </w:tblGrid>
       <w:tr>
         <w:tc>
@@ -12557,67 +13485,12 @@
             <w:pPr>
               <w:spacing w:line="360" w:lineRule="auto"/>
               <w:rPr>
-                <w:lang w:val="da-DK"/>
+                <w:lang w:val="en-US"/>
               </w:rPr>
             </w:pPr>
-            <w:commentRangeStart w:id="9"/>
-            <w:commentRangeStart w:id="10"/>
-            <w:r>
-              <w:rPr>
-                <w:noProof/>
-                <w:lang w:val="da-DK"/>
-              </w:rPr>
-              <w:lastRenderedPageBreak/>
-              <w:drawing>
-                <wp:inline distT="0" distB="0" distL="0" distR="0" wp14:anchorId="58D05F40" wp14:editId="34574A54">
-                  <wp:extent cx="5731510" cy="4011930"/>
-                  <wp:effectExtent l="0" t="0" r="2540" b="7620"/>
-                  <wp:docPr id="565887225" name="Picture 2"/>
-                  <wp:cNvGraphicFramePr>
-                    <a:graphicFrameLocks xmlns:a="http://schemas.openxmlformats.org/drawingml/2006/main" noChangeAspect="1"/>
-                  </wp:cNvGraphicFramePr>
-                  <a:graphic xmlns:a="http://schemas.openxmlformats.org/drawingml/2006/main">
-                    <a:graphicData uri="http://schemas.openxmlformats.org/drawingml/2006/picture">
-                      <pic:pic xmlns:pic="http://schemas.openxmlformats.org/drawingml/2006/picture">
-                        <pic:nvPicPr>
-                          <pic:cNvPr id="0" name="Picture 6"/>
-                          <pic:cNvPicPr>
-                            <a:picLocks noChangeAspect="1" noChangeArrowheads="1"/>
-                          </pic:cNvPicPr>
-                        </pic:nvPicPr>
-                        <pic:blipFill>
-                          <a:blip r:embed="rId14" cstate="print">
-                            <a:extLst>
-                              <a:ext uri="{28A0092B-C50C-407E-A947-70E740481C1C}">
-                                <a14:useLocalDpi xmlns:a14="http://schemas.microsoft.com/office/drawing/2010/main" val="0"/>
-                              </a:ext>
-                            </a:extLst>
-                          </a:blip>
-                          <a:srcRect/>
-                          <a:stretch>
-                            <a:fillRect/>
-                          </a:stretch>
-                        </pic:blipFill>
-                        <pic:spPr bwMode="auto">
-                          <a:xfrm>
-                            <a:off x="0" y="0"/>
-                            <a:ext cx="5731510" cy="4011930"/>
-                          </a:xfrm>
-                          <a:prstGeom prst="rect">
-                            <a:avLst/>
-                          </a:prstGeom>
-                          <a:noFill/>
-                          <a:ln>
-                            <a:noFill/>
-                          </a:ln>
-                        </pic:spPr>
-                      </pic:pic>
-                    </a:graphicData>
-                  </a:graphic>
-                </wp:inline>
-              </w:drawing>
-            </w:r>
-            <w:commentRangeEnd w:id="9"/>
+            <w:commentRangeStart w:id="19"/>
+            <w:commentRangeStart w:id="20"/>
+            <w:commentRangeEnd w:id="20"/>
             <w:r>
               <w:rPr>
                 <w:rStyle w:val="CommentReference"/>
@@ -12625,9 +13498,9 @@
                 <w:szCs w:val="24"/>
                 <w:lang w:val="da-DK"/>
               </w:rPr>
-              <w:commentReference w:id="9"/>
-            </w:r>
-            <w:commentRangeEnd w:id="10"/>
+              <w:commentReference w:id="20"/>
+            </w:r>
+            <w:commentRangeEnd w:id="19"/>
             <w:r>
               <w:rPr>
                 <w:rStyle w:val="CommentReference"/>
@@ -12635,14 +13508,14 @@
                 <w:szCs w:val="24"/>
                 <w:lang w:val="da-DK"/>
               </w:rPr>
-              <w:commentReference w:id="10"/>
+              <w:commentReference w:id="19"/>
             </w:r>
           </w:p>
           <w:p>
             <w:pPr>
               <w:spacing w:line="360" w:lineRule="auto"/>
               <w:rPr>
-                <w:lang w:val="da-DK"/>
+                <w:lang w:val="en-US"/>
               </w:rPr>
             </w:pPr>
           </w:p>
@@ -12733,7 +13606,23 @@
                 <w:i/>
                 <w:iCs/>
               </w:rPr>
-              <w:t>mid-season planted radish (RadM) exhibit</w:t>
+              <w:t>mid-season planted radish (</w:t>
+            </w:r>
+            <w:proofErr w:type="spellStart"/>
+            <w:r>
+              <w:rPr>
+                <w:i/>
+                <w:iCs/>
+              </w:rPr>
+              <w:t>RadM</w:t>
+            </w:r>
+            <w:proofErr w:type="spellEnd"/>
+            <w:r>
+              <w:rPr>
+                <w:i/>
+                <w:iCs/>
+              </w:rPr>
+              <w:t>) exhibit</w:t>
             </w:r>
             <w:r>
               <w:rPr>
@@ -12835,33 +13724,53 @@
         <w:spacing w:line="360" w:lineRule="auto"/>
       </w:pPr>
       <w:r>
-        <w:t>The percentage of the soil covered by vegetation varied significantly by year (p=0.03) with a mean of 77% (</w:t>
-      </w:r>
-      <w:commentRangeStart w:id="11"/>
-      <w:commentRangeStart w:id="12"/>
-      <w:r>
-        <w:t>SE:2%</w:t>
-      </w:r>
-      <w:commentRangeEnd w:id="11"/>
+        <w:t xml:space="preserve">The percentage of the soil covered by vegetation varied significantly by year (p=0.03) with a mean of 77% </w:t>
+      </w:r>
+      <w:commentRangeStart w:id="21"/>
+      <w:r>
+        <w:t>(</w:t>
+      </w:r>
+      <w:r>
+        <w:t>95%CI</w:t>
+      </w:r>
+      <w:r>
+        <w:rPr>
+          <w:lang w:val="en-US"/>
+        </w:rPr>
+        <w:t>: X-X</w:t>
+      </w:r>
+      <w:r>
+        <w:t>)</w:t>
+      </w:r>
+      <w:commentRangeEnd w:id="21"/>
       <w:r>
         <w:rPr>
           <w:rStyle w:val="CommentReference"/>
           <w:sz w:val="24"/>
           <w:szCs w:val="24"/>
         </w:rPr>
-        <w:commentReference w:id="11"/>
-      </w:r>
-      <w:commentRangeEnd w:id="12"/>
-      <w:r>
-        <w:rPr>
-          <w:rStyle w:val="CommentReference"/>
-          <w:sz w:val="24"/>
-          <w:szCs w:val="24"/>
-        </w:rPr>
-        <w:commentReference w:id="12"/>
-      </w:r>
-      <w:r>
-        <w:t xml:space="preserve">) soil coverage in 2018 and 70% (SE:3%) in 2019 (Figure 2), but did not vary by treatments. </w:t>
+        <w:commentReference w:id="21"/>
+      </w:r>
+      <w:r>
+        <w:t xml:space="preserve"> soil coverage in 2018 and 70% (</w:t>
+      </w:r>
+      <w:r>
+        <w:t>X-X</w:t>
+      </w:r>
+      <w:r>
+        <w:t>) in 2019 (Figure 2</w:t>
+      </w:r>
+      <w:proofErr w:type="gramStart"/>
+      <w:r>
+        <w:t>), but</w:t>
+      </w:r>
+      <w:proofErr w:type="gramEnd"/>
+      <w:r>
+        <w:t xml:space="preserve"> did </w:t>
+      </w:r>
+      <w:r>
+        <w:lastRenderedPageBreak/>
+        <w:t xml:space="preserve">not vary by treatments. </w:t>
       </w:r>
       <w:r>
         <w:t xml:space="preserve">Overall, </w:t>
@@ -12982,23 +13891,23 @@
       <w:r>
         <w:t>contributed to coverage</w:t>
       </w:r>
-      <w:ins w:id="13" w:author="Simon Shamus Riley" w:date="2026-03-30T14:45:00Z" w16du:dateUtc="2026-03-30T12:45:00Z">
+      <w:ins w:id="22" w:author="Simon Shamus Riley" w:date="2026-03-30T14:45:00Z" w16du:dateUtc="2026-03-30T12:45:00Z">
         <w:r>
           <w:t xml:space="preserve"> </w:t>
         </w:r>
-        <w:commentRangeStart w:id="14"/>
+        <w:commentRangeStart w:id="23"/>
         <w:r>
           <w:t>(Table X)</w:t>
         </w:r>
       </w:ins>
-      <w:commentRangeEnd w:id="14"/>
+      <w:commentRangeEnd w:id="23"/>
       <w:r>
         <w:rPr>
           <w:rStyle w:val="CommentReference"/>
           <w:sz w:val="24"/>
           <w:szCs w:val="24"/>
         </w:rPr>
-        <w:commentReference w:id="14"/>
+        <w:commentReference w:id="23"/>
       </w:r>
       <w:r>
         <w:t>. The</w:t>
@@ -13015,11 +13924,21 @@
       <w:r>
         <w:t xml:space="preserve">was driven by </w:t>
       </w:r>
-      <w:r>
-        <w:t xml:space="preserve">MixE: in 2018 the </w:t>
-      </w:r>
-      <w:r>
-        <w:t xml:space="preserve">MixE </w:t>
+      <w:proofErr w:type="spellStart"/>
+      <w:r>
+        <w:t>MixE</w:t>
+      </w:r>
+      <w:proofErr w:type="spellEnd"/>
+      <w:r>
+        <w:t xml:space="preserve">: in 2018 the </w:t>
+      </w:r>
+      <w:proofErr w:type="spellStart"/>
+      <w:r>
+        <w:t>MixE</w:t>
+      </w:r>
+      <w:proofErr w:type="spellEnd"/>
+      <w:r>
+        <w:t xml:space="preserve"> </w:t>
       </w:r>
       <w:r>
         <w:t>cover crop</w:t>
@@ -13028,66 +13947,94 @@
         <w:t>s</w:t>
       </w:r>
       <w:r>
+        <w:t xml:space="preserve"> contributed an average of 21% (SE</w:t>
+      </w:r>
+      <w:r>
+        <w:t xml:space="preserve">:5%) </w:t>
+      </w:r>
+      <w:r>
+        <w:t xml:space="preserve">coverage, </w:t>
+      </w:r>
+      <w:r>
+        <w:t xml:space="preserve">while in 2019 </w:t>
+      </w:r>
+      <w:r>
+        <w:t xml:space="preserve">they contributed an </w:t>
+      </w:r>
+      <w:r>
+        <w:t>average of 58% (SE:6%</w:t>
+      </w:r>
+      <w:r>
+        <w:t>; Figure 2</w:t>
+      </w:r>
+      <w:r>
+        <w:t xml:space="preserve">). </w:t>
+      </w:r>
+      <w:r>
+        <w:t>In the other cover crop treatments, t</w:t>
+      </w:r>
+      <w:r>
+        <w:t xml:space="preserve">he contributions of the cover crop </w:t>
+      </w:r>
+      <w:r>
+        <w:t xml:space="preserve">to coverage </w:t>
+      </w:r>
+      <w:r>
+        <w:t>did not vary significantly by year</w:t>
+      </w:r>
+      <w:r>
+        <w:t xml:space="preserve">, with </w:t>
+      </w:r>
+      <w:proofErr w:type="spellStart"/>
+      <w:r>
+        <w:t>RadM</w:t>
+      </w:r>
+      <w:proofErr w:type="spellEnd"/>
+      <w:r>
+        <w:t xml:space="preserve"> having the highest cover crop coverage</w:t>
+      </w:r>
+      <w:r>
+        <w:t xml:space="preserve"> across years</w:t>
+      </w:r>
+      <w:r>
+        <w:t xml:space="preserve"> (50%, SE:4%), followed by </w:t>
+      </w:r>
+      <w:proofErr w:type="spellStart"/>
+      <w:r>
+        <w:t>RadL</w:t>
+      </w:r>
+      <w:proofErr w:type="spellEnd"/>
+      <w:r>
+        <w:t xml:space="preserve"> (25%, SE:4%), </w:t>
+      </w:r>
+      <w:proofErr w:type="spellStart"/>
+      <w:r>
+        <w:t>MixM</w:t>
+      </w:r>
+      <w:proofErr w:type="spellEnd"/>
+      <w:r>
+        <w:t xml:space="preserve"> (7%, SE:3%) and </w:t>
+      </w:r>
+      <w:proofErr w:type="spellStart"/>
+      <w:r>
+        <w:t>NoCC</w:t>
+      </w:r>
+      <w:proofErr w:type="spellEnd"/>
+      <w:r>
         <w:t xml:space="preserve"> </w:t>
       </w:r>
-      <w:r>
-        <w:lastRenderedPageBreak/>
-        <w:t>contributed an average of 21% (SE</w:t>
-      </w:r>
-      <w:r>
-        <w:t xml:space="preserve">:5%) </w:t>
-      </w:r>
-      <w:r>
-        <w:t xml:space="preserve">coverage, </w:t>
-      </w:r>
-      <w:r>
-        <w:t xml:space="preserve">while in 2019 </w:t>
-      </w:r>
-      <w:r>
-        <w:t xml:space="preserve">they contributed an </w:t>
-      </w:r>
-      <w:r>
-        <w:t>average of 58% (SE:6%</w:t>
-      </w:r>
-      <w:r>
-        <w:t>; Figure 2</w:t>
-      </w:r>
-      <w:r>
-        <w:t xml:space="preserve">). </w:t>
-      </w:r>
-      <w:r>
-        <w:t>In the other cover crop treatments, t</w:t>
-      </w:r>
-      <w:r>
-        <w:t xml:space="preserve">he contributions of the cover crop </w:t>
-      </w:r>
-      <w:r>
-        <w:t xml:space="preserve">to coverage </w:t>
-      </w:r>
-      <w:r>
-        <w:t>did not vary significantly by year</w:t>
-      </w:r>
-      <w:r>
-        <w:t>, with RadM having the highest cover crop coverage</w:t>
-      </w:r>
-      <w:r>
-        <w:t xml:space="preserve"> across years</w:t>
-      </w:r>
-      <w:r>
-        <w:t xml:space="preserve"> (50%, SE:4%), followed by RadL (25%, SE:4%), MixM (7%, SE:3%) and NoCC </w:t>
-      </w:r>
-      <w:commentRangeStart w:id="15"/>
+      <w:commentRangeStart w:id="24"/>
       <w:r>
         <w:t>(&lt;1%, SE:3%)</w:t>
       </w:r>
-      <w:commentRangeEnd w:id="15"/>
+      <w:commentRangeEnd w:id="24"/>
       <w:r>
         <w:rPr>
           <w:rStyle w:val="CommentReference"/>
           <w:sz w:val="24"/>
           <w:szCs w:val="24"/>
         </w:rPr>
-        <w:commentReference w:id="15"/>
+        <w:commentReference w:id="24"/>
       </w:r>
       <w:r>
         <w:t>.</w:t>
@@ -13202,7 +14149,55 @@
         <w:t>ture</w:t>
       </w:r>
       <w:r>
-        <w:t xml:space="preserve"> treatments (MixE and MixM) had communities distinct from the two radish treatments (RadM and RadL), with the NoCC communities being more similar to the mix</w:t>
+        <w:t xml:space="preserve"> treatments (</w:t>
+      </w:r>
+      <w:proofErr w:type="spellStart"/>
+      <w:r>
+        <w:t>MixE</w:t>
+      </w:r>
+      <w:proofErr w:type="spellEnd"/>
+      <w:r>
+        <w:t xml:space="preserve"> and </w:t>
+      </w:r>
+      <w:proofErr w:type="spellStart"/>
+      <w:r>
+        <w:t>MixM</w:t>
+      </w:r>
+      <w:proofErr w:type="spellEnd"/>
+      <w:r>
+        <w:t>) had communities distinct from the two radish treatments (</w:t>
+      </w:r>
+      <w:proofErr w:type="spellStart"/>
+      <w:r>
+        <w:t>RadM</w:t>
+      </w:r>
+      <w:proofErr w:type="spellEnd"/>
+      <w:r>
+        <w:t xml:space="preserve"> and </w:t>
+      </w:r>
+      <w:proofErr w:type="spellStart"/>
+      <w:r>
+        <w:t>RadL</w:t>
+      </w:r>
+      <w:proofErr w:type="spellEnd"/>
+      <w:r>
+        <w:t xml:space="preserve">), with the </w:t>
+      </w:r>
+      <w:proofErr w:type="spellStart"/>
+      <w:r>
+        <w:t>NoCC</w:t>
+      </w:r>
+      <w:proofErr w:type="spellEnd"/>
+      <w:r>
+        <w:t xml:space="preserve"> communities being more </w:t>
+      </w:r>
+      <w:proofErr w:type="gramStart"/>
+      <w:r>
+        <w:t>similar to</w:t>
+      </w:r>
+      <w:proofErr w:type="gramEnd"/>
+      <w:r>
+        <w:t xml:space="preserve"> the mix</w:t>
       </w:r>
       <w:r>
         <w:t>ture</w:t>
@@ -13256,7 +14251,7 @@
                           </pic:cNvPicPr>
                         </pic:nvPicPr>
                         <pic:blipFill>
-                          <a:blip r:embed="rId15" cstate="print">
+                          <a:blip r:embed="rId14" cstate="print">
                             <a:extLst>
                               <a:ext uri="{28A0092B-C50C-407E-A947-70E740481C1C}">
                                 <a14:useLocalDpi xmlns:a14="http://schemas.microsoft.com/office/drawing/2010/main" val="0"/>
@@ -13347,7 +14342,47 @@
               <w:t>(Bottom)</w:t>
             </w:r>
             <w:r>
-              <w:t xml:space="preserve"> Radish cover crop systems (RadM, RadL) had the highest potential ecosystem value, with the mixes (MixE, MixM) and NoCC systems having similarly low ecosystem value, due to a high percent</w:t>
+              <w:t xml:space="preserve"> Radish cover crop systems (</w:t>
+            </w:r>
+            <w:proofErr w:type="spellStart"/>
+            <w:r>
+              <w:t>RadM</w:t>
+            </w:r>
+            <w:proofErr w:type="spellEnd"/>
+            <w:r>
+              <w:t xml:space="preserve">, </w:t>
+            </w:r>
+            <w:proofErr w:type="spellStart"/>
+            <w:r>
+              <w:t>RadL</w:t>
+            </w:r>
+            <w:proofErr w:type="spellEnd"/>
+            <w:r>
+              <w:t>) had the highest potential ecosystem value, with the mixes (</w:t>
+            </w:r>
+            <w:proofErr w:type="spellStart"/>
+            <w:r>
+              <w:t>MixE</w:t>
+            </w:r>
+            <w:proofErr w:type="spellEnd"/>
+            <w:r>
+              <w:t xml:space="preserve">, </w:t>
+            </w:r>
+            <w:proofErr w:type="spellStart"/>
+            <w:r>
+              <w:t>MixM</w:t>
+            </w:r>
+            <w:proofErr w:type="spellEnd"/>
+            <w:r>
+              <w:t xml:space="preserve">) and </w:t>
+            </w:r>
+            <w:proofErr w:type="spellStart"/>
+            <w:r>
+              <w:t>NoCC</w:t>
+            </w:r>
+            <w:proofErr w:type="spellEnd"/>
+            <w:r>
+              <w:t xml:space="preserve"> systems having similarly low ecosystem value, due to a high percent</w:t>
             </w:r>
             <w:r>
               <w:t xml:space="preserve"> coverage</w:t>
@@ -13378,7 +14413,15 @@
         <w:t>Year and cover crop treatment had significant impacts on the number of species</w:t>
       </w:r>
       <w:r>
-        <w:t>/genuses (Table 3)</w:t>
+        <w:t>/</w:t>
+      </w:r>
+      <w:proofErr w:type="spellStart"/>
+      <w:r>
+        <w:t>genuses</w:t>
+      </w:r>
+      <w:proofErr w:type="spellEnd"/>
+      <w:r>
+        <w:t xml:space="preserve"> (Table 3)</w:t>
       </w:r>
       <w:r>
         <w:t xml:space="preserve"> observed in a community (p&lt;0.001). </w:t>
@@ -13387,7 +14430,15 @@
         <w:t xml:space="preserve">The number of species observed ranged from one to eight, with a mode of two in 2018 and three in 2019. </w:t>
       </w:r>
       <w:r>
-        <w:t>The MixE community had 1</w:t>
+        <w:t xml:space="preserve">The </w:t>
+      </w:r>
+      <w:proofErr w:type="spellStart"/>
+      <w:r>
+        <w:t>MixE</w:t>
+      </w:r>
+      <w:proofErr w:type="spellEnd"/>
+      <w:r>
+        <w:t xml:space="preserve"> community had 1</w:t>
       </w:r>
       <w:r>
         <w:t>.</w:t>
@@ -13426,11 +14477,24 @@
         <w:t xml:space="preserve">times </w:t>
       </w:r>
       <w:r>
-        <w:t xml:space="preserve">more species compared to the RadL and </w:t>
-      </w:r>
+        <w:t xml:space="preserve">more species compared to the </w:t>
+      </w:r>
+      <w:proofErr w:type="spellStart"/>
+      <w:r>
+        <w:t>RadL</w:t>
+      </w:r>
+      <w:proofErr w:type="spellEnd"/>
+      <w:r>
+        <w:t xml:space="preserve"> and </w:t>
+      </w:r>
+      <w:proofErr w:type="spellStart"/>
       <w:r>
         <w:lastRenderedPageBreak/>
-        <w:t xml:space="preserve">RadM communities, respectively, but the number of species in all other cover crop treatment comparisons were not significantly different. </w:t>
+        <w:t>RadM</w:t>
+      </w:r>
+      <w:proofErr w:type="spellEnd"/>
+      <w:r>
+        <w:t xml:space="preserve"> communities, respectively, but the number of species in all other cover crop treatment comparisons were not significantly different. </w:t>
       </w:r>
       <w:r>
         <w:t xml:space="preserve">The evenness of the communities </w:t>
@@ -13453,21 +14517,27 @@
       <w:r>
         <w:t xml:space="preserve">, followed by </w:t>
       </w:r>
+      <w:proofErr w:type="spellStart"/>
       <w:r>
         <w:t>MixE</w:t>
       </w:r>
+      <w:proofErr w:type="spellEnd"/>
       <w:r>
         <w:t xml:space="preserve">, followed by </w:t>
       </w:r>
+      <w:proofErr w:type="spellStart"/>
       <w:r>
         <w:t>MixM</w:t>
       </w:r>
+      <w:proofErr w:type="spellEnd"/>
       <w:r>
         <w:t xml:space="preserve"> and </w:t>
       </w:r>
+      <w:proofErr w:type="spellStart"/>
       <w:r>
         <w:t>NoCC</w:t>
       </w:r>
+      <w:proofErr w:type="spellEnd"/>
       <w:r>
         <w:t xml:space="preserve"> treatments; this pattern was true </w:t>
       </w:r>
@@ -13537,7 +14607,15 @@
         <w:t>se high-value species had</w:t>
       </w:r>
       <w:r>
-        <w:t xml:space="preserve"> small contributions to the percent coverage, and therefore did not result in high estimated </w:t>
+        <w:t xml:space="preserve"> small contributions to the percent </w:t>
+      </w:r>
+      <w:proofErr w:type="gramStart"/>
+      <w:r>
+        <w:t>coverage, and</w:t>
+      </w:r>
+      <w:proofErr w:type="gramEnd"/>
+      <w:r>
+        <w:t xml:space="preserve"> therefore did not result in high estimated </w:t>
       </w:r>
       <w:r>
         <w:t>ecosystem</w:t>
@@ -13639,7 +14717,15 @@
         <w:t>NT</w:t>
       </w:r>
       <w:r>
-        <w:t xml:space="preserve"> system, MixE had </w:t>
+        <w:t xml:space="preserve"> system, </w:t>
+      </w:r>
+      <w:proofErr w:type="spellStart"/>
+      <w:r>
+        <w:t>MixE</w:t>
+      </w:r>
+      <w:proofErr w:type="spellEnd"/>
+      <w:r>
+        <w:t xml:space="preserve"> had </w:t>
       </w:r>
       <w:r>
         <w:t xml:space="preserve">significantly more </w:t>
@@ -13802,7 +14888,15 @@
         <w:t xml:space="preserve"> </w:t>
       </w:r>
       <w:r>
-        <w:t xml:space="preserve">consistent in both years, but was </w:t>
+        <w:t xml:space="preserve">consistent in both </w:t>
+      </w:r>
+      <w:proofErr w:type="gramStart"/>
+      <w:r>
+        <w:t>years, but</w:t>
+      </w:r>
+      <w:proofErr w:type="gramEnd"/>
+      <w:r>
+        <w:t xml:space="preserve"> was </w:t>
       </w:r>
       <w:r>
         <w:t xml:space="preserve">magnified in 2019 </w:t>
@@ -13817,7 +14911,15 @@
         <w:t>Within NT, the</w:t>
       </w:r>
       <w:r>
-        <w:t xml:space="preserve"> MixE </w:t>
+        <w:t xml:space="preserve"> </w:t>
+      </w:r>
+      <w:proofErr w:type="spellStart"/>
+      <w:r>
+        <w:t>MixE</w:t>
+      </w:r>
+      <w:proofErr w:type="spellEnd"/>
+      <w:r>
+        <w:t xml:space="preserve"> </w:t>
       </w:r>
       <w:r>
         <w:t xml:space="preserve">had </w:t>
@@ -13884,7 +14986,7 @@
                           </pic:cNvPicPr>
                         </pic:nvPicPr>
                         <pic:blipFill>
-                          <a:blip r:embed="rId16" cstate="print">
+                          <a:blip r:embed="rId15" cstate="print">
                             <a:extLst>
                               <a:ext uri="{28A0092B-C50C-407E-A947-70E740481C1C}">
                                 <a14:useLocalDpi xmlns:a14="http://schemas.microsoft.com/office/drawing/2010/main" val="0"/>
@@ -13975,7 +15077,7 @@
               </w:rPr>
               <w:t xml:space="preserve"> </w:t>
             </w:r>
-            <w:commentRangeStart w:id="16"/>
+            <w:commentRangeStart w:id="25"/>
             <w:r>
               <w:t xml:space="preserve">Marginal mean estimates </w:t>
             </w:r>
@@ -14030,7 +15132,15 @@
               <w:t xml:space="preserve">the early-planted mix </w:t>
             </w:r>
             <w:r>
-              <w:t xml:space="preserve">(MixE) </w:t>
+              <w:t>(</w:t>
+            </w:r>
+            <w:proofErr w:type="spellStart"/>
+            <w:r>
+              <w:t>MixE</w:t>
+            </w:r>
+            <w:proofErr w:type="spellEnd"/>
+            <w:r>
+              <w:t xml:space="preserve">) </w:t>
             </w:r>
             <w:r>
               <w:t>had significantly higher perennial weed counts</w:t>
@@ -14050,7 +15160,7 @@
             <w:r>
               <w:t>.</w:t>
             </w:r>
-            <w:commentRangeEnd w:id="16"/>
+            <w:commentRangeEnd w:id="25"/>
             <w:r>
               <w:rPr>
                 <w:rStyle w:val="CommentReference"/>
@@ -14059,7 +15169,7 @@
                 <w:sz w:val="24"/>
                 <w:szCs w:val="24"/>
               </w:rPr>
-              <w:commentReference w:id="16"/>
+              <w:commentReference w:id="25"/>
             </w:r>
           </w:p>
         </w:tc>
@@ -14076,7 +15186,15 @@
       </w:pPr>
       <w:r>
         <w:lastRenderedPageBreak/>
-        <w:t xml:space="preserve">Despite having less total weeds, both </w:t>
+        <w:t xml:space="preserve">Despite having </w:t>
+      </w:r>
+      <w:proofErr w:type="gramStart"/>
+      <w:r>
+        <w:t>less</w:t>
+      </w:r>
+      <w:proofErr w:type="gramEnd"/>
+      <w:r>
+        <w:t xml:space="preserve"> total weeds, both </w:t>
       </w:r>
       <w:r>
         <w:t>NT</w:t>
@@ -14100,13 +15218,53 @@
         <w:t>surface</w:t>
       </w:r>
       <w:r>
-        <w:t xml:space="preserve"> treatments, the number of perennial weeds in the MixE was 11 times higher (SE:6; p&lt;0.001) compared to the the NoCC treatment, and 2.6-8.6 times higher than the other cover crop treatments; these effects were erased </w:t>
+        <w:t xml:space="preserve"> treatments, the number of perennial weeds in the </w:t>
+      </w:r>
+      <w:proofErr w:type="spellStart"/>
+      <w:r>
+        <w:t>MixE</w:t>
+      </w:r>
+      <w:proofErr w:type="spellEnd"/>
+      <w:r>
+        <w:t xml:space="preserve"> was 11 times higher (SE:6; p&lt;0.001) compared to the </w:t>
+      </w:r>
+      <w:proofErr w:type="spellStart"/>
+      <w:r>
+        <w:t>the</w:t>
+      </w:r>
+      <w:proofErr w:type="spellEnd"/>
+      <w:r>
+        <w:t xml:space="preserve"> </w:t>
+      </w:r>
+      <w:proofErr w:type="spellStart"/>
+      <w:r>
+        <w:t>NoCC</w:t>
+      </w:r>
+      <w:proofErr w:type="spellEnd"/>
+      <w:r>
+        <w:t xml:space="preserve"> treatment, and 2.6-8.6 times higher than the other cover crop treatments; these effects were erased </w:t>
       </w:r>
       <w:r>
         <w:t>with inversion tillage</w:t>
       </w:r>
       <w:r>
-        <w:t xml:space="preserve">. The MixM had a borderline significant increase in perennial weeds compared to the NoCC </w:t>
+        <w:t xml:space="preserve">. The </w:t>
+      </w:r>
+      <w:proofErr w:type="spellStart"/>
+      <w:r>
+        <w:t>MixM</w:t>
+      </w:r>
+      <w:proofErr w:type="spellEnd"/>
+      <w:r>
+        <w:t xml:space="preserve"> had a borderline significant increase in perennial weeds compared to the </w:t>
+      </w:r>
+      <w:proofErr w:type="spellStart"/>
+      <w:r>
+        <w:t>NoCC</w:t>
+      </w:r>
+      <w:proofErr w:type="spellEnd"/>
+      <w:r>
+        <w:t xml:space="preserve"> </w:t>
       </w:r>
       <w:r>
         <w:t xml:space="preserve">in the </w:t>
@@ -14118,7 +15276,15 @@
         <w:t xml:space="preserve"> system </w:t>
       </w:r>
       <w:r>
-        <w:t xml:space="preserve">(p=0.05), but all other treatments were not significantly different from the NoCC. </w:t>
+        <w:t xml:space="preserve">(p=0.05), but all other treatments were not significantly different from the </w:t>
+      </w:r>
+      <w:proofErr w:type="spellStart"/>
+      <w:r>
+        <w:t>NoCC</w:t>
+      </w:r>
+      <w:proofErr w:type="spellEnd"/>
+      <w:r>
+        <w:t xml:space="preserve">. </w:t>
       </w:r>
       <w:r>
         <w:t>In the last year of the trial, t</w:t>
@@ -14242,7 +15408,15 @@
         <w:t xml:space="preserve"> and years</w:t>
       </w:r>
       <w:r>
-        <w:t>, pesticide loads were lowest in the MixE treatments</w:t>
+        <w:t xml:space="preserve">, pesticide loads were lowest in the </w:t>
+      </w:r>
+      <w:proofErr w:type="spellStart"/>
+      <w:r>
+        <w:t>MixE</w:t>
+      </w:r>
+      <w:proofErr w:type="spellEnd"/>
+      <w:r>
+        <w:t xml:space="preserve"> treatments</w:t>
       </w:r>
       <w:r>
         <w:t xml:space="preserve"> compared to the other cover crop treatments (</w:t>
@@ -14271,31 +15445,58 @@
           <w:i/>
           <w:iCs/>
         </w:rPr>
-        <w:t>3.4 Multi-criteria summary</w:t>
-      </w:r>
-    </w:p>
-    <w:p>
-      <w:pPr>
-        <w:spacing w:line="360" w:lineRule="auto"/>
-      </w:pPr>
-      <w:r>
-        <w:t xml:space="preserve">The system with the highest overall value (assuming equal weighting for all metrics) was the mid-season planted radish (RadM) implemented in a </w:t>
-      </w:r>
-      <w:r>
-        <w:t>NT</w:t>
-      </w:r>
-      <w:r>
-        <w:t xml:space="preserve"> system with retained residue (</w:t>
-      </w:r>
+        <w:t xml:space="preserve">3.4 </w:t>
+      </w:r>
+      <w:proofErr w:type="gramStart"/>
       <w:r>
         <w:rPr>
           <w:b/>
           <w:bCs/>
+          <w:i/>
+          <w:iCs/>
+        </w:rPr>
+        <w:t>Multi-criteria summary</w:t>
+      </w:r>
+      <w:proofErr w:type="gramEnd"/>
+    </w:p>
+    <w:p>
+      <w:pPr>
+        <w:spacing w:line="360" w:lineRule="auto"/>
+      </w:pPr>
+      <w:r>
+        <w:t>The system with the highest overall value (assuming equal weighting for all metrics) was the mid-season planted radish (</w:t>
+      </w:r>
+      <w:proofErr w:type="spellStart"/>
+      <w:r>
+        <w:t>RadM</w:t>
+      </w:r>
+      <w:proofErr w:type="spellEnd"/>
+      <w:r>
+        <w:t xml:space="preserve">) implemented in a </w:t>
+      </w:r>
+      <w:r>
+        <w:t>NT</w:t>
+      </w:r>
+      <w:r>
+        <w:t xml:space="preserve"> system with retained residue (</w:t>
+      </w:r>
+      <w:r>
+        <w:rPr>
+          <w:b/>
+          <w:bCs/>
         </w:rPr>
         <w:t>Figure 5</w:t>
       </w:r>
       <w:r>
-        <w:t xml:space="preserve">), while the system with the lowest overall value was the mid-season planted mixture (MixM) implemented in a </w:t>
+        <w:t>), while the system with the lowest overall value was the mid-season planted mixture (</w:t>
+      </w:r>
+      <w:proofErr w:type="spellStart"/>
+      <w:r>
+        <w:t>MixM</w:t>
+      </w:r>
+      <w:proofErr w:type="spellEnd"/>
+      <w:r>
+        <w:t xml:space="preserve">) implemented in a </w:t>
       </w:r>
       <w:r>
         <w:t>NT</w:t>
@@ -14307,10 +15508,34 @@
         <w:t>Averaged a</w:t>
       </w:r>
       <w:r>
-        <w:t>cross tillage and residue management systems, the RadM was the best performing cover crop treatment, and the MixM the worst.</w:t>
-      </w:r>
-      <w:r>
-        <w:t xml:space="preserve"> The early-planted mixture (MixE) performed well in the inversion tillage system, but poorly in the other tillage systems. The impact of residue management on the total value was marginal in the inversion tillage system, but residue retention in the </w:t>
+        <w:t xml:space="preserve">cross tillage and residue management systems, the </w:t>
+      </w:r>
+      <w:proofErr w:type="spellStart"/>
+      <w:r>
+        <w:t>RadM</w:t>
+      </w:r>
+      <w:proofErr w:type="spellEnd"/>
+      <w:r>
+        <w:t xml:space="preserve"> was the best performing cover crop treatment, and the </w:t>
+      </w:r>
+      <w:proofErr w:type="spellStart"/>
+      <w:r>
+        <w:t>MixM</w:t>
+      </w:r>
+      <w:proofErr w:type="spellEnd"/>
+      <w:r>
+        <w:t xml:space="preserve"> the worst.</w:t>
+      </w:r>
+      <w:r>
+        <w:t xml:space="preserve"> The early-planted mixture (</w:t>
+      </w:r>
+      <w:proofErr w:type="spellStart"/>
+      <w:r>
+        <w:t>MixE</w:t>
+      </w:r>
+      <w:proofErr w:type="spellEnd"/>
+      <w:r>
+        <w:t xml:space="preserve">) performed well in the inversion tillage system, but poorly in the other tillage systems. The impact of residue management on the total value was marginal in the inversion tillage system, but residue retention in the </w:t>
       </w:r>
       <w:r>
         <w:t>surface</w:t>
@@ -14346,7 +15571,7 @@
                 <w:lang w:val="da-DK"/>
               </w:rPr>
             </w:pPr>
-            <w:commentRangeStart w:id="17"/>
+            <w:commentRangeStart w:id="26"/>
             <w:r>
               <w:rPr>
                 <w:noProof/>
@@ -14371,7 +15596,7 @@
                           </pic:cNvPicPr>
                         </pic:nvPicPr>
                         <pic:blipFill>
-                          <a:blip r:embed="rId17" cstate="print">
+                          <a:blip r:embed="rId16" cstate="print">
                             <a:extLst>
                               <a:ext uri="{28A0092B-C50C-407E-A947-70E740481C1C}">
                                 <a14:useLocalDpi xmlns:a14="http://schemas.microsoft.com/office/drawing/2010/main" val="0"/>
@@ -14402,7 +15627,7 @@
                 </wp:inline>
               </w:drawing>
             </w:r>
-            <w:commentRangeEnd w:id="17"/>
+            <w:commentRangeEnd w:id="26"/>
             <w:r>
               <w:rPr>
                 <w:rStyle w:val="CommentReference"/>
@@ -14410,7 +15635,7 @@
                 <w:szCs w:val="24"/>
                 <w:lang w:val="da-DK"/>
               </w:rPr>
-              <w:commentReference w:id="17"/>
+              <w:commentReference w:id="26"/>
             </w:r>
           </w:p>
           <w:p>
@@ -14503,6 +15728,7 @@
           <w:bCs/>
         </w:rPr>
       </w:pPr>
+      <w:proofErr w:type="gramStart"/>
       <w:r>
         <w:rPr>
           <w:b/>
@@ -14510,6 +15736,7 @@
         </w:rPr>
         <w:t>4  DISCUSSION</w:t>
       </w:r>
+      <w:proofErr w:type="gramEnd"/>
     </w:p>
     <w:p>
       <w:pPr>
@@ -14649,7 +15876,15 @@
         <w:t xml:space="preserve">mid-season planted </w:t>
       </w:r>
       <w:r>
-        <w:t>radish performed well in the majority of performance metrics across tillage systems, straw managements, and weather years</w:t>
+        <w:t xml:space="preserve">radish performed well in </w:t>
+      </w:r>
+      <w:proofErr w:type="gramStart"/>
+      <w:r>
+        <w:t>the majority of</w:t>
+      </w:r>
+      <w:proofErr w:type="gramEnd"/>
+      <w:r>
+        <w:t xml:space="preserve"> performance metrics across tillage systems, straw managements, and weather years</w:t>
       </w:r>
       <w:r>
         <w:t>. Climatically similar</w:t>
@@ -14703,10 +15938,18 @@
         <w:t xml:space="preserve">radish cover crops planted after crop harvest (as well as the mid-season planted cover crop mixture) </w:t>
       </w:r>
       <w:r>
-        <w:t>had poorer overall performance, s</w:t>
-      </w:r>
-      <w:r>
-        <w:t xml:space="preserve">imilar to the no-cover control. </w:t>
+        <w:t xml:space="preserve">had poorer overall performance, </w:t>
+      </w:r>
+      <w:proofErr w:type="gramStart"/>
+      <w:r>
+        <w:t>s</w:t>
+      </w:r>
+      <w:r>
+        <w:t>imilar to</w:t>
+      </w:r>
+      <w:proofErr w:type="gramEnd"/>
+      <w:r>
+        <w:t xml:space="preserve"> the no-cover control. </w:t>
       </w:r>
       <w:r>
         <w:t>I</w:t>
@@ -14993,7 +16236,15 @@
         <w:t>communities had lower evenness than the</w:t>
       </w:r>
       <w:r>
-        <w:t xml:space="preserve"> radish treatments; the contributions of species to soil cover was small compared to the cash crop volunteers, resulting in small contributions to the potential ecological value of the communities. Our research suggests that while policies currently support radish cover crops for reducing fall nitrate leaching, they may also be promoting vegetation that provides value to ecosystems more broadly. However, the methods available for calculating potential ecosystem value are generalized and do not reflect local landscape compositions and ecologies, and more robust methods are needed to evaluate this hypothesis. Additionally, the potential for radish cover crops to provide winter bridges for disease and insect pest propagation requires consideration. </w:t>
+        <w:t xml:space="preserve"> radish treatments; the contributions of species to soil cover </w:t>
+      </w:r>
+      <w:proofErr w:type="gramStart"/>
+      <w:r>
+        <w:t>was</w:t>
+      </w:r>
+      <w:proofErr w:type="gramEnd"/>
+      <w:r>
+        <w:t xml:space="preserve"> small compared to the cash crop volunteers, resulting in small contributions to the potential ecological value of the communities. Our research suggests that while policies currently support radish cover crops for reducing fall nitrate leaching, they may also be promoting vegetation that provides value to ecosystems more broadly. However, the methods available for calculating potential ecosystem value are generalized and do not reflect local landscape compositions and ecologies, and more robust methods are needed to evaluate this hypothesis. Additionally, the potential for radish cover crops to provide winter bridges for disease and insect pest propagation requires consideration. </w:t>
       </w:r>
     </w:p>
     <w:p>
@@ -15044,14 +16295,30 @@
         <w:t xml:space="preserve">. </w:t>
       </w:r>
       <w:r>
-        <w:t xml:space="preserve">In this study we gave equal weight to each category – in reality these weights would differ according to farmer values and priorities, as well as policy and financial contexts. Utilizing different weightings to represent these different </w:t>
+        <w:t xml:space="preserve">In this study we gave equal weight to each category – </w:t>
+      </w:r>
+      <w:proofErr w:type="gramStart"/>
+      <w:r>
+        <w:t>in reality these</w:t>
+      </w:r>
+      <w:proofErr w:type="gramEnd"/>
+      <w:r>
+        <w:t xml:space="preserve"> weights would differ according to farmer values and priorities, as well as policy and financial contexts. Utilizing different weightings to represent these different </w:t>
       </w:r>
       <w:r>
         <w:lastRenderedPageBreak/>
         <w:t>contexts could help identify</w:t>
       </w:r>
       <w:r>
-        <w:t xml:space="preserve"> systems best suited to certain farm ideotypes, or identify </w:t>
+        <w:t xml:space="preserve"> systems best suited to certain farm </w:t>
+      </w:r>
+      <w:proofErr w:type="gramStart"/>
+      <w:r>
+        <w:t>ideotypes, or</w:t>
+      </w:r>
+      <w:proofErr w:type="gramEnd"/>
+      <w:r>
+        <w:t xml:space="preserve"> identify </w:t>
       </w:r>
       <w:r>
         <w:t>policy levers to promote certain outcomes.</w:t>
@@ -15104,6 +16371,7 @@
           <w:bCs/>
         </w:rPr>
       </w:pPr>
+      <w:proofErr w:type="gramStart"/>
       <w:r>
         <w:rPr>
           <w:b/>
@@ -15111,6 +16379,7 @@
         </w:rPr>
         <w:t>5  CONCLUSIONS</w:t>
       </w:r>
+      <w:proofErr w:type="gramEnd"/>
     </w:p>
     <w:p>
       <w:pPr>
@@ -17410,8 +18679,8 @@
       <w:bookmarkEnd w:id="0"/>
     </w:p>
     <w:sectPr>
-      <w:footerReference w:type="even" r:id="rId18"/>
-      <w:footerReference w:type="default" r:id="rId19"/>
+      <w:footerReference w:type="even" r:id="rId17"/>
+      <w:footerReference w:type="default" r:id="rId18"/>
       <w:pgSz w:w="11906" w:h="16838"/>
       <w:pgMar w:top="1440" w:right="1440" w:bottom="1440" w:left="1440" w:header="851" w:footer="851" w:gutter="0"/>
       <w:lnNumType w:countBy="1" w:restart="continuous"/>
@@ -17440,7 +18709,7 @@
       </w:r>
     </w:p>
   </w:comment>
-  <w:comment w:id="2" w:author="Simon Shamus Riley" w:date="2026-03-30T11:46:00Z" w:initials="SR">
+  <w:comment w:id="12" w:author="Simon Shamus Riley" w:date="2026-03-30T11:46:00Z" w:initials="SR">
     <w:p>
       <w:pPr>
         <w:pStyle w:val="CommentText"/>
@@ -17459,7 +18728,7 @@
       </w:r>
     </w:p>
   </w:comment>
-  <w:comment w:id="3" w:author="Simon Shamus Riley" w:date="2026-03-30T11:50:00Z" w:initials="SR">
+  <w:comment w:id="13" w:author="Simon Shamus Riley" w:date="2026-03-30T11:50:00Z" w:initials="SR">
     <w:p>
       <w:pPr>
         <w:pStyle w:val="CommentText"/>
@@ -17478,7 +18747,7 @@
       </w:r>
     </w:p>
   </w:comment>
-  <w:comment w:id="4" w:author="Simon Shamus Riley" w:date="2026-03-30T12:03:00Z" w:initials="SR">
+  <w:comment w:id="14" w:author="Simon Shamus Riley" w:date="2026-03-30T12:03:00Z" w:initials="SR">
     <w:p>
       <w:pPr>
         <w:pStyle w:val="CommentText"/>
@@ -17497,7 +18766,7 @@
       </w:r>
     </w:p>
   </w:comment>
-  <w:comment w:id="5" w:author="Virginia Anne Nichols" w:date="2026-01-22T09:16:00Z" w:initials="VN">
+  <w:comment w:id="15" w:author="Virginia Anne Nichols" w:date="2026-01-22T09:16:00Z" w:initials="VN">
     <w:p>
       <w:pPr>
         <w:pStyle w:val="CommentText"/>
@@ -17513,7 +18782,7 @@
       </w:r>
     </w:p>
   </w:comment>
-  <w:comment w:id="8" w:author="Simon Shamus Riley" w:date="2026-03-30T13:40:00Z" w:initials="SR">
+  <w:comment w:id="18" w:author="Simon Shamus Riley" w:date="2026-03-30T13:40:00Z" w:initials="SR">
     <w:p>
       <w:pPr>
         <w:pStyle w:val="CommentText"/>
@@ -17529,7 +18798,7 @@
       </w:r>
     </w:p>
   </w:comment>
-  <w:comment w:id="9" w:author="Simon Shamus Riley" w:date="2026-03-30T11:36:00Z" w:initials="SR">
+  <w:comment w:id="20" w:author="Simon Shamus Riley" w:date="2026-03-30T11:36:00Z" w:initials="SR">
     <w:p>
       <w:pPr>
         <w:pStyle w:val="CommentText"/>
@@ -17548,7 +18817,7 @@
       </w:r>
     </w:p>
   </w:comment>
-  <w:comment w:id="10" w:author="Virginia Anne Nichols" w:date="2026-04-13T10:43:00Z" w:initials="VN">
+  <w:comment w:id="19" w:author="Virginia Anne Nichols" w:date="2026-04-13T10:43:00Z" w:initials="VN">
     <w:p>
       <w:pPr>
         <w:pStyle w:val="CommentText"/>
@@ -17564,7 +18833,7 @@
       </w:r>
     </w:p>
   </w:comment>
-  <w:comment w:id="11" w:author="Simon Shamus Riley" w:date="2026-03-30T14:44:00Z" w:initials="SR">
+  <w:comment w:id="21" w:author="Virginia Anne Nichols" w:date="2026-04-13T13:07:00Z" w:initials="VN">
     <w:p>
       <w:pPr>
         <w:pStyle w:val="CommentText"/>
@@ -17576,11 +18845,11 @@
         <w:annotationRef/>
       </w:r>
       <w:r>
-        <w:t>I always suggest reporting CI’s rather than SE’s for estimates from GL(M)M, because the SE no longer has a simple interpretation when the estimate is inverse-linked (i.e., back-transformed).</w:t>
+        <w:t xml:space="preserve">Say 95% CI first time you use it, then as long as you are consistent just put the range after this. </w:t>
       </w:r>
     </w:p>
   </w:comment>
-  <w:comment w:id="12" w:author="Virginia Anne Nichols" w:date="2026-04-13T10:45:00Z" w:initials="VN">
+  <w:comment w:id="23" w:author="Simon Shamus Riley" w:date="2026-03-30T14:50:00Z" w:initials="SR">
     <w:p>
       <w:pPr>
         <w:pStyle w:val="CommentText"/>
@@ -17592,11 +18861,14 @@
         <w:annotationRef/>
       </w:r>
       <w:r>
-        <w:t>But...more text. How to compactly show this?</w:t>
+        <w:rPr>
+          <w:lang w:val="en-US"/>
+        </w:rPr>
+        <w:t>Where there are p-values reported in the text, there should either be details provided about the test, or reference to a table where those details are available.</w:t>
       </w:r>
     </w:p>
   </w:comment>
-  <w:comment w:id="14" w:author="Simon Shamus Riley" w:date="2026-03-30T14:50:00Z" w:initials="SR">
+  <w:comment w:id="24" w:author="Simon Shamus Riley" w:date="2026-03-30T14:49:00Z" w:initials="SR">
     <w:p>
       <w:pPr>
         <w:pStyle w:val="CommentText"/>
@@ -17611,11 +18883,11 @@
         <w:rPr>
           <w:lang w:val="en-US"/>
         </w:rPr>
-        <w:t>Where there are p-values reported in the text, there should either be details provided about the test, or reference to a table where those details are available.</w:t>
+        <w:t>Here is a good example of how SE no longer serves the purpose we want it to serve for inverse-linked estimates from a GL(M)M</w:t>
       </w:r>
     </w:p>
   </w:comment>
-  <w:comment w:id="15" w:author="Simon Shamus Riley" w:date="2026-03-30T14:49:00Z" w:initials="SR">
+  <w:comment w:id="25" w:author="Virginia Anne Nichols" w:date="2026-04-13T11:26:00Z" w:initials="VN">
     <w:p>
       <w:pPr>
         <w:pStyle w:val="CommentText"/>
@@ -17627,41 +18899,22 @@
         <w:annotationRef/>
       </w:r>
       <w:r>
-        <w:rPr>
-          <w:lang w:val="en-US"/>
-        </w:rPr>
-        <w:t>Here is a good example of how SE no longer serves the purpose we want it to serve for inverse-linked estimates from a GL(M)M</w:t>
+        <w:t xml:space="preserve">Straw? (EMMA) </w:t>
+      </w:r>
+    </w:p>
+    <w:p>
+      <w:pPr>
+        <w:pStyle w:val="CommentText"/>
+      </w:pPr>
+      <w:r>
+        <w:rPr>
+          <w:lang w:val="da-DK"/>
+        </w:rPr>
+        <w:t>For my own understanding: Is it correctly interpreted that in the MixE where there was less herbicide use, and in the surface- and no-till, it looks like if you retain the residue the perennial weeds have a better time? So if you can’t use as much herbicide you should retain straw, to suppress perennial weeds in reduced tillage systems?</w:t>
       </w:r>
     </w:p>
   </w:comment>
-  <w:comment w:id="16" w:author="Virginia Anne Nichols" w:date="2026-04-13T11:26:00Z" w:initials="VN">
-    <w:p>
-      <w:pPr>
-        <w:pStyle w:val="CommentText"/>
-      </w:pPr>
-      <w:r>
-        <w:rPr>
-          <w:rStyle w:val="CommentReference"/>
-        </w:rPr>
-        <w:annotationRef/>
-      </w:r>
-      <w:r>
-        <w:t xml:space="preserve">Straw? (EMMA) </w:t>
-      </w:r>
-    </w:p>
-    <w:p>
-      <w:pPr>
-        <w:pStyle w:val="CommentText"/>
-      </w:pPr>
-      <w:r>
-        <w:rPr>
-          <w:lang w:val="da-DK"/>
-        </w:rPr>
-        <w:t>For my own understanding: Is it correctly interpreted that in the MixE where there was less herbicide use, and in the surface- and no-till, it looks like if you retain the residue the perennial weeds have a better time? So if you can’t use as much herbicide you should retain straw, to suppress perennial weeds in reduced tillage systems?</w:t>
-      </w:r>
-    </w:p>
-  </w:comment>
-  <w:comment w:id="17" w:author="Virginia Anne Nichols" w:date="2026-04-13T11:27:00Z" w:initials="VN">
+  <w:comment w:id="26" w:author="Virginia Anne Nichols" w:date="2026-04-13T11:27:00Z" w:initials="VN">
     <w:p>
       <w:pPr>
         <w:pStyle w:val="CommentText"/>
@@ -17690,8 +18943,7 @@
   <w15:commentEx w15:paraId="14379945" w15:done="0"/>
   <w15:commentEx w15:paraId="73732E4C" w15:done="0"/>
   <w15:commentEx w15:paraId="58D802DF" w15:paraIdParent="73732E4C" w15:done="0"/>
-  <w15:commentEx w15:paraId="0922A4D6" w15:done="0"/>
-  <w15:commentEx w15:paraId="0103ED33" w15:paraIdParent="0922A4D6" w15:done="0"/>
+  <w15:commentEx w15:paraId="4A7506A5" w15:done="0"/>
   <w15:commentEx w15:paraId="5CAAF0DB" w15:done="0"/>
   <w15:commentEx w15:paraId="6BC07F4B" w15:done="0"/>
   <w15:commentEx w15:paraId="732A8E95" w15:done="0"/>
@@ -17709,8 +18961,7 @@
   <w16cex:commentExtensible w16cex:durableId="08DFFACD" w16cex:dateUtc="2026-03-30T11:40:00Z"/>
   <w16cex:commentExtensible w16cex:durableId="2B1B6780" w16cex:dateUtc="2026-03-30T09:36:00Z"/>
   <w16cex:commentExtensible w16cex:durableId="527E5F3D" w16cex:dateUtc="2026-04-13T08:43:00Z"/>
-  <w16cex:commentExtensible w16cex:durableId="3B9F56B2" w16cex:dateUtc="2026-03-30T12:44:00Z"/>
-  <w16cex:commentExtensible w16cex:durableId="297B3A9A" w16cex:dateUtc="2026-04-13T08:45:00Z"/>
+  <w16cex:commentExtensible w16cex:durableId="6D59D51D" w16cex:dateUtc="2026-04-13T11:07:00Z"/>
   <w16cex:commentExtensible w16cex:durableId="123D7BB0" w16cex:dateUtc="2026-03-30T12:50:00Z"/>
   <w16cex:commentExtensible w16cex:durableId="3AEA9D12" w16cex:dateUtc="2026-03-30T12:49:00Z"/>
   <w16cex:commentExtensible w16cex:durableId="35072E21" w16cex:dateUtc="2026-04-13T09:26:00Z"/>
@@ -17728,8 +18979,7 @@
   <w16cid:commentId w16cid:paraId="14379945" w16cid:durableId="08DFFACD"/>
   <w16cid:commentId w16cid:paraId="73732E4C" w16cid:durableId="2B1B6780"/>
   <w16cid:commentId w16cid:paraId="58D802DF" w16cid:durableId="527E5F3D"/>
-  <w16cid:commentId w16cid:paraId="0922A4D6" w16cid:durableId="3B9F56B2"/>
-  <w16cid:commentId w16cid:paraId="0103ED33" w16cid:durableId="297B3A9A"/>
+  <w16cid:commentId w16cid:paraId="4A7506A5" w16cid:durableId="6D59D51D"/>
   <w16cid:commentId w16cid:paraId="5CAAF0DB" w16cid:durableId="123D7BB0"/>
   <w16cid:commentId w16cid:paraId="6BC07F4B" w16cid:durableId="3AEA9D12"/>
   <w16cid:commentId w16cid:paraId="732A8E95" w16cid:durableId="35072E21"/>
@@ -18611,6 +19861,7 @@
   <w:style w:type="character" w:default="1" w:styleId="DefaultParagraphFont">
     <w:name w:val="Default Paragraph Font"/>
     <w:uiPriority w:val="1"/>
+    <w:semiHidden/>
     <w:unhideWhenUsed/>
   </w:style>
   <w:style w:type="table" w:default="1" w:styleId="TableNormal">

--- a/docs/01_manuscript1/01_manu/manu-v9.docx
+++ b/docs/01_manuscript1/01_manu/manu-v9.docx
@@ -6899,26 +6899,36 @@
       <w:r>
         <w:t xml:space="preserve"> </w:t>
       </w:r>
-    </w:p>
-    <w:p>
-      <w:pPr>
-        <w:spacing w:line="360" w:lineRule="auto"/>
-      </w:pPr>
-    </w:p>
-    <w:p>
-      <w:pPr>
-        <w:spacing w:line="360" w:lineRule="auto"/>
-        <w:rPr>
-          <w:i/>
-          <w:iCs/>
-        </w:rPr>
-      </w:pPr>
-      <w:r>
-        <w:rPr>
-          <w:i/>
-          <w:iCs/>
-        </w:rPr>
-        <w:t>Table 2. Summary of trial’s herbicide applications; each herbicide package (HP) is described in detail in supplemental material</w:t>
+      <w:r>
+        <w:t xml:space="preserve">Each herbicide package is described in detail in supplemental material (SM1). </w:t>
+      </w:r>
+    </w:p>
+    <w:p>
+      <w:pPr>
+        <w:spacing w:line="360" w:lineRule="auto"/>
+      </w:pPr>
+    </w:p>
+    <w:p>
+      <w:pPr>
+        <w:spacing w:line="360" w:lineRule="auto"/>
+        <w:rPr>
+          <w:i/>
+          <w:iCs/>
+        </w:rPr>
+      </w:pPr>
+      <w:r>
+        <w:rPr>
+          <w:i/>
+          <w:iCs/>
+        </w:rPr>
+        <w:t xml:space="preserve">Table 2. Summary of trial’s herbicide applications; each herbicide package (HP) is described in detail in </w:t>
+      </w:r>
+      <w:r>
+        <w:rPr>
+          <w:i/>
+          <w:iCs/>
+        </w:rPr>
+        <w:t>SM1</w:t>
       </w:r>
       <w:r>
         <w:rPr>
@@ -8104,7 +8114,6 @@
                 <w:sz w:val="22"/>
                 <w:szCs w:val="22"/>
               </w:rPr>
-              <w:lastRenderedPageBreak/>
               <w:t xml:space="preserve">2019 </w:t>
             </w:r>
           </w:p>
@@ -10091,7 +10100,11 @@
         <w:t>-1</w:t>
       </w:r>
       <w:r>
-        <w:t xml:space="preserve"> ); and on faba beans on 15</w:t>
+        <w:t xml:space="preserve"> ); </w:t>
+      </w:r>
+      <w:r>
+        <w:lastRenderedPageBreak/>
+        <w:t>and on faba beans on 15</w:t>
       </w:r>
       <w:r>
         <w:t>-Apr</w:t>
@@ -10121,11 +10134,7 @@
         <w:t xml:space="preserve"> Herbicide application differed by treatment (see Table 2), but otherwise a</w:t>
       </w:r>
       <w:r>
-        <w:t xml:space="preserve">ll plots were managed identically for </w:t>
-      </w:r>
-      <w:r>
-        <w:lastRenderedPageBreak/>
-        <w:t>diseases and insect pests according to</w:t>
+        <w:t>ll plots were managed identically for diseases and insect pests according to</w:t>
       </w:r>
       <w:r>
         <w:t xml:space="preserve"> </w:t>
@@ -11053,7 +11062,14 @@
         <w:rPr>
           <w:lang w:val="en-US"/>
         </w:rPr>
-        <w:t xml:space="preserve"> quadrat was placed in the plot, and an image was taken from a height of 1 m above the center of the quadrat. Three images were taken in each plot, meaning 10% of the </w:t>
+        <w:t xml:space="preserve"> quadrat was placed in the plot, and an image was taken from a height of 1 m above the center of the quadrat. Three images </w:t>
+      </w:r>
+      <w:r>
+        <w:rPr>
+          <w:lang w:val="en-US"/>
+        </w:rPr>
+        <w:lastRenderedPageBreak/>
+        <w:t xml:space="preserve">were taken in each plot, meaning 10% of the </w:t>
       </w:r>
       <w:r>
         <w:rPr>
@@ -11091,14 +11107,7 @@
         <w:rPr>
           <w:lang w:val="en-US"/>
         </w:rPr>
-        <w:t xml:space="preserve"> plot). Each image was subsequently overlaid with a grid consisting of 17 vertical and 17 </w:t>
-      </w:r>
-      <w:r>
-        <w:rPr>
-          <w:lang w:val="en-US"/>
-        </w:rPr>
-        <w:lastRenderedPageBreak/>
-        <w:t>horizontal lines, resulting in 289 intersections per image</w:t>
+        <w:t xml:space="preserve"> plot). Each image was subsequently overlaid with a grid consisting of 17 vertical and 17 horizontal lines, resulting in 289 intersections per image</w:t>
       </w:r>
       <w:r>
         <w:rPr>
@@ -11646,7 +11655,13 @@
         <w:t xml:space="preserve"> et al. 2021</w:t>
       </w:r>
       <w:r>
-        <w:t xml:space="preserve">. The fall vegetation produced blooms (see supplemental material), so </w:t>
+        <w:t>. The fall vegetation produced blooms (</w:t>
+      </w:r>
+      <w:r>
+        <w:t>SM1</w:t>
+      </w:r>
+      <w:r>
+        <w:t xml:space="preserve">), so </w:t>
       </w:r>
       <w:r>
         <w:t xml:space="preserve">both </w:t>
@@ -11709,7 +11724,11 @@
         <w:t xml:space="preserve"> species</w:t>
       </w:r>
       <w:r>
-        <w:t>), (1b) bumble bees (</w:t>
+        <w:t xml:space="preserve">), </w:t>
+      </w:r>
+      <w:r>
+        <w:lastRenderedPageBreak/>
+        <w:t>(1b) bumble bees (</w:t>
       </w:r>
       <w:r>
         <w:rPr>
@@ -11728,11 +11747,7 @@
         <w:t>various species</w:t>
       </w:r>
       <w:r>
-        <w:t xml:space="preserve">). The second, potential benefits to food webs, was comprised of three sub-indices representing (2a) absolute </w:t>
-      </w:r>
-      <w:r>
-        <w:lastRenderedPageBreak/>
-        <w:t xml:space="preserve">contributions to farmland birds, (2b) carabids, and (2c) </w:t>
+        <w:t xml:space="preserve">). The second, potential benefits to food webs, was comprised of three sub-indices representing (2a) absolute contributions to farmland birds, (2b) carabids, and (2c) </w:t>
       </w:r>
       <w:r>
         <w:t>parasitic</w:t>
@@ -12135,6 +12150,7 @@
         <w:rPr>
           <w:lang w:val="en-US"/>
         </w:rPr>
+        <w:lastRenderedPageBreak/>
         <w:t>Potential p</w:t>
       </w:r>
       <w:r>
@@ -12213,7 +12229,6 @@
         <w:rPr>
           <w:lang w:val="en-US"/>
         </w:rPr>
-        <w:lastRenderedPageBreak/>
         <w:t>Potential pesticide toxicity loads (</w:t>
       </w:r>
       <w:r>
@@ -12652,6 +12667,15 @@
         <w:t xml:space="preserve"> supporting interpretation</w:t>
       </w:r>
       <w:r>
+        <w:t xml:space="preserve"> (SM</w:t>
+      </w:r>
+      <w:r>
+        <w:t>1</w:t>
+      </w:r>
+      <w:r>
+        <w:t>)</w:t>
+      </w:r>
+      <w:r>
         <w:t>. A</w:t>
       </w:r>
       <w:r>
@@ -12739,6 +12763,7 @@
           <w:i/>
           <w:iCs/>
         </w:rPr>
+        <w:lastRenderedPageBreak/>
         <w:t>3.1 Weather and crop yields</w:t>
       </w:r>
     </w:p>
@@ -12747,7 +12772,6 @@
         <w:spacing w:line="360" w:lineRule="auto"/>
       </w:pPr>
       <w:r>
-        <w:lastRenderedPageBreak/>
         <w:t xml:space="preserve">The three years of production covered extreme conditions compared to 30-year averages; 2018 was the driest year of the past 30 years, and 2020 was the warmest. All production years started the season with more precipitation than average, but both 2018 (spring barley) and 2020 (faba bean) moved into drought conditions as the season progressed. </w:t>
       </w:r>
     </w:p>
@@ -13153,7 +13177,13 @@
         <w:t xml:space="preserve"> with no interaction</w:t>
       </w:r>
       <w:r>
-        <w:t xml:space="preserve"> (see supplemental material)</w:t>
+        <w:t xml:space="preserve"> (</w:t>
+      </w:r>
+      <w:r>
+        <w:t>SM2</w:t>
+      </w:r>
+      <w:r>
+        <w:t>)</w:t>
       </w:r>
       <w:r>
         <w:t xml:space="preserve">. </w:t>
@@ -13183,7 +13213,11 @@
         <w:t>-1</w:t>
       </w:r>
       <w:r>
-        <w:t>, and in 2020 faba bean yields averaged 3.47 Mg ha</w:t>
+        <w:t xml:space="preserve">, and in 2020 faba bean yields </w:t>
+      </w:r>
+      <w:r>
+        <w:lastRenderedPageBreak/>
+        <w:t>averaged 3.47 Mg ha</w:t>
       </w:r>
       <w:r>
         <w:rPr>
@@ -13195,11 +13229,7 @@
         <w:t xml:space="preserve">. </w:t>
       </w:r>
       <w:r>
-        <w:t xml:space="preserve">While the interaction between cover crop and crop </w:t>
-      </w:r>
-      <w:r>
-        <w:lastRenderedPageBreak/>
-        <w:t>year was not significant</w:t>
+        <w:t>While the interaction between cover crop and crop year was not significant</w:t>
       </w:r>
       <w:r>
         <w:t xml:space="preserve"> (p</w:t>
@@ -13290,7 +13320,13 @@
         <w:t>showed complex interactions</w:t>
       </w:r>
       <w:r>
-        <w:t xml:space="preserve"> (see supplemental material)</w:t>
+        <w:t xml:space="preserve"> (</w:t>
+      </w:r>
+      <w:r>
+        <w:t>SM2</w:t>
+      </w:r>
+      <w:r>
+        <w:t>)</w:t>
       </w:r>
       <w:r>
         <w:t xml:space="preserve">, but year </w:t>
@@ -13724,448 +13760,832 @@
         <w:spacing w:line="360" w:lineRule="auto"/>
       </w:pPr>
       <w:r>
-        <w:t xml:space="preserve">The percentage of the soil covered by vegetation varied significantly by year (p=0.03) with a mean of 77% </w:t>
-      </w:r>
-      <w:commentRangeStart w:id="21"/>
-      <w:r>
-        <w:t>(</w:t>
-      </w:r>
-      <w:r>
-        <w:t>95%CI</w:t>
-      </w:r>
-      <w:r>
-        <w:rPr>
-          <w:lang w:val="en-US"/>
-        </w:rPr>
-        <w:t>: X-X</w:t>
-      </w:r>
-      <w:r>
+        <w:rPr>
+          <w:highlight w:val="yellow"/>
+        </w:rPr>
+        <w:t>WEIRD ERROR BAR, ASK SIMON</w:t>
+      </w:r>
+    </w:p>
+    <w:p>
+      <w:pPr>
+        <w:spacing w:line="360" w:lineRule="auto"/>
+        <w:rPr>
+          <w:lang w:val="en-US"/>
+        </w:rPr>
+      </w:pPr>
+      <w:r>
+        <w:lastRenderedPageBreak/>
+        <w:t xml:space="preserve">The percentage of the soil covered by vegetation </w:t>
+      </w:r>
+      <w:r>
+        <w:t>exhibited complex interactions (</w:t>
+      </w:r>
+      <w:r>
+        <w:t>SM2</w:t>
+      </w:r>
+      <w:r>
+        <w:t>), but while this conveyed statistically significant differences in soil cover, differences of less than 5% coverage were not considered physically meaningful and are not discussed here. Year was the strongest driver of soil coverage differences, with a slightly higher soil coverage in 2018 (</w:t>
+      </w:r>
+      <w:r>
+        <w:t>77%</w:t>
+      </w:r>
+      <w:r>
+        <w:t xml:space="preserve">; </w:t>
+      </w:r>
+      <w:r>
+        <w:t>95%</w:t>
+      </w:r>
+      <w:r>
+        <w:t xml:space="preserve"> </w:t>
+      </w:r>
+      <w:r>
+        <w:t>CI</w:t>
+      </w:r>
+      <w:r>
+        <w:rPr>
+          <w:lang w:val="en-US"/>
+        </w:rPr>
+        <w:t>: 73-81%</w:t>
+      </w:r>
+      <w:r>
+        <w:rPr>
+          <w:lang w:val="en-US"/>
+        </w:rPr>
         <w:t>)</w:t>
       </w:r>
-      <w:commentRangeEnd w:id="21"/>
+      <w:r>
+        <w:rPr>
+          <w:lang w:val="en-US"/>
+        </w:rPr>
+        <w:t xml:space="preserve"> compared to 2019 (71%; 74-81%). Cover crop treatment effects were more pronounced in 2019</w:t>
+      </w:r>
+      <w:r>
+        <w:rPr>
+          <w:lang w:val="en-US"/>
+        </w:rPr>
+        <w:t xml:space="preserve"> compared to 2018 (p&lt;0.001).</w:t>
+      </w:r>
+      <w:r>
+        <w:rPr>
+          <w:lang w:val="en-US"/>
+        </w:rPr>
+        <w:t xml:space="preserve"> </w:t>
+      </w:r>
+      <w:r>
+        <w:rPr>
+          <w:lang w:val="en-US"/>
+        </w:rPr>
+        <w:t xml:space="preserve">The </w:t>
+      </w:r>
+      <w:proofErr w:type="spellStart"/>
+      <w:r>
+        <w:rPr>
+          <w:lang w:val="en-US"/>
+        </w:rPr>
+        <w:t>NoCC</w:t>
+      </w:r>
+      <w:proofErr w:type="spellEnd"/>
+      <w:r>
+        <w:rPr>
+          <w:lang w:val="en-US"/>
+        </w:rPr>
+        <w:t xml:space="preserve"> vegetation coverage was the most impacted by the weather conditions</w:t>
+      </w:r>
+      <w:r>
+        <w:rPr>
+          <w:lang w:val="en-US"/>
+        </w:rPr>
+        <w:t xml:space="preserve"> (</w:t>
+      </w:r>
+      <w:r>
+        <w:rPr>
+          <w:lang w:val="en-US"/>
+        </w:rPr>
+        <w:t>SM2</w:t>
+      </w:r>
+      <w:r>
+        <w:rPr>
+          <w:lang w:val="en-US"/>
+        </w:rPr>
+        <w:t>)</w:t>
+      </w:r>
+      <w:r>
+        <w:rPr>
+          <w:lang w:val="en-US"/>
+        </w:rPr>
+        <w:t xml:space="preserve">, </w:t>
+      </w:r>
+      <w:r>
+        <w:rPr>
+          <w:lang w:val="en-US"/>
+        </w:rPr>
+        <w:t>ranging</w:t>
+      </w:r>
+      <w:r>
+        <w:rPr>
+          <w:lang w:val="en-US"/>
+        </w:rPr>
+        <w:t xml:space="preserve"> from </w:t>
+      </w:r>
+      <w:r>
+        <w:rPr>
+          <w:lang w:val="en-US"/>
+        </w:rPr>
+        <w:t xml:space="preserve">80% soil coverage (CI: 76-83%) in 2018 to 61% (CI:56-66%) in 2019. The </w:t>
+      </w:r>
+      <w:r>
+        <w:rPr>
+          <w:lang w:val="en-US"/>
+        </w:rPr>
+        <w:t>cover crop mixe</w:t>
+      </w:r>
+      <w:r>
+        <w:rPr>
+          <w:lang w:val="en-US"/>
+        </w:rPr>
+        <w:t>s</w:t>
+      </w:r>
+      <w:r>
+        <w:rPr>
+          <w:lang w:val="en-US"/>
+        </w:rPr>
+        <w:t xml:space="preserve"> </w:t>
+      </w:r>
+      <w:r>
+        <w:rPr>
+          <w:lang w:val="en-US"/>
+        </w:rPr>
+        <w:t>offered</w:t>
+      </w:r>
+      <w:r>
+        <w:rPr>
+          <w:lang w:val="en-US"/>
+        </w:rPr>
+        <w:t xml:space="preserve"> the most stable </w:t>
+      </w:r>
+      <w:r>
+        <w:rPr>
+          <w:lang w:val="en-US"/>
+        </w:rPr>
+        <w:t xml:space="preserve">coverage </w:t>
+      </w:r>
+      <w:r>
+        <w:rPr>
+          <w:lang w:val="en-US"/>
+        </w:rPr>
+        <w:t>across years</w:t>
+      </w:r>
+      <w:r>
+        <w:rPr>
+          <w:lang w:val="en-US"/>
+        </w:rPr>
+        <w:t xml:space="preserve">, at 83% (CI: 79-86%) and 74% (CI: 69-78%) soil coverage for </w:t>
+      </w:r>
+      <w:proofErr w:type="spellStart"/>
+      <w:r>
+        <w:rPr>
+          <w:lang w:val="en-US"/>
+        </w:rPr>
+        <w:t>MixE</w:t>
+      </w:r>
+      <w:proofErr w:type="spellEnd"/>
+      <w:r>
+        <w:rPr>
+          <w:lang w:val="en-US"/>
+        </w:rPr>
+        <w:t xml:space="preserve"> and </w:t>
+      </w:r>
+      <w:proofErr w:type="spellStart"/>
+      <w:r>
+        <w:rPr>
+          <w:lang w:val="en-US"/>
+        </w:rPr>
+        <w:t>MixM</w:t>
+      </w:r>
+      <w:proofErr w:type="spellEnd"/>
+      <w:r>
+        <w:rPr>
+          <w:lang w:val="en-US"/>
+        </w:rPr>
+        <w:t xml:space="preserve">, respectively. </w:t>
+      </w:r>
+      <w:r>
+        <w:rPr>
+          <w:lang w:val="en-US"/>
+        </w:rPr>
+        <w:t xml:space="preserve">The </w:t>
+      </w:r>
+      <w:r>
+        <w:rPr>
+          <w:lang w:val="en-US"/>
+        </w:rPr>
+        <w:t>radish</w:t>
+      </w:r>
+      <w:r>
+        <w:rPr>
+          <w:lang w:val="en-US"/>
+        </w:rPr>
+        <w:t xml:space="preserve"> cover crop treatments showed moderate differences in soil coverage by year</w:t>
+      </w:r>
+      <w:r>
+        <w:rPr>
+          <w:lang w:val="en-US"/>
+        </w:rPr>
+        <w:t xml:space="preserve"> (</w:t>
+      </w:r>
+      <w:r>
+        <w:rPr>
+          <w:lang w:val="en-US"/>
+        </w:rPr>
+        <w:t>SM2</w:t>
+      </w:r>
+      <w:proofErr w:type="gramStart"/>
+      <w:r>
+        <w:rPr>
+          <w:lang w:val="en-US"/>
+        </w:rPr>
+        <w:t>)</w:t>
+      </w:r>
+      <w:r>
+        <w:rPr>
+          <w:lang w:val="en-US"/>
+        </w:rPr>
+        <w:t>, but</w:t>
+      </w:r>
+      <w:proofErr w:type="gramEnd"/>
+      <w:r>
+        <w:rPr>
+          <w:lang w:val="en-US"/>
+        </w:rPr>
+        <w:t xml:space="preserve"> </w:t>
+      </w:r>
+      <w:proofErr w:type="gramStart"/>
+      <w:r>
+        <w:rPr>
+          <w:lang w:val="en-US"/>
+        </w:rPr>
+        <w:t>averaged</w:t>
+      </w:r>
+      <w:proofErr w:type="gramEnd"/>
+      <w:r>
+        <w:rPr>
+          <w:lang w:val="en-US"/>
+        </w:rPr>
+        <w:t xml:space="preserve"> across years offered the same coverage (</w:t>
+      </w:r>
+      <w:r>
+        <w:rPr>
+          <w:lang w:val="en-US"/>
+        </w:rPr>
+        <w:t>70%</w:t>
+      </w:r>
+      <w:r>
+        <w:rPr>
+          <w:lang w:val="en-US"/>
+        </w:rPr>
+        <w:t xml:space="preserve">) as the </w:t>
+      </w:r>
+      <w:proofErr w:type="spellStart"/>
+      <w:r>
+        <w:rPr>
+          <w:lang w:val="en-US"/>
+        </w:rPr>
+        <w:t>NoCC</w:t>
+      </w:r>
+      <w:proofErr w:type="spellEnd"/>
+      <w:r>
+        <w:rPr>
+          <w:lang w:val="en-US"/>
+        </w:rPr>
+        <w:t xml:space="preserve"> treatment. </w:t>
+      </w:r>
+      <w:r>
+        <w:rPr>
+          <w:lang w:val="en-US"/>
+        </w:rPr>
+        <w:t xml:space="preserve">   </w:t>
+      </w:r>
+    </w:p>
+    <w:p>
+      <w:pPr>
+        <w:spacing w:line="360" w:lineRule="auto"/>
+      </w:pPr>
+      <w:r>
+        <w:t>Within the vegetative cover contribution, cash crop volunteers</w:t>
+      </w:r>
+      <w:r>
+        <w:t xml:space="preserve"> </w:t>
+      </w:r>
+      <w:r>
+        <w:t>constituted an average of 61% of the vegetation cover, followed by cover crops (average of 35%) with weeds contributing an average of 4% to the total vegetation cover</w:t>
+      </w:r>
+      <w:r>
+        <w:t xml:space="preserve">. </w:t>
+      </w:r>
+    </w:p>
+    <w:p>
+      <w:pPr>
+        <w:spacing w:line="360" w:lineRule="auto"/>
+        <w:rPr>
+          <w:color w:val="EE0000"/>
+          <w:lang w:val="en-US"/>
+        </w:rPr>
+      </w:pPr>
+      <w:r>
+        <w:rPr>
+          <w:color w:val="EE0000"/>
+        </w:rPr>
+        <w:t>The cover crop</w:t>
+      </w:r>
+      <w:r>
+        <w:rPr>
+          <w:color w:val="EE0000"/>
+        </w:rPr>
+        <w:t xml:space="preserve"> contribution to coverage</w:t>
+      </w:r>
+      <w:r>
+        <w:rPr>
+          <w:color w:val="EE0000"/>
+        </w:rPr>
+        <w:t xml:space="preserve"> </w:t>
+      </w:r>
+      <w:r>
+        <w:rPr>
+          <w:color w:val="EE0000"/>
+        </w:rPr>
+        <w:t>varied significantly by cover crop treatment</w:t>
+      </w:r>
+      <w:r>
+        <w:rPr>
+          <w:color w:val="EE0000"/>
+        </w:rPr>
+        <w:t xml:space="preserve"> </w:t>
+      </w:r>
+      <w:r>
+        <w:rPr>
+          <w:color w:val="EE0000"/>
+        </w:rPr>
+        <w:t>with</w:t>
+      </w:r>
+      <w:r>
+        <w:rPr>
+          <w:color w:val="EE0000"/>
+        </w:rPr>
+        <w:t xml:space="preserve"> </w:t>
+      </w:r>
+      <w:r>
+        <w:rPr>
+          <w:color w:val="EE0000"/>
+        </w:rPr>
+        <w:t>a cross-over</w:t>
+      </w:r>
+      <w:r>
+        <w:rPr>
+          <w:color w:val="EE0000"/>
+        </w:rPr>
+        <w:t xml:space="preserve"> interaction with year</w:t>
+      </w:r>
+      <w:r>
+        <w:rPr>
+          <w:color w:val="EE0000"/>
+        </w:rPr>
+        <w:t xml:space="preserve"> (p&lt;0.001)</w:t>
+      </w:r>
+      <w:r>
+        <w:rPr>
+          <w:color w:val="EE0000"/>
+        </w:rPr>
+        <w:t xml:space="preserve">, while </w:t>
+      </w:r>
+      <w:r>
+        <w:rPr>
+          <w:color w:val="EE0000"/>
+        </w:rPr>
+        <w:t xml:space="preserve">neither </w:t>
+      </w:r>
+      <w:r>
+        <w:rPr>
+          <w:color w:val="EE0000"/>
+        </w:rPr>
+        <w:t>t</w:t>
+      </w:r>
+      <w:r>
+        <w:rPr>
+          <w:color w:val="EE0000"/>
+        </w:rPr>
+        <w:t xml:space="preserve">illage, residue, nor their interactions had significant impacts on </w:t>
+      </w:r>
+      <w:r>
+        <w:rPr>
+          <w:color w:val="EE0000"/>
+        </w:rPr>
+        <w:t>how</w:t>
+      </w:r>
+      <w:r>
+        <w:rPr>
+          <w:color w:val="EE0000"/>
+        </w:rPr>
+        <w:t xml:space="preserve"> </w:t>
+      </w:r>
+      <w:r>
+        <w:rPr>
+          <w:color w:val="EE0000"/>
+        </w:rPr>
+        <w:t xml:space="preserve">the </w:t>
+      </w:r>
+      <w:r>
+        <w:rPr>
+          <w:color w:val="EE0000"/>
+        </w:rPr>
+        <w:t xml:space="preserve">cover crop </w:t>
+      </w:r>
+      <w:r>
+        <w:rPr>
+          <w:color w:val="EE0000"/>
+        </w:rPr>
+        <w:t>contributed to coverage</w:t>
+      </w:r>
+      <w:ins w:id="21" w:author="Simon Shamus Riley" w:date="2026-03-30T14:45:00Z" w16du:dateUtc="2026-03-30T12:45:00Z">
+        <w:r>
+          <w:rPr>
+            <w:color w:val="EE0000"/>
+          </w:rPr>
+          <w:t xml:space="preserve"> (Table X)</w:t>
+        </w:r>
+      </w:ins>
+      <w:r>
+        <w:rPr>
+          <w:color w:val="EE0000"/>
+        </w:rPr>
+        <w:t>. The</w:t>
+      </w:r>
+      <w:r>
+        <w:rPr>
+          <w:color w:val="EE0000"/>
+        </w:rPr>
+        <w:t xml:space="preserve"> </w:t>
+      </w:r>
+      <w:r>
+        <w:rPr>
+          <w:color w:val="EE0000"/>
+        </w:rPr>
+        <w:t xml:space="preserve">year/cover crop </w:t>
+      </w:r>
+      <w:r>
+        <w:rPr>
+          <w:color w:val="EE0000"/>
+        </w:rPr>
+        <w:t xml:space="preserve">cross-over effect </w:t>
+      </w:r>
+      <w:r>
+        <w:rPr>
+          <w:color w:val="EE0000"/>
+        </w:rPr>
+        <w:t xml:space="preserve">was driven by </w:t>
+      </w:r>
+      <w:proofErr w:type="spellStart"/>
+      <w:r>
+        <w:rPr>
+          <w:color w:val="EE0000"/>
+        </w:rPr>
+        <w:t>MixE</w:t>
+      </w:r>
+      <w:proofErr w:type="spellEnd"/>
+      <w:r>
+        <w:rPr>
+          <w:color w:val="EE0000"/>
+        </w:rPr>
+        <w:t xml:space="preserve">: in 2018 the </w:t>
+      </w:r>
+      <w:proofErr w:type="spellStart"/>
+      <w:r>
+        <w:rPr>
+          <w:color w:val="EE0000"/>
+        </w:rPr>
+        <w:t>MixE</w:t>
+      </w:r>
+      <w:proofErr w:type="spellEnd"/>
+      <w:r>
+        <w:rPr>
+          <w:color w:val="EE0000"/>
+        </w:rPr>
+        <w:t xml:space="preserve"> </w:t>
+      </w:r>
+      <w:r>
+        <w:rPr>
+          <w:color w:val="EE0000"/>
+        </w:rPr>
+        <w:t>cover crop</w:t>
+      </w:r>
+      <w:r>
+        <w:rPr>
+          <w:color w:val="EE0000"/>
+        </w:rPr>
+        <w:t>s</w:t>
+      </w:r>
+      <w:r>
+        <w:rPr>
+          <w:color w:val="EE0000"/>
+        </w:rPr>
+        <w:t xml:space="preserve"> contributed an average of 21% (SE</w:t>
+      </w:r>
+      <w:r>
+        <w:rPr>
+          <w:color w:val="EE0000"/>
+        </w:rPr>
+        <w:t xml:space="preserve">:5%) </w:t>
+      </w:r>
+      <w:r>
+        <w:rPr>
+          <w:color w:val="EE0000"/>
+        </w:rPr>
+        <w:t xml:space="preserve">coverage, </w:t>
+      </w:r>
+      <w:r>
+        <w:rPr>
+          <w:color w:val="EE0000"/>
+        </w:rPr>
+        <w:t xml:space="preserve">while in 2019 </w:t>
+      </w:r>
+      <w:r>
+        <w:rPr>
+          <w:color w:val="EE0000"/>
+        </w:rPr>
+        <w:t xml:space="preserve">they contributed an </w:t>
+      </w:r>
+      <w:r>
+        <w:rPr>
+          <w:color w:val="EE0000"/>
+        </w:rPr>
+        <w:t>average of 58% (SE:6%</w:t>
+      </w:r>
+      <w:r>
+        <w:rPr>
+          <w:color w:val="EE0000"/>
+        </w:rPr>
+        <w:t>; Figure 2</w:t>
+      </w:r>
+      <w:r>
+        <w:rPr>
+          <w:color w:val="EE0000"/>
+        </w:rPr>
+        <w:t xml:space="preserve">). </w:t>
+      </w:r>
+      <w:r>
+        <w:rPr>
+          <w:color w:val="EE0000"/>
+        </w:rPr>
+        <w:t>In the other cover crop treatments, t</w:t>
+      </w:r>
+      <w:r>
+        <w:rPr>
+          <w:color w:val="EE0000"/>
+        </w:rPr>
+        <w:t xml:space="preserve">he contributions of the cover crop </w:t>
+      </w:r>
+      <w:r>
+        <w:rPr>
+          <w:color w:val="EE0000"/>
+        </w:rPr>
+        <w:t xml:space="preserve">to coverage </w:t>
+      </w:r>
+      <w:r>
+        <w:rPr>
+          <w:color w:val="EE0000"/>
+        </w:rPr>
+        <w:t>did not vary significantly by year</w:t>
+      </w:r>
+      <w:r>
+        <w:rPr>
+          <w:color w:val="EE0000"/>
+        </w:rPr>
+        <w:t xml:space="preserve">, with </w:t>
+      </w:r>
+      <w:proofErr w:type="spellStart"/>
+      <w:r>
+        <w:rPr>
+          <w:color w:val="EE0000"/>
+        </w:rPr>
+        <w:t>RadM</w:t>
+      </w:r>
+      <w:proofErr w:type="spellEnd"/>
+      <w:r>
+        <w:rPr>
+          <w:color w:val="EE0000"/>
+        </w:rPr>
+        <w:t xml:space="preserve"> having the highest cover crop coverage</w:t>
+      </w:r>
+      <w:r>
+        <w:rPr>
+          <w:color w:val="EE0000"/>
+        </w:rPr>
+        <w:t xml:space="preserve"> across years</w:t>
+      </w:r>
+      <w:r>
+        <w:rPr>
+          <w:color w:val="EE0000"/>
+        </w:rPr>
+        <w:t xml:space="preserve"> (50%, SE:4%), followed by </w:t>
+      </w:r>
+      <w:proofErr w:type="spellStart"/>
+      <w:r>
+        <w:rPr>
+          <w:color w:val="EE0000"/>
+        </w:rPr>
+        <w:t>RadL</w:t>
+      </w:r>
+      <w:proofErr w:type="spellEnd"/>
+      <w:r>
+        <w:rPr>
+          <w:color w:val="EE0000"/>
+        </w:rPr>
+        <w:t xml:space="preserve"> (25%, SE:4%), </w:t>
+      </w:r>
+      <w:proofErr w:type="spellStart"/>
+      <w:r>
+        <w:rPr>
+          <w:color w:val="EE0000"/>
+        </w:rPr>
+        <w:t>MixM</w:t>
+      </w:r>
+      <w:proofErr w:type="spellEnd"/>
+      <w:r>
+        <w:rPr>
+          <w:color w:val="EE0000"/>
+        </w:rPr>
+        <w:t xml:space="preserve"> (7%, SE:3%) and </w:t>
+      </w:r>
+      <w:proofErr w:type="spellStart"/>
+      <w:r>
+        <w:rPr>
+          <w:color w:val="EE0000"/>
+        </w:rPr>
+        <w:t>NoCC</w:t>
+      </w:r>
+      <w:proofErr w:type="spellEnd"/>
+      <w:r>
+        <w:rPr>
+          <w:color w:val="EE0000"/>
+        </w:rPr>
+        <w:t xml:space="preserve"> </w:t>
+      </w:r>
+      <w:commentRangeStart w:id="22"/>
+      <w:r>
+        <w:rPr>
+          <w:color w:val="EE0000"/>
+        </w:rPr>
+        <w:t>(&lt;1%, SE:3%)</w:t>
+      </w:r>
+      <w:commentRangeEnd w:id="22"/>
       <w:r>
         <w:rPr>
           <w:rStyle w:val="CommentReference"/>
+          <w:color w:val="EE0000"/>
           <w:sz w:val="24"/>
           <w:szCs w:val="24"/>
         </w:rPr>
-        <w:commentReference w:id="21"/>
-      </w:r>
-      <w:r>
-        <w:t xml:space="preserve"> soil coverage in 2018 and 70% (</w:t>
-      </w:r>
-      <w:r>
-        <w:t>X-X</w:t>
-      </w:r>
-      <w:r>
-        <w:t>) in 2019 (Figure 2</w:t>
-      </w:r>
-      <w:proofErr w:type="gramStart"/>
-      <w:r>
-        <w:t>), but</w:t>
-      </w:r>
-      <w:proofErr w:type="gramEnd"/>
-      <w:r>
-        <w:t xml:space="preserve"> did </w:t>
+        <w:commentReference w:id="22"/>
+      </w:r>
+      <w:r>
+        <w:rPr>
+          <w:color w:val="EE0000"/>
+        </w:rPr>
+        <w:t>.</w:t>
+      </w:r>
+      <w:r>
+        <w:rPr>
+          <w:color w:val="EE0000"/>
+        </w:rPr>
+        <w:t xml:space="preserve"> </w:t>
+      </w:r>
+    </w:p>
+    <w:p>
+      <w:pPr>
+        <w:spacing w:line="360" w:lineRule="auto"/>
+        <w:rPr>
+          <w:lang w:val="en-US"/>
+        </w:rPr>
+      </w:pPr>
+    </w:p>
+    <w:p>
+      <w:pPr>
+        <w:spacing w:line="360" w:lineRule="auto"/>
+        <w:rPr>
+          <w:i/>
+          <w:iCs/>
+        </w:rPr>
+      </w:pPr>
+      <w:r>
+        <w:rPr>
+          <w:i/>
+          <w:iCs/>
+        </w:rPr>
+        <w:t xml:space="preserve">3.2.3 </w:t>
+      </w:r>
+      <w:r>
+        <w:rPr>
+          <w:i/>
+          <w:iCs/>
+        </w:rPr>
+        <w:t>Fall vegetation c</w:t>
+      </w:r>
+      <w:r>
+        <w:rPr>
+          <w:i/>
+          <w:iCs/>
+        </w:rPr>
+        <w:t>ommunity</w:t>
+      </w:r>
+    </w:p>
+    <w:p>
+      <w:pPr>
+        <w:spacing w:line="360" w:lineRule="auto"/>
+      </w:pPr>
+      <w:r>
+        <w:t>Communities were most strongly dictated by year of measurement</w:t>
+      </w:r>
+      <w:r>
+        <w:t xml:space="preserve"> due to the crop volunteer species varying by year</w:t>
+      </w:r>
+      <w:r>
+        <w:t>. Model fit</w:t>
+      </w:r>
+      <w:r>
+        <w:t xml:space="preserve">, </w:t>
+      </w:r>
+      <w:r>
+        <w:t>convergence</w:t>
+      </w:r>
+      <w:r>
+        <w:t xml:space="preserve"> and interpretability</w:t>
+      </w:r>
+      <w:r>
+        <w:t xml:space="preserve"> w</w:t>
+      </w:r>
+      <w:r>
+        <w:t>ere</w:t>
+      </w:r>
+      <w:r>
+        <w:t xml:space="preserve"> improved when models were fit to years individually, so results </w:t>
+      </w:r>
+      <w:r>
+        <w:t xml:space="preserve">for this response variable </w:t>
+      </w:r>
+      <w:r>
+        <w:t xml:space="preserve">are reported for </w:t>
+      </w:r>
+      <w:r>
+        <w:t xml:space="preserve">separated </w:t>
+      </w:r>
+      <w:r>
+        <w:t>models</w:t>
+      </w:r>
+      <w:r>
+        <w:t xml:space="preserve"> (Figure 3)</w:t>
+      </w:r>
+      <w:r>
+        <w:t xml:space="preserve">. Within </w:t>
+      </w:r>
+      <w:r>
+        <w:t>each</w:t>
+      </w:r>
+      <w:r>
+        <w:t xml:space="preserve"> year, cover crop treatment explained 65-70% of the variance and had a significant effect on community structure (p&lt;0.001), with tillage and straw removal treatments explaining less than 1% of the total variance each, respectively. </w:t>
+      </w:r>
+      <w:r>
+        <w:t xml:space="preserve">The two </w:t>
+      </w:r>
+      <w:r>
+        <w:t xml:space="preserve">cover crop </w:t>
+      </w:r>
+      <w:r>
+        <w:t>mix</w:t>
+      </w:r>
+      <w:r>
+        <w:t>ture</w:t>
+      </w:r>
+      <w:r>
+        <w:t xml:space="preserve"> treatments (</w:t>
+      </w:r>
+      <w:proofErr w:type="spellStart"/>
+      <w:r>
+        <w:t>MixE</w:t>
+      </w:r>
+      <w:proofErr w:type="spellEnd"/>
+      <w:r>
+        <w:t xml:space="preserve"> and </w:t>
+      </w:r>
+      <w:proofErr w:type="spellStart"/>
+      <w:r>
+        <w:t>MixM</w:t>
+      </w:r>
+      <w:proofErr w:type="spellEnd"/>
+      <w:r>
+        <w:t xml:space="preserve">) had communities distinct from the two </w:t>
       </w:r>
       <w:r>
         <w:lastRenderedPageBreak/>
-        <w:t xml:space="preserve">not vary by treatments. </w:t>
-      </w:r>
-      <w:r>
-        <w:t xml:space="preserve">Overall, </w:t>
-      </w:r>
-      <w:r>
-        <w:t>the vegetati</w:t>
-      </w:r>
-      <w:r>
-        <w:t>ve</w:t>
-      </w:r>
-      <w:r>
-        <w:t xml:space="preserve"> soil</w:t>
-      </w:r>
-      <w:r>
-        <w:t xml:space="preserve"> cover was dominated by cash crop volunteers (</w:t>
-      </w:r>
-      <w:r>
-        <w:t xml:space="preserve">2-87%, mean of </w:t>
-      </w:r>
-      <w:r>
-        <w:t>45%</w:t>
-      </w:r>
-      <w:r>
-        <w:t xml:space="preserve"> soil cover</w:t>
-      </w:r>
-      <w:r>
-        <w:t>) followed by cover crops (</w:t>
-      </w:r>
-      <w:r>
-        <w:t xml:space="preserve">0-29%, </w:t>
-      </w:r>
-      <w:r>
-        <w:t xml:space="preserve">mean of 9%), </w:t>
-      </w:r>
-      <w:r>
-        <w:t>with</w:t>
-      </w:r>
-      <w:r>
-        <w:t xml:space="preserve"> weeds contribut</w:t>
-      </w:r>
-      <w:r>
-        <w:t>ing</w:t>
-      </w:r>
-      <w:r>
-        <w:t xml:space="preserve"> less than 1% of coverage</w:t>
-      </w:r>
-      <w:r>
-        <w:t xml:space="preserve"> on average</w:t>
-      </w:r>
-      <w:r>
-        <w:t xml:space="preserve"> (range of 0-3%)</w:t>
-      </w:r>
-      <w:r>
-        <w:t xml:space="preserve">. </w:t>
-      </w:r>
-    </w:p>
-    <w:p>
-      <w:pPr>
-        <w:spacing w:line="360" w:lineRule="auto"/>
-        <w:rPr>
-          <w:lang w:val="en-US"/>
-        </w:rPr>
-      </w:pPr>
-      <w:r>
-        <w:t>The cover crop</w:t>
-      </w:r>
-      <w:r>
-        <w:t xml:space="preserve"> contribution to coverage</w:t>
-      </w:r>
-      <w:r>
-        <w:t xml:space="preserve"> </w:t>
-      </w:r>
-      <w:r>
-        <w:t>varied significantly by cover crop treatment</w:t>
-      </w:r>
-      <w:r>
-        <w:t xml:space="preserve"> </w:t>
-      </w:r>
-      <w:r>
-        <w:t>with</w:t>
-      </w:r>
-      <w:r>
-        <w:t xml:space="preserve"> </w:t>
-      </w:r>
-      <w:r>
-        <w:t>a cross-over</w:t>
-      </w:r>
-      <w:r>
-        <w:t xml:space="preserve"> interaction with year</w:t>
-      </w:r>
-      <w:r>
-        <w:t xml:space="preserve"> (p&lt;0.001)</w:t>
-      </w:r>
-      <w:r>
-        <w:t xml:space="preserve">, while </w:t>
-      </w:r>
-      <w:r>
-        <w:t xml:space="preserve">neither </w:t>
-      </w:r>
-      <w:r>
-        <w:t>t</w:t>
-      </w:r>
-      <w:r>
-        <w:t xml:space="preserve">illage, residue, nor their interactions had significant impacts on </w:t>
-      </w:r>
-      <w:r>
-        <w:t>how</w:t>
-      </w:r>
-      <w:r>
-        <w:t xml:space="preserve"> </w:t>
-      </w:r>
-      <w:r>
-        <w:t xml:space="preserve">the </w:t>
-      </w:r>
-      <w:r>
-        <w:t xml:space="preserve">cover crop </w:t>
-      </w:r>
-      <w:r>
-        <w:t>contributed to coverage</w:t>
-      </w:r>
-      <w:ins w:id="22" w:author="Simon Shamus Riley" w:date="2026-03-30T14:45:00Z" w16du:dateUtc="2026-03-30T12:45:00Z">
-        <w:r>
-          <w:t xml:space="preserve"> </w:t>
-        </w:r>
-        <w:commentRangeStart w:id="23"/>
-        <w:r>
-          <w:t>(Table X)</w:t>
-        </w:r>
-      </w:ins>
-      <w:commentRangeEnd w:id="23"/>
-      <w:r>
-        <w:rPr>
-          <w:rStyle w:val="CommentReference"/>
-          <w:sz w:val="24"/>
-          <w:szCs w:val="24"/>
-        </w:rPr>
-        <w:commentReference w:id="23"/>
-      </w:r>
-      <w:r>
-        <w:t>. The</w:t>
-      </w:r>
-      <w:r>
-        <w:t xml:space="preserve"> </w:t>
-      </w:r>
-      <w:r>
-        <w:t xml:space="preserve">year/cover crop </w:t>
-      </w:r>
-      <w:r>
-        <w:t xml:space="preserve">cross-over effect </w:t>
-      </w:r>
-      <w:r>
-        <w:t xml:space="preserve">was driven by </w:t>
-      </w:r>
-      <w:proofErr w:type="spellStart"/>
-      <w:r>
-        <w:t>MixE</w:t>
-      </w:r>
-      <w:proofErr w:type="spellEnd"/>
-      <w:r>
-        <w:t xml:space="preserve">: in 2018 the </w:t>
-      </w:r>
-      <w:proofErr w:type="spellStart"/>
-      <w:r>
-        <w:t>MixE</w:t>
-      </w:r>
-      <w:proofErr w:type="spellEnd"/>
-      <w:r>
-        <w:t xml:space="preserve"> </w:t>
-      </w:r>
-      <w:r>
-        <w:t>cover crop</w:t>
-      </w:r>
-      <w:r>
-        <w:t>s</w:t>
-      </w:r>
-      <w:r>
-        <w:t xml:space="preserve"> contributed an average of 21% (SE</w:t>
-      </w:r>
-      <w:r>
-        <w:t xml:space="preserve">:5%) </w:t>
-      </w:r>
-      <w:r>
-        <w:t xml:space="preserve">coverage, </w:t>
-      </w:r>
-      <w:r>
-        <w:t xml:space="preserve">while in 2019 </w:t>
-      </w:r>
-      <w:r>
-        <w:t xml:space="preserve">they contributed an </w:t>
-      </w:r>
-      <w:r>
-        <w:t>average of 58% (SE:6%</w:t>
-      </w:r>
-      <w:r>
-        <w:t>; Figure 2</w:t>
-      </w:r>
-      <w:r>
-        <w:t xml:space="preserve">). </w:t>
-      </w:r>
-      <w:r>
-        <w:t>In the other cover crop treatments, t</w:t>
-      </w:r>
-      <w:r>
-        <w:t xml:space="preserve">he contributions of the cover crop </w:t>
-      </w:r>
-      <w:r>
-        <w:t xml:space="preserve">to coverage </w:t>
-      </w:r>
-      <w:r>
-        <w:t>did not vary significantly by year</w:t>
-      </w:r>
-      <w:r>
-        <w:t xml:space="preserve">, with </w:t>
-      </w:r>
-      <w:proofErr w:type="spellStart"/>
-      <w:r>
-        <w:t>RadM</w:t>
-      </w:r>
-      <w:proofErr w:type="spellEnd"/>
-      <w:r>
-        <w:t xml:space="preserve"> having the highest cover crop coverage</w:t>
-      </w:r>
-      <w:r>
-        <w:t xml:space="preserve"> across years</w:t>
-      </w:r>
-      <w:r>
-        <w:t xml:space="preserve"> (50%, SE:4%), followed by </w:t>
-      </w:r>
-      <w:proofErr w:type="spellStart"/>
-      <w:r>
-        <w:t>RadL</w:t>
-      </w:r>
-      <w:proofErr w:type="spellEnd"/>
-      <w:r>
-        <w:t xml:space="preserve"> (25%, SE:4%), </w:t>
-      </w:r>
-      <w:proofErr w:type="spellStart"/>
-      <w:r>
-        <w:t>MixM</w:t>
-      </w:r>
-      <w:proofErr w:type="spellEnd"/>
-      <w:r>
-        <w:t xml:space="preserve"> (7%, SE:3%) and </w:t>
-      </w:r>
-      <w:proofErr w:type="spellStart"/>
-      <w:r>
-        <w:t>NoCC</w:t>
-      </w:r>
-      <w:proofErr w:type="spellEnd"/>
-      <w:r>
-        <w:t xml:space="preserve"> </w:t>
-      </w:r>
-      <w:commentRangeStart w:id="24"/>
-      <w:r>
-        <w:t>(&lt;1%, SE:3%)</w:t>
-      </w:r>
-      <w:commentRangeEnd w:id="24"/>
-      <w:r>
-        <w:rPr>
-          <w:rStyle w:val="CommentReference"/>
-          <w:sz w:val="24"/>
-          <w:szCs w:val="24"/>
-        </w:rPr>
-        <w:commentReference w:id="24"/>
-      </w:r>
-      <w:r>
-        <w:t>.</w:t>
-      </w:r>
-      <w:r>
-        <w:t xml:space="preserve"> </w:t>
-      </w:r>
-    </w:p>
-    <w:p>
-      <w:pPr>
-        <w:spacing w:line="360" w:lineRule="auto"/>
-        <w:rPr>
-          <w:lang w:val="en-US"/>
-        </w:rPr>
-      </w:pPr>
-    </w:p>
-    <w:p>
-      <w:pPr>
-        <w:spacing w:line="360" w:lineRule="auto"/>
-        <w:rPr>
-          <w:i/>
-          <w:iCs/>
-        </w:rPr>
-      </w:pPr>
-      <w:r>
-        <w:rPr>
-          <w:i/>
-          <w:iCs/>
-        </w:rPr>
-        <w:t xml:space="preserve">3.2.3 </w:t>
-      </w:r>
-      <w:r>
-        <w:rPr>
-          <w:i/>
-          <w:iCs/>
-        </w:rPr>
-        <w:t>Fall vegetation c</w:t>
-      </w:r>
-      <w:r>
-        <w:rPr>
-          <w:i/>
-          <w:iCs/>
-        </w:rPr>
-        <w:t>ommunity</w:t>
-      </w:r>
-    </w:p>
-    <w:p>
-      <w:pPr>
-        <w:spacing w:line="360" w:lineRule="auto"/>
-      </w:pPr>
-      <w:r>
-        <w:t>Communities were most strongly dictated by year of measurement</w:t>
-      </w:r>
-      <w:r>
-        <w:t xml:space="preserve"> due to the crop volunteer species varying by year</w:t>
-      </w:r>
-      <w:r>
-        <w:t>. Model fit</w:t>
-      </w:r>
-      <w:r>
-        <w:t xml:space="preserve">, </w:t>
-      </w:r>
-      <w:r>
-        <w:t>convergence</w:t>
-      </w:r>
-      <w:r>
-        <w:t xml:space="preserve"> and interpretability</w:t>
-      </w:r>
-      <w:r>
-        <w:t xml:space="preserve"> w</w:t>
-      </w:r>
-      <w:r>
-        <w:t>ere</w:t>
-      </w:r>
-      <w:r>
-        <w:t xml:space="preserve"> improved when models were fit to years individually, so results </w:t>
-      </w:r>
-      <w:r>
-        <w:t xml:space="preserve">for this response variable </w:t>
-      </w:r>
-      <w:r>
-        <w:t xml:space="preserve">are reported for </w:t>
-      </w:r>
-      <w:r>
-        <w:t xml:space="preserve">separated </w:t>
-      </w:r>
-      <w:r>
-        <w:t>models</w:t>
-      </w:r>
-      <w:r>
-        <w:t xml:space="preserve"> (Figure 3)</w:t>
-      </w:r>
-      <w:r>
-        <w:t xml:space="preserve">. Within </w:t>
-      </w:r>
-      <w:r>
-        <w:t>each</w:t>
-      </w:r>
-      <w:r>
-        <w:t xml:space="preserve"> year, cover crop treatment explained 65-70% of the variance and had a significant effect on community structure (p&lt;0.001), with tillage and straw removal treatments explaining less than 1% of the total variance each, respectively. </w:t>
-      </w:r>
-      <w:r>
-        <w:t xml:space="preserve">The two </w:t>
-      </w:r>
-      <w:r>
-        <w:t xml:space="preserve">cover crop </w:t>
-      </w:r>
-      <w:r>
-        <w:t>mix</w:t>
-      </w:r>
-      <w:r>
-        <w:t>ture</w:t>
-      </w:r>
-      <w:r>
-        <w:t xml:space="preserve"> treatments (</w:t>
-      </w:r>
-      <w:proofErr w:type="spellStart"/>
-      <w:r>
-        <w:t>MixE</w:t>
-      </w:r>
-      <w:proofErr w:type="spellEnd"/>
-      <w:r>
-        <w:t xml:space="preserve"> and </w:t>
-      </w:r>
-      <w:proofErr w:type="spellStart"/>
-      <w:r>
-        <w:t>MixM</w:t>
-      </w:r>
-      <w:proofErr w:type="spellEnd"/>
-      <w:r>
-        <w:t>) had communities distinct from the two radish treatments (</w:t>
+        <w:t>radish treatments (</w:t>
       </w:r>
       <w:proofErr w:type="spellStart"/>
       <w:r>
@@ -14232,7 +14652,6 @@
                 <w:noProof/>
                 <w:lang w:val="da-DK"/>
               </w:rPr>
-              <w:lastRenderedPageBreak/>
               <w:drawing>
                 <wp:inline distT="0" distB="0" distL="0" distR="0" wp14:anchorId="029ED059" wp14:editId="295D318A">
                   <wp:extent cx="5532120" cy="5532120"/>
@@ -14427,7 +14846,11 @@
         <w:t xml:space="preserve"> observed in a community (p&lt;0.001). </w:t>
       </w:r>
       <w:r>
-        <w:t xml:space="preserve">The number of species observed ranged from one to eight, with a mode of two in 2018 and three in 2019. </w:t>
+        <w:t xml:space="preserve">The number of species observed ranged from </w:t>
+      </w:r>
+      <w:r>
+        <w:lastRenderedPageBreak/>
+        <w:t xml:space="preserve">one to eight, with a mode of two in 2018 and three in 2019. </w:t>
       </w:r>
       <w:r>
         <w:t xml:space="preserve">The </w:t>
@@ -14489,7 +14912,6 @@
       </w:r>
       <w:proofErr w:type="spellStart"/>
       <w:r>
-        <w:lastRenderedPageBreak/>
         <w:t>RadM</w:t>
       </w:r>
       <w:proofErr w:type="spellEnd"/>
@@ -14633,7 +15055,13 @@
         <w:t>radish system</w:t>
       </w:r>
       <w:r>
-        <w:t xml:space="preserve"> communities had very low ecological value (see supplemental material). </w:t>
+        <w:t xml:space="preserve"> communities had very low ecological value (</w:t>
+      </w:r>
+      <w:r>
+        <w:t>SM1</w:t>
+      </w:r>
+      <w:r>
+        <w:t xml:space="preserve">). </w:t>
       </w:r>
       <w:r>
         <w:t xml:space="preserve"> </w:t>
@@ -15077,7 +15505,7 @@
               </w:rPr>
               <w:t xml:space="preserve"> </w:t>
             </w:r>
-            <w:commentRangeStart w:id="25"/>
+            <w:commentRangeStart w:id="23"/>
             <w:r>
               <w:t xml:space="preserve">Marginal mean estimates </w:t>
             </w:r>
@@ -15160,7 +15588,7 @@
             <w:r>
               <w:t>.</w:t>
             </w:r>
-            <w:commentRangeEnd w:id="25"/>
+            <w:commentRangeEnd w:id="23"/>
             <w:r>
               <w:rPr>
                 <w:rStyle w:val="CommentReference"/>
@@ -15169,7 +15597,7 @@
                 <w:sz w:val="24"/>
                 <w:szCs w:val="24"/>
               </w:rPr>
-              <w:commentReference w:id="25"/>
+              <w:commentReference w:id="23"/>
             </w:r>
           </w:p>
         </w:tc>
@@ -15571,7 +15999,7 @@
                 <w:lang w:val="da-DK"/>
               </w:rPr>
             </w:pPr>
-            <w:commentRangeStart w:id="26"/>
+            <w:commentRangeStart w:id="24"/>
             <w:r>
               <w:rPr>
                 <w:noProof/>
@@ -15627,7 +16055,7 @@
                 </wp:inline>
               </w:drawing>
             </w:r>
-            <w:commentRangeEnd w:id="26"/>
+            <w:commentRangeEnd w:id="24"/>
             <w:r>
               <w:rPr>
                 <w:rStyle w:val="CommentReference"/>
@@ -15635,7 +16063,7 @@
                 <w:szCs w:val="24"/>
                 <w:lang w:val="da-DK"/>
               </w:rPr>
-              <w:commentReference w:id="26"/>
+              <w:commentReference w:id="24"/>
             </w:r>
           </w:p>
           <w:p>
@@ -18833,7 +19261,7 @@
       </w:r>
     </w:p>
   </w:comment>
-  <w:comment w:id="21" w:author="Virginia Anne Nichols" w:date="2026-04-13T13:07:00Z" w:initials="VN">
+  <w:comment w:id="22" w:author="Simon Shamus Riley" w:date="2026-03-30T14:49:00Z" w:initials="SR">
     <w:p>
       <w:pPr>
         <w:pStyle w:val="CommentText"/>
@@ -18845,11 +19273,14 @@
         <w:annotationRef/>
       </w:r>
       <w:r>
-        <w:t xml:space="preserve">Say 95% CI first time you use it, then as long as you are consistent just put the range after this. </w:t>
+        <w:rPr>
+          <w:lang w:val="en-US"/>
+        </w:rPr>
+        <w:t>Here is a good example of how SE no longer serves the purpose we want it to serve for inverse-linked estimates from a GL(M)M</w:t>
       </w:r>
     </w:p>
   </w:comment>
-  <w:comment w:id="23" w:author="Simon Shamus Riley" w:date="2026-03-30T14:50:00Z" w:initials="SR">
+  <w:comment w:id="23" w:author="Virginia Anne Nichols" w:date="2026-04-13T11:26:00Z" w:initials="VN">
     <w:p>
       <w:pPr>
         <w:pStyle w:val="CommentText"/>
@@ -18861,60 +19292,22 @@
         <w:annotationRef/>
       </w:r>
       <w:r>
-        <w:rPr>
-          <w:lang w:val="en-US"/>
-        </w:rPr>
-        <w:t>Where there are p-values reported in the text, there should either be details provided about the test, or reference to a table where those details are available.</w:t>
+        <w:t xml:space="preserve">Straw? (EMMA) </w:t>
+      </w:r>
+    </w:p>
+    <w:p>
+      <w:pPr>
+        <w:pStyle w:val="CommentText"/>
+      </w:pPr>
+      <w:r>
+        <w:rPr>
+          <w:lang w:val="da-DK"/>
+        </w:rPr>
+        <w:t>For my own understanding: Is it correctly interpreted that in the MixE where there was less herbicide use, and in the surface- and no-till, it looks like if you retain the residue the perennial weeds have a better time? So if you can’t use as much herbicide you should retain straw, to suppress perennial weeds in reduced tillage systems?</w:t>
       </w:r>
     </w:p>
   </w:comment>
-  <w:comment w:id="24" w:author="Simon Shamus Riley" w:date="2026-03-30T14:49:00Z" w:initials="SR">
-    <w:p>
-      <w:pPr>
-        <w:pStyle w:val="CommentText"/>
-      </w:pPr>
-      <w:r>
-        <w:rPr>
-          <w:rStyle w:val="CommentReference"/>
-        </w:rPr>
-        <w:annotationRef/>
-      </w:r>
-      <w:r>
-        <w:rPr>
-          <w:lang w:val="en-US"/>
-        </w:rPr>
-        <w:t>Here is a good example of how SE no longer serves the purpose we want it to serve for inverse-linked estimates from a GL(M)M</w:t>
-      </w:r>
-    </w:p>
-  </w:comment>
-  <w:comment w:id="25" w:author="Virginia Anne Nichols" w:date="2026-04-13T11:26:00Z" w:initials="VN">
-    <w:p>
-      <w:pPr>
-        <w:pStyle w:val="CommentText"/>
-      </w:pPr>
-      <w:r>
-        <w:rPr>
-          <w:rStyle w:val="CommentReference"/>
-        </w:rPr>
-        <w:annotationRef/>
-      </w:r>
-      <w:r>
-        <w:t xml:space="preserve">Straw? (EMMA) </w:t>
-      </w:r>
-    </w:p>
-    <w:p>
-      <w:pPr>
-        <w:pStyle w:val="CommentText"/>
-      </w:pPr>
-      <w:r>
-        <w:rPr>
-          <w:lang w:val="da-DK"/>
-        </w:rPr>
-        <w:t>For my own understanding: Is it correctly interpreted that in the MixE where there was less herbicide use, and in the surface- and no-till, it looks like if you retain the residue the perennial weeds have a better time? So if you can’t use as much herbicide you should retain straw, to suppress perennial weeds in reduced tillage systems?</w:t>
-      </w:r>
-    </w:p>
-  </w:comment>
-  <w:comment w:id="26" w:author="Virginia Anne Nichols" w:date="2026-04-13T11:27:00Z" w:initials="VN">
+  <w:comment w:id="24" w:author="Virginia Anne Nichols" w:date="2026-04-13T11:27:00Z" w:initials="VN">
     <w:p>
       <w:pPr>
         <w:pStyle w:val="CommentText"/>
@@ -18943,8 +19336,6 @@
   <w15:commentEx w15:paraId="14379945" w15:done="0"/>
   <w15:commentEx w15:paraId="73732E4C" w15:done="0"/>
   <w15:commentEx w15:paraId="58D802DF" w15:paraIdParent="73732E4C" w15:done="0"/>
-  <w15:commentEx w15:paraId="4A7506A5" w15:done="0"/>
-  <w15:commentEx w15:paraId="5CAAF0DB" w15:done="0"/>
   <w15:commentEx w15:paraId="6BC07F4B" w15:done="0"/>
   <w15:commentEx w15:paraId="732A8E95" w15:done="0"/>
   <w15:commentEx w15:paraId="56C82389" w15:done="0"/>
@@ -18961,8 +19352,6 @@
   <w16cex:commentExtensible w16cex:durableId="08DFFACD" w16cex:dateUtc="2026-03-30T11:40:00Z"/>
   <w16cex:commentExtensible w16cex:durableId="2B1B6780" w16cex:dateUtc="2026-03-30T09:36:00Z"/>
   <w16cex:commentExtensible w16cex:durableId="527E5F3D" w16cex:dateUtc="2026-04-13T08:43:00Z"/>
-  <w16cex:commentExtensible w16cex:durableId="6D59D51D" w16cex:dateUtc="2026-04-13T11:07:00Z"/>
-  <w16cex:commentExtensible w16cex:durableId="123D7BB0" w16cex:dateUtc="2026-03-30T12:50:00Z"/>
   <w16cex:commentExtensible w16cex:durableId="3AEA9D12" w16cex:dateUtc="2026-03-30T12:49:00Z"/>
   <w16cex:commentExtensible w16cex:durableId="35072E21" w16cex:dateUtc="2026-04-13T09:26:00Z"/>
   <w16cex:commentExtensible w16cex:durableId="6F8CB178" w16cex:dateUtc="2026-04-13T09:27:00Z"/>
@@ -18979,8 +19368,6 @@
   <w16cid:commentId w16cid:paraId="14379945" w16cid:durableId="08DFFACD"/>
   <w16cid:commentId w16cid:paraId="73732E4C" w16cid:durableId="2B1B6780"/>
   <w16cid:commentId w16cid:paraId="58D802DF" w16cid:durableId="527E5F3D"/>
-  <w16cid:commentId w16cid:paraId="4A7506A5" w16cid:durableId="6D59D51D"/>
-  <w16cid:commentId w16cid:paraId="5CAAF0DB" w16cid:durableId="123D7BB0"/>
   <w16cid:commentId w16cid:paraId="6BC07F4B" w16cid:durableId="3AEA9D12"/>
   <w16cid:commentId w16cid:paraId="732A8E95" w16cid:durableId="35072E21"/>
   <w16cid:commentId w16cid:paraId="56C82389" w16cid:durableId="6F8CB178"/>
@@ -19861,7 +20248,6 @@
   <w:style w:type="character" w:default="1" w:styleId="DefaultParagraphFont">
     <w:name w:val="Default Paragraph Font"/>
     <w:uiPriority w:val="1"/>
-    <w:semiHidden/>
     <w:unhideWhenUsed/>
   </w:style>
   <w:style w:type="table" w:default="1" w:styleId="TableNormal">
@@ -20072,6 +20458,27 @@
     <w:rPr>
       <w:color w:val="954F72" w:themeColor="followedHyperlink"/>
       <w:u w:val="single"/>
+    </w:rPr>
+  </w:style>
+  <w:style w:type="paragraph" w:styleId="HTMLPreformatted">
+    <w:name w:val="HTML Preformatted"/>
+    <w:basedOn w:val="Normal"/>
+    <w:link w:val="HTMLPreformattedChar"/>
+    <w:rsid w:val="00081453"/>
+    <w:rPr>
+      <w:rFonts w:ascii="Consolas" w:hAnsi="Consolas"/>
+      <w:sz w:val="20"/>
+      <w:szCs w:val="20"/>
+    </w:rPr>
+  </w:style>
+  <w:style w:type="character" w:customStyle="1" w:styleId="HTMLPreformattedChar">
+    <w:name w:val="HTML Preformatted Char"/>
+    <w:basedOn w:val="DefaultParagraphFont"/>
+    <w:link w:val="HTMLPreformatted"/>
+    <w:rsid w:val="00081453"/>
+    <w:rPr>
+      <w:rFonts w:ascii="Consolas" w:hAnsi="Consolas"/>
+      <w:lang w:eastAsia="en-US"/>
     </w:rPr>
   </w:style>
 </w:styles>

--- a/docs/01_manuscript1/01_manu/manu-v9.docx
+++ b/docs/01_manuscript1/01_manu/manu-v9.docx
@@ -14502,74 +14502,111 @@
         <w:spacing w:line="360" w:lineRule="auto"/>
       </w:pPr>
       <w:r>
-        <w:t>Communities were most strongly dictated by year of measurement</w:t>
-      </w:r>
-      <w:r>
-        <w:t xml:space="preserve"> due to the crop volunteer species varying by year</w:t>
-      </w:r>
-      <w:r>
-        <w:t>. Model fit</w:t>
-      </w:r>
-      <w:r>
-        <w:t xml:space="preserve">, </w:t>
-      </w:r>
-      <w:r>
-        <w:t>convergence</w:t>
-      </w:r>
-      <w:r>
-        <w:t xml:space="preserve"> and interpretability</w:t>
-      </w:r>
-      <w:r>
-        <w:t xml:space="preserve"> w</w:t>
-      </w:r>
-      <w:r>
-        <w:t>ere</w:t>
-      </w:r>
-      <w:r>
-        <w:t xml:space="preserve"> improved when models were fit to years individually, so results </w:t>
-      </w:r>
-      <w:r>
-        <w:t xml:space="preserve">for this response variable </w:t>
-      </w:r>
-      <w:r>
-        <w:t xml:space="preserve">are reported for </w:t>
-      </w:r>
-      <w:r>
-        <w:t xml:space="preserve">separated </w:t>
-      </w:r>
-      <w:r>
-        <w:t>models</w:t>
-      </w:r>
-      <w:r>
-        <w:t xml:space="preserve"> (Figure 3)</w:t>
-      </w:r>
-      <w:r>
-        <w:t xml:space="preserve">. Within </w:t>
-      </w:r>
-      <w:r>
-        <w:t>each</w:t>
-      </w:r>
-      <w:r>
-        <w:t xml:space="preserve"> year, cover crop treatment explained 65-70% of the variance and had a significant effect on community structure (p&lt;0.001), with tillage and straw removal treatments explaining less than 1% of the total variance each, respectively. </w:t>
-      </w:r>
-      <w:r>
-        <w:t xml:space="preserve">The two </w:t>
-      </w:r>
-      <w:r>
+        <w:t>Cash crop volunteers were assigned a dummy code consistent across years to allow for more generalized inference of patterns across years. C</w:t>
+      </w:r>
+      <w:r>
+        <w:t xml:space="preserve">over crop treatment explained </w:t>
+      </w:r>
+      <w:r>
+        <w:t xml:space="preserve">over half of the </w:t>
+      </w:r>
+      <w:r>
+        <w:t>variance</w:t>
+      </w:r>
+      <w:r>
+        <w:t xml:space="preserve"> (SM2)</w:t>
+      </w:r>
+      <w:r>
+        <w:t xml:space="preserve"> and had a significant effect on community structure (p&lt;0.001), </w:t>
+      </w:r>
+      <w:r>
+        <w:t xml:space="preserve">year explaining 8% of the variance, and </w:t>
+      </w:r>
+      <w:r>
+        <w:t xml:space="preserve">tillage and straw </w:t>
+      </w:r>
+      <w:r>
+        <w:t xml:space="preserve">management </w:t>
+      </w:r>
+      <w:r>
+        <w:t>explaining less than 1% of the total variance each, respectively</w:t>
+      </w:r>
+      <w:r>
+        <w:t xml:space="preserve"> (SM2)</w:t>
+      </w:r>
+      <w:r>
+        <w:t xml:space="preserve">. </w:t>
+      </w:r>
+      <w:r>
+        <w:t>The</w:t>
+      </w:r>
+      <w:r>
+        <w:t xml:space="preserve"> radish cover crop (RAPSR) drove the two radish treatments (</w:t>
+      </w:r>
+      <w:proofErr w:type="spellStart"/>
+      <w:r>
+        <w:t>RadM</w:t>
+      </w:r>
+      <w:proofErr w:type="spellEnd"/>
+      <w:r>
+        <w:t xml:space="preserve"> and </w:t>
+      </w:r>
+      <w:proofErr w:type="spellStart"/>
+      <w:r>
+        <w:t>RadL</w:t>
+      </w:r>
+      <w:proofErr w:type="spellEnd"/>
+      <w:r>
+        <w:t xml:space="preserve">) communities, </w:t>
+      </w:r>
+      <w:r>
+        <w:t xml:space="preserve">and the high RAPSR coverage in the </w:t>
+      </w:r>
+      <w:proofErr w:type="spellStart"/>
+      <w:r>
+        <w:t>RadM</w:t>
+      </w:r>
+      <w:proofErr w:type="spellEnd"/>
+      <w:r>
+        <w:t xml:space="preserve"> treatment rendered that coverage community completely distinct from the mixes and </w:t>
+      </w:r>
+      <w:proofErr w:type="spellStart"/>
+      <w:r>
+        <w:t>NoCC</w:t>
+      </w:r>
+      <w:proofErr w:type="spellEnd"/>
+      <w:r>
+        <w:t xml:space="preserve"> treatments </w:t>
+      </w:r>
+      <w:r>
+        <w:t>(Figure 3). T</w:t>
+      </w:r>
+      <w:r>
+        <w:t xml:space="preserve">he </w:t>
+      </w:r>
+      <w:proofErr w:type="spellStart"/>
+      <w:r>
+        <w:t>MixE</w:t>
+      </w:r>
+      <w:proofErr w:type="spellEnd"/>
+      <w:r>
+        <w:t xml:space="preserve"> community had a higher presence of the grass/clover </w:t>
+      </w:r>
+      <w:r>
+        <w:lastRenderedPageBreak/>
         <w:t xml:space="preserve">cover crop </w:t>
       </w:r>
-      <w:r>
-        <w:t>mix</w:t>
-      </w:r>
-      <w:r>
-        <w:t>ture</w:t>
-      </w:r>
-      <w:r>
-        <w:t xml:space="preserve"> treatments (</w:t>
+      <w:proofErr w:type="gramStart"/>
+      <w:r>
+        <w:t>species, but</w:t>
+      </w:r>
+      <w:proofErr w:type="gramEnd"/>
+      <w:r>
+        <w:t xml:space="preserve"> shared many of the same species with the </w:t>
       </w:r>
       <w:proofErr w:type="spellStart"/>
       <w:r>
-        <w:t>MixE</w:t>
+        <w:t>MixM</w:t>
       </w:r>
       <w:proofErr w:type="spellEnd"/>
       <w:r>
@@ -14577,53 +14614,22 @@
       </w:r>
       <w:proofErr w:type="spellStart"/>
       <w:r>
-        <w:t>MixM</w:t>
+        <w:t>NoCC</w:t>
       </w:r>
       <w:proofErr w:type="spellEnd"/>
       <w:r>
-        <w:t xml:space="preserve">) had communities distinct from the two </w:t>
-      </w:r>
-      <w:r>
-        <w:lastRenderedPageBreak/>
-        <w:t>radish treatments (</w:t>
+        <w:t xml:space="preserve">. The higher soil exposure in the </w:t>
       </w:r>
       <w:proofErr w:type="spellStart"/>
       <w:r>
-        <w:t>RadM</w:t>
+        <w:t>NoCC</w:t>
       </w:r>
       <w:proofErr w:type="spellEnd"/>
       <w:r>
-        <w:t xml:space="preserve"> and </w:t>
-      </w:r>
-      <w:proofErr w:type="spellStart"/>
-      <w:r>
-        <w:t>RadL</w:t>
-      </w:r>
-      <w:proofErr w:type="spellEnd"/>
-      <w:r>
-        <w:t xml:space="preserve">), with the </w:t>
-      </w:r>
-      <w:proofErr w:type="spellStart"/>
-      <w:r>
-        <w:t>NoCC</w:t>
-      </w:r>
-      <w:proofErr w:type="spellEnd"/>
-      <w:r>
-        <w:t xml:space="preserve"> communities being more </w:t>
-      </w:r>
-      <w:proofErr w:type="gramStart"/>
-      <w:r>
-        <w:t>similar to</w:t>
-      </w:r>
-      <w:proofErr w:type="gramEnd"/>
-      <w:r>
-        <w:t xml:space="preserve"> the mix</w:t>
-      </w:r>
-      <w:r>
-        <w:t>ture</w:t>
-      </w:r>
-      <w:r>
-        <w:t xml:space="preserve"> treatments in both years (Figure 3). </w:t>
+        <w:t xml:space="preserve"> and radish cover crop treatments (Figure 2) is also shown in the community assemblies</w:t>
+      </w:r>
+      <w:r>
+        <w:t xml:space="preserve">. </w:t>
       </w:r>
     </w:p>
     <w:tbl>
@@ -14649,14 +14655,13 @@
             </w:pPr>
             <w:r>
               <w:rPr>
-                <w:noProof/>
                 <w:lang w:val="da-DK"/>
               </w:rPr>
               <w:drawing>
-                <wp:inline distT="0" distB="0" distL="0" distR="0" wp14:anchorId="029ED059" wp14:editId="295D318A">
-                  <wp:extent cx="5532120" cy="5532120"/>
-                  <wp:effectExtent l="0" t="0" r="0" b="0"/>
-                  <wp:docPr id="2034688377" name="Picture 4"/>
+                <wp:inline distT="0" distB="0" distL="0" distR="0" wp14:anchorId="54E144CD" wp14:editId="6FDFA78F">
+                  <wp:extent cx="5731510" cy="2865755"/>
+                  <wp:effectExtent l="0" t="0" r="2540" b="0"/>
+                  <wp:docPr id="1628033631" name="Picture 4"/>
                   <wp:cNvGraphicFramePr>
                     <a:graphicFrameLocks xmlns:a="http://schemas.openxmlformats.org/drawingml/2006/main" noChangeAspect="1"/>
                   </wp:cNvGraphicFramePr>
@@ -14685,7 +14690,7 @@
                         <pic:spPr bwMode="auto">
                           <a:xfrm>
                             <a:off x="0" y="0"/>
-                            <a:ext cx="5532120" cy="5532120"/>
+                            <a:ext cx="5731510" cy="2865755"/>
                           </a:xfrm>
                           <a:prstGeom prst="rect">
                             <a:avLst/>
@@ -14702,11 +14707,6 @@
               </w:drawing>
             </w:r>
           </w:p>
-          <w:p>
-            <w:pPr>
-              <w:spacing w:line="360" w:lineRule="auto"/>
-            </w:pPr>
-          </w:p>
         </w:tc>
       </w:tr>
       <w:tr>
@@ -14733,32 +14733,69 @@
                 <w:i/>
                 <w:iCs/>
               </w:rPr>
-              <w:t>(Top)</w:t>
-            </w:r>
-            <w:r>
-              <w:t xml:space="preserve"> </w:t>
-            </w:r>
-            <w:r>
-              <w:t>Non-metric multi-dimensional scaling (NMDS) analyses show c</w:t>
-            </w:r>
-            <w:r>
-              <w:t>over crop system had the largest impact on fall vegetation communities, with a minor impact of tillage system</w:t>
-            </w:r>
-            <w:r>
-              <w:t xml:space="preserve"> and straw removal</w:t>
-            </w:r>
-            <w:r>
-              <w:t>.</w:t>
-            </w:r>
-            <w:r>
-              <w:t xml:space="preserve"> </w:t>
+              <w:t>(</w:t>
             </w:r>
             <w:r>
               <w:rPr>
                 <w:i/>
                 <w:iCs/>
               </w:rPr>
-              <w:t>(Bottom)</w:t>
+              <w:t>Left</w:t>
+            </w:r>
+            <w:r>
+              <w:rPr>
+                <w:i/>
+                <w:iCs/>
+              </w:rPr>
+              <w:t>)</w:t>
+            </w:r>
+            <w:r>
+              <w:t xml:space="preserve"> </w:t>
+            </w:r>
+            <w:r>
+              <w:t>Non-metric multi-dimensional scaling (NMDS) analyses show c</w:t>
+            </w:r>
+            <w:r>
+              <w:t>over crop system had the largest impact on fall vegetation communities, with a minor impact of</w:t>
+            </w:r>
+            <w:r>
+              <w:t xml:space="preserve"> year,</w:t>
+            </w:r>
+            <w:r>
+              <w:t xml:space="preserve"> tillage system</w:t>
+            </w:r>
+            <w:r>
+              <w:t xml:space="preserve"> and straw </w:t>
+            </w:r>
+            <w:r>
+              <w:t>removal</w:t>
+            </w:r>
+            <w:r>
+              <w:t>.</w:t>
+            </w:r>
+            <w:r>
+              <w:t xml:space="preserve"> </w:t>
+            </w:r>
+            <w:r>
+              <w:rPr>
+                <w:i/>
+                <w:iCs/>
+              </w:rPr>
+              <w:t>(</w:t>
+            </w:r>
+            <w:r>
+              <w:rPr>
+                <w:i/>
+                <w:iCs/>
+              </w:rPr>
+              <w:t>Right</w:t>
+            </w:r>
+            <w:r>
+              <w:rPr>
+                <w:i/>
+                <w:iCs/>
+              </w:rPr>
+              <w:t>)</w:t>
             </w:r>
             <w:r>
               <w:t xml:space="preserve"> Radish cover crop systems (</w:t>
@@ -14807,7 +14844,13 @@
               <w:t xml:space="preserve"> coverage</w:t>
             </w:r>
             <w:r>
-              <w:t xml:space="preserve"> of low value crop volunteers</w:t>
+              <w:t xml:space="preserve"> of low value </w:t>
+            </w:r>
+            <w:r>
+              <w:t xml:space="preserve">cash </w:t>
+            </w:r>
+            <w:r>
+              <w:t>crop volunteers</w:t>
             </w:r>
             <w:r>
               <w:t xml:space="preserve"> in the community (see Figure 2). </w:t>
@@ -14829,31 +14872,121 @@
         <w:spacing w:line="360" w:lineRule="auto"/>
       </w:pPr>
       <w:r>
-        <w:t>Year and cover crop treatment had significant impacts on the number of species</w:t>
-      </w:r>
-      <w:r>
-        <w:t>/</w:t>
+        <w:t>Radish species were estimated to have the highest ecological value</w:t>
+      </w:r>
+      <w:r>
+        <w:t xml:space="preserve"> while spring barley and spring oat volunteers had no value (</w:t>
+      </w:r>
+      <w:r>
+        <w:t>supporting information</w:t>
+      </w:r>
+      <w:r>
+        <w:t xml:space="preserve">), resulting in treatments with high percent </w:t>
+      </w:r>
+      <w:r>
+        <w:t>radish (</w:t>
+      </w:r>
+      <w:r>
+        <w:t>RAPSR</w:t>
+      </w:r>
+      <w:r>
+        <w:t>)</w:t>
+      </w:r>
+      <w:r>
+        <w:t xml:space="preserve"> coverage </w:t>
+      </w:r>
+      <w:r>
+        <w:t>exhibiting</w:t>
+      </w:r>
+      <w:r>
+        <w:t xml:space="preserve"> the highest potential ecosystem value (Figure 3). While the mixes</w:t>
+      </w:r>
+      <w:r>
+        <w:t>’ communities</w:t>
+      </w:r>
+      <w:r>
+        <w:t xml:space="preserve"> contained species with high ecological value</w:t>
+      </w:r>
+      <w:r>
+        <w:t xml:space="preserve"> (e.g.</w:t>
+      </w:r>
+      <w:r>
+        <w:t xml:space="preserve">, </w:t>
+      </w:r>
+      <w:r>
+        <w:t xml:space="preserve">TAROF, LAMSS) that were absent in the radish systems, </w:t>
+      </w:r>
+      <w:r>
+        <w:t>the</w:t>
+      </w:r>
+      <w:r>
+        <w:t>se high-value species had</w:t>
+      </w:r>
+      <w:r>
+        <w:t xml:space="preserve"> small contributions to the percent </w:t>
+      </w:r>
+      <w:proofErr w:type="gramStart"/>
+      <w:r>
+        <w:t>coverage, and</w:t>
+      </w:r>
+      <w:proofErr w:type="gramEnd"/>
+      <w:r>
+        <w:t xml:space="preserve"> therefore did not result in high estimated </w:t>
+      </w:r>
+      <w:r>
+        <w:t>ecosystem</w:t>
+      </w:r>
+      <w:r>
+        <w:t xml:space="preserve"> support</w:t>
+      </w:r>
+      <w:r>
+        <w:t xml:space="preserve"> potential.</w:t>
+      </w:r>
+      <w:r>
+        <w:t xml:space="preserve"> The value of the radish systems was driven by the RAPSR value – when this value was set to zero, </w:t>
+      </w:r>
+      <w:r>
+        <w:t>radish system</w:t>
+      </w:r>
+      <w:r>
+        <w:t xml:space="preserve"> communities had very low ecological value (</w:t>
+      </w:r>
+      <w:r>
+        <w:t>SM1</w:t>
+      </w:r>
+      <w:r>
+        <w:t xml:space="preserve">). </w:t>
+      </w:r>
+      <w:r>
+        <w:t xml:space="preserve"> </w:t>
+      </w:r>
+    </w:p>
+    <w:p>
+      <w:pPr>
+        <w:spacing w:line="360" w:lineRule="auto"/>
+      </w:pPr>
+      <w:r>
+        <w:t xml:space="preserve">Year and cover crop treatment had significant impacts on the number of species (Table 3) observed in a community (p&lt;0.001; SM2). The number of species observed ranged from one to eight, with a mode of two in 2018 and three in 2019. The </w:t>
       </w:r>
       <w:proofErr w:type="spellStart"/>
       <w:r>
-        <w:t>genuses</w:t>
+        <w:t>MixE</w:t>
       </w:r>
       <w:proofErr w:type="spellEnd"/>
       <w:r>
-        <w:t xml:space="preserve"> (Table 3)</w:t>
-      </w:r>
-      <w:r>
-        <w:t xml:space="preserve"> observed in a community (p&lt;0.001). </w:t>
-      </w:r>
-      <w:r>
-        <w:t xml:space="preserve">The number of species observed ranged from </w:t>
+        <w:t xml:space="preserve"> had more species than the </w:t>
       </w:r>
       <w:r>
         <w:lastRenderedPageBreak/>
-        <w:t xml:space="preserve">one to eight, with a mode of two in 2018 and three in 2019. </w:t>
-      </w:r>
-      <w:r>
-        <w:t xml:space="preserve">The </w:t>
+        <w:t xml:space="preserve">radish cover crops (p&lt;0.001; SM2), but </w:t>
+      </w:r>
+      <w:proofErr w:type="gramStart"/>
+      <w:r>
+        <w:t>overall</w:t>
+      </w:r>
+      <w:proofErr w:type="gramEnd"/>
+      <w:r>
+        <w:t xml:space="preserve"> the number of species present was low in all communities. The evenness of the communities ranged from 0.09 to 1, and there was an amplifying interaction between cover crop treatment and year (p&lt;0.001). Evenness was generally higher in the radish cover crop treatments because those communities were not dominated by the cash crop volunteers (Figure 2), followed by </w:t>
       </w:r>
       <w:proofErr w:type="spellStart"/>
       <w:r>
@@ -14861,50 +14994,11 @@
       </w:r>
       <w:proofErr w:type="spellEnd"/>
       <w:r>
-        <w:t xml:space="preserve"> community had 1</w:t>
-      </w:r>
-      <w:r>
-        <w:t>.</w:t>
-      </w:r>
-      <w:r>
-        <w:t>4 (SE:</w:t>
-      </w:r>
-      <w:r>
-        <w:t>0.</w:t>
-      </w:r>
-      <w:r>
-        <w:t>2</w:t>
-      </w:r>
-      <w:r>
-        <w:t>, p=0.02</w:t>
-      </w:r>
-      <w:r>
-        <w:t>) and 1</w:t>
-      </w:r>
-      <w:r>
-        <w:t>.</w:t>
-      </w:r>
-      <w:r>
-        <w:t>5</w:t>
-      </w:r>
-      <w:r>
-        <w:t xml:space="preserve"> (SE:0.</w:t>
-      </w:r>
-      <w:r>
-        <w:t>2</w:t>
-      </w:r>
-      <w:r>
-        <w:t xml:space="preserve">, p&lt;0.001) </w:t>
-      </w:r>
-      <w:r>
-        <w:t xml:space="preserve">times </w:t>
-      </w:r>
-      <w:r>
-        <w:t xml:space="preserve">more species compared to the </w:t>
+        <w:t xml:space="preserve">, followed by </w:t>
       </w:r>
       <w:proofErr w:type="spellStart"/>
       <w:r>
-        <w:t>RadL</w:t>
+        <w:t>MixM</w:t>
       </w:r>
       <w:proofErr w:type="spellEnd"/>
       <w:r>
@@ -14912,159 +15006,11 @@
       </w:r>
       <w:proofErr w:type="spellStart"/>
       <w:r>
-        <w:t>RadM</w:t>
+        <w:t>NoCC</w:t>
       </w:r>
       <w:proofErr w:type="spellEnd"/>
       <w:r>
-        <w:t xml:space="preserve"> communities, respectively, but the number of species in all other cover crop treatment comparisons were not significantly different. </w:t>
-      </w:r>
-      <w:r>
-        <w:t xml:space="preserve">The evenness of the communities </w:t>
-      </w:r>
-      <w:r>
-        <w:t>ranged from 0.09 to 1, and there was an amplifying interaction between cover crop treatment and year (p&lt;0.001)</w:t>
-      </w:r>
-      <w:r>
-        <w:t>. E</w:t>
-      </w:r>
-      <w:r>
-        <w:t xml:space="preserve">venness </w:t>
-      </w:r>
-      <w:r>
-        <w:t>was generally higher in the radish cover crop treatments</w:t>
-      </w:r>
-      <w:r>
-        <w:t xml:space="preserve"> because those communities were not dominated by the cash crop volunteers (Figure 2)</w:t>
-      </w:r>
-      <w:r>
-        <w:t xml:space="preserve">, followed by </w:t>
-      </w:r>
-      <w:proofErr w:type="spellStart"/>
-      <w:r>
-        <w:t>MixE</w:t>
-      </w:r>
-      <w:proofErr w:type="spellEnd"/>
-      <w:r>
-        <w:t xml:space="preserve">, followed by </w:t>
-      </w:r>
-      <w:proofErr w:type="spellStart"/>
-      <w:r>
-        <w:t>MixM</w:t>
-      </w:r>
-      <w:proofErr w:type="spellEnd"/>
-      <w:r>
-        <w:t xml:space="preserve"> and </w:t>
-      </w:r>
-      <w:proofErr w:type="spellStart"/>
-      <w:r>
-        <w:t>NoCC</w:t>
-      </w:r>
-      <w:proofErr w:type="spellEnd"/>
-      <w:r>
-        <w:t xml:space="preserve"> treatments; this pattern was true </w:t>
-      </w:r>
-      <w:r>
-        <w:t>regardless of tillage</w:t>
-      </w:r>
-      <w:r>
-        <w:t xml:space="preserve"> system, straw management, and year</w:t>
-      </w:r>
-      <w:r>
-        <w:t xml:space="preserve"> (supporting information). </w:t>
-      </w:r>
-    </w:p>
-    <w:p>
-      <w:pPr>
-        <w:spacing w:line="360" w:lineRule="auto"/>
-      </w:pPr>
-      <w:r>
-        <w:t>Radish species were estimated to have the highest ecological value</w:t>
-      </w:r>
-      <w:r>
-        <w:t xml:space="preserve"> while spring barley and spring oat volunteers had no value (</w:t>
-      </w:r>
-      <w:r>
-        <w:t>supporting information</w:t>
-      </w:r>
-      <w:r>
-        <w:t xml:space="preserve">), resulting in treatments with high percent </w:t>
-      </w:r>
-      <w:r>
-        <w:t>radish (</w:t>
-      </w:r>
-      <w:r>
-        <w:t>RAPSR</w:t>
-      </w:r>
-      <w:r>
-        <w:t>)</w:t>
-      </w:r>
-      <w:r>
-        <w:t xml:space="preserve"> coverage </w:t>
-      </w:r>
-      <w:r>
-        <w:t>exhibiting</w:t>
-      </w:r>
-      <w:r>
-        <w:t xml:space="preserve"> the highest potential ecosystem value (Figure 3). While the mixes</w:t>
-      </w:r>
-      <w:r>
-        <w:t>’ communities</w:t>
-      </w:r>
-      <w:r>
-        <w:t xml:space="preserve"> contained species with high ecological value</w:t>
-      </w:r>
-      <w:r>
-        <w:t xml:space="preserve"> (e.g.</w:t>
-      </w:r>
-      <w:r>
-        <w:t xml:space="preserve">, </w:t>
-      </w:r>
-      <w:r>
-        <w:t xml:space="preserve">TAROF, LAMSS) that were absent in the radish systems, </w:t>
-      </w:r>
-      <w:r>
-        <w:t>the</w:t>
-      </w:r>
-      <w:r>
-        <w:t>se high-value species had</w:t>
-      </w:r>
-      <w:r>
-        <w:t xml:space="preserve"> small contributions to the percent </w:t>
-      </w:r>
-      <w:proofErr w:type="gramStart"/>
-      <w:r>
-        <w:t>coverage, and</w:t>
-      </w:r>
-      <w:proofErr w:type="gramEnd"/>
-      <w:r>
-        <w:t xml:space="preserve"> therefore did not result in high estimated </w:t>
-      </w:r>
-      <w:r>
-        <w:t>ecosystem</w:t>
-      </w:r>
-      <w:r>
-        <w:t xml:space="preserve"> support</w:t>
-      </w:r>
-      <w:r>
-        <w:t xml:space="preserve"> potential.</w:t>
-      </w:r>
-      <w:r>
-        <w:t xml:space="preserve"> The value of the radish systems was driven by the RAPSR value – when this value was set to zero, </w:t>
-      </w:r>
-      <w:r>
-        <w:t>radish system</w:t>
-      </w:r>
-      <w:r>
-        <w:t xml:space="preserve"> communities had very low ecological value (</w:t>
-      </w:r>
-      <w:r>
-        <w:t>SM1</w:t>
-      </w:r>
-      <w:r>
-        <w:t xml:space="preserve">). </w:t>
-      </w:r>
-      <w:r>
-        <w:t xml:space="preserve"> </w:t>
+        <w:t xml:space="preserve"> treatments; this pattern was true regardless of tillage system, straw management, and year (SM2). </w:t>
       </w:r>
     </w:p>
     <w:p>

--- a/docs/01_manuscript1/01_manu/manu-v9.docx
+++ b/docs/01_manuscript1/01_manu/manu-v9.docx
@@ -331,55 +331,19 @@
         <w:rPr>
           <w:lang w:val="fr-CA"/>
         </w:rPr>
-        <w:t xml:space="preserve">Department of </w:t>
-      </w:r>
-      <w:proofErr w:type="spellStart"/>
+        <w:t>Department of Agroecology</w:t>
+      </w:r>
       <w:r>
         <w:rPr>
           <w:lang w:val="fr-CA"/>
         </w:rPr>
-        <w:t>Agroecology</w:t>
-      </w:r>
-      <w:proofErr w:type="spellEnd"/>
+        <w:t xml:space="preserve">, </w:t>
+      </w:r>
       <w:r>
         <w:rPr>
           <w:lang w:val="fr-CA"/>
         </w:rPr>
-        <w:t xml:space="preserve">, </w:t>
-      </w:r>
-      <w:r>
-        <w:rPr>
-          <w:lang w:val="fr-CA"/>
-        </w:rPr>
-        <w:t xml:space="preserve">Aarhus </w:t>
-      </w:r>
-      <w:proofErr w:type="spellStart"/>
-      <w:r>
-        <w:rPr>
-          <w:lang w:val="fr-CA"/>
-        </w:rPr>
-        <w:t>University</w:t>
-      </w:r>
-      <w:proofErr w:type="spellEnd"/>
-      <w:r>
-        <w:rPr>
-          <w:lang w:val="fr-CA"/>
-        </w:rPr>
-        <w:t xml:space="preserve">, 1 </w:t>
-      </w:r>
-      <w:proofErr w:type="spellStart"/>
-      <w:r>
-        <w:rPr>
-          <w:lang w:val="fr-CA"/>
-        </w:rPr>
-        <w:t>Forsøgsvej</w:t>
-      </w:r>
-      <w:proofErr w:type="spellEnd"/>
-      <w:r>
-        <w:rPr>
-          <w:lang w:val="fr-CA"/>
-        </w:rPr>
-        <w:t>, 4200 Slagelse, Denmark</w:t>
+        <w:t>Aarhus University, 1 Forsøgsvej, 4200 Slagelse, Denmark</w:t>
       </w:r>
       <w:r>
         <w:rPr>
@@ -636,7 +600,6 @@
         </w:rPr>
       </w:pPr>
       <w:commentRangeStart w:id="1"/>
-      <w:proofErr w:type="spellStart"/>
       <w:r>
         <w:rPr>
           <w:lang w:val="en-US"/>
@@ -645,7 +608,6 @@
         <w:t>CRediT</w:t>
       </w:r>
       <w:commentRangeEnd w:id="1"/>
-      <w:proofErr w:type="spellEnd"/>
       <w:r>
         <w:rPr>
           <w:rStyle w:val="CommentReference"/>
@@ -1494,18 +1456,8 @@
           <w:iCs/>
           <w:lang w:val="en-US"/>
         </w:rPr>
-        <w:t xml:space="preserve">Lolium </w:t>
-      </w:r>
-      <w:proofErr w:type="spellStart"/>
-      <w:r>
-        <w:rPr>
-          <w:i/>
-          <w:iCs/>
-          <w:lang w:val="en-US"/>
-        </w:rPr>
-        <w:t>perenne</w:t>
-      </w:r>
-      <w:proofErr w:type="spellEnd"/>
+        <w:t>Lolium perenne</w:t>
+      </w:r>
       <w:r>
         <w:rPr>
           <w:lang w:val="en-US"/>
@@ -1524,35 +1476,7 @@
         <w:rPr>
           <w:lang w:val="en-US"/>
         </w:rPr>
-        <w:t>) mixtures sown early (</w:t>
-      </w:r>
-      <w:proofErr w:type="spellStart"/>
-      <w:r>
-        <w:rPr>
-          <w:lang w:val="en-US"/>
-        </w:rPr>
-        <w:t>MixE</w:t>
-      </w:r>
-      <w:proofErr w:type="spellEnd"/>
-      <w:r>
-        <w:rPr>
-          <w:lang w:val="en-US"/>
-        </w:rPr>
-        <w:t>) and mid-season (</w:t>
-      </w:r>
-      <w:proofErr w:type="spellStart"/>
-      <w:r>
-        <w:rPr>
-          <w:lang w:val="en-US"/>
-        </w:rPr>
-        <w:t>MixM</w:t>
-      </w:r>
-      <w:proofErr w:type="spellEnd"/>
-      <w:r>
-        <w:rPr>
-          <w:lang w:val="en-US"/>
-        </w:rPr>
-        <w:t>)</w:t>
+        <w:t>) mixtures sown early (MixE) and mid-season (MixM)</w:t>
       </w:r>
       <w:r>
         <w:rPr>
@@ -1578,518 +1502,398 @@
         <w:rPr>
           <w:lang w:val="en-US"/>
         </w:rPr>
-        <w:t>) sown mid-season (</w:t>
-      </w:r>
-      <w:proofErr w:type="spellStart"/>
+        <w:t>) sown mid-season (RadM) and post-harvest (RadL)</w:t>
+      </w:r>
+      <w:r>
+        <w:rPr>
+          <w:lang w:val="en-US"/>
+        </w:rPr>
+        <w:t>;</w:t>
+      </w:r>
+      <w:r>
+        <w:rPr>
+          <w:lang w:val="en-US"/>
+        </w:rPr>
+        <w:t xml:space="preserve"> no-cover control (NoCC)</w:t>
+      </w:r>
+      <w:r>
+        <w:rPr>
+          <w:lang w:val="en-US"/>
+        </w:rPr>
+        <w:t xml:space="preserve">] </w:t>
+      </w:r>
+      <w:r>
+        <w:rPr>
+          <w:lang w:val="en-US"/>
+        </w:rPr>
+        <w:t xml:space="preserve">were implemented in </w:t>
+      </w:r>
+      <w:r>
+        <w:rPr>
+          <w:lang w:val="en-US"/>
+        </w:rPr>
+        <w:t>a long</w:t>
+      </w:r>
+      <w:r>
+        <w:rPr>
+          <w:lang w:val="en-US"/>
+        </w:rPr>
+        <w:t>-</w:t>
+      </w:r>
+      <w:r>
+        <w:rPr>
+          <w:lang w:val="en-US"/>
+        </w:rPr>
+        <w:t xml:space="preserve">term </w:t>
+      </w:r>
+      <w:r>
+        <w:rPr>
+          <w:lang w:val="en-US"/>
+        </w:rPr>
+        <w:t xml:space="preserve">experiment with every combination of </w:t>
+      </w:r>
+      <w:r>
+        <w:rPr>
+          <w:lang w:val="en-US"/>
+        </w:rPr>
+        <w:t xml:space="preserve">three tillage (no-till, surface, inversion) and two straw managements (retained, removed). Measured responses included cash crop yield, fall </w:t>
+      </w:r>
+      <w:r>
+        <w:rPr>
+          <w:lang w:val="en-US"/>
+        </w:rPr>
+        <w:t xml:space="preserve">species cover and </w:t>
+      </w:r>
+      <w:r>
+        <w:rPr>
+          <w:lang w:val="en-US"/>
+        </w:rPr>
+        <w:t xml:space="preserve">biomass, spring weed counts and pesticide use; ecological values </w:t>
+      </w:r>
+      <w:r>
+        <w:rPr>
+          <w:lang w:val="en-US"/>
+        </w:rPr>
+        <w:t xml:space="preserve">of species and pesticide toxicity </w:t>
+      </w:r>
+      <w:r>
+        <w:rPr>
+          <w:lang w:val="en-US"/>
+        </w:rPr>
+        <w:t>were estimated using published indices</w:t>
+      </w:r>
+      <w:r>
+        <w:rPr>
+          <w:lang w:val="en-US"/>
+        </w:rPr>
+        <w:t>; overall value was calculated using multi-criteria analysis</w:t>
+      </w:r>
+      <w:r>
+        <w:rPr>
+          <w:lang w:val="en-US"/>
+        </w:rPr>
+        <w:t>.</w:t>
+      </w:r>
+      <w:r>
+        <w:rPr>
+          <w:lang w:val="en-US"/>
+        </w:rPr>
+        <w:t xml:space="preserve"> </w:t>
+      </w:r>
+      <w:r>
+        <w:rPr>
+          <w:lang w:val="en-US"/>
+        </w:rPr>
+        <w:t xml:space="preserve">The study coincided with extreme weather years. </w:t>
+      </w:r>
+      <w:r>
+        <w:rPr>
+          <w:lang w:val="en-US"/>
+        </w:rPr>
+        <w:t xml:space="preserve">All </w:t>
+      </w:r>
+      <w:r>
+        <w:rPr>
+          <w:lang w:val="en-US"/>
+        </w:rPr>
+        <w:t xml:space="preserve">RadM systems </w:t>
+      </w:r>
+      <w:r>
+        <w:rPr>
+          <w:lang w:val="en-US"/>
+        </w:rPr>
+        <w:t xml:space="preserve">had </w:t>
+      </w:r>
+      <w:r>
+        <w:rPr>
+          <w:lang w:val="en-US"/>
+        </w:rPr>
+        <w:t xml:space="preserve">high </w:t>
+      </w:r>
+      <w:r>
+        <w:rPr>
+          <w:lang w:val="en-US"/>
+        </w:rPr>
+        <w:t xml:space="preserve">crop </w:t>
+      </w:r>
+      <w:r>
+        <w:rPr>
+          <w:lang w:val="en-US"/>
+        </w:rPr>
+        <w:t>yields, fall biomass</w:t>
+      </w:r>
+      <w:r>
+        <w:rPr>
+          <w:lang w:val="en-US"/>
+        </w:rPr>
+        <w:t>,</w:t>
+      </w:r>
+      <w:r>
+        <w:rPr>
+          <w:lang w:val="en-US"/>
+        </w:rPr>
+        <w:t xml:space="preserve"> and </w:t>
+      </w:r>
+      <w:r>
+        <w:rPr>
+          <w:lang w:val="en-US"/>
+        </w:rPr>
+        <w:t xml:space="preserve">fall </w:t>
+      </w:r>
+      <w:r>
+        <w:rPr>
+          <w:lang w:val="en-US"/>
+        </w:rPr>
+        <w:t>ecological value</w:t>
+      </w:r>
+      <w:r>
+        <w:rPr>
+          <w:lang w:val="en-US"/>
+        </w:rPr>
+        <w:t xml:space="preserve">, and did not </w:t>
+      </w:r>
+      <w:r>
+        <w:rPr>
+          <w:lang w:val="en-US"/>
+        </w:rPr>
+        <w:t>increas</w:t>
+      </w:r>
+      <w:r>
+        <w:rPr>
+          <w:lang w:val="en-US"/>
+        </w:rPr>
+        <w:t>e</w:t>
+      </w:r>
+      <w:r>
+        <w:rPr>
+          <w:lang w:val="en-US"/>
+        </w:rPr>
+        <w:t xml:space="preserve"> perennial weeds. </w:t>
+      </w:r>
+      <w:r>
+        <w:rPr>
+          <w:lang w:val="en-US"/>
+        </w:rPr>
+        <w:t>T</w:t>
+      </w:r>
+      <w:r>
+        <w:rPr>
+          <w:lang w:val="en-US"/>
+        </w:rPr>
+        <w:t xml:space="preserve">he presence of </w:t>
+      </w:r>
+      <w:r>
+        <w:rPr>
+          <w:lang w:val="en-US"/>
+        </w:rPr>
+        <w:t>MixE reduced pesticide</w:t>
+      </w:r>
+      <w:r>
+        <w:rPr>
+          <w:lang w:val="en-US"/>
+        </w:rPr>
+        <w:t xml:space="preserve"> use</w:t>
+      </w:r>
+      <w:r>
+        <w:rPr>
+          <w:lang w:val="en-US"/>
+        </w:rPr>
+        <w:t xml:space="preserve"> (by necessity)</w:t>
+      </w:r>
+      <w:r>
+        <w:rPr>
+          <w:lang w:val="en-US"/>
+        </w:rPr>
+        <w:t xml:space="preserve"> but produced low-value plant communities</w:t>
+      </w:r>
+      <w:r>
+        <w:rPr>
+          <w:lang w:val="en-US"/>
+        </w:rPr>
+        <w:t xml:space="preserve"> </w:t>
+      </w:r>
+      <w:r>
+        <w:rPr>
+          <w:lang w:val="en-US"/>
+        </w:rPr>
+        <w:t xml:space="preserve">with variable </w:t>
+      </w:r>
+      <w:r>
+        <w:rPr>
+          <w:lang w:val="en-US"/>
+        </w:rPr>
+        <w:t>biomas</w:t>
+      </w:r>
+      <w:r>
+        <w:rPr>
+          <w:lang w:val="en-US"/>
+        </w:rPr>
+        <w:t>s</w:t>
+      </w:r>
+      <w:r>
+        <w:rPr>
+          <w:lang w:val="en-US"/>
+        </w:rPr>
+        <w:t xml:space="preserve">. </w:t>
+      </w:r>
+      <w:r>
+        <w:rPr>
+          <w:lang w:val="en-US"/>
+        </w:rPr>
+        <w:t>When paired with</w:t>
+      </w:r>
+      <w:r>
+        <w:rPr>
+          <w:lang w:val="en-US"/>
+        </w:rPr>
+        <w:t xml:space="preserve"> </w:t>
+      </w:r>
+      <w:r>
+        <w:rPr>
+          <w:lang w:val="en-US"/>
+        </w:rPr>
+        <w:t xml:space="preserve">inversion </w:t>
+      </w:r>
+      <w:r>
+        <w:rPr>
+          <w:lang w:val="en-US"/>
+        </w:rPr>
+        <w:t>tillage</w:t>
+      </w:r>
+      <w:r>
+        <w:rPr>
+          <w:lang w:val="en-US"/>
+        </w:rPr>
+        <w:t>,</w:t>
+      </w:r>
+      <w:r>
+        <w:rPr>
+          <w:lang w:val="en-US"/>
+        </w:rPr>
+        <w:t xml:space="preserve"> MixE </w:t>
+      </w:r>
+      <w:r>
+        <w:rPr>
+          <w:lang w:val="en-US"/>
+        </w:rPr>
+        <w:t>overall value was</w:t>
+      </w:r>
+      <w:r>
+        <w:rPr>
+          <w:lang w:val="en-US"/>
+        </w:rPr>
+        <w:t xml:space="preserve"> </w:t>
+      </w:r>
+      <w:r>
+        <w:rPr>
+          <w:lang w:val="en-US"/>
+        </w:rPr>
+        <w:t>higher</w:t>
+      </w:r>
+      <w:r>
+        <w:rPr>
+          <w:lang w:val="en-US"/>
+        </w:rPr>
+        <w:t xml:space="preserve"> than NoCC, but</w:t>
+      </w:r>
+      <w:r>
+        <w:rPr>
+          <w:lang w:val="en-US"/>
+        </w:rPr>
+        <w:t xml:space="preserve"> </w:t>
+      </w:r>
+      <w:r>
+        <w:rPr>
+          <w:lang w:val="en-US"/>
+        </w:rPr>
+        <w:t xml:space="preserve">otherwise led to </w:t>
+      </w:r>
+      <w:r>
+        <w:rPr>
+          <w:lang w:val="en-US"/>
+        </w:rPr>
+        <w:t>high perennial weed legacies</w:t>
+      </w:r>
+      <w:r>
+        <w:rPr>
+          <w:lang w:val="en-US"/>
+        </w:rPr>
+        <w:t xml:space="preserve"> </w:t>
+      </w:r>
+      <w:r>
+        <w:rPr>
+          <w:lang w:val="en-US"/>
+        </w:rPr>
+        <w:t>and low crop yields</w:t>
+      </w:r>
+      <w:r>
+        <w:rPr>
+          <w:lang w:val="en-US"/>
+        </w:rPr>
+        <w:t xml:space="preserve">. </w:t>
+      </w:r>
+      <w:r>
+        <w:rPr>
+          <w:lang w:val="en-US"/>
+        </w:rPr>
+        <w:t xml:space="preserve">The MixM and RadL performed </w:t>
+      </w:r>
+      <w:r>
+        <w:rPr>
+          <w:lang w:val="en-US"/>
+        </w:rPr>
+        <w:t xml:space="preserve">similarly to </w:t>
+      </w:r>
+      <w:r>
+        <w:rPr>
+          <w:lang w:val="en-US"/>
+        </w:rPr>
+        <w:t>NoCC</w:t>
+      </w:r>
+      <w:r>
+        <w:rPr>
+          <w:lang w:val="en-US"/>
+        </w:rPr>
+        <w:t xml:space="preserve"> in all systems</w:t>
+      </w:r>
+      <w:r>
+        <w:rPr>
+          <w:lang w:val="en-US"/>
+        </w:rPr>
+        <w:t xml:space="preserve">. </w:t>
+      </w:r>
+      <w:r>
+        <w:rPr>
+          <w:lang w:val="en-US"/>
+        </w:rPr>
+        <w:t xml:space="preserve">Overall, </w:t>
+      </w:r>
       <w:r>
         <w:rPr>
           <w:lang w:val="en-US"/>
         </w:rPr>
         <w:t>RadM</w:t>
       </w:r>
-      <w:proofErr w:type="spellEnd"/>
-      <w:r>
-        <w:rPr>
-          <w:lang w:val="en-US"/>
-        </w:rPr>
-        <w:t>) and post-harvest (</w:t>
-      </w:r>
-      <w:proofErr w:type="spellStart"/>
-      <w:r>
-        <w:rPr>
-          <w:lang w:val="en-US"/>
-        </w:rPr>
-        <w:t>RadL</w:t>
-      </w:r>
-      <w:proofErr w:type="spellEnd"/>
-      <w:r>
-        <w:rPr>
-          <w:lang w:val="en-US"/>
-        </w:rPr>
-        <w:t>)</w:t>
-      </w:r>
-      <w:r>
-        <w:rPr>
-          <w:lang w:val="en-US"/>
-        </w:rPr>
-        <w:t>;</w:t>
-      </w:r>
-      <w:r>
-        <w:rPr>
-          <w:lang w:val="en-US"/>
-        </w:rPr>
-        <w:t xml:space="preserve"> no-cover control (</w:t>
-      </w:r>
-      <w:proofErr w:type="spellStart"/>
-      <w:r>
-        <w:rPr>
-          <w:lang w:val="en-US"/>
-        </w:rPr>
-        <w:t>NoCC</w:t>
-      </w:r>
-      <w:proofErr w:type="spellEnd"/>
-      <w:r>
-        <w:rPr>
-          <w:lang w:val="en-US"/>
-        </w:rPr>
-        <w:t>)</w:t>
-      </w:r>
-      <w:r>
-        <w:rPr>
-          <w:lang w:val="en-US"/>
-        </w:rPr>
-        <w:t xml:space="preserve">] </w:t>
-      </w:r>
-      <w:r>
-        <w:rPr>
-          <w:lang w:val="en-US"/>
-        </w:rPr>
-        <w:t xml:space="preserve">were implemented in </w:t>
-      </w:r>
-      <w:r>
-        <w:rPr>
-          <w:lang w:val="en-US"/>
-        </w:rPr>
-        <w:t>a long</w:t>
-      </w:r>
-      <w:r>
-        <w:rPr>
-          <w:lang w:val="en-US"/>
-        </w:rPr>
-        <w:t>-</w:t>
-      </w:r>
-      <w:r>
-        <w:rPr>
-          <w:lang w:val="en-US"/>
-        </w:rPr>
-        <w:t xml:space="preserve">term </w:t>
-      </w:r>
-      <w:r>
-        <w:rPr>
-          <w:lang w:val="en-US"/>
-        </w:rPr>
-        <w:t xml:space="preserve">experiment with every combination of </w:t>
-      </w:r>
-      <w:r>
-        <w:rPr>
-          <w:lang w:val="en-US"/>
-        </w:rPr>
-        <w:t xml:space="preserve">three tillage (no-till, surface, inversion) and two straw managements (retained, removed). Measured responses included cash crop yield, fall </w:t>
-      </w:r>
-      <w:r>
-        <w:rPr>
-          <w:lang w:val="en-US"/>
-        </w:rPr>
-        <w:t xml:space="preserve">species cover and </w:t>
-      </w:r>
-      <w:r>
-        <w:rPr>
-          <w:lang w:val="en-US"/>
-        </w:rPr>
-        <w:t xml:space="preserve">biomass, spring weed counts and pesticide use; ecological values </w:t>
-      </w:r>
-      <w:r>
-        <w:rPr>
-          <w:lang w:val="en-US"/>
-        </w:rPr>
-        <w:t xml:space="preserve">of species and pesticide toxicity </w:t>
-      </w:r>
-      <w:r>
-        <w:rPr>
-          <w:lang w:val="en-US"/>
-        </w:rPr>
-        <w:t>were estimated using published indices</w:t>
-      </w:r>
-      <w:r>
-        <w:rPr>
-          <w:lang w:val="en-US"/>
-        </w:rPr>
-        <w:t>; overall value was calculated using multi-criteria analysis</w:t>
-      </w:r>
-      <w:r>
-        <w:rPr>
-          <w:lang w:val="en-US"/>
-        </w:rPr>
-        <w:t>.</w:t>
-      </w:r>
-      <w:r>
-        <w:rPr>
-          <w:lang w:val="en-US"/>
-        </w:rPr>
-        <w:t xml:space="preserve"> </w:t>
-      </w:r>
-      <w:r>
-        <w:rPr>
-          <w:lang w:val="en-US"/>
-        </w:rPr>
-        <w:t xml:space="preserve">The study coincided with extreme weather years. </w:t>
-      </w:r>
-      <w:r>
-        <w:rPr>
-          <w:lang w:val="en-US"/>
-        </w:rPr>
-        <w:t xml:space="preserve">All </w:t>
-      </w:r>
-      <w:proofErr w:type="spellStart"/>
-      <w:r>
-        <w:rPr>
-          <w:lang w:val="en-US"/>
-        </w:rPr>
-        <w:t>RadM</w:t>
-      </w:r>
-      <w:proofErr w:type="spellEnd"/>
-      <w:r>
-        <w:rPr>
-          <w:lang w:val="en-US"/>
-        </w:rPr>
-        <w:t xml:space="preserve"> systems </w:t>
-      </w:r>
-      <w:r>
-        <w:rPr>
-          <w:lang w:val="en-US"/>
-        </w:rPr>
-        <w:t xml:space="preserve">had </w:t>
-      </w:r>
-      <w:r>
-        <w:rPr>
-          <w:lang w:val="en-US"/>
-        </w:rPr>
-        <w:t xml:space="preserve">high </w:t>
-      </w:r>
-      <w:r>
-        <w:rPr>
-          <w:lang w:val="en-US"/>
-        </w:rPr>
-        <w:t xml:space="preserve">crop </w:t>
-      </w:r>
-      <w:r>
-        <w:rPr>
-          <w:lang w:val="en-US"/>
-        </w:rPr>
-        <w:t>yields, fall biomass</w:t>
-      </w:r>
-      <w:r>
-        <w:rPr>
-          <w:lang w:val="en-US"/>
-        </w:rPr>
-        <w:t>,</w:t>
-      </w:r>
-      <w:r>
-        <w:rPr>
-          <w:lang w:val="en-US"/>
-        </w:rPr>
-        <w:t xml:space="preserve"> and </w:t>
-      </w:r>
-      <w:r>
-        <w:rPr>
-          <w:lang w:val="en-US"/>
-        </w:rPr>
-        <w:t xml:space="preserve">fall </w:t>
-      </w:r>
-      <w:r>
-        <w:rPr>
-          <w:lang w:val="en-US"/>
-        </w:rPr>
-        <w:t>ecological value</w:t>
-      </w:r>
-      <w:r>
-        <w:rPr>
-          <w:lang w:val="en-US"/>
-        </w:rPr>
-        <w:t xml:space="preserve">, and did not </w:t>
-      </w:r>
-      <w:r>
-        <w:rPr>
-          <w:lang w:val="en-US"/>
-        </w:rPr>
-        <w:t>increas</w:t>
-      </w:r>
-      <w:r>
-        <w:rPr>
-          <w:lang w:val="en-US"/>
-        </w:rPr>
-        <w:t>e</w:t>
-      </w:r>
-      <w:r>
-        <w:rPr>
-          <w:lang w:val="en-US"/>
-        </w:rPr>
-        <w:t xml:space="preserve"> perennial weeds. </w:t>
-      </w:r>
-      <w:r>
-        <w:rPr>
-          <w:lang w:val="en-US"/>
-        </w:rPr>
-        <w:t>T</w:t>
-      </w:r>
-      <w:r>
-        <w:rPr>
-          <w:lang w:val="en-US"/>
-        </w:rPr>
-        <w:t xml:space="preserve">he presence of </w:t>
-      </w:r>
-      <w:proofErr w:type="spellStart"/>
-      <w:r>
-        <w:rPr>
-          <w:lang w:val="en-US"/>
-        </w:rPr>
-        <w:t>MixE</w:t>
-      </w:r>
-      <w:proofErr w:type="spellEnd"/>
-      <w:r>
-        <w:rPr>
-          <w:lang w:val="en-US"/>
-        </w:rPr>
-        <w:t xml:space="preserve"> reduced pesticide</w:t>
-      </w:r>
-      <w:r>
-        <w:rPr>
-          <w:lang w:val="en-US"/>
-        </w:rPr>
-        <w:t xml:space="preserve"> use</w:t>
-      </w:r>
-      <w:r>
-        <w:rPr>
-          <w:lang w:val="en-US"/>
-        </w:rPr>
-        <w:t xml:space="preserve"> (by necessity)</w:t>
-      </w:r>
-      <w:r>
-        <w:rPr>
-          <w:lang w:val="en-US"/>
-        </w:rPr>
-        <w:t xml:space="preserve"> but produced low-value plant communities</w:t>
-      </w:r>
-      <w:r>
-        <w:rPr>
-          <w:lang w:val="en-US"/>
-        </w:rPr>
-        <w:t xml:space="preserve"> </w:t>
-      </w:r>
-      <w:r>
-        <w:rPr>
-          <w:lang w:val="en-US"/>
-        </w:rPr>
-        <w:t xml:space="preserve">with variable </w:t>
-      </w:r>
-      <w:r>
-        <w:rPr>
-          <w:lang w:val="en-US"/>
-        </w:rPr>
-        <w:t>biomas</w:t>
-      </w:r>
-      <w:r>
-        <w:rPr>
-          <w:lang w:val="en-US"/>
-        </w:rPr>
-        <w:t>s</w:t>
-      </w:r>
-      <w:r>
-        <w:rPr>
-          <w:lang w:val="en-US"/>
-        </w:rPr>
-        <w:t xml:space="preserve">. </w:t>
-      </w:r>
-      <w:r>
-        <w:rPr>
-          <w:lang w:val="en-US"/>
-        </w:rPr>
-        <w:t>When paired with</w:t>
-      </w:r>
-      <w:r>
-        <w:rPr>
-          <w:lang w:val="en-US"/>
-        </w:rPr>
-        <w:t xml:space="preserve"> </w:t>
-      </w:r>
-      <w:r>
-        <w:rPr>
-          <w:lang w:val="en-US"/>
-        </w:rPr>
-        <w:t xml:space="preserve">inversion </w:t>
-      </w:r>
-      <w:r>
-        <w:rPr>
-          <w:lang w:val="en-US"/>
-        </w:rPr>
-        <w:t>tillage</w:t>
-      </w:r>
-      <w:r>
-        <w:rPr>
-          <w:lang w:val="en-US"/>
-        </w:rPr>
-        <w:t>,</w:t>
-      </w:r>
-      <w:r>
-        <w:rPr>
-          <w:lang w:val="en-US"/>
-        </w:rPr>
-        <w:t xml:space="preserve"> </w:t>
-      </w:r>
-      <w:proofErr w:type="spellStart"/>
-      <w:r>
-        <w:rPr>
-          <w:lang w:val="en-US"/>
-        </w:rPr>
-        <w:t>MixE</w:t>
-      </w:r>
-      <w:proofErr w:type="spellEnd"/>
-      <w:r>
-        <w:rPr>
-          <w:lang w:val="en-US"/>
-        </w:rPr>
-        <w:t xml:space="preserve"> </w:t>
-      </w:r>
-      <w:r>
-        <w:rPr>
-          <w:lang w:val="en-US"/>
-        </w:rPr>
-        <w:t>overall value was</w:t>
-      </w:r>
-      <w:r>
-        <w:rPr>
-          <w:lang w:val="en-US"/>
-        </w:rPr>
-        <w:t xml:space="preserve"> </w:t>
-      </w:r>
-      <w:r>
-        <w:rPr>
-          <w:lang w:val="en-US"/>
-        </w:rPr>
-        <w:t>higher</w:t>
-      </w:r>
-      <w:r>
-        <w:rPr>
-          <w:lang w:val="en-US"/>
-        </w:rPr>
-        <w:t xml:space="preserve"> than </w:t>
-      </w:r>
-      <w:proofErr w:type="spellStart"/>
-      <w:r>
-        <w:rPr>
-          <w:lang w:val="en-US"/>
-        </w:rPr>
-        <w:t>NoCC</w:t>
-      </w:r>
-      <w:proofErr w:type="spellEnd"/>
-      <w:r>
-        <w:rPr>
-          <w:lang w:val="en-US"/>
-        </w:rPr>
-        <w:t>, but</w:t>
-      </w:r>
-      <w:r>
-        <w:rPr>
-          <w:lang w:val="en-US"/>
-        </w:rPr>
-        <w:t xml:space="preserve"> </w:t>
-      </w:r>
-      <w:r>
-        <w:rPr>
-          <w:lang w:val="en-US"/>
-        </w:rPr>
-        <w:t xml:space="preserve">otherwise led to </w:t>
-      </w:r>
-      <w:r>
-        <w:rPr>
-          <w:lang w:val="en-US"/>
-        </w:rPr>
-        <w:t>high perennial weed legacies</w:t>
-      </w:r>
-      <w:r>
-        <w:rPr>
-          <w:lang w:val="en-US"/>
-        </w:rPr>
-        <w:t xml:space="preserve"> </w:t>
-      </w:r>
-      <w:r>
-        <w:rPr>
-          <w:lang w:val="en-US"/>
-        </w:rPr>
-        <w:t>and low crop yields</w:t>
-      </w:r>
-      <w:r>
-        <w:rPr>
-          <w:lang w:val="en-US"/>
-        </w:rPr>
-        <w:t xml:space="preserve">. </w:t>
-      </w:r>
-      <w:proofErr w:type="gramStart"/>
-      <w:r>
-        <w:rPr>
-          <w:lang w:val="en-US"/>
-        </w:rPr>
-        <w:t xml:space="preserve">The </w:t>
-      </w:r>
-      <w:proofErr w:type="spellStart"/>
-      <w:r>
-        <w:rPr>
-          <w:lang w:val="en-US"/>
-        </w:rPr>
-        <w:t>MixM</w:t>
-      </w:r>
-      <w:proofErr w:type="spellEnd"/>
-      <w:proofErr w:type="gramEnd"/>
-      <w:r>
-        <w:rPr>
-          <w:lang w:val="en-US"/>
-        </w:rPr>
-        <w:t xml:space="preserve"> and </w:t>
-      </w:r>
-      <w:proofErr w:type="spellStart"/>
-      <w:r>
-        <w:rPr>
-          <w:lang w:val="en-US"/>
-        </w:rPr>
-        <w:t>RadL</w:t>
-      </w:r>
-      <w:proofErr w:type="spellEnd"/>
-      <w:r>
-        <w:rPr>
-          <w:lang w:val="en-US"/>
-        </w:rPr>
-        <w:t xml:space="preserve"> performed </w:t>
-      </w:r>
-      <w:r>
-        <w:rPr>
-          <w:lang w:val="en-US"/>
-        </w:rPr>
-        <w:t xml:space="preserve">similarly to </w:t>
-      </w:r>
-      <w:proofErr w:type="spellStart"/>
-      <w:r>
-        <w:rPr>
-          <w:lang w:val="en-US"/>
-        </w:rPr>
-        <w:t>NoCC</w:t>
-      </w:r>
-      <w:proofErr w:type="spellEnd"/>
-      <w:r>
-        <w:rPr>
-          <w:lang w:val="en-US"/>
-        </w:rPr>
-        <w:t xml:space="preserve"> in all systems</w:t>
-      </w:r>
-      <w:r>
-        <w:rPr>
-          <w:lang w:val="en-US"/>
-        </w:rPr>
-        <w:t xml:space="preserve">. </w:t>
-      </w:r>
-      <w:r>
-        <w:rPr>
-          <w:lang w:val="en-US"/>
-        </w:rPr>
-        <w:t xml:space="preserve">Overall, </w:t>
-      </w:r>
-      <w:proofErr w:type="spellStart"/>
-      <w:r>
-        <w:rPr>
-          <w:lang w:val="en-US"/>
-        </w:rPr>
-        <w:t>RadM</w:t>
-      </w:r>
-      <w:proofErr w:type="spellEnd"/>
       <w:r>
         <w:rPr>
           <w:lang w:val="en-US"/>
@@ -2266,21 +2070,7 @@
         <w:rPr>
           <w:lang w:val="en-US"/>
         </w:rPr>
-        <w:t xml:space="preserve">adish cover </w:t>
-      </w:r>
-      <w:proofErr w:type="gramStart"/>
-      <w:r>
-        <w:rPr>
-          <w:lang w:val="en-US"/>
-        </w:rPr>
-        <w:t>crop</w:t>
-      </w:r>
-      <w:proofErr w:type="gramEnd"/>
-      <w:r>
-        <w:rPr>
-          <w:lang w:val="en-US"/>
-        </w:rPr>
-        <w:t xml:space="preserve"> performed well in </w:t>
+        <w:t xml:space="preserve">adish cover crop performed well in </w:t>
       </w:r>
       <w:r>
         <w:rPr>
@@ -2363,7 +2153,6 @@
           <w:bCs/>
         </w:rPr>
       </w:pPr>
-      <w:proofErr w:type="gramStart"/>
       <w:r>
         <w:rPr>
           <w:b/>
@@ -2372,7 +2161,6 @@
         <w:lastRenderedPageBreak/>
         <w:t>1  INTRODUCTION</w:t>
       </w:r>
-      <w:proofErr w:type="gramEnd"/>
     </w:p>
     <w:p>
       <w:pPr>
@@ -3581,13 +3369,8 @@
         </w:rPr>
         <w:t>In addition to management, p</w:t>
       </w:r>
-      <w:proofErr w:type="spellStart"/>
-      <w:r>
-        <w:t>esticides</w:t>
-      </w:r>
-      <w:proofErr w:type="spellEnd"/>
-      <w:r>
-        <w:t xml:space="preserve"> are key contributors in shaping </w:t>
+      <w:r>
+        <w:t xml:space="preserve">esticides are key contributors in shaping </w:t>
       </w:r>
       <w:r>
         <w:t>plant</w:t>
@@ -3718,21 +3501,7 @@
         <w:rPr>
           <w:lang w:val="en-US"/>
         </w:rPr>
-        <w:t xml:space="preserve">the </w:t>
-      </w:r>
-      <w:proofErr w:type="spellStart"/>
-      <w:r>
-        <w:rPr>
-          <w:lang w:val="en-US"/>
-        </w:rPr>
-        <w:t>USEtox</w:t>
-      </w:r>
-      <w:proofErr w:type="spellEnd"/>
-      <w:r>
-        <w:rPr>
-          <w:lang w:val="en-US"/>
-        </w:rPr>
-        <w:t xml:space="preserve"> database </w:t>
+        <w:t xml:space="preserve">the USEtox database </w:t>
       </w:r>
       <w:r>
         <w:rPr>
@@ -4546,7 +4315,6 @@
           <w:bCs/>
         </w:rPr>
       </w:pPr>
-      <w:proofErr w:type="gramStart"/>
       <w:r>
         <w:rPr>
           <w:b/>
@@ -4559,312 +4327,295 @@
           <w:b/>
           <w:bCs/>
         </w:rPr>
-        <w:t>MATERIALS</w:t>
-      </w:r>
-      <w:proofErr w:type="gramEnd"/>
-      <w:r>
+        <w:t>MATERIALS AND METHODS</w:t>
+      </w:r>
+    </w:p>
+    <w:p>
+      <w:pPr>
+        <w:spacing w:line="360" w:lineRule="auto"/>
+      </w:pPr>
+    </w:p>
+    <w:p>
+      <w:pPr>
+        <w:spacing w:line="360" w:lineRule="auto"/>
         <w:rPr>
           <w:b/>
           <w:bCs/>
         </w:rPr>
-        <w:t xml:space="preserve"> AND METHODS</w:t>
-      </w:r>
-    </w:p>
-    <w:p>
-      <w:pPr>
-        <w:spacing w:line="360" w:lineRule="auto"/>
-      </w:pPr>
-    </w:p>
-    <w:p>
-      <w:pPr>
-        <w:spacing w:line="360" w:lineRule="auto"/>
+      </w:pPr>
+      <w:r>
         <w:rPr>
           <w:b/>
           <w:bCs/>
         </w:rPr>
-      </w:pPr>
+        <w:t xml:space="preserve">2.1 </w:t>
+      </w:r>
       <w:r>
         <w:rPr>
           <w:b/>
           <w:bCs/>
         </w:rPr>
-        <w:t xml:space="preserve">2.1 </w:t>
+        <w:t xml:space="preserve">Field </w:t>
       </w:r>
       <w:r>
         <w:rPr>
           <w:b/>
           <w:bCs/>
         </w:rPr>
-        <w:t xml:space="preserve">Field </w:t>
-      </w:r>
-      <w:r>
+        <w:t>site</w:t>
+      </w:r>
+    </w:p>
+    <w:p>
+      <w:pPr>
+        <w:spacing w:line="360" w:lineRule="auto"/>
+        <w:rPr>
+          <w:lang w:val="en-US"/>
+        </w:rPr>
+      </w:pPr>
+      <w:r>
+        <w:rPr>
+          <w:lang w:val="en-US"/>
+        </w:rPr>
+        <w:t xml:space="preserve">This study was conducted within a larger long-term </w:t>
+      </w:r>
+      <w:r>
+        <w:rPr>
+          <w:lang w:val="en-US"/>
+        </w:rPr>
+        <w:t xml:space="preserve">experiment </w:t>
+      </w:r>
+      <w:r>
+        <w:rPr>
+          <w:lang w:val="en-US"/>
+        </w:rPr>
+        <w:t>which was established in 2002 on a sandy loam at Flakkebjerg Research Centre, Denmark (</w:t>
+      </w:r>
+      <w:r>
+        <w:rPr>
+          <w:lang w:val="en-US"/>
+        </w:rPr>
+        <w:t xml:space="preserve">latitude </w:t>
+      </w:r>
+      <w:r>
+        <w:rPr>
+          <w:lang w:val="en-US"/>
+        </w:rPr>
+        <w:t xml:space="preserve">55.317, </w:t>
+      </w:r>
+      <w:r>
+        <w:rPr>
+          <w:lang w:val="en-US"/>
+        </w:rPr>
+        <w:t xml:space="preserve">longitude </w:t>
+      </w:r>
+      <w:r>
+        <w:rPr>
+          <w:lang w:val="en-US"/>
+        </w:rPr>
+        <w:t xml:space="preserve">11.400). </w:t>
+      </w:r>
+      <w:r>
+        <w:rPr>
+          <w:lang w:val="en-US"/>
+        </w:rPr>
+        <w:t>Weather data for the present study was obtained from the Danish Meteorological Institute's (DMI) Open Data API for the Flakkebjerg station (55.322, 11.388)</w:t>
+      </w:r>
+      <w:r>
+        <w:rPr>
+          <w:lang w:val="en-US"/>
+        </w:rPr>
+        <w:t xml:space="preserve">, located less than 1 km from the </w:t>
+      </w:r>
+      <w:r>
+        <w:rPr>
+          <w:lang w:val="en-US"/>
+        </w:rPr>
+        <w:t xml:space="preserve">trial </w:t>
+      </w:r>
+      <w:r>
+        <w:rPr>
+          <w:lang w:val="en-US"/>
+        </w:rPr>
+        <w:fldChar w:fldCharType="begin"/>
+      </w:r>
+      <w:r>
+        <w:rPr>
+          <w:lang w:val="en-US"/>
+        </w:rPr>
+        <w:instrText xml:space="preserve"> ADDIN ZOTERO_ITEM CSL_CITATION {"citationID":"rYK4ttg5","properties":{"formattedCitation":"(DMI, 2025)","plainCitation":"(DMI, 2025)","noteIndex":0},"citationItems":[{"id":2420,"uris":["http://zotero.org/users/3599437/items/IZUZR2H4"],"itemData":{"id":2420,"type":"webpage","language":"da-DK","title":"Denmark Meteorological Institute Open Data","URL":"https://www.dmi.dk/friedata/dokumentation/data","author":[{"family":"DMI","given":""}],"accessed":{"date-parts":[["2026",3,24]]},"issued":{"date-parts":[["2025"]]}}}],"schema":"https://github.com/citation-style-language/schema/raw/master/csl-citation.json"} </w:instrText>
+      </w:r>
+      <w:r>
+        <w:rPr>
+          <w:lang w:val="en-US"/>
+        </w:rPr>
+        <w:fldChar w:fldCharType="separate"/>
+      </w:r>
+      <w:r>
+        <w:t>(DMI, 2025)</w:t>
+      </w:r>
+      <w:r>
+        <w:rPr>
+          <w:lang w:val="en-US"/>
+        </w:rPr>
+        <w:fldChar w:fldCharType="end"/>
+      </w:r>
+      <w:r>
+        <w:rPr>
+          <w:lang w:val="en-US"/>
+        </w:rPr>
+        <w:t xml:space="preserve">. </w:t>
+      </w:r>
+      <w:r>
+        <w:rPr>
+          <w:lang w:val="en-US"/>
+        </w:rPr>
+        <w:t>The 30-year average air temperature and precipitation for this site</w:t>
+      </w:r>
+      <w:r>
+        <w:rPr>
+          <w:lang w:val="en-US"/>
+        </w:rPr>
+        <w:t xml:space="preserve"> are</w:t>
+      </w:r>
+      <w:r>
+        <w:rPr>
+          <w:lang w:val="en-US"/>
+        </w:rPr>
+        <w:t xml:space="preserve"> 8.9 degrees Celsius and 589 mm, respectively. </w:t>
+      </w:r>
+      <w:r>
+        <w:rPr>
+          <w:lang w:val="en-US"/>
+        </w:rPr>
+        <w:t>Averaged across the trial site, soil texture</w:t>
+      </w:r>
+      <w:r>
+        <w:rPr>
+          <w:lang w:val="en-US"/>
+        </w:rPr>
+        <w:t xml:space="preserve"> in the top </w:t>
+      </w:r>
+      <w:r>
+        <w:rPr>
+          <w:lang w:val="en-US"/>
+        </w:rPr>
+        <w:t>25</w:t>
+      </w:r>
+      <w:r>
+        <w:rPr>
+          <w:lang w:val="en-US"/>
+        </w:rPr>
+        <w:t xml:space="preserve"> cm layer</w:t>
+      </w:r>
+      <w:r>
+        <w:rPr>
+          <w:lang w:val="en-US"/>
+        </w:rPr>
+        <w:t xml:space="preserve"> is 1</w:t>
+      </w:r>
+      <w:r>
+        <w:rPr>
+          <w:lang w:val="en-US"/>
+        </w:rPr>
+        <w:t>5</w:t>
+      </w:r>
+      <w:r>
+        <w:rPr>
+          <w:lang w:val="en-US"/>
+        </w:rPr>
+        <w:t>% clay (&lt;2 mm), 1</w:t>
+      </w:r>
+      <w:r>
+        <w:rPr>
+          <w:lang w:val="en-US"/>
+        </w:rPr>
+        <w:t>4</w:t>
+      </w:r>
+      <w:r>
+        <w:rPr>
+          <w:lang w:val="en-US"/>
+        </w:rPr>
+        <w:t>% silt (2-20 mm), 4</w:t>
+      </w:r>
+      <w:r>
+        <w:rPr>
+          <w:lang w:val="en-US"/>
+        </w:rPr>
+        <w:t>3</w:t>
+      </w:r>
+      <w:r>
+        <w:rPr>
+          <w:lang w:val="en-US"/>
+        </w:rPr>
+        <w:t>% fine sand (20-200 mm), and 2</w:t>
+      </w:r>
+      <w:r>
+        <w:rPr>
+          <w:lang w:val="en-US"/>
+        </w:rPr>
+        <w:t>8</w:t>
+      </w:r>
+      <w:r>
+        <w:rPr>
+          <w:lang w:val="en-US"/>
+        </w:rPr>
+        <w:t>% coarse sand (200-2000 mm), with 1.2% organic carbon content (0-25 cm)</w:t>
+      </w:r>
+      <w:r>
+        <w:rPr>
+          <w:lang w:val="en-US"/>
+        </w:rPr>
+        <w:fldChar w:fldCharType="begin"/>
+      </w:r>
+      <w:r>
+        <w:rPr>
+          <w:lang w:val="en-US"/>
+        </w:rPr>
+        <w:instrText xml:space="preserve"> ADDIN ZOTERO_ITEM CSL_CITATION {"citationID":"oaWBfuL3","properties":{"formattedCitation":"(Scherner et al., 2016)","plainCitation":"(Scherner et al., 2016)","noteIndex":0},"citationItems":[{"id":1447,"uris":["http://zotero.org/users/3599437/items/AEEGJX47"],"itemData":{"id":1447,"type":"article-journal","abstract":"Tillage methods and crop rotation are probably the two most important cropping factors affecting weed communities, particularly when herbicide use is restricted. This study examined weed dynamics following eleven years of different tillage and crop rotation treatments. The aboveground grass weed flora was recorded each year and the content and vertical location of individual weed seeds within the plough layer (0–20cm) were determined after 11 years of continuous mouldboard ploughing (P), pre-sowing tine cultivation to 8–10cm soil depth (H8-10) and direct drilling (D). The content of weed seeds, especially grass weeds, was determined for three distinct soil layers (0–5, 5–10 and 10–20cm), reflecting the cultivation depths of the tillage treatments. The annual grass weeds, Apera spica-venti and Vulpia myuros, were promoted by non-inversion tillage and in the case of V. myuros also by frequent cropping of winter cereals. The two non-inversion tillage treatments caused a strong stratification of weed seeds within the plough layer, with the majority of the seeds being accumulated in the upper soil layers, at 0–5 and 5–10cm, and markedly less so in the 10–20cm layer. Ploughing resulted in a more even distribution between the three layers. It is suggested that in cases where severe grass weed problems have built up in a non-inversion tillage system and where changes in crop rotation are ineffective or undesirable, inversion of the upper soil layer with the lower one could be considered a management option.","container-title":"Soil and Tillage Research","DOI":"10.1016/j.still.2016.04.005","ISSN":"0167-1987","journalAbbreviation":"Soil and Tillage Research","page":"135-142","source":"ScienceDirect","title":"Vertical distribution and composition of weed seeds within the plough layer after eleven years of contrasting crop rotation and tillage schemes","volume":"161","author":[{"family":"Scherner","given":"Ananda"},{"family":"Melander","given":"Bo"},{"family":"Kudsk","given":"Per"}],"issued":{"date-parts":[["2016",8,1]]}}}],"schema":"https://github.com/citation-style-language/schema/raw/master/csl-citation.json"} </w:instrText>
+      </w:r>
+      <w:r>
+        <w:rPr>
+          <w:lang w:val="en-US"/>
+        </w:rPr>
+        <w:fldChar w:fldCharType="separate"/>
+      </w:r>
+      <w:r>
+        <w:t>(Scherner et al., 2016)</w:t>
+      </w:r>
+      <w:r>
+        <w:rPr>
+          <w:lang w:val="en-US"/>
+        </w:rPr>
+        <w:fldChar w:fldCharType="end"/>
+      </w:r>
+      <w:r>
+        <w:rPr>
+          <w:lang w:val="en-US"/>
+        </w:rPr>
+        <w:t xml:space="preserve">.  </w:t>
+      </w:r>
+    </w:p>
+    <w:p>
+      <w:pPr>
+        <w:spacing w:line="360" w:lineRule="auto"/>
         <w:rPr>
           <w:b/>
           <w:bCs/>
         </w:rPr>
-        <w:t>site</w:t>
-      </w:r>
-    </w:p>
-    <w:p>
-      <w:pPr>
-        <w:spacing w:line="360" w:lineRule="auto"/>
-        <w:rPr>
-          <w:lang w:val="en-US"/>
-        </w:rPr>
-      </w:pPr>
-      <w:r>
-        <w:rPr>
-          <w:lang w:val="en-US"/>
-        </w:rPr>
-        <w:t xml:space="preserve">This study was conducted within a larger long-term </w:t>
-      </w:r>
-      <w:r>
-        <w:rPr>
-          <w:lang w:val="en-US"/>
-        </w:rPr>
-        <w:t xml:space="preserve">experiment </w:t>
-      </w:r>
-      <w:r>
-        <w:rPr>
-          <w:lang w:val="en-US"/>
-        </w:rPr>
-        <w:t>which was established in 2002 on a sandy loam at Flakkebjerg Research Centre, Denmark (</w:t>
-      </w:r>
-      <w:r>
-        <w:rPr>
-          <w:lang w:val="en-US"/>
-        </w:rPr>
-        <w:t xml:space="preserve">latitude </w:t>
-      </w:r>
-      <w:r>
-        <w:rPr>
-          <w:lang w:val="en-US"/>
-        </w:rPr>
-        <w:t xml:space="preserve">55.317, </w:t>
-      </w:r>
-      <w:r>
-        <w:rPr>
-          <w:lang w:val="en-US"/>
-        </w:rPr>
-        <w:t xml:space="preserve">longitude </w:t>
-      </w:r>
-      <w:r>
-        <w:rPr>
-          <w:lang w:val="en-US"/>
-        </w:rPr>
-        <w:t xml:space="preserve">11.400). </w:t>
-      </w:r>
-      <w:r>
-        <w:rPr>
-          <w:lang w:val="en-US"/>
-        </w:rPr>
-        <w:t>Weather data for the present study was obtained from the Danish Meteorological Institute's (DMI) Open Data API for the Flakkebjerg station (55.322, 11.388)</w:t>
-      </w:r>
-      <w:r>
-        <w:rPr>
-          <w:lang w:val="en-US"/>
-        </w:rPr>
-        <w:t xml:space="preserve">, located less than 1 km from the </w:t>
-      </w:r>
-      <w:r>
-        <w:rPr>
-          <w:lang w:val="en-US"/>
-        </w:rPr>
-        <w:t xml:space="preserve">trial </w:t>
-      </w:r>
-      <w:r>
-        <w:rPr>
-          <w:lang w:val="en-US"/>
-        </w:rPr>
-        <w:fldChar w:fldCharType="begin"/>
-      </w:r>
-      <w:r>
-        <w:rPr>
-          <w:lang w:val="en-US"/>
-        </w:rPr>
-        <w:instrText xml:space="preserve"> ADDIN ZOTERO_ITEM CSL_CITATION {"citationID":"rYK4ttg5","properties":{"formattedCitation":"(DMI, 2025)","plainCitation":"(DMI, 2025)","noteIndex":0},"citationItems":[{"id":2420,"uris":["http://zotero.org/users/3599437/items/IZUZR2H4"],"itemData":{"id":2420,"type":"webpage","language":"da-DK","title":"Denmark Meteorological Institute Open Data","URL":"https://www.dmi.dk/friedata/dokumentation/data","author":[{"family":"DMI","given":""}],"accessed":{"date-parts":[["2026",3,24]]},"issued":{"date-parts":[["2025"]]}}}],"schema":"https://github.com/citation-style-language/schema/raw/master/csl-citation.json"} </w:instrText>
-      </w:r>
-      <w:r>
-        <w:rPr>
-          <w:lang w:val="en-US"/>
-        </w:rPr>
-        <w:fldChar w:fldCharType="separate"/>
-      </w:r>
-      <w:r>
-        <w:t>(DMI, 2025)</w:t>
-      </w:r>
-      <w:r>
-        <w:rPr>
-          <w:lang w:val="en-US"/>
-        </w:rPr>
-        <w:fldChar w:fldCharType="end"/>
-      </w:r>
-      <w:r>
-        <w:rPr>
-          <w:lang w:val="en-US"/>
-        </w:rPr>
-        <w:t xml:space="preserve">. </w:t>
-      </w:r>
-      <w:r>
-        <w:rPr>
-          <w:lang w:val="en-US"/>
-        </w:rPr>
-        <w:t>The 30-year average air temperature and precipitation for this site</w:t>
-      </w:r>
-      <w:r>
-        <w:rPr>
-          <w:lang w:val="en-US"/>
-        </w:rPr>
-        <w:t xml:space="preserve"> are</w:t>
-      </w:r>
-      <w:r>
-        <w:rPr>
-          <w:lang w:val="en-US"/>
-        </w:rPr>
-        <w:t xml:space="preserve"> 8.9 degrees Celsius and 589 mm, respectively. </w:t>
-      </w:r>
-      <w:r>
-        <w:rPr>
-          <w:lang w:val="en-US"/>
-        </w:rPr>
-        <w:t>Averaged across the trial site, soil texture</w:t>
-      </w:r>
-      <w:r>
-        <w:rPr>
-          <w:lang w:val="en-US"/>
-        </w:rPr>
-        <w:t xml:space="preserve"> in the top </w:t>
-      </w:r>
-      <w:r>
-        <w:rPr>
-          <w:lang w:val="en-US"/>
-        </w:rPr>
-        <w:t>25</w:t>
-      </w:r>
-      <w:r>
-        <w:rPr>
-          <w:lang w:val="en-US"/>
-        </w:rPr>
-        <w:t xml:space="preserve"> cm layer</w:t>
-      </w:r>
-      <w:r>
-        <w:rPr>
-          <w:lang w:val="en-US"/>
-        </w:rPr>
-        <w:t xml:space="preserve"> is 1</w:t>
-      </w:r>
-      <w:r>
-        <w:rPr>
-          <w:lang w:val="en-US"/>
-        </w:rPr>
-        <w:t>5</w:t>
-      </w:r>
-      <w:r>
-        <w:rPr>
-          <w:lang w:val="en-US"/>
-        </w:rPr>
-        <w:t>% clay (&lt;2 mm), 1</w:t>
-      </w:r>
-      <w:r>
-        <w:rPr>
-          <w:lang w:val="en-US"/>
-        </w:rPr>
-        <w:t>4</w:t>
-      </w:r>
-      <w:r>
-        <w:rPr>
-          <w:lang w:val="en-US"/>
-        </w:rPr>
-        <w:t>% silt (2-20 mm), 4</w:t>
-      </w:r>
-      <w:r>
-        <w:rPr>
-          <w:lang w:val="en-US"/>
-        </w:rPr>
-        <w:t>3</w:t>
-      </w:r>
-      <w:r>
-        <w:rPr>
-          <w:lang w:val="en-US"/>
-        </w:rPr>
-        <w:t>% fine sand (20-200 mm), and 2</w:t>
-      </w:r>
-      <w:r>
-        <w:rPr>
-          <w:lang w:val="en-US"/>
-        </w:rPr>
-        <w:t>8</w:t>
-      </w:r>
-      <w:r>
-        <w:rPr>
-          <w:lang w:val="en-US"/>
-        </w:rPr>
-        <w:t>% coarse sand (200-2000 mm), with 1.2% organic carbon content (0-25 cm)</w:t>
-      </w:r>
-      <w:r>
-        <w:rPr>
-          <w:lang w:val="en-US"/>
-        </w:rPr>
-        <w:fldChar w:fldCharType="begin"/>
-      </w:r>
-      <w:r>
-        <w:rPr>
-          <w:lang w:val="en-US"/>
-        </w:rPr>
-        <w:instrText xml:space="preserve"> ADDIN ZOTERO_ITEM CSL_CITATION {"citationID":"oaWBfuL3","properties":{"formattedCitation":"(Scherner et al., 2016)","plainCitation":"(Scherner et al., 2016)","noteIndex":0},"citationItems":[{"id":1447,"uris":["http://zotero.org/users/3599437/items/AEEGJX47"],"itemData":{"id":1447,"type":"article-journal","abstract":"Tillage methods and crop rotation are probably the two most important cropping factors affecting weed communities, particularly when herbicide use is restricted. This study examined weed dynamics following eleven years of different tillage and crop rotation treatments. The aboveground grass weed flora was recorded each year and the content and vertical location of individual weed seeds within the plough layer (0–20cm) were determined after 11 years of continuous mouldboard ploughing (P), pre-sowing tine cultivation to 8–10cm soil depth (H8-10) and direct drilling (D). The content of weed seeds, especially grass weeds, was determined for three distinct soil layers (0–5, 5–10 and 10–20cm), reflecting the cultivation depths of the tillage treatments. The annual grass weeds, Apera spica-venti and Vulpia myuros, were promoted by non-inversion tillage and in the case of V. myuros also by frequent cropping of winter cereals. The two non-inversion tillage treatments caused a strong stratification of weed seeds within the plough layer, with the majority of the seeds being accumulated in the upper soil layers, at 0–5 and 5–10cm, and markedly less so in the 10–20cm layer. Ploughing resulted in a more even distribution between the three layers. It is suggested that in cases where severe grass weed problems have built up in a non-inversion tillage system and where changes in crop rotation are ineffective or undesirable, inversion of the upper soil layer with the lower one could be considered a management option.","container-title":"Soil and Tillage Research","DOI":"10.1016/j.still.2016.04.005","ISSN":"0167-1987","journalAbbreviation":"Soil and Tillage Research","page":"135-142","source":"ScienceDirect","title":"Vertical distribution and composition of weed seeds within the plough layer after eleven years of contrasting crop rotation and tillage schemes","volume":"161","author":[{"family":"Scherner","given":"Ananda"},{"family":"Melander","given":"Bo"},{"family":"Kudsk","given":"Per"}],"issued":{"date-parts":[["2016",8,1]]}}}],"schema":"https://github.com/citation-style-language/schema/raw/master/csl-citation.json"} </w:instrText>
-      </w:r>
-      <w:r>
-        <w:rPr>
-          <w:lang w:val="en-US"/>
-        </w:rPr>
-        <w:fldChar w:fldCharType="separate"/>
-      </w:r>
-      <w:r>
-        <w:t>(Scherner et al., 2016)</w:t>
-      </w:r>
-      <w:r>
-        <w:rPr>
-          <w:lang w:val="en-US"/>
-        </w:rPr>
-        <w:fldChar w:fldCharType="end"/>
-      </w:r>
-      <w:r>
-        <w:rPr>
-          <w:lang w:val="en-US"/>
-        </w:rPr>
-        <w:t xml:space="preserve">.  </w:t>
-      </w:r>
-    </w:p>
-    <w:p>
-      <w:pPr>
-        <w:spacing w:line="360" w:lineRule="auto"/>
+      </w:pPr>
+      <w:r>
         <w:rPr>
           <w:b/>
           <w:bCs/>
         </w:rPr>
-      </w:pPr>
-      <w:proofErr w:type="gramStart"/>
+        <w:t xml:space="preserve">2.1.1  </w:t>
+      </w:r>
       <w:r>
         <w:rPr>
           <w:b/>
           <w:bCs/>
         </w:rPr>
-        <w:t xml:space="preserve">2.1.1  </w:t>
-      </w:r>
-      <w:r>
-        <w:rPr>
-          <w:b/>
-          <w:bCs/>
-        </w:rPr>
-        <w:t>Study</w:t>
-      </w:r>
-      <w:proofErr w:type="gramEnd"/>
-      <w:r>
-        <w:rPr>
-          <w:b/>
-          <w:bCs/>
-        </w:rPr>
-        <w:t xml:space="preserve"> design</w:t>
+        <w:t>Study design</w:t>
       </w:r>
     </w:p>
     <w:p>
@@ -4938,7 +4689,19 @@
         <w:rPr>
           <w:lang w:val="en-US"/>
         </w:rPr>
-        <w:t xml:space="preserve"> that differed in straw management only</w:t>
+        <w:t xml:space="preserve"> that differed in </w:t>
+      </w:r>
+      <w:r>
+        <w:rPr>
+          <w:lang w:val="en-US"/>
+        </w:rPr>
+        <w:t>residue</w:t>
+      </w:r>
+      <w:r>
+        <w:rPr>
+          <w:lang w:val="en-US"/>
+        </w:rPr>
+        <w:t xml:space="preserve"> management only</w:t>
       </w:r>
       <w:r>
         <w:rPr>
@@ -4985,13 +4748,19 @@
         <w:rPr>
           <w:lang w:val="en-US"/>
         </w:rPr>
-        <w:t>For the present study, s</w:t>
-      </w:r>
-      <w:r>
-        <w:rPr>
-          <w:lang w:val="en-US"/>
-        </w:rPr>
-        <w:t xml:space="preserve">traw management represented the </w:t>
+        <w:t xml:space="preserve">For the present study, </w:t>
+      </w:r>
+      <w:r>
+        <w:rPr>
+          <w:lang w:val="en-US"/>
+        </w:rPr>
+        <w:t>residue</w:t>
+      </w:r>
+      <w:r>
+        <w:rPr>
+          <w:lang w:val="en-US"/>
+        </w:rPr>
+        <w:t xml:space="preserve"> management represented the </w:t>
       </w:r>
       <w:r>
         <w:rPr>
@@ -5003,7 +4772,19 @@
         <w:rPr>
           <w:lang w:val="en-US"/>
         </w:rPr>
-        <w:t>Nested within straw management</w:t>
+        <w:t xml:space="preserve">Nested within </w:t>
+      </w:r>
+      <w:r>
+        <w:rPr>
+          <w:lang w:val="en-US"/>
+        </w:rPr>
+        <w:t>residue</w:t>
+      </w:r>
+      <w:r>
+        <w:rPr>
+          <w:lang w:val="en-US"/>
+        </w:rPr>
+        <w:t xml:space="preserve"> management</w:t>
       </w:r>
       <w:r>
         <w:rPr>
@@ -5081,7 +4862,19 @@
         <w:rPr>
           <w:lang w:val="en-US"/>
         </w:rPr>
-        <w:t xml:space="preserve">plots. In summary, this experiment included all combinations of two straw-managements, three </w:t>
+        <w:t xml:space="preserve">plots. In summary, this experiment included all combinations of two </w:t>
+      </w:r>
+      <w:r>
+        <w:rPr>
+          <w:lang w:val="en-US"/>
+        </w:rPr>
+        <w:t>residue</w:t>
+      </w:r>
+      <w:r>
+        <w:rPr>
+          <w:lang w:val="en-US"/>
+        </w:rPr>
+        <w:t xml:space="preserve">-managements, three </w:t>
       </w:r>
       <w:r>
         <w:rPr>
@@ -5118,7 +4911,6 @@
           <w:lang w:val="en-US"/>
         </w:rPr>
       </w:pPr>
-      <w:proofErr w:type="gramStart"/>
       <w:r>
         <w:rPr>
           <w:b/>
@@ -5146,9 +4938,8 @@
           <w:bCs/>
           <w:lang w:val="en-US"/>
         </w:rPr>
-        <w:t>Straw</w:t>
-      </w:r>
-      <w:proofErr w:type="gramEnd"/>
+        <w:t>Residue</w:t>
+      </w:r>
       <w:r>
         <w:rPr>
           <w:b/>
@@ -5169,7 +4960,19 @@
         <w:rPr>
           <w:lang w:val="en-US"/>
         </w:rPr>
-        <w:t>The same straw managements</w:t>
+        <w:t xml:space="preserve">The same </w:t>
+      </w:r>
+      <w:r>
+        <w:rPr>
+          <w:lang w:val="en-US"/>
+        </w:rPr>
+        <w:t>residue</w:t>
+      </w:r>
+      <w:r>
+        <w:rPr>
+          <w:lang w:val="en-US"/>
+        </w:rPr>
+        <w:t xml:space="preserve"> managements</w:t>
       </w:r>
       <w:r>
         <w:rPr>
@@ -5253,7 +5056,19 @@
         <w:rPr>
           <w:lang w:val="en-US"/>
         </w:rPr>
-        <w:t xml:space="preserve"> since 2002. In the straw-removal treatments, </w:t>
+        <w:t xml:space="preserve"> since 2002. In the </w:t>
+      </w:r>
+      <w:r>
+        <w:rPr>
+          <w:lang w:val="en-US"/>
+        </w:rPr>
+        <w:t>residue</w:t>
+      </w:r>
+      <w:r>
+        <w:rPr>
+          <w:lang w:val="en-US"/>
+        </w:rPr>
+        <w:t xml:space="preserve">-removal treatments, </w:t>
       </w:r>
       <w:r>
         <w:rPr>
@@ -5289,7 +5104,19 @@
         <w:rPr>
           <w:lang w:val="en-US"/>
         </w:rPr>
-        <w:t xml:space="preserve"> wherein the straw was removed from the plots using a weed harrow. This </w:t>
+        <w:t xml:space="preserve"> wherein the </w:t>
+      </w:r>
+      <w:r>
+        <w:rPr>
+          <w:lang w:val="en-US"/>
+        </w:rPr>
+        <w:t>residue</w:t>
+      </w:r>
+      <w:r>
+        <w:rPr>
+          <w:lang w:val="en-US"/>
+        </w:rPr>
+        <w:t xml:space="preserve"> was removed from the plots using a weed harrow. This </w:t>
       </w:r>
       <w:r>
         <w:rPr>
@@ -5352,7 +5179,19 @@
         <w:rPr>
           <w:lang w:val="en-US"/>
         </w:rPr>
-        <w:t xml:space="preserve">. In the straw-retained treatments, </w:t>
+        <w:t xml:space="preserve">. In the </w:t>
+      </w:r>
+      <w:r>
+        <w:rPr>
+          <w:lang w:val="en-US"/>
+        </w:rPr>
+        <w:t>residue</w:t>
+      </w:r>
+      <w:r>
+        <w:rPr>
+          <w:lang w:val="en-US"/>
+        </w:rPr>
+        <w:t xml:space="preserve">-retained treatments, </w:t>
       </w:r>
       <w:r>
         <w:rPr>
@@ -5437,21 +5276,8 @@
         </w:rPr>
         <w:t>c</w:t>
       </w:r>
-      <w:proofErr w:type="spellStart"/>
-      <w:r>
-        <w:t>rops</w:t>
-      </w:r>
-      <w:proofErr w:type="spellEnd"/>
-      <w:r>
-        <w:t xml:space="preserve"> were then sown with a traditional seed drill (Nordsten Lift-o-</w:t>
-      </w:r>
-      <w:proofErr w:type="spellStart"/>
-      <w:r>
-        <w:t>matic</w:t>
-      </w:r>
-      <w:proofErr w:type="spellEnd"/>
-      <w:r>
-        <w:t xml:space="preserve"> CLH300) with row spacings of 12.5 cm. </w:t>
+      <w:r>
+        <w:t xml:space="preserve">rops were then sown with a traditional seed drill (Nordsten Lift-o-matic CLH300) with row spacings of 12.5 cm. </w:t>
       </w:r>
       <w:r>
         <w:t>In the late-planted radish cover crop treatment, plots were also harrowed to a depth of 3-4 cm after cash crop harvest to prepare the soil for cover crop planting (see Table 1)</w:t>
@@ -5504,14 +5330,7 @@
         <w:rPr>
           <w:lang w:val="en-US"/>
         </w:rPr>
-        <w:t xml:space="preserve">), </w:t>
-      </w:r>
-      <w:proofErr w:type="gramStart"/>
-      <w:r>
-        <w:rPr>
-          <w:lang w:val="en-US"/>
-        </w:rPr>
-        <w:t xml:space="preserve">a </w:t>
+        <w:t xml:space="preserve">), a </w:t>
       </w:r>
       <w:r>
         <w:rPr>
@@ -5521,11 +5340,7 @@
         <w:t xml:space="preserve"> </w:t>
       </w:r>
       <w:r>
-        <w:t>Horsch</w:t>
-      </w:r>
-      <w:proofErr w:type="gramEnd"/>
-      <w:r>
-        <w:t xml:space="preserve"> Terrano 3 FX stubble tine cultivator was used to till to a depth 8-10 cm in the spring before cash crop planting</w:t>
+        <w:t>Horsch Terrano 3 FX stubble tine cultivator was used to till to a depth 8-10 cm in the spring before cash crop planting</w:t>
       </w:r>
       <w:r>
         <w:t xml:space="preserve">, and harrowed (3-4 cm depth) before the </w:t>
@@ -5570,15 +5385,7 @@
         <w:t xml:space="preserve">cash </w:t>
       </w:r>
       <w:r>
-        <w:t xml:space="preserve">crops were sown with a chisel coulter (Horsch </w:t>
-      </w:r>
-      <w:proofErr w:type="spellStart"/>
-      <w:r>
-        <w:t>Airseeder</w:t>
-      </w:r>
-      <w:proofErr w:type="spellEnd"/>
-      <w:r>
-        <w:t xml:space="preserve"> CO 3) with row spacings of 17.5 cm for </w:t>
+        <w:t xml:space="preserve">crops were sown with a chisel coulter (Horsch Airseeder CO 3) with row spacings of 17.5 cm for </w:t>
       </w:r>
       <w:r>
         <w:t>all crops</w:t>
@@ -5626,7 +5433,6 @@
           <w:lang w:val="en-US"/>
         </w:rPr>
       </w:pPr>
-      <w:proofErr w:type="gramStart"/>
       <w:r>
         <w:rPr>
           <w:b/>
@@ -5654,16 +5460,7 @@
           <w:bCs/>
           <w:lang w:val="en-US"/>
         </w:rPr>
-        <w:t>Cover</w:t>
-      </w:r>
-      <w:proofErr w:type="gramEnd"/>
-      <w:r>
-        <w:rPr>
-          <w:b/>
-          <w:bCs/>
-          <w:lang w:val="en-US"/>
-        </w:rPr>
-        <w:t xml:space="preserve"> crop treatments</w:t>
+        <w:t>Cover crop treatments</w:t>
       </w:r>
     </w:p>
     <w:p>
@@ -5701,27 +5498,13 @@
         <w:rPr>
           <w:lang w:val="en-US"/>
         </w:rPr>
-        <w:t xml:space="preserve"> were randomly applied to </w:t>
-      </w:r>
-      <w:proofErr w:type="gramStart"/>
-      <w:r>
-        <w:rPr>
-          <w:lang w:val="en-US"/>
-        </w:rPr>
-        <w:t xml:space="preserve">the </w:t>
-      </w:r>
-      <w:r>
-        <w:rPr>
-          <w:lang w:val="en-US"/>
-        </w:rPr>
-        <w:t>micro</w:t>
-      </w:r>
-      <w:proofErr w:type="gramEnd"/>
-      <w:r>
-        <w:rPr>
-          <w:lang w:val="en-US"/>
-        </w:rPr>
-        <w:t>-plot</w:t>
+        <w:t xml:space="preserve"> were randomly applied to the </w:t>
+      </w:r>
+      <w:r>
+        <w:rPr>
+          <w:lang w:val="en-US"/>
+        </w:rPr>
+        <w:t>micro-plot</w:t>
       </w:r>
       <w:r>
         <w:rPr>
@@ -5763,21 +5546,7 @@
         <w:rPr>
           <w:lang w:val="en-US"/>
         </w:rPr>
-        <w:t xml:space="preserve"> 2019 and were tracked until faba bean harvest in 2020. The sampling area for all measurements </w:t>
-      </w:r>
-      <w:proofErr w:type="gramStart"/>
-      <w:r>
-        <w:rPr>
-          <w:lang w:val="en-US"/>
-        </w:rPr>
-        <w:t>was located in</w:t>
-      </w:r>
-      <w:proofErr w:type="gramEnd"/>
-      <w:r>
-        <w:rPr>
-          <w:lang w:val="en-US"/>
-        </w:rPr>
-        <w:t xml:space="preserve"> the inner 1.5 m x 10 m area of the </w:t>
+        <w:t xml:space="preserve"> 2019 and were tracked until faba bean harvest in 2020. The sampling area for all measurements was located in the inner 1.5 m x 10 m area of the </w:t>
       </w:r>
       <w:r>
         <w:rPr>
@@ -5824,69 +5593,15 @@
           <w:iCs/>
           <w:lang w:val="en-US"/>
         </w:rPr>
-        <w:t xml:space="preserve"> including an early-season planted mixture (</w:t>
-      </w:r>
-      <w:proofErr w:type="spellStart"/>
-      <w:r>
-        <w:rPr>
-          <w:i/>
-          <w:iCs/>
-          <w:lang w:val="en-US"/>
-        </w:rPr>
-        <w:t>MixE</w:t>
-      </w:r>
-      <w:proofErr w:type="spellEnd"/>
-      <w:r>
-        <w:rPr>
-          <w:i/>
-          <w:iCs/>
-          <w:lang w:val="en-US"/>
-        </w:rPr>
-        <w:t xml:space="preserve">), </w:t>
-      </w:r>
-      <w:r>
-        <w:rPr>
-          <w:i/>
-          <w:iCs/>
-          <w:lang w:val="en-US"/>
-        </w:rPr>
-        <w:t>a mixture (</w:t>
-      </w:r>
-      <w:proofErr w:type="spellStart"/>
-      <w:r>
-        <w:rPr>
-          <w:i/>
-          <w:iCs/>
-          <w:lang w:val="en-US"/>
-        </w:rPr>
-        <w:t>MixM</w:t>
-      </w:r>
-      <w:proofErr w:type="spellEnd"/>
-      <w:r>
-        <w:rPr>
-          <w:i/>
-          <w:iCs/>
-          <w:lang w:val="en-US"/>
-        </w:rPr>
-        <w:t>) and forage radish (</w:t>
-      </w:r>
-      <w:proofErr w:type="spellStart"/>
-      <w:r>
-        <w:rPr>
-          <w:i/>
-          <w:iCs/>
-          <w:lang w:val="en-US"/>
-        </w:rPr>
-        <w:t>RadM</w:t>
-      </w:r>
-      <w:proofErr w:type="spellEnd"/>
-      <w:r>
-        <w:rPr>
-          <w:i/>
-          <w:iCs/>
-          <w:lang w:val="en-US"/>
-        </w:rPr>
-        <w:t>)</w:t>
+        <w:t xml:space="preserve"> including an early-season planted mixture (MixE), </w:t>
+      </w:r>
+      <w:r>
+        <w:rPr>
+          <w:i/>
+          <w:iCs/>
+          <w:lang w:val="en-US"/>
+        </w:rPr>
+        <w:t>a mixture (MixM) and forage radish (RadM)</w:t>
       </w:r>
       <w:r>
         <w:rPr>
@@ -5918,51 +5633,15 @@
           <w:iCs/>
           <w:lang w:val="en-US"/>
         </w:rPr>
-        <w:t>planted late season (</w:t>
-      </w:r>
-      <w:proofErr w:type="spellStart"/>
-      <w:r>
-        <w:rPr>
-          <w:i/>
-          <w:iCs/>
-          <w:lang w:val="en-US"/>
-        </w:rPr>
-        <w:t>RadL</w:t>
-      </w:r>
-      <w:proofErr w:type="spellEnd"/>
-      <w:r>
-        <w:rPr>
-          <w:i/>
-          <w:iCs/>
-          <w:lang w:val="en-US"/>
-        </w:rPr>
-        <w:t>)</w:t>
-      </w:r>
-      <w:r>
-        <w:rPr>
-          <w:i/>
-          <w:iCs/>
-          <w:lang w:val="en-US"/>
-        </w:rPr>
-        <w:t>, and a no-cover control (</w:t>
-      </w:r>
-      <w:proofErr w:type="spellStart"/>
-      <w:r>
-        <w:rPr>
-          <w:i/>
-          <w:iCs/>
-          <w:lang w:val="en-US"/>
-        </w:rPr>
-        <w:t>NoCC</w:t>
-      </w:r>
-      <w:proofErr w:type="spellEnd"/>
-      <w:r>
-        <w:rPr>
-          <w:i/>
-          <w:iCs/>
-          <w:lang w:val="en-US"/>
-        </w:rPr>
-        <w:t>).</w:t>
+        <w:t>planted late season (RadL)</w:t>
+      </w:r>
+      <w:r>
+        <w:rPr>
+          <w:i/>
+          <w:iCs/>
+          <w:lang w:val="en-US"/>
+        </w:rPr>
+        <w:t>, and a no-cover control (NoCC).</w:t>
       </w:r>
     </w:p>
     <w:tbl>
@@ -6146,14 +5825,12 @@
                 <w:lang w:val="en-US"/>
               </w:rPr>
             </w:pPr>
-            <w:proofErr w:type="spellStart"/>
             <w:r>
               <w:rPr>
                 <w:lang w:val="en-US"/>
               </w:rPr>
               <w:t>MixE</w:t>
             </w:r>
-            <w:proofErr w:type="spellEnd"/>
           </w:p>
         </w:tc>
         <w:tc>
@@ -6255,25 +5932,7 @@
                 <w:iCs/>
                 <w:lang w:val="en-US"/>
               </w:rPr>
-              <w:t xml:space="preserve">(grass; Lolium </w:t>
-            </w:r>
-            <w:proofErr w:type="spellStart"/>
-            <w:r>
-              <w:rPr>
-                <w:i/>
-                <w:iCs/>
-                <w:lang w:val="en-US"/>
-              </w:rPr>
-              <w:t>perenne</w:t>
-            </w:r>
-            <w:proofErr w:type="spellEnd"/>
-            <w:r>
-              <w:rPr>
-                <w:i/>
-                <w:iCs/>
-                <w:lang w:val="en-US"/>
-              </w:rPr>
-              <w:t>)</w:t>
+              <w:t>(grass; Lolium perenne)</w:t>
             </w:r>
             <w:r>
               <w:rPr>
@@ -6362,14 +6021,12 @@
                 <w:lang w:val="en-US"/>
               </w:rPr>
             </w:pPr>
-            <w:proofErr w:type="spellStart"/>
             <w:r>
               <w:rPr>
                 <w:lang w:val="en-US"/>
               </w:rPr>
               <w:t>MixM</w:t>
             </w:r>
-            <w:proofErr w:type="spellEnd"/>
           </w:p>
         </w:tc>
         <w:tc>
@@ -6398,21 +6055,7 @@
               <w:rPr>
                 <w:lang w:val="en-US"/>
               </w:rPr>
-              <w:t xml:space="preserve">Broadcast into standing </w:t>
-            </w:r>
-            <w:proofErr w:type="gramStart"/>
-            <w:r>
-              <w:rPr>
-                <w:lang w:val="en-US"/>
-              </w:rPr>
-              <w:t>crop</w:t>
-            </w:r>
-            <w:proofErr w:type="gramEnd"/>
-            <w:r>
-              <w:rPr>
-                <w:lang w:val="en-US"/>
-              </w:rPr>
-              <w:t xml:space="preserve"> approximately 14 days before expected cash crop harvest</w:t>
+              <w:t>Broadcast into standing crop approximately 14 days before expected cash crop harvest</w:t>
             </w:r>
           </w:p>
         </w:tc>
@@ -6473,14 +6116,12 @@
                 <w:lang w:val="en-US"/>
               </w:rPr>
             </w:pPr>
-            <w:proofErr w:type="spellStart"/>
             <w:r>
               <w:rPr>
                 <w:lang w:val="en-US"/>
               </w:rPr>
               <w:t>RadM</w:t>
             </w:r>
-            <w:proofErr w:type="spellEnd"/>
           </w:p>
         </w:tc>
         <w:tc>
@@ -6509,21 +6150,7 @@
               <w:rPr>
                 <w:lang w:val="en-US"/>
               </w:rPr>
-              <w:t xml:space="preserve">Broadcast into standing </w:t>
-            </w:r>
-            <w:proofErr w:type="gramStart"/>
-            <w:r>
-              <w:rPr>
-                <w:lang w:val="en-US"/>
-              </w:rPr>
-              <w:t>crop</w:t>
-            </w:r>
-            <w:proofErr w:type="gramEnd"/>
-            <w:r>
-              <w:rPr>
-                <w:lang w:val="en-US"/>
-              </w:rPr>
-              <w:t xml:space="preserve"> approx. 14 days before expected crop harvest</w:t>
+              <w:t>Broadcast into standing crop approx. 14 days before expected crop harvest</w:t>
             </w:r>
           </w:p>
         </w:tc>
@@ -6611,14 +6238,12 @@
                 <w:lang w:val="en-US"/>
               </w:rPr>
             </w:pPr>
-            <w:proofErr w:type="spellStart"/>
             <w:r>
               <w:rPr>
                 <w:lang w:val="en-US"/>
               </w:rPr>
               <w:t>RadL</w:t>
             </w:r>
-            <w:proofErr w:type="spellEnd"/>
           </w:p>
         </w:tc>
         <w:tc>
@@ -6708,14 +6333,12 @@
                 <w:lang w:val="en-US"/>
               </w:rPr>
             </w:pPr>
-            <w:proofErr w:type="spellStart"/>
             <w:r>
               <w:rPr>
                 <w:lang w:val="en-US"/>
               </w:rPr>
               <w:t>NoCC</w:t>
             </w:r>
-            <w:proofErr w:type="spellEnd"/>
           </w:p>
         </w:tc>
         <w:tc>
@@ -6809,7 +6432,6 @@
           <w:lang w:val="en-US"/>
         </w:rPr>
       </w:pPr>
-      <w:proofErr w:type="gramStart"/>
       <w:r>
         <w:rPr>
           <w:b/>
@@ -6838,7 +6460,6 @@
         </w:rPr>
         <w:t>H</w:t>
       </w:r>
-      <w:proofErr w:type="spellStart"/>
       <w:r>
         <w:rPr>
           <w:b/>
@@ -6847,8 +6468,6 @@
         </w:rPr>
         <w:t>erbicides</w:t>
       </w:r>
-      <w:proofErr w:type="spellEnd"/>
-      <w:proofErr w:type="gramEnd"/>
     </w:p>
     <w:p>
       <w:pPr>
@@ -6935,17 +6554,8 @@
           <w:i/>
           <w:iCs/>
         </w:rPr>
-        <w:t xml:space="preserve">; </w:t>
-      </w:r>
-      <w:proofErr w:type="spellStart"/>
-      <w:r>
-        <w:rPr>
-          <w:i/>
-          <w:iCs/>
-        </w:rPr>
-        <w:t>MixE</w:t>
-      </w:r>
-      <w:proofErr w:type="spellEnd"/>
+        <w:t>; MixE</w:t>
+      </w:r>
       <w:r>
         <w:rPr>
           <w:i/>
@@ -7604,7 +7214,6 @@
                 <w:szCs w:val="22"/>
               </w:rPr>
             </w:pPr>
-            <w:proofErr w:type="spellStart"/>
             <w:r>
               <w:rPr>
                 <w:sz w:val="22"/>
@@ -7612,7 +7221,6 @@
               </w:rPr>
               <w:t>MixE</w:t>
             </w:r>
-            <w:proofErr w:type="spellEnd"/>
           </w:p>
         </w:tc>
         <w:tc>
@@ -7632,7 +7240,6 @@
                 <w:szCs w:val="22"/>
               </w:rPr>
             </w:pPr>
-            <w:proofErr w:type="spellStart"/>
             <w:r>
               <w:rPr>
                 <w:sz w:val="22"/>
@@ -7640,7 +7247,6 @@
               </w:rPr>
               <w:t>MixE</w:t>
             </w:r>
-            <w:proofErr w:type="spellEnd"/>
           </w:p>
         </w:tc>
         <w:tc>
@@ -7660,7 +7266,6 @@
                 <w:szCs w:val="22"/>
               </w:rPr>
             </w:pPr>
-            <w:proofErr w:type="spellStart"/>
             <w:r>
               <w:rPr>
                 <w:sz w:val="22"/>
@@ -7668,7 +7273,6 @@
               </w:rPr>
               <w:t>MixE</w:t>
             </w:r>
-            <w:proofErr w:type="spellEnd"/>
           </w:p>
         </w:tc>
         <w:tc>
@@ -7758,18 +7362,8 @@
                 <w:szCs w:val="22"/>
                 <w:lang w:val="en-US"/>
               </w:rPr>
-              <w:t xml:space="preserve">All except </w:t>
-            </w:r>
-            <w:proofErr w:type="spellStart"/>
-            <w:r>
-              <w:rPr>
-                <w:sz w:val="22"/>
-                <w:szCs w:val="22"/>
-                <w:lang w:val="en-US"/>
-              </w:rPr>
-              <w:t>MixE</w:t>
-            </w:r>
-            <w:proofErr w:type="spellEnd"/>
+              <w:t>All except MixE</w:t>
+            </w:r>
           </w:p>
         </w:tc>
         <w:tc>
@@ -7796,18 +7390,8 @@
                 <w:szCs w:val="22"/>
                 <w:lang w:val="en-US"/>
               </w:rPr>
-              <w:t xml:space="preserve">All except </w:t>
-            </w:r>
-            <w:proofErr w:type="spellStart"/>
-            <w:r>
-              <w:rPr>
-                <w:sz w:val="22"/>
-                <w:szCs w:val="22"/>
-                <w:lang w:val="en-US"/>
-              </w:rPr>
-              <w:t>MixE</w:t>
-            </w:r>
-            <w:proofErr w:type="spellEnd"/>
+              <w:t>All except MixE</w:t>
+            </w:r>
           </w:p>
         </w:tc>
         <w:tc>
@@ -7834,18 +7418,8 @@
                 <w:szCs w:val="22"/>
                 <w:lang w:val="en-US"/>
               </w:rPr>
-              <w:t xml:space="preserve">All except </w:t>
-            </w:r>
-            <w:proofErr w:type="spellStart"/>
-            <w:r>
-              <w:rPr>
-                <w:sz w:val="22"/>
-                <w:szCs w:val="22"/>
-                <w:lang w:val="en-US"/>
-              </w:rPr>
-              <w:t>MixE</w:t>
-            </w:r>
-            <w:proofErr w:type="spellEnd"/>
+              <w:t>All except MixE</w:t>
+            </w:r>
           </w:p>
         </w:tc>
         <w:tc>
@@ -7976,18 +7550,8 @@
                 <w:szCs w:val="22"/>
                 <w:lang w:val="en-US"/>
               </w:rPr>
-              <w:t xml:space="preserve">All except </w:t>
-            </w:r>
-            <w:proofErr w:type="spellStart"/>
-            <w:r>
-              <w:rPr>
-                <w:sz w:val="22"/>
-                <w:szCs w:val="22"/>
-                <w:lang w:val="en-US"/>
-              </w:rPr>
-              <w:t>MixE</w:t>
-            </w:r>
-            <w:proofErr w:type="spellEnd"/>
+              <w:t>All except MixE</w:t>
+            </w:r>
           </w:p>
         </w:tc>
         <w:tc>
@@ -8013,18 +7577,8 @@
                 <w:szCs w:val="22"/>
                 <w:lang w:val="en-US"/>
               </w:rPr>
-              <w:t xml:space="preserve">All except </w:t>
-            </w:r>
-            <w:proofErr w:type="spellStart"/>
-            <w:r>
-              <w:rPr>
-                <w:sz w:val="22"/>
-                <w:szCs w:val="22"/>
-                <w:lang w:val="en-US"/>
-              </w:rPr>
-              <w:t>MixE</w:t>
-            </w:r>
-            <w:proofErr w:type="spellEnd"/>
+              <w:t>All except MixE</w:t>
+            </w:r>
           </w:p>
         </w:tc>
         <w:tc>
@@ -8050,18 +7604,8 @@
                 <w:szCs w:val="22"/>
                 <w:lang w:val="en-US"/>
               </w:rPr>
-              <w:t xml:space="preserve">All except </w:t>
-            </w:r>
-            <w:proofErr w:type="spellStart"/>
-            <w:r>
-              <w:rPr>
-                <w:sz w:val="22"/>
-                <w:szCs w:val="22"/>
-                <w:lang w:val="en-US"/>
-              </w:rPr>
-              <w:t>MixE</w:t>
-            </w:r>
-            <w:proofErr w:type="spellEnd"/>
+              <w:t>All except MixE</w:t>
+            </w:r>
           </w:p>
         </w:tc>
         <w:tc>
@@ -8386,7 +7930,6 @@
                 <w:szCs w:val="22"/>
               </w:rPr>
             </w:pPr>
-            <w:proofErr w:type="spellStart"/>
             <w:r>
               <w:rPr>
                 <w:sz w:val="22"/>
@@ -8394,7 +7937,6 @@
               </w:rPr>
               <w:t>MixE</w:t>
             </w:r>
-            <w:proofErr w:type="spellEnd"/>
           </w:p>
         </w:tc>
         <w:tc>
@@ -8414,7 +7956,6 @@
                 <w:szCs w:val="22"/>
               </w:rPr>
             </w:pPr>
-            <w:proofErr w:type="spellStart"/>
             <w:r>
               <w:rPr>
                 <w:sz w:val="22"/>
@@ -8422,7 +7963,6 @@
               </w:rPr>
               <w:t>MixE</w:t>
             </w:r>
-            <w:proofErr w:type="spellEnd"/>
           </w:p>
         </w:tc>
         <w:tc>
@@ -8442,7 +7982,6 @@
                 <w:szCs w:val="22"/>
               </w:rPr>
             </w:pPr>
-            <w:proofErr w:type="spellStart"/>
             <w:r>
               <w:rPr>
                 <w:sz w:val="22"/>
@@ -8450,7 +7989,6 @@
               </w:rPr>
               <w:t>MixE</w:t>
             </w:r>
-            <w:proofErr w:type="spellEnd"/>
           </w:p>
         </w:tc>
         <w:tc>
@@ -8542,18 +8080,8 @@
                 <w:szCs w:val="22"/>
                 <w:lang w:val="en-US"/>
               </w:rPr>
-              <w:t xml:space="preserve">All except </w:t>
-            </w:r>
-            <w:proofErr w:type="spellStart"/>
-            <w:r>
-              <w:rPr>
-                <w:sz w:val="22"/>
-                <w:szCs w:val="22"/>
-                <w:lang w:val="en-US"/>
-              </w:rPr>
-              <w:t>MixE</w:t>
-            </w:r>
-            <w:proofErr w:type="spellEnd"/>
+              <w:t>All except MixE</w:t>
+            </w:r>
           </w:p>
         </w:tc>
         <w:tc>
@@ -8579,18 +8107,8 @@
                 <w:szCs w:val="22"/>
                 <w:lang w:val="en-US"/>
               </w:rPr>
-              <w:t xml:space="preserve">All except </w:t>
-            </w:r>
-            <w:proofErr w:type="spellStart"/>
-            <w:r>
-              <w:rPr>
-                <w:sz w:val="22"/>
-                <w:szCs w:val="22"/>
-                <w:lang w:val="en-US"/>
-              </w:rPr>
-              <w:t>MixE</w:t>
-            </w:r>
-            <w:proofErr w:type="spellEnd"/>
+              <w:t>All except MixE</w:t>
+            </w:r>
           </w:p>
         </w:tc>
         <w:tc>
@@ -8616,18 +8134,8 @@
                 <w:szCs w:val="22"/>
                 <w:lang w:val="en-US"/>
               </w:rPr>
-              <w:t xml:space="preserve">All except </w:t>
-            </w:r>
-            <w:proofErr w:type="spellStart"/>
-            <w:r>
-              <w:rPr>
-                <w:sz w:val="22"/>
-                <w:szCs w:val="22"/>
-                <w:lang w:val="en-US"/>
-              </w:rPr>
-              <w:t>MixE</w:t>
-            </w:r>
-            <w:proofErr w:type="spellEnd"/>
+              <w:t>All except MixE</w:t>
+            </w:r>
           </w:p>
         </w:tc>
         <w:tc>
@@ -9455,21 +8963,7 @@
         <w:rPr>
           <w:lang w:val="en-US"/>
         </w:rPr>
-        <w:t xml:space="preserve">-season weed control, herbicide packages applied in the </w:t>
-      </w:r>
-      <w:proofErr w:type="spellStart"/>
-      <w:r>
-        <w:rPr>
-          <w:lang w:val="en-US"/>
-        </w:rPr>
-        <w:t>MixE</w:t>
-      </w:r>
-      <w:proofErr w:type="spellEnd"/>
-      <w:r>
-        <w:rPr>
-          <w:lang w:val="en-US"/>
-        </w:rPr>
-        <w:t xml:space="preserve"> treatment had to accommodate </w:t>
+        <w:t xml:space="preserve">-season weed control, herbicide packages applied in the MixE treatment had to accommodate </w:t>
       </w:r>
       <w:r>
         <w:t xml:space="preserve">the presence of the grass and clover </w:t>
@@ -9503,15 +8997,7 @@
         <w:t xml:space="preserve">and herbicide applications were chosen that are effective against this perennial weed. However, </w:t>
       </w:r>
       <w:r>
-        <w:t xml:space="preserve">those same herbicides could not be used in the </w:t>
-      </w:r>
-      <w:proofErr w:type="spellStart"/>
-      <w:r>
-        <w:t>MixE</w:t>
-      </w:r>
-      <w:proofErr w:type="spellEnd"/>
-      <w:r>
-        <w:t xml:space="preserve"> plots</w:t>
+        <w:t>those same herbicides could not be used in the MixE plots</w:t>
       </w:r>
       <w:r>
         <w:t>, so the best available option was instead used</w:t>
@@ -9537,17 +9023,8 @@
           <w:i/>
           <w:iCs/>
         </w:rPr>
-        <w:t xml:space="preserve">Avena </w:t>
-      </w:r>
-      <w:proofErr w:type="spellStart"/>
-      <w:r>
-        <w:rPr>
-          <w:i/>
-          <w:iCs/>
-        </w:rPr>
-        <w:t>fatua</w:t>
-      </w:r>
-      <w:proofErr w:type="spellEnd"/>
+        <w:t>Avena fatua</w:t>
+      </w:r>
       <w:r>
         <w:rPr>
           <w:i/>
@@ -9667,7 +9144,6 @@
           <w:bCs/>
         </w:rPr>
       </w:pPr>
-      <w:proofErr w:type="gramStart"/>
       <w:r>
         <w:rPr>
           <w:b/>
@@ -9694,526 +9170,499 @@
           <w:b/>
           <w:bCs/>
         </w:rPr>
-        <w:t>General</w:t>
-      </w:r>
-      <w:proofErr w:type="gramEnd"/>
-      <w:r>
+        <w:t>General management</w:t>
+      </w:r>
+    </w:p>
+    <w:p>
+      <w:pPr>
+        <w:spacing w:line="360" w:lineRule="auto"/>
+        <w:rPr>
+          <w:lang w:val="en-US"/>
+        </w:rPr>
+      </w:pPr>
+      <w:r>
+        <w:rPr>
+          <w:lang w:val="en-US"/>
+        </w:rPr>
+        <w:t>S</w:t>
+      </w:r>
+      <w:r>
+        <w:rPr>
+          <w:lang w:val="en-US"/>
+        </w:rPr>
+        <w:t>pring barley (</w:t>
+      </w:r>
+      <w:r>
+        <w:rPr>
+          <w:i/>
+          <w:iCs/>
+          <w:lang w:val="en-US"/>
+        </w:rPr>
+        <w:t xml:space="preserve">Hordeum vulgare </w:t>
+      </w:r>
+      <w:r>
+        <w:rPr>
+          <w:lang w:val="en-US"/>
+        </w:rPr>
+        <w:t>L.</w:t>
+      </w:r>
+      <w:r>
+        <w:rPr>
+          <w:lang w:val="en-US"/>
+        </w:rPr>
+        <w:t xml:space="preserve"> v. </w:t>
+      </w:r>
+      <w:r>
+        <w:t>Evergreen</w:t>
+      </w:r>
+      <w:r>
+        <w:rPr>
+          <w:lang w:val="en-US"/>
+        </w:rPr>
+        <w:t xml:space="preserve">) </w:t>
+      </w:r>
+      <w:r>
+        <w:rPr>
+          <w:lang w:val="en-US"/>
+        </w:rPr>
+        <w:t xml:space="preserve">was </w:t>
+      </w:r>
+      <w:r>
+        <w:rPr>
+          <w:lang w:val="en-US"/>
+        </w:rPr>
+        <w:t>sown 19</w:t>
+      </w:r>
+      <w:r>
+        <w:rPr>
+          <w:lang w:val="en-US"/>
+        </w:rPr>
+        <w:t>-</w:t>
+      </w:r>
+      <w:r>
+        <w:rPr>
+          <w:lang w:val="en-US"/>
+        </w:rPr>
+        <w:t>Apr 2018</w:t>
+      </w:r>
+      <w:r>
+        <w:rPr>
+          <w:lang w:val="en-US"/>
+        </w:rPr>
+        <w:t xml:space="preserve"> (300 plants m</w:t>
+      </w:r>
+      <w:r>
+        <w:rPr>
+          <w:vertAlign w:val="superscript"/>
+          <w:lang w:val="en-US"/>
+        </w:rPr>
+        <w:t>-2</w:t>
+      </w:r>
+      <w:r>
+        <w:rPr>
+          <w:lang w:val="en-US"/>
+        </w:rPr>
+        <w:t xml:space="preserve">) </w:t>
+      </w:r>
+      <w:r>
+        <w:rPr>
+          <w:lang w:val="en-US"/>
+        </w:rPr>
+        <w:t xml:space="preserve"> </w:t>
+      </w:r>
+      <w:r>
+        <w:rPr>
+          <w:lang w:val="en-US"/>
+        </w:rPr>
+        <w:t xml:space="preserve">and harvested </w:t>
+      </w:r>
+      <w:r>
+        <w:t>8</w:t>
+      </w:r>
+      <w:r>
+        <w:t>-Aug</w:t>
+      </w:r>
+      <w:r>
+        <w:t xml:space="preserve"> 2018</w:t>
+      </w:r>
+      <w:r>
+        <w:rPr>
+          <w:lang w:val="en-US"/>
+        </w:rPr>
+        <w:t xml:space="preserve">; </w:t>
+      </w:r>
+      <w:r>
+        <w:rPr>
+          <w:lang w:val="en-US"/>
+        </w:rPr>
+        <w:t>spring oat (</w:t>
+      </w:r>
+      <w:r>
+        <w:rPr>
+          <w:i/>
+          <w:iCs/>
+          <w:lang w:val="en-US"/>
+        </w:rPr>
+        <w:t>Avena sativa</w:t>
+      </w:r>
+      <w:r>
+        <w:rPr>
+          <w:lang w:val="en-US"/>
+        </w:rPr>
+        <w:t xml:space="preserve"> L.</w:t>
+      </w:r>
+      <w:r>
+        <w:rPr>
+          <w:lang w:val="en-US"/>
+        </w:rPr>
+        <w:t xml:space="preserve"> v. Poseidon</w:t>
+      </w:r>
+      <w:r>
+        <w:rPr>
+          <w:lang w:val="en-US"/>
+        </w:rPr>
+        <w:t xml:space="preserve">) </w:t>
+      </w:r>
+      <w:r>
+        <w:rPr>
+          <w:lang w:val="en-US"/>
+        </w:rPr>
+        <w:t>was sown on</w:t>
+      </w:r>
+      <w:r>
+        <w:rPr>
+          <w:lang w:val="en-US"/>
+        </w:rPr>
+        <w:t xml:space="preserve"> 4</w:t>
+      </w:r>
+      <w:r>
+        <w:rPr>
+          <w:lang w:val="en-US"/>
+        </w:rPr>
+        <w:t>-</w:t>
+      </w:r>
+      <w:r>
+        <w:rPr>
+          <w:lang w:val="en-US"/>
+        </w:rPr>
+        <w:t>Apr 2019</w:t>
+      </w:r>
+      <w:r>
+        <w:rPr>
+          <w:lang w:val="en-US"/>
+        </w:rPr>
+        <w:t xml:space="preserve"> (300 plants m</w:t>
+      </w:r>
+      <w:r>
+        <w:rPr>
+          <w:vertAlign w:val="superscript"/>
+          <w:lang w:val="en-US"/>
+        </w:rPr>
+        <w:t>-2</w:t>
+      </w:r>
+      <w:r>
+        <w:rPr>
+          <w:lang w:val="en-US"/>
+        </w:rPr>
+        <w:t>)</w:t>
+      </w:r>
+      <w:r>
+        <w:rPr>
+          <w:lang w:val="en-US"/>
+        </w:rPr>
+        <w:t xml:space="preserve"> </w:t>
+      </w:r>
+      <w:r>
+        <w:rPr>
+          <w:lang w:val="en-US"/>
+        </w:rPr>
+        <w:t xml:space="preserve">and harvested </w:t>
+      </w:r>
+      <w:r>
+        <w:t>15</w:t>
+      </w:r>
+      <w:r>
+        <w:t>-Aug</w:t>
+      </w:r>
+      <w:r>
+        <w:t xml:space="preserve"> 2019</w:t>
+      </w:r>
+      <w:r>
+        <w:rPr>
+          <w:lang w:val="en-US"/>
+        </w:rPr>
+        <w:t xml:space="preserve">; </w:t>
+      </w:r>
+      <w:r>
+        <w:rPr>
+          <w:lang w:val="en-US"/>
+        </w:rPr>
+        <w:t>faba beans (</w:t>
+      </w:r>
+      <w:r>
+        <w:rPr>
+          <w:i/>
+          <w:iCs/>
+          <w:lang w:val="en-US"/>
+        </w:rPr>
+        <w:t>Vicia faba</w:t>
+      </w:r>
+      <w:r>
+        <w:rPr>
+          <w:lang w:val="en-US"/>
+        </w:rPr>
+        <w:t xml:space="preserve"> L.</w:t>
+      </w:r>
+      <w:r>
+        <w:rPr>
+          <w:lang w:val="en-US"/>
+        </w:rPr>
+        <w:t xml:space="preserve"> v. Boxer</w:t>
+      </w:r>
+      <w:r>
+        <w:rPr>
+          <w:lang w:val="en-US"/>
+        </w:rPr>
+        <w:t xml:space="preserve">) </w:t>
+      </w:r>
+      <w:r>
+        <w:rPr>
+          <w:lang w:val="en-US"/>
+        </w:rPr>
+        <w:t>was sown on</w:t>
+      </w:r>
+      <w:r>
+        <w:rPr>
+          <w:lang w:val="en-US"/>
+        </w:rPr>
+        <w:t xml:space="preserve"> 15</w:t>
+      </w:r>
+      <w:r>
+        <w:rPr>
+          <w:lang w:val="en-US"/>
+        </w:rPr>
+        <w:t>-</w:t>
+      </w:r>
+      <w:r>
+        <w:rPr>
+          <w:lang w:val="en-US"/>
+        </w:rPr>
+        <w:t>Apr 2020</w:t>
+      </w:r>
+      <w:r>
+        <w:rPr>
+          <w:lang w:val="en-US"/>
+        </w:rPr>
+        <w:t xml:space="preserve"> (50 plants m</w:t>
+      </w:r>
+      <w:r>
+        <w:rPr>
+          <w:vertAlign w:val="superscript"/>
+          <w:lang w:val="en-US"/>
+        </w:rPr>
+        <w:t>-2</w:t>
+      </w:r>
+      <w:r>
+        <w:rPr>
+          <w:lang w:val="en-US"/>
+        </w:rPr>
+        <w:t xml:space="preserve">) and harvested </w:t>
+      </w:r>
+      <w:r>
+        <w:t>24</w:t>
+      </w:r>
+      <w:r>
+        <w:t>-Aug</w:t>
+      </w:r>
+      <w:r>
+        <w:t xml:space="preserve"> 2020</w:t>
+      </w:r>
+      <w:r>
+        <w:rPr>
+          <w:lang w:val="en-US"/>
+        </w:rPr>
+        <w:t xml:space="preserve">. </w:t>
+      </w:r>
+      <w:r>
+        <w:rPr>
+          <w:lang w:val="en-US"/>
+        </w:rPr>
+        <w:t>All plots received m</w:t>
+      </w:r>
+      <w:r>
+        <w:rPr>
+          <w:lang w:val="en-US"/>
+        </w:rPr>
+        <w:t>ineral fertilizer broadcast on spring barley plots on 17</w:t>
+      </w:r>
+      <w:r>
+        <w:rPr>
+          <w:lang w:val="en-US"/>
+        </w:rPr>
+        <w:t>-Apr</w:t>
+      </w:r>
+      <w:r>
+        <w:rPr>
+          <w:lang w:val="en-US"/>
+        </w:rPr>
+        <w:t xml:space="preserve"> 2018 (</w:t>
+      </w:r>
+      <w:r>
+        <w:t>126 kg N ha</w:t>
+      </w:r>
+      <w:r>
+        <w:rPr>
+          <w:vertAlign w:val="superscript"/>
+        </w:rPr>
+        <w:t>-1</w:t>
+      </w:r>
+      <w:r>
+        <w:t>, 24 kg P ha</w:t>
+      </w:r>
+      <w:r>
+        <w:rPr>
+          <w:vertAlign w:val="superscript"/>
+        </w:rPr>
+        <w:t>-1</w:t>
+      </w:r>
+      <w:r>
+        <w:t xml:space="preserve"> and 60 kg K ha</w:t>
+      </w:r>
+      <w:r>
+        <w:rPr>
+          <w:vertAlign w:val="superscript"/>
+        </w:rPr>
+        <w:t>-1</w:t>
+      </w:r>
+      <w:r>
+        <w:t>); on spring oat plots on 3</w:t>
+      </w:r>
+      <w:r>
+        <w:t>-Apr</w:t>
+      </w:r>
+      <w:r>
+        <w:t xml:space="preserve"> 2019 (80 kg N ha</w:t>
+      </w:r>
+      <w:r>
+        <w:rPr>
+          <w:vertAlign w:val="superscript"/>
+        </w:rPr>
+        <w:t>-1</w:t>
+      </w:r>
+      <w:r>
+        <w:t>, 15 kg P ha</w:t>
+      </w:r>
+      <w:r>
+        <w:rPr>
+          <w:vertAlign w:val="superscript"/>
+        </w:rPr>
+        <w:t>-1</w:t>
+      </w:r>
+      <w:r>
+        <w:t xml:space="preserve"> and 38 kg K ha</w:t>
+      </w:r>
+      <w:r>
+        <w:rPr>
+          <w:vertAlign w:val="superscript"/>
+        </w:rPr>
+        <w:t>-1</w:t>
+      </w:r>
+      <w:r>
+        <w:t xml:space="preserve"> ); </w:t>
+      </w:r>
+      <w:r>
+        <w:lastRenderedPageBreak/>
+        <w:t>and on faba beans on 15</w:t>
+      </w:r>
+      <w:r>
+        <w:t>-Apr</w:t>
+      </w:r>
+      <w:r>
+        <w:t xml:space="preserve"> 2020 (32 kg P ha</w:t>
+      </w:r>
+      <w:r>
+        <w:rPr>
+          <w:vertAlign w:val="superscript"/>
+        </w:rPr>
+        <w:t xml:space="preserve">-1 </w:t>
+      </w:r>
+      <w:r>
+        <w:t>and 80 kg K ha</w:t>
+      </w:r>
+      <w:r>
+        <w:rPr>
+          <w:vertAlign w:val="superscript"/>
+        </w:rPr>
+        <w:t>-1</w:t>
+      </w:r>
+      <w:r>
+        <w:t>).</w:t>
+      </w:r>
+      <w:r>
+        <w:t xml:space="preserve"> Herbicide application differed by treatment (see Table 2), but otherwise a</w:t>
+      </w:r>
+      <w:r>
+        <w:t>ll plots were managed identically for diseases and insect pests according to</w:t>
+      </w:r>
+      <w:r>
+        <w:t xml:space="preserve"> </w:t>
+      </w:r>
+      <w:r>
+        <w:t xml:space="preserve">the crop species grown and </w:t>
+      </w:r>
+      <w:r>
+        <w:t>best management practices recommended by national advisory services</w:t>
+      </w:r>
+      <w:r>
+        <w:t>.</w:t>
+      </w:r>
+    </w:p>
+    <w:p>
+      <w:pPr>
+        <w:spacing w:line="360" w:lineRule="auto"/>
+        <w:rPr>
+          <w:lang w:val="en-US"/>
+        </w:rPr>
+      </w:pPr>
+      <w:r>
+        <w:rPr>
+          <w:lang w:val="en-US"/>
+        </w:rPr>
+        <w:t>The long-term experiment is rainfed, but in 2018 an exception was made due to an extremely hot and dry early growing season. In order to maintain the long-term viability of the experiment, all plots were irrigated with 25 mm in early</w:t>
+      </w:r>
+      <w:r>
+        <w:rPr>
+          <w:lang w:val="en-US"/>
+        </w:rPr>
+        <w:t xml:space="preserve"> June</w:t>
+      </w:r>
+      <w:r>
+        <w:rPr>
+          <w:lang w:val="en-US"/>
+        </w:rPr>
+        <w:t xml:space="preserve"> to ensure the establishment of all treatments. Irrigation was done with sprinklers mounted on a boom that was dragged through the experiment.</w:t>
+      </w:r>
+      <w:r>
+        <w:rPr>
+          <w:lang w:val="en-US"/>
+        </w:rPr>
+        <w:t xml:space="preserve"> This was also done on production fields in Denmark with access to irrigation structure, and therefore represents realistic production management. </w:t>
+      </w:r>
+      <w:r>
+        <w:rPr>
+          <w:lang w:val="en-US"/>
+        </w:rPr>
+        <w:t xml:space="preserve"> </w:t>
+      </w:r>
+    </w:p>
+    <w:p>
+      <w:pPr>
+        <w:spacing w:line="360" w:lineRule="auto"/>
         <w:rPr>
           <w:b/>
           <w:bCs/>
         </w:rPr>
-        <w:t xml:space="preserve"> management</w:t>
-      </w:r>
-    </w:p>
-    <w:p>
-      <w:pPr>
-        <w:spacing w:line="360" w:lineRule="auto"/>
-        <w:rPr>
-          <w:lang w:val="en-US"/>
-        </w:rPr>
-      </w:pPr>
-      <w:r>
-        <w:rPr>
-          <w:lang w:val="en-US"/>
-        </w:rPr>
-        <w:t>S</w:t>
-      </w:r>
-      <w:r>
-        <w:rPr>
-          <w:lang w:val="en-US"/>
-        </w:rPr>
-        <w:t>pring barley (</w:t>
-      </w:r>
-      <w:r>
-        <w:rPr>
-          <w:i/>
-          <w:iCs/>
-          <w:lang w:val="en-US"/>
-        </w:rPr>
-        <w:t xml:space="preserve">Hordeum vulgare </w:t>
-      </w:r>
-      <w:r>
-        <w:rPr>
-          <w:lang w:val="en-US"/>
-        </w:rPr>
-        <w:t>L.</w:t>
-      </w:r>
-      <w:r>
-        <w:rPr>
-          <w:lang w:val="en-US"/>
-        </w:rPr>
-        <w:t xml:space="preserve"> v. </w:t>
-      </w:r>
-      <w:r>
-        <w:t>Evergreen</w:t>
-      </w:r>
-      <w:r>
-        <w:rPr>
-          <w:lang w:val="en-US"/>
-        </w:rPr>
-        <w:t xml:space="preserve">) </w:t>
-      </w:r>
-      <w:r>
-        <w:rPr>
-          <w:lang w:val="en-US"/>
-        </w:rPr>
-        <w:t xml:space="preserve">was </w:t>
-      </w:r>
-      <w:r>
-        <w:rPr>
-          <w:lang w:val="en-US"/>
-        </w:rPr>
-        <w:t>sown 19</w:t>
-      </w:r>
-      <w:r>
-        <w:rPr>
-          <w:lang w:val="en-US"/>
-        </w:rPr>
-        <w:t>-</w:t>
-      </w:r>
-      <w:r>
-        <w:rPr>
-          <w:lang w:val="en-US"/>
-        </w:rPr>
-        <w:t>Apr 2018</w:t>
-      </w:r>
-      <w:r>
-        <w:rPr>
-          <w:lang w:val="en-US"/>
-        </w:rPr>
-        <w:t xml:space="preserve"> (300 plants m</w:t>
-      </w:r>
-      <w:r>
-        <w:rPr>
-          <w:vertAlign w:val="superscript"/>
-          <w:lang w:val="en-US"/>
-        </w:rPr>
-        <w:t>-2</w:t>
-      </w:r>
-      <w:r>
-        <w:rPr>
-          <w:lang w:val="en-US"/>
-        </w:rPr>
-        <w:t xml:space="preserve">) </w:t>
-      </w:r>
-      <w:r>
-        <w:rPr>
-          <w:lang w:val="en-US"/>
-        </w:rPr>
-        <w:t xml:space="preserve"> </w:t>
-      </w:r>
-      <w:r>
-        <w:rPr>
-          <w:lang w:val="en-US"/>
-        </w:rPr>
-        <w:t xml:space="preserve">and harvested </w:t>
-      </w:r>
-      <w:r>
-        <w:t>8</w:t>
-      </w:r>
-      <w:r>
-        <w:t>-Aug</w:t>
-      </w:r>
-      <w:r>
-        <w:t xml:space="preserve"> 2018</w:t>
-      </w:r>
-      <w:r>
-        <w:rPr>
-          <w:lang w:val="en-US"/>
-        </w:rPr>
-        <w:t xml:space="preserve">; </w:t>
-      </w:r>
-      <w:r>
-        <w:rPr>
-          <w:lang w:val="en-US"/>
-        </w:rPr>
-        <w:t>spring oat (</w:t>
-      </w:r>
-      <w:r>
-        <w:rPr>
-          <w:i/>
-          <w:iCs/>
-          <w:lang w:val="en-US"/>
-        </w:rPr>
-        <w:t>Avena sativa</w:t>
-      </w:r>
-      <w:r>
-        <w:rPr>
-          <w:lang w:val="en-US"/>
-        </w:rPr>
-        <w:t xml:space="preserve"> L.</w:t>
-      </w:r>
-      <w:r>
-        <w:rPr>
-          <w:lang w:val="en-US"/>
-        </w:rPr>
-        <w:t xml:space="preserve"> v. Poseidon</w:t>
-      </w:r>
-      <w:r>
-        <w:rPr>
-          <w:lang w:val="en-US"/>
-        </w:rPr>
-        <w:t xml:space="preserve">) </w:t>
-      </w:r>
-      <w:r>
-        <w:rPr>
-          <w:lang w:val="en-US"/>
-        </w:rPr>
-        <w:t>was sown on</w:t>
-      </w:r>
-      <w:r>
-        <w:rPr>
-          <w:lang w:val="en-US"/>
-        </w:rPr>
-        <w:t xml:space="preserve"> 4</w:t>
-      </w:r>
-      <w:r>
-        <w:rPr>
-          <w:lang w:val="en-US"/>
-        </w:rPr>
-        <w:t>-</w:t>
-      </w:r>
-      <w:r>
-        <w:rPr>
-          <w:lang w:val="en-US"/>
-        </w:rPr>
-        <w:t>Apr 2019</w:t>
-      </w:r>
-      <w:r>
-        <w:rPr>
-          <w:lang w:val="en-US"/>
-        </w:rPr>
-        <w:t xml:space="preserve"> (300 plants m</w:t>
-      </w:r>
-      <w:r>
-        <w:rPr>
-          <w:vertAlign w:val="superscript"/>
-          <w:lang w:val="en-US"/>
-        </w:rPr>
-        <w:t>-2</w:t>
-      </w:r>
-      <w:r>
-        <w:rPr>
-          <w:lang w:val="en-US"/>
-        </w:rPr>
-        <w:t>)</w:t>
-      </w:r>
-      <w:r>
-        <w:rPr>
-          <w:lang w:val="en-US"/>
-        </w:rPr>
-        <w:t xml:space="preserve"> </w:t>
-      </w:r>
-      <w:r>
-        <w:rPr>
-          <w:lang w:val="en-US"/>
-        </w:rPr>
-        <w:t xml:space="preserve">and harvested </w:t>
-      </w:r>
-      <w:r>
-        <w:t>15</w:t>
-      </w:r>
-      <w:r>
-        <w:t>-Aug</w:t>
-      </w:r>
-      <w:r>
-        <w:t xml:space="preserve"> 2019</w:t>
-      </w:r>
-      <w:r>
-        <w:rPr>
-          <w:lang w:val="en-US"/>
-        </w:rPr>
-        <w:t xml:space="preserve">; </w:t>
-      </w:r>
-      <w:r>
-        <w:rPr>
-          <w:lang w:val="en-US"/>
-        </w:rPr>
-        <w:t>faba beans (</w:t>
-      </w:r>
-      <w:r>
-        <w:rPr>
-          <w:i/>
-          <w:iCs/>
-          <w:lang w:val="en-US"/>
-        </w:rPr>
-        <w:t>Vicia faba</w:t>
-      </w:r>
-      <w:r>
-        <w:rPr>
-          <w:lang w:val="en-US"/>
-        </w:rPr>
-        <w:t xml:space="preserve"> L.</w:t>
-      </w:r>
-      <w:r>
-        <w:rPr>
-          <w:lang w:val="en-US"/>
-        </w:rPr>
-        <w:t xml:space="preserve"> v. Boxer</w:t>
-      </w:r>
-      <w:r>
-        <w:rPr>
-          <w:lang w:val="en-US"/>
-        </w:rPr>
-        <w:t xml:space="preserve">) </w:t>
-      </w:r>
-      <w:r>
-        <w:rPr>
-          <w:lang w:val="en-US"/>
-        </w:rPr>
-        <w:t>was sown on</w:t>
-      </w:r>
-      <w:r>
-        <w:rPr>
-          <w:lang w:val="en-US"/>
-        </w:rPr>
-        <w:t xml:space="preserve"> 15</w:t>
-      </w:r>
-      <w:r>
-        <w:rPr>
-          <w:lang w:val="en-US"/>
-        </w:rPr>
-        <w:t>-</w:t>
-      </w:r>
-      <w:r>
-        <w:rPr>
-          <w:lang w:val="en-US"/>
-        </w:rPr>
-        <w:t>Apr 2020</w:t>
-      </w:r>
-      <w:r>
-        <w:rPr>
-          <w:lang w:val="en-US"/>
-        </w:rPr>
-        <w:t xml:space="preserve"> (50 plants m</w:t>
-      </w:r>
-      <w:r>
-        <w:rPr>
-          <w:vertAlign w:val="superscript"/>
-          <w:lang w:val="en-US"/>
-        </w:rPr>
-        <w:t>-2</w:t>
-      </w:r>
-      <w:r>
-        <w:rPr>
-          <w:lang w:val="en-US"/>
-        </w:rPr>
-        <w:t xml:space="preserve">) and harvested </w:t>
-      </w:r>
-      <w:r>
-        <w:t>24</w:t>
-      </w:r>
-      <w:r>
-        <w:t>-Aug</w:t>
-      </w:r>
-      <w:r>
-        <w:t xml:space="preserve"> 2020</w:t>
-      </w:r>
-      <w:r>
-        <w:rPr>
-          <w:lang w:val="en-US"/>
-        </w:rPr>
-        <w:t xml:space="preserve">. </w:t>
-      </w:r>
-      <w:r>
-        <w:rPr>
-          <w:lang w:val="en-US"/>
-        </w:rPr>
-        <w:t>All plots received m</w:t>
-      </w:r>
-      <w:r>
-        <w:rPr>
-          <w:lang w:val="en-US"/>
-        </w:rPr>
-        <w:t>ineral fertilizer broadcast on spring barley plots on 17</w:t>
-      </w:r>
-      <w:r>
-        <w:rPr>
-          <w:lang w:val="en-US"/>
-        </w:rPr>
-        <w:t>-Apr</w:t>
-      </w:r>
-      <w:r>
-        <w:rPr>
-          <w:lang w:val="en-US"/>
-        </w:rPr>
-        <w:t xml:space="preserve"> 2018 (</w:t>
-      </w:r>
-      <w:r>
-        <w:t>126 kg N ha</w:t>
-      </w:r>
-      <w:r>
-        <w:rPr>
-          <w:vertAlign w:val="superscript"/>
-        </w:rPr>
-        <w:t>-1</w:t>
-      </w:r>
-      <w:r>
-        <w:t>, 24 kg P ha</w:t>
-      </w:r>
-      <w:r>
-        <w:rPr>
-          <w:vertAlign w:val="superscript"/>
-        </w:rPr>
-        <w:t>-1</w:t>
-      </w:r>
-      <w:r>
-        <w:t xml:space="preserve"> and 60 kg K ha</w:t>
-      </w:r>
-      <w:r>
-        <w:rPr>
-          <w:vertAlign w:val="superscript"/>
-        </w:rPr>
-        <w:t>-1</w:t>
-      </w:r>
-      <w:r>
-        <w:t>); on spring oat plots on 3</w:t>
-      </w:r>
-      <w:r>
-        <w:t>-Apr</w:t>
-      </w:r>
-      <w:r>
-        <w:t xml:space="preserve"> 2019 (80 kg N ha</w:t>
-      </w:r>
-      <w:r>
-        <w:rPr>
-          <w:vertAlign w:val="superscript"/>
-        </w:rPr>
-        <w:t>-1</w:t>
-      </w:r>
-      <w:r>
-        <w:t>, 15 kg P ha</w:t>
-      </w:r>
-      <w:r>
-        <w:rPr>
-          <w:vertAlign w:val="superscript"/>
-        </w:rPr>
-        <w:t>-1</w:t>
-      </w:r>
-      <w:r>
-        <w:t xml:space="preserve"> and 38 kg K ha</w:t>
-      </w:r>
-      <w:r>
-        <w:rPr>
-          <w:vertAlign w:val="superscript"/>
-        </w:rPr>
-        <w:t>-1</w:t>
-      </w:r>
-      <w:r>
-        <w:t xml:space="preserve"> ); </w:t>
-      </w:r>
-      <w:r>
-        <w:lastRenderedPageBreak/>
-        <w:t>and on faba beans on 15</w:t>
-      </w:r>
-      <w:r>
-        <w:t>-Apr</w:t>
-      </w:r>
-      <w:r>
-        <w:t xml:space="preserve"> 2020 (32 kg P ha</w:t>
-      </w:r>
-      <w:r>
-        <w:rPr>
-          <w:vertAlign w:val="superscript"/>
-        </w:rPr>
-        <w:t xml:space="preserve">-1 </w:t>
-      </w:r>
-      <w:r>
-        <w:t>and 80 kg K ha</w:t>
-      </w:r>
-      <w:r>
-        <w:rPr>
-          <w:vertAlign w:val="superscript"/>
-        </w:rPr>
-        <w:t>-1</w:t>
-      </w:r>
-      <w:r>
-        <w:t>).</w:t>
-      </w:r>
-      <w:r>
-        <w:t xml:space="preserve"> Herbicide application differed by treatment (see Table 2), but otherwise a</w:t>
-      </w:r>
-      <w:r>
-        <w:t>ll plots were managed identically for diseases and insect pests according to</w:t>
-      </w:r>
-      <w:r>
-        <w:t xml:space="preserve"> </w:t>
-      </w:r>
-      <w:r>
-        <w:t xml:space="preserve">the crop species grown and </w:t>
-      </w:r>
-      <w:r>
-        <w:t>best management practices recommended by national advisory services</w:t>
-      </w:r>
-      <w:r>
-        <w:t>.</w:t>
-      </w:r>
-    </w:p>
-    <w:p>
-      <w:pPr>
-        <w:spacing w:line="360" w:lineRule="auto"/>
-        <w:rPr>
-          <w:lang w:val="en-US"/>
-        </w:rPr>
-      </w:pPr>
-      <w:r>
-        <w:rPr>
-          <w:lang w:val="en-US"/>
-        </w:rPr>
-        <w:t xml:space="preserve">The long-term experiment is rainfed, but in 2018 an exception was made due to an extremely hot and dry early growing season. </w:t>
-      </w:r>
-      <w:proofErr w:type="gramStart"/>
-      <w:r>
-        <w:rPr>
-          <w:lang w:val="en-US"/>
-        </w:rPr>
-        <w:t>In order to</w:t>
-      </w:r>
-      <w:proofErr w:type="gramEnd"/>
-      <w:r>
-        <w:rPr>
-          <w:lang w:val="en-US"/>
-        </w:rPr>
-        <w:t xml:space="preserve"> maintain the long-term viability of the experiment, all plots were irrigated with 25 mm in early</w:t>
-      </w:r>
-      <w:r>
-        <w:rPr>
-          <w:lang w:val="en-US"/>
-        </w:rPr>
-        <w:t xml:space="preserve"> June</w:t>
-      </w:r>
-      <w:r>
-        <w:rPr>
-          <w:lang w:val="en-US"/>
-        </w:rPr>
-        <w:t xml:space="preserve"> to ensure the establishment of all treatments. Irrigation was done with sprinklers mounted on a boom that was dragged through the experiment.</w:t>
-      </w:r>
-      <w:r>
-        <w:rPr>
-          <w:lang w:val="en-US"/>
-        </w:rPr>
-        <w:t xml:space="preserve"> This was also done on production fields in Denmark with access to irrigation </w:t>
-      </w:r>
-      <w:proofErr w:type="gramStart"/>
-      <w:r>
-        <w:rPr>
-          <w:lang w:val="en-US"/>
-        </w:rPr>
-        <w:t>structure, and</w:t>
-      </w:r>
-      <w:proofErr w:type="gramEnd"/>
-      <w:r>
-        <w:rPr>
-          <w:lang w:val="en-US"/>
-        </w:rPr>
-        <w:t xml:space="preserve"> therefore represents realistic production management. </w:t>
-      </w:r>
-      <w:r>
-        <w:rPr>
-          <w:lang w:val="en-US"/>
-        </w:rPr>
-        <w:t xml:space="preserve"> </w:t>
-      </w:r>
+      </w:pPr>
     </w:p>
     <w:p>
       <w:pPr>
@@ -10223,151 +9672,138 @@
           <w:bCs/>
         </w:rPr>
       </w:pPr>
-    </w:p>
-    <w:p>
-      <w:pPr>
-        <w:spacing w:line="360" w:lineRule="auto"/>
+      <w:r>
         <w:rPr>
           <w:b/>
           <w:bCs/>
         </w:rPr>
-      </w:pPr>
+        <w:t xml:space="preserve">2.2 </w:t>
+      </w:r>
       <w:r>
         <w:rPr>
           <w:b/>
           <w:bCs/>
         </w:rPr>
-        <w:t xml:space="preserve">2.2 </w:t>
-      </w:r>
-      <w:r>
+        <w:t>Measurements</w:t>
+      </w:r>
+    </w:p>
+    <w:p>
+      <w:pPr>
+        <w:spacing w:line="360" w:lineRule="auto"/>
         <w:rPr>
           <w:b/>
           <w:bCs/>
         </w:rPr>
-        <w:t>Measurements</w:t>
-      </w:r>
-    </w:p>
-    <w:p>
-      <w:pPr>
-        <w:spacing w:line="360" w:lineRule="auto"/>
+      </w:pPr>
+      <w:r>
         <w:rPr>
           <w:b/>
           <w:bCs/>
         </w:rPr>
-      </w:pPr>
-      <w:proofErr w:type="gramStart"/>
+        <w:t>2.</w:t>
+      </w:r>
       <w:r>
         <w:rPr>
           <w:b/>
           <w:bCs/>
         </w:rPr>
-        <w:t>2.</w:t>
+        <w:t>2</w:t>
       </w:r>
       <w:r>
         <w:rPr>
           <w:b/>
           <w:bCs/>
         </w:rPr>
-        <w:t>2</w:t>
+        <w:t xml:space="preserve">.1  </w:t>
       </w:r>
       <w:r>
         <w:rPr>
           <w:b/>
           <w:bCs/>
         </w:rPr>
-        <w:t xml:space="preserve">.1  </w:t>
-      </w:r>
-      <w:r>
+        <w:t>Crop yields</w:t>
+      </w:r>
+    </w:p>
+    <w:p>
+      <w:pPr>
+        <w:spacing w:line="360" w:lineRule="auto"/>
+      </w:pPr>
+      <w:r>
+        <w:t>The middle area (net size 1.5 m x 10 m) of e</w:t>
+      </w:r>
+      <w:r>
+        <w:t xml:space="preserve">ach </w:t>
+      </w:r>
+      <w:r>
+        <w:t>micro-plot</w:t>
+      </w:r>
+      <w:r>
+        <w:t xml:space="preserve"> was harvested for grain yield with a plot combine</w:t>
+      </w:r>
+      <w:r>
+        <w:t>r</w:t>
+      </w:r>
+      <w:r>
+        <w:t xml:space="preserve">. Dry matter content was determined by a near-infrared spectroscopy analyzer </w:t>
+      </w:r>
+      <w:r>
+        <w:t>[</w:t>
+      </w:r>
+      <w:r>
+        <w:t>InfraTec™ 1241 Grain Analyzer, Foss A/S; </w:t>
+      </w:r>
+      <w:bookmarkStart w:id="17" w:name="bbib4"/>
+      <w:r>
+        <w:fldChar w:fldCharType="begin"/>
+      </w:r>
+      <w:r>
+        <w:instrText xml:space="preserve"> ADDIN ZOTERO_ITEM CSL_CITATION {"citationID":"vgHNN8mL","properties":{"formattedCitation":"(B\\uc0\\u252{}chmann et al., 2001)","plainCitation":"(Büchmann et al., 2001)","noteIndex":0},"citationItems":[{"id":1511,"uris":["http://zotero.org/users/3599437/items/EAQE7SEB"],"itemData":{"id":1511,"type":"article-journal","abstract":"Three problems need to be addressed in networks of Infratec Grain Analysers: 1) the networks are not interconnected, 2) the partial least squares (PLS) calibrations used so far have to be individually adjusted for bias when transferred to the slave instruments, and 3) the calibrations are not entirely stable over time. Nonlinear artificial neural network (ANN) calibrations based on a large common European data set (≈4,000 samples in the training sets and ≈1,000 samples in the stop sets) were introduced to overcome these constraints. The performance of these ANN calibrations was compared with Danish PLS models for protein and moisture in cereals during the 1998 harvest in Denmark, and subsequently with PLS models based on the same European data set. ANN models were more accurate than PLS and, unlike PLS, were linear and transferable up to 25% moisture. It is suggested that the improved performance of the ANN models is attributable to the modeling technique rather than the size and nature of the European data set. In most cases, ANN models could be applied directly and without bias adjustment to slave instruments. The ANN models were also more stable, they required fewer bias adjustments or remodeling over time compared with Danish PLS models. ANN calibrations using shared data have been adopted for commercial use in several European countries and work is in progress to develop global ANN models for determination of protein in wheat and barley.","container-title":"Cereal Chemistry","DOI":"10.1094/CCHEM.2001.78.5.572","ISSN":"1943-3638","issue":"5","language":"en","license":"© AACC International","note":"_eprint: https://onlinelibrary.wiley.com/doi/pdf/10.1094/CCHEM.2001.78.5.572","page":"572-577","source":"Wiley Online Library","title":"Performance of European Artificial Neural Network (ANN) Calibrations for Moisture and Protein in Cereals Using the Danish Near-Infrared Transmission (NIT) Network","volume":"78","author":[{"family":"Büchmann","given":"Nils Bo"},{"family":"Josefsson","given":"Henrik"},{"family":"Cowe","given":"Ian A."}],"issued":{"date-parts":[["2001"]]}}}],"schema":"https://github.com/citation-style-language/schema/raw/master/csl-citation.json"} </w:instrText>
+      </w:r>
+      <w:r>
+        <w:fldChar w:fldCharType="separate"/>
+      </w:r>
+      <w:r>
+        <w:t>(Büchmann et al., 2001)</w:t>
+      </w:r>
+      <w:r>
+        <w:fldChar w:fldCharType="end"/>
+      </w:r>
+      <w:r>
+        <w:t>]</w:t>
+      </w:r>
+      <w:bookmarkEnd w:id="17"/>
+      <w:r>
+        <w:t>). Grain yields are reported on a dry matter basis.</w:t>
+      </w:r>
+    </w:p>
+    <w:p>
+      <w:pPr>
+        <w:spacing w:line="360" w:lineRule="auto"/>
         <w:rPr>
           <w:b/>
           <w:bCs/>
         </w:rPr>
-        <w:t>Crop</w:t>
-      </w:r>
-      <w:proofErr w:type="gramEnd"/>
+      </w:pPr>
       <w:r>
         <w:rPr>
           <w:b/>
           <w:bCs/>
         </w:rPr>
-        <w:t xml:space="preserve"> yields</w:t>
-      </w:r>
-    </w:p>
-    <w:p>
-      <w:pPr>
-        <w:spacing w:line="360" w:lineRule="auto"/>
-      </w:pPr>
-      <w:r>
-        <w:t>The middle area (net size 1.5 m x 10 m) of e</w:t>
-      </w:r>
-      <w:r>
-        <w:t xml:space="preserve">ach </w:t>
-      </w:r>
-      <w:r>
-        <w:t>micro-plot</w:t>
-      </w:r>
-      <w:r>
-        <w:t xml:space="preserve"> was harvested for grain yield with a plot combine</w:t>
-      </w:r>
-      <w:r>
-        <w:t>r</w:t>
-      </w:r>
-      <w:r>
-        <w:t xml:space="preserve">. Dry matter content was determined by a near-infrared spectroscopy analyzer </w:t>
-      </w:r>
-      <w:r>
-        <w:t>[</w:t>
-      </w:r>
-      <w:r>
-        <w:t>InfraTec™ 1241 Grain Analyzer, Foss A/S; </w:t>
-      </w:r>
-      <w:bookmarkStart w:id="17" w:name="bbib4"/>
-      <w:r>
-        <w:fldChar w:fldCharType="begin"/>
-      </w:r>
-      <w:r>
-        <w:instrText xml:space="preserve"> ADDIN ZOTERO_ITEM CSL_CITATION {"citationID":"vgHNN8mL","properties":{"formattedCitation":"(B\\uc0\\u252{}chmann et al., 2001)","plainCitation":"(Büchmann et al., 2001)","noteIndex":0},"citationItems":[{"id":1511,"uris":["http://zotero.org/users/3599437/items/EAQE7SEB"],"itemData":{"id":1511,"type":"article-journal","abstract":"Three problems need to be addressed in networks of Infratec Grain Analysers: 1) the networks are not interconnected, 2) the partial least squares (PLS) calibrations used so far have to be individually adjusted for bias when transferred to the slave instruments, and 3) the calibrations are not entirely stable over time. Nonlinear artificial neural network (ANN) calibrations based on a large common European data set (≈4,000 samples in the training sets and ≈1,000 samples in the stop sets) were introduced to overcome these constraints. The performance of these ANN calibrations was compared with Danish PLS models for protein and moisture in cereals during the 1998 harvest in Denmark, and subsequently with PLS models based on the same European data set. ANN models were more accurate than PLS and, unlike PLS, were linear and transferable up to 25% moisture. It is suggested that the improved performance of the ANN models is attributable to the modeling technique rather than the size and nature of the European data set. In most cases, ANN models could be applied directly and without bias adjustment to slave instruments. The ANN models were also more stable, they required fewer bias adjustments or remodeling over time compared with Danish PLS models. ANN calibrations using shared data have been adopted for commercial use in several European countries and work is in progress to develop global ANN models for determination of protein in wheat and barley.","container-title":"Cereal Chemistry","DOI":"10.1094/CCHEM.2001.78.5.572","ISSN":"1943-3638","issue":"5","language":"en","license":"© AACC International","note":"_eprint: https://onlinelibrary.wiley.com/doi/pdf/10.1094/CCHEM.2001.78.5.572","page":"572-577","source":"Wiley Online Library","title":"Performance of European Artificial Neural Network (ANN) Calibrations for Moisture and Protein in Cereals Using the Danish Near-Infrared Transmission (NIT) Network","volume":"78","author":[{"family":"Büchmann","given":"Nils Bo"},{"family":"Josefsson","given":"Henrik"},{"family":"Cowe","given":"Ian A."}],"issued":{"date-parts":[["2001"]]}}}],"schema":"https://github.com/citation-style-language/schema/raw/master/csl-citation.json"} </w:instrText>
-      </w:r>
-      <w:r>
-        <w:fldChar w:fldCharType="separate"/>
-      </w:r>
-      <w:r>
-        <w:t>(</w:t>
-      </w:r>
-      <w:proofErr w:type="spellStart"/>
-      <w:r>
-        <w:t>Büchmann</w:t>
-      </w:r>
-      <w:proofErr w:type="spellEnd"/>
-      <w:r>
-        <w:t xml:space="preserve"> et al., 2001)</w:t>
-      </w:r>
-      <w:r>
-        <w:fldChar w:fldCharType="end"/>
-      </w:r>
-      <w:r>
-        <w:t>]</w:t>
-      </w:r>
-      <w:bookmarkEnd w:id="17"/>
-      <w:r>
-        <w:t>). Grain yields are reported on a dry matter basis.</w:t>
-      </w:r>
-    </w:p>
-    <w:p>
-      <w:pPr>
-        <w:spacing w:line="360" w:lineRule="auto"/>
+        <w:t>2.</w:t>
+      </w:r>
+      <w:r>
         <w:rPr>
           <w:b/>
           <w:bCs/>
         </w:rPr>
-      </w:pPr>
-      <w:proofErr w:type="gramStart"/>
+        <w:t>2</w:t>
+      </w:r>
       <w:r>
         <w:rPr>
           <w:b/>
           <w:bCs/>
         </w:rPr>
-        <w:t>2.</w:t>
+        <w:t>.</w:t>
       </w:r>
       <w:r>
         <w:rPr>
@@ -10381,36 +9817,14 @@
           <w:b/>
           <w:bCs/>
         </w:rPr>
-        <w:t>.</w:t>
+        <w:t xml:space="preserve">  </w:t>
       </w:r>
       <w:r>
         <w:rPr>
           <w:b/>
           <w:bCs/>
         </w:rPr>
-        <w:t>2</w:t>
-      </w:r>
-      <w:r>
-        <w:rPr>
-          <w:b/>
-          <w:bCs/>
-        </w:rPr>
-        <w:t xml:space="preserve">  </w:t>
-      </w:r>
-      <w:r>
-        <w:rPr>
-          <w:b/>
-          <w:bCs/>
-        </w:rPr>
-        <w:t>Fall</w:t>
-      </w:r>
-      <w:proofErr w:type="gramEnd"/>
-      <w:r>
-        <w:rPr>
-          <w:b/>
-          <w:bCs/>
-        </w:rPr>
-        <w:t xml:space="preserve"> </w:t>
+        <w:t xml:space="preserve">Fall </w:t>
       </w:r>
       <w:r>
         <w:rPr>
@@ -11155,47 +10569,19 @@
         <w:rPr>
           <w:lang w:val="en-US"/>
         </w:rPr>
-        <w:t>, each species/genus was classified as ‘cover crop</w:t>
-      </w:r>
-      <w:proofErr w:type="gramStart"/>
-      <w:r>
-        <w:rPr>
-          <w:lang w:val="en-US"/>
-        </w:rPr>
-        <w:t xml:space="preserve">’, </w:t>
-      </w:r>
-      <w:r>
-        <w:rPr>
-          <w:lang w:val="en-US"/>
-        </w:rPr>
-        <w:t>‘</w:t>
-      </w:r>
-      <w:proofErr w:type="gramEnd"/>
-      <w:r>
-        <w:rPr>
-          <w:lang w:val="en-US"/>
-        </w:rPr>
-        <w:t>weed</w:t>
-      </w:r>
-      <w:proofErr w:type="gramStart"/>
-      <w:r>
-        <w:rPr>
-          <w:lang w:val="en-US"/>
-        </w:rPr>
-        <w:t xml:space="preserve">’, </w:t>
-      </w:r>
-      <w:r>
-        <w:rPr>
-          <w:lang w:val="en-US"/>
-        </w:rPr>
-        <w:t>‘</w:t>
-      </w:r>
-      <w:proofErr w:type="gramEnd"/>
-      <w:r>
-        <w:rPr>
-          <w:lang w:val="en-US"/>
-        </w:rPr>
-        <w:t>volunteer’ or ‘other</w:t>
+        <w:t xml:space="preserve">, each species/genus was classified as ‘cover crop’, </w:t>
+      </w:r>
+      <w:r>
+        <w:rPr>
+          <w:lang w:val="en-US"/>
+        </w:rPr>
+        <w:t xml:space="preserve">‘weed’, </w:t>
+      </w:r>
+      <w:r>
+        <w:rPr>
+          <w:lang w:val="en-US"/>
+        </w:rPr>
+        <w:t>‘volunteer’ or ‘other</w:t>
       </w:r>
       <w:r>
         <w:rPr>
@@ -11332,35 +10718,13 @@
         <w:rPr>
           <w:lang w:val="en-US"/>
         </w:rPr>
-        <w:t xml:space="preserve"> in 2018. In 2019, biomass was only separated into two fractions (cover crops and </w:t>
-      </w:r>
-      <w:proofErr w:type="gramStart"/>
-      <w:r>
-        <w:rPr>
-          <w:lang w:val="en-US"/>
-        </w:rPr>
-        <w:t>other</w:t>
-      </w:r>
-      <w:proofErr w:type="gramEnd"/>
-      <w:r>
-        <w:rPr>
-          <w:lang w:val="en-US"/>
-        </w:rPr>
-        <w:t xml:space="preserve">, the latter of which included both weeds and volunteers). Therefore, the categories ‘cover crop’ and ‘other’ were used for all </w:t>
-      </w:r>
-      <w:proofErr w:type="gramStart"/>
-      <w:r>
-        <w:rPr>
-          <w:lang w:val="en-US"/>
-        </w:rPr>
-        <w:t>aboveground</w:t>
-      </w:r>
-      <w:proofErr w:type="gramEnd"/>
-      <w:r>
-        <w:rPr>
-          <w:lang w:val="en-US"/>
-        </w:rPr>
-        <w:t xml:space="preserve"> biomass </w:t>
+        <w:t xml:space="preserve"> in 2018. In 2019, biomass was only separated into two fractions (cover crops and other, the latter of which included both weeds and volunteers). Therefore, the categories ‘cover crop’ and ‘other’ were used for all </w:t>
+      </w:r>
+      <w:r>
+        <w:rPr>
+          <w:lang w:val="en-US"/>
+        </w:rPr>
+        <w:t xml:space="preserve">aboveground biomass </w:t>
       </w:r>
       <w:r>
         <w:rPr>
@@ -11644,15 +11008,7 @@
         <w:t xml:space="preserve">and database </w:t>
       </w:r>
       <w:r>
-        <w:t xml:space="preserve">from </w:t>
-      </w:r>
-      <w:proofErr w:type="spellStart"/>
-      <w:r>
-        <w:t>Yvoz</w:t>
-      </w:r>
-      <w:proofErr w:type="spellEnd"/>
-      <w:r>
-        <w:t xml:space="preserve"> et al. 2021</w:t>
+        <w:t>from Yvoz et al. 2021</w:t>
       </w:r>
       <w:r>
         <w:t>. The fall vegetation produced blooms (</w:t>
@@ -11676,15 +11032,7 @@
         <w:t>. Details on this calculation are presented in supplementary material</w:t>
       </w:r>
       <w:r>
-        <w:t xml:space="preserve">, but a </w:t>
-      </w:r>
-      <w:proofErr w:type="gramStart"/>
-      <w:r>
-        <w:t>high level</w:t>
-      </w:r>
-      <w:proofErr w:type="gramEnd"/>
-      <w:r>
-        <w:t xml:space="preserve"> description is provided below</w:t>
+        <w:t>, but a high level description is provided below</w:t>
       </w:r>
       <w:r>
         <w:t xml:space="preserve">. </w:t>
@@ -11759,15 +11107,7 @@
         <w:t xml:space="preserve"> through provision of biomass and seeds</w:t>
       </w:r>
       <w:r>
-        <w:t xml:space="preserve">. Organ level attributes reported by </w:t>
-      </w:r>
-      <w:proofErr w:type="spellStart"/>
-      <w:r>
-        <w:t>Yvoz</w:t>
-      </w:r>
-      <w:proofErr w:type="spellEnd"/>
-      <w:r>
-        <w:t xml:space="preserve"> et al. 2021 for 155 plant species were used to assign sub-index values. Out of the 11 species in our study, six had exact matches in </w:t>
+        <w:t xml:space="preserve">. Organ level attributes reported by Yvoz et al. 2021 for 155 plant species were used to assign sub-index values. Out of the 11 species in our study, six had exact matches in </w:t>
       </w:r>
       <w:r>
         <w:t>the</w:t>
@@ -12039,7 +11379,6 @@
         </w:rPr>
         <w:t xml:space="preserve"> </w:t>
       </w:r>
-      <w:proofErr w:type="gramStart"/>
       <w:r>
         <w:rPr>
           <w:b/>
@@ -12047,7 +11386,6 @@
         </w:rPr>
         <w:t>Multi-criteria summaries</w:t>
       </w:r>
-      <w:proofErr w:type="gramEnd"/>
     </w:p>
     <w:p>
       <w:pPr>
@@ -12409,7 +11747,6 @@
       <w:r>
         <w:t xml:space="preserve"> relying heavily on the </w:t>
       </w:r>
-      <w:proofErr w:type="spellStart"/>
       <w:r>
         <w:rPr>
           <w:i/>
@@ -12417,7 +11754,6 @@
         </w:rPr>
         <w:t>tidyverse</w:t>
       </w:r>
-      <w:proofErr w:type="spellEnd"/>
       <w:r>
         <w:t xml:space="preserve"> meta package</w:t>
       </w:r>
@@ -12506,7 +11842,6 @@
       <w:r>
         <w:t xml:space="preserve"> </w:t>
       </w:r>
-      <w:proofErr w:type="spellStart"/>
       <w:r>
         <w:rPr>
           <w:i/>
@@ -12514,7 +11849,6 @@
         </w:rPr>
         <w:t>glmmTMB</w:t>
       </w:r>
-      <w:proofErr w:type="spellEnd"/>
       <w:r>
         <w:t xml:space="preserve"> </w:t>
       </w:r>
@@ -12560,7 +11894,6 @@
       <w:r>
         <w:t xml:space="preserve">The best fitting model was summarised using </w:t>
       </w:r>
-      <w:proofErr w:type="spellStart"/>
       <w:r>
         <w:rPr>
           <w:i/>
@@ -12568,7 +11901,6 @@
         </w:rPr>
         <w:t>emmeans</w:t>
       </w:r>
-      <w:proofErr w:type="spellEnd"/>
       <w:r>
         <w:t xml:space="preserve"> </w:t>
       </w:r>
@@ -12590,7 +11922,6 @@
       <w:r>
         <w:t xml:space="preserve"> and </w:t>
       </w:r>
-      <w:proofErr w:type="spellStart"/>
       <w:r>
         <w:rPr>
           <w:i/>
@@ -12598,7 +11929,6 @@
         </w:rPr>
         <w:t>multcomp</w:t>
       </w:r>
-      <w:proofErr w:type="spellEnd"/>
       <w:r>
         <w:t xml:space="preserve"> </w:t>
       </w:r>
@@ -12690,16 +12020,11 @@
       <w:r>
         <w:t xml:space="preserve">is available as part of the </w:t>
       </w:r>
-      <w:proofErr w:type="spellStart"/>
       <w:r>
         <w:t>G</w:t>
       </w:r>
       <w:r>
-        <w:t>ithub</w:t>
-      </w:r>
-      <w:proofErr w:type="spellEnd"/>
-      <w:r>
-        <w:t xml:space="preserve"> repository for this publication (</w:t>
+        <w:t>ithub repository for this publication (</w:t>
       </w:r>
       <w:r>
         <w:rPr>
@@ -12736,7 +12061,6 @@
           <w:bCs/>
         </w:rPr>
       </w:pPr>
-      <w:proofErr w:type="gramStart"/>
       <w:r>
         <w:rPr>
           <w:b/>
@@ -12744,7 +12068,6 @@
         </w:rPr>
         <w:t>3  RESULTS</w:t>
       </w:r>
-      <w:proofErr w:type="gramEnd"/>
     </w:p>
     <w:p>
       <w:pPr>
@@ -12917,213 +12240,147 @@
                 <w:i/>
                 <w:iCs/>
               </w:rPr>
-              <w:t>(</w:t>
-            </w:r>
-            <w:proofErr w:type="spellStart"/>
+              <w:t xml:space="preserve">(colored points and lines) </w:t>
+            </w:r>
             <w:r>
               <w:rPr>
                 <w:i/>
                 <w:iCs/>
               </w:rPr>
-              <w:t>colored</w:t>
-            </w:r>
-            <w:proofErr w:type="spellEnd"/>
+              <w:t>to 30-year averages</w:t>
+            </w:r>
             <w:r>
               <w:rPr>
                 <w:i/>
                 <w:iCs/>
               </w:rPr>
-              <w:t xml:space="preserve"> points and lines) </w:t>
+              <w:t xml:space="preserve"> [long-term (LT) means</w:t>
             </w:r>
             <w:r>
               <w:rPr>
                 <w:i/>
                 <w:iCs/>
               </w:rPr>
-              <w:t>to 30-year averages</w:t>
+              <w:t>, gray points and lines</w:t>
             </w:r>
             <w:r>
               <w:rPr>
                 <w:i/>
                 <w:iCs/>
               </w:rPr>
-              <w:t xml:space="preserve"> [long-term (LT) means</w:t>
+              <w:t>]</w:t>
             </w:r>
             <w:r>
               <w:rPr>
                 <w:i/>
                 <w:iCs/>
               </w:rPr>
-              <w:t xml:space="preserve">, </w:t>
-            </w:r>
-            <w:proofErr w:type="spellStart"/>
+              <w:t xml:space="preserve">. (Bottom) </w:t>
+            </w:r>
             <w:r>
               <w:rPr>
                 <w:i/>
                 <w:iCs/>
               </w:rPr>
-              <w:t>gray</w:t>
-            </w:r>
-            <w:proofErr w:type="spellEnd"/>
+              <w:t>Yields (</w:t>
+            </w:r>
             <w:r>
               <w:rPr>
                 <w:i/>
                 <w:iCs/>
               </w:rPr>
-              <w:t xml:space="preserve"> points and lines</w:t>
+              <w:t xml:space="preserve">black points represent </w:t>
             </w:r>
             <w:r>
               <w:rPr>
                 <w:i/>
                 <w:iCs/>
               </w:rPr>
-              <w:t>]</w:t>
+              <w:t>estimated marginal means with</w:t>
             </w:r>
             <w:r>
               <w:rPr>
                 <w:i/>
                 <w:iCs/>
               </w:rPr>
-              <w:t xml:space="preserve">. (Bottom) </w:t>
+              <w:t xml:space="preserve"> colored</w:t>
             </w:r>
             <w:r>
               <w:rPr>
                 <w:i/>
                 <w:iCs/>
               </w:rPr>
-              <w:t>Yields (</w:t>
+              <w:t xml:space="preserve"> 95% confidence intervals</w:t>
             </w:r>
             <w:r>
               <w:rPr>
                 <w:i/>
                 <w:iCs/>
               </w:rPr>
-              <w:t xml:space="preserve">black points represent </w:t>
+              <w:t xml:space="preserve">, </w:t>
             </w:r>
             <w:r>
               <w:rPr>
                 <w:i/>
                 <w:iCs/>
               </w:rPr>
-              <w:t>estimated marginal means with</w:t>
+              <w:t xml:space="preserve">gray </w:t>
             </w:r>
             <w:r>
               <w:rPr>
                 <w:i/>
                 <w:iCs/>
               </w:rPr>
-              <w:t xml:space="preserve"> </w:t>
-            </w:r>
-            <w:proofErr w:type="spellStart"/>
+              <w:t>crosses are raw data</w:t>
+            </w:r>
             <w:r>
               <w:rPr>
                 <w:i/>
                 <w:iCs/>
               </w:rPr>
-              <w:t>colored</w:t>
-            </w:r>
-            <w:proofErr w:type="spellEnd"/>
+              <w:t xml:space="preserve">) </w:t>
+            </w:r>
             <w:r>
               <w:rPr>
                 <w:i/>
                 <w:iCs/>
               </w:rPr>
-              <w:t xml:space="preserve"> 95% confidence intervals</w:t>
+              <w:t xml:space="preserve">were comparable to mean yields observed in Denmark for each year (horizontal dashed lines) and </w:t>
             </w:r>
             <w:r>
               <w:rPr>
                 <w:i/>
                 <w:iCs/>
               </w:rPr>
-              <w:t xml:space="preserve">, </w:t>
-            </w:r>
-            <w:proofErr w:type="spellStart"/>
+              <w:t xml:space="preserve">within a crop year </w:t>
+            </w:r>
             <w:r>
               <w:rPr>
                 <w:i/>
                 <w:iCs/>
               </w:rPr>
-              <w:t>gray</w:t>
-            </w:r>
-            <w:proofErr w:type="spellEnd"/>
+              <w:t>were significantly</w:t>
+            </w:r>
             <w:r>
               <w:rPr>
                 <w:i/>
                 <w:iCs/>
               </w:rPr>
-              <w:t xml:space="preserve"> </w:t>
+              <w:t xml:space="preserve"> impacted </w:t>
             </w:r>
             <w:r>
               <w:rPr>
                 <w:i/>
                 <w:iCs/>
               </w:rPr>
-              <w:t>crosses are raw data</w:t>
+              <w:t xml:space="preserve">only </w:t>
             </w:r>
             <w:r>
               <w:rPr>
                 <w:i/>
                 <w:iCs/>
               </w:rPr>
-              <w:t xml:space="preserve">) </w:t>
-            </w:r>
-            <w:r>
-              <w:rPr>
-                <w:i/>
-                <w:iCs/>
-              </w:rPr>
-              <w:t xml:space="preserve">were comparable to mean yields observed in Denmark for each year (horizontal dashed lines) and </w:t>
-            </w:r>
-            <w:r>
-              <w:rPr>
-                <w:i/>
-                <w:iCs/>
-              </w:rPr>
-              <w:t xml:space="preserve">within a crop year </w:t>
-            </w:r>
-            <w:r>
-              <w:rPr>
-                <w:i/>
-                <w:iCs/>
-              </w:rPr>
-              <w:t>were significantly</w:t>
-            </w:r>
-            <w:r>
-              <w:rPr>
-                <w:i/>
-                <w:iCs/>
-              </w:rPr>
-              <w:t xml:space="preserve"> impacted </w:t>
-            </w:r>
-            <w:r>
-              <w:rPr>
-                <w:i/>
-                <w:iCs/>
-              </w:rPr>
-              <w:t xml:space="preserve">only </w:t>
-            </w:r>
-            <w:r>
-              <w:rPr>
-                <w:i/>
-                <w:iCs/>
-              </w:rPr>
-              <w:t>by cover crop treatment, with the mid-season planted radish (</w:t>
-            </w:r>
-            <w:proofErr w:type="spellStart"/>
-            <w:r>
-              <w:rPr>
-                <w:i/>
-                <w:iCs/>
-              </w:rPr>
-              <w:t>RadM</w:t>
-            </w:r>
-            <w:proofErr w:type="spellEnd"/>
-            <w:r>
-              <w:rPr>
-                <w:i/>
-                <w:iCs/>
-              </w:rPr>
-              <w:t xml:space="preserve">) treatment producing significantly higher yields (asterisk) compared to the other </w:t>
+              <w:t xml:space="preserve">by cover crop treatment, with the mid-season planted radish (RadM) treatment producing significantly higher yields (asterisk) compared to the other </w:t>
             </w:r>
             <w:r>
               <w:rPr>
@@ -13241,15 +12498,7 @@
         <w:t xml:space="preserve">, there was an amplification of the differences over time (Figure 1). </w:t>
       </w:r>
       <w:r>
-        <w:t xml:space="preserve">On average, the </w:t>
-      </w:r>
-      <w:proofErr w:type="spellStart"/>
-      <w:r>
-        <w:t>RadM</w:t>
-      </w:r>
-      <w:proofErr w:type="spellEnd"/>
-      <w:r>
-        <w:t xml:space="preserve"> cover crop treatment exhibited 8% higher crop yields compared to all other cover crop treatments</w:t>
+        <w:t>On average, the RadM cover crop treatment exhibited 8% higher crop yields compared to all other cover crop treatments</w:t>
       </w:r>
       <w:r>
         <w:t xml:space="preserve"> (p&lt;0.001)</w:t>
@@ -13389,15 +12638,7 @@
         <w:t xml:space="preserve">On average, </w:t>
       </w:r>
       <w:r>
-        <w:t xml:space="preserve">biomass was highest in </w:t>
-      </w:r>
-      <w:proofErr w:type="gramStart"/>
-      <w:r>
-        <w:t>NT, and</w:t>
-      </w:r>
-      <w:proofErr w:type="gramEnd"/>
-      <w:r>
-        <w:t xml:space="preserve"> </w:t>
+        <w:t xml:space="preserve">biomass was highest in NT, and </w:t>
       </w:r>
       <w:r>
         <w:t xml:space="preserve">increasing tillage intensity significantly decreased fall biomass by </w:t>
@@ -13445,23 +12686,7 @@
         <w:t xml:space="preserve">Cover crop treatments amplified the effects of tillage (p=0.048). Increases in biomass with less tillage were most pronounced </w:t>
       </w:r>
       <w:r>
-        <w:t xml:space="preserve">in the </w:t>
-      </w:r>
-      <w:proofErr w:type="spellStart"/>
-      <w:r>
-        <w:t>RadM</w:t>
-      </w:r>
-      <w:proofErr w:type="spellEnd"/>
-      <w:r>
-        <w:t xml:space="preserve"> and </w:t>
-      </w:r>
-      <w:proofErr w:type="spellStart"/>
-      <w:r>
-        <w:t>RadL</w:t>
-      </w:r>
-      <w:proofErr w:type="spellEnd"/>
-      <w:r>
-        <w:t xml:space="preserve"> compared to other treatments</w:t>
+        <w:t>in the RadM and RadL compared to other treatments</w:t>
       </w:r>
       <w:r>
         <w:t>;</w:t>
@@ -13470,15 +12695,7 @@
         <w:t xml:space="preserve"> this pattern was consistent across years</w:t>
       </w:r>
       <w:r>
-        <w:t xml:space="preserve">, with the NT combined with </w:t>
-      </w:r>
-      <w:proofErr w:type="spellStart"/>
-      <w:r>
-        <w:t>RadM</w:t>
-      </w:r>
-      <w:proofErr w:type="spellEnd"/>
-      <w:r>
-        <w:t xml:space="preserve"> offering the highest fall biomass in both years</w:t>
+        <w:t>, with the NT combined with RadM offering the highest fall biomass in both years</w:t>
       </w:r>
       <w:r>
         <w:t xml:space="preserve"> (Figure 2)</w:t>
@@ -13510,7 +12727,7 @@
         <w:tblLook w:val="04A0" w:firstRow="1" w:lastRow="0" w:firstColumn="1" w:lastColumn="0" w:noHBand="0" w:noVBand="1"/>
       </w:tblPr>
       <w:tblGrid>
-        <w:gridCol w:w="9016"/>
+        <w:gridCol w:w="9026"/>
       </w:tblGrid>
       <w:tr>
         <w:tc>
@@ -13521,31 +12738,72 @@
             <w:pPr>
               <w:spacing w:line="360" w:lineRule="auto"/>
               <w:rPr>
+                <w:lang w:val="da-DK"/>
+              </w:rPr>
+            </w:pPr>
+            <w:r>
+              <w:rPr>
+                <w:noProof/>
+                <w:lang w:val="da-DK"/>
+              </w:rPr>
+              <w:lastRenderedPageBreak/>
+              <w:drawing>
+                <wp:inline distT="0" distB="0" distL="0" distR="0" wp14:anchorId="4F3F98CA" wp14:editId="19672004">
+                  <wp:extent cx="5731510" cy="4011930"/>
+                  <wp:effectExtent l="0" t="0" r="2540" b="7620"/>
+                  <wp:docPr id="1598459490" name="Picture 2"/>
+                  <wp:cNvGraphicFramePr>
+                    <a:graphicFrameLocks xmlns:a="http://schemas.openxmlformats.org/drawingml/2006/main" noChangeAspect="1"/>
+                  </wp:cNvGraphicFramePr>
+                  <a:graphic xmlns:a="http://schemas.openxmlformats.org/drawingml/2006/main">
+                    <a:graphicData uri="http://schemas.openxmlformats.org/drawingml/2006/picture">
+                      <pic:pic xmlns:pic="http://schemas.openxmlformats.org/drawingml/2006/picture">
+                        <pic:nvPicPr>
+                          <pic:cNvPr id="0" name="Picture 6"/>
+                          <pic:cNvPicPr>
+                            <a:picLocks noChangeAspect="1" noChangeArrowheads="1"/>
+                          </pic:cNvPicPr>
+                        </pic:nvPicPr>
+                        <pic:blipFill>
+                          <a:blip r:embed="rId14" cstate="print">
+                            <a:extLst>
+                              <a:ext uri="{28A0092B-C50C-407E-A947-70E740481C1C}">
+                                <a14:useLocalDpi xmlns:a14="http://schemas.microsoft.com/office/drawing/2010/main" val="0"/>
+                              </a:ext>
+                            </a:extLst>
+                          </a:blip>
+                          <a:srcRect/>
+                          <a:stretch>
+                            <a:fillRect/>
+                          </a:stretch>
+                        </pic:blipFill>
+                        <pic:spPr bwMode="auto">
+                          <a:xfrm>
+                            <a:off x="0" y="0"/>
+                            <a:ext cx="5731510" cy="4011930"/>
+                          </a:xfrm>
+                          <a:prstGeom prst="rect">
+                            <a:avLst/>
+                          </a:prstGeom>
+                          <a:noFill/>
+                          <a:ln>
+                            <a:noFill/>
+                          </a:ln>
+                        </pic:spPr>
+                      </pic:pic>
+                    </a:graphicData>
+                  </a:graphic>
+                </wp:inline>
+              </w:drawing>
+            </w:r>
+          </w:p>
+          <w:p>
+            <w:pPr>
+              <w:spacing w:line="360" w:lineRule="auto"/>
+              <w:rPr>
                 <w:lang w:val="en-US"/>
               </w:rPr>
             </w:pPr>
-            <w:commentRangeStart w:id="19"/>
-            <w:commentRangeStart w:id="20"/>
-            <w:commentRangeEnd w:id="20"/>
-            <w:r>
-              <w:rPr>
-                <w:rStyle w:val="CommentReference"/>
-                <w:sz w:val="24"/>
-                <w:szCs w:val="24"/>
-                <w:lang w:val="da-DK"/>
-              </w:rPr>
-              <w:commentReference w:id="20"/>
-            </w:r>
-            <w:commentRangeEnd w:id="19"/>
-            <w:r>
-              <w:rPr>
-                <w:rStyle w:val="CommentReference"/>
-                <w:sz w:val="24"/>
-                <w:szCs w:val="24"/>
-                <w:lang w:val="da-DK"/>
-              </w:rPr>
-              <w:commentReference w:id="19"/>
-            </w:r>
           </w:p>
           <w:p>
             <w:pPr>
@@ -13593,72 +12851,70 @@
                 <w:i/>
                 <w:iCs/>
               </w:rPr>
-              <w:t xml:space="preserve"> (estimated marginal means with standard errors)</w:t>
+              <w:t xml:space="preserve"> (estimated marginal means with </w:t>
             </w:r>
             <w:r>
               <w:rPr>
                 <w:i/>
                 <w:iCs/>
               </w:rPr>
-              <w:t xml:space="preserve"> was not related to growing degree days (GDDs, italic number in red</w:t>
+              <w:t>95% confidence intervals</w:t>
             </w:r>
             <w:r>
               <w:rPr>
                 <w:i/>
                 <w:iCs/>
               </w:rPr>
-              <w:t>) and exhibited complex treatment interactions (</w:t>
+              <w:t>)</w:t>
             </w:r>
             <w:r>
               <w:rPr>
                 <w:i/>
                 <w:iCs/>
               </w:rPr>
-              <w:t>treatments within the same year not sharing a letter indicates significant differences</w:t>
+              <w:t xml:space="preserve"> was not related to growing degree days (GDDs, italic number in red</w:t>
             </w:r>
             <w:r>
               <w:rPr>
                 <w:i/>
                 <w:iCs/>
               </w:rPr>
-              <w:t>)</w:t>
+              <w:t>) and exhibited complex treatment interactions (</w:t>
             </w:r>
             <w:r>
               <w:rPr>
                 <w:i/>
                 <w:iCs/>
               </w:rPr>
-              <w:t xml:space="preserve">, but the </w:t>
+              <w:t>treatments within the same year not sharing a letter indicates significant differences</w:t>
             </w:r>
             <w:r>
               <w:rPr>
                 <w:i/>
                 <w:iCs/>
               </w:rPr>
-              <w:t xml:space="preserve">no-till </w:t>
+              <w:t>)</w:t>
             </w:r>
             <w:r>
               <w:rPr>
                 <w:i/>
                 <w:iCs/>
               </w:rPr>
-              <w:t>mid-season planted radish (</w:t>
-            </w:r>
-            <w:proofErr w:type="spellStart"/>
+              <w:t xml:space="preserve">, but the </w:t>
+            </w:r>
             <w:r>
               <w:rPr>
                 <w:i/>
                 <w:iCs/>
               </w:rPr>
-              <w:t>RadM</w:t>
-            </w:r>
-            <w:proofErr w:type="spellEnd"/>
+              <w:t xml:space="preserve">no-till </w:t>
+            </w:r>
             <w:r>
               <w:rPr>
                 <w:i/>
                 <w:iCs/>
               </w:rPr>
-              <w:t>) exhibit</w:t>
+              <w:t>mid-season planted radish (RadM) exhibit</w:t>
             </w:r>
             <w:r>
               <w:rPr>
@@ -13700,7 +12956,21 @@
                 <w:i/>
                 <w:iCs/>
               </w:rPr>
-              <w:t>, with cover crop coverage ranging from 1-</w:t>
+              <w:t xml:space="preserve">, with cover crop coverage ranging from </w:t>
+            </w:r>
+            <w:r>
+              <w:rPr>
+                <w:i/>
+                <w:iCs/>
+              </w:rPr>
+              <w:t>2</w:t>
+            </w:r>
+            <w:r>
+              <w:rPr>
+                <w:i/>
+                <w:iCs/>
+              </w:rPr>
+              <w:t>-</w:t>
             </w:r>
             <w:r>
               <w:rPr>
@@ -13760,823 +13030,591 @@
         <w:spacing w:line="360" w:lineRule="auto"/>
       </w:pPr>
       <w:r>
-        <w:rPr>
-          <w:highlight w:val="yellow"/>
-        </w:rPr>
-        <w:t>WEIRD ERROR BAR, ASK SIMON</w:t>
-      </w:r>
-    </w:p>
-    <w:p>
-      <w:pPr>
-        <w:spacing w:line="360" w:lineRule="auto"/>
-        <w:rPr>
-          <w:lang w:val="en-US"/>
-        </w:rPr>
-      </w:pPr>
-      <w:r>
+        <w:t xml:space="preserve">The percentage of the soil covered by vegetation </w:t>
+      </w:r>
+      <w:r>
+        <w:t>exhibited complex interactions (</w:t>
+      </w:r>
+      <w:r>
+        <w:t>SM2</w:t>
+      </w:r>
+      <w:r>
+        <w:t xml:space="preserve">), but while this conveyed statistically significant differences in soil cover, differences of less than 5% coverage were not considered physically meaningful and are not discussed here. </w:t>
+      </w:r>
+    </w:p>
+    <w:p>
+      <w:pPr>
+        <w:spacing w:line="360" w:lineRule="auto"/>
+      </w:pPr>
+      <w:r>
+        <w:t>Inversion tillage increased MixE coverage</w:t>
+      </w:r>
+      <w:r>
+        <w:t xml:space="preserve">, </w:t>
+      </w:r>
+    </w:p>
+    <w:p>
+      <w:pPr>
+        <w:spacing w:line="360" w:lineRule="auto"/>
+        <w:rPr>
+          <w:lang w:val="en-US"/>
+        </w:rPr>
+      </w:pPr>
+      <w:r>
+        <w:t>Of the cover crop treatments, t</w:t>
+      </w:r>
+      <w:r>
+        <w:rPr>
+          <w:lang w:val="en-US"/>
+        </w:rPr>
+        <w:t>he NoCC vegetation coverage was the most impacted by the weather conditions</w:t>
+      </w:r>
+      <w:r>
+        <w:rPr>
+          <w:lang w:val="en-US"/>
+        </w:rPr>
+        <w:t xml:space="preserve"> (</w:t>
+      </w:r>
+      <w:r>
+        <w:rPr>
+          <w:lang w:val="en-US"/>
+        </w:rPr>
+        <w:t>SM2</w:t>
+      </w:r>
+      <w:r>
+        <w:rPr>
+          <w:lang w:val="en-US"/>
+        </w:rPr>
+        <w:t>)</w:t>
+      </w:r>
+      <w:r>
+        <w:rPr>
+          <w:lang w:val="en-US"/>
+        </w:rPr>
+        <w:t xml:space="preserve">, </w:t>
+      </w:r>
+      <w:r>
+        <w:rPr>
+          <w:lang w:val="en-US"/>
+        </w:rPr>
+        <w:t>ranging</w:t>
+      </w:r>
+      <w:r>
+        <w:rPr>
+          <w:lang w:val="en-US"/>
+        </w:rPr>
+        <w:t xml:space="preserve"> from </w:t>
+      </w:r>
+      <w:r>
+        <w:rPr>
+          <w:lang w:val="en-US"/>
+        </w:rPr>
+        <w:t xml:space="preserve">80% soil coverage (CI: 76-83%) in 2018 to 61% (CI:56-66%) in 2019. The </w:t>
+      </w:r>
+      <w:r>
+        <w:rPr>
+          <w:lang w:val="en-US"/>
+        </w:rPr>
+        <w:t>cover crop mixe</w:t>
+      </w:r>
+      <w:r>
+        <w:rPr>
+          <w:lang w:val="en-US"/>
+        </w:rPr>
+        <w:t>s</w:t>
+      </w:r>
+      <w:r>
+        <w:rPr>
+          <w:lang w:val="en-US"/>
+        </w:rPr>
+        <w:t xml:space="preserve"> </w:t>
+      </w:r>
+      <w:r>
+        <w:rPr>
+          <w:lang w:val="en-US"/>
+        </w:rPr>
+        <w:t>offered</w:t>
+      </w:r>
+      <w:r>
+        <w:rPr>
+          <w:lang w:val="en-US"/>
+        </w:rPr>
+        <w:t xml:space="preserve"> stable </w:t>
+      </w:r>
+      <w:r>
+        <w:rPr>
+          <w:lang w:val="en-US"/>
+        </w:rPr>
+        <w:t xml:space="preserve">coverage </w:t>
+      </w:r>
+      <w:r>
+        <w:rPr>
+          <w:lang w:val="en-US"/>
+        </w:rPr>
+        <w:t>across years</w:t>
+      </w:r>
+      <w:r>
+        <w:rPr>
+          <w:lang w:val="en-US"/>
+        </w:rPr>
+        <w:t>, at 83% (CI: 79-86%) and 74% (CI: 69-78%) soil coverage for MixE and MixM, respectively</w:t>
+      </w:r>
+      <w:r>
+        <w:rPr>
+          <w:lang w:val="en-US"/>
+        </w:rPr>
+        <w:t>, while t</w:t>
+      </w:r>
+      <w:r>
+        <w:rPr>
+          <w:lang w:val="en-US"/>
+        </w:rPr>
+        <w:t xml:space="preserve">he </w:t>
+      </w:r>
+      <w:r>
+        <w:rPr>
+          <w:lang w:val="en-US"/>
+        </w:rPr>
         <w:lastRenderedPageBreak/>
-        <w:t xml:space="preserve">The percentage of the soil covered by vegetation </w:t>
-      </w:r>
-      <w:r>
-        <w:t>exhibited complex interactions (</w:t>
-      </w:r>
-      <w:r>
+        <w:t>radish</w:t>
+      </w:r>
+      <w:r>
+        <w:rPr>
+          <w:lang w:val="en-US"/>
+        </w:rPr>
+        <w:t xml:space="preserve"> cover crop treatments showed moderate differences in soil coverage by year</w:t>
+      </w:r>
+      <w:r>
+        <w:rPr>
+          <w:lang w:val="en-US"/>
+        </w:rPr>
+        <w:t xml:space="preserve"> (</w:t>
+      </w:r>
+      <w:r>
+        <w:rPr>
+          <w:lang w:val="en-US"/>
+        </w:rPr>
         <w:t>SM2</w:t>
       </w:r>
       <w:r>
-        <w:t>), but while this conveyed statistically significant differences in soil cover, differences of less than 5% coverage were not considered physically meaningful and are not discussed here. Year was the strongest driver of soil coverage differences, with a slightly higher soil coverage in 2018 (</w:t>
-      </w:r>
-      <w:r>
-        <w:t>77%</w:t>
-      </w:r>
-      <w:r>
-        <w:t xml:space="preserve">; </w:t>
-      </w:r>
-      <w:r>
-        <w:t>95%</w:t>
+        <w:rPr>
+          <w:lang w:val="en-US"/>
+        </w:rPr>
+        <w:t>)</w:t>
+      </w:r>
+      <w:r>
+        <w:rPr>
+          <w:lang w:val="en-US"/>
+        </w:rPr>
+        <w:t>. Therefore, the use of a cover crop</w:t>
+      </w:r>
+      <w:r>
+        <w:rPr>
+          <w:lang w:val="en-US"/>
+        </w:rPr>
+        <w:t xml:space="preserve"> resulted in more stable soil coverage compared to no cover crop. Inversion tillage increased the soil coverage offered by the MixE </w:t>
+      </w:r>
+      <w:r>
+        <w:rPr>
+          <w:lang w:val="en-US"/>
+        </w:rPr>
+        <w:t xml:space="preserve">(86%; CI:84-90%) </w:t>
+      </w:r>
+      <w:r>
+        <w:rPr>
+          <w:lang w:val="en-US"/>
+        </w:rPr>
+        <w:t>compared to other tillage treatments (</w:t>
+      </w:r>
+      <w:r>
+        <w:rPr>
+          <w:lang w:val="en-US"/>
+        </w:rPr>
+        <w:t>80%</w:t>
+      </w:r>
+      <w:r>
+        <w:rPr>
+          <w:lang w:val="en-US"/>
+        </w:rPr>
+        <w:t>;</w:t>
+      </w:r>
+      <w:r>
+        <w:rPr>
+          <w:lang w:val="en-US"/>
+        </w:rPr>
+        <w:t xml:space="preserve"> CI:77-84%), but did not strongly impact the coverage in the other cover crop treatments (SM2).</w:t>
+      </w:r>
+      <w:r>
+        <w:rPr>
+          <w:lang w:val="en-US"/>
+        </w:rPr>
+        <w:t xml:space="preserve">   </w:t>
+      </w:r>
+    </w:p>
+    <w:p>
+      <w:pPr>
+        <w:spacing w:line="360" w:lineRule="auto"/>
+      </w:pPr>
+      <w:r>
+        <w:t>Within the vegetative cover contribution, cash crop volunteers</w:t>
       </w:r>
       <w:r>
         <w:t xml:space="preserve"> </w:t>
       </w:r>
       <w:r>
+        <w:t>constituted an average of 61% of the vegetation cover, followed by cover crops (average of 35%) with weeds contributing an average of 4% to the total vegetation cover</w:t>
+      </w:r>
+      <w:r>
+        <w:t xml:space="preserve">. </w:t>
+      </w:r>
+    </w:p>
+    <w:p>
+      <w:pPr>
+        <w:spacing w:line="360" w:lineRule="auto"/>
+        <w:rPr>
+          <w:color w:val="EE0000"/>
+          <w:lang w:val="en-US"/>
+        </w:rPr>
+      </w:pPr>
+      <w:r>
+        <w:rPr>
+          <w:color w:val="EE0000"/>
+        </w:rPr>
+        <w:t>The cover crop</w:t>
+      </w:r>
+      <w:r>
+        <w:rPr>
+          <w:color w:val="EE0000"/>
+        </w:rPr>
+        <w:t xml:space="preserve"> contribution to coverage</w:t>
+      </w:r>
+      <w:r>
+        <w:rPr>
+          <w:color w:val="EE0000"/>
+        </w:rPr>
+        <w:t xml:space="preserve"> </w:t>
+      </w:r>
+      <w:r>
+        <w:rPr>
+          <w:color w:val="EE0000"/>
+        </w:rPr>
+        <w:t xml:space="preserve">likewise exhibited complex interactions which were mainly driven by the variability of MixE from year to year, and </w:t>
+      </w:r>
+      <w:r>
+        <w:rPr>
+          <w:color w:val="EE0000"/>
+        </w:rPr>
+        <w:t>its</w:t>
+      </w:r>
+      <w:r>
+        <w:rPr>
+          <w:color w:val="EE0000"/>
+        </w:rPr>
+        <w:t xml:space="preserve"> higher cover crop coverage in inversion tillage compared to other tillages</w:t>
+      </w:r>
+      <w:r>
+        <w:rPr>
+          <w:color w:val="EE0000"/>
+        </w:rPr>
+        <w:t xml:space="preserve"> (SM2). </w:t>
+      </w:r>
+      <w:r>
+        <w:rPr>
+          <w:color w:val="EE0000"/>
+        </w:rPr>
+        <w:t>I</w:t>
+      </w:r>
+      <w:r>
+        <w:rPr>
+          <w:color w:val="EE0000"/>
+        </w:rPr>
+        <w:t xml:space="preserve">n 2018 the </w:t>
+      </w:r>
+      <w:r>
+        <w:rPr>
+          <w:color w:val="EE0000"/>
+        </w:rPr>
+        <w:t xml:space="preserve">MixE </w:t>
+      </w:r>
+      <w:r>
+        <w:rPr>
+          <w:color w:val="EE0000"/>
+        </w:rPr>
+        <w:t>cover crop</w:t>
+      </w:r>
+      <w:r>
+        <w:rPr>
+          <w:color w:val="EE0000"/>
+        </w:rPr>
+        <w:t>s</w:t>
+      </w:r>
+      <w:r>
+        <w:rPr>
+          <w:color w:val="EE0000"/>
+        </w:rPr>
+        <w:t xml:space="preserve"> contributed an average of </w:t>
+      </w:r>
+      <w:r>
+        <w:rPr>
+          <w:color w:val="EE0000"/>
+        </w:rPr>
+        <w:t>14</w:t>
+      </w:r>
+      <w:r>
+        <w:rPr>
+          <w:color w:val="EE0000"/>
+        </w:rPr>
+        <w:t>% (</w:t>
+      </w:r>
+      <w:r>
+        <w:rPr>
+          <w:color w:val="EE0000"/>
+        </w:rPr>
         <w:t>CI</w:t>
       </w:r>
       <w:r>
         <w:rPr>
-          <w:lang w:val="en-US"/>
-        </w:rPr>
-        <w:t>: 73-81%</w:t>
-      </w:r>
-      <w:r>
-        <w:rPr>
-          <w:lang w:val="en-US"/>
-        </w:rPr>
-        <w:t>)</w:t>
-      </w:r>
-      <w:r>
-        <w:rPr>
-          <w:lang w:val="en-US"/>
-        </w:rPr>
-        <w:t xml:space="preserve"> compared to 2019 (71%; 74-81%). Cover crop treatment effects were more pronounced in 2019</w:t>
-      </w:r>
-      <w:r>
-        <w:rPr>
-          <w:lang w:val="en-US"/>
-        </w:rPr>
-        <w:t xml:space="preserve"> compared to 2018 (p&lt;0.001).</w:t>
-      </w:r>
-      <w:r>
-        <w:rPr>
-          <w:lang w:val="en-US"/>
+          <w:color w:val="EE0000"/>
+        </w:rPr>
+        <w:t>:</w:t>
+      </w:r>
+      <w:r>
+        <w:rPr>
+          <w:color w:val="EE0000"/>
+        </w:rPr>
+        <w:t>12-17</w:t>
+      </w:r>
+      <w:r>
+        <w:rPr>
+          <w:color w:val="EE0000"/>
+        </w:rPr>
+        <w:t xml:space="preserve">%) </w:t>
+      </w:r>
+      <w:r>
+        <w:rPr>
+          <w:color w:val="EE0000"/>
+        </w:rPr>
+        <w:t xml:space="preserve">coverage, </w:t>
+      </w:r>
+      <w:r>
+        <w:rPr>
+          <w:color w:val="EE0000"/>
+        </w:rPr>
+        <w:t xml:space="preserve">while in 2019 </w:t>
+      </w:r>
+      <w:r>
+        <w:rPr>
+          <w:color w:val="EE0000"/>
+        </w:rPr>
+        <w:t xml:space="preserve">they contributed an </w:t>
+      </w:r>
+      <w:r>
+        <w:rPr>
+          <w:color w:val="EE0000"/>
+        </w:rPr>
+        <w:t>average of 5</w:t>
+      </w:r>
+      <w:r>
+        <w:rPr>
+          <w:color w:val="EE0000"/>
+        </w:rPr>
+        <w:t>7</w:t>
+      </w:r>
+      <w:r>
+        <w:rPr>
+          <w:color w:val="EE0000"/>
+        </w:rPr>
+        <w:t>% (</w:t>
+      </w:r>
+      <w:r>
+        <w:rPr>
+          <w:color w:val="EE0000"/>
+        </w:rPr>
+        <w:t>CI</w:t>
+      </w:r>
+      <w:r>
+        <w:rPr>
+          <w:color w:val="EE0000"/>
+        </w:rPr>
+        <w:t>:</w:t>
+      </w:r>
+      <w:r>
+        <w:rPr>
+          <w:color w:val="EE0000"/>
+        </w:rPr>
+        <w:t>52</w:t>
+      </w:r>
+      <w:r>
+        <w:rPr>
+          <w:color w:val="EE0000"/>
+        </w:rPr>
+        <w:t>-</w:t>
+      </w:r>
+      <w:r>
+        <w:rPr>
+          <w:color w:val="EE0000"/>
+        </w:rPr>
+        <w:t>62</w:t>
+      </w:r>
+      <w:r>
+        <w:rPr>
+          <w:color w:val="EE0000"/>
+        </w:rPr>
+        <w:t>%</w:t>
+      </w:r>
+      <w:r>
+        <w:rPr>
+          <w:color w:val="EE0000"/>
+        </w:rPr>
+        <w:t>; Figure 2</w:t>
+      </w:r>
+      <w:r>
+        <w:rPr>
+          <w:color w:val="EE0000"/>
+        </w:rPr>
+        <w:t>).</w:t>
+      </w:r>
+      <w:r>
+        <w:rPr>
+          <w:color w:val="EE0000"/>
+        </w:rPr>
+        <w:t xml:space="preserve"> Rad</w:t>
+      </w:r>
+      <w:r>
+        <w:rPr>
+          <w:color w:val="EE0000"/>
+        </w:rPr>
+        <w:t>M</w:t>
+      </w:r>
+      <w:r>
+        <w:rPr>
+          <w:color w:val="EE0000"/>
+        </w:rPr>
+        <w:t xml:space="preserve"> offered the highest cover crop coverage at 50% (CI:46-55%) and did not vary by year (p=0.80)</w:t>
+      </w:r>
+      <w:r>
+        <w:rPr>
+          <w:color w:val="EE0000"/>
+        </w:rPr>
+        <w:t>.</w:t>
+      </w:r>
+      <w:r>
+        <w:rPr>
+          <w:color w:val="EE0000"/>
         </w:rPr>
         <w:t xml:space="preserve"> </w:t>
       </w:r>
       <w:r>
         <w:rPr>
-          <w:lang w:val="en-US"/>
-        </w:rPr>
-        <w:t xml:space="preserve">The </w:t>
-      </w:r>
-      <w:proofErr w:type="spellStart"/>
-      <w:r>
-        <w:rPr>
-          <w:lang w:val="en-US"/>
-        </w:rPr>
-        <w:t>NoCC</w:t>
-      </w:r>
-      <w:proofErr w:type="spellEnd"/>
-      <w:r>
-        <w:rPr>
-          <w:lang w:val="en-US"/>
-        </w:rPr>
-        <w:t xml:space="preserve"> vegetation coverage was the most impacted by the weather conditions</w:t>
-      </w:r>
-      <w:r>
-        <w:rPr>
-          <w:lang w:val="en-US"/>
-        </w:rPr>
-        <w:t xml:space="preserve"> (</w:t>
-      </w:r>
-      <w:r>
-        <w:rPr>
-          <w:lang w:val="en-US"/>
-        </w:rPr>
-        <w:t>SM2</w:t>
-      </w:r>
-      <w:r>
-        <w:rPr>
-          <w:lang w:val="en-US"/>
-        </w:rPr>
-        <w:t>)</w:t>
-      </w:r>
-      <w:r>
-        <w:rPr>
-          <w:lang w:val="en-US"/>
-        </w:rPr>
-        <w:t xml:space="preserve">, </w:t>
-      </w:r>
-      <w:r>
-        <w:rPr>
-          <w:lang w:val="en-US"/>
-        </w:rPr>
-        <w:t>ranging</w:t>
-      </w:r>
-      <w:r>
-        <w:rPr>
-          <w:lang w:val="en-US"/>
-        </w:rPr>
-        <w:t xml:space="preserve"> from </w:t>
-      </w:r>
-      <w:r>
-        <w:rPr>
-          <w:lang w:val="en-US"/>
-        </w:rPr>
-        <w:t xml:space="preserve">80% soil coverage (CI: 76-83%) in 2018 to 61% (CI:56-66%) in 2019. The </w:t>
-      </w:r>
-      <w:r>
-        <w:rPr>
-          <w:lang w:val="en-US"/>
-        </w:rPr>
-        <w:t>cover crop mixe</w:t>
-      </w:r>
-      <w:r>
-        <w:rPr>
-          <w:lang w:val="en-US"/>
-        </w:rPr>
-        <w:t>s</w:t>
-      </w:r>
-      <w:r>
-        <w:rPr>
-          <w:lang w:val="en-US"/>
+          <w:color w:val="EE0000"/>
+        </w:rPr>
+        <w:t>Both MixM and RadL</w:t>
+      </w:r>
+      <w:r>
+        <w:rPr>
+          <w:color w:val="EE0000"/>
         </w:rPr>
         <w:t xml:space="preserve"> </w:t>
       </w:r>
       <w:r>
         <w:rPr>
-          <w:lang w:val="en-US"/>
-        </w:rPr>
-        <w:t>offered</w:t>
-      </w:r>
-      <w:r>
-        <w:rPr>
-          <w:lang w:val="en-US"/>
-        </w:rPr>
-        <w:t xml:space="preserve"> the most stable </w:t>
-      </w:r>
-      <w:r>
-        <w:rPr>
-          <w:lang w:val="en-US"/>
-        </w:rPr>
-        <w:t xml:space="preserve">coverage </w:t>
-      </w:r>
-      <w:r>
-        <w:rPr>
-          <w:lang w:val="en-US"/>
-        </w:rPr>
-        <w:t>across years</w:t>
-      </w:r>
-      <w:r>
-        <w:rPr>
-          <w:lang w:val="en-US"/>
-        </w:rPr>
-        <w:t xml:space="preserve">, at 83% (CI: 79-86%) and 74% (CI: 69-78%) soil coverage for </w:t>
-      </w:r>
-      <w:proofErr w:type="spellStart"/>
-      <w:r>
-        <w:rPr>
-          <w:lang w:val="en-US"/>
-        </w:rPr>
-        <w:t>MixE</w:t>
-      </w:r>
-      <w:proofErr w:type="spellEnd"/>
-      <w:r>
-        <w:rPr>
-          <w:lang w:val="en-US"/>
-        </w:rPr>
-        <w:t xml:space="preserve"> and </w:t>
-      </w:r>
-      <w:proofErr w:type="spellStart"/>
-      <w:r>
-        <w:rPr>
-          <w:lang w:val="en-US"/>
-        </w:rPr>
-        <w:t>MixM</w:t>
-      </w:r>
-      <w:proofErr w:type="spellEnd"/>
-      <w:r>
-        <w:rPr>
-          <w:lang w:val="en-US"/>
-        </w:rPr>
-        <w:t xml:space="preserve">, respectively. </w:t>
-      </w:r>
-      <w:r>
-        <w:rPr>
-          <w:lang w:val="en-US"/>
-        </w:rPr>
-        <w:t xml:space="preserve">The </w:t>
-      </w:r>
-      <w:r>
-        <w:rPr>
-          <w:lang w:val="en-US"/>
-        </w:rPr>
-        <w:t>radish</w:t>
-      </w:r>
-      <w:r>
-        <w:rPr>
-          <w:lang w:val="en-US"/>
-        </w:rPr>
-        <w:t xml:space="preserve"> cover crop treatments showed moderate differences in soil coverage by year</w:t>
-      </w:r>
-      <w:r>
-        <w:rPr>
-          <w:lang w:val="en-US"/>
-        </w:rPr>
-        <w:t xml:space="preserve"> (</w:t>
-      </w:r>
-      <w:r>
-        <w:rPr>
-          <w:lang w:val="en-US"/>
-        </w:rPr>
-        <w:t>SM2</w:t>
-      </w:r>
-      <w:proofErr w:type="gramStart"/>
-      <w:r>
-        <w:rPr>
-          <w:lang w:val="en-US"/>
-        </w:rPr>
-        <w:t>)</w:t>
-      </w:r>
-      <w:r>
-        <w:rPr>
-          <w:lang w:val="en-US"/>
-        </w:rPr>
-        <w:t>, but</w:t>
-      </w:r>
-      <w:proofErr w:type="gramEnd"/>
-      <w:r>
-        <w:rPr>
-          <w:lang w:val="en-US"/>
-        </w:rPr>
+          <w:color w:val="EE0000"/>
+        </w:rPr>
+        <w:t xml:space="preserve">cover crop coverage was moderate, with moderate variability between years.  </w:t>
+      </w:r>
+    </w:p>
+    <w:p>
+      <w:pPr>
+        <w:spacing w:line="360" w:lineRule="auto"/>
+        <w:rPr>
+          <w:lang w:val="en-US"/>
+        </w:rPr>
+      </w:pPr>
+    </w:p>
+    <w:p>
+      <w:pPr>
+        <w:spacing w:line="360" w:lineRule="auto"/>
+        <w:rPr>
+          <w:i/>
+          <w:iCs/>
+        </w:rPr>
+      </w:pPr>
+      <w:r>
+        <w:rPr>
+          <w:i/>
+          <w:iCs/>
+        </w:rPr>
+        <w:t xml:space="preserve">3.2.3 </w:t>
+      </w:r>
+      <w:r>
+        <w:rPr>
+          <w:i/>
+          <w:iCs/>
+        </w:rPr>
+        <w:t>Fall vegetation c</w:t>
+      </w:r>
+      <w:r>
+        <w:rPr>
+          <w:i/>
+          <w:iCs/>
+        </w:rPr>
+        <w:t>ommunity</w:t>
+      </w:r>
+    </w:p>
+    <w:p>
+      <w:pPr>
+        <w:spacing w:line="360" w:lineRule="auto"/>
+      </w:pPr>
+      <w:r>
+        <w:t>Cash crop volunteers were assigned a dummy code consistent across years to allow for more generalized inference of patterns across years. C</w:t>
+      </w:r>
+      <w:r>
+        <w:t xml:space="preserve">over crop treatment explained </w:t>
+      </w:r>
+      <w:r>
+        <w:t xml:space="preserve">over half of the </w:t>
+      </w:r>
+      <w:r>
+        <w:t>variance</w:t>
+      </w:r>
+      <w:r>
+        <w:t xml:space="preserve"> (SM2)</w:t>
+      </w:r>
+      <w:r>
+        <w:t xml:space="preserve"> and had a significant effect on community structure (p&lt;0.001), </w:t>
+      </w:r>
+      <w:r>
+        <w:t xml:space="preserve">year explaining 8% of the variance, and </w:t>
+      </w:r>
+      <w:r>
+        <w:t xml:space="preserve">tillage and </w:t>
+      </w:r>
+      <w:r>
+        <w:t>residue</w:t>
+      </w:r>
+      <w:r>
         <w:t xml:space="preserve"> </w:t>
       </w:r>
-      <w:proofErr w:type="gramStart"/>
-      <w:r>
-        <w:rPr>
-          <w:lang w:val="en-US"/>
-        </w:rPr>
-        <w:t>averaged</w:t>
-      </w:r>
-      <w:proofErr w:type="gramEnd"/>
-      <w:r>
-        <w:rPr>
-          <w:lang w:val="en-US"/>
-        </w:rPr>
-        <w:t xml:space="preserve"> across years offered the same coverage (</w:t>
-      </w:r>
-      <w:r>
-        <w:rPr>
-          <w:lang w:val="en-US"/>
-        </w:rPr>
-        <w:t>70%</w:t>
-      </w:r>
-      <w:r>
-        <w:rPr>
-          <w:lang w:val="en-US"/>
-        </w:rPr>
-        <w:t xml:space="preserve">) as the </w:t>
-      </w:r>
-      <w:proofErr w:type="spellStart"/>
-      <w:r>
-        <w:rPr>
-          <w:lang w:val="en-US"/>
-        </w:rPr>
-        <w:t>NoCC</w:t>
-      </w:r>
-      <w:proofErr w:type="spellEnd"/>
-      <w:r>
-        <w:rPr>
-          <w:lang w:val="en-US"/>
-        </w:rPr>
-        <w:t xml:space="preserve"> treatment. </w:t>
-      </w:r>
-      <w:r>
-        <w:rPr>
-          <w:lang w:val="en-US"/>
-        </w:rPr>
-        <w:t xml:space="preserve">   </w:t>
-      </w:r>
-    </w:p>
-    <w:p>
-      <w:pPr>
-        <w:spacing w:line="360" w:lineRule="auto"/>
-      </w:pPr>
-      <w:r>
-        <w:t>Within the vegetative cover contribution, cash crop volunteers</w:t>
-      </w:r>
-      <w:r>
-        <w:t xml:space="preserve"> </w:t>
-      </w:r>
-      <w:r>
-        <w:t>constituted an average of 61% of the vegetation cover, followed by cover crops (average of 35%) with weeds contributing an average of 4% to the total vegetation cover</w:t>
+      <w:r>
+        <w:t xml:space="preserve">management </w:t>
+      </w:r>
+      <w:r>
+        <w:t>explaining less than 1% of the total variance each, respectively</w:t>
+      </w:r>
+      <w:r>
+        <w:t xml:space="preserve"> (SM2)</w:t>
       </w:r>
       <w:r>
         <w:t xml:space="preserve">. </w:t>
       </w:r>
-    </w:p>
-    <w:p>
-      <w:pPr>
-        <w:spacing w:line="360" w:lineRule="auto"/>
-        <w:rPr>
-          <w:color w:val="EE0000"/>
-          <w:lang w:val="en-US"/>
-        </w:rPr>
-      </w:pPr>
-      <w:r>
-        <w:rPr>
-          <w:color w:val="EE0000"/>
-        </w:rPr>
-        <w:t>The cover crop</w:t>
-      </w:r>
-      <w:r>
-        <w:rPr>
-          <w:color w:val="EE0000"/>
-        </w:rPr>
-        <w:t xml:space="preserve"> contribution to coverage</w:t>
-      </w:r>
-      <w:r>
-        <w:rPr>
-          <w:color w:val="EE0000"/>
-        </w:rPr>
-        <w:t xml:space="preserve"> </w:t>
-      </w:r>
-      <w:r>
-        <w:rPr>
-          <w:color w:val="EE0000"/>
-        </w:rPr>
-        <w:t>varied significantly by cover crop treatment</w:t>
-      </w:r>
-      <w:r>
-        <w:rPr>
-          <w:color w:val="EE0000"/>
-        </w:rPr>
-        <w:t xml:space="preserve"> </w:t>
-      </w:r>
-      <w:r>
-        <w:rPr>
-          <w:color w:val="EE0000"/>
-        </w:rPr>
-        <w:t>with</w:t>
-      </w:r>
-      <w:r>
-        <w:rPr>
-          <w:color w:val="EE0000"/>
-        </w:rPr>
-        <w:t xml:space="preserve"> </w:t>
-      </w:r>
-      <w:r>
-        <w:rPr>
-          <w:color w:val="EE0000"/>
-        </w:rPr>
-        <w:t>a cross-over</w:t>
-      </w:r>
-      <w:r>
-        <w:rPr>
-          <w:color w:val="EE0000"/>
-        </w:rPr>
-        <w:t xml:space="preserve"> interaction with year</w:t>
-      </w:r>
-      <w:r>
-        <w:rPr>
-          <w:color w:val="EE0000"/>
-        </w:rPr>
-        <w:t xml:space="preserve"> (p&lt;0.001)</w:t>
-      </w:r>
-      <w:r>
-        <w:rPr>
-          <w:color w:val="EE0000"/>
-        </w:rPr>
-        <w:t xml:space="preserve">, while </w:t>
-      </w:r>
-      <w:r>
-        <w:rPr>
-          <w:color w:val="EE0000"/>
-        </w:rPr>
-        <w:t xml:space="preserve">neither </w:t>
-      </w:r>
-      <w:r>
-        <w:rPr>
-          <w:color w:val="EE0000"/>
-        </w:rPr>
-        <w:t>t</w:t>
-      </w:r>
-      <w:r>
-        <w:rPr>
-          <w:color w:val="EE0000"/>
-        </w:rPr>
-        <w:t xml:space="preserve">illage, residue, nor their interactions had significant impacts on </w:t>
-      </w:r>
-      <w:r>
-        <w:rPr>
-          <w:color w:val="EE0000"/>
-        </w:rPr>
-        <w:t>how</w:t>
-      </w:r>
-      <w:r>
-        <w:rPr>
-          <w:color w:val="EE0000"/>
-        </w:rPr>
-        <w:t xml:space="preserve"> </w:t>
-      </w:r>
-      <w:r>
-        <w:rPr>
-          <w:color w:val="EE0000"/>
-        </w:rPr>
-        <w:t xml:space="preserve">the </w:t>
-      </w:r>
-      <w:r>
-        <w:rPr>
-          <w:color w:val="EE0000"/>
-        </w:rPr>
-        <w:t xml:space="preserve">cover crop </w:t>
-      </w:r>
-      <w:r>
-        <w:rPr>
-          <w:color w:val="EE0000"/>
-        </w:rPr>
-        <w:t>contributed to coverage</w:t>
-      </w:r>
-      <w:ins w:id="21" w:author="Simon Shamus Riley" w:date="2026-03-30T14:45:00Z" w16du:dateUtc="2026-03-30T12:45:00Z">
-        <w:r>
-          <w:rPr>
-            <w:color w:val="EE0000"/>
-          </w:rPr>
-          <w:t xml:space="preserve"> (Table X)</w:t>
-        </w:r>
-      </w:ins>
-      <w:r>
-        <w:rPr>
-          <w:color w:val="EE0000"/>
-        </w:rPr>
-        <w:t>. The</w:t>
-      </w:r>
-      <w:r>
-        <w:rPr>
-          <w:color w:val="EE0000"/>
-        </w:rPr>
-        <w:t xml:space="preserve"> </w:t>
-      </w:r>
-      <w:r>
-        <w:rPr>
-          <w:color w:val="EE0000"/>
-        </w:rPr>
-        <w:t xml:space="preserve">year/cover crop </w:t>
-      </w:r>
-      <w:r>
-        <w:rPr>
-          <w:color w:val="EE0000"/>
-        </w:rPr>
-        <w:t xml:space="preserve">cross-over effect </w:t>
-      </w:r>
-      <w:r>
-        <w:rPr>
-          <w:color w:val="EE0000"/>
-        </w:rPr>
-        <w:t xml:space="preserve">was driven by </w:t>
-      </w:r>
-      <w:proofErr w:type="spellStart"/>
-      <w:r>
-        <w:rPr>
-          <w:color w:val="EE0000"/>
-        </w:rPr>
-        <w:t>MixE</w:t>
-      </w:r>
-      <w:proofErr w:type="spellEnd"/>
-      <w:r>
-        <w:rPr>
-          <w:color w:val="EE0000"/>
-        </w:rPr>
-        <w:t xml:space="preserve">: in 2018 the </w:t>
-      </w:r>
-      <w:proofErr w:type="spellStart"/>
-      <w:r>
-        <w:rPr>
-          <w:color w:val="EE0000"/>
-        </w:rPr>
-        <w:t>MixE</w:t>
-      </w:r>
-      <w:proofErr w:type="spellEnd"/>
-      <w:r>
-        <w:rPr>
-          <w:color w:val="EE0000"/>
-        </w:rPr>
-        <w:t xml:space="preserve"> </w:t>
-      </w:r>
-      <w:r>
-        <w:rPr>
-          <w:color w:val="EE0000"/>
-        </w:rPr>
-        <w:t>cover crop</w:t>
-      </w:r>
-      <w:r>
-        <w:rPr>
-          <w:color w:val="EE0000"/>
-        </w:rPr>
-        <w:t>s</w:t>
-      </w:r>
-      <w:r>
-        <w:rPr>
-          <w:color w:val="EE0000"/>
-        </w:rPr>
-        <w:t xml:space="preserve"> contributed an average of 21% (SE</w:t>
-      </w:r>
-      <w:r>
-        <w:rPr>
-          <w:color w:val="EE0000"/>
-        </w:rPr>
-        <w:t xml:space="preserve">:5%) </w:t>
-      </w:r>
-      <w:r>
-        <w:rPr>
-          <w:color w:val="EE0000"/>
-        </w:rPr>
-        <w:t xml:space="preserve">coverage, </w:t>
-      </w:r>
-      <w:r>
-        <w:rPr>
-          <w:color w:val="EE0000"/>
-        </w:rPr>
-        <w:t xml:space="preserve">while in 2019 </w:t>
-      </w:r>
-      <w:r>
-        <w:rPr>
-          <w:color w:val="EE0000"/>
-        </w:rPr>
-        <w:t xml:space="preserve">they contributed an </w:t>
-      </w:r>
-      <w:r>
-        <w:rPr>
-          <w:color w:val="EE0000"/>
-        </w:rPr>
-        <w:t>average of 58% (SE:6%</w:t>
-      </w:r>
-      <w:r>
-        <w:rPr>
-          <w:color w:val="EE0000"/>
-        </w:rPr>
-        <w:t>; Figure 2</w:t>
-      </w:r>
-      <w:r>
-        <w:rPr>
-          <w:color w:val="EE0000"/>
-        </w:rPr>
-        <w:t xml:space="preserve">). </w:t>
-      </w:r>
-      <w:r>
-        <w:rPr>
-          <w:color w:val="EE0000"/>
-        </w:rPr>
-        <w:t>In the other cover crop treatments, t</w:t>
-      </w:r>
-      <w:r>
-        <w:rPr>
-          <w:color w:val="EE0000"/>
-        </w:rPr>
-        <w:t xml:space="preserve">he contributions of the cover crop </w:t>
-      </w:r>
-      <w:r>
-        <w:rPr>
-          <w:color w:val="EE0000"/>
-        </w:rPr>
-        <w:t xml:space="preserve">to coverage </w:t>
-      </w:r>
-      <w:r>
-        <w:rPr>
-          <w:color w:val="EE0000"/>
-        </w:rPr>
-        <w:t>did not vary significantly by year</w:t>
-      </w:r>
-      <w:r>
-        <w:rPr>
-          <w:color w:val="EE0000"/>
-        </w:rPr>
-        <w:t xml:space="preserve">, with </w:t>
-      </w:r>
-      <w:proofErr w:type="spellStart"/>
-      <w:r>
-        <w:rPr>
-          <w:color w:val="EE0000"/>
-        </w:rPr>
-        <w:t>RadM</w:t>
-      </w:r>
-      <w:proofErr w:type="spellEnd"/>
-      <w:r>
-        <w:rPr>
-          <w:color w:val="EE0000"/>
-        </w:rPr>
-        <w:t xml:space="preserve"> having the highest cover crop coverage</w:t>
-      </w:r>
-      <w:r>
-        <w:rPr>
-          <w:color w:val="EE0000"/>
-        </w:rPr>
-        <w:t xml:space="preserve"> across years</w:t>
-      </w:r>
-      <w:r>
-        <w:rPr>
-          <w:color w:val="EE0000"/>
-        </w:rPr>
-        <w:t xml:space="preserve"> (50%, SE:4%), followed by </w:t>
-      </w:r>
-      <w:proofErr w:type="spellStart"/>
-      <w:r>
-        <w:rPr>
-          <w:color w:val="EE0000"/>
-        </w:rPr>
-        <w:t>RadL</w:t>
-      </w:r>
-      <w:proofErr w:type="spellEnd"/>
-      <w:r>
-        <w:rPr>
-          <w:color w:val="EE0000"/>
-        </w:rPr>
-        <w:t xml:space="preserve"> (25%, SE:4%), </w:t>
-      </w:r>
-      <w:proofErr w:type="spellStart"/>
-      <w:r>
-        <w:rPr>
-          <w:color w:val="EE0000"/>
-        </w:rPr>
-        <w:t>MixM</w:t>
-      </w:r>
-      <w:proofErr w:type="spellEnd"/>
-      <w:r>
-        <w:rPr>
-          <w:color w:val="EE0000"/>
-        </w:rPr>
-        <w:t xml:space="preserve"> (7%, SE:3%) and </w:t>
-      </w:r>
-      <w:proofErr w:type="spellStart"/>
-      <w:r>
-        <w:rPr>
-          <w:color w:val="EE0000"/>
-        </w:rPr>
-        <w:t>NoCC</w:t>
-      </w:r>
-      <w:proofErr w:type="spellEnd"/>
-      <w:r>
-        <w:rPr>
-          <w:color w:val="EE0000"/>
-        </w:rPr>
-        <w:t xml:space="preserve"> </w:t>
-      </w:r>
-      <w:commentRangeStart w:id="22"/>
-      <w:r>
-        <w:rPr>
-          <w:color w:val="EE0000"/>
-        </w:rPr>
-        <w:t>(&lt;1%, SE:3%)</w:t>
-      </w:r>
-      <w:commentRangeEnd w:id="22"/>
-      <w:r>
-        <w:rPr>
-          <w:rStyle w:val="CommentReference"/>
-          <w:color w:val="EE0000"/>
-          <w:sz w:val="24"/>
-          <w:szCs w:val="24"/>
-        </w:rPr>
-        <w:commentReference w:id="22"/>
-      </w:r>
-      <w:r>
-        <w:rPr>
-          <w:color w:val="EE0000"/>
-        </w:rPr>
-        <w:t>.</w:t>
-      </w:r>
-      <w:r>
-        <w:rPr>
-          <w:color w:val="EE0000"/>
-        </w:rPr>
-        <w:t xml:space="preserve"> </w:t>
-      </w:r>
-    </w:p>
-    <w:p>
-      <w:pPr>
-        <w:spacing w:line="360" w:lineRule="auto"/>
-        <w:rPr>
-          <w:lang w:val="en-US"/>
-        </w:rPr>
-      </w:pPr>
-    </w:p>
-    <w:p>
-      <w:pPr>
-        <w:spacing w:line="360" w:lineRule="auto"/>
-        <w:rPr>
-          <w:i/>
-          <w:iCs/>
-        </w:rPr>
-      </w:pPr>
-      <w:r>
-        <w:rPr>
-          <w:i/>
-          <w:iCs/>
-        </w:rPr>
-        <w:t xml:space="preserve">3.2.3 </w:t>
-      </w:r>
-      <w:r>
-        <w:rPr>
-          <w:i/>
-          <w:iCs/>
-        </w:rPr>
-        <w:t>Fall vegetation c</w:t>
-      </w:r>
-      <w:r>
-        <w:rPr>
-          <w:i/>
-          <w:iCs/>
-        </w:rPr>
-        <w:t>ommunity</w:t>
-      </w:r>
-    </w:p>
-    <w:p>
-      <w:pPr>
-        <w:spacing w:line="360" w:lineRule="auto"/>
-      </w:pPr>
-      <w:r>
-        <w:t>Cash crop volunteers were assigned a dummy code consistent across years to allow for more generalized inference of patterns across years. C</w:t>
-      </w:r>
-      <w:r>
-        <w:t xml:space="preserve">over crop treatment explained </w:t>
-      </w:r>
-      <w:r>
-        <w:t xml:space="preserve">over half of the </w:t>
-      </w:r>
-      <w:r>
-        <w:t>variance</w:t>
-      </w:r>
-      <w:r>
-        <w:t xml:space="preserve"> (SM2)</w:t>
-      </w:r>
-      <w:r>
-        <w:t xml:space="preserve"> and had a significant effect on community structure (p&lt;0.001), </w:t>
-      </w:r>
-      <w:r>
-        <w:t xml:space="preserve">year explaining 8% of the variance, and </w:t>
-      </w:r>
-      <w:r>
-        <w:t xml:space="preserve">tillage and straw </w:t>
-      </w:r>
-      <w:r>
-        <w:t xml:space="preserve">management </w:t>
-      </w:r>
-      <w:r>
-        <w:t>explaining less than 1% of the total variance each, respectively</w:t>
-      </w:r>
-      <w:r>
-        <w:t xml:space="preserve"> (SM2)</w:t>
-      </w:r>
-      <w:r>
-        <w:t xml:space="preserve">. </w:t>
-      </w:r>
       <w:r>
         <w:t>The</w:t>
       </w:r>
       <w:r>
-        <w:t xml:space="preserve"> radish cover crop (RAPSR) drove the two radish treatments (</w:t>
-      </w:r>
-      <w:proofErr w:type="spellStart"/>
-      <w:r>
-        <w:t>RadM</w:t>
-      </w:r>
-      <w:proofErr w:type="spellEnd"/>
-      <w:r>
-        <w:t xml:space="preserve"> and </w:t>
-      </w:r>
-      <w:proofErr w:type="spellStart"/>
-      <w:r>
-        <w:t>RadL</w:t>
-      </w:r>
-      <w:proofErr w:type="spellEnd"/>
-      <w:r>
-        <w:t xml:space="preserve">) communities, </w:t>
-      </w:r>
-      <w:r>
-        <w:t xml:space="preserve">and the high RAPSR coverage in the </w:t>
-      </w:r>
-      <w:proofErr w:type="spellStart"/>
-      <w:r>
-        <w:t>RadM</w:t>
-      </w:r>
-      <w:proofErr w:type="spellEnd"/>
-      <w:r>
-        <w:t xml:space="preserve"> treatment rendered that coverage community completely distinct from the mixes and </w:t>
-      </w:r>
-      <w:proofErr w:type="spellStart"/>
-      <w:r>
-        <w:t>NoCC</w:t>
-      </w:r>
-      <w:proofErr w:type="spellEnd"/>
-      <w:r>
-        <w:t xml:space="preserve"> treatments </w:t>
+        <w:t xml:space="preserve"> radish cover crop (RAPSR) drove the two radish treatments (RadM and RadL) communities, </w:t>
+      </w:r>
+      <w:r>
+        <w:t xml:space="preserve">and the high RAPSR coverage in the RadM treatment rendered that coverage community completely distinct from the mixes and NoCC treatments </w:t>
       </w:r>
       <w:r>
         <w:t>(Figure 3). T</w:t>
@@ -14584,49 +13622,8 @@
       <w:r>
         <w:t xml:space="preserve">he </w:t>
       </w:r>
-      <w:proofErr w:type="spellStart"/>
-      <w:r>
-        <w:t>MixE</w:t>
-      </w:r>
-      <w:proofErr w:type="spellEnd"/>
-      <w:r>
-        <w:t xml:space="preserve"> community had a higher presence of the grass/clover </w:t>
-      </w:r>
-      <w:r>
-        <w:lastRenderedPageBreak/>
-        <w:t xml:space="preserve">cover crop </w:t>
-      </w:r>
-      <w:proofErr w:type="gramStart"/>
-      <w:r>
-        <w:t>species, but</w:t>
-      </w:r>
-      <w:proofErr w:type="gramEnd"/>
-      <w:r>
-        <w:t xml:space="preserve"> shared many of the same species with the </w:t>
-      </w:r>
-      <w:proofErr w:type="spellStart"/>
-      <w:r>
-        <w:t>MixM</w:t>
-      </w:r>
-      <w:proofErr w:type="spellEnd"/>
-      <w:r>
-        <w:t xml:space="preserve"> and </w:t>
-      </w:r>
-      <w:proofErr w:type="spellStart"/>
-      <w:r>
-        <w:t>NoCC</w:t>
-      </w:r>
-      <w:proofErr w:type="spellEnd"/>
-      <w:r>
-        <w:t xml:space="preserve">. The higher soil exposure in the </w:t>
-      </w:r>
-      <w:proofErr w:type="spellStart"/>
-      <w:r>
-        <w:t>NoCC</w:t>
-      </w:r>
-      <w:proofErr w:type="spellEnd"/>
-      <w:r>
-        <w:t xml:space="preserve"> and radish cover crop treatments (Figure 2) is also shown in the community assemblies</w:t>
+      <w:r>
+        <w:t>MixE community had a higher presence of the grass/clover cover crop species, but shared many of the same species with the MixM and NoCC. The higher soil exposure in the NoCC and radish cover crop treatments (Figure 2) is also shown in the community assemblies</w:t>
       </w:r>
       <w:r>
         <w:t xml:space="preserve">. </w:t>
@@ -14655,8 +13652,10 @@
             </w:pPr>
             <w:r>
               <w:rPr>
+                <w:noProof/>
                 <w:lang w:val="da-DK"/>
               </w:rPr>
+              <w:lastRenderedPageBreak/>
               <w:drawing>
                 <wp:inline distT="0" distB="0" distL="0" distR="0" wp14:anchorId="54E144CD" wp14:editId="6FDFA78F">
                   <wp:extent cx="5731510" cy="2865755"/>
@@ -14675,7 +13674,7 @@
                           </pic:cNvPicPr>
                         </pic:nvPicPr>
                         <pic:blipFill>
-                          <a:blip r:embed="rId14" cstate="print">
+                          <a:blip r:embed="rId15" cstate="print">
                             <a:extLst>
                               <a:ext uri="{28A0092B-C50C-407E-A947-70E740481C1C}">
                                 <a14:useLocalDpi xmlns:a14="http://schemas.microsoft.com/office/drawing/2010/main" val="0"/>
@@ -14765,7 +13764,13 @@
               <w:t xml:space="preserve"> tillage system</w:t>
             </w:r>
             <w:r>
-              <w:t xml:space="preserve"> and straw </w:t>
+              <w:t xml:space="preserve"> and </w:t>
+            </w:r>
+            <w:r>
+              <w:t>residue</w:t>
+            </w:r>
+            <w:r>
+              <w:t xml:space="preserve"> </w:t>
             </w:r>
             <w:r>
               <w:t>removal</w:t>
@@ -14798,47 +13803,7 @@
               <w:t>)</w:t>
             </w:r>
             <w:r>
-              <w:t xml:space="preserve"> Radish cover crop systems (</w:t>
-            </w:r>
-            <w:proofErr w:type="spellStart"/>
-            <w:r>
-              <w:t>RadM</w:t>
-            </w:r>
-            <w:proofErr w:type="spellEnd"/>
-            <w:r>
-              <w:t xml:space="preserve">, </w:t>
-            </w:r>
-            <w:proofErr w:type="spellStart"/>
-            <w:r>
-              <w:t>RadL</w:t>
-            </w:r>
-            <w:proofErr w:type="spellEnd"/>
-            <w:r>
-              <w:t>) had the highest potential ecosystem value, with the mixes (</w:t>
-            </w:r>
-            <w:proofErr w:type="spellStart"/>
-            <w:r>
-              <w:t>MixE</w:t>
-            </w:r>
-            <w:proofErr w:type="spellEnd"/>
-            <w:r>
-              <w:t xml:space="preserve">, </w:t>
-            </w:r>
-            <w:proofErr w:type="spellStart"/>
-            <w:r>
-              <w:t>MixM</w:t>
-            </w:r>
-            <w:proofErr w:type="spellEnd"/>
-            <w:r>
-              <w:t xml:space="preserve">) and </w:t>
-            </w:r>
-            <w:proofErr w:type="spellStart"/>
-            <w:r>
-              <w:t>NoCC</w:t>
-            </w:r>
-            <w:proofErr w:type="spellEnd"/>
-            <w:r>
-              <w:t xml:space="preserve"> systems having similarly low ecosystem value, due to a high percent</w:t>
+              <w:t xml:space="preserve"> Radish cover crop systems (RadM, RadL) had the highest potential ecosystem value, with the mixes (MixE, MixM) and NoCC systems having similarly low ecosystem value, due to a high percent</w:t>
             </w:r>
             <w:r>
               <w:t xml:space="preserve"> coverage</w:t>
@@ -14923,15 +13888,7 @@
         <w:t>se high-value species had</w:t>
       </w:r>
       <w:r>
-        <w:t xml:space="preserve"> small contributions to the percent </w:t>
-      </w:r>
-      <w:proofErr w:type="gramStart"/>
-      <w:r>
-        <w:t>coverage, and</w:t>
-      </w:r>
-      <w:proofErr w:type="gramEnd"/>
-      <w:r>
-        <w:t xml:space="preserve"> therefore did not result in high estimated </w:t>
+        <w:t xml:space="preserve"> small contributions to the percent coverage, and therefore did not result in high estimated </w:t>
       </w:r>
       <w:r>
         <w:t>ecosystem</w:t>
@@ -14966,51 +13923,17 @@
         <w:spacing w:line="360" w:lineRule="auto"/>
       </w:pPr>
       <w:r>
-        <w:t xml:space="preserve">Year and cover crop treatment had significant impacts on the number of species (Table 3) observed in a community (p&lt;0.001; SM2). The number of species observed ranged from one to eight, with a mode of two in 2018 and three in 2019. The </w:t>
-      </w:r>
-      <w:proofErr w:type="spellStart"/>
-      <w:r>
-        <w:t>MixE</w:t>
-      </w:r>
-      <w:proofErr w:type="spellEnd"/>
-      <w:r>
-        <w:t xml:space="preserve"> had more species than the </w:t>
+        <w:t xml:space="preserve">Year and cover crop treatment had significant impacts on the number of species (Table 3) observed in a community (p&lt;0.001; SM2). The number of species observed ranged from one to eight, with a mode of two in 2018 and three in 2019. The MixE had more species than the radish cover crops (p&lt;0.001; SM2), but overall the number of species present was low in all communities. The evenness of the communities ranged from 0.09 to 1, and there was an amplifying interaction between cover crop treatment and year (p&lt;0.001). Evenness was </w:t>
       </w:r>
       <w:r>
         <w:lastRenderedPageBreak/>
-        <w:t xml:space="preserve">radish cover crops (p&lt;0.001; SM2), but </w:t>
-      </w:r>
-      <w:proofErr w:type="gramStart"/>
-      <w:r>
-        <w:t>overall</w:t>
-      </w:r>
-      <w:proofErr w:type="gramEnd"/>
-      <w:r>
-        <w:t xml:space="preserve"> the number of species present was low in all communities. The evenness of the communities ranged from 0.09 to 1, and there was an amplifying interaction between cover crop treatment and year (p&lt;0.001). Evenness was generally higher in the radish cover crop treatments because those communities were not dominated by the cash crop volunteers (Figure 2), followed by </w:t>
-      </w:r>
-      <w:proofErr w:type="spellStart"/>
-      <w:r>
-        <w:t>MixE</w:t>
-      </w:r>
-      <w:proofErr w:type="spellEnd"/>
-      <w:r>
-        <w:t xml:space="preserve">, followed by </w:t>
-      </w:r>
-      <w:proofErr w:type="spellStart"/>
-      <w:r>
-        <w:t>MixM</w:t>
-      </w:r>
-      <w:proofErr w:type="spellEnd"/>
-      <w:r>
-        <w:t xml:space="preserve"> and </w:t>
-      </w:r>
-      <w:proofErr w:type="spellStart"/>
-      <w:r>
-        <w:t>NoCC</w:t>
-      </w:r>
-      <w:proofErr w:type="spellEnd"/>
-      <w:r>
-        <w:t xml:space="preserve"> treatments; this pattern was true regardless of tillage system, straw management, and year (SM2). </w:t>
+        <w:t xml:space="preserve">generally higher in the radish cover crop treatments because those communities were not dominated by the cash crop volunteers (Figure 2), followed by MixE, followed by MixM and NoCC treatments; this pattern was true regardless of tillage system, </w:t>
+      </w:r>
+      <w:r>
+        <w:t>residue</w:t>
+      </w:r>
+      <w:r>
+        <w:t xml:space="preserve"> management, and year (SM2). </w:t>
       </w:r>
     </w:p>
     <w:p>
@@ -15085,153 +14008,79 @@
         <w:t>-2</w:t>
       </w:r>
       <w:r>
-        <w:t xml:space="preserve">. There were complex treatment interactions, with a significant three-way interaction between year, tillage, and cover crop (p&lt;0.001) and a significant two-way interaction between year and residue (p&lt;0.001). Within the </w:t>
+        <w:t xml:space="preserve">. There were complex treatment interactions, with a significant three-way interaction between year, tillage, and cover crop (p&lt;0.001) and a significant two-way interaction between year and </w:t>
+      </w:r>
+      <w:r>
+        <w:t>residue</w:t>
+      </w:r>
+      <w:r>
+        <w:t xml:space="preserve"> management</w:t>
+      </w:r>
+      <w:r>
+        <w:t xml:space="preserve"> (p&lt;0.001</w:t>
+      </w:r>
+      <w:r>
+        <w:t>; SM2</w:t>
+      </w:r>
+      <w:r>
+        <w:t xml:space="preserve">). </w:t>
+      </w:r>
+      <w:r>
+        <w:t xml:space="preserve">In 2019 retaining </w:t>
+      </w:r>
+      <w:r>
+        <w:t>residue</w:t>
+      </w:r>
+      <w:r>
+        <w:t xml:space="preserve"> resulted in significantly more total weeds (p&lt;0.0001), while in 2020 it had no impact. </w:t>
+      </w:r>
+      <w:r>
+        <w:t>Residue</w:t>
+      </w:r>
+      <w:r>
+        <w:t xml:space="preserve"> did not interact with any other treatments. </w:t>
+      </w:r>
+      <w:r>
+        <w:t xml:space="preserve">Within the </w:t>
       </w:r>
       <w:r>
         <w:t>NT</w:t>
       </w:r>
       <w:r>
-        <w:t xml:space="preserve"> system, </w:t>
-      </w:r>
-      <w:proofErr w:type="spellStart"/>
-      <w:r>
-        <w:t>MixE</w:t>
-      </w:r>
-      <w:proofErr w:type="spellEnd"/>
-      <w:r>
-        <w:t xml:space="preserve"> had </w:t>
+        <w:t xml:space="preserve"> system, MixE had </w:t>
       </w:r>
       <w:r>
         <w:t xml:space="preserve">significantly more </w:t>
       </w:r>
       <w:r>
-        <w:t>weeds compared to all other treatments (p&lt;0.001), while in all other tillage systems there were no</w:t>
-      </w:r>
-      <w:r>
-        <w:t xml:space="preserve"> significant</w:t>
-      </w:r>
-      <w:r>
-        <w:t xml:space="preserve"> differences between cover crop treatments; this effect was </w:t>
-      </w:r>
-      <w:r>
-        <w:t xml:space="preserve">significantly </w:t>
-      </w:r>
-      <w:r>
-        <w:t xml:space="preserve">more pronounced in 2019 </w:t>
-      </w:r>
-      <w:r>
-        <w:t xml:space="preserve">(2.6-3.7 times more weeds) </w:t>
-      </w:r>
-      <w:r>
-        <w:t>compared to 2020</w:t>
-      </w:r>
-      <w:r>
-        <w:t xml:space="preserve"> (1.6-1.7 times more weeds), but the patterns were the same. </w:t>
-      </w:r>
-      <w:r>
-        <w:t xml:space="preserve">On average there were twice as many weeds in 2019 (mean:163, SE:10) compared to 2020 (mean:76, SE:5).  </w:t>
-      </w:r>
-      <w:r>
-        <w:t>On average, t</w:t>
-      </w:r>
-      <w:r>
-        <w:t xml:space="preserve">he total number of weeds was highest in the </w:t>
-      </w:r>
-      <w:r>
-        <w:t>inversion tillage</w:t>
-      </w:r>
-      <w:r>
-        <w:t xml:space="preserve"> systems</w:t>
-      </w:r>
-      <w:r>
-        <w:t xml:space="preserve"> (mean:</w:t>
-      </w:r>
-      <w:r>
-        <w:t xml:space="preserve">174 </w:t>
-      </w:r>
-      <w:r>
-        <w:t>plants m</w:t>
-      </w:r>
-      <w:r>
-        <w:rPr>
-          <w:vertAlign w:val="superscript"/>
-        </w:rPr>
-        <w:t>-2</w:t>
-      </w:r>
-      <w:r>
-        <w:t>, SE:</w:t>
-      </w:r>
-      <w:r>
-        <w:t>14</w:t>
-      </w:r>
-      <w:r>
-        <w:t>)</w:t>
-      </w:r>
-      <w:r>
-        <w:t xml:space="preserve">, followed by </w:t>
-      </w:r>
-      <w:r>
-        <w:t>surface tillage</w:t>
-      </w:r>
-      <w:r>
-        <w:t xml:space="preserve"> </w:t>
-      </w:r>
-      <w:r>
-        <w:t>(mean:</w:t>
-      </w:r>
-      <w:r>
-        <w:t>109</w:t>
-      </w:r>
-      <w:r>
-        <w:t xml:space="preserve"> plants m</w:t>
-      </w:r>
-      <w:r>
-        <w:rPr>
-          <w:vertAlign w:val="superscript"/>
-        </w:rPr>
-        <w:t>-2</w:t>
-      </w:r>
-      <w:r>
-        <w:t>, SE:</w:t>
-      </w:r>
-      <w:r>
-        <w:t>9</w:t>
-      </w:r>
-      <w:r>
-        <w:t>)</w:t>
-      </w:r>
-      <w:r>
-        <w:t xml:space="preserve">, with the </w:t>
-      </w:r>
-      <w:r>
-        <w:t>NT</w:t>
-      </w:r>
-      <w:r>
-        <w:t xml:space="preserve"> systems having the smallest number of total weeds</w:t>
-      </w:r>
-      <w:r>
-        <w:t xml:space="preserve"> (mean:</w:t>
-      </w:r>
-      <w:r>
-        <w:t>55</w:t>
-      </w:r>
-      <w:r>
-        <w:t xml:space="preserve"> plants m</w:t>
-      </w:r>
-      <w:r>
-        <w:rPr>
-          <w:vertAlign w:val="superscript"/>
-        </w:rPr>
-        <w:t>-2</w:t>
-      </w:r>
-      <w:r>
-        <w:t>, SE:</w:t>
-      </w:r>
-      <w:r>
-        <w:t>5</w:t>
-      </w:r>
-      <w:r>
-        <w:t xml:space="preserve">; </w:t>
+        <w:t xml:space="preserve">weeds compared to all other </w:t>
+      </w:r>
+      <w:r>
+        <w:t xml:space="preserve">cover crop </w:t>
+      </w:r>
+      <w:r>
+        <w:t>treatments (</w:t>
+      </w:r>
+      <w:r>
+        <w:t xml:space="preserve">1.5-1.7 times more, </w:t>
+      </w:r>
+      <w:r>
+        <w:t>p&lt;0.001)</w:t>
+      </w:r>
+      <w:r>
+        <w:t xml:space="preserve">. These differences were </w:t>
+      </w:r>
+      <w:r>
+        <w:t xml:space="preserve">dampened </w:t>
+      </w:r>
+      <w:r>
+        <w:t>in the surface tillage</w:t>
+      </w:r>
+      <w:r>
+        <w:t xml:space="preserve"> and </w:t>
+      </w:r>
+      <w:r>
+        <w:t>disappeared in the inversion tillage systems (</w:t>
       </w:r>
       <w:r>
         <w:rPr>
@@ -15241,9 +14090,214 @@
         <w:t>Figure 4</w:t>
       </w:r>
       <w:r>
+        <w:t>). T</w:t>
+      </w:r>
+      <w:r>
+        <w:t>h</w:t>
+      </w:r>
+      <w:r>
+        <w:t xml:space="preserve">e elevated spring weed count in the MixE implemented in the NT system </w:t>
+      </w:r>
+      <w:r>
+        <w:t xml:space="preserve">was </w:t>
+      </w:r>
+      <w:r>
+        <w:t xml:space="preserve">significantly </w:t>
+      </w:r>
+      <w:r>
+        <w:t xml:space="preserve">more pronounced in 2019 </w:t>
+      </w:r>
+      <w:r>
+        <w:t>(2.6-3.7 times more weeds</w:t>
+      </w:r>
+      <w:r>
+        <w:t xml:space="preserve"> than other systems</w:t>
+      </w:r>
+      <w:r>
+        <w:t xml:space="preserve">) </w:t>
+      </w:r>
+      <w:r>
+        <w:t>compared</w:t>
+      </w:r>
+      <w:r>
+        <w:t xml:space="preserve"> to 2020</w:t>
+      </w:r>
+      <w:r>
+        <w:t xml:space="preserve"> (1.6-1.7 times more weeds), but the patterns were the same. </w:t>
+      </w:r>
+      <w:r>
+        <w:t xml:space="preserve">On average there were </w:t>
+      </w:r>
+      <w:r>
+        <w:t xml:space="preserve">almost </w:t>
+      </w:r>
+      <w:r>
+        <w:t xml:space="preserve">twice as many weeds in 2019 (mean:163, </w:t>
+      </w:r>
+      <w:r>
+        <w:t>CI</w:t>
+      </w:r>
+      <w:r>
+        <w:t>:</w:t>
+      </w:r>
+      <w:r>
+        <w:t>118-157</w:t>
+      </w:r>
+      <w:r>
+        <w:t>) compared to 2020 (mean:</w:t>
+      </w:r>
+      <w:r>
+        <w:t>76</w:t>
+      </w:r>
+      <w:r>
+        <w:t xml:space="preserve">, </w:t>
+      </w:r>
+      <w:r>
+        <w:t>CI</w:t>
+      </w:r>
+      <w:r>
+        <w:t>:</w:t>
+      </w:r>
+      <w:r>
+        <w:t>66-88</w:t>
+      </w:r>
+      <w:r>
+        <w:t xml:space="preserve">). </w:t>
+      </w:r>
+      <w:r>
+        <w:t xml:space="preserve">Averaged across tillage systems, </w:t>
+      </w:r>
+      <w:r>
+        <w:t>t</w:t>
+      </w:r>
+      <w:r>
+        <w:t xml:space="preserve">he total number of weeds was highest in the </w:t>
+      </w:r>
+      <w:r>
+        <w:t>inversion tillage</w:t>
+      </w:r>
+      <w:r>
+        <w:t xml:space="preserve"> systems</w:t>
+      </w:r>
+      <w:r>
+        <w:t xml:space="preserve"> (mean:</w:t>
+      </w:r>
+      <w:r>
+        <w:t xml:space="preserve">174 </w:t>
+      </w:r>
+      <w:r>
+        <w:t>plants m</w:t>
+      </w:r>
+      <w:r>
+        <w:rPr>
+          <w:vertAlign w:val="superscript"/>
+        </w:rPr>
+        <w:t>-2</w:t>
+      </w:r>
+      <w:r>
+        <w:t xml:space="preserve">, </w:t>
+      </w:r>
+      <w:r>
+        <w:t>CI</w:t>
+      </w:r>
+      <w:r>
+        <w:t>:</w:t>
+      </w:r>
+      <w:r>
+        <w:t>147-206</w:t>
+      </w:r>
+      <w:r>
         <w:t>)</w:t>
       </w:r>
       <w:r>
+        <w:t xml:space="preserve">, followed by </w:t>
+      </w:r>
+      <w:r>
+        <w:t>surface tillage</w:t>
+      </w:r>
+      <w:r>
+        <w:t xml:space="preserve"> </w:t>
+      </w:r>
+      <w:r>
+        <w:t>(mean:</w:t>
+      </w:r>
+      <w:r>
+        <w:t>109</w:t>
+      </w:r>
+      <w:r>
+        <w:t xml:space="preserve"> plants m</w:t>
+      </w:r>
+      <w:r>
+        <w:rPr>
+          <w:vertAlign w:val="superscript"/>
+        </w:rPr>
+        <w:t>-2</w:t>
+      </w:r>
+      <w:r>
+        <w:t xml:space="preserve">, </w:t>
+      </w:r>
+      <w:r>
+        <w:t>CI</w:t>
+      </w:r>
+      <w:r>
+        <w:t>:</w:t>
+      </w:r>
+      <w:r>
+        <w:t>92-129</w:t>
+      </w:r>
+      <w:r>
+        <w:t>)</w:t>
+      </w:r>
+      <w:r>
+        <w:t xml:space="preserve">, with the </w:t>
+      </w:r>
+      <w:r>
+        <w:t>NT</w:t>
+      </w:r>
+      <w:r>
+        <w:t xml:space="preserve"> systems having the smallest number of total weeds</w:t>
+      </w:r>
+      <w:r>
+        <w:t xml:space="preserve"> (mean:</w:t>
+      </w:r>
+      <w:r>
+        <w:t>55</w:t>
+      </w:r>
+      <w:r>
+        <w:t xml:space="preserve"> plants m</w:t>
+      </w:r>
+      <w:r>
+        <w:rPr>
+          <w:vertAlign w:val="superscript"/>
+        </w:rPr>
+        <w:t>-2</w:t>
+      </w:r>
+      <w:r>
+        <w:t xml:space="preserve">, </w:t>
+      </w:r>
+      <w:r>
+        <w:t>CI</w:t>
+      </w:r>
+      <w:r>
+        <w:t>:</w:t>
+      </w:r>
+      <w:r>
+        <w:t>46-66</w:t>
+      </w:r>
+      <w:r>
+        <w:t xml:space="preserve">; </w:t>
+      </w:r>
+      <w:r>
+        <w:rPr>
+          <w:b/>
+          <w:bCs/>
+        </w:rPr>
+        <w:t>Figure 4</w:t>
+      </w:r>
+      <w:r>
+        <w:t>)</w:t>
+      </w:r>
+      <w:r>
         <w:t xml:space="preserve">. This </w:t>
       </w:r>
       <w:r>
@@ -15262,15 +14316,10 @@
         <w:t xml:space="preserve"> </w:t>
       </w:r>
       <w:r>
-        <w:t xml:space="preserve">consistent in both </w:t>
-      </w:r>
-      <w:proofErr w:type="gramStart"/>
-      <w:r>
-        <w:t>years, but</w:t>
-      </w:r>
-      <w:proofErr w:type="gramEnd"/>
-      <w:r>
-        <w:t xml:space="preserve"> was </w:t>
+        <w:t xml:space="preserve">consistent in both years, but was </w:t>
+      </w:r>
+      <w:r>
+        <w:t xml:space="preserve">again significantly </w:t>
       </w:r>
       <w:r>
         <w:t xml:space="preserve">magnified in 2019 </w:t>
@@ -15280,26 +14329,6 @@
       </w:r>
       <w:r>
         <w:t xml:space="preserve">. </w:t>
-      </w:r>
-      <w:r>
-        <w:t>Within NT, the</w:t>
-      </w:r>
-      <w:r>
-        <w:t xml:space="preserve"> </w:t>
-      </w:r>
-      <w:proofErr w:type="spellStart"/>
-      <w:r>
-        <w:t>MixE</w:t>
-      </w:r>
-      <w:proofErr w:type="spellEnd"/>
-      <w:r>
-        <w:t xml:space="preserve"> </w:t>
-      </w:r>
-      <w:r>
-        <w:t xml:space="preserve">had </w:t>
-      </w:r>
-      <w:r>
-        <w:t>1.5-1.7 times more weeds compared to the other cover crop treatments.</w:t>
       </w:r>
     </w:p>
     <w:p>
@@ -15338,15 +14367,14 @@
             </w:pPr>
             <w:r>
               <w:rPr>
-                <w:noProof/>
                 <w:lang w:val="da-DK"/>
               </w:rPr>
               <w:lastRenderedPageBreak/>
               <w:drawing>
-                <wp:inline distT="0" distB="0" distL="0" distR="0" wp14:anchorId="558DD162" wp14:editId="53B76076">
-                  <wp:extent cx="5731510" cy="6550025"/>
-                  <wp:effectExtent l="0" t="0" r="2540" b="3175"/>
-                  <wp:docPr id="1077010305" name="Picture 4"/>
+                <wp:inline distT="0" distB="0" distL="0" distR="0" wp14:anchorId="38FFEA6D" wp14:editId="06FC7667">
+                  <wp:extent cx="5609267" cy="6410325"/>
+                  <wp:effectExtent l="0" t="0" r="0" b="0"/>
+                  <wp:docPr id="1025362285" name="Picture 2"/>
                   <wp:cNvGraphicFramePr>
                     <a:graphicFrameLocks xmlns:a="http://schemas.openxmlformats.org/drawingml/2006/main" noChangeAspect="1"/>
                   </wp:cNvGraphicFramePr>
@@ -15354,13 +14382,13 @@
                     <a:graphicData uri="http://schemas.openxmlformats.org/drawingml/2006/picture">
                       <pic:pic xmlns:pic="http://schemas.openxmlformats.org/drawingml/2006/picture">
                         <pic:nvPicPr>
-                          <pic:cNvPr id="0" name="Picture 13"/>
+                          <pic:cNvPr id="0" name="Picture 6"/>
                           <pic:cNvPicPr>
                             <a:picLocks noChangeAspect="1" noChangeArrowheads="1"/>
                           </pic:cNvPicPr>
                         </pic:nvPicPr>
                         <pic:blipFill>
-                          <a:blip r:embed="rId15" cstate="print">
+                          <a:blip r:embed="rId16" cstate="print">
                             <a:extLst>
                               <a:ext uri="{28A0092B-C50C-407E-A947-70E740481C1C}">
                                 <a14:useLocalDpi xmlns:a14="http://schemas.microsoft.com/office/drawing/2010/main" val="0"/>
@@ -15375,7 +14403,7 @@
                         <pic:spPr bwMode="auto">
                           <a:xfrm>
                             <a:off x="0" y="0"/>
-                            <a:ext cx="5731510" cy="6550025"/>
+                            <a:ext cx="5611847" cy="6413274"/>
                           </a:xfrm>
                           <a:prstGeom prst="rect">
                             <a:avLst/>
@@ -15408,6 +14436,14 @@
               </w:rPr>
             </w:pPr>
           </w:p>
+          <w:p>
+            <w:pPr>
+              <w:spacing w:line="360" w:lineRule="auto"/>
+              <w:rPr>
+                <w:lang w:val="da-DK"/>
+              </w:rPr>
+            </w:pPr>
+          </w:p>
         </w:tc>
       </w:tr>
       <w:tr>
@@ -15451,7 +14487,6 @@
               </w:rPr>
               <w:t xml:space="preserve"> </w:t>
             </w:r>
-            <w:commentRangeStart w:id="23"/>
             <w:r>
               <w:t xml:space="preserve">Marginal mean estimates </w:t>
             </w:r>
@@ -15459,7 +14494,13 @@
               <w:t xml:space="preserve">averaged </w:t>
             </w:r>
             <w:r>
-              <w:t>over years and residue management</w:t>
+              <w:t xml:space="preserve">over years and </w:t>
+            </w:r>
+            <w:r>
+              <w:t>straw</w:t>
+            </w:r>
+            <w:r>
+              <w:t xml:space="preserve"> management</w:t>
             </w:r>
             <w:r>
               <w:rPr>
@@ -15506,15 +14547,7 @@
               <w:t xml:space="preserve">the early-planted mix </w:t>
             </w:r>
             <w:r>
-              <w:t>(</w:t>
-            </w:r>
-            <w:proofErr w:type="spellStart"/>
-            <w:r>
-              <w:t>MixE</w:t>
-            </w:r>
-            <w:proofErr w:type="spellEnd"/>
-            <w:r>
-              <w:t xml:space="preserve">) </w:t>
+              <w:t xml:space="preserve">(MixE) </w:t>
             </w:r>
             <w:r>
               <w:t>had significantly higher perennial weed counts</w:t>
@@ -15533,17 +14566,6 @@
             </w:r>
             <w:r>
               <w:t>.</w:t>
-            </w:r>
-            <w:commentRangeEnd w:id="23"/>
-            <w:r>
-              <w:rPr>
-                <w:rStyle w:val="CommentReference"/>
-                <w:b/>
-                <w:bCs/>
-                <w:sz w:val="24"/>
-                <w:szCs w:val="24"/>
-              </w:rPr>
-              <w:commentReference w:id="23"/>
             </w:r>
           </w:p>
         </w:tc>
@@ -15558,17 +14580,13 @@
       <w:pPr>
         <w:spacing w:line="360" w:lineRule="auto"/>
       </w:pPr>
-      <w:r>
-        <w:lastRenderedPageBreak/>
-        <w:t xml:space="preserve">Despite having </w:t>
-      </w:r>
-      <w:proofErr w:type="gramStart"/>
-      <w:r>
-        <w:t>less</w:t>
-      </w:r>
-      <w:proofErr w:type="gramEnd"/>
-      <w:r>
-        <w:t xml:space="preserve"> total weeds, both </w:t>
+    </w:p>
+    <w:p>
+      <w:pPr>
+        <w:spacing w:line="360" w:lineRule="auto"/>
+      </w:pPr>
+      <w:r>
+        <w:t xml:space="preserve">Despite having less total weeds, both </w:t>
       </w:r>
       <w:r>
         <w:t>NT</w:t>
@@ -15580,127 +14598,125 @@
         <w:t>surface tillage</w:t>
       </w:r>
       <w:r>
-        <w:t xml:space="preserve"> had significantly increased numbers of perennial weeds compared to inversion tillage. The perennial weeds were mainly CIRAR (82%, versus 18% EQUAR). Averaged over </w:t>
-      </w:r>
-      <w:r>
-        <w:t>NT</w:t>
-      </w:r>
-      <w:r>
-        <w:t xml:space="preserve"> and </w:t>
-      </w:r>
-      <w:r>
-        <w:t>surface</w:t>
-      </w:r>
-      <w:r>
-        <w:t xml:space="preserve"> treatments, the number of perennial weeds in the </w:t>
-      </w:r>
-      <w:proofErr w:type="spellStart"/>
-      <w:r>
-        <w:t>MixE</w:t>
-      </w:r>
-      <w:proofErr w:type="spellEnd"/>
-      <w:r>
-        <w:t xml:space="preserve"> was 11 times higher (SE:6; p&lt;0.001) compared to the </w:t>
-      </w:r>
-      <w:proofErr w:type="spellStart"/>
-      <w:r>
-        <w:t>the</w:t>
-      </w:r>
-      <w:proofErr w:type="spellEnd"/>
+        <w:t xml:space="preserve"> had significantly increased numbers of perennial weeds compared to inversion tillage</w:t>
+      </w:r>
+      <w:r>
+        <w:t xml:space="preserve"> (SM2)</w:t>
+      </w:r>
+      <w:r>
+        <w:t xml:space="preserve">. The perennial weeds were mainly CIRAR (82%, versus 18% EQUAR). </w:t>
+      </w:r>
+      <w:r>
+        <w:t>While the NoCC treatment averaged less than 1 perennial weed</w:t>
+      </w:r>
+      <w:r>
+        <w:t xml:space="preserve"> per m</w:t>
+      </w:r>
+      <w:r>
+        <w:rPr>
+          <w:vertAlign w:val="superscript"/>
+        </w:rPr>
+        <w:t>-2</w:t>
+      </w:r>
+      <w:r>
+        <w:t xml:space="preserve">, </w:t>
+      </w:r>
+      <w:r>
+        <w:t xml:space="preserve">MixE </w:t>
+      </w:r>
+      <w:r>
+        <w:t xml:space="preserve">averaged </w:t>
+      </w:r>
+      <w:r>
+        <w:t>significantly more in the NT (</w:t>
+      </w:r>
+      <w:r>
+        <w:t>10</w:t>
+      </w:r>
+      <w:r>
+        <w:t xml:space="preserve">, </w:t>
+      </w:r>
+      <w:r>
+        <w:t>CI:7-16) and</w:t>
+      </w:r>
+      <w:r>
+        <w:t xml:space="preserve"> surface tillage (</w:t>
+      </w:r>
+      <w:r>
+        <w:t>5</w:t>
+      </w:r>
+      <w:r>
+        <w:t xml:space="preserve">, </w:t>
+      </w:r>
+      <w:r>
+        <w:t>CI:3-7)</w:t>
+      </w:r>
+      <w:r>
+        <w:t xml:space="preserve">, but did not differ in the inversion tillage. None of the other cover crop treatment’s perennial weed count differed each other. </w:t>
+      </w:r>
+      <w:commentRangeStart w:id="19"/>
+      <w:r>
+        <w:t>Removal of residue resulted in a small but significant increase in perennial weeds in 2019, but not in 2020 (SM2).</w:t>
+      </w:r>
+      <w:commentRangeEnd w:id="19"/>
+      <w:r>
+        <w:rPr>
+          <w:rStyle w:val="CommentReference"/>
+          <w:sz w:val="24"/>
+          <w:szCs w:val="24"/>
+        </w:rPr>
+        <w:commentReference w:id="19"/>
+      </w:r>
       <w:r>
         <w:t xml:space="preserve"> </w:t>
       </w:r>
-      <w:proofErr w:type="spellStart"/>
-      <w:r>
-        <w:t>NoCC</w:t>
-      </w:r>
-      <w:proofErr w:type="spellEnd"/>
-      <w:r>
-        <w:t xml:space="preserve"> treatment, and 2.6-8.6 times higher than the other cover crop treatments; these effects were erased </w:t>
-      </w:r>
-      <w:r>
-        <w:t>with inversion tillage</w:t>
-      </w:r>
-      <w:r>
-        <w:t xml:space="preserve">. The </w:t>
-      </w:r>
-      <w:proofErr w:type="spellStart"/>
-      <w:r>
-        <w:t>MixM</w:t>
-      </w:r>
-      <w:proofErr w:type="spellEnd"/>
-      <w:r>
-        <w:t xml:space="preserve"> had a borderline significant increase in perennial weeds compared to the </w:t>
-      </w:r>
-      <w:proofErr w:type="spellStart"/>
-      <w:r>
-        <w:t>NoCC</w:t>
-      </w:r>
-      <w:proofErr w:type="spellEnd"/>
+      <w:r>
+        <w:t>In the last year of the trial, t</w:t>
+      </w:r>
+      <w:r>
+        <w:t>he</w:t>
+      </w:r>
+      <w:r>
+        <w:t xml:space="preserve">re was an inverse relationship between </w:t>
+      </w:r>
+      <w:r>
+        <w:t>cash crop</w:t>
+      </w:r>
+      <w:r>
+        <w:t xml:space="preserve"> yields</w:t>
+      </w:r>
+      <w:r>
+        <w:t xml:space="preserve"> (faba bean)</w:t>
+      </w:r>
       <w:r>
         <w:t xml:space="preserve"> </w:t>
       </w:r>
       <w:r>
-        <w:t xml:space="preserve">in the </w:t>
-      </w:r>
-      <w:r>
-        <w:t>NT</w:t>
-      </w:r>
-      <w:r>
-        <w:t xml:space="preserve"> system </w:t>
-      </w:r>
-      <w:r>
-        <w:t xml:space="preserve">(p=0.05), but all other treatments were not significantly different from the </w:t>
-      </w:r>
-      <w:proofErr w:type="spellStart"/>
-      <w:r>
-        <w:t>NoCC</w:t>
-      </w:r>
-      <w:proofErr w:type="spellEnd"/>
-      <w:r>
-        <w:t xml:space="preserve">. </w:t>
-      </w:r>
-      <w:r>
-        <w:t>In the last year of the trial, t</w:t>
-      </w:r>
-      <w:r>
-        <w:t>he</w:t>
-      </w:r>
-      <w:r>
-        <w:t xml:space="preserve">re was an inverse relationship between </w:t>
-      </w:r>
-      <w:r>
-        <w:t>cash crop</w:t>
-      </w:r>
-      <w:r>
-        <w:t xml:space="preserve"> yields</w:t>
-      </w:r>
-      <w:r>
-        <w:t xml:space="preserve"> (faba bean)</w:t>
+        <w:t xml:space="preserve">and perennial </w:t>
+      </w:r>
+      <w:r>
+        <w:t>weeds, with more perennial weeds corresponding to lower yields</w:t>
+      </w:r>
+      <w:r>
+        <w:t xml:space="preserve">, while there was no relationship </w:t>
+      </w:r>
+      <w:r>
+        <w:t>with</w:t>
+      </w:r>
+      <w:r>
+        <w:t xml:space="preserve"> annual weeds</w:t>
       </w:r>
       <w:r>
         <w:t xml:space="preserve"> </w:t>
       </w:r>
       <w:r>
-        <w:t xml:space="preserve">and perennial </w:t>
-      </w:r>
-      <w:r>
-        <w:t>weeds, with more perennial weeds corresponding to lower yields</w:t>
-      </w:r>
-      <w:r>
-        <w:t xml:space="preserve">, while there was no relationship </w:t>
-      </w:r>
-      <w:r>
-        <w:t>with</w:t>
-      </w:r>
-      <w:r>
-        <w:t xml:space="preserve"> annual weeds</w:t>
-      </w:r>
-      <w:r>
-        <w:t xml:space="preserve"> </w:t>
-      </w:r>
-      <w:r>
-        <w:t>(see supporting information)</w:t>
+        <w:t>(</w:t>
+      </w:r>
+      <w:r>
+        <w:t>SM2</w:t>
+      </w:r>
+      <w:r>
+        <w:t>)</w:t>
       </w:r>
       <w:r>
         <w:t>.</w:t>
@@ -15782,24 +14798,22 @@
         <w:t xml:space="preserve"> and years</w:t>
       </w:r>
       <w:r>
-        <w:t xml:space="preserve">, pesticide loads were lowest in the </w:t>
-      </w:r>
-      <w:proofErr w:type="spellStart"/>
-      <w:r>
-        <w:t>MixE</w:t>
-      </w:r>
-      <w:proofErr w:type="spellEnd"/>
-      <w:r>
-        <w:t xml:space="preserve"> treatments</w:t>
+        <w:t>, pesticide loads were lowest in the MixE treatments</w:t>
       </w:r>
       <w:r>
         <w:t xml:space="preserve"> compared to the other cover crop treatments (</w:t>
       </w:r>
       <w:r>
-        <w:t>supporting information</w:t>
+        <w:t>SM1</w:t>
       </w:r>
       <w:r>
         <w:t xml:space="preserve">). </w:t>
+      </w:r>
+      <w:r>
+        <w:rPr>
+          <w:highlight w:val="yellow"/>
+        </w:rPr>
+        <w:t>STOPPED</w:t>
       </w:r>
     </w:p>
     <w:p>
@@ -15819,97 +14833,76 @@
           <w:i/>
           <w:iCs/>
         </w:rPr>
-        <w:t xml:space="preserve">3.4 </w:t>
-      </w:r>
-      <w:proofErr w:type="gramStart"/>
+        <w:t>3.4 Multi-criteria summary</w:t>
+      </w:r>
+    </w:p>
+    <w:p>
+      <w:pPr>
+        <w:spacing w:line="360" w:lineRule="auto"/>
+      </w:pPr>
+      <w:r>
+        <w:t xml:space="preserve">The system with the highest overall value (assuming equal weighting for all metrics) was the mid-season planted radish (RadM) implemented in a </w:t>
+      </w:r>
+      <w:r>
+        <w:t>NT</w:t>
+      </w:r>
+      <w:r>
+        <w:t xml:space="preserve"> system with retained </w:t>
+      </w:r>
+      <w:r>
+        <w:t>straw</w:t>
+      </w:r>
+      <w:r>
+        <w:t xml:space="preserve"> (</w:t>
+      </w:r>
       <w:r>
         <w:rPr>
           <w:b/>
           <w:bCs/>
-          <w:i/>
-          <w:iCs/>
-        </w:rPr>
-        <w:t>Multi-criteria summary</w:t>
-      </w:r>
-      <w:proofErr w:type="gramEnd"/>
-    </w:p>
-    <w:p>
-      <w:pPr>
-        <w:spacing w:line="360" w:lineRule="auto"/>
-      </w:pPr>
-      <w:r>
-        <w:t>The system with the highest overall value (assuming equal weighting for all metrics) was the mid-season planted radish (</w:t>
-      </w:r>
-      <w:proofErr w:type="spellStart"/>
-      <w:r>
-        <w:t>RadM</w:t>
-      </w:r>
-      <w:proofErr w:type="spellEnd"/>
-      <w:r>
-        <w:t xml:space="preserve">) implemented in a </w:t>
+        </w:rPr>
+        <w:t>Figure 5</w:t>
+      </w:r>
+      <w:r>
+        <w:t xml:space="preserve">), while the system with the lowest overall value was the mid-season planted mixture (MixM) implemented in a </w:t>
       </w:r>
       <w:r>
         <w:t>NT</w:t>
       </w:r>
       <w:r>
-        <w:t xml:space="preserve"> system with retained residue (</w:t>
-      </w:r>
-      <w:r>
-        <w:rPr>
-          <w:b/>
-          <w:bCs/>
-        </w:rPr>
-        <w:t>Figure 5</w:t>
-      </w:r>
-      <w:r>
-        <w:t>), while the system with the lowest overall value was the mid-season planted mixture (</w:t>
-      </w:r>
-      <w:proofErr w:type="spellStart"/>
-      <w:r>
-        <w:t>MixM</w:t>
-      </w:r>
-      <w:proofErr w:type="spellEnd"/>
-      <w:r>
-        <w:t xml:space="preserve">) implemented in a </w:t>
-      </w:r>
-      <w:r>
-        <w:t>NT</w:t>
-      </w:r>
-      <w:r>
-        <w:t xml:space="preserve"> system with residue removal. </w:t>
+        <w:t xml:space="preserve"> system with </w:t>
+      </w:r>
+      <w:r>
+        <w:t>straw</w:t>
+      </w:r>
+      <w:r>
+        <w:t xml:space="preserve"> removal. </w:t>
       </w:r>
       <w:r>
         <w:t>Averaged a</w:t>
       </w:r>
       <w:r>
-        <w:t xml:space="preserve">cross tillage and residue management systems, the </w:t>
-      </w:r>
-      <w:proofErr w:type="spellStart"/>
-      <w:r>
-        <w:t>RadM</w:t>
-      </w:r>
-      <w:proofErr w:type="spellEnd"/>
-      <w:r>
-        <w:t xml:space="preserve"> was the best performing cover crop treatment, and the </w:t>
-      </w:r>
-      <w:proofErr w:type="spellStart"/>
-      <w:r>
-        <w:t>MixM</w:t>
-      </w:r>
-      <w:proofErr w:type="spellEnd"/>
-      <w:r>
-        <w:t xml:space="preserve"> the worst.</w:t>
-      </w:r>
-      <w:r>
-        <w:t xml:space="preserve"> The early-planted mixture (</w:t>
-      </w:r>
-      <w:proofErr w:type="spellStart"/>
-      <w:r>
-        <w:t>MixE</w:t>
-      </w:r>
-      <w:proofErr w:type="spellEnd"/>
-      <w:r>
-        <w:t xml:space="preserve">) performed well in the inversion tillage system, but poorly in the other tillage systems. The impact of residue management on the total value was marginal in the inversion tillage system, but residue retention in the </w:t>
+        <w:t xml:space="preserve">cross tillage and </w:t>
+      </w:r>
+      <w:r>
+        <w:t>straw</w:t>
+      </w:r>
+      <w:r>
+        <w:t xml:space="preserve"> management systems, the RadM was the best performing cover crop treatment, and the MixM the worst.</w:t>
+      </w:r>
+      <w:r>
+        <w:t xml:space="preserve"> The early-planted mixture (MixE) performed well in the inversion tillage system, but poorly in the other tillage systems. The impact of </w:t>
+      </w:r>
+      <w:r>
+        <w:t>straw</w:t>
+      </w:r>
+      <w:r>
+        <w:t xml:space="preserve"> management on the total value was marginal in the inversion tillage system, but </w:t>
+      </w:r>
+      <w:r>
+        <w:t>straw</w:t>
+      </w:r>
+      <w:r>
+        <w:t xml:space="preserve"> retention in the </w:t>
       </w:r>
       <w:r>
         <w:t>surface</w:t>
@@ -15945,7 +14938,7 @@
                 <w:lang w:val="da-DK"/>
               </w:rPr>
             </w:pPr>
-            <w:commentRangeStart w:id="24"/>
+            <w:commentRangeStart w:id="20"/>
             <w:r>
               <w:rPr>
                 <w:noProof/>
@@ -15970,7 +14963,7 @@
                           </pic:cNvPicPr>
                         </pic:nvPicPr>
                         <pic:blipFill>
-                          <a:blip r:embed="rId16" cstate="print">
+                          <a:blip r:embed="rId17" cstate="print">
                             <a:extLst>
                               <a:ext uri="{28A0092B-C50C-407E-A947-70E740481C1C}">
                                 <a14:useLocalDpi xmlns:a14="http://schemas.microsoft.com/office/drawing/2010/main" val="0"/>
@@ -16001,7 +14994,7 @@
                 </wp:inline>
               </w:drawing>
             </w:r>
-            <w:commentRangeEnd w:id="24"/>
+            <w:commentRangeEnd w:id="20"/>
             <w:r>
               <w:rPr>
                 <w:rStyle w:val="CommentReference"/>
@@ -16009,7 +15002,7 @@
                 <w:szCs w:val="24"/>
                 <w:lang w:val="da-DK"/>
               </w:rPr>
-              <w:commentReference w:id="24"/>
+              <w:commentReference w:id="20"/>
             </w:r>
           </w:p>
           <w:p>
@@ -16051,6 +15044,14 @@
               <w:t xml:space="preserve">Figure 5. </w:t>
             </w:r>
             <w:r>
+              <w:rPr>
+                <w:b/>
+                <w:bCs/>
+                <w:highlight w:val="yellow"/>
+              </w:rPr>
+              <w:t>NEEDT O REMAKE FIGURE WITH NEW EMMEANS VALUES</w:t>
+            </w:r>
+            <w:r>
               <w:t xml:space="preserve">Summary of cropping systems’ performance in protecting soil </w:t>
             </w:r>
             <w:r>
@@ -16063,7 +15064,10 @@
               <w:t xml:space="preserve">; rows represent cover crop treatments, and columns represent tillage and </w:t>
             </w:r>
             <w:r>
-              <w:t>residue retained (res</w:t>
+              <w:t>straw</w:t>
+            </w:r>
+            <w:r>
+              <w:t xml:space="preserve"> retained (res</w:t>
             </w:r>
             <w:r>
               <w:t>+</w:t>
@@ -16102,7 +15106,6 @@
           <w:bCs/>
         </w:rPr>
       </w:pPr>
-      <w:proofErr w:type="gramStart"/>
       <w:r>
         <w:rPr>
           <w:b/>
@@ -16110,7 +15113,6 @@
         </w:rPr>
         <w:t>4  DISCUSSION</w:t>
       </w:r>
-      <w:proofErr w:type="gramEnd"/>
     </w:p>
     <w:p>
       <w:pPr>
@@ -16250,15 +15252,7 @@
         <w:t xml:space="preserve">mid-season planted </w:t>
       </w:r>
       <w:r>
-        <w:t xml:space="preserve">radish performed well in </w:t>
-      </w:r>
-      <w:proofErr w:type="gramStart"/>
-      <w:r>
-        <w:t>the majority of</w:t>
-      </w:r>
-      <w:proofErr w:type="gramEnd"/>
-      <w:r>
-        <w:t xml:space="preserve"> performance metrics across tillage systems, straw managements, and weather years</w:t>
+        <w:t>radish performed well in the majority of performance metrics across tillage systems, straw managements, and weather years</w:t>
       </w:r>
       <w:r>
         <w:t>. Climatically similar</w:t>
@@ -16312,18 +15306,10 @@
         <w:t xml:space="preserve">radish cover crops planted after crop harvest (as well as the mid-season planted cover crop mixture) </w:t>
       </w:r>
       <w:r>
-        <w:t xml:space="preserve">had poorer overall performance, </w:t>
-      </w:r>
-      <w:proofErr w:type="gramStart"/>
-      <w:r>
-        <w:t>s</w:t>
-      </w:r>
-      <w:r>
-        <w:t>imilar to</w:t>
-      </w:r>
-      <w:proofErr w:type="gramEnd"/>
-      <w:r>
-        <w:t xml:space="preserve"> the no-cover control. </w:t>
+        <w:t>had poorer overall performance, s</w:t>
+      </w:r>
+      <w:r>
+        <w:t xml:space="preserve">imilar to the no-cover control. </w:t>
       </w:r>
       <w:r>
         <w:t>I</w:t>
@@ -16473,7 +15459,13 @@
       </w:pPr>
       <w:r>
         <w:lastRenderedPageBreak/>
-        <w:t xml:space="preserve">Of the management practices investigated, straw management (retention or removal) had the weakest impacts on the outcomes evaluated in this study. Particularly for small grains, residue management has been shown to have a more minor role in weed assemblages </w:t>
+        <w:t xml:space="preserve">Of the management practices investigated, straw management (retention or removal) had the weakest impacts on the outcomes evaluated in this study. Particularly for small grains, </w:t>
+      </w:r>
+      <w:r>
+        <w:t>straw</w:t>
+      </w:r>
+      <w:r>
+        <w:t xml:space="preserve"> management has been shown to have a more minor role in weed assemblages </w:t>
       </w:r>
       <w:r>
         <w:fldChar w:fldCharType="begin"/>
@@ -16610,15 +15602,7 @@
         <w:t>communities had lower evenness than the</w:t>
       </w:r>
       <w:r>
-        <w:t xml:space="preserve"> radish treatments; the contributions of species to soil cover </w:t>
-      </w:r>
-      <w:proofErr w:type="gramStart"/>
-      <w:r>
-        <w:t>was</w:t>
-      </w:r>
-      <w:proofErr w:type="gramEnd"/>
-      <w:r>
-        <w:t xml:space="preserve"> small compared to the cash crop volunteers, resulting in small contributions to the potential ecological value of the communities. Our research suggests that while policies currently support radish cover crops for reducing fall nitrate leaching, they may also be promoting vegetation that provides value to ecosystems more broadly. However, the methods available for calculating potential ecosystem value are generalized and do not reflect local landscape compositions and ecologies, and more robust methods are needed to evaluate this hypothesis. Additionally, the potential for radish cover crops to provide winter bridges for disease and insect pest propagation requires consideration. </w:t>
+        <w:t xml:space="preserve"> radish treatments; the contributions of species to soil cover was small compared to the cash crop volunteers, resulting in small contributions to the potential ecological value of the communities. Our research suggests that while policies currently support radish cover crops for reducing fall nitrate leaching, they may also be promoting vegetation that provides value to ecosystems more broadly. However, the methods available for calculating potential ecosystem value are generalized and do not reflect local landscape compositions and ecologies, and more robust methods are needed to evaluate this hypothesis. Additionally, the potential for radish cover crops to provide winter bridges for disease and insect pest propagation requires consideration. </w:t>
       </w:r>
     </w:p>
     <w:p>
@@ -16669,30 +15653,14 @@
         <w:t xml:space="preserve">. </w:t>
       </w:r>
       <w:r>
-        <w:t xml:space="preserve">In this study we gave equal weight to each category – </w:t>
-      </w:r>
-      <w:proofErr w:type="gramStart"/>
-      <w:r>
-        <w:t>in reality these</w:t>
-      </w:r>
-      <w:proofErr w:type="gramEnd"/>
-      <w:r>
-        <w:t xml:space="preserve"> weights would differ according to farmer values and priorities, as well as policy and financial contexts. Utilizing different weightings to represent these different </w:t>
+        <w:t xml:space="preserve">In this study we gave equal weight to each category – in reality these weights would differ according to farmer values and priorities, as well as policy and financial contexts. Utilizing different weightings to represent these different </w:t>
       </w:r>
       <w:r>
         <w:lastRenderedPageBreak/>
         <w:t>contexts could help identify</w:t>
       </w:r>
       <w:r>
-        <w:t xml:space="preserve"> systems best suited to certain farm </w:t>
-      </w:r>
-      <w:proofErr w:type="gramStart"/>
-      <w:r>
-        <w:t>ideotypes, or</w:t>
-      </w:r>
-      <w:proofErr w:type="gramEnd"/>
-      <w:r>
-        <w:t xml:space="preserve"> identify </w:t>
+        <w:t xml:space="preserve"> systems best suited to certain farm ideotypes, or identify </w:t>
       </w:r>
       <w:r>
         <w:t>policy levers to promote certain outcomes.</w:t>
@@ -16745,7 +15713,6 @@
           <w:bCs/>
         </w:rPr>
       </w:pPr>
-      <w:proofErr w:type="gramStart"/>
       <w:r>
         <w:rPr>
           <w:b/>
@@ -16753,7 +15720,6 @@
         </w:rPr>
         <w:t>5  CONCLUSIONS</w:t>
       </w:r>
-      <w:proofErr w:type="gramEnd"/>
     </w:p>
     <w:p>
       <w:pPr>
@@ -19053,8 +18019,8 @@
       <w:bookmarkEnd w:id="0"/>
     </w:p>
     <w:sectPr>
-      <w:footerReference w:type="even" r:id="rId17"/>
-      <w:footerReference w:type="default" r:id="rId18"/>
+      <w:footerReference w:type="even" r:id="rId18"/>
+      <w:footerReference w:type="default" r:id="rId19"/>
       <w:pgSz w:w="11906" w:h="16838"/>
       <w:pgMar w:top="1440" w:right="1440" w:bottom="1440" w:left="1440" w:header="851" w:footer="851" w:gutter="0"/>
       <w:lnNumType w:countBy="1" w:restart="continuous"/>
@@ -19172,7 +18138,7 @@
       </w:r>
     </w:p>
   </w:comment>
-  <w:comment w:id="20" w:author="Simon Shamus Riley" w:date="2026-03-30T11:36:00Z" w:initials="SR">
+  <w:comment w:id="19" w:author="Virginia Anne Nichols" w:date="2026-04-21T12:25:00Z" w:initials="VN">
     <w:p>
       <w:pPr>
         <w:pStyle w:val="CommentText"/>
@@ -19184,76 +18150,11 @@
         <w:annotationRef/>
       </w:r>
       <w:r>
-        <w:rPr>
-          <w:lang w:val="en-US"/>
-        </w:rPr>
-        <w:t>Was it intentional to make the error bars white? I find them very hard to see - maybe thicken them slightly if you want to keep them white.</w:t>
+        <w:t>If you do NT or surface tillage, leave the residue and that helps a little.</w:t>
       </w:r>
     </w:p>
   </w:comment>
-  <w:comment w:id="19" w:author="Virginia Anne Nichols" w:date="2026-04-13T10:43:00Z" w:initials="VN">
-    <w:p>
-      <w:pPr>
-        <w:pStyle w:val="CommentText"/>
-      </w:pPr>
-      <w:r>
-        <w:rPr>
-          <w:rStyle w:val="CommentReference"/>
-        </w:rPr>
-        <w:annotationRef/>
-      </w:r>
-      <w:r>
-        <w:t>In remaking this figure I ran into issues...</w:t>
-      </w:r>
-    </w:p>
-  </w:comment>
-  <w:comment w:id="22" w:author="Simon Shamus Riley" w:date="2026-03-30T14:49:00Z" w:initials="SR">
-    <w:p>
-      <w:pPr>
-        <w:pStyle w:val="CommentText"/>
-      </w:pPr>
-      <w:r>
-        <w:rPr>
-          <w:rStyle w:val="CommentReference"/>
-        </w:rPr>
-        <w:annotationRef/>
-      </w:r>
-      <w:r>
-        <w:rPr>
-          <w:lang w:val="en-US"/>
-        </w:rPr>
-        <w:t>Here is a good example of how SE no longer serves the purpose we want it to serve for inverse-linked estimates from a GL(M)M</w:t>
-      </w:r>
-    </w:p>
-  </w:comment>
-  <w:comment w:id="23" w:author="Virginia Anne Nichols" w:date="2026-04-13T11:26:00Z" w:initials="VN">
-    <w:p>
-      <w:pPr>
-        <w:pStyle w:val="CommentText"/>
-      </w:pPr>
-      <w:r>
-        <w:rPr>
-          <w:rStyle w:val="CommentReference"/>
-        </w:rPr>
-        <w:annotationRef/>
-      </w:r>
-      <w:r>
-        <w:t xml:space="preserve">Straw? (EMMA) </w:t>
-      </w:r>
-    </w:p>
-    <w:p>
-      <w:pPr>
-        <w:pStyle w:val="CommentText"/>
-      </w:pPr>
-      <w:r>
-        <w:rPr>
-          <w:lang w:val="da-DK"/>
-        </w:rPr>
-        <w:t>For my own understanding: Is it correctly interpreted that in the MixE where there was less herbicide use, and in the surface- and no-till, it looks like if you retain the residue the perennial weeds have a better time? So if you can’t use as much herbicide you should retain straw, to suppress perennial weeds in reduced tillage systems?</w:t>
-      </w:r>
-    </w:p>
-  </w:comment>
-  <w:comment w:id="24" w:author="Virginia Anne Nichols" w:date="2026-04-13T11:27:00Z" w:initials="VN">
+  <w:comment w:id="20" w:author="Virginia Anne Nichols" w:date="2026-04-13T11:27:00Z" w:initials="VN">
     <w:p>
       <w:pPr>
         <w:pStyle w:val="CommentText"/>
@@ -19280,10 +18181,7 @@
   <w15:commentEx w15:paraId="5D55CF98" w15:done="1"/>
   <w15:commentEx w15:paraId="6C81547D" w15:done="0"/>
   <w15:commentEx w15:paraId="14379945" w15:done="0"/>
-  <w15:commentEx w15:paraId="73732E4C" w15:done="0"/>
-  <w15:commentEx w15:paraId="58D802DF" w15:paraIdParent="73732E4C" w15:done="0"/>
-  <w15:commentEx w15:paraId="6BC07F4B" w15:done="0"/>
-  <w15:commentEx w15:paraId="732A8E95" w15:done="0"/>
+  <w15:commentEx w15:paraId="7396689E" w15:done="0"/>
   <w15:commentEx w15:paraId="56C82389" w15:done="0"/>
 </w15:commentsEx>
 </file>
@@ -19296,10 +18194,7 @@
   <w16cex:commentExtensible w16cex:durableId="568333B8" w16cex:dateUtc="2026-03-30T10:03:00Z"/>
   <w16cex:commentExtensible w16cex:durableId="33B89A46" w16cex:dateUtc="2026-01-22T08:16:00Z"/>
   <w16cex:commentExtensible w16cex:durableId="08DFFACD" w16cex:dateUtc="2026-03-30T11:40:00Z"/>
-  <w16cex:commentExtensible w16cex:durableId="2B1B6780" w16cex:dateUtc="2026-03-30T09:36:00Z"/>
-  <w16cex:commentExtensible w16cex:durableId="527E5F3D" w16cex:dateUtc="2026-04-13T08:43:00Z"/>
-  <w16cex:commentExtensible w16cex:durableId="3AEA9D12" w16cex:dateUtc="2026-03-30T12:49:00Z"/>
-  <w16cex:commentExtensible w16cex:durableId="35072E21" w16cex:dateUtc="2026-04-13T09:26:00Z"/>
+  <w16cex:commentExtensible w16cex:durableId="759D860F" w16cex:dateUtc="2026-04-21T10:25:00Z"/>
   <w16cex:commentExtensible w16cex:durableId="6F8CB178" w16cex:dateUtc="2026-04-13T09:27:00Z"/>
 </w16cex:commentsExtensible>
 </file>
@@ -19312,10 +18207,7 @@
   <w16cid:commentId w16cid:paraId="5D55CF98" w16cid:durableId="568333B8"/>
   <w16cid:commentId w16cid:paraId="6C81547D" w16cid:durableId="33B89A46"/>
   <w16cid:commentId w16cid:paraId="14379945" w16cid:durableId="08DFFACD"/>
-  <w16cid:commentId w16cid:paraId="73732E4C" w16cid:durableId="2B1B6780"/>
-  <w16cid:commentId w16cid:paraId="58D802DF" w16cid:durableId="527E5F3D"/>
-  <w16cid:commentId w16cid:paraId="6BC07F4B" w16cid:durableId="3AEA9D12"/>
-  <w16cid:commentId w16cid:paraId="732A8E95" w16cid:durableId="35072E21"/>
+  <w16cid:commentId w16cid:paraId="7396689E" w16cid:durableId="759D860F"/>
   <w16cid:commentId w16cid:paraId="56C82389" w16cid:durableId="6F8CB178"/>
 </w16cid:commentsIds>
 </file>

--- a/docs/01_manuscript1/01_manu/manu-v9.docx
+++ b/docs/01_manuscript1/01_manu/manu-v9.docx
@@ -14367,6 +14367,7 @@
             </w:pPr>
             <w:r>
               <w:rPr>
+                <w:noProof/>
                 <w:lang w:val="da-DK"/>
               </w:rPr>
               <w:lastRenderedPageBreak/>
@@ -14938,18 +14939,16 @@
                 <w:lang w:val="da-DK"/>
               </w:rPr>
             </w:pPr>
-            <w:commentRangeStart w:id="20"/>
-            <w:r>
-              <w:rPr>
-                <w:noProof/>
+            <w:r>
+              <w:rPr>
                 <w:lang w:val="da-DK"/>
               </w:rPr>
               <w:lastRenderedPageBreak/>
               <w:drawing>
-                <wp:inline distT="0" distB="0" distL="0" distR="0" wp14:anchorId="3BF159E7" wp14:editId="7F659034">
-                  <wp:extent cx="5588000" cy="5588000"/>
-                  <wp:effectExtent l="0" t="0" r="0" b="0"/>
-                  <wp:docPr id="1220575978" name="Picture 6"/>
+                <wp:inline distT="0" distB="0" distL="0" distR="0" wp14:anchorId="75B43EB7" wp14:editId="724104C8">
+                  <wp:extent cx="5516880" cy="5516880"/>
+                  <wp:effectExtent l="0" t="0" r="7620" b="7620"/>
+                  <wp:docPr id="1405516429" name="Picture 4"/>
                   <wp:cNvGraphicFramePr>
                     <a:graphicFrameLocks xmlns:a="http://schemas.openxmlformats.org/drawingml/2006/main" noChangeAspect="1"/>
                   </wp:cNvGraphicFramePr>
@@ -14957,7 +14956,7 @@
                     <a:graphicData uri="http://schemas.openxmlformats.org/drawingml/2006/picture">
                       <pic:pic xmlns:pic="http://schemas.openxmlformats.org/drawingml/2006/picture">
                         <pic:nvPicPr>
-                          <pic:cNvPr id="0" name="Picture 20"/>
+                          <pic:cNvPr id="0" name="Picture 13"/>
                           <pic:cNvPicPr>
                             <a:picLocks noChangeAspect="1" noChangeArrowheads="1"/>
                           </pic:cNvPicPr>
@@ -14978,7 +14977,7 @@
                         <pic:spPr bwMode="auto">
                           <a:xfrm>
                             <a:off x="0" y="0"/>
-                            <a:ext cx="5588837" cy="5588837"/>
+                            <a:ext cx="5516880" cy="5516880"/>
                           </a:xfrm>
                           <a:prstGeom prst="rect">
                             <a:avLst/>
@@ -14994,32 +14993,6 @@
                 </wp:inline>
               </w:drawing>
             </w:r>
-            <w:commentRangeEnd w:id="20"/>
-            <w:r>
-              <w:rPr>
-                <w:rStyle w:val="CommentReference"/>
-                <w:sz w:val="24"/>
-                <w:szCs w:val="24"/>
-                <w:lang w:val="da-DK"/>
-              </w:rPr>
-              <w:commentReference w:id="20"/>
-            </w:r>
-          </w:p>
-          <w:p>
-            <w:pPr>
-              <w:spacing w:line="360" w:lineRule="auto"/>
-              <w:rPr>
-                <w:lang w:val="da-DK"/>
-              </w:rPr>
-            </w:pPr>
-          </w:p>
-          <w:p>
-            <w:pPr>
-              <w:spacing w:line="360" w:lineRule="auto"/>
-              <w:rPr>
-                <w:lang w:val="da-DK"/>
-              </w:rPr>
-            </w:pPr>
           </w:p>
         </w:tc>
       </w:tr>
@@ -15044,42 +15017,61 @@
               <w:t xml:space="preserve">Figure 5. </w:t>
             </w:r>
             <w:r>
-              <w:rPr>
-                <w:b/>
-                <w:bCs/>
-                <w:highlight w:val="yellow"/>
-              </w:rPr>
-              <w:t>NEEDT O REMAKE FIGURE WITH NEW EMMEANS VALUES</w:t>
-            </w:r>
-            <w:r>
               <w:t xml:space="preserve">Summary of cropping systems’ performance in protecting soil </w:t>
             </w:r>
             <w:r>
-              <w:t>(Soi)</w:t>
-            </w:r>
-            <w:r>
-              <w:t>, mitigation of fall nitrate leaching via fall biomass production (Bio), supporting ecosystems (Eco), grain production (Gra), perennial weed suppression (Per), and promoting human health and environmental safety (Saf)</w:t>
+              <w:t>(Soi</w:t>
+            </w:r>
+            <w:r>
+              <w:t>l</w:t>
+            </w:r>
+            <w:r>
+              <w:t>)</w:t>
+            </w:r>
+            <w:r>
+              <w:t>, mitigation of fall nitrate leaching via fall biomass production (Bio</w:t>
+            </w:r>
+            <w:r>
+              <w:t>m</w:t>
+            </w:r>
+            <w:r>
+              <w:t>), supporting eco</w:t>
+            </w:r>
+            <w:r>
+              <w:t xml:space="preserve">logical </w:t>
+            </w:r>
+            <w:r>
+              <w:t>systems (Eco</w:t>
+            </w:r>
+            <w:r>
+              <w:t>l</w:t>
+            </w:r>
+            <w:r>
+              <w:t>), grain production (Gra</w:t>
+            </w:r>
+            <w:r>
+              <w:t>i</w:t>
+            </w:r>
+            <w:r>
+              <w:t>), perennial weed suppression (</w:t>
+            </w:r>
+            <w:r>
+              <w:t>Weed</w:t>
+            </w:r>
+            <w:r>
+              <w:t>), and promoting human health and environmental safety (Saf</w:t>
+            </w:r>
+            <w:r>
+              <w:t>e</w:t>
+            </w:r>
+            <w:r>
+              <w:t>)</w:t>
             </w:r>
             <w:r>
               <w:t xml:space="preserve">; rows represent cover crop treatments, and columns represent tillage and </w:t>
             </w:r>
             <w:r>
-              <w:t>straw</w:t>
-            </w:r>
-            <w:r>
-              <w:t xml:space="preserve"> retained (res</w:t>
-            </w:r>
-            <w:r>
-              <w:t>+</w:t>
-            </w:r>
-            <w:r>
-              <w:t>) or removed (res</w:t>
-            </w:r>
-            <w:r>
-              <w:t>-</w:t>
-            </w:r>
-            <w:r>
-              <w:t>))</w:t>
+              <w:t>residue managements</w:t>
             </w:r>
             <w:r>
               <w:t xml:space="preserve">. </w:t>
@@ -15097,6 +15089,12 @@
       <w:pPr>
         <w:spacing w:line="360" w:lineRule="auto"/>
       </w:pPr>
+      <w:r>
+        <w:rPr>
+          <w:highlight w:val="yellow"/>
+        </w:rPr>
+        <w:t>STOPPED</w:t>
+      </w:r>
     </w:p>
     <w:p>
       <w:pPr>
@@ -15139,32 +15137,71 @@
         <w:spacing w:line="360" w:lineRule="auto"/>
       </w:pPr>
       <w:r>
+        <w:t xml:space="preserve">The average grain yields </w:t>
+      </w:r>
+      <w:r>
+        <w:t xml:space="preserve">in each year </w:t>
+      </w:r>
+      <w:r>
+        <w:t>of the present study were lower than national averages for the same crops in the same years [4.28 Mg ha</w:t>
+      </w:r>
+      <w:r>
+        <w:rPr>
+          <w:vertAlign w:val="superscript"/>
+        </w:rPr>
+        <w:t>-1</w:t>
+      </w:r>
+      <w:r>
+        <w:t xml:space="preserve"> spring barley, 4.94 </w:t>
+      </w:r>
+      <w:r>
+        <w:t>Mg ha</w:t>
+      </w:r>
+      <w:r>
+        <w:rPr>
+          <w:vertAlign w:val="superscript"/>
+        </w:rPr>
+        <w:t>-1</w:t>
+      </w:r>
+      <w:r>
+        <w:rPr>
+          <w:vertAlign w:val="superscript"/>
+        </w:rPr>
+        <w:t xml:space="preserve"> </w:t>
+      </w:r>
+      <w:r>
+        <w:t>oats, and 4.08 Mg ha</w:t>
+      </w:r>
+      <w:r>
+        <w:rPr>
+          <w:vertAlign w:val="superscript"/>
+        </w:rPr>
+        <w:t>-1</w:t>
+      </w:r>
+      <w:r>
+        <w:t xml:space="preserve"> faba bean, respectively </w:t>
+      </w:r>
+      <w:r>
+        <w:fldChar w:fldCharType="begin"/>
+      </w:r>
+      <w:r>
+        <w:instrText xml:space="preserve"> ADDIN ZOTERO_ITEM CSL_CITATION {"citationID":"E6tVRQcl","properties":{"formattedCitation":"(FAO, 2023)","plainCitation":"(FAO, 2023)","noteIndex":0},"citationItems":[{"id":1012,"uris":["http://zotero.org/users/3599437/items/JXEWLHKI"],"itemData":{"id":1012,"type":"dataset","publisher":"Food and Agriculture Organization of the United Nations","title":"Crop and Livestock Products","URL":"https://www.fao.org/faostat/en/#data/QCL","author":[{"family":"FAO","given":""}],"issued":{"date-parts":[["2023"]]}}}],"schema":"https://github.com/citation-style-language/schema/raw/master/csl-citation.json"} </w:instrText>
+      </w:r>
+      <w:r>
+        <w:fldChar w:fldCharType="separate"/>
+      </w:r>
+      <w:r>
+        <w:t>(FAO, 2023)</w:t>
+      </w:r>
+      <w:r>
+        <w:fldChar w:fldCharType="end"/>
+      </w:r>
+      <w:r>
+        <w:t xml:space="preserve">], but the maximum grain yields observed each </w:t>
+      </w:r>
+      <w:r>
         <w:lastRenderedPageBreak/>
-        <w:t xml:space="preserve">The average grain yields </w:t>
-      </w:r>
-      <w:r>
-        <w:t xml:space="preserve">in each year </w:t>
-      </w:r>
-      <w:r>
-        <w:t xml:space="preserve">of the present study were lower than national averages for the same crops in the same years [4.28 Mg ha-1 spring barley, 4.94 oats, and 4.08 Mg ha-1 faba bean, respectively </w:t>
-      </w:r>
-      <w:r>
-        <w:fldChar w:fldCharType="begin"/>
-      </w:r>
-      <w:r>
-        <w:instrText xml:space="preserve"> ADDIN ZOTERO_ITEM CSL_CITATION {"citationID":"E6tVRQcl","properties":{"formattedCitation":"(FAO, 2023)","plainCitation":"(FAO, 2023)","noteIndex":0},"citationItems":[{"id":1012,"uris":["http://zotero.org/users/3599437/items/JXEWLHKI"],"itemData":{"id":1012,"type":"dataset","publisher":"Food and Agriculture Organization of the United Nations","title":"Crop and Livestock Products","URL":"https://www.fao.org/faostat/en/#data/QCL","author":[{"family":"FAO","given":""}],"issued":{"date-parts":[["2023"]]}}}],"schema":"https://github.com/citation-style-language/schema/raw/master/csl-citation.json"} </w:instrText>
-      </w:r>
-      <w:r>
-        <w:fldChar w:fldCharType="separate"/>
-      </w:r>
-      <w:r>
-        <w:t>(FAO, 2023)</w:t>
-      </w:r>
-      <w:r>
-        <w:fldChar w:fldCharType="end"/>
-      </w:r>
-      <w:r>
-        <w:t>], but the maximum grain yields observed each year exceeded the national average</w:t>
+        <w:t>year exceeded the national average</w:t>
       </w:r>
       <w:r>
         <w:t xml:space="preserve">s. The </w:t>
@@ -15300,7 +15337,31 @@
         <w:t xml:space="preserve">. </w:t>
       </w:r>
       <w:r>
-        <w:t xml:space="preserve">However, planting radish before crop harvest was necessary to achieve beneficial outcomes, as </w:t>
+        <w:t xml:space="preserve">However, </w:t>
+      </w:r>
+      <w:r>
+        <w:t xml:space="preserve">in our environment, </w:t>
+      </w:r>
+      <w:r>
+        <w:t xml:space="preserve">planting </w:t>
+      </w:r>
+      <w:r>
+        <w:t xml:space="preserve">the </w:t>
+      </w:r>
+      <w:r>
+        <w:t>radish</w:t>
+      </w:r>
+      <w:r>
+        <w:t xml:space="preserve"> cover crop</w:t>
+      </w:r>
+      <w:r>
+        <w:t xml:space="preserve"> before </w:t>
+      </w:r>
+      <w:r>
+        <w:t xml:space="preserve">cash </w:t>
+      </w:r>
+      <w:r>
+        <w:t xml:space="preserve">crop harvest was necessary to achieve beneficial outcomes, as </w:t>
       </w:r>
       <w:r>
         <w:t xml:space="preserve">radish cover crops planted after crop harvest (as well as the mid-season planted cover crop mixture) </w:t>
@@ -15318,7 +15379,13 @@
         <w:t xml:space="preserve">n Northern latitudes where available heat units reduce quickly following August cash crop harvests, </w:t>
       </w:r>
       <w:r>
-        <w:t>it is important to establish fast-growing cover crop species early in the season</w:t>
+        <w:t>it is</w:t>
+      </w:r>
+      <w:r>
+        <w:t xml:space="preserve"> likely</w:t>
+      </w:r>
+      <w:r>
+        <w:t xml:space="preserve"> important to establish fast-growing cover crop species early in the season</w:t>
       </w:r>
       <w:r>
         <w:t>. Early planted mixes</w:t>
@@ -15381,7 +15448,10 @@
         <w:t xml:space="preserve">in inversion tillage treatments. </w:t>
       </w:r>
       <w:r>
-        <w:t>Mid-season plantings did not establish, but the early planting restricted herbicide use, and w</w:t>
+        <w:t>T</w:t>
+      </w:r>
+      <w:r>
+        <w:t>he early planting restricted herbicide use, and w</w:t>
       </w:r>
       <w:r>
         <w:t>hen tillage was reduced</w:t>
@@ -15393,7 +15463,13 @@
         <w:t xml:space="preserve"> perennial weeds</w:t>
       </w:r>
       <w:r>
-        <w:t xml:space="preserve">, which in turn led to lower crop yields. </w:t>
+        <w:t>, which in turn led to lower crop yields</w:t>
+      </w:r>
+      <w:r>
+        <w:t xml:space="preserve"> – however, retaining residue helped reduce the perennial weeds </w:t>
+      </w:r>
+      <w:r>
+        <w:t xml:space="preserve">in these low herbicide and reduced tillage systems. </w:t>
       </w:r>
       <w:r>
         <w:t xml:space="preserve">This adds to a growing body of research suggesting the use of cover crop mixes must be carefully and thoughtfully implemented, and the goals for the use of the mixes must be clearly articulated, as desirable outcomes are not guaranteed through diversity alone </w:t>
@@ -15444,75 +15520,250 @@
         <w:t xml:space="preserve">off between herbicide use and tillage, showing elimination of both will likely lead to </w:t>
       </w:r>
       <w:r>
-        <w:t>weed issues.</w:t>
-      </w:r>
-      <w:r>
-        <w:rPr>
-          <w:lang w:val="en-US"/>
-        </w:rPr>
+        <w:t>weed issues</w:t>
+      </w:r>
+      <w:r>
+        <w:t>, but that residue retention</w:t>
+      </w:r>
+      <w:r>
+        <w:t xml:space="preserve"> in annual crop rotations</w:t>
+      </w:r>
+      <w:r>
+        <w:t xml:space="preserve"> may help alleviate perennial weed pressure</w:t>
+      </w:r>
+      <w:r>
+        <w:t xml:space="preserve">. </w:t>
+      </w:r>
+    </w:p>
+    <w:p>
+      <w:pPr>
+        <w:spacing w:line="360" w:lineRule="auto"/>
+        <w:rPr>
+          <w:lang w:val="en-US"/>
+        </w:rPr>
+      </w:pPr>
+      <w:r>
+        <w:lastRenderedPageBreak/>
+        <w:t xml:space="preserve">Of the management practices investigated, </w:t>
+      </w:r>
+      <w:r>
+        <w:t>residue</w:t>
+      </w:r>
+      <w:r>
+        <w:t xml:space="preserve"> management (retention or removal) had the weakest impacts on the outcomes evaluated in this study. Particularly for small grains, </w:t>
+      </w:r>
+      <w:r>
+        <w:t>straw</w:t>
+      </w:r>
+      <w:r>
+        <w:t xml:space="preserve"> management has been shown to have a more minor role in weed assemblages </w:t>
+      </w:r>
+      <w:r>
+        <w:fldChar w:fldCharType="begin"/>
+      </w:r>
+      <w:r>
+        <w:instrText xml:space="preserve"> ADDIN ZOTERO_ITEM CSL_CITATION {"citationID":"XrLswghM","properties":{"formattedCitation":"(Lacroix et al., 2024; Shi et al., 2026)","plainCitation":"(Lacroix et al., 2024; Shi et al., 2026)","noteIndex":0},"citationItems":[{"id":2435,"uris":["http://zotero.org/users/3599437/items/BBZ5GQP8"],"itemData":{"id":2435,"type":"article-journal","abstract":"In Hesbaye region (Belgium) with a loamy soil and under temperate climatic condition, winter wheat is a key component of agricultural rotations. As part of these rotations, soil management is a known driver of soil fertility and carbon storage. However, it could also influence the weed flora. In this study, the long-term effect of four soil management on the expressed and potential weed flora was examined. Soil management levers were i) the export (OUT) or restitution (IN) of crop residues and ii) the burial of residues by conventional tillage (mouldboard ploughing 25 cm depth, CT) or reduced tillage (cultivator ploughing 10 cm depth, RT). The weed seedbank and expressed flora in winter wheat were characterized. Weed diversity was assessed using the Richness and the Shannon diversity index. Then, the impact of flora and management on yield were investigated. Tillage management showed little impact on weed diversity with only a slight increase in diversity in reduced tillage. However, reduced tillage resulted in a higher weed seedling density and a higher weed density than conventional tillage, which indirectly led to yield losses. Exporting residues had no clear effect on weeds. In conclusion, within cropping systems based on the cultivation of wheat, reduced tillage can pose problems for the long-term management of the weed flora, and great attention has to be paid to its management.","container-title":"Agriculture, Ecosystems &amp; Environment","DOI":"10.1016/j.agee.2024.108937","ISSN":"0167-8809","journalAbbreviation":"Agriculture, Ecosystems &amp; Environment","page":"108937","source":"ScienceDirect","title":"Effect of long-term tillage and residue managements on weed flora and its impact on winter wheat development","volume":"366","author":[{"family":"Lacroix","given":"Christophe"},{"family":"Vandenberghe","given":"Christophe"},{"family":"Monty","given":"Arnaud"},{"family":"Dumont","given":"Benjamin"}],"issued":{"date-parts":[["2024",6,1]]}}},{"id":2437,"uris":["http://zotero.org/users/3599437/items/H4YVW5UL"],"itemData":{"id":2437,"type":"article-journal","abstract":"The seed bank is a crucial component of weed populations and a key factor in determining future weed infestations in arable fields. Sustainable agricultural practices have been widely promoted as environmentally friendly cultivation methods and have significant impacts on the seed bank. But the effects of sustainable agricultural practices on the seed bank remain inconclusive, posing challenges to the development of effective and precise weed management strategies. To address this uncertainty, we collected 1,604 experimental records from 146 publications and carried out a meta-analysis to quantitatively assess the effects of five sustainable agricultural practices on weed seed banks. Results showed that the average impacts of cover cropping, intercropping, reduced tillage, residue return and rotation on the seed bank density were -49%, -44%, 33%, -22%, and -18%, respectively. And the average impacts of these five practices on the seed bank species richness were -5%, -12%, 14%, 3%, and -11%, respectively. Cover cropping and intercropping reduced the density proportion of dominant weed seeds compared to the control group. The impact of sustainable agricultural practices on the seed bank varied across agricultural systems (e.g., paddy vs non-paddy fields) and management practices (e.g., residue return rates). Further analysis suggested that combining reduced tillage with other practices could mitigate its associated increase in seed bank density, with potential additive effects when multiple practices are simultaneously applied. This is the first comprehensive analysis of the impacts of common sustainable agricultural practices on weed seed density and species richness of the weed seed bank, and provides a reference for sustainable weed management strategies at the farm scale from the perspective of the seed bank.","container-title":"Agronomy for Sustainable Development","DOI":"10.1007/s13593-026-01090-1","ISSN":"1773-0155","issue":"2","journalAbbreviation":"Agron. Sustain. Dev.","language":"en","page":"18","source":"Springer Link","title":"Sustainable agricultural practices shape the weed seed bank. A meta-analysis","volume":"46","author":[{"family":"Shi","given":"Shanheng"},{"family":"Yin","given":"Wen"},{"family":"Niu","given":"Furong"},{"family":"Yin","given":"Xiaogang"},{"family":"Shi","given":"Yafei"}],"issued":{"date-parts":[["2026",2,25]]}}}],"schema":"https://github.com/citation-style-language/schema/raw/master/csl-citation.json"} </w:instrText>
+      </w:r>
+      <w:r>
+        <w:fldChar w:fldCharType="separate"/>
+      </w:r>
+      <w:r>
+        <w:t>(Lacroix et al., 2024; Shi et al., 2026)</w:t>
+      </w:r>
+      <w:r>
+        <w:fldChar w:fldCharType="end"/>
+      </w:r>
+      <w:r>
+        <w:t xml:space="preserve"> and yields </w:t>
+      </w:r>
+      <w:r>
+        <w:fldChar w:fldCharType="begin"/>
+      </w:r>
+      <w:r>
+        <w:instrText xml:space="preserve"> ADDIN ZOTERO_ITEM CSL_CITATION {"citationID":"yOR5zPf5","properties":{"formattedCitation":"(Lu, 2020; Pittelkow et al., 2015)","plainCitation":"(Lu, 2020; Pittelkow et al., 2015)","noteIndex":0},"citationItems":[{"id":2441,"uris":["http://zotero.org/users/3599437/items/9YNBTYHZ"],"itemData":{"id":2441,"type":"article-journal","abstract":"After harvesting agricultural crops, the residue can be returned to the soil as mulch. This study performed a meta-analysis of previous research to investigate the effects of crop residue return and other factors on crop yields and water use efficiency (WUE). Overall, the results show that crop residue return increases crop yields by 5.0% relative to crops grown without it. The greatest increases in yield for crops grown with returned residue were associated with average annual temperatures &lt; 10 °C (yield increase = 7.6%), rainfall ≥ 800 mm (9.5%), plowing depth ≥ 20 cm (6.5%), corn crops (8.0%), growth of a single crop per year (10.1%), no irrigation (11.9%), nitrogen (N), and potassium (K) fertilization (20.0%), and low nitrogen application rates of 0–100 kg N ha-1 (10.8%). The effects of crop residue return on crop yields were found to vary according to the following soil properties: organic matter content ≥ 15 g kg-1 (yield increase = 9.4%), available nitrogen content ≥ 100 mg kg-1 (10.3%), and pH ≤ 6.5 (11.2%). The greatest magnitudes of increase in WUE associated with crop residue return were associated with corn (yield increase = 13.7%), medium nitrogen content (100–150 kg ha-1; 23.3%), high soil organic matter (≥ 15 g kg-1; 25.5%) and low air temperatures (&lt; 10 °C; 19.9%). In addition, our results suggest that crop residue return might be most effective in increasing crop yields and WUE in corn crops, crops with a tillage depth ≥ 20 cm, crops grown with moderate nitrogen fertilization (0–150 kg ha-1), growth of a single crop per year, high soil organic matter content (≥ 15 g kg-1), and cold conditions (&lt; 10 °C). Overall, the results of this meta-analysis suggest that crop residue return can increase crop yields and WUE, with the relationship being mainly affected by climatic conditions, plowing depth, fertilization management, crop types, and soil properties.","container-title":"PLOS ONE","DOI":"10.1371/journal.pone.0231740","ISSN":"1932-6203","issue":"4","journalAbbreviation":"PLOS ONE","language":"en","note":"publisher: Public Library of Science","page":"e0231740","source":"PLoS Journals","title":"A meta-analysis of the effects of crop residue return on crop yields and water use efficiency","volume":"15","author":[{"family":"Lu","given":"Xingli"}],"issued":{"date-parts":[["2020",4,27]]}}},{"id":2439,"uris":["http://zotero.org/users/3599437/items/XCQRYPAC"],"itemData":{"id":2439,"type":"article-journal","abstract":"A global meta-analysis of conservation agriculture principles indicates that the potential contribution of no-till to the sustainable intensification of agriculture is more limited than often assumed.","container-title":"Nature","DOI":"10.1038/nature13809","ISSN":"1476-4687","issue":"7534","language":"en","license":"2014 Springer Nature Limited","note":"publisher: Nature Publishing Group","page":"365-368","source":"www.nature.com","title":"Productivity limits and potentials of the principles of conservation agriculture","volume":"517","author":[{"family":"Pittelkow","given":"Cameron M."},{"family":"Liang","given":"Xinqiang"},{"family":"Linquist","given":"Bruce A."},{"family":"Groenigen","given":"Kees Jan","non-dropping-particle":"van"},{"family":"Lee","given":"Juhwan"},{"family":"Lundy","given":"Mark E."},{"family":"Gestel","given":"Natasja","non-dropping-particle":"van"},{"family":"Six","given":"Johan"},{"family":"Venterea","given":"Rodney T."},{"family":"Kessel","given":"Chris","non-dropping-particle":"van"}],"issued":{"date-parts":[["2015",1]]}}}],"schema":"https://github.com/citation-style-language/schema/raw/master/csl-citation.json"} </w:instrText>
+      </w:r>
+      <w:r>
+        <w:fldChar w:fldCharType="separate"/>
+      </w:r>
+      <w:r>
+        <w:t>(Lu, 2020; Pittelkow et al., 2015)</w:t>
+      </w:r>
+      <w:r>
+        <w:fldChar w:fldCharType="end"/>
+      </w:r>
+      <w:r>
+        <w:t xml:space="preserve"> compared to factors like tillage. </w:t>
+      </w:r>
+      <w:r>
+        <w:t>In our systems, these</w:t>
+      </w:r>
+      <w:r>
+        <w:t xml:space="preserve"> weak effects could be due to the incomplete removal of straw using a two-pass system wherein the straw is removed after grain has been harvested, resulting in around 60% of the straw being removed.</w:t>
+      </w:r>
+      <w:r>
         <w:t xml:space="preserve"> </w:t>
       </w:r>
-    </w:p>
-    <w:p>
-      <w:pPr>
-        <w:spacing w:line="360" w:lineRule="auto"/>
-      </w:pPr>
-      <w:r>
-        <w:lastRenderedPageBreak/>
-        <w:t xml:space="preserve">Of the management practices investigated, straw management (retention or removal) had the weakest impacts on the outcomes evaluated in this study. Particularly for small grains, </w:t>
-      </w:r>
-      <w:r>
-        <w:t>straw</w:t>
-      </w:r>
-      <w:r>
-        <w:t xml:space="preserve"> management has been shown to have a more minor role in weed assemblages </w:t>
+      <w:r>
+        <w:t xml:space="preserve">However, </w:t>
+      </w:r>
+      <w:r>
+        <w:t xml:space="preserve">in the long-term </w:t>
+      </w:r>
+      <w:r>
+        <w:t xml:space="preserve">residue management impacts </w:t>
+      </w:r>
+      <w:r>
+        <w:t xml:space="preserve">soil </w:t>
+      </w:r>
+      <w:r>
+        <w:t xml:space="preserve">function and </w:t>
+      </w:r>
+      <w:r>
+        <w:t xml:space="preserve">biological activity </w:t>
       </w:r>
       <w:r>
         <w:fldChar w:fldCharType="begin"/>
       </w:r>
       <w:r>
-        <w:instrText xml:space="preserve"> ADDIN ZOTERO_ITEM CSL_CITATION {"citationID":"XrLswghM","properties":{"formattedCitation":"(Lacroix et al., 2024; Shi et al., 2026)","plainCitation":"(Lacroix et al., 2024; Shi et al., 2026)","noteIndex":0},"citationItems":[{"id":2435,"uris":["http://zotero.org/users/3599437/items/BBZ5GQP8"],"itemData":{"id":2435,"type":"article-journal","abstract":"In Hesbaye region (Belgium) with a loamy soil and under temperate climatic condition, winter wheat is a key component of agricultural rotations. As part of these rotations, soil management is a known driver of soil fertility and carbon storage. However, it could also influence the weed flora. In this study, the long-term effect of four soil management on the expressed and potential weed flora was examined. Soil management levers were i) the export (OUT) or restitution (IN) of crop residues and ii) the burial of residues by conventional tillage (mouldboard ploughing 25 cm depth, CT) or reduced tillage (cultivator ploughing 10 cm depth, RT). The weed seedbank and expressed flora in winter wheat were characterized. Weed diversity was assessed using the Richness and the Shannon diversity index. Then, the impact of flora and management on yield were investigated. Tillage management showed little impact on weed diversity with only a slight increase in diversity in reduced tillage. However, reduced tillage resulted in a higher weed seedling density and a higher weed density than conventional tillage, which indirectly led to yield losses. Exporting residues had no clear effect on weeds. In conclusion, within cropping systems based on the cultivation of wheat, reduced tillage can pose problems for the long-term management of the weed flora, and great attention has to be paid to its management.","container-title":"Agriculture, Ecosystems &amp; Environment","DOI":"10.1016/j.agee.2024.108937","ISSN":"0167-8809","journalAbbreviation":"Agriculture, Ecosystems &amp; Environment","page":"108937","source":"ScienceDirect","title":"Effect of long-term tillage and residue managements on weed flora and its impact on winter wheat development","volume":"366","author":[{"family":"Lacroix","given":"Christophe"},{"family":"Vandenberghe","given":"Christophe"},{"family":"Monty","given":"Arnaud"},{"family":"Dumont","given":"Benjamin"}],"issued":{"date-parts":[["2024",6,1]]}}},{"id":2437,"uris":["http://zotero.org/users/3599437/items/H4YVW5UL"],"itemData":{"id":2437,"type":"article-journal","abstract":"The seed bank is a crucial component of weed populations and a key factor in determining future weed infestations in arable fields. Sustainable agricultural practices have been widely promoted as environmentally friendly cultivation methods and have significant impacts on the seed bank. But the effects of sustainable agricultural practices on the seed bank remain inconclusive, posing challenges to the development of effective and precise weed management strategies. To address this uncertainty, we collected 1,604 experimental records from 146 publications and carried out a meta-analysis to quantitatively assess the effects of five sustainable agricultural practices on weed seed banks. Results showed that the average impacts of cover cropping, intercropping, reduced tillage, residue return and rotation on the seed bank density were -49%, -44%, 33%, -22%, and -18%, respectively. And the average impacts of these five practices on the seed bank species richness were -5%, -12%, 14%, 3%, and -11%, respectively. Cover cropping and intercropping reduced the density proportion of dominant weed seeds compared to the control group. The impact of sustainable agricultural practices on the seed bank varied across agricultural systems (e.g., paddy vs non-paddy fields) and management practices (e.g., residue return rates). Further analysis suggested that combining reduced tillage with other practices could mitigate its associated increase in seed bank density, with potential additive effects when multiple practices are simultaneously applied. This is the first comprehensive analysis of the impacts of common sustainable agricultural practices on weed seed density and species richness of the weed seed bank, and provides a reference for sustainable weed management strategies at the farm scale from the perspective of the seed bank.","container-title":"Agronomy for Sustainable Development","DOI":"10.1007/s13593-026-01090-1","ISSN":"1773-0155","issue":"2","journalAbbreviation":"Agron. Sustain. Dev.","language":"en","page":"18","source":"Springer Link","title":"Sustainable agricultural practices shape the weed seed bank. A meta-analysis","volume":"46","author":[{"family":"Shi","given":"Shanheng"},{"family":"Yin","given":"Wen"},{"family":"Niu","given":"Furong"},{"family":"Yin","given":"Xiaogang"},{"family":"Shi","given":"Yafei"}],"issued":{"date-parts":[["2026",2,25]]}}}],"schema":"https://github.com/citation-style-language/schema/raw/master/csl-citation.json"} </w:instrText>
+        <w:instrText xml:space="preserve"> ADDIN ZOTERO_ITEM CSL_CITATION {"citationID":"rk4hFkZR","properties":{"formattedCitation":"(G\\uc0\\u243{}mez-Mu\\uc0\\u241{}oz et al., 2021; Hansen et al., 2015; Thomopoulos et al., 2025)","plainCitation":"(Gómez-Muñoz et al., 2021; Hansen et al., 2015; Thomopoulos et al., 2025)","noteIndex":0},"citationItems":[{"id":2249,"uris":["http://zotero.org/users/3599437/items/XA52MIYG"],"itemData":{"id":2249,"type":"article-journal","abstract":"The main principles of conservationagriculture (CA) are minimal soil disturbance, permanent soil cover, diversification of crop rotations, and retention of crop residues. Tillage has been implicated with increased soil organic C (SOC) mineralization, but recently this has been contested. Residue retention and cover crops result in higher soil C inputs and are therefore expected to increase SOC. This study aimed to evaluate the effect of 17 yr of residue retention (with and without) and tillage (plowing and no-till) on soil C storage on two Danish sandy loam soils with different clay and SOC content under cool temperate humid climate conditions. Straw retention reduced bulk density at both sites. It also increased the C concentration with 0.47 mg C g–1 dry soil on average from 2002 to 2019, and SOC stocks in 2019 with 23 tonnes C ha–1, on average, at the site with higher initial SOC content. The effect of straw retention on soil C was higher when the soil was plowed, and no significant effect was observed in no-till soils. Straw retention did not significantly affect C concentration at the site with low initial SOC. Tillage altered the C distribution in the soil profile, so that the C concentration in the upper layer (0–25 cm) was higher in the no-till soils, but did not significantly increase total C concentration in deeper layers (0–50 cm). Use of no-till and straw retention did not consistently affect crop yield across site-years, but the interannual variability was large, obscuring possible differences in yields.","container-title":"Soil Science Society of America Journal","DOI":"10.1002/saj2.20312","ISSN":"1435-0661","issue":"5","language":"en","license":"© 2021 The Authors. Soil Science Society of America Journal © 2021 Soil Science Society of America","note":"_eprint: https://acsess.onlinelibrary.wiley.com/doi/pdf/10.1002/saj2.20312","page":"1465-1478","source":"Wiley Online Library","title":"Long-term effect of tillage and straw retention in conservation agriculture systems on soil carbon storage","volume":"85","author":[{"family":"Gómez-Muñoz","given":"Beatriz"},{"family":"Jensen","given":"Lars Stoumann"},{"family":"Munkholm","given":"Lars"},{"family":"Olesen","given":"Jørgen Eivind"},{"family":"Møller Hansen","given":"Elly"},{"family":"Bruun","given":"Sander"}],"issued":{"date-parts":[["2021"]]}}},{"id":687,"uris":["http://zotero.org/users/3599437/items/TXQUC8B8"],"itemData":{"id":687,"type":"article-journal","abstract":"Crop management factors, such as tillage, rotation, and straw retention, need to be long-term to allow conclusions on effects on crop yields, nitrate leaching, and carbon sequestration. In 2002, two field experiments, each including four cash crop rotations, were established on soils with 9 and 15% clay, under temperate, coastal climate conditions. Direct drilling and harrowing to two different depths were compared to plowing with respect to yield, nitrate N leaching, and carbon sequestration. For comparison of yields across rotations, grain and seed dry matter yields for each crop were converted to grain equivalents (GE). Leaching was compared to yields by calculating yield-scaled leaching (YSL, g N kg−1 GE), and N balances were calculated as the N input in manure minus the N output in products removed from the fields. Direct drilling reduced yields, but no effect on leaching was found. Straw retention did not significantly increase yields, nor did it reduce leaching, while fodder radish (Raphanus sativus L.) as a catch crop was capable of reducing nitrate leaching to a low level. Thus, YSL of winter wheat (Triticum aestivum L.) was higher than for spring barley (Hordeum vulgare L.) grown after fodder radish due to the efficient catch crop. Soil organic carbon (SOC) did not increase significantly after 7 yr of straw incorporation or noninversion tillage. There was no correlation between N balances calculated for each growing season and N leaching measured in the following percolation period.","container-title":"Journal of Environmental Quality","DOI":"10.2134/jeq2014.11.0482","ISSN":"1537-2537","issue":"3","language":"en","license":"Copyright © by the American Society of Agronomy, Crop Science Society of America, and Soil Science Society of America, Inc.","note":"_eprint: https://onlinelibrary.wiley.com/doi/pdf/10.2134/jeq2014.11.0482","page":"868-881","source":"Wiley Online Library","title":"Nitrate Leaching, Yields and Carbon Sequestration after Noninversion Tillage, Catch Crops, and Straw Retention","volume":"44","author":[{"family":"Hansen","given":"E. M."},{"family":"Munkholm","given":"L. J."},{"family":"Olesen","given":"J. E."},{"family":"Melander","given":"B."}],"issued":{"date-parts":[["2015"]]}}},{"id":2154,"uris":["http://zotero.org/users/3599437/items/D6HAZS9B"],"itemData":{"id":2154,"type":"article-journal","abstract":"Conservation practices such as direct sowing and residue incorporation are crucial for enhancing soil health. This study investigated the long-term effects of different tillage practices and crop residue management on soil biological and physical health indices to elucidate their interconnections. The impact of tillage intensity (direct sowing, harrowing, moldboard ploughing) was assessed in combination with residue management (retention or removal) across two soil depths (0–10 and 10–20 cm) and two experimental sites. Measurements included three soil biological indicators—two fatty-acid biomarkers of arbuscular mycorrhizal fungi (AMF) and easily extractable glomalin-related soil protein (EE) − as well as two soil physical indices (water-stable aggregates (WSA), and clay dispersibility), five soil pore characteristics (air permeability, gas diffusivity, tortuosity, total porosity, air-filled porosity, and volumetric water content) and soil organic carbon (SOC). Conservation agriculture practices increased the presence of AMF, while the importance of considering soil depth in AMF biomass measurements was underscored. Harrowing and direct sowing treatments result</w:instrText>
+      </w:r>
+      <w:r>
+        <w:rPr>
+          <w:lang w:val="da-DK"/>
+        </w:rPr>
+        <w:instrText>ed in a vertical stratification of SOC. Residue retention increase</w:instrText>
+      </w:r>
+      <w:r>
+        <w:rPr>
+          <w:lang w:val="en-US"/>
+        </w:rPr>
+        <w:instrText xml:space="preserve">d SOC levels by 5 % and 15 % at the two sites and only significantly at the latter. Minimal soil disturbance enhanced wet aggregate stability by 14 % on average but negatively affected pore characteristics. AMF played a critical role in soil aggregate stability, evidenced by a strong correlation (r = 0.68 and r = 0.86 in the two sites) between hyphal networks and WSA. The study also demonstrated that direct sowing strengthened the relationship between EE and AMF (r = 0.52 and r = 0.64 for the two sites). In minimally disturbed soils, AMF contributed to a complex pore structure, with this effect being more closely related to EE than to the hyphal network. These findings underscore the significant role of AMF in maintaining soil health under various tillage practices and residue management strategies.","container-title":"Geoderma","DOI":"10.1016/j.geoderma.2025.117204","ISSN":"0016-7061","journalAbbreviation":"Geoderma","page":"117204","source":"ScienceDirect","title":"Tillage and residue management modulate the links between soil physical signatures and arbuscular mycorrhizal fungal biomarkers","volume":"454","author":[{"family":"Thomopoulos","given":"Stamatios"},{"family":"Munkholm","given":"Lars Juhl"},{"family":"Elsgaard","given":"Lars"},{"family":"Ravnskov","given":"Sabine"}],"issued":{"date-parts":[["2025",2,1]]}}}],"schema":"https://github.com/citation-style-language/schema/raw/master/csl-citation.json"} </w:instrText>
       </w:r>
       <w:r>
         <w:fldChar w:fldCharType="separate"/>
       </w:r>
       <w:r>
-        <w:t>(Lacroix et al., 2024; Shi et al., 2026)</w:t>
+        <w:rPr>
+          <w:lang w:val="en-US"/>
+        </w:rPr>
+        <w:t>(Gómez-Muñoz et al., 2021; Hansen et al., 2015; Thomopoulos et al., 2025)</w:t>
       </w:r>
       <w:r>
         <w:fldChar w:fldCharType="end"/>
       </w:r>
       <w:r>
-        <w:t xml:space="preserve"> and yields </w:t>
-      </w:r>
-      <w:r>
+        <w:t xml:space="preserve">, while also </w:t>
+      </w:r>
+      <w:r>
+        <w:rPr>
+          <w:lang w:val="en-US"/>
+        </w:rPr>
+        <w:t>represent</w:t>
+      </w:r>
+      <w:r>
+        <w:rPr>
+          <w:lang w:val="en-US"/>
+        </w:rPr>
+        <w:t>ing</w:t>
+      </w:r>
+      <w:r>
+        <w:rPr>
+          <w:lang w:val="en-US"/>
+        </w:rPr>
+        <w:t xml:space="preserve"> an income stream for producers</w:t>
+      </w:r>
+      <w:r>
+        <w:rPr>
+          <w:lang w:val="en-US"/>
+        </w:rPr>
+        <w:t xml:space="preserve">. While this analysis focused on short-term biophysical impacts, an </w:t>
+      </w:r>
+      <w:r>
+        <w:rPr>
+          <w:lang w:val="en-US"/>
+        </w:rPr>
+        <w:t xml:space="preserve">analysis that includes </w:t>
+      </w:r>
+      <w:r>
+        <w:rPr>
+          <w:lang w:val="en-US"/>
+        </w:rPr>
+        <w:t xml:space="preserve">more holistic and long-term </w:t>
+      </w:r>
+      <w:r>
+        <w:rPr>
+          <w:lang w:val="en-US"/>
+        </w:rPr>
+        <w:t xml:space="preserve">outcomes </w:t>
+      </w:r>
+      <w:r>
+        <w:rPr>
+          <w:lang w:val="en-US"/>
+        </w:rPr>
+        <w:t xml:space="preserve">coupled with </w:t>
+      </w:r>
+      <w:r>
+        <w:rPr>
+          <w:lang w:val="en-US"/>
+        </w:rPr>
+        <w:t>producer-weighted value</w:t>
+      </w:r>
+      <w:r>
+        <w:rPr>
+          <w:lang w:val="en-US"/>
+        </w:rPr>
+        <w:t xml:space="preserve">s for each outcome </w:t>
+      </w:r>
+      <w:r>
+        <w:rPr>
+          <w:lang w:val="en-US"/>
+        </w:rPr>
+        <w:t xml:space="preserve">would </w:t>
+      </w:r>
+      <w:r>
+        <w:rPr>
+          <w:lang w:val="en-US"/>
+        </w:rPr>
+        <w:t>offer a more complete picture of system tradeoffs</w:t>
+      </w:r>
+      <w:r>
+        <w:rPr>
+          <w:lang w:val="en-US"/>
+        </w:rPr>
+        <w:t xml:space="preserve"> </w:t>
+      </w:r>
+      <w:r>
+        <w:rPr>
+          <w:lang w:val="en-US"/>
+        </w:rPr>
         <w:fldChar w:fldCharType="begin"/>
       </w:r>
       <w:r>
-        <w:instrText xml:space="preserve"> ADDIN ZOTERO_ITEM CSL_CITATION {"citationID":"yOR5zPf5","properties":{"formattedCitation":"(Lu, 2020; Pittelkow et al., 2015)","plainCitation":"(Lu, 2020; Pittelkow et al., 2015)","noteIndex":0},"citationItems":[{"id":2441,"uris":["http://zotero.org/users/3599437/items/9YNBTYHZ"],"itemData":{"id":2441,"type":"article-journal","abstract":"After harvesting agricultural crops, the residue can be returned to the soil as mulch. This study performed a meta-analysis of previous research to investigate the effects of crop residue return and other factors on crop yields and water use efficiency (WUE). Overall, the results show that crop residue return increases crop yields by 5.0% relative to crops grown without it. The greatest increases in yield for crops grown with returned residue were associated with average annual temperatures &lt; 10 °C (yield increase = 7.6%), rainfall ≥ 800 mm (9.5%), plowing depth ≥ 20 cm (6.5%), corn crops (8.0%), growth of a single crop per year (10.1%), no irrigation (11.9%), nitrogen (N), and potassium (K) fertilization (20.0%), and low nitrogen application rates of 0–100 kg N ha-1 (10.8%). The effects of crop residue return on crop yields were found to vary according to the following soil properties: organic matter content ≥ 15 g kg-1 (yield increase = 9.4%), available nitrogen content ≥ 100 mg kg-1 (10.3%), and pH ≤ 6.5 (11.2%). The greatest magnitudes of increase in WUE associated with crop residue return were associated with corn (yield increase = 13.7%), medium nitrogen content (100–150 kg ha-1; 23.3%), high soil organic matter (≥ 15 g kg-1; 25.5%) and low air temperatures (&lt; 10 °C; 19.9%). In addition, our results suggest that crop residue return might be most effective in increasing crop yields and WUE in corn crops, crops with a tillage depth ≥ 20 cm, crops grown with moderate nitrogen fertilization (0–150 kg ha-1), growth of a single crop per year, high soil organic matter content (≥ 15 g kg-1), and cold conditions (&lt; 10 °C). Overall, the results of this meta-analysis suggest that crop residue return can increase crop yields and WUE, with the relationship being mainly affected by climatic conditions, plowing depth, fertilization management, crop types, and soil properties.","container-title":"PLOS ONE","DOI":"10.1371/journal.pone.0231740","ISSN":"1932-6203","issue":"4","journalAbbreviation":"PLOS ONE","language":"en","note":"publisher: Public Library of Science","page":"e0231740","source":"PLoS Journals","title":"A meta-analysis of the effects of crop residue return on crop yields and water use efficiency","volume":"15","author":[{"family":"Lu","given":"Xingli"}],"issued":{"date-parts":[["2020",4,27]]}}},{"id":2439,"uris":["http://zotero.org/users/3599437/items/XCQRYPAC"],"itemData":{"id":2439,"type":"article-journal","abstract":"A global meta-analysis of conservation agriculture principles indicates that the potential contribution of no-till to the sustainable intensification of agriculture is more limited than often assumed.","container-title":"Nature","DOI":"10.1038/nature13809","ISSN":"1476-4687","issue":"7534","language":"en","license":"2014 Springer Nature Limited","note":"publisher: Nature Publishing Group","page":"365-368","source":"www.nature.com","title":"Productivity limits and potentials of the principles of conservation agriculture","volume":"517","author":[{"family":"Pittelkow","given":"Cameron M."},{"family":"Liang","given":"Xinqiang"},{"family":"Linquist","given":"Bruce A."},{"family":"Groenigen","given":"Kees Jan","non-dropping-particle":"van"},{"family":"Lee","given":"Juhwan"},{"family":"Lundy","given":"Mark E."},{"family":"Gestel","given":"Natasja","non-dropping-particle":"van"},{"family":"Six","given":"Johan"},{"family":"Venterea","given":"Rodney T."},{"family":"Kessel","given":"Chris","non-dropping-particle":"van"}],"issued":{"date-parts":[["2015",1]]}}}],"schema":"https://github.com/citation-style-language/schema/raw/master/csl-citation.json"} </w:instrText>
-      </w:r>
-      <w:r>
+        <w:rPr>
+          <w:lang w:val="en-US"/>
+        </w:rPr>
+        <w:instrText xml:space="preserve"> ADDIN ZOTERO_ITEM CSL_CITATION {"citationID":"LKGrJkKI","properties":{"formattedCitation":"(Upadhaya et al., 2021)","plainCitation":"(Upadhaya et al., 2021)","noteIndex":0},"citationItems":[{"id":1893,"uris":["http://zotero.org/users/3599437/items/LSNN9K5D"],"itemData":{"id":1893,"type":"article-journal","abstract":"Understanding factors that motivate conservation behavior among farmers is crucial to addressing societal, soil, water, and wildlife conservation goals. Farmers employ soil conservation practices to maintain agricultural productivity while minimizing impacts to water and wildlife in the long-term. The majority of conservation programs are voluntary in nature and some farmers are more willing and/or able to implement conservation practices than others. To inform the development of more effective conservation outreach and incentive programs, we created a farmer typology using data from three waves (2015, 2016, 2018) of a longitudinal survey of 358 farmers from Iowa, a highly productive agricultural state in the U.S. Midwest. Using multivariate analysis (Principal Component Analysis, and Cluster Analysis), we employed 26 summated scale variables measuring largely unobservable and latent constructs related to conservation, including awareness, attitudes, beliefs, and perceived motivations and barriers to practice adoption. Through this analysis, we identified four types of farmers-Conservationist, Deliberative, Productivist, and Traditionalist—based on the salient characteristics of each group. “Conservationist” farmers scored highest on measures of stewardship motivations and identity. “Deliberative” farmers appeared to be favorably disposed toward conservation, but also seem to consider agronomic and economic impediments more than other groups. “Productivist” farmers had the highest scores on profit motivation and emphasis on input use. “Traditionalist” farmers reported being heavily influenced by family members and scored highest on social and regulatory influence on conservation motivations. Detailed understanding of between-groups differences on key conservation-related factors can contribute to developing targeted messages for specific subgroups of a given population, potentially resulting in higher adoption of voluntary conservation programs in Iowa and beyond.","container-title":"Land Use Policy","DOI":"10.1016/j.landusepol.2020.105157","ISSN":"0264-8377","journalAbbreviation":"Land Use Policy","page":"105157","source":"ScienceDirect","title":"Developing farmer typologies to inform conservation outreach in agricultural landscapes","volume":"101","author":[{"family":"Upadhaya","given":"Suraj"},{"family":"Arbuckle","given":"J. Gordon"},{"family":"Schulte","given":"Lisa A."}],"issued":{"date-parts":[["2021",2,1]]}}}],"schema":"https://github.com/citation-style-language/schema/raw/master/csl-citation.json"} </w:instrText>
+      </w:r>
+      <w:r>
+        <w:rPr>
+          <w:lang w:val="en-US"/>
+        </w:rPr>
         <w:fldChar w:fldCharType="separate"/>
       </w:r>
       <w:r>
-        <w:t>(Lu, 2020; Pittelkow et al., 2015)</w:t>
-      </w:r>
-      <w:r>
+        <w:t>(Upadhaya et al., 2021)</w:t>
+      </w:r>
+      <w:r>
+        <w:rPr>
+          <w:lang w:val="en-US"/>
+        </w:rPr>
         <w:fldChar w:fldCharType="end"/>
       </w:r>
       <w:r>
-        <w:t xml:space="preserve"> compared to factors like tillage. Moreover, these weak effects could be due to the incomplete removal of straw using a two-pass system wherein the straw is removed after grain has been harvested, resulting in around 60% of the straw being removed.</w:t>
-      </w:r>
-    </w:p>
-    <w:p>
-      <w:pPr>
-        <w:spacing w:line="360" w:lineRule="auto"/>
-        <w:rPr>
-          <w:lang w:val="en-US"/>
-        </w:rPr>
-      </w:pPr>
-      <w:r>
-        <w:t>NEEDS SOME WORK….</w:t>
+        <w:rPr>
+          <w:lang w:val="en-US"/>
+        </w:rPr>
+        <w:t xml:space="preserve">. </w:t>
       </w:r>
     </w:p>
     <w:p>
@@ -15618,6 +15869,7 @@
           <w:b/>
           <w:bCs/>
         </w:rPr>
+        <w:lastRenderedPageBreak/>
         <w:t>4.</w:t>
       </w:r>
       <w:r>
@@ -15653,11 +15905,7 @@
         <w:t xml:space="preserve">. </w:t>
       </w:r>
       <w:r>
-        <w:t xml:space="preserve">In this study we gave equal weight to each category – in reality these weights would differ according to farmer values and priorities, as well as policy and financial contexts. Utilizing different weightings to represent these different </w:t>
-      </w:r>
-      <w:r>
-        <w:lastRenderedPageBreak/>
-        <w:t>contexts could help identify</w:t>
+        <w:t>In this study we gave equal weight to each category – in reality these weights would differ according to farmer values and priorities, as well as policy and financial contexts. Utilizing different weightings to represent these different contexts could help identify</w:t>
       </w:r>
       <w:r>
         <w:t xml:space="preserve"> systems best suited to certain farm ideotypes, or identify </w:t>
@@ -15908,7 +16156,11 @@
         <w:pStyle w:val="Bibliography"/>
       </w:pPr>
       <w:r>
-        <w:t xml:space="preserve">Adeux, G., Rodriguez, A., Penato, C., Antichi, D., Carlesi, S., Sbrana, M., Bàrberi, P., &amp; Cordeau, S. (2023). Long-term cover cropping in tillage-based systems filters weed community phenology: A seedbank analysis. </w:t>
+        <w:t xml:space="preserve">Adeux, G., Rodriguez, A., Penato, C., Antichi, D., Carlesi, S., Sbrana, M., Bàrberi, P., &amp; Cordeau, S. (2023). Long-term cover cropping in tillage-based systems filters weed </w:t>
+      </w:r>
+      <w:r>
+        <w:lastRenderedPageBreak/>
+        <w:t xml:space="preserve">community phenology: A seedbank analysis. </w:t>
       </w:r>
       <w:r>
         <w:rPr>
@@ -15936,15 +16188,183 @@
         <w:pStyle w:val="Bibliography"/>
       </w:pPr>
       <w:r>
+        <w:t xml:space="preserve">Balfour, N. J., &amp; Ratnieks, F. L. W. (2022). The disproportionate value of ‘weeds’ to pollinators and biodiversity. </w:t>
+      </w:r>
+      <w:r>
+        <w:rPr>
+          <w:i/>
+          <w:iCs/>
+        </w:rPr>
+        <w:t>Journal of Applied Ecology</w:t>
+      </w:r>
+      <w:r>
+        <w:t xml:space="preserve">, </w:t>
+      </w:r>
+      <w:r>
+        <w:rPr>
+          <w:i/>
+          <w:iCs/>
+        </w:rPr>
+        <w:t>59</w:t>
+      </w:r>
+      <w:r>
+        <w:t>(5), 1209–1218. https://doi.org/10.1111/1365-2664.14132</w:t>
+      </w:r>
+    </w:p>
+    <w:p>
+      <w:pPr>
+        <w:pStyle w:val="Bibliography"/>
+      </w:pPr>
+      <w:r>
+        <w:t xml:space="preserve">Bates, D., Mächler, M., Bolker, B., &amp; Walker, S. (2015). Fitting Linear Mixed-Effects Models Using lme4. </w:t>
+      </w:r>
+      <w:r>
+        <w:rPr>
+          <w:i/>
+          <w:iCs/>
+        </w:rPr>
+        <w:t>Journal of Statistical Software</w:t>
+      </w:r>
+      <w:r>
+        <w:t xml:space="preserve">, </w:t>
+      </w:r>
+      <w:r>
+        <w:rPr>
+          <w:i/>
+          <w:iCs/>
+        </w:rPr>
+        <w:t>67</w:t>
+      </w:r>
+      <w:r>
+        <w:t>(1), 1–48. https://doi.org/10.18637/jss.v067.i01</w:t>
+      </w:r>
+    </w:p>
+    <w:p>
+      <w:pPr>
+        <w:pStyle w:val="Bibliography"/>
+      </w:pPr>
+      <w:r>
+        <w:t xml:space="preserve">Bensch, J., de Mol, F., Gerowitt, B., &amp; Zhang, H. (2025). Integrating Biodiversity Benefits of Weeds into the Economic Threshold Concept. </w:t>
+      </w:r>
+      <w:r>
+        <w:rPr>
+          <w:i/>
+          <w:iCs/>
+        </w:rPr>
+        <w:t>Journal of Crop Health</w:t>
+      </w:r>
+      <w:r>
+        <w:t xml:space="preserve">, </w:t>
+      </w:r>
+      <w:r>
+        <w:rPr>
+          <w:i/>
+          <w:iCs/>
+        </w:rPr>
+        <w:t>77</w:t>
+      </w:r>
+      <w:r>
+        <w:t>(3), 96. https://doi.org/10.1007/s10343-025-01165-1</w:t>
+      </w:r>
+    </w:p>
+    <w:p>
+      <w:pPr>
+        <w:pStyle w:val="Bibliography"/>
+      </w:pPr>
+      <w:r>
+        <w:t xml:space="preserve">Blaix, C., Moonen, A. C., Dostatny, D. F., Izquierdo, J., Le Corff, J., Morrison, J., Von Redwitz, C., Schumacher, M., &amp; Westerman, P. R. (2018). Quantification of regulating ecosystem services provided by weeds in annual cropping systems using a systematic map approach. </w:t>
+      </w:r>
+      <w:r>
+        <w:rPr>
+          <w:i/>
+          <w:iCs/>
+        </w:rPr>
+        <w:t>Weed Research</w:t>
+      </w:r>
+      <w:r>
+        <w:t xml:space="preserve">, </w:t>
+      </w:r>
+      <w:r>
+        <w:rPr>
+          <w:i/>
+          <w:iCs/>
+        </w:rPr>
+        <w:t>58</w:t>
+      </w:r>
+      <w:r>
+        <w:t>(3), 151–164. https://doi.org/10.1111/wre.12303</w:t>
+      </w:r>
+    </w:p>
+    <w:p>
+      <w:pPr>
+        <w:pStyle w:val="Bibliography"/>
+      </w:pPr>
+      <w:r>
+        <w:t xml:space="preserve">Bozdogan, H. (1987). Model Selection and Akaike’s Information Criterion (AIC): The General Theory and its Analytical Extensions. </w:t>
+      </w:r>
+      <w:r>
+        <w:rPr>
+          <w:i/>
+          <w:iCs/>
+        </w:rPr>
+        <w:t>Psychometrika</w:t>
+      </w:r>
+      <w:r>
+        <w:t xml:space="preserve">, </w:t>
+      </w:r>
+      <w:r>
+        <w:rPr>
+          <w:i/>
+          <w:iCs/>
+        </w:rPr>
+        <w:t>52</w:t>
+      </w:r>
+      <w:r>
+        <w:t>(3), 345–370. https://doi.org/10.1007/BF02294361</w:t>
+      </w:r>
+    </w:p>
+    <w:p>
+      <w:pPr>
+        <w:pStyle w:val="Bibliography"/>
+      </w:pPr>
+      <w:r>
+        <w:t xml:space="preserve">Brooks, M. E., Kristensen, K., Benthem, K. J. van, Magnusson, A., Berg, C. W., Nielsen, A., Skaug, H. J., Maechler, M., &amp; Bolker, B. M. (2017). glmmTMB Balances Speed and Flexibility Among Packages for Zero-inflated Generalized Linear Mixed Modeling. </w:t>
+      </w:r>
+      <w:r>
+        <w:rPr>
+          <w:i/>
+          <w:iCs/>
+        </w:rPr>
+        <w:t>The R Journal</w:t>
+      </w:r>
+      <w:r>
+        <w:t xml:space="preserve">, </w:t>
+      </w:r>
+      <w:r>
+        <w:rPr>
+          <w:i/>
+          <w:iCs/>
+        </w:rPr>
+        <w:t>9</w:t>
+      </w:r>
+      <w:r>
+        <w:t>(2), 378–400. https://doi.org/10.32614/RJ-2017-066</w:t>
+      </w:r>
+    </w:p>
+    <w:p>
+      <w:pPr>
+        <w:pStyle w:val="Bibliography"/>
+      </w:pPr>
+      <w:r>
         <w:lastRenderedPageBreak/>
-        <w:t xml:space="preserve">Balfour, N. J., &amp; Ratnieks, F. L. W. (2022). The disproportionate value of ‘weeds’ to pollinators and biodiversity. </w:t>
-      </w:r>
-      <w:r>
-        <w:rPr>
-          <w:i/>
-          <w:iCs/>
-        </w:rPr>
-        <w:t>Journal of Applied Ecology</w:t>
+        <w:t xml:space="preserve">Brust, J., Claupein, W., &amp; Gerhards, R. (2014). Growth and weed suppression ability of common and new cover crops in Germany. </w:t>
+      </w:r>
+      <w:r>
+        <w:rPr>
+          <w:i/>
+          <w:iCs/>
+        </w:rPr>
+        <w:t>Crop Protection</w:t>
       </w:r>
       <w:r>
         <w:t xml:space="preserve">, </w:t>
@@ -15954,10 +16374,817 @@
           <w:i/>
           <w:iCs/>
         </w:rPr>
+        <w:t>63</w:t>
+      </w:r>
+      <w:r>
+        <w:t>, 1–8. https://doi.org/10.1016/j.cropro.2014.04.022</w:t>
+      </w:r>
+    </w:p>
+    <w:p>
+      <w:pPr>
+        <w:pStyle w:val="Bibliography"/>
+      </w:pPr>
+      <w:r>
+        <w:t xml:space="preserve">Büchmann, N. B., Josefsson, H., &amp; Cowe, I. A. (2001). Performance of European Artificial Neural Network (ANN) Calibrations for Moisture and Protein in Cereals Using the Danish Near-Infrared Transmission (NIT) Network. </w:t>
+      </w:r>
+      <w:r>
+        <w:rPr>
+          <w:i/>
+          <w:iCs/>
+        </w:rPr>
+        <w:t>Cereal Chemistry</w:t>
+      </w:r>
+      <w:r>
+        <w:t xml:space="preserve">, </w:t>
+      </w:r>
+      <w:r>
+        <w:rPr>
+          <w:i/>
+          <w:iCs/>
+        </w:rPr>
+        <w:t>78</w:t>
+      </w:r>
+      <w:r>
+        <w:t>(5), 572–577. https://doi.org/10.1094/CCHEM.2001.78.5.572</w:t>
+      </w:r>
+    </w:p>
+    <w:p>
+      <w:pPr>
+        <w:pStyle w:val="Bibliography"/>
+      </w:pPr>
+      <w:r>
+        <w:t xml:space="preserve">Burns, F., Eaton, M. A., Barlow, K. E., Beckmann, B. C., Brereton, T., Brooks, D. R., Brown, P. M. J., Fulaij, N. A., Gent, T., Henderson, I., Noble, D. G., Parsons, M., Powney, G. D., Roy, H. E., Stroh, P., Walker, K., Wilkinson, J. W., Wotton, S. R., &amp; Gregory, R. D. (2016). Agricultural Management and Climatic Change Are the Major Drivers of Biodiversity Change in the UK. </w:t>
+      </w:r>
+      <w:r>
+        <w:rPr>
+          <w:i/>
+          <w:iCs/>
+        </w:rPr>
+        <w:t>PLOS ONE</w:t>
+      </w:r>
+      <w:r>
+        <w:t xml:space="preserve">, </w:t>
+      </w:r>
+      <w:r>
+        <w:rPr>
+          <w:i/>
+          <w:iCs/>
+        </w:rPr>
+        <w:t>11</w:t>
+      </w:r>
+      <w:r>
+        <w:t>(3), e0151595. https://doi.org/10.1371/journal.pone.0151595</w:t>
+      </w:r>
+    </w:p>
+    <w:p>
+      <w:pPr>
+        <w:pStyle w:val="Bibliography"/>
+      </w:pPr>
+      <w:r>
+        <w:t xml:space="preserve">Ceballos, G., Ehrlich, P. R., &amp; Dirzo, R. (2017). Biological annihilation via the ongoing sixth mass extinction signaled by vertebrate population losses and declines. </w:t>
+      </w:r>
+      <w:r>
+        <w:rPr>
+          <w:i/>
+          <w:iCs/>
+        </w:rPr>
+        <w:t>Proceedings of the National Academy of Sciences</w:t>
+      </w:r>
+      <w:r>
+        <w:t xml:space="preserve">, </w:t>
+      </w:r>
+      <w:r>
+        <w:rPr>
+          <w:i/>
+          <w:iCs/>
+        </w:rPr>
+        <w:t>114</w:t>
+      </w:r>
+      <w:r>
+        <w:t>(30), E6089–E6096. https://doi.org/10.1073/pnas.1704949114</w:t>
+      </w:r>
+    </w:p>
+    <w:p>
+      <w:pPr>
+        <w:pStyle w:val="Bibliography"/>
+        <w:rPr>
+          <w:lang w:val="da-DK"/>
+        </w:rPr>
+      </w:pPr>
+      <w:r>
+        <w:t xml:space="preserve">Cusser, S., Bahlai, C., Swinton, S. M., Robertson, G. P., &amp; Haddad, N. M. (2020). Long-term research avoids spurious and misleading trends in sustainability attributes of no-till. </w:t>
+      </w:r>
+      <w:r>
+        <w:rPr>
+          <w:i/>
+          <w:iCs/>
+          <w:lang w:val="da-DK"/>
+        </w:rPr>
+        <w:t>Global Change Biology</w:t>
+      </w:r>
+      <w:r>
+        <w:rPr>
+          <w:lang w:val="da-DK"/>
+        </w:rPr>
+        <w:t xml:space="preserve">, </w:t>
+      </w:r>
+      <w:r>
+        <w:rPr>
+          <w:i/>
+          <w:iCs/>
+          <w:lang w:val="da-DK"/>
+        </w:rPr>
+        <w:t>26</w:t>
+      </w:r>
+      <w:r>
+        <w:rPr>
+          <w:lang w:val="da-DK"/>
+        </w:rPr>
+        <w:t>(6), 3715–3725. https://doi.org/10.1111/gcb.15080</w:t>
+      </w:r>
+    </w:p>
+    <w:p>
+      <w:pPr>
+        <w:pStyle w:val="Bibliography"/>
+      </w:pPr>
+      <w:r>
+        <w:rPr>
+          <w:lang w:val="da-DK"/>
+        </w:rPr>
+        <w:t xml:space="preserve">Dalgaard, T., Hansen, B., Hasler, B., Hertel, O., Hutchings, N. J., Jacobsen, B. H., Jensen, L. S., Kronvang, B., Olesen, J. E., Schjørring, J. K., Kristensen, I. S., Graversgaard, M., Termansen, M., &amp; Vejre, H. (2014). </w:t>
+      </w:r>
+      <w:r>
+        <w:t xml:space="preserve">Policies for agricultural nitrogen management—Trends, challenges and prospects for improved efficiency in Denmark. </w:t>
+      </w:r>
+      <w:r>
+        <w:rPr>
+          <w:i/>
+          <w:iCs/>
+        </w:rPr>
+        <w:t>Environmental Research Letters</w:t>
+      </w:r>
+      <w:r>
+        <w:t xml:space="preserve">, </w:t>
+      </w:r>
+      <w:r>
+        <w:rPr>
+          <w:i/>
+          <w:iCs/>
+        </w:rPr>
+        <w:t>9</w:t>
+      </w:r>
+      <w:r>
+        <w:t>(11), 115002. https://doi.org/10.1088/1748-9326/9/11/115002</w:t>
+      </w:r>
+    </w:p>
+    <w:p>
+      <w:pPr>
+        <w:pStyle w:val="Bibliography"/>
+      </w:pPr>
+      <w:r>
+        <w:lastRenderedPageBreak/>
+        <w:t xml:space="preserve">Dirzo, R., Young, H. S., Galetti, M., Ceballos, G., Isaac, N. J. B., &amp; Collen, B. (2014). Defaunation in the Anthropocene. </w:t>
+      </w:r>
+      <w:r>
+        <w:rPr>
+          <w:i/>
+          <w:iCs/>
+        </w:rPr>
+        <w:t>Science</w:t>
+      </w:r>
+      <w:r>
+        <w:t xml:space="preserve">, </w:t>
+      </w:r>
+      <w:r>
+        <w:rPr>
+          <w:i/>
+          <w:iCs/>
+        </w:rPr>
+        <w:t>345</w:t>
+      </w:r>
+      <w:r>
+        <w:t>(6195), 401–406. https://doi.org/10.1126/science.1251817</w:t>
+      </w:r>
+    </w:p>
+    <w:p>
+      <w:pPr>
+        <w:pStyle w:val="Bibliography"/>
+      </w:pPr>
+      <w:r>
+        <w:t xml:space="preserve">DMI. (2025). </w:t>
+      </w:r>
+      <w:r>
+        <w:rPr>
+          <w:i/>
+          <w:iCs/>
+        </w:rPr>
+        <w:t>Denmark Meteorological Institute Open Data</w:t>
+      </w:r>
+      <w:r>
+        <w:t>. https://www.dmi.dk/friedata/dokumentation/data</w:t>
+      </w:r>
+    </w:p>
+    <w:p>
+      <w:pPr>
+        <w:pStyle w:val="Bibliography"/>
+      </w:pPr>
+      <w:r>
+        <w:rPr>
+          <w:lang w:val="da-DK"/>
+        </w:rPr>
+        <w:t xml:space="preserve">Elhakeem, A., Porre, R. J., Hoffland, E., Van Dam, J. C., Drost, S. M., &amp; De Deyn, G. B. (2023). </w:t>
+      </w:r>
+      <w:r>
+        <w:t xml:space="preserve">Radish-based cover crop mixtures mitigate leaching and increase availability of nitrogen to the cash crop. </w:t>
+      </w:r>
+      <w:r>
+        <w:rPr>
+          <w:i/>
+          <w:iCs/>
+        </w:rPr>
+        <w:t>Field Crops Research</w:t>
+      </w:r>
+      <w:r>
+        <w:t xml:space="preserve">, </w:t>
+      </w:r>
+      <w:r>
+        <w:rPr>
+          <w:i/>
+          <w:iCs/>
+        </w:rPr>
+        <w:t>292</w:t>
+      </w:r>
+      <w:r>
+        <w:t>, 108803. https://doi.org/10.1016/j.fcr.2022.108803</w:t>
+      </w:r>
+    </w:p>
+    <w:p>
+      <w:pPr>
+        <w:pStyle w:val="Bibliography"/>
+      </w:pPr>
+      <w:r>
+        <w:t xml:space="preserve">Esposito, M., Westbrook, A. S., Maggio, A., Cirillo, V., &amp; DiTommaso, A. (2023). Neutral weed communities: The intersection between crop productivity, biodiversity, and weed ecosystem services. </w:t>
+      </w:r>
+      <w:r>
+        <w:rPr>
+          <w:i/>
+          <w:iCs/>
+        </w:rPr>
+        <w:t>Weed Science</w:t>
+      </w:r>
+      <w:r>
+        <w:t xml:space="preserve">, </w:t>
+      </w:r>
+      <w:r>
+        <w:rPr>
+          <w:i/>
+          <w:iCs/>
+        </w:rPr>
+        <w:t>71</w:t>
+      </w:r>
+      <w:r>
+        <w:t>(4), 301–311. https://doi.org/10.1017/wsc.2023.27</w:t>
+      </w:r>
+    </w:p>
+    <w:p>
+      <w:pPr>
+        <w:pStyle w:val="Bibliography"/>
+      </w:pPr>
+      <w:r>
+        <w:t xml:space="preserve">Fanfarillo, E., &amp; Kasperski, A. (2021). An index of ecological value for European arable plant communities. </w:t>
+      </w:r>
+      <w:r>
+        <w:rPr>
+          <w:i/>
+          <w:iCs/>
+        </w:rPr>
+        <w:t>Biodiversity and Conservation</w:t>
+      </w:r>
+      <w:r>
+        <w:t xml:space="preserve">, </w:t>
+      </w:r>
+      <w:r>
+        <w:rPr>
+          <w:i/>
+          <w:iCs/>
+        </w:rPr>
+        <w:t>30</w:t>
+      </w:r>
+      <w:r>
+        <w:t>(7), 2145–2164. https://doi.org/10.1007/s10531-021-02191-x</w:t>
+      </w:r>
+    </w:p>
+    <w:p>
+      <w:pPr>
+        <w:pStyle w:val="Bibliography"/>
+      </w:pPr>
+      <w:r>
+        <w:t xml:space="preserve">FAO. (2023). </w:t>
+      </w:r>
+      <w:r>
+        <w:rPr>
+          <w:i/>
+          <w:iCs/>
+        </w:rPr>
+        <w:t>Crop and Livestock Products</w:t>
+      </w:r>
+      <w:r>
+        <w:t xml:space="preserve"> [Dataset]. Food and Agriculture Organization of the United Nations. https://www.fao.org/faostat/en/#data/QCL</w:t>
+      </w:r>
+    </w:p>
+    <w:p>
+      <w:pPr>
+        <w:pStyle w:val="Bibliography"/>
+      </w:pPr>
+      <w:r>
+        <w:t xml:space="preserve">Florence, A. M., &amp; McGuire, A. M. (2020). Do diverse cover crop mixtures perform better than monocultures? A systematic review. </w:t>
+      </w:r>
+      <w:r>
+        <w:rPr>
+          <w:i/>
+          <w:iCs/>
+        </w:rPr>
+        <w:t>Agronomy Journal</w:t>
+      </w:r>
+      <w:r>
+        <w:t xml:space="preserve">, </w:t>
+      </w:r>
+      <w:r>
+        <w:rPr>
+          <w:i/>
+          <w:iCs/>
+        </w:rPr>
+        <w:t>112</w:t>
+      </w:r>
+      <w:r>
+        <w:t>(5), 3513–3534. https://doi.org/10.1002/agj2.20340</w:t>
+      </w:r>
+    </w:p>
+    <w:p>
+      <w:pPr>
+        <w:pStyle w:val="Bibliography"/>
+      </w:pPr>
+      <w:r>
+        <w:t xml:space="preserve">Gaba, S., Cheviron, N., Perrot, T., Piutti, S., Gautier, J.-L., &amp; Bretagnolle, V. (2020). Weeds Enhance Multifunctionality in Arable Lands in South-West of France. </w:t>
+      </w:r>
+      <w:r>
+        <w:rPr>
+          <w:i/>
+          <w:iCs/>
+        </w:rPr>
+        <w:t>Frontiers in Sustainable Food Systems</w:t>
+      </w:r>
+      <w:r>
+        <w:t xml:space="preserve">, </w:t>
+      </w:r>
+      <w:r>
+        <w:rPr>
+          <w:i/>
+          <w:iCs/>
+        </w:rPr>
+        <w:t>4</w:t>
+      </w:r>
+      <w:r>
+        <w:t>. https://doi.org/10.3389/fsufs.2020.00071</w:t>
+      </w:r>
+    </w:p>
+    <w:p>
+      <w:pPr>
+        <w:pStyle w:val="Bibliography"/>
+      </w:pPr>
+      <w:r>
+        <w:lastRenderedPageBreak/>
+        <w:t xml:space="preserve">Gentili, M., Nichols, V., Jørgensen, J. R., Jørgensen, R. N., &amp; Gislum, R. (in review). Functional Roles of Weeds in Arable Ecosystems: A Review of Methods to Assess Eco-system Services and Disservices. </w:t>
+      </w:r>
+      <w:r>
+        <w:rPr>
+          <w:i/>
+          <w:iCs/>
+        </w:rPr>
+        <w:t>Weed Research</w:t>
+      </w:r>
+      <w:r>
+        <w:t>.</w:t>
+      </w:r>
+    </w:p>
+    <w:p>
+      <w:pPr>
+        <w:pStyle w:val="Bibliography"/>
+      </w:pPr>
+      <w:r>
+        <w:t xml:space="preserve">Gómez-Muñoz, B., Jensen, L. S., Munkholm, L., Olesen, J. E., Møller Hansen, E., &amp; Bruun, S. (2021). Long-term effect of tillage and straw retention in conservation agriculture systems on soil carbon storage. </w:t>
+      </w:r>
+      <w:r>
+        <w:rPr>
+          <w:i/>
+          <w:iCs/>
+        </w:rPr>
+        <w:t>Soil Science Society of America Journal</w:t>
+      </w:r>
+      <w:r>
+        <w:t xml:space="preserve">, </w:t>
+      </w:r>
+      <w:r>
+        <w:rPr>
+          <w:i/>
+          <w:iCs/>
+        </w:rPr>
+        <w:t>85</w:t>
+      </w:r>
+      <w:r>
+        <w:t>(5), 1465–1478. https://doi.org/10.1002/saj2.20312</w:t>
+      </w:r>
+    </w:p>
+    <w:p>
+      <w:pPr>
+        <w:pStyle w:val="Bibliography"/>
+      </w:pPr>
+      <w:r>
+        <w:rPr>
+          <w:lang w:val="da-DK"/>
+        </w:rPr>
+        <w:t xml:space="preserve">Hansen, E. M., Munkholm, L. J., Olesen, J. E., &amp; Melander, B. (2015). </w:t>
+      </w:r>
+      <w:r>
+        <w:t xml:space="preserve">Nitrate Leaching, Yields and Carbon Sequestration after Noninversion Tillage, Catch Crops, and Straw Retention. </w:t>
+      </w:r>
+      <w:r>
+        <w:rPr>
+          <w:i/>
+          <w:iCs/>
+        </w:rPr>
+        <w:t>Journal of Environmental Quality</w:t>
+      </w:r>
+      <w:r>
+        <w:t xml:space="preserve">, </w:t>
+      </w:r>
+      <w:r>
+        <w:rPr>
+          <w:i/>
+          <w:iCs/>
+        </w:rPr>
+        <w:t>44</w:t>
+      </w:r>
+      <w:r>
+        <w:t>(3), 868–881. https://doi.org/10.2134/jeq2014.11.0482</w:t>
+      </w:r>
+    </w:p>
+    <w:p>
+      <w:pPr>
+        <w:pStyle w:val="Bibliography"/>
+      </w:pPr>
+      <w:r>
+        <w:t xml:space="preserve">Henle, K., Alard, D., Clitherow, J., Cobb, P., Firbank, L., Kull, T., McCracken, D., Moritz, R. F. A., Niemelä, J., Rebane, M., Wascher, D., Watt, A., &amp; Young, J. (2008). Identifying and managing the conflicts between agriculture and biodiversity conservation in Europe–A review. </w:t>
+      </w:r>
+      <w:r>
+        <w:rPr>
+          <w:i/>
+          <w:iCs/>
+        </w:rPr>
+        <w:t>Agriculture, Ecosystems &amp; Environment, Special Section: Problems and Prospects of Grassland Agroecosystems in Western China</w:t>
+      </w:r>
+      <w:r>
+        <w:t xml:space="preserve">, </w:t>
+      </w:r>
+      <w:r>
+        <w:rPr>
+          <w:i/>
+          <w:iCs/>
+        </w:rPr>
+        <w:t>124</w:t>
+      </w:r>
+      <w:r>
+        <w:t>(1), 60–71. https://doi.org/10.1016/j.agee.2007.09.005</w:t>
+      </w:r>
+    </w:p>
+    <w:p>
+      <w:pPr>
+        <w:pStyle w:val="Bibliography"/>
+      </w:pPr>
+      <w:r>
+        <w:t xml:space="preserve">Hothorn, T., Bretz, F., &amp; Westfall, P. (2002). </w:t>
+      </w:r>
+      <w:r>
+        <w:rPr>
+          <w:i/>
+          <w:iCs/>
+        </w:rPr>
+        <w:t>multcomp: Simultaneous Inference in General Parametric Models</w:t>
+      </w:r>
+      <w:r>
+        <w:t xml:space="preserve"> (p. 1.4-30) [Dataset]. https://doi.org/10.32614/CRAN.package.multcomp</w:t>
+      </w:r>
+    </w:p>
+    <w:p>
+      <w:pPr>
+        <w:pStyle w:val="Bibliography"/>
+      </w:pPr>
+      <w:r>
+        <w:t xml:space="preserve">Jian, J., Du, X., Reiter, M. S., &amp; Stewart, R. D. (2020). A meta-analysis of global cropland soil carbon changes due to cover cropping. </w:t>
+      </w:r>
+      <w:r>
+        <w:rPr>
+          <w:i/>
+          <w:iCs/>
+        </w:rPr>
+        <w:t>Soil Biology and Biochemistry</w:t>
+      </w:r>
+      <w:r>
+        <w:t xml:space="preserve">, </w:t>
+      </w:r>
+      <w:r>
+        <w:rPr>
+          <w:i/>
+          <w:iCs/>
+        </w:rPr>
+        <w:t>143</w:t>
+      </w:r>
+      <w:r>
+        <w:t>, 107735. https://doi.org/10.1016/j.soilbio.2020.107735</w:t>
+      </w:r>
+    </w:p>
+    <w:p>
+      <w:pPr>
+        <w:pStyle w:val="Bibliography"/>
+      </w:pPr>
+      <w:r>
+        <w:lastRenderedPageBreak/>
+        <w:t xml:space="preserve">Kathage, J., Smit, B., Janssens, B., Haagsma, W., &amp; Adrados, J. L. (2022). How much is policy driving the adoption of cover crops? Evidence from four EU regions. </w:t>
+      </w:r>
+      <w:r>
+        <w:rPr>
+          <w:i/>
+          <w:iCs/>
+        </w:rPr>
+        <w:t>Land Use Policy</w:t>
+      </w:r>
+      <w:r>
+        <w:t xml:space="preserve">, </w:t>
+      </w:r>
+      <w:r>
+        <w:rPr>
+          <w:i/>
+          <w:iCs/>
+        </w:rPr>
+        <w:t>116</w:t>
+      </w:r>
+      <w:r>
+        <w:t>, 106016. https://doi.org/10.1016/j.landusepol.2022.106016</w:t>
+      </w:r>
+    </w:p>
+    <w:p>
+      <w:pPr>
+        <w:pStyle w:val="Bibliography"/>
+      </w:pPr>
+      <w:r>
+        <w:rPr>
+          <w:lang w:val="da-DK"/>
+        </w:rPr>
+        <w:t xml:space="preserve">Kudsk, P., Jørgensen, L. N., &amp; Ørum, J. E. (2018). </w:t>
+      </w:r>
+      <w:r>
+        <w:t xml:space="preserve">Pesticide Load—A new Danish pesticide risk indicator with multiple applications. </w:t>
+      </w:r>
+      <w:r>
+        <w:rPr>
+          <w:i/>
+          <w:iCs/>
+        </w:rPr>
+        <w:t>Land Use Policy</w:t>
+      </w:r>
+      <w:r>
+        <w:t xml:space="preserve">, </w:t>
+      </w:r>
+      <w:r>
+        <w:rPr>
+          <w:i/>
+          <w:iCs/>
+        </w:rPr>
+        <w:t>70</w:t>
+      </w:r>
+      <w:r>
+        <w:t>, 384–393. https://doi.org/10.1016/j.landusepol.2017.11.010</w:t>
+      </w:r>
+    </w:p>
+    <w:p>
+      <w:pPr>
+        <w:pStyle w:val="Bibliography"/>
+      </w:pPr>
+      <w:r>
+        <w:t xml:space="preserve">Labeyrie, V., Antona, M., Baudry, J., Bazile, D., Bodin, Ö., Caillon, S., Leclerc, C., Le Page, C., Louafi, S., Mariel, J., Massol, F., &amp; Thomas, M. (2021). Networking agrobiodiversity management to foster biodiversity-based agriculture. A review. </w:t>
+      </w:r>
+      <w:r>
+        <w:rPr>
+          <w:i/>
+          <w:iCs/>
+        </w:rPr>
+        <w:t>Agronomy for Sustainable Development</w:t>
+      </w:r>
+      <w:r>
+        <w:t xml:space="preserve">, </w:t>
+      </w:r>
+      <w:r>
+        <w:rPr>
+          <w:i/>
+          <w:iCs/>
+        </w:rPr>
+        <w:t>41</w:t>
+      </w:r>
+      <w:r>
+        <w:t>(1), 4. https://doi.org/10.1007/s13593-020-00662-z</w:t>
+      </w:r>
+    </w:p>
+    <w:p>
+      <w:pPr>
+        <w:pStyle w:val="Bibliography"/>
+      </w:pPr>
+      <w:r>
+        <w:t xml:space="preserve">Lacroix, C., Vandenberghe, C., Monty, A., &amp; Dumont, B. (2024). Effect of long-term tillage and residue managements on weed flora and its impact on winter wheat development. </w:t>
+      </w:r>
+      <w:r>
+        <w:rPr>
+          <w:i/>
+          <w:iCs/>
+        </w:rPr>
+        <w:t>Agriculture, Ecosystems &amp; Environment</w:t>
+      </w:r>
+      <w:r>
+        <w:t xml:space="preserve">, </w:t>
+      </w:r>
+      <w:r>
+        <w:rPr>
+          <w:i/>
+          <w:iCs/>
+        </w:rPr>
+        <w:t>366</w:t>
+      </w:r>
+      <w:r>
+        <w:t>, 108937. https://doi.org/10.1016/j.agee.2024.108937</w:t>
+      </w:r>
+    </w:p>
+    <w:p>
+      <w:pPr>
+        <w:pStyle w:val="Bibliography"/>
+      </w:pPr>
+      <w:r>
+        <w:t xml:space="preserve">Lawley, Y. E., Teasdale, J. R., &amp; Weil, R. R. (2012). The Mechanism for Weed Suppression by a Forage Radish Cover Crop. </w:t>
+      </w:r>
+      <w:r>
+        <w:rPr>
+          <w:i/>
+          <w:iCs/>
+        </w:rPr>
+        <w:t>Agronomy Journal</w:t>
+      </w:r>
+      <w:r>
+        <w:t xml:space="preserve">, </w:t>
+      </w:r>
+      <w:r>
+        <w:rPr>
+          <w:i/>
+          <w:iCs/>
+        </w:rPr>
+        <w:t>104</w:t>
+      </w:r>
+      <w:r>
+        <w:t>(2), 205–214. https://doi.org/10.2134/agronj2011.0128</w:t>
+      </w:r>
+    </w:p>
+    <w:p>
+      <w:pPr>
+        <w:pStyle w:val="Bibliography"/>
+      </w:pPr>
+      <w:r>
+        <w:t xml:space="preserve">Lenth, R. V. (2024). </w:t>
+      </w:r>
+      <w:r>
+        <w:rPr>
+          <w:i/>
+          <w:iCs/>
+        </w:rPr>
+        <w:t>emmeans: Estimated Marginal Means, aka Least-Squares Means</w:t>
+      </w:r>
+      <w:r>
+        <w:t>. https://CRAN.R-project.org/package=emmeans</w:t>
+      </w:r>
+    </w:p>
+    <w:p>
+      <w:pPr>
+        <w:pStyle w:val="Bibliography"/>
+      </w:pPr>
+      <w:r>
+        <w:rPr>
+          <w:lang w:val="da-DK"/>
+        </w:rPr>
+        <w:t xml:space="preserve">Leskovšek, R., Eler, K., &amp; Zamljen, S. A. (2025). </w:t>
+      </w:r>
+      <w:r>
+        <w:t xml:space="preserve">Weed suppression and maize yield influenced by cover crop mixture diversity and tillage. </w:t>
+      </w:r>
+      <w:r>
+        <w:rPr>
+          <w:i/>
+          <w:iCs/>
+        </w:rPr>
+        <w:t>Agriculture, Ecosystems &amp; Environment</w:t>
+      </w:r>
+      <w:r>
+        <w:t xml:space="preserve">, </w:t>
+      </w:r>
+      <w:r>
+        <w:rPr>
+          <w:i/>
+          <w:iCs/>
+        </w:rPr>
+        <w:t>383</w:t>
+      </w:r>
+      <w:r>
+        <w:t>, 109530. https://doi.org/10.1016/j.agee.2025.109530</w:t>
+      </w:r>
+    </w:p>
+    <w:p>
+      <w:pPr>
+        <w:pStyle w:val="Bibliography"/>
+      </w:pPr>
+      <w:r>
+        <w:lastRenderedPageBreak/>
+        <w:t xml:space="preserve">Lewis, K., Rainford, J., Tzilivakis, J., &amp; Garthwaite, D. (2021). Application of the Danish pesticide load indicator to arable agriculture in the United Kingdom. </w:t>
+      </w:r>
+      <w:r>
+        <w:rPr>
+          <w:i/>
+          <w:iCs/>
+        </w:rPr>
+        <w:t>Journal of Environmental Quality</w:t>
+      </w:r>
+      <w:r>
+        <w:t xml:space="preserve">, </w:t>
+      </w:r>
+      <w:r>
+        <w:rPr>
+          <w:i/>
+          <w:iCs/>
+        </w:rPr>
+        <w:t>50</w:t>
+      </w:r>
+      <w:r>
+        <w:t>(5), 1110–1122. https://doi.org/10.1002/jeq2.20262</w:t>
+      </w:r>
+    </w:p>
+    <w:p>
+      <w:pPr>
+        <w:pStyle w:val="Bibliography"/>
+      </w:pPr>
+      <w:r>
+        <w:t xml:space="preserve">Lu, X. (2020). A meta-analysis of the effects of crop residue return on crop yields and water use efficiency. </w:t>
+      </w:r>
+      <w:r>
+        <w:rPr>
+          <w:i/>
+          <w:iCs/>
+        </w:rPr>
+        <w:t>PLOS ONE</w:t>
+      </w:r>
+      <w:r>
+        <w:t xml:space="preserve">, </w:t>
+      </w:r>
+      <w:r>
+        <w:rPr>
+          <w:i/>
+          <w:iCs/>
+        </w:rPr>
+        <w:t>15</w:t>
+      </w:r>
+      <w:r>
+        <w:t>(4), e0231740. https://doi.org/10.1371/journal.pone.0231740</w:t>
+      </w:r>
+    </w:p>
+    <w:p>
+      <w:pPr>
+        <w:pStyle w:val="Bibliography"/>
+      </w:pPr>
+      <w:r>
+        <w:t xml:space="preserve">MacLaren, C., Swanepoel, P., Bennett, J., Wright, J., &amp; Dehnen-Schmutz, K. (2019). Cover crop biomass production is more important than diversity for weed suppression. </w:t>
+      </w:r>
+      <w:r>
+        <w:rPr>
+          <w:i/>
+          <w:iCs/>
+        </w:rPr>
+        <w:t>Crop Science</w:t>
+      </w:r>
+      <w:r>
+        <w:t xml:space="preserve">, </w:t>
+      </w:r>
+      <w:r>
+        <w:rPr>
+          <w:i/>
+          <w:iCs/>
+        </w:rPr>
         <w:t>59</w:t>
       </w:r>
       <w:r>
-        <w:t>(5), 1209–1218. https://doi.org/10.1111/1365-2664.14132</w:t>
+        <w:t>(2), 733–748.</w:t>
       </w:r>
     </w:p>
     <w:p>
@@ -15965,14 +17192,14 @@
         <w:pStyle w:val="Bibliography"/>
       </w:pPr>
       <w:r>
-        <w:t xml:space="preserve">Bates, D., Mächler, M., Bolker, B., &amp; Walker, S. (2015). Fitting Linear Mixed-Effects Models Using lme4. </w:t>
-      </w:r>
-      <w:r>
-        <w:rPr>
-          <w:i/>
-          <w:iCs/>
-        </w:rPr>
-        <w:t>Journal of Statistical Software</w:t>
+        <w:t xml:space="preserve">Marshall, E. J. P., Brown, V. K., Boatman, N. D., Lutman, P. J. W., Squire, G. R., &amp; Ward, L. K. (2003). The role of weeds in supporting biological diversity within crop fields. </w:t>
+      </w:r>
+      <w:r>
+        <w:rPr>
+          <w:i/>
+          <w:iCs/>
+        </w:rPr>
+        <w:t>Weed Research</w:t>
       </w:r>
       <w:r>
         <w:t xml:space="preserve">, </w:t>
@@ -15982,10 +17209,10 @@
           <w:i/>
           <w:iCs/>
         </w:rPr>
-        <w:t>67</w:t>
-      </w:r>
-      <w:r>
-        <w:t>(1), 1–48. https://doi.org/10.18637/jss.v067.i01</w:t>
+        <w:t>43</w:t>
+      </w:r>
+      <w:r>
+        <w:t>(2), 77–89. https://doi.org/10.1046/j.1365-3180.2003.00326.x</w:t>
       </w:r>
     </w:p>
     <w:p>
@@ -15993,14 +17220,14 @@
         <w:pStyle w:val="Bibliography"/>
       </w:pPr>
       <w:r>
-        <w:t xml:space="preserve">Bensch, J., de Mol, F., Gerowitt, B., &amp; Zhang, H. (2025). Integrating Biodiversity Benefits of Weeds into the Economic Threshold Concept. </w:t>
-      </w:r>
-      <w:r>
-        <w:rPr>
-          <w:i/>
-          <w:iCs/>
-        </w:rPr>
-        <w:t>Journal of Crop Health</w:t>
+        <w:t xml:space="preserve">McKenzie-Gopsill, A., Mills, A., MacDonald, A. N., &amp; Wyand, S. (2022). The importance of species selection in cover crop mixture design. </w:t>
+      </w:r>
+      <w:r>
+        <w:rPr>
+          <w:i/>
+          <w:iCs/>
+        </w:rPr>
+        <w:t>Weed Science</w:t>
       </w:r>
       <w:r>
         <w:t xml:space="preserve">, </w:t>
@@ -16010,10 +17237,10 @@
           <w:i/>
           <w:iCs/>
         </w:rPr>
-        <w:t>77</w:t>
-      </w:r>
-      <w:r>
-        <w:t>(3), 96. https://doi.org/10.1007/s10343-025-01165-1</w:t>
+        <w:t>70</w:t>
+      </w:r>
+      <w:r>
+        <w:t>(4), 436–447. https://doi.org/10.1017/wsc.2022.28</w:t>
       </w:r>
     </w:p>
     <w:p>
@@ -16021,7 +17248,7 @@
         <w:pStyle w:val="Bibliography"/>
       </w:pPr>
       <w:r>
-        <w:t xml:space="preserve">Blaix, C., Moonen, A. C., Dostatny, D. F., Izquierdo, J., Le Corff, J., Morrison, J., Von Redwitz, C., Schumacher, M., &amp; Westerman, P. R. (2018). Quantification of regulating ecosystem services provided by weeds in annual cropping systems using a systematic map approach. </w:t>
+        <w:t xml:space="preserve">Melander, B., Nørremark, M., &amp; Kristensen, E. F. (2013). Combining mechanical rhizome removal and cover crops for Elytrigia repens control in organic barley systems. </w:t>
       </w:r>
       <w:r>
         <w:rPr>
@@ -16038,10 +17265,10 @@
           <w:i/>
           <w:iCs/>
         </w:rPr>
-        <w:t>58</w:t>
-      </w:r>
-      <w:r>
-        <w:t>(3), 151–164. https://doi.org/10.1111/wre.12303</w:t>
+        <w:t>53</w:t>
+      </w:r>
+      <w:r>
+        <w:t>(6), 461–469. https://doi.org/10.1111/wre.12042</w:t>
       </w:r>
     </w:p>
     <w:p>
@@ -16049,14 +17276,14 @@
         <w:pStyle w:val="Bibliography"/>
       </w:pPr>
       <w:r>
-        <w:t xml:space="preserve">Bozdogan, H. (1987). Model Selection and Akaike’s Information Criterion (AIC): The General Theory and its Analytical Extensions. </w:t>
-      </w:r>
-      <w:r>
-        <w:rPr>
-          <w:i/>
-          <w:iCs/>
-        </w:rPr>
-        <w:t>Psychometrika</w:t>
+        <w:t xml:space="preserve">Miranda-Vélez, J. F., Simpson, G. L., Hansen, E. M., &amp; Munkholm, L. J. (2026). In-season effects of winter cover crops and tillage on soil NO3- and N leaching – Analysis with generalized additive models. </w:t>
+      </w:r>
+      <w:r>
+        <w:rPr>
+          <w:i/>
+          <w:iCs/>
+        </w:rPr>
+        <w:t>Agriculture, Ecosystems &amp; Environment</w:t>
       </w:r>
       <w:r>
         <w:t xml:space="preserve">, </w:t>
@@ -16066,10 +17293,10 @@
           <w:i/>
           <w:iCs/>
         </w:rPr>
-        <w:t>52</w:t>
-      </w:r>
-      <w:r>
-        <w:t>(3), 345–370. https://doi.org/10.1007/BF02294361</w:t>
+        <w:t>396</w:t>
+      </w:r>
+      <w:r>
+        <w:t>, 110011. https://doi.org/10.1016/j.agee.2025.110011</w:t>
       </w:r>
     </w:p>
     <w:p>
@@ -16077,14 +17304,14 @@
         <w:pStyle w:val="Bibliography"/>
       </w:pPr>
       <w:r>
-        <w:t xml:space="preserve">Brooks, M. E., Kristensen, K., Benthem, K. J. van, Magnusson, A., Berg, C. W., Nielsen, A., Skaug, H. J., Maechler, M., &amp; Bolker, B. M. (2017). glmmTMB Balances Speed and Flexibility Among Packages for Zero-inflated Generalized Linear Mixed Modeling. </w:t>
-      </w:r>
-      <w:r>
-        <w:rPr>
-          <w:i/>
-          <w:iCs/>
-        </w:rPr>
-        <w:t>The R Journal</w:t>
+        <w:t xml:space="preserve">Monat, J. P. (2009). The benefits of global scaling in multi-criteria decision analysis. </w:t>
+      </w:r>
+      <w:r>
+        <w:rPr>
+          <w:i/>
+          <w:iCs/>
+        </w:rPr>
+        <w:t>Judgment and Decision Making</w:t>
       </w:r>
       <w:r>
         <w:t xml:space="preserve">, </w:t>
@@ -16094,10 +17321,10 @@
           <w:i/>
           <w:iCs/>
         </w:rPr>
-        <w:t>9</w:t>
-      </w:r>
-      <w:r>
-        <w:t>(2), 378–400. https://doi.org/10.32614/RJ-2017-066</w:t>
+        <w:t>4</w:t>
+      </w:r>
+      <w:r>
+        <w:t>(6), 492–508. https://doi.org/10.1017/S1930297500004034</w:t>
       </w:r>
     </w:p>
     <w:p>
@@ -16105,14 +17332,15 @@
         <w:pStyle w:val="Bibliography"/>
       </w:pPr>
       <w:r>
-        <w:t xml:space="preserve">Brust, J., Claupein, W., &amp; Gerhards, R. (2014). Growth and weed suppression ability of common and new cover crops in Germany. </w:t>
-      </w:r>
-      <w:r>
-        <w:rPr>
-          <w:i/>
-          <w:iCs/>
-        </w:rPr>
-        <w:t>Crop Protection</w:t>
+        <w:lastRenderedPageBreak/>
+        <w:t xml:space="preserve">Moreau, D., Pointurier, O., Nicolardot, B., Villerd, J., &amp; Colbach, N. (2020). In which cropping systems can residual weeds reduce nitrate leaching and soil erosion? </w:t>
+      </w:r>
+      <w:r>
+        <w:rPr>
+          <w:i/>
+          <w:iCs/>
+        </w:rPr>
+        <w:t>European Journal of Agronomy</w:t>
       </w:r>
       <w:r>
         <w:t xml:space="preserve">, </w:t>
@@ -16122,10 +17350,627 @@
           <w:i/>
           <w:iCs/>
         </w:rPr>
+        <w:t>119</w:t>
+      </w:r>
+      <w:r>
+        <w:t>, 126015. https://doi.org/10.1016/j.eja.2020.126015</w:t>
+      </w:r>
+    </w:p>
+    <w:p>
+      <w:pPr>
+        <w:pStyle w:val="Bibliography"/>
+      </w:pPr>
+      <w:r>
+        <w:t xml:space="preserve">Oksanen, J., Simpson, G. L., Blanchet, F. G., Kindt, R., Legendre, P., Minchin, P. R., O’Hara, R. B., Solymos, P., Stevens, M. H. H., Szoecs, E., Wagner, H., Barbour, M., Bedward, M., Bolker, B., Borcard, D., Carvalho, G., Chirico, M., Caceres, M. D., Durand, S., … Weedon, J. (2024). </w:t>
+      </w:r>
+      <w:r>
+        <w:rPr>
+          <w:i/>
+          <w:iCs/>
+        </w:rPr>
+        <w:t>vegan: Community Ecology Package</w:t>
+      </w:r>
+      <w:r>
+        <w:t>. https://CRAN.R-project.org/package=vegan</w:t>
+      </w:r>
+    </w:p>
+    <w:p>
+      <w:pPr>
+        <w:pStyle w:val="Bibliography"/>
+      </w:pPr>
+      <w:r>
+        <w:t xml:space="preserve">Peel, M. C., Finlayson, B. L., &amp; McMahon, T. A. (2007). Updated world map of the Köppen–Geiger climate classification. </w:t>
+      </w:r>
+      <w:r>
+        <w:rPr>
+          <w:i/>
+          <w:iCs/>
+        </w:rPr>
+        <w:t>Hydrology and Earth System Sciences</w:t>
+      </w:r>
+      <w:r>
+        <w:t xml:space="preserve">, </w:t>
+      </w:r>
+      <w:r>
+        <w:rPr>
+          <w:i/>
+          <w:iCs/>
+        </w:rPr>
+        <w:t>11</w:t>
+      </w:r>
+      <w:r>
+        <w:t>(5), 1633–1644. https://doi.org/10.5194/hess-11-1633-2007</w:t>
+      </w:r>
+    </w:p>
+    <w:p>
+      <w:pPr>
+        <w:pStyle w:val="Bibliography"/>
+      </w:pPr>
+      <w:r>
+        <w:t xml:space="preserve">Petit, S., Boursault, A., Guilloux, M., Munier-Jolain, N., &amp; Reboud, X. (2011). Weeds in agricultural landscapes. A review. </w:t>
+      </w:r>
+      <w:r>
+        <w:rPr>
+          <w:i/>
+          <w:iCs/>
+        </w:rPr>
+        <w:t>Agronomy for Sustainable Development</w:t>
+      </w:r>
+      <w:r>
+        <w:t xml:space="preserve">, </w:t>
+      </w:r>
+      <w:r>
+        <w:rPr>
+          <w:i/>
+          <w:iCs/>
+        </w:rPr>
+        <w:t>31</w:t>
+      </w:r>
+      <w:r>
+        <w:t>(2), 309–317. https://doi.org/10.1051/agro/2010020</w:t>
+      </w:r>
+    </w:p>
+    <w:p>
+      <w:pPr>
+        <w:pStyle w:val="Bibliography"/>
+      </w:pPr>
+      <w:r>
+        <w:t xml:space="preserve">Petit, S., Munier-Jolain, N., Bretagnolle, V., Bockstaller, C., Gaba, S., Cordeau, S., Lechenet, M., Mézière, D., &amp; Colbach, N. (2015). Ecological Intensification Through Pesticide Reduction: Weed Control, Weed Biodiversity and Sustainability in Arable Farming. </w:t>
+      </w:r>
+      <w:r>
+        <w:rPr>
+          <w:i/>
+          <w:iCs/>
+        </w:rPr>
+        <w:t>Environmental Management</w:t>
+      </w:r>
+      <w:r>
+        <w:t xml:space="preserve">, </w:t>
+      </w:r>
+      <w:r>
+        <w:rPr>
+          <w:i/>
+          <w:iCs/>
+        </w:rPr>
+        <w:t>56</w:t>
+      </w:r>
+      <w:r>
+        <w:t>(5), 1078–1090. https://doi.org/10.1007/s00267-015-0554-5</w:t>
+      </w:r>
+    </w:p>
+    <w:p>
+      <w:pPr>
+        <w:pStyle w:val="Bibliography"/>
+      </w:pPr>
+      <w:r>
+        <w:t xml:space="preserve">Pielou, E. C. (1966). The measurement of diversity in different types of biological collections. </w:t>
+      </w:r>
+      <w:r>
+        <w:rPr>
+          <w:i/>
+          <w:iCs/>
+        </w:rPr>
+        <w:t>Journal of Theoretical Biology</w:t>
+      </w:r>
+      <w:r>
+        <w:t xml:space="preserve">, </w:t>
+      </w:r>
+      <w:r>
+        <w:rPr>
+          <w:i/>
+          <w:iCs/>
+        </w:rPr>
+        <w:t>13</w:t>
+      </w:r>
+      <w:r>
+        <w:t>(1), 131–144. https://doi.org/10.1016/0022-5193(66)90013-0</w:t>
+      </w:r>
+    </w:p>
+    <w:p>
+      <w:pPr>
+        <w:pStyle w:val="Bibliography"/>
+      </w:pPr>
+      <w:r>
+        <w:t xml:space="preserve">Pittelkow, C. M., Liang, X., Linquist, B. A., van Groenigen, K. J., Lee, J., Lundy, M. E., van Gestel, N., Six, J., Venterea, R. T., &amp; van Kessel, C. (2015). Productivity limits and </w:t>
+      </w:r>
+      <w:r>
+        <w:lastRenderedPageBreak/>
+        <w:t xml:space="preserve">potentials of the principles of conservation agriculture. </w:t>
+      </w:r>
+      <w:r>
+        <w:rPr>
+          <w:i/>
+          <w:iCs/>
+        </w:rPr>
+        <w:t>Nature</w:t>
+      </w:r>
+      <w:r>
+        <w:t xml:space="preserve">, </w:t>
+      </w:r>
+      <w:r>
+        <w:rPr>
+          <w:i/>
+          <w:iCs/>
+        </w:rPr>
+        <w:t>517</w:t>
+      </w:r>
+      <w:r>
+        <w:t>(7534), 365–368. https://doi.org/10.1038/nature13809</w:t>
+      </w:r>
+    </w:p>
+    <w:p>
+      <w:pPr>
+        <w:pStyle w:val="Bibliography"/>
+      </w:pPr>
+      <w:r>
+        <w:t xml:space="preserve">Pratt, R. C., Schutte, B. J., Idowu, O. J., Uchanski, M., &amp; Grant, L. (2023). Fall-sown small grain cover crops for weed suppression and soil moisture management in an irrigated organic agroecosystem. </w:t>
+      </w:r>
+      <w:r>
+        <w:rPr>
+          <w:i/>
+          <w:iCs/>
+        </w:rPr>
+        <w:t>Renewable Agriculture and Food Systems</w:t>
+      </w:r>
+      <w:r>
+        <w:t xml:space="preserve">, </w:t>
+      </w:r>
+      <w:r>
+        <w:rPr>
+          <w:i/>
+          <w:iCs/>
+        </w:rPr>
+        <w:t>38</w:t>
+      </w:r>
+      <w:r>
+        <w:t>, e1. https://doi.org/10.1017/S174217052200028X</w:t>
+      </w:r>
+    </w:p>
+    <w:p>
+      <w:pPr>
+        <w:pStyle w:val="Bibliography"/>
+      </w:pPr>
+      <w:r>
+        <w:t xml:space="preserve">R Core Team. (2024). </w:t>
+      </w:r>
+      <w:r>
+        <w:rPr>
+          <w:i/>
+          <w:iCs/>
+        </w:rPr>
+        <w:t>R: A Language and Environment for Statistical Computing</w:t>
+      </w:r>
+      <w:r>
+        <w:t>. R Foundation for Statistical Computing. https://www.R-project.org/</w:t>
+      </w:r>
+    </w:p>
+    <w:p>
+      <w:pPr>
+        <w:pStyle w:val="Bibliography"/>
+      </w:pPr>
+      <w:r>
+        <w:t xml:space="preserve">Rani, L., Thapa, K., Kanojia, N., Sharma, N., Singh, S., Grewal, A. S., Srivastav, A. L., &amp; Kaushal, J. (2021). An extensive review on the consequences of chemical pesticides on human health and environment. </w:t>
+      </w:r>
+      <w:r>
+        <w:rPr>
+          <w:i/>
+          <w:iCs/>
+        </w:rPr>
+        <w:t>Journal of Cleaner Production</w:t>
+      </w:r>
+      <w:r>
+        <w:t xml:space="preserve">, </w:t>
+      </w:r>
+      <w:r>
+        <w:rPr>
+          <w:i/>
+          <w:iCs/>
+        </w:rPr>
+        <w:t>283</w:t>
+      </w:r>
+      <w:r>
+        <w:t>, 124657. https://doi.org/10.1016/j.jclepro.2020.124657</w:t>
+      </w:r>
+    </w:p>
+    <w:p>
+      <w:pPr>
+        <w:pStyle w:val="Bibliography"/>
+      </w:pPr>
+      <w:r>
+        <w:t xml:space="preserve">Ritchie, H., &amp; Roser, M. (2019). Half of the world’s habitable land is used for agriculture. </w:t>
+      </w:r>
+      <w:r>
+        <w:rPr>
+          <w:i/>
+          <w:iCs/>
+        </w:rPr>
+        <w:t>Our World in Data</w:t>
+      </w:r>
+      <w:r>
+        <w:t>.</w:t>
+      </w:r>
+    </w:p>
+    <w:p>
+      <w:pPr>
+        <w:pStyle w:val="Bibliography"/>
+      </w:pPr>
+      <w:r>
+        <w:t xml:space="preserve">Rouge, A., Adeux, G., Busset, H., Hugard, R., Martin, J., Matejicek, A., Moreau, D., Guillemin, J.-P., &amp; Cordeau, S. (2023). Carry-over effects of cover crops on weeds and crop productivity in no-till systems. </w:t>
+      </w:r>
+      <w:r>
+        <w:rPr>
+          <w:i/>
+          <w:iCs/>
+        </w:rPr>
+        <w:t>Field Crops Research</w:t>
+      </w:r>
+      <w:r>
+        <w:t xml:space="preserve">, </w:t>
+      </w:r>
+      <w:r>
+        <w:rPr>
+          <w:i/>
+          <w:iCs/>
+        </w:rPr>
+        <w:t>295</w:t>
+      </w:r>
+      <w:r>
+        <w:t>, 108899. https://doi.org/10.1016/j.fcr.2023.108899</w:t>
+      </w:r>
+    </w:p>
+    <w:p>
+      <w:pPr>
+        <w:pStyle w:val="Bibliography"/>
+      </w:pPr>
+      <w:r>
+        <w:t xml:space="preserve">Salonen, J., Andersson, L., Andreasen, C., &amp; Semb Torresen, K. (2008). </w:t>
+      </w:r>
+      <w:r>
+        <w:rPr>
+          <w:i/>
+          <w:iCs/>
+        </w:rPr>
+        <w:t>Key perennial weeds in arable crops in the Nordic countries</w:t>
+      </w:r>
+      <w:r>
+        <w:t>.</w:t>
+      </w:r>
+    </w:p>
+    <w:p>
+      <w:pPr>
+        <w:pStyle w:val="Bibliography"/>
+      </w:pPr>
+      <w:r>
+        <w:t xml:space="preserve">Schatke, M., Ulber, L., Musavi, T., Wäldchen, J., &amp; von Redwitz, C. (2024). From unwanted to wanted: Blending functional weed traits into weed distribution maps. </w:t>
+      </w:r>
+      <w:r>
+        <w:rPr>
+          <w:i/>
+          <w:iCs/>
+        </w:rPr>
+        <w:t>Weed Research</w:t>
+      </w:r>
+      <w:r>
+        <w:t xml:space="preserve">, </w:t>
+      </w:r>
+      <w:r>
+        <w:rPr>
+          <w:i/>
+          <w:iCs/>
+        </w:rPr>
+        <w:t>64</w:t>
+      </w:r>
+      <w:r>
+        <w:t>(6), 407–417. https://doi.org/10.1111/wre.12664</w:t>
+      </w:r>
+    </w:p>
+    <w:p>
+      <w:pPr>
+        <w:pStyle w:val="Bibliography"/>
+      </w:pPr>
+      <w:r>
+        <w:t xml:space="preserve">Scherner, A., Melander, B., &amp; Kudsk, P. (2016). Vertical distribution and composition of weed seeds within the plough layer after eleven years of contrasting crop rotation and </w:t>
+      </w:r>
+      <w:r>
+        <w:lastRenderedPageBreak/>
+        <w:t xml:space="preserve">tillage schemes. </w:t>
+      </w:r>
+      <w:r>
+        <w:rPr>
+          <w:i/>
+          <w:iCs/>
+        </w:rPr>
+        <w:t>Soil and Tillage Research</w:t>
+      </w:r>
+      <w:r>
+        <w:t xml:space="preserve">, </w:t>
+      </w:r>
+      <w:r>
+        <w:rPr>
+          <w:i/>
+          <w:iCs/>
+        </w:rPr>
+        <w:t>161</w:t>
+      </w:r>
+      <w:r>
+        <w:t>, 135–142. https://doi.org/10.1016/j.still.2016.04.005</w:t>
+      </w:r>
+    </w:p>
+    <w:p>
+      <w:pPr>
+        <w:pStyle w:val="Bibliography"/>
+      </w:pPr>
+      <w:r>
+        <w:t xml:space="preserve">Sharma, A., Kumar, V., Shahzad, B., Tanveer, M., Sidhu, G. P. S., Handa, N., Kohli, S. K., Yadav, P., Bali, A. S., Parihar, R. D., Dar, O. I., Singh, K., Jasrotia, S., Bakshi, P., Ramakrishnan, M., Kumar, S., Bhardwaj, R., &amp; Thukral, A. K. (2019). Worldwide pesticide usage and its impacts on ecosystem. </w:t>
+      </w:r>
+      <w:r>
+        <w:rPr>
+          <w:i/>
+          <w:iCs/>
+        </w:rPr>
+        <w:t>SN Applied Sciences</w:t>
+      </w:r>
+      <w:r>
+        <w:t xml:space="preserve">, </w:t>
+      </w:r>
+      <w:r>
+        <w:rPr>
+          <w:i/>
+          <w:iCs/>
+        </w:rPr>
+        <w:t>1</w:t>
+      </w:r>
+      <w:r>
+        <w:t>(11), 1446. https://doi.org/10.1007/s42452-019-1485-1</w:t>
+      </w:r>
+    </w:p>
+    <w:p>
+      <w:pPr>
+        <w:pStyle w:val="Bibliography"/>
+      </w:pPr>
+      <w:r>
+        <w:t xml:space="preserve">Shi, S., Yin, W., Niu, F., Yin, X., &amp; Shi, Y. (2026). Sustainable agricultural practices shape the weed seed bank. A meta-analysis. </w:t>
+      </w:r>
+      <w:r>
+        <w:rPr>
+          <w:i/>
+          <w:iCs/>
+        </w:rPr>
+        <w:t>Agronomy for Sustainable Development</w:t>
+      </w:r>
+      <w:r>
+        <w:t xml:space="preserve">, </w:t>
+      </w:r>
+      <w:r>
+        <w:rPr>
+          <w:i/>
+          <w:iCs/>
+        </w:rPr>
+        <w:t>46</w:t>
+      </w:r>
+      <w:r>
+        <w:t>(2), 18. https://doi.org/10.1007/s13593-026-01090-1</w:t>
+      </w:r>
+    </w:p>
+    <w:p>
+      <w:pPr>
+        <w:pStyle w:val="Bibliography"/>
+      </w:pPr>
+      <w:r>
+        <w:t xml:space="preserve">Shrestha, A., Knezevic, S. Z., Roy, R. C., Ball-Coelho, B. R., &amp; Swanton, C. J. (2002). Effect of tillage, cover crop and crop rotation on the composition of weed flora in a sandy soil. </w:t>
+      </w:r>
+      <w:r>
+        <w:rPr>
+          <w:i/>
+          <w:iCs/>
+        </w:rPr>
+        <w:t>Weed Research</w:t>
+      </w:r>
+      <w:r>
+        <w:t xml:space="preserve">, </w:t>
+      </w:r>
+      <w:r>
+        <w:rPr>
+          <w:i/>
+          <w:iCs/>
+        </w:rPr>
+        <w:t>42</w:t>
+      </w:r>
+      <w:r>
+        <w:t>(1), 76–87. https://doi.org/10.1046/j.1365-3180.2002.00264.x</w:t>
+      </w:r>
+    </w:p>
+    <w:p>
+      <w:pPr>
+        <w:pStyle w:val="Bibliography"/>
+      </w:pPr>
+      <w:r>
+        <w:t xml:space="preserve">Silge, J., &amp; Robinson, D. (2016). tidytext: Text Mining and Analysis Using Tidy Data Principles in R. </w:t>
+      </w:r>
+      <w:r>
+        <w:rPr>
+          <w:i/>
+          <w:iCs/>
+        </w:rPr>
+        <w:t>JOSS</w:t>
+      </w:r>
+      <w:r>
+        <w:t xml:space="preserve">, </w:t>
+      </w:r>
+      <w:r>
+        <w:rPr>
+          <w:i/>
+          <w:iCs/>
+        </w:rPr>
+        <w:t>1</w:t>
+      </w:r>
+      <w:r>
+        <w:t>(3). https://doi.org/10.21105/joss.00037</w:t>
+      </w:r>
+    </w:p>
+    <w:p>
+      <w:pPr>
+        <w:pStyle w:val="Bibliography"/>
+      </w:pPr>
+      <w:r>
+        <w:t xml:space="preserve">Smith, P. (2004). How long before a change in soil organic carbon can be detected? </w:t>
+      </w:r>
+      <w:r>
+        <w:rPr>
+          <w:i/>
+          <w:iCs/>
+        </w:rPr>
+        <w:t>Global Change Biology</w:t>
+      </w:r>
+      <w:r>
+        <w:t xml:space="preserve">, </w:t>
+      </w:r>
+      <w:r>
+        <w:rPr>
+          <w:i/>
+          <w:iCs/>
+        </w:rPr>
+        <w:t>10</w:t>
+      </w:r>
+      <w:r>
+        <w:t>(11), 1878–1883. https://doi.org/10.1111/j.1365-2486.2004.00854.x</w:t>
+      </w:r>
+    </w:p>
+    <w:p>
+      <w:pPr>
+        <w:pStyle w:val="Bibliography"/>
+        <w:rPr>
+          <w:lang w:val="da-DK"/>
+        </w:rPr>
+      </w:pPr>
+      <w:r>
+        <w:t xml:space="preserve">Smith, R. G., Warren, N. D., &amp; Cordeau, S. (2020). Are cover crop mixtures better at suppressing weeds than cover crop monocultures? </w:t>
+      </w:r>
+      <w:r>
+        <w:rPr>
+          <w:i/>
+          <w:iCs/>
+          <w:lang w:val="da-DK"/>
+        </w:rPr>
+        <w:t>Weed Science</w:t>
+      </w:r>
+      <w:r>
+        <w:rPr>
+          <w:lang w:val="da-DK"/>
+        </w:rPr>
+        <w:t xml:space="preserve">, </w:t>
+      </w:r>
+      <w:r>
+        <w:rPr>
+          <w:i/>
+          <w:iCs/>
+          <w:lang w:val="da-DK"/>
+        </w:rPr>
+        <w:t>68</w:t>
+      </w:r>
+      <w:r>
+        <w:rPr>
+          <w:lang w:val="da-DK"/>
+        </w:rPr>
+        <w:t>(2), 186–194. https://doi.org/10.1017/wsc.2020.12</w:t>
+      </w:r>
+    </w:p>
+    <w:p>
+      <w:pPr>
+        <w:pStyle w:val="Bibliography"/>
+      </w:pPr>
+      <w:r>
+        <w:rPr>
+          <w:lang w:val="da-DK"/>
+        </w:rPr>
+        <w:t xml:space="preserve">Sønderskov, M., Rydahl, P., Bøjer, O. M., Jensen, J. E., &amp; Kudsk, P. (2016). </w:t>
+      </w:r>
+      <w:r>
+        <w:t xml:space="preserve">Crop Protection Online—Weeds: A Case Study for Agricultural Decision Support Systems. In J. Papathanasiou, N. Ploskas, &amp; I. Linden (Eds.), </w:t>
+      </w:r>
+      <w:r>
+        <w:rPr>
+          <w:i/>
+          <w:iCs/>
+        </w:rPr>
+        <w:t xml:space="preserve">Real-World Decision Support Systems: </w:t>
+      </w:r>
+      <w:r>
+        <w:rPr>
+          <w:i/>
+          <w:iCs/>
+        </w:rPr>
+        <w:lastRenderedPageBreak/>
+        <w:t>Case Studies</w:t>
+      </w:r>
+      <w:r>
+        <w:t xml:space="preserve"> (pp. 303–320). Springer International Publishing. https://doi.org/10.1007/978-3-319-43916-7_13</w:t>
+      </w:r>
+    </w:p>
+    <w:p>
+      <w:pPr>
+        <w:pStyle w:val="Bibliography"/>
+      </w:pPr>
+      <w:r>
+        <w:t xml:space="preserve">Statistics Denmark. (2025). </w:t>
+      </w:r>
+      <w:r>
+        <w:rPr>
+          <w:i/>
+          <w:iCs/>
+        </w:rPr>
+        <w:t>Cropland</w:t>
+      </w:r>
+      <w:r>
+        <w:t>. https://www.dst.dk/en/Statistik/emner/erhvervsliv/landbrug-gartneri-og-skovbrug/det-dyrkede-areal</w:t>
+      </w:r>
+    </w:p>
+    <w:p>
+      <w:pPr>
+        <w:pStyle w:val="Bibliography"/>
+      </w:pPr>
+      <w:r>
+        <w:t xml:space="preserve">Storkey, J., &amp; Westbury, D. B. (2007). Managing arable weeds for biodiversity. </w:t>
+      </w:r>
+      <w:r>
+        <w:rPr>
+          <w:i/>
+          <w:iCs/>
+        </w:rPr>
+        <w:t>Pest Management Science</w:t>
+      </w:r>
+      <w:r>
+        <w:t xml:space="preserve">, </w:t>
+      </w:r>
+      <w:r>
+        <w:rPr>
+          <w:i/>
+          <w:iCs/>
+        </w:rPr>
         <w:t>63</w:t>
       </w:r>
       <w:r>
-        <w:t>, 1–8. https://doi.org/10.1016/j.cropro.2014.04.022</w:t>
+        <w:t>(6), 517–523. https://doi.org/10.1002/ps.1375</w:t>
       </w:r>
     </w:p>
     <w:p>
@@ -16133,15 +17978,155 @@
         <w:pStyle w:val="Bibliography"/>
       </w:pPr>
       <w:r>
+        <w:t xml:space="preserve">Sullivan, C. A. O., Whisson, K., Treble, K., Roper, M. M., Micin, S. F., &amp; Ward, P. R. (2017). Biological nitrification inhibition by weeds: Wild radish, brome grass, wild oats and annual ryegrass decrease nitrification rates in their rhizospheres. </w:t>
+      </w:r>
+      <w:r>
+        <w:rPr>
+          <w:i/>
+          <w:iCs/>
+        </w:rPr>
+        <w:t>Crop and Pasture Science</w:t>
+      </w:r>
+      <w:r>
+        <w:t xml:space="preserve">, </w:t>
+      </w:r>
+      <w:r>
+        <w:rPr>
+          <w:i/>
+          <w:iCs/>
+        </w:rPr>
+        <w:t>68</w:t>
+      </w:r>
+      <w:r>
+        <w:t>(8), 798–804. https://doi.org/10.1071/CP17243</w:t>
+      </w:r>
+    </w:p>
+    <w:p>
+      <w:pPr>
+        <w:pStyle w:val="Bibliography"/>
+      </w:pPr>
+      <w:r>
+        <w:t xml:space="preserve">Swanton, C. J., Shrestha, A., Roy, R. C., Ball-Coelho, B. R., &amp; Knezevic, S. Z. (1999). Effect of tillage systems, N, and cover crop on the composition of weed flora. </w:t>
+      </w:r>
+      <w:r>
+        <w:rPr>
+          <w:i/>
+          <w:iCs/>
+        </w:rPr>
+        <w:t>Weed Science</w:t>
+      </w:r>
+      <w:r>
+        <w:t xml:space="preserve">, </w:t>
+      </w:r>
+      <w:r>
+        <w:rPr>
+          <w:i/>
+          <w:iCs/>
+        </w:rPr>
+        <w:t>47</w:t>
+      </w:r>
+      <w:r>
+        <w:t>(4), 454–461. https://doi.org/10.1017/S0043174500092079</w:t>
+      </w:r>
+    </w:p>
+    <w:p>
+      <w:pPr>
+        <w:pStyle w:val="Bibliography"/>
+      </w:pPr>
+      <w:r>
+        <w:t xml:space="preserve">Thomopoulos, S., Munkholm, L. J., Elsgaard, L., &amp; Ravnskov, S. (2025). Tillage and residue management modulate the links between soil physical signatures and arbuscular mycorrhizal fungal biomarkers. </w:t>
+      </w:r>
+      <w:r>
+        <w:rPr>
+          <w:i/>
+          <w:iCs/>
+        </w:rPr>
+        <w:t>Geoderma</w:t>
+      </w:r>
+      <w:r>
+        <w:t xml:space="preserve">, </w:t>
+      </w:r>
+      <w:r>
+        <w:rPr>
+          <w:i/>
+          <w:iCs/>
+        </w:rPr>
+        <w:t>454</w:t>
+      </w:r>
+      <w:r>
+        <w:t>, 117204. https://doi.org/10.1016/j.geoderma.2025.117204</w:t>
+      </w:r>
+    </w:p>
+    <w:p>
+      <w:pPr>
+        <w:pStyle w:val="Bibliography"/>
+      </w:pPr>
+      <w:r>
+        <w:t xml:space="preserve">Upadhaya, S., Arbuckle, J. G., &amp; Schulte, L. A. (2021). Developing farmer typologies to inform conservation outreach in agricultural landscapes. </w:t>
+      </w:r>
+      <w:r>
+        <w:rPr>
+          <w:i/>
+          <w:iCs/>
+        </w:rPr>
+        <w:t>Land Use Policy</w:t>
+      </w:r>
+      <w:r>
+        <w:t xml:space="preserve">, </w:t>
+      </w:r>
+      <w:r>
+        <w:rPr>
+          <w:i/>
+          <w:iCs/>
+        </w:rPr>
+        <w:t>101</w:t>
+      </w:r>
+      <w:r>
+        <w:t>, 105157. https://doi.org/10.1016/j.landusepol.2020.105157</w:t>
+      </w:r>
+    </w:p>
+    <w:p>
+      <w:pPr>
+        <w:pStyle w:val="Bibliography"/>
+      </w:pPr>
+      <w:r>
+        <w:t xml:space="preserve">Vandevoorde, N., Kudsk, P., Agnan, Y., &amp; Baret, P. V. (2025). Five methodological updates of the Danish Pesticide Load Indicator to support EU-wide pesticide risk reduction policies. </w:t>
+      </w:r>
+      <w:r>
+        <w:rPr>
+          <w:i/>
+          <w:iCs/>
+        </w:rPr>
+        <w:t>Environmental Research Letters</w:t>
+      </w:r>
+      <w:r>
+        <w:t xml:space="preserve">, </w:t>
+      </w:r>
+      <w:r>
+        <w:rPr>
+          <w:i/>
+          <w:iCs/>
+        </w:rPr>
+        <w:t>20</w:t>
+      </w:r>
+      <w:r>
+        <w:t>(12), 124070. https://doi.org/10.1088/1748-9326/ae269b</w:t>
+      </w:r>
+    </w:p>
+    <w:p>
+      <w:pPr>
+        <w:pStyle w:val="Bibliography"/>
+      </w:pPr>
+      <w:r>
         <w:lastRenderedPageBreak/>
-        <w:t xml:space="preserve">Büchmann, N. B., Josefsson, H., &amp; Cowe, I. A. (2001). Performance of European Artificial Neural Network (ANN) Calibrations for Moisture and Protein in Cereals Using the Danish Near-Infrared Transmission (NIT) Network. </w:t>
-      </w:r>
-      <w:r>
-        <w:rPr>
-          <w:i/>
-          <w:iCs/>
-        </w:rPr>
-        <w:t>Cereal Chemistry</w:t>
+        <w:t xml:space="preserve">Wan, N.-F., Fu, L., Dainese, M., Kiær, L. P., Hu, Y.-Q., Xin, F., Goulson, D., Woodcock, B. A., Vanbergen, A. J., Spurgeon, D. J., Shen, S., &amp; Scherber, C. (2025). Pesticides have negative effects on non-target organisms. </w:t>
+      </w:r>
+      <w:r>
+        <w:rPr>
+          <w:i/>
+          <w:iCs/>
+        </w:rPr>
+        <w:t>Nature Communications</w:t>
       </w:r>
       <w:r>
         <w:t xml:space="preserve">, </w:t>
@@ -16151,10 +18136,10 @@
           <w:i/>
           <w:iCs/>
         </w:rPr>
-        <w:t>78</w:t>
-      </w:r>
-      <w:r>
-        <w:t>(5), 572–577. https://doi.org/10.1094/CCHEM.2001.78.5.572</w:t>
+        <w:t>16</w:t>
+      </w:r>
+      <w:r>
+        <w:t>(1), 1360. https://doi.org/10.1038/s41467-025-56732-x</w:t>
       </w:r>
     </w:p>
     <w:p>
@@ -16162,14 +18147,14 @@
         <w:pStyle w:val="Bibliography"/>
       </w:pPr>
       <w:r>
-        <w:t xml:space="preserve">Burns, F., Eaton, M. A., Barlow, K. E., Beckmann, B. C., Brereton, T., Brooks, D. R., Brown, P. M. J., Fulaij, N. A., Gent, T., Henderson, I., Noble, D. G., Parsons, M., Powney, G. D., Roy, H. E., Stroh, P., Walker, K., Wilkinson, J. W., Wotton, S. R., &amp; Gregory, R. D. (2016). Agricultural Management and Climatic Change Are the Major Drivers of Biodiversity Change in the UK. </w:t>
-      </w:r>
-      <w:r>
-        <w:rPr>
-          <w:i/>
-          <w:iCs/>
-        </w:rPr>
-        <w:t>PLOS ONE</w:t>
+        <w:t xml:space="preserve">Weber, J. F., Kunz, C., Peteinatos, G. G., Zikeli, S., &amp; Gerhards, R. (2017). Weed Control Using Conventional Tillage, Reduced Tillage, No-Tillage, and Cover Crops in Organic Soybean. </w:t>
+      </w:r>
+      <w:r>
+        <w:rPr>
+          <w:i/>
+          <w:iCs/>
+        </w:rPr>
+        <w:t>Agriculture</w:t>
       </w:r>
       <w:r>
         <w:t xml:space="preserve">, </w:t>
@@ -16179,10 +18164,10 @@
           <w:i/>
           <w:iCs/>
         </w:rPr>
-        <w:t>11</w:t>
-      </w:r>
-      <w:r>
-        <w:t>(3), e0151595. https://doi.org/10.1371/journal.pone.0151595</w:t>
+        <w:t>7</w:t>
+      </w:r>
+      <w:r>
+        <w:t>(5), 43. https://doi.org/10.3390/agriculture7050043</w:t>
       </w:r>
     </w:p>
     <w:p>
@@ -16190,14 +18175,14 @@
         <w:pStyle w:val="Bibliography"/>
       </w:pPr>
       <w:r>
-        <w:t xml:space="preserve">Ceballos, G., Ehrlich, P. R., &amp; Dirzo, R. (2017). Biological annihilation via the ongoing sixth mass extinction signaled by vertebrate population losses and declines. </w:t>
-      </w:r>
-      <w:r>
-        <w:rPr>
-          <w:i/>
-          <w:iCs/>
-        </w:rPr>
-        <w:t>Proceedings of the National Academy of Sciences</w:t>
+        <w:t xml:space="preserve">Westh, T. B., Hauschild, M. Z., Birkved, M., Jørgensen, M. S., Rosenbaum, R. K., &amp; Fantke, P. (2015). The USEtox story: A survey of model developer visions and user requirements. </w:t>
+      </w:r>
+      <w:r>
+        <w:rPr>
+          <w:i/>
+          <w:iCs/>
+        </w:rPr>
+        <w:t>The International Journal of Life Cycle Assessment</w:t>
       </w:r>
       <w:r>
         <w:t xml:space="preserve">, </w:t>
@@ -16207,49 +18192,38 @@
           <w:i/>
           <w:iCs/>
         </w:rPr>
-        <w:t>114</w:t>
-      </w:r>
-      <w:r>
-        <w:t>(30), E6089–E6096. https://doi.org/10.1073/pnas.1704949114</w:t>
+        <w:t>20</w:t>
+      </w:r>
+      <w:r>
+        <w:t>(2), 299–310. https://doi.org/10.1007/s11367-014-0829-8</w:t>
       </w:r>
     </w:p>
     <w:p>
       <w:pPr>
         <w:pStyle w:val="Bibliography"/>
-        <w:rPr>
-          <w:lang w:val="da-DK"/>
-        </w:rPr>
-      </w:pPr>
-      <w:r>
-        <w:t xml:space="preserve">Cusser, S., Bahlai, C., Swinton, S. M., Robertson, G. P., &amp; Haddad, N. M. (2020). Long-term research avoids spurious and misleading trends in sustainability attributes of no-till. </w:t>
-      </w:r>
-      <w:r>
-        <w:rPr>
-          <w:i/>
-          <w:iCs/>
-          <w:lang w:val="da-DK"/>
-        </w:rPr>
-        <w:t>Global Change Biology</w:t>
-      </w:r>
-      <w:r>
-        <w:rPr>
-          <w:lang w:val="da-DK"/>
-        </w:rPr>
+      </w:pPr>
+      <w:r>
+        <w:t xml:space="preserve">Wickham, H., Averick, M., Bryan, J., Chang, W., McGowan, L. D., François, R., Grolemund, G., Hayes, A., Henry, L., Hester, J., Kuhn, M., Pedersen, T. L., Miller, E., Bache, S. M., Müller, K., Ooms, J., Robinson, D., Seidel, D. P., Spinu, V., … Yutani, H. (2019). Welcome to the Tidyverse. </w:t>
+      </w:r>
+      <w:r>
+        <w:rPr>
+          <w:i/>
+          <w:iCs/>
+        </w:rPr>
+        <w:t>Journal of Open Source Software</w:t>
+      </w:r>
+      <w:r>
         <w:t xml:space="preserve">, </w:t>
       </w:r>
       <w:r>
         <w:rPr>
           <w:i/>
           <w:iCs/>
-          <w:lang w:val="da-DK"/>
-        </w:rPr>
-        <w:t>26</w:t>
-      </w:r>
-      <w:r>
-        <w:rPr>
-          <w:lang w:val="da-DK"/>
-        </w:rPr>
-        <w:t>(6), 3715–3725. https://doi.org/10.1111/gcb.15080</w:t>
+        </w:rPr>
+        <w:t>4</w:t>
+      </w:r>
+      <w:r>
+        <w:t>(43), 1686. https://doi.org/10.21105/joss.01686</w:t>
       </w:r>
     </w:p>
     <w:p>
@@ -16257,13 +18231,43 @@
         <w:pStyle w:val="Bibliography"/>
       </w:pPr>
       <w:r>
-        <w:rPr>
-          <w:lang w:val="da-DK"/>
-        </w:rPr>
-        <w:t xml:space="preserve">Dalgaard, T., Hansen, B., Hasler, B., Hertel, O., Hutchings, N. J., Jacobsen, B. H., Jensen, L. S., Kronvang, B., Olesen, J. E., Schjørring, J. K., Kristensen, I. S., Graversgaard, M., Termansen, M., &amp; Vejre, H. (2014). </w:t>
-      </w:r>
-      <w:r>
-        <w:t xml:space="preserve">Policies for agricultural nitrogen management—Trends, challenges and prospects for improved efficiency in Denmark. </w:t>
+        <w:t xml:space="preserve">Wickham, H., &amp; Bryan, J. (2023). </w:t>
+      </w:r>
+      <w:r>
+        <w:rPr>
+          <w:i/>
+          <w:iCs/>
+        </w:rPr>
+        <w:t>readxl: Read Excel Files</w:t>
+      </w:r>
+      <w:r>
+        <w:t>. https://CRAN.R-project.org/package=readxl</w:t>
+      </w:r>
+    </w:p>
+    <w:p>
+      <w:pPr>
+        <w:pStyle w:val="Bibliography"/>
+      </w:pPr>
+      <w:r>
+        <w:t xml:space="preserve">Wickham, H., Pedersen, T. L., &amp; Seidel, D. (2025). </w:t>
+      </w:r>
+      <w:r>
+        <w:rPr>
+          <w:i/>
+          <w:iCs/>
+        </w:rPr>
+        <w:t>scales: Scale Functions for Visualization</w:t>
+      </w:r>
+      <w:r>
+        <w:t>. https://CRAN.R-project.org/package=scales</w:t>
+      </w:r>
+    </w:p>
+    <w:p>
+      <w:pPr>
+        <w:pStyle w:val="Bibliography"/>
+      </w:pPr>
+      <w:r>
+        <w:t xml:space="preserve">Xiao, L., Wang, G., Zhou, H., Jin, X., &amp; Luo, Z. (2022). Coupling agricultural system models with machine learning to facilitate regional predictions of management practices and crop production. </w:t>
       </w:r>
       <w:r>
         <w:rPr>
@@ -16280,10 +18284,10 @@
           <w:i/>
           <w:iCs/>
         </w:rPr>
-        <w:t>9</w:t>
-      </w:r>
-      <w:r>
-        <w:t>(11), 115002. https://doi.org/10.1088/1748-9326/9/11/115002</w:t>
+        <w:t>17</w:t>
+      </w:r>
+      <w:r>
+        <w:t>(11), 114027. https://doi.org/10.1088/1748-9326/ac9c71</w:t>
       </w:r>
     </w:p>
     <w:p>
@@ -16291,1693 +18295,7 @@
         <w:pStyle w:val="Bibliography"/>
       </w:pPr>
       <w:r>
-        <w:t xml:space="preserve">Dirzo, R., Young, H. S., Galetti, M., Ceballos, G., Isaac, N. J. B., &amp; Collen, B. (2014). Defaunation in the Anthropocene. </w:t>
-      </w:r>
-      <w:r>
-        <w:rPr>
-          <w:i/>
-          <w:iCs/>
-        </w:rPr>
-        <w:t>Science</w:t>
-      </w:r>
-      <w:r>
-        <w:t xml:space="preserve">, </w:t>
-      </w:r>
-      <w:r>
-        <w:rPr>
-          <w:i/>
-          <w:iCs/>
-        </w:rPr>
-        <w:t>345</w:t>
-      </w:r>
-      <w:r>
-        <w:t>(6195), 401–406. https://doi.org/10.1126/science.1251817</w:t>
-      </w:r>
-    </w:p>
-    <w:p>
-      <w:pPr>
-        <w:pStyle w:val="Bibliography"/>
-      </w:pPr>
-      <w:r>
         <w:lastRenderedPageBreak/>
-        <w:t xml:space="preserve">DMI. (2025). </w:t>
-      </w:r>
-      <w:r>
-        <w:rPr>
-          <w:i/>
-          <w:iCs/>
-        </w:rPr>
-        <w:t>Denmark Meteorological Institute Open Data</w:t>
-      </w:r>
-      <w:r>
-        <w:t>. https://www.dmi.dk/friedata/dokumentation/data</w:t>
-      </w:r>
-    </w:p>
-    <w:p>
-      <w:pPr>
-        <w:pStyle w:val="Bibliography"/>
-      </w:pPr>
-      <w:r>
-        <w:rPr>
-          <w:lang w:val="da-DK"/>
-        </w:rPr>
-        <w:t xml:space="preserve">Elhakeem, A., Porre, R. J., Hoffland, E., Van Dam, J. C., Drost, S. M., &amp; De Deyn, G. B. (2023). </w:t>
-      </w:r>
-      <w:r>
-        <w:t xml:space="preserve">Radish-based cover crop mixtures mitigate leaching and increase availability of nitrogen to the cash crop. </w:t>
-      </w:r>
-      <w:r>
-        <w:rPr>
-          <w:i/>
-          <w:iCs/>
-        </w:rPr>
-        <w:t>Field Crops Research</w:t>
-      </w:r>
-      <w:r>
-        <w:t xml:space="preserve">, </w:t>
-      </w:r>
-      <w:r>
-        <w:rPr>
-          <w:i/>
-          <w:iCs/>
-        </w:rPr>
-        <w:t>292</w:t>
-      </w:r>
-      <w:r>
-        <w:t>, 108803. https://doi.org/10.1016/j.fcr.2022.108803</w:t>
-      </w:r>
-    </w:p>
-    <w:p>
-      <w:pPr>
-        <w:pStyle w:val="Bibliography"/>
-      </w:pPr>
-      <w:r>
-        <w:t xml:space="preserve">Esposito, M., Westbrook, A. S., Maggio, A., Cirillo, V., &amp; DiTommaso, A. (2023). Neutral weed communities: The intersection between crop productivity, biodiversity, and weed ecosystem services. </w:t>
-      </w:r>
-      <w:r>
-        <w:rPr>
-          <w:i/>
-          <w:iCs/>
-        </w:rPr>
-        <w:t>Weed Science</w:t>
-      </w:r>
-      <w:r>
-        <w:t xml:space="preserve">, </w:t>
-      </w:r>
-      <w:r>
-        <w:rPr>
-          <w:i/>
-          <w:iCs/>
-        </w:rPr>
-        <w:t>71</w:t>
-      </w:r>
-      <w:r>
-        <w:t>(4), 301–311. https://doi.org/10.1017/wsc.2023.27</w:t>
-      </w:r>
-    </w:p>
-    <w:p>
-      <w:pPr>
-        <w:pStyle w:val="Bibliography"/>
-      </w:pPr>
-      <w:r>
-        <w:t xml:space="preserve">Fanfarillo, E., &amp; Kasperski, A. (2021). An index of ecological value for European arable plant communities. </w:t>
-      </w:r>
-      <w:r>
-        <w:rPr>
-          <w:i/>
-          <w:iCs/>
-        </w:rPr>
-        <w:t>Biodiversity and Conservation</w:t>
-      </w:r>
-      <w:r>
-        <w:t xml:space="preserve">, </w:t>
-      </w:r>
-      <w:r>
-        <w:rPr>
-          <w:i/>
-          <w:iCs/>
-        </w:rPr>
-        <w:t>30</w:t>
-      </w:r>
-      <w:r>
-        <w:t>(7), 2145–2164. https://doi.org/10.1007/s10531-021-02191-x</w:t>
-      </w:r>
-    </w:p>
-    <w:p>
-      <w:pPr>
-        <w:pStyle w:val="Bibliography"/>
-      </w:pPr>
-      <w:r>
-        <w:t xml:space="preserve">FAO. (2023). </w:t>
-      </w:r>
-      <w:r>
-        <w:rPr>
-          <w:i/>
-          <w:iCs/>
-        </w:rPr>
-        <w:t>Crop and Livestock Products</w:t>
-      </w:r>
-      <w:r>
-        <w:t xml:space="preserve"> [Dataset]. Food and Agriculture Organization of the United Nations. https://www.fao.org/faostat/en/#data/QCL</w:t>
-      </w:r>
-    </w:p>
-    <w:p>
-      <w:pPr>
-        <w:pStyle w:val="Bibliography"/>
-      </w:pPr>
-      <w:r>
-        <w:t xml:space="preserve">Florence, A. M., &amp; McGuire, A. M. (2020). Do diverse cover crop mixtures perform better than monocultures? A systematic review. </w:t>
-      </w:r>
-      <w:r>
-        <w:rPr>
-          <w:i/>
-          <w:iCs/>
-        </w:rPr>
-        <w:t>Agronomy Journal</w:t>
-      </w:r>
-      <w:r>
-        <w:t xml:space="preserve">, </w:t>
-      </w:r>
-      <w:r>
-        <w:rPr>
-          <w:i/>
-          <w:iCs/>
-        </w:rPr>
-        <w:t>112</w:t>
-      </w:r>
-      <w:r>
-        <w:t>(5), 3513–3534. https://doi.org/10.1002/agj2.20340</w:t>
-      </w:r>
-    </w:p>
-    <w:p>
-      <w:pPr>
-        <w:pStyle w:val="Bibliography"/>
-      </w:pPr>
-      <w:r>
-        <w:t xml:space="preserve">Gaba, S., Cheviron, N., Perrot, T., Piutti, S., Gautier, J.-L., &amp; Bretagnolle, V. (2020). Weeds Enhance Multifunctionality in Arable Lands in South-West of France. </w:t>
-      </w:r>
-      <w:r>
-        <w:rPr>
-          <w:i/>
-          <w:iCs/>
-        </w:rPr>
-        <w:t>Frontiers in Sustainable Food Systems</w:t>
-      </w:r>
-      <w:r>
-        <w:t xml:space="preserve">, </w:t>
-      </w:r>
-      <w:r>
-        <w:rPr>
-          <w:i/>
-          <w:iCs/>
-        </w:rPr>
-        <w:t>4</w:t>
-      </w:r>
-      <w:r>
-        <w:t>. https://doi.org/10.3389/fsufs.2020.00071</w:t>
-      </w:r>
-    </w:p>
-    <w:p>
-      <w:pPr>
-        <w:pStyle w:val="Bibliography"/>
-      </w:pPr>
-      <w:r>
-        <w:t xml:space="preserve">Gentili, M., Nichols, V., Jørgensen, J. R., Jørgensen, R. N., &amp; Gislum, R. (in review). Functional Roles of Weeds in Arable Ecosystems: A Review of Methods to Assess Eco-system Services and Disservices. </w:t>
-      </w:r>
-      <w:r>
-        <w:rPr>
-          <w:i/>
-          <w:iCs/>
-        </w:rPr>
-        <w:t>Weed Research</w:t>
-      </w:r>
-      <w:r>
-        <w:t>.</w:t>
-      </w:r>
-    </w:p>
-    <w:p>
-      <w:pPr>
-        <w:pStyle w:val="Bibliography"/>
-      </w:pPr>
-      <w:r>
-        <w:lastRenderedPageBreak/>
-        <w:t xml:space="preserve">Gómez-Muñoz, B., Jensen, L. S., Munkholm, L., Olesen, J. E., Møller Hansen, E., &amp; Bruun, S. (2021). Long-term effect of tillage and straw retention in conservation agriculture systems on soil carbon storage. </w:t>
-      </w:r>
-      <w:r>
-        <w:rPr>
-          <w:i/>
-          <w:iCs/>
-        </w:rPr>
-        <w:t>Soil Science Society of America Journal</w:t>
-      </w:r>
-      <w:r>
-        <w:t xml:space="preserve">, </w:t>
-      </w:r>
-      <w:r>
-        <w:rPr>
-          <w:i/>
-          <w:iCs/>
-        </w:rPr>
-        <w:t>85</w:t>
-      </w:r>
-      <w:r>
-        <w:t>(5), 1465–1478. https://doi.org/10.1002/saj2.20312</w:t>
-      </w:r>
-    </w:p>
-    <w:p>
-      <w:pPr>
-        <w:pStyle w:val="Bibliography"/>
-      </w:pPr>
-      <w:r>
-        <w:rPr>
-          <w:lang w:val="da-DK"/>
-        </w:rPr>
-        <w:t xml:space="preserve">Hansen, E. M., Munkholm, L. J., Olesen, J. E., &amp; Melander, B. (2015). </w:t>
-      </w:r>
-      <w:r>
-        <w:t xml:space="preserve">Nitrate Leaching, Yields and Carbon Sequestration after Noninversion Tillage, Catch Crops, and Straw Retention. </w:t>
-      </w:r>
-      <w:r>
-        <w:rPr>
-          <w:i/>
-          <w:iCs/>
-        </w:rPr>
-        <w:t>Journal of Environmental Quality</w:t>
-      </w:r>
-      <w:r>
-        <w:t xml:space="preserve">, </w:t>
-      </w:r>
-      <w:r>
-        <w:rPr>
-          <w:i/>
-          <w:iCs/>
-        </w:rPr>
-        <w:t>44</w:t>
-      </w:r>
-      <w:r>
-        <w:t>(3), 868–881. https://doi.org/10.2134/jeq2014.11.0482</w:t>
-      </w:r>
-    </w:p>
-    <w:p>
-      <w:pPr>
-        <w:pStyle w:val="Bibliography"/>
-      </w:pPr>
-      <w:r>
-        <w:t xml:space="preserve">Henle, K., Alard, D., Clitherow, J., Cobb, P., Firbank, L., Kull, T., McCracken, D., Moritz, R. F. A., Niemelä, J., Rebane, M., Wascher, D., Watt, A., &amp; Young, J. (2008). Identifying and managing the conflicts between agriculture and biodiversity conservation in Europe–A review. </w:t>
-      </w:r>
-      <w:r>
-        <w:rPr>
-          <w:i/>
-          <w:iCs/>
-        </w:rPr>
-        <w:t>Agriculture, Ecosystems &amp; Environment, Special Section: Problems and Prospects of Grassland Agroecosystems in Western China</w:t>
-      </w:r>
-      <w:r>
-        <w:t xml:space="preserve">, </w:t>
-      </w:r>
-      <w:r>
-        <w:rPr>
-          <w:i/>
-          <w:iCs/>
-        </w:rPr>
-        <w:t>124</w:t>
-      </w:r>
-      <w:r>
-        <w:t>(1), 60–71. https://doi.org/10.1016/j.agee.2007.09.005</w:t>
-      </w:r>
-    </w:p>
-    <w:p>
-      <w:pPr>
-        <w:pStyle w:val="Bibliography"/>
-      </w:pPr>
-      <w:r>
-        <w:t xml:space="preserve">Hothorn, T., Bretz, F., &amp; Westfall, P. (2002). </w:t>
-      </w:r>
-      <w:r>
-        <w:rPr>
-          <w:i/>
-          <w:iCs/>
-        </w:rPr>
-        <w:t>multcomp: Simultaneous Inference in General Parametric Models</w:t>
-      </w:r>
-      <w:r>
-        <w:t xml:space="preserve"> (p. 1.4-30) [Dataset]. https://doi.org/10.32614/CRAN.package.multcomp</w:t>
-      </w:r>
-    </w:p>
-    <w:p>
-      <w:pPr>
-        <w:pStyle w:val="Bibliography"/>
-      </w:pPr>
-      <w:r>
-        <w:t xml:space="preserve">Jian, J., Du, X., Reiter, M. S., &amp; Stewart, R. D. (2020). A meta-analysis of global cropland soil carbon changes due to cover cropping. </w:t>
-      </w:r>
-      <w:r>
-        <w:rPr>
-          <w:i/>
-          <w:iCs/>
-        </w:rPr>
-        <w:t>Soil Biology and Biochemistry</w:t>
-      </w:r>
-      <w:r>
-        <w:t xml:space="preserve">, </w:t>
-      </w:r>
-      <w:r>
-        <w:rPr>
-          <w:i/>
-          <w:iCs/>
-        </w:rPr>
-        <w:t>143</w:t>
-      </w:r>
-      <w:r>
-        <w:t>, 107735. https://doi.org/10.1016/j.soilbio.2020.107735</w:t>
-      </w:r>
-    </w:p>
-    <w:p>
-      <w:pPr>
-        <w:pStyle w:val="Bibliography"/>
-      </w:pPr>
-      <w:r>
-        <w:t xml:space="preserve">Kathage, J., Smit, B., Janssens, B., Haagsma, W., &amp; Adrados, J. L. (2022). How much is policy driving the adoption of cover crops? Evidence from four EU regions. </w:t>
-      </w:r>
-      <w:r>
-        <w:rPr>
-          <w:i/>
-          <w:iCs/>
-        </w:rPr>
-        <w:t>Land Use Policy</w:t>
-      </w:r>
-      <w:r>
-        <w:t xml:space="preserve">, </w:t>
-      </w:r>
-      <w:r>
-        <w:rPr>
-          <w:i/>
-          <w:iCs/>
-        </w:rPr>
-        <w:t>116</w:t>
-      </w:r>
-      <w:r>
-        <w:t>, 106016. https://doi.org/10.1016/j.landusepol.2022.106016</w:t>
-      </w:r>
-    </w:p>
-    <w:p>
-      <w:pPr>
-        <w:pStyle w:val="Bibliography"/>
-      </w:pPr>
-      <w:r>
-        <w:rPr>
-          <w:lang w:val="da-DK"/>
-        </w:rPr>
-        <w:lastRenderedPageBreak/>
-        <w:t xml:space="preserve">Kudsk, P., Jørgensen, L. N., &amp; Ørum, J. E. (2018). </w:t>
-      </w:r>
-      <w:r>
-        <w:t xml:space="preserve">Pesticide Load—A new Danish pesticide risk indicator with multiple applications. </w:t>
-      </w:r>
-      <w:r>
-        <w:rPr>
-          <w:i/>
-          <w:iCs/>
-        </w:rPr>
-        <w:t>Land Use Policy</w:t>
-      </w:r>
-      <w:r>
-        <w:t xml:space="preserve">, </w:t>
-      </w:r>
-      <w:r>
-        <w:rPr>
-          <w:i/>
-          <w:iCs/>
-        </w:rPr>
-        <w:t>70</w:t>
-      </w:r>
-      <w:r>
-        <w:t>, 384–393. https://doi.org/10.1016/j.landusepol.2017.11.010</w:t>
-      </w:r>
-    </w:p>
-    <w:p>
-      <w:pPr>
-        <w:pStyle w:val="Bibliography"/>
-      </w:pPr>
-      <w:r>
-        <w:t xml:space="preserve">Labeyrie, V., Antona, M., Baudry, J., Bazile, D., Bodin, Ö., Caillon, S., Leclerc, C., Le Page, C., Louafi, S., Mariel, J., Massol, F., &amp; Thomas, M. (2021). Networking agrobiodiversity management to foster biodiversity-based agriculture. A review. </w:t>
-      </w:r>
-      <w:r>
-        <w:rPr>
-          <w:i/>
-          <w:iCs/>
-        </w:rPr>
-        <w:t>Agronomy for Sustainable Development</w:t>
-      </w:r>
-      <w:r>
-        <w:t xml:space="preserve">, </w:t>
-      </w:r>
-      <w:r>
-        <w:rPr>
-          <w:i/>
-          <w:iCs/>
-        </w:rPr>
-        <w:t>41</w:t>
-      </w:r>
-      <w:r>
-        <w:t>(1), 4. https://doi.org/10.1007/s13593-020-00662-z</w:t>
-      </w:r>
-    </w:p>
-    <w:p>
-      <w:pPr>
-        <w:pStyle w:val="Bibliography"/>
-      </w:pPr>
-      <w:r>
-        <w:t xml:space="preserve">Lacroix, C., Vandenberghe, C., Monty, A., &amp; Dumont, B. (2024). Effect of long-term tillage and residue managements on weed flora and its impact on winter wheat development. </w:t>
-      </w:r>
-      <w:r>
-        <w:rPr>
-          <w:i/>
-          <w:iCs/>
-        </w:rPr>
-        <w:t>Agriculture, Ecosystems &amp; Environment</w:t>
-      </w:r>
-      <w:r>
-        <w:t xml:space="preserve">, </w:t>
-      </w:r>
-      <w:r>
-        <w:rPr>
-          <w:i/>
-          <w:iCs/>
-        </w:rPr>
-        <w:t>366</w:t>
-      </w:r>
-      <w:r>
-        <w:t>, 108937. https://doi.org/10.1016/j.agee.2024.108937</w:t>
-      </w:r>
-    </w:p>
-    <w:p>
-      <w:pPr>
-        <w:pStyle w:val="Bibliography"/>
-      </w:pPr>
-      <w:r>
-        <w:t xml:space="preserve">Lawley, Y. E., Teasdale, J. R., &amp; Weil, R. R. (2012). The Mechanism for Weed Suppression by a Forage Radish Cover Crop. </w:t>
-      </w:r>
-      <w:r>
-        <w:rPr>
-          <w:i/>
-          <w:iCs/>
-        </w:rPr>
-        <w:t>Agronomy Journal</w:t>
-      </w:r>
-      <w:r>
-        <w:t xml:space="preserve">, </w:t>
-      </w:r>
-      <w:r>
-        <w:rPr>
-          <w:i/>
-          <w:iCs/>
-        </w:rPr>
-        <w:t>104</w:t>
-      </w:r>
-      <w:r>
-        <w:t>(2), 205–214. https://doi.org/10.2134/agronj2011.0128</w:t>
-      </w:r>
-    </w:p>
-    <w:p>
-      <w:pPr>
-        <w:pStyle w:val="Bibliography"/>
-      </w:pPr>
-      <w:r>
-        <w:t xml:space="preserve">Lenth, R. V. (2024). </w:t>
-      </w:r>
-      <w:r>
-        <w:rPr>
-          <w:i/>
-          <w:iCs/>
-        </w:rPr>
-        <w:t>emmeans: Estimated Marginal Means, aka Least-Squares Means</w:t>
-      </w:r>
-      <w:r>
-        <w:t>. https://CRAN.R-project.org/package=emmeans</w:t>
-      </w:r>
-    </w:p>
-    <w:p>
-      <w:pPr>
-        <w:pStyle w:val="Bibliography"/>
-      </w:pPr>
-      <w:r>
-        <w:rPr>
-          <w:lang w:val="da-DK"/>
-        </w:rPr>
-        <w:t xml:space="preserve">Leskovšek, R., Eler, K., &amp; Zamljen, S. A. (2025). </w:t>
-      </w:r>
-      <w:r>
-        <w:t xml:space="preserve">Weed suppression and maize yield influenced by cover crop mixture diversity and tillage. </w:t>
-      </w:r>
-      <w:r>
-        <w:rPr>
-          <w:i/>
-          <w:iCs/>
-        </w:rPr>
-        <w:t>Agriculture, Ecosystems &amp; Environment</w:t>
-      </w:r>
-      <w:r>
-        <w:t xml:space="preserve">, </w:t>
-      </w:r>
-      <w:r>
-        <w:rPr>
-          <w:i/>
-          <w:iCs/>
-        </w:rPr>
-        <w:t>383</w:t>
-      </w:r>
-      <w:r>
-        <w:t>, 109530. https://doi.org/10.1016/j.agee.2025.109530</w:t>
-      </w:r>
-    </w:p>
-    <w:p>
-      <w:pPr>
-        <w:pStyle w:val="Bibliography"/>
-      </w:pPr>
-      <w:r>
-        <w:t xml:space="preserve">Lewis, K., Rainford, J., Tzilivakis, J., &amp; Garthwaite, D. (2021). Application of the Danish pesticide load indicator to arable agriculture in the United Kingdom. </w:t>
-      </w:r>
-      <w:r>
-        <w:rPr>
-          <w:i/>
-          <w:iCs/>
-        </w:rPr>
-        <w:t>Journal of Environmental Quality</w:t>
-      </w:r>
-      <w:r>
-        <w:t xml:space="preserve">, </w:t>
-      </w:r>
-      <w:r>
-        <w:rPr>
-          <w:i/>
-          <w:iCs/>
-        </w:rPr>
-        <w:t>50</w:t>
-      </w:r>
-      <w:r>
-        <w:t>(5), 1110–1122. https://doi.org/10.1002/jeq2.20262</w:t>
-      </w:r>
-    </w:p>
-    <w:p>
-      <w:pPr>
-        <w:pStyle w:val="Bibliography"/>
-      </w:pPr>
-      <w:r>
-        <w:lastRenderedPageBreak/>
-        <w:t xml:space="preserve">Lu, X. (2020). A meta-analysis of the effects of crop residue return on crop yields and water use efficiency. </w:t>
-      </w:r>
-      <w:r>
-        <w:rPr>
-          <w:i/>
-          <w:iCs/>
-        </w:rPr>
-        <w:t>PLOS ONE</w:t>
-      </w:r>
-      <w:r>
-        <w:t xml:space="preserve">, </w:t>
-      </w:r>
-      <w:r>
-        <w:rPr>
-          <w:i/>
-          <w:iCs/>
-        </w:rPr>
-        <w:t>15</w:t>
-      </w:r>
-      <w:r>
-        <w:t>(4), e0231740. https://doi.org/10.1371/journal.pone.0231740</w:t>
-      </w:r>
-    </w:p>
-    <w:p>
-      <w:pPr>
-        <w:pStyle w:val="Bibliography"/>
-      </w:pPr>
-      <w:r>
-        <w:t xml:space="preserve">MacLaren, C., Swanepoel, P., Bennett, J., Wright, J., &amp; Dehnen-Schmutz, K. (2019). Cover crop biomass production is more important than diversity for weed suppression. </w:t>
-      </w:r>
-      <w:r>
-        <w:rPr>
-          <w:i/>
-          <w:iCs/>
-        </w:rPr>
-        <w:t>Crop Science</w:t>
-      </w:r>
-      <w:r>
-        <w:t xml:space="preserve">, </w:t>
-      </w:r>
-      <w:r>
-        <w:rPr>
-          <w:i/>
-          <w:iCs/>
-        </w:rPr>
-        <w:t>59</w:t>
-      </w:r>
-      <w:r>
-        <w:t>(2), 733–748.</w:t>
-      </w:r>
-    </w:p>
-    <w:p>
-      <w:pPr>
-        <w:pStyle w:val="Bibliography"/>
-      </w:pPr>
-      <w:r>
-        <w:t xml:space="preserve">Marshall, E. J. P., Brown, V. K., Boatman, N. D., Lutman, P. J. W., Squire, G. R., &amp; Ward, L. K. (2003). The role of weeds in supporting biological diversity within crop fields. </w:t>
-      </w:r>
-      <w:r>
-        <w:rPr>
-          <w:i/>
-          <w:iCs/>
-        </w:rPr>
-        <w:t>Weed Research</w:t>
-      </w:r>
-      <w:r>
-        <w:t xml:space="preserve">, </w:t>
-      </w:r>
-      <w:r>
-        <w:rPr>
-          <w:i/>
-          <w:iCs/>
-        </w:rPr>
-        <w:t>43</w:t>
-      </w:r>
-      <w:r>
-        <w:t>(2), 77–89. https://doi.org/10.1046/j.1365-3180.2003.00326.x</w:t>
-      </w:r>
-    </w:p>
-    <w:p>
-      <w:pPr>
-        <w:pStyle w:val="Bibliography"/>
-      </w:pPr>
-      <w:r>
-        <w:t xml:space="preserve">McKenzie-Gopsill, A., Mills, A., MacDonald, A. N., &amp; Wyand, S. (2022). The importance of species selection in cover crop mixture design. </w:t>
-      </w:r>
-      <w:r>
-        <w:rPr>
-          <w:i/>
-          <w:iCs/>
-        </w:rPr>
-        <w:t>Weed Science</w:t>
-      </w:r>
-      <w:r>
-        <w:t xml:space="preserve">, </w:t>
-      </w:r>
-      <w:r>
-        <w:rPr>
-          <w:i/>
-          <w:iCs/>
-        </w:rPr>
-        <w:t>70</w:t>
-      </w:r>
-      <w:r>
-        <w:t>(4), 436–447. https://doi.org/10.1017/wsc.2022.28</w:t>
-      </w:r>
-    </w:p>
-    <w:p>
-      <w:pPr>
-        <w:pStyle w:val="Bibliography"/>
-      </w:pPr>
-      <w:r>
-        <w:t xml:space="preserve">Melander, B., Nørremark, M., &amp; Kristensen, E. F. (2013). Combining mechanical rhizome removal and cover crops for Elytrigia repens control in organic barley systems. </w:t>
-      </w:r>
-      <w:r>
-        <w:rPr>
-          <w:i/>
-          <w:iCs/>
-        </w:rPr>
-        <w:t>Weed Research</w:t>
-      </w:r>
-      <w:r>
-        <w:t xml:space="preserve">, </w:t>
-      </w:r>
-      <w:r>
-        <w:rPr>
-          <w:i/>
-          <w:iCs/>
-        </w:rPr>
-        <w:t>53</w:t>
-      </w:r>
-      <w:r>
-        <w:t>(6), 461–469. https://doi.org/10.1111/wre.12042</w:t>
-      </w:r>
-    </w:p>
-    <w:p>
-      <w:pPr>
-        <w:pStyle w:val="Bibliography"/>
-      </w:pPr>
-      <w:r>
-        <w:t xml:space="preserve">Miranda-Vélez, J. F., Simpson, G. L., Hansen, E. M., &amp; Munkholm, L. J. (2026). In-season effects of winter cover crops and tillage on soil NO3- and N leaching – Analysis with generalized additive models. </w:t>
-      </w:r>
-      <w:r>
-        <w:rPr>
-          <w:i/>
-          <w:iCs/>
-        </w:rPr>
-        <w:t>Agriculture, Ecosystems &amp; Environment</w:t>
-      </w:r>
-      <w:r>
-        <w:t xml:space="preserve">, </w:t>
-      </w:r>
-      <w:r>
-        <w:rPr>
-          <w:i/>
-          <w:iCs/>
-        </w:rPr>
-        <w:t>396</w:t>
-      </w:r>
-      <w:r>
-        <w:t>, 110011. https://doi.org/10.1016/j.agee.2025.110011</w:t>
-      </w:r>
-    </w:p>
-    <w:p>
-      <w:pPr>
-        <w:pStyle w:val="Bibliography"/>
-      </w:pPr>
-      <w:r>
-        <w:t xml:space="preserve">Monat, J. P. (2009). The benefits of global scaling in multi-criteria decision analysis. </w:t>
-      </w:r>
-      <w:r>
-        <w:rPr>
-          <w:i/>
-          <w:iCs/>
-        </w:rPr>
-        <w:t>Judgment and Decision Making</w:t>
-      </w:r>
-      <w:r>
-        <w:t xml:space="preserve">, </w:t>
-      </w:r>
-      <w:r>
-        <w:rPr>
-          <w:i/>
-          <w:iCs/>
-        </w:rPr>
-        <w:t>4</w:t>
-      </w:r>
-      <w:r>
-        <w:t>(6), 492–508. https://doi.org/10.1017/S1930297500004034</w:t>
-      </w:r>
-    </w:p>
-    <w:p>
-      <w:pPr>
-        <w:pStyle w:val="Bibliography"/>
-      </w:pPr>
-      <w:r>
-        <w:t xml:space="preserve">Moreau, D., Pointurier, O., Nicolardot, B., Villerd, J., &amp; Colbach, N. (2020). In which cropping systems can residual weeds reduce nitrate leaching and soil erosion? </w:t>
-      </w:r>
-      <w:r>
-        <w:rPr>
-          <w:i/>
-          <w:iCs/>
-        </w:rPr>
-        <w:lastRenderedPageBreak/>
-        <w:t>European Journal of Agronomy</w:t>
-      </w:r>
-      <w:r>
-        <w:t xml:space="preserve">, </w:t>
-      </w:r>
-      <w:r>
-        <w:rPr>
-          <w:i/>
-          <w:iCs/>
-        </w:rPr>
-        <w:t>119</w:t>
-      </w:r>
-      <w:r>
-        <w:t>, 126015. https://doi.org/10.1016/j.eja.2020.126015</w:t>
-      </w:r>
-    </w:p>
-    <w:p>
-      <w:pPr>
-        <w:pStyle w:val="Bibliography"/>
-      </w:pPr>
-      <w:r>
-        <w:t xml:space="preserve">Oksanen, J., Simpson, G. L., Blanchet, F. G., Kindt, R., Legendre, P., Minchin, P. R., O’Hara, R. B., Solymos, P., Stevens, M. H. H., Szoecs, E., Wagner, H., Barbour, M., Bedward, M., Bolker, B., Borcard, D., Carvalho, G., Chirico, M., Caceres, M. D., Durand, S., … Weedon, J. (2024). </w:t>
-      </w:r>
-      <w:r>
-        <w:rPr>
-          <w:i/>
-          <w:iCs/>
-        </w:rPr>
-        <w:t>vegan: Community Ecology Package</w:t>
-      </w:r>
-      <w:r>
-        <w:t>. https://CRAN.R-project.org/package=vegan</w:t>
-      </w:r>
-    </w:p>
-    <w:p>
-      <w:pPr>
-        <w:pStyle w:val="Bibliography"/>
-      </w:pPr>
-      <w:r>
-        <w:t xml:space="preserve">Peel, M. C., Finlayson, B. L., &amp; McMahon, T. A. (2007). Updated world map of the Köppen–Geiger climate classification. </w:t>
-      </w:r>
-      <w:r>
-        <w:rPr>
-          <w:i/>
-          <w:iCs/>
-        </w:rPr>
-        <w:t>Hydrology and Earth System Sciences</w:t>
-      </w:r>
-      <w:r>
-        <w:t xml:space="preserve">, </w:t>
-      </w:r>
-      <w:r>
-        <w:rPr>
-          <w:i/>
-          <w:iCs/>
-        </w:rPr>
-        <w:t>11</w:t>
-      </w:r>
-      <w:r>
-        <w:t>(5), 1633–1644. https://doi.org/10.5194/hess-11-1633-2007</w:t>
-      </w:r>
-    </w:p>
-    <w:p>
-      <w:pPr>
-        <w:pStyle w:val="Bibliography"/>
-      </w:pPr>
-      <w:r>
-        <w:t xml:space="preserve">Petit, S., Boursault, A., Guilloux, M., Munier-Jolain, N., &amp; Reboud, X. (2011). Weeds in agricultural landscapes. A review. </w:t>
-      </w:r>
-      <w:r>
-        <w:rPr>
-          <w:i/>
-          <w:iCs/>
-        </w:rPr>
-        <w:t>Agronomy for Sustainable Development</w:t>
-      </w:r>
-      <w:r>
-        <w:t xml:space="preserve">, </w:t>
-      </w:r>
-      <w:r>
-        <w:rPr>
-          <w:i/>
-          <w:iCs/>
-        </w:rPr>
-        <w:t>31</w:t>
-      </w:r>
-      <w:r>
-        <w:t>(2), 309–317. https://doi.org/10.1051/agro/2010020</w:t>
-      </w:r>
-    </w:p>
-    <w:p>
-      <w:pPr>
-        <w:pStyle w:val="Bibliography"/>
-      </w:pPr>
-      <w:r>
-        <w:t xml:space="preserve">Petit, S., Munier-Jolain, N., Bretagnolle, V., Bockstaller, C., Gaba, S., Cordeau, S., Lechenet, M., Mézière, D., &amp; Colbach, N. (2015). Ecological Intensification Through Pesticide Reduction: Weed Control, Weed Biodiversity and Sustainability in Arable Farming. </w:t>
-      </w:r>
-      <w:r>
-        <w:rPr>
-          <w:i/>
-          <w:iCs/>
-        </w:rPr>
-        <w:t>Environmental Management</w:t>
-      </w:r>
-      <w:r>
-        <w:t xml:space="preserve">, </w:t>
-      </w:r>
-      <w:r>
-        <w:rPr>
-          <w:i/>
-          <w:iCs/>
-        </w:rPr>
-        <w:t>56</w:t>
-      </w:r>
-      <w:r>
-        <w:t>(5), 1078–1090. https://doi.org/10.1007/s00267-015-0554-5</w:t>
-      </w:r>
-    </w:p>
-    <w:p>
-      <w:pPr>
-        <w:pStyle w:val="Bibliography"/>
-      </w:pPr>
-      <w:r>
-        <w:t xml:space="preserve">Pielou, E. C. (1966). The measurement of diversity in different types of biological collections. </w:t>
-      </w:r>
-      <w:r>
-        <w:rPr>
-          <w:i/>
-          <w:iCs/>
-        </w:rPr>
-        <w:t>Journal of Theoretical Biology</w:t>
-      </w:r>
-      <w:r>
-        <w:t xml:space="preserve">, </w:t>
-      </w:r>
-      <w:r>
-        <w:rPr>
-          <w:i/>
-          <w:iCs/>
-        </w:rPr>
-        <w:t>13</w:t>
-      </w:r>
-      <w:r>
-        <w:t>(1), 131–144. https://doi.org/10.1016/0022-5193(66)90013-0</w:t>
-      </w:r>
-    </w:p>
-    <w:p>
-      <w:pPr>
-        <w:pStyle w:val="Bibliography"/>
-      </w:pPr>
-      <w:r>
-        <w:t xml:space="preserve">Pittelkow, C. M., Liang, X., Linquist, B. A., van Groenigen, K. J., Lee, J., Lundy, M. E., van Gestel, N., Six, J., Venterea, R. T., &amp; van Kessel, C. (2015). Productivity limits and potentials of the principles of conservation agriculture. </w:t>
-      </w:r>
-      <w:r>
-        <w:rPr>
-          <w:i/>
-          <w:iCs/>
-        </w:rPr>
-        <w:t>Nature</w:t>
-      </w:r>
-      <w:r>
-        <w:t xml:space="preserve">, </w:t>
-      </w:r>
-      <w:r>
-        <w:rPr>
-          <w:i/>
-          <w:iCs/>
-        </w:rPr>
-        <w:t>517</w:t>
-      </w:r>
-      <w:r>
-        <w:t>(7534), 365–368. https://doi.org/10.1038/nature13809</w:t>
-      </w:r>
-    </w:p>
-    <w:p>
-      <w:pPr>
-        <w:pStyle w:val="Bibliography"/>
-      </w:pPr>
-      <w:r>
-        <w:lastRenderedPageBreak/>
-        <w:t xml:space="preserve">Pratt, R. C., Schutte, B. J., Idowu, O. J., Uchanski, M., &amp; Grant, L. (2023). Fall-sown small grain cover crops for weed suppression and soil moisture management in an irrigated organic agroecosystem. </w:t>
-      </w:r>
-      <w:r>
-        <w:rPr>
-          <w:i/>
-          <w:iCs/>
-        </w:rPr>
-        <w:t>Renewable Agriculture and Food Systems</w:t>
-      </w:r>
-      <w:r>
-        <w:t xml:space="preserve">, </w:t>
-      </w:r>
-      <w:r>
-        <w:rPr>
-          <w:i/>
-          <w:iCs/>
-        </w:rPr>
-        <w:t>38</w:t>
-      </w:r>
-      <w:r>
-        <w:t>, e1. https://doi.org/10.1017/S174217052200028X</w:t>
-      </w:r>
-    </w:p>
-    <w:p>
-      <w:pPr>
-        <w:pStyle w:val="Bibliography"/>
-      </w:pPr>
-      <w:r>
-        <w:t xml:space="preserve">R Core Team. (2024). </w:t>
-      </w:r>
-      <w:r>
-        <w:rPr>
-          <w:i/>
-          <w:iCs/>
-        </w:rPr>
-        <w:t>R: A Language and Environment for Statistical Computing</w:t>
-      </w:r>
-      <w:r>
-        <w:t>. R Foundation for Statistical Computing. https://www.R-project.org/</w:t>
-      </w:r>
-    </w:p>
-    <w:p>
-      <w:pPr>
-        <w:pStyle w:val="Bibliography"/>
-      </w:pPr>
-      <w:r>
-        <w:t xml:space="preserve">Rani, L., Thapa, K., Kanojia, N., Sharma, N., Singh, S., Grewal, A. S., Srivastav, A. L., &amp; Kaushal, J. (2021). An extensive review on the consequences of chemical pesticides on human health and environment. </w:t>
-      </w:r>
-      <w:r>
-        <w:rPr>
-          <w:i/>
-          <w:iCs/>
-        </w:rPr>
-        <w:t>Journal of Cleaner Production</w:t>
-      </w:r>
-      <w:r>
-        <w:t xml:space="preserve">, </w:t>
-      </w:r>
-      <w:r>
-        <w:rPr>
-          <w:i/>
-          <w:iCs/>
-        </w:rPr>
-        <w:t>283</w:t>
-      </w:r>
-      <w:r>
-        <w:t>, 124657. https://doi.org/10.1016/j.jclepro.2020.124657</w:t>
-      </w:r>
-    </w:p>
-    <w:p>
-      <w:pPr>
-        <w:pStyle w:val="Bibliography"/>
-      </w:pPr>
-      <w:r>
-        <w:t xml:space="preserve">Ritchie, H., &amp; Roser, M. (2019). Half of the world’s habitable land is used for agriculture. </w:t>
-      </w:r>
-      <w:r>
-        <w:rPr>
-          <w:i/>
-          <w:iCs/>
-        </w:rPr>
-        <w:t>Our World in Data</w:t>
-      </w:r>
-      <w:r>
-        <w:t>.</w:t>
-      </w:r>
-    </w:p>
-    <w:p>
-      <w:pPr>
-        <w:pStyle w:val="Bibliography"/>
-      </w:pPr>
-      <w:r>
-        <w:t xml:space="preserve">Rouge, A., Adeux, G., Busset, H., Hugard, R., Martin, J., Matejicek, A., Moreau, D., Guillemin, J.-P., &amp; Cordeau, S. (2023). Carry-over effects of cover crops on weeds and crop productivity in no-till systems. </w:t>
-      </w:r>
-      <w:r>
-        <w:rPr>
-          <w:i/>
-          <w:iCs/>
-        </w:rPr>
-        <w:t>Field Crops Research</w:t>
-      </w:r>
-      <w:r>
-        <w:t xml:space="preserve">, </w:t>
-      </w:r>
-      <w:r>
-        <w:rPr>
-          <w:i/>
-          <w:iCs/>
-        </w:rPr>
-        <w:t>295</w:t>
-      </w:r>
-      <w:r>
-        <w:t>, 108899. https://doi.org/10.1016/j.fcr.2023.108899</w:t>
-      </w:r>
-    </w:p>
-    <w:p>
-      <w:pPr>
-        <w:pStyle w:val="Bibliography"/>
-      </w:pPr>
-      <w:r>
-        <w:t xml:space="preserve">Salonen, J., Andersson, L., Andreasen, C., &amp; Semb Torresen, K. (2008). </w:t>
-      </w:r>
-      <w:r>
-        <w:rPr>
-          <w:i/>
-          <w:iCs/>
-        </w:rPr>
-        <w:t>Key perennial weeds in arable crops in the Nordic countries</w:t>
-      </w:r>
-      <w:r>
-        <w:t>.</w:t>
-      </w:r>
-    </w:p>
-    <w:p>
-      <w:pPr>
-        <w:pStyle w:val="Bibliography"/>
-      </w:pPr>
-      <w:r>
-        <w:t xml:space="preserve">Schatke, M., Ulber, L., Musavi, T., Wäldchen, J., &amp; von Redwitz, C. (2024). From unwanted to wanted: Blending functional weed traits into weed distribution maps. </w:t>
-      </w:r>
-      <w:r>
-        <w:rPr>
-          <w:i/>
-          <w:iCs/>
-        </w:rPr>
-        <w:t>Weed Research</w:t>
-      </w:r>
-      <w:r>
-        <w:t xml:space="preserve">, </w:t>
-      </w:r>
-      <w:r>
-        <w:rPr>
-          <w:i/>
-          <w:iCs/>
-        </w:rPr>
-        <w:t>64</w:t>
-      </w:r>
-      <w:r>
-        <w:t>(6), 407–417. https://doi.org/10.1111/wre.12664</w:t>
-      </w:r>
-    </w:p>
-    <w:p>
-      <w:pPr>
-        <w:pStyle w:val="Bibliography"/>
-      </w:pPr>
-      <w:r>
-        <w:t xml:space="preserve">Scherner, A., Melander, B., &amp; Kudsk, P. (2016). Vertical distribution and composition of weed seeds within the plough layer after eleven years of contrasting crop rotation and tillage schemes. </w:t>
-      </w:r>
-      <w:r>
-        <w:rPr>
-          <w:i/>
-          <w:iCs/>
-        </w:rPr>
-        <w:t>Soil and Tillage Research</w:t>
-      </w:r>
-      <w:r>
-        <w:t xml:space="preserve">, </w:t>
-      </w:r>
-      <w:r>
-        <w:rPr>
-          <w:i/>
-          <w:iCs/>
-        </w:rPr>
-        <w:t>161</w:t>
-      </w:r>
-      <w:r>
-        <w:t>, 135–142. https://doi.org/10.1016/j.still.2016.04.005</w:t>
-      </w:r>
-    </w:p>
-    <w:p>
-      <w:pPr>
-        <w:pStyle w:val="Bibliography"/>
-      </w:pPr>
-      <w:r>
-        <w:lastRenderedPageBreak/>
-        <w:t xml:space="preserve">Sharma, A., Kumar, V., Shahzad, B., Tanveer, M., Sidhu, G. P. S., Handa, N., Kohli, S. K., Yadav, P., Bali, A. S., Parihar, R. D., Dar, O. I., Singh, K., Jasrotia, S., Bakshi, P., Ramakrishnan, M., Kumar, S., Bhardwaj, R., &amp; Thukral, A. K. (2019). Worldwide pesticide usage and its impacts on ecosystem. </w:t>
-      </w:r>
-      <w:r>
-        <w:rPr>
-          <w:i/>
-          <w:iCs/>
-        </w:rPr>
-        <w:t>SN Applied Sciences</w:t>
-      </w:r>
-      <w:r>
-        <w:t xml:space="preserve">, </w:t>
-      </w:r>
-      <w:r>
-        <w:rPr>
-          <w:i/>
-          <w:iCs/>
-        </w:rPr>
-        <w:t>1</w:t>
-      </w:r>
-      <w:r>
-        <w:t>(11), 1446. https://doi.org/10.1007/s42452-019-1485-1</w:t>
-      </w:r>
-    </w:p>
-    <w:p>
-      <w:pPr>
-        <w:pStyle w:val="Bibliography"/>
-      </w:pPr>
-      <w:r>
-        <w:t xml:space="preserve">Shi, S., Yin, W., Niu, F., Yin, X., &amp; Shi, Y. (2026). Sustainable agricultural practices shape the weed seed bank. A meta-analysis. </w:t>
-      </w:r>
-      <w:r>
-        <w:rPr>
-          <w:i/>
-          <w:iCs/>
-        </w:rPr>
-        <w:t>Agronomy for Sustainable Development</w:t>
-      </w:r>
-      <w:r>
-        <w:t xml:space="preserve">, </w:t>
-      </w:r>
-      <w:r>
-        <w:rPr>
-          <w:i/>
-          <w:iCs/>
-        </w:rPr>
-        <w:t>46</w:t>
-      </w:r>
-      <w:r>
-        <w:t>(2), 18. https://doi.org/10.1007/s13593-026-01090-1</w:t>
-      </w:r>
-    </w:p>
-    <w:p>
-      <w:pPr>
-        <w:pStyle w:val="Bibliography"/>
-      </w:pPr>
-      <w:r>
-        <w:t xml:space="preserve">Shrestha, A., Knezevic, S. Z., Roy, R. C., Ball-Coelho, B. R., &amp; Swanton, C. J. (2002). Effect of tillage, cover crop and crop rotation on the composition of weed flora in a sandy soil. </w:t>
-      </w:r>
-      <w:r>
-        <w:rPr>
-          <w:i/>
-          <w:iCs/>
-        </w:rPr>
-        <w:t>Weed Research</w:t>
-      </w:r>
-      <w:r>
-        <w:t xml:space="preserve">, </w:t>
-      </w:r>
-      <w:r>
-        <w:rPr>
-          <w:i/>
-          <w:iCs/>
-        </w:rPr>
-        <w:t>42</w:t>
-      </w:r>
-      <w:r>
-        <w:t>(1), 76–87. https://doi.org/10.1046/j.1365-3180.2002.00264.x</w:t>
-      </w:r>
-    </w:p>
-    <w:p>
-      <w:pPr>
-        <w:pStyle w:val="Bibliography"/>
-      </w:pPr>
-      <w:r>
-        <w:t xml:space="preserve">Silge, J., &amp; Robinson, D. (2016). tidytext: Text Mining and Analysis Using Tidy Data Principles in R. </w:t>
-      </w:r>
-      <w:r>
-        <w:rPr>
-          <w:i/>
-          <w:iCs/>
-        </w:rPr>
-        <w:t>JOSS</w:t>
-      </w:r>
-      <w:r>
-        <w:t xml:space="preserve">, </w:t>
-      </w:r>
-      <w:r>
-        <w:rPr>
-          <w:i/>
-          <w:iCs/>
-        </w:rPr>
-        <w:t>1</w:t>
-      </w:r>
-      <w:r>
-        <w:t>(3). https://doi.org/10.21105/joss.00037</w:t>
-      </w:r>
-    </w:p>
-    <w:p>
-      <w:pPr>
-        <w:pStyle w:val="Bibliography"/>
-      </w:pPr>
-      <w:r>
-        <w:t xml:space="preserve">Smith, P. (2004). How long before a change in soil organic carbon can be detected? </w:t>
-      </w:r>
-      <w:r>
-        <w:rPr>
-          <w:i/>
-          <w:iCs/>
-        </w:rPr>
-        <w:t>Global Change Biology</w:t>
-      </w:r>
-      <w:r>
-        <w:t xml:space="preserve">, </w:t>
-      </w:r>
-      <w:r>
-        <w:rPr>
-          <w:i/>
-          <w:iCs/>
-        </w:rPr>
-        <w:t>10</w:t>
-      </w:r>
-      <w:r>
-        <w:t>(11), 1878–1883. https://doi.org/10.1111/j.1365-2486.2004.00854.x</w:t>
-      </w:r>
-    </w:p>
-    <w:p>
-      <w:pPr>
-        <w:pStyle w:val="Bibliography"/>
-        <w:rPr>
-          <w:lang w:val="da-DK"/>
-        </w:rPr>
-      </w:pPr>
-      <w:r>
-        <w:t xml:space="preserve">Smith, R. G., Warren, N. D., &amp; Cordeau, S. (2020). Are cover crop mixtures better at suppressing weeds than cover crop monocultures? </w:t>
-      </w:r>
-      <w:r>
-        <w:rPr>
-          <w:i/>
-          <w:iCs/>
-          <w:lang w:val="da-DK"/>
-        </w:rPr>
-        <w:t>Weed Science</w:t>
-      </w:r>
-      <w:r>
-        <w:rPr>
-          <w:lang w:val="da-DK"/>
-        </w:rPr>
-        <w:t xml:space="preserve">, </w:t>
-      </w:r>
-      <w:r>
-        <w:rPr>
-          <w:i/>
-          <w:iCs/>
-          <w:lang w:val="da-DK"/>
-        </w:rPr>
-        <w:t>68</w:t>
-      </w:r>
-      <w:r>
-        <w:rPr>
-          <w:lang w:val="da-DK"/>
-        </w:rPr>
-        <w:t>(2), 186–194. https://doi.org/10.1017/wsc.2020.12</w:t>
-      </w:r>
-    </w:p>
-    <w:p>
-      <w:pPr>
-        <w:pStyle w:val="Bibliography"/>
-      </w:pPr>
-      <w:r>
-        <w:rPr>
-          <w:lang w:val="da-DK"/>
-        </w:rPr>
-        <w:t xml:space="preserve">Sønderskov, M., Rydahl, P., Bøjer, O. M., Jensen, J. E., &amp; Kudsk, P. (2016). </w:t>
-      </w:r>
-      <w:r>
-        <w:t xml:space="preserve">Crop Protection Online—Weeds: A Case Study for Agricultural Decision Support Systems. In J. Papathanasiou, N. Ploskas, &amp; I. Linden (Eds.), </w:t>
-      </w:r>
-      <w:r>
-        <w:rPr>
-          <w:i/>
-          <w:iCs/>
-        </w:rPr>
-        <w:t>Real-World Decision Support Systems: Case Studies</w:t>
-      </w:r>
-      <w:r>
-        <w:t xml:space="preserve"> (pp. 303–320). Springer International Publishing. https://doi.org/10.1007/978-3-319-43916-7_13</w:t>
-      </w:r>
-    </w:p>
-    <w:p>
-      <w:pPr>
-        <w:pStyle w:val="Bibliography"/>
-      </w:pPr>
-      <w:r>
-        <w:lastRenderedPageBreak/>
-        <w:t xml:space="preserve">Statistics Denmark. (2025). </w:t>
-      </w:r>
-      <w:r>
-        <w:rPr>
-          <w:i/>
-          <w:iCs/>
-        </w:rPr>
-        <w:t>Cropland</w:t>
-      </w:r>
-      <w:r>
-        <w:t>. https://www.dst.dk/en/Statistik/emner/erhvervsliv/landbrug-gartneri-og-skovbrug/det-dyrkede-areal</w:t>
-      </w:r>
-    </w:p>
-    <w:p>
-      <w:pPr>
-        <w:pStyle w:val="Bibliography"/>
-      </w:pPr>
-      <w:r>
-        <w:t xml:space="preserve">Storkey, J., &amp; Westbury, D. B. (2007). Managing arable weeds for biodiversity. </w:t>
-      </w:r>
-      <w:r>
-        <w:rPr>
-          <w:i/>
-          <w:iCs/>
-        </w:rPr>
-        <w:t>Pest Management Science</w:t>
-      </w:r>
-      <w:r>
-        <w:t xml:space="preserve">, </w:t>
-      </w:r>
-      <w:r>
-        <w:rPr>
-          <w:i/>
-          <w:iCs/>
-        </w:rPr>
-        <w:t>63</w:t>
-      </w:r>
-      <w:r>
-        <w:t>(6), 517–523. https://doi.org/10.1002/ps.1375</w:t>
-      </w:r>
-    </w:p>
-    <w:p>
-      <w:pPr>
-        <w:pStyle w:val="Bibliography"/>
-      </w:pPr>
-      <w:r>
-        <w:t xml:space="preserve">Sullivan, C. A. O., Whisson, K., Treble, K., Roper, M. M., Micin, S. F., &amp; Ward, P. R. (2017). Biological nitrification inhibition by weeds: Wild radish, brome grass, wild oats and annual ryegrass decrease nitrification rates in their rhizospheres. </w:t>
-      </w:r>
-      <w:r>
-        <w:rPr>
-          <w:i/>
-          <w:iCs/>
-        </w:rPr>
-        <w:t>Crop and Pasture Science</w:t>
-      </w:r>
-      <w:r>
-        <w:t xml:space="preserve">, </w:t>
-      </w:r>
-      <w:r>
-        <w:rPr>
-          <w:i/>
-          <w:iCs/>
-        </w:rPr>
-        <w:t>68</w:t>
-      </w:r>
-      <w:r>
-        <w:t>(8), 798–804. https://doi.org/10.1071/CP17243</w:t>
-      </w:r>
-    </w:p>
-    <w:p>
-      <w:pPr>
-        <w:pStyle w:val="Bibliography"/>
-      </w:pPr>
-      <w:r>
-        <w:t xml:space="preserve">Swanton, C. J., Shrestha, A., Roy, R. C., Ball-Coelho, B. R., &amp; Knezevic, S. Z. (1999). Effect of tillage systems, N, and cover crop on the composition of weed flora. </w:t>
-      </w:r>
-      <w:r>
-        <w:rPr>
-          <w:i/>
-          <w:iCs/>
-        </w:rPr>
-        <w:t>Weed Science</w:t>
-      </w:r>
-      <w:r>
-        <w:t xml:space="preserve">, </w:t>
-      </w:r>
-      <w:r>
-        <w:rPr>
-          <w:i/>
-          <w:iCs/>
-        </w:rPr>
-        <w:t>47</w:t>
-      </w:r>
-      <w:r>
-        <w:t>(4), 454–461. https://doi.org/10.1017/S0043174500092079</w:t>
-      </w:r>
-    </w:p>
-    <w:p>
-      <w:pPr>
-        <w:pStyle w:val="Bibliography"/>
-      </w:pPr>
-      <w:r>
-        <w:t xml:space="preserve">Vandevoorde, N., Kudsk, P., Agnan, Y., &amp; Baret, P. V. (2025). Five methodological updates of the Danish Pesticide Load Indicator to support EU-wide pesticide risk reduction policies. </w:t>
-      </w:r>
-      <w:r>
-        <w:rPr>
-          <w:i/>
-          <w:iCs/>
-        </w:rPr>
-        <w:t>Environmental Research Letters</w:t>
-      </w:r>
-      <w:r>
-        <w:t xml:space="preserve">, </w:t>
-      </w:r>
-      <w:r>
-        <w:rPr>
-          <w:i/>
-          <w:iCs/>
-        </w:rPr>
-        <w:t>20</w:t>
-      </w:r>
-      <w:r>
-        <w:t>(12), 124070. https://doi.org/10.1088/1748-9326/ae269b</w:t>
-      </w:r>
-    </w:p>
-    <w:p>
-      <w:pPr>
-        <w:pStyle w:val="Bibliography"/>
-      </w:pPr>
-      <w:r>
-        <w:t xml:space="preserve">Wan, N.-F., Fu, L., Dainese, M., Kiær, L. P., Hu, Y.-Q., Xin, F., Goulson, D., Woodcock, B. A., Vanbergen, A. J., Spurgeon, D. J., Shen, S., &amp; Scherber, C. (2025). Pesticides have negative effects on non-target organisms. </w:t>
-      </w:r>
-      <w:r>
-        <w:rPr>
-          <w:i/>
-          <w:iCs/>
-        </w:rPr>
-        <w:t>Nature Communications</w:t>
-      </w:r>
-      <w:r>
-        <w:t xml:space="preserve">, </w:t>
-      </w:r>
-      <w:r>
-        <w:rPr>
-          <w:i/>
-          <w:iCs/>
-        </w:rPr>
-        <w:t>16</w:t>
-      </w:r>
-      <w:r>
-        <w:t>(1), 1360. https://doi.org/10.1038/s41467-025-56732-x</w:t>
-      </w:r>
-    </w:p>
-    <w:p>
-      <w:pPr>
-        <w:pStyle w:val="Bibliography"/>
-      </w:pPr>
-      <w:r>
-        <w:t xml:space="preserve">Weber, J. F., Kunz, C., Peteinatos, G. G., Zikeli, S., &amp; Gerhards, R. (2017). Weed Control Using Conventional Tillage, Reduced Tillage, No-Tillage, and Cover Crops in Organic Soybean. </w:t>
-      </w:r>
-      <w:r>
-        <w:rPr>
-          <w:i/>
-          <w:iCs/>
-        </w:rPr>
-        <w:t>Agriculture</w:t>
-      </w:r>
-      <w:r>
-        <w:t xml:space="preserve">, </w:t>
-      </w:r>
-      <w:r>
-        <w:rPr>
-          <w:i/>
-          <w:iCs/>
-        </w:rPr>
-        <w:t>7</w:t>
-      </w:r>
-      <w:r>
-        <w:t>(5), 43. https://doi.org/10.3390/agriculture7050043</w:t>
-      </w:r>
-    </w:p>
-    <w:p>
-      <w:pPr>
-        <w:pStyle w:val="Bibliography"/>
-      </w:pPr>
-      <w:r>
-        <w:t xml:space="preserve">Westh, T. B., Hauschild, M. Z., Birkved, M., Jørgensen, M. S., Rosenbaum, R. K., &amp; Fantke, P. (2015). The USEtox story: A survey of model developer visions and user </w:t>
-      </w:r>
-      <w:r>
-        <w:lastRenderedPageBreak/>
-        <w:t xml:space="preserve">requirements. </w:t>
-      </w:r>
-      <w:r>
-        <w:rPr>
-          <w:i/>
-          <w:iCs/>
-        </w:rPr>
-        <w:t>The International Journal of Life Cycle Assessment</w:t>
-      </w:r>
-      <w:r>
-        <w:t xml:space="preserve">, </w:t>
-      </w:r>
-      <w:r>
-        <w:rPr>
-          <w:i/>
-          <w:iCs/>
-        </w:rPr>
-        <w:t>20</w:t>
-      </w:r>
-      <w:r>
-        <w:t>(2), 299–310. https://doi.org/10.1007/s11367-014-0829-8</w:t>
-      </w:r>
-    </w:p>
-    <w:p>
-      <w:pPr>
-        <w:pStyle w:val="Bibliography"/>
-      </w:pPr>
-      <w:r>
-        <w:t xml:space="preserve">Wickham, H., Averick, M., Bryan, J., Chang, W., McGowan, L. D., François, R., Grolemund, G., Hayes, A., Henry, L., Hester, J., Kuhn, M., Pedersen, T. L., Miller, E., Bache, S. M., Müller, K., Ooms, J., Robinson, D., Seidel, D. P., Spinu, V., … Yutani, H. (2019). Welcome to the Tidyverse. </w:t>
-      </w:r>
-      <w:r>
-        <w:rPr>
-          <w:i/>
-          <w:iCs/>
-        </w:rPr>
-        <w:t>Journal of Open Source Software</w:t>
-      </w:r>
-      <w:r>
-        <w:t xml:space="preserve">, </w:t>
-      </w:r>
-      <w:r>
-        <w:rPr>
-          <w:i/>
-          <w:iCs/>
-        </w:rPr>
-        <w:t>4</w:t>
-      </w:r>
-      <w:r>
-        <w:t>(43), 1686. https://doi.org/10.21105/joss.01686</w:t>
-      </w:r>
-    </w:p>
-    <w:p>
-      <w:pPr>
-        <w:pStyle w:val="Bibliography"/>
-      </w:pPr>
-      <w:r>
-        <w:t xml:space="preserve">Wickham, H., &amp; Bryan, J. (2023). </w:t>
-      </w:r>
-      <w:r>
-        <w:rPr>
-          <w:i/>
-          <w:iCs/>
-        </w:rPr>
-        <w:t>readxl: Read Excel Files</w:t>
-      </w:r>
-      <w:r>
-        <w:t>. https://CRAN.R-project.org/package=readxl</w:t>
-      </w:r>
-    </w:p>
-    <w:p>
-      <w:pPr>
-        <w:pStyle w:val="Bibliography"/>
-      </w:pPr>
-      <w:r>
-        <w:t xml:space="preserve">Wickham, H., Pedersen, T. L., &amp; Seidel, D. (2025). </w:t>
-      </w:r>
-      <w:r>
-        <w:rPr>
-          <w:i/>
-          <w:iCs/>
-        </w:rPr>
-        <w:t>scales: Scale Functions for Visualization</w:t>
-      </w:r>
-      <w:r>
-        <w:t>. https://CRAN.R-project.org/package=scales</w:t>
-      </w:r>
-    </w:p>
-    <w:p>
-      <w:pPr>
-        <w:pStyle w:val="Bibliography"/>
-      </w:pPr>
-      <w:r>
-        <w:t xml:space="preserve">Xiao, L., Wang, G., Zhou, H., Jin, X., &amp; Luo, Z. (2022). Coupling agricultural system models with machine learning to facilitate regional predictions of management practices and crop production. </w:t>
-      </w:r>
-      <w:r>
-        <w:rPr>
-          <w:i/>
-          <w:iCs/>
-        </w:rPr>
-        <w:t>Environmental Research Letters</w:t>
-      </w:r>
-      <w:r>
-        <w:t xml:space="preserve">, </w:t>
-      </w:r>
-      <w:r>
-        <w:rPr>
-          <w:i/>
-          <w:iCs/>
-        </w:rPr>
-        <w:t>17</w:t>
-      </w:r>
-      <w:r>
-        <w:t>(11), 114027. https://doi.org/10.1088/1748-9326/ac9c71</w:t>
-      </w:r>
-    </w:p>
-    <w:p>
-      <w:pPr>
-        <w:pStyle w:val="Bibliography"/>
-      </w:pPr>
-      <w:r>
         <w:t xml:space="preserve">Yvoz, S., Petit, S., Biju-Duval, L., &amp; Cordeau, S. (2020). A framework to type crop management strategies within a production situation to improve the comprehension of weed communities. </w:t>
       </w:r>
       <w:r>
@@ -18154,22 +18472,6 @@
       </w:r>
     </w:p>
   </w:comment>
-  <w:comment w:id="20" w:author="Virginia Anne Nichols" w:date="2026-04-13T11:27:00Z" w:initials="VN">
-    <w:p>
-      <w:pPr>
-        <w:pStyle w:val="CommentText"/>
-      </w:pPr>
-      <w:r>
-        <w:rPr>
-          <w:rStyle w:val="CommentReference"/>
-        </w:rPr>
-        <w:annotationRef/>
-      </w:r>
-      <w:r>
-        <w:t>(EMMA) If you keep the residue, you seem to lower your perennial weeds? At least in NT, and in MixE surf and NT?</w:t>
-      </w:r>
-    </w:p>
-  </w:comment>
 </w:comments>
 </file>
 
@@ -18182,7 +18484,6 @@
   <w15:commentEx w15:paraId="6C81547D" w15:done="0"/>
   <w15:commentEx w15:paraId="14379945" w15:done="0"/>
   <w15:commentEx w15:paraId="7396689E" w15:done="0"/>
-  <w15:commentEx w15:paraId="56C82389" w15:done="0"/>
 </w15:commentsEx>
 </file>
 
@@ -18195,7 +18496,6 @@
   <w16cex:commentExtensible w16cex:durableId="33B89A46" w16cex:dateUtc="2026-01-22T08:16:00Z"/>
   <w16cex:commentExtensible w16cex:durableId="08DFFACD" w16cex:dateUtc="2026-03-30T11:40:00Z"/>
   <w16cex:commentExtensible w16cex:durableId="759D860F" w16cex:dateUtc="2026-04-21T10:25:00Z"/>
-  <w16cex:commentExtensible w16cex:durableId="6F8CB178" w16cex:dateUtc="2026-04-13T09:27:00Z"/>
 </w16cex:commentsExtensible>
 </file>
 
@@ -18208,7 +18508,6 @@
   <w16cid:commentId w16cid:paraId="6C81547D" w16cid:durableId="33B89A46"/>
   <w16cid:commentId w16cid:paraId="14379945" w16cid:durableId="08DFFACD"/>
   <w16cid:commentId w16cid:paraId="7396689E" w16cid:durableId="759D860F"/>
-  <w16cid:commentId w16cid:paraId="56C82389" w16cid:durableId="6F8CB178"/>
 </w16cid:commentsIds>
 </file>
 

--- a/docs/01_manuscript1/01_manu/manu-v9.docx
+++ b/docs/01_manuscript1/01_manu/manu-v9.docx
@@ -331,19 +331,55 @@
         <w:rPr>
           <w:lang w:val="fr-CA"/>
         </w:rPr>
-        <w:t>Department of Agroecology</w:t>
-      </w:r>
+        <w:t xml:space="preserve">Department of </w:t>
+      </w:r>
+      <w:proofErr w:type="spellStart"/>
       <w:r>
         <w:rPr>
           <w:lang w:val="fr-CA"/>
         </w:rPr>
+        <w:t>Agroecology</w:t>
+      </w:r>
+      <w:proofErr w:type="spellEnd"/>
+      <w:r>
+        <w:rPr>
+          <w:lang w:val="fr-CA"/>
+        </w:rPr>
         <w:t xml:space="preserve">, </w:t>
       </w:r>
       <w:r>
         <w:rPr>
           <w:lang w:val="fr-CA"/>
         </w:rPr>
-        <w:t>Aarhus University, 1 Forsøgsvej, 4200 Slagelse, Denmark</w:t>
+        <w:t xml:space="preserve">Aarhus </w:t>
+      </w:r>
+      <w:proofErr w:type="spellStart"/>
+      <w:r>
+        <w:rPr>
+          <w:lang w:val="fr-CA"/>
+        </w:rPr>
+        <w:t>University</w:t>
+      </w:r>
+      <w:proofErr w:type="spellEnd"/>
+      <w:r>
+        <w:rPr>
+          <w:lang w:val="fr-CA"/>
+        </w:rPr>
+        <w:t xml:space="preserve">, 1 </w:t>
+      </w:r>
+      <w:proofErr w:type="spellStart"/>
+      <w:r>
+        <w:rPr>
+          <w:lang w:val="fr-CA"/>
+        </w:rPr>
+        <w:t>Forsøgsvej</w:t>
+      </w:r>
+      <w:proofErr w:type="spellEnd"/>
+      <w:r>
+        <w:rPr>
+          <w:lang w:val="fr-CA"/>
+        </w:rPr>
+        <w:t>, 4200 Slagelse, Denmark</w:t>
       </w:r>
       <w:r>
         <w:rPr>
@@ -600,6 +636,7 @@
         </w:rPr>
       </w:pPr>
       <w:commentRangeStart w:id="1"/>
+      <w:proofErr w:type="spellStart"/>
       <w:r>
         <w:rPr>
           <w:lang w:val="en-US"/>
@@ -608,6 +645,7 @@
         <w:t>CRediT</w:t>
       </w:r>
       <w:commentRangeEnd w:id="1"/>
+      <w:proofErr w:type="spellEnd"/>
       <w:r>
         <w:rPr>
           <w:rStyle w:val="CommentReference"/>
@@ -1456,8 +1494,18 @@
           <w:iCs/>
           <w:lang w:val="en-US"/>
         </w:rPr>
-        <w:t>Lolium perenne</w:t>
-      </w:r>
+        <w:t xml:space="preserve">Lolium </w:t>
+      </w:r>
+      <w:proofErr w:type="spellStart"/>
+      <w:r>
+        <w:rPr>
+          <w:i/>
+          <w:iCs/>
+          <w:lang w:val="en-US"/>
+        </w:rPr>
+        <w:t>perenne</w:t>
+      </w:r>
+      <w:proofErr w:type="spellEnd"/>
       <w:r>
         <w:rPr>
           <w:lang w:val="en-US"/>
@@ -1476,7 +1524,35 @@
         <w:rPr>
           <w:lang w:val="en-US"/>
         </w:rPr>
-        <w:t>) mixtures sown early (MixE) and mid-season (MixM)</w:t>
+        <w:t>) mixtures sown early (</w:t>
+      </w:r>
+      <w:proofErr w:type="spellStart"/>
+      <w:r>
+        <w:rPr>
+          <w:lang w:val="en-US"/>
+        </w:rPr>
+        <w:t>MixE</w:t>
+      </w:r>
+      <w:proofErr w:type="spellEnd"/>
+      <w:r>
+        <w:rPr>
+          <w:lang w:val="en-US"/>
+        </w:rPr>
+        <w:t>) and mid-season (</w:t>
+      </w:r>
+      <w:proofErr w:type="spellStart"/>
+      <w:r>
+        <w:rPr>
+          <w:lang w:val="en-US"/>
+        </w:rPr>
+        <w:t>MixM</w:t>
+      </w:r>
+      <w:proofErr w:type="spellEnd"/>
+      <w:r>
+        <w:rPr>
+          <w:lang w:val="en-US"/>
+        </w:rPr>
+        <w:t>)</w:t>
       </w:r>
       <w:r>
         <w:rPr>
@@ -1502,7 +1578,35 @@
         <w:rPr>
           <w:lang w:val="en-US"/>
         </w:rPr>
-        <w:t>) sown mid-season (RadM) and post-harvest (RadL)</w:t>
+        <w:t>) sown mid-season (</w:t>
+      </w:r>
+      <w:proofErr w:type="spellStart"/>
+      <w:r>
+        <w:rPr>
+          <w:lang w:val="en-US"/>
+        </w:rPr>
+        <w:t>RadM</w:t>
+      </w:r>
+      <w:proofErr w:type="spellEnd"/>
+      <w:r>
+        <w:rPr>
+          <w:lang w:val="en-US"/>
+        </w:rPr>
+        <w:t>) and post-harvest (</w:t>
+      </w:r>
+      <w:proofErr w:type="spellStart"/>
+      <w:r>
+        <w:rPr>
+          <w:lang w:val="en-US"/>
+        </w:rPr>
+        <w:t>RadL</w:t>
+      </w:r>
+      <w:proofErr w:type="spellEnd"/>
+      <w:r>
+        <w:rPr>
+          <w:lang w:val="en-US"/>
+        </w:rPr>
+        <w:t>)</w:t>
       </w:r>
       <w:r>
         <w:rPr>
@@ -1514,7 +1618,21 @@
         <w:rPr>
           <w:lang w:val="en-US"/>
         </w:rPr>
-        <w:t xml:space="preserve"> no-cover control (NoCC)</w:t>
+        <w:t xml:space="preserve"> no-cover control (</w:t>
+      </w:r>
+      <w:proofErr w:type="spellStart"/>
+      <w:r>
+        <w:rPr>
+          <w:lang w:val="en-US"/>
+        </w:rPr>
+        <w:t>NoCC</w:t>
+      </w:r>
+      <w:proofErr w:type="spellEnd"/>
+      <w:r>
+        <w:rPr>
+          <w:lang w:val="en-US"/>
+        </w:rPr>
+        <w:t>)</w:t>
       </w:r>
       <w:r>
         <w:rPr>
@@ -1612,11 +1730,19 @@
         </w:rPr>
         <w:t xml:space="preserve">All </w:t>
       </w:r>
-      <w:r>
-        <w:rPr>
-          <w:lang w:val="en-US"/>
-        </w:rPr>
-        <w:t xml:space="preserve">RadM systems </w:t>
+      <w:proofErr w:type="spellStart"/>
+      <w:r>
+        <w:rPr>
+          <w:lang w:val="en-US"/>
+        </w:rPr>
+        <w:t>RadM</w:t>
+      </w:r>
+      <w:proofErr w:type="spellEnd"/>
+      <w:r>
+        <w:rPr>
+          <w:lang w:val="en-US"/>
+        </w:rPr>
+        <w:t xml:space="preserve"> systems </w:t>
       </w:r>
       <w:r>
         <w:rPr>
@@ -1702,11 +1828,19 @@
         </w:rPr>
         <w:t xml:space="preserve">he presence of </w:t>
       </w:r>
-      <w:r>
-        <w:rPr>
-          <w:lang w:val="en-US"/>
-        </w:rPr>
-        <w:t>MixE reduced pesticide</w:t>
+      <w:proofErr w:type="spellStart"/>
+      <w:r>
+        <w:rPr>
+          <w:lang w:val="en-US"/>
+        </w:rPr>
+        <w:t>MixE</w:t>
+      </w:r>
+      <w:proofErr w:type="spellEnd"/>
+      <w:r>
+        <w:rPr>
+          <w:lang w:val="en-US"/>
+        </w:rPr>
+        <w:t xml:space="preserve"> reduced pesticide</w:t>
       </w:r>
       <w:r>
         <w:rPr>
@@ -1790,7 +1924,21 @@
         <w:rPr>
           <w:lang w:val="en-US"/>
         </w:rPr>
-        <w:t xml:space="preserve"> MixE </w:t>
+        <w:t xml:space="preserve"> </w:t>
+      </w:r>
+      <w:proofErr w:type="spellStart"/>
+      <w:r>
+        <w:rPr>
+          <w:lang w:val="en-US"/>
+        </w:rPr>
+        <w:t>MixE</w:t>
+      </w:r>
+      <w:proofErr w:type="spellEnd"/>
+      <w:r>
+        <w:rPr>
+          <w:lang w:val="en-US"/>
+        </w:rPr>
+        <w:t xml:space="preserve"> </w:t>
       </w:r>
       <w:r>
         <w:rPr>
@@ -1814,7 +1962,21 @@
         <w:rPr>
           <w:lang w:val="en-US"/>
         </w:rPr>
-        <w:t xml:space="preserve"> than NoCC, but</w:t>
+        <w:t xml:space="preserve"> than </w:t>
+      </w:r>
+      <w:proofErr w:type="spellStart"/>
+      <w:r>
+        <w:rPr>
+          <w:lang w:val="en-US"/>
+        </w:rPr>
+        <w:t>NoCC</w:t>
+      </w:r>
+      <w:proofErr w:type="spellEnd"/>
+      <w:r>
+        <w:rPr>
+          <w:lang w:val="en-US"/>
+        </w:rPr>
+        <w:t>, but</w:t>
       </w:r>
       <w:r>
         <w:rPr>
@@ -1852,11 +2014,41 @@
         </w:rPr>
         <w:t xml:space="preserve">. </w:t>
       </w:r>
-      <w:r>
-        <w:rPr>
-          <w:lang w:val="en-US"/>
-        </w:rPr>
-        <w:t xml:space="preserve">The MixM and RadL performed </w:t>
+      <w:proofErr w:type="gramStart"/>
+      <w:r>
+        <w:rPr>
+          <w:lang w:val="en-US"/>
+        </w:rPr>
+        <w:t xml:space="preserve">The </w:t>
+      </w:r>
+      <w:proofErr w:type="spellStart"/>
+      <w:r>
+        <w:rPr>
+          <w:lang w:val="en-US"/>
+        </w:rPr>
+        <w:t>MixM</w:t>
+      </w:r>
+      <w:proofErr w:type="spellEnd"/>
+      <w:proofErr w:type="gramEnd"/>
+      <w:r>
+        <w:rPr>
+          <w:lang w:val="en-US"/>
+        </w:rPr>
+        <w:t xml:space="preserve"> and </w:t>
+      </w:r>
+      <w:proofErr w:type="spellStart"/>
+      <w:r>
+        <w:rPr>
+          <w:lang w:val="en-US"/>
+        </w:rPr>
+        <w:t>RadL</w:t>
+      </w:r>
+      <w:proofErr w:type="spellEnd"/>
+      <w:r>
+        <w:rPr>
+          <w:lang w:val="en-US"/>
+        </w:rPr>
+        <w:t xml:space="preserve"> performed </w:t>
       </w:r>
       <w:r>
         <w:rPr>
@@ -1864,12 +2056,14 @@
         </w:rPr>
         <w:t xml:space="preserve">similarly to </w:t>
       </w:r>
+      <w:proofErr w:type="spellStart"/>
       <w:r>
         <w:rPr>
           <w:lang w:val="en-US"/>
         </w:rPr>
         <w:t>NoCC</w:t>
       </w:r>
+      <w:proofErr w:type="spellEnd"/>
       <w:r>
         <w:rPr>
           <w:lang w:val="en-US"/>
@@ -1888,12 +2082,14 @@
         </w:rPr>
         <w:t xml:space="preserve">Overall, </w:t>
       </w:r>
+      <w:proofErr w:type="spellStart"/>
       <w:r>
         <w:rPr>
           <w:lang w:val="en-US"/>
         </w:rPr>
         <w:t>RadM</w:t>
       </w:r>
+      <w:proofErr w:type="spellEnd"/>
       <w:r>
         <w:rPr>
           <w:lang w:val="en-US"/>
@@ -2070,7 +2266,21 @@
         <w:rPr>
           <w:lang w:val="en-US"/>
         </w:rPr>
-        <w:t xml:space="preserve">adish cover crop performed well in </w:t>
+        <w:t xml:space="preserve">adish cover </w:t>
+      </w:r>
+      <w:proofErr w:type="gramStart"/>
+      <w:r>
+        <w:rPr>
+          <w:lang w:val="en-US"/>
+        </w:rPr>
+        <w:t>crop</w:t>
+      </w:r>
+      <w:proofErr w:type="gramEnd"/>
+      <w:r>
+        <w:rPr>
+          <w:lang w:val="en-US"/>
+        </w:rPr>
+        <w:t xml:space="preserve"> performed well in </w:t>
       </w:r>
       <w:r>
         <w:rPr>
@@ -2153,6 +2363,7 @@
           <w:bCs/>
         </w:rPr>
       </w:pPr>
+      <w:proofErr w:type="gramStart"/>
       <w:r>
         <w:rPr>
           <w:b/>
@@ -2161,6 +2372,7 @@
         <w:lastRenderedPageBreak/>
         <w:t>1  INTRODUCTION</w:t>
       </w:r>
+      <w:proofErr w:type="gramEnd"/>
     </w:p>
     <w:p>
       <w:pPr>
@@ -3369,8 +3581,13 @@
         </w:rPr>
         <w:t>In addition to management, p</w:t>
       </w:r>
-      <w:r>
-        <w:t xml:space="preserve">esticides are key contributors in shaping </w:t>
+      <w:proofErr w:type="spellStart"/>
+      <w:r>
+        <w:t>esticides</w:t>
+      </w:r>
+      <w:proofErr w:type="spellEnd"/>
+      <w:r>
+        <w:t xml:space="preserve"> are key contributors in shaping </w:t>
       </w:r>
       <w:r>
         <w:t>plant</w:t>
@@ -3501,7 +3718,21 @@
         <w:rPr>
           <w:lang w:val="en-US"/>
         </w:rPr>
-        <w:t xml:space="preserve">the USEtox database </w:t>
+        <w:t xml:space="preserve">the </w:t>
+      </w:r>
+      <w:proofErr w:type="spellStart"/>
+      <w:r>
+        <w:rPr>
+          <w:lang w:val="en-US"/>
+        </w:rPr>
+        <w:t>USEtox</w:t>
+      </w:r>
+      <w:proofErr w:type="spellEnd"/>
+      <w:r>
+        <w:rPr>
+          <w:lang w:val="en-US"/>
+        </w:rPr>
+        <w:t xml:space="preserve"> database </w:t>
       </w:r>
       <w:r>
         <w:rPr>
@@ -4315,6 +4546,7 @@
           <w:bCs/>
         </w:rPr>
       </w:pPr>
+      <w:proofErr w:type="gramStart"/>
       <w:r>
         <w:rPr>
           <w:b/>
@@ -4327,295 +4559,312 @@
           <w:b/>
           <w:bCs/>
         </w:rPr>
-        <w:t>MATERIALS AND METHODS</w:t>
-      </w:r>
-    </w:p>
-    <w:p>
-      <w:pPr>
-        <w:spacing w:line="360" w:lineRule="auto"/>
-      </w:pPr>
-    </w:p>
-    <w:p>
-      <w:pPr>
-        <w:spacing w:line="360" w:lineRule="auto"/>
+        <w:t>MATERIALS</w:t>
+      </w:r>
+      <w:proofErr w:type="gramEnd"/>
+      <w:r>
         <w:rPr>
           <w:b/>
           <w:bCs/>
         </w:rPr>
-      </w:pPr>
-      <w:r>
+        <w:t xml:space="preserve"> AND METHODS</w:t>
+      </w:r>
+    </w:p>
+    <w:p>
+      <w:pPr>
+        <w:spacing w:line="360" w:lineRule="auto"/>
+      </w:pPr>
+    </w:p>
+    <w:p>
+      <w:pPr>
+        <w:spacing w:line="360" w:lineRule="auto"/>
         <w:rPr>
           <w:b/>
           <w:bCs/>
         </w:rPr>
-        <w:t xml:space="preserve">2.1 </w:t>
-      </w:r>
+      </w:pPr>
       <w:r>
         <w:rPr>
           <w:b/>
           <w:bCs/>
         </w:rPr>
-        <w:t xml:space="preserve">Field </w:t>
+        <w:t xml:space="preserve">2.1 </w:t>
       </w:r>
       <w:r>
         <w:rPr>
           <w:b/>
           <w:bCs/>
         </w:rPr>
-        <w:t>site</w:t>
-      </w:r>
-    </w:p>
-    <w:p>
-      <w:pPr>
-        <w:spacing w:line="360" w:lineRule="auto"/>
-        <w:rPr>
-          <w:lang w:val="en-US"/>
-        </w:rPr>
-      </w:pPr>
-      <w:r>
-        <w:rPr>
-          <w:lang w:val="en-US"/>
-        </w:rPr>
-        <w:t xml:space="preserve">This study was conducted within a larger long-term </w:t>
-      </w:r>
-      <w:r>
-        <w:rPr>
-          <w:lang w:val="en-US"/>
-        </w:rPr>
-        <w:t xml:space="preserve">experiment </w:t>
-      </w:r>
-      <w:r>
-        <w:rPr>
-          <w:lang w:val="en-US"/>
-        </w:rPr>
-        <w:t>which was established in 2002 on a sandy loam at Flakkebjerg Research Centre, Denmark (</w:t>
-      </w:r>
-      <w:r>
-        <w:rPr>
-          <w:lang w:val="en-US"/>
-        </w:rPr>
-        <w:t xml:space="preserve">latitude </w:t>
-      </w:r>
-      <w:r>
-        <w:rPr>
-          <w:lang w:val="en-US"/>
-        </w:rPr>
-        <w:t xml:space="preserve">55.317, </w:t>
-      </w:r>
-      <w:r>
-        <w:rPr>
-          <w:lang w:val="en-US"/>
-        </w:rPr>
-        <w:t xml:space="preserve">longitude </w:t>
-      </w:r>
-      <w:r>
-        <w:rPr>
-          <w:lang w:val="en-US"/>
-        </w:rPr>
-        <w:t xml:space="preserve">11.400). </w:t>
-      </w:r>
-      <w:r>
-        <w:rPr>
-          <w:lang w:val="en-US"/>
-        </w:rPr>
-        <w:t>Weather data for the present study was obtained from the Danish Meteorological Institute's (DMI) Open Data API for the Flakkebjerg station (55.322, 11.388)</w:t>
-      </w:r>
-      <w:r>
-        <w:rPr>
-          <w:lang w:val="en-US"/>
-        </w:rPr>
-        <w:t xml:space="preserve">, located less than 1 km from the </w:t>
-      </w:r>
-      <w:r>
-        <w:rPr>
-          <w:lang w:val="en-US"/>
-        </w:rPr>
-        <w:t xml:space="preserve">trial </w:t>
-      </w:r>
-      <w:r>
-        <w:rPr>
-          <w:lang w:val="en-US"/>
-        </w:rPr>
-        <w:fldChar w:fldCharType="begin"/>
-      </w:r>
-      <w:r>
-        <w:rPr>
-          <w:lang w:val="en-US"/>
-        </w:rPr>
-        <w:instrText xml:space="preserve"> ADDIN ZOTERO_ITEM CSL_CITATION {"citationID":"rYK4ttg5","properties":{"formattedCitation":"(DMI, 2025)","plainCitation":"(DMI, 2025)","noteIndex":0},"citationItems":[{"id":2420,"uris":["http://zotero.org/users/3599437/items/IZUZR2H4"],"itemData":{"id":2420,"type":"webpage","language":"da-DK","title":"Denmark Meteorological Institute Open Data","URL":"https://www.dmi.dk/friedata/dokumentation/data","author":[{"family":"DMI","given":""}],"accessed":{"date-parts":[["2026",3,24]]},"issued":{"date-parts":[["2025"]]}}}],"schema":"https://github.com/citation-style-language/schema/raw/master/csl-citation.json"} </w:instrText>
-      </w:r>
-      <w:r>
-        <w:rPr>
-          <w:lang w:val="en-US"/>
-        </w:rPr>
-        <w:fldChar w:fldCharType="separate"/>
-      </w:r>
-      <w:r>
-        <w:t>(DMI, 2025)</w:t>
-      </w:r>
-      <w:r>
-        <w:rPr>
-          <w:lang w:val="en-US"/>
-        </w:rPr>
-        <w:fldChar w:fldCharType="end"/>
-      </w:r>
-      <w:r>
-        <w:rPr>
-          <w:lang w:val="en-US"/>
-        </w:rPr>
-        <w:t xml:space="preserve">. </w:t>
-      </w:r>
-      <w:r>
-        <w:rPr>
-          <w:lang w:val="en-US"/>
-        </w:rPr>
-        <w:t>The 30-year average air temperature and precipitation for this site</w:t>
-      </w:r>
-      <w:r>
-        <w:rPr>
-          <w:lang w:val="en-US"/>
-        </w:rPr>
-        <w:t xml:space="preserve"> are</w:t>
-      </w:r>
-      <w:r>
-        <w:rPr>
-          <w:lang w:val="en-US"/>
-        </w:rPr>
-        <w:t xml:space="preserve"> 8.9 degrees Celsius and 589 mm, respectively. </w:t>
-      </w:r>
-      <w:r>
-        <w:rPr>
-          <w:lang w:val="en-US"/>
-        </w:rPr>
-        <w:t>Averaged across the trial site, soil texture</w:t>
-      </w:r>
-      <w:r>
-        <w:rPr>
-          <w:lang w:val="en-US"/>
-        </w:rPr>
-        <w:t xml:space="preserve"> in the top </w:t>
-      </w:r>
-      <w:r>
-        <w:rPr>
-          <w:lang w:val="en-US"/>
-        </w:rPr>
-        <w:t>25</w:t>
-      </w:r>
-      <w:r>
-        <w:rPr>
-          <w:lang w:val="en-US"/>
-        </w:rPr>
-        <w:t xml:space="preserve"> cm layer</w:t>
-      </w:r>
-      <w:r>
-        <w:rPr>
-          <w:lang w:val="en-US"/>
-        </w:rPr>
-        <w:t xml:space="preserve"> is 1</w:t>
-      </w:r>
-      <w:r>
-        <w:rPr>
-          <w:lang w:val="en-US"/>
-        </w:rPr>
-        <w:t>5</w:t>
-      </w:r>
-      <w:r>
-        <w:rPr>
-          <w:lang w:val="en-US"/>
-        </w:rPr>
-        <w:t>% clay (&lt;2 mm), 1</w:t>
-      </w:r>
-      <w:r>
-        <w:rPr>
-          <w:lang w:val="en-US"/>
-        </w:rPr>
-        <w:t>4</w:t>
-      </w:r>
-      <w:r>
-        <w:rPr>
-          <w:lang w:val="en-US"/>
-        </w:rPr>
-        <w:t>% silt (2-20 mm), 4</w:t>
-      </w:r>
-      <w:r>
-        <w:rPr>
-          <w:lang w:val="en-US"/>
-        </w:rPr>
-        <w:t>3</w:t>
-      </w:r>
-      <w:r>
-        <w:rPr>
-          <w:lang w:val="en-US"/>
-        </w:rPr>
-        <w:t>% fine sand (20-200 mm), and 2</w:t>
-      </w:r>
-      <w:r>
-        <w:rPr>
-          <w:lang w:val="en-US"/>
-        </w:rPr>
-        <w:t>8</w:t>
-      </w:r>
-      <w:r>
-        <w:rPr>
-          <w:lang w:val="en-US"/>
-        </w:rPr>
-        <w:t>% coarse sand (200-2000 mm), with 1.2% organic carbon content (0-25 cm)</w:t>
-      </w:r>
-      <w:r>
-        <w:rPr>
-          <w:lang w:val="en-US"/>
-        </w:rPr>
-        <w:fldChar w:fldCharType="begin"/>
-      </w:r>
-      <w:r>
-        <w:rPr>
-          <w:lang w:val="en-US"/>
-        </w:rPr>
-        <w:instrText xml:space="preserve"> ADDIN ZOTERO_ITEM CSL_CITATION {"citationID":"oaWBfuL3","properties":{"formattedCitation":"(Scherner et al., 2016)","plainCitation":"(Scherner et al., 2016)","noteIndex":0},"citationItems":[{"id":1447,"uris":["http://zotero.org/users/3599437/items/AEEGJX47"],"itemData":{"id":1447,"type":"article-journal","abstract":"Tillage methods and crop rotation are probably the two most important cropping factors affecting weed communities, particularly when herbicide use is restricted. This study examined weed dynamics following eleven years of different tillage and crop rotation treatments. The aboveground grass weed flora was recorded each year and the content and vertical location of individual weed seeds within the plough layer (0–20cm) were determined after 11 years of continuous mouldboard ploughing (P), pre-sowing tine cultivation to 8–10cm soil depth (H8-10) and direct drilling (D). The content of weed seeds, especially grass weeds, was determined for three distinct soil layers (0–5, 5–10 and 10–20cm), reflecting the cultivation depths of the tillage treatments. The annual grass weeds, Apera spica-venti and Vulpia myuros, were promoted by non-inversion tillage and in the case of V. myuros also by frequent cropping of winter cereals. The two non-inversion tillage treatments caused a strong stratification of weed seeds within the plough layer, with the majority of the seeds being accumulated in the upper soil layers, at 0–5 and 5–10cm, and markedly less so in the 10–20cm layer. Ploughing resulted in a more even distribution between the three layers. It is suggested that in cases where severe grass weed problems have built up in a non-inversion tillage system and where changes in crop rotation are ineffective or undesirable, inversion of the upper soil layer with the lower one could be considered a management option.","container-title":"Soil and Tillage Research","DOI":"10.1016/j.still.2016.04.005","ISSN":"0167-1987","journalAbbreviation":"Soil and Tillage Research","page":"135-142","source":"ScienceDirect","title":"Vertical distribution and composition of weed seeds within the plough layer after eleven years of contrasting crop rotation and tillage schemes","volume":"161","author":[{"family":"Scherner","given":"Ananda"},{"family":"Melander","given":"Bo"},{"family":"Kudsk","given":"Per"}],"issued":{"date-parts":[["2016",8,1]]}}}],"schema":"https://github.com/citation-style-language/schema/raw/master/csl-citation.json"} </w:instrText>
-      </w:r>
-      <w:r>
-        <w:rPr>
-          <w:lang w:val="en-US"/>
-        </w:rPr>
-        <w:fldChar w:fldCharType="separate"/>
-      </w:r>
-      <w:r>
-        <w:t>(Scherner et al., 2016)</w:t>
-      </w:r>
-      <w:r>
-        <w:rPr>
-          <w:lang w:val="en-US"/>
-        </w:rPr>
-        <w:fldChar w:fldCharType="end"/>
-      </w:r>
-      <w:r>
-        <w:rPr>
-          <w:lang w:val="en-US"/>
-        </w:rPr>
-        <w:t xml:space="preserve">.  </w:t>
-      </w:r>
-    </w:p>
-    <w:p>
-      <w:pPr>
-        <w:spacing w:line="360" w:lineRule="auto"/>
+        <w:t xml:space="preserve">Field </w:t>
+      </w:r>
+      <w:r>
         <w:rPr>
           <w:b/>
           <w:bCs/>
         </w:rPr>
-      </w:pPr>
-      <w:r>
+        <w:t>site</w:t>
+      </w:r>
+    </w:p>
+    <w:p>
+      <w:pPr>
+        <w:spacing w:line="360" w:lineRule="auto"/>
+        <w:rPr>
+          <w:lang w:val="en-US"/>
+        </w:rPr>
+      </w:pPr>
+      <w:r>
+        <w:rPr>
+          <w:lang w:val="en-US"/>
+        </w:rPr>
+        <w:t xml:space="preserve">This study was conducted within a larger long-term </w:t>
+      </w:r>
+      <w:r>
+        <w:rPr>
+          <w:lang w:val="en-US"/>
+        </w:rPr>
+        <w:t xml:space="preserve">experiment </w:t>
+      </w:r>
+      <w:r>
+        <w:rPr>
+          <w:lang w:val="en-US"/>
+        </w:rPr>
+        <w:t>which was established in 2002 on a sandy loam at Flakkebjerg Research Centre, Denmark (</w:t>
+      </w:r>
+      <w:r>
+        <w:rPr>
+          <w:lang w:val="en-US"/>
+        </w:rPr>
+        <w:t xml:space="preserve">latitude </w:t>
+      </w:r>
+      <w:r>
+        <w:rPr>
+          <w:lang w:val="en-US"/>
+        </w:rPr>
+        <w:t xml:space="preserve">55.317, </w:t>
+      </w:r>
+      <w:r>
+        <w:rPr>
+          <w:lang w:val="en-US"/>
+        </w:rPr>
+        <w:t xml:space="preserve">longitude </w:t>
+      </w:r>
+      <w:r>
+        <w:rPr>
+          <w:lang w:val="en-US"/>
+        </w:rPr>
+        <w:t xml:space="preserve">11.400). </w:t>
+      </w:r>
+      <w:r>
+        <w:rPr>
+          <w:lang w:val="en-US"/>
+        </w:rPr>
+        <w:t>Weather data for the present study was obtained from the Danish Meteorological Institute's (DMI) Open Data API for the Flakkebjerg station (55.322, 11.388)</w:t>
+      </w:r>
+      <w:r>
+        <w:rPr>
+          <w:lang w:val="en-US"/>
+        </w:rPr>
+        <w:t xml:space="preserve">, located less than 1 km from the </w:t>
+      </w:r>
+      <w:r>
+        <w:rPr>
+          <w:lang w:val="en-US"/>
+        </w:rPr>
+        <w:t xml:space="preserve">trial </w:t>
+      </w:r>
+      <w:r>
+        <w:rPr>
+          <w:lang w:val="en-US"/>
+        </w:rPr>
+        <w:fldChar w:fldCharType="begin"/>
+      </w:r>
+      <w:r>
+        <w:rPr>
+          <w:lang w:val="en-US"/>
+        </w:rPr>
+        <w:instrText xml:space="preserve"> ADDIN ZOTERO_ITEM CSL_CITATION {"citationID":"rYK4ttg5","properties":{"formattedCitation":"(DMI, 2025)","plainCitation":"(DMI, 2025)","noteIndex":0},"citationItems":[{"id":2420,"uris":["http://zotero.org/users/3599437/items/IZUZR2H4"],"itemData":{"id":2420,"type":"webpage","language":"da-DK","title":"Denmark Meteorological Institute Open Data","URL":"https://www.dmi.dk/friedata/dokumentation/data","author":[{"family":"DMI","given":""}],"accessed":{"date-parts":[["2026",3,24]]},"issued":{"date-parts":[["2025"]]}}}],"schema":"https://github.com/citation-style-language/schema/raw/master/csl-citation.json"} </w:instrText>
+      </w:r>
+      <w:r>
+        <w:rPr>
+          <w:lang w:val="en-US"/>
+        </w:rPr>
+        <w:fldChar w:fldCharType="separate"/>
+      </w:r>
+      <w:r>
+        <w:t>(DMI, 2025)</w:t>
+      </w:r>
+      <w:r>
+        <w:rPr>
+          <w:lang w:val="en-US"/>
+        </w:rPr>
+        <w:fldChar w:fldCharType="end"/>
+      </w:r>
+      <w:r>
+        <w:rPr>
+          <w:lang w:val="en-US"/>
+        </w:rPr>
+        <w:t xml:space="preserve">. </w:t>
+      </w:r>
+      <w:r>
+        <w:rPr>
+          <w:lang w:val="en-US"/>
+        </w:rPr>
+        <w:t>The 30-year average air temperature and precipitation for this site</w:t>
+      </w:r>
+      <w:r>
+        <w:rPr>
+          <w:lang w:val="en-US"/>
+        </w:rPr>
+        <w:t xml:space="preserve"> are</w:t>
+      </w:r>
+      <w:r>
+        <w:rPr>
+          <w:lang w:val="en-US"/>
+        </w:rPr>
+        <w:t xml:space="preserve"> 8.9 degrees Celsius and 589 mm, respectively. </w:t>
+      </w:r>
+      <w:r>
+        <w:rPr>
+          <w:lang w:val="en-US"/>
+        </w:rPr>
+        <w:t>Averaged across the trial site, soil texture</w:t>
+      </w:r>
+      <w:r>
+        <w:rPr>
+          <w:lang w:val="en-US"/>
+        </w:rPr>
+        <w:t xml:space="preserve"> in the top </w:t>
+      </w:r>
+      <w:r>
+        <w:rPr>
+          <w:lang w:val="en-US"/>
+        </w:rPr>
+        <w:t>25</w:t>
+      </w:r>
+      <w:r>
+        <w:rPr>
+          <w:lang w:val="en-US"/>
+        </w:rPr>
+        <w:t xml:space="preserve"> cm layer</w:t>
+      </w:r>
+      <w:r>
+        <w:rPr>
+          <w:lang w:val="en-US"/>
+        </w:rPr>
+        <w:t xml:space="preserve"> is 1</w:t>
+      </w:r>
+      <w:r>
+        <w:rPr>
+          <w:lang w:val="en-US"/>
+        </w:rPr>
+        <w:t>5</w:t>
+      </w:r>
+      <w:r>
+        <w:rPr>
+          <w:lang w:val="en-US"/>
+        </w:rPr>
+        <w:t>% clay (&lt;2 mm), 1</w:t>
+      </w:r>
+      <w:r>
+        <w:rPr>
+          <w:lang w:val="en-US"/>
+        </w:rPr>
+        <w:t>4</w:t>
+      </w:r>
+      <w:r>
+        <w:rPr>
+          <w:lang w:val="en-US"/>
+        </w:rPr>
+        <w:t>% silt (2-20 mm), 4</w:t>
+      </w:r>
+      <w:r>
+        <w:rPr>
+          <w:lang w:val="en-US"/>
+        </w:rPr>
+        <w:t>3</w:t>
+      </w:r>
+      <w:r>
+        <w:rPr>
+          <w:lang w:val="en-US"/>
+        </w:rPr>
+        <w:t>% fine sand (20-200 mm), and 2</w:t>
+      </w:r>
+      <w:r>
+        <w:rPr>
+          <w:lang w:val="en-US"/>
+        </w:rPr>
+        <w:t>8</w:t>
+      </w:r>
+      <w:r>
+        <w:rPr>
+          <w:lang w:val="en-US"/>
+        </w:rPr>
+        <w:t>% coarse sand (200-2000 mm), with 1.2% organic carbon content (0-25 cm)</w:t>
+      </w:r>
+      <w:r>
+        <w:rPr>
+          <w:lang w:val="en-US"/>
+        </w:rPr>
+        <w:fldChar w:fldCharType="begin"/>
+      </w:r>
+      <w:r>
+        <w:rPr>
+          <w:lang w:val="en-US"/>
+        </w:rPr>
+        <w:instrText xml:space="preserve"> ADDIN ZOTERO_ITEM CSL_CITATION {"citationID":"oaWBfuL3","properties":{"formattedCitation":"(Scherner et al., 2016)","plainCitation":"(Scherner et al., 2016)","noteIndex":0},"citationItems":[{"id":1447,"uris":["http://zotero.org/users/3599437/items/AEEGJX47"],"itemData":{"id":1447,"type":"article-journal","abstract":"Tillage methods and crop rotation are probably the two most important cropping factors affecting weed communities, particularly when herbicide use is restricted. This study examined weed dynamics following eleven years of different tillage and crop rotation treatments. The aboveground grass weed flora was recorded each year and the content and vertical location of individual weed seeds within the plough layer (0–20cm) were determined after 11 years of continuous mouldboard ploughing (P), pre-sowing tine cultivation to 8–10cm soil depth (H8-10) and direct drilling (D). The content of weed seeds, especially grass weeds, was determined for three distinct soil layers (0–5, 5–10 and 10–20cm), reflecting the cultivation depths of the tillage treatments. The annual grass weeds, Apera spica-venti and Vulpia myuros, were promoted by non-inversion tillage and in the case of V. myuros also by frequent cropping of winter cereals. The two non-inversion tillage treatments caused a strong stratification of weed seeds within the plough layer, with the majority of the seeds being accumulated in the upper soil layers, at 0–5 and 5–10cm, and markedly less so in the 10–20cm layer. Ploughing resulted in a more even distribution between the three layers. It is suggested that in cases where severe grass weed problems have built up in a non-inversion tillage system and where changes in crop rotation are ineffective or undesirable, inversion of the upper soil layer with the lower one could be considered a management option.","container-title":"Soil and Tillage Research","DOI":"10.1016/j.still.2016.04.005","ISSN":"0167-1987","journalAbbreviation":"Soil and Tillage Research","page":"135-142","source":"ScienceDirect","title":"Vertical distribution and composition of weed seeds within the plough layer after eleven years of contrasting crop rotation and tillage schemes","volume":"161","author":[{"family":"Scherner","given":"Ananda"},{"family":"Melander","given":"Bo"},{"family":"Kudsk","given":"Per"}],"issued":{"date-parts":[["2016",8,1]]}}}],"schema":"https://github.com/citation-style-language/schema/raw/master/csl-citation.json"} </w:instrText>
+      </w:r>
+      <w:r>
+        <w:rPr>
+          <w:lang w:val="en-US"/>
+        </w:rPr>
+        <w:fldChar w:fldCharType="separate"/>
+      </w:r>
+      <w:r>
+        <w:t>(Scherner et al., 2016)</w:t>
+      </w:r>
+      <w:r>
+        <w:rPr>
+          <w:lang w:val="en-US"/>
+        </w:rPr>
+        <w:fldChar w:fldCharType="end"/>
+      </w:r>
+      <w:r>
+        <w:rPr>
+          <w:lang w:val="en-US"/>
+        </w:rPr>
+        <w:t xml:space="preserve">.  </w:t>
+      </w:r>
+    </w:p>
+    <w:p>
+      <w:pPr>
+        <w:spacing w:line="360" w:lineRule="auto"/>
         <w:rPr>
           <w:b/>
           <w:bCs/>
         </w:rPr>
-        <w:t xml:space="preserve">2.1.1  </w:t>
-      </w:r>
+      </w:pPr>
+      <w:proofErr w:type="gramStart"/>
       <w:r>
         <w:rPr>
           <w:b/>
           <w:bCs/>
         </w:rPr>
-        <w:t>Study design</w:t>
+        <w:t xml:space="preserve">2.1.1  </w:t>
+      </w:r>
+      <w:r>
+        <w:rPr>
+          <w:b/>
+          <w:bCs/>
+        </w:rPr>
+        <w:t>Study</w:t>
+      </w:r>
+      <w:proofErr w:type="gramEnd"/>
+      <w:r>
+        <w:rPr>
+          <w:b/>
+          <w:bCs/>
+        </w:rPr>
+        <w:t xml:space="preserve"> design</w:t>
       </w:r>
     </w:p>
     <w:p>
@@ -4760,13 +5009,27 @@
         <w:rPr>
           <w:lang w:val="en-US"/>
         </w:rPr>
-        <w:t xml:space="preserve"> management represented the </w:t>
-      </w:r>
-      <w:r>
-        <w:rPr>
-          <w:lang w:val="en-US"/>
-        </w:rPr>
-        <w:t xml:space="preserve">main-plot treatment. </w:t>
+        <w:t xml:space="preserve"> management represented </w:t>
+      </w:r>
+      <w:proofErr w:type="gramStart"/>
+      <w:r>
+        <w:rPr>
+          <w:lang w:val="en-US"/>
+        </w:rPr>
+        <w:t xml:space="preserve">the </w:t>
+      </w:r>
+      <w:r>
+        <w:rPr>
+          <w:lang w:val="en-US"/>
+        </w:rPr>
+        <w:t>main</w:t>
+      </w:r>
+      <w:proofErr w:type="gramEnd"/>
+      <w:r>
+        <w:rPr>
+          <w:lang w:val="en-US"/>
+        </w:rPr>
+        <w:t xml:space="preserve">-plot treatment. </w:t>
       </w:r>
       <w:r>
         <w:rPr>
@@ -4911,6 +5174,7 @@
           <w:lang w:val="en-US"/>
         </w:rPr>
       </w:pPr>
+      <w:proofErr w:type="gramStart"/>
       <w:r>
         <w:rPr>
           <w:b/>
@@ -4940,6 +5204,7 @@
         </w:rPr>
         <w:t>Residue</w:t>
       </w:r>
+      <w:proofErr w:type="gramEnd"/>
       <w:r>
         <w:rPr>
           <w:b/>
@@ -5276,8 +5541,21 @@
         </w:rPr>
         <w:t>c</w:t>
       </w:r>
-      <w:r>
-        <w:t xml:space="preserve">rops were then sown with a traditional seed drill (Nordsten Lift-o-matic CLH300) with row spacings of 12.5 cm. </w:t>
+      <w:proofErr w:type="spellStart"/>
+      <w:r>
+        <w:t>rops</w:t>
+      </w:r>
+      <w:proofErr w:type="spellEnd"/>
+      <w:r>
+        <w:t xml:space="preserve"> were then sown with a traditional seed drill (Nordsten Lift-o-</w:t>
+      </w:r>
+      <w:proofErr w:type="spellStart"/>
+      <w:r>
+        <w:t>matic</w:t>
+      </w:r>
+      <w:proofErr w:type="spellEnd"/>
+      <w:r>
+        <w:t xml:space="preserve"> CLH300) with row spacings of 12.5 cm. </w:t>
       </w:r>
       <w:r>
         <w:t>In the late-planted radish cover crop treatment, plots were also harrowed to a depth of 3-4 cm after cash crop harvest to prepare the soil for cover crop planting (see Table 1)</w:t>
@@ -5330,7 +5608,14 @@
         <w:rPr>
           <w:lang w:val="en-US"/>
         </w:rPr>
-        <w:t xml:space="preserve">), a </w:t>
+        <w:t xml:space="preserve">), </w:t>
+      </w:r>
+      <w:proofErr w:type="gramStart"/>
+      <w:r>
+        <w:rPr>
+          <w:lang w:val="en-US"/>
+        </w:rPr>
+        <w:t xml:space="preserve">a </w:t>
       </w:r>
       <w:r>
         <w:rPr>
@@ -5340,7 +5625,11 @@
         <w:t xml:space="preserve"> </w:t>
       </w:r>
       <w:r>
-        <w:t>Horsch Terrano 3 FX stubble tine cultivator was used to till to a depth 8-10 cm in the spring before cash crop planting</w:t>
+        <w:t>Horsch</w:t>
+      </w:r>
+      <w:proofErr w:type="gramEnd"/>
+      <w:r>
+        <w:t xml:space="preserve"> Terrano 3 FX stubble tine cultivator was used to till to a depth 8-10 cm in the spring before cash crop planting</w:t>
       </w:r>
       <w:r>
         <w:t xml:space="preserve">, and harrowed (3-4 cm depth) before the </w:t>
@@ -5385,7 +5674,15 @@
         <w:t xml:space="preserve">cash </w:t>
       </w:r>
       <w:r>
-        <w:t xml:space="preserve">crops were sown with a chisel coulter (Horsch Airseeder CO 3) with row spacings of 17.5 cm for </w:t>
+        <w:t xml:space="preserve">crops were sown with a chisel coulter (Horsch </w:t>
+      </w:r>
+      <w:proofErr w:type="spellStart"/>
+      <w:r>
+        <w:t>Airseeder</w:t>
+      </w:r>
+      <w:proofErr w:type="spellEnd"/>
+      <w:r>
+        <w:t xml:space="preserve"> CO 3) with row spacings of 17.5 cm for </w:t>
       </w:r>
       <w:r>
         <w:t>all crops</w:t>
@@ -5433,6 +5730,7 @@
           <w:lang w:val="en-US"/>
         </w:rPr>
       </w:pPr>
+      <w:proofErr w:type="gramStart"/>
       <w:r>
         <w:rPr>
           <w:b/>
@@ -5460,7 +5758,16 @@
           <w:bCs/>
           <w:lang w:val="en-US"/>
         </w:rPr>
-        <w:t>Cover crop treatments</w:t>
+        <w:t>Cover</w:t>
+      </w:r>
+      <w:proofErr w:type="gramEnd"/>
+      <w:r>
+        <w:rPr>
+          <w:b/>
+          <w:bCs/>
+          <w:lang w:val="en-US"/>
+        </w:rPr>
+        <w:t xml:space="preserve"> crop treatments</w:t>
       </w:r>
     </w:p>
     <w:p>
@@ -5498,7 +5805,33 @@
         <w:rPr>
           <w:lang w:val="en-US"/>
         </w:rPr>
-        <w:t xml:space="preserve"> were randomly applied to the </w:t>
+        <w:t xml:space="preserve"> were randomly applied to </w:t>
+      </w:r>
+      <w:proofErr w:type="gramStart"/>
+      <w:r>
+        <w:rPr>
+          <w:lang w:val="en-US"/>
+        </w:rPr>
+        <w:t xml:space="preserve">the </w:t>
+      </w:r>
+      <w:r>
+        <w:rPr>
+          <w:lang w:val="en-US"/>
+        </w:rPr>
+        <w:t>micro</w:t>
+      </w:r>
+      <w:proofErr w:type="gramEnd"/>
+      <w:r>
+        <w:rPr>
+          <w:lang w:val="en-US"/>
+        </w:rPr>
+        <w:t>-plot</w:t>
+      </w:r>
+      <w:r>
+        <w:rPr>
+          <w:lang w:val="en-US"/>
+        </w:rPr>
+        <w:t xml:space="preserve">s (Table 1). The same </w:t>
       </w:r>
       <w:r>
         <w:rPr>
@@ -5510,18 +5843,6 @@
         <w:rPr>
           <w:lang w:val="en-US"/>
         </w:rPr>
-        <w:t xml:space="preserve">s (Table 1). The same </w:t>
-      </w:r>
-      <w:r>
-        <w:rPr>
-          <w:lang w:val="en-US"/>
-        </w:rPr>
-        <w:t>micro-plot</w:t>
-      </w:r>
-      <w:r>
-        <w:rPr>
-          <w:lang w:val="en-US"/>
-        </w:rPr>
         <w:t xml:space="preserve"> treatments were </w:t>
       </w:r>
       <w:r>
@@ -5546,7 +5867,21 @@
         <w:rPr>
           <w:lang w:val="en-US"/>
         </w:rPr>
-        <w:t xml:space="preserve"> 2019 and were tracked until faba bean harvest in 2020. The sampling area for all measurements was located in the inner 1.5 m x 10 m area of the </w:t>
+        <w:t xml:space="preserve"> 2019 and were tracked until faba bean harvest in 2020. The sampling area for all measurements </w:t>
+      </w:r>
+      <w:proofErr w:type="gramStart"/>
+      <w:r>
+        <w:rPr>
+          <w:lang w:val="en-US"/>
+        </w:rPr>
+        <w:t>was located in</w:t>
+      </w:r>
+      <w:proofErr w:type="gramEnd"/>
+      <w:r>
+        <w:rPr>
+          <w:lang w:val="en-US"/>
+        </w:rPr>
+        <w:t xml:space="preserve"> the inner 1.5 m x 10 m area of the </w:t>
       </w:r>
       <w:r>
         <w:rPr>
@@ -5593,15 +5928,69 @@
           <w:iCs/>
           <w:lang w:val="en-US"/>
         </w:rPr>
-        <w:t xml:space="preserve"> including an early-season planted mixture (MixE), </w:t>
-      </w:r>
-      <w:r>
-        <w:rPr>
-          <w:i/>
-          <w:iCs/>
-          <w:lang w:val="en-US"/>
-        </w:rPr>
-        <w:t>a mixture (MixM) and forage radish (RadM)</w:t>
+        <w:t xml:space="preserve"> including an early-season planted mixture (</w:t>
+      </w:r>
+      <w:proofErr w:type="spellStart"/>
+      <w:r>
+        <w:rPr>
+          <w:i/>
+          <w:iCs/>
+          <w:lang w:val="en-US"/>
+        </w:rPr>
+        <w:t>MixE</w:t>
+      </w:r>
+      <w:proofErr w:type="spellEnd"/>
+      <w:r>
+        <w:rPr>
+          <w:i/>
+          <w:iCs/>
+          <w:lang w:val="en-US"/>
+        </w:rPr>
+        <w:t xml:space="preserve">), </w:t>
+      </w:r>
+      <w:r>
+        <w:rPr>
+          <w:i/>
+          <w:iCs/>
+          <w:lang w:val="en-US"/>
+        </w:rPr>
+        <w:t>a mixture (</w:t>
+      </w:r>
+      <w:proofErr w:type="spellStart"/>
+      <w:r>
+        <w:rPr>
+          <w:i/>
+          <w:iCs/>
+          <w:lang w:val="en-US"/>
+        </w:rPr>
+        <w:t>MixM</w:t>
+      </w:r>
+      <w:proofErr w:type="spellEnd"/>
+      <w:r>
+        <w:rPr>
+          <w:i/>
+          <w:iCs/>
+          <w:lang w:val="en-US"/>
+        </w:rPr>
+        <w:t>) and forage radish (</w:t>
+      </w:r>
+      <w:proofErr w:type="spellStart"/>
+      <w:r>
+        <w:rPr>
+          <w:i/>
+          <w:iCs/>
+          <w:lang w:val="en-US"/>
+        </w:rPr>
+        <w:t>RadM</w:t>
+      </w:r>
+      <w:proofErr w:type="spellEnd"/>
+      <w:r>
+        <w:rPr>
+          <w:i/>
+          <w:iCs/>
+          <w:lang w:val="en-US"/>
+        </w:rPr>
+        <w:t>)</w:t>
       </w:r>
       <w:r>
         <w:rPr>
@@ -5633,15 +6022,51 @@
           <w:iCs/>
           <w:lang w:val="en-US"/>
         </w:rPr>
-        <w:t>planted late season (RadL)</w:t>
-      </w:r>
-      <w:r>
-        <w:rPr>
-          <w:i/>
-          <w:iCs/>
-          <w:lang w:val="en-US"/>
-        </w:rPr>
-        <w:t>, and a no-cover control (NoCC).</w:t>
+        <w:t>planted late season (</w:t>
+      </w:r>
+      <w:proofErr w:type="spellStart"/>
+      <w:r>
+        <w:rPr>
+          <w:i/>
+          <w:iCs/>
+          <w:lang w:val="en-US"/>
+        </w:rPr>
+        <w:t>RadL</w:t>
+      </w:r>
+      <w:proofErr w:type="spellEnd"/>
+      <w:r>
+        <w:rPr>
+          <w:i/>
+          <w:iCs/>
+          <w:lang w:val="en-US"/>
+        </w:rPr>
+        <w:t>)</w:t>
+      </w:r>
+      <w:r>
+        <w:rPr>
+          <w:i/>
+          <w:iCs/>
+          <w:lang w:val="en-US"/>
+        </w:rPr>
+        <w:t>, and a no-cover control (</w:t>
+      </w:r>
+      <w:proofErr w:type="spellStart"/>
+      <w:r>
+        <w:rPr>
+          <w:i/>
+          <w:iCs/>
+          <w:lang w:val="en-US"/>
+        </w:rPr>
+        <w:t>NoCC</w:t>
+      </w:r>
+      <w:proofErr w:type="spellEnd"/>
+      <w:r>
+        <w:rPr>
+          <w:i/>
+          <w:iCs/>
+          <w:lang w:val="en-US"/>
+        </w:rPr>
+        <w:t>).</w:t>
       </w:r>
     </w:p>
     <w:tbl>
@@ -5825,12 +6250,14 @@
                 <w:lang w:val="en-US"/>
               </w:rPr>
             </w:pPr>
+            <w:proofErr w:type="spellStart"/>
             <w:r>
               <w:rPr>
                 <w:lang w:val="en-US"/>
               </w:rPr>
               <w:t>MixE</w:t>
             </w:r>
+            <w:proofErr w:type="spellEnd"/>
           </w:p>
         </w:tc>
         <w:tc>
@@ -5932,7 +6359,25 @@
                 <w:iCs/>
                 <w:lang w:val="en-US"/>
               </w:rPr>
-              <w:t>(grass; Lolium perenne)</w:t>
+              <w:t xml:space="preserve">(grass; Lolium </w:t>
+            </w:r>
+            <w:proofErr w:type="spellStart"/>
+            <w:r>
+              <w:rPr>
+                <w:i/>
+                <w:iCs/>
+                <w:lang w:val="en-US"/>
+              </w:rPr>
+              <w:t>perenne</w:t>
+            </w:r>
+            <w:proofErr w:type="spellEnd"/>
+            <w:r>
+              <w:rPr>
+                <w:i/>
+                <w:iCs/>
+                <w:lang w:val="en-US"/>
+              </w:rPr>
+              <w:t>)</w:t>
             </w:r>
             <w:r>
               <w:rPr>
@@ -6021,12 +6466,14 @@
                 <w:lang w:val="en-US"/>
               </w:rPr>
             </w:pPr>
+            <w:proofErr w:type="spellStart"/>
             <w:r>
               <w:rPr>
                 <w:lang w:val="en-US"/>
               </w:rPr>
               <w:t>MixM</w:t>
             </w:r>
+            <w:proofErr w:type="spellEnd"/>
           </w:p>
         </w:tc>
         <w:tc>
@@ -6055,7 +6502,21 @@
               <w:rPr>
                 <w:lang w:val="en-US"/>
               </w:rPr>
-              <w:t>Broadcast into standing crop approximately 14 days before expected cash crop harvest</w:t>
+              <w:t xml:space="preserve">Broadcast into standing </w:t>
+            </w:r>
+            <w:proofErr w:type="gramStart"/>
+            <w:r>
+              <w:rPr>
+                <w:lang w:val="en-US"/>
+              </w:rPr>
+              <w:t>crop</w:t>
+            </w:r>
+            <w:proofErr w:type="gramEnd"/>
+            <w:r>
+              <w:rPr>
+                <w:lang w:val="en-US"/>
+              </w:rPr>
+              <w:t xml:space="preserve"> approximately 14 days before expected cash crop harvest</w:t>
             </w:r>
           </w:p>
         </w:tc>
@@ -6116,12 +6577,14 @@
                 <w:lang w:val="en-US"/>
               </w:rPr>
             </w:pPr>
+            <w:proofErr w:type="spellStart"/>
             <w:r>
               <w:rPr>
                 <w:lang w:val="en-US"/>
               </w:rPr>
               <w:t>RadM</w:t>
             </w:r>
+            <w:proofErr w:type="spellEnd"/>
           </w:p>
         </w:tc>
         <w:tc>
@@ -6150,7 +6613,21 @@
               <w:rPr>
                 <w:lang w:val="en-US"/>
               </w:rPr>
-              <w:t>Broadcast into standing crop approx. 14 days before expected crop harvest</w:t>
+              <w:t xml:space="preserve">Broadcast into standing </w:t>
+            </w:r>
+            <w:proofErr w:type="gramStart"/>
+            <w:r>
+              <w:rPr>
+                <w:lang w:val="en-US"/>
+              </w:rPr>
+              <w:t>crop</w:t>
+            </w:r>
+            <w:proofErr w:type="gramEnd"/>
+            <w:r>
+              <w:rPr>
+                <w:lang w:val="en-US"/>
+              </w:rPr>
+              <w:t xml:space="preserve"> approx. 14 days before expected crop harvest</w:t>
             </w:r>
           </w:p>
         </w:tc>
@@ -6238,12 +6715,14 @@
                 <w:lang w:val="en-US"/>
               </w:rPr>
             </w:pPr>
+            <w:proofErr w:type="spellStart"/>
             <w:r>
               <w:rPr>
                 <w:lang w:val="en-US"/>
               </w:rPr>
               <w:t>RadL</w:t>
             </w:r>
+            <w:proofErr w:type="spellEnd"/>
           </w:p>
         </w:tc>
         <w:tc>
@@ -6333,12 +6812,14 @@
                 <w:lang w:val="en-US"/>
               </w:rPr>
             </w:pPr>
+            <w:proofErr w:type="spellStart"/>
             <w:r>
               <w:rPr>
                 <w:lang w:val="en-US"/>
               </w:rPr>
               <w:t>NoCC</w:t>
             </w:r>
+            <w:proofErr w:type="spellEnd"/>
           </w:p>
         </w:tc>
         <w:tc>
@@ -6432,6 +6913,7 @@
           <w:lang w:val="en-US"/>
         </w:rPr>
       </w:pPr>
+      <w:proofErr w:type="gramStart"/>
       <w:r>
         <w:rPr>
           <w:b/>
@@ -6460,6 +6942,7 @@
         </w:rPr>
         <w:t>H</w:t>
       </w:r>
+      <w:proofErr w:type="spellStart"/>
       <w:r>
         <w:rPr>
           <w:b/>
@@ -6468,6 +6951,8 @@
         </w:rPr>
         <w:t>erbicides</w:t>
       </w:r>
+      <w:proofErr w:type="spellEnd"/>
+      <w:proofErr w:type="gramEnd"/>
     </w:p>
     <w:p>
       <w:pPr>
@@ -6554,8 +7039,17 @@
           <w:i/>
           <w:iCs/>
         </w:rPr>
-        <w:t>; MixE</w:t>
-      </w:r>
+        <w:t xml:space="preserve">; </w:t>
+      </w:r>
+      <w:proofErr w:type="spellStart"/>
+      <w:r>
+        <w:rPr>
+          <w:i/>
+          <w:iCs/>
+        </w:rPr>
+        <w:t>MixE</w:t>
+      </w:r>
+      <w:proofErr w:type="spellEnd"/>
       <w:r>
         <w:rPr>
           <w:i/>
@@ -7214,6 +7708,7 @@
                 <w:szCs w:val="22"/>
               </w:rPr>
             </w:pPr>
+            <w:proofErr w:type="spellStart"/>
             <w:r>
               <w:rPr>
                 <w:sz w:val="22"/>
@@ -7221,6 +7716,7 @@
               </w:rPr>
               <w:t>MixE</w:t>
             </w:r>
+            <w:proofErr w:type="spellEnd"/>
           </w:p>
         </w:tc>
         <w:tc>
@@ -7240,6 +7736,7 @@
                 <w:szCs w:val="22"/>
               </w:rPr>
             </w:pPr>
+            <w:proofErr w:type="spellStart"/>
             <w:r>
               <w:rPr>
                 <w:sz w:val="22"/>
@@ -7247,6 +7744,7 @@
               </w:rPr>
               <w:t>MixE</w:t>
             </w:r>
+            <w:proofErr w:type="spellEnd"/>
           </w:p>
         </w:tc>
         <w:tc>
@@ -7266,6 +7764,7 @@
                 <w:szCs w:val="22"/>
               </w:rPr>
             </w:pPr>
+            <w:proofErr w:type="spellStart"/>
             <w:r>
               <w:rPr>
                 <w:sz w:val="22"/>
@@ -7273,6 +7772,7 @@
               </w:rPr>
               <w:t>MixE</w:t>
             </w:r>
+            <w:proofErr w:type="spellEnd"/>
           </w:p>
         </w:tc>
         <w:tc>
@@ -7362,8 +7862,18 @@
                 <w:szCs w:val="22"/>
                 <w:lang w:val="en-US"/>
               </w:rPr>
-              <w:t>All except MixE</w:t>
-            </w:r>
+              <w:t xml:space="preserve">All except </w:t>
+            </w:r>
+            <w:proofErr w:type="spellStart"/>
+            <w:r>
+              <w:rPr>
+                <w:sz w:val="22"/>
+                <w:szCs w:val="22"/>
+                <w:lang w:val="en-US"/>
+              </w:rPr>
+              <w:t>MixE</w:t>
+            </w:r>
+            <w:proofErr w:type="spellEnd"/>
           </w:p>
         </w:tc>
         <w:tc>
@@ -7390,8 +7900,18 @@
                 <w:szCs w:val="22"/>
                 <w:lang w:val="en-US"/>
               </w:rPr>
-              <w:t>All except MixE</w:t>
-            </w:r>
+              <w:t xml:space="preserve">All except </w:t>
+            </w:r>
+            <w:proofErr w:type="spellStart"/>
+            <w:r>
+              <w:rPr>
+                <w:sz w:val="22"/>
+                <w:szCs w:val="22"/>
+                <w:lang w:val="en-US"/>
+              </w:rPr>
+              <w:t>MixE</w:t>
+            </w:r>
+            <w:proofErr w:type="spellEnd"/>
           </w:p>
         </w:tc>
         <w:tc>
@@ -7418,8 +7938,18 @@
                 <w:szCs w:val="22"/>
                 <w:lang w:val="en-US"/>
               </w:rPr>
-              <w:t>All except MixE</w:t>
-            </w:r>
+              <w:t xml:space="preserve">All except </w:t>
+            </w:r>
+            <w:proofErr w:type="spellStart"/>
+            <w:r>
+              <w:rPr>
+                <w:sz w:val="22"/>
+                <w:szCs w:val="22"/>
+                <w:lang w:val="en-US"/>
+              </w:rPr>
+              <w:t>MixE</w:t>
+            </w:r>
+            <w:proofErr w:type="spellEnd"/>
           </w:p>
         </w:tc>
         <w:tc>
@@ -7550,8 +8080,18 @@
                 <w:szCs w:val="22"/>
                 <w:lang w:val="en-US"/>
               </w:rPr>
-              <w:t>All except MixE</w:t>
-            </w:r>
+              <w:t xml:space="preserve">All except </w:t>
+            </w:r>
+            <w:proofErr w:type="spellStart"/>
+            <w:r>
+              <w:rPr>
+                <w:sz w:val="22"/>
+                <w:szCs w:val="22"/>
+                <w:lang w:val="en-US"/>
+              </w:rPr>
+              <w:t>MixE</w:t>
+            </w:r>
+            <w:proofErr w:type="spellEnd"/>
           </w:p>
         </w:tc>
         <w:tc>
@@ -7577,8 +8117,18 @@
                 <w:szCs w:val="22"/>
                 <w:lang w:val="en-US"/>
               </w:rPr>
-              <w:t>All except MixE</w:t>
-            </w:r>
+              <w:t xml:space="preserve">All except </w:t>
+            </w:r>
+            <w:proofErr w:type="spellStart"/>
+            <w:r>
+              <w:rPr>
+                <w:sz w:val="22"/>
+                <w:szCs w:val="22"/>
+                <w:lang w:val="en-US"/>
+              </w:rPr>
+              <w:t>MixE</w:t>
+            </w:r>
+            <w:proofErr w:type="spellEnd"/>
           </w:p>
         </w:tc>
         <w:tc>
@@ -7604,8 +8154,18 @@
                 <w:szCs w:val="22"/>
                 <w:lang w:val="en-US"/>
               </w:rPr>
-              <w:t>All except MixE</w:t>
-            </w:r>
+              <w:t xml:space="preserve">All except </w:t>
+            </w:r>
+            <w:proofErr w:type="spellStart"/>
+            <w:r>
+              <w:rPr>
+                <w:sz w:val="22"/>
+                <w:szCs w:val="22"/>
+                <w:lang w:val="en-US"/>
+              </w:rPr>
+              <w:t>MixE</w:t>
+            </w:r>
+            <w:proofErr w:type="spellEnd"/>
           </w:p>
         </w:tc>
         <w:tc>
@@ -7930,6 +8490,7 @@
                 <w:szCs w:val="22"/>
               </w:rPr>
             </w:pPr>
+            <w:proofErr w:type="spellStart"/>
             <w:r>
               <w:rPr>
                 <w:sz w:val="22"/>
@@ -7937,6 +8498,7 @@
               </w:rPr>
               <w:t>MixE</w:t>
             </w:r>
+            <w:proofErr w:type="spellEnd"/>
           </w:p>
         </w:tc>
         <w:tc>
@@ -7956,6 +8518,7 @@
                 <w:szCs w:val="22"/>
               </w:rPr>
             </w:pPr>
+            <w:proofErr w:type="spellStart"/>
             <w:r>
               <w:rPr>
                 <w:sz w:val="22"/>
@@ -7963,6 +8526,7 @@
               </w:rPr>
               <w:t>MixE</w:t>
             </w:r>
+            <w:proofErr w:type="spellEnd"/>
           </w:p>
         </w:tc>
         <w:tc>
@@ -7982,6 +8546,7 @@
                 <w:szCs w:val="22"/>
               </w:rPr>
             </w:pPr>
+            <w:proofErr w:type="spellStart"/>
             <w:r>
               <w:rPr>
                 <w:sz w:val="22"/>
@@ -7989,6 +8554,7 @@
               </w:rPr>
               <w:t>MixE</w:t>
             </w:r>
+            <w:proofErr w:type="spellEnd"/>
           </w:p>
         </w:tc>
         <w:tc>
@@ -8080,8 +8646,18 @@
                 <w:szCs w:val="22"/>
                 <w:lang w:val="en-US"/>
               </w:rPr>
-              <w:t>All except MixE</w:t>
-            </w:r>
+              <w:t xml:space="preserve">All except </w:t>
+            </w:r>
+            <w:proofErr w:type="spellStart"/>
+            <w:r>
+              <w:rPr>
+                <w:sz w:val="22"/>
+                <w:szCs w:val="22"/>
+                <w:lang w:val="en-US"/>
+              </w:rPr>
+              <w:t>MixE</w:t>
+            </w:r>
+            <w:proofErr w:type="spellEnd"/>
           </w:p>
         </w:tc>
         <w:tc>
@@ -8107,8 +8683,18 @@
                 <w:szCs w:val="22"/>
                 <w:lang w:val="en-US"/>
               </w:rPr>
-              <w:t>All except MixE</w:t>
-            </w:r>
+              <w:t xml:space="preserve">All except </w:t>
+            </w:r>
+            <w:proofErr w:type="spellStart"/>
+            <w:r>
+              <w:rPr>
+                <w:sz w:val="22"/>
+                <w:szCs w:val="22"/>
+                <w:lang w:val="en-US"/>
+              </w:rPr>
+              <w:t>MixE</w:t>
+            </w:r>
+            <w:proofErr w:type="spellEnd"/>
           </w:p>
         </w:tc>
         <w:tc>
@@ -8134,8 +8720,18 @@
                 <w:szCs w:val="22"/>
                 <w:lang w:val="en-US"/>
               </w:rPr>
-              <w:t>All except MixE</w:t>
-            </w:r>
+              <w:t xml:space="preserve">All except </w:t>
+            </w:r>
+            <w:proofErr w:type="spellStart"/>
+            <w:r>
+              <w:rPr>
+                <w:sz w:val="22"/>
+                <w:szCs w:val="22"/>
+                <w:lang w:val="en-US"/>
+              </w:rPr>
+              <w:t>MixE</w:t>
+            </w:r>
+            <w:proofErr w:type="spellEnd"/>
           </w:p>
         </w:tc>
         <w:tc>
@@ -8963,7 +9559,21 @@
         <w:rPr>
           <w:lang w:val="en-US"/>
         </w:rPr>
-        <w:t xml:space="preserve">-season weed control, herbicide packages applied in the MixE treatment had to accommodate </w:t>
+        <w:t xml:space="preserve">-season weed control, herbicide packages applied in the </w:t>
+      </w:r>
+      <w:proofErr w:type="spellStart"/>
+      <w:r>
+        <w:rPr>
+          <w:lang w:val="en-US"/>
+        </w:rPr>
+        <w:t>MixE</w:t>
+      </w:r>
+      <w:proofErr w:type="spellEnd"/>
+      <w:r>
+        <w:rPr>
+          <w:lang w:val="en-US"/>
+        </w:rPr>
+        <w:t xml:space="preserve"> treatment had to accommodate </w:t>
       </w:r>
       <w:r>
         <w:t xml:space="preserve">the presence of the grass and clover </w:t>
@@ -8997,7 +9607,15 @@
         <w:t xml:space="preserve">and herbicide applications were chosen that are effective against this perennial weed. However, </w:t>
       </w:r>
       <w:r>
-        <w:t>those same herbicides could not be used in the MixE plots</w:t>
+        <w:t xml:space="preserve">those same herbicides could not be used in the </w:t>
+      </w:r>
+      <w:proofErr w:type="spellStart"/>
+      <w:r>
+        <w:t>MixE</w:t>
+      </w:r>
+      <w:proofErr w:type="spellEnd"/>
+      <w:r>
+        <w:t xml:space="preserve"> plots</w:t>
       </w:r>
       <w:r>
         <w:t>, so the best available option was instead used</w:t>
@@ -9023,8 +9641,17 @@
           <w:i/>
           <w:iCs/>
         </w:rPr>
-        <w:t>Avena fatua</w:t>
-      </w:r>
+        <w:t xml:space="preserve">Avena </w:t>
+      </w:r>
+      <w:proofErr w:type="spellStart"/>
+      <w:r>
+        <w:rPr>
+          <w:i/>
+          <w:iCs/>
+        </w:rPr>
+        <w:t>fatua</w:t>
+      </w:r>
+      <w:proofErr w:type="spellEnd"/>
       <w:r>
         <w:rPr>
           <w:i/>
@@ -9144,6 +9771,7 @@
           <w:bCs/>
         </w:rPr>
       </w:pPr>
+      <w:proofErr w:type="gramStart"/>
       <w:r>
         <w:rPr>
           <w:b/>
@@ -9170,7 +9798,15 @@
           <w:b/>
           <w:bCs/>
         </w:rPr>
-        <w:t>General management</w:t>
+        <w:t>General</w:t>
+      </w:r>
+      <w:proofErr w:type="gramEnd"/>
+      <w:r>
+        <w:rPr>
+          <w:b/>
+          <w:bCs/>
+        </w:rPr>
+        <w:t xml:space="preserve"> management</w:t>
       </w:r>
     </w:p>
     <w:p>
@@ -9628,7 +10264,21 @@
         <w:rPr>
           <w:lang w:val="en-US"/>
         </w:rPr>
-        <w:t>The long-term experiment is rainfed, but in 2018 an exception was made due to an extremely hot and dry early growing season. In order to maintain the long-term viability of the experiment, all plots were irrigated with 25 mm in early</w:t>
+        <w:t xml:space="preserve">The long-term experiment is rainfed, but in 2018 an exception was made due to an extremely hot and dry early growing season. </w:t>
+      </w:r>
+      <w:proofErr w:type="gramStart"/>
+      <w:r>
+        <w:rPr>
+          <w:lang w:val="en-US"/>
+        </w:rPr>
+        <w:t>In order to</w:t>
+      </w:r>
+      <w:proofErr w:type="gramEnd"/>
+      <w:r>
+        <w:rPr>
+          <w:lang w:val="en-US"/>
+        </w:rPr>
+        <w:t xml:space="preserve"> maintain the long-term viability of the experiment, all plots were irrigated with 25 mm in early</w:t>
       </w:r>
       <w:r>
         <w:rPr>
@@ -9646,7 +10296,21 @@
         <w:rPr>
           <w:lang w:val="en-US"/>
         </w:rPr>
-        <w:t xml:space="preserve"> This was also done on production fields in Denmark with access to irrigation structure, and therefore represents realistic production management. </w:t>
+        <w:t xml:space="preserve"> This was also done on production fields in Denmark with access to irrigation </w:t>
+      </w:r>
+      <w:proofErr w:type="gramStart"/>
+      <w:r>
+        <w:rPr>
+          <w:lang w:val="en-US"/>
+        </w:rPr>
+        <w:t>structure, and</w:t>
+      </w:r>
+      <w:proofErr w:type="gramEnd"/>
+      <w:r>
+        <w:rPr>
+          <w:lang w:val="en-US"/>
+        </w:rPr>
+        <w:t xml:space="preserve"> therefore represents realistic production management. </w:t>
       </w:r>
       <w:r>
         <w:rPr>
@@ -9695,6 +10359,7 @@
           <w:bCs/>
         </w:rPr>
       </w:pPr>
+      <w:proofErr w:type="gramStart"/>
       <w:r>
         <w:rPr>
           <w:b/>
@@ -9721,110 +10386,135 @@
           <w:b/>
           <w:bCs/>
         </w:rPr>
-        <w:t>Crop yields</w:t>
-      </w:r>
-    </w:p>
-    <w:p>
-      <w:pPr>
-        <w:spacing w:line="360" w:lineRule="auto"/>
-      </w:pPr>
-      <w:r>
-        <w:t>The middle area (net size 1.5 m x 10 m) of e</w:t>
-      </w:r>
-      <w:r>
-        <w:t xml:space="preserve">ach </w:t>
-      </w:r>
-      <w:r>
-        <w:t>micro-plot</w:t>
-      </w:r>
-      <w:r>
-        <w:t xml:space="preserve"> was harvested for grain yield with a plot combine</w:t>
-      </w:r>
-      <w:r>
-        <w:t>r</w:t>
-      </w:r>
-      <w:r>
-        <w:t xml:space="preserve">. Dry matter content was determined by a near-infrared spectroscopy analyzer </w:t>
-      </w:r>
-      <w:r>
-        <w:t>[</w:t>
-      </w:r>
-      <w:r>
-        <w:t>InfraTec™ 1241 Grain Analyzer, Foss A/S; </w:t>
-      </w:r>
-      <w:bookmarkStart w:id="17" w:name="bbib4"/>
-      <w:r>
-        <w:fldChar w:fldCharType="begin"/>
-      </w:r>
-      <w:r>
-        <w:instrText xml:space="preserve"> ADDIN ZOTERO_ITEM CSL_CITATION {"citationID":"vgHNN8mL","properties":{"formattedCitation":"(B\\uc0\\u252{}chmann et al., 2001)","plainCitation":"(Büchmann et al., 2001)","noteIndex":0},"citationItems":[{"id":1511,"uris":["http://zotero.org/users/3599437/items/EAQE7SEB"],"itemData":{"id":1511,"type":"article-journal","abstract":"Three problems need to be addressed in networks of Infratec Grain Analysers: 1) the networks are not interconnected, 2) the partial least squares (PLS) calibrations used so far have to be individually adjusted for bias when transferred to the slave instruments, and 3) the calibrations are not entirely stable over time. Nonlinear artificial neural network (ANN) calibrations based on a large common European data set (≈4,000 samples in the training sets and ≈1,000 samples in the stop sets) were introduced to overcome these constraints. The performance of these ANN calibrations was compared with Danish PLS models for protein and moisture in cereals during the 1998 harvest in Denmark, and subsequently with PLS models based on the same European data set. ANN models were more accurate than PLS and, unlike PLS, were linear and transferable up to 25% moisture. It is suggested that the improved performance of the ANN models is attributable to the modeling technique rather than the size and nature of the European data set. In most cases, ANN models could be applied directly and without bias adjustment to slave instruments. The ANN models were also more stable, they required fewer bias adjustments or remodeling over time compared with Danish PLS models. ANN calibrations using shared data have been adopted for commercial use in several European countries and work is in progress to develop global ANN models for determination of protein in wheat and barley.","container-title":"Cereal Chemistry","DOI":"10.1094/CCHEM.2001.78.5.572","ISSN":"1943-3638","issue":"5","language":"en","license":"© AACC International","note":"_eprint: https://onlinelibrary.wiley.com/doi/pdf/10.1094/CCHEM.2001.78.5.572","page":"572-577","source":"Wiley Online Library","title":"Performance of European Artificial Neural Network (ANN) Calibrations for Moisture and Protein in Cereals Using the Danish Near-Infrared Transmission (NIT) Network","volume":"78","author":[{"family":"Büchmann","given":"Nils Bo"},{"family":"Josefsson","given":"Henrik"},{"family":"Cowe","given":"Ian A."}],"issued":{"date-parts":[["2001"]]}}}],"schema":"https://github.com/citation-style-language/schema/raw/master/csl-citation.json"} </w:instrText>
-      </w:r>
-      <w:r>
-        <w:fldChar w:fldCharType="separate"/>
-      </w:r>
-      <w:r>
-        <w:t>(Büchmann et al., 2001)</w:t>
-      </w:r>
-      <w:r>
-        <w:fldChar w:fldCharType="end"/>
-      </w:r>
-      <w:r>
-        <w:t>]</w:t>
-      </w:r>
-      <w:bookmarkEnd w:id="17"/>
-      <w:r>
-        <w:t>). Grain yields are reported on a dry matter basis.</w:t>
-      </w:r>
-    </w:p>
-    <w:p>
-      <w:pPr>
-        <w:spacing w:line="360" w:lineRule="auto"/>
+        <w:t>Crop</w:t>
+      </w:r>
+      <w:proofErr w:type="gramEnd"/>
+      <w:r>
         <w:rPr>
           <w:b/>
           <w:bCs/>
         </w:rPr>
-      </w:pPr>
-      <w:r>
+        <w:t xml:space="preserve"> yields</w:t>
+      </w:r>
+    </w:p>
+    <w:p>
+      <w:pPr>
+        <w:spacing w:line="360" w:lineRule="auto"/>
+      </w:pPr>
+      <w:r>
+        <w:t>The middle area (net size 1.5 m x 10 m) of e</w:t>
+      </w:r>
+      <w:r>
+        <w:t xml:space="preserve">ach </w:t>
+      </w:r>
+      <w:r>
+        <w:t>micro-plot</w:t>
+      </w:r>
+      <w:r>
+        <w:t xml:space="preserve"> was harvested for grain yield with a plot combine</w:t>
+      </w:r>
+      <w:r>
+        <w:t>r</w:t>
+      </w:r>
+      <w:r>
+        <w:t xml:space="preserve">. Dry matter content was determined by a near-infrared spectroscopy analyzer </w:t>
+      </w:r>
+      <w:r>
+        <w:t>[</w:t>
+      </w:r>
+      <w:r>
+        <w:t>InfraTec™ 1241 Grain Analyzer, Foss A/S; </w:t>
+      </w:r>
+      <w:bookmarkStart w:id="17" w:name="bbib4"/>
+      <w:r>
+        <w:fldChar w:fldCharType="begin"/>
+      </w:r>
+      <w:r>
+        <w:instrText xml:space="preserve"> ADDIN ZOTERO_ITEM CSL_CITATION {"citationID":"vgHNN8mL","properties":{"formattedCitation":"(B\\uc0\\u252{}chmann et al., 2001)","plainCitation":"(Büchmann et al., 2001)","noteIndex":0},"citationItems":[{"id":1511,"uris":["http://zotero.org/users/3599437/items/EAQE7SEB"],"itemData":{"id":1511,"type":"article-journal","abstract":"Three problems need to be addressed in networks of Infratec Grain Analysers: 1) the networks are not interconnected, 2) the partial least squares (PLS) calibrations used so far have to be individually adjusted for bias when transferred to the slave instruments, and 3) the calibrations are not entirely stable over time. Nonlinear artificial neural network (ANN) calibrations based on a large common European data set (≈4,000 samples in the training sets and ≈1,000 samples in the stop sets) were introduced to overcome these constraints. The performance of these ANN calibrations was compared with Danish PLS models for protein and moisture in cereals during the 1998 harvest in Denmark, and subsequently with PLS models based on the same European data set. ANN models were more accurate than PLS and, unlike PLS, were linear and transferable up to 25% moisture. It is suggested that the improved performance of the ANN models is attributable to the modeling technique rather than the size and nature of the European data set. In most cases, ANN models could be applied directly and without bias adjustment to slave instruments. The ANN models were also more stable, they required fewer bias adjustments or remodeling over time compared with Danish PLS models. ANN calibrations using shared data have been adopted for commercial use in several European countries and work is in progress to develop global ANN models for determination of protein in wheat and barley.","container-title":"Cereal Chemistry","DOI":"10.1094/CCHEM.2001.78.5.572","ISSN":"1943-3638","issue":"5","language":"en","license":"© AACC International","note":"_eprint: https://onlinelibrary.wiley.com/doi/pdf/10.1094/CCHEM.2001.78.5.572","page":"572-577","source":"Wiley Online Library","title":"Performance of European Artificial Neural Network (ANN) Calibrations for Moisture and Protein in Cereals Using the Danish Near-Infrared Transmission (NIT) Network","volume":"78","author":[{"family":"Büchmann","given":"Nils Bo"},{"family":"Josefsson","given":"Henrik"},{"family":"Cowe","given":"Ian A."}],"issued":{"date-parts":[["2001"]]}}}],"schema":"https://github.com/citation-style-language/schema/raw/master/csl-citation.json"} </w:instrText>
+      </w:r>
+      <w:r>
+        <w:fldChar w:fldCharType="separate"/>
+      </w:r>
+      <w:r>
+        <w:t>(</w:t>
+      </w:r>
+      <w:proofErr w:type="spellStart"/>
+      <w:r>
+        <w:t>Büchmann</w:t>
+      </w:r>
+      <w:proofErr w:type="spellEnd"/>
+      <w:r>
+        <w:t xml:space="preserve"> et al., 2001)</w:t>
+      </w:r>
+      <w:r>
+        <w:fldChar w:fldCharType="end"/>
+      </w:r>
+      <w:r>
+        <w:t>]</w:t>
+      </w:r>
+      <w:bookmarkEnd w:id="17"/>
+      <w:r>
+        <w:t>). Grain yields are reported on a dry matter basis.</w:t>
+      </w:r>
+    </w:p>
+    <w:p>
+      <w:pPr>
+        <w:spacing w:line="360" w:lineRule="auto"/>
         <w:rPr>
           <w:b/>
           <w:bCs/>
         </w:rPr>
-        <w:t>2.</w:t>
-      </w:r>
+      </w:pPr>
+      <w:proofErr w:type="gramStart"/>
       <w:r>
         <w:rPr>
           <w:b/>
           <w:bCs/>
         </w:rPr>
-        <w:t>2</w:t>
+        <w:t>2.</w:t>
       </w:r>
       <w:r>
         <w:rPr>
           <w:b/>
           <w:bCs/>
         </w:rPr>
-        <w:t>.</w:t>
+        <w:t>2</w:t>
       </w:r>
       <w:r>
         <w:rPr>
           <w:b/>
           <w:bCs/>
         </w:rPr>
-        <w:t>2</w:t>
+        <w:t>.</w:t>
       </w:r>
       <w:r>
         <w:rPr>
           <w:b/>
           <w:bCs/>
         </w:rPr>
-        <w:t xml:space="preserve">  </w:t>
+        <w:t>2</w:t>
       </w:r>
       <w:r>
         <w:rPr>
           <w:b/>
           <w:bCs/>
         </w:rPr>
-        <w:t xml:space="preserve">Fall </w:t>
+        <w:t xml:space="preserve">  </w:t>
+      </w:r>
+      <w:r>
+        <w:rPr>
+          <w:b/>
+          <w:bCs/>
+        </w:rPr>
+        <w:t>Fall</w:t>
+      </w:r>
+      <w:proofErr w:type="gramEnd"/>
+      <w:r>
+        <w:rPr>
+          <w:b/>
+          <w:bCs/>
+        </w:rPr>
+        <w:t xml:space="preserve"> </w:t>
       </w:r>
       <w:r>
         <w:rPr>
@@ -10569,19 +11259,47 @@
         <w:rPr>
           <w:lang w:val="en-US"/>
         </w:rPr>
-        <w:t xml:space="preserve">, each species/genus was classified as ‘cover crop’, </w:t>
-      </w:r>
-      <w:r>
-        <w:rPr>
-          <w:lang w:val="en-US"/>
-        </w:rPr>
-        <w:t xml:space="preserve">‘weed’, </w:t>
-      </w:r>
-      <w:r>
-        <w:rPr>
-          <w:lang w:val="en-US"/>
-        </w:rPr>
-        <w:t>‘volunteer’ or ‘other</w:t>
+        <w:t>, each species/genus was classified as ‘cover crop</w:t>
+      </w:r>
+      <w:proofErr w:type="gramStart"/>
+      <w:r>
+        <w:rPr>
+          <w:lang w:val="en-US"/>
+        </w:rPr>
+        <w:t xml:space="preserve">’, </w:t>
+      </w:r>
+      <w:r>
+        <w:rPr>
+          <w:lang w:val="en-US"/>
+        </w:rPr>
+        <w:t>‘</w:t>
+      </w:r>
+      <w:proofErr w:type="gramEnd"/>
+      <w:r>
+        <w:rPr>
+          <w:lang w:val="en-US"/>
+        </w:rPr>
+        <w:t>weed</w:t>
+      </w:r>
+      <w:proofErr w:type="gramStart"/>
+      <w:r>
+        <w:rPr>
+          <w:lang w:val="en-US"/>
+        </w:rPr>
+        <w:t xml:space="preserve">’, </w:t>
+      </w:r>
+      <w:r>
+        <w:rPr>
+          <w:lang w:val="en-US"/>
+        </w:rPr>
+        <w:t>‘</w:t>
+      </w:r>
+      <w:proofErr w:type="gramEnd"/>
+      <w:r>
+        <w:rPr>
+          <w:lang w:val="en-US"/>
+        </w:rPr>
+        <w:t>volunteer’ or ‘other</w:t>
       </w:r>
       <w:r>
         <w:rPr>
@@ -10718,13 +11436,35 @@
         <w:rPr>
           <w:lang w:val="en-US"/>
         </w:rPr>
-        <w:t xml:space="preserve"> in 2018. In 2019, biomass was only separated into two fractions (cover crops and other, the latter of which included both weeds and volunteers). Therefore, the categories ‘cover crop’ and ‘other’ were used for all </w:t>
-      </w:r>
-      <w:r>
-        <w:rPr>
-          <w:lang w:val="en-US"/>
-        </w:rPr>
-        <w:t xml:space="preserve">aboveground biomass </w:t>
+        <w:t xml:space="preserve"> in 2018. In 2019, biomass was only separated into two fractions (cover crops and </w:t>
+      </w:r>
+      <w:proofErr w:type="gramStart"/>
+      <w:r>
+        <w:rPr>
+          <w:lang w:val="en-US"/>
+        </w:rPr>
+        <w:t>other</w:t>
+      </w:r>
+      <w:proofErr w:type="gramEnd"/>
+      <w:r>
+        <w:rPr>
+          <w:lang w:val="en-US"/>
+        </w:rPr>
+        <w:t xml:space="preserve">, the latter of which included both weeds and volunteers). Therefore, the categories ‘cover crop’ and ‘other’ were used for all </w:t>
+      </w:r>
+      <w:proofErr w:type="gramStart"/>
+      <w:r>
+        <w:rPr>
+          <w:lang w:val="en-US"/>
+        </w:rPr>
+        <w:t>aboveground</w:t>
+      </w:r>
+      <w:proofErr w:type="gramEnd"/>
+      <w:r>
+        <w:rPr>
+          <w:lang w:val="en-US"/>
+        </w:rPr>
+        <w:t xml:space="preserve"> biomass </w:t>
       </w:r>
       <w:r>
         <w:rPr>
@@ -11008,7 +11748,15 @@
         <w:t xml:space="preserve">and database </w:t>
       </w:r>
       <w:r>
-        <w:t>from Yvoz et al. 2021</w:t>
+        <w:t xml:space="preserve">from </w:t>
+      </w:r>
+      <w:proofErr w:type="spellStart"/>
+      <w:r>
+        <w:t>Yvoz</w:t>
+      </w:r>
+      <w:proofErr w:type="spellEnd"/>
+      <w:r>
+        <w:t xml:space="preserve"> et al. 2021</w:t>
       </w:r>
       <w:r>
         <w:t>. The fall vegetation produced blooms (</w:t>
@@ -11032,7 +11780,15 @@
         <w:t>. Details on this calculation are presented in supplementary material</w:t>
       </w:r>
       <w:r>
-        <w:t>, but a high level description is provided below</w:t>
+        <w:t xml:space="preserve">, but a </w:t>
+      </w:r>
+      <w:proofErr w:type="gramStart"/>
+      <w:r>
+        <w:t>high level</w:t>
+      </w:r>
+      <w:proofErr w:type="gramEnd"/>
+      <w:r>
+        <w:t xml:space="preserve"> description is provided below</w:t>
       </w:r>
       <w:r>
         <w:t xml:space="preserve">. </w:t>
@@ -11107,7 +11863,15 @@
         <w:t xml:space="preserve"> through provision of biomass and seeds</w:t>
       </w:r>
       <w:r>
-        <w:t xml:space="preserve">. Organ level attributes reported by Yvoz et al. 2021 for 155 plant species were used to assign sub-index values. Out of the 11 species in our study, six had exact matches in </w:t>
+        <w:t xml:space="preserve">. Organ level attributes reported by </w:t>
+      </w:r>
+      <w:proofErr w:type="spellStart"/>
+      <w:r>
+        <w:t>Yvoz</w:t>
+      </w:r>
+      <w:proofErr w:type="spellEnd"/>
+      <w:r>
+        <w:t xml:space="preserve"> et al. 2021 for 155 plant species were used to assign sub-index values. Out of the 11 species in our study, six had exact matches in </w:t>
       </w:r>
       <w:r>
         <w:t>the</w:t>
@@ -11379,6 +12143,7 @@
         </w:rPr>
         <w:t xml:space="preserve"> </w:t>
       </w:r>
+      <w:proofErr w:type="gramStart"/>
       <w:r>
         <w:rPr>
           <w:b/>
@@ -11386,6 +12151,7 @@
         </w:rPr>
         <w:t>Multi-criteria summaries</w:t>
       </w:r>
+      <w:proofErr w:type="gramEnd"/>
     </w:p>
     <w:p>
       <w:pPr>
@@ -11747,6 +12513,7 @@
       <w:r>
         <w:t xml:space="preserve"> relying heavily on the </w:t>
       </w:r>
+      <w:proofErr w:type="spellStart"/>
       <w:r>
         <w:rPr>
           <w:i/>
@@ -11754,6 +12521,7 @@
         </w:rPr>
         <w:t>tidyverse</w:t>
       </w:r>
+      <w:proofErr w:type="spellEnd"/>
       <w:r>
         <w:t xml:space="preserve"> meta package</w:t>
       </w:r>
@@ -11842,6 +12610,7 @@
       <w:r>
         <w:t xml:space="preserve"> </w:t>
       </w:r>
+      <w:proofErr w:type="spellStart"/>
       <w:r>
         <w:rPr>
           <w:i/>
@@ -11849,6 +12618,7 @@
         </w:rPr>
         <w:t>glmmTMB</w:t>
       </w:r>
+      <w:proofErr w:type="spellEnd"/>
       <w:r>
         <w:t xml:space="preserve"> </w:t>
       </w:r>
@@ -11894,6 +12664,7 @@
       <w:r>
         <w:t xml:space="preserve">The best fitting model was summarised using </w:t>
       </w:r>
+      <w:proofErr w:type="spellStart"/>
       <w:r>
         <w:rPr>
           <w:i/>
@@ -11901,6 +12672,7 @@
         </w:rPr>
         <w:t>emmeans</w:t>
       </w:r>
+      <w:proofErr w:type="spellEnd"/>
       <w:r>
         <w:t xml:space="preserve"> </w:t>
       </w:r>
@@ -11922,6 +12694,7 @@
       <w:r>
         <w:t xml:space="preserve"> and </w:t>
       </w:r>
+      <w:proofErr w:type="spellStart"/>
       <w:r>
         <w:rPr>
           <w:i/>
@@ -11929,6 +12702,7 @@
         </w:rPr>
         <w:t>multcomp</w:t>
       </w:r>
+      <w:proofErr w:type="spellEnd"/>
       <w:r>
         <w:t xml:space="preserve"> </w:t>
       </w:r>
@@ -12020,11 +12794,16 @@
       <w:r>
         <w:t xml:space="preserve">is available as part of the </w:t>
       </w:r>
+      <w:proofErr w:type="spellStart"/>
       <w:r>
         <w:t>G</w:t>
       </w:r>
       <w:r>
-        <w:t>ithub repository for this publication (</w:t>
+        <w:t>ithub</w:t>
+      </w:r>
+      <w:proofErr w:type="spellEnd"/>
+      <w:r>
+        <w:t xml:space="preserve"> repository for this publication (</w:t>
       </w:r>
       <w:r>
         <w:rPr>
@@ -12061,6 +12840,7 @@
           <w:bCs/>
         </w:rPr>
       </w:pPr>
+      <w:proofErr w:type="gramStart"/>
       <w:r>
         <w:rPr>
           <w:b/>
@@ -12068,6 +12848,7 @@
         </w:rPr>
         <w:t>3  RESULTS</w:t>
       </w:r>
+      <w:proofErr w:type="gramEnd"/>
     </w:p>
     <w:p>
       <w:pPr>
@@ -12240,147 +13021,213 @@
                 <w:i/>
                 <w:iCs/>
               </w:rPr>
-              <w:t xml:space="preserve">(colored points and lines) </w:t>
-            </w:r>
+              <w:t>(</w:t>
+            </w:r>
+            <w:proofErr w:type="spellStart"/>
             <w:r>
               <w:rPr>
                 <w:i/>
                 <w:iCs/>
               </w:rPr>
-              <w:t>to 30-year averages</w:t>
-            </w:r>
+              <w:t>colored</w:t>
+            </w:r>
+            <w:proofErr w:type="spellEnd"/>
             <w:r>
               <w:rPr>
                 <w:i/>
                 <w:iCs/>
               </w:rPr>
-              <w:t xml:space="preserve"> [long-term (LT) means</w:t>
+              <w:t xml:space="preserve"> points and lines) </w:t>
             </w:r>
             <w:r>
               <w:rPr>
                 <w:i/>
                 <w:iCs/>
               </w:rPr>
-              <w:t>, gray points and lines</w:t>
+              <w:t>to 30-year averages</w:t>
             </w:r>
             <w:r>
               <w:rPr>
                 <w:i/>
                 <w:iCs/>
               </w:rPr>
-              <w:t>]</w:t>
+              <w:t xml:space="preserve"> [long-term (LT) means</w:t>
             </w:r>
             <w:r>
               <w:rPr>
                 <w:i/>
                 <w:iCs/>
               </w:rPr>
-              <w:t xml:space="preserve">. (Bottom) </w:t>
-            </w:r>
+              <w:t xml:space="preserve">, </w:t>
+            </w:r>
+            <w:proofErr w:type="spellStart"/>
             <w:r>
               <w:rPr>
                 <w:i/>
                 <w:iCs/>
               </w:rPr>
-              <w:t>Yields (</w:t>
-            </w:r>
+              <w:t>gray</w:t>
+            </w:r>
+            <w:proofErr w:type="spellEnd"/>
             <w:r>
               <w:rPr>
                 <w:i/>
                 <w:iCs/>
               </w:rPr>
-              <w:t xml:space="preserve">black points represent </w:t>
+              <w:t xml:space="preserve"> points and lines</w:t>
             </w:r>
             <w:r>
               <w:rPr>
                 <w:i/>
                 <w:iCs/>
               </w:rPr>
-              <w:t>estimated marginal means with</w:t>
+              <w:t>]</w:t>
             </w:r>
             <w:r>
               <w:rPr>
                 <w:i/>
                 <w:iCs/>
               </w:rPr>
-              <w:t xml:space="preserve"> colored</w:t>
+              <w:t xml:space="preserve">. (Bottom) </w:t>
             </w:r>
             <w:r>
               <w:rPr>
                 <w:i/>
                 <w:iCs/>
               </w:rPr>
-              <w:t xml:space="preserve"> 95% confidence intervals</w:t>
+              <w:t>Yields (</w:t>
             </w:r>
             <w:r>
               <w:rPr>
                 <w:i/>
                 <w:iCs/>
               </w:rPr>
-              <w:t xml:space="preserve">, </w:t>
+              <w:t xml:space="preserve">black points represent </w:t>
             </w:r>
             <w:r>
               <w:rPr>
                 <w:i/>
                 <w:iCs/>
               </w:rPr>
-              <w:t xml:space="preserve">gray </w:t>
+              <w:t>estimated marginal means with</w:t>
             </w:r>
             <w:r>
               <w:rPr>
                 <w:i/>
                 <w:iCs/>
               </w:rPr>
-              <w:t>crosses are raw data</w:t>
-            </w:r>
+              <w:t xml:space="preserve"> </w:t>
+            </w:r>
+            <w:proofErr w:type="spellStart"/>
             <w:r>
               <w:rPr>
                 <w:i/>
                 <w:iCs/>
               </w:rPr>
-              <w:t xml:space="preserve">) </w:t>
-            </w:r>
+              <w:t>colored</w:t>
+            </w:r>
+            <w:proofErr w:type="spellEnd"/>
             <w:r>
               <w:rPr>
                 <w:i/>
                 <w:iCs/>
               </w:rPr>
-              <w:t xml:space="preserve">were comparable to mean yields observed in Denmark for each year (horizontal dashed lines) and </w:t>
+              <w:t xml:space="preserve"> 95% confidence intervals</w:t>
             </w:r>
             <w:r>
               <w:rPr>
                 <w:i/>
                 <w:iCs/>
               </w:rPr>
-              <w:t xml:space="preserve">within a crop year </w:t>
-            </w:r>
+              <w:t xml:space="preserve">, </w:t>
+            </w:r>
+            <w:proofErr w:type="spellStart"/>
             <w:r>
               <w:rPr>
                 <w:i/>
                 <w:iCs/>
               </w:rPr>
-              <w:t>were significantly</w:t>
-            </w:r>
+              <w:t>gray</w:t>
+            </w:r>
+            <w:proofErr w:type="spellEnd"/>
             <w:r>
               <w:rPr>
                 <w:i/>
                 <w:iCs/>
               </w:rPr>
-              <w:t xml:space="preserve"> impacted </w:t>
+              <w:t xml:space="preserve"> </w:t>
             </w:r>
             <w:r>
               <w:rPr>
                 <w:i/>
                 <w:iCs/>
               </w:rPr>
-              <w:t xml:space="preserve">only </w:t>
+              <w:t>crosses are raw data</w:t>
             </w:r>
             <w:r>
               <w:rPr>
                 <w:i/>
                 <w:iCs/>
               </w:rPr>
-              <w:t xml:space="preserve">by cover crop treatment, with the mid-season planted radish (RadM) treatment producing significantly higher yields (asterisk) compared to the other </w:t>
+              <w:t xml:space="preserve">) </w:t>
+            </w:r>
+            <w:r>
+              <w:rPr>
+                <w:i/>
+                <w:iCs/>
+              </w:rPr>
+              <w:t xml:space="preserve">were comparable to mean yields observed in Denmark for each year (horizontal dashed lines) and </w:t>
+            </w:r>
+            <w:r>
+              <w:rPr>
+                <w:i/>
+                <w:iCs/>
+              </w:rPr>
+              <w:t xml:space="preserve">within a crop year </w:t>
+            </w:r>
+            <w:r>
+              <w:rPr>
+                <w:i/>
+                <w:iCs/>
+              </w:rPr>
+              <w:t>were significantly</w:t>
+            </w:r>
+            <w:r>
+              <w:rPr>
+                <w:i/>
+                <w:iCs/>
+              </w:rPr>
+              <w:t xml:space="preserve"> impacted </w:t>
+            </w:r>
+            <w:r>
+              <w:rPr>
+                <w:i/>
+                <w:iCs/>
+              </w:rPr>
+              <w:t xml:space="preserve">only </w:t>
+            </w:r>
+            <w:r>
+              <w:rPr>
+                <w:i/>
+                <w:iCs/>
+              </w:rPr>
+              <w:t>by cover crop treatment, with the mid-season planted radish (</w:t>
+            </w:r>
+            <w:proofErr w:type="spellStart"/>
+            <w:r>
+              <w:rPr>
+                <w:i/>
+                <w:iCs/>
+              </w:rPr>
+              <w:t>RadM</w:t>
+            </w:r>
+            <w:proofErr w:type="spellEnd"/>
+            <w:r>
+              <w:rPr>
+                <w:i/>
+                <w:iCs/>
+              </w:rPr>
+              <w:t xml:space="preserve">) treatment producing significantly higher yields (asterisk) compared to the other </w:t>
             </w:r>
             <w:r>
               <w:rPr>
@@ -12498,7 +13345,15 @@
         <w:t xml:space="preserve">, there was an amplification of the differences over time (Figure 1). </w:t>
       </w:r>
       <w:r>
-        <w:t>On average, the RadM cover crop treatment exhibited 8% higher crop yields compared to all other cover crop treatments</w:t>
+        <w:t xml:space="preserve">On average, the </w:t>
+      </w:r>
+      <w:proofErr w:type="spellStart"/>
+      <w:r>
+        <w:t>RadM</w:t>
+      </w:r>
+      <w:proofErr w:type="spellEnd"/>
+      <w:r>
+        <w:t xml:space="preserve"> cover crop treatment exhibited 8% higher crop yields compared to all other cover crop treatments</w:t>
       </w:r>
       <w:r>
         <w:t xml:space="preserve"> (p&lt;0.001)</w:t>
@@ -12638,7 +13493,15 @@
         <w:t xml:space="preserve">On average, </w:t>
       </w:r>
       <w:r>
-        <w:t xml:space="preserve">biomass was highest in NT, and </w:t>
+        <w:t xml:space="preserve">biomass was highest in </w:t>
+      </w:r>
+      <w:proofErr w:type="gramStart"/>
+      <w:r>
+        <w:t>NT, and</w:t>
+      </w:r>
+      <w:proofErr w:type="gramEnd"/>
+      <w:r>
+        <w:t xml:space="preserve"> </w:t>
       </w:r>
       <w:r>
         <w:t xml:space="preserve">increasing tillage intensity significantly decreased fall biomass by </w:t>
@@ -12686,7 +13549,23 @@
         <w:t xml:space="preserve">Cover crop treatments amplified the effects of tillage (p=0.048). Increases in biomass with less tillage were most pronounced </w:t>
       </w:r>
       <w:r>
-        <w:t>in the RadM and RadL compared to other treatments</w:t>
+        <w:t xml:space="preserve">in the </w:t>
+      </w:r>
+      <w:proofErr w:type="spellStart"/>
+      <w:r>
+        <w:t>RadM</w:t>
+      </w:r>
+      <w:proofErr w:type="spellEnd"/>
+      <w:r>
+        <w:t xml:space="preserve"> and </w:t>
+      </w:r>
+      <w:proofErr w:type="spellStart"/>
+      <w:r>
+        <w:t>RadL</w:t>
+      </w:r>
+      <w:proofErr w:type="spellEnd"/>
+      <w:r>
+        <w:t xml:space="preserve"> compared to other treatments</w:t>
       </w:r>
       <w:r>
         <w:t>;</w:t>
@@ -12695,7 +13574,15 @@
         <w:t xml:space="preserve"> this pattern was consistent across years</w:t>
       </w:r>
       <w:r>
-        <w:t>, with the NT combined with RadM offering the highest fall biomass in both years</w:t>
+        <w:t xml:space="preserve">, with the NT combined with </w:t>
+      </w:r>
+      <w:proofErr w:type="spellStart"/>
+      <w:r>
+        <w:t>RadM</w:t>
+      </w:r>
+      <w:proofErr w:type="spellEnd"/>
+      <w:r>
+        <w:t xml:space="preserve"> offering the highest fall biomass in both years</w:t>
       </w:r>
       <w:r>
         <w:t xml:space="preserve"> (Figure 2)</w:t>
@@ -12914,7 +13801,23 @@
                 <w:i/>
                 <w:iCs/>
               </w:rPr>
-              <w:t>mid-season planted radish (RadM) exhibit</w:t>
+              <w:t>mid-season planted radish (</w:t>
+            </w:r>
+            <w:proofErr w:type="spellStart"/>
+            <w:r>
+              <w:rPr>
+                <w:i/>
+                <w:iCs/>
+              </w:rPr>
+              <w:t>RadM</w:t>
+            </w:r>
+            <w:proofErr w:type="spellEnd"/>
+            <w:r>
+              <w:rPr>
+                <w:i/>
+                <w:iCs/>
+              </w:rPr>
+              <w:t>) exhibit</w:t>
             </w:r>
             <w:r>
               <w:rPr>
@@ -13047,7 +13950,15 @@
         <w:spacing w:line="360" w:lineRule="auto"/>
       </w:pPr>
       <w:r>
-        <w:t>Inversion tillage increased MixE coverage</w:t>
+        <w:t xml:space="preserve">Inversion tillage increased </w:t>
+      </w:r>
+      <w:proofErr w:type="spellStart"/>
+      <w:r>
+        <w:t>MixE</w:t>
+      </w:r>
+      <w:proofErr w:type="spellEnd"/>
+      <w:r>
+        <w:t xml:space="preserve"> coverage</w:t>
       </w:r>
       <w:r>
         <w:t xml:space="preserve">, </w:t>
@@ -13067,7 +13978,21 @@
         <w:rPr>
           <w:lang w:val="en-US"/>
         </w:rPr>
-        <w:t>he NoCC vegetation coverage was the most impacted by the weather conditions</w:t>
+        <w:t xml:space="preserve">he </w:t>
+      </w:r>
+      <w:proofErr w:type="spellStart"/>
+      <w:r>
+        <w:rPr>
+          <w:lang w:val="en-US"/>
+        </w:rPr>
+        <w:t>NoCC</w:t>
+      </w:r>
+      <w:proofErr w:type="spellEnd"/>
+      <w:r>
+        <w:rPr>
+          <w:lang w:val="en-US"/>
+        </w:rPr>
+        <w:t xml:space="preserve"> vegetation coverage was the most impacted by the weather conditions</w:t>
       </w:r>
       <w:r>
         <w:rPr>
@@ -13157,7 +14082,35 @@
         <w:rPr>
           <w:lang w:val="en-US"/>
         </w:rPr>
-        <w:t>, at 83% (CI: 79-86%) and 74% (CI: 69-78%) soil coverage for MixE and MixM, respectively</w:t>
+        <w:t xml:space="preserve">, at 83% (CI: 79-86%) and 74% (CI: 69-78%) soil coverage for </w:t>
+      </w:r>
+      <w:proofErr w:type="spellStart"/>
+      <w:r>
+        <w:rPr>
+          <w:lang w:val="en-US"/>
+        </w:rPr>
+        <w:t>MixE</w:t>
+      </w:r>
+      <w:proofErr w:type="spellEnd"/>
+      <w:r>
+        <w:rPr>
+          <w:lang w:val="en-US"/>
+        </w:rPr>
+        <w:t xml:space="preserve"> and </w:t>
+      </w:r>
+      <w:proofErr w:type="spellStart"/>
+      <w:r>
+        <w:rPr>
+          <w:lang w:val="en-US"/>
+        </w:rPr>
+        <w:t>MixM</w:t>
+      </w:r>
+      <w:proofErr w:type="spellEnd"/>
+      <w:r>
+        <w:rPr>
+          <w:lang w:val="en-US"/>
+        </w:rPr>
+        <w:t>, respectively</w:t>
       </w:r>
       <w:r>
         <w:rPr>
@@ -13212,7 +14165,21 @@
         <w:rPr>
           <w:lang w:val="en-US"/>
         </w:rPr>
-        <w:t xml:space="preserve"> resulted in more stable soil coverage compared to no cover crop. Inversion tillage increased the soil coverage offered by the MixE </w:t>
+        <w:t xml:space="preserve"> resulted in more stable soil coverage compared to no cover crop. Inversion tillage increased the soil coverage offered by the </w:t>
+      </w:r>
+      <w:proofErr w:type="spellStart"/>
+      <w:r>
+        <w:rPr>
+          <w:lang w:val="en-US"/>
+        </w:rPr>
+        <w:t>MixE</w:t>
+      </w:r>
+      <w:proofErr w:type="spellEnd"/>
+      <w:r>
+        <w:rPr>
+          <w:lang w:val="en-US"/>
+        </w:rPr>
+        <w:t xml:space="preserve"> </w:t>
       </w:r>
       <w:r>
         <w:rPr>
@@ -13242,7 +14209,21 @@
         <w:rPr>
           <w:lang w:val="en-US"/>
         </w:rPr>
-        <w:t xml:space="preserve"> CI:77-84%), but did not strongly impact the coverage in the other cover crop treatments (SM2).</w:t>
+        <w:t xml:space="preserve"> CI:77-84%</w:t>
+      </w:r>
+      <w:proofErr w:type="gramStart"/>
+      <w:r>
+        <w:rPr>
+          <w:lang w:val="en-US"/>
+        </w:rPr>
+        <w:t>), but</w:t>
+      </w:r>
+      <w:proofErr w:type="gramEnd"/>
+      <w:r>
+        <w:rPr>
+          <w:lang w:val="en-US"/>
+        </w:rPr>
+        <w:t xml:space="preserve"> did not strongly impact the coverage in the other cover crop treatments (SM2).</w:t>
       </w:r>
       <w:r>
         <w:rPr>
@@ -13298,24 +14279,46 @@
         <w:rPr>
           <w:color w:val="EE0000"/>
         </w:rPr>
-        <w:t xml:space="preserve">likewise exhibited complex interactions which were mainly driven by the variability of MixE from year to year, and </w:t>
-      </w:r>
+        <w:t xml:space="preserve">likewise exhibited complex interactions which were mainly driven by the variability of </w:t>
+      </w:r>
+      <w:proofErr w:type="spellStart"/>
       <w:r>
         <w:rPr>
           <w:color w:val="EE0000"/>
         </w:rPr>
+        <w:t>MixE</w:t>
+      </w:r>
+      <w:proofErr w:type="spellEnd"/>
+      <w:r>
+        <w:rPr>
+          <w:color w:val="EE0000"/>
+        </w:rPr>
+        <w:t xml:space="preserve"> from year to year, and </w:t>
+      </w:r>
+      <w:r>
+        <w:rPr>
+          <w:color w:val="EE0000"/>
+        </w:rPr>
         <w:t>its</w:t>
       </w:r>
       <w:r>
         <w:rPr>
           <w:color w:val="EE0000"/>
         </w:rPr>
-        <w:t xml:space="preserve"> higher cover crop coverage in inversion tillage compared to other tillages</w:t>
-      </w:r>
+        <w:t xml:space="preserve"> higher cover crop coverage in inversion tillage compared to other </w:t>
+      </w:r>
+      <w:proofErr w:type="spellStart"/>
       <w:r>
         <w:rPr>
           <w:color w:val="EE0000"/>
         </w:rPr>
+        <w:t>tillages</w:t>
+      </w:r>
+      <w:proofErr w:type="spellEnd"/>
+      <w:r>
+        <w:rPr>
+          <w:color w:val="EE0000"/>
+        </w:rPr>
         <w:t xml:space="preserve"> (SM2). </w:t>
       </w:r>
       <w:r>
@@ -13330,16 +14333,24 @@
         </w:rPr>
         <w:t xml:space="preserve">n 2018 the </w:t>
       </w:r>
+      <w:proofErr w:type="spellStart"/>
       <w:r>
         <w:rPr>
           <w:color w:val="EE0000"/>
         </w:rPr>
-        <w:t xml:space="preserve">MixE </w:t>
-      </w:r>
+        <w:t>MixE</w:t>
+      </w:r>
+      <w:proofErr w:type="spellEnd"/>
       <w:r>
         <w:rPr>
           <w:color w:val="EE0000"/>
         </w:rPr>
+        <w:t xml:space="preserve"> </w:t>
+      </w:r>
+      <w:r>
+        <w:rPr>
+          <w:color w:val="EE0000"/>
+        </w:rPr>
         <w:t>cover crop</w:t>
       </w:r>
       <w:r>
@@ -13478,24 +14489,50 @@
         <w:rPr>
           <w:color w:val="EE0000"/>
         </w:rPr>
-        <w:t xml:space="preserve"> Rad</w:t>
-      </w:r>
+        <w:t xml:space="preserve"> </w:t>
+      </w:r>
+      <w:proofErr w:type="spellStart"/>
       <w:r>
         <w:rPr>
           <w:color w:val="EE0000"/>
         </w:rPr>
+        <w:t>Rad</w:t>
+      </w:r>
+      <w:r>
+        <w:rPr>
+          <w:color w:val="EE0000"/>
+        </w:rPr>
         <w:t>M</w:t>
       </w:r>
+      <w:proofErr w:type="spellEnd"/>
       <w:r>
         <w:rPr>
           <w:color w:val="EE0000"/>
         </w:rPr>
-        <w:t xml:space="preserve"> offered the highest cover crop coverage at 50% (CI:46-55%) and did not vary by year (p=0.80)</w:t>
+        <w:t xml:space="preserve"> </w:t>
       </w:r>
       <w:r>
         <w:rPr>
           <w:color w:val="EE0000"/>
         </w:rPr>
+        <w:t>did not vary by year (p=0.80)</w:t>
+      </w:r>
+      <w:r>
+        <w:rPr>
+          <w:color w:val="EE0000"/>
+        </w:rPr>
+        <w:t xml:space="preserve"> and </w:t>
+      </w:r>
+      <w:r>
+        <w:rPr>
+          <w:color w:val="EE0000"/>
+        </w:rPr>
+        <w:t>offered the highest cover crop coverage at 50% (CI:46-55%)</w:t>
+      </w:r>
+      <w:r>
+        <w:rPr>
+          <w:color w:val="EE0000"/>
+        </w:rPr>
         <w:t>.</w:t>
       </w:r>
       <w:r>
@@ -13508,12 +14545,34 @@
         <w:rPr>
           <w:color w:val="EE0000"/>
         </w:rPr>
-        <w:t>Both MixM and RadL</w:t>
-      </w:r>
+        <w:t xml:space="preserve">Both </w:t>
+      </w:r>
+      <w:proofErr w:type="spellStart"/>
       <w:r>
         <w:rPr>
           <w:color w:val="EE0000"/>
         </w:rPr>
+        <w:t>MixM</w:t>
+      </w:r>
+      <w:proofErr w:type="spellEnd"/>
+      <w:r>
+        <w:rPr>
+          <w:color w:val="EE0000"/>
+        </w:rPr>
+        <w:t xml:space="preserve"> and </w:t>
+      </w:r>
+      <w:proofErr w:type="spellStart"/>
+      <w:r>
+        <w:rPr>
+          <w:color w:val="EE0000"/>
+        </w:rPr>
+        <w:t>RadL</w:t>
+      </w:r>
+      <w:proofErr w:type="spellEnd"/>
+      <w:r>
+        <w:rPr>
+          <w:color w:val="EE0000"/>
+        </w:rPr>
         <w:t xml:space="preserve"> </w:t>
       </w:r>
       <w:r>
@@ -13527,43 +14586,35 @@
       <w:pPr>
         <w:spacing w:line="360" w:lineRule="auto"/>
         <w:rPr>
-          <w:lang w:val="en-US"/>
-        </w:rPr>
-      </w:pPr>
+          <w:i/>
+          <w:iCs/>
+        </w:rPr>
+      </w:pPr>
+      <w:r>
+        <w:rPr>
+          <w:i/>
+          <w:iCs/>
+        </w:rPr>
+        <w:t xml:space="preserve">3.2.3 </w:t>
+      </w:r>
+      <w:r>
+        <w:rPr>
+          <w:i/>
+          <w:iCs/>
+        </w:rPr>
+        <w:t>Fall vegetation c</w:t>
+      </w:r>
+      <w:r>
+        <w:rPr>
+          <w:i/>
+          <w:iCs/>
+        </w:rPr>
+        <w:t>ommunity</w:t>
+      </w:r>
     </w:p>
     <w:p>
       <w:pPr>
         <w:spacing w:line="360" w:lineRule="auto"/>
-        <w:rPr>
-          <w:i/>
-          <w:iCs/>
-        </w:rPr>
-      </w:pPr>
-      <w:r>
-        <w:rPr>
-          <w:i/>
-          <w:iCs/>
-        </w:rPr>
-        <w:t xml:space="preserve">3.2.3 </w:t>
-      </w:r>
-      <w:r>
-        <w:rPr>
-          <w:i/>
-          <w:iCs/>
-        </w:rPr>
-        <w:t>Fall vegetation c</w:t>
-      </w:r>
-      <w:r>
-        <w:rPr>
-          <w:i/>
-          <w:iCs/>
-        </w:rPr>
-        <w:t>ommunity</w:t>
-      </w:r>
-    </w:p>
-    <w:p>
-      <w:pPr>
-        <w:spacing w:line="360" w:lineRule="auto"/>
       </w:pPr>
       <w:r>
         <w:t>Cash crop volunteers were assigned a dummy code consistent across years to allow for more generalized inference of patterns across years. C</w:t>
@@ -13611,10 +14662,42 @@
         <w:t>The</w:t>
       </w:r>
       <w:r>
-        <w:t xml:space="preserve"> radish cover crop (RAPSR) drove the two radish treatments (RadM and RadL) communities, </w:t>
-      </w:r>
-      <w:r>
-        <w:t xml:space="preserve">and the high RAPSR coverage in the RadM treatment rendered that coverage community completely distinct from the mixes and NoCC treatments </w:t>
+        <w:t xml:space="preserve"> radish cover crop (RAPSR) drove the two radish treatments (</w:t>
+      </w:r>
+      <w:proofErr w:type="spellStart"/>
+      <w:r>
+        <w:t>RadM</w:t>
+      </w:r>
+      <w:proofErr w:type="spellEnd"/>
+      <w:r>
+        <w:t xml:space="preserve"> and </w:t>
+      </w:r>
+      <w:proofErr w:type="spellStart"/>
+      <w:r>
+        <w:t>RadL</w:t>
+      </w:r>
+      <w:proofErr w:type="spellEnd"/>
+      <w:r>
+        <w:t xml:space="preserve">) communities, </w:t>
+      </w:r>
+      <w:r>
+        <w:t xml:space="preserve">and the high RAPSR coverage in the </w:t>
+      </w:r>
+      <w:proofErr w:type="spellStart"/>
+      <w:r>
+        <w:t>RadM</w:t>
+      </w:r>
+      <w:proofErr w:type="spellEnd"/>
+      <w:r>
+        <w:t xml:space="preserve"> treatment rendered that coverage community completely distinct from the mixes and </w:t>
+      </w:r>
+      <w:proofErr w:type="spellStart"/>
+      <w:r>
+        <w:t>NoCC</w:t>
+      </w:r>
+      <w:proofErr w:type="spellEnd"/>
+      <w:r>
+        <w:t xml:space="preserve"> treatments </w:t>
       </w:r>
       <w:r>
         <w:t>(Figure 3). T</w:t>
@@ -13622,8 +14705,45 @@
       <w:r>
         <w:t xml:space="preserve">he </w:t>
       </w:r>
-      <w:r>
-        <w:t>MixE community had a higher presence of the grass/clover cover crop species, but shared many of the same species with the MixM and NoCC. The higher soil exposure in the NoCC and radish cover crop treatments (Figure 2) is also shown in the community assemblies</w:t>
+      <w:proofErr w:type="spellStart"/>
+      <w:r>
+        <w:t>MixE</w:t>
+      </w:r>
+      <w:proofErr w:type="spellEnd"/>
+      <w:r>
+        <w:t xml:space="preserve"> community had a higher presence of the grass/clover cover crop </w:t>
+      </w:r>
+      <w:proofErr w:type="gramStart"/>
+      <w:r>
+        <w:t>species, but</w:t>
+      </w:r>
+      <w:proofErr w:type="gramEnd"/>
+      <w:r>
+        <w:t xml:space="preserve"> shared many of the same species with the </w:t>
+      </w:r>
+      <w:proofErr w:type="spellStart"/>
+      <w:r>
+        <w:t>MixM</w:t>
+      </w:r>
+      <w:proofErr w:type="spellEnd"/>
+      <w:r>
+        <w:t xml:space="preserve"> and </w:t>
+      </w:r>
+      <w:proofErr w:type="spellStart"/>
+      <w:r>
+        <w:t>NoCC</w:t>
+      </w:r>
+      <w:proofErr w:type="spellEnd"/>
+      <w:r>
+        <w:t xml:space="preserve">. The higher soil exposure in the </w:t>
+      </w:r>
+      <w:proofErr w:type="spellStart"/>
+      <w:r>
+        <w:t>NoCC</w:t>
+      </w:r>
+      <w:proofErr w:type="spellEnd"/>
+      <w:r>
+        <w:t xml:space="preserve"> and radish cover crop treatments (Figure 2) is also shown in the community assemblies</w:t>
       </w:r>
       <w:r>
         <w:t xml:space="preserve">. </w:t>
@@ -13716,111 +14836,245 @@
           <w:p>
             <w:pPr>
               <w:spacing w:line="360" w:lineRule="auto"/>
+              <w:rPr>
+                <w:i/>
+                <w:iCs/>
+              </w:rPr>
             </w:pPr>
             <w:r>
               <w:rPr>
                 <w:b/>
                 <w:bCs/>
-              </w:rPr>
-              <w:t>Figure 3</w:t>
-            </w:r>
-            <w:r>
-              <w:t xml:space="preserve"> </w:t>
-            </w:r>
-            <w:r>
-              <w:rPr>
                 <w:i/>
                 <w:iCs/>
               </w:rPr>
-              <w:t>(</w:t>
+              <w:t>Figure 3</w:t>
             </w:r>
             <w:r>
               <w:rPr>
                 <w:i/>
                 <w:iCs/>
               </w:rPr>
-              <w:t>Left</w:t>
+              <w:t xml:space="preserve"> (</w:t>
             </w:r>
             <w:r>
               <w:rPr>
                 <w:i/>
                 <w:iCs/>
               </w:rPr>
-              <w:t>)</w:t>
-            </w:r>
-            <w:r>
-              <w:t xml:space="preserve"> </w:t>
-            </w:r>
-            <w:r>
-              <w:t>Non-metric multi-dimensional scaling (NMDS) analyses show c</w:t>
-            </w:r>
-            <w:r>
-              <w:t>over crop system had the largest impact on fall vegetation communities, with a minor impact of</w:t>
-            </w:r>
-            <w:r>
-              <w:t xml:space="preserve"> year,</w:t>
-            </w:r>
-            <w:r>
-              <w:t xml:space="preserve"> tillage system</w:t>
-            </w:r>
-            <w:r>
-              <w:t xml:space="preserve"> and </w:t>
-            </w:r>
-            <w:r>
-              <w:t>residue</w:t>
-            </w:r>
-            <w:r>
-              <w:t xml:space="preserve"> </w:t>
-            </w:r>
-            <w:r>
-              <w:t>removal</w:t>
-            </w:r>
-            <w:r>
-              <w:t>.</w:t>
-            </w:r>
-            <w:r>
-              <w:t xml:space="preserve"> </w:t>
+              <w:t>Left</w:t>
             </w:r>
             <w:r>
               <w:rPr>
                 <w:i/>
                 <w:iCs/>
               </w:rPr>
-              <w:t>(</w:t>
+              <w:t xml:space="preserve">) </w:t>
             </w:r>
             <w:r>
               <w:rPr>
                 <w:i/>
                 <w:iCs/>
               </w:rPr>
-              <w:t>Right</w:t>
+              <w:t>Non-metric multi-dimensional scaling (NMDS) analyses show c</w:t>
             </w:r>
             <w:r>
               <w:rPr>
                 <w:i/>
                 <w:iCs/>
               </w:rPr>
-              <w:t>)</w:t>
-            </w:r>
-            <w:r>
-              <w:t xml:space="preserve"> Radish cover crop systems (RadM, RadL) had the highest potential ecosystem value, with the mixes (MixE, MixM) and NoCC systems having similarly low ecosystem value, due to a high percent</w:t>
-            </w:r>
-            <w:r>
+              <w:t>over crop system had the largest impact on fall vegetation communities, with a minor impact of</w:t>
+            </w:r>
+            <w:r>
+              <w:rPr>
+                <w:i/>
+                <w:iCs/>
+              </w:rPr>
+              <w:t xml:space="preserve"> year,</w:t>
+            </w:r>
+            <w:r>
+              <w:rPr>
+                <w:i/>
+                <w:iCs/>
+              </w:rPr>
+              <w:t xml:space="preserve"> tillage system</w:t>
+            </w:r>
+            <w:r>
+              <w:rPr>
+                <w:i/>
+                <w:iCs/>
+              </w:rPr>
+              <w:t xml:space="preserve"> and </w:t>
+            </w:r>
+            <w:r>
+              <w:rPr>
+                <w:i/>
+                <w:iCs/>
+              </w:rPr>
+              <w:t>residue</w:t>
+            </w:r>
+            <w:r>
+              <w:rPr>
+                <w:i/>
+                <w:iCs/>
+              </w:rPr>
+              <w:t xml:space="preserve"> </w:t>
+            </w:r>
+            <w:r>
+              <w:rPr>
+                <w:i/>
+                <w:iCs/>
+              </w:rPr>
+              <w:t>removal</w:t>
+            </w:r>
+            <w:r>
+              <w:rPr>
+                <w:i/>
+                <w:iCs/>
+              </w:rPr>
+              <w:t>.</w:t>
+            </w:r>
+            <w:r>
+              <w:rPr>
+                <w:i/>
+                <w:iCs/>
+              </w:rPr>
+              <w:t xml:space="preserve"> (</w:t>
+            </w:r>
+            <w:r>
+              <w:rPr>
+                <w:i/>
+                <w:iCs/>
+              </w:rPr>
+              <w:t>Right</w:t>
+            </w:r>
+            <w:r>
+              <w:rPr>
+                <w:i/>
+                <w:iCs/>
+              </w:rPr>
+              <w:t>) Radish cover crop systems (</w:t>
+            </w:r>
+            <w:proofErr w:type="spellStart"/>
+            <w:r>
+              <w:rPr>
+                <w:i/>
+                <w:iCs/>
+              </w:rPr>
+              <w:t>RadM</w:t>
+            </w:r>
+            <w:proofErr w:type="spellEnd"/>
+            <w:r>
+              <w:rPr>
+                <w:i/>
+                <w:iCs/>
+              </w:rPr>
+              <w:t xml:space="preserve">, </w:t>
+            </w:r>
+            <w:proofErr w:type="spellStart"/>
+            <w:r>
+              <w:rPr>
+                <w:i/>
+                <w:iCs/>
+              </w:rPr>
+              <w:t>RadL</w:t>
+            </w:r>
+            <w:proofErr w:type="spellEnd"/>
+            <w:r>
+              <w:rPr>
+                <w:i/>
+                <w:iCs/>
+              </w:rPr>
+              <w:t>) had the highest potential ecosystem value, with the mixes (</w:t>
+            </w:r>
+            <w:proofErr w:type="spellStart"/>
+            <w:r>
+              <w:rPr>
+                <w:i/>
+                <w:iCs/>
+              </w:rPr>
+              <w:t>MixE</w:t>
+            </w:r>
+            <w:proofErr w:type="spellEnd"/>
+            <w:r>
+              <w:rPr>
+                <w:i/>
+                <w:iCs/>
+              </w:rPr>
+              <w:t xml:space="preserve">, </w:t>
+            </w:r>
+            <w:proofErr w:type="spellStart"/>
+            <w:r>
+              <w:rPr>
+                <w:i/>
+                <w:iCs/>
+              </w:rPr>
+              <w:t>MixM</w:t>
+            </w:r>
+            <w:proofErr w:type="spellEnd"/>
+            <w:r>
+              <w:rPr>
+                <w:i/>
+                <w:iCs/>
+              </w:rPr>
+              <w:t xml:space="preserve">) and </w:t>
+            </w:r>
+            <w:proofErr w:type="spellStart"/>
+            <w:r>
+              <w:rPr>
+                <w:i/>
+                <w:iCs/>
+              </w:rPr>
+              <w:t>NoCC</w:t>
+            </w:r>
+            <w:proofErr w:type="spellEnd"/>
+            <w:r>
+              <w:rPr>
+                <w:i/>
+                <w:iCs/>
+              </w:rPr>
+              <w:t xml:space="preserve"> systems having similarly low ecosystem value, due to a high percent</w:t>
+            </w:r>
+            <w:r>
+              <w:rPr>
+                <w:i/>
+                <w:iCs/>
+              </w:rPr>
               <w:t xml:space="preserve"> coverage</w:t>
             </w:r>
             <w:r>
+              <w:rPr>
+                <w:i/>
+                <w:iCs/>
+              </w:rPr>
               <w:t xml:space="preserve"> of low value </w:t>
             </w:r>
             <w:r>
+              <w:rPr>
+                <w:i/>
+                <w:iCs/>
+              </w:rPr>
               <w:t xml:space="preserve">cash </w:t>
             </w:r>
             <w:r>
+              <w:rPr>
+                <w:i/>
+                <w:iCs/>
+              </w:rPr>
               <w:t>crop volunteers</w:t>
             </w:r>
             <w:r>
+              <w:rPr>
+                <w:i/>
+                <w:iCs/>
+              </w:rPr>
               <w:t xml:space="preserve"> in the community (see Figure 2). </w:t>
             </w:r>
             <w:r>
+              <w:rPr>
+                <w:i/>
+                <w:iCs/>
+              </w:rPr>
               <w:t xml:space="preserve"> </w:t>
             </w:r>
           </w:p>
@@ -13840,13 +15094,28 @@
         <w:t>Radish species were estimated to have the highest ecological value</w:t>
       </w:r>
       <w:r>
+        <w:t xml:space="preserve"> (SM1). The other cover crop species (LOLPE, TRFRE) likewise had relatively low ecological value,</w:t>
+      </w:r>
+      <w:r>
         <w:t xml:space="preserve"> while spring barley and spring oat volunteers had no value (</w:t>
       </w:r>
       <w:r>
-        <w:t>supporting information</w:t>
-      </w:r>
-      <w:r>
-        <w:t xml:space="preserve">), resulting in treatments with high percent </w:t>
+        <w:t>SM1</w:t>
+      </w:r>
+      <w:r>
+        <w:t>)</w:t>
+      </w:r>
+      <w:r>
+        <w:t xml:space="preserve">. This </w:t>
+      </w:r>
+      <w:r>
+        <w:t>result</w:t>
+      </w:r>
+      <w:r>
+        <w:t>ed</w:t>
+      </w:r>
+      <w:r>
+        <w:t xml:space="preserve"> in treatments with high percent </w:t>
       </w:r>
       <w:r>
         <w:t>radish (</w:t>
@@ -13888,7 +15157,15 @@
         <w:t>se high-value species had</w:t>
       </w:r>
       <w:r>
-        <w:t xml:space="preserve"> small contributions to the percent coverage, and therefore did not result in high estimated </w:t>
+        <w:t xml:space="preserve"> small contributions to the percent </w:t>
+      </w:r>
+      <w:proofErr w:type="gramStart"/>
+      <w:r>
+        <w:t>coverage, and</w:t>
+      </w:r>
+      <w:proofErr w:type="gramEnd"/>
+      <w:r>
+        <w:t xml:space="preserve"> therefore did not result in high estimated </w:t>
       </w:r>
       <w:r>
         <w:t>ecosystem</w:t>
@@ -13923,17 +15200,69 @@
         <w:spacing w:line="360" w:lineRule="auto"/>
       </w:pPr>
       <w:r>
-        <w:t xml:space="preserve">Year and cover crop treatment had significant impacts on the number of species (Table 3) observed in a community (p&lt;0.001; SM2). The number of species observed ranged from one to eight, with a mode of two in 2018 and three in 2019. The MixE had more species than the radish cover crops (p&lt;0.001; SM2), but overall the number of species present was low in all communities. The evenness of the communities ranged from 0.09 to 1, and there was an amplifying interaction between cover crop treatment and year (p&lt;0.001). Evenness was </w:t>
+        <w:t xml:space="preserve">Year and cover crop treatment had significant impacts on the number of species (Table 3) observed in a community (p&lt;0.001; SM2). The number of species observed ranged from one to eight, with a mode of two in 2018 and three in 2019. The </w:t>
+      </w:r>
+      <w:proofErr w:type="spellStart"/>
+      <w:r>
+        <w:t>MixE</w:t>
+      </w:r>
+      <w:proofErr w:type="spellEnd"/>
+      <w:r>
+        <w:t xml:space="preserve"> had more species than the radish cover crops (p&lt;0.001; SM2), but </w:t>
+      </w:r>
+      <w:proofErr w:type="gramStart"/>
+      <w:r>
+        <w:t>overall</w:t>
+      </w:r>
+      <w:proofErr w:type="gramEnd"/>
+      <w:r>
+        <w:t xml:space="preserve"> the number of species present was low in all communities. The evenness of the communities ranged from 0.09 to 1, and there was an </w:t>
       </w:r>
       <w:r>
         <w:lastRenderedPageBreak/>
-        <w:t xml:space="preserve">generally higher in the radish cover crop treatments because those communities were not dominated by the cash crop volunteers (Figure 2), followed by MixE, followed by MixM and NoCC treatments; this pattern was true regardless of tillage system, </w:t>
+        <w:t xml:space="preserve">amplifying interaction between cover crop treatment and year (p&lt;0.001). Evenness was generally higher in the radish cover crop treatments because those communities were not dominated by the cash crop volunteers (Figure 2), followed by </w:t>
+      </w:r>
+      <w:proofErr w:type="spellStart"/>
+      <w:r>
+        <w:t>MixE</w:t>
+      </w:r>
+      <w:proofErr w:type="spellEnd"/>
+      <w:r>
+        <w:t xml:space="preserve">, followed by </w:t>
+      </w:r>
+      <w:proofErr w:type="spellStart"/>
+      <w:r>
+        <w:t>MixM</w:t>
+      </w:r>
+      <w:proofErr w:type="spellEnd"/>
+      <w:r>
+        <w:t xml:space="preserve"> and </w:t>
+      </w:r>
+      <w:proofErr w:type="spellStart"/>
+      <w:r>
+        <w:t>NoCC</w:t>
+      </w:r>
+      <w:proofErr w:type="spellEnd"/>
+      <w:r>
+        <w:t xml:space="preserve"> treatments; this pattern was </w:t>
+      </w:r>
+      <w:r>
+        <w:t xml:space="preserve">generally </w:t>
+      </w:r>
+      <w:r>
+        <w:t xml:space="preserve">true regardless of tillage system, </w:t>
       </w:r>
       <w:r>
         <w:t>residue</w:t>
       </w:r>
       <w:r>
-        <w:t xml:space="preserve"> management, and year (SM2). </w:t>
+        <w:t xml:space="preserve"> management, and year</w:t>
+      </w:r>
+      <w:r>
+        <w:t>, although there were some minor but statistically significant impacts of residue removal on evenness</w:t>
+      </w:r>
+      <w:r>
+        <w:t xml:space="preserve"> (SM2). </w:t>
       </w:r>
     </w:p>
     <w:p>
@@ -14047,7 +15376,15 @@
         <w:t>NT</w:t>
       </w:r>
       <w:r>
-        <w:t xml:space="preserve"> system, MixE had </w:t>
+        <w:t xml:space="preserve"> system, </w:t>
+      </w:r>
+      <w:proofErr w:type="spellStart"/>
+      <w:r>
+        <w:t>MixE</w:t>
+      </w:r>
+      <w:proofErr w:type="spellEnd"/>
+      <w:r>
+        <w:t xml:space="preserve"> had </w:t>
       </w:r>
       <w:r>
         <w:t xml:space="preserve">significantly more </w:t>
@@ -14096,7 +15433,15 @@
         <w:t>h</w:t>
       </w:r>
       <w:r>
-        <w:t xml:space="preserve">e elevated spring weed count in the MixE implemented in the NT system </w:t>
+        <w:t xml:space="preserve">e elevated spring weed count in the </w:t>
+      </w:r>
+      <w:proofErr w:type="spellStart"/>
+      <w:r>
+        <w:t>MixE</w:t>
+      </w:r>
+      <w:proofErr w:type="spellEnd"/>
+      <w:r>
+        <w:t xml:space="preserve"> implemented in the NT system </w:t>
       </w:r>
       <w:r>
         <w:t xml:space="preserve">was </w:t>
@@ -14316,7 +15661,15 @@
         <w:t xml:space="preserve"> </w:t>
       </w:r>
       <w:r>
-        <w:t xml:space="preserve">consistent in both years, but was </w:t>
+        <w:t xml:space="preserve">consistent in both </w:t>
+      </w:r>
+      <w:proofErr w:type="gramStart"/>
+      <w:r>
+        <w:t>years, but</w:t>
+      </w:r>
+      <w:proofErr w:type="gramEnd"/>
+      <w:r>
+        <w:t xml:space="preserve"> was </w:t>
       </w:r>
       <w:r>
         <w:t xml:space="preserve">again significantly </w:t>
@@ -14458,12 +15811,16 @@
               <w:rPr>
                 <w:b/>
                 <w:bCs/>
+                <w:i/>
+                <w:iCs/>
               </w:rPr>
             </w:pPr>
             <w:r>
               <w:rPr>
                 <w:b/>
                 <w:bCs/>
+                <w:i/>
+                <w:iCs/>
               </w:rPr>
               <w:t xml:space="preserve">Figure </w:t>
             </w:r>
@@ -14471,6 +15828,8 @@
               <w:rPr>
                 <w:b/>
                 <w:bCs/>
+                <w:i/>
+                <w:iCs/>
               </w:rPr>
               <w:t>4</w:t>
             </w:r>
@@ -14478,6 +15837,8 @@
               <w:rPr>
                 <w:b/>
                 <w:bCs/>
+                <w:i/>
+                <w:iCs/>
               </w:rPr>
               <w:t>.</w:t>
             </w:r>
@@ -14485,87 +15846,197 @@
               <w:rPr>
                 <w:b/>
                 <w:bCs/>
+                <w:i/>
+                <w:iCs/>
               </w:rPr>
               <w:t xml:space="preserve"> </w:t>
             </w:r>
             <w:r>
+              <w:rPr>
+                <w:i/>
+                <w:iCs/>
+              </w:rPr>
               <w:t xml:space="preserve">Marginal mean estimates </w:t>
             </w:r>
             <w:r>
+              <w:rPr>
+                <w:i/>
+                <w:iCs/>
+              </w:rPr>
               <w:t xml:space="preserve">averaged </w:t>
             </w:r>
             <w:r>
+              <w:rPr>
+                <w:i/>
+                <w:iCs/>
+              </w:rPr>
               <w:t xml:space="preserve">over years and </w:t>
             </w:r>
             <w:r>
+              <w:rPr>
+                <w:i/>
+                <w:iCs/>
+              </w:rPr>
               <w:t>straw</w:t>
             </w:r>
             <w:r>
+              <w:rPr>
+                <w:i/>
+                <w:iCs/>
+              </w:rPr>
               <w:t xml:space="preserve"> management</w:t>
             </w:r>
             <w:r>
               <w:rPr>
                 <w:b/>
                 <w:bCs/>
+                <w:i/>
+                <w:iCs/>
               </w:rPr>
               <w:t xml:space="preserve"> </w:t>
             </w:r>
             <w:r>
+              <w:rPr>
+                <w:i/>
+                <w:iCs/>
+              </w:rPr>
               <w:t>with</w:t>
             </w:r>
             <w:r>
               <w:rPr>
                 <w:b/>
                 <w:bCs/>
+                <w:i/>
+                <w:iCs/>
               </w:rPr>
               <w:t xml:space="preserve"> </w:t>
             </w:r>
             <w:r>
+              <w:rPr>
+                <w:i/>
+                <w:iCs/>
+              </w:rPr>
               <w:t>standard errors of the means</w:t>
             </w:r>
             <w:r>
+              <w:rPr>
+                <w:i/>
+                <w:iCs/>
+              </w:rPr>
               <w:t xml:space="preserve">. </w:t>
             </w:r>
             <w:r>
+              <w:rPr>
+                <w:i/>
+                <w:iCs/>
+              </w:rPr>
               <w:t xml:space="preserve">There were no differences in total or perennial weed counts within the inversion tillage treatment, but in </w:t>
             </w:r>
             <w:r>
+              <w:rPr>
+                <w:i/>
+                <w:iCs/>
+              </w:rPr>
               <w:t xml:space="preserve">the </w:t>
             </w:r>
             <w:r>
+              <w:rPr>
+                <w:i/>
+                <w:iCs/>
+              </w:rPr>
               <w:t>no-till</w:t>
             </w:r>
             <w:r>
+              <w:rPr>
+                <w:i/>
+                <w:iCs/>
+              </w:rPr>
               <w:t xml:space="preserve"> and surface</w:t>
             </w:r>
             <w:r>
+              <w:rPr>
+                <w:i/>
+                <w:iCs/>
+              </w:rPr>
               <w:t xml:space="preserve"> </w:t>
             </w:r>
             <w:r>
+              <w:rPr>
+                <w:i/>
+                <w:iCs/>
+              </w:rPr>
               <w:t xml:space="preserve">tillage systems </w:t>
             </w:r>
             <w:r>
+              <w:rPr>
+                <w:i/>
+                <w:iCs/>
+              </w:rPr>
               <w:t xml:space="preserve">the early-planted mix </w:t>
             </w:r>
             <w:r>
-              <w:t xml:space="preserve">(MixE) </w:t>
-            </w:r>
-            <w:r>
+              <w:rPr>
+                <w:i/>
+                <w:iCs/>
+              </w:rPr>
+              <w:t>(</w:t>
+            </w:r>
+            <w:proofErr w:type="spellStart"/>
+            <w:r>
+              <w:rPr>
+                <w:i/>
+                <w:iCs/>
+              </w:rPr>
+              <w:t>MixE</w:t>
+            </w:r>
+            <w:proofErr w:type="spellEnd"/>
+            <w:r>
+              <w:rPr>
+                <w:i/>
+                <w:iCs/>
+              </w:rPr>
+              <w:t xml:space="preserve">) </w:t>
+            </w:r>
+            <w:r>
+              <w:rPr>
+                <w:i/>
+                <w:iCs/>
+              </w:rPr>
               <w:t>had significantly higher perennial weed counts</w:t>
             </w:r>
             <w:r>
+              <w:rPr>
+                <w:i/>
+                <w:iCs/>
+              </w:rPr>
               <w:t>,</w:t>
             </w:r>
             <w:r>
+              <w:rPr>
+                <w:i/>
+                <w:iCs/>
+              </w:rPr>
               <w:t xml:space="preserve"> reflecting its different herbicide program</w:t>
             </w:r>
             <w:r>
+              <w:rPr>
+                <w:i/>
+                <w:iCs/>
+              </w:rPr>
               <w:t xml:space="preserve"> compared to other cover crop systems</w:t>
             </w:r>
             <w:r>
+              <w:rPr>
+                <w:i/>
+                <w:iCs/>
+              </w:rPr>
               <w:t xml:space="preserve"> (Table 2)</w:t>
             </w:r>
             <w:r>
+              <w:rPr>
+                <w:i/>
+                <w:iCs/>
+              </w:rPr>
               <w:t>.</w:t>
             </w:r>
           </w:p>
@@ -14587,7 +16058,15 @@
         <w:spacing w:line="360" w:lineRule="auto"/>
       </w:pPr>
       <w:r>
-        <w:t xml:space="preserve">Despite having less total weeds, both </w:t>
+        <w:t xml:space="preserve">Despite having </w:t>
+      </w:r>
+      <w:proofErr w:type="gramStart"/>
+      <w:r>
+        <w:t>less</w:t>
+      </w:r>
+      <w:proofErr w:type="gramEnd"/>
+      <w:r>
+        <w:t xml:space="preserve"> total weeds, both </w:t>
       </w:r>
       <w:r>
         <w:t>NT</w:t>
@@ -14608,7 +16087,15 @@
         <w:t xml:space="preserve">. The perennial weeds were mainly CIRAR (82%, versus 18% EQUAR). </w:t>
       </w:r>
       <w:r>
-        <w:t>While the NoCC treatment averaged less than 1 perennial weed</w:t>
+        <w:t xml:space="preserve">While the </w:t>
+      </w:r>
+      <w:proofErr w:type="spellStart"/>
+      <w:r>
+        <w:t>NoCC</w:t>
+      </w:r>
+      <w:proofErr w:type="spellEnd"/>
+      <w:r>
+        <w:t xml:space="preserve"> treatment averaged less than 1 perennial weed</w:t>
       </w:r>
       <w:r>
         <w:t xml:space="preserve"> per m</w:t>
@@ -14622,8 +16109,13 @@
       <w:r>
         <w:t xml:space="preserve">, </w:t>
       </w:r>
-      <w:r>
-        <w:t xml:space="preserve">MixE </w:t>
+      <w:proofErr w:type="spellStart"/>
+      <w:r>
+        <w:t>MixE</w:t>
+      </w:r>
+      <w:proofErr w:type="spellEnd"/>
+      <w:r>
+        <w:t xml:space="preserve"> </w:t>
       </w:r>
       <w:r>
         <w:t xml:space="preserve">averaged </w:t>
@@ -14650,10 +16142,18 @@
         <w:t xml:space="preserve">, </w:t>
       </w:r>
       <w:r>
-        <w:t>CI:3-7)</w:t>
-      </w:r>
-      <w:r>
-        <w:t xml:space="preserve">, but did not differ in the inversion tillage. None of the other cover crop treatment’s perennial weed count differed each other. </w:t>
+        <w:t>CI:3-7</w:t>
+      </w:r>
+      <w:proofErr w:type="gramStart"/>
+      <w:r>
+        <w:t>)</w:t>
+      </w:r>
+      <w:r>
+        <w:t>, but</w:t>
+      </w:r>
+      <w:proofErr w:type="gramEnd"/>
+      <w:r>
+        <w:t xml:space="preserve"> did not differ in the inversion tillage. None of the other cover crop treatment’s perennial weed count differed each other. </w:t>
       </w:r>
       <w:commentRangeStart w:id="19"/>
       <w:r>
@@ -14790,7 +16290,13 @@
         <w:t>surface</w:t>
       </w:r>
       <w:r>
-        <w:t xml:space="preserve"> tillage. </w:t>
+        <w:t xml:space="preserve"> tillage</w:t>
+      </w:r>
+      <w:r>
+        <w:t>, due to elimination of a pre-planting herbicide application</w:t>
+      </w:r>
+      <w:r>
+        <w:t xml:space="preserve">. </w:t>
       </w:r>
       <w:r>
         <w:t>In all systems</w:t>
@@ -14799,22 +16305,30 @@
         <w:t xml:space="preserve"> and years</w:t>
       </w:r>
       <w:r>
-        <w:t>, pesticide loads were lowest in the MixE treatments</w:t>
-      </w:r>
-      <w:r>
-        <w:t xml:space="preserve"> compared to the other cover crop treatments (</w:t>
+        <w:t xml:space="preserve">, pesticide loads were lowest in the </w:t>
+      </w:r>
+      <w:proofErr w:type="spellStart"/>
+      <w:r>
+        <w:t>MixE</w:t>
+      </w:r>
+      <w:proofErr w:type="spellEnd"/>
+      <w:r>
+        <w:t xml:space="preserve"> treatments</w:t>
+      </w:r>
+      <w:r>
+        <w:t xml:space="preserve"> compared to the other cover crop treatments</w:t>
+      </w:r>
+      <w:r>
+        <w:t xml:space="preserve"> due to the different herbicide package necessitated for post-emergence weed control</w:t>
+      </w:r>
+      <w:r>
+        <w:t xml:space="preserve"> (</w:t>
       </w:r>
       <w:r>
         <w:t>SM1</w:t>
       </w:r>
       <w:r>
         <w:t xml:space="preserve">). </w:t>
-      </w:r>
-      <w:r>
-        <w:rPr>
-          <w:highlight w:val="yellow"/>
-        </w:rPr>
-        <w:t>STOPPED</w:t>
       </w:r>
     </w:p>
     <w:p>
@@ -14834,37 +16348,64 @@
           <w:i/>
           <w:iCs/>
         </w:rPr>
-        <w:t>3.4 Multi-criteria summary</w:t>
-      </w:r>
-    </w:p>
-    <w:p>
-      <w:pPr>
-        <w:spacing w:line="360" w:lineRule="auto"/>
-      </w:pPr>
-      <w:r>
-        <w:t xml:space="preserve">The system with the highest overall value (assuming equal weighting for all metrics) was the mid-season planted radish (RadM) implemented in a </w:t>
-      </w:r>
-      <w:r>
-        <w:t>NT</w:t>
-      </w:r>
-      <w:r>
-        <w:t xml:space="preserve"> system with retained </w:t>
-      </w:r>
-      <w:r>
-        <w:t>straw</w:t>
-      </w:r>
-      <w:r>
-        <w:t xml:space="preserve"> (</w:t>
-      </w:r>
+        <w:t xml:space="preserve">3.4 </w:t>
+      </w:r>
+      <w:proofErr w:type="gramStart"/>
       <w:r>
         <w:rPr>
           <w:b/>
           <w:bCs/>
+          <w:i/>
+          <w:iCs/>
+        </w:rPr>
+        <w:t>Multi-criteria summary</w:t>
+      </w:r>
+      <w:proofErr w:type="gramEnd"/>
+    </w:p>
+    <w:p>
+      <w:pPr>
+        <w:spacing w:line="360" w:lineRule="auto"/>
+      </w:pPr>
+      <w:r>
+        <w:t>The system with the highest overall value (assuming equal weighting for all metrics) was the mid-season planted radish (</w:t>
+      </w:r>
+      <w:proofErr w:type="spellStart"/>
+      <w:r>
+        <w:t>RadM</w:t>
+      </w:r>
+      <w:proofErr w:type="spellEnd"/>
+      <w:r>
+        <w:t xml:space="preserve">) implemented in a </w:t>
+      </w:r>
+      <w:r>
+        <w:t>NT</w:t>
+      </w:r>
+      <w:r>
+        <w:t xml:space="preserve"> system with re</w:t>
+      </w:r>
+      <w:r>
+        <w:t>sidue retention</w:t>
+      </w:r>
+      <w:r>
+        <w:t xml:space="preserve"> (</w:t>
+      </w:r>
+      <w:r>
+        <w:rPr>
+          <w:b/>
+          <w:bCs/>
         </w:rPr>
         <w:t>Figure 5</w:t>
       </w:r>
       <w:r>
-        <w:t xml:space="preserve">), while the system with the lowest overall value was the mid-season planted mixture (MixM) implemented in a </w:t>
+        <w:t>), while the system with the lowest overall value was the mid-season planted mixture (</w:t>
+      </w:r>
+      <w:proofErr w:type="spellStart"/>
+      <w:r>
+        <w:t>MixM</w:t>
+      </w:r>
+      <w:proofErr w:type="spellEnd"/>
+      <w:r>
+        <w:t xml:space="preserve">) implemented in a </w:t>
       </w:r>
       <w:r>
         <w:t>NT</w:t>
@@ -14873,37 +16414,93 @@
         <w:t xml:space="preserve"> system with </w:t>
       </w:r>
       <w:r>
+        <w:t>residue removal</w:t>
+      </w:r>
+      <w:r>
+        <w:t xml:space="preserve">. </w:t>
+      </w:r>
+      <w:r>
+        <w:t>Averaged a</w:t>
+      </w:r>
+      <w:r>
+        <w:t xml:space="preserve">cross tillage and </w:t>
+      </w:r>
+      <w:r>
         <w:t>straw</w:t>
       </w:r>
       <w:r>
-        <w:t xml:space="preserve"> removal. </w:t>
-      </w:r>
-      <w:r>
-        <w:t>Averaged a</w:t>
-      </w:r>
-      <w:r>
-        <w:t xml:space="preserve">cross tillage and </w:t>
-      </w:r>
-      <w:r>
-        <w:t>straw</w:t>
-      </w:r>
-      <w:r>
-        <w:t xml:space="preserve"> management systems, the RadM was the best performing cover crop treatment, and the MixM the worst.</w:t>
-      </w:r>
-      <w:r>
-        <w:t xml:space="preserve"> The early-planted mixture (MixE) performed well in the inversion tillage system, but poorly in the other tillage systems. The impact of </w:t>
-      </w:r>
-      <w:r>
-        <w:t>straw</w:t>
-      </w:r>
-      <w:r>
-        <w:t xml:space="preserve"> management on the total value was marginal in the inversion tillage system, but </w:t>
-      </w:r>
-      <w:r>
-        <w:t>straw</w:t>
-      </w:r>
-      <w:r>
-        <w:t xml:space="preserve"> retention in the </w:t>
+        <w:t xml:space="preserve"> management systems, the </w:t>
+      </w:r>
+      <w:proofErr w:type="spellStart"/>
+      <w:r>
+        <w:t>RadM</w:t>
+      </w:r>
+      <w:proofErr w:type="spellEnd"/>
+      <w:r>
+        <w:t xml:space="preserve"> was the best performing cover crop treatment, and the </w:t>
+      </w:r>
+      <w:proofErr w:type="spellStart"/>
+      <w:r>
+        <w:t>MixM</w:t>
+      </w:r>
+      <w:proofErr w:type="spellEnd"/>
+      <w:r>
+        <w:t xml:space="preserve"> the worst.</w:t>
+      </w:r>
+      <w:r>
+        <w:t xml:space="preserve"> The early-planted mixture (</w:t>
+      </w:r>
+      <w:proofErr w:type="spellStart"/>
+      <w:r>
+        <w:t>MixE</w:t>
+      </w:r>
+      <w:proofErr w:type="spellEnd"/>
+      <w:r>
+        <w:t xml:space="preserve">) performed well in the inversion tillage system, but poorly in the other tillage systems. </w:t>
+      </w:r>
+      <w:proofErr w:type="spellStart"/>
+      <w:r>
+        <w:t>The</w:t>
+      </w:r>
+      <w:r>
+        <w:t>re</w:t>
+      </w:r>
+      <w:proofErr w:type="spellEnd"/>
+      <w:r>
+        <w:t xml:space="preserve"> was almost no</w:t>
+      </w:r>
+      <w:r>
+        <w:t xml:space="preserve"> impact of </w:t>
+      </w:r>
+      <w:r>
+        <w:t>residue</w:t>
+      </w:r>
+      <w:r>
+        <w:t xml:space="preserve"> management on the total value </w:t>
+      </w:r>
+      <w:r>
+        <w:t>i</w:t>
+      </w:r>
+      <w:r>
+        <w:t xml:space="preserve">n the inversion tillage system, but </w:t>
+      </w:r>
+      <w:r>
+        <w:t>residue</w:t>
+      </w:r>
+      <w:r>
+        <w:t xml:space="preserve"> retention </w:t>
+      </w:r>
+      <w:r>
+        <w:t xml:space="preserve">increased total value </w:t>
+      </w:r>
+      <w:r>
+        <w:t xml:space="preserve">in </w:t>
+      </w:r>
+      <w:r>
+        <w:t xml:space="preserve">both </w:t>
+      </w:r>
+      <w:r>
+        <w:t xml:space="preserve">the </w:t>
       </w:r>
       <w:r>
         <w:t>surface</w:t>
@@ -14915,7 +16512,7 @@
         <w:t>NT</w:t>
       </w:r>
       <w:r>
-        <w:t xml:space="preserve"> systems increased total value. </w:t>
+        <w:t xml:space="preserve"> systems. </w:t>
       </w:r>
     </w:p>
     <w:tbl>
@@ -14941,6 +16538,7 @@
             </w:pPr>
             <w:r>
               <w:rPr>
+                <w:noProof/>
                 <w:lang w:val="da-DK"/>
               </w:rPr>
               <w:lastRenderedPageBreak/>
@@ -15007,73 +16605,161 @@
               <w:rPr>
                 <w:b/>
                 <w:bCs/>
+                <w:i/>
+                <w:iCs/>
               </w:rPr>
             </w:pPr>
             <w:r>
               <w:rPr>
                 <w:b/>
                 <w:bCs/>
+                <w:i/>
+                <w:iCs/>
               </w:rPr>
               <w:t xml:space="preserve">Figure 5. </w:t>
             </w:r>
             <w:r>
-              <w:t xml:space="preserve">Summary of cropping systems’ performance in protecting soil </w:t>
-            </w:r>
-            <w:r>
-              <w:t>(Soi</w:t>
-            </w:r>
-            <w:r>
+              <w:rPr>
+                <w:i/>
+                <w:iCs/>
+              </w:rPr>
+              <w:t>Summary of cropping systems’ performance in protecting soil (Soi</w:t>
+            </w:r>
+            <w:r>
+              <w:rPr>
+                <w:i/>
+                <w:iCs/>
+              </w:rPr>
               <w:t>l</w:t>
             </w:r>
             <w:r>
+              <w:rPr>
+                <w:i/>
+                <w:iCs/>
+              </w:rPr>
+              <w:t>), mitigation of fall nitrate leaching via fall biomass production (</w:t>
+            </w:r>
+            <w:proofErr w:type="spellStart"/>
+            <w:r>
+              <w:rPr>
+                <w:i/>
+                <w:iCs/>
+              </w:rPr>
+              <w:t>Bio</w:t>
+            </w:r>
+            <w:r>
+              <w:rPr>
+                <w:i/>
+                <w:iCs/>
+              </w:rPr>
+              <w:t>m</w:t>
+            </w:r>
+            <w:proofErr w:type="spellEnd"/>
+            <w:r>
+              <w:rPr>
+                <w:i/>
+                <w:iCs/>
+              </w:rPr>
+              <w:t>), supporting eco</w:t>
+            </w:r>
+            <w:r>
+              <w:rPr>
+                <w:i/>
+                <w:iCs/>
+              </w:rPr>
+              <w:t xml:space="preserve">logical </w:t>
+            </w:r>
+            <w:r>
+              <w:rPr>
+                <w:i/>
+                <w:iCs/>
+              </w:rPr>
+              <w:t>systems (</w:t>
+            </w:r>
+            <w:proofErr w:type="spellStart"/>
+            <w:r>
+              <w:rPr>
+                <w:i/>
+                <w:iCs/>
+              </w:rPr>
+              <w:t>Eco</w:t>
+            </w:r>
+            <w:r>
+              <w:rPr>
+                <w:i/>
+                <w:iCs/>
+              </w:rPr>
+              <w:t>l</w:t>
+            </w:r>
+            <w:proofErr w:type="spellEnd"/>
+            <w:r>
+              <w:rPr>
+                <w:i/>
+                <w:iCs/>
+              </w:rPr>
+              <w:t>), grain production (Gra</w:t>
+            </w:r>
+            <w:r>
+              <w:rPr>
+                <w:i/>
+                <w:iCs/>
+              </w:rPr>
+              <w:t>i</w:t>
+            </w:r>
+            <w:r>
+              <w:rPr>
+                <w:i/>
+                <w:iCs/>
+              </w:rPr>
+              <w:t>), perennial weed suppression (</w:t>
+            </w:r>
+            <w:r>
+              <w:rPr>
+                <w:i/>
+                <w:iCs/>
+              </w:rPr>
+              <w:t>Weed</w:t>
+            </w:r>
+            <w:r>
+              <w:rPr>
+                <w:i/>
+                <w:iCs/>
+              </w:rPr>
+              <w:t>), and promoting human health and environmental safety (Saf</w:t>
+            </w:r>
+            <w:r>
+              <w:rPr>
+                <w:i/>
+                <w:iCs/>
+              </w:rPr>
+              <w:t>e</w:t>
+            </w:r>
+            <w:r>
+              <w:rPr>
+                <w:i/>
+                <w:iCs/>
+              </w:rPr>
               <w:t>)</w:t>
             </w:r>
             <w:r>
-              <w:t>, mitigation of fall nitrate leaching via fall biomass production (Bio</w:t>
-            </w:r>
-            <w:r>
-              <w:t>m</w:t>
-            </w:r>
-            <w:r>
-              <w:t>), supporting eco</w:t>
-            </w:r>
-            <w:r>
-              <w:t xml:space="preserve">logical </w:t>
-            </w:r>
-            <w:r>
-              <w:t>systems (Eco</w:t>
-            </w:r>
-            <w:r>
-              <w:t>l</w:t>
-            </w:r>
-            <w:r>
-              <w:t>), grain production (Gra</w:t>
-            </w:r>
-            <w:r>
-              <w:t>i</w:t>
-            </w:r>
-            <w:r>
-              <w:t>), perennial weed suppression (</w:t>
-            </w:r>
-            <w:r>
-              <w:t>Weed</w:t>
-            </w:r>
-            <w:r>
-              <w:t>), and promoting human health and environmental safety (Saf</w:t>
-            </w:r>
-            <w:r>
-              <w:t>e</w:t>
-            </w:r>
-            <w:r>
-              <w:t>)</w:t>
-            </w:r>
-            <w:r>
+              <w:rPr>
+                <w:i/>
+                <w:iCs/>
+              </w:rPr>
               <w:t xml:space="preserve">; rows represent cover crop treatments, and columns represent tillage and </w:t>
             </w:r>
             <w:r>
+              <w:rPr>
+                <w:i/>
+                <w:iCs/>
+              </w:rPr>
               <w:t>residue managements</w:t>
             </w:r>
             <w:r>
+              <w:rPr>
+                <w:i/>
+                <w:iCs/>
+              </w:rPr>
               <w:t xml:space="preserve">. </w:t>
             </w:r>
           </w:p>
@@ -15088,22 +16774,12 @@
     <w:p>
       <w:pPr>
         <w:spacing w:line="360" w:lineRule="auto"/>
-      </w:pPr>
-      <w:r>
-        <w:rPr>
-          <w:highlight w:val="yellow"/>
-        </w:rPr>
-        <w:t>STOPPED</w:t>
-      </w:r>
-    </w:p>
-    <w:p>
-      <w:pPr>
-        <w:spacing w:line="360" w:lineRule="auto"/>
         <w:rPr>
           <w:b/>
           <w:bCs/>
         </w:rPr>
       </w:pPr>
+      <w:proofErr w:type="gramStart"/>
       <w:r>
         <w:rPr>
           <w:b/>
@@ -15111,6 +16787,7 @@
         </w:rPr>
         <w:t>4  DISCUSSION</w:t>
       </w:r>
+      <w:proofErr w:type="gramEnd"/>
     </w:p>
     <w:p>
       <w:pPr>
@@ -15197,26 +16874,26 @@
         <w:fldChar w:fldCharType="end"/>
       </w:r>
       <w:r>
-        <w:t xml:space="preserve">], but the maximum grain yields observed each </w:t>
+        <w:t>], but the maximum grain yields observed each year exceeded the national average</w:t>
+      </w:r>
+      <w:r>
+        <w:t xml:space="preserve">s. The </w:t>
+      </w:r>
+      <w:r>
+        <w:t>study</w:t>
+      </w:r>
+      <w:r>
+        <w:t xml:space="preserve"> results are </w:t>
+      </w:r>
+      <w:r>
+        <w:t xml:space="preserve">therefore </w:t>
+      </w:r>
+      <w:r>
+        <w:t xml:space="preserve">reasonably representative </w:t>
       </w:r>
       <w:r>
         <w:lastRenderedPageBreak/>
-        <w:t>year exceeded the national average</w:t>
-      </w:r>
-      <w:r>
-        <w:t xml:space="preserve">s. The </w:t>
-      </w:r>
-      <w:r>
-        <w:t>study</w:t>
-      </w:r>
-      <w:r>
-        <w:t xml:space="preserve"> results are </w:t>
-      </w:r>
-      <w:r>
-        <w:t xml:space="preserve">therefore </w:t>
-      </w:r>
-      <w:r>
-        <w:t>reasonably representative of production environments.</w:t>
+        <w:t>of production environments.</w:t>
       </w:r>
       <w:r>
         <w:t xml:space="preserve"> While the study was only in place for three cash crop cycles, the weather years represented a range of conditions that provide a reasonable amount of inference space</w:t>
@@ -15274,22 +16951,39 @@
         </w:rPr>
       </w:pPr>
       <w:r>
-        <w:t xml:space="preserve">Consistent with our hypothesis, no single system performed the best in all categories (Figure 5). While the best </w:t>
-      </w:r>
-      <w:r>
-        <w:t xml:space="preserve">overall </w:t>
-      </w:r>
-      <w:r>
-        <w:t>performance was seen in mid-season planted radish</w:t>
-      </w:r>
-      <w:r>
-        <w:t xml:space="preserve"> in a NT system with straw retention, </w:t>
-      </w:r>
-      <w:r>
-        <w:t xml:space="preserve">mid-season planted </w:t>
-      </w:r>
-      <w:r>
-        <w:t>radish performed well in the majority of performance metrics across tillage systems, straw managements, and weather years</w:t>
+        <w:t xml:space="preserve">Consistent with our hypothesis, no single system performed the best in all categories (Figure 5). </w:t>
+      </w:r>
+      <w:r>
+        <w:t>The</w:t>
+      </w:r>
+      <w:r>
+        <w:t xml:space="preserve"> mid-season planted radish</w:t>
+      </w:r>
+      <w:r>
+        <w:t xml:space="preserve"> </w:t>
+      </w:r>
+      <w:r>
+        <w:t>(</w:t>
+      </w:r>
+      <w:proofErr w:type="spellStart"/>
+      <w:r>
+        <w:t>RadM</w:t>
+      </w:r>
+      <w:proofErr w:type="spellEnd"/>
+      <w:r>
+        <w:t>) exhibited both the highest overall value (</w:t>
+      </w:r>
+      <w:r>
+        <w:t xml:space="preserve">in a NT system with </w:t>
+      </w:r>
+      <w:r>
+        <w:t>residue</w:t>
+      </w:r>
+      <w:r>
+        <w:t xml:space="preserve"> retention</w:t>
+      </w:r>
+      <w:r>
+        <w:t>) and highest average value across cropping systems and weather years</w:t>
       </w:r>
       <w:r>
         <w:t>. Climatically similar</w:t>
@@ -15361,16 +17055,49 @@
         <w:t xml:space="preserve">cash </w:t>
       </w:r>
       <w:r>
-        <w:t xml:space="preserve">crop harvest was necessary to achieve beneficial outcomes, as </w:t>
-      </w:r>
-      <w:r>
-        <w:t xml:space="preserve">radish cover crops planted after crop harvest (as well as the mid-season planted cover crop mixture) </w:t>
-      </w:r>
-      <w:r>
-        <w:t>had poorer overall performance, s</w:t>
-      </w:r>
-      <w:r>
-        <w:t xml:space="preserve">imilar to the no-cover control. </w:t>
+        <w:t>crop harvest</w:t>
+      </w:r>
+      <w:r>
+        <w:t xml:space="preserve"> (</w:t>
+      </w:r>
+      <w:proofErr w:type="spellStart"/>
+      <w:r>
+        <w:t>RadM</w:t>
+      </w:r>
+      <w:proofErr w:type="spellEnd"/>
+      <w:r>
+        <w:t>)</w:t>
+      </w:r>
+      <w:r>
+        <w:t xml:space="preserve"> was necessary to achieve beneficial outcomes, as </w:t>
+      </w:r>
+      <w:r>
+        <w:t>radish cover crops planted after crop harvest (</w:t>
+      </w:r>
+      <w:proofErr w:type="spellStart"/>
+      <w:r>
+        <w:t>RadL</w:t>
+      </w:r>
+      <w:proofErr w:type="spellEnd"/>
+      <w:r>
+        <w:t>)</w:t>
+      </w:r>
+      <w:r>
+        <w:t xml:space="preserve"> </w:t>
+      </w:r>
+      <w:r>
+        <w:t xml:space="preserve">had poorer overall performance, </w:t>
+      </w:r>
+      <w:proofErr w:type="gramStart"/>
+      <w:r>
+        <w:t>s</w:t>
+      </w:r>
+      <w:r>
+        <w:t>imilar to</w:t>
+      </w:r>
+      <w:proofErr w:type="gramEnd"/>
+      <w:r>
+        <w:t xml:space="preserve"> the no-cover control. </w:t>
       </w:r>
       <w:r>
         <w:t>I</w:t>
@@ -15385,7 +17112,13 @@
         <w:t xml:space="preserve"> likely</w:t>
       </w:r>
       <w:r>
-        <w:t xml:space="preserve"> important to establish fast-growing cover crop species early in the season</w:t>
+        <w:t xml:space="preserve"> important to establish </w:t>
+      </w:r>
+      <w:r>
+        <w:t xml:space="preserve">even </w:t>
+      </w:r>
+      <w:r>
+        <w:t>fast-growing cover crop species early in the season</w:t>
       </w:r>
       <w:r>
         <w:t>. Early planted mixes</w:t>
@@ -15466,7 +17199,10 @@
         <w:t>, which in turn led to lower crop yields</w:t>
       </w:r>
       <w:r>
-        <w:t xml:space="preserve"> – however, retaining residue helped reduce the perennial weeds </w:t>
+        <w:t>. R</w:t>
+      </w:r>
+      <w:r>
+        <w:t xml:space="preserve">etaining residue helped reduce perennial weeds </w:t>
       </w:r>
       <w:r>
         <w:t xml:space="preserve">in these low herbicide and reduced tillage systems. </w:t>
@@ -15532,6 +17268,9 @@
         <w:t xml:space="preserve"> may help alleviate perennial weed pressure</w:t>
       </w:r>
       <w:r>
+        <w:t xml:space="preserve"> in low input systems</w:t>
+      </w:r>
+      <w:r>
         <w:t xml:space="preserve">. </w:t>
       </w:r>
     </w:p>
@@ -15543,115 +17282,121 @@
         </w:rPr>
       </w:pPr>
       <w:r>
+        <w:t xml:space="preserve">Of the management practices investigated, </w:t>
+      </w:r>
+      <w:r>
+        <w:t>residue</w:t>
+      </w:r>
+      <w:r>
+        <w:t xml:space="preserve"> management (retention or removal) had the weakest impacts on the outcomes evaluated in this study. Particularly for small grains, </w:t>
+      </w:r>
+      <w:r>
+        <w:t>straw</w:t>
+      </w:r>
+      <w:r>
+        <w:t xml:space="preserve"> management has been shown to have a more minor role in weed assemblages </w:t>
+      </w:r>
+      <w:r>
+        <w:fldChar w:fldCharType="begin"/>
+      </w:r>
+      <w:r>
+        <w:instrText xml:space="preserve"> ADDIN ZOTERO_ITEM CSL_CITATION {"citationID":"XrLswghM","properties":{"formattedCitation":"(Lacroix et al., 2024; Shi et al., 2026)","plainCitation":"(Lacroix et al., 2024; Shi et al., 2026)","noteIndex":0},"citationItems":[{"id":2435,"uris":["http://zotero.org/users/3599437/items/BBZ5GQP8"],"itemData":{"id":2435,"type":"article-journal","abstract":"In Hesbaye region (Belgium) with a loamy soil and under temperate climatic condition, winter wheat is a key component of agricultural rotations. As part of these rotations, soil management is a known driver of soil fertility and carbon storage. However, it could also influence the weed flora. In this study, the long-term effect of four soil management on the expressed and potential weed flora was examined. Soil management levers were i) the export (OUT) or restitution (IN) of crop residues and ii) the burial of residues by conventional tillage (mouldboard ploughing 25 cm depth, CT) or reduced tillage (cultivator ploughing 10 cm depth, RT). The weed seedbank and expressed flora in winter wheat were characterized. Weed diversity was assessed using the Richness and the Shannon diversity index. Then, the impact of flora and management on yield were investigated. Tillage management showed little impact on weed diversity with only a slight increase in diversity in reduced tillage. However, reduced tillage resulted in a higher weed seedling density and a higher weed density than conventional tillage, which indirectly led to yield losses. Exporting residues had no clear effect on weeds. In conclusion, within cropping systems based on the cultivation of wheat, reduced tillage can pose problems for the long-term management of the weed flora, and great attention has to be paid to its management.","container-title":"Agriculture, Ecosystems &amp; Environment","DOI":"10.1016/j.agee.2024.108937","ISSN":"0167-8809","journalAbbreviation":"Agriculture, Ecosystems &amp; Environment","page":"108937","source":"ScienceDirect","title":"Effect of long-term tillage and residue managements on weed flora and its impact on winter wheat development","volume":"366","author":[{"family":"Lacroix","given":"Christophe"},{"family":"Vandenberghe","given":"Christophe"},{"family":"Monty","given":"Arnaud"},{"family":"Dumont","given":"Benjamin"}],"issued":{"date-parts":[["2024",6,1]]}}},{"id":2437,"uris":["http://zotero.org/users/3599437/items/H4YVW5UL"],"itemData":{"id":2437,"type":"article-journal","abstract":"The seed bank is a crucial component of weed populations and a key factor in determining future weed infestations in arable fields. Sustainable agricultural practices have been widely promoted as environmentally friendly cultivation methods and have significant impacts on the seed bank. But the effects of sustainable agricultural practices on the seed bank remain inconclusive, posing challenges to the development of effective and precise weed management strategies. To address this uncertainty, we collected 1,604 experimental records from 146 publications and carried out a meta-analysis to quantitatively assess the effects of five sustainable agricultural practices on weed seed banks. Results showed that the average impacts of cover cropping, intercropping, reduced tillage, residue return and rotation on the seed bank density were -49%, -44%, 33%, -22%, and -18%, respectively. And the average impacts of these five practices on the seed bank species richness were -5%, -12%, 14%, 3%, and -11%, respectively. Cover cropping and intercropping reduced the density proportion of dominant weed seeds compared to the control group. The impact of sustainable agricultural practices on the seed bank varied across agricultural systems (e.g., paddy vs non-paddy fields) and management practices (e.g., residue return rates). Further analysis suggested that combining reduced tillage with other practices could mitigate its associated increase in seed bank density, with potential additive effects when multiple practices are simultaneously applied. This is the first comprehensive analysis of the impacts of common sustainable agricultural practices on weed seed density and species richness of the weed seed bank, and provides a reference for sustainable weed management strategies at the farm scale from the perspective of the seed bank.","container-title":"Agronomy for Sustainable Development","DOI":"10.1007/s13593-026-01090-1","ISSN":"1773-0155","issue":"2","journalAbbreviation":"Agron. Sustain. Dev.","language":"en","page":"18","source":"Springer Link","title":"Sustainable agricultural practices shape the weed seed bank. A meta-analysis","volume":"46","author":[{"family":"Shi","given":"Shanheng"},{"family":"Yin","given":"Wen"},{"family":"Niu","given":"Furong"},{"family":"Yin","given":"Xiaogang"},{"family":"Shi","given":"Yafei"}],"issued":{"date-parts":[["2026",2,25]]}}}],"schema":"https://github.com/citation-style-language/schema/raw/master/csl-citation.json"} </w:instrText>
+      </w:r>
+      <w:r>
+        <w:fldChar w:fldCharType="separate"/>
+      </w:r>
+      <w:r>
+        <w:t xml:space="preserve">(Lacroix </w:t>
+      </w:r>
+      <w:r>
         <w:lastRenderedPageBreak/>
-        <w:t xml:space="preserve">Of the management practices investigated, </w:t>
-      </w:r>
-      <w:r>
-        <w:t>residue</w:t>
-      </w:r>
-      <w:r>
-        <w:t xml:space="preserve"> management (retention or removal) had the weakest impacts on the outcomes evaluated in this study. Particularly for small grains, </w:t>
-      </w:r>
-      <w:r>
-        <w:t>straw</w:t>
-      </w:r>
-      <w:r>
-        <w:t xml:space="preserve"> management has been shown to have a more minor role in weed assemblages </w:t>
+        <w:t>et al., 2024; Shi et al., 2026)</w:t>
+      </w:r>
+      <w:r>
+        <w:fldChar w:fldCharType="end"/>
+      </w:r>
+      <w:r>
+        <w:t xml:space="preserve"> and yields </w:t>
       </w:r>
       <w:r>
         <w:fldChar w:fldCharType="begin"/>
       </w:r>
       <w:r>
-        <w:instrText xml:space="preserve"> ADDIN ZOTERO_ITEM CSL_CITATION {"citationID":"XrLswghM","properties":{"formattedCitation":"(Lacroix et al., 2024; Shi et al., 2026)","plainCitation":"(Lacroix et al., 2024; Shi et al., 2026)","noteIndex":0},"citationItems":[{"id":2435,"uris":["http://zotero.org/users/3599437/items/BBZ5GQP8"],"itemData":{"id":2435,"type":"article-journal","abstract":"In Hesbaye region (Belgium) with a loamy soil and under temperate climatic condition, winter wheat is a key component of agricultural rotations. As part of these rotations, soil management is a known driver of soil fertility and carbon storage. However, it could also influence the weed flora. In this study, the long-term effect of four soil management on the expressed and potential weed flora was examined. Soil management levers were i) the export (OUT) or restitution (IN) of crop residues and ii) the burial of residues by conventional tillage (mouldboard ploughing 25 cm depth, CT) or reduced tillage (cultivator ploughing 10 cm depth, RT). The weed seedbank and expressed flora in winter wheat were characterized. Weed diversity was assessed using the Richness and the Shannon diversity index. Then, the impact of flora and management on yield were investigated. Tillage management showed little impact on weed diversity with only a slight increase in diversity in reduced tillage. However, reduced tillage resulted in a higher weed seedling density and a higher weed density than conventional tillage, which indirectly led to yield losses. Exporting residues had no clear effect on weeds. In conclusion, within cropping systems based on the cultivation of wheat, reduced tillage can pose problems for the long-term management of the weed flora, and great attention has to be paid to its management.","container-title":"Agriculture, Ecosystems &amp; Environment","DOI":"10.1016/j.agee.2024.108937","ISSN":"0167-8809","journalAbbreviation":"Agriculture, Ecosystems &amp; Environment","page":"108937","source":"ScienceDirect","title":"Effect of long-term tillage and residue managements on weed flora and its impact on winter wheat development","volume":"366","author":[{"family":"Lacroix","given":"Christophe"},{"family":"Vandenberghe","given":"Christophe"},{"family":"Monty","given":"Arnaud"},{"family":"Dumont","given":"Benjamin"}],"issued":{"date-parts":[["2024",6,1]]}}},{"id":2437,"uris":["http://zotero.org/users/3599437/items/H4YVW5UL"],"itemData":{"id":2437,"type":"article-journal","abstract":"The seed bank is a crucial component of weed populations and a key factor in determining future weed infestations in arable fields. Sustainable agricultural practices have been widely promoted as environmentally friendly cultivation methods and have significant impacts on the seed bank. But the effects of sustainable agricultural practices on the seed bank remain inconclusive, posing challenges to the development of effective and precise weed management strategies. To address this uncertainty, we collected 1,604 experimental records from 146 publications and carried out a meta-analysis to quantitatively assess the effects of five sustainable agricultural practices on weed seed banks. Results showed that the average impacts of cover cropping, intercropping, reduced tillage, residue return and rotation on the seed bank density were -49%, -44%, 33%, -22%, and -18%, respectively. And the average impacts of these five practices on the seed bank species richness were -5%, -12%, 14%, 3%, and -11%, respectively. Cover cropping and intercropping reduced the density proportion of dominant weed seeds compared to the control group. The impact of sustainable agricultural practices on the seed bank varied across agricultural systems (e.g., paddy vs non-paddy fields) and management practices (e.g., residue return rates). Further analysis suggested that combining reduced tillage with other practices could mitigate its associated increase in seed bank density, with potential additive effects when multiple practices are simultaneously applied. This is the first comprehensive analysis of the impacts of common sustainable agricultural practices on weed seed density and species richness of the weed seed bank, and provides a reference for sustainable weed management strategies at the farm scale from the perspective of the seed bank.","container-title":"Agronomy for Sustainable Development","DOI":"10.1007/s13593-026-01090-1","ISSN":"1773-0155","issue":"2","journalAbbreviation":"Agron. Sustain. Dev.","language":"en","page":"18","source":"Springer Link","title":"Sustainable agricultural practices shape the weed seed bank. A meta-analysis","volume":"46","author":[{"family":"Shi","given":"Shanheng"},{"family":"Yin","given":"Wen"},{"family":"Niu","given":"Furong"},{"family":"Yin","given":"Xiaogang"},{"family":"Shi","given":"Yafei"}],"issued":{"date-parts":[["2026",2,25]]}}}],"schema":"https://github.com/citation-style-language/schema/raw/master/csl-citation.json"} </w:instrText>
+        <w:instrText xml:space="preserve"> ADDIN ZOTERO_ITEM CSL_CITATION {"citationID":"yOR5zPf5","properties":{"formattedCitation":"(Lu, 2020; Pittelkow et al., 2015)","plainCitation":"(Lu, 2020; Pittelkow et al., 2015)","noteIndex":0},"citationItems":[{"id":2441,"uris":["http://zotero.org/users/3599437/items/9YNBTYHZ"],"itemData":{"id":2441,"type":"article-journal","abstract":"After harvesting agricultural crops, the residue can be returned to the soil as mulch. This study performed a meta-analysis of previous research to investigate the effects of crop residue return and other factors on crop yields and water use efficiency (WUE). Overall, the results show that crop residue return increases crop yields by 5.0% relative to crops grown without it. The greatest increases in yield for crops grown with returned residue were associated with average annual temperatures &lt; 10 °C (yield increase = 7.6%), rainfall ≥ 800 mm (9.5%), plowing depth ≥ 20 cm (6.5%), corn crops (8.0%), growth of a single crop per year (10.1%), no irrigation (11.9%), nitrogen (N), and potassium (K) fertilization (20.0%), and low nitrogen application rates of 0–100 kg N ha-1 (10.8%). The effects of crop residue return on crop yields were found to vary according to the following soil properties: organic matter content ≥ 15 g kg-1 (yield increase = 9.4%), available nitrogen content ≥ 100 mg kg-1 (10.3%), and pH ≤ 6.5 (11.2%). The greatest magnitudes of increase in WUE associated with crop residue return were associated with corn (yield increase = 13.7%), medium nitrogen content (100–150 kg ha-1; 23.3%), high soil organic matter (≥ 15 g kg-1; 25.5%) and low air temperatures (&lt; 10 °C; 19.9%). In addition, our results suggest that crop residue return might be most effective in increasing crop yields and WUE in corn crops, crops with a tillage depth ≥ 20 cm, crops grown with moderate nitrogen fertilization (0–150 kg ha-1), growth of a single crop per year, high soil organic matter content (≥ 15 g kg-1), and cold conditions (&lt; 10 °C). Overall, the results of this meta-analysis suggest that crop residue return can increase crop yields and WUE, with the relationship being mainly affected by climatic conditions, plowing depth, fertilization management, crop types, and soil properties.","container-title":"PLOS ONE","DOI":"10.1371/journal.pone.0231740","ISSN":"1932-6203","issue":"4","journalAbbreviation":"PLOS ONE","language":"en","note":"publisher: Public Library of Science","page":"e0231740","source":"PLoS Journals","title":"A meta-analysis of the effects of crop residue return on crop yields and water use efficiency","volume":"15","author":[{"family":"Lu","given":"Xingli"}],"issued":{"date-parts":[["2020",4,27]]}}},{"id":2439,"uris":["http://zotero.org/users/3599437/items/XCQRYPAC"],"itemData":{"id":2439,"type":"article-journal","abstract":"A global meta-analysis of conservation agriculture principles indicates that the potential contribution of no-till to the sustainable intensification of agriculture is more limited than often assumed.","container-title":"Nature","DOI":"10.1038/nature13809","ISSN":"1476-4687","issue":"7534","language":"en","license":"2014 Springer Nature Limited","note":"publisher: Nature Publishing Group","page":"365-368","source":"www.nature.com","title":"Productivity limits and potentials of the principles of conservation agriculture","volume":"517","author":[{"family":"Pittelkow","given":"Cameron M."},{"family":"Liang","given":"Xinqiang"},{"family":"Linquist","given":"Bruce A."},{"family":"Groenigen","given":"Kees Jan","non-dropping-particle":"van"},{"family":"Lee","given":"Juhwan"},{"family":"Lundy","given":"Mark E."},{"family":"Gestel","given":"Natasja","non-dropping-particle":"van"},{"family":"Six","given":"Johan"},{"family":"Venterea","given":"Rodney T."},{"family":"Kessel","given":"Chris","non-dropping-particle":"van"}],"issued":{"date-parts":[["2015",1]]}}}],"schema":"https://github.com/citation-style-language/schema/raw/master/csl-citation.json"} </w:instrText>
       </w:r>
       <w:r>
         <w:fldChar w:fldCharType="separate"/>
       </w:r>
       <w:r>
-        <w:t>(Lacroix et al., 2024; Shi et al., 2026)</w:t>
+        <w:t>(Lu, 2020; Pittelkow et al., 2015)</w:t>
       </w:r>
       <w:r>
         <w:fldChar w:fldCharType="end"/>
       </w:r>
       <w:r>
-        <w:t xml:space="preserve"> and yields </w:t>
+        <w:t xml:space="preserve"> compared to factors like tillage. </w:t>
+      </w:r>
+      <w:r>
+        <w:t>In our systems, these</w:t>
+      </w:r>
+      <w:r>
+        <w:t xml:space="preserve"> weak effects could be due to the incomplete removal of straw using a two-pass system wherein the straw is removed after grain has been harvested, resulting in around 60% of the straw being removed.</w:t>
+      </w:r>
+      <w:r>
+        <w:t xml:space="preserve"> </w:t>
+      </w:r>
+      <w:r>
+        <w:t xml:space="preserve">However, </w:t>
+      </w:r>
+      <w:r>
+        <w:t>in the long-term</w:t>
+      </w:r>
+      <w:r>
+        <w:t>,</w:t>
+      </w:r>
+      <w:r>
+        <w:t xml:space="preserve"> </w:t>
+      </w:r>
+      <w:r>
+        <w:t xml:space="preserve">residue management impacts soil </w:t>
+      </w:r>
+      <w:r>
+        <w:t xml:space="preserve">function and </w:t>
+      </w:r>
+      <w:r>
+        <w:t xml:space="preserve">biological activity </w:t>
       </w:r>
       <w:r>
         <w:fldChar w:fldCharType="begin"/>
       </w:r>
       <w:r>
-        <w:instrText xml:space="preserve"> ADDIN ZOTERO_ITEM CSL_CITATION {"citationID":"yOR5zPf5","properties":{"formattedCitation":"(Lu, 2020; Pittelkow et al., 2015)","plainCitation":"(Lu, 2020; Pittelkow et al., 2015)","noteIndex":0},"citationItems":[{"id":2441,"uris":["http://zotero.org/users/3599437/items/9YNBTYHZ"],"itemData":{"id":2441,"type":"article-journal","abstract":"After harvesting agricultural crops, the residue can be returned to the soil as mulch. This study performed a meta-analysis of previous research to investigate the effects of crop residue return and other factors on crop yields and water use efficiency (WUE). Overall, the results show that crop residue return increases crop yields by 5.0% relative to crops grown without it. The greatest increases in yield for crops grown with returned residue were associated with average annual temperatures &lt; 10 °C (yield increase = 7.6%), rainfall ≥ 800 mm (9.5%), plowing depth ≥ 20 cm (6.5%), corn crops (8.0%), growth of a single crop per year (10.1%), no irrigation (11.9%), nitrogen (N), and potassium (K) fertilization (20.0%), and low nitrogen application rates of 0–100 kg N ha-1 (10.8%). The effects of crop residue return on crop yields were found to vary according to the following soil properties: organic matter content ≥ 15 g kg-1 (yield increase = 9.4%), available nitrogen content ≥ 100 mg kg-1 (10.3%), and pH ≤ 6.5 (11.2%). The greatest magnitudes of increase in WUE associated with crop residue return were associated with corn (yield increase = 13.7%), medium nitrogen content (100–150 kg ha-1; 23.3%), high soil organic matter (≥ 15 g kg-1; 25.5%) and low air temperatures (&lt; 10 °C; 19.9%). In addition, our results suggest that crop residue return might be most effective in increasing crop yields and WUE in corn crops, crops with a tillage depth ≥ 20 cm, crops grown with moderate nitrogen fertilization (0–150 kg ha-1), growth of a single crop per year, high soil organic matter content (≥ 15 g kg-1), and cold conditions (&lt; 10 °C). Overall, the results of this meta-analysis suggest that crop residue return can increase crop yields and WUE, with the relationship being mainly affected by climatic conditions, plowing depth, fertilization management, crop types, and soil properties.","container-title":"PLOS ONE","DOI":"10.1371/journal.pone.0231740","ISSN":"1932-6203","issue":"4","journalAbbreviation":"PLOS ONE","language":"en","note":"publisher: Public Library of Science","page":"e0231740","source":"PLoS Journals","title":"A meta-analysis of the effects of crop residue return on crop yields and water use efficiency","volume":"15","author":[{"family":"Lu","given":"Xingli"}],"issued":{"date-parts":[["2020",4,27]]}}},{"id":2439,"uris":["http://zotero.org/users/3599437/items/XCQRYPAC"],"itemData":{"id":2439,"type":"article-journal","abstract":"A global meta-analysis of conservation agriculture principles indicates that the potential contribution of no-till to the sustainable intensification of agriculture is more limited than often assumed.","container-title":"Nature","DOI":"10.1038/nature13809","ISSN":"1476-4687","issue":"7534","language":"en","license":"2014 Springer Nature Limited","note":"publisher: Nature Publishing Group","page":"365-368","source":"www.nature.com","title":"Productivity limits and potentials of the principles of conservation agriculture","volume":"517","author":[{"family":"Pittelkow","given":"Cameron M."},{"family":"Liang","given":"Xinqiang"},{"family":"Linquist","given":"Bruce A."},{"family":"Groenigen","given":"Kees Jan","non-dropping-particle":"van"},{"family":"Lee","given":"Juhwan"},{"family":"Lundy","given":"Mark E."},{"family":"Gestel","given":"Natasja","non-dropping-particle":"van"},{"family":"Six","given":"Johan"},{"family":"Venterea","given":"Rodney T."},{"family":"Kessel","given":"Chris","non-dropping-particle":"van"}],"issued":{"date-parts":[["2015",1]]}}}],"schema":"https://github.com/citation-style-language/schema/raw/master/csl-citation.json"} </w:instrText>
+        <w:instrText xml:space="preserve"> ADDIN ZOTERO_ITEM CSL_CITATION {"citationID":"rk4hFkZR","properties":{"formattedCitation":"(G\\uc0\\u243{}mez-Mu\\uc0\\u241{}oz et al., 2021; Hansen et al., 2015; Thomopoulos et al., 2025)","plainCitation":"(Gómez-Muñoz et al., 2021; Hansen et al., 2015; Thomopoulos et al., 2025)","noteIndex":0},"citationItems":[{"id":2249,"uris":["http://zotero.org/users/3599437/items/XA52MIYG"],"itemData":{"id":2249,"type":"article-journal","abstract":"The main principles of conservationagriculture (CA) are minimal soil disturbance, permanent soil cover, diversification of crop rotations, and retention of crop residues. Tillage has been implicated with increased soil organic C (SOC) mineralization, but recently this has been contested. Residue retention and cover crops result in higher soil C inputs and are therefore expected to increase SOC. This study aimed to evaluate the effect of 17 yr of residue retention (with and without) and tillage (plowing and no-till) on soil C storage on two Danish sandy loam soils with different clay and SOC content under cool temperate humid climate conditions. Straw retention reduced bulk density at both sites. It also increased the C concentration with 0.47 mg C g–1 dry soil on average from 2002 to 2019, and SOC stocks in 2019 with 23 tonnes C ha–1, on average, at the site with higher initial SOC content. The effect of straw retention on soil C was higher when the soil was plowed, and no significant effect was observed in no-till soils. Straw retention did not significantly affect C concentration at the site with low initial SOC. Tillage altered the C distribution in the soil profile, so that the C concentration in the upper layer (0–25 cm) was higher in the no-till soils, but did not significantly increase total C concentration in deeper layers (0–50 cm). Use of no-till and straw retention did not consistently affect crop yield across site-years, but the interannual variability was large, obscuring possible differences in yields.","container-title":"Soil Science Society of America Journal","DOI":"10.1002/saj2.20312","ISSN":"1435-0661","issue":"5","language":"en","license":"© 2021 The Authors. Soil Science Society of America Journal © 2021 Soil Science Society of America","note":"_eprint: https://acsess.onlinelibrary.wiley.com/doi/pdf/10.1002/saj2.20312","page":"1465-1478","source":"Wiley Online Library","title":"Long-term effect of tillage and straw retention in conservation agriculture systems on soil carbon storage","volume":"85","author":[{"family":"Gómez-Muñoz","given":"Beatriz"},{"family":"Jensen","given":"Lars Stoumann"},{"family":"Munkholm","given":"Lars"},{"family":"Olesen","given":"Jørgen Eivind"},{"family":"Møller Hansen","given":"Elly"},{"family":"Bruun","given":"Sander"}],"issued":{"date-parts":[["2021"]]}}},{"id":687,"uris":["http://zotero.org/users/3599437/items/TXQUC8B8"],"itemData":{"id":687,"type":"article-journal","abstract":"Crop management factors, such as tillage, rotation, and straw retention, need to be long-term to allow conclusions on effects on crop yields, nitrate leaching, and carbon sequestration. In 2002, two field experiments, each including four cash crop rotations, were established on soils with 9 and 15% clay, under temperate, coastal climate conditions. Direct drilling and harrowing to two different depths were compared to plowing with respect to yield, nitrate N leaching, and carbon sequestration. For comparison of yields across rotations, grain and seed dry matter yields for each crop were converted to grain equivalents (GE). Leaching was compared to yields by calculating yield-scaled leaching (YSL, g N kg−1 GE), and N balances were calculated as the N input in manure minus the N output in products removed from the fields. Direct drilling reduced yields, but no effect on leaching was found. Straw retention did not significantly increase yields, nor did it reduce leaching, while fodder radish (Raphanus sativus L.) as a catch crop was capable of reducing nitrate leaching to a low level. Thus, YSL of winter wheat (Triticum aestivum L.) was higher than for spring barley (Hordeum vulgare L.) grown after fodder radish due to the efficient catch crop. Soil organic carbon (SOC) did not increase significantly after 7 yr of straw incorporation or noninversion tillage. There was no correlation between N balances calculated for each growing season and N leaching measured in the following percolation period.","container-title":"Journal of Environmental Quality","DOI":"10.2134/jeq2014.11.0482","ISSN":"1537-2537","issue":"3","language":"en","license":"Copyright © by the American Society of Agronomy, Crop Science Society of America, and Soil Science Society of America, Inc.","note":"_eprint: https://onlinelibrary.wiley.com/doi/pdf/10.2134/jeq2014.11.0482","page":"868-881","source":"Wiley Online Library","title":"Nitrate Leaching, Yields and Carbon Sequestration after Noninversion Tillage, Catch Crops, and Straw Retention","volume":"44","author":[{"family":"Hansen","given":"E. M."},{"family":"Munkholm","given":"L. J."},{"family":"Olesen","given":"J. E."},{"family":"Melander","given":"B."}],"issued":{"date-parts":[["2015"]]}}},{"id":2154,"uris":["http://zotero.org/users/3599437/items/D6HAZS9B"],"itemData":{"id":2154,"type":"article-journal","abstract":"Conservation practices such as direct sowing and residue incorporation are crucial for enhancing soil health. This study investigated the long-term effects of different tillage practices and crop residue management on soil biological and physical health indices to elucidate their interconnections. The impact of tillage intensity (direct sowing, harrowing, moldboard ploughing) was assessed in combination with residue management (retention or removal) across two soil depths (0–10 and 10–20 cm) and two experimental sites. Measurements included three soil biological indicators—two fatty-acid biomarkers of arbuscular mycorrhizal fungi (AMF) and easily extractable glomalin-related soil protein (EE) − as well as two soil physical indices (water-stable aggregates (WSA), and clay dispersibility), five soil pore characteristics (air permeability, gas diffusivity, tortuosity, total porosity, air-filled porosity, and volumetric water content) and soil organic carbon (SOC). Conservation agriculture practices increased the presence of AMF, while the importance of considering soil depth in AMF biomass measurements was underscored. Harrowing and direct sowing treatments result</w:instrText>
+      </w:r>
+      <w:r>
+        <w:rPr>
+          <w:lang w:val="en-US"/>
+        </w:rPr>
+        <w:instrText>ed in a vertical stratification of SOC. Residue retention increase</w:instrText>
+      </w:r>
+      <w:r>
+        <w:rPr>
+          <w:lang w:val="en-US"/>
+        </w:rPr>
+        <w:instrText xml:space="preserve">d SOC levels by 5 % and 15 % at the two sites and only significantly at the latter. Minimal soil disturbance enhanced wet aggregate stability by 14 % on average but negatively affected pore characteristics. AMF played a critical role in soil aggregate stability, evidenced by a strong correlation (r = 0.68 and r = 0.86 in the two sites) between hyphal networks and WSA. The study also demonstrated that direct sowing strengthened the relationship between EE and AMF (r = 0.52 and r = 0.64 for the two sites). In minimally disturbed soils, AMF contributed to a complex pore structure, with this effect being more closely related to EE than to the hyphal network. These findings underscore the significant role of AMF in maintaining soil health under various tillage practices and residue management strategies.","container-title":"Geoderma","DOI":"10.1016/j.geoderma.2025.117204","ISSN":"0016-7061","journalAbbreviation":"Geoderma","page":"117204","source":"ScienceDirect","title":"Tillage and residue management modulate the links between soil physical signatures and arbuscular mycorrhizal fungal biomarkers","volume":"454","author":[{"family":"Thomopoulos","given":"Stamatios"},{"family":"Munkholm","given":"Lars Juhl"},{"family":"Elsgaard","given":"Lars"},{"family":"Ravnskov","given":"Sabine"}],"issued":{"date-parts":[["2025",2,1]]}}}],"schema":"https://github.com/citation-style-language/schema/raw/master/csl-citation.json"} </w:instrText>
       </w:r>
       <w:r>
         <w:fldChar w:fldCharType="separate"/>
       </w:r>
       <w:r>
-        <w:t>(Lu, 2020; Pittelkow et al., 2015)</w:t>
+        <w:rPr>
+          <w:lang w:val="en-US"/>
+        </w:rPr>
+        <w:t>(Gómez-Muñoz et al., 2021; Hansen et al., 2015; Thomopoulos et al., 2025)</w:t>
       </w:r>
       <w:r>
         <w:fldChar w:fldCharType="end"/>
       </w:r>
       <w:r>
-        <w:t xml:space="preserve"> compared to factors like tillage. </w:t>
-      </w:r>
-      <w:r>
-        <w:t>In our systems, these</w:t>
-      </w:r>
-      <w:r>
-        <w:t xml:space="preserve"> weak effects could be due to the incomplete removal of straw using a two-pass system wherein the straw is removed after grain has been harvested, resulting in around 60% of the straw being removed.</w:t>
-      </w:r>
-      <w:r>
-        <w:t xml:space="preserve"> </w:t>
-      </w:r>
-      <w:r>
-        <w:t xml:space="preserve">However, </w:t>
-      </w:r>
-      <w:r>
-        <w:t xml:space="preserve">in the long-term </w:t>
-      </w:r>
-      <w:r>
-        <w:t xml:space="preserve">residue management impacts </w:t>
-      </w:r>
-      <w:r>
-        <w:t xml:space="preserve">soil </w:t>
-      </w:r>
-      <w:r>
-        <w:t xml:space="preserve">function and </w:t>
-      </w:r>
-      <w:r>
-        <w:t xml:space="preserve">biological activity </w:t>
-      </w:r>
-      <w:r>
-        <w:fldChar w:fldCharType="begin"/>
-      </w:r>
-      <w:r>
-        <w:instrText xml:space="preserve"> ADDIN ZOTERO_ITEM CSL_CITATION {"citationID":"rk4hFkZR","properties":{"formattedCitation":"(G\\uc0\\u243{}mez-Mu\\uc0\\u241{}oz et al., 2021; Hansen et al., 2015; Thomopoulos et al., 2025)","plainCitation":"(Gómez-Muñoz et al., 2021; Hansen et al., 2015; Thomopoulos et al., 2025)","noteIndex":0},"citationItems":[{"id":2249,"uris":["http://zotero.org/users/3599437/items/XA52MIYG"],"itemData":{"id":2249,"type":"article-journal","abstract":"The main principles of conservationagriculture (CA) are minimal soil disturbance, permanent soil cover, diversification of crop rotations, and retention of crop residues. Tillage has been implicated with increased soil organic C (SOC) mineralization, but recently this has been contested. Residue retention and cover crops result in higher soil C inputs and are therefore expected to increase SOC. This study aimed to evaluate the effect of 17 yr of residue retention (with and without) and tillage (plowing and no-till) on soil C storage on two Danish sandy loam soils with different clay and SOC content under cool temperate humid climate conditions. Straw retention reduced bulk density at both sites. It also increased the C concentration with 0.47 mg C g–1 dry soil on average from 2002 to 2019, and SOC stocks in 2019 with 23 tonnes C ha–1, on average, at the site with higher initial SOC content. The effect of straw retention on soil C was higher when the soil was plowed, and no significant effect was observed in no-till soils. Straw retention did not significantly affect C concentration at the site with low initial SOC. Tillage altered the C distribution in the soil profile, so that the C concentration in the upper layer (0–25 cm) was higher in the no-till soils, but did not significantly increase total C concentration in deeper layers (0–50 cm). Use of no-till and straw retention did not consistently affect crop yield across site-years, but the interannual variability was large, obscuring possible differences in yields.","container-title":"Soil Science Society of America Journal","DOI":"10.1002/saj2.20312","ISSN":"1435-0661","issue":"5","language":"en","license":"© 2021 The Authors. Soil Science Society of America Journal © 2021 Soil Science Society of America","note":"_eprint: https://acsess.onlinelibrary.wiley.com/doi/pdf/10.1002/saj2.20312","page":"1465-1478","source":"Wiley Online Library","title":"Long-term effect of tillage and straw retention in conservation agriculture systems on soil carbon storage","volume":"85","author":[{"family":"Gómez-Muñoz","given":"Beatriz"},{"family":"Jensen","given":"Lars Stoumann"},{"family":"Munkholm","given":"Lars"},{"family":"Olesen","given":"Jørgen Eivind"},{"family":"Møller Hansen","given":"Elly"},{"family":"Bruun","given":"Sander"}],"issued":{"date-parts":[["2021"]]}}},{"id":687,"uris":["http://zotero.org/users/3599437/items/TXQUC8B8"],"itemData":{"id":687,"type":"article-journal","abstract":"Crop management factors, such as tillage, rotation, and straw retention, need to be long-term to allow conclusions on effects on crop yields, nitrate leaching, and carbon sequestration. In 2002, two field experiments, each including four cash crop rotations, were established on soils with 9 and 15% clay, under temperate, coastal climate conditions. Direct drilling and harrowing to two different depths were compared to plowing with respect to yield, nitrate N leaching, and carbon sequestration. For comparison of yields across rotations, grain and seed dry matter yields for each crop were converted to grain equivalents (GE). Leaching was compared to yields by calculating yield-scaled leaching (YSL, g N kg−1 GE), and N balances were calculated as the N input in manure minus the N output in products removed from the fields. Direct drilling reduced yields, but no effect on leaching was found. Straw retention did not significantly increase yields, nor did it reduce leaching, while fodder radish (Raphanus sativus L.) as a catch crop was capable of reducing nitrate leaching to a low level. Thus, YSL of winter wheat (Triticum aestivum L.) was higher than for spring barley (Hordeum vulgare L.) grown after fodder radish due to the efficient catch crop. Soil organic carbon (SOC) did not increase significantly after 7 yr of straw incorporation or noninversion tillage. There was no correlation between N balances calculated for each growing season and N leaching measured in the following percolation period.","container-title":"Journal of Environmental Quality","DOI":"10.2134/jeq2014.11.0482","ISSN":"1537-2537","issue":"3","language":"en","license":"Copyright © by the American Society of Agronomy, Crop Science Society of America, and Soil Science Society of America, Inc.","note":"_eprint: https://onlinelibrary.wiley.com/doi/pdf/10.2134/jeq2014.11.0482","page":"868-881","source":"Wiley Online Library","title":"Nitrate Leaching, Yields and Carbon Sequestration after Noninversion Tillage, Catch Crops, and Straw Retention","volume":"44","author":[{"family":"Hansen","given":"E. M."},{"family":"Munkholm","given":"L. J."},{"family":"Olesen","given":"J. E."},{"family":"Melander","given":"B."}],"issued":{"date-parts":[["2015"]]}}},{"id":2154,"uris":["http://zotero.org/users/3599437/items/D6HAZS9B"],"itemData":{"id":2154,"type":"article-journal","abstract":"Conservation practices such as direct sowing and residue incorporation are crucial for enhancing soil health. This study investigated the long-term effects of different tillage practices and crop residue management on soil biological and physical health indices to elucidate their interconnections. The impact of tillage intensity (direct sowing, harrowing, moldboard ploughing) was assessed in combination with residue management (retention or removal) across two soil depths (0–10 and 10–20 cm) and two experimental sites. Measurements included three soil biological indicators—two fatty-acid biomarkers of arbuscular mycorrhizal fungi (AMF) and easily extractable glomalin-related soil protein (EE) − as well as two soil physical indices (water-stable aggregates (WSA), and clay dispersibility), five soil pore characteristics (air permeability, gas diffusivity, tortuosity, total porosity, air-filled porosity, and volumetric water content) and soil organic carbon (SOC). Conservation agriculture practices increased the presence of AMF, while the importance of considering soil depth in AMF biomass measurements was underscored. Harrowing and direct sowing treatments result</w:instrText>
-      </w:r>
-      <w:r>
-        <w:rPr>
-          <w:lang w:val="da-DK"/>
-        </w:rPr>
-        <w:instrText>ed in a vertical stratification of SOC. Residue retention increase</w:instrText>
-      </w:r>
-      <w:r>
-        <w:rPr>
-          <w:lang w:val="en-US"/>
-        </w:rPr>
-        <w:instrText xml:space="preserve">d SOC levels by 5 % and 15 % at the two sites and only significantly at the latter. Minimal soil disturbance enhanced wet aggregate stability by 14 % on average but negatively affected pore characteristics. AMF played a critical role in soil aggregate stability, evidenced by a strong correlation (r = 0.68 and r = 0.86 in the two sites) between hyphal networks and WSA. The study also demonstrated that direct sowing strengthened the relationship between EE and AMF (r = 0.52 and r = 0.64 for the two sites). In minimally disturbed soils, AMF contributed to a complex pore structure, with this effect being more closely related to EE than to the hyphal network. These findings underscore the significant role of AMF in maintaining soil health under various tillage practices and residue management strategies.","container-title":"Geoderma","DOI":"10.1016/j.geoderma.2025.117204","ISSN":"0016-7061","journalAbbreviation":"Geoderma","page":"117204","source":"ScienceDirect","title":"Tillage and residue management modulate the links between soil physical signatures and arbuscular mycorrhizal fungal biomarkers","volume":"454","author":[{"family":"Thomopoulos","given":"Stamatios"},{"family":"Munkholm","given":"Lars Juhl"},{"family":"Elsgaard","given":"Lars"},{"family":"Ravnskov","given":"Sabine"}],"issued":{"date-parts":[["2025",2,1]]}}}],"schema":"https://github.com/citation-style-language/schema/raw/master/csl-citation.json"} </w:instrText>
-      </w:r>
-      <w:r>
-        <w:fldChar w:fldCharType="separate"/>
-      </w:r>
-      <w:r>
-        <w:rPr>
-          <w:lang w:val="en-US"/>
-        </w:rPr>
-        <w:t>(Gómez-Muñoz et al., 2021; Hansen et al., 2015; Thomopoulos et al., 2025)</w:t>
-      </w:r>
-      <w:r>
-        <w:fldChar w:fldCharType="end"/>
-      </w:r>
-      <w:r>
         <w:t xml:space="preserve">, while also </w:t>
       </w:r>
       <w:r>
@@ -15676,7 +17421,19 @@
         <w:rPr>
           <w:lang w:val="en-US"/>
         </w:rPr>
-        <w:t xml:space="preserve">. While this analysis focused on short-term biophysical impacts, an </w:t>
+        <w:t>. While this analysis focused on short-term biophysical impacts</w:t>
+      </w:r>
+      <w:r>
+        <w:rPr>
+          <w:lang w:val="en-US"/>
+        </w:rPr>
+        <w:t xml:space="preserve"> and proxies</w:t>
+      </w:r>
+      <w:r>
+        <w:rPr>
+          <w:lang w:val="en-US"/>
+        </w:rPr>
+        <w:t xml:space="preserve">, an </w:t>
       </w:r>
       <w:r>
         <w:rPr>
@@ -15787,7 +17544,25 @@
         <w:spacing w:line="360" w:lineRule="auto"/>
       </w:pPr>
       <w:r>
-        <w:t>In our study, fall vegetation was mainly comprised of cash crop volunteers, which effectively competed with weeds (Figure 2). Previous studies in Denmark have shown that although fall communities dominated by cash crop volunteers reduce nitrate leaching compared to fallow land, radish cover cropping systems consistently reduce nitrate leaching compared to systems relying on spontaneous vegetation such as crop volunteers and weeds due to higher biomass production</w:t>
+        <w:t>In our study, fall vegetation was mainly comprised of cash crop volunteers, which</w:t>
+      </w:r>
+      <w:r>
+        <w:t xml:space="preserve"> very</w:t>
+      </w:r>
+      <w:r>
+        <w:t xml:space="preserve"> effectively competed with weeds (Figure 2). Previous studies in Denmark have shown that fall communities dominated by cash crop volunteers reduce nitrate leaching compared to fallow land, </w:t>
+      </w:r>
+      <w:r>
+        <w:t xml:space="preserve">suggesting cash crop volunteers are a significant source of fall biomass and therefore nitrogen sinks in Danish production environments; however, these studies also show </w:t>
+      </w:r>
+      <w:r>
+        <w:t xml:space="preserve">radish cover cropping systems consistently </w:t>
+      </w:r>
+      <w:r>
+        <w:t xml:space="preserve">exhibit higher biomass production compared to relying on </w:t>
+      </w:r>
+      <w:r>
+        <w:t>crop volunteers and weeds</w:t>
       </w:r>
       <w:r>
         <w:t xml:space="preserve"> </w:t>
@@ -15802,12 +17577,23 @@
         <w:fldChar w:fldCharType="separate"/>
       </w:r>
       <w:r>
-        <w:t>(Elhakeem et al., 2023; Miranda-Vélez et al., 2026)</w:t>
+        <w:t>(</w:t>
+      </w:r>
+      <w:proofErr w:type="spellStart"/>
+      <w:r>
+        <w:t>Elhakeem</w:t>
+      </w:r>
+      <w:proofErr w:type="spellEnd"/>
+      <w:r>
+        <w:t xml:space="preserve"> et al., 2023; Miranda-Vélez et al., 2026)</w:t>
       </w:r>
       <w:r>
         <w:fldChar w:fldCharType="end"/>
       </w:r>
       <w:r>
+        <w:t>. The high ecological value of radish cover crops, coupled with this higher biomass and concomitant lowered nitrate leaching, suggests radish cover crops provides an effective and valuable displacement to volunteers and weeds (Figure 3) in the fall shoulder season</w:t>
+      </w:r>
+      <w:r>
         <w:t>. Our results s</w:t>
       </w:r>
       <w:r>
@@ -15838,13 +17624,7 @@
         <w:fldChar w:fldCharType="end"/>
       </w:r>
       <w:r>
-        <w:t xml:space="preserve">. In our study, </w:t>
-      </w:r>
-      <w:r>
-        <w:t xml:space="preserve">the high ecological value of the radish systems </w:t>
-      </w:r>
-      <w:r>
-        <w:t xml:space="preserve">was largely due to the radish cover crop replacing low-ecological value cash crop volunteers in the communities (Figure 3). While the other treatments supported more diverse fall communities, </w:t>
+        <w:t xml:space="preserve">. While the other treatments supported more diverse fall communities, </w:t>
       </w:r>
       <w:r>
         <w:t xml:space="preserve">those </w:t>
@@ -15853,7 +17633,15 @@
         <w:t>communities had lower evenness than the</w:t>
       </w:r>
       <w:r>
-        <w:t xml:space="preserve"> radish treatments; the contributions of species to soil cover was small compared to the cash crop volunteers, resulting in small contributions to the potential ecological value of the communities. Our research suggests that while policies currently support radish cover crops for reducing fall nitrate leaching, they may also be promoting vegetation that provides value to ecosystems more broadly. However, the methods available for calculating potential ecosystem value are generalized and do not reflect local landscape compositions and ecologies, and more robust methods are needed to evaluate this hypothesis. Additionally, the potential for radish cover crops to provide winter bridges for disease and insect pest propagation requires consideration. </w:t>
+        <w:t xml:space="preserve"> radish treatments; the contributions of species to soil cover </w:t>
+      </w:r>
+      <w:proofErr w:type="gramStart"/>
+      <w:r>
+        <w:t>was</w:t>
+      </w:r>
+      <w:proofErr w:type="gramEnd"/>
+      <w:r>
+        <w:t xml:space="preserve"> small compared to the cash crop volunteers, resulting in small contributions to the potential ecological value of the communities. Our research suggests that while policies currently support radish cover crops for reducing fall nitrate leaching, they may also be promoting vegetation that provides value to ecosystems more broadly. However, the methods available for calculating potential ecosystem value are generalized and do not reflect local landscape compositions and ecologies, and more robust methods are needed to evaluate this hypothesis. Additionally, the potential for radish cover crops to provide winter bridges for disease and insect pest propagation requires consideration. </w:t>
       </w:r>
     </w:p>
     <w:p>
@@ -15869,7 +17657,6 @@
           <w:b/>
           <w:bCs/>
         </w:rPr>
-        <w:lastRenderedPageBreak/>
         <w:t>4.</w:t>
       </w:r>
       <w:r>
@@ -15899,16 +17686,33 @@
         <w:spacing w:line="360" w:lineRule="auto"/>
       </w:pPr>
       <w:r>
+        <w:lastRenderedPageBreak/>
         <w:t>Through multicriteria analysis, we were able to highlight systems with good performance, while identifying areas for improvement</w:t>
       </w:r>
       <w:r>
         <w:t xml:space="preserve">. </w:t>
       </w:r>
       <w:r>
-        <w:t>In this study we gave equal weight to each category – in reality these weights would differ according to farmer values and priorities, as well as policy and financial contexts. Utilizing different weightings to represent these different contexts could help identify</w:t>
-      </w:r>
-      <w:r>
-        <w:t xml:space="preserve"> systems best suited to certain farm ideotypes, or identify </w:t>
+        <w:t xml:space="preserve">In this study we gave equal weight to each category – </w:t>
+      </w:r>
+      <w:proofErr w:type="gramStart"/>
+      <w:r>
+        <w:t>in reality these</w:t>
+      </w:r>
+      <w:proofErr w:type="gramEnd"/>
+      <w:r>
+        <w:t xml:space="preserve"> weights would differ according to farmer values and priorities, as well as policy and financial contexts. Utilizing different weightings to represent these different contexts could help identify</w:t>
+      </w:r>
+      <w:r>
+        <w:t xml:space="preserve"> systems best suited to certain farm </w:t>
+      </w:r>
+      <w:proofErr w:type="gramStart"/>
+      <w:r>
+        <w:t>ideotypes, or</w:t>
+      </w:r>
+      <w:proofErr w:type="gramEnd"/>
+      <w:r>
+        <w:t xml:space="preserve"> identify </w:t>
       </w:r>
       <w:r>
         <w:t>policy levers to promote certain outcomes.</w:t>
@@ -15961,6 +17765,7 @@
           <w:bCs/>
         </w:rPr>
       </w:pPr>
+      <w:proofErr w:type="gramStart"/>
       <w:r>
         <w:rPr>
           <w:b/>
@@ -15968,15 +17773,22 @@
         </w:rPr>
         <w:t>5  CONCLUSIONS</w:t>
       </w:r>
+      <w:proofErr w:type="gramEnd"/>
     </w:p>
     <w:p>
       <w:pPr>
         <w:spacing w:line="360" w:lineRule="auto"/>
       </w:pPr>
       <w:r>
+        <w:rPr>
+          <w:highlight w:val="yellow"/>
+        </w:rPr>
         <w:t>Will write</w:t>
       </w:r>
       <w:r>
+        <w:rPr>
+          <w:highlight w:val="yellow"/>
+        </w:rPr>
         <w:t>…</w:t>
       </w:r>
     </w:p>
@@ -19385,6 +21197,7 @@
   <w:style w:type="character" w:default="1" w:styleId="DefaultParagraphFont">
     <w:name w:val="Default Paragraph Font"/>
     <w:uiPriority w:val="1"/>
+    <w:semiHidden/>
     <w:unhideWhenUsed/>
   </w:style>
   <w:style w:type="table" w:default="1" w:styleId="TableNormal">

--- a/docs/01_manuscript1/01_manu/manu-v9.docx
+++ b/docs/01_manuscript1/01_manu/manu-v9.docx
@@ -669,54 +669,29 @@
         <w:spacing w:line="360" w:lineRule="auto"/>
         <w:rPr>
           <w:lang w:val="en-US"/>
-          <w:rPrChange w:id="2" w:author="Virginia Anne Nichols" w:date="2026-04-16T06:43:00Z" w16du:dateUtc="2026-04-16T04:43:00Z">
-            <w:rPr>
-              <w:lang w:val="da-DK"/>
-            </w:rPr>
-          </w:rPrChange>
-        </w:rPr>
-      </w:pPr>
-      <w:r>
-        <w:rPr>
-          <w:lang w:val="en-US"/>
-          <w:rPrChange w:id="3" w:author="Virginia Anne Nichols" w:date="2026-04-16T06:43:00Z" w16du:dateUtc="2026-04-16T04:43:00Z">
-            <w:rPr>
-              <w:lang w:val="da-DK"/>
-            </w:rPr>
-          </w:rPrChange>
+        </w:rPr>
+      </w:pPr>
+      <w:r>
+        <w:rPr>
+          <w:lang w:val="en-US"/>
         </w:rPr>
         <w:t xml:space="preserve">Data curation </w:t>
       </w:r>
       <w:r>
         <w:rPr>
           <w:lang w:val="en-US"/>
-          <w:rPrChange w:id="4" w:author="Virginia Anne Nichols" w:date="2026-04-16T06:43:00Z" w16du:dateUtc="2026-04-16T04:43:00Z">
-            <w:rPr>
-              <w:lang w:val="da-DK"/>
-            </w:rPr>
-          </w:rPrChange>
         </w:rPr>
         <w:t>–</w:t>
       </w:r>
       <w:r>
         <w:rPr>
           <w:lang w:val="en-US"/>
-          <w:rPrChange w:id="5" w:author="Virginia Anne Nichols" w:date="2026-04-16T06:43:00Z" w16du:dateUtc="2026-04-16T04:43:00Z">
-            <w:rPr>
-              <w:lang w:val="da-DK"/>
-            </w:rPr>
-          </w:rPrChange>
         </w:rPr>
         <w:t xml:space="preserve"> VN</w:t>
       </w:r>
       <w:r>
         <w:rPr>
           <w:lang w:val="en-US"/>
-          <w:rPrChange w:id="6" w:author="Virginia Anne Nichols" w:date="2026-04-16T06:43:00Z" w16du:dateUtc="2026-04-16T04:43:00Z">
-            <w:rPr>
-              <w:lang w:val="da-DK"/>
-            </w:rPr>
-          </w:rPrChange>
         </w:rPr>
         <w:t>, BM</w:t>
       </w:r>
@@ -726,54 +701,29 @@
         <w:spacing w:line="360" w:lineRule="auto"/>
         <w:rPr>
           <w:lang w:val="en-US"/>
-          <w:rPrChange w:id="7" w:author="Virginia Anne Nichols" w:date="2026-04-16T06:43:00Z" w16du:dateUtc="2026-04-16T04:43:00Z">
-            <w:rPr>
-              <w:lang w:val="da-DK"/>
-            </w:rPr>
-          </w:rPrChange>
-        </w:rPr>
-      </w:pPr>
-      <w:r>
-        <w:rPr>
-          <w:lang w:val="en-US"/>
-          <w:rPrChange w:id="8" w:author="Virginia Anne Nichols" w:date="2026-04-16T06:43:00Z" w16du:dateUtc="2026-04-16T04:43:00Z">
-            <w:rPr>
-              <w:lang w:val="da-DK"/>
-            </w:rPr>
-          </w:rPrChange>
+        </w:rPr>
+      </w:pPr>
+      <w:r>
+        <w:rPr>
+          <w:lang w:val="en-US"/>
         </w:rPr>
         <w:t xml:space="preserve">Formal analysis </w:t>
       </w:r>
       <w:r>
         <w:rPr>
           <w:lang w:val="en-US"/>
-          <w:rPrChange w:id="9" w:author="Virginia Anne Nichols" w:date="2026-04-16T06:43:00Z" w16du:dateUtc="2026-04-16T04:43:00Z">
-            <w:rPr>
-              <w:lang w:val="da-DK"/>
-            </w:rPr>
-          </w:rPrChange>
         </w:rPr>
         <w:t>–</w:t>
       </w:r>
       <w:r>
         <w:rPr>
           <w:lang w:val="en-US"/>
-          <w:rPrChange w:id="10" w:author="Virginia Anne Nichols" w:date="2026-04-16T06:43:00Z" w16du:dateUtc="2026-04-16T04:43:00Z">
-            <w:rPr>
-              <w:lang w:val="da-DK"/>
-            </w:rPr>
-          </w:rPrChange>
         </w:rPr>
         <w:t xml:space="preserve"> VN</w:t>
       </w:r>
       <w:r>
         <w:rPr>
           <w:lang w:val="en-US"/>
-          <w:rPrChange w:id="11" w:author="Virginia Anne Nichols" w:date="2026-04-16T06:43:00Z" w16du:dateUtc="2026-04-16T04:43:00Z">
-            <w:rPr>
-              <w:lang w:val="da-DK"/>
-            </w:rPr>
-          </w:rPrChange>
         </w:rPr>
         <w:t>, ERB, MG</w:t>
       </w:r>
@@ -3425,14 +3375,1325 @@
         </w:rPr>
         <w:t xml:space="preserve"> </w:t>
       </w:r>
-      <w:commentRangeStart w:id="12"/>
       <w:r>
         <w:rPr>
           <w:lang w:val="en-US"/>
         </w:rPr>
         <w:t>(e.g.,</w:t>
       </w:r>
-      <w:commentRangeEnd w:id="12"/>
+      <w:r>
+        <w:rPr>
+          <w:lang w:val="en-US"/>
+        </w:rPr>
+        <w:fldChar w:fldCharType="begin"/>
+      </w:r>
+      <w:r>
+        <w:rPr>
+          <w:lang w:val="en-US"/>
+        </w:rPr>
+        <w:instrText xml:space="preserve"> ADDIN ZOTERO_ITEM CSL_CITATION {"citationID":"MS8ltnRE","properties":{"formattedCitation":"(Shrestha et al., 2002; Swanton et al., 1999; Weber et al., 2017)","plainCitation":"(Shrestha et al., 2002; Swanton et al., 1999; Weber et al., 2017)","noteIndex":0},"citationItems":[{"id":2205,"uris":["http://zotero.org/users/3599437/items/IY4HKKVY"],"itemData":{"id":2205,"type":"article-journal","abstract":"The development of integrated weed management strategies requires knowledge of mechanisms that influence compositional changes in weed flora. A 9-year study was initiated in 1988 at Delhi, Canada, on a loamy sand soil to evaluate the effect of tillage systems [conventional (CT) and no-till (NT)] and cover crops (only in NT) on weed density, species composition and associations, and crop yield in a winter wheat (Triticum aestivum L.)/bean/winter wheat rotation. Three bean types: soyabean (Glycine max L. Merr.), white bean (Phaseolus vulgaris L.) and kidney bean (P. vulgaris L.) were included. The NT system included variations: rye (Secale cereale L.) or maize (Zea mays L.) cover crop, volunteer wheat disked after harvest and wheat stubble. Data were collected in 1994, 1995 and 1996. Tillage systems, cover crops and crop type had differential effects on weed densities, species composition and associations. Weed densities were not affected by tillage or cover crops in wheat but, in the beans, densities were greater in the CT than in the NT systems. Various associations of weed species with tillage system, cover crop and crop type were observed. Crop yields were not affected by tillage type or cover crop, except that soyabean yields were highest in plots with cover crops.","container-title":"Weed Research","DOI":"10.1046/j.1365-3180.2002.00264.x","ISSN":"1365-3180","issue":"1","language":"en","note":"_eprint: https://onlinelibrary.wiley.com/doi/pdf/10.1046/j.1365-3180.2002.00264.x","page":"76-87","source":"Wiley Online Library","title":"Effect of tillage, cover crop and crop rotation on the composition of weed flora in a sandy soil","volume":"42","author":[{"family":"Shrestha","given":"A"},{"family":"Knezevic","given":"S Z"},{"family":"Roy","given":"R C"},{"family":"Ball-Coelho","given":"B R"},{"family":"Swanton","given":"C J"}],"issued":{"date-parts":[["2002"]]}}},{"id":2198,"uris":["http://zotero.org/users/3599437/items/WEEPR33M"],"itemData":{"id":2198,"type":"article-journal","abstract":"The adoption of conservation tillage systems has been challenged by concerns potential weed species shifts. A 9-yr study from 1988 to 1996 was conducted Delhi, Ontario, on a loamy sand soil to evaluate the effect of tillage systems (conventional [CT] and no-till [NT]), cover crop Secale cereale, and nitrogen (N) rate (0, 50, 100, 125, 150, and 200 kg N ha−1) on monocrop Zea mays L. (corn) yield and changes in the composition of the weed flora. CT consisted of spring moldboard plowing followed by cultivation with a tooth cultivator. Weed counts were taken in the last 3 yr of the study (1994, 1995, and 1996) prior to postemergence herbicide application and then again 2 to 3 wk after herbicide treatment. Composition or the weed flora was analyzed by canonical discriminant analysis (CDA). The relationship between weed density and tillage system was not consistent. Weed species composition differed between CT and NT systems. Chenopodium album and Amaranthus retroflexus were associated with CT and Digitaria sanguinalis with NT. N rate and cover crop did not affect weed density or species composition. Proper management of weeds with herbicides appeared to minimize any long-term effect on the weed flora resulting from varying N rates. Zea mays yields did not differ between CT and NT systems but were greater in both systems with a cover crop at the higher N rates. Disturbance caused by tillage was more important than N rate and cover crop as a mechanism influencing composition of the weed flora.","container-title":"Weed Science","DOI":"10.1017/S0043174500092079","ISSN":"0043-1745, 1550-2759","issue":"4","language":"en","page":"454-461","source":"Cambridge University Press","title":"Effect of tillage systems, N, and cover crop on the composition of weed flora","volume":"47","author":[{"family":"Swanton","given":"Clarence J."},{"family":"Shrestha","given":"Anil"},{"family":"Roy","given":"Robert C."},{"family":"Ball-Coelho","given":"Bonnie R."},{"family":"Knezevic","given":"Stevan Z."}],"issued":{"date-parts":[["1999",8]]}}},{"id":2202,"uris":["http://zotero.org/users/3599437/items/VBGU9WK6"],"itemData":{"id":2202,"type":"article-journal","abstract":"Soybean field experiments were performed to investigate the weed-suppressing effects of different tillage systems and cover crop mulches at two locations in southwest Germany during 2014 and 2015. The influence of three different tillage systems on weed control efficacy, soybean plant density, and crop yield was determined. In the no-till system (NT), two different cover crops, (rye and barley), were treated by a roller-crimper before soybean sowing. For the reduced tillage system (RT), shallow soil cultivation (7.5 cm depth) using a cultivator after cover crop harvest was performed. The third system was conventional tillage (CT), which used a plow (25 cm depth) without any previous cover crop treatment. Finally, a CT system without weed control was used as a control treatment (C). Weed densities in the field experiments ranged from 1 to 164 plants m−2 with Chenopodium album (L.), Echinochloa crus-galli (L.) P. Beauv., and Sonchus arvensis (L.) as the predominant weed species. No difference in weed suppression was found between the two cover crops. The highest cover crop soil coverage was measured in the NT treatment. The greatest weed density (164 plants m−2) was measured in the untreated control. CT, RT and NT reduced weed density up to 71%, 85%, and 61%, respectively, to C, across both locations and years. Soybean plant density was reduced in NT (−36%) and CT (−18%) based on aimed sown plant density. Highest crop yields up to 2.4 t ha−1 were observed in RT, while NT resulted in lower yields (1.1 t ha−1). Our work reveals the importance of cover crops for weed suppression in soybean cropping systems without herbicide application.","container-title":"Agriculture","DOI":"10.3390/agriculture7050043","ISSN":"2077-0472","issue":"5","language":"en","license":"http://creativecommons.org/licenses/by/3.0/","note":"publisher: Multidisciplinary Digital Publishing Institute","page":"43","source":"www.mdpi.com","title":"Weed Control Using Conventional Tillage, Reduced Tillage, No-Tillage, and Cover Crops in Organic Soybean","volume":"7","author":[{"family":"Weber","given":"Jonas F."},{"family":"Kunz","given":"Christoph"},{"family":"Peteinatos","given":"Gerassimos G."},{"family":"Zikeli","given":"Sabine"},{"family":"Gerhards","given":"Roland"}],"issued":{"date-parts":[["2017",5]]}}}],"schema":"https://github.com/citation-style-language/schema/raw/master/csl-citation.json"} </w:instrText>
+      </w:r>
+      <w:r>
+        <w:rPr>
+          <w:lang w:val="en-US"/>
+        </w:rPr>
+        <w:fldChar w:fldCharType="separate"/>
+      </w:r>
+      <w:r>
+        <w:t>(Shrestha et al., 2002; Swanton et al., 1999; Weber et al., 2017)</w:t>
+      </w:r>
+      <w:r>
+        <w:rPr>
+          <w:lang w:val="en-US"/>
+        </w:rPr>
+        <w:fldChar w:fldCharType="end"/>
+      </w:r>
+      <w:r>
+        <w:rPr>
+          <w:lang w:val="en-US"/>
+        </w:rPr>
+        <w:t>)</w:t>
+      </w:r>
+      <w:r>
+        <w:rPr>
+          <w:lang w:val="en-US"/>
+        </w:rPr>
+        <w:t>. It is therefore</w:t>
+      </w:r>
+      <w:r>
+        <w:rPr>
+          <w:lang w:val="en-US"/>
+        </w:rPr>
+        <w:t xml:space="preserve"> unclear how these factors might be combined to optimize the </w:t>
+      </w:r>
+      <w:r>
+        <w:rPr>
+          <w:lang w:val="en-US"/>
+        </w:rPr>
+        <w:t xml:space="preserve">potential </w:t>
+      </w:r>
+      <w:r>
+        <w:rPr>
+          <w:lang w:val="en-US"/>
+        </w:rPr>
+        <w:t xml:space="preserve">services </w:t>
+      </w:r>
+      <w:r>
+        <w:rPr>
+          <w:lang w:val="en-US"/>
+        </w:rPr>
+        <w:t xml:space="preserve">that could be </w:t>
+      </w:r>
+      <w:r>
+        <w:rPr>
+          <w:lang w:val="en-US"/>
+        </w:rPr>
+        <w:t xml:space="preserve">provided by fall </w:t>
+      </w:r>
+      <w:r>
+        <w:rPr>
+          <w:lang w:val="en-US"/>
+        </w:rPr>
+        <w:t>plant communities</w:t>
+      </w:r>
+      <w:r>
+        <w:rPr>
+          <w:lang w:val="en-US"/>
+        </w:rPr>
+        <w:t xml:space="preserve"> between cash crops</w:t>
+      </w:r>
+      <w:r>
+        <w:rPr>
+          <w:lang w:val="en-US"/>
+        </w:rPr>
+        <w:t>.</w:t>
+      </w:r>
+    </w:p>
+    <w:p>
+      <w:pPr>
+        <w:spacing w:line="360" w:lineRule="auto"/>
+      </w:pPr>
+      <w:r>
+        <w:rPr>
+          <w:lang w:val="en-US"/>
+        </w:rPr>
+        <w:t>In addition to management</w:t>
+      </w:r>
+      <w:r>
+        <w:rPr>
+          <w:lang w:val="en-US"/>
+        </w:rPr>
+        <w:t xml:space="preserve"> such as tillage and </w:t>
+      </w:r>
+      <w:r>
+        <w:rPr>
+          <w:lang w:val="en-US"/>
+        </w:rPr>
+        <w:t>cover crop use</w:t>
+      </w:r>
+      <w:r>
+        <w:rPr>
+          <w:lang w:val="en-US"/>
+        </w:rPr>
+        <w:t>, p</w:t>
+      </w:r>
+      <w:r>
+        <w:t xml:space="preserve">esticides are key contributors in shaping </w:t>
+      </w:r>
+      <w:r>
+        <w:t>plant</w:t>
+      </w:r>
+      <w:r>
+        <w:t xml:space="preserve"> communities</w:t>
+      </w:r>
+      <w:r>
+        <w:t xml:space="preserve">, and pesticide use can (and should) differ by </w:t>
+      </w:r>
+      <w:r>
+        <w:t xml:space="preserve">cropping system. </w:t>
+      </w:r>
+      <w:r>
+        <w:t xml:space="preserve">For example, tillage can be used to replace </w:t>
+      </w:r>
+      <w:r>
+        <w:t>herbicide</w:t>
+      </w:r>
+      <w:r>
+        <w:t xml:space="preserve"> application, and the type of crop present dictates which herbicides can be utilized. </w:t>
+      </w:r>
+      <w:r>
+        <w:t xml:space="preserve">Given the </w:t>
+      </w:r>
+      <w:r>
+        <w:t>well-documented</w:t>
+      </w:r>
+      <w:r>
+        <w:t xml:space="preserve"> </w:t>
+      </w:r>
+      <w:r>
+        <w:t xml:space="preserve">externalities </w:t>
+      </w:r>
+      <w:r>
+        <w:t>of pesticide use</w:t>
+      </w:r>
+      <w:r>
+        <w:t xml:space="preserve"> </w:t>
+      </w:r>
+      <w:r>
+        <w:fldChar w:fldCharType="begin"/>
+      </w:r>
+      <w:r>
+        <w:instrText xml:space="preserve"> ADDIN ZOTERO_ITEM CSL_CITATION {"citationID":"6HpAKEtD","properties":{"formattedCitation":"(Rani et al., 2021; Sharma et al., 2019; Wan et al., 2025)","plainCitation":"(Rani et al., 2021; Sharma et al., 2019; Wan et al., 2025)","noteIndex":0},"citationItems":[{"id":2245,"uris":["http://zotero.org/users/3599437/items/UBNVTLA9"],"itemData":{"id":2245,"type":"article-journal","abstract":"Pesticides are contributing in current agriculture to fulfil the need of raising population. Uses of pesticides are not limited to agriculture, but they are also used to control over domestic pests, disease insect vectors and home gardening. But they are very toxic in nature and pose acute risks on the human health and the environment. They negatively affected the agricultural workers and trigger social conflicts when employed extensively and without safety measures. Further, they also have adverse effects on the neighboring communities. Chiefly, agriculture workers meet with both direct and indirect exposure with these chemicals. Common man comes in contact with these chemicals by skin contacting which is due to leaking and drifting of pesticides during mixing and causing serious threat to human health such as diabetes, reproductive disorders, neurological dysfunction, cancer and respiratory disorders. In this review, we discussed classification, mechanisms, benefits and adverse effects of the pesticides on both human beings and the environment. We had also discussed some remedial measures to mitigate their toxicity. In future, research is needed to develop innovative ideas in current farming which are able to decrease the application of chemical pesticides.","container-title":"Journal of Cleaner Production","DOI":"10.1016/j.jclepro.2020.124657","ISSN":"0959-6526","journalAbbreviation":"Journal of Cleaner Production","page":"124657","source":"ScienceDirect","title":"An extensive review on the consequences of chemical pesticides on human health and environment","volume":"283","author":[{"family":"Rani","given":"Lata"},{"family":"Thapa","given":"Komal"},{"family":"Kanojia","given":"Neha"},{"family":"Sharma","given":"Neelam"},{"family":"Singh","given":"Sukhbir"},{"family":"Grewal","given":"Ajmer Singh"},{"family":"Srivastav","given":"Arun Lal"},{"family":"Kaushal","given":"Jyotsna"}],"issued":{"date-parts":[["2021",2,10]]}}},{"id":2127,"uris":["http://zotero.org/users/3599437/items/EH6NK3KU"],"itemData":{"id":2127,"type":"article-journal","abstract":"Pesticides are extensively used in modern agriculture and are an effective and economical way to enhance the yield quality and quantity, thus ensuring food security for the ever-growing population around the globe. Approximately, 2 million tonnes of pesticides are utilized annually worldwide, where China is the major contributing country, followed by the USA and Argentina, which is increasing rapidly. However, by the year 2020, the global pesticide usage has been estimated to increase up to 3.5 million tonnes. Although pesticides are beneficial for crop production point of view, extensive use of pesticides can possess serious consequences because of their bio-magnification and persistent nature. Diverse pesticides directly or indirectly polluted air, water, soil and overall ecosystem which cause serious health hazard for living being. In the present manuscript, an attempt has been made to critically review the global usage of different pesticides and their major adverse impacts on ecosystem, which will provide guidance for a wide range of researchers in this area.","container-title":"SN Applied Sciences","DOI":"10.1007/s42452-019-1485-1","ISSN":"2523-3971","issue":"11","journalAbbreviation":"SN Appl. Sci.","language":"en","page":"1446","source":"Springer Link","title":"Worldwide pesticide usage and its impacts on ecosystem","volume":"1","author":[{"family":"Sharma","given":"Anket"},{"family":"Kumar","given":"Vinod"},{"family":"Shahzad","given":"Babar"},{"family":"Tanveer","given":"Mohsin"},{"family":"Sidhu","given":"Gagan Preet Singh"},{"family":"Handa","given":"Neha"},{"family":"Kohli","given":"Sukhmeen Kaur"},{"family":"Yadav","given":"Poonam"},{"family":"Bali","given":"Aditi Shreeya"},{"family":"Parihar","given":"Ripu Daman"},{"family":"Dar","given":"Owias Iqbal"},{"family":"Singh","given":"Kirpal"},{"family":"Jasrotia","given":"Shivam"},{"family":"Bakshi","given":"Palak"},{"family":"Ramakrishnan","given":"M."},{"family":"Kumar","given":"Sandeep"},{"family":"Bhardwaj","given":"Renu"},{"family":"Thukral","given":"Ashwani Kumar"}],"issued":{"date-parts":[["2019",10,21]]}}},{"id":1517,"uris":["http://zotero.org/users/3599437/items/HQSCJ7X4"],"itemData":{"id":1517,"type":"article-journal","abstract":"Pesticides affect a diverse range of non-target species and may be linked to global biodiversity loss. The magnitude of this hazard remains only partially understood. We present a synthesis of pesticide (insecticide, herbicide and fungicide) impacts on multiple non-target organisms across trophic levels based on 20,212 effect sizes from 1,705 studies. For non-target plants, animals (invertebrate and vertebrates) and microorganisms (bacteria and fungi), we show negative responses of the growth, reproduction, behaviour and other physiological biomarkers within terrestrial and aquatic systems. Pesticides formulated for specific taxa negatively affected non-target groups, e.g. insecticidal neonicotinoids affecting amphibians. Negative effects were more pronounced in temperate than tropical regions but were consistent between aquatic and terrestrial environments, even after correcting for field-realistic terrestrial and environmentally relevant exposure scenarios. Our results question the sustainability of current pesticide use and support the need for enhanced risk assessments to reduce risks to biodiversity and ecosystems.","container-title":"Nature Communications","DOI":"10.1038/s41467-025-56732-x","ISSN":"2041-1723","issue":"1","journalAbbreviation":"Nat Commun","language":"en","license":"2025 The Author(s)","note":"publisher: Nature Publishing Group","page":"1360","source":"www.nature.com","title":"Pesticides have negative effects on non-target organisms","volume":"16","author":[{"family":"Wan","given":"Nian-Feng"},{"family":"Fu","given":"Liwan"},{"family":"Dainese","given":"Matteo"},{"family":"Kiær","given":"Lars Pødenphant"},{"family":"Hu","given":"Yue-Qing"},{"family":"Xin","given":"Fengfei"},{"family":"Goulson","given":"Dave"},{"family":"Woodcock","given":"Ben A."},{"family":"Vanbergen","given":"Adam J."},{"family":"Spurgeon","given":"David J."},{"family":"Shen","given":"Siyuan"},{"family":"Scherber","given":"Christoph"}],"issued":{"date-parts":[["2025",2,13]]}}}],"schema":"https://github.com/citation-style-language/schema/raw/master/csl-citation.json"} </w:instrText>
+      </w:r>
+      <w:r>
+        <w:fldChar w:fldCharType="separate"/>
+      </w:r>
+      <w:r>
+        <w:t>(Rani et al., 2021; Sharma et al., 2019; Wan et al., 2025)</w:t>
+      </w:r>
+      <w:r>
+        <w:fldChar w:fldCharType="end"/>
+      </w:r>
+      <w:r>
+        <w:t xml:space="preserve">, </w:t>
+      </w:r>
+      <w:r>
+        <w:t xml:space="preserve">accounting for both the benefits and </w:t>
+      </w:r>
+      <w:r>
+        <w:t>risks from</w:t>
+      </w:r>
+      <w:r>
+        <w:t xml:space="preserve"> pesticide use can contribute to a more comprehensive evaluation </w:t>
+      </w:r>
+      <w:r>
+        <w:t>of cropping systems</w:t>
+      </w:r>
+      <w:r>
+        <w:rPr>
+          <w:lang w:val="en-US"/>
+        </w:rPr>
+        <w:t xml:space="preserve">. Indices or characterization factors based on the </w:t>
+      </w:r>
+      <w:r>
+        <w:rPr>
+          <w:i/>
+          <w:iCs/>
+          <w:lang w:val="en-US"/>
+        </w:rPr>
+        <w:t>potential</w:t>
+      </w:r>
+      <w:r>
+        <w:rPr>
+          <w:lang w:val="en-US"/>
+        </w:rPr>
+        <w:t xml:space="preserve"> impacts such as the Pesticide Load Indicators </w:t>
+      </w:r>
+      <w:r>
+        <w:rPr>
+          <w:lang w:val="en-US"/>
+        </w:rPr>
+        <w:fldChar w:fldCharType="begin"/>
+      </w:r>
+      <w:r>
+        <w:rPr>
+          <w:lang w:val="en-US"/>
+        </w:rPr>
+        <w:instrText xml:space="preserve"> ADDIN ZOTERO_ITEM CSL_CITATION {"citationID":"apIHkteE","properties":{"formattedCitation":"(Kudsk et al., 2018; Vandevoorde et al., 2025)","plainCitation":"(Kudsk et al., 2018; Vandevoorde et al., 2025)","noteIndex":0},"citationItems":[{"id":49,"uris":["http://zotero.org/users/3599437/items/NAVLB2GA"],"itemData":{"id":49,"type":"article-journal","abstract":"Pesticides provide growers with an effective tool for the control of damaging crop pests preventing yield losses that could jeopardise food security. In recent years the potentially adverse effects of their use on human health and the environment has received increasing attention by the public and the competent authorities. In this context reliable pesticide risk indicators are pivotal to assess the potential risk associated with the use of pesticide. Several pesticide risk indicators, serving various purposes, have been developed over the years. Recently, a new pesticide risk indicator, the Pesticide Load (PL), was introduced in Denmark. The PL has replaced the Treatment Frequency Index (TFI) as the official pesticide risk indicator. The PL consists of three sub-indicators for human health, ecotoxicology and environmental fate, respectively. For each of the three sub-indicators a pesticide load (PL) is calculated and expressed as the PL per unit commercial product (kg, L or tablet). PL for human health (PLHH) is based on the risk phrases on the product label, while PL for ecotoxicology (PLECO) is calculated on basis of the LC/LD/EC50 values of the active ingredients for acute toxicity to mammals, birds, fish, daphnia, algae, aquatic plants, earthworms and bees and NOEC values for chronic toxicity to fish, daphnia and earthworms. PL for environmental fate (PLFATE) is calculated on basis of the half-life in soil (DT50), the bioaccumulation factor (BCF) and the SCI-GROW index. PL does not consider the actual exposure, i.e. it reflects the relative risks associated with the use of pesticides. Besides using PL for monitoring the yearly trend in pesticide use and load, the PL was also used for setting up a new pesticide tax scheme and for setting quantitative reduction targets. In Denmark, it is now compulsory for farmers to upload their pesticide use data, i.e. the annual pesticide statistics and the calculation of the PL can be produced on basis of pesticide use data rather than sales data that may not reflect the actual use by farmers. Because pesticide use data is available for each farm, maps providing detailed information on pesticide use in different regions can be produced. From 2010/11 to 2013/14 only minor differences were observed in the PL and, overall, similar trends were observed for the PL and TFI. Significant geographical differences, which could be attributed to differences in crop rotations, were apparent when estimating PL for each of the four major groups of pesticides (herbicides, fungicides, insecticides and plant growth regulators). The maps produced from the pesticide use data revealed significant variation in PL for ecotoxicological effects on aqueous organisms and bees as well as environmental parameters such as leaching potential. It is suggested to use the maps to identify ‘hot spots’ and design monitoring programmes or to launch initiatives that can reduce the PL. By linking information on mode of action to each commercial pesticide product it was also possible to obtain detailed information on the use pattern of the various pesticide modes of action, which is relevant information assessing the risk of evolution of pesticide resistance.","container-title":"Land Use Policy","DOI":"10.1016/j.landusepol.2017.11.010","ISSN":"0264-8377","journalAbbreviation":"Land Use Policy","language":"en","page":"384-393","source":"ScienceDirect","title":"Pesticide Load—A new Danish pesticide risk indicator with multiple applications","volume":"70","author":[{"family":"Kudsk","given":"Per"},{"family":"Jørgensen","given":"Lise Nistrup"},{"family":"Ørum","given":"Jens Erik"}],"issued":{"date-parts":[["2018",1,1]]}}},{"id":2352,"uris":["http://zotero.org/users/3599437/items/FZUK6AJJ"],"itemData":{"id":2352,"type":"article-journal","abstract":"The effectiveness of pesticide reduction policies in the European Union (EU) depends critically on robust, scientifically grounded indicators that can reliably monitor pesticide-related risks across Member States. The Pesticide Load Indicator (PLI), developed in Denmark in the 2000s, offers a transparent and policy-relevant framework for assessing pesticide risk. Although</w:instrText>
+      </w:r>
+      <w:r>
+        <w:rPr>
+          <w:lang w:val="da-DK"/>
+        </w:rPr>
+        <w:instrText xml:space="preserve"> it has successfully supported Denmark’s national strategies for over a decade and is drawing attention in other EU countries, several methodological limitations hinder its broader applicability. This letter identifies five such limitations and proposes corresponding updates to enhance the indicator’s scientific robustness and scalability across the EU: (1) consistent hazard assessment across compartments, (2) precautionary treatment of missing data, (3) updated hazard metric selection, (4) harmonised normalisation procedures and (5) a statistically grounded weighting protocol. These methodological updates aim to establish a harmonised PLI suitable for EU-wide policy applications, such as fiscal instruments (e.g. differentiated taxation based on hazard levels) and pesticide risk assessments.","container-title":"Environmental Research Letters","DOI":"10.1088/1748-9326/ae269b","ISSN":"1748-9326","issue":"12","journalAbbreviation":"Environ. Res. Lett.","language":"en","note":"publisher: IOP Publishing","page":"124070","source":"Institute of Physics","title":"Five methodological updates of the Danish Pesticide Load Indicator to support EU-wide pesticide risk reduction policies","volume":"20","author":[{"family":"Vandevoorde","given":"Noé"},{"family":"Kudsk","given":"Per"},{"family":"Agnan","given":"Yannick"},{"family":"Baret","given":"Philippe V"}],"issued":{"date-parts":[["2025",12]]}}}],"schema":"https://github.com/citation-style-language/schema/raw/master/csl-citation.json"} </w:instrText>
+      </w:r>
+      <w:r>
+        <w:rPr>
+          <w:lang w:val="en-US"/>
+        </w:rPr>
+        <w:fldChar w:fldCharType="separate"/>
+      </w:r>
+      <w:r>
+        <w:rPr>
+          <w:lang w:val="da-DK"/>
+        </w:rPr>
+        <w:t>(Kudsk et al., 2018; Vandevoorde et al., 2025)</w:t>
+      </w:r>
+      <w:r>
+        <w:rPr>
+          <w:lang w:val="en-US"/>
+        </w:rPr>
+        <w:fldChar w:fldCharType="end"/>
+      </w:r>
+      <w:r>
+        <w:rPr>
+          <w:lang w:val="da-DK"/>
+        </w:rPr>
+        <w:t xml:space="preserve"> or </w:t>
+      </w:r>
+      <w:r>
+        <w:rPr>
+          <w:lang w:val="en-US"/>
+        </w:rPr>
+        <w:t xml:space="preserve">the USEtox database </w:t>
+      </w:r>
+      <w:r>
+        <w:rPr>
+          <w:lang w:val="en-US"/>
+        </w:rPr>
+        <w:fldChar w:fldCharType="begin"/>
+      </w:r>
+      <w:r>
+        <w:rPr>
+          <w:lang w:val="en-US"/>
+        </w:rPr>
+        <w:instrText xml:space="preserve"> ADDIN ZOTERO_ITEM CSL_CITATION {"citationID":"M96lZbit","properties":{"formattedCitation":"(Westh et al., 2015)","plainCitation":"(Westh et al., 2015)","noteIndex":0},"citationItems":[{"id":2359,"uris":["http://zotero.org/users/3599437/items/9ZTSDU6R"],"itemData":{"id":2359,"type":"article-journal","abstract":"USEtox is a scientific consensus model for assessing human toxicological and ecotoxicological impacts that is widely used in life cycle assessment (LCA) and other comparative assessments. However, how user requirements are met has never been investigated. To guide future model developments, we analyzed user expectations and experiences and compared them with the developers’ visions.","container-title":"The International Journal of Life Cycle Assessment","DOI":"10.1007/s11367-014-0829-8","ISSN":"1614-7502","issue":"2","journalAbbreviation":"Int J Life Cycle Assess","language":"en","page":"299-310","source":"Springer Link","title":"The USEtox story: a survey of model developer visions and user requirements","title-short":"The USEtox story","volume":"20","author":[{"family":"Westh","given":"Torbjørn Bochsen"},{"family":"Hauschild","given":"Michael Zwicky"},{"family":"Birkved","given":"Morten"},{"family":"Jørgensen","given":"Michael Søgaard"},{"family":"Rosenbaum","given":"Ralph K."},{"family":"Fantke","given":"Peter"}],"issued":{"date-parts":[["2015",2,1]]}}}],"schema":"https://github.com/citation-sty</w:instrText>
+      </w:r>
+      <w:r>
+        <w:rPr>
+          <w:lang w:val="en-US"/>
+        </w:rPr>
+        <w:instrText xml:space="preserve">le-language/schema/raw/master/csl-citation.json"} </w:instrText>
+      </w:r>
+      <w:r>
+        <w:rPr>
+          <w:lang w:val="en-US"/>
+        </w:rPr>
+        <w:fldChar w:fldCharType="separate"/>
+      </w:r>
+      <w:r>
+        <w:rPr>
+          <w:lang w:val="en-US"/>
+        </w:rPr>
+        <w:t>(Westh et al., 2015)</w:t>
+      </w:r>
+      <w:r>
+        <w:rPr>
+          <w:lang w:val="en-US"/>
+        </w:rPr>
+        <w:fldChar w:fldCharType="end"/>
+      </w:r>
+      <w:r>
+        <w:rPr>
+          <w:lang w:val="en-US"/>
+        </w:rPr>
+        <w:t xml:space="preserve"> </w:t>
+      </w:r>
+      <w:r>
+        <w:rPr>
+          <w:lang w:val="en-US"/>
+        </w:rPr>
+        <w:t xml:space="preserve">can provide reliable and scientifically based estimates based only on active ingredients and application rates </w:t>
+      </w:r>
+      <w:r>
+        <w:rPr>
+          <w:lang w:val="en-US"/>
+        </w:rPr>
+        <w:fldChar w:fldCharType="begin"/>
+      </w:r>
+      <w:r>
+        <w:rPr>
+          <w:lang w:val="en-US"/>
+        </w:rPr>
+        <w:instrText xml:space="preserve"> ADDIN ZOTERO_ITEM CSL_CITATION {"citationID":"2XTxnsdb","properties":{"formattedCitation":"(Lewis et al., 2021)","plainCitation":"(Lewis et al., 2021)","noteIndex":0},"citationItems":[{"id":828,"uris":["http://zotero.org/users/3599437/items/EKBAID76"],"itemData":{"id":828,"type":"article-journal","abstract":"Pesticides are an important component of worldwide agriculture systems and have contributed to significant increases in crop quality and yields and therefore to food security. However, despite their societal benefits, pesticides can be hazardous to humans and the environment. Therefore, effective pesticide polices are needed that balance the societal and economic benefits with the unintentional and undesirable environmental and health impacts. As a result, there has been consistent policy interest in pragmatic and practical techniques that are suitable for assessing the environmental and human health implications of agricultural pesticide use from a national perspective for assisting in the development of policy initiatives and for communicating policy outcomes to the public. The work described herein explored the appropriateness of the Danish Pesticide Load Indictor for assessing agricultural pesticides applied in the United Kingdom from 2016 and 2018. The findings for the two datasets appear broadly comparable, suggesting that the overall environmental load from pesticides on the U.K. environment remained relatively constant during this period. Regional differences in environmental load and the major contributing substances were identified. Where large differences between the two years were seen, regulatory interventions appear to have been the cause. Overall, the indicator behaves as expected and appears to be sufficiently responsive to changes in pesticide use. However, various concerns were identified that may lead to modifications in how the indicator is calculated and what parameters are included to make it better able to deliver U.K. policy objectives.","container-title":"Journal of Environmental Quality","DOI":"10.1002/jeq2.20262","ISSN":"1537-2537","issue":"5","language":"en","license":"© 2021 The Authors. Journal of Environmental Quality published by Wiley Periodicals LLC on behalf of American Society of Agronomy, Crop Science Society of America, and Soil Science Society of America","note":"_eprint: https://onlinelibrary.wiley.com/doi/pdf/10.1002/jeq2.20262","page":"1110-1122","source":"Wiley Online Library","title":"Application of the Danish pesticide load indicator to arable agriculture in the United Kingdom","volume":"50","author":[{"family":"Lewis","given":"Kathleen"},{"family":"Rainford","given":"James"},{"family":"Tzilivakis","given":"John"},{"family":"Garthwaite","given":"David"}],"issued":{"date-parts":[["2021"]]}}}],"schema":"https://github.com/citation-style-language/schema/raw/master/csl-citation.json"} </w:instrText>
+      </w:r>
+      <w:r>
+        <w:rPr>
+          <w:lang w:val="en-US"/>
+        </w:rPr>
+        <w:fldChar w:fldCharType="separate"/>
+      </w:r>
+      <w:r>
+        <w:t>(Lewis et al., 2021)</w:t>
+      </w:r>
+      <w:r>
+        <w:rPr>
+          <w:lang w:val="en-US"/>
+        </w:rPr>
+        <w:fldChar w:fldCharType="end"/>
+      </w:r>
+      <w:r>
+        <w:rPr>
+          <w:lang w:val="en-US"/>
+        </w:rPr>
+        <w:t xml:space="preserve">. </w:t>
+      </w:r>
+    </w:p>
+    <w:p>
+      <w:pPr>
+        <w:spacing w:line="360" w:lineRule="auto"/>
+        <w:rPr>
+          <w:lang w:val="en-US"/>
+        </w:rPr>
+      </w:pPr>
+      <w:r>
+        <w:rPr>
+          <w:lang w:val="en-US"/>
+        </w:rPr>
+        <w:t xml:space="preserve">To better understand </w:t>
+      </w:r>
+      <w:r>
+        <w:rPr>
+          <w:lang w:val="en-US"/>
+        </w:rPr>
+        <w:t xml:space="preserve">the tradeoffs and </w:t>
+      </w:r>
+      <w:r>
+        <w:rPr>
+          <w:lang w:val="en-US"/>
+        </w:rPr>
+        <w:t>potential for optimizing fall non-crop vegetation services</w:t>
+      </w:r>
+      <w:r>
+        <w:rPr>
+          <w:lang w:val="en-US"/>
+        </w:rPr>
+        <w:t xml:space="preserve">, </w:t>
+      </w:r>
+      <w:r>
+        <w:rPr>
+          <w:lang w:val="en-US"/>
+        </w:rPr>
+        <w:t xml:space="preserve">we </w:t>
+      </w:r>
+      <w:r>
+        <w:rPr>
+          <w:lang w:val="en-US"/>
+        </w:rPr>
+        <w:t>utiliz</w:t>
+      </w:r>
+      <w:r>
+        <w:rPr>
+          <w:lang w:val="en-US"/>
+        </w:rPr>
+        <w:t>ed</w:t>
+      </w:r>
+      <w:r>
+        <w:rPr>
+          <w:lang w:val="en-US"/>
+        </w:rPr>
+        <w:t xml:space="preserve"> a long-term </w:t>
+      </w:r>
+      <w:r>
+        <w:rPr>
+          <w:lang w:val="en-US"/>
+        </w:rPr>
+        <w:t xml:space="preserve">(&gt;20 years) </w:t>
+      </w:r>
+      <w:r>
+        <w:rPr>
+          <w:lang w:val="en-US"/>
+        </w:rPr>
+        <w:t>experimental platform</w:t>
+      </w:r>
+      <w:r>
+        <w:rPr>
+          <w:lang w:val="en-US"/>
+        </w:rPr>
+        <w:t xml:space="preserve"> </w:t>
+      </w:r>
+      <w:r>
+        <w:rPr>
+          <w:lang w:val="en-US"/>
+        </w:rPr>
+        <w:t xml:space="preserve">to examine the impact of cover crop addition to </w:t>
+      </w:r>
+      <w:r>
+        <w:rPr>
+          <w:lang w:val="en-US"/>
+        </w:rPr>
+        <w:t xml:space="preserve">different tillage/straw </w:t>
+      </w:r>
+      <w:r>
+        <w:rPr>
+          <w:lang w:val="en-US"/>
+        </w:rPr>
+        <w:t xml:space="preserve">management </w:t>
+      </w:r>
+      <w:r>
+        <w:rPr>
+          <w:lang w:val="en-US"/>
+        </w:rPr>
+        <w:t xml:space="preserve">combinations </w:t>
+      </w:r>
+      <w:r>
+        <w:rPr>
+          <w:lang w:val="en-US"/>
+        </w:rPr>
+        <w:fldChar w:fldCharType="begin"/>
+      </w:r>
+      <w:r>
+        <w:rPr>
+          <w:lang w:val="en-US"/>
+        </w:rPr>
+        <w:instrText xml:space="preserve"> ADDIN ZOTERO_ITEM CSL_CITATION {"citationID":"aLc1lXtN","properties":{"formattedCitation":"(G\\uc0\\u243{}mez-Mu\\uc0\\u241{}oz et al., 2021)","plainCitation":"(Gómez-Muñoz et al., 2021)","noteIndex":0},"citationItems":[{"id":2249,"uris":["http://zotero.org/users/3599437/items/XA52MIYG"],"itemData":{"id":2249,"type":"article-journal","abstract":"The main principles of conservationagriculture (CA) are minimal soil disturbance, permanent soil cover, diversification of crop rotations, and retention of crop residues. Tillage has been implicated with increased soil organic C (SOC) mineralization, but recently this has been contested. Residue retention and cover crops result in higher soil C inputs and are therefore expected to increase SOC. This study aimed to evaluate the effect of 17 yr of residue retention (with and without) and tillage (plowing and no-till) on soil C storage on two Danish sandy loam soils with different clay and SOC content under cool temperate humid climate conditions. Straw retention reduced bulk density at both sites. It also increased the C concentration with 0.47 mg C g–1 dry soil on average from 2002 to 2019, and SOC stocks in 2019 with 23 tonnes C ha–1, on average, at the site with higher initial SOC content. The effect of straw retention on soil C was higher when the soil was plowed, and no significant effect was observed in no-till soils. Straw retention did not significantly affect C concentration at the site with low initial SOC. Tillage altered the C distribution in the soil profile, so that the C concentration in the upper layer (0–25 cm) was higher in the no-till soils, but did not significantly increase total C concentration in deeper layers (0–50 cm). Use of no-till and straw retention did not consistently affect crop yield across site-years, but the interannual variability was large, obscuring possible differences in yields.","container-title":"Soil Science Society of America Journal","DOI":"10.1002/saj2.20312","ISSN":"1435-0661","issue":"5","language":"en","license":"© 2021 The Authors. Soil Science Society of America Journal © 2021 Soil Science Society of America","note":"_eprint: https://acsess.onlinelibrary.wiley.com/doi/pdf/10.1002/saj2.20312","page":"1465-1478","source":"Wiley Online Library","title":"Long-term effect of tillage and straw retention in conservation agriculture systems on soil carbon storage","volume":"85","author":[{"family":"Gómez-Muñoz","given":"Beatriz"},{"family":"Jensen","given":"Lars Stoumann"},{"family":"Munkholm","given":"Lars"},{"family":"Olesen","given":"Jørgen Eivind"},{"family":"Møller Hansen","given":"Elly"},{"family":"Bruun","given":"Sander"}],"issued":{"date-parts":[["2021"]]}}}],"schema":"https://github.com/citation-style-language/schema/raw/master/csl-citation.json"} </w:instrText>
+      </w:r>
+      <w:r>
+        <w:rPr>
+          <w:lang w:val="en-US"/>
+        </w:rPr>
+        <w:fldChar w:fldCharType="separate"/>
+      </w:r>
+      <w:r>
+        <w:t>(Gómez-Muñoz et al., 2021)</w:t>
+      </w:r>
+      <w:r>
+        <w:rPr>
+          <w:lang w:val="en-US"/>
+        </w:rPr>
+        <w:fldChar w:fldCharType="end"/>
+      </w:r>
+      <w:r>
+        <w:rPr>
+          <w:lang w:val="en-US"/>
+        </w:rPr>
+        <w:t xml:space="preserve">. </w:t>
+      </w:r>
+      <w:r>
+        <w:rPr>
+          <w:lang w:val="en-US"/>
+        </w:rPr>
+        <w:t xml:space="preserve">Yield of cash crops, soil coverage, fall biomass, plant community ecological value, presence of perennial weeds and pesticide toxicity were </w:t>
+      </w:r>
+      <w:r>
+        <w:rPr>
+          <w:lang w:val="en-US"/>
+        </w:rPr>
+        <w:t xml:space="preserve">chosen </w:t>
+      </w:r>
+      <w:r>
+        <w:rPr>
+          <w:lang w:val="en-US"/>
+        </w:rPr>
+        <w:t xml:space="preserve">as performance metrics </w:t>
+      </w:r>
+      <w:r>
+        <w:rPr>
+          <w:lang w:val="en-US"/>
+        </w:rPr>
+        <w:t xml:space="preserve">to </w:t>
+      </w:r>
+      <w:r>
+        <w:rPr>
+          <w:lang w:val="en-US"/>
+        </w:rPr>
+        <w:t>promote understanding of how cover cropping systems interact with tillage, residue removal, and weather in provision of various services and dis-services</w:t>
+      </w:r>
+      <w:r>
+        <w:rPr>
+          <w:lang w:val="en-US"/>
+        </w:rPr>
+        <w:t xml:space="preserve">. </w:t>
+      </w:r>
+    </w:p>
+    <w:p>
+      <w:pPr>
+        <w:spacing w:line="360" w:lineRule="auto"/>
+      </w:pPr>
+      <w:r>
+        <w:rPr>
+          <w:lang w:val="en-US"/>
+        </w:rPr>
+        <w:t xml:space="preserve">We hypothesized there would be tradeoffs between outcomes, with no single system offering the best performance in all desired areas, but that clear accounting </w:t>
+      </w:r>
+      <w:r>
+        <w:rPr>
+          <w:lang w:val="en-US"/>
+        </w:rPr>
+        <w:t>using multi</w:t>
+      </w:r>
+      <w:r>
+        <w:rPr>
+          <w:lang w:val="en-US"/>
+        </w:rPr>
+        <w:t>-</w:t>
+      </w:r>
+      <w:r>
+        <w:rPr>
+          <w:lang w:val="en-US"/>
+        </w:rPr>
+        <w:t xml:space="preserve">criteria evaluation methods would </w:t>
+      </w:r>
+      <w:r>
+        <w:rPr>
+          <w:lang w:val="en-US"/>
+        </w:rPr>
+        <w:t>highlight favorable combinations of practices.</w:t>
+      </w:r>
+    </w:p>
+    <w:p>
+      <w:pPr>
+        <w:spacing w:line="360" w:lineRule="auto"/>
+      </w:pPr>
+      <w:r>
+        <w:rPr>
+          <w:lang w:val="en-US"/>
+        </w:rPr>
+        <w:t xml:space="preserve">We </w:t>
+      </w:r>
+      <w:r>
+        <w:rPr>
+          <w:lang w:val="en-US"/>
+        </w:rPr>
+        <w:t xml:space="preserve">chose </w:t>
+      </w:r>
+      <w:r>
+        <w:rPr>
+          <w:lang w:val="en-US"/>
+        </w:rPr>
+        <w:t>not to</w:t>
+      </w:r>
+      <w:r>
+        <w:rPr>
+          <w:lang w:val="en-US"/>
+        </w:rPr>
+        <w:t xml:space="preserve"> include the costs </w:t>
+      </w:r>
+      <w:r>
+        <w:rPr>
+          <w:lang w:val="en-US"/>
+        </w:rPr>
+        <w:t xml:space="preserve">and labor </w:t>
+      </w:r>
+      <w:r>
+        <w:rPr>
+          <w:lang w:val="en-US"/>
+        </w:rPr>
+        <w:t xml:space="preserve">associated with cover crop implementation </w:t>
+      </w:r>
+      <w:r>
+        <w:rPr>
+          <w:lang w:val="en-US"/>
+        </w:rPr>
+        <w:t xml:space="preserve">due to the complexity and highly contextual nature of such estimates. For example, </w:t>
+      </w:r>
+      <w:r>
+        <w:rPr>
+          <w:lang w:val="en-US"/>
+        </w:rPr>
+        <w:t xml:space="preserve">in Denmark, cover crop implementations may be mandatory </w:t>
+      </w:r>
+      <w:r>
+        <w:rPr>
+          <w:lang w:val="en-US"/>
+        </w:rPr>
+        <w:t xml:space="preserve">depending on a given farm’s </w:t>
+      </w:r>
+      <w:r>
+        <w:rPr>
+          <w:lang w:val="en-US"/>
+        </w:rPr>
+        <w:t xml:space="preserve">crop compositions and </w:t>
+      </w:r>
+      <w:r>
+        <w:rPr>
+          <w:lang w:val="en-US"/>
+        </w:rPr>
+        <w:t>nutrient balance</w:t>
+      </w:r>
+      <w:r>
+        <w:rPr>
+          <w:lang w:val="en-US"/>
+        </w:rPr>
+        <w:t xml:space="preserve"> </w:t>
+      </w:r>
+      <w:r>
+        <w:rPr>
+          <w:lang w:val="en-US"/>
+        </w:rPr>
+        <w:fldChar w:fldCharType="begin"/>
+      </w:r>
+      <w:r>
+        <w:rPr>
+          <w:lang w:val="en-US"/>
+        </w:rPr>
+        <w:instrText xml:space="preserve"> ADDIN ZOTERO_ITEM CSL_CITATION {"citationID":"dadKV20t","properties":{"formattedCitation":"(Dalgaard et al., 2014)","plainCitation":"(Dalgaard et al., 2014)","noteIndex":0},"citationItems":[{"id":713,"uris":["http://zotero.org/users/3599437/items/AYH3VANB"],"itemData":{"id":713,"type":"article-journal","abstract":"With more than 60% of the land farmed, with vulnerable freshwater and marine environments, and with one of the most intensive, export-oriented livestock sectors in the world, the nitrogen (N) pollution pressure from Danish agriculture is severe. Consequently, a series of policy action plans have been implemented since the mid 1980s with significant effects on the surplus, efficiency and environmental loadings of N. This paper reviews the policies and actions taken and their ability to mitigate effects of reactive N (Nr) while maintaining agricultural production. In summary, the average N-surplus has been reduced from approximately 170 kg N ha−1 yr−1 to below 100 kg N ha−1 yr−1 during the past 30 yrs, while the overall N-efficiency for the agricultural sector (crop + livestock farming) has increased from around 20–30% to 40–45%, the N-leaching from the field root zone has been halved, and N losses to the aquatic and atmospheric environment have been significantly reduced. This has been achieved through a combination of approaches and measures (ranging from command and control legislation, over market-based regulation and governmental expenditure to information and voluntary action), with specific measures addressing the whole N cascade, in order to improve the quality of ground- and surface waters, and to reduce the deposition to terrestrial natural ecosystems. However, there is still a major challenge in complying with the EU Water Framework and Habitats Directives, calling for new approaches, measures and technologies to mitigate agricultural N losses and control N flows.","container-title":"Environmental Research Letters","DOI":"10.1088/1748-9326/9/11/115002","ISSN":"1748-9326","issue":"11","journalAbbreviation":"Environ. Res. Lett.","language":"en","note":"publisher: IOP Publishing","page":"115002","source":"Institute of Physics","title":"Policies for agricultural nitrogen management—trends, challenges and prospects for improved efficiency in Denmark","volume":"9","author":[{"family":"Dalgaard","given":"Tommy"},{"family":"Hansen","given":"Birgitte"},{"family":"Hasler","given":"Berit"},{"family":"Hertel","given":"Ole"},{"family":"Hutchings","given":"Nicholas J."},{"family":"Jacobsen","given":"Brian H."},{"family":"Jensen","given":"Lars Stoumann"},{"family":"Kronvang","given":"Brian"},{"family":"Olesen","given":"Jørgen E."},{"family":"Schjørring","given":"Jan K."},{"family":"Kristensen","given":"Ib Sillebak"},{"family":"Graversgaard","given":"Morten"},{"family":"Termansen","given":"Mette"},{"family":"Vejre","given":"Henrik"}],"issued":{"date-parts":[["2014",11]]}}}],"schema":"https://github.com/citation-style-language/schema/raw/master/csl-citation.json"} </w:instrText>
+      </w:r>
+      <w:r>
+        <w:rPr>
+          <w:lang w:val="en-US"/>
+        </w:rPr>
+        <w:fldChar w:fldCharType="separate"/>
+      </w:r>
+      <w:r>
+        <w:t>(Dalgaard et al., 2014)</w:t>
+      </w:r>
+      <w:r>
+        <w:rPr>
+          <w:lang w:val="en-US"/>
+        </w:rPr>
+        <w:fldChar w:fldCharType="end"/>
+      </w:r>
+      <w:r>
+        <w:rPr>
+          <w:lang w:val="en-US"/>
+        </w:rPr>
+        <w:t xml:space="preserve">, </w:t>
+      </w:r>
+      <w:r>
+        <w:rPr>
+          <w:lang w:val="en-US"/>
+        </w:rPr>
+        <w:t>or</w:t>
+      </w:r>
+      <w:r>
+        <w:rPr>
+          <w:lang w:val="en-US"/>
+        </w:rPr>
+        <w:t xml:space="preserve"> may be required </w:t>
+      </w:r>
+      <w:r>
+        <w:rPr>
+          <w:lang w:val="en-US"/>
+        </w:rPr>
+        <w:t xml:space="preserve">for receipt of </w:t>
+      </w:r>
+      <w:r>
+        <w:rPr>
+          <w:lang w:val="en-US"/>
+        </w:rPr>
+        <w:lastRenderedPageBreak/>
+        <w:t>subsidi</w:t>
+      </w:r>
+      <w:r>
+        <w:rPr>
+          <w:lang w:val="en-US"/>
+        </w:rPr>
+        <w:t xml:space="preserve">es that </w:t>
+      </w:r>
+      <w:r>
+        <w:rPr>
+          <w:lang w:val="en-US"/>
+        </w:rPr>
+        <w:t xml:space="preserve">also </w:t>
+      </w:r>
+      <w:r>
+        <w:rPr>
+          <w:lang w:val="en-US"/>
+        </w:rPr>
+        <w:t>vary by farm</w:t>
+      </w:r>
+      <w:r>
+        <w:rPr>
+          <w:lang w:val="en-US"/>
+        </w:rPr>
+        <w:t xml:space="preserve"> </w:t>
+      </w:r>
+      <w:r>
+        <w:rPr>
+          <w:lang w:val="en-US"/>
+        </w:rPr>
+        <w:fldChar w:fldCharType="begin"/>
+      </w:r>
+      <w:r>
+        <w:rPr>
+          <w:lang w:val="en-US"/>
+        </w:rPr>
+        <w:instrText xml:space="preserve"> ADDIN ZOTERO_ITEM CSL_CITATION {"citationID":"dTJ5xiwg","properties":{"formattedCitation":"(Kathage et al., 2022)","plainCitation":"(Kathage et al., 2022)","noteIndex":0},"citationItems":[{"id":993,"uris":["http://zotero.org/users/3599437/items/BALXZI4W"],"itemData":{"id":993,"type":"article-journal","abstract":"EU agriculture is facing increasing expectations and pressure from society and policymakers to support environmental protection and climate change mitigation. Catch and cover crops (CCC) are an underused farming practice that can potentially contribute towards these goals. Previous research is sparse and has yielded few relevant insights into CCC adoption behaviour by farmers. In this study we analyse a dataset from farm surveys in four EU regions to better understand the role of policy and non-policy factors in CCC adoption. Our data suggests that adoption rates vary widely between regions, while farm adoption intensities are low. We find that policy is by far the strongest determinant of adoption rates and adoption intensities. CCC adoption patterns have been shaped mainly by the Nitrates Directive and the Common Agricultural Policy's greening requirements. Agronomic motives are a third but much weaker impetus for adoption. Environmental and climate change considerations do not play a significant role in farmers' adoption decisions. Most non-adopters would likely become adopters if stronger policy obligations or additional subsidies were implemented. Non-adopters‘ responsiveness to subsidies and willingness to accept is highly varied but only weakly predictable from easily observed farm characteristics., \n          \n            \n              •\n              Catch and cover crops (CCC) may serve environmental protection and climate change mitigation goals.\n            \n            \n              •\n              We analyse a dataset from farm surveys in four EU regions to understand the role of policy and other factors in CCC adoption.\n            \n            \n              •\n              We find that policy is by far the strongest determinant of adoption rates and adoption intensities.\n            \n            \n              •\n              Environmental and climate change considerations do not play a significant role in farmers' adoption decisions.\n            \n            \n              •\n              Most non-adopters would likely become adopters if stronger policy obligations or additional subsidies were implemented.","container-title":"Land Use Policy","DOI":"10.1016/j.landusepol.2022.106016","ISSN":"0264-8377","journalAbbreviation":"Land use policy","note":"PMID: 35592408\nPMCID: PMC8988242","page":"106016","source":"PubMed Central","title":"How much is policy driving the adoption of cover crops? Evidence from four EU regions","title-short":"How much is policy driving the adoption of cover crops?","volume":"116","author":[{"family":"Kathage","given":"Jonas"},{"family":"Smit","given":"Bert"},{"family":"Janssens","given":"Bas"},{"family":"Haagsma","given":"Wiepie"},{"family":"Adrados","given":"Jose Luis"}],"issued":{"date-parts":[["2022",5]]}}}],"schema":"https://github.com/citation-style-language/schema/raw/master/csl-citation.json"} </w:instrText>
+      </w:r>
+      <w:r>
+        <w:rPr>
+          <w:lang w:val="en-US"/>
+        </w:rPr>
+        <w:fldChar w:fldCharType="separate"/>
+      </w:r>
+      <w:r>
+        <w:t>(Kathage et al., 2022)</w:t>
+      </w:r>
+      <w:r>
+        <w:rPr>
+          <w:lang w:val="en-US"/>
+        </w:rPr>
+        <w:fldChar w:fldCharType="end"/>
+      </w:r>
+      <w:r>
+        <w:rPr>
+          <w:lang w:val="en-US"/>
+        </w:rPr>
+        <w:t xml:space="preserve">, rendering the </w:t>
+      </w:r>
+      <w:r>
+        <w:rPr>
+          <w:lang w:val="en-US"/>
+        </w:rPr>
+        <w:t xml:space="preserve">complexity of the </w:t>
+      </w:r>
+      <w:r>
+        <w:rPr>
+          <w:lang w:val="en-US"/>
+        </w:rPr>
+        <w:t xml:space="preserve">actual cost calculations beyond the scope of this study. </w:t>
+      </w:r>
+      <w:r>
+        <w:rPr>
+          <w:lang w:val="en-US"/>
+        </w:rPr>
+        <w:t>We also focused on short-term outcomes, as longer term changes in outcomes such as soil carbon</w:t>
+      </w:r>
+      <w:r>
+        <w:rPr>
+          <w:lang w:val="en-US"/>
+        </w:rPr>
+        <w:t xml:space="preserve"> accrual</w:t>
+      </w:r>
+      <w:r>
+        <w:rPr>
+          <w:lang w:val="en-US"/>
+        </w:rPr>
+        <w:t xml:space="preserve">, </w:t>
+      </w:r>
+      <w:r>
+        <w:rPr>
+          <w:lang w:val="en-US"/>
+        </w:rPr>
+        <w:t xml:space="preserve">changes in soil </w:t>
+      </w:r>
+      <w:r>
+        <w:rPr>
+          <w:lang w:val="en-US"/>
+        </w:rPr>
+        <w:t>n</w:t>
+      </w:r>
+      <w:r>
+        <w:rPr>
+          <w:lang w:val="en-US"/>
+        </w:rPr>
+        <w:t>itrogen status</w:t>
+      </w:r>
+      <w:r>
+        <w:rPr>
+          <w:lang w:val="en-US"/>
+        </w:rPr>
+        <w:t xml:space="preserve">, and greenhouse gas emissions are difficult to evaluate robustly over </w:t>
+      </w:r>
+      <w:r>
+        <w:rPr>
+          <w:lang w:val="en-US"/>
+        </w:rPr>
+        <w:t xml:space="preserve">short timeframes </w:t>
+      </w:r>
+      <w:r>
+        <w:rPr>
+          <w:lang w:val="en-US"/>
+        </w:rPr>
+        <w:fldChar w:fldCharType="begin"/>
+      </w:r>
+      <w:r>
+        <w:rPr>
+          <w:lang w:val="en-US"/>
+        </w:rPr>
+        <w:instrText xml:space="preserve"> ADDIN ZOTERO_ITEM CSL_CITATION {"citationID":"NPfXqdRB","properties":{"formattedCitation":"(Cusser et al., 2020; P. Smith, 2004)","plainCitation":"(Cusser et al., 2020; P. Smith, 2004)","noteIndex":0},"citationItems":[{"id":2343,"uris":["http://zotero.org/users/3599437/items/WC7MSEQM"],"itemData":{"id":2343,"type":"article-journal","abstract":"Agricultural management recommendations based on short-term studies can produce findings inconsistent with long-term reality. Here, we test the long-term environmental sustainability and profitability of continuous no-till agriculture on yield, soil water availability, and N2O fluxes. Using a moving window approach, we investigate the development and stability of several attributes of continuous no-till as compared to conventional till agriculture over a 29-year period at a site in the upper Midwest, US. Over a decade is needed to detect the consistent effects of no-till. Both crop yield and soil water availability required 15 years or longer to generate patterns consistent with 29-year trends. Only marginal trends for N2O fluxes appeared in this period. Relative profitability analysis suggests that after initial implementation, 86% of periods between 10 and 29 years recuperated the initial expense of no-till implementation, with the probability of higher relative profit increasing with longevity. Importantly, statistically significant but misleading short-term trends appeared in more than 20% of the periods examined. Results underscore the importance of decadal and longer studies for revealing consistent dynamics and emergent outcomes of no-till agriculture, shown to be beneficial in the long term.","container-title":"Global Change Biology","DOI":"10.1111/gcb.15080","ISSN":"1365-2486","issue":"6","language":"en","license":"© 2020 John Wiley &amp; Sons Ltd","note":"_eprint: https://onlinelibrary.wiley.com/doi/pdf/10.1111/gcb.15080","page":"3715-3725","source":"Wiley Online Library","title":"Long-term research avoids spurious and misleading trends in sustainability attributes of no-till","volume":"26","author":[{"family":"Cusser","given":"Sarah"},{"family":"Bahlai","given":"Christie"},{"family":"Swinton","given":"Scott M."},{"family":"Robertson","given":"G. Philip"},{"family":"Haddad","given":"Nick M."}],"issued":{"date-parts":[["2020"]]}}},{"id":2346,"uris":["http://zotero.org/users/3599437/items/XKTSWHEG"],"itemData":{"id":2346,"type":"article-journal","abstract":"When planning sampling in an experiment where soil organic carbon (SOC) content is expected to change, it is necessary to know how many samples will need to be taken to demonstrate a change in SOC and after how long this change will be detectable. Much has been published on the number of samples required to demonstrate the minimum detectable difference in SOC, but less on how long it takes for this change to be detectable. In this paper, a model of SOC dynamics is used to estimate the minimum time taken for a change in total SOC content to become measurable under different carbon inputs, land uses and soil types. For free air carbon dioxide enrichment (FACE), and other experiments in which SOC is expected to increase, relationships between the percentage change in C inputs and the time taken to measure a change in SOC are presented, for two levels of sampling intensity corresponding to the maximum that is practically possible in most experiments (</w:instrText>
+      </w:r>
+      <w:r>
+        <w:rPr>
+          <w:rFonts w:ascii="Cambria Math" w:hAnsi="Cambria Math" w:cs="Cambria Math"/>
+          <w:lang w:val="en-US"/>
+        </w:rPr>
+        <w:instrText>∼</w:instrText>
+      </w:r>
+      <w:r>
+        <w:rPr>
+          <w:lang w:val="en-US"/>
+        </w:rPr>
+        <w:instrText xml:space="preserve">100 samples) and that used regularly in field experiments (10–20 samples). In FACE experiments, where C inputs increase by a maximum of about 20–25%, SOC change could be detected with 90% confidence after about 6–10 years if a sampling regime allowing 3% change in background SOC level (probably requiring a very large number of samples) were used, but could not be detected at all if a sampling regime were used that allowed only a 15% change in background SOC to be detected. If increases in C inputs are much below 15%, it might not be possible to detect a change in soil C without an enormous number of samples. Relationships between the change in C inputs and the time taken to measure a change in SOC are robust over a range of soil types and land uses. The results demonstrate how models of SOC dynamics can be used to complement statistical power analyses for planning when, and how intensively, to sample soils during experiments. An advantage of the modelling approach demonstrated here is that estimates of the minimum time taken for a change in soil carbon to become detectable can be made, even before any detailed soil samples are taken, simply from estimates of the likely increase in carbon inputs to the soil (via expected changes in net primary production).","container-title":"Global Change Biology","DOI":"10.1111/j.1365-2486.2004.00854.x","ISSN":"1365-2486","issue":"11","language":"en","note":"_eprint: https://onlinelibrary.wiley.com/doi/pdf/10.1111/j.1365-2486.2004.00854.x","page":"1878-1883","source":"Wiley Online Library","title":"How long before a change in soil organic carbon can be detected?","volume":"10","author":[{"family":"Smith","given":"Pete"}],"issued":{"date-parts":[["2004"]]}}}],"schema":"https://github.com/citation-style-language/schema/raw/master/csl-citation.json"} </w:instrText>
+      </w:r>
+      <w:r>
+        <w:rPr>
+          <w:lang w:val="en-US"/>
+        </w:rPr>
+        <w:fldChar w:fldCharType="separate"/>
+      </w:r>
+      <w:r>
+        <w:t>(Cusser et al., 2020; P. Smith, 2004)</w:t>
+      </w:r>
+      <w:r>
+        <w:rPr>
+          <w:lang w:val="en-US"/>
+        </w:rPr>
+        <w:fldChar w:fldCharType="end"/>
+      </w:r>
+      <w:r>
+        <w:rPr>
+          <w:lang w:val="en-US"/>
+        </w:rPr>
+        <w:t xml:space="preserve">. </w:t>
+      </w:r>
+    </w:p>
+    <w:p>
+      <w:pPr>
+        <w:spacing w:line="360" w:lineRule="auto"/>
+      </w:pPr>
+    </w:p>
+    <w:p>
+      <w:pPr>
+        <w:spacing w:line="360" w:lineRule="auto"/>
+        <w:rPr>
+          <w:b/>
+          <w:bCs/>
+        </w:rPr>
+      </w:pPr>
+      <w:r>
+        <w:rPr>
+          <w:b/>
+          <w:bCs/>
+        </w:rPr>
+        <w:t xml:space="preserve">2  </w:t>
+      </w:r>
+      <w:r>
+        <w:rPr>
+          <w:b/>
+          <w:bCs/>
+        </w:rPr>
+        <w:t>MATERIALS AND METHODS</w:t>
+      </w:r>
+    </w:p>
+    <w:p>
+      <w:pPr>
+        <w:spacing w:line="360" w:lineRule="auto"/>
+      </w:pPr>
+    </w:p>
+    <w:p>
+      <w:pPr>
+        <w:spacing w:line="360" w:lineRule="auto"/>
+        <w:rPr>
+          <w:b/>
+          <w:bCs/>
+        </w:rPr>
+      </w:pPr>
+      <w:r>
+        <w:rPr>
+          <w:b/>
+          <w:bCs/>
+        </w:rPr>
+        <w:t xml:space="preserve">2.1 </w:t>
+      </w:r>
+      <w:r>
+        <w:rPr>
+          <w:b/>
+          <w:bCs/>
+        </w:rPr>
+        <w:t xml:space="preserve">Field </w:t>
+      </w:r>
+      <w:r>
+        <w:rPr>
+          <w:b/>
+          <w:bCs/>
+        </w:rPr>
+        <w:t>site</w:t>
+      </w:r>
+    </w:p>
+    <w:p>
+      <w:pPr>
+        <w:spacing w:line="360" w:lineRule="auto"/>
+        <w:rPr>
+          <w:lang w:val="en-US"/>
+        </w:rPr>
+      </w:pPr>
+      <w:r>
+        <w:rPr>
+          <w:lang w:val="en-US"/>
+        </w:rPr>
+        <w:t xml:space="preserve">This study was conducted within a larger long-term </w:t>
+      </w:r>
+      <w:r>
+        <w:rPr>
+          <w:lang w:val="en-US"/>
+        </w:rPr>
+        <w:t xml:space="preserve">experiment </w:t>
+      </w:r>
+      <w:r>
+        <w:rPr>
+          <w:lang w:val="en-US"/>
+        </w:rPr>
+        <w:t xml:space="preserve">which was </w:t>
+      </w:r>
+      <w:r>
+        <w:rPr>
+          <w:lang w:val="en-US"/>
+        </w:rPr>
+        <w:t>established</w:t>
+      </w:r>
+      <w:r>
+        <w:rPr>
+          <w:lang w:val="en-US"/>
+        </w:rPr>
+        <w:t xml:space="preserve"> in 2002 on a sandy loam at Flakkebjerg Research Centre, Denmark (</w:t>
+      </w:r>
+      <w:r>
+        <w:rPr>
+          <w:lang w:val="en-US"/>
+        </w:rPr>
+        <w:t xml:space="preserve">latitude </w:t>
+      </w:r>
+      <w:r>
+        <w:rPr>
+          <w:lang w:val="en-US"/>
+        </w:rPr>
+        <w:t xml:space="preserve">55.317, </w:t>
+      </w:r>
+      <w:r>
+        <w:rPr>
+          <w:lang w:val="en-US"/>
+        </w:rPr>
+        <w:t xml:space="preserve">longitude </w:t>
+      </w:r>
+      <w:r>
+        <w:rPr>
+          <w:lang w:val="en-US"/>
+        </w:rPr>
+        <w:t xml:space="preserve">11.400). </w:t>
+      </w:r>
+      <w:r>
+        <w:rPr>
+          <w:lang w:val="en-US"/>
+        </w:rPr>
+        <w:t>Weather data for the present study was obtained from the Danish Meteorological Institute's (DMI) Open Data API for the Flakkebjerg station (55.322, 11.388)</w:t>
+      </w:r>
+      <w:r>
+        <w:rPr>
+          <w:lang w:val="en-US"/>
+        </w:rPr>
+        <w:t xml:space="preserve">, located less than 1 km from the </w:t>
+      </w:r>
+      <w:r>
+        <w:rPr>
+          <w:lang w:val="en-US"/>
+        </w:rPr>
+        <w:t xml:space="preserve">trial </w:t>
+      </w:r>
+      <w:r>
+        <w:rPr>
+          <w:lang w:val="en-US"/>
+        </w:rPr>
+        <w:fldChar w:fldCharType="begin"/>
+      </w:r>
+      <w:r>
+        <w:rPr>
+          <w:lang w:val="en-US"/>
+        </w:rPr>
+        <w:instrText xml:space="preserve"> ADDIN ZOTERO_ITEM CSL_CITATION {"citationID":"rYK4ttg5","properties":{"formattedCitation":"(DMI, 2025)","plainCitation":"(DMI, 2025)","noteIndex":0},"citationItems":[{"id":2420,"uris":["http://zotero.org/users/3599437/items/IZUZR2H4"],"itemData":{"id":2420,"type":"webpage","language":"da-DK","title":"Denmark Meteorological Institute Open Data","URL":"https://www.dmi.dk/friedata/dokumentation/data","author":[{"family":"DMI","given":""}],"accessed":{"date-parts":[["2026",3,24]]},"issued":{"date-parts":[["2025"]]}}}],"schema":"https://github.com/citation-style-language/schema/raw/master/csl-citation.json"} </w:instrText>
+      </w:r>
+      <w:r>
+        <w:rPr>
+          <w:lang w:val="en-US"/>
+        </w:rPr>
+        <w:fldChar w:fldCharType="separate"/>
+      </w:r>
+      <w:r>
+        <w:t>(DMI, 2025)</w:t>
+      </w:r>
+      <w:r>
+        <w:rPr>
+          <w:lang w:val="en-US"/>
+        </w:rPr>
+        <w:fldChar w:fldCharType="end"/>
+      </w:r>
+      <w:r>
+        <w:rPr>
+          <w:lang w:val="en-US"/>
+        </w:rPr>
+        <w:t xml:space="preserve">. </w:t>
+      </w:r>
+      <w:r>
+        <w:rPr>
+          <w:lang w:val="en-US"/>
+        </w:rPr>
+        <w:t>The 30-year average air temperature and precipitation for this site</w:t>
+      </w:r>
+      <w:r>
+        <w:rPr>
+          <w:lang w:val="en-US"/>
+        </w:rPr>
+        <w:t xml:space="preserve"> are</w:t>
+      </w:r>
+      <w:r>
+        <w:rPr>
+          <w:lang w:val="en-US"/>
+        </w:rPr>
+        <w:t xml:space="preserve"> 8.9 degrees Celsius and 589 mm, respectively. </w:t>
+      </w:r>
+      <w:r>
+        <w:rPr>
+          <w:lang w:val="en-US"/>
+        </w:rPr>
+        <w:t>Averaged across the trial site, soil texture</w:t>
+      </w:r>
+      <w:r>
+        <w:rPr>
+          <w:lang w:val="en-US"/>
+        </w:rPr>
+        <w:t xml:space="preserve"> in the top </w:t>
+      </w:r>
+      <w:r>
+        <w:rPr>
+          <w:lang w:val="en-US"/>
+        </w:rPr>
+        <w:t>25</w:t>
+      </w:r>
+      <w:r>
+        <w:rPr>
+          <w:lang w:val="en-US"/>
+        </w:rPr>
+        <w:t xml:space="preserve"> cm layer</w:t>
+      </w:r>
+      <w:r>
+        <w:rPr>
+          <w:lang w:val="en-US"/>
+        </w:rPr>
+        <w:t xml:space="preserve"> is 1</w:t>
+      </w:r>
+      <w:r>
+        <w:rPr>
+          <w:lang w:val="en-US"/>
+        </w:rPr>
+        <w:t>5</w:t>
+      </w:r>
+      <w:r>
+        <w:rPr>
+          <w:lang w:val="en-US"/>
+        </w:rPr>
+        <w:t>% clay (&lt;2 mm), 1</w:t>
+      </w:r>
+      <w:r>
+        <w:rPr>
+          <w:lang w:val="en-US"/>
+        </w:rPr>
+        <w:t>4</w:t>
+      </w:r>
+      <w:r>
+        <w:rPr>
+          <w:lang w:val="en-US"/>
+        </w:rPr>
+        <w:t>% silt (2-20 mm), 4</w:t>
+      </w:r>
+      <w:r>
+        <w:rPr>
+          <w:lang w:val="en-US"/>
+        </w:rPr>
+        <w:t>3</w:t>
+      </w:r>
+      <w:r>
+        <w:rPr>
+          <w:lang w:val="en-US"/>
+        </w:rPr>
+        <w:t>% fine sand (20-200 mm), and 2</w:t>
+      </w:r>
+      <w:r>
+        <w:rPr>
+          <w:lang w:val="en-US"/>
+        </w:rPr>
+        <w:t>8</w:t>
+      </w:r>
+      <w:r>
+        <w:rPr>
+          <w:lang w:val="en-US"/>
+        </w:rPr>
+        <w:t>% coarse sand (200-2000 mm), with 1.2% organic carbon content (0-25 cm)</w:t>
+      </w:r>
+      <w:r>
+        <w:rPr>
+          <w:lang w:val="en-US"/>
+        </w:rPr>
+        <w:fldChar w:fldCharType="begin"/>
+      </w:r>
+      <w:r>
+        <w:rPr>
+          <w:lang w:val="en-US"/>
+        </w:rPr>
+        <w:instrText xml:space="preserve"> ADDIN ZOTERO_ITEM CSL_CITATION {"citationID":"oaWBfuL3","properties":{"formattedCitation":"(Scherner et al., 2016)","plainCitation":"(Scherner et al., 2016)","noteIndex":0},"citationItems":[{"id":1447,"uris":["http://zotero.org/users/3599437/items/AEEGJX47"],"itemData":{"id":1447,"type":"article-journal","abstract":"Tillage methods and crop rotation are probably the two most important cropping factors affecting weed communities, particularly when herbicide use is restricted. This study examined weed dynamics following eleven years of different tillage and crop rotation treatments. The aboveground grass weed flora was recorded each year and the content and vertical location of individual weed seeds within the plough layer (0–20cm) were determined after 11 years of continuous mouldboard ploughing (P), pre-sowing tine cultivation to 8–10cm soil depth (H8-10) and direct drilling (D). The content of weed seeds, especially grass weeds, was determined for three distinct soil layers (0–5, 5–10 and 10–20cm), reflecting the cultivation depths of the tillage treatments. The annual grass weeds, Apera spica-venti and Vulpia myuros, were promoted by non-inversion tillage and in the case of V. myuros also by frequent cropping of winter cereals. The two non-inversion tillage treatments caused a strong stratification of weed seeds within the plough layer, with the majority of the seeds being accumulated in the upper soil layers, at 0–5 and 5–10cm, and markedly less so in the 10–20cm layer. Ploughing resulted in a more even distribution between the three layers. It is suggested that in cases where severe grass weed problems have built up in a non-inversion tillage system and where changes in crop rotation are ineffective or undesirable, inversion of the upper soil layer with the lower one could be considered a management option.","container-title":"Soil and Tillage Research","DOI":"10.1016/j.still.2016.04.005","ISSN":"0167-1987","journalAbbreviation":"Soil and Tillage Research","page":"135-142","source":"ScienceDirect","title":"Vertical distribution and composition of weed seeds within the plough layer after eleven years of contrasting crop rotation and tillage schemes","volume":"161","author":[{"family":"Scherner","given":"Ananda"},{"family":"Melander","given":"Bo"},{"family":"Kudsk","given":"Per"}],"issued":{"date-parts":[["2016",8,1]]}}}],"schema":"https://github.com/citation-style-language/schema/raw/master/csl-citation.json"} </w:instrText>
+      </w:r>
+      <w:r>
+        <w:rPr>
+          <w:lang w:val="en-US"/>
+        </w:rPr>
+        <w:fldChar w:fldCharType="separate"/>
+      </w:r>
+      <w:r>
+        <w:t>(Scherner et al., 2016)</w:t>
+      </w:r>
+      <w:r>
+        <w:rPr>
+          <w:lang w:val="en-US"/>
+        </w:rPr>
+        <w:fldChar w:fldCharType="end"/>
+      </w:r>
+      <w:r>
+        <w:rPr>
+          <w:lang w:val="en-US"/>
+        </w:rPr>
+        <w:t xml:space="preserve">.  </w:t>
+      </w:r>
+    </w:p>
+    <w:p>
+      <w:pPr>
+        <w:spacing w:line="360" w:lineRule="auto"/>
+        <w:rPr>
+          <w:b/>
+          <w:bCs/>
+        </w:rPr>
+      </w:pPr>
+      <w:r>
+        <w:rPr>
+          <w:b/>
+          <w:bCs/>
+        </w:rPr>
+        <w:t xml:space="preserve">2.1.1  </w:t>
+      </w:r>
+      <w:r>
+        <w:rPr>
+          <w:b/>
+          <w:bCs/>
+        </w:rPr>
+        <w:t>Study design</w:t>
+      </w:r>
+    </w:p>
+    <w:p>
+      <w:pPr>
+        <w:spacing w:line="360" w:lineRule="auto"/>
+      </w:pPr>
+      <w:r>
+        <w:rPr>
+          <w:lang w:val="en-US"/>
+        </w:rPr>
+        <w:t>The long-term trial on which this experiment was superimposed includes crop</w:t>
+      </w:r>
+      <w:r>
+        <w:rPr>
+          <w:lang w:val="en-US"/>
+        </w:rPr>
+        <w:t>ping</w:t>
+      </w:r>
+      <w:r>
+        <w:rPr>
+          <w:lang w:val="en-US"/>
+        </w:rPr>
+        <w:t xml:space="preserve"> system</w:t>
+      </w:r>
+      <w:r>
+        <w:rPr>
+          <w:lang w:val="en-US"/>
+        </w:rPr>
+        <w:t xml:space="preserve"> as a treatment</w:t>
+      </w:r>
+      <w:r>
+        <w:rPr>
+          <w:lang w:val="en-US"/>
+        </w:rPr>
+        <w:t xml:space="preserve"> </w:t>
+      </w:r>
+      <w:r>
+        <w:rPr>
+          <w:lang w:val="en-US"/>
+        </w:rPr>
+        <w:fldChar w:fldCharType="begin"/>
+      </w:r>
+      <w:r>
+        <w:rPr>
+          <w:lang w:val="en-US"/>
+        </w:rPr>
+        <w:instrText xml:space="preserve"> ADDIN ZOTERO_ITEM CSL_CITATION {"citationID":"8iiQYzBK","properties":{"formattedCitation":"(Scherner et al., 2016)","plainCitation":"(Scherner et al., 2016)","noteIndex":0},"citationItems":[{"id":1447,"uris":["http://zotero.org/users/3599437/items/AEEGJX47"],"itemData":{"id":1447,"type":"article-journal","abstract":"Tillage methods and crop rotation are probably the two most important cropping factors affecting weed communities, particularly when herbicide use is restricted. This study examined weed dynamics following eleven years of different tillage and crop rotation treatments. The aboveground grass weed flora was recorded each year and the content and vertical location of individual weed seeds within the plough layer (0–20cm) were determined after 11 years of continuous mouldboard ploughing (P), pre-sowing tine cultivation to 8–10cm soil depth (H8-10) and direct drilling (D). The content of weed seeds, especially grass weeds, was determined for three distinct soil layers (0–5, 5–10 and 10–20cm), reflecting the cultivation depths of the tillage treatments. The annual grass weeds, Apera spica-venti and Vulpia myuros, were promoted by non-inversion tillage and in the case of V. myuros also by frequent cropping of winter cereals. The two non-inversion tillage treatments caused a strong stratification of weed seeds within the plough layer, with the majority of the seeds being accumulated in the upper soil layers, at 0–5 and 5–10cm, and markedly less so in the 10–20cm layer. Ploughing resulted in a more even distribution between the three layers. It is suggested that in cases where severe grass weed problems have built up in a non-inversion tillage system and where changes in crop rotation are ineffective or undesirable, inversion of the upper soil layer with the lower one could be considered a management option.","container-title":"Soil and Tillage Research","DOI":"10.1016/j.still.2016.04.005","ISSN":"0167-1987","journalAbbreviation":"Soil and Tillage Research","page":"135-142","source":"ScienceDirect","title":"Vertical distribution and composition of weed seeds within the plough layer after eleven years of contrasting crop rotation and tillage schemes","volume":"161","author":[{"family":"Scherner","given":"Ananda"},{"family":"Melander","given":"Bo"},{"family":"Kudsk","given":"Per"}],"issued":{"date-parts":[["2016",8,1]]}}}],"schema":"https://github.com/citation-style-language/schema/raw/master/csl-citation.json"} </w:instrText>
+      </w:r>
+      <w:r>
+        <w:rPr>
+          <w:lang w:val="en-US"/>
+        </w:rPr>
+        <w:fldChar w:fldCharType="separate"/>
+      </w:r>
+      <w:r>
+        <w:t>(Scherner et al., 2016)</w:t>
+      </w:r>
+      <w:r>
+        <w:rPr>
+          <w:lang w:val="en-US"/>
+        </w:rPr>
+        <w:fldChar w:fldCharType="end"/>
+      </w:r>
+      <w:r>
+        <w:rPr>
+          <w:lang w:val="en-US"/>
+        </w:rPr>
+        <w:t xml:space="preserve">, but for this experiment plots from only </w:t>
+      </w:r>
+      <w:r>
+        <w:rPr>
+          <w:lang w:val="en-US"/>
+        </w:rPr>
+        <w:t>two</w:t>
+      </w:r>
+      <w:r>
+        <w:rPr>
+          <w:lang w:val="en-US"/>
+        </w:rPr>
+        <w:t xml:space="preserve"> of those </w:t>
+      </w:r>
+      <w:r>
+        <w:rPr>
+          <w:lang w:val="en-US"/>
+        </w:rPr>
+        <w:t>cropping systems</w:t>
+      </w:r>
+      <w:r>
+        <w:rPr>
+          <w:lang w:val="en-US"/>
+        </w:rPr>
+        <w:t xml:space="preserve"> were used</w:t>
+      </w:r>
+      <w:r>
+        <w:rPr>
+          <w:lang w:val="en-US"/>
+        </w:rPr>
+        <w:t xml:space="preserve">, which only </w:t>
+      </w:r>
+      <w:r>
+        <w:rPr>
+          <w:lang w:val="en-US"/>
+        </w:rPr>
+        <w:t xml:space="preserve">differed in </w:t>
+      </w:r>
+      <w:r>
+        <w:rPr>
+          <w:lang w:val="en-US"/>
+        </w:rPr>
+        <w:t>residue</w:t>
+      </w:r>
+      <w:r>
+        <w:rPr>
+          <w:lang w:val="en-US"/>
+        </w:rPr>
+        <w:t xml:space="preserve"> management</w:t>
+      </w:r>
+      <w:r>
+        <w:rPr>
+          <w:lang w:val="en-US"/>
+        </w:rPr>
+        <w:t>, making this study a</w:t>
+      </w:r>
+      <w:r>
+        <w:rPr>
+          <w:lang w:val="en-US"/>
+        </w:rPr>
+        <w:t xml:space="preserve">  split-split plot </w:t>
+      </w:r>
+      <w:r>
+        <w:rPr>
+          <w:lang w:val="en-US"/>
+        </w:rPr>
+        <w:t xml:space="preserve">randomized complete block design </w:t>
+      </w:r>
+      <w:r>
+        <w:rPr>
+          <w:lang w:val="en-US"/>
+        </w:rPr>
+        <w:t>with four replications.</w:t>
+      </w:r>
+      <w:r>
+        <w:rPr>
+          <w:lang w:val="en-US"/>
+        </w:rPr>
+        <w:t xml:space="preserve"> </w:t>
+      </w:r>
+      <w:commentRangeStart w:id="2"/>
+      <w:commentRangeEnd w:id="2"/>
       <w:r>
         <w:rPr>
           <w:rStyle w:val="CommentReference"/>
@@ -3440,1340 +4701,7 @@
           <w:szCs w:val="24"/>
           <w:lang w:val="en-US"/>
         </w:rPr>
-        <w:commentReference w:id="12"/>
-      </w:r>
-      <w:r>
-        <w:rPr>
-          <w:lang w:val="en-US"/>
-        </w:rPr>
-        <w:fldChar w:fldCharType="begin"/>
-      </w:r>
-      <w:r>
-        <w:rPr>
-          <w:lang w:val="en-US"/>
-        </w:rPr>
-        <w:instrText xml:space="preserve"> ADDIN ZOTERO_ITEM CSL_CITATION {"citationID":"MS8ltnRE","properties":{"formattedCitation":"(Shrestha et al., 2002; Swanton et al., 1999; Weber et al., 2017)","plainCitation":"(Shrestha et al., 2002; Swanton et al., 1999; Weber et al., 2017)","noteIndex":0},"citationItems":[{"id":2205,"uris":["http://zotero.org/users/3599437/items/IY4HKKVY"],"itemData":{"id":2205,"type":"article-journal","abstract":"The development of integrated weed management strategies requires knowledge of mechanisms that influence compositional changes in weed flora. A 9-year study was initiated in 1988 at Delhi, Canada, on a loamy sand soil to evaluate the effect of tillage systems [conventional (CT) and no-till (NT)] and cover crops (only in NT) on weed density, species composition and associations, and crop yield in a winter wheat (Triticum aestivum L.)/bean/winter wheat rotation. Three bean types: soyabean (Glycine max L. Merr.), white bean (Phaseolus vulgaris L.) and kidney bean (P. vulgaris L.) were included. The NT system included variations: rye (Secale cereale L.) or maize (Zea mays L.) cover crop, volunteer wheat disked after harvest and wheat stubble. Data were collected in 1994, 1995 and 1996. Tillage systems, cover crops and crop type had differential effects on weed densities, species composition and associations. Weed densities were not affected by tillage or cover crops in wheat but, in the beans, densities were greater in the CT than in the NT systems. Various associations of weed species with tillage system, cover crop and crop type were observed. Crop yields were not affected by tillage type or cover crop, except that soyabean yields were highest in plots with cover crops.","container-title":"Weed Research","DOI":"10.1046/j.1365-3180.2002.00264.x","ISSN":"1365-3180","issue":"1","language":"en","note":"_eprint: https://onlinelibrary.wiley.com/doi/pdf/10.1046/j.1365-3180.2002.00264.x","page":"76-87","source":"Wiley Online Library","title":"Effect of tillage, cover crop and crop rotation on the composition of weed flora in a sandy soil","volume":"42","author":[{"family":"Shrestha","given":"A"},{"family":"Knezevic","given":"S Z"},{"family":"Roy","given":"R C"},{"family":"Ball-Coelho","given":"B R"},{"family":"Swanton","given":"C J"}],"issued":{"date-parts":[["2002"]]}}},{"id":2198,"uris":["http://zotero.org/users/3599437/items/WEEPR33M"],"itemData":{"id":2198,"type":"article-journal","abstract":"The adoption of conservation tillage systems has been challenged by concerns potential weed species shifts. A 9-yr study from 1988 to 1996 was conducted Delhi, Ontario, on a loamy sand soil to evaluate the effect of tillage systems (conventional [CT] and no-till [NT]), cover crop Secale cereale, and nitrogen (N) rate (0, 50, 100, 125, 150, and 200 kg N ha−1) on monocrop Zea mays L. (corn) yield and changes in the composition of the weed flora. CT consisted of spring moldboard plowing followed by cultivation with a tooth cultivator. Weed counts were taken in the last 3 yr of the study (1994, 1995, and 1996) prior to postemergence herbicide application and then again 2 to 3 wk after herbicide treatment. Composition or the weed flora was analyzed by canonical discriminant analysis (CDA). The relationship between weed density and tillage system was not consistent. Weed species composition differed between CT and NT systems. Chenopodium album and Amaranthus retroflexus were associated with CT and Digitaria sanguinalis with NT. N rate and cover crop did not affect weed density or species composition. Proper management of weeds with herbicides appeared to minimize any long-term effect on the weed flora resulting from varying N rates. Zea mays yields did not differ between CT and NT systems but were greater in both systems with a cover crop at the higher N rates. Disturbance caused by tillage was more important than N rate and cover crop as a mechanism influencing composition of the weed flora.","container-title":"Weed Science","DOI":"10.1017/S0043174500092079","ISSN":"0043-1745, 1550-2759","issue":"4","language":"en","page":"454-461","source":"Cambridge University Press","title":"Effect of tillage systems, N, and cover crop on the composition of weed flora","volume":"47","author":[{"family":"Swanton","given":"Clarence J."},{"family":"Shrestha","given":"Anil"},{"family":"Roy","given":"Robert C."},{"family":"Ball-Coelho","given":"Bonnie R."},{"family":"Knezevic","given":"Stevan Z."}],"issued":{"date-parts":[["1999",8]]}}},{"id":2202,"uris":["http://zotero.org/users/3599437/items/VBGU9WK6"],"itemData":{"id":2202,"type":"article-journal","abstract":"Soybean field experiments were performed to investigate the weed-suppressing effects of different tillage systems and cover crop mulches at two locations in southwest Germany during 2014 and 2015. The influence of three different tillage systems on weed control efficacy, soybean plant density, and crop yield was determined. In the no-till system (NT), two different cover crops, (rye and barley), were treated by a roller-crimper before soybean sowing. For the reduced tillage system (RT), shallow soil cultivation (7.5 cm depth) using a cultivator after cover crop harvest was performed. The third system was conventional tillage (CT), which used a plow (25 cm depth) without any previous cover crop treatment. Finally, a CT system without weed control was used as a control treatment (C). Weed densities in the field experiments ranged from 1 to 164 plants m−2 with Chenopodium album (L.), Echinochloa crus-galli (L.) P. Beauv., and Sonchus arvensis (L.) as the predominant weed species. No difference in weed suppression was found between the two cover crops. The highest cover crop soil coverage was measured in the NT treatment. The greatest weed density (164 plants m−2) was measured in the untreated control. CT, RT and NT reduced weed density up to 71%, 85%, and 61%, respectively, to C, across both locations and years. Soybean plant density was reduced in NT (−36%) and CT (−18%) based on aimed sown plant density. Highest crop yields up to 2.4 t ha−1 were observed in RT, while NT resulted in lower yields (1.1 t ha−1). Our work reveals the importance of cover crops for weed suppression in soybean cropping systems without herbicide application.","container-title":"Agriculture","DOI":"10.3390/agriculture7050043","ISSN":"2077-0472","issue":"5","language":"en","license":"http://creativecommons.org/licenses/by/3.0/","note":"publisher: Multidisciplinary Digital Publishing Institute","page":"43","source":"www.mdpi.com","title":"Weed Control Using Conventional Tillage, Reduced Tillage, No-Tillage, and Cover Crops in Organic Soybean","volume":"7","author":[{"family":"Weber","given":"Jonas F."},{"family":"Kunz","given":"Christoph"},{"family":"Peteinatos","given":"Gerassimos G."},{"family":"Zikeli","given":"Sabine"},{"family":"Gerhards","given":"Roland"}],"issued":{"date-parts":[["2017",5]]}}}],"schema":"https://github.com/citation-style-language/schema/raw/master/csl-citation.json"} </w:instrText>
-      </w:r>
-      <w:r>
-        <w:rPr>
-          <w:lang w:val="en-US"/>
-        </w:rPr>
-        <w:fldChar w:fldCharType="separate"/>
-      </w:r>
-      <w:r>
-        <w:t>(Shrestha et al., 2002; Swanton et al., 1999; Weber et al., 2017)</w:t>
-      </w:r>
-      <w:r>
-        <w:rPr>
-          <w:lang w:val="en-US"/>
-        </w:rPr>
-        <w:fldChar w:fldCharType="end"/>
-      </w:r>
-      <w:r>
-        <w:rPr>
-          <w:lang w:val="en-US"/>
-        </w:rPr>
-        <w:t>)</w:t>
-      </w:r>
-      <w:r>
-        <w:rPr>
-          <w:lang w:val="en-US"/>
-        </w:rPr>
-        <w:t>. It is therefore</w:t>
-      </w:r>
-      <w:r>
-        <w:rPr>
-          <w:lang w:val="en-US"/>
-        </w:rPr>
-        <w:t xml:space="preserve"> unclear how these factors might be combined to optimize the </w:t>
-      </w:r>
-      <w:r>
-        <w:rPr>
-          <w:lang w:val="en-US"/>
-        </w:rPr>
-        <w:t xml:space="preserve">potential </w:t>
-      </w:r>
-      <w:r>
-        <w:rPr>
-          <w:lang w:val="en-US"/>
-        </w:rPr>
-        <w:t xml:space="preserve">services </w:t>
-      </w:r>
-      <w:r>
-        <w:rPr>
-          <w:lang w:val="en-US"/>
-        </w:rPr>
-        <w:t xml:space="preserve">that could be </w:t>
-      </w:r>
-      <w:r>
-        <w:rPr>
-          <w:lang w:val="en-US"/>
-        </w:rPr>
-        <w:t xml:space="preserve">provided by fall </w:t>
-      </w:r>
-      <w:r>
-        <w:rPr>
-          <w:lang w:val="en-US"/>
-        </w:rPr>
-        <w:t>plant communities</w:t>
-      </w:r>
-      <w:r>
-        <w:rPr>
-          <w:lang w:val="en-US"/>
-        </w:rPr>
-        <w:t xml:space="preserve"> between cash crops</w:t>
-      </w:r>
-      <w:r>
-        <w:rPr>
-          <w:lang w:val="en-US"/>
-        </w:rPr>
-        <w:t>.</w:t>
-      </w:r>
-    </w:p>
-    <w:p>
-      <w:pPr>
-        <w:spacing w:line="360" w:lineRule="auto"/>
-      </w:pPr>
-      <w:r>
-        <w:rPr>
-          <w:lang w:val="en-US"/>
-        </w:rPr>
-        <w:t>In addition to management</w:t>
-      </w:r>
-      <w:r>
-        <w:rPr>
-          <w:lang w:val="en-US"/>
-        </w:rPr>
-        <w:t xml:space="preserve"> such as tillage and </w:t>
-      </w:r>
-      <w:r>
-        <w:rPr>
-          <w:lang w:val="en-US"/>
-        </w:rPr>
-        <w:t>cover crop use</w:t>
-      </w:r>
-      <w:r>
-        <w:rPr>
-          <w:lang w:val="en-US"/>
-        </w:rPr>
-        <w:t>, p</w:t>
-      </w:r>
-      <w:r>
-        <w:t xml:space="preserve">esticides are key contributors in shaping </w:t>
-      </w:r>
-      <w:r>
-        <w:t>plant</w:t>
-      </w:r>
-      <w:r>
-        <w:t xml:space="preserve"> communities</w:t>
-      </w:r>
-      <w:r>
-        <w:t xml:space="preserve">, and pesticide use can (and should) differ by </w:t>
-      </w:r>
-      <w:r>
-        <w:t xml:space="preserve">cropping system. </w:t>
-      </w:r>
-      <w:r>
-        <w:t xml:space="preserve">For example, tillage can be used to replace </w:t>
-      </w:r>
-      <w:r>
-        <w:t>herbicide</w:t>
-      </w:r>
-      <w:r>
-        <w:t xml:space="preserve"> application, and the type of crop present dictates which herbicides can be utilized. </w:t>
-      </w:r>
-      <w:r>
-        <w:t xml:space="preserve">Given the </w:t>
-      </w:r>
-      <w:r>
-        <w:t>well-documented</w:t>
-      </w:r>
-      <w:r>
-        <w:t xml:space="preserve"> </w:t>
-      </w:r>
-      <w:r>
-        <w:t xml:space="preserve">externalities </w:t>
-      </w:r>
-      <w:r>
-        <w:t>of pesticide use</w:t>
-      </w:r>
-      <w:r>
-        <w:t xml:space="preserve"> </w:t>
-      </w:r>
-      <w:r>
-        <w:fldChar w:fldCharType="begin"/>
-      </w:r>
-      <w:r>
-        <w:instrText xml:space="preserve"> ADDIN ZOTERO_ITEM CSL_CITATION {"citationID":"6HpAKEtD","properties":{"formattedCitation":"(Rani et al., 2021; Sharma et al., 2019; Wan et al., 2025)","plainCitation":"(Rani et al., 2021; Sharma et al., 2019; Wan et al., 2025)","noteIndex":0},"citationItems":[{"id":2245,"uris":["http://zotero.org/users/3599437/items/UBNVTLA9"],"itemData":{"id":2245,"type":"article-journal","abstract":"Pesticides are contributing in current agriculture to fulfil the need of raising population. Uses of pesticides are not limited to agriculture, but they are also used to control over domestic pests, disease insect vectors and home gardening. But they are very toxic in nature and pose acute risks on the human health and the environment. They negatively affected the agricultural workers and trigger social conflicts when employed extensively and without safety measures. Further, they also have adverse effects on the neighboring communities. Chiefly, agriculture workers meet with both direct and indirect exposure with these chemicals. Common man comes in contact with these chemicals by skin contacting which is due to leaking and drifting of pesticides during mixing and causing serious threat to human health such as diabetes, reproductive disorders, neurological dysfunction, cancer and respiratory disorders. In this review, we discussed classification, mechanisms, benefits and adverse effects of the pesticides on both human beings and the environment. We had also discussed some remedial measures to mitigate their toxicity. In future, research is needed to develop innovative ideas in current farming which are able to decrease the application of chemical pesticides.","container-title":"Journal of Cleaner Production","DOI":"10.1016/j.jclepro.2020.124657","ISSN":"0959-6526","journalAbbreviation":"Journal of Cleaner Production","page":"124657","source":"ScienceDirect","title":"An extensive review on the consequences of chemical pesticides on human health and environment","volume":"283","author":[{"family":"Rani","given":"Lata"},{"family":"Thapa","given":"Komal"},{"family":"Kanojia","given":"Neha"},{"family":"Sharma","given":"Neelam"},{"family":"Singh","given":"Sukhbir"},{"family":"Grewal","given":"Ajmer Singh"},{"family":"Srivastav","given":"Arun Lal"},{"family":"Kaushal","given":"Jyotsna"}],"issued":{"date-parts":[["2021",2,10]]}}},{"id":2127,"uris":["http://zotero.org/users/3599437/items/EH6NK3KU"],"itemData":{"id":2127,"type":"article-journal","abstract":"Pesticides are extensively used in modern agriculture and are an effective and economical way to enhance the yield quality and quantity, thus ensuring food security for the ever-growing population around the globe. Approximately, 2 million tonnes of pesticides are utilized annually worldwide, where China is the major contributing country, followed by the USA and Argentina, which is increasing rapidly. However, by the year 2020, the global pesticide usage has been estimated to increase up to 3.5 million tonnes. Although pesticides are beneficial for crop production point of view, extensive use of pesticides can possess serious consequences because of their bio-magnification and persistent nature. Diverse pesticides directly or indirectly polluted air, water, soil and overall ecosystem which cause serious health hazard for living being. In the present manuscript, an attempt has been made to critically review the global usage of different pesticides and their major adverse impacts on ecosystem, which will provide guidance for a wide range of researchers in this area.","container-title":"SN Applied Sciences","DOI":"10.1007/s42452-019-1485-1","ISSN":"2523-3971","issue":"11","journalAbbreviation":"SN Appl. Sci.","language":"en","page":"1446","source":"Springer Link","title":"Worldwide pesticide usage and its impacts on ecosystem","volume":"1","author":[{"family":"Sharma","given":"Anket"},{"family":"Kumar","given":"Vinod"},{"family":"Shahzad","given":"Babar"},{"family":"Tanveer","given":"Mohsin"},{"family":"Sidhu","given":"Gagan Preet Singh"},{"family":"Handa","given":"Neha"},{"family":"Kohli","given":"Sukhmeen Kaur"},{"family":"Yadav","given":"Poonam"},{"family":"Bali","given":"Aditi Shreeya"},{"family":"Parihar","given":"Ripu Daman"},{"family":"Dar","given":"Owias Iqbal"},{"family":"Singh","given":"Kirpal"},{"family":"Jasrotia","given":"Shivam"},{"family":"Bakshi","given":"Palak"},{"family":"Ramakrishnan","given":"M."},{"family":"Kumar","given":"Sandeep"},{"family":"Bhardwaj","given":"Renu"},{"family":"Thukral","given":"Ashwani Kumar"}],"issued":{"date-parts":[["2019",10,21]]}}},{"id":1517,"uris":["http://zotero.org/users/3599437/items/HQSCJ7X4"],"itemData":{"id":1517,"type":"article-journal","abstract":"Pesticides affect a diverse range of non-target species and may be linked to global biodiversity loss. The magnitude of this hazard remains only partially understood. We present a synthesis of pesticide (insecticide, herbicide and fungicide) impacts on multiple non-target organisms across trophic levels based on 20,212 effect sizes from 1,705 studies. For non-target plants, animals (invertebrate and vertebrates) and microorganisms (bacteria and fungi), we show negative responses of the growth, reproduction, behaviour and other physiological biomarkers within terrestrial and aquatic systems. Pesticides formulated for specific taxa negatively affected non-target groups, e.g. insecticidal neonicotinoids affecting amphibians. Negative effects were more pronounced in temperate than tropical regions but were consistent between aquatic and terrestrial environments, even after correcting for field-realistic terrestrial and environmentally relevant exposure scenarios. Our results question the sustainability of current pesticide use and support the need for enhanced risk assessments to reduce risks to biodiversity and ecosystems.","container-title":"Nature Communications","DOI":"10.1038/s41467-025-56732-x","ISSN":"2041-1723","issue":"1","journalAbbreviation":"Nat Commun","language":"en","license":"2025 The Author(s)","note":"publisher: Nature Publishing Group","page":"1360","source":"www.nature.com","title":"Pesticides have negative effects on non-target organisms","volume":"16","author":[{"family":"Wan","given":"Nian-Feng"},{"family":"Fu","given":"Liwan"},{"family":"Dainese","given":"Matteo"},{"family":"Kiær","given":"Lars Pødenphant"},{"family":"Hu","given":"Yue-Qing"},{"family":"Xin","given":"Fengfei"},{"family":"Goulson","given":"Dave"},{"family":"Woodcock","given":"Ben A."},{"family":"Vanbergen","given":"Adam J."},{"family":"Spurgeon","given":"David J."},{"family":"Shen","given":"Siyuan"},{"family":"Scherber","given":"Christoph"}],"issued":{"date-parts":[["2025",2,13]]}}}],"schema":"https://github.com/citation-style-language/schema/raw/master/csl-citation.json"} </w:instrText>
-      </w:r>
-      <w:r>
-        <w:fldChar w:fldCharType="separate"/>
-      </w:r>
-      <w:r>
-        <w:t>(Rani et al., 2021; Sharma et al., 2019; Wan et al., 2025)</w:t>
-      </w:r>
-      <w:r>
-        <w:fldChar w:fldCharType="end"/>
-      </w:r>
-      <w:r>
-        <w:t xml:space="preserve">, </w:t>
-      </w:r>
-      <w:r>
-        <w:t xml:space="preserve">accounting for both the benefits and </w:t>
-      </w:r>
-      <w:r>
-        <w:t>risks from</w:t>
-      </w:r>
-      <w:r>
-        <w:t xml:space="preserve"> pesticide use can contribute to a more comprehensive evaluation </w:t>
-      </w:r>
-      <w:r>
-        <w:t>of cropping systems</w:t>
-      </w:r>
-      <w:r>
-        <w:rPr>
-          <w:lang w:val="en-US"/>
-        </w:rPr>
-        <w:t xml:space="preserve">. Indices or characterization factors based on the </w:t>
-      </w:r>
-      <w:r>
-        <w:rPr>
-          <w:i/>
-          <w:iCs/>
-          <w:lang w:val="en-US"/>
-        </w:rPr>
-        <w:t>potential</w:t>
-      </w:r>
-      <w:r>
-        <w:rPr>
-          <w:lang w:val="en-US"/>
-        </w:rPr>
-        <w:t xml:space="preserve"> impacts such as the Pesticide Load Indicators </w:t>
-      </w:r>
-      <w:r>
-        <w:rPr>
-          <w:lang w:val="en-US"/>
-        </w:rPr>
-        <w:fldChar w:fldCharType="begin"/>
-      </w:r>
-      <w:r>
-        <w:rPr>
-          <w:lang w:val="en-US"/>
-        </w:rPr>
-        <w:instrText xml:space="preserve"> ADDIN ZOTERO_ITEM CSL_CITATION {"citationID":"apIHkteE","properties":{"formattedCitation":"(Kudsk et al., 2018; Vandevoorde et al., 2025)","plainCitation":"(Kudsk et al., 2018; Vandevoorde et al., 2025)","noteIndex":0},"citationItems":[{"id":49,"uris":["http://zotero.org/users/3599437/items/NAVLB2GA"],"itemData":{"id":49,"type":"article-journal","abstract":"Pesticides provide growers with an effective tool for the control of damaging crop pests preventing yield losses that could jeopardise food security. In recent years the potentially adverse effects of their use on human health and the environment has received increasing attention by the public and the competent authorities. In this context reliable pesticide risk indicators are pivotal to assess the potential risk associated with the use of pesticide. Several pesticide risk indicators, serving various purposes, have been developed over the years. Recently, a new pesticide risk indicator, the Pesticide Load (PL), was introduced in Denmark. The PL has replaced the Treatment Frequency Index (TFI) as the official pesticide risk indicator. The PL consists of three sub-indicators for human health, ecotoxicology and environmental fate, respectively. For each of the three sub-indicators a pesticide load (PL) is calculated and expressed as the PL per unit commercial product (kg, L or tablet). PL for human health (PLHH) is based on the risk phrases on the product label, while PL for ecotoxicology (PLECO) is calculated on basis of the LC/LD/EC50 values of the active ingredients for acute toxicity to mammals, birds, fish, daphnia, algae, aquatic plants, earthworms and bees and NOEC values for chronic toxicity to fish, daphnia and earthworms. PL for environmental fate (PLFATE) is calculated on basis of the half-life in soil (DT50), the bioaccumulation factor (BCF) and the SCI-GROW index. PL does not consider the actual exposure, i.e. it reflects the relative risks associated with the use of pesticides. Besides using PL for monitoring the yearly trend in pesticide use and load, the PL was also used for setting up a new pesticide tax scheme and for setting quantitative reduction targets. In Denmark, it is now compulsory for farmers to upload their pesticide use data, i.e. the annual pesticide statistics and the calculation of the PL can be produced on basis of pesticide use data rather than sales data that may not reflect the actual use by farmers. Because pesticide use data is available for each farm, maps providing detailed information on pesticide use in different regions can be produced. From 2010/11 to 2013/14 only minor differences were observed in the PL and, overall, similar trends were observed for the PL and TFI. Significant geographical differences, which could be attributed to differences in crop rotations, were apparent when estimating PL for each of the four major groups of pesticides (herbicides, fungicides, insecticides and plant growth regulators). The maps produced from the pesticide use data revealed significant variation in PL for ecotoxicological effects on aqueous organisms and bees as well as environmental parameters such as leaching potential. It is suggested to use the maps to identify ‘hot spots’ and design monitoring programmes or to launch initiatives that can reduce the PL. By linking information on mode of action to each commercial pesticide product it was also possible to obtain detailed information on the use pattern of the various pesticide modes of action, which is relevant information assessing the risk of evolution of pesticide resistance.","container-title":"Land Use Policy","DOI":"10.1016/j.landusepol.2017.11.010","ISSN":"0264-8377","journalAbbreviation":"Land Use Policy","language":"en","page":"384-393","source":"ScienceDirect","title":"Pesticide Load—A new Danish pesticide risk indicator with multiple applications","volume":"70","author":[{"family":"Kudsk","given":"Per"},{"family":"Jørgensen","given":"Lise Nistrup"},{"family":"Ørum","given":"Jens Erik"}],"issued":{"date-parts":[["2018",1,1]]}}},{"id":2352,"uris":["http://zotero.org/users/3599437/items/FZUK6AJJ"],"itemData":{"id":2352,"type":"article-journal","abstract":"The effectiveness of pesticide reduction policies in the European Union (EU) depends critically on robust, scientifically grounded indicators that can reliably monitor pesticide-related risks across Member States. The Pesticide Load Indicator (PLI), developed in Denmark in the 2000s, offers a transparent and policy-relevant framework for assessing pesticide risk. Although</w:instrText>
-      </w:r>
-      <w:r>
-        <w:rPr>
-          <w:lang w:val="da-DK"/>
-        </w:rPr>
-        <w:instrText xml:space="preserve"> it has successfully supported Denmark’s national strategies for over a decade and is drawing attention in other EU countries, several methodological limitations hinder its broader applicability. This letter identifies five such limitations and proposes corresponding updates to enhance the indicator’s scientific robustness and scalability across the EU: (1) consistent hazard assessment across compartments, (2) precautionary treatment of missing data, (3) updated hazard metric selection, (4) harmonised normalisation procedures and (5) a statistically grounded weighting protocol. These methodological updates aim to establish a harmonised PLI suitable for EU-wide policy applications, such as fiscal instruments (e.g. differentiated taxation based on hazard levels) and pesticide risk assessments.","container-title":"Environmental Research Letters","DOI":"10.1088/1748-9326/ae269b","ISSN":"1748-9326","issue":"12","journalAbbreviation":"Environ. Res. Lett.","language":"en","note":"publisher: IOP Publishing","page":"124070","source":"Institute of Physics","title":"Five methodological updates of the Danish Pesticide Load Indicator to support EU-wide pesticide risk reduction policies","volume":"20","author":[{"family":"Vandevoorde","given":"Noé"},{"family":"Kudsk","given":"Per"},{"family":"Agnan","given":"Yannick"},{"family":"Baret","given":"Philippe V"}],"issued":{"date-parts":[["2025",12]]}}}],"schema":"https://github.com/citation-style-language/schema/raw/master/csl-citation.json"} </w:instrText>
-      </w:r>
-      <w:r>
-        <w:rPr>
-          <w:lang w:val="en-US"/>
-        </w:rPr>
-        <w:fldChar w:fldCharType="separate"/>
-      </w:r>
-      <w:r>
-        <w:rPr>
-          <w:lang w:val="da-DK"/>
-        </w:rPr>
-        <w:t>(Kudsk et al., 2018; Vandevoorde et al., 2025)</w:t>
-      </w:r>
-      <w:r>
-        <w:rPr>
-          <w:lang w:val="en-US"/>
-        </w:rPr>
-        <w:fldChar w:fldCharType="end"/>
-      </w:r>
-      <w:r>
-        <w:rPr>
-          <w:lang w:val="da-DK"/>
-        </w:rPr>
-        <w:t xml:space="preserve"> or </w:t>
-      </w:r>
-      <w:r>
-        <w:rPr>
-          <w:lang w:val="en-US"/>
-        </w:rPr>
-        <w:t xml:space="preserve">the USEtox database </w:t>
-      </w:r>
-      <w:r>
-        <w:rPr>
-          <w:lang w:val="en-US"/>
-        </w:rPr>
-        <w:fldChar w:fldCharType="begin"/>
-      </w:r>
-      <w:r>
-        <w:rPr>
-          <w:lang w:val="en-US"/>
-        </w:rPr>
-        <w:instrText xml:space="preserve"> ADDIN ZOTERO_ITEM CSL_CITATION {"citationID":"M96lZbit","properties":{"formattedCitation":"(Westh et al., 2015)","plainCitation":"(Westh et al., 2015)","noteIndex":0},"citationItems":[{"id":2359,"uris":["http://zotero.org/users/3599437/items/9ZTSDU6R"],"itemData":{"id":2359,"type":"article-journal","abstract":"USEtox is a scientific consensus model for assessing human toxicological and ecotoxicological impacts that is widely used in life cycle assessment (LCA) and other comparative assessments. However, how user requirements are met has never been investigated. To guide future model developments, we analyzed user expectations and experiences and compared them with the developers’ visions.","container-title":"The International Journal of Life Cycle Assessment","DOI":"10.1007/s11367-014-0829-8","ISSN":"1614-7502","issue":"2","journalAbbreviation":"Int J Life Cycle Assess","language":"en","page":"299-310","source":"Springer Link","title":"The USEtox story: a survey of model developer visions and user requirements","title-short":"The USEtox story","volume":"20","author":[{"family":"Westh","given":"Torbjørn Bochsen"},{"family":"Hauschild","given":"Michael Zwicky"},{"family":"Birkved","given":"Morten"},{"family":"Jørgensen","given":"Michael Søgaard"},{"family":"Rosenbaum","given":"Ralph K."},{"family":"Fantke","given":"Peter"}],"issued":{"date-parts":[["2015",2,1]]}}}],"schema":"https://github.com/citation-sty</w:instrText>
-      </w:r>
-      <w:r>
-        <w:rPr>
-          <w:lang w:val="en-US"/>
-        </w:rPr>
-        <w:instrText xml:space="preserve">le-language/schema/raw/master/csl-citation.json"} </w:instrText>
-      </w:r>
-      <w:r>
-        <w:rPr>
-          <w:lang w:val="en-US"/>
-        </w:rPr>
-        <w:fldChar w:fldCharType="separate"/>
-      </w:r>
-      <w:r>
-        <w:rPr>
-          <w:lang w:val="en-US"/>
-        </w:rPr>
-        <w:t>(Westh et al., 2015)</w:t>
-      </w:r>
-      <w:r>
-        <w:rPr>
-          <w:lang w:val="en-US"/>
-        </w:rPr>
-        <w:fldChar w:fldCharType="end"/>
-      </w:r>
-      <w:r>
-        <w:rPr>
-          <w:lang w:val="en-US"/>
-        </w:rPr>
-        <w:t xml:space="preserve"> </w:t>
-      </w:r>
-      <w:r>
-        <w:rPr>
-          <w:lang w:val="en-US"/>
-        </w:rPr>
-        <w:t xml:space="preserve">can provide reliable and scientifically based estimates based only on active ingredients and application rates </w:t>
-      </w:r>
-      <w:r>
-        <w:rPr>
-          <w:lang w:val="en-US"/>
-        </w:rPr>
-        <w:fldChar w:fldCharType="begin"/>
-      </w:r>
-      <w:r>
-        <w:rPr>
-          <w:lang w:val="en-US"/>
-        </w:rPr>
-        <w:instrText xml:space="preserve"> ADDIN ZOTERO_ITEM CSL_CITATION {"citationID":"2XTxnsdb","properties":{"formattedCitation":"(Lewis et al., 2021)","plainCitation":"(Lewis et al., 2021)","noteIndex":0},"citationItems":[{"id":828,"uris":["http://zotero.org/users/3599437/items/EKBAID76"],"itemData":{"id":828,"type":"article-journal","abstract":"Pesticides are an important component of worldwide agriculture systems and have contributed to significant increases in crop quality and yields and therefore to food security. However, despite their societal benefits, pesticides can be hazardous to humans and the environment. Therefore, effective pesticide polices are needed that balance the societal and economic benefits with the unintentional and undesirable environmental and health impacts. As a result, there has been consistent policy interest in pragmatic and practical techniques that are suitable for assessing the environmental and human health implications of agricultural pesticide use from a national perspective for assisting in the development of policy initiatives and for communicating policy outcomes to the public. The work described herein explored the appropriateness of the Danish Pesticide Load Indictor for assessing agricultural pesticides applied in the United Kingdom from 2016 and 2018. The findings for the two datasets appear broadly comparable, suggesting that the overall environmental load from pesticides on the U.K. environment remained relatively constant during this period. Regional differences in environmental load and the major contributing substances were identified. Where large differences between the two years were seen, regulatory interventions appear to have been the cause. Overall, the indicator behaves as expected and appears to be sufficiently responsive to changes in pesticide use. However, various concerns were identified that may lead to modifications in how the indicator is calculated and what parameters are included to make it better able to deliver U.K. policy objectives.","container-title":"Journal of Environmental Quality","DOI":"10.1002/jeq2.20262","ISSN":"1537-2537","issue":"5","language":"en","license":"© 2021 The Authors. Journal of Environmental Quality published by Wiley Periodicals LLC on behalf of American Society of Agronomy, Crop Science Society of America, and Soil Science Society of America","note":"_eprint: https://onlinelibrary.wiley.com/doi/pdf/10.1002/jeq2.20262","page":"1110-1122","source":"Wiley Online Library","title":"Application of the Danish pesticide load indicator to arable agriculture in the United Kingdom","volume":"50","author":[{"family":"Lewis","given":"Kathleen"},{"family":"Rainford","given":"James"},{"family":"Tzilivakis","given":"John"},{"family":"Garthwaite","given":"David"}],"issued":{"date-parts":[["2021"]]}}}],"schema":"https://github.com/citation-style-language/schema/raw/master/csl-citation.json"} </w:instrText>
-      </w:r>
-      <w:r>
-        <w:rPr>
-          <w:lang w:val="en-US"/>
-        </w:rPr>
-        <w:fldChar w:fldCharType="separate"/>
-      </w:r>
-      <w:r>
-        <w:t>(Lewis et al., 2021)</w:t>
-      </w:r>
-      <w:r>
-        <w:rPr>
-          <w:lang w:val="en-US"/>
-        </w:rPr>
-        <w:fldChar w:fldCharType="end"/>
-      </w:r>
-      <w:r>
-        <w:rPr>
-          <w:lang w:val="en-US"/>
-        </w:rPr>
-        <w:t xml:space="preserve">. </w:t>
-      </w:r>
-    </w:p>
-    <w:p>
-      <w:pPr>
-        <w:spacing w:line="360" w:lineRule="auto"/>
-        <w:rPr>
-          <w:lang w:val="en-US"/>
-        </w:rPr>
-      </w:pPr>
-      <w:r>
-        <w:rPr>
-          <w:lang w:val="en-US"/>
-        </w:rPr>
-        <w:t xml:space="preserve">To better understand </w:t>
-      </w:r>
-      <w:r>
-        <w:rPr>
-          <w:lang w:val="en-US"/>
-        </w:rPr>
-        <w:t xml:space="preserve">the tradeoffs and </w:t>
-      </w:r>
-      <w:r>
-        <w:rPr>
-          <w:lang w:val="en-US"/>
-        </w:rPr>
-        <w:t>potential for optimizing fall non-crop vegetation services</w:t>
-      </w:r>
-      <w:r>
-        <w:rPr>
-          <w:lang w:val="en-US"/>
-        </w:rPr>
-        <w:t xml:space="preserve">, </w:t>
-      </w:r>
-      <w:r>
-        <w:rPr>
-          <w:lang w:val="en-US"/>
-        </w:rPr>
-        <w:t xml:space="preserve">we </w:t>
-      </w:r>
-      <w:r>
-        <w:rPr>
-          <w:lang w:val="en-US"/>
-        </w:rPr>
-        <w:t>utiliz</w:t>
-      </w:r>
-      <w:r>
-        <w:rPr>
-          <w:lang w:val="en-US"/>
-        </w:rPr>
-        <w:t>ed</w:t>
-      </w:r>
-      <w:r>
-        <w:rPr>
-          <w:lang w:val="en-US"/>
-        </w:rPr>
-        <w:t xml:space="preserve"> a long-term </w:t>
-      </w:r>
-      <w:r>
-        <w:rPr>
-          <w:lang w:val="en-US"/>
-        </w:rPr>
-        <w:t xml:space="preserve">(&gt;20 years) </w:t>
-      </w:r>
-      <w:r>
-        <w:rPr>
-          <w:lang w:val="en-US"/>
-        </w:rPr>
-        <w:t>experimental platform</w:t>
-      </w:r>
-      <w:r>
-        <w:rPr>
-          <w:lang w:val="en-US"/>
-        </w:rPr>
-        <w:t xml:space="preserve"> </w:t>
-      </w:r>
-      <w:r>
-        <w:rPr>
-          <w:lang w:val="en-US"/>
-        </w:rPr>
-        <w:t xml:space="preserve">to examine the impact of cover crop addition to </w:t>
-      </w:r>
-      <w:r>
-        <w:rPr>
-          <w:lang w:val="en-US"/>
-        </w:rPr>
-        <w:t xml:space="preserve">different tillage/straw </w:t>
-      </w:r>
-      <w:r>
-        <w:rPr>
-          <w:lang w:val="en-US"/>
-        </w:rPr>
-        <w:t xml:space="preserve">management </w:t>
-      </w:r>
-      <w:r>
-        <w:rPr>
-          <w:lang w:val="en-US"/>
-        </w:rPr>
-        <w:t xml:space="preserve">combinations </w:t>
-      </w:r>
-      <w:r>
-        <w:rPr>
-          <w:lang w:val="en-US"/>
-        </w:rPr>
-        <w:fldChar w:fldCharType="begin"/>
-      </w:r>
-      <w:r>
-        <w:rPr>
-          <w:lang w:val="en-US"/>
-        </w:rPr>
-        <w:instrText xml:space="preserve"> ADDIN ZOTERO_ITEM CSL_CITATION {"citationID":"aLc1lXtN","properties":{"formattedCitation":"(G\\uc0\\u243{}mez-Mu\\uc0\\u241{}oz et al., 2021)","plainCitation":"(Gómez-Muñoz et al., 2021)","noteIndex":0},"citationItems":[{"id":2249,"uris":["http://zotero.org/users/3599437/items/XA52MIYG"],"itemData":{"id":2249,"type":"article-journal","abstract":"The main principles of conservationagriculture (CA) are minimal soil disturbance, permanent soil cover, diversification of crop rotations, and retention of crop residues. Tillage has been implicated with increased soil organic C (SOC) mineralization, but recently this has been contested. Residue retention and cover crops result in higher soil C inputs and are therefore expected to increase SOC. This study aimed to evaluate the effect of 17 yr of residue retention (with and without) and tillage (plowing and no-till) on soil C storage on two Danish sandy loam soils with different clay and SOC content under cool temperate humid climate conditions. Straw retention reduced bulk density at both sites. It also increased the C concentration with 0.47 mg C g–1 dry soil on average from 2002 to 2019, and SOC stocks in 2019 with 23 tonnes C ha–1, on average, at the site with higher initial SOC content. The effect of straw retention on soil C was higher when the soil was plowed, and no significant effect was observed in no-till soils. Straw retention did not significantly affect C concentration at the site with low initial SOC. Tillage altered the C distribution in the soil profile, so that the C concentration in the upper layer (0–25 cm) was higher in the no-till soils, but did not significantly increase total C concentration in deeper layers (0–50 cm). Use of no-till and straw retention did not consistently affect crop yield across site-years, but the interannual variability was large, obscuring possible differences in yields.","container-title":"Soil Science Society of America Journal","DOI":"10.1002/saj2.20312","ISSN":"1435-0661","issue":"5","language":"en","license":"© 2021 The Authors. Soil Science Society of America Journal © 2021 Soil Science Society of America","note":"_eprint: https://acsess.onlinelibrary.wiley.com/doi/pdf/10.1002/saj2.20312","page":"1465-1478","source":"Wiley Online Library","title":"Long-term effect of tillage and straw retention in conservation agriculture systems on soil carbon storage","volume":"85","author":[{"family":"Gómez-Muñoz","given":"Beatriz"},{"family":"Jensen","given":"Lars Stoumann"},{"family":"Munkholm","given":"Lars"},{"family":"Olesen","given":"Jørgen Eivind"},{"family":"Møller Hansen","given":"Elly"},{"family":"Bruun","given":"Sander"}],"issued":{"date-parts":[["2021"]]}}}],"schema":"https://github.com/citation-style-language/schema/raw/master/csl-citation.json"} </w:instrText>
-      </w:r>
-      <w:r>
-        <w:rPr>
-          <w:lang w:val="en-US"/>
-        </w:rPr>
-        <w:fldChar w:fldCharType="separate"/>
-      </w:r>
-      <w:r>
-        <w:t>(Gómez-Muñoz et al., 2021)</w:t>
-      </w:r>
-      <w:r>
-        <w:rPr>
-          <w:lang w:val="en-US"/>
-        </w:rPr>
-        <w:fldChar w:fldCharType="end"/>
-      </w:r>
-      <w:r>
-        <w:rPr>
-          <w:lang w:val="en-US"/>
-        </w:rPr>
-        <w:t xml:space="preserve">. </w:t>
-      </w:r>
-      <w:r>
-        <w:rPr>
-          <w:lang w:val="en-US"/>
-        </w:rPr>
-        <w:t xml:space="preserve">Yield of cash crops, soil coverage, fall biomass, plant community ecological value, presence of perennial weeds and pesticide toxicity were </w:t>
-      </w:r>
-      <w:r>
-        <w:rPr>
-          <w:lang w:val="en-US"/>
-        </w:rPr>
-        <w:t xml:space="preserve">chosen </w:t>
-      </w:r>
-      <w:r>
-        <w:rPr>
-          <w:lang w:val="en-US"/>
-        </w:rPr>
-        <w:t xml:space="preserve">as performance metrics </w:t>
-      </w:r>
-      <w:r>
-        <w:rPr>
-          <w:lang w:val="en-US"/>
-        </w:rPr>
-        <w:t xml:space="preserve">to </w:t>
-      </w:r>
-      <w:r>
-        <w:rPr>
-          <w:lang w:val="en-US"/>
-        </w:rPr>
-        <w:t>promote understanding of how cover cropping systems interact with tillage, residue removal, and weather in provision of various services and dis-services</w:t>
-      </w:r>
-      <w:r>
-        <w:rPr>
-          <w:lang w:val="en-US"/>
-        </w:rPr>
-        <w:t xml:space="preserve">. </w:t>
-      </w:r>
-    </w:p>
-    <w:p>
-      <w:pPr>
-        <w:spacing w:line="360" w:lineRule="auto"/>
-      </w:pPr>
-      <w:r>
-        <w:rPr>
-          <w:lang w:val="en-US"/>
-        </w:rPr>
-        <w:t xml:space="preserve">We hypothesized there would be tradeoffs between outcomes, with no single system offering the best performance in all desired areas, but that clear accounting </w:t>
-      </w:r>
-      <w:r>
-        <w:rPr>
-          <w:lang w:val="en-US"/>
-        </w:rPr>
-        <w:t>using multi</w:t>
-      </w:r>
-      <w:r>
-        <w:rPr>
-          <w:lang w:val="en-US"/>
-        </w:rPr>
-        <w:t>-</w:t>
-      </w:r>
-      <w:r>
-        <w:rPr>
-          <w:lang w:val="en-US"/>
-        </w:rPr>
-        <w:t xml:space="preserve">criteria evaluation methods would </w:t>
-      </w:r>
-      <w:r>
-        <w:rPr>
-          <w:lang w:val="en-US"/>
-        </w:rPr>
-        <w:t>highlight favorable combinations of practices.</w:t>
-      </w:r>
-    </w:p>
-    <w:p>
-      <w:pPr>
-        <w:spacing w:line="360" w:lineRule="auto"/>
-      </w:pPr>
-      <w:r>
-        <w:rPr>
-          <w:lang w:val="en-US"/>
-        </w:rPr>
-        <w:t xml:space="preserve">We </w:t>
-      </w:r>
-      <w:r>
-        <w:rPr>
-          <w:lang w:val="en-US"/>
-        </w:rPr>
-        <w:t xml:space="preserve">chose </w:t>
-      </w:r>
-      <w:r>
-        <w:rPr>
-          <w:lang w:val="en-US"/>
-        </w:rPr>
-        <w:t>not to</w:t>
-      </w:r>
-      <w:r>
-        <w:rPr>
-          <w:lang w:val="en-US"/>
-        </w:rPr>
-        <w:t xml:space="preserve"> include the costs </w:t>
-      </w:r>
-      <w:r>
-        <w:rPr>
-          <w:lang w:val="en-US"/>
-        </w:rPr>
-        <w:t xml:space="preserve">and labor </w:t>
-      </w:r>
-      <w:r>
-        <w:rPr>
-          <w:lang w:val="en-US"/>
-        </w:rPr>
-        <w:t xml:space="preserve">associated with cover crop implementation </w:t>
-      </w:r>
-      <w:r>
-        <w:rPr>
-          <w:lang w:val="en-US"/>
-        </w:rPr>
-        <w:t xml:space="preserve">due to the complexity and highly contextual nature of such estimates. For example, </w:t>
-      </w:r>
-      <w:r>
-        <w:rPr>
-          <w:lang w:val="en-US"/>
-        </w:rPr>
-        <w:t xml:space="preserve">in Denmark, cover crop implementations may be mandatory </w:t>
-      </w:r>
-      <w:r>
-        <w:rPr>
-          <w:lang w:val="en-US"/>
-        </w:rPr>
-        <w:t xml:space="preserve">depending on a given farm’s </w:t>
-      </w:r>
-      <w:r>
-        <w:rPr>
-          <w:lang w:val="en-US"/>
-        </w:rPr>
-        <w:t xml:space="preserve">crop compositions and </w:t>
-      </w:r>
-      <w:r>
-        <w:rPr>
-          <w:lang w:val="en-US"/>
-        </w:rPr>
-        <w:t>nutrient balance</w:t>
-      </w:r>
-      <w:r>
-        <w:rPr>
-          <w:lang w:val="en-US"/>
-        </w:rPr>
-        <w:t xml:space="preserve"> </w:t>
-      </w:r>
-      <w:r>
-        <w:rPr>
-          <w:lang w:val="en-US"/>
-        </w:rPr>
-        <w:fldChar w:fldCharType="begin"/>
-      </w:r>
-      <w:r>
-        <w:rPr>
-          <w:lang w:val="en-US"/>
-        </w:rPr>
-        <w:instrText xml:space="preserve"> ADDIN ZOTERO_ITEM CSL_CITATION {"citationID":"dadKV20t","properties":{"formattedCitation":"(Dalgaard et al., 2014)","plainCitation":"(Dalgaard et al., 2014)","noteIndex":0},"citationItems":[{"id":713,"uris":["http://zotero.org/users/3599437/items/AYH3VANB"],"itemData":{"id":713,"type":"article-journal","abstract":"With more than 60% of the land farmed, with vulnerable freshwater and marine environments, and with one of the most intensive, export-oriented livestock sectors in the world, the nitrogen (N) pollution pressure from Danish agriculture is severe. Consequently, a series of policy action plans have been implemented since the mid 1980s with significant effects on the surplus, efficiency and environmental loadings of N. This paper reviews the policies and actions taken and their ability to mitigate effects of reactive N (Nr) while maintaining agricultural production. In summary, the average N-surplus has been reduced from approximately 170 kg N ha−1 yr−1 to below 100 kg N ha−1 yr−1 during the past 30 yrs, while the overall N-efficiency for the agricultural sector (crop + livestock farming) has increased from around 20–30% to 40–45%, the N-leaching from the field root zone has been halved, and N losses to the aquatic and atmospheric environment have been significantly reduced. This has been achieved through a combination of approaches and measures (ranging from command and control legislation, over market-based regulation and governmental expenditure to information and voluntary action), with specific measures addressing the whole N cascade, in order to improve the quality of ground- and surface waters, and to reduce the deposition to terrestrial natural ecosystems. However, there is still a major challenge in complying with the EU Water Framework and Habitats Directives, calling for new approaches, measures and technologies to mitigate agricultural N losses and control N flows.","container-title":"Environmental Research Letters","DOI":"10.1088/1748-9326/9/11/115002","ISSN":"1748-9326","issue":"11","journalAbbreviation":"Environ. Res. Lett.","language":"en","note":"publisher: IOP Publishing","page":"115002","source":"Institute of Physics","title":"Policies for agricultural nitrogen management—trends, challenges and prospects for improved efficiency in Denmark","volume":"9","author":[{"family":"Dalgaard","given":"Tommy"},{"family":"Hansen","given":"Birgitte"},{"family":"Hasler","given":"Berit"},{"family":"Hertel","given":"Ole"},{"family":"Hutchings","given":"Nicholas J."},{"family":"Jacobsen","given":"Brian H."},{"family":"Jensen","given":"Lars Stoumann"},{"family":"Kronvang","given":"Brian"},{"family":"Olesen","given":"Jørgen E."},{"family":"Schjørring","given":"Jan K."},{"family":"Kristensen","given":"Ib Sillebak"},{"family":"Graversgaard","given":"Morten"},{"family":"Termansen","given":"Mette"},{"family":"Vejre","given":"Henrik"}],"issued":{"date-parts":[["2014",11]]}}}],"schema":"https://github.com/citation-style-language/schema/raw/master/csl-citation.json"} </w:instrText>
-      </w:r>
-      <w:r>
-        <w:rPr>
-          <w:lang w:val="en-US"/>
-        </w:rPr>
-        <w:fldChar w:fldCharType="separate"/>
-      </w:r>
-      <w:r>
-        <w:t>(Dalgaard et al., 2014)</w:t>
-      </w:r>
-      <w:r>
-        <w:rPr>
-          <w:lang w:val="en-US"/>
-        </w:rPr>
-        <w:fldChar w:fldCharType="end"/>
-      </w:r>
-      <w:r>
-        <w:rPr>
-          <w:lang w:val="en-US"/>
-        </w:rPr>
-        <w:t xml:space="preserve">, </w:t>
-      </w:r>
-      <w:r>
-        <w:rPr>
-          <w:lang w:val="en-US"/>
-        </w:rPr>
-        <w:t>or</w:t>
-      </w:r>
-      <w:r>
-        <w:rPr>
-          <w:lang w:val="en-US"/>
-        </w:rPr>
-        <w:t xml:space="preserve"> may be required </w:t>
-      </w:r>
-      <w:r>
-        <w:rPr>
-          <w:lang w:val="en-US"/>
-        </w:rPr>
-        <w:t xml:space="preserve">for receipt of </w:t>
-      </w:r>
-      <w:r>
-        <w:rPr>
-          <w:lang w:val="en-US"/>
-        </w:rPr>
-        <w:lastRenderedPageBreak/>
-        <w:t>subsidi</w:t>
-      </w:r>
-      <w:r>
-        <w:rPr>
-          <w:lang w:val="en-US"/>
-        </w:rPr>
-        <w:t xml:space="preserve">es that </w:t>
-      </w:r>
-      <w:r>
-        <w:rPr>
-          <w:lang w:val="en-US"/>
-        </w:rPr>
-        <w:t xml:space="preserve">also </w:t>
-      </w:r>
-      <w:r>
-        <w:rPr>
-          <w:lang w:val="en-US"/>
-        </w:rPr>
-        <w:t>vary by farm</w:t>
-      </w:r>
-      <w:r>
-        <w:rPr>
-          <w:lang w:val="en-US"/>
-        </w:rPr>
-        <w:t xml:space="preserve"> </w:t>
-      </w:r>
-      <w:r>
-        <w:rPr>
-          <w:lang w:val="en-US"/>
-        </w:rPr>
-        <w:fldChar w:fldCharType="begin"/>
-      </w:r>
-      <w:r>
-        <w:rPr>
-          <w:lang w:val="en-US"/>
-        </w:rPr>
-        <w:instrText xml:space="preserve"> ADDIN ZOTERO_ITEM CSL_CITATION {"citationID":"dTJ5xiwg","properties":{"formattedCitation":"(Kathage et al., 2022)","plainCitation":"(Kathage et al., 2022)","noteIndex":0},"citationItems":[{"id":993,"uris":["http://zotero.org/users/3599437/items/BALXZI4W"],"itemData":{"id":993,"type":"article-journal","abstract":"EU agriculture is facing increasing expectations and pressure from society and policymakers to support environmental protection and climate change mitigation. Catch and cover crops (CCC) are an underused farming practice that can potentially contribute towards these goals. Previous research is sparse and has yielded few relevant insights into CCC adoption behaviour by farmers. In this study we analyse a dataset from farm surveys in four EU regions to better understand the role of policy and non-policy factors in CCC adoption. Our data suggests that adoption rates vary widely between regions, while farm adoption intensities are low. We find that policy is by far the strongest determinant of adoption rates and adoption intensities. CCC adoption patterns have been shaped mainly by the Nitrates Directive and the Common Agricultural Policy's greening requirements. Agronomic motives are a third but much weaker impetus for adoption. Environmental and climate change considerations do not play a significant role in farmers' adoption decisions. Most non-adopters would likely become adopters if stronger policy obligations or additional subsidies were implemented. Non-adopters‘ responsiveness to subsidies and willingness to accept is highly varied but only weakly predictable from easily observed farm characteristics., \n          \n            \n              •\n              Catch and cover crops (CCC) may serve environmental protection and climate change mitigation goals.\n            \n            \n              •\n              We analyse a dataset from farm surveys in four EU regions to understand the role of policy and other factors in CCC adoption.\n            \n            \n              •\n              We find that policy is by far the strongest determinant of adoption rates and adoption intensities.\n            \n            \n              •\n              Environmental and climate change considerations do not play a significant role in farmers' adoption decisions.\n            \n            \n              •\n              Most non-adopters would likely become adopters if stronger policy obligations or additional subsidies were implemented.","container-title":"Land Use Policy","DOI":"10.1016/j.landusepol.2022.106016","ISSN":"0264-8377","journalAbbreviation":"Land use policy","note":"PMID: 35592408\nPMCID: PMC8988242","page":"106016","source":"PubMed Central","title":"How much is policy driving the adoption of cover crops? Evidence from four EU regions","title-short":"How much is policy driving the adoption of cover crops?","volume":"116","author":[{"family":"Kathage","given":"Jonas"},{"family":"Smit","given":"Bert"},{"family":"Janssens","given":"Bas"},{"family":"Haagsma","given":"Wiepie"},{"family":"Adrados","given":"Jose Luis"}],"issued":{"date-parts":[["2022",5]]}}}],"schema":"https://github.com/citation-style-language/schema/raw/master/csl-citation.json"} </w:instrText>
-      </w:r>
-      <w:r>
-        <w:rPr>
-          <w:lang w:val="en-US"/>
-        </w:rPr>
-        <w:fldChar w:fldCharType="separate"/>
-      </w:r>
-      <w:r>
-        <w:t>(Kathage et al., 2022)</w:t>
-      </w:r>
-      <w:r>
-        <w:rPr>
-          <w:lang w:val="en-US"/>
-        </w:rPr>
-        <w:fldChar w:fldCharType="end"/>
-      </w:r>
-      <w:r>
-        <w:rPr>
-          <w:lang w:val="en-US"/>
-        </w:rPr>
-        <w:t xml:space="preserve">, rendering the </w:t>
-      </w:r>
-      <w:r>
-        <w:rPr>
-          <w:lang w:val="en-US"/>
-        </w:rPr>
-        <w:t xml:space="preserve">complexity of the </w:t>
-      </w:r>
-      <w:r>
-        <w:rPr>
-          <w:lang w:val="en-US"/>
-        </w:rPr>
-        <w:t xml:space="preserve">actual cost calculations beyond the scope of this study. </w:t>
-      </w:r>
-      <w:r>
-        <w:rPr>
-          <w:lang w:val="en-US"/>
-        </w:rPr>
-        <w:t>We also focused on short-term outcomes, as longer term changes in outcomes such as soil carbon</w:t>
-      </w:r>
-      <w:r>
-        <w:rPr>
-          <w:lang w:val="en-US"/>
-        </w:rPr>
-        <w:t xml:space="preserve"> accrual</w:t>
-      </w:r>
-      <w:r>
-        <w:rPr>
-          <w:lang w:val="en-US"/>
-        </w:rPr>
-        <w:t xml:space="preserve">, </w:t>
-      </w:r>
-      <w:r>
-        <w:rPr>
-          <w:lang w:val="en-US"/>
-        </w:rPr>
-        <w:t xml:space="preserve">changes in soil </w:t>
-      </w:r>
-      <w:r>
-        <w:rPr>
-          <w:lang w:val="en-US"/>
-        </w:rPr>
-        <w:t>n</w:t>
-      </w:r>
-      <w:r>
-        <w:rPr>
-          <w:lang w:val="en-US"/>
-        </w:rPr>
-        <w:t>itrogen status</w:t>
-      </w:r>
-      <w:r>
-        <w:rPr>
-          <w:lang w:val="en-US"/>
-        </w:rPr>
-        <w:t xml:space="preserve">, and greenhouse gas emissions are difficult to evaluate robustly over </w:t>
-      </w:r>
-      <w:r>
-        <w:rPr>
-          <w:lang w:val="en-US"/>
-        </w:rPr>
-        <w:t xml:space="preserve">short timeframes </w:t>
-      </w:r>
-      <w:commentRangeStart w:id="13"/>
-      <w:r>
-        <w:rPr>
-          <w:lang w:val="en-US"/>
-        </w:rPr>
-        <w:fldChar w:fldCharType="begin"/>
-      </w:r>
-      <w:r>
-        <w:rPr>
-          <w:lang w:val="en-US"/>
-        </w:rPr>
-        <w:instrText xml:space="preserve"> ADDIN ZOTERO_ITEM CSL_CITATION {"citationID":"NPfXqdRB","properties":{"formattedCitation":"(Cusser et al., 2020; P. Smith, 2004)","plainCitation":"(Cusser et al., 2020; P. Smith, 2004)","noteIndex":0},"citationItems":[{"id":2343,"uris":["http://zotero.org/users/3599437/items/WC7MSEQM"],"itemData":{"id":2343,"type":"article-journal","abstract":"Agricultural management recommendations based on short-term studies can produce findings inconsistent with long-term reality. Here, we test the long-term environmental sustainability and profitability of continuous no-till agriculture on yield, soil water availability, and N2O fluxes. Using a moving window approach, we investigate the development and stability of several attributes of continuous no-till as compared to conventional till agriculture over a 29-year period at a site in the upper Midwest, US. Over a decade is needed to detect the consistent effects of no-till. Both crop yield and soil water availability required 15 years or longer to generate patterns consistent with 29-year trends. Only marginal trends for N2O fluxes appeared in this period. Relative profitability analysis suggests that after initial implementation, 86% of periods between 10 and 29 years recuperated the initial expense of no-till implementation, with the probability of higher relative profit increasing with longevity. Importantly, statistically significant but misleading short-term trends appeared in more than 20% of the periods examined. Results underscore the importance of decadal and longer studies for revealing consistent dynamics and emergent outcomes of no-till agriculture, shown to be beneficial in the long term.","container-title":"Global Change Biology","DOI":"10.1111/gcb.15080","ISSN":"1365-2486","issue":"6","language":"en","license":"© 2020 John Wiley &amp; Sons Ltd","note":"_eprint: https://onlinelibrary.wiley.com/doi/pdf/10.1111/gcb.15080","page":"3715-3725","source":"Wiley Online Library","title":"Long-term research avoids spurious and misleading trends in sustainability attributes of no-till","volume":"26","author":[{"family":"Cusser","given":"Sarah"},{"family":"Bahlai","given":"Christie"},{"family":"Swinton","given":"Scott M."},{"family":"Robertson","given":"G. Philip"},{"family":"Haddad","given":"Nick M."}],"issued":{"date-parts":[["2020"]]}}},{"id":2346,"uris":["http://zotero.org/users/3599437/items/XKTSWHEG"],"itemData":{"id":2346,"type":"article-journal","abstract":"When planning sampling in an experiment where soil organic carbon (SOC) content is expected to change, it is necessary to know how many samples will need to be taken to demonstrate a change in SOC and after how long this change will be detectable. Much has been published on the number of samples required to demonstrate the minimum detectable difference in SOC, but less on how long it takes for this change to be detectable. In this paper, a model of SOC dynamics is used to estimate the minimum time taken for a change in total SOC content to become measurable under different carbon inputs, land uses and soil types. For free air carbon dioxide enrichment (FACE), and other experiments in which SOC is expected to increase, relationships between the percentage change in C inputs and the time taken to measure a change in SOC are presented, for two levels of sampling intensity corresponding to the maximum that is practically possible in most experiments (</w:instrText>
-      </w:r>
-      <w:r>
-        <w:rPr>
-          <w:rFonts w:ascii="Cambria Math" w:hAnsi="Cambria Math" w:cs="Cambria Math"/>
-          <w:lang w:val="en-US"/>
-        </w:rPr>
-        <w:instrText>∼</w:instrText>
-      </w:r>
-      <w:r>
-        <w:rPr>
-          <w:lang w:val="en-US"/>
-        </w:rPr>
-        <w:instrText xml:space="preserve">100 samples) and that used regularly in field experiments (10–20 samples). In FACE experiments, where C inputs increase by a maximum of about 20–25%, SOC change could be detected with 90% confidence after about 6–10 years if a sampling regime allowing 3% change in background SOC level (probably requiring a very large number of samples) were used, but could not be detected at all if a sampling regime were used that allowed only a 15% change in background SOC to be detected. If increases in C inputs are much below 15%, it might not be possible to detect a change in soil C without an enormous number of samples. Relationships between the change in C inputs and the time taken to measure a change in SOC are robust over a range of soil types and land uses. The results demonstrate how models of SOC dynamics can be used to complement statistical power analyses for planning when, and how intensively, to sample soils during experiments. An advantage of the modelling approach demonstrated here is that estimates of the minimum time taken for a change in soil carbon to become detectable can be made, even before any detailed soil samples are taken, simply from estimates of the likely increase in carbon inputs to the soil (via expected changes in net primary production).","container-title":"Global Change Biology","DOI":"10.1111/j.1365-2486.2004.00854.x","ISSN":"1365-2486","issue":"11","language":"en","note":"_eprint: https://onlinelibrary.wiley.com/doi/pdf/10.1111/j.1365-2486.2004.00854.x","page":"1878-1883","source":"Wiley Online Library","title":"How long before a change in soil organic carbon can be detected?","volume":"10","author":[{"family":"Smith","given":"Pete"}],"issued":{"date-parts":[["2004"]]}}}],"schema":"https://github.com/citation-style-language/schema/raw/master/csl-citation.json"} </w:instrText>
-      </w:r>
-      <w:r>
-        <w:rPr>
-          <w:lang w:val="en-US"/>
-        </w:rPr>
-        <w:fldChar w:fldCharType="separate"/>
-      </w:r>
-      <w:r>
-        <w:t>(Cusser et al., 2020; P. Smith, 2004)</w:t>
-      </w:r>
-      <w:r>
-        <w:rPr>
-          <w:lang w:val="en-US"/>
-        </w:rPr>
-        <w:fldChar w:fldCharType="end"/>
-      </w:r>
-      <w:commentRangeEnd w:id="13"/>
-      <w:r>
-        <w:rPr>
-          <w:rStyle w:val="CommentReference"/>
-          <w:sz w:val="24"/>
-          <w:szCs w:val="24"/>
-          <w:lang w:val="en-US"/>
-        </w:rPr>
-        <w:commentReference w:id="13"/>
-      </w:r>
-      <w:r>
-        <w:rPr>
-          <w:lang w:val="en-US"/>
-        </w:rPr>
-        <w:t xml:space="preserve">. </w:t>
-      </w:r>
-    </w:p>
-    <w:p>
-      <w:pPr>
-        <w:spacing w:line="360" w:lineRule="auto"/>
-      </w:pPr>
-    </w:p>
-    <w:p>
-      <w:pPr>
-        <w:spacing w:line="360" w:lineRule="auto"/>
-        <w:rPr>
-          <w:b/>
-          <w:bCs/>
-        </w:rPr>
-      </w:pPr>
-      <w:r>
-        <w:rPr>
-          <w:b/>
-          <w:bCs/>
-        </w:rPr>
-        <w:t xml:space="preserve">2  </w:t>
-      </w:r>
-      <w:r>
-        <w:rPr>
-          <w:b/>
-          <w:bCs/>
-        </w:rPr>
-        <w:t>MATERIALS AND METHODS</w:t>
-      </w:r>
-    </w:p>
-    <w:p>
-      <w:pPr>
-        <w:spacing w:line="360" w:lineRule="auto"/>
-      </w:pPr>
-    </w:p>
-    <w:p>
-      <w:pPr>
-        <w:spacing w:line="360" w:lineRule="auto"/>
-        <w:rPr>
-          <w:b/>
-          <w:bCs/>
-        </w:rPr>
-      </w:pPr>
-      <w:r>
-        <w:rPr>
-          <w:b/>
-          <w:bCs/>
-        </w:rPr>
-        <w:t xml:space="preserve">2.1 </w:t>
-      </w:r>
-      <w:r>
-        <w:rPr>
-          <w:b/>
-          <w:bCs/>
-        </w:rPr>
-        <w:t xml:space="preserve">Field </w:t>
-      </w:r>
-      <w:r>
-        <w:rPr>
-          <w:b/>
-          <w:bCs/>
-        </w:rPr>
-        <w:t>site</w:t>
-      </w:r>
-    </w:p>
-    <w:p>
-      <w:pPr>
-        <w:spacing w:line="360" w:lineRule="auto"/>
-        <w:rPr>
-          <w:lang w:val="en-US"/>
-        </w:rPr>
-      </w:pPr>
-      <w:r>
-        <w:rPr>
-          <w:lang w:val="en-US"/>
-        </w:rPr>
-        <w:t xml:space="preserve">This study was conducted within a larger long-term </w:t>
-      </w:r>
-      <w:r>
-        <w:rPr>
-          <w:lang w:val="en-US"/>
-        </w:rPr>
-        <w:t xml:space="preserve">experiment </w:t>
-      </w:r>
-      <w:r>
-        <w:rPr>
-          <w:lang w:val="en-US"/>
-        </w:rPr>
-        <w:t xml:space="preserve">which was </w:t>
-      </w:r>
-      <w:r>
-        <w:rPr>
-          <w:lang w:val="en-US"/>
-        </w:rPr>
-        <w:t>established</w:t>
-      </w:r>
-      <w:r>
-        <w:rPr>
-          <w:lang w:val="en-US"/>
-        </w:rPr>
-        <w:t xml:space="preserve"> in 2002 on a sandy loam at Flakkebjerg Research Centre, Denmark (</w:t>
-      </w:r>
-      <w:r>
-        <w:rPr>
-          <w:lang w:val="en-US"/>
-        </w:rPr>
-        <w:t xml:space="preserve">latitude </w:t>
-      </w:r>
-      <w:r>
-        <w:rPr>
-          <w:lang w:val="en-US"/>
-        </w:rPr>
-        <w:t xml:space="preserve">55.317, </w:t>
-      </w:r>
-      <w:r>
-        <w:rPr>
-          <w:lang w:val="en-US"/>
-        </w:rPr>
-        <w:t xml:space="preserve">longitude </w:t>
-      </w:r>
-      <w:r>
-        <w:rPr>
-          <w:lang w:val="en-US"/>
-        </w:rPr>
-        <w:t xml:space="preserve">11.400). </w:t>
-      </w:r>
-      <w:r>
-        <w:rPr>
-          <w:lang w:val="en-US"/>
-        </w:rPr>
-        <w:t>Weather data for the present study was obtained from the Danish Meteorological Institute's (DMI) Open Data API for the Flakkebjerg station (55.322, 11.388)</w:t>
-      </w:r>
-      <w:r>
-        <w:rPr>
-          <w:lang w:val="en-US"/>
-        </w:rPr>
-        <w:t xml:space="preserve">, located less than 1 km from the </w:t>
-      </w:r>
-      <w:r>
-        <w:rPr>
-          <w:lang w:val="en-US"/>
-        </w:rPr>
-        <w:t xml:space="preserve">trial </w:t>
-      </w:r>
-      <w:r>
-        <w:rPr>
-          <w:lang w:val="en-US"/>
-        </w:rPr>
-        <w:fldChar w:fldCharType="begin"/>
-      </w:r>
-      <w:r>
-        <w:rPr>
-          <w:lang w:val="en-US"/>
-        </w:rPr>
-        <w:instrText xml:space="preserve"> ADDIN ZOTERO_ITEM CSL_CITATION {"citationID":"rYK4ttg5","properties":{"formattedCitation":"(DMI, 2025)","plainCitation":"(DMI, 2025)","noteIndex":0},"citationItems":[{"id":2420,"uris":["http://zotero.org/users/3599437/items/IZUZR2H4"],"itemData":{"id":2420,"type":"webpage","language":"da-DK","title":"Denmark Meteorological Institute Open Data","URL":"https://www.dmi.dk/friedata/dokumentation/data","author":[{"family":"DMI","given":""}],"accessed":{"date-parts":[["2026",3,24]]},"issued":{"date-parts":[["2025"]]}}}],"schema":"https://github.com/citation-style-language/schema/raw/master/csl-citation.json"} </w:instrText>
-      </w:r>
-      <w:r>
-        <w:rPr>
-          <w:lang w:val="en-US"/>
-        </w:rPr>
-        <w:fldChar w:fldCharType="separate"/>
-      </w:r>
-      <w:r>
-        <w:t>(DMI, 2025)</w:t>
-      </w:r>
-      <w:r>
-        <w:rPr>
-          <w:lang w:val="en-US"/>
-        </w:rPr>
-        <w:fldChar w:fldCharType="end"/>
-      </w:r>
-      <w:r>
-        <w:rPr>
-          <w:lang w:val="en-US"/>
-        </w:rPr>
-        <w:t xml:space="preserve">. </w:t>
-      </w:r>
-      <w:r>
-        <w:rPr>
-          <w:lang w:val="en-US"/>
-        </w:rPr>
-        <w:t>The 30-year average air temperature and precipitation for this site</w:t>
-      </w:r>
-      <w:r>
-        <w:rPr>
-          <w:lang w:val="en-US"/>
-        </w:rPr>
-        <w:t xml:space="preserve"> are</w:t>
-      </w:r>
-      <w:r>
-        <w:rPr>
-          <w:lang w:val="en-US"/>
-        </w:rPr>
-        <w:t xml:space="preserve"> 8.9 degrees Celsius and 589 mm, respectively. </w:t>
-      </w:r>
-      <w:r>
-        <w:rPr>
-          <w:lang w:val="en-US"/>
-        </w:rPr>
-        <w:t>Averaged across the trial site, soil texture</w:t>
-      </w:r>
-      <w:r>
-        <w:rPr>
-          <w:lang w:val="en-US"/>
-        </w:rPr>
-        <w:t xml:space="preserve"> in the top </w:t>
-      </w:r>
-      <w:r>
-        <w:rPr>
-          <w:lang w:val="en-US"/>
-        </w:rPr>
-        <w:t>25</w:t>
-      </w:r>
-      <w:r>
-        <w:rPr>
-          <w:lang w:val="en-US"/>
-        </w:rPr>
-        <w:t xml:space="preserve"> cm layer</w:t>
-      </w:r>
-      <w:r>
-        <w:rPr>
-          <w:lang w:val="en-US"/>
-        </w:rPr>
-        <w:t xml:space="preserve"> is 1</w:t>
-      </w:r>
-      <w:r>
-        <w:rPr>
-          <w:lang w:val="en-US"/>
-        </w:rPr>
-        <w:t>5</w:t>
-      </w:r>
-      <w:r>
-        <w:rPr>
-          <w:lang w:val="en-US"/>
-        </w:rPr>
-        <w:t>% clay (&lt;2 mm), 1</w:t>
-      </w:r>
-      <w:r>
-        <w:rPr>
-          <w:lang w:val="en-US"/>
-        </w:rPr>
-        <w:t>4</w:t>
-      </w:r>
-      <w:r>
-        <w:rPr>
-          <w:lang w:val="en-US"/>
-        </w:rPr>
-        <w:t>% silt (2-20 mm), 4</w:t>
-      </w:r>
-      <w:r>
-        <w:rPr>
-          <w:lang w:val="en-US"/>
-        </w:rPr>
-        <w:t>3</w:t>
-      </w:r>
-      <w:r>
-        <w:rPr>
-          <w:lang w:val="en-US"/>
-        </w:rPr>
-        <w:t>% fine sand (20-200 mm), and 2</w:t>
-      </w:r>
-      <w:r>
-        <w:rPr>
-          <w:lang w:val="en-US"/>
-        </w:rPr>
-        <w:t>8</w:t>
-      </w:r>
-      <w:r>
-        <w:rPr>
-          <w:lang w:val="en-US"/>
-        </w:rPr>
-        <w:t>% coarse sand (200-2000 mm), with 1.2% organic carbon content (0-25 cm)</w:t>
-      </w:r>
-      <w:r>
-        <w:rPr>
-          <w:lang w:val="en-US"/>
-        </w:rPr>
-        <w:fldChar w:fldCharType="begin"/>
-      </w:r>
-      <w:r>
-        <w:rPr>
-          <w:lang w:val="en-US"/>
-        </w:rPr>
-        <w:instrText xml:space="preserve"> ADDIN ZOTERO_ITEM CSL_CITATION {"citationID":"oaWBfuL3","properties":{"formattedCitation":"(Scherner et al., 2016)","plainCitation":"(Scherner et al., 2016)","noteIndex":0},"citationItems":[{"id":1447,"uris":["http://zotero.org/users/3599437/items/AEEGJX47"],"itemData":{"id":1447,"type":"article-journal","abstract":"Tillage methods and crop rotation are probably the two most important cropping factors affecting weed communities, particularly when herbicide use is restricted. This study examined weed dynamics following eleven years of different tillage and crop rotation treatments. The aboveground grass weed flora was recorded each year and the content and vertical location of individual weed seeds within the plough layer (0–20cm) were determined after 11 years of continuous mouldboard ploughing (P), pre-sowing tine cultivation to 8–10cm soil depth (H8-10) and direct drilling (D). The content of weed seeds, especially grass weeds, was determined for three distinct soil layers (0–5, 5–10 and 10–20cm), reflecting the cultivation depths of the tillage treatments. The annual grass weeds, Apera spica-venti and Vulpia myuros, were promoted by non-inversion tillage and in the case of V. myuros also by frequent cropping of winter cereals. The two non-inversion tillage treatments caused a strong stratification of weed seeds within the plough layer, with the majority of the seeds being accumulated in the upper soil layers, at 0–5 and 5–10cm, and markedly less so in the 10–20cm layer. Ploughing resulted in a more even distribution between the three layers. It is suggested that in cases where severe grass weed problems have built up in a non-inversion tillage system and where changes in crop rotation are ineffective or undesirable, inversion of the upper soil layer with the lower one could be considered a management option.","container-title":"Soil and Tillage Research","DOI":"10.1016/j.still.2016.04.005","ISSN":"0167-1987","journalAbbreviation":"Soil and Tillage Research","page":"135-142","source":"ScienceDirect","title":"Vertical distribution and composition of weed seeds within the plough layer after eleven years of contrasting crop rotation and tillage schemes","volume":"161","author":[{"family":"Scherner","given":"Ananda"},{"family":"Melander","given":"Bo"},{"family":"Kudsk","given":"Per"}],"issued":{"date-parts":[["2016",8,1]]}}}],"schema":"https://github.com/citation-style-language/schema/raw/master/csl-citation.json"} </w:instrText>
-      </w:r>
-      <w:r>
-        <w:rPr>
-          <w:lang w:val="en-US"/>
-        </w:rPr>
-        <w:fldChar w:fldCharType="separate"/>
-      </w:r>
-      <w:r>
-        <w:t>(Scherner et al., 2016)</w:t>
-      </w:r>
-      <w:r>
-        <w:rPr>
-          <w:lang w:val="en-US"/>
-        </w:rPr>
-        <w:fldChar w:fldCharType="end"/>
-      </w:r>
-      <w:r>
-        <w:rPr>
-          <w:lang w:val="en-US"/>
-        </w:rPr>
-        <w:t xml:space="preserve">.  </w:t>
-      </w:r>
-    </w:p>
-    <w:p>
-      <w:pPr>
-        <w:spacing w:line="360" w:lineRule="auto"/>
-        <w:rPr>
-          <w:b/>
-          <w:bCs/>
-        </w:rPr>
-      </w:pPr>
-      <w:r>
-        <w:rPr>
-          <w:b/>
-          <w:bCs/>
-        </w:rPr>
-        <w:t xml:space="preserve">2.1.1  </w:t>
-      </w:r>
-      <w:r>
-        <w:rPr>
-          <w:b/>
-          <w:bCs/>
-        </w:rPr>
-        <w:t>Study design</w:t>
-      </w:r>
-    </w:p>
-    <w:p>
-      <w:pPr>
-        <w:spacing w:line="360" w:lineRule="auto"/>
-      </w:pPr>
-      <w:r>
-        <w:rPr>
-          <w:lang w:val="en-US"/>
-        </w:rPr>
-        <w:t>The long-term trial on which this experiment was superimposed includes crop</w:t>
-      </w:r>
-      <w:r>
-        <w:rPr>
-          <w:lang w:val="en-US"/>
-        </w:rPr>
-        <w:t>ping</w:t>
-      </w:r>
-      <w:r>
-        <w:rPr>
-          <w:lang w:val="en-US"/>
-        </w:rPr>
-        <w:t xml:space="preserve"> system</w:t>
-      </w:r>
-      <w:r>
-        <w:rPr>
-          <w:lang w:val="en-US"/>
-        </w:rPr>
-        <w:t xml:space="preserve"> as a treatment</w:t>
-      </w:r>
-      <w:r>
-        <w:rPr>
-          <w:lang w:val="en-US"/>
-        </w:rPr>
-        <w:t xml:space="preserve"> </w:t>
-      </w:r>
-      <w:r>
-        <w:rPr>
-          <w:lang w:val="en-US"/>
-        </w:rPr>
-        <w:fldChar w:fldCharType="begin"/>
-      </w:r>
-      <w:r>
-        <w:rPr>
-          <w:lang w:val="en-US"/>
-        </w:rPr>
-        <w:instrText xml:space="preserve"> ADDIN ZOTERO_ITEM CSL_CITATION {"citationID":"8iiQYzBK","properties":{"formattedCitation":"(Scherner et al., 2016)","plainCitation":"(Scherner et al., 2016)","noteIndex":0},"citationItems":[{"id":1447,"uris":["http://zotero.org/users/3599437/items/AEEGJX47"],"itemData":{"id":1447,"type":"article-journal","abstract":"Tillage methods and crop rotation are probably the two most important cropping factors affecting weed communities, particularly when herbicide use is restricted. This study examined weed dynamics following eleven years of different tillage and crop rotation treatments. The aboveground grass weed flora was recorded each year and the content and vertical location of individual weed seeds within the plough layer (0–20cm) were determined after 11 years of continuous mouldboard ploughing (P), pre-sowing tine cultivation to 8–10cm soil depth (H8-10) and direct drilling (D). The content of weed seeds, especially grass weeds, was determined for three distinct soil layers (0–5, 5–10 and 10–20cm), reflecting the cultivation depths of the tillage treatments. The annual grass weeds, Apera spica-venti and Vulpia myuros, were promoted by non-inversion tillage and in the case of V. myuros also by frequent cropping of winter cereals. The two non-inversion tillage treatments caused a strong stratification of weed seeds within the plough layer, with the majority of the seeds being accumulated in the upper soil layers, at 0–5 and 5–10cm, and markedly less so in the 10–20cm layer. Ploughing resulted in a more even distribution between the three layers. It is suggested that in cases where severe grass weed problems have built up in a non-inversion tillage system and where changes in crop rotation are ineffective or undesirable, inversion of the upper soil layer with the lower one could be considered a management option.","container-title":"Soil and Tillage Research","DOI":"10.1016/j.still.2016.04.005","ISSN":"0167-1987","journalAbbreviation":"Soil and Tillage Research","page":"135-142","source":"ScienceDirect","title":"Vertical distribution and composition of weed seeds within the plough layer after eleven years of contrasting crop rotation and tillage schemes","volume":"161","author":[{"family":"Scherner","given":"Ananda"},{"family":"Melander","given":"Bo"},{"family":"Kudsk","given":"Per"}],"issued":{"date-parts":[["2016",8,1]]}}}],"schema":"https://github.com/citation-style-language/schema/raw/master/csl-citation.json"} </w:instrText>
-      </w:r>
-      <w:r>
-        <w:rPr>
-          <w:lang w:val="en-US"/>
-        </w:rPr>
-        <w:fldChar w:fldCharType="separate"/>
-      </w:r>
-      <w:r>
-        <w:t>(Scherner et al., 2016)</w:t>
-      </w:r>
-      <w:r>
-        <w:rPr>
-          <w:lang w:val="en-US"/>
-        </w:rPr>
-        <w:fldChar w:fldCharType="end"/>
-      </w:r>
-      <w:r>
-        <w:rPr>
-          <w:lang w:val="en-US"/>
-        </w:rPr>
-        <w:t xml:space="preserve">, but for this experiment plots from only </w:t>
-      </w:r>
-      <w:r>
-        <w:rPr>
-          <w:lang w:val="en-US"/>
-        </w:rPr>
-        <w:t>two</w:t>
-      </w:r>
-      <w:r>
-        <w:rPr>
-          <w:lang w:val="en-US"/>
-        </w:rPr>
-        <w:t xml:space="preserve"> of those </w:t>
-      </w:r>
-      <w:r>
-        <w:rPr>
-          <w:lang w:val="en-US"/>
-        </w:rPr>
-        <w:t>cropping systems</w:t>
-      </w:r>
-      <w:r>
-        <w:rPr>
-          <w:lang w:val="en-US"/>
-        </w:rPr>
-        <w:t xml:space="preserve"> were used</w:t>
-      </w:r>
-      <w:r>
-        <w:rPr>
-          <w:lang w:val="en-US"/>
-        </w:rPr>
-        <w:t xml:space="preserve">, which only </w:t>
-      </w:r>
-      <w:r>
-        <w:rPr>
-          <w:lang w:val="en-US"/>
-        </w:rPr>
-        <w:t xml:space="preserve">differed in </w:t>
-      </w:r>
-      <w:r>
-        <w:rPr>
-          <w:lang w:val="en-US"/>
-        </w:rPr>
-        <w:t>residue</w:t>
-      </w:r>
-      <w:r>
-        <w:rPr>
-          <w:lang w:val="en-US"/>
-        </w:rPr>
-        <w:t xml:space="preserve"> management</w:t>
-      </w:r>
-      <w:r>
-        <w:rPr>
-          <w:lang w:val="en-US"/>
-        </w:rPr>
-        <w:t>, making this study a</w:t>
-      </w:r>
-      <w:r>
-        <w:rPr>
-          <w:lang w:val="en-US"/>
-        </w:rPr>
-        <w:t xml:space="preserve">  split-split plot </w:t>
-      </w:r>
-      <w:r>
-        <w:rPr>
-          <w:lang w:val="en-US"/>
-        </w:rPr>
-        <w:t xml:space="preserve">randomized complete block design </w:t>
-      </w:r>
-      <w:r>
-        <w:rPr>
-          <w:lang w:val="en-US"/>
-        </w:rPr>
-        <w:t>with four replications.</w:t>
-      </w:r>
-      <w:r>
-        <w:rPr>
-          <w:lang w:val="en-US"/>
-        </w:rPr>
-        <w:t xml:space="preserve"> </w:t>
-      </w:r>
-      <w:commentRangeStart w:id="14"/>
-      <w:commentRangeEnd w:id="14"/>
-      <w:r>
-        <w:rPr>
-          <w:rStyle w:val="CommentReference"/>
-          <w:sz w:val="24"/>
-          <w:szCs w:val="24"/>
-          <w:lang w:val="en-US"/>
-        </w:rPr>
-        <w:commentReference w:id="14"/>
+        <w:commentReference w:id="2"/>
       </w:r>
       <w:r>
         <w:rPr>
@@ -6079,7 +6007,7 @@
               </w:rPr>
               <w:t>(</w:t>
             </w:r>
-            <w:commentRangeStart w:id="15"/>
+            <w:commentRangeStart w:id="3"/>
             <w:r>
               <w:rPr>
                 <w:lang w:val="en-US"/>
@@ -6092,7 +6020,7 @@
               </w:rPr>
               <w:t xml:space="preserve"> or 17.5 cm, see section 2.1.2</w:t>
             </w:r>
-            <w:commentRangeEnd w:id="15"/>
+            <w:commentRangeEnd w:id="3"/>
             <w:r>
               <w:rPr>
                 <w:rStyle w:val="CommentReference"/>
@@ -6100,7 +6028,7 @@
                 <w:szCs w:val="24"/>
                 <w:lang w:val="en-US"/>
               </w:rPr>
-              <w:commentReference w:id="15"/>
+              <w:commentReference w:id="3"/>
             </w:r>
             <w:r>
               <w:rPr>
@@ -9298,7 +9226,7 @@
       <w:r>
         <w:t xml:space="preserve">. </w:t>
       </w:r>
-      <w:bookmarkStart w:id="16" w:name="_Hlk190689276"/>
+      <w:bookmarkStart w:id="4" w:name="_Hlk190689276"/>
       <w:r>
         <w:t xml:space="preserve">Following faba bean </w:t>
       </w:r>
@@ -9334,7 +9262,7 @@
       <w:r>
         <w:t xml:space="preserve">). </w:t>
       </w:r>
-      <w:bookmarkEnd w:id="16"/>
+      <w:bookmarkEnd w:id="4"/>
     </w:p>
     <w:p>
       <w:pPr>
@@ -9955,7 +9883,7 @@
       <w:r>
         <w:t>InfraTec™ 1241 Grain Analyzer, Foss A/S; </w:t>
       </w:r>
-      <w:bookmarkStart w:id="17" w:name="bbib4"/>
+      <w:bookmarkStart w:id="5" w:name="bbib4"/>
       <w:r>
         <w:fldChar w:fldCharType="begin"/>
       </w:r>
@@ -9974,7 +9902,7 @@
       <w:r>
         <w:t>]</w:t>
       </w:r>
-      <w:bookmarkEnd w:id="17"/>
+      <w:bookmarkEnd w:id="5"/>
       <w:r>
         <w:t>). Grain yields are reported on a dry matter basis.</w:t>
       </w:r>
@@ -10651,14 +10579,14 @@
         </w:rPr>
         <w:fldChar w:fldCharType="end"/>
       </w:r>
-      <w:commentRangeStart w:id="18"/>
+      <w:commentRangeStart w:id="6"/>
       <w:r>
         <w:rPr>
           <w:lang w:val="en-US"/>
         </w:rPr>
         <w:t>.</w:t>
       </w:r>
-      <w:commentRangeEnd w:id="18"/>
+      <w:commentRangeEnd w:id="6"/>
       <w:r>
         <w:rPr>
           <w:rStyle w:val="CommentReference"/>
@@ -10666,7 +10594,7 @@
           <w:szCs w:val="24"/>
           <w:lang w:val="en-US"/>
         </w:rPr>
-        <w:commentReference w:id="18"/>
+        <w:commentReference w:id="6"/>
       </w:r>
       <w:r>
         <w:rPr>
@@ -15225,18 +15153,18 @@
       <w:r>
         <w:t xml:space="preserve">, but did not differ in the inversion tillage. None of the other cover crop treatment’s perennial weed count differed each other. </w:t>
       </w:r>
-      <w:commentRangeStart w:id="19"/>
+      <w:commentRangeStart w:id="7"/>
       <w:r>
         <w:t>Removal of residue resulted in a small but significant increase in perennial weeds in 2019, but not in 2020 (SM2).</w:t>
       </w:r>
-      <w:commentRangeEnd w:id="19"/>
+      <w:commentRangeEnd w:id="7"/>
       <w:r>
         <w:rPr>
           <w:rStyle w:val="CommentReference"/>
           <w:sz w:val="24"/>
           <w:szCs w:val="24"/>
         </w:rPr>
-        <w:commentReference w:id="19"/>
+        <w:commentReference w:id="7"/>
       </w:r>
       <w:r>
         <w:t xml:space="preserve"> </w:t>
@@ -15561,6 +15489,14 @@
       <w:tblPr>
         <w:tblStyle w:val="TableGrid"/>
         <w:tblW w:w="0" w:type="auto"/>
+        <w:tblBorders>
+          <w:top w:val="none" w:sz="0" w:space="0" w:color="auto"/>
+          <w:left w:val="none" w:sz="0" w:space="0" w:color="auto"/>
+          <w:bottom w:val="none" w:sz="0" w:space="0" w:color="auto"/>
+          <w:right w:val="none" w:sz="0" w:space="0" w:color="auto"/>
+          <w:insideH w:val="none" w:sz="0" w:space="0" w:color="auto"/>
+          <w:insideV w:val="none" w:sz="0" w:space="0" w:color="auto"/>
+        </w:tblBorders>
         <w:tblLook w:val="04A0" w:firstRow="1" w:lastRow="0" w:firstColumn="1" w:lastColumn="0" w:noHBand="0" w:noVBand="1"/>
       </w:tblPr>
       <w:tblGrid>
@@ -16761,264 +16697,406 @@
     <w:p>
       <w:pPr>
         <w:spacing w:line="360" w:lineRule="auto"/>
-      </w:pPr>
-      <w:r>
-        <w:t>Through multicriteria analysis, we were able to highlight systems with good performance, while identifying areas for improvement</w:t>
-      </w:r>
-      <w:r>
-        <w:t xml:space="preserve">. </w:t>
-      </w:r>
-      <w:r>
-        <w:t>In this study we gave equal weight to each category – in reality these weights would differ according to farmer values and priorities, as well as policy and financial contexts. Utilizing different weightings to represent these different contexts could help identify</w:t>
-      </w:r>
-      <w:r>
-        <w:t xml:space="preserve"> systems best suited to certain farm ideotypes, or identify </w:t>
-      </w:r>
-      <w:r>
-        <w:t>policy levers to promote certain outcomes.</w:t>
-      </w:r>
-      <w:r>
-        <w:t xml:space="preserve"> Datasets such as the one produced in the present study could also be combined to utilize machine learning techniques to design systems that optimize outcomes</w:t>
-      </w:r>
-      <w:r>
-        <w:t xml:space="preserve"> </w:t>
-      </w:r>
-      <w:r>
-        <w:fldChar w:fldCharType="begin"/>
-      </w:r>
-      <w:r>
-        <w:instrText xml:space="preserve"> ADDIN ZOTERO_ITEM CSL_CITATION {"citationID":"Es9420UU","properties":{"formattedCitation":"(Xiao et al., 2022)","plainCitation":"(Xiao et al., 2022)","noteIndex":0},"citationItems":[{"id":2433,"uris":["http://zotero.org/users/3599437/items/QD7PSKER"],"itemData":{"id":2433,"type":"article-journal","abstract":"Process-based agricultural system models are a major tool for assessing climate-agriculture-management interactions. However, their application across large scales is limited by computational cost, model uncertainty, and data availability, hindering policy-making for sustainable agricultural production at the scale meaningful for land management by farmers. Using the Agricultural Production System sIMulator (APSIM) as an example model, the APSIM model was run for 101 years from 1980 to 2080 in a typical cropping region (i.e., the Huang-Huai-Hai plain) of China. Then, machine learning (ML)-based models were trained to emulate the performance of the APSIM model and used to map crop production and soil carbon (which is a key indicator of soil health and quality) dynamics under a great number of nitrogen and water management scenarios. We found that ML-based emulators can accurately and quickly reproduce APSIM predictions of crop yield and soil carbon dynamics across the region under different spatial resolutions, and capture main processes driving APSIM predictions with much less input data. In addition, the emulators can be easily and quickly applied to identify optimal nitrogen management to achieve yield potential and sequester soil carbon across the region. The approach can be used for modelling other complex systems and amplifying the usage of agricultural system models for guiding agricultural management strategies and policy-making to address global environmental challenges from agriculture intensification.","container-title":"Environmental Research Letters","DOI":"10.1088/1748-9326/ac9c71","ISSN":"1748-9326","issue":"11","journalAbbreviation":"Environ. Res. Lett.","language":"en","note":"publisher: IOP Publishing","page":"114027","source":"Institute of Physics","title":"Coupling agricultural system models with machine learning to facilitate regional predictions of management practices and crop production","volume":"17","author":[{"family":"Xiao","given":"Liujun"},{"family":"Wang","given":"Guocheng"},{"family":"Zhou","given":"Hangxin"},{"family":"Jin","given":"Xiao"},{"family":"Luo","given":"Zhongkui"}],"issued":{"date-parts":[["2022",11]]}}}],"schema":"https://github.com/citation-style-language/schema/raw/master/csl-citation.json"} </w:instrText>
-      </w:r>
-      <w:r>
-        <w:fldChar w:fldCharType="separate"/>
-      </w:r>
-      <w:r>
-        <w:t>(Xiao et al., 2022)</w:t>
-      </w:r>
-      <w:r>
-        <w:fldChar w:fldCharType="end"/>
-      </w:r>
-      <w:r>
-        <w:t xml:space="preserve">.  </w:t>
-      </w:r>
-      <w:r>
-        <w:t xml:space="preserve"> </w:t>
-      </w:r>
-      <w:r>
         <w:rPr>
           <w:b/>
           <w:bCs/>
         </w:rPr>
-        <w:t xml:space="preserve"> </w:t>
-      </w:r>
-    </w:p>
-    <w:p>
-      <w:pPr>
-        <w:spacing w:line="360" w:lineRule="auto"/>
-      </w:pPr>
-    </w:p>
-    <w:p>
-      <w:pPr>
-        <w:spacing w:line="360" w:lineRule="auto"/>
+      </w:pPr>
+      <w:r>
+        <w:t>Through multicriteria analysis, we were able to highlight systems with good performance, while identifying areas for improvement</w:t>
+      </w:r>
+      <w:r>
+        <w:t xml:space="preserve">. </w:t>
+      </w:r>
+      <w:r>
+        <w:t>Additionally, by using the utility values to rank the different cover crop systems within a tillage/residue combination, this complex information can be distilled into a digestible way (</w:t>
+      </w:r>
+      <w:r>
         <w:rPr>
           <w:b/>
           <w:bCs/>
         </w:rPr>
-      </w:pPr>
-      <w:r>
+        <w:t>Figure 6</w:t>
+      </w:r>
+      <w:r>
+        <w:t xml:space="preserve">), which clearly shows the sensitivity of the MixE performance to the agronomic context in which it is deployed. </w:t>
+      </w:r>
+    </w:p>
+    <w:p>
+      <w:pPr>
+        <w:spacing w:line="360" w:lineRule="auto"/>
         <w:rPr>
           <w:b/>
           <w:bCs/>
         </w:rPr>
-        <w:t>5  CONCLUSIONS</w:t>
-      </w:r>
-    </w:p>
+      </w:pPr>
+    </w:p>
+    <w:tbl>
+      <w:tblPr>
+        <w:tblStyle w:val="TableGrid"/>
+        <w:tblW w:w="0" w:type="auto"/>
+        <w:tblBorders>
+          <w:top w:val="none" w:sz="0" w:space="0" w:color="auto"/>
+          <w:left w:val="none" w:sz="0" w:space="0" w:color="auto"/>
+          <w:bottom w:val="none" w:sz="0" w:space="0" w:color="auto"/>
+          <w:right w:val="none" w:sz="0" w:space="0" w:color="auto"/>
+          <w:insideH w:val="none" w:sz="0" w:space="0" w:color="auto"/>
+          <w:insideV w:val="none" w:sz="0" w:space="0" w:color="auto"/>
+        </w:tblBorders>
+        <w:tblLook w:val="04A0" w:firstRow="1" w:lastRow="0" w:firstColumn="1" w:lastColumn="0" w:noHBand="0" w:noVBand="1"/>
+      </w:tblPr>
+      <w:tblGrid>
+        <w:gridCol w:w="9026"/>
+      </w:tblGrid>
+      <w:tr>
+        <w:tc>
+          <w:tcPr>
+            <w:tcW w:w="9026" w:type="dxa"/>
+          </w:tcPr>
+          <w:p>
+            <w:pPr>
+              <w:spacing w:line="360" w:lineRule="auto"/>
+              <w:rPr>
+                <w:lang w:val="da-DK"/>
+              </w:rPr>
+            </w:pPr>
+            <w:r>
+              <w:rPr>
+                <w:noProof/>
+              </w:rPr>
+              <w:drawing>
+                <wp:inline distT="0" distB="0" distL="0" distR="0" wp14:anchorId="6B908B58" wp14:editId="73411798">
+                  <wp:extent cx="5731510" cy="3056890"/>
+                  <wp:effectExtent l="0" t="0" r="2540" b="0"/>
+                  <wp:docPr id="1575523533" name="Picture 4"/>
+                  <wp:cNvGraphicFramePr>
+                    <a:graphicFrameLocks xmlns:a="http://schemas.openxmlformats.org/drawingml/2006/main" noChangeAspect="1"/>
+                  </wp:cNvGraphicFramePr>
+                  <a:graphic xmlns:a="http://schemas.openxmlformats.org/drawingml/2006/main">
+                    <a:graphicData uri="http://schemas.openxmlformats.org/drawingml/2006/picture">
+                      <pic:pic xmlns:pic="http://schemas.openxmlformats.org/drawingml/2006/picture">
+                        <pic:nvPicPr>
+                          <pic:cNvPr id="0" name="Picture 8"/>
+                          <pic:cNvPicPr>
+                            <a:picLocks noChangeAspect="1" noChangeArrowheads="1"/>
+                          </pic:cNvPicPr>
+                        </pic:nvPicPr>
+                        <pic:blipFill>
+                          <a:blip r:embed="rId18" cstate="print">
+                            <a:extLst>
+                              <a:ext uri="{28A0092B-C50C-407E-A947-70E740481C1C}">
+                                <a14:useLocalDpi xmlns:a14="http://schemas.microsoft.com/office/drawing/2010/main" val="0"/>
+                              </a:ext>
+                            </a:extLst>
+                          </a:blip>
+                          <a:srcRect/>
+                          <a:stretch>
+                            <a:fillRect/>
+                          </a:stretch>
+                        </pic:blipFill>
+                        <pic:spPr bwMode="auto">
+                          <a:xfrm>
+                            <a:off x="0" y="0"/>
+                            <a:ext cx="5731510" cy="3056890"/>
+                          </a:xfrm>
+                          <a:prstGeom prst="rect">
+                            <a:avLst/>
+                          </a:prstGeom>
+                          <a:noFill/>
+                          <a:ln>
+                            <a:noFill/>
+                          </a:ln>
+                        </pic:spPr>
+                      </pic:pic>
+                    </a:graphicData>
+                  </a:graphic>
+                </wp:inline>
+              </w:drawing>
+            </w:r>
+          </w:p>
+          <w:p>
+            <w:pPr>
+              <w:spacing w:line="360" w:lineRule="auto"/>
+            </w:pPr>
+          </w:p>
+        </w:tc>
+      </w:tr>
+      <w:tr>
+        <w:tc>
+          <w:tcPr>
+            <w:tcW w:w="9026" w:type="dxa"/>
+          </w:tcPr>
+          <w:p>
+            <w:pPr>
+              <w:spacing w:line="360" w:lineRule="auto"/>
+              <w:rPr>
+                <w:i/>
+                <w:iCs/>
+              </w:rPr>
+            </w:pPr>
+            <w:r>
+              <w:rPr>
+                <w:b/>
+                <w:bCs/>
+                <w:i/>
+                <w:iCs/>
+              </w:rPr>
+              <w:t xml:space="preserve">Figure </w:t>
+            </w:r>
+            <w:r>
+              <w:rPr>
+                <w:b/>
+                <w:bCs/>
+                <w:i/>
+                <w:iCs/>
+              </w:rPr>
+              <w:t>6</w:t>
+            </w:r>
+            <w:r>
+              <w:rPr>
+                <w:b/>
+                <w:bCs/>
+                <w:i/>
+                <w:iCs/>
+              </w:rPr>
+              <w:t xml:space="preserve">. </w:t>
+            </w:r>
+            <w:r>
+              <w:rPr>
+                <w:i/>
+                <w:iCs/>
+              </w:rPr>
+              <w:t>Ranking</w:t>
+            </w:r>
+            <w:r>
+              <w:rPr>
+                <w:i/>
+                <w:iCs/>
+              </w:rPr>
+              <w:t>s</w:t>
+            </w:r>
+            <w:r>
+              <w:rPr>
+                <w:i/>
+                <w:iCs/>
+              </w:rPr>
+              <w:t xml:space="preserve"> of </w:t>
+            </w:r>
+            <w:r>
+              <w:rPr>
+                <w:i/>
+                <w:iCs/>
+              </w:rPr>
+              <w:t xml:space="preserve">the five </w:t>
+            </w:r>
+            <w:r>
+              <w:rPr>
+                <w:i/>
+                <w:iCs/>
+              </w:rPr>
+              <w:t>cover crop system</w:t>
+            </w:r>
+            <w:r>
+              <w:rPr>
+                <w:i/>
+                <w:iCs/>
+              </w:rPr>
+              <w:t>s (1 = highest utility, 5 = lowest)</w:t>
+            </w:r>
+            <w:r>
+              <w:rPr>
+                <w:i/>
+                <w:iCs/>
+              </w:rPr>
+              <w:t xml:space="preserve"> within a tillage and residue management combination; (+) = straw retained, (-) = straw removed</w:t>
+            </w:r>
+          </w:p>
+        </w:tc>
+      </w:tr>
+    </w:tbl>
     <w:p>
       <w:pPr>
         <w:spacing w:line="360" w:lineRule="auto"/>
       </w:pPr>
-      <w:r>
-        <w:rPr>
-          <w:highlight w:val="yellow"/>
-        </w:rPr>
-        <w:t>Will write</w:t>
-      </w:r>
-      <w:r>
-        <w:rPr>
-          <w:highlight w:val="yellow"/>
-        </w:rPr>
-        <w:t>…</w:t>
-      </w:r>
     </w:p>
     <w:p>
       <w:pPr>
         <w:spacing w:line="360" w:lineRule="auto"/>
       </w:pPr>
-    </w:p>
-    <w:p>
-      <w:pPr>
-        <w:spacing w:line="360" w:lineRule="auto"/>
+      <w:r>
+        <w:t>In this study we gave equal weight to each category – in reality these weights would differ according to farmer values and priorities, as well as policy and financial contexts. Utilizing different weightings to represent these different contexts could help identify systems best suited to certain farm ideotypes, or identify policy levers to promote certain outcomes. Datasets such as the one produced in the present study could also be combined to utilize machine learning techniques to design systems that optimize outcomes</w:t>
+      </w:r>
+      <w:r>
+        <w:t xml:space="preserve"> </w:t>
+      </w:r>
+      <w:r>
+        <w:fldChar w:fldCharType="begin"/>
+      </w:r>
+      <w:r>
+        <w:instrText xml:space="preserve"> ADDIN ZOTERO_ITEM CSL_CITATION {"citationID":"Es9420UU","properties":{"formattedCitation":"(Xiao et al., 2022)","plainCitation":"(Xiao et al., 2022)","noteIndex":0},"citationItems":[{"id":2433,"uris":["http://zotero.org/users/3599437/items/QD7PSKER"],"itemData":{"id":2433,"type":"article-journal","abstract":"Process-based agricultural system models are a major tool for assessing climate-agriculture-management interactions. However, their application across large scales is limited by computational cost, model uncertainty, and data availability, hindering policy-making for sustainable agricultural production at the scale meaningful for land management by farmers. Using the Agricultural Production System sIMulator (APSIM) as an example model, the APSIM model was run for 101 years from 1980 to 2080 in a typical cropping region (i.e., the Huang-Huai-Hai plain) of China. Then, machine learning (ML)-based models were trained to emulate the performance of the APSIM model and used to map crop production and soil carbon (which is a key indicator of soil health and quality) dynamics under a great number of nitrogen and water management scenarios. We found that ML-based emulators can accurately and quickly reproduce APSIM predictions of crop yield and soil carbon dynamics across the region under different spatial resolutions, and capture main processes driving APSIM predictions with much less input data. In addition, the emulators can be easily and quickly applied to identify optimal nitrogen management to achieve yield potential and sequester soil carbon across the region. The approach can be used for modelling other complex systems and amplifying the usage of agricultural system models for guiding agricultural management strategies and policy-making to address global environmental challenges from agriculture intensification.","container-title":"Environmental Research Letters","DOI":"10.1088/1748-9326/ac9c71","ISSN":"1748-9326","issue":"11","journalAbbreviation":"Environ. Res. Lett.","language":"en","note":"publisher: IOP Publishing","page":"114027","source":"Institute of Physics","title":"Coupling agricultural system models with machine learning to facilitate regional predictions of management practices and crop production","volume":"17","author":[{"family":"Xiao","given":"Liujun"},{"family":"Wang","given":"Guocheng"},{"family":"Zhou","given":"Hangxin"},{"family":"Jin","given":"Xiao"},{"family":"Luo","given":"Zhongkui"}],"issued":{"date-parts":[["2022",11]]}}}],"schema":"https://github.com/citation-style-language/schema/raw/master/csl-citation.json"} </w:instrText>
+      </w:r>
+      <w:r>
+        <w:fldChar w:fldCharType="separate"/>
+      </w:r>
+      <w:r>
+        <w:t>(Xiao et al., 2022)</w:t>
+      </w:r>
+      <w:r>
+        <w:fldChar w:fldCharType="end"/>
+      </w:r>
+      <w:r>
+        <w:t xml:space="preserve">.   </w:t>
+      </w:r>
+      <w:r>
         <w:rPr>
           <w:b/>
           <w:bCs/>
         </w:rPr>
-      </w:pPr>
-      <w:r>
+        <w:t xml:space="preserve"> </w:t>
+      </w:r>
+    </w:p>
+    <w:p>
+      <w:pPr>
+        <w:spacing w:line="360" w:lineRule="auto"/>
+      </w:pPr>
+    </w:p>
+    <w:p>
+      <w:pPr>
+        <w:spacing w:line="360" w:lineRule="auto"/>
         <w:rPr>
           <w:b/>
           <w:bCs/>
         </w:rPr>
-        <w:t>ACKNOWLEDGEMENTS</w:t>
-      </w:r>
-    </w:p>
-    <w:p>
-      <w:pPr>
-        <w:spacing w:line="360" w:lineRule="auto"/>
-      </w:pPr>
-    </w:p>
-    <w:p>
-      <w:pPr>
-        <w:spacing w:line="360" w:lineRule="auto"/>
-      </w:pPr>
-      <w:r>
-        <w:t>The authors acknowledge the contributions of Eugene Driessen</w:t>
-      </w:r>
-      <w:r>
-        <w:t xml:space="preserve"> and</w:t>
-      </w:r>
-      <w:r>
-        <w:t xml:space="preserve"> Karen </w:t>
-      </w:r>
-      <w:r>
-        <w:t>Heinager</w:t>
-      </w:r>
-      <w:r>
-        <w:t xml:space="preserve"> who collected all data presented and whose field and laboratory expertise contributed significantly to this work. </w:t>
-      </w:r>
-    </w:p>
-    <w:p>
-      <w:pPr>
-        <w:spacing w:line="360" w:lineRule="auto"/>
-      </w:pPr>
-    </w:p>
-    <w:p>
-      <w:pPr>
-        <w:spacing w:line="360" w:lineRule="auto"/>
+      </w:pPr>
+      <w:r>
         <w:rPr>
           <w:b/>
           <w:bCs/>
         </w:rPr>
-      </w:pPr>
-      <w:r>
+        <w:t>5  CONCLUSIONS</w:t>
+      </w:r>
+    </w:p>
+    <w:p>
+      <w:pPr>
+        <w:spacing w:line="360" w:lineRule="auto"/>
+      </w:pPr>
+    </w:p>
+    <w:p>
+      <w:pPr>
+        <w:spacing w:line="360" w:lineRule="auto"/>
         <w:rPr>
           <w:b/>
           <w:bCs/>
         </w:rPr>
-        <w:t>CONFLICT OF INTEREST</w:t>
-      </w:r>
-    </w:p>
-    <w:p>
-      <w:pPr>
-        <w:spacing w:line="360" w:lineRule="auto"/>
-      </w:pPr>
-    </w:p>
-    <w:p>
-      <w:pPr>
-        <w:spacing w:line="360" w:lineRule="auto"/>
-      </w:pPr>
-      <w:r>
-        <w:t xml:space="preserve">Please state any conflicts of interest. </w:t>
-      </w:r>
-    </w:p>
-    <w:p>
-      <w:pPr>
-        <w:spacing w:line="360" w:lineRule="auto"/>
-      </w:pPr>
-    </w:p>
-    <w:p>
-      <w:pPr>
-        <w:spacing w:line="360" w:lineRule="auto"/>
-      </w:pPr>
-    </w:p>
-    <w:p>
-      <w:pPr>
-        <w:spacing w:line="360" w:lineRule="auto"/>
+      </w:pPr>
+      <w:r>
         <w:rPr>
           <w:b/>
           <w:bCs/>
         </w:rPr>
-      </w:pPr>
-      <w:r>
+        <w:lastRenderedPageBreak/>
+        <w:t>ACKNOWLEDGEMENTS</w:t>
+      </w:r>
+    </w:p>
+    <w:p>
+      <w:pPr>
+        <w:spacing w:line="360" w:lineRule="auto"/>
+      </w:pPr>
+    </w:p>
+    <w:p>
+      <w:pPr>
+        <w:spacing w:line="360" w:lineRule="auto"/>
+      </w:pPr>
+      <w:r>
+        <w:t>The authors acknowledge the contributions of Eugene Driessen</w:t>
+      </w:r>
+      <w:r>
+        <w:t xml:space="preserve"> and</w:t>
+      </w:r>
+      <w:r>
+        <w:t xml:space="preserve"> Karen </w:t>
+      </w:r>
+      <w:r>
+        <w:t>Heinager</w:t>
+      </w:r>
+      <w:r>
+        <w:t xml:space="preserve"> who collected all data presented and whose field and laboratory expertise contributed significantly to this work. </w:t>
+      </w:r>
+    </w:p>
+    <w:p>
+      <w:pPr>
+        <w:spacing w:line="360" w:lineRule="auto"/>
+      </w:pPr>
+    </w:p>
+    <w:p>
+      <w:pPr>
+        <w:spacing w:line="360" w:lineRule="auto"/>
         <w:rPr>
           <w:b/>
           <w:bCs/>
         </w:rPr>
-        <w:t>Supporting Information</w:t>
-      </w:r>
-    </w:p>
-    <w:p>
-      <w:pPr>
-        <w:spacing w:line="360" w:lineRule="auto"/>
+      </w:pPr>
+      <w:r>
         <w:rPr>
           <w:b/>
           <w:bCs/>
         </w:rPr>
-      </w:pPr>
-      <w:r>
+        <w:t>CONFLICT OF INTEREST</w:t>
+      </w:r>
+    </w:p>
+    <w:p>
+      <w:pPr>
+        <w:spacing w:line="360" w:lineRule="auto"/>
+      </w:pPr>
+    </w:p>
+    <w:p>
+      <w:pPr>
+        <w:spacing w:line="360" w:lineRule="auto"/>
+      </w:pPr>
+      <w:r>
+        <w:t xml:space="preserve">Please state any conflicts of interest. </w:t>
+      </w:r>
+    </w:p>
+    <w:p>
+      <w:pPr>
+        <w:spacing w:line="360" w:lineRule="auto"/>
+      </w:pPr>
+    </w:p>
+    <w:p>
+      <w:pPr>
+        <w:spacing w:line="360" w:lineRule="auto"/>
+      </w:pPr>
+    </w:p>
+    <w:p>
+      <w:pPr>
+        <w:spacing w:line="360" w:lineRule="auto"/>
         <w:rPr>
           <w:b/>
           <w:bCs/>
         </w:rPr>
-        <w:t>REFERENCES</w:t>
-      </w:r>
-    </w:p>
-    <w:p>
-      <w:pPr>
-        <w:pStyle w:val="Bibliography"/>
       </w:pPr>
       <w:r>
         <w:rPr>
           <w:b/>
           <w:bCs/>
         </w:rPr>
-        <w:fldChar w:fldCharType="begin"/>
-      </w:r>
-      <w:r>
+        <w:t>Supporting Information</w:t>
+      </w:r>
+    </w:p>
+    <w:p>
+      <w:pPr>
+        <w:spacing w:line="360" w:lineRule="auto"/>
         <w:rPr>
           <w:b/>
           <w:bCs/>
         </w:rPr>
-        <w:instrText xml:space="preserve"> ADDIN ZOTERO_BIBL {"uncited":[],"omitted":[],"custom":[]} CSL_BIBLIOGRAPHY </w:instrText>
-      </w:r>
+      </w:pPr>
       <w:r>
         <w:rPr>
           <w:b/>
           <w:bCs/>
         </w:rPr>
-        <w:fldChar w:fldCharType="separate"/>
-      </w:r>
-      <w:r>
-        <w:t xml:space="preserve">Adeux, G., Cordeau, S., Antichi, D., Carlesi, S., Mazzoncini, M., Munier-Jolain, N., &amp; Bàrberi, P. (2021). Cover crops promote crop productivity but do not enhance weed management in tillage-based cropping systems. </w:t>
-      </w:r>
-      <w:r>
-        <w:rPr>
-          <w:i/>
-          <w:iCs/>
-        </w:rPr>
-        <w:t>European Journal of Agronomy</w:t>
-      </w:r>
-      <w:r>
-        <w:t xml:space="preserve">, </w:t>
-      </w:r>
-      <w:r>
-        <w:rPr>
-          <w:i/>
-          <w:iCs/>
-        </w:rPr>
-        <w:t>123</w:t>
-      </w:r>
-      <w:r>
-        <w:t>, 126221. https://doi.org/10.1016/j.eja.2020.126221</w:t>
+        <w:t>REFERENCES</w:t>
       </w:r>
     </w:p>
     <w:p>
@@ -17026,2205 +17104,2253 @@
         <w:pStyle w:val="Bibliography"/>
       </w:pPr>
       <w:r>
-        <w:lastRenderedPageBreak/>
-        <w:t xml:space="preserve">Adeux, G., Rodriguez, A., Penato, C., Antichi, D., Carlesi, S., Sbrana, M., Bàrberi, P., &amp; Cordeau, S. (2023). Long-term cover cropping in tillage-based systems filters weed community phenology: A seedbank analysis. </w:t>
-      </w:r>
-      <w:r>
-        <w:rPr>
-          <w:i/>
-          <w:iCs/>
-        </w:rPr>
-        <w:t>Field Crops Research</w:t>
-      </w:r>
-      <w:r>
-        <w:t xml:space="preserve">, </w:t>
-      </w:r>
-      <w:r>
-        <w:rPr>
-          <w:i/>
-          <w:iCs/>
-        </w:rPr>
-        <w:t>291</w:t>
-      </w:r>
-      <w:r>
-        <w:t>, 108769. https://doi.org/10.1016/j.fcr.2022.108769</w:t>
-      </w:r>
-    </w:p>
-    <w:p>
-      <w:pPr>
-        <w:pStyle w:val="Bibliography"/>
-      </w:pPr>
-      <w:r>
-        <w:t xml:space="preserve">Andreasen, C., &amp; Streibig, J. C. (2011). Evaluation of changes in weed flora in arable fields of Nordic countries – based on Danish long-term surveys. </w:t>
-      </w:r>
-      <w:r>
-        <w:rPr>
-          <w:i/>
-          <w:iCs/>
-        </w:rPr>
-        <w:t>Weed Research</w:t>
-      </w:r>
-      <w:r>
-        <w:t xml:space="preserve">, </w:t>
-      </w:r>
-      <w:r>
-        <w:rPr>
-          <w:i/>
-          <w:iCs/>
-        </w:rPr>
-        <w:t>51</w:t>
-      </w:r>
-      <w:r>
-        <w:t>(3), 214–226. https://doi.org/10.1111/j.1365-3180.2010.00836.x</w:t>
-      </w:r>
-    </w:p>
-    <w:p>
-      <w:pPr>
-        <w:pStyle w:val="Bibliography"/>
-      </w:pPr>
-      <w:r>
-        <w:t xml:space="preserve">Balfour, N. J., &amp; Ratnieks, F. L. W. (2022). The disproportionate value of ‘weeds’ to pollinators and biodiversity. </w:t>
-      </w:r>
-      <w:r>
-        <w:rPr>
-          <w:i/>
-          <w:iCs/>
-        </w:rPr>
-        <w:t>Journal of Applied Ecology</w:t>
-      </w:r>
-      <w:r>
-        <w:t xml:space="preserve">, </w:t>
-      </w:r>
-      <w:r>
-        <w:rPr>
-          <w:i/>
-          <w:iCs/>
-        </w:rPr>
-        <w:t>59</w:t>
-      </w:r>
-      <w:r>
-        <w:t>(5), 1209–1218. https://doi.org/10.1111/1365-2664.14132</w:t>
-      </w:r>
-    </w:p>
-    <w:p>
-      <w:pPr>
-        <w:pStyle w:val="Bibliography"/>
-      </w:pPr>
-      <w:r>
-        <w:t xml:space="preserve">Bates, D., Mächler, M., Bolker, B., &amp; Walker, S. (2015). Fitting Linear Mixed-Effects Models Using lme4. </w:t>
-      </w:r>
-      <w:r>
-        <w:rPr>
-          <w:i/>
-          <w:iCs/>
-        </w:rPr>
-        <w:t>Journal of Statistical Software</w:t>
-      </w:r>
-      <w:r>
-        <w:t xml:space="preserve">, </w:t>
-      </w:r>
-      <w:r>
-        <w:rPr>
-          <w:i/>
-          <w:iCs/>
-        </w:rPr>
-        <w:t>67</w:t>
-      </w:r>
-      <w:r>
-        <w:t>(1), 1–48. https://doi.org/10.18637/jss.v067.i01</w:t>
-      </w:r>
-    </w:p>
-    <w:p>
-      <w:pPr>
-        <w:pStyle w:val="Bibliography"/>
-      </w:pPr>
-      <w:r>
-        <w:t xml:space="preserve">Bensch, J., de Mol, F., Gerowitt, B., &amp; Zhang, H. (2025). Integrating Biodiversity Benefits of Weeds into the Economic Threshold Concept. </w:t>
-      </w:r>
-      <w:r>
-        <w:rPr>
-          <w:i/>
-          <w:iCs/>
-        </w:rPr>
-        <w:t>Journal of Crop Health</w:t>
-      </w:r>
-      <w:r>
-        <w:t xml:space="preserve">, </w:t>
-      </w:r>
-      <w:r>
-        <w:rPr>
-          <w:i/>
-          <w:iCs/>
-        </w:rPr>
-        <w:t>77</w:t>
-      </w:r>
-      <w:r>
-        <w:t>(3), 96. https://doi.org/10.1007/s10343-025-01165-1</w:t>
-      </w:r>
-    </w:p>
-    <w:p>
-      <w:pPr>
-        <w:pStyle w:val="Bibliography"/>
-      </w:pPr>
-      <w:r>
-        <w:t xml:space="preserve">Blaix, C., Moonen, A. C., Dostatny, D. F., Izquierdo, J., Le Corff, J., Morrison, J., Von Redwitz, C., Schumacher, M., &amp; Westerman, P. R. (2018). Quantification of regulating ecosystem services provided by weeds in annual cropping systems using a systematic map approach. </w:t>
-      </w:r>
-      <w:r>
-        <w:rPr>
-          <w:i/>
-          <w:iCs/>
-        </w:rPr>
-        <w:t>Weed Research</w:t>
-      </w:r>
-      <w:r>
-        <w:t xml:space="preserve">, </w:t>
-      </w:r>
-      <w:r>
-        <w:rPr>
-          <w:i/>
-          <w:iCs/>
-        </w:rPr>
-        <w:t>58</w:t>
-      </w:r>
-      <w:r>
-        <w:t>(3), 151–164. https://doi.org/10.1111/wre.12303</w:t>
-      </w:r>
-    </w:p>
-    <w:p>
-      <w:pPr>
-        <w:pStyle w:val="Bibliography"/>
-      </w:pPr>
-      <w:r>
-        <w:t xml:space="preserve">Bozdogan, H. (1987). Model Selection and Akaike’s Information Criterion (AIC): The General Theory and its Analytical Extensions. </w:t>
-      </w:r>
-      <w:r>
-        <w:rPr>
-          <w:i/>
-          <w:iCs/>
-        </w:rPr>
-        <w:t>Psychometrika</w:t>
-      </w:r>
-      <w:r>
-        <w:t xml:space="preserve">, </w:t>
-      </w:r>
-      <w:r>
-        <w:rPr>
-          <w:i/>
-          <w:iCs/>
-        </w:rPr>
-        <w:t>52</w:t>
-      </w:r>
-      <w:r>
-        <w:t>(3), 345–370. https://doi.org/10.1007/BF02294361</w:t>
-      </w:r>
-    </w:p>
-    <w:p>
-      <w:pPr>
-        <w:pStyle w:val="Bibliography"/>
-      </w:pPr>
-      <w:r>
-        <w:lastRenderedPageBreak/>
-        <w:t xml:space="preserve">Brooks, M. E., Kristensen, K., Benthem, K. J. van, Magnusson, A., Berg, C. W., Nielsen, A., Skaug, H. J., Maechler, M., &amp; Bolker, B. M. (2017). glmmTMB Balances Speed and Flexibility Among Packages for Zero-inflated Generalized Linear Mixed Modeling. </w:t>
-      </w:r>
-      <w:r>
-        <w:rPr>
-          <w:i/>
-          <w:iCs/>
-        </w:rPr>
-        <w:t>The R Journal</w:t>
-      </w:r>
-      <w:r>
-        <w:t xml:space="preserve">, </w:t>
-      </w:r>
-      <w:r>
-        <w:rPr>
-          <w:i/>
-          <w:iCs/>
-        </w:rPr>
-        <w:t>9</w:t>
-      </w:r>
-      <w:r>
-        <w:t>(2), 378–400. https://doi.org/10.32614/RJ-2017-066</w:t>
-      </w:r>
-    </w:p>
-    <w:p>
-      <w:pPr>
-        <w:pStyle w:val="Bibliography"/>
-      </w:pPr>
-      <w:r>
-        <w:t xml:space="preserve">Brust, J., Claupein, W., &amp; Gerhards, R. (2014). Growth and weed suppression ability of common and new cover crops in Germany. </w:t>
-      </w:r>
-      <w:r>
-        <w:rPr>
-          <w:i/>
-          <w:iCs/>
-        </w:rPr>
-        <w:t>Crop Protection</w:t>
-      </w:r>
-      <w:r>
-        <w:t xml:space="preserve">, </w:t>
-      </w:r>
-      <w:r>
-        <w:rPr>
-          <w:i/>
-          <w:iCs/>
-        </w:rPr>
-        <w:t>63</w:t>
-      </w:r>
-      <w:r>
-        <w:t>, 1–8. https://doi.org/10.1016/j.cropro.2014.04.022</w:t>
-      </w:r>
-    </w:p>
-    <w:p>
-      <w:pPr>
-        <w:pStyle w:val="Bibliography"/>
-      </w:pPr>
-      <w:r>
-        <w:t xml:space="preserve">Büchmann, N. B., Josefsson, H., &amp; Cowe, I. A. (2001). Performance of European Artificial Neural Network (ANN) Calibrations for Moisture and Protein in Cereals Using the Danish Near-Infrared Transmission (NIT) Network. </w:t>
-      </w:r>
-      <w:r>
-        <w:rPr>
-          <w:i/>
-          <w:iCs/>
-        </w:rPr>
-        <w:t>Cereal Chemistry</w:t>
-      </w:r>
-      <w:r>
-        <w:t xml:space="preserve">, </w:t>
-      </w:r>
-      <w:r>
-        <w:rPr>
-          <w:i/>
-          <w:iCs/>
-        </w:rPr>
-        <w:t>78</w:t>
-      </w:r>
-      <w:r>
-        <w:t>(5), 572–577. https://doi.org/10.1094/CCHEM.2001.78.5.572</w:t>
-      </w:r>
-    </w:p>
-    <w:p>
-      <w:pPr>
-        <w:pStyle w:val="Bibliography"/>
-      </w:pPr>
-      <w:r>
-        <w:t xml:space="preserve">Burns, F., Eaton, M. A., Barlow, K. E., Beckmann, B. C., Brereton, T., Brooks, D. R., Brown, P. M. J., Fulaij, N. A., Gent, T., Henderson, I., Noble, D. G., Parsons, M., Powney, G. D., Roy, H. E., Stroh, P., Walker, K., Wilkinson, J. W., Wotton, S. R., &amp; Gregory, R. D. (2016). Agricultural Management and Climatic Change Are the Major Drivers of Biodiversity Change in the UK. </w:t>
-      </w:r>
-      <w:r>
-        <w:rPr>
-          <w:i/>
-          <w:iCs/>
-        </w:rPr>
-        <w:t>PLOS ONE</w:t>
-      </w:r>
-      <w:r>
-        <w:t xml:space="preserve">, </w:t>
-      </w:r>
-      <w:r>
-        <w:rPr>
-          <w:i/>
-          <w:iCs/>
-        </w:rPr>
-        <w:t>11</w:t>
-      </w:r>
-      <w:r>
-        <w:t>(3), e0151595. https://doi.org/10.1371/journal.pone.0151595</w:t>
-      </w:r>
-    </w:p>
-    <w:p>
-      <w:pPr>
-        <w:pStyle w:val="Bibliography"/>
-      </w:pPr>
-      <w:r>
-        <w:t xml:space="preserve">Ceballos, G., Ehrlich, P. R., &amp; Dirzo, R. (2017). Biological annihilation via the ongoing sixth mass extinction signaled by vertebrate population losses and declines. </w:t>
-      </w:r>
-      <w:r>
-        <w:rPr>
-          <w:i/>
-          <w:iCs/>
-        </w:rPr>
-        <w:t>Proceedings of the National Academy of Sciences</w:t>
-      </w:r>
-      <w:r>
-        <w:t xml:space="preserve">, </w:t>
-      </w:r>
-      <w:r>
-        <w:rPr>
-          <w:i/>
-          <w:iCs/>
-        </w:rPr>
-        <w:t>114</w:t>
-      </w:r>
-      <w:r>
-        <w:t>(30), E6089–E6096. https://doi.org/10.1073/pnas.1704949114</w:t>
-      </w:r>
-    </w:p>
-    <w:p>
-      <w:pPr>
-        <w:pStyle w:val="Bibliography"/>
-        <w:rPr>
-          <w:lang w:val="da-DK"/>
-        </w:rPr>
-      </w:pPr>
-      <w:r>
-        <w:t xml:space="preserve">Cusser, S., Bahlai, C., Swinton, S. M., Robertson, G. P., &amp; Haddad, N. M. (2020). Long-term research avoids spurious and misleading trends in sustainability attributes of no-till. </w:t>
-      </w:r>
-      <w:r>
-        <w:rPr>
-          <w:i/>
-          <w:iCs/>
-          <w:lang w:val="da-DK"/>
-        </w:rPr>
-        <w:t>Global Change Biology</w:t>
-      </w:r>
-      <w:r>
-        <w:rPr>
-          <w:lang w:val="da-DK"/>
-        </w:rPr>
-        <w:t xml:space="preserve">, </w:t>
-      </w:r>
-      <w:r>
-        <w:rPr>
-          <w:i/>
-          <w:iCs/>
-          <w:lang w:val="da-DK"/>
-        </w:rPr>
-        <w:t>26</w:t>
-      </w:r>
-      <w:r>
-        <w:rPr>
-          <w:lang w:val="da-DK"/>
-        </w:rPr>
-        <w:t>(6), 3715–3725. https://doi.org/10.1111/gcb.15080</w:t>
-      </w:r>
-    </w:p>
-    <w:p>
-      <w:pPr>
-        <w:pStyle w:val="Bibliography"/>
-      </w:pPr>
-      <w:r>
-        <w:rPr>
-          <w:lang w:val="da-DK"/>
-        </w:rPr>
-        <w:lastRenderedPageBreak/>
-        <w:t xml:space="preserve">Dalgaard, T., Hansen, B., Hasler, B., Hertel, O., Hutchings, N. J., Jacobsen, B. H., Jensen, L. S., Kronvang, B., Olesen, J. E., Schjørring, J. K., Kristensen, I. S., Graversgaard, M., Termansen, M., &amp; Vejre, H. (2014). </w:t>
-      </w:r>
-      <w:r>
-        <w:t xml:space="preserve">Policies for agricultural nitrogen management—Trends, challenges and prospects for improved efficiency in Denmark. </w:t>
-      </w:r>
-      <w:r>
-        <w:rPr>
-          <w:i/>
-          <w:iCs/>
-        </w:rPr>
-        <w:t>Environmental Research Letters</w:t>
-      </w:r>
-      <w:r>
-        <w:t xml:space="preserve">, </w:t>
-      </w:r>
-      <w:r>
-        <w:rPr>
-          <w:i/>
-          <w:iCs/>
-        </w:rPr>
-        <w:t>9</w:t>
-      </w:r>
-      <w:r>
-        <w:t>(11), 115002. https://doi.org/10.1088/1748-9326/9/11/115002</w:t>
-      </w:r>
-    </w:p>
-    <w:p>
-      <w:pPr>
-        <w:pStyle w:val="Bibliography"/>
-      </w:pPr>
-      <w:r>
-        <w:t xml:space="preserve">Dirzo, R., Young, H. S., Galetti, M., Ceballos, G., Isaac, N. J. B., &amp; Collen, B. (2014). Defaunation in the Anthropocene. </w:t>
-      </w:r>
-      <w:r>
-        <w:rPr>
-          <w:i/>
-          <w:iCs/>
-        </w:rPr>
-        <w:t>Science</w:t>
-      </w:r>
-      <w:r>
-        <w:t xml:space="preserve">, </w:t>
-      </w:r>
-      <w:r>
-        <w:rPr>
-          <w:i/>
-          <w:iCs/>
-        </w:rPr>
-        <w:t>345</w:t>
-      </w:r>
-      <w:r>
-        <w:t>(6195), 401–406. https://doi.org/10.1126/science.1251817</w:t>
-      </w:r>
-    </w:p>
-    <w:p>
-      <w:pPr>
-        <w:pStyle w:val="Bibliography"/>
-      </w:pPr>
-      <w:r>
-        <w:t xml:space="preserve">DMI. (2025). </w:t>
-      </w:r>
-      <w:r>
-        <w:rPr>
-          <w:i/>
-          <w:iCs/>
-        </w:rPr>
-        <w:t>Denmark Meteorological Institute Open Data</w:t>
-      </w:r>
-      <w:r>
-        <w:t>. https://www.dmi.dk/friedata/dokumentation/data</w:t>
-      </w:r>
-    </w:p>
-    <w:p>
-      <w:pPr>
-        <w:pStyle w:val="Bibliography"/>
-      </w:pPr>
-      <w:r>
-        <w:rPr>
-          <w:lang w:val="da-DK"/>
-        </w:rPr>
-        <w:t xml:space="preserve">Elhakeem, A., Porre, R. J., Hoffland, E., Van Dam, J. C., Drost, S. M., &amp; De Deyn, G. B. (2023). </w:t>
-      </w:r>
-      <w:r>
-        <w:t xml:space="preserve">Radish-based cover crop mixtures mitigate leaching and increase availability of nitrogen to the cash crop. </w:t>
-      </w:r>
-      <w:r>
-        <w:rPr>
-          <w:i/>
-          <w:iCs/>
-        </w:rPr>
-        <w:t>Field Crops Research</w:t>
-      </w:r>
-      <w:r>
-        <w:t xml:space="preserve">, </w:t>
-      </w:r>
-      <w:r>
-        <w:rPr>
-          <w:i/>
-          <w:iCs/>
-        </w:rPr>
-        <w:t>292</w:t>
-      </w:r>
-      <w:r>
-        <w:t>, 108803. https://doi.org/10.1016/j.fcr.2022.108803</w:t>
-      </w:r>
-    </w:p>
-    <w:p>
-      <w:pPr>
-        <w:pStyle w:val="Bibliography"/>
-      </w:pPr>
-      <w:r>
-        <w:t xml:space="preserve">Esposito, M., Westbrook, A. S., Maggio, A., Cirillo, V., &amp; DiTommaso, A. (2023). Neutral weed communities: The intersection between crop productivity, biodiversity, and weed ecosystem services. </w:t>
-      </w:r>
-      <w:r>
-        <w:rPr>
-          <w:i/>
-          <w:iCs/>
-        </w:rPr>
-        <w:t>Weed Science</w:t>
-      </w:r>
-      <w:r>
-        <w:t xml:space="preserve">, </w:t>
-      </w:r>
-      <w:r>
-        <w:rPr>
-          <w:i/>
-          <w:iCs/>
-        </w:rPr>
-        <w:t>71</w:t>
-      </w:r>
-      <w:r>
-        <w:t>(4), 301–311. https://doi.org/10.1017/wsc.2023.27</w:t>
-      </w:r>
-    </w:p>
-    <w:p>
-      <w:pPr>
-        <w:pStyle w:val="Bibliography"/>
-      </w:pPr>
-      <w:r>
-        <w:t xml:space="preserve">Fanfarillo, E., &amp; Kasperski, A. (2021). An index of ecological value for European arable plant communities. </w:t>
-      </w:r>
-      <w:r>
-        <w:rPr>
-          <w:i/>
-          <w:iCs/>
-        </w:rPr>
-        <w:t>Biodiversity and Conservation</w:t>
-      </w:r>
-      <w:r>
-        <w:t xml:space="preserve">, </w:t>
-      </w:r>
-      <w:r>
-        <w:rPr>
-          <w:i/>
-          <w:iCs/>
-        </w:rPr>
-        <w:t>30</w:t>
-      </w:r>
-      <w:r>
-        <w:t>(7), 2145–2164. https://doi.org/10.1007/s10531-021-02191-x</w:t>
-      </w:r>
-    </w:p>
-    <w:p>
-      <w:pPr>
-        <w:pStyle w:val="Bibliography"/>
-      </w:pPr>
-      <w:r>
-        <w:t xml:space="preserve">FAO. (2023). </w:t>
-      </w:r>
-      <w:r>
-        <w:rPr>
-          <w:i/>
-          <w:iCs/>
-        </w:rPr>
-        <w:t>Crop and Livestock Products</w:t>
-      </w:r>
-      <w:r>
-        <w:t xml:space="preserve"> [Dataset]. Food and Agriculture Organization of the United Nations. https://www.fao.org/faostat/en/#data/QCL</w:t>
-      </w:r>
-    </w:p>
-    <w:p>
-      <w:pPr>
-        <w:pStyle w:val="Bibliography"/>
-      </w:pPr>
-      <w:r>
-        <w:lastRenderedPageBreak/>
-        <w:t xml:space="preserve">Florence, A. M., &amp; McGuire, A. M. (2020). Do diverse cover crop mixtures perform better than monocultures? A systematic review. </w:t>
-      </w:r>
-      <w:r>
-        <w:rPr>
-          <w:i/>
-          <w:iCs/>
-        </w:rPr>
-        <w:t>Agronomy Journal</w:t>
-      </w:r>
-      <w:r>
-        <w:t xml:space="preserve">, </w:t>
-      </w:r>
-      <w:r>
-        <w:rPr>
-          <w:i/>
-          <w:iCs/>
-        </w:rPr>
-        <w:t>112</w:t>
-      </w:r>
-      <w:r>
-        <w:t>(5), 3513–3534. https://doi.org/10.1002/agj2.20340</w:t>
-      </w:r>
-    </w:p>
-    <w:p>
-      <w:pPr>
-        <w:pStyle w:val="Bibliography"/>
-      </w:pPr>
-      <w:r>
-        <w:t xml:space="preserve">Gaba, S., Cheviron, N., Perrot, T., Piutti, S., Gautier, J.-L., &amp; Bretagnolle, V. (2020). Weeds Enhance Multifunctionality in Arable Lands in South-West of France. </w:t>
-      </w:r>
-      <w:r>
-        <w:rPr>
-          <w:i/>
-          <w:iCs/>
-        </w:rPr>
-        <w:t>Frontiers in Sustainable Food Systems</w:t>
-      </w:r>
-      <w:r>
-        <w:t xml:space="preserve">, </w:t>
-      </w:r>
-      <w:r>
-        <w:rPr>
-          <w:i/>
-          <w:iCs/>
-        </w:rPr>
-        <w:t>4</w:t>
-      </w:r>
-      <w:r>
-        <w:t>. https://doi.org/10.3389/fsufs.2020.00071</w:t>
-      </w:r>
-    </w:p>
-    <w:p>
-      <w:pPr>
-        <w:pStyle w:val="Bibliography"/>
-      </w:pPr>
-      <w:r>
-        <w:t xml:space="preserve">Gentili, M., Nichols, V., Jørgensen, J. R., Jørgensen, R. N., &amp; Gislum, R. (in review). Functional Roles of Weeds in Arable Ecosystems: A Review of Methods to Assess Eco-system Services and Disservices. </w:t>
-      </w:r>
-      <w:r>
-        <w:rPr>
-          <w:i/>
-          <w:iCs/>
-        </w:rPr>
-        <w:t>Weed Research</w:t>
-      </w:r>
-      <w:r>
-        <w:t>.</w:t>
-      </w:r>
-    </w:p>
-    <w:p>
-      <w:pPr>
-        <w:pStyle w:val="Bibliography"/>
-      </w:pPr>
-      <w:r>
-        <w:t xml:space="preserve">Gómez-Muñoz, B., Jensen, L. S., Munkholm, L., Olesen, J. E., Møller Hansen, E., &amp; Bruun, S. (2021). Long-term effect of tillage and straw retention in conservation agriculture systems on soil carbon storage. </w:t>
-      </w:r>
-      <w:r>
-        <w:rPr>
-          <w:i/>
-          <w:iCs/>
-        </w:rPr>
-        <w:t>Soil Science Society of America Journal</w:t>
-      </w:r>
-      <w:r>
-        <w:t xml:space="preserve">, </w:t>
-      </w:r>
-      <w:r>
-        <w:rPr>
-          <w:i/>
-          <w:iCs/>
-        </w:rPr>
-        <w:t>85</w:t>
-      </w:r>
-      <w:r>
-        <w:t>(5), 1465–1478. https://doi.org/10.1002/saj2.20312</w:t>
-      </w:r>
-    </w:p>
-    <w:p>
-      <w:pPr>
-        <w:pStyle w:val="Bibliography"/>
-      </w:pPr>
-      <w:r>
-        <w:rPr>
-          <w:lang w:val="da-DK"/>
-        </w:rPr>
-        <w:t xml:space="preserve">Hansen, E. M., Munkholm, L. J., Olesen, J. E., &amp; Melander, B. (2015). </w:t>
-      </w:r>
-      <w:r>
-        <w:t xml:space="preserve">Nitrate Leaching, Yields and Carbon Sequestration after Noninversion Tillage, Catch Crops, and Straw Retention. </w:t>
-      </w:r>
-      <w:r>
-        <w:rPr>
-          <w:i/>
-          <w:iCs/>
-        </w:rPr>
-        <w:t>Journal of Environmental Quality</w:t>
-      </w:r>
-      <w:r>
-        <w:t xml:space="preserve">, </w:t>
-      </w:r>
-      <w:r>
-        <w:rPr>
-          <w:i/>
-          <w:iCs/>
-        </w:rPr>
-        <w:t>44</w:t>
-      </w:r>
-      <w:r>
-        <w:t>(3), 868–881. https://doi.org/10.2134/jeq2014.11.0482</w:t>
-      </w:r>
-    </w:p>
-    <w:p>
-      <w:pPr>
-        <w:pStyle w:val="Bibliography"/>
-      </w:pPr>
-      <w:r>
-        <w:t xml:space="preserve">Henle, K., Alard, D., Clitherow, J., Cobb, P., Firbank, L., Kull, T., McCracken, D., Moritz, R. F. A., Niemelä, J., Rebane, M., Wascher, D., Watt, A., &amp; Young, J. (2008). Identifying and managing the conflicts between agriculture and biodiversity conservation in Europe–A review. </w:t>
-      </w:r>
-      <w:r>
-        <w:rPr>
-          <w:i/>
-          <w:iCs/>
-        </w:rPr>
-        <w:t>Agriculture, Ecosystems &amp; Environment, Special Section: Problems and Prospects of Grassland Agroecosystems in Western China</w:t>
-      </w:r>
-      <w:r>
-        <w:t xml:space="preserve">, </w:t>
-      </w:r>
-      <w:r>
-        <w:rPr>
-          <w:i/>
-          <w:iCs/>
-        </w:rPr>
-        <w:t>124</w:t>
-      </w:r>
-      <w:r>
-        <w:t>(1), 60–71. https://doi.org/10.1016/j.agee.2007.09.005</w:t>
-      </w:r>
-    </w:p>
-    <w:p>
-      <w:pPr>
-        <w:pStyle w:val="Bibliography"/>
-      </w:pPr>
-      <w:r>
-        <w:lastRenderedPageBreak/>
-        <w:t xml:space="preserve">Hothorn, T., Bretz, F., &amp; Westfall, P. (2002). </w:t>
-      </w:r>
-      <w:r>
-        <w:rPr>
-          <w:i/>
-          <w:iCs/>
-        </w:rPr>
-        <w:t>multcomp: Simultaneous Inference in General Parametric Models</w:t>
-      </w:r>
-      <w:r>
-        <w:t xml:space="preserve"> (p. 1.4-30) [Dataset]. https://doi.org/10.32614/CRAN.package.multcomp</w:t>
-      </w:r>
-    </w:p>
-    <w:p>
-      <w:pPr>
-        <w:pStyle w:val="Bibliography"/>
-      </w:pPr>
-      <w:r>
-        <w:t xml:space="preserve">Jian, J., Du, X., Reiter, M. S., &amp; Stewart, R. D. (2020). A meta-analysis of global cropland soil carbon changes due to cover cropping. </w:t>
-      </w:r>
-      <w:r>
-        <w:rPr>
-          <w:i/>
-          <w:iCs/>
-        </w:rPr>
-        <w:t>Soil Biology and Biochemistry</w:t>
-      </w:r>
-      <w:r>
-        <w:t xml:space="preserve">, </w:t>
-      </w:r>
-      <w:r>
-        <w:rPr>
-          <w:i/>
-          <w:iCs/>
-        </w:rPr>
-        <w:t>143</w:t>
-      </w:r>
-      <w:r>
-        <w:t>, 107735. https://doi.org/10.1016/j.soilbio.2020.107735</w:t>
-      </w:r>
-    </w:p>
-    <w:p>
-      <w:pPr>
-        <w:pStyle w:val="Bibliography"/>
-      </w:pPr>
-      <w:r>
-        <w:t xml:space="preserve">Kathage, J., Smit, B., Janssens, B., Haagsma, W., &amp; Adrados, J. L. (2022). How much is policy driving the adoption of cover crops? Evidence from four EU regions. </w:t>
-      </w:r>
-      <w:r>
-        <w:rPr>
-          <w:i/>
-          <w:iCs/>
-        </w:rPr>
-        <w:t>Land Use Policy</w:t>
-      </w:r>
-      <w:r>
-        <w:t xml:space="preserve">, </w:t>
-      </w:r>
-      <w:r>
-        <w:rPr>
-          <w:i/>
-          <w:iCs/>
-        </w:rPr>
-        <w:t>116</w:t>
-      </w:r>
-      <w:r>
-        <w:t>, 106016. https://doi.org/10.1016/j.landusepol.2022.106016</w:t>
-      </w:r>
-    </w:p>
-    <w:p>
-      <w:pPr>
-        <w:pStyle w:val="Bibliography"/>
-      </w:pPr>
-      <w:r>
-        <w:rPr>
-          <w:lang w:val="da-DK"/>
-        </w:rPr>
-        <w:t xml:space="preserve">Kudsk, P., Jørgensen, L. N., &amp; Ørum, J. E. (2018). </w:t>
-      </w:r>
-      <w:r>
-        <w:t xml:space="preserve">Pesticide Load—A new Danish pesticide risk indicator with multiple applications. </w:t>
-      </w:r>
-      <w:r>
-        <w:rPr>
-          <w:i/>
-          <w:iCs/>
-        </w:rPr>
-        <w:t>Land Use Policy</w:t>
-      </w:r>
-      <w:r>
-        <w:t xml:space="preserve">, </w:t>
-      </w:r>
-      <w:r>
-        <w:rPr>
-          <w:i/>
-          <w:iCs/>
-        </w:rPr>
-        <w:t>70</w:t>
-      </w:r>
-      <w:r>
-        <w:t>, 384–393. https://doi.org/10.1016/j.landusepol.2017.11.010</w:t>
-      </w:r>
-    </w:p>
-    <w:p>
-      <w:pPr>
-        <w:pStyle w:val="Bibliography"/>
-      </w:pPr>
-      <w:r>
-        <w:t xml:space="preserve">Labeyrie, V., Antona, M., Baudry, J., Bazile, D., Bodin, Ö., Caillon, S., Leclerc, C., Le Page, C., Louafi, S., Mariel, J., Massol, F., &amp; Thomas, M. (2021). Networking agrobiodiversity management to foster biodiversity-based agriculture. A review. </w:t>
-      </w:r>
-      <w:r>
-        <w:rPr>
-          <w:i/>
-          <w:iCs/>
-        </w:rPr>
-        <w:t>Agronomy for Sustainable Development</w:t>
-      </w:r>
-      <w:r>
-        <w:t xml:space="preserve">, </w:t>
-      </w:r>
-      <w:r>
-        <w:rPr>
-          <w:i/>
-          <w:iCs/>
-        </w:rPr>
-        <w:t>41</w:t>
-      </w:r>
-      <w:r>
-        <w:t>(1), 4. https://doi.org/10.1007/s13593-020-00662-z</w:t>
-      </w:r>
-    </w:p>
-    <w:p>
-      <w:pPr>
-        <w:pStyle w:val="Bibliography"/>
-      </w:pPr>
-      <w:r>
-        <w:t xml:space="preserve">Lacroix, C., Vandenberghe, C., Monty, A., &amp; Dumont, B. (2024). Effect of long-term tillage and residue managements on weed flora and its impact on winter wheat development. </w:t>
-      </w:r>
-      <w:r>
-        <w:rPr>
-          <w:i/>
-          <w:iCs/>
-        </w:rPr>
-        <w:t>Agriculture, Ecosystems &amp; Environment</w:t>
-      </w:r>
-      <w:r>
-        <w:t xml:space="preserve">, </w:t>
-      </w:r>
-      <w:r>
-        <w:rPr>
-          <w:i/>
-          <w:iCs/>
-        </w:rPr>
-        <w:t>366</w:t>
-      </w:r>
-      <w:r>
-        <w:t>, 108937. https://doi.org/10.1016/j.agee.2024.108937</w:t>
-      </w:r>
-    </w:p>
-    <w:p>
-      <w:pPr>
-        <w:pStyle w:val="Bibliography"/>
-      </w:pPr>
-      <w:r>
-        <w:t xml:space="preserve">Lawley, Y. E., Teasdale, J. R., &amp; Weil, R. R. (2012). The Mechanism for Weed Suppression by a Forage Radish Cover Crop. </w:t>
-      </w:r>
-      <w:r>
-        <w:rPr>
-          <w:i/>
-          <w:iCs/>
-        </w:rPr>
-        <w:t>Agronomy Journal</w:t>
-      </w:r>
-      <w:r>
-        <w:t xml:space="preserve">, </w:t>
-      </w:r>
-      <w:r>
-        <w:rPr>
-          <w:i/>
-          <w:iCs/>
-        </w:rPr>
-        <w:t>104</w:t>
-      </w:r>
-      <w:r>
-        <w:t>(2), 205–214. https://doi.org/10.2134/agronj2011.0128</w:t>
-      </w:r>
-    </w:p>
-    <w:p>
-      <w:pPr>
-        <w:pStyle w:val="Bibliography"/>
-      </w:pPr>
-      <w:r>
-        <w:lastRenderedPageBreak/>
-        <w:t xml:space="preserve">Lenth, R. V. (2024). </w:t>
-      </w:r>
-      <w:r>
-        <w:rPr>
-          <w:i/>
-          <w:iCs/>
-        </w:rPr>
-        <w:t>emmeans: Estimated Marginal Means, aka Least-Squares Means</w:t>
-      </w:r>
-      <w:r>
-        <w:t>. https://CRAN.R-project.org/package=emmeans</w:t>
-      </w:r>
-    </w:p>
-    <w:p>
-      <w:pPr>
-        <w:pStyle w:val="Bibliography"/>
-      </w:pPr>
-      <w:r>
-        <w:rPr>
-          <w:lang w:val="da-DK"/>
-        </w:rPr>
-        <w:t xml:space="preserve">Leskovšek, R., Eler, K., &amp; Zamljen, S. A. (2025). </w:t>
-      </w:r>
-      <w:r>
-        <w:t xml:space="preserve">Weed suppression and maize yield influenced by cover crop mixture diversity and tillage. </w:t>
-      </w:r>
-      <w:r>
-        <w:rPr>
-          <w:i/>
-          <w:iCs/>
-        </w:rPr>
-        <w:t>Agriculture, Ecosystems &amp; Environment</w:t>
-      </w:r>
-      <w:r>
-        <w:t xml:space="preserve">, </w:t>
-      </w:r>
-      <w:r>
-        <w:rPr>
-          <w:i/>
-          <w:iCs/>
-        </w:rPr>
-        <w:t>383</w:t>
-      </w:r>
-      <w:r>
-        <w:t>, 109530. https://doi.org/10.1016/j.agee.2025.109530</w:t>
-      </w:r>
-    </w:p>
-    <w:p>
-      <w:pPr>
-        <w:pStyle w:val="Bibliography"/>
-      </w:pPr>
-      <w:r>
-        <w:t xml:space="preserve">Lewis, K., Rainford, J., Tzilivakis, J., &amp; Garthwaite, D. (2021). Application of the Danish pesticide load indicator to arable agriculture in the United Kingdom. </w:t>
-      </w:r>
-      <w:r>
-        <w:rPr>
-          <w:i/>
-          <w:iCs/>
-        </w:rPr>
-        <w:t>Journal of Environmental Quality</w:t>
-      </w:r>
-      <w:r>
-        <w:t xml:space="preserve">, </w:t>
-      </w:r>
-      <w:r>
-        <w:rPr>
-          <w:i/>
-          <w:iCs/>
-        </w:rPr>
-        <w:t>50</w:t>
-      </w:r>
-      <w:r>
-        <w:t>(5), 1110–1122. https://doi.org/10.1002/jeq2.20262</w:t>
-      </w:r>
-    </w:p>
-    <w:p>
-      <w:pPr>
-        <w:pStyle w:val="Bibliography"/>
-      </w:pPr>
-      <w:r>
-        <w:t xml:space="preserve">Lu, X. (2020). A meta-analysis of the effects of crop residue return on crop yields and water use efficiency. </w:t>
-      </w:r>
-      <w:r>
-        <w:rPr>
-          <w:i/>
-          <w:iCs/>
-        </w:rPr>
-        <w:t>PLOS ONE</w:t>
-      </w:r>
-      <w:r>
-        <w:t xml:space="preserve">, </w:t>
-      </w:r>
-      <w:r>
-        <w:rPr>
-          <w:i/>
-          <w:iCs/>
-        </w:rPr>
-        <w:t>15</w:t>
-      </w:r>
-      <w:r>
-        <w:t>(4), e0231740. https://doi.org/10.1371/journal.pone.0231740</w:t>
-      </w:r>
-    </w:p>
-    <w:p>
-      <w:pPr>
-        <w:pStyle w:val="Bibliography"/>
-      </w:pPr>
-      <w:r>
-        <w:t xml:space="preserve">MacLaren, C., Swanepoel, P., Bennett, J., Wright, J., &amp; Dehnen-Schmutz, K. (2019). Cover crop biomass production is more important than diversity for weed suppression. </w:t>
-      </w:r>
-      <w:r>
-        <w:rPr>
-          <w:i/>
-          <w:iCs/>
-        </w:rPr>
-        <w:t>Crop Science</w:t>
-      </w:r>
-      <w:r>
-        <w:t xml:space="preserve">, </w:t>
-      </w:r>
-      <w:r>
-        <w:rPr>
-          <w:i/>
-          <w:iCs/>
-        </w:rPr>
-        <w:t>59</w:t>
-      </w:r>
-      <w:r>
-        <w:t>(2), 733–748.</w:t>
-      </w:r>
-    </w:p>
-    <w:p>
-      <w:pPr>
-        <w:pStyle w:val="Bibliography"/>
-      </w:pPr>
-      <w:r>
-        <w:t xml:space="preserve">Marshall, E. J. P., Brown, V. K., Boatman, N. D., Lutman, P. J. W., Squire, G. R., &amp; Ward, L. K. (2003). The role of weeds in supporting biological diversity within crop fields. </w:t>
-      </w:r>
-      <w:r>
-        <w:rPr>
-          <w:i/>
-          <w:iCs/>
-        </w:rPr>
-        <w:t>Weed Research</w:t>
-      </w:r>
-      <w:r>
-        <w:t xml:space="preserve">, </w:t>
-      </w:r>
-      <w:r>
-        <w:rPr>
-          <w:i/>
-          <w:iCs/>
-        </w:rPr>
-        <w:t>43</w:t>
-      </w:r>
-      <w:r>
-        <w:t>(2), 77–89. https://doi.org/10.1046/j.1365-3180.2003.00326.x</w:t>
-      </w:r>
-    </w:p>
-    <w:p>
-      <w:pPr>
-        <w:pStyle w:val="Bibliography"/>
-      </w:pPr>
-      <w:r>
-        <w:t xml:space="preserve">McKenzie-Gopsill, A., Mills, A., MacDonald, A. N., &amp; Wyand, S. (2022). The importance of species selection in cover crop mixture design. </w:t>
-      </w:r>
-      <w:r>
-        <w:rPr>
-          <w:i/>
-          <w:iCs/>
-        </w:rPr>
-        <w:t>Weed Science</w:t>
-      </w:r>
-      <w:r>
-        <w:t xml:space="preserve">, </w:t>
-      </w:r>
-      <w:r>
-        <w:rPr>
-          <w:i/>
-          <w:iCs/>
-        </w:rPr>
-        <w:t>70</w:t>
-      </w:r>
-      <w:r>
-        <w:t>(4), 436–447. https://doi.org/10.1017/wsc.2022.28</w:t>
-      </w:r>
-    </w:p>
-    <w:p>
-      <w:pPr>
-        <w:pStyle w:val="Bibliography"/>
-      </w:pPr>
-      <w:r>
-        <w:t xml:space="preserve">Melander, B., Nørremark, M., &amp; Kristensen, E. F. (2013). Combining mechanical rhizome removal and cover crops for Elytrigia repens control in organic barley systems. </w:t>
-      </w:r>
-      <w:r>
-        <w:rPr>
-          <w:i/>
-          <w:iCs/>
-        </w:rPr>
-        <w:t>Weed Research</w:t>
-      </w:r>
-      <w:r>
-        <w:t xml:space="preserve">, </w:t>
-      </w:r>
-      <w:r>
-        <w:rPr>
-          <w:i/>
-          <w:iCs/>
-        </w:rPr>
-        <w:t>53</w:t>
-      </w:r>
-      <w:r>
-        <w:t>(6), 461–469. https://doi.org/10.1111/wre.12042</w:t>
-      </w:r>
-    </w:p>
-    <w:p>
-      <w:pPr>
-        <w:pStyle w:val="Bibliography"/>
-      </w:pPr>
-      <w:r>
-        <w:t xml:space="preserve">Miranda-Vélez, J. F., Simpson, G. L., Hansen, E. M., &amp; Munkholm, L. J. (2026). In-season effects of winter cover crops and tillage on soil NO3- and N leaching – Analysis with </w:t>
-      </w:r>
-      <w:r>
-        <w:lastRenderedPageBreak/>
-        <w:t xml:space="preserve">generalized additive models. </w:t>
-      </w:r>
-      <w:r>
-        <w:rPr>
-          <w:i/>
-          <w:iCs/>
-        </w:rPr>
-        <w:t>Agriculture, Ecosystems &amp; Environment</w:t>
-      </w:r>
-      <w:r>
-        <w:t xml:space="preserve">, </w:t>
-      </w:r>
-      <w:r>
-        <w:rPr>
-          <w:i/>
-          <w:iCs/>
-        </w:rPr>
-        <w:t>396</w:t>
-      </w:r>
-      <w:r>
-        <w:t>, 110011. https://doi.org/10.1016/j.agee.2025.110011</w:t>
-      </w:r>
-    </w:p>
-    <w:p>
-      <w:pPr>
-        <w:pStyle w:val="Bibliography"/>
-      </w:pPr>
-      <w:r>
-        <w:t xml:space="preserve">Monat, J. P. (2009). The benefits of global scaling in multi-criteria decision analysis. </w:t>
-      </w:r>
-      <w:r>
-        <w:rPr>
-          <w:i/>
-          <w:iCs/>
-        </w:rPr>
-        <w:t>Judgment and Decision Making</w:t>
-      </w:r>
-      <w:r>
-        <w:t xml:space="preserve">, </w:t>
-      </w:r>
-      <w:r>
-        <w:rPr>
-          <w:i/>
-          <w:iCs/>
-        </w:rPr>
-        <w:t>4</w:t>
-      </w:r>
-      <w:r>
-        <w:t>(6), 492–508. https://doi.org/10.1017/S1930297500004034</w:t>
-      </w:r>
-    </w:p>
-    <w:p>
-      <w:pPr>
-        <w:pStyle w:val="Bibliography"/>
-      </w:pPr>
-      <w:r>
-        <w:t xml:space="preserve">Moreau, D., Pointurier, O., Nicolardot, B., Villerd, J., &amp; Colbach, N. (2020). In which cropping systems can residual weeds reduce nitrate leaching and soil erosion? </w:t>
-      </w:r>
-      <w:r>
-        <w:rPr>
-          <w:i/>
-          <w:iCs/>
-        </w:rPr>
-        <w:t>European Journal of Agronomy</w:t>
-      </w:r>
-      <w:r>
-        <w:t xml:space="preserve">, </w:t>
-      </w:r>
-      <w:r>
-        <w:rPr>
-          <w:i/>
-          <w:iCs/>
-        </w:rPr>
-        <w:t>119</w:t>
-      </w:r>
-      <w:r>
-        <w:t>, 126015. https://doi.org/10.1016/j.eja.2020.126015</w:t>
-      </w:r>
-    </w:p>
-    <w:p>
-      <w:pPr>
-        <w:pStyle w:val="Bibliography"/>
-      </w:pPr>
-      <w:r>
-        <w:t xml:space="preserve">Oksanen, J., Simpson, G. L., Blanchet, F. G., Kindt, R., Legendre, P., Minchin, P. R., O’Hara, R. B., Solymos, P., Stevens, M. H. H., Szoecs, E., Wagner, H., Barbour, M., Bedward, M., Bolker, B., Borcard, D., Carvalho, G., Chirico, M., Caceres, M. D., Durand, S., … Weedon, J. (2024). </w:t>
-      </w:r>
-      <w:r>
-        <w:rPr>
-          <w:i/>
-          <w:iCs/>
-        </w:rPr>
-        <w:t>vegan: Community Ecology Package</w:t>
-      </w:r>
-      <w:r>
-        <w:t>. https://CRAN.R-project.org/package=vegan</w:t>
-      </w:r>
-    </w:p>
-    <w:p>
-      <w:pPr>
-        <w:pStyle w:val="Bibliography"/>
-      </w:pPr>
-      <w:r>
-        <w:t xml:space="preserve">Peel, M. C., Finlayson, B. L., &amp; McMahon, T. A. (2007). Updated world map of the Köppen–Geiger climate classification. </w:t>
-      </w:r>
-      <w:r>
-        <w:rPr>
-          <w:i/>
-          <w:iCs/>
-        </w:rPr>
-        <w:t>Hydrology and Earth System Sciences</w:t>
-      </w:r>
-      <w:r>
-        <w:t xml:space="preserve">, </w:t>
-      </w:r>
-      <w:r>
-        <w:rPr>
-          <w:i/>
-          <w:iCs/>
-        </w:rPr>
-        <w:t>11</w:t>
-      </w:r>
-      <w:r>
-        <w:t>(5), 1633–1644. https://doi.org/10.5194/hess-11-1633-2007</w:t>
-      </w:r>
-    </w:p>
-    <w:p>
-      <w:pPr>
-        <w:pStyle w:val="Bibliography"/>
-      </w:pPr>
-      <w:r>
-        <w:t xml:space="preserve">Petit, S., Boursault, A., Guilloux, M., Munier-Jolain, N., &amp; Reboud, X. (2011). Weeds in agricultural landscapes. A review. </w:t>
-      </w:r>
-      <w:r>
-        <w:rPr>
-          <w:i/>
-          <w:iCs/>
-        </w:rPr>
-        <w:t>Agronomy for Sustainable Development</w:t>
-      </w:r>
-      <w:r>
-        <w:t xml:space="preserve">, </w:t>
-      </w:r>
-      <w:r>
-        <w:rPr>
-          <w:i/>
-          <w:iCs/>
-        </w:rPr>
-        <w:t>31</w:t>
-      </w:r>
-      <w:r>
-        <w:t>(2), 309–317. https://doi.org/10.1051/agro/2010020</w:t>
-      </w:r>
-    </w:p>
-    <w:p>
-      <w:pPr>
-        <w:pStyle w:val="Bibliography"/>
-      </w:pPr>
-      <w:r>
-        <w:t xml:space="preserve">Petit, S., Munier-Jolain, N., Bretagnolle, V., Bockstaller, C., Gaba, S., Cordeau, S., Lechenet, M., Mézière, D., &amp; Colbach, N. (2015). Ecological Intensification Through Pesticide Reduction: Weed Control, Weed Biodiversity and Sustainability in Arable Farming. </w:t>
-      </w:r>
-      <w:r>
-        <w:rPr>
-          <w:i/>
-          <w:iCs/>
-        </w:rPr>
-        <w:t>Environmental Management</w:t>
-      </w:r>
-      <w:r>
-        <w:t xml:space="preserve">, </w:t>
-      </w:r>
-      <w:r>
-        <w:rPr>
-          <w:i/>
-          <w:iCs/>
-        </w:rPr>
-        <w:t>56</w:t>
-      </w:r>
-      <w:r>
-        <w:t>(5), 1078–1090. https://doi.org/10.1007/s00267-015-0554-5</w:t>
-      </w:r>
-    </w:p>
-    <w:p>
-      <w:pPr>
-        <w:pStyle w:val="Bibliography"/>
-      </w:pPr>
-      <w:r>
-        <w:lastRenderedPageBreak/>
-        <w:t xml:space="preserve">Pielou, E. C. (1966). The measurement of diversity in different types of biological collections. </w:t>
-      </w:r>
-      <w:r>
-        <w:rPr>
-          <w:i/>
-          <w:iCs/>
-        </w:rPr>
-        <w:t>Journal of Theoretical Biology</w:t>
-      </w:r>
-      <w:r>
-        <w:t xml:space="preserve">, </w:t>
-      </w:r>
-      <w:r>
-        <w:rPr>
-          <w:i/>
-          <w:iCs/>
-        </w:rPr>
-        <w:t>13</w:t>
-      </w:r>
-      <w:r>
-        <w:t>(1), 131–144. https://doi.org/10.1016/0022-5193(66)90013-0</w:t>
-      </w:r>
-    </w:p>
-    <w:p>
-      <w:pPr>
-        <w:pStyle w:val="Bibliography"/>
-      </w:pPr>
-      <w:r>
-        <w:t xml:space="preserve">Pittelkow, C. M., Liang, X., Linquist, B. A., van Groenigen, K. J., Lee, J., Lundy, M. E., van Gestel, N., Six, J., Venterea, R. T., &amp; van Kessel, C. (2015). Productivity limits and potentials of the principles of conservation agriculture. </w:t>
-      </w:r>
-      <w:r>
-        <w:rPr>
-          <w:i/>
-          <w:iCs/>
-        </w:rPr>
-        <w:t>Nature</w:t>
-      </w:r>
-      <w:r>
-        <w:t xml:space="preserve">, </w:t>
-      </w:r>
-      <w:r>
-        <w:rPr>
-          <w:i/>
-          <w:iCs/>
-        </w:rPr>
-        <w:t>517</w:t>
-      </w:r>
-      <w:r>
-        <w:t>(7534), 365–368. https://doi.org/10.1038/nature13809</w:t>
-      </w:r>
-    </w:p>
-    <w:p>
-      <w:pPr>
-        <w:pStyle w:val="Bibliography"/>
-      </w:pPr>
-      <w:r>
-        <w:t xml:space="preserve">Pratt, R. C., Schutte, B. J., Idowu, O. J., Uchanski, M., &amp; Grant, L. (2023). Fall-sown small grain cover crops for weed suppression and soil moisture management in an irrigated organic agroecosystem. </w:t>
-      </w:r>
-      <w:r>
-        <w:rPr>
-          <w:i/>
-          <w:iCs/>
-        </w:rPr>
-        <w:t>Renewable Agriculture and Food Systems</w:t>
-      </w:r>
-      <w:r>
-        <w:t xml:space="preserve">, </w:t>
-      </w:r>
-      <w:r>
-        <w:rPr>
-          <w:i/>
-          <w:iCs/>
-        </w:rPr>
-        <w:t>38</w:t>
-      </w:r>
-      <w:r>
-        <w:t>, e1. https://doi.org/10.1017/S174217052200028X</w:t>
-      </w:r>
-    </w:p>
-    <w:p>
-      <w:pPr>
-        <w:pStyle w:val="Bibliography"/>
-      </w:pPr>
-      <w:r>
-        <w:t xml:space="preserve">R Core Team. (2024). </w:t>
-      </w:r>
-      <w:r>
-        <w:rPr>
-          <w:i/>
-          <w:iCs/>
-        </w:rPr>
-        <w:t>R: A Language and Environment for Statistical Computing</w:t>
-      </w:r>
-      <w:r>
-        <w:t>. R Foundation for Statistical Computing. https://www.R-project.org/</w:t>
-      </w:r>
-    </w:p>
-    <w:p>
-      <w:pPr>
-        <w:pStyle w:val="Bibliography"/>
-      </w:pPr>
-      <w:r>
-        <w:t xml:space="preserve">Rani, L., Thapa, K., Kanojia, N., Sharma, N., Singh, S., Grewal, A. S., Srivastav, A. L., &amp; Kaushal, J. (2021). An extensive review on the consequences of chemical pesticides on human health and environment. </w:t>
-      </w:r>
-      <w:r>
-        <w:rPr>
-          <w:i/>
-          <w:iCs/>
-        </w:rPr>
-        <w:t>Journal of Cleaner Production</w:t>
-      </w:r>
-      <w:r>
-        <w:t xml:space="preserve">, </w:t>
-      </w:r>
-      <w:r>
-        <w:rPr>
-          <w:i/>
-          <w:iCs/>
-        </w:rPr>
-        <w:t>283</w:t>
-      </w:r>
-      <w:r>
-        <w:t>, 124657. https://doi.org/10.1016/j.jclepro.2020.124657</w:t>
-      </w:r>
-    </w:p>
-    <w:p>
-      <w:pPr>
-        <w:pStyle w:val="Bibliography"/>
-      </w:pPr>
-      <w:r>
-        <w:t xml:space="preserve">Ritchie, H., &amp; Roser, M. (2019). Half of the world’s habitable land is used for agriculture. </w:t>
-      </w:r>
-      <w:r>
-        <w:rPr>
-          <w:i/>
-          <w:iCs/>
-        </w:rPr>
-        <w:t>Our World in Data</w:t>
-      </w:r>
-      <w:r>
-        <w:t>.</w:t>
-      </w:r>
-    </w:p>
-    <w:p>
-      <w:pPr>
-        <w:pStyle w:val="Bibliography"/>
-      </w:pPr>
-      <w:r>
-        <w:t xml:space="preserve">Rouge, A., Adeux, G., Busset, H., Hugard, R., Martin, J., Matejicek, A., Moreau, D., Guillemin, J.-P., &amp; Cordeau, S. (2023). Carry-over effects of cover crops on weeds and crop productivity in no-till systems. </w:t>
-      </w:r>
-      <w:r>
-        <w:rPr>
-          <w:i/>
-          <w:iCs/>
-        </w:rPr>
-        <w:t>Field Crops Research</w:t>
-      </w:r>
-      <w:r>
-        <w:t xml:space="preserve">, </w:t>
-      </w:r>
-      <w:r>
-        <w:rPr>
-          <w:i/>
-          <w:iCs/>
-        </w:rPr>
-        <w:t>295</w:t>
-      </w:r>
-      <w:r>
-        <w:t>, 108899. https://doi.org/10.1016/j.fcr.2023.108899</w:t>
-      </w:r>
-    </w:p>
-    <w:p>
-      <w:pPr>
-        <w:pStyle w:val="Bibliography"/>
-      </w:pPr>
-      <w:r>
-        <w:t xml:space="preserve">Salonen, J., Andersson, L., Andreasen, C., &amp; Semb Torresen, K. (2008). </w:t>
-      </w:r>
-      <w:r>
-        <w:rPr>
-          <w:i/>
-          <w:iCs/>
-        </w:rPr>
-        <w:t>Key perennial weeds in arable crops in the Nordic countries</w:t>
-      </w:r>
-      <w:r>
-        <w:t>.</w:t>
-      </w:r>
-    </w:p>
-    <w:p>
-      <w:pPr>
-        <w:pStyle w:val="Bibliography"/>
-      </w:pPr>
-      <w:r>
-        <w:lastRenderedPageBreak/>
-        <w:t xml:space="preserve">Schatke, M., Ulber, L., Musavi, T., Wäldchen, J., &amp; von Redwitz, C. (2024). From unwanted to wanted: Blending functional weed traits into weed distribution maps. </w:t>
-      </w:r>
-      <w:r>
-        <w:rPr>
-          <w:i/>
-          <w:iCs/>
-        </w:rPr>
-        <w:t>Weed Research</w:t>
-      </w:r>
-      <w:r>
-        <w:t xml:space="preserve">, </w:t>
-      </w:r>
-      <w:r>
-        <w:rPr>
-          <w:i/>
-          <w:iCs/>
-        </w:rPr>
-        <w:t>64</w:t>
-      </w:r>
-      <w:r>
-        <w:t>(6), 407–417. https://doi.org/10.1111/wre.12664</w:t>
-      </w:r>
-    </w:p>
-    <w:p>
-      <w:pPr>
-        <w:pStyle w:val="Bibliography"/>
-      </w:pPr>
-      <w:r>
-        <w:t xml:space="preserve">Scherner, A., Melander, B., &amp; Kudsk, P. (2016). Vertical distribution and composition of weed seeds within the plough layer after eleven years of contrasting crop rotation and tillage schemes. </w:t>
-      </w:r>
-      <w:r>
-        <w:rPr>
-          <w:i/>
-          <w:iCs/>
-        </w:rPr>
-        <w:t>Soil and Tillage Research</w:t>
-      </w:r>
-      <w:r>
-        <w:t xml:space="preserve">, </w:t>
-      </w:r>
-      <w:r>
-        <w:rPr>
-          <w:i/>
-          <w:iCs/>
-        </w:rPr>
-        <w:t>161</w:t>
-      </w:r>
-      <w:r>
-        <w:t>, 135–142. https://doi.org/10.1016/j.still.2016.04.005</w:t>
-      </w:r>
-    </w:p>
-    <w:p>
-      <w:pPr>
-        <w:pStyle w:val="Bibliography"/>
-      </w:pPr>
-      <w:r>
-        <w:t xml:space="preserve">Sharma, A., Kumar, V., Shahzad, B., Tanveer, M., Sidhu, G. P. S., Handa, N., Kohli, S. K., Yadav, P., Bali, A. S., Parihar, R. D., Dar, O. I., Singh, K., Jasrotia, S., Bakshi, P., Ramakrishnan, M., Kumar, S., Bhardwaj, R., &amp; Thukral, A. K. (2019). Worldwide pesticide usage and its impacts on ecosystem. </w:t>
-      </w:r>
-      <w:r>
-        <w:rPr>
-          <w:i/>
-          <w:iCs/>
-        </w:rPr>
-        <w:t>SN Applied Sciences</w:t>
-      </w:r>
-      <w:r>
-        <w:t xml:space="preserve">, </w:t>
-      </w:r>
-      <w:r>
-        <w:rPr>
-          <w:i/>
-          <w:iCs/>
-        </w:rPr>
-        <w:t>1</w:t>
-      </w:r>
-      <w:r>
-        <w:t>(11), 1446. https://doi.org/10.1007/s42452-019-1485-1</w:t>
-      </w:r>
-    </w:p>
-    <w:p>
-      <w:pPr>
-        <w:pStyle w:val="Bibliography"/>
-      </w:pPr>
-      <w:r>
-        <w:t xml:space="preserve">Shi, S., Yin, W., Niu, F., Yin, X., &amp; Shi, Y. (2026). Sustainable agricultural practices shape the weed seed bank. A meta-analysis. </w:t>
-      </w:r>
-      <w:r>
-        <w:rPr>
-          <w:i/>
-          <w:iCs/>
-        </w:rPr>
-        <w:t>Agronomy for Sustainable Development</w:t>
-      </w:r>
-      <w:r>
-        <w:t xml:space="preserve">, </w:t>
-      </w:r>
-      <w:r>
-        <w:rPr>
-          <w:i/>
-          <w:iCs/>
-        </w:rPr>
-        <w:t>46</w:t>
-      </w:r>
-      <w:r>
-        <w:t>(2), 18. https://doi.org/10.1007/s13593-026-01090-1</w:t>
-      </w:r>
-    </w:p>
-    <w:p>
-      <w:pPr>
-        <w:pStyle w:val="Bibliography"/>
-      </w:pPr>
-      <w:r>
-        <w:t xml:space="preserve">Shrestha, A., Knezevic, S. Z., Roy, R. C., Ball-Coelho, B. R., &amp; Swanton, C. J. (2002). Effect of tillage, cover crop and crop rotation on the composition of weed flora in a sandy soil. </w:t>
-      </w:r>
-      <w:r>
-        <w:rPr>
-          <w:i/>
-          <w:iCs/>
-        </w:rPr>
-        <w:t>Weed Research</w:t>
-      </w:r>
-      <w:r>
-        <w:t xml:space="preserve">, </w:t>
-      </w:r>
-      <w:r>
-        <w:rPr>
-          <w:i/>
-          <w:iCs/>
-        </w:rPr>
-        <w:t>42</w:t>
-      </w:r>
-      <w:r>
-        <w:t>(1), 76–87. https://doi.org/10.1046/j.1365-3180.2002.00264.x</w:t>
-      </w:r>
-    </w:p>
-    <w:p>
-      <w:pPr>
-        <w:pStyle w:val="Bibliography"/>
-      </w:pPr>
-      <w:r>
-        <w:t xml:space="preserve">Silge, J., &amp; Robinson, D. (2016). tidytext: Text Mining and Analysis Using Tidy Data Principles in R. </w:t>
-      </w:r>
-      <w:r>
-        <w:rPr>
-          <w:i/>
-          <w:iCs/>
-        </w:rPr>
-        <w:t>JOSS</w:t>
-      </w:r>
-      <w:r>
-        <w:t xml:space="preserve">, </w:t>
-      </w:r>
-      <w:r>
-        <w:rPr>
-          <w:i/>
-          <w:iCs/>
-        </w:rPr>
-        <w:t>1</w:t>
-      </w:r>
-      <w:r>
-        <w:t>(3). https://doi.org/10.21105/joss.00037</w:t>
-      </w:r>
-    </w:p>
-    <w:p>
-      <w:pPr>
-        <w:pStyle w:val="Bibliography"/>
-      </w:pPr>
-      <w:r>
-        <w:t xml:space="preserve">Smith, P. (2004). How long before a change in soil organic carbon can be detected? </w:t>
-      </w:r>
-      <w:r>
-        <w:rPr>
-          <w:i/>
-          <w:iCs/>
-        </w:rPr>
-        <w:t>Global Change Biology</w:t>
-      </w:r>
-      <w:r>
-        <w:t xml:space="preserve">, </w:t>
-      </w:r>
-      <w:r>
-        <w:rPr>
-          <w:i/>
-          <w:iCs/>
-        </w:rPr>
-        <w:t>10</w:t>
-      </w:r>
-      <w:r>
-        <w:t>(11), 1878–1883. https://doi.org/10.1111/j.1365-2486.2004.00854.x</w:t>
-      </w:r>
-    </w:p>
-    <w:p>
-      <w:pPr>
-        <w:pStyle w:val="Bibliography"/>
-        <w:rPr>
-          <w:lang w:val="da-DK"/>
-        </w:rPr>
-      </w:pPr>
-      <w:r>
-        <w:lastRenderedPageBreak/>
-        <w:t xml:space="preserve">Smith, R. G., Warren, N. D., &amp; Cordeau, S. (2020). Are cover crop mixtures better at suppressing weeds than cover crop monocultures? </w:t>
-      </w:r>
-      <w:r>
-        <w:rPr>
-          <w:i/>
-          <w:iCs/>
-          <w:lang w:val="da-DK"/>
-        </w:rPr>
-        <w:t>Weed Science</w:t>
-      </w:r>
-      <w:r>
-        <w:rPr>
-          <w:lang w:val="da-DK"/>
-        </w:rPr>
-        <w:t xml:space="preserve">, </w:t>
-      </w:r>
-      <w:r>
-        <w:rPr>
-          <w:i/>
-          <w:iCs/>
-          <w:lang w:val="da-DK"/>
-        </w:rPr>
-        <w:t>68</w:t>
-      </w:r>
-      <w:r>
-        <w:rPr>
-          <w:lang w:val="da-DK"/>
-        </w:rPr>
-        <w:t>(2), 186–194. https://doi.org/10.1017/wsc.2020.12</w:t>
-      </w:r>
-    </w:p>
-    <w:p>
-      <w:pPr>
-        <w:pStyle w:val="Bibliography"/>
-      </w:pPr>
-      <w:r>
-        <w:rPr>
-          <w:lang w:val="da-DK"/>
-        </w:rPr>
-        <w:t xml:space="preserve">Sønderskov, M., Rydahl, P., Bøjer, O. M., Jensen, J. E., &amp; Kudsk, P. (2016). </w:t>
-      </w:r>
-      <w:r>
-        <w:t xml:space="preserve">Crop Protection Online—Weeds: A Case Study for Agricultural Decision Support Systems. In J. Papathanasiou, N. Ploskas, &amp; I. Linden (Eds.), </w:t>
-      </w:r>
-      <w:r>
-        <w:rPr>
-          <w:i/>
-          <w:iCs/>
-        </w:rPr>
-        <w:t>Real-World Decision Support Systems: Case Studies</w:t>
-      </w:r>
-      <w:r>
-        <w:t xml:space="preserve"> (pp. 303–320). Springer International Publishing. https://doi.org/10.1007/978-3-319-43916-7_13</w:t>
-      </w:r>
-    </w:p>
-    <w:p>
-      <w:pPr>
-        <w:pStyle w:val="Bibliography"/>
-      </w:pPr>
-      <w:r>
-        <w:t xml:space="preserve">Statistics Denmark. (2025). </w:t>
-      </w:r>
-      <w:r>
-        <w:rPr>
-          <w:i/>
-          <w:iCs/>
-        </w:rPr>
-        <w:t>Cropland</w:t>
-      </w:r>
-      <w:r>
-        <w:t>. https://www.dst.dk/en/Statistik/emner/erhvervsliv/landbrug-gartneri-og-skovbrug/det-dyrkede-areal</w:t>
-      </w:r>
-    </w:p>
-    <w:p>
-      <w:pPr>
-        <w:pStyle w:val="Bibliography"/>
-      </w:pPr>
-      <w:r>
-        <w:t xml:space="preserve">Storkey, J., &amp; Westbury, D. B. (2007). Managing arable weeds for biodiversity. </w:t>
-      </w:r>
-      <w:r>
-        <w:rPr>
-          <w:i/>
-          <w:iCs/>
-        </w:rPr>
-        <w:t>Pest Management Science</w:t>
-      </w:r>
-      <w:r>
-        <w:t xml:space="preserve">, </w:t>
-      </w:r>
-      <w:r>
-        <w:rPr>
-          <w:i/>
-          <w:iCs/>
-        </w:rPr>
-        <w:t>63</w:t>
-      </w:r>
-      <w:r>
-        <w:t>(6), 517–523. https://doi.org/10.1002/ps.1375</w:t>
-      </w:r>
-    </w:p>
-    <w:p>
-      <w:pPr>
-        <w:pStyle w:val="Bibliography"/>
-      </w:pPr>
-      <w:r>
-        <w:t xml:space="preserve">Sullivan, C. A. O., Whisson, K., Treble, K., Roper, M. M., Micin, S. F., &amp; Ward, P. R. (2017). Biological nitrification inhibition by weeds: Wild radish, brome grass, wild oats and annual ryegrass decrease nitrification rates in their rhizospheres. </w:t>
-      </w:r>
-      <w:r>
-        <w:rPr>
-          <w:i/>
-          <w:iCs/>
-        </w:rPr>
-        <w:t>Crop and Pasture Science</w:t>
-      </w:r>
-      <w:r>
-        <w:t xml:space="preserve">, </w:t>
-      </w:r>
-      <w:r>
-        <w:rPr>
-          <w:i/>
-          <w:iCs/>
-        </w:rPr>
-        <w:t>68</w:t>
-      </w:r>
-      <w:r>
-        <w:t>(8), 798–804. https://doi.org/10.1071/CP17243</w:t>
-      </w:r>
-    </w:p>
-    <w:p>
-      <w:pPr>
-        <w:pStyle w:val="Bibliography"/>
-      </w:pPr>
-      <w:r>
-        <w:t xml:space="preserve">Swanton, C. J., Shrestha, A., Roy, R. C., Ball-Coelho, B. R., &amp; Knezevic, S. Z. (1999). Effect of tillage systems, N, and cover crop on the composition of weed flora. </w:t>
-      </w:r>
-      <w:r>
-        <w:rPr>
-          <w:i/>
-          <w:iCs/>
-        </w:rPr>
-        <w:t>Weed Science</w:t>
-      </w:r>
-      <w:r>
-        <w:t xml:space="preserve">, </w:t>
-      </w:r>
-      <w:r>
-        <w:rPr>
-          <w:i/>
-          <w:iCs/>
-        </w:rPr>
-        <w:t>47</w:t>
-      </w:r>
-      <w:r>
-        <w:t>(4), 454–461. https://doi.org/10.1017/S0043174500092079</w:t>
-      </w:r>
-    </w:p>
-    <w:p>
-      <w:pPr>
-        <w:pStyle w:val="Bibliography"/>
-      </w:pPr>
-      <w:r>
-        <w:t xml:space="preserve">Thomopoulos, S., Munkholm, L. J., Elsgaard, L., &amp; Ravnskov, S. (2025). Tillage and residue management modulate the links between soil physical signatures and arbuscular mycorrhizal fungal biomarkers. </w:t>
-      </w:r>
-      <w:r>
-        <w:rPr>
-          <w:i/>
-          <w:iCs/>
-        </w:rPr>
-        <w:t>Geoderma</w:t>
-      </w:r>
-      <w:r>
-        <w:t xml:space="preserve">, </w:t>
-      </w:r>
-      <w:r>
-        <w:rPr>
-          <w:i/>
-          <w:iCs/>
-        </w:rPr>
-        <w:t>454</w:t>
-      </w:r>
-      <w:r>
-        <w:t>, 117204. https://doi.org/10.1016/j.geoderma.2025.117204</w:t>
-      </w:r>
-    </w:p>
-    <w:p>
-      <w:pPr>
-        <w:pStyle w:val="Bibliography"/>
-      </w:pPr>
-      <w:r>
-        <w:lastRenderedPageBreak/>
-        <w:t xml:space="preserve">Upadhaya, S., Arbuckle, J. G., &amp; Schulte, L. A. (2021). Developing farmer typologies to inform conservation outreach in agricultural landscapes. </w:t>
-      </w:r>
-      <w:r>
-        <w:rPr>
-          <w:i/>
-          <w:iCs/>
-        </w:rPr>
-        <w:t>Land Use Policy</w:t>
-      </w:r>
-      <w:r>
-        <w:t xml:space="preserve">, </w:t>
-      </w:r>
-      <w:r>
-        <w:rPr>
-          <w:i/>
-          <w:iCs/>
-        </w:rPr>
-        <w:t>101</w:t>
-      </w:r>
-      <w:r>
-        <w:t>, 105157. https://doi.org/10.1016/j.landusepol.2020.105157</w:t>
-      </w:r>
-    </w:p>
-    <w:p>
-      <w:pPr>
-        <w:pStyle w:val="Bibliography"/>
-      </w:pPr>
-      <w:r>
-        <w:t xml:space="preserve">Vandevoorde, N., Kudsk, P., Agnan, Y., &amp; Baret, P. V. (2025). Five methodological updates of the Danish Pesticide Load Indicator to support EU-wide pesticide risk reduction policies. </w:t>
-      </w:r>
-      <w:r>
-        <w:rPr>
-          <w:i/>
-          <w:iCs/>
-        </w:rPr>
-        <w:t>Environmental Research Letters</w:t>
-      </w:r>
-      <w:r>
-        <w:t xml:space="preserve">, </w:t>
-      </w:r>
-      <w:r>
-        <w:rPr>
-          <w:i/>
-          <w:iCs/>
-        </w:rPr>
-        <w:t>20</w:t>
-      </w:r>
-      <w:r>
-        <w:t>(12), 124070. https://doi.org/10.1088/1748-9326/ae269b</w:t>
-      </w:r>
-    </w:p>
-    <w:p>
-      <w:pPr>
-        <w:pStyle w:val="Bibliography"/>
-      </w:pPr>
-      <w:r>
-        <w:t xml:space="preserve">Wan, N.-F., Fu, L., Dainese, M., Kiær, L. P., Hu, Y.-Q., Xin, F., Goulson, D., Woodcock, B. A., Vanbergen, A. J., Spurgeon, D. J., Shen, S., &amp; Scherber, C. (2025). Pesticides have negative effects on non-target organisms. </w:t>
-      </w:r>
-      <w:r>
-        <w:rPr>
-          <w:i/>
-          <w:iCs/>
-        </w:rPr>
-        <w:t>Nature Communications</w:t>
-      </w:r>
-      <w:r>
-        <w:t xml:space="preserve">, </w:t>
-      </w:r>
-      <w:r>
-        <w:rPr>
-          <w:i/>
-          <w:iCs/>
-        </w:rPr>
-        <w:t>16</w:t>
-      </w:r>
-      <w:r>
-        <w:t>(1), 1360. https://doi.org/10.1038/s41467-025-56732-x</w:t>
-      </w:r>
-    </w:p>
-    <w:p>
-      <w:pPr>
-        <w:pStyle w:val="Bibliography"/>
-      </w:pPr>
-      <w:r>
-        <w:t xml:space="preserve">Weber, J. F., Kunz, C., Peteinatos, G. G., Zikeli, S., &amp; Gerhards, R. (2017). Weed Control Using Conventional Tillage, Reduced Tillage, No-Tillage, and Cover Crops in Organic Soybean. </w:t>
-      </w:r>
-      <w:r>
-        <w:rPr>
-          <w:i/>
-          <w:iCs/>
-        </w:rPr>
-        <w:t>Agriculture</w:t>
-      </w:r>
-      <w:r>
-        <w:t xml:space="preserve">, </w:t>
-      </w:r>
-      <w:r>
-        <w:rPr>
-          <w:i/>
-          <w:iCs/>
-        </w:rPr>
-        <w:t>7</w:t>
-      </w:r>
-      <w:r>
-        <w:t>(5), 43. https://doi.org/10.3390/agriculture7050043</w:t>
-      </w:r>
-    </w:p>
-    <w:p>
-      <w:pPr>
-        <w:pStyle w:val="Bibliography"/>
-      </w:pPr>
-      <w:r>
-        <w:t xml:space="preserve">Westh, T. B., Hauschild, M. Z., Birkved, M., Jørgensen, M. S., Rosenbaum, R. K., &amp; Fantke, P. (2015). The USEtox story: A survey of model developer visions and user requirements. </w:t>
-      </w:r>
-      <w:r>
-        <w:rPr>
-          <w:i/>
-          <w:iCs/>
-        </w:rPr>
-        <w:t>The International Journal of Life Cycle Assessment</w:t>
-      </w:r>
-      <w:r>
-        <w:t xml:space="preserve">, </w:t>
-      </w:r>
-      <w:r>
-        <w:rPr>
-          <w:i/>
-          <w:iCs/>
-        </w:rPr>
-        <w:t>20</w:t>
-      </w:r>
-      <w:r>
-        <w:t>(2), 299–310. https://doi.org/10.1007/s11367-014-0829-8</w:t>
-      </w:r>
-    </w:p>
-    <w:p>
-      <w:pPr>
-        <w:pStyle w:val="Bibliography"/>
-      </w:pPr>
-      <w:r>
-        <w:t xml:space="preserve">Wickham, H., Averick, M., Bryan, J., Chang, W., McGowan, L. D., François, R., Grolemund, G., Hayes, A., Henry, L., Hester, J., Kuhn, M., Pedersen, T. L., Miller, E., Bache, S. M., Müller, K., Ooms, J., Robinson, D., Seidel, D. P., Spinu, V., … Yutani, H. (2019). Welcome to the Tidyverse. </w:t>
-      </w:r>
-      <w:r>
-        <w:rPr>
-          <w:i/>
-          <w:iCs/>
-        </w:rPr>
-        <w:t>Journal of Open Source Software</w:t>
-      </w:r>
-      <w:r>
-        <w:t xml:space="preserve">, </w:t>
-      </w:r>
-      <w:r>
-        <w:rPr>
-          <w:i/>
-          <w:iCs/>
-        </w:rPr>
-        <w:t>4</w:t>
-      </w:r>
-      <w:r>
-        <w:t>(43), 1686. https://doi.org/10.21105/joss.01686</w:t>
-      </w:r>
-    </w:p>
-    <w:p>
-      <w:pPr>
-        <w:pStyle w:val="Bibliography"/>
-      </w:pPr>
-      <w:r>
-        <w:t xml:space="preserve">Wickham, H., &amp; Bryan, J. (2023). </w:t>
-      </w:r>
-      <w:r>
-        <w:rPr>
-          <w:i/>
-          <w:iCs/>
-        </w:rPr>
-        <w:t>readxl: Read Excel Files</w:t>
-      </w:r>
-      <w:r>
-        <w:t>. https://CRAN.R-project.org/package=readxl</w:t>
-      </w:r>
-    </w:p>
-    <w:p>
-      <w:pPr>
-        <w:pStyle w:val="Bibliography"/>
-      </w:pPr>
-      <w:r>
-        <w:lastRenderedPageBreak/>
-        <w:t xml:space="preserve">Wickham, H., Pedersen, T. L., &amp; Seidel, D. (2025). </w:t>
-      </w:r>
-      <w:r>
-        <w:rPr>
-          <w:i/>
-          <w:iCs/>
-        </w:rPr>
-        <w:t>scales: Scale Functions for Visualization</w:t>
-      </w:r>
-      <w:r>
-        <w:t>. https://CRAN.R-project.org/package=scales</w:t>
-      </w:r>
-    </w:p>
-    <w:p>
-      <w:pPr>
-        <w:pStyle w:val="Bibliography"/>
-      </w:pPr>
-      <w:r>
-        <w:t xml:space="preserve">Xiao, L., Wang, G., Zhou, H., Jin, X., &amp; Luo, Z. (2022). Coupling agricultural system models with machine learning to facilitate regional predictions of management practices and crop production. </w:t>
-      </w:r>
-      <w:r>
-        <w:rPr>
-          <w:i/>
-          <w:iCs/>
-        </w:rPr>
-        <w:t>Environmental Research Letters</w:t>
-      </w:r>
-      <w:r>
-        <w:t xml:space="preserve">, </w:t>
-      </w:r>
-      <w:r>
-        <w:rPr>
-          <w:i/>
-          <w:iCs/>
-        </w:rPr>
-        <w:t>17</w:t>
-      </w:r>
-      <w:r>
-        <w:t>(11), 114027. https://doi.org/10.1088/1748-9326/ac9c71</w:t>
-      </w:r>
-    </w:p>
-    <w:p>
-      <w:pPr>
-        <w:pStyle w:val="Bibliography"/>
-      </w:pPr>
-      <w:r>
-        <w:t xml:space="preserve">Yvoz, S., Petit, S., Biju-Duval, L., &amp; Cordeau, S. (2020). A framework to type crop management strategies within a production situation to improve the comprehension of weed communities. </w:t>
-      </w:r>
-      <w:r>
-        <w:rPr>
-          <w:i/>
-          <w:iCs/>
-        </w:rPr>
-        <w:t>European Journal of Agronomy</w:t>
-      </w:r>
-      <w:r>
-        <w:t xml:space="preserve">, </w:t>
-      </w:r>
-      <w:r>
-        <w:rPr>
-          <w:i/>
-          <w:iCs/>
-        </w:rPr>
-        <w:t>115</w:t>
-      </w:r>
-      <w:r>
-        <w:t>, 126009. https://doi.org/10.1016/j.eja.2020.126009</w:t>
-      </w:r>
-    </w:p>
-    <w:p>
-      <w:pPr>
-        <w:spacing w:line="360" w:lineRule="auto"/>
         <w:rPr>
           <w:b/>
           <w:bCs/>
         </w:rPr>
-      </w:pPr>
+        <w:fldChar w:fldCharType="begin"/>
+      </w:r>
       <w:r>
         <w:rPr>
           <w:b/>
           <w:bCs/>
         </w:rPr>
+        <w:instrText xml:space="preserve"> ADDIN ZOTERO_BIBL {"uncited":[],"omitted":[],"custom":[]} CSL_BIBLIOGRAPHY </w:instrText>
+      </w:r>
+      <w:r>
+        <w:rPr>
+          <w:b/>
+          <w:bCs/>
+        </w:rPr>
+        <w:fldChar w:fldCharType="separate"/>
+      </w:r>
+      <w:r>
+        <w:t xml:space="preserve">Adeux, G., Cordeau, S., Antichi, D., Carlesi, S., Mazzoncini, M., Munier-Jolain, N., &amp; Bàrberi, P. (2021). Cover crops promote crop productivity but do not enhance weed management in tillage-based cropping systems. </w:t>
+      </w:r>
+      <w:r>
+        <w:rPr>
+          <w:i/>
+          <w:iCs/>
+        </w:rPr>
+        <w:t>European Journal of Agronomy</w:t>
+      </w:r>
+      <w:r>
+        <w:t xml:space="preserve">, </w:t>
+      </w:r>
+      <w:r>
+        <w:rPr>
+          <w:i/>
+          <w:iCs/>
+        </w:rPr>
+        <w:t>123</w:t>
+      </w:r>
+      <w:r>
+        <w:t>, 126221. https://doi.org/10.1016/j.eja.2020.126221</w:t>
+      </w:r>
+    </w:p>
+    <w:p>
+      <w:pPr>
+        <w:pStyle w:val="Bibliography"/>
+      </w:pPr>
+      <w:r>
+        <w:t xml:space="preserve">Adeux, G., Rodriguez, A., Penato, C., Antichi, D., Carlesi, S., Sbrana, M., Bàrberi, P., &amp; Cordeau, S. (2023). Long-term cover cropping in tillage-based systems filters weed community phenology: A seedbank analysis. </w:t>
+      </w:r>
+      <w:r>
+        <w:rPr>
+          <w:i/>
+          <w:iCs/>
+        </w:rPr>
+        <w:t>Field Crops Research</w:t>
+      </w:r>
+      <w:r>
+        <w:t xml:space="preserve">, </w:t>
+      </w:r>
+      <w:r>
+        <w:rPr>
+          <w:i/>
+          <w:iCs/>
+        </w:rPr>
+        <w:t>291</w:t>
+      </w:r>
+      <w:r>
+        <w:t>, 108769. https://doi.org/10.1016/j.fcr.2022.108769</w:t>
+      </w:r>
+    </w:p>
+    <w:p>
+      <w:pPr>
+        <w:pStyle w:val="Bibliography"/>
+      </w:pPr>
+      <w:r>
+        <w:t xml:space="preserve">Andreasen, C., &amp; Streibig, J. C. (2011). Evaluation of changes in weed flora in arable fields of Nordic countries – based on Danish long-term surveys. </w:t>
+      </w:r>
+      <w:r>
+        <w:rPr>
+          <w:i/>
+          <w:iCs/>
+        </w:rPr>
+        <w:t>Weed Research</w:t>
+      </w:r>
+      <w:r>
+        <w:t xml:space="preserve">, </w:t>
+      </w:r>
+      <w:r>
+        <w:rPr>
+          <w:i/>
+          <w:iCs/>
+        </w:rPr>
+        <w:t>51</w:t>
+      </w:r>
+      <w:r>
+        <w:t>(3), 214–226. https://doi.org/10.1111/j.1365-3180.2010.00836.x</w:t>
+      </w:r>
+    </w:p>
+    <w:p>
+      <w:pPr>
+        <w:pStyle w:val="Bibliography"/>
+      </w:pPr>
+      <w:r>
+        <w:t xml:space="preserve">Balfour, N. J., &amp; Ratnieks, F. L. W. (2022). The disproportionate value of ‘weeds’ to pollinators and biodiversity. </w:t>
+      </w:r>
+      <w:r>
+        <w:rPr>
+          <w:i/>
+          <w:iCs/>
+        </w:rPr>
+        <w:t>Journal of Applied Ecology</w:t>
+      </w:r>
+      <w:r>
+        <w:t xml:space="preserve">, </w:t>
+      </w:r>
+      <w:r>
+        <w:rPr>
+          <w:i/>
+          <w:iCs/>
+        </w:rPr>
+        <w:t>59</w:t>
+      </w:r>
+      <w:r>
+        <w:t>(5), 1209–1218. https://doi.org/10.1111/1365-2664.14132</w:t>
+      </w:r>
+    </w:p>
+    <w:p>
+      <w:pPr>
+        <w:pStyle w:val="Bibliography"/>
+      </w:pPr>
+      <w:r>
+        <w:lastRenderedPageBreak/>
+        <w:t xml:space="preserve">Bates, D., Mächler, M., Bolker, B., &amp; Walker, S. (2015). Fitting Linear Mixed-Effects Models Using lme4. </w:t>
+      </w:r>
+      <w:r>
+        <w:rPr>
+          <w:i/>
+          <w:iCs/>
+        </w:rPr>
+        <w:t>Journal of Statistical Software</w:t>
+      </w:r>
+      <w:r>
+        <w:t xml:space="preserve">, </w:t>
+      </w:r>
+      <w:r>
+        <w:rPr>
+          <w:i/>
+          <w:iCs/>
+        </w:rPr>
+        <w:t>67</w:t>
+      </w:r>
+      <w:r>
+        <w:t>(1), 1–48. https://doi.org/10.18637/jss.v067.i01</w:t>
+      </w:r>
+    </w:p>
+    <w:p>
+      <w:pPr>
+        <w:pStyle w:val="Bibliography"/>
+      </w:pPr>
+      <w:r>
+        <w:t xml:space="preserve">Bensch, J., de Mol, F., Gerowitt, B., &amp; Zhang, H. (2025). Integrating Biodiversity Benefits of Weeds into the Economic Threshold Concept. </w:t>
+      </w:r>
+      <w:r>
+        <w:rPr>
+          <w:i/>
+          <w:iCs/>
+        </w:rPr>
+        <w:t>Journal of Crop Health</w:t>
+      </w:r>
+      <w:r>
+        <w:t xml:space="preserve">, </w:t>
+      </w:r>
+      <w:r>
+        <w:rPr>
+          <w:i/>
+          <w:iCs/>
+        </w:rPr>
+        <w:t>77</w:t>
+      </w:r>
+      <w:r>
+        <w:t>(3), 96. https://doi.org/10.1007/s10343-025-01165-1</w:t>
+      </w:r>
+    </w:p>
+    <w:p>
+      <w:pPr>
+        <w:pStyle w:val="Bibliography"/>
+      </w:pPr>
+      <w:r>
+        <w:t xml:space="preserve">Blaix, C., Moonen, A. C., Dostatny, D. F., Izquierdo, J., Le Corff, J., Morrison, J., Von Redwitz, C., Schumacher, M., &amp; Westerman, P. R. (2018). Quantification of regulating ecosystem services provided by weeds in annual cropping systems using a systematic map approach. </w:t>
+      </w:r>
+      <w:r>
+        <w:rPr>
+          <w:i/>
+          <w:iCs/>
+        </w:rPr>
+        <w:t>Weed Research</w:t>
+      </w:r>
+      <w:r>
+        <w:t xml:space="preserve">, </w:t>
+      </w:r>
+      <w:r>
+        <w:rPr>
+          <w:i/>
+          <w:iCs/>
+        </w:rPr>
+        <w:t>58</w:t>
+      </w:r>
+      <w:r>
+        <w:t>(3), 151–164. https://doi.org/10.1111/wre.12303</w:t>
+      </w:r>
+    </w:p>
+    <w:p>
+      <w:pPr>
+        <w:pStyle w:val="Bibliography"/>
+      </w:pPr>
+      <w:r>
+        <w:t xml:space="preserve">Bozdogan, H. (1987). Model Selection and Akaike’s Information Criterion (AIC): The General Theory and its Analytical Extensions. </w:t>
+      </w:r>
+      <w:r>
+        <w:rPr>
+          <w:i/>
+          <w:iCs/>
+        </w:rPr>
+        <w:t>Psychometrika</w:t>
+      </w:r>
+      <w:r>
+        <w:t xml:space="preserve">, </w:t>
+      </w:r>
+      <w:r>
+        <w:rPr>
+          <w:i/>
+          <w:iCs/>
+        </w:rPr>
+        <w:t>52</w:t>
+      </w:r>
+      <w:r>
+        <w:t>(3), 345–370. https://doi.org/10.1007/BF02294361</w:t>
+      </w:r>
+    </w:p>
+    <w:p>
+      <w:pPr>
+        <w:pStyle w:val="Bibliography"/>
+      </w:pPr>
+      <w:r>
+        <w:t xml:space="preserve">Brooks, M. E., Kristensen, K., Benthem, K. J. van, Magnusson, A., Berg, C. W., Nielsen, A., Skaug, H. J., Maechler, M., &amp; Bolker, B. M. (2017). glmmTMB Balances Speed and Flexibility Among Packages for Zero-inflated Generalized Linear Mixed Modeling. </w:t>
+      </w:r>
+      <w:r>
+        <w:rPr>
+          <w:i/>
+          <w:iCs/>
+        </w:rPr>
+        <w:t>The R Journal</w:t>
+      </w:r>
+      <w:r>
+        <w:t xml:space="preserve">, </w:t>
+      </w:r>
+      <w:r>
+        <w:rPr>
+          <w:i/>
+          <w:iCs/>
+        </w:rPr>
+        <w:t>9</w:t>
+      </w:r>
+      <w:r>
+        <w:t>(2), 378–400. https://doi.org/10.32614/RJ-2017-066</w:t>
+      </w:r>
+    </w:p>
+    <w:p>
+      <w:pPr>
+        <w:pStyle w:val="Bibliography"/>
+      </w:pPr>
+      <w:r>
+        <w:t xml:space="preserve">Brust, J., Claupein, W., &amp; Gerhards, R. (2014). Growth and weed suppression ability of common and new cover crops in Germany. </w:t>
+      </w:r>
+      <w:r>
+        <w:rPr>
+          <w:i/>
+          <w:iCs/>
+        </w:rPr>
+        <w:t>Crop Protection</w:t>
+      </w:r>
+      <w:r>
+        <w:t xml:space="preserve">, </w:t>
+      </w:r>
+      <w:r>
+        <w:rPr>
+          <w:i/>
+          <w:iCs/>
+        </w:rPr>
+        <w:t>63</w:t>
+      </w:r>
+      <w:r>
+        <w:t>, 1–8. https://doi.org/10.1016/j.cropro.2014.04.022</w:t>
+      </w:r>
+    </w:p>
+    <w:p>
+      <w:pPr>
+        <w:pStyle w:val="Bibliography"/>
+      </w:pPr>
+      <w:r>
+        <w:t xml:space="preserve">Büchmann, N. B., Josefsson, H., &amp; Cowe, I. A. (2001). Performance of European Artificial Neural Network (ANN) Calibrations for Moisture and Protein in Cereals Using the Danish Near-Infrared Transmission (NIT) Network. </w:t>
+      </w:r>
+      <w:r>
+        <w:rPr>
+          <w:i/>
+          <w:iCs/>
+        </w:rPr>
+        <w:t>Cereal Chemistry</w:t>
+      </w:r>
+      <w:r>
+        <w:t xml:space="preserve">, </w:t>
+      </w:r>
+      <w:r>
+        <w:rPr>
+          <w:i/>
+          <w:iCs/>
+        </w:rPr>
+        <w:t>78</w:t>
+      </w:r>
+      <w:r>
+        <w:t>(5), 572–577. https://doi.org/10.1094/CCHEM.2001.78.5.572</w:t>
+      </w:r>
+    </w:p>
+    <w:p>
+      <w:pPr>
+        <w:pStyle w:val="Bibliography"/>
+      </w:pPr>
+      <w:r>
+        <w:lastRenderedPageBreak/>
+        <w:t xml:space="preserve">Burns, F., Eaton, M. A., Barlow, K. E., Beckmann, B. C., Brereton, T., Brooks, D. R., Brown, P. M. J., Fulaij, N. A., Gent, T., Henderson, I., Noble, D. G., Parsons, M., Powney, G. D., Roy, H. E., Stroh, P., Walker, K., Wilkinson, J. W., Wotton, S. R., &amp; Gregory, R. D. (2016). Agricultural Management and Climatic Change Are the Major Drivers of Biodiversity Change in the UK. </w:t>
+      </w:r>
+      <w:r>
+        <w:rPr>
+          <w:i/>
+          <w:iCs/>
+        </w:rPr>
+        <w:t>PLOS ONE</w:t>
+      </w:r>
+      <w:r>
+        <w:t xml:space="preserve">, </w:t>
+      </w:r>
+      <w:r>
+        <w:rPr>
+          <w:i/>
+          <w:iCs/>
+        </w:rPr>
+        <w:t>11</w:t>
+      </w:r>
+      <w:r>
+        <w:t>(3), e0151595. https://doi.org/10.1371/journal.pone.0151595</w:t>
+      </w:r>
+    </w:p>
+    <w:p>
+      <w:pPr>
+        <w:pStyle w:val="Bibliography"/>
+      </w:pPr>
+      <w:r>
+        <w:t xml:space="preserve">Ceballos, G., Ehrlich, P. R., &amp; Dirzo, R. (2017). Biological annihilation via the ongoing sixth mass extinction signaled by vertebrate population losses and declines. </w:t>
+      </w:r>
+      <w:r>
+        <w:rPr>
+          <w:i/>
+          <w:iCs/>
+        </w:rPr>
+        <w:t>Proceedings of the National Academy of Sciences</w:t>
+      </w:r>
+      <w:r>
+        <w:t xml:space="preserve">, </w:t>
+      </w:r>
+      <w:r>
+        <w:rPr>
+          <w:i/>
+          <w:iCs/>
+        </w:rPr>
+        <w:t>114</w:t>
+      </w:r>
+      <w:r>
+        <w:t>(30), E6089–E6096. https://doi.org/10.1073/pnas.1704949114</w:t>
+      </w:r>
+    </w:p>
+    <w:p>
+      <w:pPr>
+        <w:pStyle w:val="Bibliography"/>
+        <w:rPr>
+          <w:lang w:val="da-DK"/>
+        </w:rPr>
+      </w:pPr>
+      <w:r>
+        <w:t xml:space="preserve">Cusser, S., Bahlai, C., Swinton, S. M., Robertson, G. P., &amp; Haddad, N. M. (2020). Long-term research avoids spurious and misleading trends in sustainability attributes of no-till. </w:t>
+      </w:r>
+      <w:r>
+        <w:rPr>
+          <w:i/>
+          <w:iCs/>
+          <w:lang w:val="da-DK"/>
+        </w:rPr>
+        <w:t>Global Change Biology</w:t>
+      </w:r>
+      <w:r>
+        <w:rPr>
+          <w:lang w:val="da-DK"/>
+        </w:rPr>
+        <w:t xml:space="preserve">, </w:t>
+      </w:r>
+      <w:r>
+        <w:rPr>
+          <w:i/>
+          <w:iCs/>
+          <w:lang w:val="da-DK"/>
+        </w:rPr>
+        <w:t>26</w:t>
+      </w:r>
+      <w:r>
+        <w:rPr>
+          <w:lang w:val="da-DK"/>
+        </w:rPr>
+        <w:t>(6), 3715–3725. https://doi.org/10.1111/gcb.15080</w:t>
+      </w:r>
+    </w:p>
+    <w:p>
+      <w:pPr>
+        <w:pStyle w:val="Bibliography"/>
+      </w:pPr>
+      <w:r>
+        <w:rPr>
+          <w:lang w:val="da-DK"/>
+        </w:rPr>
+        <w:t xml:space="preserve">Dalgaard, T., Hansen, B., Hasler, B., Hertel, O., Hutchings, N. J., Jacobsen, B. H., Jensen, L. S., Kronvang, B., Olesen, J. E., Schjørring, J. K., Kristensen, I. S., Graversgaard, M., Termansen, M., &amp; Vejre, H. (2014). </w:t>
+      </w:r>
+      <w:r>
+        <w:t xml:space="preserve">Policies for agricultural nitrogen management—Trends, challenges and prospects for improved efficiency in Denmark. </w:t>
+      </w:r>
+      <w:r>
+        <w:rPr>
+          <w:i/>
+          <w:iCs/>
+        </w:rPr>
+        <w:t>Environmental Research Letters</w:t>
+      </w:r>
+      <w:r>
+        <w:t xml:space="preserve">, </w:t>
+      </w:r>
+      <w:r>
+        <w:rPr>
+          <w:i/>
+          <w:iCs/>
+        </w:rPr>
+        <w:t>9</w:t>
+      </w:r>
+      <w:r>
+        <w:t>(11), 115002. https://doi.org/10.1088/1748-9326/9/11/115002</w:t>
+      </w:r>
+    </w:p>
+    <w:p>
+      <w:pPr>
+        <w:pStyle w:val="Bibliography"/>
+      </w:pPr>
+      <w:r>
+        <w:t xml:space="preserve">Dirzo, R., Young, H. S., Galetti, M., Ceballos, G., Isaac, N. J. B., &amp; Collen, B. (2014). Defaunation in the Anthropocene. </w:t>
+      </w:r>
+      <w:r>
+        <w:rPr>
+          <w:i/>
+          <w:iCs/>
+        </w:rPr>
+        <w:t>Science</w:t>
+      </w:r>
+      <w:r>
+        <w:t xml:space="preserve">, </w:t>
+      </w:r>
+      <w:r>
+        <w:rPr>
+          <w:i/>
+          <w:iCs/>
+        </w:rPr>
+        <w:t>345</w:t>
+      </w:r>
+      <w:r>
+        <w:t>(6195), 401–406. https://doi.org/10.1126/science.1251817</w:t>
+      </w:r>
+    </w:p>
+    <w:p>
+      <w:pPr>
+        <w:pStyle w:val="Bibliography"/>
+      </w:pPr>
+      <w:r>
+        <w:t xml:space="preserve">DMI. (2025). </w:t>
+      </w:r>
+      <w:r>
+        <w:rPr>
+          <w:i/>
+          <w:iCs/>
+        </w:rPr>
+        <w:t>Denmark Meteorological Institute Open Data</w:t>
+      </w:r>
+      <w:r>
+        <w:t>. https://www.dmi.dk/friedata/dokumentation/data</w:t>
+      </w:r>
+    </w:p>
+    <w:p>
+      <w:pPr>
+        <w:pStyle w:val="Bibliography"/>
+      </w:pPr>
+      <w:r>
+        <w:rPr>
+          <w:lang w:val="da-DK"/>
+        </w:rPr>
+        <w:t xml:space="preserve">Elhakeem, A., Porre, R. J., Hoffland, E., Van Dam, J. C., Drost, S. M., &amp; De Deyn, G. B. (2023). </w:t>
+      </w:r>
+      <w:r>
+        <w:t xml:space="preserve">Radish-based cover crop mixtures mitigate leaching and increase availability </w:t>
+      </w:r>
+      <w:r>
+        <w:lastRenderedPageBreak/>
+        <w:t xml:space="preserve">of nitrogen to the cash crop. </w:t>
+      </w:r>
+      <w:r>
+        <w:rPr>
+          <w:i/>
+          <w:iCs/>
+        </w:rPr>
+        <w:t>Field Crops Research</w:t>
+      </w:r>
+      <w:r>
+        <w:t xml:space="preserve">, </w:t>
+      </w:r>
+      <w:r>
+        <w:rPr>
+          <w:i/>
+          <w:iCs/>
+        </w:rPr>
+        <w:t>292</w:t>
+      </w:r>
+      <w:r>
+        <w:t>, 108803. https://doi.org/10.1016/j.fcr.2022.108803</w:t>
+      </w:r>
+    </w:p>
+    <w:p>
+      <w:pPr>
+        <w:pStyle w:val="Bibliography"/>
+      </w:pPr>
+      <w:r>
+        <w:t xml:space="preserve">Esposito, M., Westbrook, A. S., Maggio, A., Cirillo, V., &amp; DiTommaso, A. (2023). Neutral weed communities: The intersection between crop productivity, biodiversity, and weed ecosystem services. </w:t>
+      </w:r>
+      <w:r>
+        <w:rPr>
+          <w:i/>
+          <w:iCs/>
+        </w:rPr>
+        <w:t>Weed Science</w:t>
+      </w:r>
+      <w:r>
+        <w:t xml:space="preserve">, </w:t>
+      </w:r>
+      <w:r>
+        <w:rPr>
+          <w:i/>
+          <w:iCs/>
+        </w:rPr>
+        <w:t>71</w:t>
+      </w:r>
+      <w:r>
+        <w:t>(4), 301–311. https://doi.org/10.1017/wsc.2023.27</w:t>
+      </w:r>
+    </w:p>
+    <w:p>
+      <w:pPr>
+        <w:pStyle w:val="Bibliography"/>
+      </w:pPr>
+      <w:r>
+        <w:t xml:space="preserve">Fanfarillo, E., &amp; Kasperski, A. (2021). An index of ecological value for European arable plant communities. </w:t>
+      </w:r>
+      <w:r>
+        <w:rPr>
+          <w:i/>
+          <w:iCs/>
+        </w:rPr>
+        <w:t>Biodiversity and Conservation</w:t>
+      </w:r>
+      <w:r>
+        <w:t xml:space="preserve">, </w:t>
+      </w:r>
+      <w:r>
+        <w:rPr>
+          <w:i/>
+          <w:iCs/>
+        </w:rPr>
+        <w:t>30</w:t>
+      </w:r>
+      <w:r>
+        <w:t>(7), 2145–2164. https://doi.org/10.1007/s10531-021-02191-x</w:t>
+      </w:r>
+    </w:p>
+    <w:p>
+      <w:pPr>
+        <w:pStyle w:val="Bibliography"/>
+      </w:pPr>
+      <w:r>
+        <w:t xml:space="preserve">FAO. (2023). </w:t>
+      </w:r>
+      <w:r>
+        <w:rPr>
+          <w:i/>
+          <w:iCs/>
+        </w:rPr>
+        <w:t>Crop and Livestock Products</w:t>
+      </w:r>
+      <w:r>
+        <w:t xml:space="preserve"> [Dataset]. Food and Agriculture Organization of the United Nations. https://www.fao.org/faostat/en/#data/QCL</w:t>
+      </w:r>
+    </w:p>
+    <w:p>
+      <w:pPr>
+        <w:pStyle w:val="Bibliography"/>
+      </w:pPr>
+      <w:r>
+        <w:t xml:space="preserve">Florence, A. M., &amp; McGuire, A. M. (2020). Do diverse cover crop mixtures perform better than monocultures? A systematic review. </w:t>
+      </w:r>
+      <w:r>
+        <w:rPr>
+          <w:i/>
+          <w:iCs/>
+        </w:rPr>
+        <w:t>Agronomy Journal</w:t>
+      </w:r>
+      <w:r>
+        <w:t xml:space="preserve">, </w:t>
+      </w:r>
+      <w:r>
+        <w:rPr>
+          <w:i/>
+          <w:iCs/>
+        </w:rPr>
+        <w:t>112</w:t>
+      </w:r>
+      <w:r>
+        <w:t>(5), 3513–3534. https://doi.org/10.1002/agj2.20340</w:t>
+      </w:r>
+    </w:p>
+    <w:p>
+      <w:pPr>
+        <w:pStyle w:val="Bibliography"/>
+      </w:pPr>
+      <w:r>
+        <w:t xml:space="preserve">Gaba, S., Cheviron, N., Perrot, T., Piutti, S., Gautier, J.-L., &amp; Bretagnolle, V. (2020). Weeds Enhance Multifunctionality in Arable Lands in South-West of France. </w:t>
+      </w:r>
+      <w:r>
+        <w:rPr>
+          <w:i/>
+          <w:iCs/>
+        </w:rPr>
+        <w:t>Frontiers in Sustainable Food Systems</w:t>
+      </w:r>
+      <w:r>
+        <w:t xml:space="preserve">, </w:t>
+      </w:r>
+      <w:r>
+        <w:rPr>
+          <w:i/>
+          <w:iCs/>
+        </w:rPr>
+        <w:t>4</w:t>
+      </w:r>
+      <w:r>
+        <w:t>. https://doi.org/10.3389/fsufs.2020.00071</w:t>
+      </w:r>
+    </w:p>
+    <w:p>
+      <w:pPr>
+        <w:pStyle w:val="Bibliography"/>
+      </w:pPr>
+      <w:r>
+        <w:t xml:space="preserve">Gentili, M., Nichols, V., Jørgensen, J. R., Jørgensen, R. N., &amp; Gislum, R. (in review). Functional Roles of Weeds in Arable Ecosystems: A Review of Methods to Assess Eco-system Services and Disservices. </w:t>
+      </w:r>
+      <w:r>
+        <w:rPr>
+          <w:i/>
+          <w:iCs/>
+        </w:rPr>
+        <w:t>Weed Research</w:t>
+      </w:r>
+      <w:r>
+        <w:t>.</w:t>
+      </w:r>
+    </w:p>
+    <w:p>
+      <w:pPr>
+        <w:pStyle w:val="Bibliography"/>
+      </w:pPr>
+      <w:r>
+        <w:t xml:space="preserve">Gómez-Muñoz, B., Jensen, L. S., Munkholm, L., Olesen, J. E., Møller Hansen, E., &amp; Bruun, S. (2021). Long-term effect of tillage and straw retention in conservation agriculture systems on soil carbon storage. </w:t>
+      </w:r>
+      <w:r>
+        <w:rPr>
+          <w:i/>
+          <w:iCs/>
+        </w:rPr>
+        <w:t>Soil Science Society of America Journal</w:t>
+      </w:r>
+      <w:r>
+        <w:t xml:space="preserve">, </w:t>
+      </w:r>
+      <w:r>
+        <w:rPr>
+          <w:i/>
+          <w:iCs/>
+        </w:rPr>
+        <w:t>85</w:t>
+      </w:r>
+      <w:r>
+        <w:t>(5), 1465–1478. https://doi.org/10.1002/saj2.20312</w:t>
+      </w:r>
+    </w:p>
+    <w:p>
+      <w:pPr>
+        <w:pStyle w:val="Bibliography"/>
+      </w:pPr>
+      <w:r>
+        <w:rPr>
+          <w:lang w:val="da-DK"/>
+        </w:rPr>
+        <w:lastRenderedPageBreak/>
+        <w:t xml:space="preserve">Hansen, E. M., Munkholm, L. J., Olesen, J. E., &amp; Melander, B. (2015). </w:t>
+      </w:r>
+      <w:r>
+        <w:t xml:space="preserve">Nitrate Leaching, Yields and Carbon Sequestration after Noninversion Tillage, Catch Crops, and Straw Retention. </w:t>
+      </w:r>
+      <w:r>
+        <w:rPr>
+          <w:i/>
+          <w:iCs/>
+        </w:rPr>
+        <w:t>Journal of Environmental Quality</w:t>
+      </w:r>
+      <w:r>
+        <w:t xml:space="preserve">, </w:t>
+      </w:r>
+      <w:r>
+        <w:rPr>
+          <w:i/>
+          <w:iCs/>
+        </w:rPr>
+        <w:t>44</w:t>
+      </w:r>
+      <w:r>
+        <w:t>(3), 868–881. https://doi.org/10.2134/jeq2014.11.0482</w:t>
+      </w:r>
+    </w:p>
+    <w:p>
+      <w:pPr>
+        <w:pStyle w:val="Bibliography"/>
+      </w:pPr>
+      <w:r>
+        <w:t xml:space="preserve">Henle, K., Alard, D., Clitherow, J., Cobb, P., Firbank, L., Kull, T., McCracken, D., Moritz, R. F. A., Niemelä, J., Rebane, M., Wascher, D., Watt, A., &amp; Young, J. (2008). Identifying and managing the conflicts between agriculture and biodiversity conservation in Europe–A review. </w:t>
+      </w:r>
+      <w:r>
+        <w:rPr>
+          <w:i/>
+          <w:iCs/>
+        </w:rPr>
+        <w:t>Agriculture, Ecosystems &amp; Environment, Special Section: Problems and Prospects of Grassland Agroecosystems in Western China</w:t>
+      </w:r>
+      <w:r>
+        <w:t xml:space="preserve">, </w:t>
+      </w:r>
+      <w:r>
+        <w:rPr>
+          <w:i/>
+          <w:iCs/>
+        </w:rPr>
+        <w:t>124</w:t>
+      </w:r>
+      <w:r>
+        <w:t>(1), 60–71. https://doi.org/10.1016/j.agee.2007.09.005</w:t>
+      </w:r>
+    </w:p>
+    <w:p>
+      <w:pPr>
+        <w:pStyle w:val="Bibliography"/>
+      </w:pPr>
+      <w:r>
+        <w:t xml:space="preserve">Hothorn, T., Bretz, F., &amp; Westfall, P. (2002). </w:t>
+      </w:r>
+      <w:r>
+        <w:rPr>
+          <w:i/>
+          <w:iCs/>
+        </w:rPr>
+        <w:t>multcomp: Simultaneous Inference in General Parametric Models</w:t>
+      </w:r>
+      <w:r>
+        <w:t xml:space="preserve"> (p. 1.4-30) [Dataset]. https://doi.org/10.32614/CRAN.package.multcomp</w:t>
+      </w:r>
+    </w:p>
+    <w:p>
+      <w:pPr>
+        <w:pStyle w:val="Bibliography"/>
+      </w:pPr>
+      <w:r>
+        <w:t xml:space="preserve">Jian, J., Du, X., Reiter, M. S., &amp; Stewart, R. D. (2020). A meta-analysis of global cropland soil carbon changes due to cover cropping. </w:t>
+      </w:r>
+      <w:r>
+        <w:rPr>
+          <w:i/>
+          <w:iCs/>
+        </w:rPr>
+        <w:t>Soil Biology and Biochemistry</w:t>
+      </w:r>
+      <w:r>
+        <w:t xml:space="preserve">, </w:t>
+      </w:r>
+      <w:r>
+        <w:rPr>
+          <w:i/>
+          <w:iCs/>
+        </w:rPr>
+        <w:t>143</w:t>
+      </w:r>
+      <w:r>
+        <w:t>, 107735. https://doi.org/10.1016/j.soilbio.2020.107735</w:t>
+      </w:r>
+    </w:p>
+    <w:p>
+      <w:pPr>
+        <w:pStyle w:val="Bibliography"/>
+      </w:pPr>
+      <w:r>
+        <w:t xml:space="preserve">Kathage, J., Smit, B., Janssens, B., Haagsma, W., &amp; Adrados, J. L. (2022). How much is policy driving the adoption of cover crops? Evidence from four EU regions. </w:t>
+      </w:r>
+      <w:r>
+        <w:rPr>
+          <w:i/>
+          <w:iCs/>
+        </w:rPr>
+        <w:t>Land Use Policy</w:t>
+      </w:r>
+      <w:r>
+        <w:t xml:space="preserve">, </w:t>
+      </w:r>
+      <w:r>
+        <w:rPr>
+          <w:i/>
+          <w:iCs/>
+        </w:rPr>
+        <w:t>116</w:t>
+      </w:r>
+      <w:r>
+        <w:t>, 106016. https://doi.org/10.1016/j.landusepol.2022.106016</w:t>
+      </w:r>
+    </w:p>
+    <w:p>
+      <w:pPr>
+        <w:pStyle w:val="Bibliography"/>
+      </w:pPr>
+      <w:r>
+        <w:rPr>
+          <w:lang w:val="da-DK"/>
+        </w:rPr>
+        <w:t xml:space="preserve">Kudsk, P., Jørgensen, L. N., &amp; Ørum, J. E. (2018). </w:t>
+      </w:r>
+      <w:r>
+        <w:t xml:space="preserve">Pesticide Load—A new Danish pesticide risk indicator with multiple applications. </w:t>
+      </w:r>
+      <w:r>
+        <w:rPr>
+          <w:i/>
+          <w:iCs/>
+        </w:rPr>
+        <w:t>Land Use Policy</w:t>
+      </w:r>
+      <w:r>
+        <w:t xml:space="preserve">, </w:t>
+      </w:r>
+      <w:r>
+        <w:rPr>
+          <w:i/>
+          <w:iCs/>
+        </w:rPr>
+        <w:t>70</w:t>
+      </w:r>
+      <w:r>
+        <w:t>, 384–393. https://doi.org/10.1016/j.landusepol.2017.11.010</w:t>
+      </w:r>
+    </w:p>
+    <w:p>
+      <w:pPr>
+        <w:pStyle w:val="Bibliography"/>
+      </w:pPr>
+      <w:r>
+        <w:t xml:space="preserve">Labeyrie, V., Antona, M., Baudry, J., Bazile, D., Bodin, Ö., Caillon, S., Leclerc, C., Le Page, C., Louafi, S., Mariel, J., Massol, F., &amp; Thomas, M. (2021). Networking agrobiodiversity management to foster biodiversity-based agriculture. A review. </w:t>
+      </w:r>
+      <w:r>
+        <w:rPr>
+          <w:i/>
+          <w:iCs/>
+        </w:rPr>
+        <w:lastRenderedPageBreak/>
+        <w:t>Agronomy for Sustainable Development</w:t>
+      </w:r>
+      <w:r>
+        <w:t xml:space="preserve">, </w:t>
+      </w:r>
+      <w:r>
+        <w:rPr>
+          <w:i/>
+          <w:iCs/>
+        </w:rPr>
+        <w:t>41</w:t>
+      </w:r>
+      <w:r>
+        <w:t>(1), 4. https://doi.org/10.1007/s13593-020-00662-z</w:t>
+      </w:r>
+    </w:p>
+    <w:p>
+      <w:pPr>
+        <w:pStyle w:val="Bibliography"/>
+      </w:pPr>
+      <w:r>
+        <w:t xml:space="preserve">Lacroix, C., Vandenberghe, C., Monty, A., &amp; Dumont, B. (2024). Effect of long-term tillage and residue managements on weed flora and its impact on winter wheat development. </w:t>
+      </w:r>
+      <w:r>
+        <w:rPr>
+          <w:i/>
+          <w:iCs/>
+        </w:rPr>
+        <w:t>Agriculture, Ecosystems &amp; Environment</w:t>
+      </w:r>
+      <w:r>
+        <w:t xml:space="preserve">, </w:t>
+      </w:r>
+      <w:r>
+        <w:rPr>
+          <w:i/>
+          <w:iCs/>
+        </w:rPr>
+        <w:t>366</w:t>
+      </w:r>
+      <w:r>
+        <w:t>, 108937. https://doi.org/10.1016/j.agee.2024.108937</w:t>
+      </w:r>
+    </w:p>
+    <w:p>
+      <w:pPr>
+        <w:pStyle w:val="Bibliography"/>
+      </w:pPr>
+      <w:r>
+        <w:t xml:space="preserve">Lawley, Y. E., Teasdale, J. R., &amp; Weil, R. R. (2012). The Mechanism for Weed Suppression by a Forage Radish Cover Crop. </w:t>
+      </w:r>
+      <w:r>
+        <w:rPr>
+          <w:i/>
+          <w:iCs/>
+        </w:rPr>
+        <w:t>Agronomy Journal</w:t>
+      </w:r>
+      <w:r>
+        <w:t xml:space="preserve">, </w:t>
+      </w:r>
+      <w:r>
+        <w:rPr>
+          <w:i/>
+          <w:iCs/>
+        </w:rPr>
+        <w:t>104</w:t>
+      </w:r>
+      <w:r>
+        <w:t>(2), 205–214. https://doi.org/10.2134/agronj2011.0128</w:t>
+      </w:r>
+    </w:p>
+    <w:p>
+      <w:pPr>
+        <w:pStyle w:val="Bibliography"/>
+      </w:pPr>
+      <w:r>
+        <w:t xml:space="preserve">Lenth, R. V. (2024). </w:t>
+      </w:r>
+      <w:r>
+        <w:rPr>
+          <w:i/>
+          <w:iCs/>
+        </w:rPr>
+        <w:t>emmeans: Estimated Marginal Means, aka Least-Squares Means</w:t>
+      </w:r>
+      <w:r>
+        <w:t>. https://CRAN.R-project.org/package=emmeans</w:t>
+      </w:r>
+    </w:p>
+    <w:p>
+      <w:pPr>
+        <w:pStyle w:val="Bibliography"/>
+      </w:pPr>
+      <w:r>
+        <w:rPr>
+          <w:lang w:val="da-DK"/>
+        </w:rPr>
+        <w:t xml:space="preserve">Leskovšek, R., Eler, K., &amp; Zamljen, S. A. (2025). </w:t>
+      </w:r>
+      <w:r>
+        <w:t xml:space="preserve">Weed suppression and maize yield influenced by cover crop mixture diversity and tillage. </w:t>
+      </w:r>
+      <w:r>
+        <w:rPr>
+          <w:i/>
+          <w:iCs/>
+        </w:rPr>
+        <w:t>Agriculture, Ecosystems &amp; Environment</w:t>
+      </w:r>
+      <w:r>
+        <w:t xml:space="preserve">, </w:t>
+      </w:r>
+      <w:r>
+        <w:rPr>
+          <w:i/>
+          <w:iCs/>
+        </w:rPr>
+        <w:t>383</w:t>
+      </w:r>
+      <w:r>
+        <w:t>, 109530. https://doi.org/10.1016/j.agee.2025.109530</w:t>
+      </w:r>
+    </w:p>
+    <w:p>
+      <w:pPr>
+        <w:pStyle w:val="Bibliography"/>
+      </w:pPr>
+      <w:r>
+        <w:t xml:space="preserve">Lewis, K., Rainford, J., Tzilivakis, J., &amp; Garthwaite, D. (2021). Application of the Danish pesticide load indicator to arable agriculture in the United Kingdom. </w:t>
+      </w:r>
+      <w:r>
+        <w:rPr>
+          <w:i/>
+          <w:iCs/>
+        </w:rPr>
+        <w:t>Journal of Environmental Quality</w:t>
+      </w:r>
+      <w:r>
+        <w:t xml:space="preserve">, </w:t>
+      </w:r>
+      <w:r>
+        <w:rPr>
+          <w:i/>
+          <w:iCs/>
+        </w:rPr>
+        <w:t>50</w:t>
+      </w:r>
+      <w:r>
+        <w:t>(5), 1110–1122. https://doi.org/10.1002/jeq2.20262</w:t>
+      </w:r>
+    </w:p>
+    <w:p>
+      <w:pPr>
+        <w:pStyle w:val="Bibliography"/>
+      </w:pPr>
+      <w:r>
+        <w:t xml:space="preserve">Lu, X. (2020). A meta-analysis of the effects of crop residue return on crop yields and water use efficiency. </w:t>
+      </w:r>
+      <w:r>
+        <w:rPr>
+          <w:i/>
+          <w:iCs/>
+        </w:rPr>
+        <w:t>PLOS ONE</w:t>
+      </w:r>
+      <w:r>
+        <w:t xml:space="preserve">, </w:t>
+      </w:r>
+      <w:r>
+        <w:rPr>
+          <w:i/>
+          <w:iCs/>
+        </w:rPr>
+        <w:t>15</w:t>
+      </w:r>
+      <w:r>
+        <w:t>(4), e0231740. https://doi.org/10.1371/journal.pone.0231740</w:t>
+      </w:r>
+    </w:p>
+    <w:p>
+      <w:pPr>
+        <w:pStyle w:val="Bibliography"/>
+      </w:pPr>
+      <w:r>
+        <w:t xml:space="preserve">MacLaren, C., Swanepoel, P., Bennett, J., Wright, J., &amp; Dehnen-Schmutz, K. (2019). Cover crop biomass production is more important than diversity for weed suppression. </w:t>
+      </w:r>
+      <w:r>
+        <w:rPr>
+          <w:i/>
+          <w:iCs/>
+        </w:rPr>
+        <w:t>Crop Science</w:t>
+      </w:r>
+      <w:r>
+        <w:t xml:space="preserve">, </w:t>
+      </w:r>
+      <w:r>
+        <w:rPr>
+          <w:i/>
+          <w:iCs/>
+        </w:rPr>
+        <w:t>59</w:t>
+      </w:r>
+      <w:r>
+        <w:t>(2), 733–748.</w:t>
+      </w:r>
+    </w:p>
+    <w:p>
+      <w:pPr>
+        <w:pStyle w:val="Bibliography"/>
+      </w:pPr>
+      <w:r>
+        <w:lastRenderedPageBreak/>
+        <w:t xml:space="preserve">Marshall, E. J. P., Brown, V. K., Boatman, N. D., Lutman, P. J. W., Squire, G. R., &amp; Ward, L. K. (2003). The role of weeds in supporting biological diversity within crop fields. </w:t>
+      </w:r>
+      <w:r>
+        <w:rPr>
+          <w:i/>
+          <w:iCs/>
+        </w:rPr>
+        <w:t>Weed Research</w:t>
+      </w:r>
+      <w:r>
+        <w:t xml:space="preserve">, </w:t>
+      </w:r>
+      <w:r>
+        <w:rPr>
+          <w:i/>
+          <w:iCs/>
+        </w:rPr>
+        <w:t>43</w:t>
+      </w:r>
+      <w:r>
+        <w:t>(2), 77–89. https://doi.org/10.1046/j.1365-3180.2003.00326.x</w:t>
+      </w:r>
+    </w:p>
+    <w:p>
+      <w:pPr>
+        <w:pStyle w:val="Bibliography"/>
+      </w:pPr>
+      <w:r>
+        <w:t xml:space="preserve">McKenzie-Gopsill, A., Mills, A., MacDonald, A. N., &amp; Wyand, S. (2022). The importance of species selection in cover crop mixture design. </w:t>
+      </w:r>
+      <w:r>
+        <w:rPr>
+          <w:i/>
+          <w:iCs/>
+        </w:rPr>
+        <w:t>Weed Science</w:t>
+      </w:r>
+      <w:r>
+        <w:t xml:space="preserve">, </w:t>
+      </w:r>
+      <w:r>
+        <w:rPr>
+          <w:i/>
+          <w:iCs/>
+        </w:rPr>
+        <w:t>70</w:t>
+      </w:r>
+      <w:r>
+        <w:t>(4), 436–447. https://doi.org/10.1017/wsc.2022.28</w:t>
+      </w:r>
+    </w:p>
+    <w:p>
+      <w:pPr>
+        <w:pStyle w:val="Bibliography"/>
+      </w:pPr>
+      <w:r>
+        <w:t xml:space="preserve">Melander, B., Nørremark, M., &amp; Kristensen, E. F. (2013). Combining mechanical rhizome removal and cover crops for Elytrigia repens control in organic barley systems. </w:t>
+      </w:r>
+      <w:r>
+        <w:rPr>
+          <w:i/>
+          <w:iCs/>
+        </w:rPr>
+        <w:t>Weed Research</w:t>
+      </w:r>
+      <w:r>
+        <w:t xml:space="preserve">, </w:t>
+      </w:r>
+      <w:r>
+        <w:rPr>
+          <w:i/>
+          <w:iCs/>
+        </w:rPr>
+        <w:t>53</w:t>
+      </w:r>
+      <w:r>
+        <w:t>(6), 461–469. https://doi.org/10.1111/wre.12042</w:t>
+      </w:r>
+    </w:p>
+    <w:p>
+      <w:pPr>
+        <w:pStyle w:val="Bibliography"/>
+      </w:pPr>
+      <w:r>
+        <w:t xml:space="preserve">Miranda-Vélez, J. F., Simpson, G. L., Hansen, E. M., &amp; Munkholm, L. J. (2026). In-season effects of winter cover crops and tillage on soil NO3- and N leaching – Analysis with generalized additive models. </w:t>
+      </w:r>
+      <w:r>
+        <w:rPr>
+          <w:i/>
+          <w:iCs/>
+        </w:rPr>
+        <w:t>Agriculture, Ecosystems &amp; Environment</w:t>
+      </w:r>
+      <w:r>
+        <w:t xml:space="preserve">, </w:t>
+      </w:r>
+      <w:r>
+        <w:rPr>
+          <w:i/>
+          <w:iCs/>
+        </w:rPr>
+        <w:t>396</w:t>
+      </w:r>
+      <w:r>
+        <w:t>, 110011. https://doi.org/10.1016/j.agee.2025.110011</w:t>
+      </w:r>
+    </w:p>
+    <w:p>
+      <w:pPr>
+        <w:pStyle w:val="Bibliography"/>
+      </w:pPr>
+      <w:r>
+        <w:t xml:space="preserve">Monat, J. P. (2009). The benefits of global scaling in multi-criteria decision analysis. </w:t>
+      </w:r>
+      <w:r>
+        <w:rPr>
+          <w:i/>
+          <w:iCs/>
+        </w:rPr>
+        <w:t>Judgment and Decision Making</w:t>
+      </w:r>
+      <w:r>
+        <w:t xml:space="preserve">, </w:t>
+      </w:r>
+      <w:r>
+        <w:rPr>
+          <w:i/>
+          <w:iCs/>
+        </w:rPr>
+        <w:t>4</w:t>
+      </w:r>
+      <w:r>
+        <w:t>(6), 492–508. https://doi.org/10.1017/S1930297500004034</w:t>
+      </w:r>
+    </w:p>
+    <w:p>
+      <w:pPr>
+        <w:pStyle w:val="Bibliography"/>
+      </w:pPr>
+      <w:r>
+        <w:t xml:space="preserve">Moreau, D., Pointurier, O., Nicolardot, B., Villerd, J., &amp; Colbach, N. (2020). In which cropping systems can residual weeds reduce nitrate leaching and soil erosion? </w:t>
+      </w:r>
+      <w:r>
+        <w:rPr>
+          <w:i/>
+          <w:iCs/>
+        </w:rPr>
+        <w:t>European Journal of Agronomy</w:t>
+      </w:r>
+      <w:r>
+        <w:t xml:space="preserve">, </w:t>
+      </w:r>
+      <w:r>
+        <w:rPr>
+          <w:i/>
+          <w:iCs/>
+        </w:rPr>
+        <w:t>119</w:t>
+      </w:r>
+      <w:r>
+        <w:t>, 126015. https://doi.org/10.1016/j.eja.2020.126015</w:t>
+      </w:r>
+    </w:p>
+    <w:p>
+      <w:pPr>
+        <w:pStyle w:val="Bibliography"/>
+      </w:pPr>
+      <w:r>
+        <w:t xml:space="preserve">Oksanen, J., Simpson, G. L., Blanchet, F. G., Kindt, R., Legendre, P., Minchin, P. R., O’Hara, R. B., Solymos, P., Stevens, M. H. H., Szoecs, E., Wagner, H., Barbour, M., Bedward, M., Bolker, B., Borcard, D., Carvalho, G., Chirico, M., Caceres, M. D., Durand, S., … Weedon, J. (2024). </w:t>
+      </w:r>
+      <w:r>
+        <w:rPr>
+          <w:i/>
+          <w:iCs/>
+        </w:rPr>
+        <w:t>vegan: Community Ecology Package</w:t>
+      </w:r>
+      <w:r>
+        <w:t>. https://CRAN.R-project.org/package=vegan</w:t>
+      </w:r>
+    </w:p>
+    <w:p>
+      <w:pPr>
+        <w:pStyle w:val="Bibliography"/>
+      </w:pPr>
+      <w:r>
+        <w:lastRenderedPageBreak/>
+        <w:t xml:space="preserve">Peel, M. C., Finlayson, B. L., &amp; McMahon, T. A. (2007). Updated world map of the Köppen–Geiger climate classification. </w:t>
+      </w:r>
+      <w:r>
+        <w:rPr>
+          <w:i/>
+          <w:iCs/>
+        </w:rPr>
+        <w:t>Hydrology and Earth System Sciences</w:t>
+      </w:r>
+      <w:r>
+        <w:t xml:space="preserve">, </w:t>
+      </w:r>
+      <w:r>
+        <w:rPr>
+          <w:i/>
+          <w:iCs/>
+        </w:rPr>
+        <w:t>11</w:t>
+      </w:r>
+      <w:r>
+        <w:t>(5), 1633–1644. https://doi.org/10.5194/hess-11-1633-2007</w:t>
+      </w:r>
+    </w:p>
+    <w:p>
+      <w:pPr>
+        <w:pStyle w:val="Bibliography"/>
+      </w:pPr>
+      <w:r>
+        <w:t xml:space="preserve">Petit, S., Boursault, A., Guilloux, M., Munier-Jolain, N., &amp; Reboud, X. (2011). Weeds in agricultural landscapes. A review. </w:t>
+      </w:r>
+      <w:r>
+        <w:rPr>
+          <w:i/>
+          <w:iCs/>
+        </w:rPr>
+        <w:t>Agronomy for Sustainable Development</w:t>
+      </w:r>
+      <w:r>
+        <w:t xml:space="preserve">, </w:t>
+      </w:r>
+      <w:r>
+        <w:rPr>
+          <w:i/>
+          <w:iCs/>
+        </w:rPr>
+        <w:t>31</w:t>
+      </w:r>
+      <w:r>
+        <w:t>(2), 309–317. https://doi.org/10.1051/agro/2010020</w:t>
+      </w:r>
+    </w:p>
+    <w:p>
+      <w:pPr>
+        <w:pStyle w:val="Bibliography"/>
+      </w:pPr>
+      <w:r>
+        <w:t xml:space="preserve">Petit, S., Munier-Jolain, N., Bretagnolle, V., Bockstaller, C., Gaba, S., Cordeau, S., Lechenet, M., Mézière, D., &amp; Colbach, N. (2015). Ecological Intensification Through Pesticide Reduction: Weed Control, Weed Biodiversity and Sustainability in Arable Farming. </w:t>
+      </w:r>
+      <w:r>
+        <w:rPr>
+          <w:i/>
+          <w:iCs/>
+        </w:rPr>
+        <w:t>Environmental Management</w:t>
+      </w:r>
+      <w:r>
+        <w:t xml:space="preserve">, </w:t>
+      </w:r>
+      <w:r>
+        <w:rPr>
+          <w:i/>
+          <w:iCs/>
+        </w:rPr>
+        <w:t>56</w:t>
+      </w:r>
+      <w:r>
+        <w:t>(5), 1078–1090. https://doi.org/10.1007/s00267-015-0554-5</w:t>
+      </w:r>
+    </w:p>
+    <w:p>
+      <w:pPr>
+        <w:pStyle w:val="Bibliography"/>
+      </w:pPr>
+      <w:r>
+        <w:t xml:space="preserve">Pielou, E. C. (1966). The measurement of diversity in different types of biological collections. </w:t>
+      </w:r>
+      <w:r>
+        <w:rPr>
+          <w:i/>
+          <w:iCs/>
+        </w:rPr>
+        <w:t>Journal of Theoretical Biology</w:t>
+      </w:r>
+      <w:r>
+        <w:t xml:space="preserve">, </w:t>
+      </w:r>
+      <w:r>
+        <w:rPr>
+          <w:i/>
+          <w:iCs/>
+        </w:rPr>
+        <w:t>13</w:t>
+      </w:r>
+      <w:r>
+        <w:t>(1), 131–144. https://doi.org/10.1016/0022-5193(66)90013-0</w:t>
+      </w:r>
+    </w:p>
+    <w:p>
+      <w:pPr>
+        <w:pStyle w:val="Bibliography"/>
+      </w:pPr>
+      <w:r>
+        <w:t xml:space="preserve">Pittelkow, C. M., Liang, X., Linquist, B. A., van Groenigen, K. J., Lee, J., Lundy, M. E., van Gestel, N., Six, J., Venterea, R. T., &amp; van Kessel, C. (2015). Productivity limits and potentials of the principles of conservation agriculture. </w:t>
+      </w:r>
+      <w:r>
+        <w:rPr>
+          <w:i/>
+          <w:iCs/>
+        </w:rPr>
+        <w:t>Nature</w:t>
+      </w:r>
+      <w:r>
+        <w:t xml:space="preserve">, </w:t>
+      </w:r>
+      <w:r>
+        <w:rPr>
+          <w:i/>
+          <w:iCs/>
+        </w:rPr>
+        <w:t>517</w:t>
+      </w:r>
+      <w:r>
+        <w:t>(7534), 365–368. https://doi.org/10.1038/nature13809</w:t>
+      </w:r>
+    </w:p>
+    <w:p>
+      <w:pPr>
+        <w:pStyle w:val="Bibliography"/>
+      </w:pPr>
+      <w:r>
+        <w:t xml:space="preserve">Pratt, R. C., Schutte, B. J., Idowu, O. J., Uchanski, M., &amp; Grant, L. (2023). Fall-sown small grain cover crops for weed suppression and soil moisture management in an irrigated organic agroecosystem. </w:t>
+      </w:r>
+      <w:r>
+        <w:rPr>
+          <w:i/>
+          <w:iCs/>
+        </w:rPr>
+        <w:t>Renewable Agriculture and Food Systems</w:t>
+      </w:r>
+      <w:r>
+        <w:t xml:space="preserve">, </w:t>
+      </w:r>
+      <w:r>
+        <w:rPr>
+          <w:i/>
+          <w:iCs/>
+        </w:rPr>
+        <w:t>38</w:t>
+      </w:r>
+      <w:r>
+        <w:t>, e1. https://doi.org/10.1017/S174217052200028X</w:t>
+      </w:r>
+    </w:p>
+    <w:p>
+      <w:pPr>
+        <w:pStyle w:val="Bibliography"/>
+      </w:pPr>
+      <w:r>
+        <w:t xml:space="preserve">R Core Team. (2024). </w:t>
+      </w:r>
+      <w:r>
+        <w:rPr>
+          <w:i/>
+          <w:iCs/>
+        </w:rPr>
+        <w:t>R: A Language and Environment for Statistical Computing</w:t>
+      </w:r>
+      <w:r>
+        <w:t>. R Foundation for Statistical Computing. https://www.R-project.org/</w:t>
+      </w:r>
+    </w:p>
+    <w:p>
+      <w:pPr>
+        <w:pStyle w:val="Bibliography"/>
+      </w:pPr>
+      <w:r>
+        <w:lastRenderedPageBreak/>
+        <w:t xml:space="preserve">Rani, L., Thapa, K., Kanojia, N., Sharma, N., Singh, S., Grewal, A. S., Srivastav, A. L., &amp; Kaushal, J. (2021). An extensive review on the consequences of chemical pesticides on human health and environment. </w:t>
+      </w:r>
+      <w:r>
+        <w:rPr>
+          <w:i/>
+          <w:iCs/>
+        </w:rPr>
+        <w:t>Journal of Cleaner Production</w:t>
+      </w:r>
+      <w:r>
+        <w:t xml:space="preserve">, </w:t>
+      </w:r>
+      <w:r>
+        <w:rPr>
+          <w:i/>
+          <w:iCs/>
+        </w:rPr>
+        <w:t>283</w:t>
+      </w:r>
+      <w:r>
+        <w:t>, 124657. https://doi.org/10.1016/j.jclepro.2020.124657</w:t>
+      </w:r>
+    </w:p>
+    <w:p>
+      <w:pPr>
+        <w:pStyle w:val="Bibliography"/>
+      </w:pPr>
+      <w:r>
+        <w:t xml:space="preserve">Ritchie, H., &amp; Roser, M. (2019). Half of the world’s habitable land is used for agriculture. </w:t>
+      </w:r>
+      <w:r>
+        <w:rPr>
+          <w:i/>
+          <w:iCs/>
+        </w:rPr>
+        <w:t>Our World in Data</w:t>
+      </w:r>
+      <w:r>
+        <w:t>.</w:t>
+      </w:r>
+    </w:p>
+    <w:p>
+      <w:pPr>
+        <w:pStyle w:val="Bibliography"/>
+      </w:pPr>
+      <w:r>
+        <w:t xml:space="preserve">Rouge, A., Adeux, G., Busset, H., Hugard, R., Martin, J., Matejicek, A., Moreau, D., Guillemin, J.-P., &amp; Cordeau, S. (2023). Carry-over effects of cover crops on weeds and crop productivity in no-till systems. </w:t>
+      </w:r>
+      <w:r>
+        <w:rPr>
+          <w:i/>
+          <w:iCs/>
+        </w:rPr>
+        <w:t>Field Crops Research</w:t>
+      </w:r>
+      <w:r>
+        <w:t xml:space="preserve">, </w:t>
+      </w:r>
+      <w:r>
+        <w:rPr>
+          <w:i/>
+          <w:iCs/>
+        </w:rPr>
+        <w:t>295</w:t>
+      </w:r>
+      <w:r>
+        <w:t>, 108899. https://doi.org/10.1016/j.fcr.2023.108899</w:t>
+      </w:r>
+    </w:p>
+    <w:p>
+      <w:pPr>
+        <w:pStyle w:val="Bibliography"/>
+      </w:pPr>
+      <w:r>
+        <w:t xml:space="preserve">Salonen, J., Andersson, L., Andreasen, C., &amp; Semb Torresen, K. (2008). </w:t>
+      </w:r>
+      <w:r>
+        <w:rPr>
+          <w:i/>
+          <w:iCs/>
+        </w:rPr>
+        <w:t>Key perennial weeds in arable crops in the Nordic countries</w:t>
+      </w:r>
+      <w:r>
+        <w:t>.</w:t>
+      </w:r>
+    </w:p>
+    <w:p>
+      <w:pPr>
+        <w:pStyle w:val="Bibliography"/>
+      </w:pPr>
+      <w:r>
+        <w:t xml:space="preserve">Schatke, M., Ulber, L., Musavi, T., Wäldchen, J., &amp; von Redwitz, C. (2024). From unwanted to wanted: Blending functional weed traits into weed distribution maps. </w:t>
+      </w:r>
+      <w:r>
+        <w:rPr>
+          <w:i/>
+          <w:iCs/>
+        </w:rPr>
+        <w:t>Weed Research</w:t>
+      </w:r>
+      <w:r>
+        <w:t xml:space="preserve">, </w:t>
+      </w:r>
+      <w:r>
+        <w:rPr>
+          <w:i/>
+          <w:iCs/>
+        </w:rPr>
+        <w:t>64</w:t>
+      </w:r>
+      <w:r>
+        <w:t>(6), 407–417. https://doi.org/10.1111/wre.12664</w:t>
+      </w:r>
+    </w:p>
+    <w:p>
+      <w:pPr>
+        <w:pStyle w:val="Bibliography"/>
+      </w:pPr>
+      <w:r>
+        <w:t xml:space="preserve">Scherner, A., Melander, B., &amp; Kudsk, P. (2016). Vertical distribution and composition of weed seeds within the plough layer after eleven years of contrasting crop rotation and tillage schemes. </w:t>
+      </w:r>
+      <w:r>
+        <w:rPr>
+          <w:i/>
+          <w:iCs/>
+        </w:rPr>
+        <w:t>Soil and Tillage Research</w:t>
+      </w:r>
+      <w:r>
+        <w:t xml:space="preserve">, </w:t>
+      </w:r>
+      <w:r>
+        <w:rPr>
+          <w:i/>
+          <w:iCs/>
+        </w:rPr>
+        <w:t>161</w:t>
+      </w:r>
+      <w:r>
+        <w:t>, 135–142. https://doi.org/10.1016/j.still.2016.04.005</w:t>
+      </w:r>
+    </w:p>
+    <w:p>
+      <w:pPr>
+        <w:pStyle w:val="Bibliography"/>
+      </w:pPr>
+      <w:r>
+        <w:t xml:space="preserve">Sharma, A., Kumar, V., Shahzad, B., Tanveer, M., Sidhu, G. P. S., Handa, N., Kohli, S. K., Yadav, P., Bali, A. S., Parihar, R. D., Dar, O. I., Singh, K., Jasrotia, S., Bakshi, P., Ramakrishnan, M., Kumar, S., Bhardwaj, R., &amp; Thukral, A. K. (2019). Worldwide pesticide usage and its impacts on ecosystem. </w:t>
+      </w:r>
+      <w:r>
+        <w:rPr>
+          <w:i/>
+          <w:iCs/>
+        </w:rPr>
+        <w:t>SN Applied Sciences</w:t>
+      </w:r>
+      <w:r>
+        <w:t xml:space="preserve">, </w:t>
+      </w:r>
+      <w:r>
+        <w:rPr>
+          <w:i/>
+          <w:iCs/>
+        </w:rPr>
+        <w:t>1</w:t>
+      </w:r>
+      <w:r>
+        <w:t>(11), 1446. https://doi.org/10.1007/s42452-019-1485-1</w:t>
+      </w:r>
+    </w:p>
+    <w:p>
+      <w:pPr>
+        <w:pStyle w:val="Bibliography"/>
+      </w:pPr>
+      <w:r>
+        <w:lastRenderedPageBreak/>
+        <w:t xml:space="preserve">Shi, S., Yin, W., Niu, F., Yin, X., &amp; Shi, Y. (2026). Sustainable agricultural practices shape the weed seed bank. A meta-analysis. </w:t>
+      </w:r>
+      <w:r>
+        <w:rPr>
+          <w:i/>
+          <w:iCs/>
+        </w:rPr>
+        <w:t>Agronomy for Sustainable Development</w:t>
+      </w:r>
+      <w:r>
+        <w:t xml:space="preserve">, </w:t>
+      </w:r>
+      <w:r>
+        <w:rPr>
+          <w:i/>
+          <w:iCs/>
+        </w:rPr>
+        <w:t>46</w:t>
+      </w:r>
+      <w:r>
+        <w:t>(2), 18. https://doi.org/10.1007/s13593-026-01090-1</w:t>
+      </w:r>
+    </w:p>
+    <w:p>
+      <w:pPr>
+        <w:pStyle w:val="Bibliography"/>
+      </w:pPr>
+      <w:r>
+        <w:t xml:space="preserve">Shrestha, A., Knezevic, S. Z., Roy, R. C., Ball-Coelho, B. R., &amp; Swanton, C. J. (2002). Effect of tillage, cover crop and crop rotation on the composition of weed flora in a sandy soil. </w:t>
+      </w:r>
+      <w:r>
+        <w:rPr>
+          <w:i/>
+          <w:iCs/>
+        </w:rPr>
+        <w:t>Weed Research</w:t>
+      </w:r>
+      <w:r>
+        <w:t xml:space="preserve">, </w:t>
+      </w:r>
+      <w:r>
+        <w:rPr>
+          <w:i/>
+          <w:iCs/>
+        </w:rPr>
+        <w:t>42</w:t>
+      </w:r>
+      <w:r>
+        <w:t>(1), 76–87. https://doi.org/10.1046/j.1365-3180.2002.00264.x</w:t>
+      </w:r>
+    </w:p>
+    <w:p>
+      <w:pPr>
+        <w:pStyle w:val="Bibliography"/>
+      </w:pPr>
+      <w:r>
+        <w:t xml:space="preserve">Silge, J., &amp; Robinson, D. (2016). tidytext: Text Mining and Analysis Using Tidy Data Principles in R. </w:t>
+      </w:r>
+      <w:r>
+        <w:rPr>
+          <w:i/>
+          <w:iCs/>
+        </w:rPr>
+        <w:t>JOSS</w:t>
+      </w:r>
+      <w:r>
+        <w:t xml:space="preserve">, </w:t>
+      </w:r>
+      <w:r>
+        <w:rPr>
+          <w:i/>
+          <w:iCs/>
+        </w:rPr>
+        <w:t>1</w:t>
+      </w:r>
+      <w:r>
+        <w:t>(3). https://doi.org/10.21105/joss.00037</w:t>
+      </w:r>
+    </w:p>
+    <w:p>
+      <w:pPr>
+        <w:pStyle w:val="Bibliography"/>
+      </w:pPr>
+      <w:r>
+        <w:t xml:space="preserve">Smith, P. (2004). How long before a change in soil organic carbon can be detected? </w:t>
+      </w:r>
+      <w:r>
+        <w:rPr>
+          <w:i/>
+          <w:iCs/>
+        </w:rPr>
+        <w:t>Global Change Biology</w:t>
+      </w:r>
+      <w:r>
+        <w:t xml:space="preserve">, </w:t>
+      </w:r>
+      <w:r>
+        <w:rPr>
+          <w:i/>
+          <w:iCs/>
+        </w:rPr>
+        <w:t>10</w:t>
+      </w:r>
+      <w:r>
+        <w:t>(11), 1878–1883. https://doi.org/10.1111/j.1365-2486.2004.00854.x</w:t>
+      </w:r>
+    </w:p>
+    <w:p>
+      <w:pPr>
+        <w:pStyle w:val="Bibliography"/>
+        <w:rPr>
+          <w:lang w:val="da-DK"/>
+        </w:rPr>
+      </w:pPr>
+      <w:r>
+        <w:t xml:space="preserve">Smith, R. G., Warren, N. D., &amp; Cordeau, S. (2020). Are cover crop mixtures better at suppressing weeds than cover crop monocultures? </w:t>
+      </w:r>
+      <w:r>
+        <w:rPr>
+          <w:i/>
+          <w:iCs/>
+          <w:lang w:val="da-DK"/>
+        </w:rPr>
+        <w:t>Weed Science</w:t>
+      </w:r>
+      <w:r>
+        <w:rPr>
+          <w:lang w:val="da-DK"/>
+        </w:rPr>
+        <w:t xml:space="preserve">, </w:t>
+      </w:r>
+      <w:r>
+        <w:rPr>
+          <w:i/>
+          <w:iCs/>
+          <w:lang w:val="da-DK"/>
+        </w:rPr>
+        <w:t>68</w:t>
+      </w:r>
+      <w:r>
+        <w:rPr>
+          <w:lang w:val="da-DK"/>
+        </w:rPr>
+        <w:t>(2), 186–194. https://doi.org/10.1017/wsc.2020.12</w:t>
+      </w:r>
+    </w:p>
+    <w:p>
+      <w:pPr>
+        <w:pStyle w:val="Bibliography"/>
+      </w:pPr>
+      <w:r>
+        <w:rPr>
+          <w:lang w:val="da-DK"/>
+        </w:rPr>
+        <w:t xml:space="preserve">Sønderskov, M., Rydahl, P., Bøjer, O. M., Jensen, J. E., &amp; Kudsk, P. (2016). </w:t>
+      </w:r>
+      <w:r>
+        <w:t xml:space="preserve">Crop Protection Online—Weeds: A Case Study for Agricultural Decision Support Systems. In J. Papathanasiou, N. Ploskas, &amp; I. Linden (Eds.), </w:t>
+      </w:r>
+      <w:r>
+        <w:rPr>
+          <w:i/>
+          <w:iCs/>
+        </w:rPr>
+        <w:t>Real-World Decision Support Systems: Case Studies</w:t>
+      </w:r>
+      <w:r>
+        <w:t xml:space="preserve"> (pp. 303–320). Springer International Publishing. https://doi.org/10.1007/978-3-319-43916-7_13</w:t>
+      </w:r>
+    </w:p>
+    <w:p>
+      <w:pPr>
+        <w:pStyle w:val="Bibliography"/>
+      </w:pPr>
+      <w:r>
+        <w:t xml:space="preserve">Statistics Denmark. (2025). </w:t>
+      </w:r>
+      <w:r>
+        <w:rPr>
+          <w:i/>
+          <w:iCs/>
+        </w:rPr>
+        <w:t>Cropland</w:t>
+      </w:r>
+      <w:r>
+        <w:t>. https://www.dst.dk/en/Statistik/emner/erhvervsliv/landbrug-gartneri-og-skovbrug/det-dyrkede-areal</w:t>
+      </w:r>
+    </w:p>
+    <w:p>
+      <w:pPr>
+        <w:pStyle w:val="Bibliography"/>
+      </w:pPr>
+      <w:r>
+        <w:t xml:space="preserve">Storkey, J., &amp; Westbury, D. B. (2007). Managing arable weeds for biodiversity. </w:t>
+      </w:r>
+      <w:r>
+        <w:rPr>
+          <w:i/>
+          <w:iCs/>
+        </w:rPr>
+        <w:t>Pest Management Science</w:t>
+      </w:r>
+      <w:r>
+        <w:t xml:space="preserve">, </w:t>
+      </w:r>
+      <w:r>
+        <w:rPr>
+          <w:i/>
+          <w:iCs/>
+        </w:rPr>
+        <w:t>63</w:t>
+      </w:r>
+      <w:r>
+        <w:t>(6), 517–523. https://doi.org/10.1002/ps.1375</w:t>
+      </w:r>
+    </w:p>
+    <w:p>
+      <w:pPr>
+        <w:pStyle w:val="Bibliography"/>
+      </w:pPr>
+      <w:r>
+        <w:lastRenderedPageBreak/>
+        <w:t xml:space="preserve">Sullivan, C. A. O., Whisson, K., Treble, K., Roper, M. M., Micin, S. F., &amp; Ward, P. R. (2017). Biological nitrification inhibition by weeds: Wild radish, brome grass, wild oats and annual ryegrass decrease nitrification rates in their rhizospheres. </w:t>
+      </w:r>
+      <w:r>
+        <w:rPr>
+          <w:i/>
+          <w:iCs/>
+        </w:rPr>
+        <w:t>Crop and Pasture Science</w:t>
+      </w:r>
+      <w:r>
+        <w:t xml:space="preserve">, </w:t>
+      </w:r>
+      <w:r>
+        <w:rPr>
+          <w:i/>
+          <w:iCs/>
+        </w:rPr>
+        <w:t>68</w:t>
+      </w:r>
+      <w:r>
+        <w:t>(8), 798–804. https://doi.org/10.1071/CP17243</w:t>
+      </w:r>
+    </w:p>
+    <w:p>
+      <w:pPr>
+        <w:pStyle w:val="Bibliography"/>
+      </w:pPr>
+      <w:r>
+        <w:t xml:space="preserve">Swanton, C. J., Shrestha, A., Roy, R. C., Ball-Coelho, B. R., &amp; Knezevic, S. Z. (1999). Effect of tillage systems, N, and cover crop on the composition of weed flora. </w:t>
+      </w:r>
+      <w:r>
+        <w:rPr>
+          <w:i/>
+          <w:iCs/>
+        </w:rPr>
+        <w:t>Weed Science</w:t>
+      </w:r>
+      <w:r>
+        <w:t xml:space="preserve">, </w:t>
+      </w:r>
+      <w:r>
+        <w:rPr>
+          <w:i/>
+          <w:iCs/>
+        </w:rPr>
+        <w:t>47</w:t>
+      </w:r>
+      <w:r>
+        <w:t>(4), 454–461. https://doi.org/10.1017/S0043174500092079</w:t>
+      </w:r>
+    </w:p>
+    <w:p>
+      <w:pPr>
+        <w:pStyle w:val="Bibliography"/>
+      </w:pPr>
+      <w:r>
+        <w:t xml:space="preserve">Thomopoulos, S., Munkholm, L. J., Elsgaard, L., &amp; Ravnskov, S. (2025). Tillage and residue management modulate the links between soil physical signatures and arbuscular mycorrhizal fungal biomarkers. </w:t>
+      </w:r>
+      <w:r>
+        <w:rPr>
+          <w:i/>
+          <w:iCs/>
+        </w:rPr>
+        <w:t>Geoderma</w:t>
+      </w:r>
+      <w:r>
+        <w:t xml:space="preserve">, </w:t>
+      </w:r>
+      <w:r>
+        <w:rPr>
+          <w:i/>
+          <w:iCs/>
+        </w:rPr>
+        <w:t>454</w:t>
+      </w:r>
+      <w:r>
+        <w:t>, 117204. https://doi.org/10.1016/j.geoderma.2025.117204</w:t>
+      </w:r>
+    </w:p>
+    <w:p>
+      <w:pPr>
+        <w:pStyle w:val="Bibliography"/>
+      </w:pPr>
+      <w:r>
+        <w:t xml:space="preserve">Upadhaya, S., Arbuckle, J. G., &amp; Schulte, L. A. (2021). Developing farmer typologies to inform conservation outreach in agricultural landscapes. </w:t>
+      </w:r>
+      <w:r>
+        <w:rPr>
+          <w:i/>
+          <w:iCs/>
+        </w:rPr>
+        <w:t>Land Use Policy</w:t>
+      </w:r>
+      <w:r>
+        <w:t xml:space="preserve">, </w:t>
+      </w:r>
+      <w:r>
+        <w:rPr>
+          <w:i/>
+          <w:iCs/>
+        </w:rPr>
+        <w:t>101</w:t>
+      </w:r>
+      <w:r>
+        <w:t>, 105157. https://doi.org/10.1016/j.landusepol.2020.105157</w:t>
+      </w:r>
+    </w:p>
+    <w:p>
+      <w:pPr>
+        <w:pStyle w:val="Bibliography"/>
+      </w:pPr>
+      <w:r>
+        <w:t xml:space="preserve">Vandevoorde, N., Kudsk, P., Agnan, Y., &amp; Baret, P. V. (2025). Five methodological updates of the Danish Pesticide Load Indicator to support EU-wide pesticide risk reduction policies. </w:t>
+      </w:r>
+      <w:r>
+        <w:rPr>
+          <w:i/>
+          <w:iCs/>
+        </w:rPr>
+        <w:t>Environmental Research Letters</w:t>
+      </w:r>
+      <w:r>
+        <w:t xml:space="preserve">, </w:t>
+      </w:r>
+      <w:r>
+        <w:rPr>
+          <w:i/>
+          <w:iCs/>
+        </w:rPr>
+        <w:t>20</w:t>
+      </w:r>
+      <w:r>
+        <w:t>(12), 124070. https://doi.org/10.1088/1748-9326/ae269b</w:t>
+      </w:r>
+    </w:p>
+    <w:p>
+      <w:pPr>
+        <w:pStyle w:val="Bibliography"/>
+      </w:pPr>
+      <w:r>
+        <w:t xml:space="preserve">Wan, N.-F., Fu, L., Dainese, M., Kiær, L. P., Hu, Y.-Q., Xin, F., Goulson, D., Woodcock, B. A., Vanbergen, A. J., Spurgeon, D. J., Shen, S., &amp; Scherber, C. (2025). Pesticides have negative effects on non-target organisms. </w:t>
+      </w:r>
+      <w:r>
+        <w:rPr>
+          <w:i/>
+          <w:iCs/>
+        </w:rPr>
+        <w:t>Nature Communications</w:t>
+      </w:r>
+      <w:r>
+        <w:t xml:space="preserve">, </w:t>
+      </w:r>
+      <w:r>
+        <w:rPr>
+          <w:i/>
+          <w:iCs/>
+        </w:rPr>
+        <w:t>16</w:t>
+      </w:r>
+      <w:r>
+        <w:t>(1), 1360. https://doi.org/10.1038/s41467-025-56732-x</w:t>
+      </w:r>
+    </w:p>
+    <w:p>
+      <w:pPr>
+        <w:pStyle w:val="Bibliography"/>
+      </w:pPr>
+      <w:r>
+        <w:t xml:space="preserve">Weber, J. F., Kunz, C., Peteinatos, G. G., Zikeli, S., &amp; Gerhards, R. (2017). Weed Control Using Conventional Tillage, Reduced Tillage, No-Tillage, and Cover Crops in Organic Soybean. </w:t>
+      </w:r>
+      <w:r>
+        <w:rPr>
+          <w:i/>
+          <w:iCs/>
+        </w:rPr>
+        <w:t>Agriculture</w:t>
+      </w:r>
+      <w:r>
+        <w:t xml:space="preserve">, </w:t>
+      </w:r>
+      <w:r>
+        <w:rPr>
+          <w:i/>
+          <w:iCs/>
+        </w:rPr>
+        <w:t>7</w:t>
+      </w:r>
+      <w:r>
+        <w:t>(5), 43. https://doi.org/10.3390/agriculture7050043</w:t>
+      </w:r>
+    </w:p>
+    <w:p>
+      <w:pPr>
+        <w:pStyle w:val="Bibliography"/>
+      </w:pPr>
+      <w:r>
+        <w:lastRenderedPageBreak/>
+        <w:t xml:space="preserve">Westh, T. B., Hauschild, M. Z., Birkved, M., Jørgensen, M. S., Rosenbaum, R. K., &amp; Fantke, P. (2015). The USEtox story: A survey of model developer visions and user requirements. </w:t>
+      </w:r>
+      <w:r>
+        <w:rPr>
+          <w:i/>
+          <w:iCs/>
+        </w:rPr>
+        <w:t>The International Journal of Life Cycle Assessment</w:t>
+      </w:r>
+      <w:r>
+        <w:t xml:space="preserve">, </w:t>
+      </w:r>
+      <w:r>
+        <w:rPr>
+          <w:i/>
+          <w:iCs/>
+        </w:rPr>
+        <w:t>20</w:t>
+      </w:r>
+      <w:r>
+        <w:t>(2), 299–310. https://doi.org/10.1007/s11367-014-0829-8</w:t>
+      </w:r>
+    </w:p>
+    <w:p>
+      <w:pPr>
+        <w:pStyle w:val="Bibliography"/>
+      </w:pPr>
+      <w:r>
+        <w:t xml:space="preserve">Wickham, H., Averick, M., Bryan, J., Chang, W., McGowan, L. D., François, R., Grolemund, G., Hayes, A., Henry, L., Hester, J., Kuhn, M., Pedersen, T. L., Miller, E., Bache, S. M., Müller, K., Ooms, J., Robinson, D., Seidel, D. P., Spinu, V., … Yutani, H. (2019). Welcome to the Tidyverse. </w:t>
+      </w:r>
+      <w:r>
+        <w:rPr>
+          <w:i/>
+          <w:iCs/>
+        </w:rPr>
+        <w:t>Journal of Open Source Software</w:t>
+      </w:r>
+      <w:r>
+        <w:t xml:space="preserve">, </w:t>
+      </w:r>
+      <w:r>
+        <w:rPr>
+          <w:i/>
+          <w:iCs/>
+        </w:rPr>
+        <w:t>4</w:t>
+      </w:r>
+      <w:r>
+        <w:t>(43), 1686. https://doi.org/10.21105/joss.01686</w:t>
+      </w:r>
+    </w:p>
+    <w:p>
+      <w:pPr>
+        <w:pStyle w:val="Bibliography"/>
+      </w:pPr>
+      <w:r>
+        <w:t xml:space="preserve">Wickham, H., &amp; Bryan, J. (2023). </w:t>
+      </w:r>
+      <w:r>
+        <w:rPr>
+          <w:i/>
+          <w:iCs/>
+        </w:rPr>
+        <w:t>readxl: Read Excel Files</w:t>
+      </w:r>
+      <w:r>
+        <w:t>. https://CRAN.R-project.org/package=readxl</w:t>
+      </w:r>
+    </w:p>
+    <w:p>
+      <w:pPr>
+        <w:pStyle w:val="Bibliography"/>
+      </w:pPr>
+      <w:r>
+        <w:t xml:space="preserve">Wickham, H., Pedersen, T. L., &amp; Seidel, D. (2025). </w:t>
+      </w:r>
+      <w:r>
+        <w:rPr>
+          <w:i/>
+          <w:iCs/>
+        </w:rPr>
+        <w:t>scales: Scale Functions for Visualization</w:t>
+      </w:r>
+      <w:r>
+        <w:t>. https://CRAN.R-project.org/package=scales</w:t>
+      </w:r>
+    </w:p>
+    <w:p>
+      <w:pPr>
+        <w:pStyle w:val="Bibliography"/>
+      </w:pPr>
+      <w:r>
+        <w:t xml:space="preserve">Xiao, L., Wang, G., Zhou, H., Jin, X., &amp; Luo, Z. (2022). Coupling agricultural system models with machine learning to facilitate regional predictions of management practices and crop production. </w:t>
+      </w:r>
+      <w:r>
+        <w:rPr>
+          <w:i/>
+          <w:iCs/>
+        </w:rPr>
+        <w:t>Environmental Research Letters</w:t>
+      </w:r>
+      <w:r>
+        <w:t xml:space="preserve">, </w:t>
+      </w:r>
+      <w:r>
+        <w:rPr>
+          <w:i/>
+          <w:iCs/>
+        </w:rPr>
+        <w:t>17</w:t>
+      </w:r>
+      <w:r>
+        <w:t>(11), 114027. https://doi.org/10.1088/1748-9326/ac9c71</w:t>
+      </w:r>
+    </w:p>
+    <w:p>
+      <w:pPr>
+        <w:pStyle w:val="Bibliography"/>
+      </w:pPr>
+      <w:r>
+        <w:t xml:space="preserve">Yvoz, S., Petit, S., Biju-Duval, L., &amp; Cordeau, S. (2020). A framework to type crop management strategies within a production situation to improve the comprehension of weed communities. </w:t>
+      </w:r>
+      <w:r>
+        <w:rPr>
+          <w:i/>
+          <w:iCs/>
+        </w:rPr>
+        <w:t>European Journal of Agronomy</w:t>
+      </w:r>
+      <w:r>
+        <w:t xml:space="preserve">, </w:t>
+      </w:r>
+      <w:r>
+        <w:rPr>
+          <w:i/>
+          <w:iCs/>
+        </w:rPr>
+        <w:t>115</w:t>
+      </w:r>
+      <w:r>
+        <w:t>, 126009. https://doi.org/10.1016/j.eja.2020.126009</w:t>
+      </w:r>
+    </w:p>
+    <w:p>
+      <w:pPr>
+        <w:spacing w:line="360" w:lineRule="auto"/>
+        <w:rPr>
+          <w:b/>
+          <w:bCs/>
+        </w:rPr>
+      </w:pPr>
+      <w:r>
+        <w:rPr>
+          <w:b/>
+          <w:bCs/>
+        </w:rPr>
         <w:fldChar w:fldCharType="end"/>
       </w:r>
       <w:bookmarkEnd w:id="0"/>
     </w:p>
     <w:sectPr>
-      <w:footerReference w:type="even" r:id="rId18"/>
-      <w:footerReference w:type="default" r:id="rId19"/>
-      <w:pgSz w:w="11906" w:h="16838"/>
+      <w:footerReference w:type="even" r:id="rId19"/>
+      <w:footerReference w:type="default" r:id="rId20"/>
+      <w:pgSz w:w="11906" w:h="16838" w:code="9"/>
       <w:pgMar w:top="1440" w:right="1440" w:bottom="1440" w:left="1440" w:header="851" w:footer="851" w:gutter="0"/>
       <w:lnNumType w:countBy="1" w:restart="continuous"/>
       <w:cols w:space="708"/>
@@ -19252,7 +19378,7 @@
       </w:r>
     </w:p>
   </w:comment>
-  <w:comment w:id="12" w:author="Simon Shamus Riley" w:date="2026-03-30T11:46:00Z" w:initials="SR">
+  <w:comment w:id="2" w:author="Simon Shamus Riley" w:date="2026-03-30T12:03:00Z" w:initials="SR">
     <w:p>
       <w:pPr>
         <w:pStyle w:val="CommentText"/>
@@ -19267,11 +19393,11 @@
         <w:rPr>
           <w:lang w:val="en-US"/>
         </w:rPr>
-        <w:t>Are you using Zotero? Add “e.g.” as a prefix when inserting the citation and then remove the outer set of parentheses.</w:t>
+        <w:t>This is the first mention of crop sequences, which I think will be super confusing for people not familiar with the underlying long-term experiment. I’ve tried to offer a clearer expression, but its just a suggestion.</w:t>
       </w:r>
     </w:p>
   </w:comment>
-  <w:comment w:id="13" w:author="Simon Shamus Riley" w:date="2026-03-30T11:50:00Z" w:initials="SR">
+  <w:comment w:id="3" w:author="Virginia Anne Nichols" w:date="2026-01-22T09:16:00Z" w:initials="VN">
     <w:p>
       <w:pPr>
         <w:pStyle w:val="CommentText"/>
@@ -19283,14 +19409,11 @@
         <w:annotationRef/>
       </w:r>
       <w:r>
-        <w:rPr>
-          <w:lang w:val="en-US"/>
-        </w:rPr>
-        <w:t>I don’t think you need the “P” here, but I could be wrong.</w:t>
+        <w:t>Bo you didn’t answer my question here about how the different row spacings were accommodated, so I guessed - does this seem reasonable?</w:t>
       </w:r>
     </w:p>
   </w:comment>
-  <w:comment w:id="14" w:author="Simon Shamus Riley" w:date="2026-03-30T12:03:00Z" w:initials="SR">
+  <w:comment w:id="6" w:author="Simon Shamus Riley" w:date="2026-03-30T13:40:00Z" w:initials="SR">
     <w:p>
       <w:pPr>
         <w:pStyle w:val="CommentText"/>
@@ -19302,46 +19425,11 @@
         <w:annotationRef/>
       </w:r>
       <w:r>
-        <w:rPr>
-          <w:lang w:val="en-US"/>
-        </w:rPr>
-        <w:t>This is the first mention of crop sequences, which I think will be super confusing for people not familiar with the underlying long-term experiment. I’ve tried to offer a clearer expression, but its just a suggestion.</w:t>
+        <w:t>Melander et al. should be outside parentheses here I think</w:t>
       </w:r>
     </w:p>
   </w:comment>
-  <w:comment w:id="15" w:author="Virginia Anne Nichols" w:date="2026-01-22T09:16:00Z" w:initials="VN">
-    <w:p>
-      <w:pPr>
-        <w:pStyle w:val="CommentText"/>
-      </w:pPr>
-      <w:r>
-        <w:rPr>
-          <w:rStyle w:val="CommentReference"/>
-        </w:rPr>
-        <w:annotationRef/>
-      </w:r>
-      <w:r>
-        <w:t>Bo you didn’t answer my question here about how the different row spacings were accommodated, so I guessed - does this seem reasonable?</w:t>
-      </w:r>
-    </w:p>
-  </w:comment>
-  <w:comment w:id="18" w:author="Simon Shamus Riley" w:date="2026-03-30T13:40:00Z" w:initials="SR">
-    <w:p>
-      <w:pPr>
-        <w:pStyle w:val="CommentText"/>
-      </w:pPr>
-      <w:r>
-        <w:rPr>
-          <w:rStyle w:val="CommentReference"/>
-        </w:rPr>
-        <w:annotationRef/>
-      </w:r>
-      <w:r>
-        <w:t>Melander et al. should be outside parentheses here I think</w:t>
-      </w:r>
-    </w:p>
-  </w:comment>
-  <w:comment w:id="19" w:author="Virginia Anne Nichols" w:date="2026-04-21T12:25:00Z" w:initials="VN">
+  <w:comment w:id="7" w:author="Virginia Anne Nichols" w:date="2026-04-21T12:25:00Z" w:initials="VN">
     <w:p>
       <w:pPr>
         <w:pStyle w:val="CommentText"/>
@@ -19363,8 +19451,6 @@
 <file path=word/commentsExtended.xml><?xml version="1.0" encoding="utf-8"?>
 <w15:commentsEx xmlns:wpc="http://schemas.microsoft.com/office/word/2010/wordprocessingCanvas" xmlns:cx="http://schemas.microsoft.com/office/drawing/2014/chartex" xmlns:cx1="http://schemas.microsoft.com/office/drawing/2015/9/8/chartex" xmlns:cx2="http://schemas.microsoft.com/office/drawing/2015/10/21/chartex" xmlns:cx3="http://schemas.microsoft.com/office/drawing/2016/5/9/chartex" xmlns:cx4="http://schemas.microsoft.com/office/drawing/2016/5/10/chartex" xmlns:cx5="http://schemas.microsoft.com/office/drawing/2016/5/11/chartex" xmlns:cx6="http://schemas.microsoft.com/office/drawing/2016/5/12/chartex" xmlns:cx7="http://schemas.microsoft.com/office/drawing/2016/5/13/chartex" xmlns:cx8="http://schemas.microsoft.com/office/drawing/2016/5/14/chartex" xmlns:mc="http://schemas.openxmlformats.org/markup-compatibility/2006" xmlns:aink="http://schemas.microsoft.com/office/drawing/2016/ink" xmlns:am3d="http://schemas.microsoft.com/office/drawing/2017/model3d" xmlns:o="urn:schemas-microsoft-com:office:office" xmlns:oel="http://schemas.microsoft.com/office/2019/extlst" xmlns:r="http://schemas.openxmlformats.org/officeDocument/2006/relationships" xmlns:m="http://schemas.openxmlformats.org/officeDocument/2006/math" xmlns:v="urn:schemas-microsoft-com:vml" xmlns:wp14="http://schemas.microsoft.com/office/word/2010/wordprocessingDrawing" xmlns:wp="http://schemas.openxmlformats.org/drawingml/2006/wordprocessingDrawing" xmlns:w10="urn:schemas-microsoft-com:office:word" xmlns:w="http://schemas.openxmlformats.org/wordprocessingml/2006/main" xmlns:w14="http://schemas.microsoft.com/office/word/2010/wordml" xmlns:w15="http://schemas.microsoft.com/office/word/2012/wordml" xmlns:w16cex="http://schemas.microsoft.com/office/word/2018/wordml/cex" xmlns:w16cid="http://schemas.microsoft.com/office/word/2016/wordml/cid" xmlns:w16="http://schemas.microsoft.com/office/word/2018/wordml" xmlns:w16du="http://schemas.microsoft.com/office/word/2023/wordml/word16du" xmlns:w16sdtdh="http://schemas.microsoft.com/office/word/2020/wordml/sdtdatahash" xmlns:w16sdtfl="http://schemas.microsoft.com/office/word/2024/wordml/sdtformatlock" xmlns:w16se="http://schemas.microsoft.com/office/word/2015/wordml/symex" xmlns:wpg="http://schemas.microsoft.com/office/word/2010/wordprocessingGroup" xmlns:wpi="http://schemas.microsoft.com/office/word/2010/wordprocessingInk" xmlns:wne="http://schemas.microsoft.com/office/word/2006/wordml" xmlns:wps="http://schemas.microsoft.com/office/word/2010/wordprocessingShape" mc:Ignorable="w14 w15 w16se w16cid w16 w16cex w16sdtdh w16sdtfl w16du wp14">
   <w15:commentEx w15:paraId="4AFC2F20" w15:done="0"/>
-  <w15:commentEx w15:paraId="77D7C631" w15:done="0"/>
-  <w15:commentEx w15:paraId="3DEFA3B2" w15:done="0"/>
   <w15:commentEx w15:paraId="5D55CF98" w15:done="1"/>
   <w15:commentEx w15:paraId="6C81547D" w15:done="1"/>
   <w15:commentEx w15:paraId="14379945" w15:done="1"/>
@@ -19375,8 +19461,6 @@
 <file path=word/commentsExtensible.xml><?xml version="1.0" encoding="utf-8"?>
 <w16cex:commentsExtensible xmlns:wpc="http://schemas.microsoft.com/office/word/2010/wordprocessingCanvas" xmlns:cx="http://schemas.microsoft.com/office/drawing/2014/chartex" xmlns:cx1="http://schemas.microsoft.com/office/drawing/2015/9/8/chartex" xmlns:cx2="http://schemas.microsoft.com/office/drawing/2015/10/21/chartex" xmlns:cx3="http://schemas.microsoft.com/office/drawing/2016/5/9/chartex" xmlns:cx4="http://schemas.microsoft.com/office/drawing/2016/5/10/chartex" xmlns:cx5="http://schemas.microsoft.com/office/drawing/2016/5/11/chartex" xmlns:cx6="http://schemas.microsoft.com/office/drawing/2016/5/12/chartex" xmlns:cx7="http://schemas.microsoft.com/office/drawing/2016/5/13/chartex" xmlns:cx8="http://schemas.microsoft.com/office/drawing/2016/5/14/chartex" xmlns:cr="http://schemas.microsoft.com/office/comments/2020/reactions" xmlns:mc="http://schemas.openxmlformats.org/markup-compatibility/2006" xmlns:aink="http://schemas.microsoft.com/office/drawing/2016/ink" xmlns:am3d="http://schemas.microsoft.com/office/drawing/2017/model3d" xmlns:o="urn:schemas-microsoft-com:office:office" xmlns:oel="http://schemas.microsoft.com/office/2019/extlst" xmlns:r="http://schemas.openxmlformats.org/officeDocument/2006/relationships" xmlns:m="http://schemas.openxmlformats.org/officeDocument/2006/math" xmlns:v="urn:schemas-microsoft-com:vml" xmlns:wp14="http://schemas.microsoft.com/office/word/2010/wordprocessingDrawing" xmlns:wp="http://schemas.openxmlformats.org/drawingml/2006/wordprocessingDrawing" xmlns:w10="urn:schemas-microsoft-com:office:word" xmlns:w="http://schemas.openxmlformats.org/wordprocessingml/2006/main" xmlns:w14="http://schemas.microsoft.com/office/word/2010/wordml" xmlns:w15="http://schemas.microsoft.com/office/word/2012/wordml" xmlns:w16cex="http://schemas.microsoft.com/office/word/2018/wordml/cex" xmlns:w16cid="http://schemas.microsoft.com/office/word/2016/wordml/cid" xmlns:w16="http://schemas.microsoft.com/office/word/2018/wordml" xmlns:w16du="http://schemas.microsoft.com/office/word/2023/wordml/word16du" xmlns:w16sdtdh="http://schemas.microsoft.com/office/word/2020/wordml/sdtdatahash" xmlns:w16sdtfl="http://schemas.microsoft.com/office/word/2024/wordml/sdtformatlock" xmlns:w16se="http://schemas.microsoft.com/office/word/2015/wordml/symex" xmlns:wpg="http://schemas.microsoft.com/office/word/2010/wordprocessingGroup" xmlns:wpi="http://schemas.microsoft.com/office/word/2010/wordprocessingInk" xmlns:wne="http://schemas.microsoft.com/office/word/2006/wordml" xmlns:wps="http://schemas.microsoft.com/office/word/2010/wordprocessingShape" mc:Ignorable="w14 w15 w16se w16cid w16 w16cex w16sdtdh w16sdtfl cr w16du wp14">
   <w16cex:commentExtensible w16cex:durableId="3837E520" w16cex:dateUtc="2026-03-26T15:06:00Z"/>
-  <w16cex:commentExtensible w16cex:durableId="36A392B3" w16cex:dateUtc="2026-03-30T09:46:00Z"/>
-  <w16cex:commentExtensible w16cex:durableId="5AA62EED" w16cex:dateUtc="2026-03-30T09:50:00Z"/>
   <w16cex:commentExtensible w16cex:durableId="568333B8" w16cex:dateUtc="2026-03-30T10:03:00Z"/>
   <w16cex:commentExtensible w16cex:durableId="33B89A46" w16cex:dateUtc="2026-01-22T08:16:00Z"/>
   <w16cex:commentExtensible w16cex:durableId="08DFFACD" w16cex:dateUtc="2026-03-30T11:40:00Z"/>
@@ -19387,8 +19471,6 @@
 <file path=word/commentsIds.xml><?xml version="1.0" encoding="utf-8"?>
 <w16cid:commentsIds xmlns:wpc="http://schemas.microsoft.com/office/word/2010/wordprocessingCanvas" xmlns:cx="http://schemas.microsoft.com/office/drawing/2014/chartex" xmlns:cx1="http://schemas.microsoft.com/office/drawing/2015/9/8/chartex" xmlns:cx2="http://schemas.microsoft.com/office/drawing/2015/10/21/chartex" xmlns:cx3="http://schemas.microsoft.com/office/drawing/2016/5/9/chartex" xmlns:cx4="http://schemas.microsoft.com/office/drawing/2016/5/10/chartex" xmlns:cx5="http://schemas.microsoft.com/office/drawing/2016/5/11/chartex" xmlns:cx6="http://schemas.microsoft.com/office/drawing/2016/5/12/chartex" xmlns:cx7="http://schemas.microsoft.com/office/drawing/2016/5/13/chartex" xmlns:cx8="http://schemas.microsoft.com/office/drawing/2016/5/14/chartex" xmlns:mc="http://schemas.openxmlformats.org/markup-compatibility/2006" xmlns:aink="http://schemas.microsoft.com/office/drawing/2016/ink" xmlns:am3d="http://schemas.microsoft.com/office/drawing/2017/model3d" xmlns:o="urn:schemas-microsoft-com:office:office" xmlns:oel="http://schemas.microsoft.com/office/2019/extlst" xmlns:r="http://schemas.openxmlformats.org/officeDocument/2006/relationships" xmlns:m="http://schemas.openxmlformats.org/officeDocument/2006/math" xmlns:v="urn:schemas-microsoft-com:vml" xmlns:wp14="http://schemas.microsoft.com/office/word/2010/wordprocessingDrawing" xmlns:wp="http://schemas.openxmlformats.org/drawingml/2006/wordprocessingDrawing" xmlns:w10="urn:schemas-microsoft-com:office:word" xmlns:w="http://schemas.openxmlformats.org/wordprocessingml/2006/main" xmlns:w14="http://schemas.microsoft.com/office/word/2010/wordml" xmlns:w15="http://schemas.microsoft.com/office/word/2012/wordml" xmlns:w16cex="http://schemas.microsoft.com/office/word/2018/wordml/cex" xmlns:w16cid="http://schemas.microsoft.com/office/word/2016/wordml/cid" xmlns:w16="http://schemas.microsoft.com/office/word/2018/wordml" xmlns:w16du="http://schemas.microsoft.com/office/word/2023/wordml/word16du" xmlns:w16sdtdh="http://schemas.microsoft.com/office/word/2020/wordml/sdtdatahash" xmlns:w16sdtfl="http://schemas.microsoft.com/office/word/2024/wordml/sdtformatlock" xmlns:w16se="http://schemas.microsoft.com/office/word/2015/wordml/symex" xmlns:wpg="http://schemas.microsoft.com/office/word/2010/wordprocessingGroup" xmlns:wpi="http://schemas.microsoft.com/office/word/2010/wordprocessingInk" xmlns:wne="http://schemas.microsoft.com/office/word/2006/wordml" xmlns:wps="http://schemas.microsoft.com/office/word/2010/wordprocessingShape" mc:Ignorable="w14 w15 w16se w16cid w16 w16cex w16sdtdh w16sdtfl w16du wp14">
   <w16cid:commentId w16cid:paraId="4AFC2F20" w16cid:durableId="3837E520"/>
-  <w16cid:commentId w16cid:paraId="77D7C631" w16cid:durableId="36A392B3"/>
-  <w16cid:commentId w16cid:paraId="3DEFA3B2" w16cid:durableId="5AA62EED"/>
   <w16cid:commentId w16cid:paraId="5D55CF98" w16cid:durableId="568333B8"/>
   <w16cid:commentId w16cid:paraId="6C81547D" w16cid:durableId="33B89A46"/>
   <w16cid:commentId w16cid:paraId="14379945" w16cid:durableId="08DFFACD"/>
@@ -20270,7 +20352,6 @@
   <w:style w:type="character" w:default="1" w:styleId="DefaultParagraphFont">
     <w:name w:val="Default Paragraph Font"/>
     <w:uiPriority w:val="1"/>
-    <w:semiHidden/>
     <w:unhideWhenUsed/>
   </w:style>
   <w:style w:type="table" w:default="1" w:styleId="TableNormal">
